--- a/data/outputs/v2/Physics/SS4.1_Greenhouse_Effect_and_Climate_Change/Physics_Greenhouse_Effect_and_Climate_Change_CBE_LessonSequence.docx
+++ b/data/outputs/v2/Physics/SS4.1_Greenhouse_Effect_and_Climate_Change/Physics_Greenhouse_Effect_and_Climate_Change_CBE_LessonSequence.docx
@@ -3418,7 +3418,7 @@
             <w:pPr>
               <w:spacing w:after="20" w:before="0"/>
             </w:pPr>
-            <w:hyperlink w:history="1" r:id="rIddxgzcdxfnrusot17mbjbj">
+            <w:hyperlink w:history="1" r:id="rIdpqe-da8waxouqbcbmlbbn">
               <w:r>
                 <w:rPr>
                   <w:rFonts w:ascii="Arial" w:cs="Arial" w:eastAsia="Arial" w:hAnsi="Arial"/>
@@ -3427,7 +3427,7 @@
                   <w:szCs w:val="16"/>
                   <w:u w:val="single" w:color="2E75B6"/>
                 </w:rPr>
-                <w:t xml:space="preserve">Video: Molecules and Light</w:t>
+                <w:t xml:space="preserve">Wheel mounts and fenders</w:t>
               </w:r>
             </w:hyperlink>
           </w:p>
@@ -3443,7 +3443,7 @@
                 <w:sz w:val="14"/>
                 <w:szCs w:val="14"/>
               </w:rPr>
-              <w:t xml:space="preserve">Source: PhET Interactive Simulations (English)</w:t>
+              <w:t xml:space="preserve">Source: Khan Academy (English - US curriculum)</w:t>
             </w:r>
           </w:p>
           <w:p>
@@ -3451,7 +3451,7 @@
               <w:spacing w:after="10" w:before="0"/>
               <w:ind w:left="120"/>
             </w:pPr>
-            <w:hyperlink w:history="1" r:id="rId6vel2rrxv3hrwbmyejueu">
+            <w:hyperlink w:history="1" r:id="rIdormnwm8bk-7bir_wtrvez">
               <w:r>
                 <w:rPr>
                   <w:rFonts w:ascii="Arial" w:cs="Arial" w:eastAsia="Arial" w:hAnsi="Arial"/>
@@ -3489,14 +3489,317 @@
                 <w:sz w:val="16"/>
                 <w:szCs w:val="16"/>
               </w:rPr>
-              <w:t xml:space="preserve">📖 HTML:</w:t>
+              <w:t xml:space="preserve">📖 READING:</w:t>
             </w:r>
           </w:p>
           <w:p>
             <w:pPr>
               <w:spacing w:after="20" w:before="0"/>
             </w:pPr>
-            <w:hyperlink w:history="1" r:id="rIdd3mrbd_mfcsjjvcs6gjer">
+            <w:r>
+              <w:rPr>
+                <w:rFonts w:ascii="Arial" w:cs="Arial" w:eastAsia="Arial" w:hAnsi="Arial"/>
+                <w:i/>
+                <w:iCs/>
+                <w:color w:val="595959"/>
+                <w:sz w:val="16"/>
+                <w:szCs w:val="16"/>
+              </w:rPr>
+              <w:t xml:space="preserve">No closely matching reading in the ARES library for this activity.</w:t>
+            </w:r>
+          </w:p>
+          <w:p>
+            <w:pPr>
+              <w:spacing w:after="10" w:before="0"/>
+              <w:ind w:left="120"/>
+            </w:pPr>
+            <w:hyperlink w:history="1" r:id="rIdcofue2qkd0ndonfp_x3m7">
+              <w:r>
+                <w:rPr>
+                  <w:rFonts w:ascii="Arial" w:cs="Arial" w:eastAsia="Arial" w:hAnsi="Arial"/>
+                  <w:color w:val="595959"/>
+                  <w:sz w:val="14"/>
+                  <w:szCs w:val="14"/>
+                  <w:u w:val="single" w:color="595959"/>
+                </w:rPr>
+                <w:t xml:space="preserve">🔍 Search ARES for readings</w:t>
+              </w:r>
+            </w:hyperlink>
+          </w:p>
+          <w:p>
+            <w:pPr>
+              <w:spacing w:after="10" w:before="0"/>
+              <w:ind w:left="120"/>
+            </w:pPr>
+            <w:r>
+              <w:rPr>
+                <w:rFonts w:ascii="Arial" w:cs="Arial" w:eastAsia="Arial" w:hAnsi="Arial"/>
+                <w:color w:val="595959"/>
+                <w:sz w:val="14"/>
+                <w:szCs w:val="14"/>
+              </w:rPr>
+              <w:t xml:space="preserve">Search terms: greenhouse effect climate change</w:t>
+            </w:r>
+          </w:p>
+        </w:tc>
+        <w:tc>
+          <w:tcPr>
+            <w:tcW w:type="dxa" w:w="3040"/>
+            <w:shd w:fill="FFFFFF" w:color="auto" w:val="clear"/>
+            <w:tcMar>
+              <w:top w:type="dxa" w:w="60"/>
+              <w:left w:type="dxa" w:w="120"/>
+              <w:bottom w:type="dxa" w:w="60"/>
+              <w:right w:type="dxa" w:w="120"/>
+            </w:tcMar>
+            <w:vAlign w:val="top"/>
+          </w:tcPr>
+          <w:p>
+            <w:pPr>
+              <w:spacing w:after="40" w:before="0"/>
+              <w:jc w:val="left"/>
+            </w:pPr>
+            <w:r>
+              <w:rPr>
+                <w:rFonts w:ascii="Arial" w:cs="Arial" w:eastAsia="Arial" w:hAnsi="Arial"/>
+                <w:b w:val="false"/>
+                <w:bCs w:val="false"/>
+                <w:i w:val="false"/>
+                <w:iCs w:val="false"/>
+                <w:color w:val="000000"/>
+                <w:sz w:val="18"/>
+                <w:szCs w:val="18"/>
+              </w:rPr>
+              <w:t xml:space="preserve">Students are shown only the title card on the board: 'Mount Kenya's Lewis Glacier — 1934 vs Today' and the farmer quote: 'My grandfather knew exactly when to plant maize. I no longer do.' — James Muriithi, Embu County, 2023. Before seeing any images or data, each student individually writes 3 bullet-point predictions in their exercise books responding to the prompt: 'What do you think could cause a glacier on a high mountain to shrink AND cause rains to become unpredictable on farms far away — at the same time? Could one cause explain both?' Students then share predictions with a partner (Think-Pair-Share). Selected pairs share with the class. Predictions are recorded on a 'Prediction Wall' section of the chalkboard — a two-column T-chart labelled MY PREDICTION | MY REASONING. No predictions are marked right or wrong at this stage.</w:t>
+            </w:r>
+          </w:p>
+        </w:tc>
+        <w:tc>
+          <w:tcPr>
+            <w:tcW w:type="dxa" w:w="3040"/>
+            <w:shd w:fill="F2F2F2" w:color="auto" w:val="clear"/>
+            <w:tcMar>
+              <w:top w:type="dxa" w:w="60"/>
+              <w:left w:type="dxa" w:w="120"/>
+              <w:bottom w:type="dxa" w:w="60"/>
+              <w:right w:type="dxa" w:w="120"/>
+            </w:tcMar>
+            <w:vAlign w:val="top"/>
+          </w:tcPr>
+          <w:p>
+            <w:pPr>
+              <w:spacing w:after="40" w:before="0"/>
+              <w:jc w:val="left"/>
+            </w:pPr>
+            <w:r>
+              <w:rPr>
+                <w:rFonts w:ascii="Arial" w:cs="Arial" w:eastAsia="Arial" w:hAnsi="Arial"/>
+                <w:b w:val="false"/>
+                <w:bCs w:val="false"/>
+                <w:i w:val="false"/>
+                <w:iCs w:val="false"/>
+                <w:color w:val="000000"/>
+                <w:sz w:val="18"/>
+                <w:szCs w:val="18"/>
+              </w:rPr>
+              <w:t xml:space="preserve">1. Display the title card and farmer quote. Say exactly: 'Before I show you anything else, I want you to think like a physicist. In your book, write three predictions — what single cause could make a glacier shrink AND make rains unpredictable? You have 4 minutes. Work alone.' [START 4-MINUTE TIMER.]</w:t>
+            </w:r>
+          </w:p>
+          <w:p>
+            <w:pPr>
+              <w:spacing w:after="40" w:before="0"/>
+              <w:jc w:val="left"/>
+            </w:pPr>
+            <w:r>
+              <w:rPr>
+                <w:rFonts w:ascii="Arial" w:cs="Arial" w:eastAsia="Arial" w:hAnsi="Arial"/>
+                <w:b w:val="false"/>
+                <w:bCs w:val="false"/>
+                <w:i w:val="false"/>
+                <w:iCs w:val="false"/>
+                <w:color w:val="000000"/>
+                <w:sz w:val="18"/>
+                <w:szCs w:val="18"/>
+              </w:rPr>
+              <w:t xml:space="preserve">2. After 4 minutes, say: 'Now share your three predictions with your partner. Decide which one prediction you both find most convincing. You have 2 minutes.' [START 2-MINUTE TIMER.]</w:t>
+            </w:r>
+          </w:p>
+          <w:p>
+            <w:pPr>
+              <w:spacing w:after="40" w:before="0"/>
+              <w:jc w:val="left"/>
+            </w:pPr>
+            <w:r>
+              <w:rPr>
+                <w:rFonts w:ascii="Arial" w:cs="Arial" w:eastAsia="Arial" w:hAnsi="Arial"/>
+                <w:b w:val="false"/>
+                <w:bCs w:val="false"/>
+                <w:i w:val="false"/>
+                <w:iCs w:val="false"/>
+                <w:color w:val="000000"/>
+                <w:sz w:val="18"/>
+                <w:szCs w:val="18"/>
+              </w:rPr>
+              <w:t xml:space="preserve">3. Cold-call EXACTLY 5 pairs in sequence around the room. For each pair, ask: 'Tell us your best prediction and your reasoning.' Record every prediction verbatim on the Prediction Wall. Do NOT evaluate — say: 'Thank you — that stays on our wall. We will come back to test it.'</w:t>
+            </w:r>
+          </w:p>
+          <w:p>
+            <w:pPr>
+              <w:spacing w:after="40" w:before="0"/>
+              <w:jc w:val="left"/>
+            </w:pPr>
+            <w:r>
+              <w:rPr>
+                <w:rFonts w:ascii="Arial" w:cs="Arial" w:eastAsia="Arial" w:hAnsi="Arial"/>
+                <w:b w:val="false"/>
+                <w:bCs w:val="false"/>
+                <w:i w:val="false"/>
+                <w:iCs w:val="false"/>
+                <w:color w:val="000000"/>
+                <w:sz w:val="18"/>
+                <w:szCs w:val="18"/>
+              </w:rPr>
+              <w:t xml:space="preserve">4. WAIT TIME: After each pair speaks, wait 10 seconds before calling on the next pair to allow other students to compare their own predictions silently.</w:t>
+            </w:r>
+          </w:p>
+          <w:p>
+            <w:pPr>
+              <w:spacing w:after="40" w:before="0"/>
+              <w:jc w:val="left"/>
+            </w:pPr>
+            <w:r>
+              <w:rPr>
+                <w:rFonts w:ascii="Arial" w:cs="Arial" w:eastAsia="Arial" w:hAnsi="Arial"/>
+                <w:b w:val="false"/>
+                <w:bCs w:val="false"/>
+                <w:i w:val="false"/>
+                <w:iCs w:val="false"/>
+                <w:color w:val="000000"/>
+                <w:sz w:val="18"/>
+                <w:szCs w:val="18"/>
+              </w:rPr>
+              <w:t xml:space="preserve">5. Before moving on, circle any prediction that mentions 'heat', 'sun', 'air', 'gases', or 'pollution' and say: 'Notice that some of us are already pointing to the atmosphere or heat. Keep that in mind.'</w:t>
+            </w:r>
+          </w:p>
+        </w:tc>
+        <w:tc>
+          <w:tcPr>
+            <w:tcW w:type="dxa" w:w="3040"/>
+            <w:shd w:fill="FFFFFF" w:color="auto" w:val="clear"/>
+            <w:tcMar>
+              <w:top w:type="dxa" w:w="60"/>
+              <w:left w:type="dxa" w:w="120"/>
+              <w:bottom w:type="dxa" w:w="60"/>
+              <w:right w:type="dxa" w:w="120"/>
+            </w:tcMar>
+            <w:vAlign w:val="top"/>
+          </w:tcPr>
+          <w:p>
+            <w:pPr>
+              <w:spacing w:after="40" w:before="0"/>
+              <w:jc w:val="left"/>
+            </w:pPr>
+            <w:r>
+              <w:rPr>
+                <w:rFonts w:ascii="Arial" w:cs="Arial" w:eastAsia="Arial" w:hAnsi="Arial"/>
+                <w:b w:val="false"/>
+                <w:bCs w:val="false"/>
+                <w:i w:val="false"/>
+                <w:iCs w:val="false"/>
+                <w:color w:val="000000"/>
+                <w:sz w:val="18"/>
+                <w:szCs w:val="18"/>
+              </w:rPr>
+              <w:t xml:space="preserve">Think-Pair-Share with a Prediction Wall. This strategy activates prior knowledge and creates cognitive dissonance — students hold their prediction publicly on the board and will feel genuine intellectual tension when evidence confirms or disconfirms it. Recording predictions verbatim respects all ideas and models scientific humility. The Prediction Wall functions as a formative baseline for the teacher.</w:t>
+            </w:r>
+          </w:p>
+        </w:tc>
+        <w:tc>
+          <w:tcPr>
+            <w:tcW w:type="dxa" w:w="3040"/>
+            <w:shd w:fill="F2F2F2" w:color="auto" w:val="clear"/>
+            <w:tcMar>
+              <w:top w:type="dxa" w:w="60"/>
+              <w:left w:type="dxa" w:w="120"/>
+              <w:bottom w:type="dxa" w:w="60"/>
+              <w:right w:type="dxa" w:w="120"/>
+            </w:tcMar>
+            <w:vAlign w:val="top"/>
+          </w:tcPr>
+          <w:p>
+            <w:pPr>
+              <w:spacing w:after="40" w:before="0"/>
+              <w:jc w:val="left"/>
+            </w:pPr>
+            <w:r>
+              <w:rPr>
+                <w:rFonts w:ascii="Arial" w:cs="Arial" w:eastAsia="Arial" w:hAnsi="Arial"/>
+                <w:b w:val="false"/>
+                <w:bCs w:val="false"/>
+                <w:i w:val="false"/>
+                <w:iCs w:val="false"/>
+                <w:color w:val="000000"/>
+                <w:sz w:val="18"/>
+                <w:szCs w:val="18"/>
+              </w:rPr>
+              <w:t xml:space="preserve">OBSERVABLE INDICATOR: Every student has written at least 3 bullet points in their exercise book before pair-sharing (teacher circulates and visually scans books during the 4-minute window). TEACHER LOOK-FOR: Are any students already proposing atmospheric/heat-related causes? Flag these students — they may serve as intellectual anchors in Phase 3. MISCONCEPTION ALERT: If students say 'the sun is getting closer to Earth' or 'the ozone hole is letting in more sun', note these on the Prediction Wall with a star — they will be directly addressed in Lessons 2 and 3.</w:t>
+            </w:r>
+          </w:p>
+        </w:tc>
+      </w:tr>
+      <w:tr>
+        <w:tc>
+          <w:tcPr>
+            <w:tcW w:type="dxa" w:w="1520"/>
+            <w:shd w:fill="D9EEF1" w:color="auto" w:val="clear"/>
+            <w:tcMar>
+              <w:top w:type="dxa" w:w="60"/>
+              <w:left w:type="dxa" w:w="120"/>
+              <w:bottom w:type="dxa" w:w="60"/>
+              <w:right w:type="dxa" w:w="120"/>
+            </w:tcMar>
+            <w:vAlign w:val="top"/>
+          </w:tcPr>
+          <w:p>
+            <w:pPr>
+              <w:spacing w:after="40" w:before="0"/>
+              <w:jc w:val="left"/>
+            </w:pPr>
+            <w:r>
+              <w:rPr>
+                <w:rFonts w:ascii="Arial" w:cs="Arial" w:eastAsia="Arial" w:hAnsi="Arial"/>
+                <w:b/>
+                <w:bCs/>
+                <w:i w:val="false"/>
+                <w:iCs w:val="false"/>
+                <w:color w:val="000000"/>
+                <w:sz w:val="18"/>
+                <w:szCs w:val="18"/>
+              </w:rPr>
+              <w:t xml:space="preserve">Observe Phase</w:t>
+            </w:r>
+          </w:p>
+          <w:p>
+            <w:pPr>
+              <w:spacing w:after="20" w:before="0"/>
+            </w:pPr>
+            <w:r>
+              <w:rPr>
+                <w:rFonts w:ascii="Arial" w:cs="Arial" w:eastAsia="Arial" w:hAnsi="Arial"/>
+                <w:b/>
+                <w:bCs/>
+                <w:color w:val="1F3864"/>
+                <w:sz w:val="16"/>
+                <w:szCs w:val="16"/>
+              </w:rPr>
+              <w:t xml:space="preserve">📹 VIDEO:</w:t>
+            </w:r>
+          </w:p>
+          <w:p>
+            <w:pPr>
+              <w:spacing w:after="20" w:before="0"/>
+            </w:pPr>
+            <w:hyperlink w:history="1" r:id="rIdimzskj9kvdtu69ijohue0">
               <w:r>
                 <w:rPr>
                   <w:rFonts w:ascii="Arial" w:cs="Arial" w:eastAsia="Arial" w:hAnsi="Arial"/>
@@ -3505,7 +3808,7 @@
                   <w:szCs w:val="16"/>
                   <w:u w:val="single" w:color="2E75B6"/>
                 </w:rPr>
-                <w:t xml:space="preserve">Effect of Pressure (Flexbook)</w:t>
+                <w:t xml:space="preserve">Battery and motor mounts for Spider</w:t>
               </w:r>
             </w:hyperlink>
           </w:p>
@@ -3521,7 +3824,7 @@
                 <w:sz w:val="14"/>
                 <w:szCs w:val="14"/>
               </w:rPr>
-              <w:t xml:space="preserve">Source: CK-12</w:t>
+              <w:t xml:space="preserve">Source: Khan Academy (English - US curriculum)</w:t>
             </w:r>
           </w:p>
           <w:p>
@@ -3529,311 +3832,7 @@
               <w:spacing w:after="10" w:before="0"/>
               <w:ind w:left="120"/>
             </w:pPr>
-            <w:hyperlink w:history="1" r:id="rId3rmrfopynjsbfrfsu0dac">
-              <w:r>
-                <w:rPr>
-                  <w:rFonts w:ascii="Arial" w:cs="Arial" w:eastAsia="Arial" w:hAnsi="Arial"/>
-                  <w:color w:val="595959"/>
-                  <w:sz w:val="14"/>
-                  <w:szCs w:val="14"/>
-                  <w:u w:val="single" w:color="595959"/>
-                </w:rPr>
-                <w:t xml:space="preserve">🔍 Search ARES for similar readings</w:t>
-              </w:r>
-            </w:hyperlink>
-          </w:p>
-        </w:tc>
-        <w:tc>
-          <w:tcPr>
-            <w:tcW w:type="dxa" w:w="3040"/>
-            <w:shd w:fill="FFFFFF" w:color="auto" w:val="clear"/>
-            <w:tcMar>
-              <w:top w:type="dxa" w:w="60"/>
-              <w:left w:type="dxa" w:w="120"/>
-              <w:bottom w:type="dxa" w:w="60"/>
-              <w:right w:type="dxa" w:w="120"/>
-            </w:tcMar>
-            <w:vAlign w:val="top"/>
-          </w:tcPr>
-          <w:p>
-            <w:pPr>
-              <w:spacing w:after="40" w:before="0"/>
-              <w:jc w:val="left"/>
-            </w:pPr>
-            <w:r>
-              <w:rPr>
-                <w:rFonts w:ascii="Arial" w:cs="Arial" w:eastAsia="Arial" w:hAnsi="Arial"/>
-                <w:b w:val="false"/>
-                <w:bCs w:val="false"/>
-                <w:i w:val="false"/>
-                <w:iCs w:val="false"/>
-                <w:color w:val="000000"/>
-                <w:sz w:val="18"/>
-                <w:szCs w:val="18"/>
-              </w:rPr>
-              <w:t xml:space="preserve">Students are shown only the title card on the board: 'Mount Kenya's Lewis Glacier — 1934 vs Today' and the farmer quote: 'My grandfather knew exactly when to plant maize. I no longer do.' — James Muriithi, Embu County, 2023. Before seeing any images or data, each student individually writes 3 bullet-point predictions in their exercise books responding to the prompt: 'What do you think could cause a glacier on a high mountain to shrink AND cause rains to become unpredictable on farms far away — at the same time? Could one cause explain both?' Students then share predictions with a partner (Think-Pair-Share). Selected pairs share with the class. Predictions are recorded on a 'Prediction Wall' section of the chalkboard — a two-column T-chart labelled MY PREDICTION | MY REASONING. No predictions are marked right or wrong at this stage.</w:t>
-            </w:r>
-          </w:p>
-        </w:tc>
-        <w:tc>
-          <w:tcPr>
-            <w:tcW w:type="dxa" w:w="3040"/>
-            <w:shd w:fill="F2F2F2" w:color="auto" w:val="clear"/>
-            <w:tcMar>
-              <w:top w:type="dxa" w:w="60"/>
-              <w:left w:type="dxa" w:w="120"/>
-              <w:bottom w:type="dxa" w:w="60"/>
-              <w:right w:type="dxa" w:w="120"/>
-            </w:tcMar>
-            <w:vAlign w:val="top"/>
-          </w:tcPr>
-          <w:p>
-            <w:pPr>
-              <w:spacing w:after="40" w:before="0"/>
-              <w:jc w:val="left"/>
-            </w:pPr>
-            <w:r>
-              <w:rPr>
-                <w:rFonts w:ascii="Arial" w:cs="Arial" w:eastAsia="Arial" w:hAnsi="Arial"/>
-                <w:b w:val="false"/>
-                <w:bCs w:val="false"/>
-                <w:i w:val="false"/>
-                <w:iCs w:val="false"/>
-                <w:color w:val="000000"/>
-                <w:sz w:val="18"/>
-                <w:szCs w:val="18"/>
-              </w:rPr>
-              <w:t xml:space="preserve">1. Display the title card and farmer quote. Say exactly: 'Before I show you anything else, I want you to think like a physicist. In your book, write three predictions — what single cause could make a glacier shrink AND make rains unpredictable? You have 4 minutes. Work alone.' [START 4-MINUTE TIMER.]</w:t>
-            </w:r>
-          </w:p>
-          <w:p>
-            <w:pPr>
-              <w:spacing w:after="40" w:before="0"/>
-              <w:jc w:val="left"/>
-            </w:pPr>
-            <w:r>
-              <w:rPr>
-                <w:rFonts w:ascii="Arial" w:cs="Arial" w:eastAsia="Arial" w:hAnsi="Arial"/>
-                <w:b w:val="false"/>
-                <w:bCs w:val="false"/>
-                <w:i w:val="false"/>
-                <w:iCs w:val="false"/>
-                <w:color w:val="000000"/>
-                <w:sz w:val="18"/>
-                <w:szCs w:val="18"/>
-              </w:rPr>
-              <w:t xml:space="preserve">2. After 4 minutes, say: 'Now share your three predictions with your partner. Decide which one prediction you both find most convincing. You have 2 minutes.' [START 2-MINUTE TIMER.]</w:t>
-            </w:r>
-          </w:p>
-          <w:p>
-            <w:pPr>
-              <w:spacing w:after="40" w:before="0"/>
-              <w:jc w:val="left"/>
-            </w:pPr>
-            <w:r>
-              <w:rPr>
-                <w:rFonts w:ascii="Arial" w:cs="Arial" w:eastAsia="Arial" w:hAnsi="Arial"/>
-                <w:b w:val="false"/>
-                <w:bCs w:val="false"/>
-                <w:i w:val="false"/>
-                <w:iCs w:val="false"/>
-                <w:color w:val="000000"/>
-                <w:sz w:val="18"/>
-                <w:szCs w:val="18"/>
-              </w:rPr>
-              <w:t xml:space="preserve">3. Cold-call EXACTLY 5 pairs in sequence around the room. For each pair, ask: 'Tell us your best prediction and your reasoning.' Record every prediction verbatim on the Prediction Wall. Do NOT evaluate — say: 'Thank you — that stays on our wall. We will come back to test it.'</w:t>
-            </w:r>
-          </w:p>
-          <w:p>
-            <w:pPr>
-              <w:spacing w:after="40" w:before="0"/>
-              <w:jc w:val="left"/>
-            </w:pPr>
-            <w:r>
-              <w:rPr>
-                <w:rFonts w:ascii="Arial" w:cs="Arial" w:eastAsia="Arial" w:hAnsi="Arial"/>
-                <w:b w:val="false"/>
-                <w:bCs w:val="false"/>
-                <w:i w:val="false"/>
-                <w:iCs w:val="false"/>
-                <w:color w:val="000000"/>
-                <w:sz w:val="18"/>
-                <w:szCs w:val="18"/>
-              </w:rPr>
-              <w:t xml:space="preserve">4. WAIT TIME: After each pair speaks, wait 10 seconds before calling on the next pair to allow other students to compare their own predictions silently.</w:t>
-            </w:r>
-          </w:p>
-          <w:p>
-            <w:pPr>
-              <w:spacing w:after="40" w:before="0"/>
-              <w:jc w:val="left"/>
-            </w:pPr>
-            <w:r>
-              <w:rPr>
-                <w:rFonts w:ascii="Arial" w:cs="Arial" w:eastAsia="Arial" w:hAnsi="Arial"/>
-                <w:b w:val="false"/>
-                <w:bCs w:val="false"/>
-                <w:i w:val="false"/>
-                <w:iCs w:val="false"/>
-                <w:color w:val="000000"/>
-                <w:sz w:val="18"/>
-                <w:szCs w:val="18"/>
-              </w:rPr>
-              <w:t xml:space="preserve">5. Before moving on, circle any prediction that mentions 'heat', 'sun', 'air', 'gases', or 'pollution' and say: 'Notice that some of us are already pointing to the atmosphere or heat. Keep that in mind.'</w:t>
-            </w:r>
-          </w:p>
-        </w:tc>
-        <w:tc>
-          <w:tcPr>
-            <w:tcW w:type="dxa" w:w="3040"/>
-            <w:shd w:fill="FFFFFF" w:color="auto" w:val="clear"/>
-            <w:tcMar>
-              <w:top w:type="dxa" w:w="60"/>
-              <w:left w:type="dxa" w:w="120"/>
-              <w:bottom w:type="dxa" w:w="60"/>
-              <w:right w:type="dxa" w:w="120"/>
-            </w:tcMar>
-            <w:vAlign w:val="top"/>
-          </w:tcPr>
-          <w:p>
-            <w:pPr>
-              <w:spacing w:after="40" w:before="0"/>
-              <w:jc w:val="left"/>
-            </w:pPr>
-            <w:r>
-              <w:rPr>
-                <w:rFonts w:ascii="Arial" w:cs="Arial" w:eastAsia="Arial" w:hAnsi="Arial"/>
-                <w:b w:val="false"/>
-                <w:bCs w:val="false"/>
-                <w:i w:val="false"/>
-                <w:iCs w:val="false"/>
-                <w:color w:val="000000"/>
-                <w:sz w:val="18"/>
-                <w:szCs w:val="18"/>
-              </w:rPr>
-              <w:t xml:space="preserve">Think-Pair-Share with a Prediction Wall. This strategy activates prior knowledge and creates cognitive dissonance — students hold their prediction publicly on the board and will feel genuine intellectual tension when evidence confirms or disconfirms it. Recording predictions verbatim respects all ideas and models scientific humility. The Prediction Wall functions as a formative baseline for the teacher.</w:t>
-            </w:r>
-          </w:p>
-        </w:tc>
-        <w:tc>
-          <w:tcPr>
-            <w:tcW w:type="dxa" w:w="3040"/>
-            <w:shd w:fill="F2F2F2" w:color="auto" w:val="clear"/>
-            <w:tcMar>
-              <w:top w:type="dxa" w:w="60"/>
-              <w:left w:type="dxa" w:w="120"/>
-              <w:bottom w:type="dxa" w:w="60"/>
-              <w:right w:type="dxa" w:w="120"/>
-            </w:tcMar>
-            <w:vAlign w:val="top"/>
-          </w:tcPr>
-          <w:p>
-            <w:pPr>
-              <w:spacing w:after="40" w:before="0"/>
-              <w:jc w:val="left"/>
-            </w:pPr>
-            <w:r>
-              <w:rPr>
-                <w:rFonts w:ascii="Arial" w:cs="Arial" w:eastAsia="Arial" w:hAnsi="Arial"/>
-                <w:b w:val="false"/>
-                <w:bCs w:val="false"/>
-                <w:i w:val="false"/>
-                <w:iCs w:val="false"/>
-                <w:color w:val="000000"/>
-                <w:sz w:val="18"/>
-                <w:szCs w:val="18"/>
-              </w:rPr>
-              <w:t xml:space="preserve">OBSERVABLE INDICATOR: Every student has written at least 3 bullet points in their exercise book before pair-sharing (teacher circulates and visually scans books during the 4-minute window). TEACHER LOOK-FOR: Are any students already proposing atmospheric/heat-related causes? Flag these students — they may serve as intellectual anchors in Phase 3. MISCONCEPTION ALERT: If students say 'the sun is getting closer to Earth' or 'the ozone hole is letting in more sun', note these on the Prediction Wall with a star — they will be directly addressed in Lessons 2 and 3.</w:t>
-            </w:r>
-          </w:p>
-        </w:tc>
-      </w:tr>
-      <w:tr>
-        <w:tc>
-          <w:tcPr>
-            <w:tcW w:type="dxa" w:w="1520"/>
-            <w:shd w:fill="D9EEF1" w:color="auto" w:val="clear"/>
-            <w:tcMar>
-              <w:top w:type="dxa" w:w="60"/>
-              <w:left w:type="dxa" w:w="120"/>
-              <w:bottom w:type="dxa" w:w="60"/>
-              <w:right w:type="dxa" w:w="120"/>
-            </w:tcMar>
-            <w:vAlign w:val="top"/>
-          </w:tcPr>
-          <w:p>
-            <w:pPr>
-              <w:spacing w:after="40" w:before="0"/>
-              <w:jc w:val="left"/>
-            </w:pPr>
-            <w:r>
-              <w:rPr>
-                <w:rFonts w:ascii="Arial" w:cs="Arial" w:eastAsia="Arial" w:hAnsi="Arial"/>
-                <w:b/>
-                <w:bCs/>
-                <w:i w:val="false"/>
-                <w:iCs w:val="false"/>
-                <w:color w:val="000000"/>
-                <w:sz w:val="18"/>
-                <w:szCs w:val="18"/>
-              </w:rPr>
-              <w:t xml:space="preserve">Observe Phase</w:t>
-            </w:r>
-          </w:p>
-          <w:p>
-            <w:pPr>
-              <w:spacing w:after="20" w:before="0"/>
-            </w:pPr>
-            <w:r>
-              <w:rPr>
-                <w:rFonts w:ascii="Arial" w:cs="Arial" w:eastAsia="Arial" w:hAnsi="Arial"/>
-                <w:b/>
-                <w:bCs/>
-                <w:color w:val="1F3864"/>
-                <w:sz w:val="16"/>
-                <w:szCs w:val="16"/>
-              </w:rPr>
-              <w:t xml:space="preserve">📹 VIDEO:</w:t>
-            </w:r>
-          </w:p>
-          <w:p>
-            <w:pPr>
-              <w:spacing w:after="20" w:before="0"/>
-            </w:pPr>
-            <w:hyperlink w:history="1" r:id="rIddbtzsxze6p2bgwox0vofa">
-              <w:r>
-                <w:rPr>
-                  <w:rFonts w:ascii="Arial" w:cs="Arial" w:eastAsia="Arial" w:hAnsi="Arial"/>
-                  <w:color w:val="2E75B6"/>
-                  <w:sz w:val="16"/>
-                  <w:szCs w:val="16"/>
-                  <w:u w:val="single" w:color="2E75B6"/>
-                </w:rPr>
-                <w:t xml:space="preserve">Video: Molecules and Light</w:t>
-              </w:r>
-            </w:hyperlink>
-          </w:p>
-          <w:p>
-            <w:pPr>
-              <w:spacing w:after="10" w:before="0"/>
-              <w:ind w:left="120"/>
-            </w:pPr>
-            <w:r>
-              <w:rPr>
-                <w:rFonts w:ascii="Arial" w:cs="Arial" w:eastAsia="Arial" w:hAnsi="Arial"/>
-                <w:color w:val="595959"/>
-                <w:sz w:val="14"/>
-                <w:szCs w:val="14"/>
-              </w:rPr>
-              <w:t xml:space="preserve">Source: PhET Interactive Simulations (English)</w:t>
-            </w:r>
-          </w:p>
-          <w:p>
-            <w:pPr>
-              <w:spacing w:after="10" w:before="0"/>
-              <w:ind w:left="120"/>
-            </w:pPr>
-            <w:hyperlink w:history="1" r:id="rIdnykdiki9w7t_s7qvqgacp">
+            <w:hyperlink w:history="1" r:id="rIdgywtvdv_zbzywk77_mkqc">
               <w:r>
                 <w:rPr>
                   <w:rFonts w:ascii="Arial" w:cs="Arial" w:eastAsia="Arial" w:hAnsi="Arial"/>
@@ -3871,14 +3870,336 @@
                 <w:sz w:val="16"/>
                 <w:szCs w:val="16"/>
               </w:rPr>
-              <w:t xml:space="preserve">📖 HTML:</w:t>
+              <w:t xml:space="preserve">📖 READING:</w:t>
             </w:r>
           </w:p>
           <w:p>
             <w:pPr>
               <w:spacing w:after="20" w:before="0"/>
             </w:pPr>
-            <w:hyperlink w:history="1" r:id="rIdaalhhpgjo-6au9bscz_wr">
+            <w:r>
+              <w:rPr>
+                <w:rFonts w:ascii="Arial" w:cs="Arial" w:eastAsia="Arial" w:hAnsi="Arial"/>
+                <w:i/>
+                <w:iCs/>
+                <w:color w:val="595959"/>
+                <w:sz w:val="16"/>
+                <w:szCs w:val="16"/>
+              </w:rPr>
+              <w:t xml:space="preserve">No closely matching reading in the ARES library for this activity.</w:t>
+            </w:r>
+          </w:p>
+          <w:p>
+            <w:pPr>
+              <w:spacing w:after="10" w:before="0"/>
+              <w:ind w:left="120"/>
+            </w:pPr>
+            <w:hyperlink w:history="1" r:id="rIdtk1ve8d5uwngxjagyc-21">
+              <w:r>
+                <w:rPr>
+                  <w:rFonts w:ascii="Arial" w:cs="Arial" w:eastAsia="Arial" w:hAnsi="Arial"/>
+                  <w:color w:val="595959"/>
+                  <w:sz w:val="14"/>
+                  <w:szCs w:val="14"/>
+                  <w:u w:val="single" w:color="595959"/>
+                </w:rPr>
+                <w:t xml:space="preserve">🔍 Search ARES for readings</w:t>
+              </w:r>
+            </w:hyperlink>
+          </w:p>
+          <w:p>
+            <w:pPr>
+              <w:spacing w:after="10" w:before="0"/>
+              <w:ind w:left="120"/>
+            </w:pPr>
+            <w:r>
+              <w:rPr>
+                <w:rFonts w:ascii="Arial" w:cs="Arial" w:eastAsia="Arial" w:hAnsi="Arial"/>
+                <w:color w:val="595959"/>
+                <w:sz w:val="14"/>
+                <w:szCs w:val="14"/>
+              </w:rPr>
+              <w:t xml:space="preserve">Search terms: greenhouse effect climate change</w:t>
+            </w:r>
+          </w:p>
+        </w:tc>
+        <w:tc>
+          <w:tcPr>
+            <w:tcW w:type="dxa" w:w="3040"/>
+            <w:shd w:fill="FFFFFF" w:color="auto" w:val="clear"/>
+            <w:tcMar>
+              <w:top w:type="dxa" w:w="60"/>
+              <w:left w:type="dxa" w:w="120"/>
+              <w:bottom w:type="dxa" w:w="60"/>
+              <w:right w:type="dxa" w:w="120"/>
+            </w:tcMar>
+            <w:vAlign w:val="top"/>
+          </w:tcPr>
+          <w:p>
+            <w:pPr>
+              <w:spacing w:after="40" w:before="0"/>
+              <w:jc w:val="left"/>
+            </w:pPr>
+            <w:r>
+              <w:rPr>
+                <w:rFonts w:ascii="Arial" w:cs="Arial" w:eastAsia="Arial" w:hAnsi="Arial"/>
+                <w:b w:val="false"/>
+                <w:bCs w:val="false"/>
+                <w:i w:val="false"/>
+                <w:iCs w:val="false"/>
+                <w:color w:val="000000"/>
+                <w:sz w:val="18"/>
+                <w:szCs w:val="18"/>
+              </w:rPr>
+              <w:t xml:space="preserve">The teacher now reveals the full anchoring phenomenon in three steps. STEP A — Visual Evidence: Students are shown the paired images: the 1934 photograph of the Lewis Glacier (printed A3 or projected) and the current satellite image showing dramatic retreat. Students silently complete an Observation T-chart in their books with columns: WHAT I OBSERVE (facts only) | WHAT I INFER (explanations). They are given 5 minutes. STEP B — Farmer Testimony: Students read aloud (round-robin, one sentence each) the extended testimony of James Muriithi, a maize farmer in Embu County, who describes how the long rains (March–May) now arrive 3–4 weeks later than in his grandfather's era, and how his maize and bean harvests have fallen sharply. Students add new observations and inferences to their T-chart. STEP C — Data Strip: Each student receives a printed data strip showing three data points: Lewis Glacier area in 1934 (~1.35 km²), 2004 (~0.37 km²), and 2023 (estimated &lt;0.20 km²). Students are asked to describe the pattern in one sentence and to estimate when the glacier might disappear entirely if the trend continues. Students share their estimates verbally with the class.</w:t>
+            </w:r>
+          </w:p>
+        </w:tc>
+        <w:tc>
+          <w:tcPr>
+            <w:tcW w:type="dxa" w:w="3040"/>
+            <w:shd w:fill="F2F2F2" w:color="auto" w:val="clear"/>
+            <w:tcMar>
+              <w:top w:type="dxa" w:w="60"/>
+              <w:left w:type="dxa" w:w="120"/>
+              <w:bottom w:type="dxa" w:w="60"/>
+              <w:right w:type="dxa" w:w="120"/>
+            </w:tcMar>
+            <w:vAlign w:val="top"/>
+          </w:tcPr>
+          <w:p>
+            <w:pPr>
+              <w:spacing w:after="40" w:before="0"/>
+              <w:jc w:val="left"/>
+            </w:pPr>
+            <w:r>
+              <w:rPr>
+                <w:rFonts w:ascii="Arial" w:cs="Arial" w:eastAsia="Arial" w:hAnsi="Arial"/>
+                <w:b w:val="false"/>
+                <w:bCs w:val="false"/>
+                <w:i w:val="false"/>
+                <w:iCs w:val="false"/>
+                <w:color w:val="000000"/>
+                <w:sz w:val="18"/>
+                <w:szCs w:val="18"/>
+              </w:rPr>
+              <w:t xml:space="preserve">1. Reveal the paired images and say: 'You now have 5 minutes. In your books, draw the two-column T-chart I am drawing on the board. On the left: write only what you literally see — facts. On the right: write what you think it means — inferences. Go.' [CIRCULATE — look at books, do not prompt yet.]</w:t>
+            </w:r>
+          </w:p>
+          <w:p>
+            <w:pPr>
+              <w:spacing w:after="40" w:before="0"/>
+              <w:jc w:val="left"/>
+            </w:pPr>
+            <w:r>
+              <w:rPr>
+                <w:rFonts w:ascii="Arial" w:cs="Arial" w:eastAsia="Arial" w:hAnsi="Arial"/>
+                <w:b w:val="false"/>
+                <w:bCs w:val="false"/>
+                <w:i w:val="false"/>
+                <w:iCs w:val="false"/>
+                <w:color w:val="000000"/>
+                <w:sz w:val="18"/>
+                <w:szCs w:val="18"/>
+              </w:rPr>
+              <w:t xml:space="preserve">2. After 5 minutes, cold-call 3 students — one to share an observation, one to share an inference, one to identify a difference between the two images they found most striking. WAIT TIME: 12 seconds after each question before accepting an answer.</w:t>
+            </w:r>
+          </w:p>
+          <w:p>
+            <w:pPr>
+              <w:spacing w:after="40" w:before="0"/>
+              <w:jc w:val="left"/>
+            </w:pPr>
+            <w:r>
+              <w:rPr>
+                <w:rFonts w:ascii="Arial" w:cs="Arial" w:eastAsia="Arial" w:hAnsi="Arial"/>
+                <w:b w:val="false"/>
+                <w:bCs w:val="false"/>
+                <w:i w:val="false"/>
+                <w:iCs w:val="false"/>
+                <w:color w:val="000000"/>
+                <w:sz w:val="18"/>
+                <w:szCs w:val="18"/>
+              </w:rPr>
+              <w:t xml:space="preserve">3. Distribute the farmer testimony. Say: 'We will read this together. Each person reads one sentence. Listen carefully — add new entries to your T-chart as we read.' [Conduct round-robin reading.]</w:t>
+            </w:r>
+          </w:p>
+          <w:p>
+            <w:pPr>
+              <w:spacing w:after="40" w:before="0"/>
+              <w:jc w:val="left"/>
+            </w:pPr>
+            <w:r>
+              <w:rPr>
+                <w:rFonts w:ascii="Arial" w:cs="Arial" w:eastAsia="Arial" w:hAnsi="Arial"/>
+                <w:b w:val="false"/>
+                <w:bCs w:val="false"/>
+                <w:i w:val="false"/>
+                <w:iCs w:val="false"/>
+                <w:color w:val="000000"/>
+                <w:sz w:val="18"/>
+                <w:szCs w:val="18"/>
+              </w:rPr>
+              <w:t xml:space="preserve">4. After the reading, ask: 'James Muriithi's farm is roughly 300 km from Mount Kenya. Why would I show you a glacier AND a farmer's testimony in the same lesson?' [WAIT 15 seconds.] Cold-call 2 students.</w:t>
+            </w:r>
+          </w:p>
+          <w:p>
+            <w:pPr>
+              <w:spacing w:after="40" w:before="0"/>
+              <w:jc w:val="left"/>
+            </w:pPr>
+            <w:r>
+              <w:rPr>
+                <w:rFonts w:ascii="Arial" w:cs="Arial" w:eastAsia="Arial" w:hAnsi="Arial"/>
+                <w:b w:val="false"/>
+                <w:bCs w:val="false"/>
+                <w:i w:val="false"/>
+                <w:iCs w:val="false"/>
+                <w:color w:val="000000"/>
+                <w:sz w:val="18"/>
+                <w:szCs w:val="18"/>
+              </w:rPr>
+              <w:t xml:space="preserve">5. Distribute the data strip. Say: 'Using only these three numbers, describe the pattern in one sentence and estimate when the glacier will be gone. Write it down, then tell your neighbour.' [2-minute pair task.] Cold-call 3 students for their estimates. Record estimates on the board.</w:t>
+            </w:r>
+          </w:p>
+          <w:p>
+            <w:pPr>
+              <w:spacing w:after="40" w:before="0"/>
+              <w:jc w:val="left"/>
+            </w:pPr>
+            <w:r>
+              <w:rPr>
+                <w:rFonts w:ascii="Arial" w:cs="Arial" w:eastAsia="Arial" w:hAnsi="Arial"/>
+                <w:b w:val="false"/>
+                <w:bCs w:val="false"/>
+                <w:i w:val="false"/>
+                <w:iCs w:val="false"/>
+                <w:color w:val="000000"/>
+                <w:sz w:val="18"/>
+                <w:szCs w:val="18"/>
+              </w:rPr>
+              <w:t xml:space="preserve">6. Say: 'Hold these numbers in your mind. By the end of this unit, you will be able to explain the physics behind every single one of them.'</w:t>
+            </w:r>
+          </w:p>
+        </w:tc>
+        <w:tc>
+          <w:tcPr>
+            <w:tcW w:type="dxa" w:w="3040"/>
+            <w:shd w:fill="FFFFFF" w:color="auto" w:val="clear"/>
+            <w:tcMar>
+              <w:top w:type="dxa" w:w="60"/>
+              <w:left w:type="dxa" w:w="120"/>
+              <w:bottom w:type="dxa" w:w="60"/>
+              <w:right w:type="dxa" w:w="120"/>
+            </w:tcMar>
+            <w:vAlign w:val="top"/>
+          </w:tcPr>
+          <w:p>
+            <w:pPr>
+              <w:spacing w:after="40" w:before="0"/>
+              <w:jc w:val="left"/>
+            </w:pPr>
+            <w:r>
+              <w:rPr>
+                <w:rFonts w:ascii="Arial" w:cs="Arial" w:eastAsia="Arial" w:hAnsi="Arial"/>
+                <w:b w:val="false"/>
+                <w:bCs w:val="false"/>
+                <w:i w:val="false"/>
+                <w:iCs w:val="false"/>
+                <w:color w:val="000000"/>
+                <w:sz w:val="18"/>
+                <w:szCs w:val="18"/>
+              </w:rPr>
+              <w:t xml:space="preserve">Observation T-Chart (Observation vs Inference). This strategy trains students in a core scientific practice — separating empirical evidence from interpretation — which directly mirrors NGSS Practice 4 (Analysing and Interpreting Data). The data strip adds quantitative reasoning and anchors the phenomenon in measurable change, making it harder to dismiss as anecdotal. The farmer testimony humanises the data and creates emotional resonance for Kenyan learners who may have farming families.</w:t>
+            </w:r>
+          </w:p>
+        </w:tc>
+        <w:tc>
+          <w:tcPr>
+            <w:tcW w:type="dxa" w:w="3040"/>
+            <w:shd w:fill="F2F2F2" w:color="auto" w:val="clear"/>
+            <w:tcMar>
+              <w:top w:type="dxa" w:w="60"/>
+              <w:left w:type="dxa" w:w="120"/>
+              <w:bottom w:type="dxa" w:w="60"/>
+              <w:right w:type="dxa" w:w="120"/>
+            </w:tcMar>
+            <w:vAlign w:val="top"/>
+          </w:tcPr>
+          <w:p>
+            <w:pPr>
+              <w:spacing w:after="40" w:before="0"/>
+              <w:jc w:val="left"/>
+            </w:pPr>
+            <w:r>
+              <w:rPr>
+                <w:rFonts w:ascii="Arial" w:cs="Arial" w:eastAsia="Arial" w:hAnsi="Arial"/>
+                <w:b w:val="false"/>
+                <w:bCs w:val="false"/>
+                <w:i w:val="false"/>
+                <w:iCs w:val="false"/>
+                <w:color w:val="000000"/>
+                <w:sz w:val="18"/>
+                <w:szCs w:val="18"/>
+              </w:rPr>
+              <w:t xml:space="preserve">OBSERVABLE INDICATOR: Student T-charts contain at least 2 distinct observations and 2 distinct inferences by the end of Step B. TEACHER LOOK-FOR: Do students distinguish observation from inference, or do they conflate them? Students who write interpretive statements in the 'observation' column need targeted support in scientific reasoning. SECOND INDICATOR: At least one student per group can state the pattern in the glacier data (shrinking over time) and offer a reasonable disappearance estimate. Flag wildly inconsistent estimates for brief whole-class discussion.</w:t>
+            </w:r>
+          </w:p>
+        </w:tc>
+      </w:tr>
+      <w:tr>
+        <w:tc>
+          <w:tcPr>
+            <w:tcW w:type="dxa" w:w="1520"/>
+            <w:shd w:fill="E2EFDA" w:color="auto" w:val="clear"/>
+            <w:tcMar>
+              <w:top w:type="dxa" w:w="60"/>
+              <w:left w:type="dxa" w:w="120"/>
+              <w:bottom w:type="dxa" w:w="60"/>
+              <w:right w:type="dxa" w:w="120"/>
+            </w:tcMar>
+            <w:vAlign w:val="top"/>
+          </w:tcPr>
+          <w:p>
+            <w:pPr>
+              <w:spacing w:after="40" w:before="0"/>
+              <w:jc w:val="left"/>
+            </w:pPr>
+            <w:r>
+              <w:rPr>
+                <w:rFonts w:ascii="Arial" w:cs="Arial" w:eastAsia="Arial" w:hAnsi="Arial"/>
+                <w:b/>
+                <w:bCs/>
+                <w:i w:val="false"/>
+                <w:iCs w:val="false"/>
+                <w:color w:val="000000"/>
+                <w:sz w:val="18"/>
+                <w:szCs w:val="18"/>
+              </w:rPr>
+              <w:t xml:space="preserve">Explain Phase</w:t>
+            </w:r>
+          </w:p>
+          <w:p>
+            <w:pPr>
+              <w:spacing w:after="20" w:before="0"/>
+            </w:pPr>
+            <w:r>
+              <w:rPr>
+                <w:rFonts w:ascii="Arial" w:cs="Arial" w:eastAsia="Arial" w:hAnsi="Arial"/>
+                <w:b/>
+                <w:bCs/>
+                <w:color w:val="1F3864"/>
+                <w:sz w:val="16"/>
+                <w:szCs w:val="16"/>
+              </w:rPr>
+              <w:t xml:space="preserve">📹 VIDEO:</w:t>
+            </w:r>
+          </w:p>
+          <w:p>
+            <w:pPr>
+              <w:spacing w:after="20" w:before="0"/>
+            </w:pPr>
+            <w:hyperlink w:history="1" r:id="rIdswkhjatunuheoi-baduzd">
               <w:r>
                 <w:rPr>
                   <w:rFonts w:ascii="Arial" w:cs="Arial" w:eastAsia="Arial" w:hAnsi="Arial"/>
@@ -3887,7 +4208,7 @@
                   <w:szCs w:val="16"/>
                   <w:u w:val="single" w:color="2E75B6"/>
                 </w:rPr>
-                <w:t xml:space="preserve">Effect of Pressure (Flexbook)</w:t>
+                <w:t xml:space="preserve">Create the motor mounts</w:t>
               </w:r>
             </w:hyperlink>
           </w:p>
@@ -3903,7 +4224,7 @@
                 <w:sz w:val="14"/>
                 <w:szCs w:val="14"/>
               </w:rPr>
-              <w:t xml:space="preserve">Source: CK-12</w:t>
+              <w:t xml:space="preserve">Source: Khan Academy (English - US curriculum)</w:t>
             </w:r>
           </w:p>
           <w:p>
@@ -3911,330 +4232,7 @@
               <w:spacing w:after="10" w:before="0"/>
               <w:ind w:left="120"/>
             </w:pPr>
-            <w:hyperlink w:history="1" r:id="rIdyfv_3o0ca8chykzyls07k">
-              <w:r>
-                <w:rPr>
-                  <w:rFonts w:ascii="Arial" w:cs="Arial" w:eastAsia="Arial" w:hAnsi="Arial"/>
-                  <w:color w:val="595959"/>
-                  <w:sz w:val="14"/>
-                  <w:szCs w:val="14"/>
-                  <w:u w:val="single" w:color="595959"/>
-                </w:rPr>
-                <w:t xml:space="preserve">🔍 Search ARES for similar readings</w:t>
-              </w:r>
-            </w:hyperlink>
-          </w:p>
-        </w:tc>
-        <w:tc>
-          <w:tcPr>
-            <w:tcW w:type="dxa" w:w="3040"/>
-            <w:shd w:fill="FFFFFF" w:color="auto" w:val="clear"/>
-            <w:tcMar>
-              <w:top w:type="dxa" w:w="60"/>
-              <w:left w:type="dxa" w:w="120"/>
-              <w:bottom w:type="dxa" w:w="60"/>
-              <w:right w:type="dxa" w:w="120"/>
-            </w:tcMar>
-            <w:vAlign w:val="top"/>
-          </w:tcPr>
-          <w:p>
-            <w:pPr>
-              <w:spacing w:after="40" w:before="0"/>
-              <w:jc w:val="left"/>
-            </w:pPr>
-            <w:r>
-              <w:rPr>
-                <w:rFonts w:ascii="Arial" w:cs="Arial" w:eastAsia="Arial" w:hAnsi="Arial"/>
-                <w:b w:val="false"/>
-                <w:bCs w:val="false"/>
-                <w:i w:val="false"/>
-                <w:iCs w:val="false"/>
-                <w:color w:val="000000"/>
-                <w:sz w:val="18"/>
-                <w:szCs w:val="18"/>
-              </w:rPr>
-              <w:t xml:space="preserve">The teacher now reveals the full anchoring phenomenon in three steps. STEP A — Visual Evidence: Students are shown the paired images: the 1934 photograph of the Lewis Glacier (printed A3 or projected) and the current satellite image showing dramatic retreat. Students silently complete an Observation T-chart in their books with columns: WHAT I OBSERVE (facts only) | WHAT I INFER (explanations). They are given 5 minutes. STEP B — Farmer Testimony: Students read aloud (round-robin, one sentence each) the extended testimony of James Muriithi, a maize farmer in Embu County, who describes how the long rains (March–May) now arrive 3–4 weeks later than in his grandfather's era, and how his maize and bean harvests have fallen sharply. Students add new observations and inferences to their T-chart. STEP C — Data Strip: Each student receives a printed data strip showing three data points: Lewis Glacier area in 1934 (~1.35 km²), 2004 (~0.37 km²), and 2023 (estimated &lt;0.20 km²). Students are asked to describe the pattern in one sentence and to estimate when the glacier might disappear entirely if the trend continues. Students share their estimates verbally with the class.</w:t>
-            </w:r>
-          </w:p>
-        </w:tc>
-        <w:tc>
-          <w:tcPr>
-            <w:tcW w:type="dxa" w:w="3040"/>
-            <w:shd w:fill="F2F2F2" w:color="auto" w:val="clear"/>
-            <w:tcMar>
-              <w:top w:type="dxa" w:w="60"/>
-              <w:left w:type="dxa" w:w="120"/>
-              <w:bottom w:type="dxa" w:w="60"/>
-              <w:right w:type="dxa" w:w="120"/>
-            </w:tcMar>
-            <w:vAlign w:val="top"/>
-          </w:tcPr>
-          <w:p>
-            <w:pPr>
-              <w:spacing w:after="40" w:before="0"/>
-              <w:jc w:val="left"/>
-            </w:pPr>
-            <w:r>
-              <w:rPr>
-                <w:rFonts w:ascii="Arial" w:cs="Arial" w:eastAsia="Arial" w:hAnsi="Arial"/>
-                <w:b w:val="false"/>
-                <w:bCs w:val="false"/>
-                <w:i w:val="false"/>
-                <w:iCs w:val="false"/>
-                <w:color w:val="000000"/>
-                <w:sz w:val="18"/>
-                <w:szCs w:val="18"/>
-              </w:rPr>
-              <w:t xml:space="preserve">1. Reveal the paired images and say: 'You now have 5 minutes. In your books, draw the two-column T-chart I am drawing on the board. On the left: write only what you literally see — facts. On the right: write what you think it means — inferences. Go.' [CIRCULATE — look at books, do not prompt yet.]</w:t>
-            </w:r>
-          </w:p>
-          <w:p>
-            <w:pPr>
-              <w:spacing w:after="40" w:before="0"/>
-              <w:jc w:val="left"/>
-            </w:pPr>
-            <w:r>
-              <w:rPr>
-                <w:rFonts w:ascii="Arial" w:cs="Arial" w:eastAsia="Arial" w:hAnsi="Arial"/>
-                <w:b w:val="false"/>
-                <w:bCs w:val="false"/>
-                <w:i w:val="false"/>
-                <w:iCs w:val="false"/>
-                <w:color w:val="000000"/>
-                <w:sz w:val="18"/>
-                <w:szCs w:val="18"/>
-              </w:rPr>
-              <w:t xml:space="preserve">2. After 5 minutes, cold-call 3 students — one to share an observation, one to share an inference, one to identify a difference between the two images they found most striking. WAIT TIME: 12 seconds after each question before accepting an answer.</w:t>
-            </w:r>
-          </w:p>
-          <w:p>
-            <w:pPr>
-              <w:spacing w:after="40" w:before="0"/>
-              <w:jc w:val="left"/>
-            </w:pPr>
-            <w:r>
-              <w:rPr>
-                <w:rFonts w:ascii="Arial" w:cs="Arial" w:eastAsia="Arial" w:hAnsi="Arial"/>
-                <w:b w:val="false"/>
-                <w:bCs w:val="false"/>
-                <w:i w:val="false"/>
-                <w:iCs w:val="false"/>
-                <w:color w:val="000000"/>
-                <w:sz w:val="18"/>
-                <w:szCs w:val="18"/>
-              </w:rPr>
-              <w:t xml:space="preserve">3. Distribute the farmer testimony. Say: 'We will read this together. Each person reads one sentence. Listen carefully — add new entries to your T-chart as we read.' [Conduct round-robin reading.]</w:t>
-            </w:r>
-          </w:p>
-          <w:p>
-            <w:pPr>
-              <w:spacing w:after="40" w:before="0"/>
-              <w:jc w:val="left"/>
-            </w:pPr>
-            <w:r>
-              <w:rPr>
-                <w:rFonts w:ascii="Arial" w:cs="Arial" w:eastAsia="Arial" w:hAnsi="Arial"/>
-                <w:b w:val="false"/>
-                <w:bCs w:val="false"/>
-                <w:i w:val="false"/>
-                <w:iCs w:val="false"/>
-                <w:color w:val="000000"/>
-                <w:sz w:val="18"/>
-                <w:szCs w:val="18"/>
-              </w:rPr>
-              <w:t xml:space="preserve">4. After the reading, ask: 'James Muriithi's farm is roughly 300 km from Mount Kenya. Why would I show you a glacier AND a farmer's testimony in the same lesson?' [WAIT 15 seconds.] Cold-call 2 students.</w:t>
-            </w:r>
-          </w:p>
-          <w:p>
-            <w:pPr>
-              <w:spacing w:after="40" w:before="0"/>
-              <w:jc w:val="left"/>
-            </w:pPr>
-            <w:r>
-              <w:rPr>
-                <w:rFonts w:ascii="Arial" w:cs="Arial" w:eastAsia="Arial" w:hAnsi="Arial"/>
-                <w:b w:val="false"/>
-                <w:bCs w:val="false"/>
-                <w:i w:val="false"/>
-                <w:iCs w:val="false"/>
-                <w:color w:val="000000"/>
-                <w:sz w:val="18"/>
-                <w:szCs w:val="18"/>
-              </w:rPr>
-              <w:t xml:space="preserve">5. Distribute the data strip. Say: 'Using only these three numbers, describe the pattern in one sentence and estimate when the glacier will be gone. Write it down, then tell your neighbour.' [2-minute pair task.] Cold-call 3 students for their estimates. Record estimates on the board.</w:t>
-            </w:r>
-          </w:p>
-          <w:p>
-            <w:pPr>
-              <w:spacing w:after="40" w:before="0"/>
-              <w:jc w:val="left"/>
-            </w:pPr>
-            <w:r>
-              <w:rPr>
-                <w:rFonts w:ascii="Arial" w:cs="Arial" w:eastAsia="Arial" w:hAnsi="Arial"/>
-                <w:b w:val="false"/>
-                <w:bCs w:val="false"/>
-                <w:i w:val="false"/>
-                <w:iCs w:val="false"/>
-                <w:color w:val="000000"/>
-                <w:sz w:val="18"/>
-                <w:szCs w:val="18"/>
-              </w:rPr>
-              <w:t xml:space="preserve">6. Say: 'Hold these numbers in your mind. By the end of this unit, you will be able to explain the physics behind every single one of them.'</w:t>
-            </w:r>
-          </w:p>
-        </w:tc>
-        <w:tc>
-          <w:tcPr>
-            <w:tcW w:type="dxa" w:w="3040"/>
-            <w:shd w:fill="FFFFFF" w:color="auto" w:val="clear"/>
-            <w:tcMar>
-              <w:top w:type="dxa" w:w="60"/>
-              <w:left w:type="dxa" w:w="120"/>
-              <w:bottom w:type="dxa" w:w="60"/>
-              <w:right w:type="dxa" w:w="120"/>
-            </w:tcMar>
-            <w:vAlign w:val="top"/>
-          </w:tcPr>
-          <w:p>
-            <w:pPr>
-              <w:spacing w:after="40" w:before="0"/>
-              <w:jc w:val="left"/>
-            </w:pPr>
-            <w:r>
-              <w:rPr>
-                <w:rFonts w:ascii="Arial" w:cs="Arial" w:eastAsia="Arial" w:hAnsi="Arial"/>
-                <w:b w:val="false"/>
-                <w:bCs w:val="false"/>
-                <w:i w:val="false"/>
-                <w:iCs w:val="false"/>
-                <w:color w:val="000000"/>
-                <w:sz w:val="18"/>
-                <w:szCs w:val="18"/>
-              </w:rPr>
-              <w:t xml:space="preserve">Observation T-Chart (Observation vs Inference). This strategy trains students in a core scientific practice — separating empirical evidence from interpretation — which directly mirrors NGSS Practice 4 (Analysing and Interpreting Data). The data strip adds quantitative reasoning and anchors the phenomenon in measurable change, making it harder to dismiss as anecdotal. The farmer testimony humanises the data and creates emotional resonance for Kenyan learners who may have farming families.</w:t>
-            </w:r>
-          </w:p>
-        </w:tc>
-        <w:tc>
-          <w:tcPr>
-            <w:tcW w:type="dxa" w:w="3040"/>
-            <w:shd w:fill="F2F2F2" w:color="auto" w:val="clear"/>
-            <w:tcMar>
-              <w:top w:type="dxa" w:w="60"/>
-              <w:left w:type="dxa" w:w="120"/>
-              <w:bottom w:type="dxa" w:w="60"/>
-              <w:right w:type="dxa" w:w="120"/>
-            </w:tcMar>
-            <w:vAlign w:val="top"/>
-          </w:tcPr>
-          <w:p>
-            <w:pPr>
-              <w:spacing w:after="40" w:before="0"/>
-              <w:jc w:val="left"/>
-            </w:pPr>
-            <w:r>
-              <w:rPr>
-                <w:rFonts w:ascii="Arial" w:cs="Arial" w:eastAsia="Arial" w:hAnsi="Arial"/>
-                <w:b w:val="false"/>
-                <w:bCs w:val="false"/>
-                <w:i w:val="false"/>
-                <w:iCs w:val="false"/>
-                <w:color w:val="000000"/>
-                <w:sz w:val="18"/>
-                <w:szCs w:val="18"/>
-              </w:rPr>
-              <w:t xml:space="preserve">OBSERVABLE INDICATOR: Student T-charts contain at least 2 distinct observations and 2 distinct inferences by the end of Step B. TEACHER LOOK-FOR: Do students distinguish observation from inference, or do they conflate them? Students who write interpretive statements in the 'observation' column need targeted support in scientific reasoning. SECOND INDICATOR: At least one student per group can state the pattern in the glacier data (shrinking over time) and offer a reasonable disappearance estimate. Flag wildly inconsistent estimates for brief whole-class discussion.</w:t>
-            </w:r>
-          </w:p>
-        </w:tc>
-      </w:tr>
-      <w:tr>
-        <w:tc>
-          <w:tcPr>
-            <w:tcW w:type="dxa" w:w="1520"/>
-            <w:shd w:fill="E2EFDA" w:color="auto" w:val="clear"/>
-            <w:tcMar>
-              <w:top w:type="dxa" w:w="60"/>
-              <w:left w:type="dxa" w:w="120"/>
-              <w:bottom w:type="dxa" w:w="60"/>
-              <w:right w:type="dxa" w:w="120"/>
-            </w:tcMar>
-            <w:vAlign w:val="top"/>
-          </w:tcPr>
-          <w:p>
-            <w:pPr>
-              <w:spacing w:after="40" w:before="0"/>
-              <w:jc w:val="left"/>
-            </w:pPr>
-            <w:r>
-              <w:rPr>
-                <w:rFonts w:ascii="Arial" w:cs="Arial" w:eastAsia="Arial" w:hAnsi="Arial"/>
-                <w:b/>
-                <w:bCs/>
-                <w:i w:val="false"/>
-                <w:iCs w:val="false"/>
-                <w:color w:val="000000"/>
-                <w:sz w:val="18"/>
-                <w:szCs w:val="18"/>
-              </w:rPr>
-              <w:t xml:space="preserve">Explain Phase</w:t>
-            </w:r>
-          </w:p>
-          <w:p>
-            <w:pPr>
-              <w:spacing w:after="20" w:before="0"/>
-            </w:pPr>
-            <w:r>
-              <w:rPr>
-                <w:rFonts w:ascii="Arial" w:cs="Arial" w:eastAsia="Arial" w:hAnsi="Arial"/>
-                <w:b/>
-                <w:bCs/>
-                <w:color w:val="1F3864"/>
-                <w:sz w:val="16"/>
-                <w:szCs w:val="16"/>
-              </w:rPr>
-              <w:t xml:space="preserve">📹 VIDEO:</w:t>
-            </w:r>
-          </w:p>
-          <w:p>
-            <w:pPr>
-              <w:spacing w:after="20" w:before="0"/>
-            </w:pPr>
-            <w:hyperlink w:history="1" r:id="rIdygr_ig53aose1uldu8gd-">
-              <w:r>
-                <w:rPr>
-                  <w:rFonts w:ascii="Arial" w:cs="Arial" w:eastAsia="Arial" w:hAnsi="Arial"/>
-                  <w:color w:val="2E75B6"/>
-                  <w:sz w:val="16"/>
-                  <w:szCs w:val="16"/>
-                  <w:u w:val="single" w:color="2E75B6"/>
-                </w:rPr>
-                <w:t xml:space="preserve">Video: Molecules and Light</w:t>
-              </w:r>
-            </w:hyperlink>
-          </w:p>
-          <w:p>
-            <w:pPr>
-              <w:spacing w:after="10" w:before="0"/>
-              <w:ind w:left="120"/>
-            </w:pPr>
-            <w:r>
-              <w:rPr>
-                <w:rFonts w:ascii="Arial" w:cs="Arial" w:eastAsia="Arial" w:hAnsi="Arial"/>
-                <w:color w:val="595959"/>
-                <w:sz w:val="14"/>
-                <w:szCs w:val="14"/>
-              </w:rPr>
-              <w:t xml:space="preserve">Source: PhET Interactive Simulations (English)</w:t>
-            </w:r>
-          </w:p>
-          <w:p>
-            <w:pPr>
-              <w:spacing w:after="10" w:before="0"/>
-              <w:ind w:left="120"/>
-            </w:pPr>
-            <w:hyperlink w:history="1" r:id="rIdpyqjjhndnqqocyz8ydmy0">
+            <w:hyperlink w:history="1" r:id="rId3qtobjie67lg6b1bezro1">
               <w:r>
                 <w:rPr>
                   <w:rFonts w:ascii="Arial" w:cs="Arial" w:eastAsia="Arial" w:hAnsi="Arial"/>
@@ -4272,14 +4270,336 @@
                 <w:sz w:val="16"/>
                 <w:szCs w:val="16"/>
               </w:rPr>
-              <w:t xml:space="preserve">📖 HTML:</w:t>
+              <w:t xml:space="preserve">📖 READING:</w:t>
             </w:r>
           </w:p>
           <w:p>
             <w:pPr>
               <w:spacing w:after="20" w:before="0"/>
             </w:pPr>
-            <w:hyperlink w:history="1" r:id="rIdwn5ralruh7jmjibrqtmkv">
+            <w:r>
+              <w:rPr>
+                <w:rFonts w:ascii="Arial" w:cs="Arial" w:eastAsia="Arial" w:hAnsi="Arial"/>
+                <w:i/>
+                <w:iCs/>
+                <w:color w:val="595959"/>
+                <w:sz w:val="16"/>
+                <w:szCs w:val="16"/>
+              </w:rPr>
+              <w:t xml:space="preserve">No closely matching reading in the ARES library for this activity.</w:t>
+            </w:r>
+          </w:p>
+          <w:p>
+            <w:pPr>
+              <w:spacing w:after="10" w:before="0"/>
+              <w:ind w:left="120"/>
+            </w:pPr>
+            <w:hyperlink w:history="1" r:id="rId4ul-wgs0dj4us0afseqrf">
+              <w:r>
+                <w:rPr>
+                  <w:rFonts w:ascii="Arial" w:cs="Arial" w:eastAsia="Arial" w:hAnsi="Arial"/>
+                  <w:color w:val="595959"/>
+                  <w:sz w:val="14"/>
+                  <w:szCs w:val="14"/>
+                  <w:u w:val="single" w:color="595959"/>
+                </w:rPr>
+                <w:t xml:space="preserve">🔍 Search ARES for readings</w:t>
+              </w:r>
+            </w:hyperlink>
+          </w:p>
+          <w:p>
+            <w:pPr>
+              <w:spacing w:after="10" w:before="0"/>
+              <w:ind w:left="120"/>
+            </w:pPr>
+            <w:r>
+              <w:rPr>
+                <w:rFonts w:ascii="Arial" w:cs="Arial" w:eastAsia="Arial" w:hAnsi="Arial"/>
+                <w:color w:val="595959"/>
+                <w:sz w:val="14"/>
+                <w:szCs w:val="14"/>
+              </w:rPr>
+              <w:t xml:space="preserve">Search terms: greenhouse effect climate change</w:t>
+            </w:r>
+          </w:p>
+        </w:tc>
+        <w:tc>
+          <w:tcPr>
+            <w:tcW w:type="dxa" w:w="3040"/>
+            <w:shd w:fill="FFFFFF" w:color="auto" w:val="clear"/>
+            <w:tcMar>
+              <w:top w:type="dxa" w:w="60"/>
+              <w:left w:type="dxa" w:w="120"/>
+              <w:bottom w:type="dxa" w:w="60"/>
+              <w:right w:type="dxa" w:w="120"/>
+            </w:tcMar>
+            <w:vAlign w:val="top"/>
+          </w:tcPr>
+          <w:p>
+            <w:pPr>
+              <w:spacing w:after="40" w:before="0"/>
+              <w:jc w:val="left"/>
+            </w:pPr>
+            <w:r>
+              <w:rPr>
+                <w:rFonts w:ascii="Arial" w:cs="Arial" w:eastAsia="Arial" w:hAnsi="Arial"/>
+                <w:b w:val="false"/>
+                <w:bCs w:val="false"/>
+                <w:i w:val="false"/>
+                <w:iCs w:val="false"/>
+                <w:color w:val="000000"/>
+                <w:sz w:val="18"/>
+                <w:szCs w:val="18"/>
+              </w:rPr>
+              <w:t xml:space="preserve">The teacher guides students through a structured explanation of the greenhouse effect using an analogy, a diagram, and a short PhET simulation interaction. ANALOGY: Students are first asked to recall what happens inside a car parked in the sun in Nairobi at noon — the interior becomes much hotter than the outside air. The teacher explains that Earth's atmosphere acts similarly: shortwave solar radiation passes through the atmosphere and heats the surface, but the longwave infrared radiation emitted by the warm surface is partially absorbed and re-emitted back downward by greenhouse gases, warming the surface further. DIAGRAM: Students copy and label a teacher-drawn diagram in their books: (1) incoming solar shortwave radiation → passes through atmosphere → absorbed by Earth's surface; (2) Earth's surface emits longwave infrared radiation upward; (3) greenhouse gas molecules in the atmosphere absorb and re-emit this infrared radiation in all directions, including back toward Earth; (4) surface warms further. Students label: solar radiation, infrared radiation, greenhouse gases (CO₂, H₂O, CH₄), absorption, re-emission, and enhanced warming. SIMULATION: If devices are available, students open the PhET 'Greenhouse Effect' simulation and toggle greenhouse gas concentrations between pre-industrial and current levels, observing changes in surface temperature. Students without devices observe the teacher demonstration on a projected screen. Students then discuss: 'How does this explain the glacier and the farmer's rains?'</w:t>
+            </w:r>
+          </w:p>
+        </w:tc>
+        <w:tc>
+          <w:tcPr>
+            <w:tcW w:type="dxa" w:w="3040"/>
+            <w:shd w:fill="F2F2F2" w:color="auto" w:val="clear"/>
+            <w:tcMar>
+              <w:top w:type="dxa" w:w="60"/>
+              <w:left w:type="dxa" w:w="120"/>
+              <w:bottom w:type="dxa" w:w="60"/>
+              <w:right w:type="dxa" w:w="120"/>
+            </w:tcMar>
+            <w:vAlign w:val="top"/>
+          </w:tcPr>
+          <w:p>
+            <w:pPr>
+              <w:spacing w:after="40" w:before="0"/>
+              <w:jc w:val="left"/>
+            </w:pPr>
+            <w:r>
+              <w:rPr>
+                <w:rFonts w:ascii="Arial" w:cs="Arial" w:eastAsia="Arial" w:hAnsi="Arial"/>
+                <w:b w:val="false"/>
+                <w:bCs w:val="false"/>
+                <w:i w:val="false"/>
+                <w:iCs w:val="false"/>
+                <w:color w:val="000000"/>
+                <w:sz w:val="18"/>
+                <w:szCs w:val="18"/>
+              </w:rPr>
+              <w:t xml:space="preserve">1. Begin with the car analogy: 'Raise your hand if you have ever opened a car door after it has been parked in the sun on Moi Avenue in Nairobi. What did you notice?' [WAIT 10 seconds.] Cold-call 3 students. Say: 'The glass let sunlight in but trapped the heat inside. Earth's atmosphere does something similar — but with gases instead of glass. This is the greenhouse effect.'</w:t>
+            </w:r>
+          </w:p>
+          <w:p>
+            <w:pPr>
+              <w:spacing w:after="40" w:before="0"/>
+              <w:jc w:val="left"/>
+            </w:pPr>
+            <w:r>
+              <w:rPr>
+                <w:rFonts w:ascii="Arial" w:cs="Arial" w:eastAsia="Arial" w:hAnsi="Arial"/>
+                <w:b w:val="false"/>
+                <w:bCs w:val="false"/>
+                <w:i w:val="false"/>
+                <w:iCs w:val="false"/>
+                <w:color w:val="000000"/>
+                <w:sz w:val="18"/>
+                <w:szCs w:val="18"/>
+              </w:rPr>
+              <w:t xml:space="preserve">2. Draw the four-step diagram on the board step by step, narrating each arrow. Say: 'Copy this diagram carefully — you will add to it in every lesson of this unit.'</w:t>
+            </w:r>
+          </w:p>
+          <w:p>
+            <w:pPr>
+              <w:spacing w:after="40" w:before="0"/>
+              <w:jc w:val="left"/>
+            </w:pPr>
+            <w:r>
+              <w:rPr>
+                <w:rFonts w:ascii="Arial" w:cs="Arial" w:eastAsia="Arial" w:hAnsi="Arial"/>
+                <w:b w:val="false"/>
+                <w:bCs w:val="false"/>
+                <w:i w:val="false"/>
+                <w:iCs w:val="false"/>
+                <w:color w:val="000000"/>
+                <w:sz w:val="18"/>
+                <w:szCs w:val="18"/>
+              </w:rPr>
+              <w:t xml:space="preserve">3. After diagram, ask: 'Which gases act like the glass in our car analogy?' [WAIT 12 seconds.] Accept answers, then write on the board: CO₂ (carbon dioxide), H₂O (water vapour), CH₄ (methane), N₂O (nitrous oxide). Say: 'These are called greenhouse gases. Their concentration in our atmosphere has increased because of human activities — we will explore exactly why in Lesson 2.'</w:t>
+            </w:r>
+          </w:p>
+          <w:p>
+            <w:pPr>
+              <w:spacing w:after="40" w:before="0"/>
+              <w:jc w:val="left"/>
+            </w:pPr>
+            <w:r>
+              <w:rPr>
+                <w:rFonts w:ascii="Arial" w:cs="Arial" w:eastAsia="Arial" w:hAnsi="Arial"/>
+                <w:b w:val="false"/>
+                <w:bCs w:val="false"/>
+                <w:i w:val="false"/>
+                <w:iCs w:val="false"/>
+                <w:color w:val="000000"/>
+                <w:sz w:val="18"/>
+                <w:szCs w:val="18"/>
+              </w:rPr>
+              <w:t xml:space="preserve">4. Launch PhET simulation (or demonstrate): 'Watch what happens to surface temperature when I increase CO₂ from pre-industrial to today's levels.' Run the simulation. Ask: 'What did you observe?' [WAIT 12 seconds.] Cold-call 2 students.</w:t>
+            </w:r>
+          </w:p>
+          <w:p>
+            <w:pPr>
+              <w:spacing w:after="40" w:before="0"/>
+              <w:jc w:val="left"/>
+            </w:pPr>
+            <w:r>
+              <w:rPr>
+                <w:rFonts w:ascii="Arial" w:cs="Arial" w:eastAsia="Arial" w:hAnsi="Arial"/>
+                <w:b w:val="false"/>
+                <w:bCs w:val="false"/>
+                <w:i w:val="false"/>
+                <w:iCs w:val="false"/>
+                <w:color w:val="000000"/>
+                <w:sz w:val="18"/>
+                <w:szCs w:val="18"/>
+              </w:rPr>
+              <w:t xml:space="preserve">5. Pose the connection question: 'Now look back at the Lewis Glacier images and James Muriithi's testimony. Using what you just learned about the greenhouse effect, write one sentence in your book that connects the greenhouse effect to what we observed in Phase 2. You have 3 minutes.' [Circulate and read sentences over shoulders.]</w:t>
+            </w:r>
+          </w:p>
+          <w:p>
+            <w:pPr>
+              <w:spacing w:after="40" w:before="0"/>
+              <w:jc w:val="left"/>
+            </w:pPr>
+            <w:r>
+              <w:rPr>
+                <w:rFonts w:ascii="Arial" w:cs="Arial" w:eastAsia="Arial" w:hAnsi="Arial"/>
+                <w:b w:val="false"/>
+                <w:bCs w:val="false"/>
+                <w:i w:val="false"/>
+                <w:iCs w:val="false"/>
+                <w:color w:val="000000"/>
+                <w:sz w:val="18"/>
+                <w:szCs w:val="18"/>
+              </w:rPr>
+              <w:t xml:space="preserve">6. Cold-call 3 students to share their sentences. Affirm the physics language used. Correct any persistent 'ozone hole' conflation: 'The greenhouse effect and the ozone layer are different phenomena — we will keep them separate in this unit.'</w:t>
+            </w:r>
+          </w:p>
+        </w:tc>
+        <w:tc>
+          <w:tcPr>
+            <w:tcW w:type="dxa" w:w="3040"/>
+            <w:shd w:fill="FFFFFF" w:color="auto" w:val="clear"/>
+            <w:tcMar>
+              <w:top w:type="dxa" w:w="60"/>
+              <w:left w:type="dxa" w:w="120"/>
+              <w:bottom w:type="dxa" w:w="60"/>
+              <w:right w:type="dxa" w:w="120"/>
+            </w:tcMar>
+            <w:vAlign w:val="top"/>
+          </w:tcPr>
+          <w:p>
+            <w:pPr>
+              <w:spacing w:after="40" w:before="0"/>
+              <w:jc w:val="left"/>
+            </w:pPr>
+            <w:r>
+              <w:rPr>
+                <w:rFonts w:ascii="Arial" w:cs="Arial" w:eastAsia="Arial" w:hAnsi="Arial"/>
+                <w:b w:val="false"/>
+                <w:bCs w:val="false"/>
+                <w:i w:val="false"/>
+                <w:iCs w:val="false"/>
+                <w:color w:val="000000"/>
+                <w:sz w:val="18"/>
+                <w:szCs w:val="18"/>
+              </w:rPr>
+              <w:t xml:space="preserve">Analogy-to-Mechanism Scaffolding. The Nairobi car analogy gives students a concrete, locally familiar mental model before the abstract atmospheric mechanism is introduced. This prevents the greenhouse effect from remaining a vague metaphor — students see the physics (radiation trapping) before they encounter the term. The PhET simulation adds dynamic, visual confirmation of the mechanism and engages NGSS Practice 2 (Developing and Using Models). The connection-sentence task requires students to explicitly bridge the new concept back to the anchoring phenomenon, consolidating understanding before the DQB phase.</w:t>
+            </w:r>
+          </w:p>
+        </w:tc>
+        <w:tc>
+          <w:tcPr>
+            <w:tcW w:type="dxa" w:w="3040"/>
+            <w:shd w:fill="F2F2F2" w:color="auto" w:val="clear"/>
+            <w:tcMar>
+              <w:top w:type="dxa" w:w="60"/>
+              <w:left w:type="dxa" w:w="120"/>
+              <w:bottom w:type="dxa" w:w="60"/>
+              <w:right w:type="dxa" w:w="120"/>
+            </w:tcMar>
+            <w:vAlign w:val="top"/>
+          </w:tcPr>
+          <w:p>
+            <w:pPr>
+              <w:spacing w:after="40" w:before="0"/>
+              <w:jc w:val="left"/>
+            </w:pPr>
+            <w:r>
+              <w:rPr>
+                <w:rFonts w:ascii="Arial" w:cs="Arial" w:eastAsia="Arial" w:hAnsi="Arial"/>
+                <w:b w:val="false"/>
+                <w:bCs w:val="false"/>
+                <w:i w:val="false"/>
+                <w:iCs w:val="false"/>
+                <w:color w:val="000000"/>
+                <w:sz w:val="18"/>
+                <w:szCs w:val="18"/>
+              </w:rPr>
+              <w:t xml:space="preserve">OBSERVABLE INDICATOR: Each student's exercise book contains a correctly labelled four-step greenhouse effect diagram with at least four of the six required labels. TEACHER LOOK-FOR (during circulation): Are students drawing unidirectional arrows only (solar radiation going down)? Prompt: 'Remember — the surface also sends energy upward. Where does your upward arrow go?' SECOND INDICATOR: The three cold-called connection sentences explicitly mention greenhouse gases, infrared radiation, or atmospheric warming as the link between the phenomenon and the mechanism. If fewer than two of three do so, conduct a brief whole-class reteach using the car analogy again before proceeding.</w:t>
+            </w:r>
+          </w:p>
+        </w:tc>
+      </w:tr>
+      <w:tr>
+        <w:tc>
+          <w:tcPr>
+            <w:tcW w:type="dxa" w:w="1520"/>
+            <w:shd w:fill="FCE4D6" w:color="auto" w:val="clear"/>
+            <w:tcMar>
+              <w:top w:type="dxa" w:w="60"/>
+              <w:left w:type="dxa" w:w="120"/>
+              <w:bottom w:type="dxa" w:w="60"/>
+              <w:right w:type="dxa" w:w="120"/>
+            </w:tcMar>
+            <w:vAlign w:val="top"/>
+          </w:tcPr>
+          <w:p>
+            <w:pPr>
+              <w:spacing w:after="40" w:before="0"/>
+              <w:jc w:val="left"/>
+            </w:pPr>
+            <w:r>
+              <w:rPr>
+                <w:rFonts w:ascii="Arial" w:cs="Arial" w:eastAsia="Arial" w:hAnsi="Arial"/>
+                <w:b/>
+                <w:bCs/>
+                <w:i w:val="false"/>
+                <w:iCs w:val="false"/>
+                <w:color w:val="000000"/>
+                <w:sz w:val="18"/>
+                <w:szCs w:val="18"/>
+              </w:rPr>
+              <w:t xml:space="preserve">Driving Question Board (DQB) Creation</w:t>
+            </w:r>
+          </w:p>
+          <w:p>
+            <w:pPr>
+              <w:spacing w:after="20" w:before="0"/>
+            </w:pPr>
+            <w:r>
+              <w:rPr>
+                <w:rFonts w:ascii="Arial" w:cs="Arial" w:eastAsia="Arial" w:hAnsi="Arial"/>
+                <w:b/>
+                <w:bCs/>
+                <w:color w:val="1F3864"/>
+                <w:sz w:val="16"/>
+                <w:szCs w:val="16"/>
+              </w:rPr>
+              <w:t xml:space="preserve">📹 VIDEO:</w:t>
+            </w:r>
+          </w:p>
+          <w:p>
+            <w:pPr>
+              <w:spacing w:after="20" w:before="0"/>
+            </w:pPr>
+            <w:hyperlink w:history="1" r:id="rIdlsywrlhndwtnoithvgkxm">
               <w:r>
                 <w:rPr>
                   <w:rFonts w:ascii="Arial" w:cs="Arial" w:eastAsia="Arial" w:hAnsi="Arial"/>
@@ -4288,7 +4608,7 @@
                   <w:szCs w:val="16"/>
                   <w:u w:val="single" w:color="2E75B6"/>
                 </w:rPr>
-                <w:t xml:space="preserve">Effect of Pressure (Flexbook)</w:t>
+                <w:t xml:space="preserve">Wheel mounts and fenders</w:t>
               </w:r>
             </w:hyperlink>
           </w:p>
@@ -4304,7 +4624,7 @@
                 <w:sz w:val="14"/>
                 <w:szCs w:val="14"/>
               </w:rPr>
-              <w:t xml:space="preserve">Source: CK-12</w:t>
+              <w:t xml:space="preserve">Source: Khan Academy (English - US curriculum)</w:t>
             </w:r>
           </w:p>
           <w:p>
@@ -4312,330 +4632,7 @@
               <w:spacing w:after="10" w:before="0"/>
               <w:ind w:left="120"/>
             </w:pPr>
-            <w:hyperlink w:history="1" r:id="rId3iy805akktxiyo1dealnj">
-              <w:r>
-                <w:rPr>
-                  <w:rFonts w:ascii="Arial" w:cs="Arial" w:eastAsia="Arial" w:hAnsi="Arial"/>
-                  <w:color w:val="595959"/>
-                  <w:sz w:val="14"/>
-                  <w:szCs w:val="14"/>
-                  <w:u w:val="single" w:color="595959"/>
-                </w:rPr>
-                <w:t xml:space="preserve">🔍 Search ARES for similar readings</w:t>
-              </w:r>
-            </w:hyperlink>
-          </w:p>
-        </w:tc>
-        <w:tc>
-          <w:tcPr>
-            <w:tcW w:type="dxa" w:w="3040"/>
-            <w:shd w:fill="FFFFFF" w:color="auto" w:val="clear"/>
-            <w:tcMar>
-              <w:top w:type="dxa" w:w="60"/>
-              <w:left w:type="dxa" w:w="120"/>
-              <w:bottom w:type="dxa" w:w="60"/>
-              <w:right w:type="dxa" w:w="120"/>
-            </w:tcMar>
-            <w:vAlign w:val="top"/>
-          </w:tcPr>
-          <w:p>
-            <w:pPr>
-              <w:spacing w:after="40" w:before="0"/>
-              <w:jc w:val="left"/>
-            </w:pPr>
-            <w:r>
-              <w:rPr>
-                <w:rFonts w:ascii="Arial" w:cs="Arial" w:eastAsia="Arial" w:hAnsi="Arial"/>
-                <w:b w:val="false"/>
-                <w:bCs w:val="false"/>
-                <w:i w:val="false"/>
-                <w:iCs w:val="false"/>
-                <w:color w:val="000000"/>
-                <w:sz w:val="18"/>
-                <w:szCs w:val="18"/>
-              </w:rPr>
-              <w:t xml:space="preserve">The teacher guides students through a structured explanation of the greenhouse effect using an analogy, a diagram, and a short PhET simulation interaction. ANALOGY: Students are first asked to recall what happens inside a car parked in the sun in Nairobi at noon — the interior becomes much hotter than the outside air. The teacher explains that Earth's atmosphere acts similarly: shortwave solar radiation passes through the atmosphere and heats the surface, but the longwave infrared radiation emitted by the warm surface is partially absorbed and re-emitted back downward by greenhouse gases, warming the surface further. DIAGRAM: Students copy and label a teacher-drawn diagram in their books: (1) incoming solar shortwave radiation → passes through atmosphere → absorbed by Earth's surface; (2) Earth's surface emits longwave infrared radiation upward; (3) greenhouse gas molecules in the atmosphere absorb and re-emit this infrared radiation in all directions, including back toward Earth; (4) surface warms further. Students label: solar radiation, infrared radiation, greenhouse gases (CO₂, H₂O, CH₄), absorption, re-emission, and enhanced warming. SIMULATION: If devices are available, students open the PhET 'Greenhouse Effect' simulation and toggle greenhouse gas concentrations between pre-industrial and current levels, observing changes in surface temperature. Students without devices observe the teacher demonstration on a projected screen. Students then discuss: 'How does this explain the glacier and the farmer's rains?'</w:t>
-            </w:r>
-          </w:p>
-        </w:tc>
-        <w:tc>
-          <w:tcPr>
-            <w:tcW w:type="dxa" w:w="3040"/>
-            <w:shd w:fill="F2F2F2" w:color="auto" w:val="clear"/>
-            <w:tcMar>
-              <w:top w:type="dxa" w:w="60"/>
-              <w:left w:type="dxa" w:w="120"/>
-              <w:bottom w:type="dxa" w:w="60"/>
-              <w:right w:type="dxa" w:w="120"/>
-            </w:tcMar>
-            <w:vAlign w:val="top"/>
-          </w:tcPr>
-          <w:p>
-            <w:pPr>
-              <w:spacing w:after="40" w:before="0"/>
-              <w:jc w:val="left"/>
-            </w:pPr>
-            <w:r>
-              <w:rPr>
-                <w:rFonts w:ascii="Arial" w:cs="Arial" w:eastAsia="Arial" w:hAnsi="Arial"/>
-                <w:b w:val="false"/>
-                <w:bCs w:val="false"/>
-                <w:i w:val="false"/>
-                <w:iCs w:val="false"/>
-                <w:color w:val="000000"/>
-                <w:sz w:val="18"/>
-                <w:szCs w:val="18"/>
-              </w:rPr>
-              <w:t xml:space="preserve">1. Begin with the car analogy: 'Raise your hand if you have ever opened a car door after it has been parked in the sun on Moi Avenue in Nairobi. What did you notice?' [WAIT 10 seconds.] Cold-call 3 students. Say: 'The glass let sunlight in but trapped the heat inside. Earth's atmosphere does something similar — but with gases instead of glass. This is the greenhouse effect.'</w:t>
-            </w:r>
-          </w:p>
-          <w:p>
-            <w:pPr>
-              <w:spacing w:after="40" w:before="0"/>
-              <w:jc w:val="left"/>
-            </w:pPr>
-            <w:r>
-              <w:rPr>
-                <w:rFonts w:ascii="Arial" w:cs="Arial" w:eastAsia="Arial" w:hAnsi="Arial"/>
-                <w:b w:val="false"/>
-                <w:bCs w:val="false"/>
-                <w:i w:val="false"/>
-                <w:iCs w:val="false"/>
-                <w:color w:val="000000"/>
-                <w:sz w:val="18"/>
-                <w:szCs w:val="18"/>
-              </w:rPr>
-              <w:t xml:space="preserve">2. Draw the four-step diagram on the board step by step, narrating each arrow. Say: 'Copy this diagram carefully — you will add to it in every lesson of this unit.'</w:t>
-            </w:r>
-          </w:p>
-          <w:p>
-            <w:pPr>
-              <w:spacing w:after="40" w:before="0"/>
-              <w:jc w:val="left"/>
-            </w:pPr>
-            <w:r>
-              <w:rPr>
-                <w:rFonts w:ascii="Arial" w:cs="Arial" w:eastAsia="Arial" w:hAnsi="Arial"/>
-                <w:b w:val="false"/>
-                <w:bCs w:val="false"/>
-                <w:i w:val="false"/>
-                <w:iCs w:val="false"/>
-                <w:color w:val="000000"/>
-                <w:sz w:val="18"/>
-                <w:szCs w:val="18"/>
-              </w:rPr>
-              <w:t xml:space="preserve">3. After diagram, ask: 'Which gases act like the glass in our car analogy?' [WAIT 12 seconds.] Accept answers, then write on the board: CO₂ (carbon dioxide), H₂O (water vapour), CH₄ (methane), N₂O (nitrous oxide). Say: 'These are called greenhouse gases. Their concentration in our atmosphere has increased because of human activities — we will explore exactly why in Lesson 2.'</w:t>
-            </w:r>
-          </w:p>
-          <w:p>
-            <w:pPr>
-              <w:spacing w:after="40" w:before="0"/>
-              <w:jc w:val="left"/>
-            </w:pPr>
-            <w:r>
-              <w:rPr>
-                <w:rFonts w:ascii="Arial" w:cs="Arial" w:eastAsia="Arial" w:hAnsi="Arial"/>
-                <w:b w:val="false"/>
-                <w:bCs w:val="false"/>
-                <w:i w:val="false"/>
-                <w:iCs w:val="false"/>
-                <w:color w:val="000000"/>
-                <w:sz w:val="18"/>
-                <w:szCs w:val="18"/>
-              </w:rPr>
-              <w:t xml:space="preserve">4. Launch PhET simulation (or demonstrate): 'Watch what happens to surface temperature when I increase CO₂ from pre-industrial to today's levels.' Run the simulation. Ask: 'What did you observe?' [WAIT 12 seconds.] Cold-call 2 students.</w:t>
-            </w:r>
-          </w:p>
-          <w:p>
-            <w:pPr>
-              <w:spacing w:after="40" w:before="0"/>
-              <w:jc w:val="left"/>
-            </w:pPr>
-            <w:r>
-              <w:rPr>
-                <w:rFonts w:ascii="Arial" w:cs="Arial" w:eastAsia="Arial" w:hAnsi="Arial"/>
-                <w:b w:val="false"/>
-                <w:bCs w:val="false"/>
-                <w:i w:val="false"/>
-                <w:iCs w:val="false"/>
-                <w:color w:val="000000"/>
-                <w:sz w:val="18"/>
-                <w:szCs w:val="18"/>
-              </w:rPr>
-              <w:t xml:space="preserve">5. Pose the connection question: 'Now look back at the Lewis Glacier images and James Muriithi's testimony. Using what you just learned about the greenhouse effect, write one sentence in your book that connects the greenhouse effect to what we observed in Phase 2. You have 3 minutes.' [Circulate and read sentences over shoulders.]</w:t>
-            </w:r>
-          </w:p>
-          <w:p>
-            <w:pPr>
-              <w:spacing w:after="40" w:before="0"/>
-              <w:jc w:val="left"/>
-            </w:pPr>
-            <w:r>
-              <w:rPr>
-                <w:rFonts w:ascii="Arial" w:cs="Arial" w:eastAsia="Arial" w:hAnsi="Arial"/>
-                <w:b w:val="false"/>
-                <w:bCs w:val="false"/>
-                <w:i w:val="false"/>
-                <w:iCs w:val="false"/>
-                <w:color w:val="000000"/>
-                <w:sz w:val="18"/>
-                <w:szCs w:val="18"/>
-              </w:rPr>
-              <w:t xml:space="preserve">6. Cold-call 3 students to share their sentences. Affirm the physics language used. Correct any persistent 'ozone hole' conflation: 'The greenhouse effect and the ozone layer are different phenomena — we will keep them separate in this unit.'</w:t>
-            </w:r>
-          </w:p>
-        </w:tc>
-        <w:tc>
-          <w:tcPr>
-            <w:tcW w:type="dxa" w:w="3040"/>
-            <w:shd w:fill="FFFFFF" w:color="auto" w:val="clear"/>
-            <w:tcMar>
-              <w:top w:type="dxa" w:w="60"/>
-              <w:left w:type="dxa" w:w="120"/>
-              <w:bottom w:type="dxa" w:w="60"/>
-              <w:right w:type="dxa" w:w="120"/>
-            </w:tcMar>
-            <w:vAlign w:val="top"/>
-          </w:tcPr>
-          <w:p>
-            <w:pPr>
-              <w:spacing w:after="40" w:before="0"/>
-              <w:jc w:val="left"/>
-            </w:pPr>
-            <w:r>
-              <w:rPr>
-                <w:rFonts w:ascii="Arial" w:cs="Arial" w:eastAsia="Arial" w:hAnsi="Arial"/>
-                <w:b w:val="false"/>
-                <w:bCs w:val="false"/>
-                <w:i w:val="false"/>
-                <w:iCs w:val="false"/>
-                <w:color w:val="000000"/>
-                <w:sz w:val="18"/>
-                <w:szCs w:val="18"/>
-              </w:rPr>
-              <w:t xml:space="preserve">Analogy-to-Mechanism Scaffolding. The Nairobi car analogy gives students a concrete, locally familiar mental model before the abstract atmospheric mechanism is introduced. This prevents the greenhouse effect from remaining a vague metaphor — students see the physics (radiation trapping) before they encounter the term. The PhET simulation adds dynamic, visual confirmation of the mechanism and engages NGSS Practice 2 (Developing and Using Models). The connection-sentence task requires students to explicitly bridge the new concept back to the anchoring phenomenon, consolidating understanding before the DQB phase.</w:t>
-            </w:r>
-          </w:p>
-        </w:tc>
-        <w:tc>
-          <w:tcPr>
-            <w:tcW w:type="dxa" w:w="3040"/>
-            <w:shd w:fill="F2F2F2" w:color="auto" w:val="clear"/>
-            <w:tcMar>
-              <w:top w:type="dxa" w:w="60"/>
-              <w:left w:type="dxa" w:w="120"/>
-              <w:bottom w:type="dxa" w:w="60"/>
-              <w:right w:type="dxa" w:w="120"/>
-            </w:tcMar>
-            <w:vAlign w:val="top"/>
-          </w:tcPr>
-          <w:p>
-            <w:pPr>
-              <w:spacing w:after="40" w:before="0"/>
-              <w:jc w:val="left"/>
-            </w:pPr>
-            <w:r>
-              <w:rPr>
-                <w:rFonts w:ascii="Arial" w:cs="Arial" w:eastAsia="Arial" w:hAnsi="Arial"/>
-                <w:b w:val="false"/>
-                <w:bCs w:val="false"/>
-                <w:i w:val="false"/>
-                <w:iCs w:val="false"/>
-                <w:color w:val="000000"/>
-                <w:sz w:val="18"/>
-                <w:szCs w:val="18"/>
-              </w:rPr>
-              <w:t xml:space="preserve">OBSERVABLE INDICATOR: Each student's exercise book contains a correctly labelled four-step greenhouse effect diagram with at least four of the six required labels. TEACHER LOOK-FOR (during circulation): Are students drawing unidirectional arrows only (solar radiation going down)? Prompt: 'Remember — the surface also sends energy upward. Where does your upward arrow go?' SECOND INDICATOR: The three cold-called connection sentences explicitly mention greenhouse gases, infrared radiation, or atmospheric warming as the link between the phenomenon and the mechanism. If fewer than two of three do so, conduct a brief whole-class reteach using the car analogy again before proceeding.</w:t>
-            </w:r>
-          </w:p>
-        </w:tc>
-      </w:tr>
-      <w:tr>
-        <w:tc>
-          <w:tcPr>
-            <w:tcW w:type="dxa" w:w="1520"/>
-            <w:shd w:fill="FCE4D6" w:color="auto" w:val="clear"/>
-            <w:tcMar>
-              <w:top w:type="dxa" w:w="60"/>
-              <w:left w:type="dxa" w:w="120"/>
-              <w:bottom w:type="dxa" w:w="60"/>
-              <w:right w:type="dxa" w:w="120"/>
-            </w:tcMar>
-            <w:vAlign w:val="top"/>
-          </w:tcPr>
-          <w:p>
-            <w:pPr>
-              <w:spacing w:after="40" w:before="0"/>
-              <w:jc w:val="left"/>
-            </w:pPr>
-            <w:r>
-              <w:rPr>
-                <w:rFonts w:ascii="Arial" w:cs="Arial" w:eastAsia="Arial" w:hAnsi="Arial"/>
-                <w:b/>
-                <w:bCs/>
-                <w:i w:val="false"/>
-                <w:iCs w:val="false"/>
-                <w:color w:val="000000"/>
-                <w:sz w:val="18"/>
-                <w:szCs w:val="18"/>
-              </w:rPr>
-              <w:t xml:space="preserve">Driving Question Board (DQB) Creation</w:t>
-            </w:r>
-          </w:p>
-          <w:p>
-            <w:pPr>
-              <w:spacing w:after="20" w:before="0"/>
-            </w:pPr>
-            <w:r>
-              <w:rPr>
-                <w:rFonts w:ascii="Arial" w:cs="Arial" w:eastAsia="Arial" w:hAnsi="Arial"/>
-                <w:b/>
-                <w:bCs/>
-                <w:color w:val="1F3864"/>
-                <w:sz w:val="16"/>
-                <w:szCs w:val="16"/>
-              </w:rPr>
-              <w:t xml:space="preserve">📹 VIDEO:</w:t>
-            </w:r>
-          </w:p>
-          <w:p>
-            <w:pPr>
-              <w:spacing w:after="20" w:before="0"/>
-            </w:pPr>
-            <w:hyperlink w:history="1" r:id="rIdjj4bw1gr-nvld3sqxho3i">
-              <w:r>
-                <w:rPr>
-                  <w:rFonts w:ascii="Arial" w:cs="Arial" w:eastAsia="Arial" w:hAnsi="Arial"/>
-                  <w:color w:val="2E75B6"/>
-                  <w:sz w:val="16"/>
-                  <w:szCs w:val="16"/>
-                  <w:u w:val="single" w:color="2E75B6"/>
-                </w:rPr>
-                <w:t xml:space="preserve">Video: Molecules and Light</w:t>
-              </w:r>
-            </w:hyperlink>
-          </w:p>
-          <w:p>
-            <w:pPr>
-              <w:spacing w:after="10" w:before="0"/>
-              <w:ind w:left="120"/>
-            </w:pPr>
-            <w:r>
-              <w:rPr>
-                <w:rFonts w:ascii="Arial" w:cs="Arial" w:eastAsia="Arial" w:hAnsi="Arial"/>
-                <w:color w:val="595959"/>
-                <w:sz w:val="14"/>
-                <w:szCs w:val="14"/>
-              </w:rPr>
-              <w:t xml:space="preserve">Source: PhET Interactive Simulations (English)</w:t>
-            </w:r>
-          </w:p>
-          <w:p>
-            <w:pPr>
-              <w:spacing w:after="10" w:before="0"/>
-              <w:ind w:left="120"/>
-            </w:pPr>
-            <w:hyperlink w:history="1" r:id="rIdongcynjbcv07julcqyjge">
+            <w:hyperlink w:history="1" r:id="rId-5jfugydofytnqftkgjfi">
               <w:r>
                 <w:rPr>
                   <w:rFonts w:ascii="Arial" w:cs="Arial" w:eastAsia="Arial" w:hAnsi="Arial"/>
@@ -4673,14 +4670,336 @@
                 <w:sz w:val="16"/>
                 <w:szCs w:val="16"/>
               </w:rPr>
-              <w:t xml:space="preserve">📖 HTML:</w:t>
+              <w:t xml:space="preserve">📖 READING:</w:t>
             </w:r>
           </w:p>
           <w:p>
             <w:pPr>
               <w:spacing w:after="20" w:before="0"/>
             </w:pPr>
-            <w:hyperlink w:history="1" r:id="rIdrdigkbchx78bgibvmrco0">
+            <w:r>
+              <w:rPr>
+                <w:rFonts w:ascii="Arial" w:cs="Arial" w:eastAsia="Arial" w:hAnsi="Arial"/>
+                <w:i/>
+                <w:iCs/>
+                <w:color w:val="595959"/>
+                <w:sz w:val="16"/>
+                <w:szCs w:val="16"/>
+              </w:rPr>
+              <w:t xml:space="preserve">No closely matching reading in the ARES library for this activity.</w:t>
+            </w:r>
+          </w:p>
+          <w:p>
+            <w:pPr>
+              <w:spacing w:after="10" w:before="0"/>
+              <w:ind w:left="120"/>
+            </w:pPr>
+            <w:hyperlink w:history="1" r:id="rId7sfnu7p5utgm4si1sa6i1">
+              <w:r>
+                <w:rPr>
+                  <w:rFonts w:ascii="Arial" w:cs="Arial" w:eastAsia="Arial" w:hAnsi="Arial"/>
+                  <w:color w:val="595959"/>
+                  <w:sz w:val="14"/>
+                  <w:szCs w:val="14"/>
+                  <w:u w:val="single" w:color="595959"/>
+                </w:rPr>
+                <w:t xml:space="preserve">🔍 Search ARES for readings</w:t>
+              </w:r>
+            </w:hyperlink>
+          </w:p>
+          <w:p>
+            <w:pPr>
+              <w:spacing w:after="10" w:before="0"/>
+              <w:ind w:left="120"/>
+            </w:pPr>
+            <w:r>
+              <w:rPr>
+                <w:rFonts w:ascii="Arial" w:cs="Arial" w:eastAsia="Arial" w:hAnsi="Arial"/>
+                <w:color w:val="595959"/>
+                <w:sz w:val="14"/>
+                <w:szCs w:val="14"/>
+              </w:rPr>
+              <w:t xml:space="preserve">Search terms: greenhouse effect climate change</w:t>
+            </w:r>
+          </w:p>
+        </w:tc>
+        <w:tc>
+          <w:tcPr>
+            <w:tcW w:type="dxa" w:w="3040"/>
+            <w:shd w:fill="FFFFFF" w:color="auto" w:val="clear"/>
+            <w:tcMar>
+              <w:top w:type="dxa" w:w="60"/>
+              <w:left w:type="dxa" w:w="120"/>
+              <w:bottom w:type="dxa" w:w="60"/>
+              <w:right w:type="dxa" w:w="120"/>
+            </w:tcMar>
+            <w:vAlign w:val="top"/>
+          </w:tcPr>
+          <w:p>
+            <w:pPr>
+              <w:spacing w:after="40" w:before="0"/>
+              <w:jc w:val="left"/>
+            </w:pPr>
+            <w:r>
+              <w:rPr>
+                <w:rFonts w:ascii="Arial" w:cs="Arial" w:eastAsia="Arial" w:hAnsi="Arial"/>
+                <w:b w:val="false"/>
+                <w:bCs w:val="false"/>
+                <w:i w:val="false"/>
+                <w:iCs w:val="false"/>
+                <w:color w:val="000000"/>
+                <w:sz w:val="18"/>
+                <w:szCs w:val="18"/>
+              </w:rPr>
+              <w:t xml:space="preserve">Students collaboratively create the class Driving Question Board — a large display that will track growing understanding across all seven lessons. Each student receives two sticky notes (or paper squares if sticky notes are unavailable). On the FIRST sticky note, they write a question that today's lesson has made them want to ask — something they are still confused about or curious about regarding the glacier, the rains, or the greenhouse effect. On the SECOND sticky note, they write one thing they now understand that they did not understand at the start of the lesson. Students bring both notes to a designated section of the wall or board. The teacher (or student volunteers) organises the questions into clusters: (A) Questions about causes of greenhouse gas increase; (B) Questions about how warming links to rainfall; (C) Questions about what can be done; (D) Other physics questions. The class Driving Question — 'Why are Mount Kenya's glaciers melting and Kenyan farmers' rains becoming unpredictable — and what can the physics of our atmosphere tell us about how to respond?' — is written in large text at the top of the DQB and remains there for all seven lessons.</w:t>
+            </w:r>
+          </w:p>
+        </w:tc>
+        <w:tc>
+          <w:tcPr>
+            <w:tcW w:type="dxa" w:w="3040"/>
+            <w:shd w:fill="F2F2F2" w:color="auto" w:val="clear"/>
+            <w:tcMar>
+              <w:top w:type="dxa" w:w="60"/>
+              <w:left w:type="dxa" w:w="120"/>
+              <w:bottom w:type="dxa" w:w="60"/>
+              <w:right w:type="dxa" w:w="120"/>
+            </w:tcMar>
+            <w:vAlign w:val="top"/>
+          </w:tcPr>
+          <w:p>
+            <w:pPr>
+              <w:spacing w:after="40" w:before="0"/>
+              <w:jc w:val="left"/>
+            </w:pPr>
+            <w:r>
+              <w:rPr>
+                <w:rFonts w:ascii="Arial" w:cs="Arial" w:eastAsia="Arial" w:hAnsi="Arial"/>
+                <w:b w:val="false"/>
+                <w:bCs w:val="false"/>
+                <w:i w:val="false"/>
+                <w:iCs w:val="false"/>
+                <w:color w:val="000000"/>
+                <w:sz w:val="18"/>
+                <w:szCs w:val="18"/>
+              </w:rPr>
+              <w:t xml:space="preserve">1. Distribute two sticky notes/paper squares to each student. Say: 'On the BLUE note — write one question this lesson has made you want to ask. Make it a real question you genuinely don't know the answer to. On the YELLOW note — write one thing you understand now that you did not before today. You have 4 minutes.' [START TIMER. CIRCULATE and prompt any student who is stuck: 'What part of today still feels like a mystery to you?']</w:t>
+            </w:r>
+          </w:p>
+          <w:p>
+            <w:pPr>
+              <w:spacing w:after="40" w:before="0"/>
+              <w:jc w:val="left"/>
+            </w:pPr>
+            <w:r>
+              <w:rPr>
+                <w:rFonts w:ascii="Arial" w:cs="Arial" w:eastAsia="Arial" w:hAnsi="Arial"/>
+                <w:b w:val="false"/>
+                <w:bCs w:val="false"/>
+                <w:i w:val="false"/>
+                <w:iCs w:val="false"/>
+                <w:color w:val="000000"/>
+                <w:sz w:val="18"/>
+                <w:szCs w:val="18"/>
+              </w:rPr>
+              <w:t xml:space="preserve">2. Invite all students to bring their notes to the board. Say: 'Place your blue question note first, then your yellow understanding note.'</w:t>
+            </w:r>
+          </w:p>
+          <w:p>
+            <w:pPr>
+              <w:spacing w:after="40" w:before="0"/>
+              <w:jc w:val="left"/>
+            </w:pPr>
+            <w:r>
+              <w:rPr>
+                <w:rFonts w:ascii="Arial" w:cs="Arial" w:eastAsia="Arial" w:hAnsi="Arial"/>
+                <w:b w:val="false"/>
+                <w:bCs w:val="false"/>
+                <w:i w:val="false"/>
+                <w:iCs w:val="false"/>
+                <w:color w:val="000000"/>
+                <w:sz w:val="18"/>
+                <w:szCs w:val="18"/>
+              </w:rPr>
+              <w:t xml:space="preserve">3. Read aloud 6–8 question notes selected at random. Sort them into clusters A, B, C, D on the board, narrating aloud: 'This question belongs in cluster A — causes. This one belongs in cluster B — rainfall links.' Invite students to suggest alternative groupings.</w:t>
+            </w:r>
+          </w:p>
+          <w:p>
+            <w:pPr>
+              <w:spacing w:after="40" w:before="0"/>
+              <w:jc w:val="left"/>
+            </w:pPr>
+            <w:r>
+              <w:rPr>
+                <w:rFonts w:ascii="Arial" w:cs="Arial" w:eastAsia="Arial" w:hAnsi="Arial"/>
+                <w:b w:val="false"/>
+                <w:bCs w:val="false"/>
+                <w:i w:val="false"/>
+                <w:iCs w:val="false"/>
+                <w:color w:val="000000"/>
+                <w:sz w:val="18"/>
+                <w:szCs w:val="18"/>
+              </w:rPr>
+              <w:t xml:space="preserve">4. Point to the Driving Question at the top of the DQB and say: 'Every lesson for the next seven weeks will bring us closer to answering this question. At the end of each lesson, we will come back to this board and ask: what can we now explain that we could not before?'</w:t>
+            </w:r>
+          </w:p>
+          <w:p>
+            <w:pPr>
+              <w:spacing w:after="40" w:before="0"/>
+              <w:jc w:val="left"/>
+            </w:pPr>
+            <w:r>
+              <w:rPr>
+                <w:rFonts w:ascii="Arial" w:cs="Arial" w:eastAsia="Arial" w:hAnsi="Arial"/>
+                <w:b w:val="false"/>
+                <w:bCs w:val="false"/>
+                <w:i w:val="false"/>
+                <w:iCs w:val="false"/>
+                <w:color w:val="000000"/>
+                <w:sz w:val="18"/>
+                <w:szCs w:val="18"/>
+              </w:rPr>
+              <w:t xml:space="preserve">5. Say: 'Your question notes are not graded. There are no wrong questions on this board. A good question is more valuable than a half-understood answer.'</w:t>
+            </w:r>
+          </w:p>
+          <w:p>
+            <w:pPr>
+              <w:spacing w:after="40" w:before="0"/>
+              <w:jc w:val="left"/>
+            </w:pPr>
+            <w:r>
+              <w:rPr>
+                <w:rFonts w:ascii="Arial" w:cs="Arial" w:eastAsia="Arial" w:hAnsi="Arial"/>
+                <w:b w:val="false"/>
+                <w:bCs w:val="false"/>
+                <w:i w:val="false"/>
+                <w:iCs w:val="false"/>
+                <w:color w:val="000000"/>
+                <w:sz w:val="18"/>
+                <w:szCs w:val="18"/>
+              </w:rPr>
+              <w:t xml:space="preserve">6. Leave the DQB visible for the remainder of the lesson and all subsequent lessons.</w:t>
+            </w:r>
+          </w:p>
+        </w:tc>
+        <w:tc>
+          <w:tcPr>
+            <w:tcW w:type="dxa" w:w="3040"/>
+            <w:shd w:fill="FFFFFF" w:color="auto" w:val="clear"/>
+            <w:tcMar>
+              <w:top w:type="dxa" w:w="60"/>
+              <w:left w:type="dxa" w:w="120"/>
+              <w:bottom w:type="dxa" w:w="60"/>
+              <w:right w:type="dxa" w:w="120"/>
+            </w:tcMar>
+            <w:vAlign w:val="top"/>
+          </w:tcPr>
+          <w:p>
+            <w:pPr>
+              <w:spacing w:after="40" w:before="0"/>
+              <w:jc w:val="left"/>
+            </w:pPr>
+            <w:r>
+              <w:rPr>
+                <w:rFonts w:ascii="Arial" w:cs="Arial" w:eastAsia="Arial" w:hAnsi="Arial"/>
+                <w:b w:val="false"/>
+                <w:bCs w:val="false"/>
+                <w:i w:val="false"/>
+                <w:iCs w:val="false"/>
+                <w:color w:val="000000"/>
+                <w:sz w:val="18"/>
+                <w:szCs w:val="18"/>
+              </w:rPr>
+              <w:t xml:space="preserve">Driving Question Board (DQB) — a Project-Based Learning sensemaking anchor. The DQB externalises student thinking, makes the unit's intellectual journey visible, and gives every learner — including less confident speakers — a voice. Clustering questions models how scientists organise inquiry. Returning to the DQB at the end of every lesson creates a cumulative sense of growing understanding, which is strongly motivating. The two-note structure (question + understanding) ensures students articulate both confusion and progress, which are equally important epistemic states.</w:t>
+            </w:r>
+          </w:p>
+        </w:tc>
+        <w:tc>
+          <w:tcPr>
+            <w:tcW w:type="dxa" w:w="3040"/>
+            <w:shd w:fill="F2F2F2" w:color="auto" w:val="clear"/>
+            <w:tcMar>
+              <w:top w:type="dxa" w:w="60"/>
+              <w:left w:type="dxa" w:w="120"/>
+              <w:bottom w:type="dxa" w:w="60"/>
+              <w:right w:type="dxa" w:w="120"/>
+            </w:tcMar>
+            <w:vAlign w:val="top"/>
+          </w:tcPr>
+          <w:p>
+            <w:pPr>
+              <w:spacing w:after="40" w:before="0"/>
+              <w:jc w:val="left"/>
+            </w:pPr>
+            <w:r>
+              <w:rPr>
+                <w:rFonts w:ascii="Arial" w:cs="Arial" w:eastAsia="Arial" w:hAnsi="Arial"/>
+                <w:b w:val="false"/>
+                <w:bCs w:val="false"/>
+                <w:i w:val="false"/>
+                <w:iCs w:val="false"/>
+                <w:color w:val="000000"/>
+                <w:sz w:val="18"/>
+                <w:szCs w:val="18"/>
+              </w:rPr>
+              <w:t xml:space="preserve">OBSERVABLE INDICATOR: Every student produces both a question note and an understanding note. TEACHER LOOK-FOR: Question notes that reveal persistent misconceptions (e.g., 'Is the greenhouse effect caused by the ozone hole?') are flagged and placed in a 'MISCONCEPTIONS TO ADDRESS' sub-section of the DQB — these become explicit targets for Lessons 2 and 3. Understanding notes that are vague (e.g., 'I understand climate') prompt a brief one-on-one follow-up from the teacher during the model-building phase: 'Can you be more specific — what is one thing that the atmosphere does that you understand better now?'</w:t>
+            </w:r>
+          </w:p>
+        </w:tc>
+      </w:tr>
+      <w:tr>
+        <w:tc>
+          <w:tcPr>
+            <w:tcW w:type="dxa" w:w="1520"/>
+            <w:shd w:fill="D5E8F0" w:color="auto" w:val="clear"/>
+            <w:tcMar>
+              <w:top w:type="dxa" w:w="60"/>
+              <w:left w:type="dxa" w:w="120"/>
+              <w:bottom w:type="dxa" w:w="60"/>
+              <w:right w:type="dxa" w:w="120"/>
+            </w:tcMar>
+            <w:vAlign w:val="top"/>
+          </w:tcPr>
+          <w:p>
+            <w:pPr>
+              <w:spacing w:after="40" w:before="0"/>
+              <w:jc w:val="left"/>
+            </w:pPr>
+            <w:r>
+              <w:rPr>
+                <w:rFonts w:ascii="Arial" w:cs="Arial" w:eastAsia="Arial" w:hAnsi="Arial"/>
+                <w:b/>
+                <w:bCs/>
+                <w:i w:val="false"/>
+                <w:iCs w:val="false"/>
+                <w:color w:val="000000"/>
+                <w:sz w:val="18"/>
+                <w:szCs w:val="18"/>
+              </w:rPr>
+              <w:t xml:space="preserve">Model Building Phase</w:t>
+            </w:r>
+          </w:p>
+          <w:p>
+            <w:pPr>
+              <w:spacing w:after="20" w:before="0"/>
+            </w:pPr>
+            <w:r>
+              <w:rPr>
+                <w:rFonts w:ascii="Arial" w:cs="Arial" w:eastAsia="Arial" w:hAnsi="Arial"/>
+                <w:b/>
+                <w:bCs/>
+                <w:color w:val="1F3864"/>
+                <w:sz w:val="16"/>
+                <w:szCs w:val="16"/>
+              </w:rPr>
+              <w:t xml:space="preserve">📹 VIDEO:</w:t>
+            </w:r>
+          </w:p>
+          <w:p>
+            <w:pPr>
+              <w:spacing w:after="20" w:before="0"/>
+            </w:pPr>
+            <w:hyperlink w:history="1" r:id="rId92qh_evr1thr_f7avocih">
               <w:r>
                 <w:rPr>
                   <w:rFonts w:ascii="Arial" w:cs="Arial" w:eastAsia="Arial" w:hAnsi="Arial"/>
@@ -4689,7 +5008,7 @@
                   <w:szCs w:val="16"/>
                   <w:u w:val="single" w:color="2E75B6"/>
                 </w:rPr>
-                <w:t xml:space="preserve">Effect of Pressure (Flexbook)</w:t>
+                <w:t xml:space="preserve">Wheel mounts and fenders</w:t>
               </w:r>
             </w:hyperlink>
           </w:p>
@@ -4705,7 +5024,7 @@
                 <w:sz w:val="14"/>
                 <w:szCs w:val="14"/>
               </w:rPr>
-              <w:t xml:space="preserve">Source: CK-12</w:t>
+              <w:t xml:space="preserve">Source: Khan Academy (English - US curriculum)</w:t>
             </w:r>
           </w:p>
           <w:p>
@@ -4713,330 +5032,7 @@
               <w:spacing w:after="10" w:before="0"/>
               <w:ind w:left="120"/>
             </w:pPr>
-            <w:hyperlink w:history="1" r:id="rIdhh-zznrnzajw9qz2lx9nz">
-              <w:r>
-                <w:rPr>
-                  <w:rFonts w:ascii="Arial" w:cs="Arial" w:eastAsia="Arial" w:hAnsi="Arial"/>
-                  <w:color w:val="595959"/>
-                  <w:sz w:val="14"/>
-                  <w:szCs w:val="14"/>
-                  <w:u w:val="single" w:color="595959"/>
-                </w:rPr>
-                <w:t xml:space="preserve">🔍 Search ARES for similar readings</w:t>
-              </w:r>
-            </w:hyperlink>
-          </w:p>
-        </w:tc>
-        <w:tc>
-          <w:tcPr>
-            <w:tcW w:type="dxa" w:w="3040"/>
-            <w:shd w:fill="FFFFFF" w:color="auto" w:val="clear"/>
-            <w:tcMar>
-              <w:top w:type="dxa" w:w="60"/>
-              <w:left w:type="dxa" w:w="120"/>
-              <w:bottom w:type="dxa" w:w="60"/>
-              <w:right w:type="dxa" w:w="120"/>
-            </w:tcMar>
-            <w:vAlign w:val="top"/>
-          </w:tcPr>
-          <w:p>
-            <w:pPr>
-              <w:spacing w:after="40" w:before="0"/>
-              <w:jc w:val="left"/>
-            </w:pPr>
-            <w:r>
-              <w:rPr>
-                <w:rFonts w:ascii="Arial" w:cs="Arial" w:eastAsia="Arial" w:hAnsi="Arial"/>
-                <w:b w:val="false"/>
-                <w:bCs w:val="false"/>
-                <w:i w:val="false"/>
-                <w:iCs w:val="false"/>
-                <w:color w:val="000000"/>
-                <w:sz w:val="18"/>
-                <w:szCs w:val="18"/>
-              </w:rPr>
-              <w:t xml:space="preserve">Students collaboratively create the class Driving Question Board — a large display that will track growing understanding across all seven lessons. Each student receives two sticky notes (or paper squares if sticky notes are unavailable). On the FIRST sticky note, they write a question that today's lesson has made them want to ask — something they are still confused about or curious about regarding the glacier, the rains, or the greenhouse effect. On the SECOND sticky note, they write one thing they now understand that they did not understand at the start of the lesson. Students bring both notes to a designated section of the wall or board. The teacher (or student volunteers) organises the questions into clusters: (A) Questions about causes of greenhouse gas increase; (B) Questions about how warming links to rainfall; (C) Questions about what can be done; (D) Other physics questions. The class Driving Question — 'Why are Mount Kenya's glaciers melting and Kenyan farmers' rains becoming unpredictable — and what can the physics of our atmosphere tell us about how to respond?' — is written in large text at the top of the DQB and remains there for all seven lessons.</w:t>
-            </w:r>
-          </w:p>
-        </w:tc>
-        <w:tc>
-          <w:tcPr>
-            <w:tcW w:type="dxa" w:w="3040"/>
-            <w:shd w:fill="F2F2F2" w:color="auto" w:val="clear"/>
-            <w:tcMar>
-              <w:top w:type="dxa" w:w="60"/>
-              <w:left w:type="dxa" w:w="120"/>
-              <w:bottom w:type="dxa" w:w="60"/>
-              <w:right w:type="dxa" w:w="120"/>
-            </w:tcMar>
-            <w:vAlign w:val="top"/>
-          </w:tcPr>
-          <w:p>
-            <w:pPr>
-              <w:spacing w:after="40" w:before="0"/>
-              <w:jc w:val="left"/>
-            </w:pPr>
-            <w:r>
-              <w:rPr>
-                <w:rFonts w:ascii="Arial" w:cs="Arial" w:eastAsia="Arial" w:hAnsi="Arial"/>
-                <w:b w:val="false"/>
-                <w:bCs w:val="false"/>
-                <w:i w:val="false"/>
-                <w:iCs w:val="false"/>
-                <w:color w:val="000000"/>
-                <w:sz w:val="18"/>
-                <w:szCs w:val="18"/>
-              </w:rPr>
-              <w:t xml:space="preserve">1. Distribute two sticky notes/paper squares to each student. Say: 'On the BLUE note — write one question this lesson has made you want to ask. Make it a real question you genuinely don't know the answer to. On the YELLOW note — write one thing you understand now that you did not before today. You have 4 minutes.' [START TIMER. CIRCULATE and prompt any student who is stuck: 'What part of today still feels like a mystery to you?']</w:t>
-            </w:r>
-          </w:p>
-          <w:p>
-            <w:pPr>
-              <w:spacing w:after="40" w:before="0"/>
-              <w:jc w:val="left"/>
-            </w:pPr>
-            <w:r>
-              <w:rPr>
-                <w:rFonts w:ascii="Arial" w:cs="Arial" w:eastAsia="Arial" w:hAnsi="Arial"/>
-                <w:b w:val="false"/>
-                <w:bCs w:val="false"/>
-                <w:i w:val="false"/>
-                <w:iCs w:val="false"/>
-                <w:color w:val="000000"/>
-                <w:sz w:val="18"/>
-                <w:szCs w:val="18"/>
-              </w:rPr>
-              <w:t xml:space="preserve">2. Invite all students to bring their notes to the board. Say: 'Place your blue question note first, then your yellow understanding note.'</w:t>
-            </w:r>
-          </w:p>
-          <w:p>
-            <w:pPr>
-              <w:spacing w:after="40" w:before="0"/>
-              <w:jc w:val="left"/>
-            </w:pPr>
-            <w:r>
-              <w:rPr>
-                <w:rFonts w:ascii="Arial" w:cs="Arial" w:eastAsia="Arial" w:hAnsi="Arial"/>
-                <w:b w:val="false"/>
-                <w:bCs w:val="false"/>
-                <w:i w:val="false"/>
-                <w:iCs w:val="false"/>
-                <w:color w:val="000000"/>
-                <w:sz w:val="18"/>
-                <w:szCs w:val="18"/>
-              </w:rPr>
-              <w:t xml:space="preserve">3. Read aloud 6–8 question notes selected at random. Sort them into clusters A, B, C, D on the board, narrating aloud: 'This question belongs in cluster A — causes. This one belongs in cluster B — rainfall links.' Invite students to suggest alternative groupings.</w:t>
-            </w:r>
-          </w:p>
-          <w:p>
-            <w:pPr>
-              <w:spacing w:after="40" w:before="0"/>
-              <w:jc w:val="left"/>
-            </w:pPr>
-            <w:r>
-              <w:rPr>
-                <w:rFonts w:ascii="Arial" w:cs="Arial" w:eastAsia="Arial" w:hAnsi="Arial"/>
-                <w:b w:val="false"/>
-                <w:bCs w:val="false"/>
-                <w:i w:val="false"/>
-                <w:iCs w:val="false"/>
-                <w:color w:val="000000"/>
-                <w:sz w:val="18"/>
-                <w:szCs w:val="18"/>
-              </w:rPr>
-              <w:t xml:space="preserve">4. Point to the Driving Question at the top of the DQB and say: 'Every lesson for the next seven weeks will bring us closer to answering this question. At the end of each lesson, we will come back to this board and ask: what can we now explain that we could not before?'</w:t>
-            </w:r>
-          </w:p>
-          <w:p>
-            <w:pPr>
-              <w:spacing w:after="40" w:before="0"/>
-              <w:jc w:val="left"/>
-            </w:pPr>
-            <w:r>
-              <w:rPr>
-                <w:rFonts w:ascii="Arial" w:cs="Arial" w:eastAsia="Arial" w:hAnsi="Arial"/>
-                <w:b w:val="false"/>
-                <w:bCs w:val="false"/>
-                <w:i w:val="false"/>
-                <w:iCs w:val="false"/>
-                <w:color w:val="000000"/>
-                <w:sz w:val="18"/>
-                <w:szCs w:val="18"/>
-              </w:rPr>
-              <w:t xml:space="preserve">5. Say: 'Your question notes are not graded. There are no wrong questions on this board. A good question is more valuable than a half-understood answer.'</w:t>
-            </w:r>
-          </w:p>
-          <w:p>
-            <w:pPr>
-              <w:spacing w:after="40" w:before="0"/>
-              <w:jc w:val="left"/>
-            </w:pPr>
-            <w:r>
-              <w:rPr>
-                <w:rFonts w:ascii="Arial" w:cs="Arial" w:eastAsia="Arial" w:hAnsi="Arial"/>
-                <w:b w:val="false"/>
-                <w:bCs w:val="false"/>
-                <w:i w:val="false"/>
-                <w:iCs w:val="false"/>
-                <w:color w:val="000000"/>
-                <w:sz w:val="18"/>
-                <w:szCs w:val="18"/>
-              </w:rPr>
-              <w:t xml:space="preserve">6. Leave the DQB visible for the remainder of the lesson and all subsequent lessons.</w:t>
-            </w:r>
-          </w:p>
-        </w:tc>
-        <w:tc>
-          <w:tcPr>
-            <w:tcW w:type="dxa" w:w="3040"/>
-            <w:shd w:fill="FFFFFF" w:color="auto" w:val="clear"/>
-            <w:tcMar>
-              <w:top w:type="dxa" w:w="60"/>
-              <w:left w:type="dxa" w:w="120"/>
-              <w:bottom w:type="dxa" w:w="60"/>
-              <w:right w:type="dxa" w:w="120"/>
-            </w:tcMar>
-            <w:vAlign w:val="top"/>
-          </w:tcPr>
-          <w:p>
-            <w:pPr>
-              <w:spacing w:after="40" w:before="0"/>
-              <w:jc w:val="left"/>
-            </w:pPr>
-            <w:r>
-              <w:rPr>
-                <w:rFonts w:ascii="Arial" w:cs="Arial" w:eastAsia="Arial" w:hAnsi="Arial"/>
-                <w:b w:val="false"/>
-                <w:bCs w:val="false"/>
-                <w:i w:val="false"/>
-                <w:iCs w:val="false"/>
-                <w:color w:val="000000"/>
-                <w:sz w:val="18"/>
-                <w:szCs w:val="18"/>
-              </w:rPr>
-              <w:t xml:space="preserve">Driving Question Board (DQB) — a Project-Based Learning sensemaking anchor. The DQB externalises student thinking, makes the unit's intellectual journey visible, and gives every learner — including less confident speakers — a voice. Clustering questions models how scientists organise inquiry. Returning to the DQB at the end of every lesson creates a cumulative sense of growing understanding, which is strongly motivating. The two-note structure (question + understanding) ensures students articulate both confusion and progress, which are equally important epistemic states.</w:t>
-            </w:r>
-          </w:p>
-        </w:tc>
-        <w:tc>
-          <w:tcPr>
-            <w:tcW w:type="dxa" w:w="3040"/>
-            <w:shd w:fill="F2F2F2" w:color="auto" w:val="clear"/>
-            <w:tcMar>
-              <w:top w:type="dxa" w:w="60"/>
-              <w:left w:type="dxa" w:w="120"/>
-              <w:bottom w:type="dxa" w:w="60"/>
-              <w:right w:type="dxa" w:w="120"/>
-            </w:tcMar>
-            <w:vAlign w:val="top"/>
-          </w:tcPr>
-          <w:p>
-            <w:pPr>
-              <w:spacing w:after="40" w:before="0"/>
-              <w:jc w:val="left"/>
-            </w:pPr>
-            <w:r>
-              <w:rPr>
-                <w:rFonts w:ascii="Arial" w:cs="Arial" w:eastAsia="Arial" w:hAnsi="Arial"/>
-                <w:b w:val="false"/>
-                <w:bCs w:val="false"/>
-                <w:i w:val="false"/>
-                <w:iCs w:val="false"/>
-                <w:color w:val="000000"/>
-                <w:sz w:val="18"/>
-                <w:szCs w:val="18"/>
-              </w:rPr>
-              <w:t xml:space="preserve">OBSERVABLE INDICATOR: Every student produces both a question note and an understanding note. TEACHER LOOK-FOR: Question notes that reveal persistent misconceptions (e.g., 'Is the greenhouse effect caused by the ozone hole?') are flagged and placed in a 'MISCONCEPTIONS TO ADDRESS' sub-section of the DQB — these become explicit targets for Lessons 2 and 3. Understanding notes that are vague (e.g., 'I understand climate') prompt a brief one-on-one follow-up from the teacher during the model-building phase: 'Can you be more specific — what is one thing that the atmosphere does that you understand better now?'</w:t>
-            </w:r>
-          </w:p>
-        </w:tc>
-      </w:tr>
-      <w:tr>
-        <w:tc>
-          <w:tcPr>
-            <w:tcW w:type="dxa" w:w="1520"/>
-            <w:shd w:fill="D5E8F0" w:color="auto" w:val="clear"/>
-            <w:tcMar>
-              <w:top w:type="dxa" w:w="60"/>
-              <w:left w:type="dxa" w:w="120"/>
-              <w:bottom w:type="dxa" w:w="60"/>
-              <w:right w:type="dxa" w:w="120"/>
-            </w:tcMar>
-            <w:vAlign w:val="top"/>
-          </w:tcPr>
-          <w:p>
-            <w:pPr>
-              <w:spacing w:after="40" w:before="0"/>
-              <w:jc w:val="left"/>
-            </w:pPr>
-            <w:r>
-              <w:rPr>
-                <w:rFonts w:ascii="Arial" w:cs="Arial" w:eastAsia="Arial" w:hAnsi="Arial"/>
-                <w:b/>
-                <w:bCs/>
-                <w:i w:val="false"/>
-                <w:iCs w:val="false"/>
-                <w:color w:val="000000"/>
-                <w:sz w:val="18"/>
-                <w:szCs w:val="18"/>
-              </w:rPr>
-              <w:t xml:space="preserve">Model Building Phase</w:t>
-            </w:r>
-          </w:p>
-          <w:p>
-            <w:pPr>
-              <w:spacing w:after="20" w:before="0"/>
-            </w:pPr>
-            <w:r>
-              <w:rPr>
-                <w:rFonts w:ascii="Arial" w:cs="Arial" w:eastAsia="Arial" w:hAnsi="Arial"/>
-                <w:b/>
-                <w:bCs/>
-                <w:color w:val="1F3864"/>
-                <w:sz w:val="16"/>
-                <w:szCs w:val="16"/>
-              </w:rPr>
-              <w:t xml:space="preserve">📹 VIDEO:</w:t>
-            </w:r>
-          </w:p>
-          <w:p>
-            <w:pPr>
-              <w:spacing w:after="20" w:before="0"/>
-            </w:pPr>
-            <w:hyperlink w:history="1" r:id="rIdd6z-vtslxkqv4vvei5yu1">
-              <w:r>
-                <w:rPr>
-                  <w:rFonts w:ascii="Arial" w:cs="Arial" w:eastAsia="Arial" w:hAnsi="Arial"/>
-                  <w:color w:val="2E75B6"/>
-                  <w:sz w:val="16"/>
-                  <w:szCs w:val="16"/>
-                  <w:u w:val="single" w:color="2E75B6"/>
-                </w:rPr>
-                <w:t xml:space="preserve">Video: Molecules and Light</w:t>
-              </w:r>
-            </w:hyperlink>
-          </w:p>
-          <w:p>
-            <w:pPr>
-              <w:spacing w:after="10" w:before="0"/>
-              <w:ind w:left="120"/>
-            </w:pPr>
-            <w:r>
-              <w:rPr>
-                <w:rFonts w:ascii="Arial" w:cs="Arial" w:eastAsia="Arial" w:hAnsi="Arial"/>
-                <w:color w:val="595959"/>
-                <w:sz w:val="14"/>
-                <w:szCs w:val="14"/>
-              </w:rPr>
-              <w:t xml:space="preserve">Source: PhET Interactive Simulations (English)</w:t>
-            </w:r>
-          </w:p>
-          <w:p>
-            <w:pPr>
-              <w:spacing w:after="10" w:before="0"/>
-              <w:ind w:left="120"/>
-            </w:pPr>
-            <w:hyperlink w:history="1" r:id="rId_chb4eogbqaqgvpao5nps">
+            <w:hyperlink w:history="1" r:id="rIdqrnbnclwfpkiffhsikfse">
               <w:r>
                 <w:rPr>
                   <w:rFonts w:ascii="Arial" w:cs="Arial" w:eastAsia="Arial" w:hAnsi="Arial"/>
@@ -5074,47 +5070,31 @@
                 <w:sz w:val="16"/>
                 <w:szCs w:val="16"/>
               </w:rPr>
-              <w:t xml:space="preserve">📖 HTML:</w:t>
+              <w:t xml:space="preserve">📖 READING:</w:t>
             </w:r>
           </w:p>
           <w:p>
             <w:pPr>
               <w:spacing w:after="20" w:before="0"/>
             </w:pPr>
-            <w:hyperlink w:history="1" r:id="rId8g2k-en0nrdwf6tzeha28">
-              <w:r>
-                <w:rPr>
-                  <w:rFonts w:ascii="Arial" w:cs="Arial" w:eastAsia="Arial" w:hAnsi="Arial"/>
-                  <w:color w:val="2E75B6"/>
-                  <w:sz w:val="16"/>
-                  <w:szCs w:val="16"/>
-                  <w:u w:val="single" w:color="2E75B6"/>
-                </w:rPr>
-                <w:t xml:space="preserve">Effect of Pressure (Flexbook)</w:t>
-              </w:r>
-            </w:hyperlink>
+            <w:r>
+              <w:rPr>
+                <w:rFonts w:ascii="Arial" w:cs="Arial" w:eastAsia="Arial" w:hAnsi="Arial"/>
+                <w:i/>
+                <w:iCs/>
+                <w:color w:val="595959"/>
+                <w:sz w:val="16"/>
+                <w:szCs w:val="16"/>
+              </w:rPr>
+              <w:t xml:space="preserve">No closely matching reading in the ARES library for this activity.</w:t>
+            </w:r>
           </w:p>
           <w:p>
             <w:pPr>
               <w:spacing w:after="10" w:before="0"/>
               <w:ind w:left="120"/>
             </w:pPr>
-            <w:r>
-              <w:rPr>
-                <w:rFonts w:ascii="Arial" w:cs="Arial" w:eastAsia="Arial" w:hAnsi="Arial"/>
-                <w:color w:val="595959"/>
-                <w:sz w:val="14"/>
-                <w:szCs w:val="14"/>
-              </w:rPr>
-              <w:t xml:space="preserve">Source: CK-12</w:t>
-            </w:r>
-          </w:p>
-          <w:p>
-            <w:pPr>
-              <w:spacing w:after="10" w:before="0"/>
-              <w:ind w:left="120"/>
-            </w:pPr>
-            <w:hyperlink w:history="1" r:id="rIdubaqmcltak2te-vi5a_dh">
+            <w:hyperlink w:history="1" r:id="rIdt_cmidsbg_aynnnrebtqn">
               <w:r>
                 <w:rPr>
                   <w:rFonts w:ascii="Arial" w:cs="Arial" w:eastAsia="Arial" w:hAnsi="Arial"/>
@@ -5123,9 +5103,24 @@
                   <w:szCs w:val="14"/>
                   <w:u w:val="single" w:color="595959"/>
                 </w:rPr>
-                <w:t xml:space="preserve">🔍 Search ARES for similar readings</w:t>
+                <w:t xml:space="preserve">🔍 Search ARES for readings</w:t>
               </w:r>
             </w:hyperlink>
+          </w:p>
+          <w:p>
+            <w:pPr>
+              <w:spacing w:after="10" w:before="0"/>
+              <w:ind w:left="120"/>
+            </w:pPr>
+            <w:r>
+              <w:rPr>
+                <w:rFonts w:ascii="Arial" w:cs="Arial" w:eastAsia="Arial" w:hAnsi="Arial"/>
+                <w:color w:val="595959"/>
+                <w:sz w:val="14"/>
+                <w:szCs w:val="14"/>
+              </w:rPr>
+              <w:t xml:space="preserve">Search terms: greenhouse effect climate change</w:t>
+            </w:r>
           </w:p>
         </w:tc>
         <w:tc>
@@ -6810,7 +6805,7 @@
             <w:pPr>
               <w:spacing w:after="20" w:before="0"/>
             </w:pPr>
-            <w:hyperlink w:history="1" r:id="rIdbdqq9fzrtxyoxaov_hog4">
+            <w:hyperlink w:history="1" r:id="rId2aprxfmspdjh_rqnvzyeb">
               <w:r>
                 <w:rPr>
                   <w:rFonts w:ascii="Arial" w:cs="Arial" w:eastAsia="Arial" w:hAnsi="Arial"/>
@@ -6819,7 +6814,7 @@
                   <w:szCs w:val="16"/>
                   <w:u w:val="single" w:color="2E75B6"/>
                 </w:rPr>
-                <w:t xml:space="preserve">Video: Molecules and Light</w:t>
+                <w:t xml:space="preserve">Earth's changing climate</w:t>
               </w:r>
             </w:hyperlink>
           </w:p>
@@ -6835,7 +6830,7 @@
                 <w:sz w:val="14"/>
                 <w:szCs w:val="14"/>
               </w:rPr>
-              <w:t xml:space="preserve">Source: PhET Interactive Simulations (English)</w:t>
+              <w:t xml:space="preserve">Source: Khan Academy (English - US curriculum)</w:t>
             </w:r>
           </w:p>
           <w:p>
@@ -6843,7 +6838,7 @@
               <w:spacing w:after="10" w:before="0"/>
               <w:ind w:left="120"/>
             </w:pPr>
-            <w:hyperlink w:history="1" r:id="rIdbg02bovzx-xiifpoihb82">
+            <w:hyperlink w:history="1" r:id="rIdytkjiokkb3wiekfflhfna">
               <w:r>
                 <w:rPr>
                   <w:rFonts w:ascii="Arial" w:cs="Arial" w:eastAsia="Arial" w:hAnsi="Arial"/>
@@ -6881,14 +6876,241 @@
                 <w:sz w:val="16"/>
                 <w:szCs w:val="16"/>
               </w:rPr>
-              <w:t xml:space="preserve">📖 HTML:</w:t>
+              <w:t xml:space="preserve">📖 READING:</w:t>
             </w:r>
           </w:p>
           <w:p>
             <w:pPr>
               <w:spacing w:after="20" w:before="0"/>
             </w:pPr>
-            <w:hyperlink w:history="1" r:id="rIdwo12uc5phlr6xhpaurxcu">
+            <w:r>
+              <w:rPr>
+                <w:rFonts w:ascii="Arial" w:cs="Arial" w:eastAsia="Arial" w:hAnsi="Arial"/>
+                <w:i/>
+                <w:iCs/>
+                <w:color w:val="595959"/>
+                <w:sz w:val="16"/>
+                <w:szCs w:val="16"/>
+              </w:rPr>
+              <w:t xml:space="preserve">No closely matching reading in the ARES library for this activity.</w:t>
+            </w:r>
+          </w:p>
+          <w:p>
+            <w:pPr>
+              <w:spacing w:after="10" w:before="0"/>
+              <w:ind w:left="120"/>
+            </w:pPr>
+            <w:hyperlink w:history="1" r:id="rIdmevubzz7rarhottz3idri">
+              <w:r>
+                <w:rPr>
+                  <w:rFonts w:ascii="Arial" w:cs="Arial" w:eastAsia="Arial" w:hAnsi="Arial"/>
+                  <w:color w:val="595959"/>
+                  <w:sz w:val="14"/>
+                  <w:szCs w:val="14"/>
+                  <w:u w:val="single" w:color="595959"/>
+                </w:rPr>
+                <w:t xml:space="preserve">🔍 Search ARES for readings</w:t>
+              </w:r>
+            </w:hyperlink>
+          </w:p>
+          <w:p>
+            <w:pPr>
+              <w:spacing w:after="10" w:before="0"/>
+              <w:ind w:left="120"/>
+            </w:pPr>
+            <w:r>
+              <w:rPr>
+                <w:rFonts w:ascii="Arial" w:cs="Arial" w:eastAsia="Arial" w:hAnsi="Arial"/>
+                <w:color w:val="595959"/>
+                <w:sz w:val="14"/>
+                <w:szCs w:val="14"/>
+              </w:rPr>
+              <w:t xml:space="preserve">Search terms: greenhouse effect climate change</w:t>
+            </w:r>
+          </w:p>
+        </w:tc>
+        <w:tc>
+          <w:tcPr>
+            <w:tcW w:type="dxa" w:w="3040"/>
+            <w:shd w:fill="FFFFFF" w:color="auto" w:val="clear"/>
+            <w:tcMar>
+              <w:top w:type="dxa" w:w="60"/>
+              <w:left w:type="dxa" w:w="120"/>
+              <w:bottom w:type="dxa" w:w="60"/>
+              <w:right w:type="dxa" w:w="120"/>
+            </w:tcMar>
+            <w:vAlign w:val="top"/>
+          </w:tcPr>
+          <w:p>
+            <w:pPr>
+              <w:spacing w:after="40" w:before="0"/>
+              <w:jc w:val="left"/>
+            </w:pPr>
+            <w:r>
+              <w:rPr>
+                <w:rFonts w:ascii="Arial" w:cs="Arial" w:eastAsia="Arial" w:hAnsi="Arial"/>
+                <w:b w:val="false"/>
+                <w:bCs w:val="false"/>
+                <w:i w:val="false"/>
+                <w:iCs w:val="false"/>
+                <w:color w:val="000000"/>
+                <w:sz w:val="18"/>
+                <w:szCs w:val="18"/>
+              </w:rPr>
+              <w:t xml:space="preserve">Students are shown a single slide or poster with four images arranged in a grid: (1) a woman cooking ugali on a charcoal jiko in Nairobi, (2) a herd of cattle on a dry Rift Valley plain, (3) a satellite image of the Mau Forest showing deforested patches, and (4) a cement factory chimney near Athi River. The teacher asks students to work in pairs for 3 minutes and write on sticky notes: Which of these activities do you think adds greenhouse gases to the atmosphere? Which gas do you think each activity releases? Students place their sticky notes in a two-column table drawn on the board labelled Activity and Gas Released. The teacher does NOT correct predictions yet — all ideas are valued and posted visibly.</w:t>
+            </w:r>
+          </w:p>
+        </w:tc>
+        <w:tc>
+          <w:tcPr>
+            <w:tcW w:type="dxa" w:w="3040"/>
+            <w:shd w:fill="F2F2F2" w:color="auto" w:val="clear"/>
+            <w:tcMar>
+              <w:top w:type="dxa" w:w="60"/>
+              <w:left w:type="dxa" w:w="120"/>
+              <w:bottom w:type="dxa" w:w="60"/>
+              <w:right w:type="dxa" w:w="120"/>
+            </w:tcMar>
+            <w:vAlign w:val="top"/>
+          </w:tcPr>
+          <w:p>
+            <w:pPr>
+              <w:spacing w:after="40" w:before="0"/>
+              <w:jc w:val="left"/>
+            </w:pPr>
+            <w:r>
+              <w:rPr>
+                <w:rFonts w:ascii="Arial" w:cs="Arial" w:eastAsia="Arial" w:hAnsi="Arial"/>
+                <w:b w:val="false"/>
+                <w:bCs w:val="false"/>
+                <w:i w:val="false"/>
+                <w:iCs w:val="false"/>
+                <w:color w:val="000000"/>
+                <w:sz w:val="18"/>
+                <w:szCs w:val="18"/>
+              </w:rPr>
+              <w:t xml:space="preserve">Display the four-image grid prominently. Say: We know from last lesson that greenhouse gases trap heat in our atmosphere. Today I want you to think like a Kenyan scientist. Look at these four scenes from our country. In pairs, decide: which of these activities — if any — adds greenhouse gases to the air? Write your prediction on a sticky note and bring it up. WAIT 3 MINUTES before collecting. After students post, say: I can see some really interesting predictions up here. Some of you think cattle release greenhouse gases — that is a fascinating idea we will investigate. Let us keep these predictions visible so we can come back and check them.</w:t>
+            </w:r>
+          </w:p>
+        </w:tc>
+        <w:tc>
+          <w:tcPr>
+            <w:tcW w:type="dxa" w:w="3040"/>
+            <w:shd w:fill="FFFFFF" w:color="auto" w:val="clear"/>
+            <w:tcMar>
+              <w:top w:type="dxa" w:w="60"/>
+              <w:left w:type="dxa" w:w="120"/>
+              <w:bottom w:type="dxa" w:w="60"/>
+              <w:right w:type="dxa" w:w="120"/>
+            </w:tcMar>
+            <w:vAlign w:val="top"/>
+          </w:tcPr>
+          <w:p>
+            <w:pPr>
+              <w:spacing w:after="40" w:before="0"/>
+              <w:jc w:val="left"/>
+            </w:pPr>
+            <w:r>
+              <w:rPr>
+                <w:rFonts w:ascii="Arial" w:cs="Arial" w:eastAsia="Arial" w:hAnsi="Arial"/>
+                <w:b w:val="false"/>
+                <w:bCs w:val="false"/>
+                <w:i w:val="false"/>
+                <w:iCs w:val="false"/>
+                <w:color w:val="000000"/>
+                <w:sz w:val="18"/>
+                <w:szCs w:val="18"/>
+              </w:rPr>
+              <w:t xml:space="preserve">Elicit-before-explain approach: activating prior knowledge and lived experience before presenting data prevents passive reception. The familiar Kenyan scenes (jiko, cattle, Mau Forest, Athi River factory) make the scientific question personally relevant and lower the entry barrier for all learners.</w:t>
+            </w:r>
+          </w:p>
+        </w:tc>
+        <w:tc>
+          <w:tcPr>
+            <w:tcW w:type="dxa" w:w="3040"/>
+            <w:shd w:fill="F2F2F2" w:color="auto" w:val="clear"/>
+            <w:tcMar>
+              <w:top w:type="dxa" w:w="60"/>
+              <w:left w:type="dxa" w:w="120"/>
+              <w:bottom w:type="dxa" w:w="60"/>
+              <w:right w:type="dxa" w:w="120"/>
+            </w:tcMar>
+            <w:vAlign w:val="top"/>
+          </w:tcPr>
+          <w:p>
+            <w:pPr>
+              <w:spacing w:after="40" w:before="0"/>
+              <w:jc w:val="left"/>
+            </w:pPr>
+            <w:r>
+              <w:rPr>
+                <w:rFonts w:ascii="Arial" w:cs="Arial" w:eastAsia="Arial" w:hAnsi="Arial"/>
+                <w:b w:val="false"/>
+                <w:bCs w:val="false"/>
+                <w:i w:val="false"/>
+                <w:iCs w:val="false"/>
+                <w:color w:val="000000"/>
+                <w:sz w:val="18"/>
+                <w:szCs w:val="18"/>
+              </w:rPr>
+              <w:t xml:space="preserve">Teacher scans sticky notes during the 3-minute pair discussion, listening for: (a) whether students can name any specific gas (CO2, CH4), (b) whether they include deforestation as a source (often overlooked), and (c) whether they show misconceptions such as believing only factories produce greenhouse gases. These inform the depth of explanation needed in the Observe phase.</w:t>
+            </w:r>
+          </w:p>
+        </w:tc>
+      </w:tr>
+      <w:tr>
+        <w:tc>
+          <w:tcPr>
+            <w:tcW w:type="dxa" w:w="1520"/>
+            <w:shd w:fill="D9EEF1" w:color="auto" w:val="clear"/>
+            <w:tcMar>
+              <w:top w:type="dxa" w:w="60"/>
+              <w:left w:type="dxa" w:w="120"/>
+              <w:bottom w:type="dxa" w:w="60"/>
+              <w:right w:type="dxa" w:w="120"/>
+            </w:tcMar>
+            <w:vAlign w:val="top"/>
+          </w:tcPr>
+          <w:p>
+            <w:pPr>
+              <w:spacing w:after="40" w:before="0"/>
+              <w:jc w:val="left"/>
+            </w:pPr>
+            <w:r>
+              <w:rPr>
+                <w:rFonts w:ascii="Arial" w:cs="Arial" w:eastAsia="Arial" w:hAnsi="Arial"/>
+                <w:b/>
+                <w:bCs/>
+                <w:i w:val="false"/>
+                <w:iCs w:val="false"/>
+                <w:color w:val="000000"/>
+                <w:sz w:val="18"/>
+                <w:szCs w:val="18"/>
+              </w:rPr>
+              <w:t xml:space="preserve">Observe Phase</w:t>
+            </w:r>
+          </w:p>
+          <w:p>
+            <w:pPr>
+              <w:spacing w:after="20" w:before="0"/>
+            </w:pPr>
+            <w:r>
+              <w:rPr>
+                <w:rFonts w:ascii="Arial" w:cs="Arial" w:eastAsia="Arial" w:hAnsi="Arial"/>
+                <w:b/>
+                <w:bCs/>
+                <w:color w:val="1F3864"/>
+                <w:sz w:val="16"/>
+                <w:szCs w:val="16"/>
+              </w:rPr>
+              <w:t xml:space="preserve">📹 VIDEO:</w:t>
+            </w:r>
+          </w:p>
+          <w:p>
+            <w:pPr>
+              <w:spacing w:after="20" w:before="0"/>
+            </w:pPr>
+            <w:hyperlink w:history="1" r:id="rId6caktb_uba4xl8fz216f6">
               <w:r>
                 <w:rPr>
                   <w:rFonts w:ascii="Arial" w:cs="Arial" w:eastAsia="Arial" w:hAnsi="Arial"/>
@@ -6897,7 +7119,7 @@
                   <w:szCs w:val="16"/>
                   <w:u w:val="single" w:color="2E75B6"/>
                 </w:rPr>
-                <w:t xml:space="preserve">Renewable Resources and Alternative Energy Sources (Flexbook)</w:t>
+                <w:t xml:space="preserve">The Atmosphere and Climate</w:t>
               </w:r>
             </w:hyperlink>
           </w:p>
@@ -6913,7 +7135,7 @@
                 <w:sz w:val="14"/>
                 <w:szCs w:val="14"/>
               </w:rPr>
-              <w:t xml:space="preserve">Source: CK-12</w:t>
+              <w:t xml:space="preserve">Source: Khan Academy (English - US curriculum)</w:t>
             </w:r>
           </w:p>
           <w:p>
@@ -6921,235 +7143,7 @@
               <w:spacing w:after="10" w:before="0"/>
               <w:ind w:left="120"/>
             </w:pPr>
-            <w:hyperlink w:history="1" r:id="rIdl4ss5a8ksacrlpdeplwqv">
-              <w:r>
-                <w:rPr>
-                  <w:rFonts w:ascii="Arial" w:cs="Arial" w:eastAsia="Arial" w:hAnsi="Arial"/>
-                  <w:color w:val="595959"/>
-                  <w:sz w:val="14"/>
-                  <w:szCs w:val="14"/>
-                  <w:u w:val="single" w:color="595959"/>
-                </w:rPr>
-                <w:t xml:space="preserve">🔍 Search ARES for similar readings</w:t>
-              </w:r>
-            </w:hyperlink>
-          </w:p>
-        </w:tc>
-        <w:tc>
-          <w:tcPr>
-            <w:tcW w:type="dxa" w:w="3040"/>
-            <w:shd w:fill="FFFFFF" w:color="auto" w:val="clear"/>
-            <w:tcMar>
-              <w:top w:type="dxa" w:w="60"/>
-              <w:left w:type="dxa" w:w="120"/>
-              <w:bottom w:type="dxa" w:w="60"/>
-              <w:right w:type="dxa" w:w="120"/>
-            </w:tcMar>
-            <w:vAlign w:val="top"/>
-          </w:tcPr>
-          <w:p>
-            <w:pPr>
-              <w:spacing w:after="40" w:before="0"/>
-              <w:jc w:val="left"/>
-            </w:pPr>
-            <w:r>
-              <w:rPr>
-                <w:rFonts w:ascii="Arial" w:cs="Arial" w:eastAsia="Arial" w:hAnsi="Arial"/>
-                <w:b w:val="false"/>
-                <w:bCs w:val="false"/>
-                <w:i w:val="false"/>
-                <w:iCs w:val="false"/>
-                <w:color w:val="000000"/>
-                <w:sz w:val="18"/>
-                <w:szCs w:val="18"/>
-              </w:rPr>
-              <w:t xml:space="preserve">Students are shown a single slide or poster with four images arranged in a grid: (1) a woman cooking ugali on a charcoal jiko in Nairobi, (2) a herd of cattle on a dry Rift Valley plain, (3) a satellite image of the Mau Forest showing deforested patches, and (4) a cement factory chimney near Athi River. The teacher asks students to work in pairs for 3 minutes and write on sticky notes: Which of these activities do you think adds greenhouse gases to the atmosphere? Which gas do you think each activity releases? Students place their sticky notes in a two-column table drawn on the board labelled Activity and Gas Released. The teacher does NOT correct predictions yet — all ideas are valued and posted visibly.</w:t>
-            </w:r>
-          </w:p>
-        </w:tc>
-        <w:tc>
-          <w:tcPr>
-            <w:tcW w:type="dxa" w:w="3040"/>
-            <w:shd w:fill="F2F2F2" w:color="auto" w:val="clear"/>
-            <w:tcMar>
-              <w:top w:type="dxa" w:w="60"/>
-              <w:left w:type="dxa" w:w="120"/>
-              <w:bottom w:type="dxa" w:w="60"/>
-              <w:right w:type="dxa" w:w="120"/>
-            </w:tcMar>
-            <w:vAlign w:val="top"/>
-          </w:tcPr>
-          <w:p>
-            <w:pPr>
-              <w:spacing w:after="40" w:before="0"/>
-              <w:jc w:val="left"/>
-            </w:pPr>
-            <w:r>
-              <w:rPr>
-                <w:rFonts w:ascii="Arial" w:cs="Arial" w:eastAsia="Arial" w:hAnsi="Arial"/>
-                <w:b w:val="false"/>
-                <w:bCs w:val="false"/>
-                <w:i w:val="false"/>
-                <w:iCs w:val="false"/>
-                <w:color w:val="000000"/>
-                <w:sz w:val="18"/>
-                <w:szCs w:val="18"/>
-              </w:rPr>
-              <w:t xml:space="preserve">Display the four-image grid prominently. Say: We know from last lesson that greenhouse gases trap heat in our atmosphere. Today I want you to think like a Kenyan scientist. Look at these four scenes from our country. In pairs, decide: which of these activities — if any — adds greenhouse gases to the air? Write your prediction on a sticky note and bring it up. WAIT 3 MINUTES before collecting. After students post, say: I can see some really interesting predictions up here. Some of you think cattle release greenhouse gases — that is a fascinating idea we will investigate. Let us keep these predictions visible so we can come back and check them.</w:t>
-            </w:r>
-          </w:p>
-        </w:tc>
-        <w:tc>
-          <w:tcPr>
-            <w:tcW w:type="dxa" w:w="3040"/>
-            <w:shd w:fill="FFFFFF" w:color="auto" w:val="clear"/>
-            <w:tcMar>
-              <w:top w:type="dxa" w:w="60"/>
-              <w:left w:type="dxa" w:w="120"/>
-              <w:bottom w:type="dxa" w:w="60"/>
-              <w:right w:type="dxa" w:w="120"/>
-            </w:tcMar>
-            <w:vAlign w:val="top"/>
-          </w:tcPr>
-          <w:p>
-            <w:pPr>
-              <w:spacing w:after="40" w:before="0"/>
-              <w:jc w:val="left"/>
-            </w:pPr>
-            <w:r>
-              <w:rPr>
-                <w:rFonts w:ascii="Arial" w:cs="Arial" w:eastAsia="Arial" w:hAnsi="Arial"/>
-                <w:b w:val="false"/>
-                <w:bCs w:val="false"/>
-                <w:i w:val="false"/>
-                <w:iCs w:val="false"/>
-                <w:color w:val="000000"/>
-                <w:sz w:val="18"/>
-                <w:szCs w:val="18"/>
-              </w:rPr>
-              <w:t xml:space="preserve">Elicit-before-explain approach: activating prior knowledge and lived experience before presenting data prevents passive reception. The familiar Kenyan scenes (jiko, cattle, Mau Forest, Athi River factory) make the scientific question personally relevant and lower the entry barrier for all learners.</w:t>
-            </w:r>
-          </w:p>
-        </w:tc>
-        <w:tc>
-          <w:tcPr>
-            <w:tcW w:type="dxa" w:w="3040"/>
-            <w:shd w:fill="F2F2F2" w:color="auto" w:val="clear"/>
-            <w:tcMar>
-              <w:top w:type="dxa" w:w="60"/>
-              <w:left w:type="dxa" w:w="120"/>
-              <w:bottom w:type="dxa" w:w="60"/>
-              <w:right w:type="dxa" w:w="120"/>
-            </w:tcMar>
-            <w:vAlign w:val="top"/>
-          </w:tcPr>
-          <w:p>
-            <w:pPr>
-              <w:spacing w:after="40" w:before="0"/>
-              <w:jc w:val="left"/>
-            </w:pPr>
-            <w:r>
-              <w:rPr>
-                <w:rFonts w:ascii="Arial" w:cs="Arial" w:eastAsia="Arial" w:hAnsi="Arial"/>
-                <w:b w:val="false"/>
-                <w:bCs w:val="false"/>
-                <w:i w:val="false"/>
-                <w:iCs w:val="false"/>
-                <w:color w:val="000000"/>
-                <w:sz w:val="18"/>
-                <w:szCs w:val="18"/>
-              </w:rPr>
-              <w:t xml:space="preserve">Teacher scans sticky notes during the 3-minute pair discussion, listening for: (a) whether students can name any specific gas (CO2, CH4), (b) whether they include deforestation as a source (often overlooked), and (c) whether they show misconceptions such as believing only factories produce greenhouse gases. These inform the depth of explanation needed in the Observe phase.</w:t>
-            </w:r>
-          </w:p>
-        </w:tc>
-      </w:tr>
-      <w:tr>
-        <w:tc>
-          <w:tcPr>
-            <w:tcW w:type="dxa" w:w="1520"/>
-            <w:shd w:fill="D9EEF1" w:color="auto" w:val="clear"/>
-            <w:tcMar>
-              <w:top w:type="dxa" w:w="60"/>
-              <w:left w:type="dxa" w:w="120"/>
-              <w:bottom w:type="dxa" w:w="60"/>
-              <w:right w:type="dxa" w:w="120"/>
-            </w:tcMar>
-            <w:vAlign w:val="top"/>
-          </w:tcPr>
-          <w:p>
-            <w:pPr>
-              <w:spacing w:after="40" w:before="0"/>
-              <w:jc w:val="left"/>
-            </w:pPr>
-            <w:r>
-              <w:rPr>
-                <w:rFonts w:ascii="Arial" w:cs="Arial" w:eastAsia="Arial" w:hAnsi="Arial"/>
-                <w:b/>
-                <w:bCs/>
-                <w:i w:val="false"/>
-                <w:iCs w:val="false"/>
-                <w:color w:val="000000"/>
-                <w:sz w:val="18"/>
-                <w:szCs w:val="18"/>
-              </w:rPr>
-              <w:t xml:space="preserve">Observe Phase</w:t>
-            </w:r>
-          </w:p>
-          <w:p>
-            <w:pPr>
-              <w:spacing w:after="20" w:before="0"/>
-            </w:pPr>
-            <w:r>
-              <w:rPr>
-                <w:rFonts w:ascii="Arial" w:cs="Arial" w:eastAsia="Arial" w:hAnsi="Arial"/>
-                <w:b/>
-                <w:bCs/>
-                <w:color w:val="1F3864"/>
-                <w:sz w:val="16"/>
-                <w:szCs w:val="16"/>
-              </w:rPr>
-              <w:t xml:space="preserve">📹 VIDEO:</w:t>
-            </w:r>
-          </w:p>
-          <w:p>
-            <w:pPr>
-              <w:spacing w:after="20" w:before="0"/>
-            </w:pPr>
-            <w:hyperlink w:history="1" r:id="rIdld9qtknajh1pb1zqfbnhy">
-              <w:r>
-                <w:rPr>
-                  <w:rFonts w:ascii="Arial" w:cs="Arial" w:eastAsia="Arial" w:hAnsi="Arial"/>
-                  <w:color w:val="2E75B6"/>
-                  <w:sz w:val="16"/>
-                  <w:szCs w:val="16"/>
-                  <w:u w:val="single" w:color="2E75B6"/>
-                </w:rPr>
-                <w:t xml:space="preserve">Video: Molecules and Light</w:t>
-              </w:r>
-            </w:hyperlink>
-          </w:p>
-          <w:p>
-            <w:pPr>
-              <w:spacing w:after="10" w:before="0"/>
-              <w:ind w:left="120"/>
-            </w:pPr>
-            <w:r>
-              <w:rPr>
-                <w:rFonts w:ascii="Arial" w:cs="Arial" w:eastAsia="Arial" w:hAnsi="Arial"/>
-                <w:color w:val="595959"/>
-                <w:sz w:val="14"/>
-                <w:szCs w:val="14"/>
-              </w:rPr>
-              <w:t xml:space="preserve">Source: PhET Interactive Simulations (English)</w:t>
-            </w:r>
-          </w:p>
-          <w:p>
-            <w:pPr>
-              <w:spacing w:after="10" w:before="0"/>
-              <w:ind w:left="120"/>
-            </w:pPr>
-            <w:hyperlink w:history="1" r:id="rId9mllu3enz8sns_ka-y3b9">
+            <w:hyperlink w:history="1" r:id="rIdo5hgq4domv0cm-wlrhnfh">
               <w:r>
                 <w:rPr>
                   <w:rFonts w:ascii="Arial" w:cs="Arial" w:eastAsia="Arial" w:hAnsi="Arial"/>
@@ -7187,14 +7181,241 @@
                 <w:sz w:val="16"/>
                 <w:szCs w:val="16"/>
               </w:rPr>
-              <w:t xml:space="preserve">📖 HTML:</w:t>
+              <w:t xml:space="preserve">📖 READING:</w:t>
             </w:r>
           </w:p>
           <w:p>
             <w:pPr>
               <w:spacing w:after="20" w:before="0"/>
             </w:pPr>
-            <w:hyperlink w:history="1" r:id="rIdolkcaenwqgaqfwk60afgz">
+            <w:r>
+              <w:rPr>
+                <w:rFonts w:ascii="Arial" w:cs="Arial" w:eastAsia="Arial" w:hAnsi="Arial"/>
+                <w:i/>
+                <w:iCs/>
+                <w:color w:val="595959"/>
+                <w:sz w:val="16"/>
+                <w:szCs w:val="16"/>
+              </w:rPr>
+              <w:t xml:space="preserve">No closely matching reading in the ARES library for this activity.</w:t>
+            </w:r>
+          </w:p>
+          <w:p>
+            <w:pPr>
+              <w:spacing w:after="10" w:before="0"/>
+              <w:ind w:left="120"/>
+            </w:pPr>
+            <w:hyperlink w:history="1" r:id="rIdtacugr5qnubn333f4yegs">
+              <w:r>
+                <w:rPr>
+                  <w:rFonts w:ascii="Arial" w:cs="Arial" w:eastAsia="Arial" w:hAnsi="Arial"/>
+                  <w:color w:val="595959"/>
+                  <w:sz w:val="14"/>
+                  <w:szCs w:val="14"/>
+                  <w:u w:val="single" w:color="595959"/>
+                </w:rPr>
+                <w:t xml:space="preserve">🔍 Search ARES for readings</w:t>
+              </w:r>
+            </w:hyperlink>
+          </w:p>
+          <w:p>
+            <w:pPr>
+              <w:spacing w:after="10" w:before="0"/>
+              <w:ind w:left="120"/>
+            </w:pPr>
+            <w:r>
+              <w:rPr>
+                <w:rFonts w:ascii="Arial" w:cs="Arial" w:eastAsia="Arial" w:hAnsi="Arial"/>
+                <w:color w:val="595959"/>
+                <w:sz w:val="14"/>
+                <w:szCs w:val="14"/>
+              </w:rPr>
+              <w:t xml:space="preserve">Search terms: greenhouse effect climate change</w:t>
+            </w:r>
+          </w:p>
+        </w:tc>
+        <w:tc>
+          <w:tcPr>
+            <w:tcW w:type="dxa" w:w="3040"/>
+            <w:shd w:fill="FFFFFF" w:color="auto" w:val="clear"/>
+            <w:tcMar>
+              <w:top w:type="dxa" w:w="60"/>
+              <w:left w:type="dxa" w:w="120"/>
+              <w:bottom w:type="dxa" w:w="60"/>
+              <w:right w:type="dxa" w:w="120"/>
+            </w:tcMar>
+            <w:vAlign w:val="top"/>
+          </w:tcPr>
+          <w:p>
+            <w:pPr>
+              <w:spacing w:after="40" w:before="0"/>
+              <w:jc w:val="left"/>
+            </w:pPr>
+            <w:r>
+              <w:rPr>
+                <w:rFonts w:ascii="Arial" w:cs="Arial" w:eastAsia="Arial" w:hAnsi="Arial"/>
+                <w:b w:val="false"/>
+                <w:bCs w:val="false"/>
+                <w:i w:val="false"/>
+                <w:iCs w:val="false"/>
+                <w:color w:val="000000"/>
+                <w:sz w:val="18"/>
+                <w:szCs w:val="18"/>
+              </w:rPr>
+              <w:t xml:space="preserve">Students receive a one-page printed data sheet containing: (1) a bar graph of Kenya sectoral greenhouse gas emissions (agriculture, energy, land use, waste, industrial processes) adapted from Kenya National Climate Change Action Plan data, and (2) a simplified global pie chart of GHG sources from NASA Earth Observatory. The teacher projects or displays the LabXchange Human Activities and Greenhouse Gases interactive (or a printed version if offline), walking students through how each source category releases specific gases. Students work in groups of three to complete a structured observation table with columns: Source, Gas Released, Percentage of Kenyan Emissions, and One Surprising Finding. Groups have 8 minutes to read the data sheet and complete the table.</w:t>
+            </w:r>
+          </w:p>
+        </w:tc>
+        <w:tc>
+          <w:tcPr>
+            <w:tcW w:type="dxa" w:w="3040"/>
+            <w:shd w:fill="F2F2F2" w:color="auto" w:val="clear"/>
+            <w:tcMar>
+              <w:top w:type="dxa" w:w="60"/>
+              <w:left w:type="dxa" w:w="120"/>
+              <w:bottom w:type="dxa" w:w="60"/>
+              <w:right w:type="dxa" w:w="120"/>
+            </w:tcMar>
+            <w:vAlign w:val="top"/>
+          </w:tcPr>
+          <w:p>
+            <w:pPr>
+              <w:spacing w:after="40" w:before="0"/>
+              <w:jc w:val="left"/>
+            </w:pPr>
+            <w:r>
+              <w:rPr>
+                <w:rFonts w:ascii="Arial" w:cs="Arial" w:eastAsia="Arial" w:hAnsi="Arial"/>
+                <w:b w:val="false"/>
+                <w:bCs w:val="false"/>
+                <w:i w:val="false"/>
+                <w:iCs w:val="false"/>
+                <w:color w:val="000000"/>
+                <w:sz w:val="18"/>
+                <w:szCs w:val="18"/>
+              </w:rPr>
+              <w:t xml:space="preserve">Distribute the data sheet. Say: You have 8 minutes to study these two graphs with your group. I want you to fill in the observation table. Pay special attention to the agriculture and land-use sectors for Kenya — you might be surprised by what you find. WAIT 2 MINUTES for groups to work before circulating. While circulating, ask targeted questions: What does the agriculture bar tell you about farming and greenhouse gases? What gas do cattle release, and where does it come from in a cow? What happens to CO2 storage when a forest is cut down? If projecting LabXchange, pause on the livestock and deforestation slides and say: Notice that in Kenya, agriculture and land-use change together account for more than 75 percent of our national emissions. How does that compare to what you predicted?</w:t>
+            </w:r>
+          </w:p>
+        </w:tc>
+        <w:tc>
+          <w:tcPr>
+            <w:tcW w:type="dxa" w:w="3040"/>
+            <w:shd w:fill="FFFFFF" w:color="auto" w:val="clear"/>
+            <w:tcMar>
+              <w:top w:type="dxa" w:w="60"/>
+              <w:left w:type="dxa" w:w="120"/>
+              <w:bottom w:type="dxa" w:w="60"/>
+              <w:right w:type="dxa" w:w="120"/>
+            </w:tcMar>
+            <w:vAlign w:val="top"/>
+          </w:tcPr>
+          <w:p>
+            <w:pPr>
+              <w:spacing w:after="40" w:before="0"/>
+              <w:jc w:val="left"/>
+            </w:pPr>
+            <w:r>
+              <w:rPr>
+                <w:rFonts w:ascii="Arial" w:cs="Arial" w:eastAsia="Arial" w:hAnsi="Arial"/>
+                <w:b w:val="false"/>
+                <w:bCs w:val="false"/>
+                <w:i w:val="false"/>
+                <w:iCs w:val="false"/>
+                <w:color w:val="000000"/>
+                <w:sz w:val="18"/>
+                <w:szCs w:val="18"/>
+              </w:rPr>
+              <w:t xml:space="preserve">Data-first observation before teacher explanation requires students to construct meaning from evidence rather than receive conclusions. The structured observation table scaffolds disciplined noticing. Connecting to the LabXchange module links the local Kenya data to a global scientific framework, showing students that Kenyan scientists and global researchers are looking at the same phenomenon.</w:t>
+            </w:r>
+          </w:p>
+        </w:tc>
+        <w:tc>
+          <w:tcPr>
+            <w:tcW w:type="dxa" w:w="3040"/>
+            <w:shd w:fill="F2F2F2" w:color="auto" w:val="clear"/>
+            <w:tcMar>
+              <w:top w:type="dxa" w:w="60"/>
+              <w:left w:type="dxa" w:w="120"/>
+              <w:bottom w:type="dxa" w:w="60"/>
+              <w:right w:type="dxa" w:w="120"/>
+            </w:tcMar>
+            <w:vAlign w:val="top"/>
+          </w:tcPr>
+          <w:p>
+            <w:pPr>
+              <w:spacing w:after="40" w:before="0"/>
+              <w:jc w:val="left"/>
+            </w:pPr>
+            <w:r>
+              <w:rPr>
+                <w:rFonts w:ascii="Arial" w:cs="Arial" w:eastAsia="Arial" w:hAnsi="Arial"/>
+                <w:b w:val="false"/>
+                <w:bCs w:val="false"/>
+                <w:i w:val="false"/>
+                <w:iCs w:val="false"/>
+                <w:color w:val="000000"/>
+                <w:sz w:val="18"/>
+                <w:szCs w:val="18"/>
+              </w:rPr>
+              <w:t xml:space="preserve">Teacher checks observation tables during circulation. Look for: (a) correct identification of CH4 from livestock enteric fermentation, (b) understanding that deforestation releases stored CO2, (c) recognition that agriculture — not factories — dominates Kenyan emissions. Common error: students may assume industrial emissions dominate because factories are visually dramatic. If this appears, ask: Compare the agriculture bar to the industrial bar. Which is taller for Kenya?</w:t>
+            </w:r>
+          </w:p>
+        </w:tc>
+      </w:tr>
+      <w:tr>
+        <w:tc>
+          <w:tcPr>
+            <w:tcW w:type="dxa" w:w="1520"/>
+            <w:shd w:fill="E2EFDA" w:color="auto" w:val="clear"/>
+            <w:tcMar>
+              <w:top w:type="dxa" w:w="60"/>
+              <w:left w:type="dxa" w:w="120"/>
+              <w:bottom w:type="dxa" w:w="60"/>
+              <w:right w:type="dxa" w:w="120"/>
+            </w:tcMar>
+            <w:vAlign w:val="top"/>
+          </w:tcPr>
+          <w:p>
+            <w:pPr>
+              <w:spacing w:after="40" w:before="0"/>
+              <w:jc w:val="left"/>
+            </w:pPr>
+            <w:r>
+              <w:rPr>
+                <w:rFonts w:ascii="Arial" w:cs="Arial" w:eastAsia="Arial" w:hAnsi="Arial"/>
+                <w:b/>
+                <w:bCs/>
+                <w:i w:val="false"/>
+                <w:iCs w:val="false"/>
+                <w:color w:val="000000"/>
+                <w:sz w:val="18"/>
+                <w:szCs w:val="18"/>
+              </w:rPr>
+              <w:t xml:space="preserve">Explain Phase</w:t>
+            </w:r>
+          </w:p>
+          <w:p>
+            <w:pPr>
+              <w:spacing w:after="20" w:before="0"/>
+            </w:pPr>
+            <w:r>
+              <w:rPr>
+                <w:rFonts w:ascii="Arial" w:cs="Arial" w:eastAsia="Arial" w:hAnsi="Arial"/>
+                <w:b/>
+                <w:bCs/>
+                <w:color w:val="1F3864"/>
+                <w:sz w:val="16"/>
+                <w:szCs w:val="16"/>
+              </w:rPr>
+              <w:t xml:space="preserve">📹 VIDEO:</w:t>
+            </w:r>
+          </w:p>
+          <w:p>
+            <w:pPr>
+              <w:spacing w:after="20" w:before="0"/>
+            </w:pPr>
+            <w:hyperlink w:history="1" r:id="rIdylqu92datncpvwpz1vzri">
               <w:r>
                 <w:rPr>
                   <w:rFonts w:ascii="Arial" w:cs="Arial" w:eastAsia="Arial" w:hAnsi="Arial"/>
@@ -7203,7 +7424,7 @@
                   <w:szCs w:val="16"/>
                   <w:u w:val="single" w:color="2E75B6"/>
                 </w:rPr>
-                <w:t xml:space="preserve">Renewable Resources and Alternative Energy Sources (Flexbook)</w:t>
+                <w:t xml:space="preserve">Earth's changing climate</w:t>
               </w:r>
             </w:hyperlink>
           </w:p>
@@ -7219,7 +7440,7 @@
                 <w:sz w:val="14"/>
                 <w:szCs w:val="14"/>
               </w:rPr>
-              <w:t xml:space="preserve">Source: CK-12</w:t>
+              <w:t xml:space="preserve">Source: Khan Academy (English - US curriculum)</w:t>
             </w:r>
           </w:p>
           <w:p>
@@ -7227,235 +7448,7 @@
               <w:spacing w:after="10" w:before="0"/>
               <w:ind w:left="120"/>
             </w:pPr>
-            <w:hyperlink w:history="1" r:id="rIdejra1qjmos6sivw9np6ft">
-              <w:r>
-                <w:rPr>
-                  <w:rFonts w:ascii="Arial" w:cs="Arial" w:eastAsia="Arial" w:hAnsi="Arial"/>
-                  <w:color w:val="595959"/>
-                  <w:sz w:val="14"/>
-                  <w:szCs w:val="14"/>
-                  <w:u w:val="single" w:color="595959"/>
-                </w:rPr>
-                <w:t xml:space="preserve">🔍 Search ARES for similar readings</w:t>
-              </w:r>
-            </w:hyperlink>
-          </w:p>
-        </w:tc>
-        <w:tc>
-          <w:tcPr>
-            <w:tcW w:type="dxa" w:w="3040"/>
-            <w:shd w:fill="FFFFFF" w:color="auto" w:val="clear"/>
-            <w:tcMar>
-              <w:top w:type="dxa" w:w="60"/>
-              <w:left w:type="dxa" w:w="120"/>
-              <w:bottom w:type="dxa" w:w="60"/>
-              <w:right w:type="dxa" w:w="120"/>
-            </w:tcMar>
-            <w:vAlign w:val="top"/>
-          </w:tcPr>
-          <w:p>
-            <w:pPr>
-              <w:spacing w:after="40" w:before="0"/>
-              <w:jc w:val="left"/>
-            </w:pPr>
-            <w:r>
-              <w:rPr>
-                <w:rFonts w:ascii="Arial" w:cs="Arial" w:eastAsia="Arial" w:hAnsi="Arial"/>
-                <w:b w:val="false"/>
-                <w:bCs w:val="false"/>
-                <w:i w:val="false"/>
-                <w:iCs w:val="false"/>
-                <w:color w:val="000000"/>
-                <w:sz w:val="18"/>
-                <w:szCs w:val="18"/>
-              </w:rPr>
-              <w:t xml:space="preserve">Students receive a one-page printed data sheet containing: (1) a bar graph of Kenya sectoral greenhouse gas emissions (agriculture, energy, land use, waste, industrial processes) adapted from Kenya National Climate Change Action Plan data, and (2) a simplified global pie chart of GHG sources from NASA Earth Observatory. The teacher projects or displays the LabXchange Human Activities and Greenhouse Gases interactive (or a printed version if offline), walking students through how each source category releases specific gases. Students work in groups of three to complete a structured observation table with columns: Source, Gas Released, Percentage of Kenyan Emissions, and One Surprising Finding. Groups have 8 minutes to read the data sheet and complete the table.</w:t>
-            </w:r>
-          </w:p>
-        </w:tc>
-        <w:tc>
-          <w:tcPr>
-            <w:tcW w:type="dxa" w:w="3040"/>
-            <w:shd w:fill="F2F2F2" w:color="auto" w:val="clear"/>
-            <w:tcMar>
-              <w:top w:type="dxa" w:w="60"/>
-              <w:left w:type="dxa" w:w="120"/>
-              <w:bottom w:type="dxa" w:w="60"/>
-              <w:right w:type="dxa" w:w="120"/>
-            </w:tcMar>
-            <w:vAlign w:val="top"/>
-          </w:tcPr>
-          <w:p>
-            <w:pPr>
-              <w:spacing w:after="40" w:before="0"/>
-              <w:jc w:val="left"/>
-            </w:pPr>
-            <w:r>
-              <w:rPr>
-                <w:rFonts w:ascii="Arial" w:cs="Arial" w:eastAsia="Arial" w:hAnsi="Arial"/>
-                <w:b w:val="false"/>
-                <w:bCs w:val="false"/>
-                <w:i w:val="false"/>
-                <w:iCs w:val="false"/>
-                <w:color w:val="000000"/>
-                <w:sz w:val="18"/>
-                <w:szCs w:val="18"/>
-              </w:rPr>
-              <w:t xml:space="preserve">Distribute the data sheet. Say: You have 8 minutes to study these two graphs with your group. I want you to fill in the observation table. Pay special attention to the agriculture and land-use sectors for Kenya — you might be surprised by what you find. WAIT 2 MINUTES for groups to work before circulating. While circulating, ask targeted questions: What does the agriculture bar tell you about farming and greenhouse gases? What gas do cattle release, and where does it come from in a cow? What happens to CO2 storage when a forest is cut down? If projecting LabXchange, pause on the livestock and deforestation slides and say: Notice that in Kenya, agriculture and land-use change together account for more than 75 percent of our national emissions. How does that compare to what you predicted?</w:t>
-            </w:r>
-          </w:p>
-        </w:tc>
-        <w:tc>
-          <w:tcPr>
-            <w:tcW w:type="dxa" w:w="3040"/>
-            <w:shd w:fill="FFFFFF" w:color="auto" w:val="clear"/>
-            <w:tcMar>
-              <w:top w:type="dxa" w:w="60"/>
-              <w:left w:type="dxa" w:w="120"/>
-              <w:bottom w:type="dxa" w:w="60"/>
-              <w:right w:type="dxa" w:w="120"/>
-            </w:tcMar>
-            <w:vAlign w:val="top"/>
-          </w:tcPr>
-          <w:p>
-            <w:pPr>
-              <w:spacing w:after="40" w:before="0"/>
-              <w:jc w:val="left"/>
-            </w:pPr>
-            <w:r>
-              <w:rPr>
-                <w:rFonts w:ascii="Arial" w:cs="Arial" w:eastAsia="Arial" w:hAnsi="Arial"/>
-                <w:b w:val="false"/>
-                <w:bCs w:val="false"/>
-                <w:i w:val="false"/>
-                <w:iCs w:val="false"/>
-                <w:color w:val="000000"/>
-                <w:sz w:val="18"/>
-                <w:szCs w:val="18"/>
-              </w:rPr>
-              <w:t xml:space="preserve">Data-first observation before teacher explanation requires students to construct meaning from evidence rather than receive conclusions. The structured observation table scaffolds disciplined noticing. Connecting to the LabXchange module links the local Kenya data to a global scientific framework, showing students that Kenyan scientists and global researchers are looking at the same phenomenon.</w:t>
-            </w:r>
-          </w:p>
-        </w:tc>
-        <w:tc>
-          <w:tcPr>
-            <w:tcW w:type="dxa" w:w="3040"/>
-            <w:shd w:fill="F2F2F2" w:color="auto" w:val="clear"/>
-            <w:tcMar>
-              <w:top w:type="dxa" w:w="60"/>
-              <w:left w:type="dxa" w:w="120"/>
-              <w:bottom w:type="dxa" w:w="60"/>
-              <w:right w:type="dxa" w:w="120"/>
-            </w:tcMar>
-            <w:vAlign w:val="top"/>
-          </w:tcPr>
-          <w:p>
-            <w:pPr>
-              <w:spacing w:after="40" w:before="0"/>
-              <w:jc w:val="left"/>
-            </w:pPr>
-            <w:r>
-              <w:rPr>
-                <w:rFonts w:ascii="Arial" w:cs="Arial" w:eastAsia="Arial" w:hAnsi="Arial"/>
-                <w:b w:val="false"/>
-                <w:bCs w:val="false"/>
-                <w:i w:val="false"/>
-                <w:iCs w:val="false"/>
-                <w:color w:val="000000"/>
-                <w:sz w:val="18"/>
-                <w:szCs w:val="18"/>
-              </w:rPr>
-              <w:t xml:space="preserve">Teacher checks observation tables during circulation. Look for: (a) correct identification of CH4 from livestock enteric fermentation, (b) understanding that deforestation releases stored CO2, (c) recognition that agriculture — not factories — dominates Kenyan emissions. Common error: students may assume industrial emissions dominate because factories are visually dramatic. If this appears, ask: Compare the agriculture bar to the industrial bar. Which is taller for Kenya?</w:t>
-            </w:r>
-          </w:p>
-        </w:tc>
-      </w:tr>
-      <w:tr>
-        <w:tc>
-          <w:tcPr>
-            <w:tcW w:type="dxa" w:w="1520"/>
-            <w:shd w:fill="E2EFDA" w:color="auto" w:val="clear"/>
-            <w:tcMar>
-              <w:top w:type="dxa" w:w="60"/>
-              <w:left w:type="dxa" w:w="120"/>
-              <w:bottom w:type="dxa" w:w="60"/>
-              <w:right w:type="dxa" w:w="120"/>
-            </w:tcMar>
-            <w:vAlign w:val="top"/>
-          </w:tcPr>
-          <w:p>
-            <w:pPr>
-              <w:spacing w:after="40" w:before="0"/>
-              <w:jc w:val="left"/>
-            </w:pPr>
-            <w:r>
-              <w:rPr>
-                <w:rFonts w:ascii="Arial" w:cs="Arial" w:eastAsia="Arial" w:hAnsi="Arial"/>
-                <w:b/>
-                <w:bCs/>
-                <w:i w:val="false"/>
-                <w:iCs w:val="false"/>
-                <w:color w:val="000000"/>
-                <w:sz w:val="18"/>
-                <w:szCs w:val="18"/>
-              </w:rPr>
-              <w:t xml:space="preserve">Explain Phase</w:t>
-            </w:r>
-          </w:p>
-          <w:p>
-            <w:pPr>
-              <w:spacing w:after="20" w:before="0"/>
-            </w:pPr>
-            <w:r>
-              <w:rPr>
-                <w:rFonts w:ascii="Arial" w:cs="Arial" w:eastAsia="Arial" w:hAnsi="Arial"/>
-                <w:b/>
-                <w:bCs/>
-                <w:color w:val="1F3864"/>
-                <w:sz w:val="16"/>
-                <w:szCs w:val="16"/>
-              </w:rPr>
-              <w:t xml:space="preserve">📹 VIDEO:</w:t>
-            </w:r>
-          </w:p>
-          <w:p>
-            <w:pPr>
-              <w:spacing w:after="20" w:before="0"/>
-            </w:pPr>
-            <w:hyperlink w:history="1" r:id="rIdormlndpdjdpbtloz50y5e">
-              <w:r>
-                <w:rPr>
-                  <w:rFonts w:ascii="Arial" w:cs="Arial" w:eastAsia="Arial" w:hAnsi="Arial"/>
-                  <w:color w:val="2E75B6"/>
-                  <w:sz w:val="16"/>
-                  <w:szCs w:val="16"/>
-                  <w:u w:val="single" w:color="2E75B6"/>
-                </w:rPr>
-                <w:t xml:space="preserve">Video: Molecules and Light</w:t>
-              </w:r>
-            </w:hyperlink>
-          </w:p>
-          <w:p>
-            <w:pPr>
-              <w:spacing w:after="10" w:before="0"/>
-              <w:ind w:left="120"/>
-            </w:pPr>
-            <w:r>
-              <w:rPr>
-                <w:rFonts w:ascii="Arial" w:cs="Arial" w:eastAsia="Arial" w:hAnsi="Arial"/>
-                <w:color w:val="595959"/>
-                <w:sz w:val="14"/>
-                <w:szCs w:val="14"/>
-              </w:rPr>
-              <w:t xml:space="preserve">Source: PhET Interactive Simulations (English)</w:t>
-            </w:r>
-          </w:p>
-          <w:p>
-            <w:pPr>
-              <w:spacing w:after="10" w:before="0"/>
-              <w:ind w:left="120"/>
-            </w:pPr>
-            <w:hyperlink w:history="1" r:id="rIdfhiuotvzsxieoqhvf6mcw">
+            <w:hyperlink w:history="1" r:id="rIdxr_9pedf5xxqdqrysycoz">
               <w:r>
                 <w:rPr>
                   <w:rFonts w:ascii="Arial" w:cs="Arial" w:eastAsia="Arial" w:hAnsi="Arial"/>
@@ -7493,14 +7486,241 @@
                 <w:sz w:val="16"/>
                 <w:szCs w:val="16"/>
               </w:rPr>
-              <w:t xml:space="preserve">📖 HTML:</w:t>
+              <w:t xml:space="preserve">📖 READING:</w:t>
             </w:r>
           </w:p>
           <w:p>
             <w:pPr>
               <w:spacing w:after="20" w:before="0"/>
             </w:pPr>
-            <w:hyperlink w:history="1" r:id="rIdbzyjhb-coqv1ye2tcwlms">
+            <w:r>
+              <w:rPr>
+                <w:rFonts w:ascii="Arial" w:cs="Arial" w:eastAsia="Arial" w:hAnsi="Arial"/>
+                <w:i/>
+                <w:iCs/>
+                <w:color w:val="595959"/>
+                <w:sz w:val="16"/>
+                <w:szCs w:val="16"/>
+              </w:rPr>
+              <w:t xml:space="preserve">No closely matching reading in the ARES library for this activity.</w:t>
+            </w:r>
+          </w:p>
+          <w:p>
+            <w:pPr>
+              <w:spacing w:after="10" w:before="0"/>
+              <w:ind w:left="120"/>
+            </w:pPr>
+            <w:hyperlink w:history="1" r:id="rId1kkgsmxadf4jbh3pifj62">
+              <w:r>
+                <w:rPr>
+                  <w:rFonts w:ascii="Arial" w:cs="Arial" w:eastAsia="Arial" w:hAnsi="Arial"/>
+                  <w:color w:val="595959"/>
+                  <w:sz w:val="14"/>
+                  <w:szCs w:val="14"/>
+                  <w:u w:val="single" w:color="595959"/>
+                </w:rPr>
+                <w:t xml:space="preserve">🔍 Search ARES for readings</w:t>
+              </w:r>
+            </w:hyperlink>
+          </w:p>
+          <w:p>
+            <w:pPr>
+              <w:spacing w:after="10" w:before="0"/>
+              <w:ind w:left="120"/>
+            </w:pPr>
+            <w:r>
+              <w:rPr>
+                <w:rFonts w:ascii="Arial" w:cs="Arial" w:eastAsia="Arial" w:hAnsi="Arial"/>
+                <w:color w:val="595959"/>
+                <w:sz w:val="14"/>
+                <w:szCs w:val="14"/>
+              </w:rPr>
+              <w:t xml:space="preserve">Search terms: greenhouse effect climate change</w:t>
+            </w:r>
+          </w:p>
+        </w:tc>
+        <w:tc>
+          <w:tcPr>
+            <w:tcW w:type="dxa" w:w="3040"/>
+            <w:shd w:fill="FFFFFF" w:color="auto" w:val="clear"/>
+            <w:tcMar>
+              <w:top w:type="dxa" w:w="60"/>
+              <w:left w:type="dxa" w:w="120"/>
+              <w:bottom w:type="dxa" w:w="60"/>
+              <w:right w:type="dxa" w:w="120"/>
+            </w:tcMar>
+            <w:vAlign w:val="top"/>
+          </w:tcPr>
+          <w:p>
+            <w:pPr>
+              <w:spacing w:after="40" w:before="0"/>
+              <w:jc w:val="left"/>
+            </w:pPr>
+            <w:r>
+              <w:rPr>
+                <w:rFonts w:ascii="Arial" w:cs="Arial" w:eastAsia="Arial" w:hAnsi="Arial"/>
+                <w:b w:val="false"/>
+                <w:bCs w:val="false"/>
+                <w:i w:val="false"/>
+                <w:iCs w:val="false"/>
+                <w:color w:val="000000"/>
+                <w:sz w:val="18"/>
+                <w:szCs w:val="18"/>
+              </w:rPr>
+              <w:t xml:space="preserve">Each group shares one finding from their observation table in a whole-class share-out (30 seconds per group). The teacher uses student responses to build a class summary on the board in a T-chart: Source on the left, Gas and Mechanism on the right. Students then individually write a 3-sentence evidence claim in their notebooks using the sentence frame: In Kenya, [source] releases [gas] because [mechanism]. This increases the greenhouse effect by [connection to Lesson 1 physics]. For example: In Kenya, burning charcoal releases CO2 because carbon in the wood combines with oxygen during combustion. This increases the greenhouse effect by adding more CO2 molecules to the atmosphere, which absorb more infrared radiation re-emitted by Earth's surface, trapping more heat. Students then return to their Lesson 1 predictions on the DQB and check which questions this new data helps to answer.</w:t>
+            </w:r>
+          </w:p>
+        </w:tc>
+        <w:tc>
+          <w:tcPr>
+            <w:tcW w:type="dxa" w:w="3040"/>
+            <w:shd w:fill="F2F2F2" w:color="auto" w:val="clear"/>
+            <w:tcMar>
+              <w:top w:type="dxa" w:w="60"/>
+              <w:left w:type="dxa" w:w="120"/>
+              <w:bottom w:type="dxa" w:w="60"/>
+              <w:right w:type="dxa" w:w="120"/>
+            </w:tcMar>
+            <w:vAlign w:val="top"/>
+          </w:tcPr>
+          <w:p>
+            <w:pPr>
+              <w:spacing w:after="40" w:before="0"/>
+              <w:jc w:val="left"/>
+            </w:pPr>
+            <w:r>
+              <w:rPr>
+                <w:rFonts w:ascii="Arial" w:cs="Arial" w:eastAsia="Arial" w:hAnsi="Arial"/>
+                <w:b w:val="false"/>
+                <w:bCs w:val="false"/>
+                <w:i w:val="false"/>
+                <w:iCs w:val="false"/>
+                <w:color w:val="000000"/>
+                <w:sz w:val="18"/>
+                <w:szCs w:val="18"/>
+              </w:rPr>
+              <w:t xml:space="preserve">Facilitate the share-out by calling on each group. After all groups share, say: Look at what we have built together. Charcoal burning — something millions of Kenyan families do every day to cook ugali — releases CO2. Cattle farming — central to Maasai and Samburu livelihoods and to beef and milk production for all of us — releases methane. Deforestation of the Mau Forest releases the stored carbon those trees spent decades absorbing. Now I want you to write your evidence claim individually. WAIT 4 MINUTES for writing. Then say: Who would like to read their claim? WAIT 10 SECONDS for volunteers. After one or two students share, ask the class: Does this claim connect back to the physics from last lesson? Can someone point to where the mechanism matches what we saw in the PhET simulation? This explicit connection back to Lesson 1 is essential — the physics mechanism and the source of gases must be linked in students minds.</w:t>
+            </w:r>
+          </w:p>
+        </w:tc>
+        <w:tc>
+          <w:tcPr>
+            <w:tcW w:type="dxa" w:w="3040"/>
+            <w:shd w:fill="FFFFFF" w:color="auto" w:val="clear"/>
+            <w:tcMar>
+              <w:top w:type="dxa" w:w="60"/>
+              <w:left w:type="dxa" w:w="120"/>
+              <w:bottom w:type="dxa" w:w="60"/>
+              <w:right w:type="dxa" w:w="120"/>
+            </w:tcMar>
+            <w:vAlign w:val="top"/>
+          </w:tcPr>
+          <w:p>
+            <w:pPr>
+              <w:spacing w:after="40" w:before="0"/>
+              <w:jc w:val="left"/>
+            </w:pPr>
+            <w:r>
+              <w:rPr>
+                <w:rFonts w:ascii="Arial" w:cs="Arial" w:eastAsia="Arial" w:hAnsi="Arial"/>
+                <w:b w:val="false"/>
+                <w:bCs w:val="false"/>
+                <w:i w:val="false"/>
+                <w:iCs w:val="false"/>
+                <w:color w:val="000000"/>
+                <w:sz w:val="18"/>
+                <w:szCs w:val="18"/>
+              </w:rPr>
+              <w:t xml:space="preserve">The sentence frame makes the structure of a scientific claim explicit and accessible. The share-out creates collaborative sense-making from data. The deliberate callback to the PhET simulation from Lesson 1 helps students integrate new evidence into their existing mental model rather than storing it as an isolated fact.</w:t>
+            </w:r>
+          </w:p>
+        </w:tc>
+        <w:tc>
+          <w:tcPr>
+            <w:tcW w:type="dxa" w:w="3040"/>
+            <w:shd w:fill="F2F2F2" w:color="auto" w:val="clear"/>
+            <w:tcMar>
+              <w:top w:type="dxa" w:w="60"/>
+              <w:left w:type="dxa" w:w="120"/>
+              <w:bottom w:type="dxa" w:w="60"/>
+              <w:right w:type="dxa" w:w="120"/>
+            </w:tcMar>
+            <w:vAlign w:val="top"/>
+          </w:tcPr>
+          <w:p>
+            <w:pPr>
+              <w:spacing w:after="40" w:before="0"/>
+              <w:jc w:val="left"/>
+            </w:pPr>
+            <w:r>
+              <w:rPr>
+                <w:rFonts w:ascii="Arial" w:cs="Arial" w:eastAsia="Arial" w:hAnsi="Arial"/>
+                <w:b w:val="false"/>
+                <w:bCs w:val="false"/>
+                <w:i w:val="false"/>
+                <w:iCs w:val="false"/>
+                <w:color w:val="000000"/>
+                <w:sz w:val="18"/>
+                <w:szCs w:val="18"/>
+              </w:rPr>
+              <w:t xml:space="preserve">Collect or photograph student evidence claims. Assess for: (a) correct identification of source, gas, and mechanism, (b) accurate connection to the infrared absorption physics from Lesson 1, (c) use of precise language (infrared radiation, concentration, absorb, re-emit). Provide verbal feedback during the 4-minute writing window by circulating and commenting quietly on student notebooks.</w:t>
+            </w:r>
+          </w:p>
+        </w:tc>
+      </w:tr>
+      <w:tr>
+        <w:tc>
+          <w:tcPr>
+            <w:tcW w:type="dxa" w:w="1520"/>
+            <w:shd w:fill="FCE4D6" w:color="auto" w:val="clear"/>
+            <w:tcMar>
+              <w:top w:type="dxa" w:w="60"/>
+              <w:left w:type="dxa" w:w="120"/>
+              <w:bottom w:type="dxa" w:w="60"/>
+              <w:right w:type="dxa" w:w="120"/>
+            </w:tcMar>
+            <w:vAlign w:val="top"/>
+          </w:tcPr>
+          <w:p>
+            <w:pPr>
+              <w:spacing w:after="40" w:before="0"/>
+              <w:jc w:val="left"/>
+            </w:pPr>
+            <w:r>
+              <w:rPr>
+                <w:rFonts w:ascii="Arial" w:cs="Arial" w:eastAsia="Arial" w:hAnsi="Arial"/>
+                <w:b/>
+                <w:bCs/>
+                <w:i w:val="false"/>
+                <w:iCs w:val="false"/>
+                <w:color w:val="000000"/>
+                <w:sz w:val="18"/>
+                <w:szCs w:val="18"/>
+              </w:rPr>
+              <w:t xml:space="preserve">Driving Question Board (DQB) Creation</w:t>
+            </w:r>
+          </w:p>
+          <w:p>
+            <w:pPr>
+              <w:spacing w:after="20" w:before="0"/>
+            </w:pPr>
+            <w:r>
+              <w:rPr>
+                <w:rFonts w:ascii="Arial" w:cs="Arial" w:eastAsia="Arial" w:hAnsi="Arial"/>
+                <w:b/>
+                <w:bCs/>
+                <w:color w:val="1F3864"/>
+                <w:sz w:val="16"/>
+                <w:szCs w:val="16"/>
+              </w:rPr>
+              <w:t xml:space="preserve">📹 VIDEO:</w:t>
+            </w:r>
+          </w:p>
+          <w:p>
+            <w:pPr>
+              <w:spacing w:after="20" w:before="0"/>
+            </w:pPr>
+            <w:hyperlink w:history="1" r:id="rIdht-_z2ttsklbfkocbsizy">
               <w:r>
                 <w:rPr>
                   <w:rFonts w:ascii="Arial" w:cs="Arial" w:eastAsia="Arial" w:hAnsi="Arial"/>
@@ -7509,7 +7729,7 @@
                   <w:szCs w:val="16"/>
                   <w:u w:val="single" w:color="2E75B6"/>
                 </w:rPr>
-                <w:t xml:space="preserve">Renewable Resources and Alternative Energy Sources (Flexbook)</w:t>
+                <w:t xml:space="preserve">Earth's changing climate</w:t>
               </w:r>
             </w:hyperlink>
           </w:p>
@@ -7525,7 +7745,7 @@
                 <w:sz w:val="14"/>
                 <w:szCs w:val="14"/>
               </w:rPr>
-              <w:t xml:space="preserve">Source: CK-12</w:t>
+              <w:t xml:space="preserve">Source: Khan Academy (English - US curriculum)</w:t>
             </w:r>
           </w:p>
           <w:p>
@@ -7533,235 +7753,7 @@
               <w:spacing w:after="10" w:before="0"/>
               <w:ind w:left="120"/>
             </w:pPr>
-            <w:hyperlink w:history="1" r:id="rIdo3nymkcetf0keaz9zy22n">
-              <w:r>
-                <w:rPr>
-                  <w:rFonts w:ascii="Arial" w:cs="Arial" w:eastAsia="Arial" w:hAnsi="Arial"/>
-                  <w:color w:val="595959"/>
-                  <w:sz w:val="14"/>
-                  <w:szCs w:val="14"/>
-                  <w:u w:val="single" w:color="595959"/>
-                </w:rPr>
-                <w:t xml:space="preserve">🔍 Search ARES for similar readings</w:t>
-              </w:r>
-            </w:hyperlink>
-          </w:p>
-        </w:tc>
-        <w:tc>
-          <w:tcPr>
-            <w:tcW w:type="dxa" w:w="3040"/>
-            <w:shd w:fill="FFFFFF" w:color="auto" w:val="clear"/>
-            <w:tcMar>
-              <w:top w:type="dxa" w:w="60"/>
-              <w:left w:type="dxa" w:w="120"/>
-              <w:bottom w:type="dxa" w:w="60"/>
-              <w:right w:type="dxa" w:w="120"/>
-            </w:tcMar>
-            <w:vAlign w:val="top"/>
-          </w:tcPr>
-          <w:p>
-            <w:pPr>
-              <w:spacing w:after="40" w:before="0"/>
-              <w:jc w:val="left"/>
-            </w:pPr>
-            <w:r>
-              <w:rPr>
-                <w:rFonts w:ascii="Arial" w:cs="Arial" w:eastAsia="Arial" w:hAnsi="Arial"/>
-                <w:b w:val="false"/>
-                <w:bCs w:val="false"/>
-                <w:i w:val="false"/>
-                <w:iCs w:val="false"/>
-                <w:color w:val="000000"/>
-                <w:sz w:val="18"/>
-                <w:szCs w:val="18"/>
-              </w:rPr>
-              <w:t xml:space="preserve">Each group shares one finding from their observation table in a whole-class share-out (30 seconds per group). The teacher uses student responses to build a class summary on the board in a T-chart: Source on the left, Gas and Mechanism on the right. Students then individually write a 3-sentence evidence claim in their notebooks using the sentence frame: In Kenya, [source] releases [gas] because [mechanism]. This increases the greenhouse effect by [connection to Lesson 1 physics]. For example: In Kenya, burning charcoal releases CO2 because carbon in the wood combines with oxygen during combustion. This increases the greenhouse effect by adding more CO2 molecules to the atmosphere, which absorb more infrared radiation re-emitted by Earth's surface, trapping more heat. Students then return to their Lesson 1 predictions on the DQB and check which questions this new data helps to answer.</w:t>
-            </w:r>
-          </w:p>
-        </w:tc>
-        <w:tc>
-          <w:tcPr>
-            <w:tcW w:type="dxa" w:w="3040"/>
-            <w:shd w:fill="F2F2F2" w:color="auto" w:val="clear"/>
-            <w:tcMar>
-              <w:top w:type="dxa" w:w="60"/>
-              <w:left w:type="dxa" w:w="120"/>
-              <w:bottom w:type="dxa" w:w="60"/>
-              <w:right w:type="dxa" w:w="120"/>
-            </w:tcMar>
-            <w:vAlign w:val="top"/>
-          </w:tcPr>
-          <w:p>
-            <w:pPr>
-              <w:spacing w:after="40" w:before="0"/>
-              <w:jc w:val="left"/>
-            </w:pPr>
-            <w:r>
-              <w:rPr>
-                <w:rFonts w:ascii="Arial" w:cs="Arial" w:eastAsia="Arial" w:hAnsi="Arial"/>
-                <w:b w:val="false"/>
-                <w:bCs w:val="false"/>
-                <w:i w:val="false"/>
-                <w:iCs w:val="false"/>
-                <w:color w:val="000000"/>
-                <w:sz w:val="18"/>
-                <w:szCs w:val="18"/>
-              </w:rPr>
-              <w:t xml:space="preserve">Facilitate the share-out by calling on each group. After all groups share, say: Look at what we have built together. Charcoal burning — something millions of Kenyan families do every day to cook ugali — releases CO2. Cattle farming — central to Maasai and Samburu livelihoods and to beef and milk production for all of us — releases methane. Deforestation of the Mau Forest releases the stored carbon those trees spent decades absorbing. Now I want you to write your evidence claim individually. WAIT 4 MINUTES for writing. Then say: Who would like to read their claim? WAIT 10 SECONDS for volunteers. After one or two students share, ask the class: Does this claim connect back to the physics from last lesson? Can someone point to where the mechanism matches what we saw in the PhET simulation? This explicit connection back to Lesson 1 is essential — the physics mechanism and the source of gases must be linked in students minds.</w:t>
-            </w:r>
-          </w:p>
-        </w:tc>
-        <w:tc>
-          <w:tcPr>
-            <w:tcW w:type="dxa" w:w="3040"/>
-            <w:shd w:fill="FFFFFF" w:color="auto" w:val="clear"/>
-            <w:tcMar>
-              <w:top w:type="dxa" w:w="60"/>
-              <w:left w:type="dxa" w:w="120"/>
-              <w:bottom w:type="dxa" w:w="60"/>
-              <w:right w:type="dxa" w:w="120"/>
-            </w:tcMar>
-            <w:vAlign w:val="top"/>
-          </w:tcPr>
-          <w:p>
-            <w:pPr>
-              <w:spacing w:after="40" w:before="0"/>
-              <w:jc w:val="left"/>
-            </w:pPr>
-            <w:r>
-              <w:rPr>
-                <w:rFonts w:ascii="Arial" w:cs="Arial" w:eastAsia="Arial" w:hAnsi="Arial"/>
-                <w:b w:val="false"/>
-                <w:bCs w:val="false"/>
-                <w:i w:val="false"/>
-                <w:iCs w:val="false"/>
-                <w:color w:val="000000"/>
-                <w:sz w:val="18"/>
-                <w:szCs w:val="18"/>
-              </w:rPr>
-              <w:t xml:space="preserve">The sentence frame makes the structure of a scientific claim explicit and accessible. The share-out creates collaborative sense-making from data. The deliberate callback to the PhET simulation from Lesson 1 helps students integrate new evidence into their existing mental model rather than storing it as an isolated fact.</w:t>
-            </w:r>
-          </w:p>
-        </w:tc>
-        <w:tc>
-          <w:tcPr>
-            <w:tcW w:type="dxa" w:w="3040"/>
-            <w:shd w:fill="F2F2F2" w:color="auto" w:val="clear"/>
-            <w:tcMar>
-              <w:top w:type="dxa" w:w="60"/>
-              <w:left w:type="dxa" w:w="120"/>
-              <w:bottom w:type="dxa" w:w="60"/>
-              <w:right w:type="dxa" w:w="120"/>
-            </w:tcMar>
-            <w:vAlign w:val="top"/>
-          </w:tcPr>
-          <w:p>
-            <w:pPr>
-              <w:spacing w:after="40" w:before="0"/>
-              <w:jc w:val="left"/>
-            </w:pPr>
-            <w:r>
-              <w:rPr>
-                <w:rFonts w:ascii="Arial" w:cs="Arial" w:eastAsia="Arial" w:hAnsi="Arial"/>
-                <w:b w:val="false"/>
-                <w:bCs w:val="false"/>
-                <w:i w:val="false"/>
-                <w:iCs w:val="false"/>
-                <w:color w:val="000000"/>
-                <w:sz w:val="18"/>
-                <w:szCs w:val="18"/>
-              </w:rPr>
-              <w:t xml:space="preserve">Collect or photograph student evidence claims. Assess for: (a) correct identification of source, gas, and mechanism, (b) accurate connection to the infrared absorption physics from Lesson 1, (c) use of precise language (infrared radiation, concentration, absorb, re-emit). Provide verbal feedback during the 4-minute writing window by circulating and commenting quietly on student notebooks.</w:t>
-            </w:r>
-          </w:p>
-        </w:tc>
-      </w:tr>
-      <w:tr>
-        <w:tc>
-          <w:tcPr>
-            <w:tcW w:type="dxa" w:w="1520"/>
-            <w:shd w:fill="FCE4D6" w:color="auto" w:val="clear"/>
-            <w:tcMar>
-              <w:top w:type="dxa" w:w="60"/>
-              <w:left w:type="dxa" w:w="120"/>
-              <w:bottom w:type="dxa" w:w="60"/>
-              <w:right w:type="dxa" w:w="120"/>
-            </w:tcMar>
-            <w:vAlign w:val="top"/>
-          </w:tcPr>
-          <w:p>
-            <w:pPr>
-              <w:spacing w:after="40" w:before="0"/>
-              <w:jc w:val="left"/>
-            </w:pPr>
-            <w:r>
-              <w:rPr>
-                <w:rFonts w:ascii="Arial" w:cs="Arial" w:eastAsia="Arial" w:hAnsi="Arial"/>
-                <w:b/>
-                <w:bCs/>
-                <w:i w:val="false"/>
-                <w:iCs w:val="false"/>
-                <w:color w:val="000000"/>
-                <w:sz w:val="18"/>
-                <w:szCs w:val="18"/>
-              </w:rPr>
-              <w:t xml:space="preserve">Driving Question Board (DQB) Creation</w:t>
-            </w:r>
-          </w:p>
-          <w:p>
-            <w:pPr>
-              <w:spacing w:after="20" w:before="0"/>
-            </w:pPr>
-            <w:r>
-              <w:rPr>
-                <w:rFonts w:ascii="Arial" w:cs="Arial" w:eastAsia="Arial" w:hAnsi="Arial"/>
-                <w:b/>
-                <w:bCs/>
-                <w:color w:val="1F3864"/>
-                <w:sz w:val="16"/>
-                <w:szCs w:val="16"/>
-              </w:rPr>
-              <w:t xml:space="preserve">📹 VIDEO:</w:t>
-            </w:r>
-          </w:p>
-          <w:p>
-            <w:pPr>
-              <w:spacing w:after="20" w:before="0"/>
-            </w:pPr>
-            <w:hyperlink w:history="1" r:id="rIdcksf2lifa_ygw8bozlg1p">
-              <w:r>
-                <w:rPr>
-                  <w:rFonts w:ascii="Arial" w:cs="Arial" w:eastAsia="Arial" w:hAnsi="Arial"/>
-                  <w:color w:val="2E75B6"/>
-                  <w:sz w:val="16"/>
-                  <w:szCs w:val="16"/>
-                  <w:u w:val="single" w:color="2E75B6"/>
-                </w:rPr>
-                <w:t xml:space="preserve">Video: Molecules and Light</w:t>
-              </w:r>
-            </w:hyperlink>
-          </w:p>
-          <w:p>
-            <w:pPr>
-              <w:spacing w:after="10" w:before="0"/>
-              <w:ind w:left="120"/>
-            </w:pPr>
-            <w:r>
-              <w:rPr>
-                <w:rFonts w:ascii="Arial" w:cs="Arial" w:eastAsia="Arial" w:hAnsi="Arial"/>
-                <w:color w:val="595959"/>
-                <w:sz w:val="14"/>
-                <w:szCs w:val="14"/>
-              </w:rPr>
-              <w:t xml:space="preserve">Source: PhET Interactive Simulations (English)</w:t>
-            </w:r>
-          </w:p>
-          <w:p>
-            <w:pPr>
-              <w:spacing w:after="10" w:before="0"/>
-              <w:ind w:left="120"/>
-            </w:pPr>
-            <w:hyperlink w:history="1" r:id="rIdqjoql78wbmopuprkpsjpb">
+            <w:hyperlink w:history="1" r:id="rIda1_vajxd3xuvpjlgilllb">
               <w:r>
                 <w:rPr>
                   <w:rFonts w:ascii="Arial" w:cs="Arial" w:eastAsia="Arial" w:hAnsi="Arial"/>
@@ -7799,14 +7791,241 @@
                 <w:sz w:val="16"/>
                 <w:szCs w:val="16"/>
               </w:rPr>
-              <w:t xml:space="preserve">📖 HTML:</w:t>
+              <w:t xml:space="preserve">📖 READING:</w:t>
             </w:r>
           </w:p>
           <w:p>
             <w:pPr>
               <w:spacing w:after="20" w:before="0"/>
             </w:pPr>
-            <w:hyperlink w:history="1" r:id="rIdjlo-xk6x5ffzkxv4bwlqz">
+            <w:r>
+              <w:rPr>
+                <w:rFonts w:ascii="Arial" w:cs="Arial" w:eastAsia="Arial" w:hAnsi="Arial"/>
+                <w:i/>
+                <w:iCs/>
+                <w:color w:val="595959"/>
+                <w:sz w:val="16"/>
+                <w:szCs w:val="16"/>
+              </w:rPr>
+              <w:t xml:space="preserve">No closely matching reading in the ARES library for this activity.</w:t>
+            </w:r>
+          </w:p>
+          <w:p>
+            <w:pPr>
+              <w:spacing w:after="10" w:before="0"/>
+              <w:ind w:left="120"/>
+            </w:pPr>
+            <w:hyperlink w:history="1" r:id="rIdw0qlqgy6vngicymfujiua">
+              <w:r>
+                <w:rPr>
+                  <w:rFonts w:ascii="Arial" w:cs="Arial" w:eastAsia="Arial" w:hAnsi="Arial"/>
+                  <w:color w:val="595959"/>
+                  <w:sz w:val="14"/>
+                  <w:szCs w:val="14"/>
+                  <w:u w:val="single" w:color="595959"/>
+                </w:rPr>
+                <w:t xml:space="preserve">🔍 Search ARES for readings</w:t>
+              </w:r>
+            </w:hyperlink>
+          </w:p>
+          <w:p>
+            <w:pPr>
+              <w:spacing w:after="10" w:before="0"/>
+              <w:ind w:left="120"/>
+            </w:pPr>
+            <w:r>
+              <w:rPr>
+                <w:rFonts w:ascii="Arial" w:cs="Arial" w:eastAsia="Arial" w:hAnsi="Arial"/>
+                <w:color w:val="595959"/>
+                <w:sz w:val="14"/>
+                <w:szCs w:val="14"/>
+              </w:rPr>
+              <w:t xml:space="preserve">Search terms: greenhouse effect climate change</w:t>
+            </w:r>
+          </w:p>
+        </w:tc>
+        <w:tc>
+          <w:tcPr>
+            <w:tcW w:type="dxa" w:w="3040"/>
+            <w:shd w:fill="FFFFFF" w:color="auto" w:val="clear"/>
+            <w:tcMar>
+              <w:top w:type="dxa" w:w="60"/>
+              <w:left w:type="dxa" w:w="120"/>
+              <w:bottom w:type="dxa" w:w="60"/>
+              <w:right w:type="dxa" w:w="120"/>
+            </w:tcMar>
+            <w:vAlign w:val="top"/>
+          </w:tcPr>
+          <w:p>
+            <w:pPr>
+              <w:spacing w:after="40" w:before="0"/>
+              <w:jc w:val="left"/>
+            </w:pPr>
+            <w:r>
+              <w:rPr>
+                <w:rFonts w:ascii="Arial" w:cs="Arial" w:eastAsia="Arial" w:hAnsi="Arial"/>
+                <w:b w:val="false"/>
+                <w:bCs w:val="false"/>
+                <w:i w:val="false"/>
+                <w:iCs w:val="false"/>
+                <w:color w:val="000000"/>
+                <w:sz w:val="18"/>
+                <w:szCs w:val="18"/>
+              </w:rPr>
+              <w:t xml:space="preserve">The teacher returns to the Driving Question Board from Lesson 1, which displays students initial questions and the anchoring phenomenon images. Students receive two new sticky note colours: green for This lesson helps us answer this question and orange for This lesson raises a new question I did not think of before. In pairs, students spend 3 minutes reviewing the DQB and placing their green and orange notes. New questions that typically emerge: Does Kenya produce enough emissions to matter globally? Could we reduce emissions without hurting farmers and herders? Are there other countries causing more damage than us? The teacher clusters new orange notes into emerging themes on the DQB without resolving them — these will drive Lessons 3 through 5.</w:t>
+            </w:r>
+          </w:p>
+        </w:tc>
+        <w:tc>
+          <w:tcPr>
+            <w:tcW w:type="dxa" w:w="3040"/>
+            <w:shd w:fill="F2F2F2" w:color="auto" w:val="clear"/>
+            <w:tcMar>
+              <w:top w:type="dxa" w:w="60"/>
+              <w:left w:type="dxa" w:w="120"/>
+              <w:bottom w:type="dxa" w:w="60"/>
+              <w:right w:type="dxa" w:w="120"/>
+            </w:tcMar>
+            <w:vAlign w:val="top"/>
+          </w:tcPr>
+          <w:p>
+            <w:pPr>
+              <w:spacing w:after="40" w:before="0"/>
+              <w:jc w:val="left"/>
+            </w:pPr>
+            <w:r>
+              <w:rPr>
+                <w:rFonts w:ascii="Arial" w:cs="Arial" w:eastAsia="Arial" w:hAnsi="Arial"/>
+                <w:b w:val="false"/>
+                <w:bCs w:val="false"/>
+                <w:i w:val="false"/>
+                <w:iCs w:val="false"/>
+                <w:color w:val="000000"/>
+                <w:sz w:val="18"/>
+                <w:szCs w:val="18"/>
+              </w:rPr>
+              <w:t xml:space="preserve">Point to the DQB and say: Last lesson, you asked big questions about our atmosphere and why things are changing. Today we collected new evidence. Take two sticky notes — green means this lesson helped answer a question already on the board, orange means today raised a brand new question for you. WAIT 3 MINUTES for pairs to write and post. Then step back and read aloud two or three green notes: It sounds like several of you now feel you can explain why charcoal burning could be connected to the glacier. That is real scientific progress. Read aloud one or two orange notes and say: These new questions are exactly what scientists ask. We will come back to them in Lessons 3, 4, and 5. Do not lose that curiosity.</w:t>
+            </w:r>
+          </w:p>
+        </w:tc>
+        <w:tc>
+          <w:tcPr>
+            <w:tcW w:type="dxa" w:w="3040"/>
+            <w:shd w:fill="FFFFFF" w:color="auto" w:val="clear"/>
+            <w:tcMar>
+              <w:top w:type="dxa" w:w="60"/>
+              <w:left w:type="dxa" w:w="120"/>
+              <w:bottom w:type="dxa" w:w="60"/>
+              <w:right w:type="dxa" w:w="120"/>
+            </w:tcMar>
+            <w:vAlign w:val="top"/>
+          </w:tcPr>
+          <w:p>
+            <w:pPr>
+              <w:spacing w:after="40" w:before="0"/>
+              <w:jc w:val="left"/>
+            </w:pPr>
+            <w:r>
+              <w:rPr>
+                <w:rFonts w:ascii="Arial" w:cs="Arial" w:eastAsia="Arial" w:hAnsi="Arial"/>
+                <w:b w:val="false"/>
+                <w:bCs w:val="false"/>
+                <w:i w:val="false"/>
+                <w:iCs w:val="false"/>
+                <w:color w:val="000000"/>
+                <w:sz w:val="18"/>
+                <w:szCs w:val="18"/>
+              </w:rPr>
+              <w:t xml:space="preserve">The DQB is a living document of the classes inquiry journey. Using two sticky note colours makes progress visible and honours new uncertainty simultaneously — both are valued in science. Clustering orange notes shows students that their questions are coherent and will be systematically addressed, building trust in the inquiry structure.</w:t>
+            </w:r>
+          </w:p>
+        </w:tc>
+        <w:tc>
+          <w:tcPr>
+            <w:tcW w:type="dxa" w:w="3040"/>
+            <w:shd w:fill="F2F2F2" w:color="auto" w:val="clear"/>
+            <w:tcMar>
+              <w:top w:type="dxa" w:w="60"/>
+              <w:left w:type="dxa" w:w="120"/>
+              <w:bottom w:type="dxa" w:w="60"/>
+              <w:right w:type="dxa" w:w="120"/>
+            </w:tcMar>
+            <w:vAlign w:val="top"/>
+          </w:tcPr>
+          <w:p>
+            <w:pPr>
+              <w:spacing w:after="40" w:before="0"/>
+              <w:jc w:val="left"/>
+            </w:pPr>
+            <w:r>
+              <w:rPr>
+                <w:rFonts w:ascii="Arial" w:cs="Arial" w:eastAsia="Arial" w:hAnsi="Arial"/>
+                <w:b w:val="false"/>
+                <w:bCs w:val="false"/>
+                <w:i w:val="false"/>
+                <w:iCs w:val="false"/>
+                <w:color w:val="000000"/>
+                <w:sz w:val="18"/>
+                <w:szCs w:val="18"/>
+              </w:rPr>
+              <w:t xml:space="preserve">Green notes reveal which learning goals students feel they have met — a quick proxy for self-assessed understanding. Orange notes reveal remaining gaps and misconceptions. If many orange notes cluster around whether Kenya matters globally, this signals a need to address scale and cumulative emissions explicitly in Lesson 4.</w:t>
+            </w:r>
+          </w:p>
+        </w:tc>
+      </w:tr>
+      <w:tr>
+        <w:tc>
+          <w:tcPr>
+            <w:tcW w:type="dxa" w:w="1520"/>
+            <w:shd w:fill="D5E8F0" w:color="auto" w:val="clear"/>
+            <w:tcMar>
+              <w:top w:type="dxa" w:w="60"/>
+              <w:left w:type="dxa" w:w="120"/>
+              <w:bottom w:type="dxa" w:w="60"/>
+              <w:right w:type="dxa" w:w="120"/>
+            </w:tcMar>
+            <w:vAlign w:val="top"/>
+          </w:tcPr>
+          <w:p>
+            <w:pPr>
+              <w:spacing w:after="40" w:before="0"/>
+              <w:jc w:val="left"/>
+            </w:pPr>
+            <w:r>
+              <w:rPr>
+                <w:rFonts w:ascii="Arial" w:cs="Arial" w:eastAsia="Arial" w:hAnsi="Arial"/>
+                <w:b/>
+                <w:bCs/>
+                <w:i w:val="false"/>
+                <w:iCs w:val="false"/>
+                <w:color w:val="000000"/>
+                <w:sz w:val="18"/>
+                <w:szCs w:val="18"/>
+              </w:rPr>
+              <w:t xml:space="preserve">Model Building Phase</w:t>
+            </w:r>
+          </w:p>
+          <w:p>
+            <w:pPr>
+              <w:spacing w:after="20" w:before="0"/>
+            </w:pPr>
+            <w:r>
+              <w:rPr>
+                <w:rFonts w:ascii="Arial" w:cs="Arial" w:eastAsia="Arial" w:hAnsi="Arial"/>
+                <w:b/>
+                <w:bCs/>
+                <w:color w:val="1F3864"/>
+                <w:sz w:val="16"/>
+                <w:szCs w:val="16"/>
+              </w:rPr>
+              <w:t xml:space="preserve">📹 VIDEO:</w:t>
+            </w:r>
+          </w:p>
+          <w:p>
+            <w:pPr>
+              <w:spacing w:after="20" w:before="0"/>
+            </w:pPr>
+            <w:hyperlink w:history="1" r:id="rIdzfeye2ym-jl-cyd4crntx">
               <w:r>
                 <w:rPr>
                   <w:rFonts w:ascii="Arial" w:cs="Arial" w:eastAsia="Arial" w:hAnsi="Arial"/>
@@ -7815,7 +8034,7 @@
                   <w:szCs w:val="16"/>
                   <w:u w:val="single" w:color="2E75B6"/>
                 </w:rPr>
-                <w:t xml:space="preserve">Renewable Resources and Alternative Energy Sources (Flexbook)</w:t>
+                <w:t xml:space="preserve">Earth's changing climate</w:t>
               </w:r>
             </w:hyperlink>
           </w:p>
@@ -7831,7 +8050,7 @@
                 <w:sz w:val="14"/>
                 <w:szCs w:val="14"/>
               </w:rPr>
-              <w:t xml:space="preserve">Source: CK-12</w:t>
+              <w:t xml:space="preserve">Source: Khan Academy (English - US curriculum)</w:t>
             </w:r>
           </w:p>
           <w:p>
@@ -7839,235 +8058,7 @@
               <w:spacing w:after="10" w:before="0"/>
               <w:ind w:left="120"/>
             </w:pPr>
-            <w:hyperlink w:history="1" r:id="rId5padgbkejh1irhvsk1mss">
-              <w:r>
-                <w:rPr>
-                  <w:rFonts w:ascii="Arial" w:cs="Arial" w:eastAsia="Arial" w:hAnsi="Arial"/>
-                  <w:color w:val="595959"/>
-                  <w:sz w:val="14"/>
-                  <w:szCs w:val="14"/>
-                  <w:u w:val="single" w:color="595959"/>
-                </w:rPr>
-                <w:t xml:space="preserve">🔍 Search ARES for similar readings</w:t>
-              </w:r>
-            </w:hyperlink>
-          </w:p>
-        </w:tc>
-        <w:tc>
-          <w:tcPr>
-            <w:tcW w:type="dxa" w:w="3040"/>
-            <w:shd w:fill="FFFFFF" w:color="auto" w:val="clear"/>
-            <w:tcMar>
-              <w:top w:type="dxa" w:w="60"/>
-              <w:left w:type="dxa" w:w="120"/>
-              <w:bottom w:type="dxa" w:w="60"/>
-              <w:right w:type="dxa" w:w="120"/>
-            </w:tcMar>
-            <w:vAlign w:val="top"/>
-          </w:tcPr>
-          <w:p>
-            <w:pPr>
-              <w:spacing w:after="40" w:before="0"/>
-              <w:jc w:val="left"/>
-            </w:pPr>
-            <w:r>
-              <w:rPr>
-                <w:rFonts w:ascii="Arial" w:cs="Arial" w:eastAsia="Arial" w:hAnsi="Arial"/>
-                <w:b w:val="false"/>
-                <w:bCs w:val="false"/>
-                <w:i w:val="false"/>
-                <w:iCs w:val="false"/>
-                <w:color w:val="000000"/>
-                <w:sz w:val="18"/>
-                <w:szCs w:val="18"/>
-              </w:rPr>
-              <w:t xml:space="preserve">The teacher returns to the Driving Question Board from Lesson 1, which displays students initial questions and the anchoring phenomenon images. Students receive two new sticky note colours: green for This lesson helps us answer this question and orange for This lesson raises a new question I did not think of before. In pairs, students spend 3 minutes reviewing the DQB and placing their green and orange notes. New questions that typically emerge: Does Kenya produce enough emissions to matter globally? Could we reduce emissions without hurting farmers and herders? Are there other countries causing more damage than us? The teacher clusters new orange notes into emerging themes on the DQB without resolving them — these will drive Lessons 3 through 5.</w:t>
-            </w:r>
-          </w:p>
-        </w:tc>
-        <w:tc>
-          <w:tcPr>
-            <w:tcW w:type="dxa" w:w="3040"/>
-            <w:shd w:fill="F2F2F2" w:color="auto" w:val="clear"/>
-            <w:tcMar>
-              <w:top w:type="dxa" w:w="60"/>
-              <w:left w:type="dxa" w:w="120"/>
-              <w:bottom w:type="dxa" w:w="60"/>
-              <w:right w:type="dxa" w:w="120"/>
-            </w:tcMar>
-            <w:vAlign w:val="top"/>
-          </w:tcPr>
-          <w:p>
-            <w:pPr>
-              <w:spacing w:after="40" w:before="0"/>
-              <w:jc w:val="left"/>
-            </w:pPr>
-            <w:r>
-              <w:rPr>
-                <w:rFonts w:ascii="Arial" w:cs="Arial" w:eastAsia="Arial" w:hAnsi="Arial"/>
-                <w:b w:val="false"/>
-                <w:bCs w:val="false"/>
-                <w:i w:val="false"/>
-                <w:iCs w:val="false"/>
-                <w:color w:val="000000"/>
-                <w:sz w:val="18"/>
-                <w:szCs w:val="18"/>
-              </w:rPr>
-              <w:t xml:space="preserve">Point to the DQB and say: Last lesson, you asked big questions about our atmosphere and why things are changing. Today we collected new evidence. Take two sticky notes — green means this lesson helped answer a question already on the board, orange means today raised a brand new question for you. WAIT 3 MINUTES for pairs to write and post. Then step back and read aloud two or three green notes: It sounds like several of you now feel you can explain why charcoal burning could be connected to the glacier. That is real scientific progress. Read aloud one or two orange notes and say: These new questions are exactly what scientists ask. We will come back to them in Lessons 3, 4, and 5. Do not lose that curiosity.</w:t>
-            </w:r>
-          </w:p>
-        </w:tc>
-        <w:tc>
-          <w:tcPr>
-            <w:tcW w:type="dxa" w:w="3040"/>
-            <w:shd w:fill="FFFFFF" w:color="auto" w:val="clear"/>
-            <w:tcMar>
-              <w:top w:type="dxa" w:w="60"/>
-              <w:left w:type="dxa" w:w="120"/>
-              <w:bottom w:type="dxa" w:w="60"/>
-              <w:right w:type="dxa" w:w="120"/>
-            </w:tcMar>
-            <w:vAlign w:val="top"/>
-          </w:tcPr>
-          <w:p>
-            <w:pPr>
-              <w:spacing w:after="40" w:before="0"/>
-              <w:jc w:val="left"/>
-            </w:pPr>
-            <w:r>
-              <w:rPr>
-                <w:rFonts w:ascii="Arial" w:cs="Arial" w:eastAsia="Arial" w:hAnsi="Arial"/>
-                <w:b w:val="false"/>
-                <w:bCs w:val="false"/>
-                <w:i w:val="false"/>
-                <w:iCs w:val="false"/>
-                <w:color w:val="000000"/>
-                <w:sz w:val="18"/>
-                <w:szCs w:val="18"/>
-              </w:rPr>
-              <w:t xml:space="preserve">The DQB is a living document of the classes inquiry journey. Using two sticky note colours makes progress visible and honours new uncertainty simultaneously — both are valued in science. Clustering orange notes shows students that their questions are coherent and will be systematically addressed, building trust in the inquiry structure.</w:t>
-            </w:r>
-          </w:p>
-        </w:tc>
-        <w:tc>
-          <w:tcPr>
-            <w:tcW w:type="dxa" w:w="3040"/>
-            <w:shd w:fill="F2F2F2" w:color="auto" w:val="clear"/>
-            <w:tcMar>
-              <w:top w:type="dxa" w:w="60"/>
-              <w:left w:type="dxa" w:w="120"/>
-              <w:bottom w:type="dxa" w:w="60"/>
-              <w:right w:type="dxa" w:w="120"/>
-            </w:tcMar>
-            <w:vAlign w:val="top"/>
-          </w:tcPr>
-          <w:p>
-            <w:pPr>
-              <w:spacing w:after="40" w:before="0"/>
-              <w:jc w:val="left"/>
-            </w:pPr>
-            <w:r>
-              <w:rPr>
-                <w:rFonts w:ascii="Arial" w:cs="Arial" w:eastAsia="Arial" w:hAnsi="Arial"/>
-                <w:b w:val="false"/>
-                <w:bCs w:val="false"/>
-                <w:i w:val="false"/>
-                <w:iCs w:val="false"/>
-                <w:color w:val="000000"/>
-                <w:sz w:val="18"/>
-                <w:szCs w:val="18"/>
-              </w:rPr>
-              <w:t xml:space="preserve">Green notes reveal which learning goals students feel they have met — a quick proxy for self-assessed understanding. Orange notes reveal remaining gaps and misconceptions. If many orange notes cluster around whether Kenya matters globally, this signals a need to address scale and cumulative emissions explicitly in Lesson 4.</w:t>
-            </w:r>
-          </w:p>
-        </w:tc>
-      </w:tr>
-      <w:tr>
-        <w:tc>
-          <w:tcPr>
-            <w:tcW w:type="dxa" w:w="1520"/>
-            <w:shd w:fill="D5E8F0" w:color="auto" w:val="clear"/>
-            <w:tcMar>
-              <w:top w:type="dxa" w:w="60"/>
-              <w:left w:type="dxa" w:w="120"/>
-              <w:bottom w:type="dxa" w:w="60"/>
-              <w:right w:type="dxa" w:w="120"/>
-            </w:tcMar>
-            <w:vAlign w:val="top"/>
-          </w:tcPr>
-          <w:p>
-            <w:pPr>
-              <w:spacing w:after="40" w:before="0"/>
-              <w:jc w:val="left"/>
-            </w:pPr>
-            <w:r>
-              <w:rPr>
-                <w:rFonts w:ascii="Arial" w:cs="Arial" w:eastAsia="Arial" w:hAnsi="Arial"/>
-                <w:b/>
-                <w:bCs/>
-                <w:i w:val="false"/>
-                <w:iCs w:val="false"/>
-                <w:color w:val="000000"/>
-                <w:sz w:val="18"/>
-                <w:szCs w:val="18"/>
-              </w:rPr>
-              <w:t xml:space="preserve">Model Building Phase</w:t>
-            </w:r>
-          </w:p>
-          <w:p>
-            <w:pPr>
-              <w:spacing w:after="20" w:before="0"/>
-            </w:pPr>
-            <w:r>
-              <w:rPr>
-                <w:rFonts w:ascii="Arial" w:cs="Arial" w:eastAsia="Arial" w:hAnsi="Arial"/>
-                <w:b/>
-                <w:bCs/>
-                <w:color w:val="1F3864"/>
-                <w:sz w:val="16"/>
-                <w:szCs w:val="16"/>
-              </w:rPr>
-              <w:t xml:space="preserve">📹 VIDEO:</w:t>
-            </w:r>
-          </w:p>
-          <w:p>
-            <w:pPr>
-              <w:spacing w:after="20" w:before="0"/>
-            </w:pPr>
-            <w:hyperlink w:history="1" r:id="rIdotjjfwj2ocydvqmincq5_">
-              <w:r>
-                <w:rPr>
-                  <w:rFonts w:ascii="Arial" w:cs="Arial" w:eastAsia="Arial" w:hAnsi="Arial"/>
-                  <w:color w:val="2E75B6"/>
-                  <w:sz w:val="16"/>
-                  <w:szCs w:val="16"/>
-                  <w:u w:val="single" w:color="2E75B6"/>
-                </w:rPr>
-                <w:t xml:space="preserve">Video: Molecules and Light</w:t>
-              </w:r>
-            </w:hyperlink>
-          </w:p>
-          <w:p>
-            <w:pPr>
-              <w:spacing w:after="10" w:before="0"/>
-              <w:ind w:left="120"/>
-            </w:pPr>
-            <w:r>
-              <w:rPr>
-                <w:rFonts w:ascii="Arial" w:cs="Arial" w:eastAsia="Arial" w:hAnsi="Arial"/>
-                <w:color w:val="595959"/>
-                <w:sz w:val="14"/>
-                <w:szCs w:val="14"/>
-              </w:rPr>
-              <w:t xml:space="preserve">Source: PhET Interactive Simulations (English)</w:t>
-            </w:r>
-          </w:p>
-          <w:p>
-            <w:pPr>
-              <w:spacing w:after="10" w:before="0"/>
-              <w:ind w:left="120"/>
-            </w:pPr>
-            <w:hyperlink w:history="1" r:id="rIdv52fmky7-shs9sy1zt7my">
+            <w:hyperlink w:history="1" r:id="rIdh5u1cnepsdzzhdbgo4tho">
               <w:r>
                 <w:rPr>
                   <w:rFonts w:ascii="Arial" w:cs="Arial" w:eastAsia="Arial" w:hAnsi="Arial"/>
@@ -8105,47 +8096,31 @@
                 <w:sz w:val="16"/>
                 <w:szCs w:val="16"/>
               </w:rPr>
-              <w:t xml:space="preserve">📖 HTML:</w:t>
+              <w:t xml:space="preserve">📖 READING:</w:t>
             </w:r>
           </w:p>
           <w:p>
             <w:pPr>
               <w:spacing w:after="20" w:before="0"/>
             </w:pPr>
-            <w:hyperlink w:history="1" r:id="rIdeswhwq4lfm7gdd8h6dflv">
-              <w:r>
-                <w:rPr>
-                  <w:rFonts w:ascii="Arial" w:cs="Arial" w:eastAsia="Arial" w:hAnsi="Arial"/>
-                  <w:color w:val="2E75B6"/>
-                  <w:sz w:val="16"/>
-                  <w:szCs w:val="16"/>
-                  <w:u w:val="single" w:color="2E75B6"/>
-                </w:rPr>
-                <w:t xml:space="preserve">Renewable Resources and Alternative Energy Sources (Flexbook)</w:t>
-              </w:r>
-            </w:hyperlink>
+            <w:r>
+              <w:rPr>
+                <w:rFonts w:ascii="Arial" w:cs="Arial" w:eastAsia="Arial" w:hAnsi="Arial"/>
+                <w:i/>
+                <w:iCs/>
+                <w:color w:val="595959"/>
+                <w:sz w:val="16"/>
+                <w:szCs w:val="16"/>
+              </w:rPr>
+              <w:t xml:space="preserve">No closely matching reading in the ARES library for this activity.</w:t>
+            </w:r>
           </w:p>
           <w:p>
             <w:pPr>
               <w:spacing w:after="10" w:before="0"/>
               <w:ind w:left="120"/>
             </w:pPr>
-            <w:r>
-              <w:rPr>
-                <w:rFonts w:ascii="Arial" w:cs="Arial" w:eastAsia="Arial" w:hAnsi="Arial"/>
-                <w:color w:val="595959"/>
-                <w:sz w:val="14"/>
-                <w:szCs w:val="14"/>
-              </w:rPr>
-              <w:t xml:space="preserve">Source: CK-12</w:t>
-            </w:r>
-          </w:p>
-          <w:p>
-            <w:pPr>
-              <w:spacing w:after="10" w:before="0"/>
-              <w:ind w:left="120"/>
-            </w:pPr>
-            <w:hyperlink w:history="1" r:id="rIdlyzrmebcrxmw8xpgm3nq0">
+            <w:hyperlink w:history="1" r:id="rIdszje-mz1dxr4n10yrezpu">
               <w:r>
                 <w:rPr>
                   <w:rFonts w:ascii="Arial" w:cs="Arial" w:eastAsia="Arial" w:hAnsi="Arial"/>
@@ -8154,9 +8129,24 @@
                   <w:szCs w:val="14"/>
                   <w:u w:val="single" w:color="595959"/>
                 </w:rPr>
-                <w:t xml:space="preserve">🔍 Search ARES for similar readings</w:t>
+                <w:t xml:space="preserve">🔍 Search ARES for readings</w:t>
               </w:r>
             </w:hyperlink>
+          </w:p>
+          <w:p>
+            <w:pPr>
+              <w:spacing w:after="10" w:before="0"/>
+              <w:ind w:left="120"/>
+            </w:pPr>
+            <w:r>
+              <w:rPr>
+                <w:rFonts w:ascii="Arial" w:cs="Arial" w:eastAsia="Arial" w:hAnsi="Arial"/>
+                <w:color w:val="595959"/>
+                <w:sz w:val="14"/>
+                <w:szCs w:val="14"/>
+              </w:rPr>
+              <w:t xml:space="preserve">Search terms: greenhouse effect climate change</w:t>
+            </w:r>
           </w:p>
         </w:tc>
         <w:tc>
@@ -9632,7 +9622,7 @@
             <w:pPr>
               <w:spacing w:after="20" w:before="0"/>
             </w:pPr>
-            <w:hyperlink w:history="1" r:id="rId8whpzml1bkmwo1d6spcdv">
+            <w:hyperlink w:history="1" r:id="rIdxdyem4ltcqfwfgpowqwg0">
               <w:r>
                 <w:rPr>
                   <w:rFonts w:ascii="Arial" w:cs="Arial" w:eastAsia="Arial" w:hAnsi="Arial"/>
@@ -9641,7 +9631,7 @@
                   <w:szCs w:val="16"/>
                   <w:u w:val="single" w:color="2E75B6"/>
                 </w:rPr>
-                <w:t xml:space="preserve">Video: Molecules and Light</w:t>
+                <w:t xml:space="preserve">Earth's changing climate</w:t>
               </w:r>
             </w:hyperlink>
           </w:p>
@@ -9657,7 +9647,7 @@
                 <w:sz w:val="14"/>
                 <w:szCs w:val="14"/>
               </w:rPr>
-              <w:t xml:space="preserve">Source: PhET Interactive Simulations (English)</w:t>
+              <w:t xml:space="preserve">Source: Khan Academy (English - US curriculum)</w:t>
             </w:r>
           </w:p>
           <w:p>
@@ -9665,7 +9655,7 @@
               <w:spacing w:after="10" w:before="0"/>
               <w:ind w:left="120"/>
             </w:pPr>
-            <w:hyperlink w:history="1" r:id="rIddmcq5-24g43_q_uxly9f-">
+            <w:hyperlink w:history="1" r:id="rIdjt6uq3uli8mv5fo97kqes">
               <w:r>
                 <w:rPr>
                   <w:rFonts w:ascii="Arial" w:cs="Arial" w:eastAsia="Arial" w:hAnsi="Arial"/>
@@ -9703,14 +9693,14 @@
                 <w:sz w:val="16"/>
                 <w:szCs w:val="16"/>
               </w:rPr>
-              <w:t xml:space="preserve">📖 HTML:</w:t>
+              <w:t xml:space="preserve">📖 PDF:</w:t>
             </w:r>
           </w:p>
           <w:p>
             <w:pPr>
               <w:spacing w:after="20" w:before="0"/>
             </w:pPr>
-            <w:hyperlink w:history="1" r:id="rIdzdvd_ugmv00cl3-jtspzw">
+            <w:hyperlink w:history="1" r:id="rIdnjinai5gqmy8a-qyiptuk">
               <w:r>
                 <w:rPr>
                   <w:rFonts w:ascii="Arial" w:cs="Arial" w:eastAsia="Arial" w:hAnsi="Arial"/>
@@ -9719,7 +9709,7 @@
                   <w:szCs w:val="16"/>
                   <w:u w:val="single" w:color="2E75B6"/>
                 </w:rPr>
-                <w:t xml:space="preserve">Effect of Pressure (Flexbook)</w:t>
+                <w:t xml:space="preserve">Kno 100163 Renewable Energy And Climate Change</w:t>
               </w:r>
             </w:hyperlink>
           </w:p>
@@ -9735,7 +9725,7 @@
                 <w:sz w:val="14"/>
                 <w:szCs w:val="14"/>
               </w:rPr>
-              <w:t xml:space="preserve">Source: CK-12</w:t>
+              <w:t xml:space="preserve">Source: practical_action</w:t>
             </w:r>
           </w:p>
           <w:p>
@@ -9743,7 +9733,7 @@
               <w:spacing w:after="10" w:before="0"/>
               <w:ind w:left="120"/>
             </w:pPr>
-            <w:hyperlink w:history="1" r:id="rIdncvfpxhn3p_p8igdmqcvv">
+            <w:hyperlink w:history="1" r:id="rIdc3u679vzsgv6xr20s-xuu">
               <w:r>
                 <w:rPr>
                   <w:rFonts w:ascii="Arial" w:cs="Arial" w:eastAsia="Arial" w:hAnsi="Arial"/>
@@ -9938,7 +9928,7 @@
             <w:pPr>
               <w:spacing w:after="20" w:before="0"/>
             </w:pPr>
-            <w:hyperlink w:history="1" r:id="rIdp6wjvxdfwefozfhozifey">
+            <w:hyperlink w:history="1" r:id="rId3zzuiv78ulkxqizzuloqa">
               <w:r>
                 <w:rPr>
                   <w:rFonts w:ascii="Arial" w:cs="Arial" w:eastAsia="Arial" w:hAnsi="Arial"/>
@@ -9947,7 +9937,7 @@
                   <w:szCs w:val="16"/>
                   <w:u w:val="single" w:color="2E75B6"/>
                 </w:rPr>
-                <w:t xml:space="preserve">Video: Molecules and Light</w:t>
+                <w:t xml:space="preserve">The Atmosphere and Climate</w:t>
               </w:r>
             </w:hyperlink>
           </w:p>
@@ -9963,7 +9953,7 @@
                 <w:sz w:val="14"/>
                 <w:szCs w:val="14"/>
               </w:rPr>
-              <w:t xml:space="preserve">Source: PhET Interactive Simulations (English)</w:t>
+              <w:t xml:space="preserve">Source: Khan Academy (English - US curriculum)</w:t>
             </w:r>
           </w:p>
           <w:p>
@@ -9971,7 +9961,7 @@
               <w:spacing w:after="10" w:before="0"/>
               <w:ind w:left="120"/>
             </w:pPr>
-            <w:hyperlink w:history="1" r:id="rIdr_4uv_4rwiav3bn_cwvb6">
+            <w:hyperlink w:history="1" r:id="rIdarwc2dyycnrt4rxn90bsq">
               <w:r>
                 <w:rPr>
                   <w:rFonts w:ascii="Arial" w:cs="Arial" w:eastAsia="Arial" w:hAnsi="Arial"/>
@@ -10009,14 +9999,14 @@
                 <w:sz w:val="16"/>
                 <w:szCs w:val="16"/>
               </w:rPr>
-              <w:t xml:space="preserve">📖 HTML:</w:t>
+              <w:t xml:space="preserve">📖 PDF:</w:t>
             </w:r>
           </w:p>
           <w:p>
             <w:pPr>
               <w:spacing w:after="20" w:before="0"/>
             </w:pPr>
-            <w:hyperlink w:history="1" r:id="rIdfrrwo06bsosrzus_qyd3d">
+            <w:hyperlink w:history="1" r:id="rIdhm6rmoizrxhjmkczp_guk">
               <w:r>
                 <w:rPr>
                   <w:rFonts w:ascii="Arial" w:cs="Arial" w:eastAsia="Arial" w:hAnsi="Arial"/>
@@ -10025,7 +10015,7 @@
                   <w:szCs w:val="16"/>
                   <w:u w:val="single" w:color="2E75B6"/>
                 </w:rPr>
-                <w:t xml:space="preserve">Effect of Pressure (Flexbook)</w:t>
+                <w:t xml:space="preserve">Kno 100163 Renewable Energy And Climate Change</w:t>
               </w:r>
             </w:hyperlink>
           </w:p>
@@ -10041,7 +10031,7 @@
                 <w:sz w:val="14"/>
                 <w:szCs w:val="14"/>
               </w:rPr>
-              <w:t xml:space="preserve">Source: CK-12</w:t>
+              <w:t xml:space="preserve">Source: practical_action</w:t>
             </w:r>
           </w:p>
           <w:p>
@@ -10049,7 +10039,7 @@
               <w:spacing w:after="10" w:before="0"/>
               <w:ind w:left="120"/>
             </w:pPr>
-            <w:hyperlink w:history="1" r:id="rIdtay_yuxx9sq9zjaikewrw">
+            <w:hyperlink w:history="1" r:id="rId5ndhdgwhcjhxr3jtf0tt8">
               <w:r>
                 <w:rPr>
                   <w:rFonts w:ascii="Arial" w:cs="Arial" w:eastAsia="Arial" w:hAnsi="Arial"/>
@@ -10244,7 +10234,7 @@
             <w:pPr>
               <w:spacing w:after="20" w:before="0"/>
             </w:pPr>
-            <w:hyperlink w:history="1" r:id="rIdgqxzuei0_iars-r-7v9jn">
+            <w:hyperlink w:history="1" r:id="rIdnt7j0wqn7tja7kzkt4m35">
               <w:r>
                 <w:rPr>
                   <w:rFonts w:ascii="Arial" w:cs="Arial" w:eastAsia="Arial" w:hAnsi="Arial"/>
@@ -10253,7 +10243,7 @@
                   <w:szCs w:val="16"/>
                   <w:u w:val="single" w:color="2E75B6"/>
                 </w:rPr>
-                <w:t xml:space="preserve">Video: Molecules and Light</w:t>
+                <w:t xml:space="preserve">Earth's changing climate</w:t>
               </w:r>
             </w:hyperlink>
           </w:p>
@@ -10269,7 +10259,7 @@
                 <w:sz w:val="14"/>
                 <w:szCs w:val="14"/>
               </w:rPr>
-              <w:t xml:space="preserve">Source: PhET Interactive Simulations (English)</w:t>
+              <w:t xml:space="preserve">Source: Khan Academy (English - US curriculum)</w:t>
             </w:r>
           </w:p>
           <w:p>
@@ -10277,7 +10267,7 @@
               <w:spacing w:after="10" w:before="0"/>
               <w:ind w:left="120"/>
             </w:pPr>
-            <w:hyperlink w:history="1" r:id="rIdz9grihsaiwldnhsgovjgu">
+            <w:hyperlink w:history="1" r:id="rIdcodpqlvawtxbdjfkb0r-l">
               <w:r>
                 <w:rPr>
                   <w:rFonts w:ascii="Arial" w:cs="Arial" w:eastAsia="Arial" w:hAnsi="Arial"/>
@@ -10315,14 +10305,14 @@
                 <w:sz w:val="16"/>
                 <w:szCs w:val="16"/>
               </w:rPr>
-              <w:t xml:space="preserve">📖 HTML:</w:t>
+              <w:t xml:space="preserve">📖 PDF:</w:t>
             </w:r>
           </w:p>
           <w:p>
             <w:pPr>
               <w:spacing w:after="20" w:before="0"/>
             </w:pPr>
-            <w:hyperlink w:history="1" r:id="rId0qr-3gazbf_aj3u5jxfs-">
+            <w:hyperlink w:history="1" r:id="rIdmvnaskiicxqqgb47tbxop">
               <w:r>
                 <w:rPr>
                   <w:rFonts w:ascii="Arial" w:cs="Arial" w:eastAsia="Arial" w:hAnsi="Arial"/>
@@ -10331,7 +10321,7 @@
                   <w:szCs w:val="16"/>
                   <w:u w:val="single" w:color="2E75B6"/>
                 </w:rPr>
-                <w:t xml:space="preserve">Effect of Pressure (Flexbook)</w:t>
+                <w:t xml:space="preserve">Kno 100163 Renewable Energy And Climate Change</w:t>
               </w:r>
             </w:hyperlink>
           </w:p>
@@ -10347,7 +10337,7 @@
                 <w:sz w:val="14"/>
                 <w:szCs w:val="14"/>
               </w:rPr>
-              <w:t xml:space="preserve">Source: CK-12</w:t>
+              <w:t xml:space="preserve">Source: practical_action</w:t>
             </w:r>
           </w:p>
           <w:p>
@@ -10355,7 +10345,7 @@
               <w:spacing w:after="10" w:before="0"/>
               <w:ind w:left="120"/>
             </w:pPr>
-            <w:hyperlink w:history="1" r:id="rIdzy-g0ahpeqvmjph2yw8jn">
+            <w:hyperlink w:history="1" r:id="rIdnr0ajd8xdekpvegycx0ov">
               <w:r>
                 <w:rPr>
                   <w:rFonts w:ascii="Arial" w:cs="Arial" w:eastAsia="Arial" w:hAnsi="Arial"/>
@@ -10550,7 +10540,7 @@
             <w:pPr>
               <w:spacing w:after="20" w:before="0"/>
             </w:pPr>
-            <w:hyperlink w:history="1" r:id="rId48gdee1pl29zzqmaaf328">
+            <w:hyperlink w:history="1" r:id="rId4pdeegamtcqameqzhziyz">
               <w:r>
                 <w:rPr>
                   <w:rFonts w:ascii="Arial" w:cs="Arial" w:eastAsia="Arial" w:hAnsi="Arial"/>
@@ -10559,7 +10549,7 @@
                   <w:szCs w:val="16"/>
                   <w:u w:val="single" w:color="2E75B6"/>
                 </w:rPr>
-                <w:t xml:space="preserve">Video: Molecules and Light</w:t>
+                <w:t xml:space="preserve">Earth's changing climate</w:t>
               </w:r>
             </w:hyperlink>
           </w:p>
@@ -10575,7 +10565,7 @@
                 <w:sz w:val="14"/>
                 <w:szCs w:val="14"/>
               </w:rPr>
-              <w:t xml:space="preserve">Source: PhET Interactive Simulations (English)</w:t>
+              <w:t xml:space="preserve">Source: Khan Academy (English - US curriculum)</w:t>
             </w:r>
           </w:p>
           <w:p>
@@ -10583,7 +10573,7 @@
               <w:spacing w:after="10" w:before="0"/>
               <w:ind w:left="120"/>
             </w:pPr>
-            <w:hyperlink w:history="1" r:id="rIducoo5shbzf7ncirjjght4">
+            <w:hyperlink w:history="1" r:id="rIdo_8tv4e8qixu8u5qcwsbr">
               <w:r>
                 <w:rPr>
                   <w:rFonts w:ascii="Arial" w:cs="Arial" w:eastAsia="Arial" w:hAnsi="Arial"/>
@@ -10621,14 +10611,14 @@
                 <w:sz w:val="16"/>
                 <w:szCs w:val="16"/>
               </w:rPr>
-              <w:t xml:space="preserve">📖 HTML:</w:t>
+              <w:t xml:space="preserve">📖 PDF:</w:t>
             </w:r>
           </w:p>
           <w:p>
             <w:pPr>
               <w:spacing w:after="20" w:before="0"/>
             </w:pPr>
-            <w:hyperlink w:history="1" r:id="rIdfr9xtqs_ykxiybmfppilb">
+            <w:hyperlink w:history="1" r:id="rIdoeyyavxo71yzx9uhnuagk">
               <w:r>
                 <w:rPr>
                   <w:rFonts w:ascii="Arial" w:cs="Arial" w:eastAsia="Arial" w:hAnsi="Arial"/>
@@ -10637,7 +10627,7 @@
                   <w:szCs w:val="16"/>
                   <w:u w:val="single" w:color="2E75B6"/>
                 </w:rPr>
-                <w:t xml:space="preserve">Effect of Pressure (Flexbook)</w:t>
+                <w:t xml:space="preserve">Kno 100163 Renewable Energy And Climate Change</w:t>
               </w:r>
             </w:hyperlink>
           </w:p>
@@ -10653,7 +10643,7 @@
                 <w:sz w:val="14"/>
                 <w:szCs w:val="14"/>
               </w:rPr>
-              <w:t xml:space="preserve">Source: CK-12</w:t>
+              <w:t xml:space="preserve">Source: practical_action</w:t>
             </w:r>
           </w:p>
           <w:p>
@@ -10661,7 +10651,7 @@
               <w:spacing w:after="10" w:before="0"/>
               <w:ind w:left="120"/>
             </w:pPr>
-            <w:hyperlink w:history="1" r:id="rIdxjma_ruvj76iuajtxg6ea">
+            <w:hyperlink w:history="1" r:id="rIdcicpxdwqvc6ueircf0p26">
               <w:r>
                 <w:rPr>
                   <w:rFonts w:ascii="Arial" w:cs="Arial" w:eastAsia="Arial" w:hAnsi="Arial"/>
@@ -10856,7 +10846,7 @@
             <w:pPr>
               <w:spacing w:after="20" w:before="0"/>
             </w:pPr>
-            <w:hyperlink w:history="1" r:id="rIdd1b2j6-zfyyob1nrbcej9">
+            <w:hyperlink w:history="1" r:id="rId4l_qbzo6xrnf74keu_xq8">
               <w:r>
                 <w:rPr>
                   <w:rFonts w:ascii="Arial" w:cs="Arial" w:eastAsia="Arial" w:hAnsi="Arial"/>
@@ -10865,7 +10855,7 @@
                   <w:szCs w:val="16"/>
                   <w:u w:val="single" w:color="2E75B6"/>
                 </w:rPr>
-                <w:t xml:space="preserve">Video: Molecules and Light</w:t>
+                <w:t xml:space="preserve">Earth's changing climate</w:t>
               </w:r>
             </w:hyperlink>
           </w:p>
@@ -10881,7 +10871,7 @@
                 <w:sz w:val="14"/>
                 <w:szCs w:val="14"/>
               </w:rPr>
-              <w:t xml:space="preserve">Source: PhET Interactive Simulations (English)</w:t>
+              <w:t xml:space="preserve">Source: Khan Academy (English - US curriculum)</w:t>
             </w:r>
           </w:p>
           <w:p>
@@ -10889,7 +10879,7 @@
               <w:spacing w:after="10" w:before="0"/>
               <w:ind w:left="120"/>
             </w:pPr>
-            <w:hyperlink w:history="1" r:id="rIdiayzvcy2asive6unjf2jm">
+            <w:hyperlink w:history="1" r:id="rIdwqgjkcsbi4xk7gx-bhpyb">
               <w:r>
                 <w:rPr>
                   <w:rFonts w:ascii="Arial" w:cs="Arial" w:eastAsia="Arial" w:hAnsi="Arial"/>
@@ -10927,14 +10917,14 @@
                 <w:sz w:val="16"/>
                 <w:szCs w:val="16"/>
               </w:rPr>
-              <w:t xml:space="preserve">📖 HTML:</w:t>
+              <w:t xml:space="preserve">📖 PDF:</w:t>
             </w:r>
           </w:p>
           <w:p>
             <w:pPr>
               <w:spacing w:after="20" w:before="0"/>
             </w:pPr>
-            <w:hyperlink w:history="1" r:id="rIdmquyeup7sunjgx0910mpb">
+            <w:hyperlink w:history="1" r:id="rIdqbb1wbkaphermajr7_qns">
               <w:r>
                 <w:rPr>
                   <w:rFonts w:ascii="Arial" w:cs="Arial" w:eastAsia="Arial" w:hAnsi="Arial"/>
@@ -10943,7 +10933,7 @@
                   <w:szCs w:val="16"/>
                   <w:u w:val="single" w:color="2E75B6"/>
                 </w:rPr>
-                <w:t xml:space="preserve">Effect of Pressure (Flexbook)</w:t>
+                <w:t xml:space="preserve">Kno 100163 Renewable Energy And Climate Change</w:t>
               </w:r>
             </w:hyperlink>
           </w:p>
@@ -10959,7 +10949,7 @@
                 <w:sz w:val="14"/>
                 <w:szCs w:val="14"/>
               </w:rPr>
-              <w:t xml:space="preserve">Source: CK-12</w:t>
+              <w:t xml:space="preserve">Source: practical_action</w:t>
             </w:r>
           </w:p>
           <w:p>
@@ -10967,7 +10957,7 @@
               <w:spacing w:after="10" w:before="0"/>
               <w:ind w:left="120"/>
             </w:pPr>
-            <w:hyperlink w:history="1" r:id="rId13cv9amcj38inyefzxuun">
+            <w:hyperlink w:history="1" r:id="rIdi2kv5h6x2m1xtoj5r5acr">
               <w:r>
                 <w:rPr>
                   <w:rFonts w:ascii="Arial" w:cs="Arial" w:eastAsia="Arial" w:hAnsi="Arial"/>
@@ -12454,7 +12444,7 @@
             <w:pPr>
               <w:spacing w:after="20" w:before="0"/>
             </w:pPr>
-            <w:hyperlink w:history="1" r:id="rId3loq98kzflfm9cq1xk0iy">
+            <w:hyperlink w:history="1" r:id="rIdxygdjquk6sa5ndbgz3uz7">
               <w:r>
                 <w:rPr>
                   <w:rFonts w:ascii="Arial" w:cs="Arial" w:eastAsia="Arial" w:hAnsi="Arial"/>
@@ -12463,7 +12453,7 @@
                   <w:szCs w:val="16"/>
                   <w:u w:val="single" w:color="2E75B6"/>
                 </w:rPr>
-                <w:t xml:space="preserve">Graph labels and scales</w:t>
+                <w:t xml:space="preserve">Earth's changing climate</w:t>
               </w:r>
             </w:hyperlink>
           </w:p>
@@ -12487,7 +12477,7 @@
               <w:spacing w:after="10" w:before="0"/>
               <w:ind w:left="120"/>
             </w:pPr>
-            <w:hyperlink w:history="1" r:id="rIdxepehl9xtr0axsci_felg">
+            <w:hyperlink w:history="1" r:id="rIdo0nr3z1bzyktb54t0bt-0">
               <w:r>
                 <w:rPr>
                   <w:rFonts w:ascii="Arial" w:cs="Arial" w:eastAsia="Arial" w:hAnsi="Arial"/>
@@ -12532,7 +12522,7 @@
             <w:pPr>
               <w:spacing w:after="20" w:before="0"/>
             </w:pPr>
-            <w:hyperlink w:history="1" r:id="rIdvxbfybclqqysoyzw1ta2c">
+            <w:hyperlink w:history="1" r:id="rIdpbebifd0txa_jkniyebrn">
               <w:r>
                 <w:rPr>
                   <w:rFonts w:ascii="Arial" w:cs="Arial" w:eastAsia="Arial" w:hAnsi="Arial"/>
@@ -12541,7 +12531,7 @@
                   <w:szCs w:val="16"/>
                   <w:u w:val="single" w:color="2E75B6"/>
                 </w:rPr>
-                <w:t xml:space="preserve">Surface Ocean Currents (Flexbook)</w:t>
+                <w:t xml:space="preserve">Causes and Effects of Global Warming (Flexbook)</w:t>
               </w:r>
             </w:hyperlink>
           </w:p>
@@ -12565,7 +12555,7 @@
               <w:spacing w:after="10" w:before="0"/>
               <w:ind w:left="120"/>
             </w:pPr>
-            <w:hyperlink w:history="1" r:id="rIdz3f-w3rmlxelzfsqiaykt">
+            <w:hyperlink w:history="1" r:id="rIdfpj3z1aydkcdo1jdp2w6q">
               <w:r>
                 <w:rPr>
                   <w:rFonts w:ascii="Arial" w:cs="Arial" w:eastAsia="Arial" w:hAnsi="Arial"/>
@@ -12760,7 +12750,7 @@
             <w:pPr>
               <w:spacing w:after="20" w:before="0"/>
             </w:pPr>
-            <w:hyperlink w:history="1" r:id="rId6phuviubbjbj_608ykawe">
+            <w:hyperlink w:history="1" r:id="rIdrb5gy3dtxcezd8tkujjeh">
               <w:r>
                 <w:rPr>
                   <w:rFonts w:ascii="Arial" w:cs="Arial" w:eastAsia="Arial" w:hAnsi="Arial"/>
@@ -12769,7 +12759,7 @@
                   <w:szCs w:val="16"/>
                   <w:u w:val="single" w:color="2E75B6"/>
                 </w:rPr>
-                <w:t xml:space="preserve">Graph labels and scales</w:t>
+                <w:t xml:space="preserve">How Climate Changes Art</w:t>
               </w:r>
             </w:hyperlink>
           </w:p>
@@ -12793,7 +12783,7 @@
               <w:spacing w:after="10" w:before="0"/>
               <w:ind w:left="120"/>
             </w:pPr>
-            <w:hyperlink w:history="1" r:id="rIdx1n9nzvgfg2piqhiajvll">
+            <w:hyperlink w:history="1" r:id="rIdtzcjtzlitos4eqhucrghv">
               <w:r>
                 <w:rPr>
                   <w:rFonts w:ascii="Arial" w:cs="Arial" w:eastAsia="Arial" w:hAnsi="Arial"/>
@@ -12831,14 +12821,14 @@
                 <w:sz w:val="16"/>
                 <w:szCs w:val="16"/>
               </w:rPr>
-              <w:t xml:space="preserve">📖 HTML:</w:t>
+              <w:t xml:space="preserve">📖 EXERCISE:</w:t>
             </w:r>
           </w:p>
           <w:p>
             <w:pPr>
               <w:spacing w:after="20" w:before="0"/>
             </w:pPr>
-            <w:hyperlink w:history="1" r:id="rIdooebuh559f0qde8jcywnp">
+            <w:hyperlink w:history="1" r:id="rIdva2hjjlglv9wspaz1zjtb">
               <w:r>
                 <w:rPr>
                   <w:rFonts w:ascii="Arial" w:cs="Arial" w:eastAsia="Arial" w:hAnsi="Arial"/>
@@ -12847,7 +12837,7 @@
                   <w:szCs w:val="16"/>
                   <w:u w:val="single" w:color="2E75B6"/>
                 </w:rPr>
-                <w:t xml:space="preserve">Surface Ocean Currents (Flexbook)</w:t>
+                <w:t xml:space="preserve">Causes and Effects of Global Warming Practice</w:t>
               </w:r>
             </w:hyperlink>
           </w:p>
@@ -12871,7 +12861,7 @@
               <w:spacing w:after="10" w:before="0"/>
               <w:ind w:left="120"/>
             </w:pPr>
-            <w:hyperlink w:history="1" r:id="rIdwhxpflvgvtyfi0zve2k-a">
+            <w:hyperlink w:history="1" r:id="rIddr7nv3wa1gn3c7iwtd9-1">
               <w:r>
                 <w:rPr>
                   <w:rFonts w:ascii="Arial" w:cs="Arial" w:eastAsia="Arial" w:hAnsi="Arial"/>
@@ -13066,7 +13056,7 @@
             <w:pPr>
               <w:spacing w:after="20" w:before="0"/>
             </w:pPr>
-            <w:hyperlink w:history="1" r:id="rIdsgaxifighrvll2ndq_y8i">
+            <w:hyperlink w:history="1" r:id="rIdl4_3uhu0b5zfgwrszsaxn">
               <w:r>
                 <w:rPr>
                   <w:rFonts w:ascii="Arial" w:cs="Arial" w:eastAsia="Arial" w:hAnsi="Arial"/>
@@ -13075,7 +13065,7 @@
                   <w:szCs w:val="16"/>
                   <w:u w:val="single" w:color="2E75B6"/>
                 </w:rPr>
-                <w:t xml:space="preserve">Graph labels and scales</w:t>
+                <w:t xml:space="preserve">Earth's changing climate</w:t>
               </w:r>
             </w:hyperlink>
           </w:p>
@@ -13099,7 +13089,7 @@
               <w:spacing w:after="10" w:before="0"/>
               <w:ind w:left="120"/>
             </w:pPr>
-            <w:hyperlink w:history="1" r:id="rId9dr6kpvrtledm2y_ypnjw">
+            <w:hyperlink w:history="1" r:id="rIdi_lq7idwvg361mcd1ytgf">
               <w:r>
                 <w:rPr>
                   <w:rFonts w:ascii="Arial" w:cs="Arial" w:eastAsia="Arial" w:hAnsi="Arial"/>
@@ -13144,7 +13134,7 @@
             <w:pPr>
               <w:spacing w:after="20" w:before="0"/>
             </w:pPr>
-            <w:hyperlink w:history="1" r:id="rIdotkbwic6pkfgxigwpjtmr">
+            <w:hyperlink w:history="1" r:id="rIdcx8eerrp724p6ojwlcju5">
               <w:r>
                 <w:rPr>
                   <w:rFonts w:ascii="Arial" w:cs="Arial" w:eastAsia="Arial" w:hAnsi="Arial"/>
@@ -13153,7 +13143,7 @@
                   <w:szCs w:val="16"/>
                   <w:u w:val="single" w:color="2E75B6"/>
                 </w:rPr>
-                <w:t xml:space="preserve">Surface Ocean Currents (Flexbook)</w:t>
+                <w:t xml:space="preserve">Global Warming (Flexbook)</w:t>
               </w:r>
             </w:hyperlink>
           </w:p>
@@ -13177,7 +13167,7 @@
               <w:spacing w:after="10" w:before="0"/>
               <w:ind w:left="120"/>
             </w:pPr>
-            <w:hyperlink w:history="1" r:id="rIdexkbselmu-vq4dyje0gkt">
+            <w:hyperlink w:history="1" r:id="rIdpgqxmuo2sgmvfrzipsu3w">
               <w:r>
                 <w:rPr>
                   <w:rFonts w:ascii="Arial" w:cs="Arial" w:eastAsia="Arial" w:hAnsi="Arial"/>
@@ -13372,7 +13362,7 @@
             <w:pPr>
               <w:spacing w:after="20" w:before="0"/>
             </w:pPr>
-            <w:hyperlink w:history="1" r:id="rIdcxyn3pnqjcvtqfydo4atp">
+            <w:hyperlink w:history="1" r:id="rIduskd81u4jtisgwmghv6hn">
               <w:r>
                 <w:rPr>
                   <w:rFonts w:ascii="Arial" w:cs="Arial" w:eastAsia="Arial" w:hAnsi="Arial"/>
@@ -13381,7 +13371,7 @@
                   <w:szCs w:val="16"/>
                   <w:u w:val="single" w:color="2E75B6"/>
                 </w:rPr>
-                <w:t xml:space="preserve">Graph labels and scales</w:t>
+                <w:t xml:space="preserve">Earth's changing climate</w:t>
               </w:r>
             </w:hyperlink>
           </w:p>
@@ -13405,7 +13395,7 @@
               <w:spacing w:after="10" w:before="0"/>
               <w:ind w:left="120"/>
             </w:pPr>
-            <w:hyperlink w:history="1" r:id="rId2o_uxwrcr1gfoczyn-p5c">
+            <w:hyperlink w:history="1" r:id="rIdf6txip8tdnq6wgpvu9m08">
               <w:r>
                 <w:rPr>
                   <w:rFonts w:ascii="Arial" w:cs="Arial" w:eastAsia="Arial" w:hAnsi="Arial"/>
@@ -13443,14 +13433,14 @@
                 <w:sz w:val="16"/>
                 <w:szCs w:val="16"/>
               </w:rPr>
-              <w:t xml:space="preserve">📖 HTML:</w:t>
+              <w:t xml:space="preserve">📖 EXERCISE:</w:t>
             </w:r>
           </w:p>
           <w:p>
             <w:pPr>
               <w:spacing w:after="20" w:before="0"/>
             </w:pPr>
-            <w:hyperlink w:history="1" r:id="rIdqtpsyf-ozptqsm_-2f5vi">
+            <w:hyperlink w:history="1" r:id="rIdt3opkpjuj2gddscoj2yyq">
               <w:r>
                 <w:rPr>
                   <w:rFonts w:ascii="Arial" w:cs="Arial" w:eastAsia="Arial" w:hAnsi="Arial"/>
@@ -13459,7 +13449,7 @@
                   <w:szCs w:val="16"/>
                   <w:u w:val="single" w:color="2E75B6"/>
                 </w:rPr>
-                <w:t xml:space="preserve">Surface Ocean Currents (Flexbook)</w:t>
+                <w:t xml:space="preserve">Global Warming Practice</w:t>
               </w:r>
             </w:hyperlink>
           </w:p>
@@ -13483,7 +13473,7 @@
               <w:spacing w:after="10" w:before="0"/>
               <w:ind w:left="120"/>
             </w:pPr>
-            <w:hyperlink w:history="1" r:id="rIdawjkrei2gfwvbfitkixn1">
+            <w:hyperlink w:history="1" r:id="rIdsxzhd3hnasvtwhfrpjd5u">
               <w:r>
                 <w:rPr>
                   <w:rFonts w:ascii="Arial" w:cs="Arial" w:eastAsia="Arial" w:hAnsi="Arial"/>
@@ -13678,7 +13668,7 @@
             <w:pPr>
               <w:spacing w:after="20" w:before="0"/>
             </w:pPr>
-            <w:hyperlink w:history="1" r:id="rIdhdsst0ydsexel1w9pnncl">
+            <w:hyperlink w:history="1" r:id="rIdkgg3q5zch6s0tz689aabo">
               <w:r>
                 <w:rPr>
                   <w:rFonts w:ascii="Arial" w:cs="Arial" w:eastAsia="Arial" w:hAnsi="Arial"/>
@@ -13687,7 +13677,7 @@
                   <w:szCs w:val="16"/>
                   <w:u w:val="single" w:color="2E75B6"/>
                 </w:rPr>
-                <w:t xml:space="preserve">Graph labels and scales</w:t>
+                <w:t xml:space="preserve">Earth's changing climate</w:t>
               </w:r>
             </w:hyperlink>
           </w:p>
@@ -13711,7 +13701,7 @@
               <w:spacing w:after="10" w:before="0"/>
               <w:ind w:left="120"/>
             </w:pPr>
-            <w:hyperlink w:history="1" r:id="rIdz8dskknimgrk-ezjhs1zk">
+            <w:hyperlink w:history="1" r:id="rIdprwjnpqce_3i--xu2ivfd">
               <w:r>
                 <w:rPr>
                   <w:rFonts w:ascii="Arial" w:cs="Arial" w:eastAsia="Arial" w:hAnsi="Arial"/>
@@ -13756,7 +13746,7 @@
             <w:pPr>
               <w:spacing w:after="20" w:before="0"/>
             </w:pPr>
-            <w:hyperlink w:history="1" r:id="rIdi7itpoqszzey7if8zqx3r">
+            <w:hyperlink w:history="1" r:id="rIdzgbexenn_chcdai-qqfc8">
               <w:r>
                 <w:rPr>
                   <w:rFonts w:ascii="Arial" w:cs="Arial" w:eastAsia="Arial" w:hAnsi="Arial"/>
@@ -13765,7 +13755,7 @@
                   <w:szCs w:val="16"/>
                   <w:u w:val="single" w:color="2E75B6"/>
                 </w:rPr>
-                <w:t xml:space="preserve">Surface Ocean Currents (Flexbook)</w:t>
+                <w:t xml:space="preserve">Impact of Continued Global Warming (Flexbook)</w:t>
               </w:r>
             </w:hyperlink>
           </w:p>
@@ -13789,7 +13779,7 @@
               <w:spacing w:after="10" w:before="0"/>
               <w:ind w:left="120"/>
             </w:pPr>
-            <w:hyperlink w:history="1" r:id="rIdukxisq5p35f3xejxvpdry">
+            <w:hyperlink w:history="1" r:id="rIdfjod2_2eciqa64uoywrra">
               <w:r>
                 <w:rPr>
                   <w:rFonts w:ascii="Arial" w:cs="Arial" w:eastAsia="Arial" w:hAnsi="Arial"/>
@@ -15276,7 +15266,7 @@
             <w:pPr>
               <w:spacing w:after="20" w:before="0"/>
             </w:pPr>
-            <w:hyperlink w:history="1" r:id="rIdyrgk_zsla-3gn_y7i7d2m">
+            <w:hyperlink w:history="1" r:id="rIdqjz9e3zbkivk0qtrpy8bo">
               <w:r>
                 <w:rPr>
                   <w:rFonts w:ascii="Arial" w:cs="Arial" w:eastAsia="Arial" w:hAnsi="Arial"/>
@@ -15285,7 +15275,7 @@
                   <w:szCs w:val="16"/>
                   <w:u w:val="single" w:color="2E75B6"/>
                 </w:rPr>
-                <w:t xml:space="preserve">Video: Molecules and Light</w:t>
+                <w:t xml:space="preserve">Earth's changing climate</w:t>
               </w:r>
             </w:hyperlink>
           </w:p>
@@ -15301,7 +15291,7 @@
                 <w:sz w:val="14"/>
                 <w:szCs w:val="14"/>
               </w:rPr>
-              <w:t xml:space="preserve">Source: PhET Interactive Simulations (English)</w:t>
+              <w:t xml:space="preserve">Source: Khan Academy (English - US curriculum)</w:t>
             </w:r>
           </w:p>
           <w:p>
@@ -15309,7 +15299,7 @@
               <w:spacing w:after="10" w:before="0"/>
               <w:ind w:left="120"/>
             </w:pPr>
-            <w:hyperlink w:history="1" r:id="rId9g1zdtsxplv2st0stn_kb">
+            <w:hyperlink w:history="1" r:id="rIdltoelovuasl3bdlbdntsv">
               <w:r>
                 <w:rPr>
                   <w:rFonts w:ascii="Arial" w:cs="Arial" w:eastAsia="Arial" w:hAnsi="Arial"/>
@@ -15347,14 +15337,241 @@
                 <w:sz w:val="16"/>
                 <w:szCs w:val="16"/>
               </w:rPr>
-              <w:t xml:space="preserve">📖 HTML:</w:t>
+              <w:t xml:space="preserve">📖 READING:</w:t>
             </w:r>
           </w:p>
           <w:p>
             <w:pPr>
               <w:spacing w:after="20" w:before="0"/>
             </w:pPr>
-            <w:hyperlink w:history="1" r:id="rIdj38rrv_l8njed-4r5ozyt">
+            <w:r>
+              <w:rPr>
+                <w:rFonts w:ascii="Arial" w:cs="Arial" w:eastAsia="Arial" w:hAnsi="Arial"/>
+                <w:i/>
+                <w:iCs/>
+                <w:color w:val="595959"/>
+                <w:sz w:val="16"/>
+                <w:szCs w:val="16"/>
+              </w:rPr>
+              <w:t xml:space="preserve">No closely matching reading in the ARES library for this activity.</w:t>
+            </w:r>
+          </w:p>
+          <w:p>
+            <w:pPr>
+              <w:spacing w:after="10" w:before="0"/>
+              <w:ind w:left="120"/>
+            </w:pPr>
+            <w:hyperlink w:history="1" r:id="rIdnzlwarn5adg2cekwoydl1">
+              <w:r>
+                <w:rPr>
+                  <w:rFonts w:ascii="Arial" w:cs="Arial" w:eastAsia="Arial" w:hAnsi="Arial"/>
+                  <w:color w:val="595959"/>
+                  <w:sz w:val="14"/>
+                  <w:szCs w:val="14"/>
+                  <w:u w:val="single" w:color="595959"/>
+                </w:rPr>
+                <w:t xml:space="preserve">🔍 Search ARES for readings</w:t>
+              </w:r>
+            </w:hyperlink>
+          </w:p>
+          <w:p>
+            <w:pPr>
+              <w:spacing w:after="10" w:before="0"/>
+              <w:ind w:left="120"/>
+            </w:pPr>
+            <w:r>
+              <w:rPr>
+                <w:rFonts w:ascii="Arial" w:cs="Arial" w:eastAsia="Arial" w:hAnsi="Arial"/>
+                <w:color w:val="595959"/>
+                <w:sz w:val="14"/>
+                <w:szCs w:val="14"/>
+              </w:rPr>
+              <w:t xml:space="preserve">Search terms: greenhouse effect climate change</w:t>
+            </w:r>
+          </w:p>
+        </w:tc>
+        <w:tc>
+          <w:tcPr>
+            <w:tcW w:type="dxa" w:w="3040"/>
+            <w:shd w:fill="FFFFFF" w:color="auto" w:val="clear"/>
+            <w:tcMar>
+              <w:top w:type="dxa" w:w="60"/>
+              <w:left w:type="dxa" w:w="120"/>
+              <w:bottom w:type="dxa" w:w="60"/>
+              <w:right w:type="dxa" w:w="120"/>
+            </w:tcMar>
+            <w:vAlign w:val="top"/>
+          </w:tcPr>
+          <w:p>
+            <w:pPr>
+              <w:spacing w:after="40" w:before="0"/>
+              <w:jc w:val="left"/>
+            </w:pPr>
+            <w:r>
+              <w:rPr>
+                <w:rFonts w:ascii="Arial" w:cs="Arial" w:eastAsia="Arial" w:hAnsi="Arial"/>
+                <w:b w:val="false"/>
+                <w:bCs w:val="false"/>
+                <w:i w:val="false"/>
+                <w:iCs w:val="false"/>
+                <w:color w:val="000000"/>
+                <w:sz w:val="18"/>
+                <w:szCs w:val="18"/>
+              </w:rPr>
+              <w:t xml:space="preserve">Students revisit the anchoring phenomenon: the paired Lewis Glacier images (1934 vs. present) and the Embu maize farmer's testimony displayed on the classroom wall or screen. Each student silently re-reads their own Lesson 1 prediction card (kept in their science notebooks) answering: 'What is causing these changes?' Students then write a 3-sentence updated prediction responding to the prompt: 'Based on everything you have learned in Lessons 1–4 about radiation, the greenhouse effect, energy balance, and the ozone layer — what do you now think is the most likely cause of glacier retreat on Mount Kenya and the disruption of rains in Embu? What evidence would convince you?' Students share predictions with a shoulder partner (Think-Pair-Share) before three are cold-called to share with the class.</w:t>
+            </w:r>
+          </w:p>
+        </w:tc>
+        <w:tc>
+          <w:tcPr>
+            <w:tcW w:type="dxa" w:w="3040"/>
+            <w:shd w:fill="F2F2F2" w:color="auto" w:val="clear"/>
+            <w:tcMar>
+              <w:top w:type="dxa" w:w="60"/>
+              <w:left w:type="dxa" w:w="120"/>
+              <w:bottom w:type="dxa" w:w="60"/>
+              <w:right w:type="dxa" w:w="120"/>
+            </w:tcMar>
+            <w:vAlign w:val="top"/>
+          </w:tcPr>
+          <w:p>
+            <w:pPr>
+              <w:spacing w:after="40" w:before="0"/>
+              <w:jc w:val="left"/>
+            </w:pPr>
+            <w:r>
+              <w:rPr>
+                <w:rFonts w:ascii="Arial" w:cs="Arial" w:eastAsia="Arial" w:hAnsi="Arial"/>
+                <w:b w:val="false"/>
+                <w:bCs w:val="false"/>
+                <w:i w:val="false"/>
+                <w:iCs w:val="false"/>
+                <w:color w:val="000000"/>
+                <w:sz w:val="18"/>
+                <w:szCs w:val="18"/>
+              </w:rPr>
+              <w:t xml:space="preserve">Display the paired glacier images and read aloud the Embu farmer's testimony. Say: 'We have been building our understanding for four lessons. Before we look at new evidence today, I want you to look back at your very first prediction from Lesson 1. How has your thinking changed — and what are you still unsure about?' Allow 4 minutes of silent individual writing. Then say: 'Turn to your shoulder partner and compare your updated predictions. What do you agree on? Where do you still disagree?' Allow 2 minutes of pair talk. Apply 12-second WAIT TIME after posing the cold-call prompt before selecting students. Cold-call exactly 3 students — aim for one student who is confident, one who is uncertain, and one whose Lesson 1 prediction was markedly different from scientific consensus. Record key prediction phrases on the board under the heading 'Our Updated Predictions — Lesson 5 Start.' Say: 'Keep these in mind — by the end of today you will know whether the evidence supports them.'</w:t>
+            </w:r>
+          </w:p>
+        </w:tc>
+        <w:tc>
+          <w:tcPr>
+            <w:tcW w:type="dxa" w:w="3040"/>
+            <w:shd w:fill="FFFFFF" w:color="auto" w:val="clear"/>
+            <w:tcMar>
+              <w:top w:type="dxa" w:w="60"/>
+              <w:left w:type="dxa" w:w="120"/>
+              <w:bottom w:type="dxa" w:w="60"/>
+              <w:right w:type="dxa" w:w="120"/>
+            </w:tcMar>
+            <w:vAlign w:val="top"/>
+          </w:tcPr>
+          <w:p>
+            <w:pPr>
+              <w:spacing w:after="40" w:before="0"/>
+              <w:jc w:val="left"/>
+            </w:pPr>
+            <w:r>
+              <w:rPr>
+                <w:rFonts w:ascii="Arial" w:cs="Arial" w:eastAsia="Arial" w:hAnsi="Arial"/>
+                <w:b w:val="false"/>
+                <w:bCs w:val="false"/>
+                <w:i w:val="false"/>
+                <w:iCs w:val="false"/>
+                <w:color w:val="000000"/>
+                <w:sz w:val="18"/>
+                <w:szCs w:val="18"/>
+              </w:rPr>
+              <w:t xml:space="preserve">Prediction Revision (Metacognitive Anchoring): Students explicitly compare their current understanding to their Lesson 1 naïve conception. This surfaces conceptual growth, identifies persistent misconceptions (e.g., 'the ozone hole is causing warming'), and creates cognitive readiness for the new evidence. Connecting back to the phenomenon at the start of every lesson reinforces the storyline thread and gives each new piece of evidence narrative purpose.</w:t>
+            </w:r>
+          </w:p>
+        </w:tc>
+        <w:tc>
+          <w:tcPr>
+            <w:tcW w:type="dxa" w:w="3040"/>
+            <w:shd w:fill="F2F2F2" w:color="auto" w:val="clear"/>
+            <w:tcMar>
+              <w:top w:type="dxa" w:w="60"/>
+              <w:left w:type="dxa" w:w="120"/>
+              <w:bottom w:type="dxa" w:w="60"/>
+              <w:right w:type="dxa" w:w="120"/>
+            </w:tcMar>
+            <w:vAlign w:val="top"/>
+          </w:tcPr>
+          <w:p>
+            <w:pPr>
+              <w:spacing w:after="40" w:before="0"/>
+              <w:jc w:val="left"/>
+            </w:pPr>
+            <w:r>
+              <w:rPr>
+                <w:rFonts w:ascii="Arial" w:cs="Arial" w:eastAsia="Arial" w:hAnsi="Arial"/>
+                <w:b w:val="false"/>
+                <w:bCs w:val="false"/>
+                <w:i w:val="false"/>
+                <w:iCs w:val="false"/>
+                <w:color w:val="000000"/>
+                <w:sz w:val="18"/>
+                <w:szCs w:val="18"/>
+              </w:rPr>
+              <w:t xml:space="preserve">Collect updated prediction cards at the end of the phase. Observable indicators of readiness: (a) students reference specific mechanisms from Lessons 1–4 (e.g., 'IR radiation is trapped by greenhouse gases'), not just vague statements like 'pollution'; (b) students identify at least one thing they are still unsure about, indicating productive epistemic humility; (c) cold-call responses reveal whether students conflate ozone depletion with the greenhouse effect — a common misconception to address explicitly in the Explain phase.</w:t>
+            </w:r>
+          </w:p>
+        </w:tc>
+      </w:tr>
+      <w:tr>
+        <w:tc>
+          <w:tcPr>
+            <w:tcW w:type="dxa" w:w="1520"/>
+            <w:shd w:fill="D9EEF1" w:color="auto" w:val="clear"/>
+            <w:tcMar>
+              <w:top w:type="dxa" w:w="60"/>
+              <w:left w:type="dxa" w:w="120"/>
+              <w:bottom w:type="dxa" w:w="60"/>
+              <w:right w:type="dxa" w:w="120"/>
+            </w:tcMar>
+            <w:vAlign w:val="top"/>
+          </w:tcPr>
+          <w:p>
+            <w:pPr>
+              <w:spacing w:after="40" w:before="0"/>
+              <w:jc w:val="left"/>
+            </w:pPr>
+            <w:r>
+              <w:rPr>
+                <w:rFonts w:ascii="Arial" w:cs="Arial" w:eastAsia="Arial" w:hAnsi="Arial"/>
+                <w:b/>
+                <w:bCs/>
+                <w:i w:val="false"/>
+                <w:iCs w:val="false"/>
+                <w:color w:val="000000"/>
+                <w:sz w:val="18"/>
+                <w:szCs w:val="18"/>
+              </w:rPr>
+              <w:t xml:space="preserve">Observe Phase</w:t>
+            </w:r>
+          </w:p>
+          <w:p>
+            <w:pPr>
+              <w:spacing w:after="20" w:before="0"/>
+            </w:pPr>
+            <w:r>
+              <w:rPr>
+                <w:rFonts w:ascii="Arial" w:cs="Arial" w:eastAsia="Arial" w:hAnsi="Arial"/>
+                <w:b/>
+                <w:bCs/>
+                <w:color w:val="1F3864"/>
+                <w:sz w:val="16"/>
+                <w:szCs w:val="16"/>
+              </w:rPr>
+              <w:t xml:space="preserve">📹 VIDEO:</w:t>
+            </w:r>
+          </w:p>
+          <w:p>
+            <w:pPr>
+              <w:spacing w:after="20" w:before="0"/>
+            </w:pPr>
+            <w:hyperlink w:history="1" r:id="rId2a2myrhfycvq8ropu8pmy">
               <w:r>
                 <w:rPr>
                   <w:rFonts w:ascii="Arial" w:cs="Arial" w:eastAsia="Arial" w:hAnsi="Arial"/>
@@ -15363,7 +15580,7 @@
                   <w:szCs w:val="16"/>
                   <w:u w:val="single" w:color="2E75B6"/>
                 </w:rPr>
-                <w:t xml:space="preserve">Effect of Pressure (Flexbook)</w:t>
+                <w:t xml:space="preserve">The Atmosphere and Climate</w:t>
               </w:r>
             </w:hyperlink>
           </w:p>
@@ -15379,7 +15596,7 @@
                 <w:sz w:val="14"/>
                 <w:szCs w:val="14"/>
               </w:rPr>
-              <w:t xml:space="preserve">Source: CK-12</w:t>
+              <w:t xml:space="preserve">Source: Khan Academy (English - US curriculum)</w:t>
             </w:r>
           </w:p>
           <w:p>
@@ -15387,235 +15604,7 @@
               <w:spacing w:after="10" w:before="0"/>
               <w:ind w:left="120"/>
             </w:pPr>
-            <w:hyperlink w:history="1" r:id="rIdehwnavc82dv42zwio8ymh">
-              <w:r>
-                <w:rPr>
-                  <w:rFonts w:ascii="Arial" w:cs="Arial" w:eastAsia="Arial" w:hAnsi="Arial"/>
-                  <w:color w:val="595959"/>
-                  <w:sz w:val="14"/>
-                  <w:szCs w:val="14"/>
-                  <w:u w:val="single" w:color="595959"/>
-                </w:rPr>
-                <w:t xml:space="preserve">🔍 Search ARES for similar readings</w:t>
-              </w:r>
-            </w:hyperlink>
-          </w:p>
-        </w:tc>
-        <w:tc>
-          <w:tcPr>
-            <w:tcW w:type="dxa" w:w="3040"/>
-            <w:shd w:fill="FFFFFF" w:color="auto" w:val="clear"/>
-            <w:tcMar>
-              <w:top w:type="dxa" w:w="60"/>
-              <w:left w:type="dxa" w:w="120"/>
-              <w:bottom w:type="dxa" w:w="60"/>
-              <w:right w:type="dxa" w:w="120"/>
-            </w:tcMar>
-            <w:vAlign w:val="top"/>
-          </w:tcPr>
-          <w:p>
-            <w:pPr>
-              <w:spacing w:after="40" w:before="0"/>
-              <w:jc w:val="left"/>
-            </w:pPr>
-            <w:r>
-              <w:rPr>
-                <w:rFonts w:ascii="Arial" w:cs="Arial" w:eastAsia="Arial" w:hAnsi="Arial"/>
-                <w:b w:val="false"/>
-                <w:bCs w:val="false"/>
-                <w:i w:val="false"/>
-                <w:iCs w:val="false"/>
-                <w:color w:val="000000"/>
-                <w:sz w:val="18"/>
-                <w:szCs w:val="18"/>
-              </w:rPr>
-              <w:t xml:space="preserve">Students revisit the anchoring phenomenon: the paired Lewis Glacier images (1934 vs. present) and the Embu maize farmer's testimony displayed on the classroom wall or screen. Each student silently re-reads their own Lesson 1 prediction card (kept in their science notebooks) answering: 'What is causing these changes?' Students then write a 3-sentence updated prediction responding to the prompt: 'Based on everything you have learned in Lessons 1–4 about radiation, the greenhouse effect, energy balance, and the ozone layer — what do you now think is the most likely cause of glacier retreat on Mount Kenya and the disruption of rains in Embu? What evidence would convince you?' Students share predictions with a shoulder partner (Think-Pair-Share) before three are cold-called to share with the class.</w:t>
-            </w:r>
-          </w:p>
-        </w:tc>
-        <w:tc>
-          <w:tcPr>
-            <w:tcW w:type="dxa" w:w="3040"/>
-            <w:shd w:fill="F2F2F2" w:color="auto" w:val="clear"/>
-            <w:tcMar>
-              <w:top w:type="dxa" w:w="60"/>
-              <w:left w:type="dxa" w:w="120"/>
-              <w:bottom w:type="dxa" w:w="60"/>
-              <w:right w:type="dxa" w:w="120"/>
-            </w:tcMar>
-            <w:vAlign w:val="top"/>
-          </w:tcPr>
-          <w:p>
-            <w:pPr>
-              <w:spacing w:after="40" w:before="0"/>
-              <w:jc w:val="left"/>
-            </w:pPr>
-            <w:r>
-              <w:rPr>
-                <w:rFonts w:ascii="Arial" w:cs="Arial" w:eastAsia="Arial" w:hAnsi="Arial"/>
-                <w:b w:val="false"/>
-                <w:bCs w:val="false"/>
-                <w:i w:val="false"/>
-                <w:iCs w:val="false"/>
-                <w:color w:val="000000"/>
-                <w:sz w:val="18"/>
-                <w:szCs w:val="18"/>
-              </w:rPr>
-              <w:t xml:space="preserve">Display the paired glacier images and read aloud the Embu farmer's testimony. Say: 'We have been building our understanding for four lessons. Before we look at new evidence today, I want you to look back at your very first prediction from Lesson 1. How has your thinking changed — and what are you still unsure about?' Allow 4 minutes of silent individual writing. Then say: 'Turn to your shoulder partner and compare your updated predictions. What do you agree on? Where do you still disagree?' Allow 2 minutes of pair talk. Apply 12-second WAIT TIME after posing the cold-call prompt before selecting students. Cold-call exactly 3 students — aim for one student who is confident, one who is uncertain, and one whose Lesson 1 prediction was markedly different from scientific consensus. Record key prediction phrases on the board under the heading 'Our Updated Predictions — Lesson 5 Start.' Say: 'Keep these in mind — by the end of today you will know whether the evidence supports them.'</w:t>
-            </w:r>
-          </w:p>
-        </w:tc>
-        <w:tc>
-          <w:tcPr>
-            <w:tcW w:type="dxa" w:w="3040"/>
-            <w:shd w:fill="FFFFFF" w:color="auto" w:val="clear"/>
-            <w:tcMar>
-              <w:top w:type="dxa" w:w="60"/>
-              <w:left w:type="dxa" w:w="120"/>
-              <w:bottom w:type="dxa" w:w="60"/>
-              <w:right w:type="dxa" w:w="120"/>
-            </w:tcMar>
-            <w:vAlign w:val="top"/>
-          </w:tcPr>
-          <w:p>
-            <w:pPr>
-              <w:spacing w:after="40" w:before="0"/>
-              <w:jc w:val="left"/>
-            </w:pPr>
-            <w:r>
-              <w:rPr>
-                <w:rFonts w:ascii="Arial" w:cs="Arial" w:eastAsia="Arial" w:hAnsi="Arial"/>
-                <w:b w:val="false"/>
-                <w:bCs w:val="false"/>
-                <w:i w:val="false"/>
-                <w:iCs w:val="false"/>
-                <w:color w:val="000000"/>
-                <w:sz w:val="18"/>
-                <w:szCs w:val="18"/>
-              </w:rPr>
-              <w:t xml:space="preserve">Prediction Revision (Metacognitive Anchoring): Students explicitly compare their current understanding to their Lesson 1 naïve conception. This surfaces conceptual growth, identifies persistent misconceptions (e.g., 'the ozone hole is causing warming'), and creates cognitive readiness for the new evidence. Connecting back to the phenomenon at the start of every lesson reinforces the storyline thread and gives each new piece of evidence narrative purpose.</w:t>
-            </w:r>
-          </w:p>
-        </w:tc>
-        <w:tc>
-          <w:tcPr>
-            <w:tcW w:type="dxa" w:w="3040"/>
-            <w:shd w:fill="F2F2F2" w:color="auto" w:val="clear"/>
-            <w:tcMar>
-              <w:top w:type="dxa" w:w="60"/>
-              <w:left w:type="dxa" w:w="120"/>
-              <w:bottom w:type="dxa" w:w="60"/>
-              <w:right w:type="dxa" w:w="120"/>
-            </w:tcMar>
-            <w:vAlign w:val="top"/>
-          </w:tcPr>
-          <w:p>
-            <w:pPr>
-              <w:spacing w:after="40" w:before="0"/>
-              <w:jc w:val="left"/>
-            </w:pPr>
-            <w:r>
-              <w:rPr>
-                <w:rFonts w:ascii="Arial" w:cs="Arial" w:eastAsia="Arial" w:hAnsi="Arial"/>
-                <w:b w:val="false"/>
-                <w:bCs w:val="false"/>
-                <w:i w:val="false"/>
-                <w:iCs w:val="false"/>
-                <w:color w:val="000000"/>
-                <w:sz w:val="18"/>
-                <w:szCs w:val="18"/>
-              </w:rPr>
-              <w:t xml:space="preserve">Collect updated prediction cards at the end of the phase. Observable indicators of readiness: (a) students reference specific mechanisms from Lessons 1–4 (e.g., 'IR radiation is trapped by greenhouse gases'), not just vague statements like 'pollution'; (b) students identify at least one thing they are still unsure about, indicating productive epistemic humility; (c) cold-call responses reveal whether students conflate ozone depletion with the greenhouse effect — a common misconception to address explicitly in the Explain phase.</w:t>
-            </w:r>
-          </w:p>
-        </w:tc>
-      </w:tr>
-      <w:tr>
-        <w:tc>
-          <w:tcPr>
-            <w:tcW w:type="dxa" w:w="1520"/>
-            <w:shd w:fill="D9EEF1" w:color="auto" w:val="clear"/>
-            <w:tcMar>
-              <w:top w:type="dxa" w:w="60"/>
-              <w:left w:type="dxa" w:w="120"/>
-              <w:bottom w:type="dxa" w:w="60"/>
-              <w:right w:type="dxa" w:w="120"/>
-            </w:tcMar>
-            <w:vAlign w:val="top"/>
-          </w:tcPr>
-          <w:p>
-            <w:pPr>
-              <w:spacing w:after="40" w:before="0"/>
-              <w:jc w:val="left"/>
-            </w:pPr>
-            <w:r>
-              <w:rPr>
-                <w:rFonts w:ascii="Arial" w:cs="Arial" w:eastAsia="Arial" w:hAnsi="Arial"/>
-                <w:b/>
-                <w:bCs/>
-                <w:i w:val="false"/>
-                <w:iCs w:val="false"/>
-                <w:color w:val="000000"/>
-                <w:sz w:val="18"/>
-                <w:szCs w:val="18"/>
-              </w:rPr>
-              <w:t xml:space="preserve">Observe Phase</w:t>
-            </w:r>
-          </w:p>
-          <w:p>
-            <w:pPr>
-              <w:spacing w:after="20" w:before="0"/>
-            </w:pPr>
-            <w:r>
-              <w:rPr>
-                <w:rFonts w:ascii="Arial" w:cs="Arial" w:eastAsia="Arial" w:hAnsi="Arial"/>
-                <w:b/>
-                <w:bCs/>
-                <w:color w:val="1F3864"/>
-                <w:sz w:val="16"/>
-                <w:szCs w:val="16"/>
-              </w:rPr>
-              <w:t xml:space="preserve">📹 VIDEO:</w:t>
-            </w:r>
-          </w:p>
-          <w:p>
-            <w:pPr>
-              <w:spacing w:after="20" w:before="0"/>
-            </w:pPr>
-            <w:hyperlink w:history="1" r:id="rId8zbyfls-p5oszfyrtl_jn">
-              <w:r>
-                <w:rPr>
-                  <w:rFonts w:ascii="Arial" w:cs="Arial" w:eastAsia="Arial" w:hAnsi="Arial"/>
-                  <w:color w:val="2E75B6"/>
-                  <w:sz w:val="16"/>
-                  <w:szCs w:val="16"/>
-                  <w:u w:val="single" w:color="2E75B6"/>
-                </w:rPr>
-                <w:t xml:space="preserve">Video: Molecules and Light</w:t>
-              </w:r>
-            </w:hyperlink>
-          </w:p>
-          <w:p>
-            <w:pPr>
-              <w:spacing w:after="10" w:before="0"/>
-              <w:ind w:left="120"/>
-            </w:pPr>
-            <w:r>
-              <w:rPr>
-                <w:rFonts w:ascii="Arial" w:cs="Arial" w:eastAsia="Arial" w:hAnsi="Arial"/>
-                <w:color w:val="595959"/>
-                <w:sz w:val="14"/>
-                <w:szCs w:val="14"/>
-              </w:rPr>
-              <w:t xml:space="preserve">Source: PhET Interactive Simulations (English)</w:t>
-            </w:r>
-          </w:p>
-          <w:p>
-            <w:pPr>
-              <w:spacing w:after="10" w:before="0"/>
-              <w:ind w:left="120"/>
-            </w:pPr>
-            <w:hyperlink w:history="1" r:id="rIdom6ukazmziv4llzdnjhz8">
+            <w:hyperlink w:history="1" r:id="rId499mtommym8qnjjuta65f">
               <w:r>
                 <w:rPr>
                   <w:rFonts w:ascii="Arial" w:cs="Arial" w:eastAsia="Arial" w:hAnsi="Arial"/>
@@ -15653,14 +15642,241 @@
                 <w:sz w:val="16"/>
                 <w:szCs w:val="16"/>
               </w:rPr>
-              <w:t xml:space="preserve">📖 HTML:</w:t>
+              <w:t xml:space="preserve">📖 READING:</w:t>
             </w:r>
           </w:p>
           <w:p>
             <w:pPr>
               <w:spacing w:after="20" w:before="0"/>
             </w:pPr>
-            <w:hyperlink w:history="1" r:id="rIdweabjwxrcg2yn5bnbovga">
+            <w:r>
+              <w:rPr>
+                <w:rFonts w:ascii="Arial" w:cs="Arial" w:eastAsia="Arial" w:hAnsi="Arial"/>
+                <w:i/>
+                <w:iCs/>
+                <w:color w:val="595959"/>
+                <w:sz w:val="16"/>
+                <w:szCs w:val="16"/>
+              </w:rPr>
+              <w:t xml:space="preserve">No closely matching reading in the ARES library for this activity.</w:t>
+            </w:r>
+          </w:p>
+          <w:p>
+            <w:pPr>
+              <w:spacing w:after="10" w:before="0"/>
+              <w:ind w:left="120"/>
+            </w:pPr>
+            <w:hyperlink w:history="1" r:id="rIdktvbfchkt7um5aswt-4xu">
+              <w:r>
+                <w:rPr>
+                  <w:rFonts w:ascii="Arial" w:cs="Arial" w:eastAsia="Arial" w:hAnsi="Arial"/>
+                  <w:color w:val="595959"/>
+                  <w:sz w:val="14"/>
+                  <w:szCs w:val="14"/>
+                  <w:u w:val="single" w:color="595959"/>
+                </w:rPr>
+                <w:t xml:space="preserve">🔍 Search ARES for readings</w:t>
+              </w:r>
+            </w:hyperlink>
+          </w:p>
+          <w:p>
+            <w:pPr>
+              <w:spacing w:after="10" w:before="0"/>
+              <w:ind w:left="120"/>
+            </w:pPr>
+            <w:r>
+              <w:rPr>
+                <w:rFonts w:ascii="Arial" w:cs="Arial" w:eastAsia="Arial" w:hAnsi="Arial"/>
+                <w:color w:val="595959"/>
+                <w:sz w:val="14"/>
+                <w:szCs w:val="14"/>
+              </w:rPr>
+              <w:t xml:space="preserve">Search terms: greenhouse effect climate change</w:t>
+            </w:r>
+          </w:p>
+        </w:tc>
+        <w:tc>
+          <w:tcPr>
+            <w:tcW w:type="dxa" w:w="3040"/>
+            <w:shd w:fill="FFFFFF" w:color="auto" w:val="clear"/>
+            <w:tcMar>
+              <w:top w:type="dxa" w:w="60"/>
+              <w:left w:type="dxa" w:w="120"/>
+              <w:bottom w:type="dxa" w:w="60"/>
+              <w:right w:type="dxa" w:w="120"/>
+            </w:tcMar>
+            <w:vAlign w:val="top"/>
+          </w:tcPr>
+          <w:p>
+            <w:pPr>
+              <w:spacing w:after="40" w:before="0"/>
+              <w:jc w:val="left"/>
+            </w:pPr>
+            <w:r>
+              <w:rPr>
+                <w:rFonts w:ascii="Arial" w:cs="Arial" w:eastAsia="Arial" w:hAnsi="Arial"/>
+                <w:b w:val="false"/>
+                <w:bCs w:val="false"/>
+                <w:i w:val="false"/>
+                <w:iCs w:val="false"/>
+                <w:color w:val="000000"/>
+                <w:sz w:val="18"/>
+                <w:szCs w:val="18"/>
+              </w:rPr>
+              <w:t xml:space="preserve">PART A — Graph Analysis (30 minutes): In groups of three, students receive a printed or on-screen data pack containing: (1) the Keeling Curve showing atmospheric CO₂ concentration from 1958 to the present (labelled in ppm), annotated with key human milestones (post-WWII industrialisation, rapid motorisation of Nairobi 1970s–1990s, rise of Chinese manufacturing 2000s, Kenya's expanding charcoal trade); (2) NASA/NOAA global average temperature anomaly data from 1880 to present; (3) a simplified timeline of global fossil fuel extraction volumes from 1800 to present. Students complete a structured analysis worksheet: — 'Describe the trend in CO₂ concentration from 1958 to present. What was the concentration in 1958? What is it approximately today?' — 'Describe the trend in global average temperature anomaly from 1900 to present. When did the anomaly become consistently positive?' — 'Mark on both graphs the period 1950–2000. What happened to both variables during this period? What was happening in human society during the same period?' — 'What pattern do you notice between CO₂ concentration and temperature anomaly? Does correlation prove causation? What else would you need to know?' PART B — PhET / LabXchange Simulation (15 minutes): Each student (or pair if devices are limited) opens the PhET 'Greenhouse Effect' simulation. Students: — Set atmosphere to 'Today's atmosphere' and record the equilibrium temperature. — Add 'Lots of greenhouse gases' and record the new temperature. — Remove all greenhouse gases and record the temperature. — Record observations in their notebooks using the sentence frame: 'When I increased greenhouse gas concentration, the temperature _______ because _______.' PART C — Kenyan Emissions Context (5 minutes): Students read a short paragraph (provided on the worksheet) explaining that Kenya's CO₂ emissions per capita are low compared to industrialised nations, but that Kenya is acutely vulnerable to the effects of global emissions — the Lewis Glacier has lost over 90% of its mass since 1900, and the Kenya Meteorological Department has documented a 2–3 week delay in the onset of the long rains since the 1980s.</w:t>
+            </w:r>
+          </w:p>
+        </w:tc>
+        <w:tc>
+          <w:tcPr>
+            <w:tcW w:type="dxa" w:w="3040"/>
+            <w:shd w:fill="F2F2F2" w:color="auto" w:val="clear"/>
+            <w:tcMar>
+              <w:top w:type="dxa" w:w="60"/>
+              <w:left w:type="dxa" w:w="120"/>
+              <w:bottom w:type="dxa" w:w="60"/>
+              <w:right w:type="dxa" w:w="120"/>
+            </w:tcMar>
+            <w:vAlign w:val="top"/>
+          </w:tcPr>
+          <w:p>
+            <w:pPr>
+              <w:spacing w:after="40" w:before="0"/>
+              <w:jc w:val="left"/>
+            </w:pPr>
+            <w:r>
+              <w:rPr>
+                <w:rFonts w:ascii="Arial" w:cs="Arial" w:eastAsia="Arial" w:hAnsi="Arial"/>
+                <w:b w:val="false"/>
+                <w:bCs w:val="false"/>
+                <w:i w:val="false"/>
+                <w:iCs w:val="false"/>
+                <w:color w:val="000000"/>
+                <w:sz w:val="18"/>
+                <w:szCs w:val="18"/>
+              </w:rPr>
+              <w:t xml:space="preserve">Distribute data packs and worksheets before the lesson to save time. As groups work on Part A, circulate and use these targeted questions: 'What does ppm mean? How many CO₂ molecules are we talking about in every million molecules of air?' (Do NOT answer immediately — allow 10 seconds of group think first.) 'Where on this graph does the rate of increase appear to get steeper? What was happening in Kenya and the world at that time?' Cold-call one group to share their correlation observation and immediately ask a second group: 'Do you agree that correlation proves causation? What would a scientist say?' For Part B, demonstrate the PhET simulation on the projector for 90 seconds before releasing students to work independently. Say: 'You are now going to do what atmospheric physicists do — change one variable and observe the effect. Record everything — even if it surprises you.' Circulate during simulation time; if a student claims 'the temperature barely changed,' prompt: 'Try the extreme setting — what happens then? Why might the real world change more slowly than the simulation?' For Part C, read the Kenya emissions paragraph aloud to the whole class and pause after: 'Kenya contributes very little to global emissions — yet Kenyan farmers and Kenyan glaciers are paying the price.' Ask: 'Is that fair? Write one sentence about what this makes you think or feel.' Allow 12 seconds of WAIT TIME before taking 2 unprompted responses.</w:t>
+            </w:r>
+          </w:p>
+        </w:tc>
+        <w:tc>
+          <w:tcPr>
+            <w:tcW w:type="dxa" w:w="3040"/>
+            <w:shd w:fill="FFFFFF" w:color="auto" w:val="clear"/>
+            <w:tcMar>
+              <w:top w:type="dxa" w:w="60"/>
+              <w:left w:type="dxa" w:w="120"/>
+              <w:bottom w:type="dxa" w:w="60"/>
+              <w:right w:type="dxa" w:w="120"/>
+            </w:tcMar>
+            <w:vAlign w:val="top"/>
+          </w:tcPr>
+          <w:p>
+            <w:pPr>
+              <w:spacing w:after="40" w:before="0"/>
+              <w:jc w:val="left"/>
+            </w:pPr>
+            <w:r>
+              <w:rPr>
+                <w:rFonts w:ascii="Arial" w:cs="Arial" w:eastAsia="Arial" w:hAnsi="Arial"/>
+                <w:b w:val="false"/>
+                <w:bCs w:val="false"/>
+                <w:i w:val="false"/>
+                <w:iCs w:val="false"/>
+                <w:color w:val="000000"/>
+                <w:sz w:val="18"/>
+                <w:szCs w:val="18"/>
+              </w:rPr>
+              <w:t xml:space="preserve">Data Literacy with Contextual Anchoring: Students practice reading and interpreting real scientific datasets (Keeling Curve, temperature anomaly) rather than simplified textbook charts. Annotating the graphs with Kenyan and global human milestones connects abstract data to historical and local context. The simulation provides a controlled manipulative experience that isolates the causal variable (GHG concentration) from confounding factors — directly addressing the correlation-vs-causation question raised in the worksheet. The Kenya emissions paragraph introduces the concept of climate justice, deepening engagement and emotional investment in the phenomenon.</w:t>
+            </w:r>
+          </w:p>
+        </w:tc>
+        <w:tc>
+          <w:tcPr>
+            <w:tcW w:type="dxa" w:w="3040"/>
+            <w:shd w:fill="F2F2F2" w:color="auto" w:val="clear"/>
+            <w:tcMar>
+              <w:top w:type="dxa" w:w="60"/>
+              <w:left w:type="dxa" w:w="120"/>
+              <w:bottom w:type="dxa" w:w="60"/>
+              <w:right w:type="dxa" w:w="120"/>
+            </w:tcMar>
+            <w:vAlign w:val="top"/>
+          </w:tcPr>
+          <w:p>
+            <w:pPr>
+              <w:spacing w:after="40" w:before="0"/>
+              <w:jc w:val="left"/>
+            </w:pPr>
+            <w:r>
+              <w:rPr>
+                <w:rFonts w:ascii="Arial" w:cs="Arial" w:eastAsia="Arial" w:hAnsi="Arial"/>
+                <w:b w:val="false"/>
+                <w:bCs w:val="false"/>
+                <w:i w:val="false"/>
+                <w:iCs w:val="false"/>
+                <w:color w:val="000000"/>
+                <w:sz w:val="18"/>
+                <w:szCs w:val="18"/>
+              </w:rPr>
+              <w:t xml:space="preserve">Collect completed worksheets. Observable indicators: (a) students correctly describe both upward trends and note their temporal correlation; (b) students articulate the difference between correlation and causation unprompted or when probed; (c) simulation observation sentences use the causal language 'because' and reference IR radiation trapping, not just 'more gases = warmer'; (d) students who write something substantive (even if emotionally charged) in response to the Kenya fairness prompt demonstrate engagement with the human dimensions of the phenomenon. Flag any group that still conflates ozone depletion with the greenhouse effect for direct intervention during the Explain phase.</w:t>
+            </w:r>
+          </w:p>
+        </w:tc>
+      </w:tr>
+      <w:tr>
+        <w:tc>
+          <w:tcPr>
+            <w:tcW w:type="dxa" w:w="1520"/>
+            <w:shd w:fill="E2EFDA" w:color="auto" w:val="clear"/>
+            <w:tcMar>
+              <w:top w:type="dxa" w:w="60"/>
+              <w:left w:type="dxa" w:w="120"/>
+              <w:bottom w:type="dxa" w:w="60"/>
+              <w:right w:type="dxa" w:w="120"/>
+            </w:tcMar>
+            <w:vAlign w:val="top"/>
+          </w:tcPr>
+          <w:p>
+            <w:pPr>
+              <w:spacing w:after="40" w:before="0"/>
+              <w:jc w:val="left"/>
+            </w:pPr>
+            <w:r>
+              <w:rPr>
+                <w:rFonts w:ascii="Arial" w:cs="Arial" w:eastAsia="Arial" w:hAnsi="Arial"/>
+                <w:b/>
+                <w:bCs/>
+                <w:i w:val="false"/>
+                <w:iCs w:val="false"/>
+                <w:color w:val="000000"/>
+                <w:sz w:val="18"/>
+                <w:szCs w:val="18"/>
+              </w:rPr>
+              <w:t xml:space="preserve">Explain Phase</w:t>
+            </w:r>
+          </w:p>
+          <w:p>
+            <w:pPr>
+              <w:spacing w:after="20" w:before="0"/>
+            </w:pPr>
+            <w:r>
+              <w:rPr>
+                <w:rFonts w:ascii="Arial" w:cs="Arial" w:eastAsia="Arial" w:hAnsi="Arial"/>
+                <w:b/>
+                <w:bCs/>
+                <w:color w:val="1F3864"/>
+                <w:sz w:val="16"/>
+                <w:szCs w:val="16"/>
+              </w:rPr>
+              <w:t xml:space="preserve">📹 VIDEO:</w:t>
+            </w:r>
+          </w:p>
+          <w:p>
+            <w:pPr>
+              <w:spacing w:after="20" w:before="0"/>
+            </w:pPr>
+            <w:hyperlink w:history="1" r:id="rId0knkrcw01k940wa-gswfn">
               <w:r>
                 <w:rPr>
                   <w:rFonts w:ascii="Arial" w:cs="Arial" w:eastAsia="Arial" w:hAnsi="Arial"/>
@@ -15669,7 +15885,7 @@
                   <w:szCs w:val="16"/>
                   <w:u w:val="single" w:color="2E75B6"/>
                 </w:rPr>
-                <w:t xml:space="preserve">Effect of Pressure (Flexbook)</w:t>
+                <w:t xml:space="preserve">Earth's changing climate</w:t>
               </w:r>
             </w:hyperlink>
           </w:p>
@@ -15685,7 +15901,7 @@
                 <w:sz w:val="14"/>
                 <w:szCs w:val="14"/>
               </w:rPr>
-              <w:t xml:space="preserve">Source: CK-12</w:t>
+              <w:t xml:space="preserve">Source: Khan Academy (English - US curriculum)</w:t>
             </w:r>
           </w:p>
           <w:p>
@@ -15693,235 +15909,7 @@
               <w:spacing w:after="10" w:before="0"/>
               <w:ind w:left="120"/>
             </w:pPr>
-            <w:hyperlink w:history="1" r:id="rIdysyqyv3ttrdn9aszovzzx">
-              <w:r>
-                <w:rPr>
-                  <w:rFonts w:ascii="Arial" w:cs="Arial" w:eastAsia="Arial" w:hAnsi="Arial"/>
-                  <w:color w:val="595959"/>
-                  <w:sz w:val="14"/>
-                  <w:szCs w:val="14"/>
-                  <w:u w:val="single" w:color="595959"/>
-                </w:rPr>
-                <w:t xml:space="preserve">🔍 Search ARES for similar readings</w:t>
-              </w:r>
-            </w:hyperlink>
-          </w:p>
-        </w:tc>
-        <w:tc>
-          <w:tcPr>
-            <w:tcW w:type="dxa" w:w="3040"/>
-            <w:shd w:fill="FFFFFF" w:color="auto" w:val="clear"/>
-            <w:tcMar>
-              <w:top w:type="dxa" w:w="60"/>
-              <w:left w:type="dxa" w:w="120"/>
-              <w:bottom w:type="dxa" w:w="60"/>
-              <w:right w:type="dxa" w:w="120"/>
-            </w:tcMar>
-            <w:vAlign w:val="top"/>
-          </w:tcPr>
-          <w:p>
-            <w:pPr>
-              <w:spacing w:after="40" w:before="0"/>
-              <w:jc w:val="left"/>
-            </w:pPr>
-            <w:r>
-              <w:rPr>
-                <w:rFonts w:ascii="Arial" w:cs="Arial" w:eastAsia="Arial" w:hAnsi="Arial"/>
-                <w:b w:val="false"/>
-                <w:bCs w:val="false"/>
-                <w:i w:val="false"/>
-                <w:iCs w:val="false"/>
-                <w:color w:val="000000"/>
-                <w:sz w:val="18"/>
-                <w:szCs w:val="18"/>
-              </w:rPr>
-              <w:t xml:space="preserve">PART A — Graph Analysis (30 minutes): In groups of three, students receive a printed or on-screen data pack containing: (1) the Keeling Curve showing atmospheric CO₂ concentration from 1958 to the present (labelled in ppm), annotated with key human milestones (post-WWII industrialisation, rapid motorisation of Nairobi 1970s–1990s, rise of Chinese manufacturing 2000s, Kenya's expanding charcoal trade); (2) NASA/NOAA global average temperature anomaly data from 1880 to present; (3) a simplified timeline of global fossil fuel extraction volumes from 1800 to present. Students complete a structured analysis worksheet: — 'Describe the trend in CO₂ concentration from 1958 to present. What was the concentration in 1958? What is it approximately today?' — 'Describe the trend in global average temperature anomaly from 1900 to present. When did the anomaly become consistently positive?' — 'Mark on both graphs the period 1950–2000. What happened to both variables during this period? What was happening in human society during the same period?' — 'What pattern do you notice between CO₂ concentration and temperature anomaly? Does correlation prove causation? What else would you need to know?' PART B — PhET / LabXchange Simulation (15 minutes): Each student (or pair if devices are limited) opens the PhET 'Greenhouse Effect' simulation. Students: — Set atmosphere to 'Today's atmosphere' and record the equilibrium temperature. — Add 'Lots of greenhouse gases' and record the new temperature. — Remove all greenhouse gases and record the temperature. — Record observations in their notebooks using the sentence frame: 'When I increased greenhouse gas concentration, the temperature _______ because _______.' PART C — Kenyan Emissions Context (5 minutes): Students read a short paragraph (provided on the worksheet) explaining that Kenya's CO₂ emissions per capita are low compared to industrialised nations, but that Kenya is acutely vulnerable to the effects of global emissions — the Lewis Glacier has lost over 90% of its mass since 1900, and the Kenya Meteorological Department has documented a 2–3 week delay in the onset of the long rains since the 1980s.</w:t>
-            </w:r>
-          </w:p>
-        </w:tc>
-        <w:tc>
-          <w:tcPr>
-            <w:tcW w:type="dxa" w:w="3040"/>
-            <w:shd w:fill="F2F2F2" w:color="auto" w:val="clear"/>
-            <w:tcMar>
-              <w:top w:type="dxa" w:w="60"/>
-              <w:left w:type="dxa" w:w="120"/>
-              <w:bottom w:type="dxa" w:w="60"/>
-              <w:right w:type="dxa" w:w="120"/>
-            </w:tcMar>
-            <w:vAlign w:val="top"/>
-          </w:tcPr>
-          <w:p>
-            <w:pPr>
-              <w:spacing w:after="40" w:before="0"/>
-              <w:jc w:val="left"/>
-            </w:pPr>
-            <w:r>
-              <w:rPr>
-                <w:rFonts w:ascii="Arial" w:cs="Arial" w:eastAsia="Arial" w:hAnsi="Arial"/>
-                <w:b w:val="false"/>
-                <w:bCs w:val="false"/>
-                <w:i w:val="false"/>
-                <w:iCs w:val="false"/>
-                <w:color w:val="000000"/>
-                <w:sz w:val="18"/>
-                <w:szCs w:val="18"/>
-              </w:rPr>
-              <w:t xml:space="preserve">Distribute data packs and worksheets before the lesson to save time. As groups work on Part A, circulate and use these targeted questions: 'What does ppm mean? How many CO₂ molecules are we talking about in every million molecules of air?' (Do NOT answer immediately — allow 10 seconds of group think first.) 'Where on this graph does the rate of increase appear to get steeper? What was happening in Kenya and the world at that time?' Cold-call one group to share their correlation observation and immediately ask a second group: 'Do you agree that correlation proves causation? What would a scientist say?' For Part B, demonstrate the PhET simulation on the projector for 90 seconds before releasing students to work independently. Say: 'You are now going to do what atmospheric physicists do — change one variable and observe the effect. Record everything — even if it surprises you.' Circulate during simulation time; if a student claims 'the temperature barely changed,' prompt: 'Try the extreme setting — what happens then? Why might the real world change more slowly than the simulation?' For Part C, read the Kenya emissions paragraph aloud to the whole class and pause after: 'Kenya contributes very little to global emissions — yet Kenyan farmers and Kenyan glaciers are paying the price.' Ask: 'Is that fair? Write one sentence about what this makes you think or feel.' Allow 12 seconds of WAIT TIME before taking 2 unprompted responses.</w:t>
-            </w:r>
-          </w:p>
-        </w:tc>
-        <w:tc>
-          <w:tcPr>
-            <w:tcW w:type="dxa" w:w="3040"/>
-            <w:shd w:fill="FFFFFF" w:color="auto" w:val="clear"/>
-            <w:tcMar>
-              <w:top w:type="dxa" w:w="60"/>
-              <w:left w:type="dxa" w:w="120"/>
-              <w:bottom w:type="dxa" w:w="60"/>
-              <w:right w:type="dxa" w:w="120"/>
-            </w:tcMar>
-            <w:vAlign w:val="top"/>
-          </w:tcPr>
-          <w:p>
-            <w:pPr>
-              <w:spacing w:after="40" w:before="0"/>
-              <w:jc w:val="left"/>
-            </w:pPr>
-            <w:r>
-              <w:rPr>
-                <w:rFonts w:ascii="Arial" w:cs="Arial" w:eastAsia="Arial" w:hAnsi="Arial"/>
-                <w:b w:val="false"/>
-                <w:bCs w:val="false"/>
-                <w:i w:val="false"/>
-                <w:iCs w:val="false"/>
-                <w:color w:val="000000"/>
-                <w:sz w:val="18"/>
-                <w:szCs w:val="18"/>
-              </w:rPr>
-              <w:t xml:space="preserve">Data Literacy with Contextual Anchoring: Students practice reading and interpreting real scientific datasets (Keeling Curve, temperature anomaly) rather than simplified textbook charts. Annotating the graphs with Kenyan and global human milestones connects abstract data to historical and local context. The simulation provides a controlled manipulative experience that isolates the causal variable (GHG concentration) from confounding factors — directly addressing the correlation-vs-causation question raised in the worksheet. The Kenya emissions paragraph introduces the concept of climate justice, deepening engagement and emotional investment in the phenomenon.</w:t>
-            </w:r>
-          </w:p>
-        </w:tc>
-        <w:tc>
-          <w:tcPr>
-            <w:tcW w:type="dxa" w:w="3040"/>
-            <w:shd w:fill="F2F2F2" w:color="auto" w:val="clear"/>
-            <w:tcMar>
-              <w:top w:type="dxa" w:w="60"/>
-              <w:left w:type="dxa" w:w="120"/>
-              <w:bottom w:type="dxa" w:w="60"/>
-              <w:right w:type="dxa" w:w="120"/>
-            </w:tcMar>
-            <w:vAlign w:val="top"/>
-          </w:tcPr>
-          <w:p>
-            <w:pPr>
-              <w:spacing w:after="40" w:before="0"/>
-              <w:jc w:val="left"/>
-            </w:pPr>
-            <w:r>
-              <w:rPr>
-                <w:rFonts w:ascii="Arial" w:cs="Arial" w:eastAsia="Arial" w:hAnsi="Arial"/>
-                <w:b w:val="false"/>
-                <w:bCs w:val="false"/>
-                <w:i w:val="false"/>
-                <w:iCs w:val="false"/>
-                <w:color w:val="000000"/>
-                <w:sz w:val="18"/>
-                <w:szCs w:val="18"/>
-              </w:rPr>
-              <w:t xml:space="preserve">Collect completed worksheets. Observable indicators: (a) students correctly describe both upward trends and note their temporal correlation; (b) students articulate the difference between correlation and causation unprompted or when probed; (c) simulation observation sentences use the causal language 'because' and reference IR radiation trapping, not just 'more gases = warmer'; (d) students who write something substantive (even if emotionally charged) in response to the Kenya fairness prompt demonstrate engagement with the human dimensions of the phenomenon. Flag any group that still conflates ozone depletion with the greenhouse effect for direct intervention during the Explain phase.</w:t>
-            </w:r>
-          </w:p>
-        </w:tc>
-      </w:tr>
-      <w:tr>
-        <w:tc>
-          <w:tcPr>
-            <w:tcW w:type="dxa" w:w="1520"/>
-            <w:shd w:fill="E2EFDA" w:color="auto" w:val="clear"/>
-            <w:tcMar>
-              <w:top w:type="dxa" w:w="60"/>
-              <w:left w:type="dxa" w:w="120"/>
-              <w:bottom w:type="dxa" w:w="60"/>
-              <w:right w:type="dxa" w:w="120"/>
-            </w:tcMar>
-            <w:vAlign w:val="top"/>
-          </w:tcPr>
-          <w:p>
-            <w:pPr>
-              <w:spacing w:after="40" w:before="0"/>
-              <w:jc w:val="left"/>
-            </w:pPr>
-            <w:r>
-              <w:rPr>
-                <w:rFonts w:ascii="Arial" w:cs="Arial" w:eastAsia="Arial" w:hAnsi="Arial"/>
-                <w:b/>
-                <w:bCs/>
-                <w:i w:val="false"/>
-                <w:iCs w:val="false"/>
-                <w:color w:val="000000"/>
-                <w:sz w:val="18"/>
-                <w:szCs w:val="18"/>
-              </w:rPr>
-              <w:t xml:space="preserve">Explain Phase</w:t>
-            </w:r>
-          </w:p>
-          <w:p>
-            <w:pPr>
-              <w:spacing w:after="20" w:before="0"/>
-            </w:pPr>
-            <w:r>
-              <w:rPr>
-                <w:rFonts w:ascii="Arial" w:cs="Arial" w:eastAsia="Arial" w:hAnsi="Arial"/>
-                <w:b/>
-                <w:bCs/>
-                <w:color w:val="1F3864"/>
-                <w:sz w:val="16"/>
-                <w:szCs w:val="16"/>
-              </w:rPr>
-              <w:t xml:space="preserve">📹 VIDEO:</w:t>
-            </w:r>
-          </w:p>
-          <w:p>
-            <w:pPr>
-              <w:spacing w:after="20" w:before="0"/>
-            </w:pPr>
-            <w:hyperlink w:history="1" r:id="rIdt2rqryuebx57hq8ksbjtj">
-              <w:r>
-                <w:rPr>
-                  <w:rFonts w:ascii="Arial" w:cs="Arial" w:eastAsia="Arial" w:hAnsi="Arial"/>
-                  <w:color w:val="2E75B6"/>
-                  <w:sz w:val="16"/>
-                  <w:szCs w:val="16"/>
-                  <w:u w:val="single" w:color="2E75B6"/>
-                </w:rPr>
-                <w:t xml:space="preserve">Video: Molecules and Light</w:t>
-              </w:r>
-            </w:hyperlink>
-          </w:p>
-          <w:p>
-            <w:pPr>
-              <w:spacing w:after="10" w:before="0"/>
-              <w:ind w:left="120"/>
-            </w:pPr>
-            <w:r>
-              <w:rPr>
-                <w:rFonts w:ascii="Arial" w:cs="Arial" w:eastAsia="Arial" w:hAnsi="Arial"/>
-                <w:color w:val="595959"/>
-                <w:sz w:val="14"/>
-                <w:szCs w:val="14"/>
-              </w:rPr>
-              <w:t xml:space="preserve">Source: PhET Interactive Simulations (English)</w:t>
-            </w:r>
-          </w:p>
-          <w:p>
-            <w:pPr>
-              <w:spacing w:after="10" w:before="0"/>
-              <w:ind w:left="120"/>
-            </w:pPr>
-            <w:hyperlink w:history="1" r:id="rIdvy5krnix_m5fiv560w74l">
+            <w:hyperlink w:history="1" r:id="rIdgfxfhqjjmm3ulobykeco7">
               <w:r>
                 <w:rPr>
                   <w:rFonts w:ascii="Arial" w:cs="Arial" w:eastAsia="Arial" w:hAnsi="Arial"/>
@@ -15959,14 +15947,241 @@
                 <w:sz w:val="16"/>
                 <w:szCs w:val="16"/>
               </w:rPr>
-              <w:t xml:space="preserve">📖 HTML:</w:t>
+              <w:t xml:space="preserve">📖 READING:</w:t>
             </w:r>
           </w:p>
           <w:p>
             <w:pPr>
               <w:spacing w:after="20" w:before="0"/>
             </w:pPr>
-            <w:hyperlink w:history="1" r:id="rId6pucm5ru2lz6vibduwrqr">
+            <w:r>
+              <w:rPr>
+                <w:rFonts w:ascii="Arial" w:cs="Arial" w:eastAsia="Arial" w:hAnsi="Arial"/>
+                <w:i/>
+                <w:iCs/>
+                <w:color w:val="595959"/>
+                <w:sz w:val="16"/>
+                <w:szCs w:val="16"/>
+              </w:rPr>
+              <w:t xml:space="preserve">No closely matching reading in the ARES library for this activity.</w:t>
+            </w:r>
+          </w:p>
+          <w:p>
+            <w:pPr>
+              <w:spacing w:after="10" w:before="0"/>
+              <w:ind w:left="120"/>
+            </w:pPr>
+            <w:hyperlink w:history="1" r:id="rIdu1g8lmzu9bpef_1c5mgwf">
+              <w:r>
+                <w:rPr>
+                  <w:rFonts w:ascii="Arial" w:cs="Arial" w:eastAsia="Arial" w:hAnsi="Arial"/>
+                  <w:color w:val="595959"/>
+                  <w:sz w:val="14"/>
+                  <w:szCs w:val="14"/>
+                  <w:u w:val="single" w:color="595959"/>
+                </w:rPr>
+                <w:t xml:space="preserve">🔍 Search ARES for readings</w:t>
+              </w:r>
+            </w:hyperlink>
+          </w:p>
+          <w:p>
+            <w:pPr>
+              <w:spacing w:after="10" w:before="0"/>
+              <w:ind w:left="120"/>
+            </w:pPr>
+            <w:r>
+              <w:rPr>
+                <w:rFonts w:ascii="Arial" w:cs="Arial" w:eastAsia="Arial" w:hAnsi="Arial"/>
+                <w:color w:val="595959"/>
+                <w:sz w:val="14"/>
+                <w:szCs w:val="14"/>
+              </w:rPr>
+              <w:t xml:space="preserve">Search terms: greenhouse effect climate change</w:t>
+            </w:r>
+          </w:p>
+        </w:tc>
+        <w:tc>
+          <w:tcPr>
+            <w:tcW w:type="dxa" w:w="3040"/>
+            <w:shd w:fill="FFFFFF" w:color="auto" w:val="clear"/>
+            <w:tcMar>
+              <w:top w:type="dxa" w:w="60"/>
+              <w:left w:type="dxa" w:w="120"/>
+              <w:bottom w:type="dxa" w:w="60"/>
+              <w:right w:type="dxa" w:w="120"/>
+            </w:tcMar>
+            <w:vAlign w:val="top"/>
+          </w:tcPr>
+          <w:p>
+            <w:pPr>
+              <w:spacing w:after="40" w:before="0"/>
+              <w:jc w:val="left"/>
+            </w:pPr>
+            <w:r>
+              <w:rPr>
+                <w:rFonts w:ascii="Arial" w:cs="Arial" w:eastAsia="Arial" w:hAnsi="Arial"/>
+                <w:b w:val="false"/>
+                <w:bCs w:val="false"/>
+                <w:i w:val="false"/>
+                <w:iCs w:val="false"/>
+                <w:color w:val="000000"/>
+                <w:sz w:val="18"/>
+                <w:szCs w:val="18"/>
+              </w:rPr>
+              <w:t xml:space="preserve">Students individually construct a written causal chain in their notebooks using the following scaffold provided on the board: 'Step 1 → Human activities (name at least TWO specific ones relevant to Kenya) release _______ into the atmosphere. Step 2 → Increased concentration of _______ gases means that more _______ radiation emitted by Earth's surface is _______. Step 3 → Less energy escapes to space, so Earth's energy balance _______. Step 4 → Global average temperature _______. Step 5 → On Mount Kenya, this means _______. Step 6 → For a maize farmer in Embu County, this means _______.' After 8 minutes of individual writing, students share their causal chains in groups of four, identifying: (a) steps where all four members agree; (b) steps where members used different language — and deciding which language is most scientifically precise; (c) any step that no one in the group feels confident about. Groups then nominate one step they want the teacher to clarify. The class reconvenes; the teacher addresses the top 2–3 nominated unclear steps using the analogy of a blanket thickening around the Earth. Students also explicitly address and correct the common misconception that 'the ozone hole is causing warming' by distinguishing: ozone blocks UV (Lesson 3) while greenhouse gases trap IR (Lessons 2 and 4). Students finish by writing one exam-style short answer: 'Explain, using physics, why burning charcoal in Nairobi contributes to the melting of glaciers on Mount Kenya. (4 marks)'</w:t>
+            </w:r>
+          </w:p>
+        </w:tc>
+        <w:tc>
+          <w:tcPr>
+            <w:tcW w:type="dxa" w:w="3040"/>
+            <w:shd w:fill="F2F2F2" w:color="auto" w:val="clear"/>
+            <w:tcMar>
+              <w:top w:type="dxa" w:w="60"/>
+              <w:left w:type="dxa" w:w="120"/>
+              <w:bottom w:type="dxa" w:w="60"/>
+              <w:right w:type="dxa" w:w="120"/>
+            </w:tcMar>
+            <w:vAlign w:val="top"/>
+          </w:tcPr>
+          <w:p>
+            <w:pPr>
+              <w:spacing w:after="40" w:before="0"/>
+              <w:jc w:val="left"/>
+            </w:pPr>
+            <w:r>
+              <w:rPr>
+                <w:rFonts w:ascii="Arial" w:cs="Arial" w:eastAsia="Arial" w:hAnsi="Arial"/>
+                <w:b w:val="false"/>
+                <w:bCs w:val="false"/>
+                <w:i w:val="false"/>
+                <w:iCs w:val="false"/>
+                <w:color w:val="000000"/>
+                <w:sz w:val="18"/>
+                <w:szCs w:val="18"/>
+              </w:rPr>
+              <w:t xml:space="preserve">After observe phase, say: 'You now have three sources of evidence: two graphs, a simulation, and a real Kenyan data point about the glacier and the rains. Your job now is to connect all of that evidence into one coherent explanation — a causal chain from a human action to a physical outcome on Mount Kenya and in Embu.' Display the 6-step scaffold on the board and read each step aloud. Say: 'Be specific — don't just write 'pollution.' Name the gas. Name the process. Name the radiation type.' Allow 8 minutes of silent individual writing. Circulate and quietly prompt any student who is stuck on Step 1: 'What do matatus in Nairobi burn? What do farmers burn when they clear land? What do charcoal jikos release?' After group sharing, conduct a whole-class gallery of Step 6 responses by asking 3 cold-called students to read their farmer-in-Embu sentence. After each, say: 'What physics word or concept did they use? Did anyone use a different piece of physics to explain the same outcome?' To address the ozone misconception, say explicitly: 'I want to address something I have seen in some of your writing. Some of you wrote that the ozone hole is causing warming. Let us be precise: what does the ozone layer do? [WAIT 10 seconds — cold-call 2 students.] And what do greenhouse gases do? [WAIT 10 seconds — cold-call 2 different students.] These are two different mechanisms. Both are real. Both matter. But they are not the same thing.' For the exam-style question, allow 5 minutes, then cold-call one student to read their answer aloud and ask the class: 'What would you add? What mark out of 4 would you give this answer and why?'</w:t>
+            </w:r>
+          </w:p>
+        </w:tc>
+        <w:tc>
+          <w:tcPr>
+            <w:tcW w:type="dxa" w:w="3040"/>
+            <w:shd w:fill="FFFFFF" w:color="auto" w:val="clear"/>
+            <w:tcMar>
+              <w:top w:type="dxa" w:w="60"/>
+              <w:left w:type="dxa" w:w="120"/>
+              <w:bottom w:type="dxa" w:w="60"/>
+              <w:right w:type="dxa" w:w="120"/>
+            </w:tcMar>
+            <w:vAlign w:val="top"/>
+          </w:tcPr>
+          <w:p>
+            <w:pPr>
+              <w:spacing w:after="40" w:before="0"/>
+              <w:jc w:val="left"/>
+            </w:pPr>
+            <w:r>
+              <w:rPr>
+                <w:rFonts w:ascii="Arial" w:cs="Arial" w:eastAsia="Arial" w:hAnsi="Arial"/>
+                <w:b w:val="false"/>
+                <w:bCs w:val="false"/>
+                <w:i w:val="false"/>
+                <w:iCs w:val="false"/>
+                <w:color w:val="000000"/>
+                <w:sz w:val="18"/>
+                <w:szCs w:val="18"/>
+              </w:rPr>
+              <w:t xml:space="preserve">Causal Chain Scaffold with Peer Calibration: The 6-step scaffold forces students to make their reasoning explicit and sequential, preventing them from skipping the physical mechanism (IR absorption) and jumping straight from 'burning fuel' to 'glacier melts.' Group comparison of causal chains develops scientific language precision and peer accountability. The explicit misconception address uses the contrast strategy — placing the correct and incorrect explanations side by side so students can clearly distinguish them. The exam-style question provides authentic assessment practice while embedding the phenomenon as the answer context.</w:t>
+            </w:r>
+          </w:p>
+        </w:tc>
+        <w:tc>
+          <w:tcPr>
+            <w:tcW w:type="dxa" w:w="3040"/>
+            <w:shd w:fill="F2F2F2" w:color="auto" w:val="clear"/>
+            <w:tcMar>
+              <w:top w:type="dxa" w:w="60"/>
+              <w:left w:type="dxa" w:w="120"/>
+              <w:bottom w:type="dxa" w:w="60"/>
+              <w:right w:type="dxa" w:w="120"/>
+            </w:tcMar>
+            <w:vAlign w:val="top"/>
+          </w:tcPr>
+          <w:p>
+            <w:pPr>
+              <w:spacing w:after="40" w:before="0"/>
+              <w:jc w:val="left"/>
+            </w:pPr>
+            <w:r>
+              <w:rPr>
+                <w:rFonts w:ascii="Arial" w:cs="Arial" w:eastAsia="Arial" w:hAnsi="Arial"/>
+                <w:b w:val="false"/>
+                <w:bCs w:val="false"/>
+                <w:i w:val="false"/>
+                <w:iCs w:val="false"/>
+                <w:color w:val="000000"/>
+                <w:sz w:val="18"/>
+                <w:szCs w:val="18"/>
+              </w:rPr>
+              <w:t xml:space="preserve">Collect individual causal chains and exam-style answers. Observable indicators of mastery: (a) Step 2 correctly names CO₂, CH₄, or N₂O and specifies IR (infrared) radiation, not UV or visible light; (b) Step 3 references energy balance or the term 'net energy gain'; (c) Steps 5 and 6 are specific and connected (e.g., 'increased temperatures accelerate glacial melt, reducing dry-season water flow to rivers that irrigate farms in Meru and Embu' — not just 'the glacier melts and farmers suffer'); (d) the exam-style answer contains at least 3 of: named gas, IR trapping, energy balance disruption, temperature rise, physical consequence on glacier. Students whose chains are missing the radiation mechanism should be flagged for small-group follow-up.</w:t>
+            </w:r>
+          </w:p>
+        </w:tc>
+      </w:tr>
+      <w:tr>
+        <w:tc>
+          <w:tcPr>
+            <w:tcW w:type="dxa" w:w="1520"/>
+            <w:shd w:fill="FCE4D6" w:color="auto" w:val="clear"/>
+            <w:tcMar>
+              <w:top w:type="dxa" w:w="60"/>
+              <w:left w:type="dxa" w:w="120"/>
+              <w:bottom w:type="dxa" w:w="60"/>
+              <w:right w:type="dxa" w:w="120"/>
+            </w:tcMar>
+            <w:vAlign w:val="top"/>
+          </w:tcPr>
+          <w:p>
+            <w:pPr>
+              <w:spacing w:after="40" w:before="0"/>
+              <w:jc w:val="left"/>
+            </w:pPr>
+            <w:r>
+              <w:rPr>
+                <w:rFonts w:ascii="Arial" w:cs="Arial" w:eastAsia="Arial" w:hAnsi="Arial"/>
+                <w:b/>
+                <w:bCs/>
+                <w:i w:val="false"/>
+                <w:iCs w:val="false"/>
+                <w:color w:val="000000"/>
+                <w:sz w:val="18"/>
+                <w:szCs w:val="18"/>
+              </w:rPr>
+              <w:t xml:space="preserve">Driving Question Board (DQB) Creation</w:t>
+            </w:r>
+          </w:p>
+          <w:p>
+            <w:pPr>
+              <w:spacing w:after="20" w:before="0"/>
+            </w:pPr>
+            <w:r>
+              <w:rPr>
+                <w:rFonts w:ascii="Arial" w:cs="Arial" w:eastAsia="Arial" w:hAnsi="Arial"/>
+                <w:b/>
+                <w:bCs/>
+                <w:color w:val="1F3864"/>
+                <w:sz w:val="16"/>
+                <w:szCs w:val="16"/>
+              </w:rPr>
+              <w:t xml:space="preserve">📹 VIDEO:</w:t>
+            </w:r>
+          </w:p>
+          <w:p>
+            <w:pPr>
+              <w:spacing w:after="20" w:before="0"/>
+            </w:pPr>
+            <w:hyperlink w:history="1" r:id="rIdmbhug0kxxgqrtetkilmrm">
               <w:r>
                 <w:rPr>
                   <w:rFonts w:ascii="Arial" w:cs="Arial" w:eastAsia="Arial" w:hAnsi="Arial"/>
@@ -15975,7 +16190,7 @@
                   <w:szCs w:val="16"/>
                   <w:u w:val="single" w:color="2E75B6"/>
                 </w:rPr>
-                <w:t xml:space="preserve">Effect of Pressure (Flexbook)</w:t>
+                <w:t xml:space="preserve">Earth's changing climate</w:t>
               </w:r>
             </w:hyperlink>
           </w:p>
@@ -15991,7 +16206,7 @@
                 <w:sz w:val="14"/>
                 <w:szCs w:val="14"/>
               </w:rPr>
-              <w:t xml:space="preserve">Source: CK-12</w:t>
+              <w:t xml:space="preserve">Source: Khan Academy (English - US curriculum)</w:t>
             </w:r>
           </w:p>
           <w:p>
@@ -15999,235 +16214,7 @@
               <w:spacing w:after="10" w:before="0"/>
               <w:ind w:left="120"/>
             </w:pPr>
-            <w:hyperlink w:history="1" r:id="rIdakwelzfrn7skr0y2-rkl8">
-              <w:r>
-                <w:rPr>
-                  <w:rFonts w:ascii="Arial" w:cs="Arial" w:eastAsia="Arial" w:hAnsi="Arial"/>
-                  <w:color w:val="595959"/>
-                  <w:sz w:val="14"/>
-                  <w:szCs w:val="14"/>
-                  <w:u w:val="single" w:color="595959"/>
-                </w:rPr>
-                <w:t xml:space="preserve">🔍 Search ARES for similar readings</w:t>
-              </w:r>
-            </w:hyperlink>
-          </w:p>
-        </w:tc>
-        <w:tc>
-          <w:tcPr>
-            <w:tcW w:type="dxa" w:w="3040"/>
-            <w:shd w:fill="FFFFFF" w:color="auto" w:val="clear"/>
-            <w:tcMar>
-              <w:top w:type="dxa" w:w="60"/>
-              <w:left w:type="dxa" w:w="120"/>
-              <w:bottom w:type="dxa" w:w="60"/>
-              <w:right w:type="dxa" w:w="120"/>
-            </w:tcMar>
-            <w:vAlign w:val="top"/>
-          </w:tcPr>
-          <w:p>
-            <w:pPr>
-              <w:spacing w:after="40" w:before="0"/>
-              <w:jc w:val="left"/>
-            </w:pPr>
-            <w:r>
-              <w:rPr>
-                <w:rFonts w:ascii="Arial" w:cs="Arial" w:eastAsia="Arial" w:hAnsi="Arial"/>
-                <w:b w:val="false"/>
-                <w:bCs w:val="false"/>
-                <w:i w:val="false"/>
-                <w:iCs w:val="false"/>
-                <w:color w:val="000000"/>
-                <w:sz w:val="18"/>
-                <w:szCs w:val="18"/>
-              </w:rPr>
-              <w:t xml:space="preserve">Students individually construct a written causal chain in their notebooks using the following scaffold provided on the board: 'Step 1 → Human activities (name at least TWO specific ones relevant to Kenya) release _______ into the atmosphere. Step 2 → Increased concentration of _______ gases means that more _______ radiation emitted by Earth's surface is _______. Step 3 → Less energy escapes to space, so Earth's energy balance _______. Step 4 → Global average temperature _______. Step 5 → On Mount Kenya, this means _______. Step 6 → For a maize farmer in Embu County, this means _______.' After 8 minutes of individual writing, students share their causal chains in groups of four, identifying: (a) steps where all four members agree; (b) steps where members used different language — and deciding which language is most scientifically precise; (c) any step that no one in the group feels confident about. Groups then nominate one step they want the teacher to clarify. The class reconvenes; the teacher addresses the top 2–3 nominated unclear steps using the analogy of a blanket thickening around the Earth. Students also explicitly address and correct the common misconception that 'the ozone hole is causing warming' by distinguishing: ozone blocks UV (Lesson 3) while greenhouse gases trap IR (Lessons 2 and 4). Students finish by writing one exam-style short answer: 'Explain, using physics, why burning charcoal in Nairobi contributes to the melting of glaciers on Mount Kenya. (4 marks)'</w:t>
-            </w:r>
-          </w:p>
-        </w:tc>
-        <w:tc>
-          <w:tcPr>
-            <w:tcW w:type="dxa" w:w="3040"/>
-            <w:shd w:fill="F2F2F2" w:color="auto" w:val="clear"/>
-            <w:tcMar>
-              <w:top w:type="dxa" w:w="60"/>
-              <w:left w:type="dxa" w:w="120"/>
-              <w:bottom w:type="dxa" w:w="60"/>
-              <w:right w:type="dxa" w:w="120"/>
-            </w:tcMar>
-            <w:vAlign w:val="top"/>
-          </w:tcPr>
-          <w:p>
-            <w:pPr>
-              <w:spacing w:after="40" w:before="0"/>
-              <w:jc w:val="left"/>
-            </w:pPr>
-            <w:r>
-              <w:rPr>
-                <w:rFonts w:ascii="Arial" w:cs="Arial" w:eastAsia="Arial" w:hAnsi="Arial"/>
-                <w:b w:val="false"/>
-                <w:bCs w:val="false"/>
-                <w:i w:val="false"/>
-                <w:iCs w:val="false"/>
-                <w:color w:val="000000"/>
-                <w:sz w:val="18"/>
-                <w:szCs w:val="18"/>
-              </w:rPr>
-              <w:t xml:space="preserve">After observe phase, say: 'You now have three sources of evidence: two graphs, a simulation, and a real Kenyan data point about the glacier and the rains. Your job now is to connect all of that evidence into one coherent explanation — a causal chain from a human action to a physical outcome on Mount Kenya and in Embu.' Display the 6-step scaffold on the board and read each step aloud. Say: 'Be specific — don't just write 'pollution.' Name the gas. Name the process. Name the radiation type.' Allow 8 minutes of silent individual writing. Circulate and quietly prompt any student who is stuck on Step 1: 'What do matatus in Nairobi burn? What do farmers burn when they clear land? What do charcoal jikos release?' After group sharing, conduct a whole-class gallery of Step 6 responses by asking 3 cold-called students to read their farmer-in-Embu sentence. After each, say: 'What physics word or concept did they use? Did anyone use a different piece of physics to explain the same outcome?' To address the ozone misconception, say explicitly: 'I want to address something I have seen in some of your writing. Some of you wrote that the ozone hole is causing warming. Let us be precise: what does the ozone layer do? [WAIT 10 seconds — cold-call 2 students.] And what do greenhouse gases do? [WAIT 10 seconds — cold-call 2 different students.] These are two different mechanisms. Both are real. Both matter. But they are not the same thing.' For the exam-style question, allow 5 minutes, then cold-call one student to read their answer aloud and ask the class: 'What would you add? What mark out of 4 would you give this answer and why?'</w:t>
-            </w:r>
-          </w:p>
-        </w:tc>
-        <w:tc>
-          <w:tcPr>
-            <w:tcW w:type="dxa" w:w="3040"/>
-            <w:shd w:fill="FFFFFF" w:color="auto" w:val="clear"/>
-            <w:tcMar>
-              <w:top w:type="dxa" w:w="60"/>
-              <w:left w:type="dxa" w:w="120"/>
-              <w:bottom w:type="dxa" w:w="60"/>
-              <w:right w:type="dxa" w:w="120"/>
-            </w:tcMar>
-            <w:vAlign w:val="top"/>
-          </w:tcPr>
-          <w:p>
-            <w:pPr>
-              <w:spacing w:after="40" w:before="0"/>
-              <w:jc w:val="left"/>
-            </w:pPr>
-            <w:r>
-              <w:rPr>
-                <w:rFonts w:ascii="Arial" w:cs="Arial" w:eastAsia="Arial" w:hAnsi="Arial"/>
-                <w:b w:val="false"/>
-                <w:bCs w:val="false"/>
-                <w:i w:val="false"/>
-                <w:iCs w:val="false"/>
-                <w:color w:val="000000"/>
-                <w:sz w:val="18"/>
-                <w:szCs w:val="18"/>
-              </w:rPr>
-              <w:t xml:space="preserve">Causal Chain Scaffold with Peer Calibration: The 6-step scaffold forces students to make their reasoning explicit and sequential, preventing them from skipping the physical mechanism (IR absorption) and jumping straight from 'burning fuel' to 'glacier melts.' Group comparison of causal chains develops scientific language precision and peer accountability. The explicit misconception address uses the contrast strategy — placing the correct and incorrect explanations side by side so students can clearly distinguish them. The exam-style question provides authentic assessment practice while embedding the phenomenon as the answer context.</w:t>
-            </w:r>
-          </w:p>
-        </w:tc>
-        <w:tc>
-          <w:tcPr>
-            <w:tcW w:type="dxa" w:w="3040"/>
-            <w:shd w:fill="F2F2F2" w:color="auto" w:val="clear"/>
-            <w:tcMar>
-              <w:top w:type="dxa" w:w="60"/>
-              <w:left w:type="dxa" w:w="120"/>
-              <w:bottom w:type="dxa" w:w="60"/>
-              <w:right w:type="dxa" w:w="120"/>
-            </w:tcMar>
-            <w:vAlign w:val="top"/>
-          </w:tcPr>
-          <w:p>
-            <w:pPr>
-              <w:spacing w:after="40" w:before="0"/>
-              <w:jc w:val="left"/>
-            </w:pPr>
-            <w:r>
-              <w:rPr>
-                <w:rFonts w:ascii="Arial" w:cs="Arial" w:eastAsia="Arial" w:hAnsi="Arial"/>
-                <w:b w:val="false"/>
-                <w:bCs w:val="false"/>
-                <w:i w:val="false"/>
-                <w:iCs w:val="false"/>
-                <w:color w:val="000000"/>
-                <w:sz w:val="18"/>
-                <w:szCs w:val="18"/>
-              </w:rPr>
-              <w:t xml:space="preserve">Collect individual causal chains and exam-style answers. Observable indicators of mastery: (a) Step 2 correctly names CO₂, CH₄, or N₂O and specifies IR (infrared) radiation, not UV or visible light; (b) Step 3 references energy balance or the term 'net energy gain'; (c) Steps 5 and 6 are specific and connected (e.g., 'increased temperatures accelerate glacial melt, reducing dry-season water flow to rivers that irrigate farms in Meru and Embu' — not just 'the glacier melts and farmers suffer'); (d) the exam-style answer contains at least 3 of: named gas, IR trapping, energy balance disruption, temperature rise, physical consequence on glacier. Students whose chains are missing the radiation mechanism should be flagged for small-group follow-up.</w:t>
-            </w:r>
-          </w:p>
-        </w:tc>
-      </w:tr>
-      <w:tr>
-        <w:tc>
-          <w:tcPr>
-            <w:tcW w:type="dxa" w:w="1520"/>
-            <w:shd w:fill="FCE4D6" w:color="auto" w:val="clear"/>
-            <w:tcMar>
-              <w:top w:type="dxa" w:w="60"/>
-              <w:left w:type="dxa" w:w="120"/>
-              <w:bottom w:type="dxa" w:w="60"/>
-              <w:right w:type="dxa" w:w="120"/>
-            </w:tcMar>
-            <w:vAlign w:val="top"/>
-          </w:tcPr>
-          <w:p>
-            <w:pPr>
-              <w:spacing w:after="40" w:before="0"/>
-              <w:jc w:val="left"/>
-            </w:pPr>
-            <w:r>
-              <w:rPr>
-                <w:rFonts w:ascii="Arial" w:cs="Arial" w:eastAsia="Arial" w:hAnsi="Arial"/>
-                <w:b/>
-                <w:bCs/>
-                <w:i w:val="false"/>
-                <w:iCs w:val="false"/>
-                <w:color w:val="000000"/>
-                <w:sz w:val="18"/>
-                <w:szCs w:val="18"/>
-              </w:rPr>
-              <w:t xml:space="preserve">Driving Question Board (DQB) Creation</w:t>
-            </w:r>
-          </w:p>
-          <w:p>
-            <w:pPr>
-              <w:spacing w:after="20" w:before="0"/>
-            </w:pPr>
-            <w:r>
-              <w:rPr>
-                <w:rFonts w:ascii="Arial" w:cs="Arial" w:eastAsia="Arial" w:hAnsi="Arial"/>
-                <w:b/>
-                <w:bCs/>
-                <w:color w:val="1F3864"/>
-                <w:sz w:val="16"/>
-                <w:szCs w:val="16"/>
-              </w:rPr>
-              <w:t xml:space="preserve">📹 VIDEO:</w:t>
-            </w:r>
-          </w:p>
-          <w:p>
-            <w:pPr>
-              <w:spacing w:after="20" w:before="0"/>
-            </w:pPr>
-            <w:hyperlink w:history="1" r:id="rIdx7ebcnialegpeh3qq7clh">
-              <w:r>
-                <w:rPr>
-                  <w:rFonts w:ascii="Arial" w:cs="Arial" w:eastAsia="Arial" w:hAnsi="Arial"/>
-                  <w:color w:val="2E75B6"/>
-                  <w:sz w:val="16"/>
-                  <w:szCs w:val="16"/>
-                  <w:u w:val="single" w:color="2E75B6"/>
-                </w:rPr>
-                <w:t xml:space="preserve">Video: Molecules and Light</w:t>
-              </w:r>
-            </w:hyperlink>
-          </w:p>
-          <w:p>
-            <w:pPr>
-              <w:spacing w:after="10" w:before="0"/>
-              <w:ind w:left="120"/>
-            </w:pPr>
-            <w:r>
-              <w:rPr>
-                <w:rFonts w:ascii="Arial" w:cs="Arial" w:eastAsia="Arial" w:hAnsi="Arial"/>
-                <w:color w:val="595959"/>
-                <w:sz w:val="14"/>
-                <w:szCs w:val="14"/>
-              </w:rPr>
-              <w:t xml:space="preserve">Source: PhET Interactive Simulations (English)</w:t>
-            </w:r>
-          </w:p>
-          <w:p>
-            <w:pPr>
-              <w:spacing w:after="10" w:before="0"/>
-              <w:ind w:left="120"/>
-            </w:pPr>
-            <w:hyperlink w:history="1" r:id="rIdirqssfkp47ytf6qllgeeu">
+            <w:hyperlink w:history="1" r:id="rIdt8qetnmowutsv2zklknqb">
               <w:r>
                 <w:rPr>
                   <w:rFonts w:ascii="Arial" w:cs="Arial" w:eastAsia="Arial" w:hAnsi="Arial"/>
@@ -16265,14 +16252,241 @@
                 <w:sz w:val="16"/>
                 <w:szCs w:val="16"/>
               </w:rPr>
-              <w:t xml:space="preserve">📖 HTML:</w:t>
+              <w:t xml:space="preserve">📖 READING:</w:t>
             </w:r>
           </w:p>
           <w:p>
             <w:pPr>
               <w:spacing w:after="20" w:before="0"/>
             </w:pPr>
-            <w:hyperlink w:history="1" r:id="rId1_ntfleh6tij2k5irx2xl">
+            <w:r>
+              <w:rPr>
+                <w:rFonts w:ascii="Arial" w:cs="Arial" w:eastAsia="Arial" w:hAnsi="Arial"/>
+                <w:i/>
+                <w:iCs/>
+                <w:color w:val="595959"/>
+                <w:sz w:val="16"/>
+                <w:szCs w:val="16"/>
+              </w:rPr>
+              <w:t xml:space="preserve">No closely matching reading in the ARES library for this activity.</w:t>
+            </w:r>
+          </w:p>
+          <w:p>
+            <w:pPr>
+              <w:spacing w:after="10" w:before="0"/>
+              <w:ind w:left="120"/>
+            </w:pPr>
+            <w:hyperlink w:history="1" r:id="rIdufbsj2ztigropo37de-eo">
+              <w:r>
+                <w:rPr>
+                  <w:rFonts w:ascii="Arial" w:cs="Arial" w:eastAsia="Arial" w:hAnsi="Arial"/>
+                  <w:color w:val="595959"/>
+                  <w:sz w:val="14"/>
+                  <w:szCs w:val="14"/>
+                  <w:u w:val="single" w:color="595959"/>
+                </w:rPr>
+                <w:t xml:space="preserve">🔍 Search ARES for readings</w:t>
+              </w:r>
+            </w:hyperlink>
+          </w:p>
+          <w:p>
+            <w:pPr>
+              <w:spacing w:after="10" w:before="0"/>
+              <w:ind w:left="120"/>
+            </w:pPr>
+            <w:r>
+              <w:rPr>
+                <w:rFonts w:ascii="Arial" w:cs="Arial" w:eastAsia="Arial" w:hAnsi="Arial"/>
+                <w:color w:val="595959"/>
+                <w:sz w:val="14"/>
+                <w:szCs w:val="14"/>
+              </w:rPr>
+              <w:t xml:space="preserve">Search terms: greenhouse effect climate change</w:t>
+            </w:r>
+          </w:p>
+        </w:tc>
+        <w:tc>
+          <w:tcPr>
+            <w:tcW w:type="dxa" w:w="3040"/>
+            <w:shd w:fill="FFFFFF" w:color="auto" w:val="clear"/>
+            <w:tcMar>
+              <w:top w:type="dxa" w:w="60"/>
+              <w:left w:type="dxa" w:w="120"/>
+              <w:bottom w:type="dxa" w:w="60"/>
+              <w:right w:type="dxa" w:w="120"/>
+            </w:tcMar>
+            <w:vAlign w:val="top"/>
+          </w:tcPr>
+          <w:p>
+            <w:pPr>
+              <w:spacing w:after="40" w:before="0"/>
+              <w:jc w:val="left"/>
+            </w:pPr>
+            <w:r>
+              <w:rPr>
+                <w:rFonts w:ascii="Arial" w:cs="Arial" w:eastAsia="Arial" w:hAnsi="Arial"/>
+                <w:b w:val="false"/>
+                <w:bCs w:val="false"/>
+                <w:i w:val="false"/>
+                <w:iCs w:val="false"/>
+                <w:color w:val="000000"/>
+                <w:sz w:val="18"/>
+                <w:szCs w:val="18"/>
+              </w:rPr>
+              <w:t xml:space="preserve">Each student receives two sticky notes of different colours. On the FIRST (green) sticky note, they write one specific piece of evidence from today's lesson that helps answer the driving question: 'Why are Mount Kenya's glaciers melting and Kenyan farmers' rains becoming unpredictable?' On the SECOND (orange) sticky note, they write one new question that today's evidence has raised for them — something they still do not understand or want to know more about. Students post both sticky notes on the class Driving Question Board under the column 'Lesson 5 — Human Amplification.' The teacher reads 5–6 of the new questions aloud to the class and sorts them into two clusters on the board: 'Questions about causes' and 'Questions about responses/solutions.' The teacher previews: 'Your questions about what we can do about this — those are exactly what Lessons 6 and 7 will address. You are thinking like climate scientists.'</w:t>
+            </w:r>
+          </w:p>
+        </w:tc>
+        <w:tc>
+          <w:tcPr>
+            <w:tcW w:type="dxa" w:w="3040"/>
+            <w:shd w:fill="F2F2F2" w:color="auto" w:val="clear"/>
+            <w:tcMar>
+              <w:top w:type="dxa" w:w="60"/>
+              <w:left w:type="dxa" w:w="120"/>
+              <w:bottom w:type="dxa" w:w="60"/>
+              <w:right w:type="dxa" w:w="120"/>
+            </w:tcMar>
+            <w:vAlign w:val="top"/>
+          </w:tcPr>
+          <w:p>
+            <w:pPr>
+              <w:spacing w:after="40" w:before="0"/>
+              <w:jc w:val="left"/>
+            </w:pPr>
+            <w:r>
+              <w:rPr>
+                <w:rFonts w:ascii="Arial" w:cs="Arial" w:eastAsia="Arial" w:hAnsi="Arial"/>
+                <w:b w:val="false"/>
+                <w:bCs w:val="false"/>
+                <w:i w:val="false"/>
+                <w:iCs w:val="false"/>
+                <w:color w:val="000000"/>
+                <w:sz w:val="18"/>
+                <w:szCs w:val="18"/>
+              </w:rPr>
+              <w:t xml:space="preserve">Hand out sticky notes before the DQB phase begins. Say: 'The green note is your evidence contribution — what did you learn today that counts as real evidence for answering our driving question? Make it specific: mention a number, a graph, a gas, or a physical process. Vague answers like 'CO₂ causes warming' without detail will not earn full credit.' Allow 3 minutes of individual writing. Say: 'The orange note is your intellectual honesty note. What are you genuinely still unsure about? What new question did today's lesson raise for you? There are no wrong questions here — the best scientists always have more questions than answers.' Allow 2 minutes. As students post, spend 90 seconds reading the orange notes and grouping them. Say: 'I am seeing two kinds of questions emerging. [Hold up the causes cluster.] Some of you are still asking HOW — how exactly does CO₂ trap heat, how long does it stay in the atmosphere. [Hold up the responses cluster.] Others of you are asking WHAT NOW — what can Kenya do, what can individuals do, is it already too late? Both kinds of questions are scientifically and humanly important. Let's note which lessons will address each.' Circle the 'responses' cluster and write 'Lessons 6 &amp; 7' next to it.</w:t>
+            </w:r>
+          </w:p>
+        </w:tc>
+        <w:tc>
+          <w:tcPr>
+            <w:tcW w:type="dxa" w:w="3040"/>
+            <w:shd w:fill="FFFFFF" w:color="auto" w:val="clear"/>
+            <w:tcMar>
+              <w:top w:type="dxa" w:w="60"/>
+              <w:left w:type="dxa" w:w="120"/>
+              <w:bottom w:type="dxa" w:w="60"/>
+              <w:right w:type="dxa" w:w="120"/>
+            </w:tcMar>
+            <w:vAlign w:val="top"/>
+          </w:tcPr>
+          <w:p>
+            <w:pPr>
+              <w:spacing w:after="40" w:before="0"/>
+              <w:jc w:val="left"/>
+            </w:pPr>
+            <w:r>
+              <w:rPr>
+                <w:rFonts w:ascii="Arial" w:cs="Arial" w:eastAsia="Arial" w:hAnsi="Arial"/>
+                <w:b w:val="false"/>
+                <w:bCs w:val="false"/>
+                <w:i w:val="false"/>
+                <w:iCs w:val="false"/>
+                <w:color w:val="000000"/>
+                <w:sz w:val="18"/>
+                <w:szCs w:val="18"/>
+              </w:rPr>
+              <w:t xml:space="preserve">DQB Evidence Posting with Question Sorting: The two-colour sticky note protocol separates evidence consolidation (what do I now know?) from inquiry extension (what do I still want to know?), preventing students from conflating comprehension with understanding. Reading and sorting new questions aloud models the scientific practice of question refinement and shows students that unanswered questions are the engine of further inquiry, not a sign of failure. Previewing Lessons 6–7 maintains narrative momentum in the storyline.</w:t>
+            </w:r>
+          </w:p>
+        </w:tc>
+        <w:tc>
+          <w:tcPr>
+            <w:tcW w:type="dxa" w:w="3040"/>
+            <w:shd w:fill="F2F2F2" w:color="auto" w:val="clear"/>
+            <w:tcMar>
+              <w:top w:type="dxa" w:w="60"/>
+              <w:left w:type="dxa" w:w="120"/>
+              <w:bottom w:type="dxa" w:w="60"/>
+              <w:right w:type="dxa" w:w="120"/>
+            </w:tcMar>
+            <w:vAlign w:val="top"/>
+          </w:tcPr>
+          <w:p>
+            <w:pPr>
+              <w:spacing w:after="40" w:before="0"/>
+              <w:jc w:val="left"/>
+            </w:pPr>
+            <w:r>
+              <w:rPr>
+                <w:rFonts w:ascii="Arial" w:cs="Arial" w:eastAsia="Arial" w:hAnsi="Arial"/>
+                <w:b w:val="false"/>
+                <w:bCs w:val="false"/>
+                <w:i w:val="false"/>
+                <w:iCs w:val="false"/>
+                <w:color w:val="000000"/>
+                <w:sz w:val="18"/>
+                <w:szCs w:val="18"/>
+              </w:rPr>
+              <w:t xml:space="preserve">Observable indicators: (a) green notes contain specific, physics-grounded evidence (e.g., 'CO₂ has risen from 315 ppm in 1958 to over 420 ppm today, and temperature anomaly has risen by about 1.1°C in the same period'); (b) orange notes reveal the frontier of each student's understanding — collect and photograph the DQB before the next lesson to inform lesson 6 planning; (c) the distribution of 'causes' vs. 'responses' questions shows whether the class is ready to move to solutions (Lessons 6–7) or needs more consolidation of mechanisms.</w:t>
+            </w:r>
+          </w:p>
+        </w:tc>
+      </w:tr>
+      <w:tr>
+        <w:tc>
+          <w:tcPr>
+            <w:tcW w:type="dxa" w:w="1520"/>
+            <w:shd w:fill="D5E8F0" w:color="auto" w:val="clear"/>
+            <w:tcMar>
+              <w:top w:type="dxa" w:w="60"/>
+              <w:left w:type="dxa" w:w="120"/>
+              <w:bottom w:type="dxa" w:w="60"/>
+              <w:right w:type="dxa" w:w="120"/>
+            </w:tcMar>
+            <w:vAlign w:val="top"/>
+          </w:tcPr>
+          <w:p>
+            <w:pPr>
+              <w:spacing w:after="40" w:before="0"/>
+              <w:jc w:val="left"/>
+            </w:pPr>
+            <w:r>
+              <w:rPr>
+                <w:rFonts w:ascii="Arial" w:cs="Arial" w:eastAsia="Arial" w:hAnsi="Arial"/>
+                <w:b/>
+                <w:bCs/>
+                <w:i w:val="false"/>
+                <w:iCs w:val="false"/>
+                <w:color w:val="000000"/>
+                <w:sz w:val="18"/>
+                <w:szCs w:val="18"/>
+              </w:rPr>
+              <w:t xml:space="preserve">Model Building Phase</w:t>
+            </w:r>
+          </w:p>
+          <w:p>
+            <w:pPr>
+              <w:spacing w:after="20" w:before="0"/>
+            </w:pPr>
+            <w:r>
+              <w:rPr>
+                <w:rFonts w:ascii="Arial" w:cs="Arial" w:eastAsia="Arial" w:hAnsi="Arial"/>
+                <w:b/>
+                <w:bCs/>
+                <w:color w:val="1F3864"/>
+                <w:sz w:val="16"/>
+                <w:szCs w:val="16"/>
+              </w:rPr>
+              <w:t xml:space="preserve">📹 VIDEO:</w:t>
+            </w:r>
+          </w:p>
+          <w:p>
+            <w:pPr>
+              <w:spacing w:after="20" w:before="0"/>
+            </w:pPr>
+            <w:hyperlink w:history="1" r:id="rIdire6mcax-v1-2fwpar9sm">
               <w:r>
                 <w:rPr>
                   <w:rFonts w:ascii="Arial" w:cs="Arial" w:eastAsia="Arial" w:hAnsi="Arial"/>
@@ -16281,7 +16495,7 @@
                   <w:szCs w:val="16"/>
                   <w:u w:val="single" w:color="2E75B6"/>
                 </w:rPr>
-                <w:t xml:space="preserve">Effect of Pressure (Flexbook)</w:t>
+                <w:t xml:space="preserve">Earth's changing climate</w:t>
               </w:r>
             </w:hyperlink>
           </w:p>
@@ -16297,7 +16511,7 @@
                 <w:sz w:val="14"/>
                 <w:szCs w:val="14"/>
               </w:rPr>
-              <w:t xml:space="preserve">Source: CK-12</w:t>
+              <w:t xml:space="preserve">Source: Khan Academy (English - US curriculum)</w:t>
             </w:r>
           </w:p>
           <w:p>
@@ -16305,235 +16519,7 @@
               <w:spacing w:after="10" w:before="0"/>
               <w:ind w:left="120"/>
             </w:pPr>
-            <w:hyperlink w:history="1" r:id="rId5gxhjadkxpynqefts2xs7">
-              <w:r>
-                <w:rPr>
-                  <w:rFonts w:ascii="Arial" w:cs="Arial" w:eastAsia="Arial" w:hAnsi="Arial"/>
-                  <w:color w:val="595959"/>
-                  <w:sz w:val="14"/>
-                  <w:szCs w:val="14"/>
-                  <w:u w:val="single" w:color="595959"/>
-                </w:rPr>
-                <w:t xml:space="preserve">🔍 Search ARES for similar readings</w:t>
-              </w:r>
-            </w:hyperlink>
-          </w:p>
-        </w:tc>
-        <w:tc>
-          <w:tcPr>
-            <w:tcW w:type="dxa" w:w="3040"/>
-            <w:shd w:fill="FFFFFF" w:color="auto" w:val="clear"/>
-            <w:tcMar>
-              <w:top w:type="dxa" w:w="60"/>
-              <w:left w:type="dxa" w:w="120"/>
-              <w:bottom w:type="dxa" w:w="60"/>
-              <w:right w:type="dxa" w:w="120"/>
-            </w:tcMar>
-            <w:vAlign w:val="top"/>
-          </w:tcPr>
-          <w:p>
-            <w:pPr>
-              <w:spacing w:after="40" w:before="0"/>
-              <w:jc w:val="left"/>
-            </w:pPr>
-            <w:r>
-              <w:rPr>
-                <w:rFonts w:ascii="Arial" w:cs="Arial" w:eastAsia="Arial" w:hAnsi="Arial"/>
-                <w:b w:val="false"/>
-                <w:bCs w:val="false"/>
-                <w:i w:val="false"/>
-                <w:iCs w:val="false"/>
-                <w:color w:val="000000"/>
-                <w:sz w:val="18"/>
-                <w:szCs w:val="18"/>
-              </w:rPr>
-              <w:t xml:space="preserve">Each student receives two sticky notes of different colours. On the FIRST (green) sticky note, they write one specific piece of evidence from today's lesson that helps answer the driving question: 'Why are Mount Kenya's glaciers melting and Kenyan farmers' rains becoming unpredictable?' On the SECOND (orange) sticky note, they write one new question that today's evidence has raised for them — something they still do not understand or want to know more about. Students post both sticky notes on the class Driving Question Board under the column 'Lesson 5 — Human Amplification.' The teacher reads 5–6 of the new questions aloud to the class and sorts them into two clusters on the board: 'Questions about causes' and 'Questions about responses/solutions.' The teacher previews: 'Your questions about what we can do about this — those are exactly what Lessons 6 and 7 will address. You are thinking like climate scientists.'</w:t>
-            </w:r>
-          </w:p>
-        </w:tc>
-        <w:tc>
-          <w:tcPr>
-            <w:tcW w:type="dxa" w:w="3040"/>
-            <w:shd w:fill="F2F2F2" w:color="auto" w:val="clear"/>
-            <w:tcMar>
-              <w:top w:type="dxa" w:w="60"/>
-              <w:left w:type="dxa" w:w="120"/>
-              <w:bottom w:type="dxa" w:w="60"/>
-              <w:right w:type="dxa" w:w="120"/>
-            </w:tcMar>
-            <w:vAlign w:val="top"/>
-          </w:tcPr>
-          <w:p>
-            <w:pPr>
-              <w:spacing w:after="40" w:before="0"/>
-              <w:jc w:val="left"/>
-            </w:pPr>
-            <w:r>
-              <w:rPr>
-                <w:rFonts w:ascii="Arial" w:cs="Arial" w:eastAsia="Arial" w:hAnsi="Arial"/>
-                <w:b w:val="false"/>
-                <w:bCs w:val="false"/>
-                <w:i w:val="false"/>
-                <w:iCs w:val="false"/>
-                <w:color w:val="000000"/>
-                <w:sz w:val="18"/>
-                <w:szCs w:val="18"/>
-              </w:rPr>
-              <w:t xml:space="preserve">Hand out sticky notes before the DQB phase begins. Say: 'The green note is your evidence contribution — what did you learn today that counts as real evidence for answering our driving question? Make it specific: mention a number, a graph, a gas, or a physical process. Vague answers like 'CO₂ causes warming' without detail will not earn full credit.' Allow 3 minutes of individual writing. Say: 'The orange note is your intellectual honesty note. What are you genuinely still unsure about? What new question did today's lesson raise for you? There are no wrong questions here — the best scientists always have more questions than answers.' Allow 2 minutes. As students post, spend 90 seconds reading the orange notes and grouping them. Say: 'I am seeing two kinds of questions emerging. [Hold up the causes cluster.] Some of you are still asking HOW — how exactly does CO₂ trap heat, how long does it stay in the atmosphere. [Hold up the responses cluster.] Others of you are asking WHAT NOW — what can Kenya do, what can individuals do, is it already too late? Both kinds of questions are scientifically and humanly important. Let's note which lessons will address each.' Circle the 'responses' cluster and write 'Lessons 6 &amp; 7' next to it.</w:t>
-            </w:r>
-          </w:p>
-        </w:tc>
-        <w:tc>
-          <w:tcPr>
-            <w:tcW w:type="dxa" w:w="3040"/>
-            <w:shd w:fill="FFFFFF" w:color="auto" w:val="clear"/>
-            <w:tcMar>
-              <w:top w:type="dxa" w:w="60"/>
-              <w:left w:type="dxa" w:w="120"/>
-              <w:bottom w:type="dxa" w:w="60"/>
-              <w:right w:type="dxa" w:w="120"/>
-            </w:tcMar>
-            <w:vAlign w:val="top"/>
-          </w:tcPr>
-          <w:p>
-            <w:pPr>
-              <w:spacing w:after="40" w:before="0"/>
-              <w:jc w:val="left"/>
-            </w:pPr>
-            <w:r>
-              <w:rPr>
-                <w:rFonts w:ascii="Arial" w:cs="Arial" w:eastAsia="Arial" w:hAnsi="Arial"/>
-                <w:b w:val="false"/>
-                <w:bCs w:val="false"/>
-                <w:i w:val="false"/>
-                <w:iCs w:val="false"/>
-                <w:color w:val="000000"/>
-                <w:sz w:val="18"/>
-                <w:szCs w:val="18"/>
-              </w:rPr>
-              <w:t xml:space="preserve">DQB Evidence Posting with Question Sorting: The two-colour sticky note protocol separates evidence consolidation (what do I now know?) from inquiry extension (what do I still want to know?), preventing students from conflating comprehension with understanding. Reading and sorting new questions aloud models the scientific practice of question refinement and shows students that unanswered questions are the engine of further inquiry, not a sign of failure. Previewing Lessons 6–7 maintains narrative momentum in the storyline.</w:t>
-            </w:r>
-          </w:p>
-        </w:tc>
-        <w:tc>
-          <w:tcPr>
-            <w:tcW w:type="dxa" w:w="3040"/>
-            <w:shd w:fill="F2F2F2" w:color="auto" w:val="clear"/>
-            <w:tcMar>
-              <w:top w:type="dxa" w:w="60"/>
-              <w:left w:type="dxa" w:w="120"/>
-              <w:bottom w:type="dxa" w:w="60"/>
-              <w:right w:type="dxa" w:w="120"/>
-            </w:tcMar>
-            <w:vAlign w:val="top"/>
-          </w:tcPr>
-          <w:p>
-            <w:pPr>
-              <w:spacing w:after="40" w:before="0"/>
-              <w:jc w:val="left"/>
-            </w:pPr>
-            <w:r>
-              <w:rPr>
-                <w:rFonts w:ascii="Arial" w:cs="Arial" w:eastAsia="Arial" w:hAnsi="Arial"/>
-                <w:b w:val="false"/>
-                <w:bCs w:val="false"/>
-                <w:i w:val="false"/>
-                <w:iCs w:val="false"/>
-                <w:color w:val="000000"/>
-                <w:sz w:val="18"/>
-                <w:szCs w:val="18"/>
-              </w:rPr>
-              <w:t xml:space="preserve">Observable indicators: (a) green notes contain specific, physics-grounded evidence (e.g., 'CO₂ has risen from 315 ppm in 1958 to over 420 ppm today, and temperature anomaly has risen by about 1.1°C in the same period'); (b) orange notes reveal the frontier of each student's understanding — collect and photograph the DQB before the next lesson to inform lesson 6 planning; (c) the distribution of 'causes' vs. 'responses' questions shows whether the class is ready to move to solutions (Lessons 6–7) or needs more consolidation of mechanisms.</w:t>
-            </w:r>
-          </w:p>
-        </w:tc>
-      </w:tr>
-      <w:tr>
-        <w:tc>
-          <w:tcPr>
-            <w:tcW w:type="dxa" w:w="1520"/>
-            <w:shd w:fill="D5E8F0" w:color="auto" w:val="clear"/>
-            <w:tcMar>
-              <w:top w:type="dxa" w:w="60"/>
-              <w:left w:type="dxa" w:w="120"/>
-              <w:bottom w:type="dxa" w:w="60"/>
-              <w:right w:type="dxa" w:w="120"/>
-            </w:tcMar>
-            <w:vAlign w:val="top"/>
-          </w:tcPr>
-          <w:p>
-            <w:pPr>
-              <w:spacing w:after="40" w:before="0"/>
-              <w:jc w:val="left"/>
-            </w:pPr>
-            <w:r>
-              <w:rPr>
-                <w:rFonts w:ascii="Arial" w:cs="Arial" w:eastAsia="Arial" w:hAnsi="Arial"/>
-                <w:b/>
-                <w:bCs/>
-                <w:i w:val="false"/>
-                <w:iCs w:val="false"/>
-                <w:color w:val="000000"/>
-                <w:sz w:val="18"/>
-                <w:szCs w:val="18"/>
-              </w:rPr>
-              <w:t xml:space="preserve">Model Building Phase</w:t>
-            </w:r>
-          </w:p>
-          <w:p>
-            <w:pPr>
-              <w:spacing w:after="20" w:before="0"/>
-            </w:pPr>
-            <w:r>
-              <w:rPr>
-                <w:rFonts w:ascii="Arial" w:cs="Arial" w:eastAsia="Arial" w:hAnsi="Arial"/>
-                <w:b/>
-                <w:bCs/>
-                <w:color w:val="1F3864"/>
-                <w:sz w:val="16"/>
-                <w:szCs w:val="16"/>
-              </w:rPr>
-              <w:t xml:space="preserve">📹 VIDEO:</w:t>
-            </w:r>
-          </w:p>
-          <w:p>
-            <w:pPr>
-              <w:spacing w:after="20" w:before="0"/>
-            </w:pPr>
-            <w:hyperlink w:history="1" r:id="rIdyu2e1vmosqwqdptsgsaqi">
-              <w:r>
-                <w:rPr>
-                  <w:rFonts w:ascii="Arial" w:cs="Arial" w:eastAsia="Arial" w:hAnsi="Arial"/>
-                  <w:color w:val="2E75B6"/>
-                  <w:sz w:val="16"/>
-                  <w:szCs w:val="16"/>
-                  <w:u w:val="single" w:color="2E75B6"/>
-                </w:rPr>
-                <w:t xml:space="preserve">Video: Molecules and Light</w:t>
-              </w:r>
-            </w:hyperlink>
-          </w:p>
-          <w:p>
-            <w:pPr>
-              <w:spacing w:after="10" w:before="0"/>
-              <w:ind w:left="120"/>
-            </w:pPr>
-            <w:r>
-              <w:rPr>
-                <w:rFonts w:ascii="Arial" w:cs="Arial" w:eastAsia="Arial" w:hAnsi="Arial"/>
-                <w:color w:val="595959"/>
-                <w:sz w:val="14"/>
-                <w:szCs w:val="14"/>
-              </w:rPr>
-              <w:t xml:space="preserve">Source: PhET Interactive Simulations (English)</w:t>
-            </w:r>
-          </w:p>
-          <w:p>
-            <w:pPr>
-              <w:spacing w:after="10" w:before="0"/>
-              <w:ind w:left="120"/>
-            </w:pPr>
-            <w:hyperlink w:history="1" r:id="rIdhn9lugcidy0nanbnfcn7k">
+            <w:hyperlink w:history="1" r:id="rIdjuqyowmdbsionkfpghwa6">
               <w:r>
                 <w:rPr>
                   <w:rFonts w:ascii="Arial" w:cs="Arial" w:eastAsia="Arial" w:hAnsi="Arial"/>
@@ -16571,47 +16557,31 @@
                 <w:sz w:val="16"/>
                 <w:szCs w:val="16"/>
               </w:rPr>
-              <w:t xml:space="preserve">📖 HTML:</w:t>
+              <w:t xml:space="preserve">📖 READING:</w:t>
             </w:r>
           </w:p>
           <w:p>
             <w:pPr>
               <w:spacing w:after="20" w:before="0"/>
             </w:pPr>
-            <w:hyperlink w:history="1" r:id="rIdlekqwntf0sayj2jgkj2pp">
-              <w:r>
-                <w:rPr>
-                  <w:rFonts w:ascii="Arial" w:cs="Arial" w:eastAsia="Arial" w:hAnsi="Arial"/>
-                  <w:color w:val="2E75B6"/>
-                  <w:sz w:val="16"/>
-                  <w:szCs w:val="16"/>
-                  <w:u w:val="single" w:color="2E75B6"/>
-                </w:rPr>
-                <w:t xml:space="preserve">Effect of Pressure (Flexbook)</w:t>
-              </w:r>
-            </w:hyperlink>
+            <w:r>
+              <w:rPr>
+                <w:rFonts w:ascii="Arial" w:cs="Arial" w:eastAsia="Arial" w:hAnsi="Arial"/>
+                <w:i/>
+                <w:iCs/>
+                <w:color w:val="595959"/>
+                <w:sz w:val="16"/>
+                <w:szCs w:val="16"/>
+              </w:rPr>
+              <w:t xml:space="preserve">No closely matching reading in the ARES library for this activity.</w:t>
+            </w:r>
           </w:p>
           <w:p>
             <w:pPr>
               <w:spacing w:after="10" w:before="0"/>
               <w:ind w:left="120"/>
             </w:pPr>
-            <w:r>
-              <w:rPr>
-                <w:rFonts w:ascii="Arial" w:cs="Arial" w:eastAsia="Arial" w:hAnsi="Arial"/>
-                <w:color w:val="595959"/>
-                <w:sz w:val="14"/>
-                <w:szCs w:val="14"/>
-              </w:rPr>
-              <w:t xml:space="preserve">Source: CK-12</w:t>
-            </w:r>
-          </w:p>
-          <w:p>
-            <w:pPr>
-              <w:spacing w:after="10" w:before="0"/>
-              <w:ind w:left="120"/>
-            </w:pPr>
-            <w:hyperlink w:history="1" r:id="rIddqf6dbxsnlrudyfrq7rt0">
+            <w:hyperlink w:history="1" r:id="rIdszulww1si7i0msc3tkiy8">
               <w:r>
                 <w:rPr>
                   <w:rFonts w:ascii="Arial" w:cs="Arial" w:eastAsia="Arial" w:hAnsi="Arial"/>
@@ -16620,9 +16590,24 @@
                   <w:szCs w:val="14"/>
                   <w:u w:val="single" w:color="595959"/>
                 </w:rPr>
-                <w:t xml:space="preserve">🔍 Search ARES for similar readings</w:t>
+                <w:t xml:space="preserve">🔍 Search ARES for readings</w:t>
               </w:r>
             </w:hyperlink>
+          </w:p>
+          <w:p>
+            <w:pPr>
+              <w:spacing w:after="10" w:before="0"/>
+              <w:ind w:left="120"/>
+            </w:pPr>
+            <w:r>
+              <w:rPr>
+                <w:rFonts w:ascii="Arial" w:cs="Arial" w:eastAsia="Arial" w:hAnsi="Arial"/>
+                <w:color w:val="595959"/>
+                <w:sz w:val="14"/>
+                <w:szCs w:val="14"/>
+              </w:rPr>
+              <w:t xml:space="preserve">Search terms: greenhouse effect climate change</w:t>
+            </w:r>
           </w:p>
         </w:tc>
         <w:tc>
@@ -18098,7 +18083,7 @@
             <w:pPr>
               <w:spacing w:after="20" w:before="0"/>
             </w:pPr>
-            <w:hyperlink w:history="1" r:id="rIdn4giet8rubbi0-t3pdnzr">
+            <w:hyperlink w:history="1" r:id="rIdjms9book53vapmhxlic_c">
               <w:r>
                 <w:rPr>
                   <w:rFonts w:ascii="Arial" w:cs="Arial" w:eastAsia="Arial" w:hAnsi="Arial"/>
@@ -18131,7 +18116,7 @@
               <w:spacing w:after="10" w:before="0"/>
               <w:ind w:left="120"/>
             </w:pPr>
-            <w:hyperlink w:history="1" r:id="rIdfocicemgebpnc5q4yycif">
+            <w:hyperlink w:history="1" r:id="rIdwhrj0wc_kkds9hfjkwgg2">
               <w:r>
                 <w:rPr>
                   <w:rFonts w:ascii="Arial" w:cs="Arial" w:eastAsia="Arial" w:hAnsi="Arial"/>
@@ -18176,7 +18161,7 @@
             <w:pPr>
               <w:spacing w:after="20" w:before="0"/>
             </w:pPr>
-            <w:hyperlink w:history="1" r:id="rIdekdtdfj-_9ylmj5bterww">
+            <w:hyperlink w:history="1" r:id="rIdb8ozglis-aidigx1znwsz">
               <w:r>
                 <w:rPr>
                   <w:rFonts w:ascii="Arial" w:cs="Arial" w:eastAsia="Arial" w:hAnsi="Arial"/>
@@ -18185,7 +18170,7 @@
                   <w:szCs w:val="16"/>
                   <w:u w:val="single" w:color="2E75B6"/>
                 </w:rPr>
-                <w:t xml:space="preserve">Effect of Pressure (Flexbook)</w:t>
+                <w:t xml:space="preserve">Ozone Depletion (Flexbook)</w:t>
               </w:r>
             </w:hyperlink>
           </w:p>
@@ -18209,7 +18194,7 @@
               <w:spacing w:after="10" w:before="0"/>
               <w:ind w:left="120"/>
             </w:pPr>
-            <w:hyperlink w:history="1" r:id="rIds5jfoh2tqzfxgf48fgiab">
+            <w:hyperlink w:history="1" r:id="rIdhwpvhxedhdds2ybrv-ql2">
               <w:r>
                 <w:rPr>
                   <w:rFonts w:ascii="Arial" w:cs="Arial" w:eastAsia="Arial" w:hAnsi="Arial"/>
@@ -18404,7 +18389,7 @@
             <w:pPr>
               <w:spacing w:after="20" w:before="0"/>
             </w:pPr>
-            <w:hyperlink w:history="1" r:id="rIdptcuomudyucbwqkysrbvd">
+            <w:hyperlink w:history="1" r:id="rIdofl_plywrvkxuaujwbjzi">
               <w:r>
                 <w:rPr>
                   <w:rFonts w:ascii="Arial" w:cs="Arial" w:eastAsia="Arial" w:hAnsi="Arial"/>
@@ -18437,7 +18422,7 @@
               <w:spacing w:after="10" w:before="0"/>
               <w:ind w:left="120"/>
             </w:pPr>
-            <w:hyperlink w:history="1" r:id="rIdfo0r7tecszbsgou_bsgar">
+            <w:hyperlink w:history="1" r:id="rId7onjnv8dlbespy8l6r--m">
               <w:r>
                 <w:rPr>
                   <w:rFonts w:ascii="Arial" w:cs="Arial" w:eastAsia="Arial" w:hAnsi="Arial"/>
@@ -18475,14 +18460,14 @@
                 <w:sz w:val="16"/>
                 <w:szCs w:val="16"/>
               </w:rPr>
-              <w:t xml:space="preserve">📖 HTML:</w:t>
+              <w:t xml:space="preserve">📖 EXERCISE:</w:t>
             </w:r>
           </w:p>
           <w:p>
             <w:pPr>
               <w:spacing w:after="20" w:before="0"/>
             </w:pPr>
-            <w:hyperlink w:history="1" r:id="rIdck8mufo1q1axe2o_vjcco">
+            <w:hyperlink w:history="1" r:id="rIdtc4cqxduehuazt0cgckek">
               <w:r>
                 <w:rPr>
                   <w:rFonts w:ascii="Arial" w:cs="Arial" w:eastAsia="Arial" w:hAnsi="Arial"/>
@@ -18491,7 +18476,7 @@
                   <w:szCs w:val="16"/>
                   <w:u w:val="single" w:color="2E75B6"/>
                 </w:rPr>
-                <w:t xml:space="preserve">Effect of Pressure (Flexbook)</w:t>
+                <w:t xml:space="preserve">Ozone Depletion Practice</w:t>
               </w:r>
             </w:hyperlink>
           </w:p>
@@ -18515,7 +18500,7 @@
               <w:spacing w:after="10" w:before="0"/>
               <w:ind w:left="120"/>
             </w:pPr>
-            <w:hyperlink w:history="1" r:id="rIdc5b2axnfh-4nlkwkdpht_">
+            <w:hyperlink w:history="1" r:id="rIdaim7qbzjf0fa3o9_buaf7">
               <w:r>
                 <w:rPr>
                   <w:rFonts w:ascii="Arial" w:cs="Arial" w:eastAsia="Arial" w:hAnsi="Arial"/>
@@ -18710,7 +18695,7 @@
             <w:pPr>
               <w:spacing w:after="20" w:before="0"/>
             </w:pPr>
-            <w:hyperlink w:history="1" r:id="rIdglxtbltx3-fgjsth3rj8l">
+            <w:hyperlink w:history="1" r:id="rIdn8tbon0t6534sfkoe7yed">
               <w:r>
                 <w:rPr>
                   <w:rFonts w:ascii="Arial" w:cs="Arial" w:eastAsia="Arial" w:hAnsi="Arial"/>
@@ -18743,7 +18728,7 @@
               <w:spacing w:after="10" w:before="0"/>
               <w:ind w:left="120"/>
             </w:pPr>
-            <w:hyperlink w:history="1" r:id="rId5edw2rfjriqvw23f3ouqu">
+            <w:hyperlink w:history="1" r:id="rIdgp_no6ughq8abw-2ld6dd">
               <w:r>
                 <w:rPr>
                   <w:rFonts w:ascii="Arial" w:cs="Arial" w:eastAsia="Arial" w:hAnsi="Arial"/>
@@ -18788,7 +18773,7 @@
             <w:pPr>
               <w:spacing w:after="20" w:before="0"/>
             </w:pPr>
-            <w:hyperlink w:history="1" r:id="rIddwkmanuqpvs0ngvy7g_8c">
+            <w:hyperlink w:history="1" r:id="rIdacgndedyngkmyliqpvkkl">
               <w:r>
                 <w:rPr>
                   <w:rFonts w:ascii="Arial" w:cs="Arial" w:eastAsia="Arial" w:hAnsi="Arial"/>
@@ -18797,7 +18782,7 @@
                   <w:szCs w:val="16"/>
                   <w:u w:val="single" w:color="2E75B6"/>
                 </w:rPr>
-                <w:t xml:space="preserve">Effect of Pressure (Flexbook)</w:t>
+                <w:t xml:space="preserve">Ozone Depletion - Advanced (Flexbook)</w:t>
               </w:r>
             </w:hyperlink>
           </w:p>
@@ -18821,7 +18806,7 @@
               <w:spacing w:after="10" w:before="0"/>
               <w:ind w:left="120"/>
             </w:pPr>
-            <w:hyperlink w:history="1" r:id="rIdotu537rtsszmh1ne8pubi">
+            <w:hyperlink w:history="1" r:id="rIdhyuhyad7hbwscrdsmzrcx">
               <w:r>
                 <w:rPr>
                   <w:rFonts w:ascii="Arial" w:cs="Arial" w:eastAsia="Arial" w:hAnsi="Arial"/>
@@ -19016,7 +19001,7 @@
             <w:pPr>
               <w:spacing w:after="20" w:before="0"/>
             </w:pPr>
-            <w:hyperlink w:history="1" r:id="rIdlptte0fhsiv3nn1mqdcii">
+            <w:hyperlink w:history="1" r:id="rIdxhfewylinxfl5y0qep9nd">
               <w:r>
                 <w:rPr>
                   <w:rFonts w:ascii="Arial" w:cs="Arial" w:eastAsia="Arial" w:hAnsi="Arial"/>
@@ -19049,7 +19034,7 @@
               <w:spacing w:after="10" w:before="0"/>
               <w:ind w:left="120"/>
             </w:pPr>
-            <w:hyperlink w:history="1" r:id="rId6kk6pjg8ehxt4_02jjmr_">
+            <w:hyperlink w:history="1" r:id="rIdnwmgolxg2zu_mhjwao9qr">
               <w:r>
                 <w:rPr>
                   <w:rFonts w:ascii="Arial" w:cs="Arial" w:eastAsia="Arial" w:hAnsi="Arial"/>
@@ -19094,7 +19079,7 @@
             <w:pPr>
               <w:spacing w:after="20" w:before="0"/>
             </w:pPr>
-            <w:hyperlink w:history="1" r:id="rIdairbcjs4nxavdotyvdic4">
+            <w:hyperlink w:history="1" r:id="rIdmyiebw8xrpumleqos51jd">
               <w:r>
                 <w:rPr>
                   <w:rFonts w:ascii="Arial" w:cs="Arial" w:eastAsia="Arial" w:hAnsi="Arial"/>
@@ -19103,7 +19088,7 @@
                   <w:szCs w:val="16"/>
                   <w:u w:val="single" w:color="2E75B6"/>
                 </w:rPr>
-                <w:t xml:space="preserve">Effect of Pressure (Flexbook)</w:t>
+                <w:t xml:space="preserve">Ozone Depletion (Flexbook)</w:t>
               </w:r>
             </w:hyperlink>
           </w:p>
@@ -19127,7 +19112,7 @@
               <w:spacing w:after="10" w:before="0"/>
               <w:ind w:left="120"/>
             </w:pPr>
-            <w:hyperlink w:history="1" r:id="rIdpfm5j0tbjllot4bqsxh0x">
+            <w:hyperlink w:history="1" r:id="rIdcumqs83zeixcppju6uzyt">
               <w:r>
                 <w:rPr>
                   <w:rFonts w:ascii="Arial" w:cs="Arial" w:eastAsia="Arial" w:hAnsi="Arial"/>
@@ -19322,7 +19307,7 @@
             <w:pPr>
               <w:spacing w:after="20" w:before="0"/>
             </w:pPr>
-            <w:hyperlink w:history="1" r:id="rIdl0dt9z5l3zxe7xen_rjgt">
+            <w:hyperlink w:history="1" r:id="rIdxwpr1j1quzsyshdt-wetv">
               <w:r>
                 <w:rPr>
                   <w:rFonts w:ascii="Arial" w:cs="Arial" w:eastAsia="Arial" w:hAnsi="Arial"/>
@@ -19355,7 +19340,7 @@
               <w:spacing w:after="10" w:before="0"/>
               <w:ind w:left="120"/>
             </w:pPr>
-            <w:hyperlink w:history="1" r:id="rIdxaiq-20pirqrlywvs69sl">
+            <w:hyperlink w:history="1" r:id="rIdai9kb-mgxaldlxtomrsia">
               <w:r>
                 <w:rPr>
                   <w:rFonts w:ascii="Arial" w:cs="Arial" w:eastAsia="Arial" w:hAnsi="Arial"/>
@@ -19400,7 +19385,7 @@
             <w:pPr>
               <w:spacing w:after="20" w:before="0"/>
             </w:pPr>
-            <w:hyperlink w:history="1" r:id="rIdokp5yblzkah9ipkzvg76w">
+            <w:hyperlink w:history="1" r:id="rIdaq__-fyqj05dz-loaykaz">
               <w:r>
                 <w:rPr>
                   <w:rFonts w:ascii="Arial" w:cs="Arial" w:eastAsia="Arial" w:hAnsi="Arial"/>
@@ -19409,7 +19394,7 @@
                   <w:szCs w:val="16"/>
                   <w:u w:val="single" w:color="2E75B6"/>
                 </w:rPr>
-                <w:t xml:space="preserve">Effect of Pressure (Flexbook)</w:t>
+                <w:t xml:space="preserve">Ozone Depletion (Flexbook)</w:t>
               </w:r>
             </w:hyperlink>
           </w:p>
@@ -19433,7 +19418,7 @@
               <w:spacing w:after="10" w:before="0"/>
               <w:ind w:left="120"/>
             </w:pPr>
-            <w:hyperlink w:history="1" r:id="rIdn-teafay3ulmdhyjjprnb">
+            <w:hyperlink w:history="1" r:id="rIdtosyqbeu-5jvclxfkv2u3">
               <w:r>
                 <w:rPr>
                   <w:rFonts w:ascii="Arial" w:cs="Arial" w:eastAsia="Arial" w:hAnsi="Arial"/>
@@ -20920,7 +20905,7 @@
             <w:pPr>
               <w:spacing w:after="20" w:before="0"/>
             </w:pPr>
-            <w:hyperlink w:history="1" r:id="rIdue0qrd6wdkx34dtia7gt4">
+            <w:hyperlink w:history="1" r:id="rIdkpa7yqe6atklebba262nt">
               <w:r>
                 <w:rPr>
                   <w:rFonts w:ascii="Arial" w:cs="Arial" w:eastAsia="Arial" w:hAnsi="Arial"/>
@@ -20929,7 +20914,7 @@
                   <w:szCs w:val="16"/>
                   <w:u w:val="single" w:color="2E75B6"/>
                 </w:rPr>
-                <w:t xml:space="preserve">Video: Molecules and Light</w:t>
+                <w:t xml:space="preserve">Decarboxylation</w:t>
               </w:r>
             </w:hyperlink>
           </w:p>
@@ -20945,7 +20930,7 @@
                 <w:sz w:val="14"/>
                 <w:szCs w:val="14"/>
               </w:rPr>
-              <w:t xml:space="preserve">Source: PhET Interactive Simulations (English)</w:t>
+              <w:t xml:space="preserve">Source: Khan Academy (English - US curriculum)</w:t>
             </w:r>
           </w:p>
           <w:p>
@@ -20953,7 +20938,7 @@
               <w:spacing w:after="10" w:before="0"/>
               <w:ind w:left="120"/>
             </w:pPr>
-            <w:hyperlink w:history="1" r:id="rIdzhhwrsglcudkdtxdrth77">
+            <w:hyperlink w:history="1" r:id="rIdo4iklrpmgluqeue0jnutk">
               <w:r>
                 <w:rPr>
                   <w:rFonts w:ascii="Arial" w:cs="Arial" w:eastAsia="Arial" w:hAnsi="Arial"/>
@@ -20991,14 +20976,14 @@
                 <w:sz w:val="16"/>
                 <w:szCs w:val="16"/>
               </w:rPr>
-              <w:t xml:space="preserve">📖 HTML:</w:t>
+              <w:t xml:space="preserve">📖 PDF:</w:t>
             </w:r>
           </w:p>
           <w:p>
             <w:pPr>
               <w:spacing w:after="20" w:before="0"/>
             </w:pPr>
-            <w:hyperlink w:history="1" r:id="rIdgyydoj2yezdrao2iweyez">
+            <w:hyperlink w:history="1" r:id="rIduu4p6damgzt1mpope0scy">
               <w:r>
                 <w:rPr>
                   <w:rFonts w:ascii="Arial" w:cs="Arial" w:eastAsia="Arial" w:hAnsi="Arial"/>
@@ -21007,7 +20992,7 @@
                   <w:szCs w:val="16"/>
                   <w:u w:val="single" w:color="2E75B6"/>
                 </w:rPr>
-                <w:t xml:space="preserve">Effect of Pressure (Flexbook)</w:t>
+                <w:t xml:space="preserve">Mainstreeming Climate Change Adaptation In Agricultural Extranison</w:t>
               </w:r>
             </w:hyperlink>
           </w:p>
@@ -21023,7 +21008,7 @@
                 <w:sz w:val="14"/>
                 <w:szCs w:val="14"/>
               </w:rPr>
-              <w:t xml:space="preserve">Source: CK-12</w:t>
+              <w:t xml:space="preserve">Source: practical_action</w:t>
             </w:r>
           </w:p>
           <w:p>
@@ -21031,7 +21016,7 @@
               <w:spacing w:after="10" w:before="0"/>
               <w:ind w:left="120"/>
             </w:pPr>
-            <w:hyperlink w:history="1" r:id="rIdujxzs0pplkubay3kvqk1-">
+            <w:hyperlink w:history="1" r:id="rIdemhasvtv0q4jaqw75fvpo">
               <w:r>
                 <w:rPr>
                   <w:rFonts w:ascii="Arial" w:cs="Arial" w:eastAsia="Arial" w:hAnsi="Arial"/>
@@ -21226,7 +21211,7 @@
             <w:pPr>
               <w:spacing w:after="20" w:before="0"/>
             </w:pPr>
-            <w:hyperlink w:history="1" r:id="rIdebgegb_epqquhdjpoyunw">
+            <w:hyperlink w:history="1" r:id="rIdnot0aaior1435j54pnhlr">
               <w:r>
                 <w:rPr>
                   <w:rFonts w:ascii="Arial" w:cs="Arial" w:eastAsia="Arial" w:hAnsi="Arial"/>
@@ -21235,7 +21220,7 @@
                   <w:szCs w:val="16"/>
                   <w:u w:val="single" w:color="2E75B6"/>
                 </w:rPr>
-                <w:t xml:space="preserve">Video: Molecules and Light</w:t>
+                <w:t xml:space="preserve">03 Laboratory Preparation Of Carbon Dioxide</w:t>
               </w:r>
             </w:hyperlink>
           </w:p>
@@ -21251,7 +21236,7 @@
                 <w:sz w:val="14"/>
                 <w:szCs w:val="14"/>
               </w:rPr>
-              <w:t xml:space="preserve">Source: PhET Interactive Simulations (English)</w:t>
+              <w:t xml:space="preserve">Source: Seavuria</w:t>
             </w:r>
           </w:p>
           <w:p>
@@ -21259,7 +21244,7 @@
               <w:spacing w:after="10" w:before="0"/>
               <w:ind w:left="120"/>
             </w:pPr>
-            <w:hyperlink w:history="1" r:id="rIdnyitnbapan8noxbi5dtym">
+            <w:hyperlink w:history="1" r:id="rIdbjx8-j4s-lxenoqklvjhm">
               <w:r>
                 <w:rPr>
                   <w:rFonts w:ascii="Arial" w:cs="Arial" w:eastAsia="Arial" w:hAnsi="Arial"/>
@@ -21297,14 +21282,14 @@
                 <w:sz w:val="16"/>
                 <w:szCs w:val="16"/>
               </w:rPr>
-              <w:t xml:space="preserve">📖 HTML:</w:t>
+              <w:t xml:space="preserve">📖 PDF:</w:t>
             </w:r>
           </w:p>
           <w:p>
             <w:pPr>
               <w:spacing w:after="20" w:before="0"/>
             </w:pPr>
-            <w:hyperlink w:history="1" r:id="rIdfxke34lxoroknf2o8kv9g">
+            <w:hyperlink w:history="1" r:id="rId4z7qhgyhshmtj9ebfp9-v">
               <w:r>
                 <w:rPr>
                   <w:rFonts w:ascii="Arial" w:cs="Arial" w:eastAsia="Arial" w:hAnsi="Arial"/>
@@ -21313,7 +21298,7 @@
                   <w:szCs w:val="16"/>
                   <w:u w:val="single" w:color="2E75B6"/>
                 </w:rPr>
-                <w:t xml:space="preserve">Effect of Pressure (Flexbook)</w:t>
+                <w:t xml:space="preserve">Mainstreeming Climate Change Adaptation In Agricultural Extranison</w:t>
               </w:r>
             </w:hyperlink>
           </w:p>
@@ -21329,7 +21314,7 @@
                 <w:sz w:val="14"/>
                 <w:szCs w:val="14"/>
               </w:rPr>
-              <w:t xml:space="preserve">Source: CK-12</w:t>
+              <w:t xml:space="preserve">Source: practical_action</w:t>
             </w:r>
           </w:p>
           <w:p>
@@ -21337,7 +21322,7 @@
               <w:spacing w:after="10" w:before="0"/>
               <w:ind w:left="120"/>
             </w:pPr>
-            <w:hyperlink w:history="1" r:id="rIdpj4nvq8iy0yurdpd_vplz">
+            <w:hyperlink w:history="1" r:id="rIddco0uvzr0732vhgxb0zk0">
               <w:r>
                 <w:rPr>
                   <w:rFonts w:ascii="Arial" w:cs="Arial" w:eastAsia="Arial" w:hAnsi="Arial"/>
@@ -21532,7 +21517,7 @@
             <w:pPr>
               <w:spacing w:after="20" w:before="0"/>
             </w:pPr>
-            <w:hyperlink w:history="1" r:id="rIdcnmwj6ud0ormfjriz83rf">
+            <w:hyperlink w:history="1" r:id="rIdznmdd-ocp6m9tvljq8la7">
               <w:r>
                 <w:rPr>
                   <w:rFonts w:ascii="Arial" w:cs="Arial" w:eastAsia="Arial" w:hAnsi="Arial"/>
@@ -21541,7 +21526,7 @@
                   <w:szCs w:val="16"/>
                   <w:u w:val="single" w:color="2E75B6"/>
                 </w:rPr>
-                <w:t xml:space="preserve">Video: Molecules and Light</w:t>
+                <w:t xml:space="preserve">Krebs / citric acid cycle</w:t>
               </w:r>
             </w:hyperlink>
           </w:p>
@@ -21557,7 +21542,7 @@
                 <w:sz w:val="14"/>
                 <w:szCs w:val="14"/>
               </w:rPr>
-              <w:t xml:space="preserve">Source: PhET Interactive Simulations (English)</w:t>
+              <w:t xml:space="preserve">Source: Khan Academy (English - US curriculum)</w:t>
             </w:r>
           </w:p>
           <w:p>
@@ -21565,7 +21550,7 @@
               <w:spacing w:after="10" w:before="0"/>
               <w:ind w:left="120"/>
             </w:pPr>
-            <w:hyperlink w:history="1" r:id="rIdxa0cu-b4m-8duhzz5cl9z">
+            <w:hyperlink w:history="1" r:id="rIdzyib9l_ucs7wwlsikoyxa">
               <w:r>
                 <w:rPr>
                   <w:rFonts w:ascii="Arial" w:cs="Arial" w:eastAsia="Arial" w:hAnsi="Arial"/>
@@ -21603,14 +21588,14 @@
                 <w:sz w:val="16"/>
                 <w:szCs w:val="16"/>
               </w:rPr>
-              <w:t xml:space="preserve">📖 HTML:</w:t>
+              <w:t xml:space="preserve">📖 PDF:</w:t>
             </w:r>
           </w:p>
           <w:p>
             <w:pPr>
               <w:spacing w:after="20" w:before="0"/>
             </w:pPr>
-            <w:hyperlink w:history="1" r:id="rId3k83boe31x91mhp2fituo">
+            <w:hyperlink w:history="1" r:id="rIdz68z05cb6b8g-1eso3qcw">
               <w:r>
                 <w:rPr>
                   <w:rFonts w:ascii="Arial" w:cs="Arial" w:eastAsia="Arial" w:hAnsi="Arial"/>
@@ -21619,7 +21604,7 @@
                   <w:szCs w:val="16"/>
                   <w:u w:val="single" w:color="2E75B6"/>
                 </w:rPr>
-                <w:t xml:space="preserve">Effect of Pressure (Flexbook)</w:t>
+                <w:t xml:space="preserve">Mainstreeming Climate Change Adaptation In Agricultural Extranison</w:t>
               </w:r>
             </w:hyperlink>
           </w:p>
@@ -21635,7 +21620,7 @@
                 <w:sz w:val="14"/>
                 <w:szCs w:val="14"/>
               </w:rPr>
-              <w:t xml:space="preserve">Source: CK-12</w:t>
+              <w:t xml:space="preserve">Source: practical_action</w:t>
             </w:r>
           </w:p>
           <w:p>
@@ -21643,7 +21628,7 @@
               <w:spacing w:after="10" w:before="0"/>
               <w:ind w:left="120"/>
             </w:pPr>
-            <w:hyperlink w:history="1" r:id="rId_cfxts3nhomh39z6w2hrq">
+            <w:hyperlink w:history="1" r:id="rIdpmuymawvlgotixvlm0zbu">
               <w:r>
                 <w:rPr>
                   <w:rFonts w:ascii="Arial" w:cs="Arial" w:eastAsia="Arial" w:hAnsi="Arial"/>
@@ -21838,7 +21823,7 @@
             <w:pPr>
               <w:spacing w:after="20" w:before="0"/>
             </w:pPr>
-            <w:hyperlink w:history="1" r:id="rIdx-bh8satomhndcbpxvdhv">
+            <w:hyperlink w:history="1" r:id="rIdyatxzym3c_3l5czg1vl0t">
               <w:r>
                 <w:rPr>
                   <w:rFonts w:ascii="Arial" w:cs="Arial" w:eastAsia="Arial" w:hAnsi="Arial"/>
@@ -21847,7 +21832,7 @@
                   <w:szCs w:val="16"/>
                   <w:u w:val="single" w:color="2E75B6"/>
                 </w:rPr>
-                <w:t xml:space="preserve">Video: Molecules and Light</w:t>
+                <w:t xml:space="preserve">Krebs / citric acid cycle -dubbed(KY)</w:t>
               </w:r>
             </w:hyperlink>
           </w:p>
@@ -21863,7 +21848,7 @@
                 <w:sz w:val="14"/>
                 <w:szCs w:val="14"/>
               </w:rPr>
-              <w:t xml:space="preserve">Source: PhET Interactive Simulations (English)</w:t>
+              <w:t xml:space="preserve">Source: Khan Academy (Kiswahili)</w:t>
             </w:r>
           </w:p>
           <w:p>
@@ -21871,7 +21856,7 @@
               <w:spacing w:after="10" w:before="0"/>
               <w:ind w:left="120"/>
             </w:pPr>
-            <w:hyperlink w:history="1" r:id="rIdtxjxbhz_tvygpthwddkuc">
+            <w:hyperlink w:history="1" r:id="rIdbh7hloqzzek7n8xman6hm">
               <w:r>
                 <w:rPr>
                   <w:rFonts w:ascii="Arial" w:cs="Arial" w:eastAsia="Arial" w:hAnsi="Arial"/>
@@ -21909,14 +21894,14 @@
                 <w:sz w:val="16"/>
                 <w:szCs w:val="16"/>
               </w:rPr>
-              <w:t xml:space="preserve">📖 HTML:</w:t>
+              <w:t xml:space="preserve">📖 PDF:</w:t>
             </w:r>
           </w:p>
           <w:p>
             <w:pPr>
               <w:spacing w:after="20" w:before="0"/>
             </w:pPr>
-            <w:hyperlink w:history="1" r:id="rIdhkimcktd1rchesjul6fak">
+            <w:hyperlink w:history="1" r:id="rIdslzr2ye0pjgliykzqbyxf">
               <w:r>
                 <w:rPr>
                   <w:rFonts w:ascii="Arial" w:cs="Arial" w:eastAsia="Arial" w:hAnsi="Arial"/>
@@ -21925,7 +21910,7 @@
                   <w:szCs w:val="16"/>
                   <w:u w:val="single" w:color="2E75B6"/>
                 </w:rPr>
-                <w:t xml:space="preserve">Effect of Pressure (Flexbook)</w:t>
+                <w:t xml:space="preserve">Mainstreeming Climate Change Adaptation In Agricultural Extranison</w:t>
               </w:r>
             </w:hyperlink>
           </w:p>
@@ -21941,7 +21926,7 @@
                 <w:sz w:val="14"/>
                 <w:szCs w:val="14"/>
               </w:rPr>
-              <w:t xml:space="preserve">Source: CK-12</w:t>
+              <w:t xml:space="preserve">Source: practical_action</w:t>
             </w:r>
           </w:p>
           <w:p>
@@ -21949,7 +21934,7 @@
               <w:spacing w:after="10" w:before="0"/>
               <w:ind w:left="120"/>
             </w:pPr>
-            <w:hyperlink w:history="1" r:id="rIddrydas4qtyzfbr8cba9ge">
+            <w:hyperlink w:history="1" r:id="rIdn67uqwa1grwarrnwfcmpy">
               <w:r>
                 <w:rPr>
                   <w:rFonts w:ascii="Arial" w:cs="Arial" w:eastAsia="Arial" w:hAnsi="Arial"/>
@@ -22144,7 +22129,7 @@
             <w:pPr>
               <w:spacing w:after="20" w:before="0"/>
             </w:pPr>
-            <w:hyperlink w:history="1" r:id="rId-cgimxex1-8gqb2ovenf5">
+            <w:hyperlink w:history="1" r:id="rIdqckaah4xr_nxxcwkznrn8">
               <w:r>
                 <w:rPr>
                   <w:rFonts w:ascii="Arial" w:cs="Arial" w:eastAsia="Arial" w:hAnsi="Arial"/>
@@ -22153,7 +22138,7 @@
                   <w:szCs w:val="16"/>
                   <w:u w:val="single" w:color="2E75B6"/>
                 </w:rPr>
-                <w:t xml:space="preserve">Video: Molecules and Light</w:t>
+                <w:t xml:space="preserve">Demystifying ocean acidification and biodiversity impacts</w:t>
               </w:r>
             </w:hyperlink>
           </w:p>
@@ -22169,7 +22154,7 @@
                 <w:sz w:val="14"/>
                 <w:szCs w:val="14"/>
               </w:rPr>
-              <w:t xml:space="preserve">Source: PhET Interactive Simulations (English)</w:t>
+              <w:t xml:space="preserve">Source: Khan Academy (English - US curriculum)</w:t>
             </w:r>
           </w:p>
           <w:p>
@@ -22177,7 +22162,7 @@
               <w:spacing w:after="10" w:before="0"/>
               <w:ind w:left="120"/>
             </w:pPr>
-            <w:hyperlink w:history="1" r:id="rIdxpuidywkbijrnvuuefqkv">
+            <w:hyperlink w:history="1" r:id="rIdya57us8jnpcl94qrmk9ou">
               <w:r>
                 <w:rPr>
                   <w:rFonts w:ascii="Arial" w:cs="Arial" w:eastAsia="Arial" w:hAnsi="Arial"/>
@@ -22215,14 +22200,14 @@
                 <w:sz w:val="16"/>
                 <w:szCs w:val="16"/>
               </w:rPr>
-              <w:t xml:space="preserve">📖 HTML:</w:t>
+              <w:t xml:space="preserve">📖 PDF:</w:t>
             </w:r>
           </w:p>
           <w:p>
             <w:pPr>
               <w:spacing w:after="20" w:before="0"/>
             </w:pPr>
-            <w:hyperlink w:history="1" r:id="rIdiwuex05ekk68qfbp5ymsq">
+            <w:hyperlink w:history="1" r:id="rIdvdnkrdunnkcia8lagyenp">
               <w:r>
                 <w:rPr>
                   <w:rFonts w:ascii="Arial" w:cs="Arial" w:eastAsia="Arial" w:hAnsi="Arial"/>
@@ -22231,7 +22216,7 @@
                   <w:szCs w:val="16"/>
                   <w:u w:val="single" w:color="2E75B6"/>
                 </w:rPr>
-                <w:t xml:space="preserve">Effect of Pressure (Flexbook)</w:t>
+                <w:t xml:space="preserve">Mainstreeming Climate Change Adaptation In Agricultural Extranison</w:t>
               </w:r>
             </w:hyperlink>
           </w:p>
@@ -22247,7 +22232,7 @@
                 <w:sz w:val="14"/>
                 <w:szCs w:val="14"/>
               </w:rPr>
-              <w:t xml:space="preserve">Source: CK-12</w:t>
+              <w:t xml:space="preserve">Source: practical_action</w:t>
             </w:r>
           </w:p>
           <w:p>
@@ -22255,7 +22240,7 @@
               <w:spacing w:after="10" w:before="0"/>
               <w:ind w:left="120"/>
             </w:pPr>
-            <w:hyperlink w:history="1" r:id="rIdohxiu_huzecpbkspajqo8">
+            <w:hyperlink w:history="1" r:id="rIdval5fuubzmprbsv15ewdd">
               <w:r>
                 <w:rPr>
                   <w:rFonts w:ascii="Arial" w:cs="Arial" w:eastAsia="Arial" w:hAnsi="Arial"/>

--- a/data/outputs/v2/Physics/SS4.1_Greenhouse_Effect_and_Climate_Change/Physics_Greenhouse_Effect_and_Climate_Change_CBE_LessonSequence.docx
+++ b/data/outputs/v2/Physics/SS4.1_Greenhouse_Effect_and_Climate_Change/Physics_Greenhouse_Effect_and_Climate_Change_CBE_LessonSequence.docx
@@ -3418,7 +3418,7 @@
             <w:pPr>
               <w:spacing w:after="20" w:before="0"/>
             </w:pPr>
-            <w:hyperlink w:history="1" r:id="rIdpqe-da8waxouqbcbmlbbn">
+            <w:hyperlink w:history="1" r:id="rIde0wkpx_uijaq2ehg4jg2r">
               <w:r>
                 <w:rPr>
                   <w:rFonts w:ascii="Arial" w:cs="Arial" w:eastAsia="Arial" w:hAnsi="Arial"/>
@@ -3451,7 +3451,7 @@
               <w:spacing w:after="10" w:before="0"/>
               <w:ind w:left="120"/>
             </w:pPr>
-            <w:hyperlink w:history="1" r:id="rIdormnwm8bk-7bir_wtrvez">
+            <w:hyperlink w:history="1" r:id="rIds0yiias0uj4owiv1okd0o">
               <w:r>
                 <w:rPr>
                   <w:rFonts w:ascii="Arial" w:cs="Arial" w:eastAsia="Arial" w:hAnsi="Arial"/>
@@ -3513,7 +3513,7 @@
               <w:spacing w:after="10" w:before="0"/>
               <w:ind w:left="120"/>
             </w:pPr>
-            <w:hyperlink w:history="1" r:id="rIdcofue2qkd0ndonfp_x3m7">
+            <w:hyperlink w:history="1" r:id="rIdehiynhr8dqr-vwhyth-qv">
               <w:r>
                 <w:rPr>
                   <w:rFonts w:ascii="Arial" w:cs="Arial" w:eastAsia="Arial" w:hAnsi="Arial"/>
@@ -3799,7 +3799,7 @@
             <w:pPr>
               <w:spacing w:after="20" w:before="0"/>
             </w:pPr>
-            <w:hyperlink w:history="1" r:id="rIdimzskj9kvdtu69ijohue0">
+            <w:hyperlink w:history="1" r:id="rId3phkoah3o7klxxy7rpjgf">
               <w:r>
                 <w:rPr>
                   <w:rFonts w:ascii="Arial" w:cs="Arial" w:eastAsia="Arial" w:hAnsi="Arial"/>
@@ -3832,7 +3832,7 @@
               <w:spacing w:after="10" w:before="0"/>
               <w:ind w:left="120"/>
             </w:pPr>
-            <w:hyperlink w:history="1" r:id="rIdgywtvdv_zbzywk77_mkqc">
+            <w:hyperlink w:history="1" r:id="rIdehgl-fbcdoztcb4dqqxo7">
               <w:r>
                 <w:rPr>
                   <w:rFonts w:ascii="Arial" w:cs="Arial" w:eastAsia="Arial" w:hAnsi="Arial"/>
@@ -3894,7 +3894,7 @@
               <w:spacing w:after="10" w:before="0"/>
               <w:ind w:left="120"/>
             </w:pPr>
-            <w:hyperlink w:history="1" r:id="rIdtk1ve8d5uwngxjagyc-21">
+            <w:hyperlink w:history="1" r:id="rIdfod5ggely6s5sm9ll1ukm">
               <w:r>
                 <w:rPr>
                   <w:rFonts w:ascii="Arial" w:cs="Arial" w:eastAsia="Arial" w:hAnsi="Arial"/>
@@ -4199,7 +4199,7 @@
             <w:pPr>
               <w:spacing w:after="20" w:before="0"/>
             </w:pPr>
-            <w:hyperlink w:history="1" r:id="rIdswkhjatunuheoi-baduzd">
+            <w:hyperlink w:history="1" r:id="rId2f-o7flcpnc3y0zm1qfcx">
               <w:r>
                 <w:rPr>
                   <w:rFonts w:ascii="Arial" w:cs="Arial" w:eastAsia="Arial" w:hAnsi="Arial"/>
@@ -4232,7 +4232,7 @@
               <w:spacing w:after="10" w:before="0"/>
               <w:ind w:left="120"/>
             </w:pPr>
-            <w:hyperlink w:history="1" r:id="rId3qtobjie67lg6b1bezro1">
+            <w:hyperlink w:history="1" r:id="rIda6a2jazxziwavoo3mdkjw">
               <w:r>
                 <w:rPr>
                   <w:rFonts w:ascii="Arial" w:cs="Arial" w:eastAsia="Arial" w:hAnsi="Arial"/>
@@ -4294,7 +4294,7 @@
               <w:spacing w:after="10" w:before="0"/>
               <w:ind w:left="120"/>
             </w:pPr>
-            <w:hyperlink w:history="1" r:id="rId4ul-wgs0dj4us0afseqrf">
+            <w:hyperlink w:history="1" r:id="rId_7jrajdaa8erdz50saubc">
               <w:r>
                 <w:rPr>
                   <w:rFonts w:ascii="Arial" w:cs="Arial" w:eastAsia="Arial" w:hAnsi="Arial"/>
@@ -4599,7 +4599,407 @@
             <w:pPr>
               <w:spacing w:after="20" w:before="0"/>
             </w:pPr>
-            <w:hyperlink w:history="1" r:id="rIdlsywrlhndwtnoithvgkxm">
+            <w:hyperlink w:history="1" r:id="rIdhkt1imj4px4ydq-xjk59u">
+              <w:r>
+                <w:rPr>
+                  <w:rFonts w:ascii="Arial" w:cs="Arial" w:eastAsia="Arial" w:hAnsi="Arial"/>
+                  <w:color w:val="2E75B6"/>
+                  <w:sz w:val="16"/>
+                  <w:szCs w:val="16"/>
+                  <w:u w:val="single" w:color="2E75B6"/>
+                </w:rPr>
+                <w:t xml:space="preserve">Introduction to spectroscopy</w:t>
+              </w:r>
+            </w:hyperlink>
+          </w:p>
+          <w:p>
+            <w:pPr>
+              <w:spacing w:after="10" w:before="0"/>
+              <w:ind w:left="120"/>
+            </w:pPr>
+            <w:r>
+              <w:rPr>
+                <w:rFonts w:ascii="Arial" w:cs="Arial" w:eastAsia="Arial" w:hAnsi="Arial"/>
+                <w:color w:val="595959"/>
+                <w:sz w:val="14"/>
+                <w:szCs w:val="14"/>
+              </w:rPr>
+              <w:t xml:space="preserve">Source: Khan Academy (English - US curriculum)</w:t>
+            </w:r>
+          </w:p>
+          <w:p>
+            <w:pPr>
+              <w:spacing w:after="10" w:before="0"/>
+              <w:ind w:left="120"/>
+            </w:pPr>
+            <w:hyperlink w:history="1" r:id="rIdhsw5ablwbui47g21gp7_d">
+              <w:r>
+                <w:rPr>
+                  <w:rFonts w:ascii="Arial" w:cs="Arial" w:eastAsia="Arial" w:hAnsi="Arial"/>
+                  <w:color w:val="595959"/>
+                  <w:sz w:val="14"/>
+                  <w:szCs w:val="14"/>
+                  <w:u w:val="single" w:color="595959"/>
+                </w:rPr>
+                <w:t xml:space="preserve">🔍 Search ARES for similar videos</w:t>
+              </w:r>
+            </w:hyperlink>
+          </w:p>
+          <w:p>
+            <w:pPr>
+              <w:spacing w:after="40" w:before="0"/>
+            </w:pPr>
+            <w:r>
+              <w:rPr>
+                <w:sz w:val="14"/>
+                <w:szCs w:val="14"/>
+              </w:rPr>
+              <w:t xml:space="preserve"/>
+            </w:r>
+          </w:p>
+          <w:p>
+            <w:pPr>
+              <w:spacing w:after="20" w:before="0"/>
+            </w:pPr>
+            <w:r>
+              <w:rPr>
+                <w:rFonts w:ascii="Arial" w:cs="Arial" w:eastAsia="Arial" w:hAnsi="Arial"/>
+                <w:b/>
+                <w:bCs/>
+                <w:color w:val="1F3864"/>
+                <w:sz w:val="16"/>
+                <w:szCs w:val="16"/>
+              </w:rPr>
+              <w:t xml:space="preserve">📖 READING:</w:t>
+            </w:r>
+          </w:p>
+          <w:p>
+            <w:pPr>
+              <w:spacing w:after="20" w:before="0"/>
+            </w:pPr>
+            <w:r>
+              <w:rPr>
+                <w:rFonts w:ascii="Arial" w:cs="Arial" w:eastAsia="Arial" w:hAnsi="Arial"/>
+                <w:i/>
+                <w:iCs/>
+                <w:color w:val="595959"/>
+                <w:sz w:val="16"/>
+                <w:szCs w:val="16"/>
+              </w:rPr>
+              <w:t xml:space="preserve">No closely matching reading in the ARES library for this activity.</w:t>
+            </w:r>
+          </w:p>
+          <w:p>
+            <w:pPr>
+              <w:spacing w:after="10" w:before="0"/>
+              <w:ind w:left="120"/>
+            </w:pPr>
+            <w:hyperlink w:history="1" r:id="rIdezjrrrsnmcnk8f16urajx">
+              <w:r>
+                <w:rPr>
+                  <w:rFonts w:ascii="Arial" w:cs="Arial" w:eastAsia="Arial" w:hAnsi="Arial"/>
+                  <w:color w:val="595959"/>
+                  <w:sz w:val="14"/>
+                  <w:szCs w:val="14"/>
+                  <w:u w:val="single" w:color="595959"/>
+                </w:rPr>
+                <w:t xml:space="preserve">🔍 Search ARES for readings</w:t>
+              </w:r>
+            </w:hyperlink>
+          </w:p>
+          <w:p>
+            <w:pPr>
+              <w:spacing w:after="10" w:before="0"/>
+              <w:ind w:left="120"/>
+            </w:pPr>
+            <w:r>
+              <w:rPr>
+                <w:rFonts w:ascii="Arial" w:cs="Arial" w:eastAsia="Arial" w:hAnsi="Arial"/>
+                <w:color w:val="595959"/>
+                <w:sz w:val="14"/>
+                <w:szCs w:val="14"/>
+              </w:rPr>
+              <w:t xml:space="preserve">Search terms: greenhouse effect climate change</w:t>
+            </w:r>
+          </w:p>
+        </w:tc>
+        <w:tc>
+          <w:tcPr>
+            <w:tcW w:type="dxa" w:w="3040"/>
+            <w:shd w:fill="FFFFFF" w:color="auto" w:val="clear"/>
+            <w:tcMar>
+              <w:top w:type="dxa" w:w="60"/>
+              <w:left w:type="dxa" w:w="120"/>
+              <w:bottom w:type="dxa" w:w="60"/>
+              <w:right w:type="dxa" w:w="120"/>
+            </w:tcMar>
+            <w:vAlign w:val="top"/>
+          </w:tcPr>
+          <w:p>
+            <w:pPr>
+              <w:spacing w:after="40" w:before="0"/>
+              <w:jc w:val="left"/>
+            </w:pPr>
+            <w:r>
+              <w:rPr>
+                <w:rFonts w:ascii="Arial" w:cs="Arial" w:eastAsia="Arial" w:hAnsi="Arial"/>
+                <w:b w:val="false"/>
+                <w:bCs w:val="false"/>
+                <w:i w:val="false"/>
+                <w:iCs w:val="false"/>
+                <w:color w:val="000000"/>
+                <w:sz w:val="18"/>
+                <w:szCs w:val="18"/>
+              </w:rPr>
+              <w:t xml:space="preserve">Students collaboratively create the class Driving Question Board — a large display that will track growing understanding across all seven lessons. Each student receives two sticky notes (or paper squares if sticky notes are unavailable). On the FIRST sticky note, they write a question that today's lesson has made them want to ask — something they are still confused about or curious about regarding the glacier, the rains, or the greenhouse effect. On the SECOND sticky note, they write one thing they now understand that they did not understand at the start of the lesson. Students bring both notes to a designated section of the wall or board. The teacher (or student volunteers) organises the questions into clusters: (A) Questions about causes of greenhouse gas increase; (B) Questions about how warming links to rainfall; (C) Questions about what can be done; (D) Other physics questions. The class Driving Question — 'Why are Mount Kenya's glaciers melting and Kenyan farmers' rains becoming unpredictable — and what can the physics of our atmosphere tell us about how to respond?' — is written in large text at the top of the DQB and remains there for all seven lessons.</w:t>
+            </w:r>
+          </w:p>
+        </w:tc>
+        <w:tc>
+          <w:tcPr>
+            <w:tcW w:type="dxa" w:w="3040"/>
+            <w:shd w:fill="F2F2F2" w:color="auto" w:val="clear"/>
+            <w:tcMar>
+              <w:top w:type="dxa" w:w="60"/>
+              <w:left w:type="dxa" w:w="120"/>
+              <w:bottom w:type="dxa" w:w="60"/>
+              <w:right w:type="dxa" w:w="120"/>
+            </w:tcMar>
+            <w:vAlign w:val="top"/>
+          </w:tcPr>
+          <w:p>
+            <w:pPr>
+              <w:spacing w:after="40" w:before="0"/>
+              <w:jc w:val="left"/>
+            </w:pPr>
+            <w:r>
+              <w:rPr>
+                <w:rFonts w:ascii="Arial" w:cs="Arial" w:eastAsia="Arial" w:hAnsi="Arial"/>
+                <w:b w:val="false"/>
+                <w:bCs w:val="false"/>
+                <w:i w:val="false"/>
+                <w:iCs w:val="false"/>
+                <w:color w:val="000000"/>
+                <w:sz w:val="18"/>
+                <w:szCs w:val="18"/>
+              </w:rPr>
+              <w:t xml:space="preserve">1. Distribute two sticky notes/paper squares to each student. Say: 'On the BLUE note — write one question this lesson has made you want to ask. Make it a real question you genuinely don't know the answer to. On the YELLOW note — write one thing you understand now that you did not before today. You have 4 minutes.' [START TIMER. CIRCULATE and prompt any student who is stuck: 'What part of today still feels like a mystery to you?']</w:t>
+            </w:r>
+          </w:p>
+          <w:p>
+            <w:pPr>
+              <w:spacing w:after="40" w:before="0"/>
+              <w:jc w:val="left"/>
+            </w:pPr>
+            <w:r>
+              <w:rPr>
+                <w:rFonts w:ascii="Arial" w:cs="Arial" w:eastAsia="Arial" w:hAnsi="Arial"/>
+                <w:b w:val="false"/>
+                <w:bCs w:val="false"/>
+                <w:i w:val="false"/>
+                <w:iCs w:val="false"/>
+                <w:color w:val="000000"/>
+                <w:sz w:val="18"/>
+                <w:szCs w:val="18"/>
+              </w:rPr>
+              <w:t xml:space="preserve">2. Invite all students to bring their notes to the board. Say: 'Place your blue question note first, then your yellow understanding note.'</w:t>
+            </w:r>
+          </w:p>
+          <w:p>
+            <w:pPr>
+              <w:spacing w:after="40" w:before="0"/>
+              <w:jc w:val="left"/>
+            </w:pPr>
+            <w:r>
+              <w:rPr>
+                <w:rFonts w:ascii="Arial" w:cs="Arial" w:eastAsia="Arial" w:hAnsi="Arial"/>
+                <w:b w:val="false"/>
+                <w:bCs w:val="false"/>
+                <w:i w:val="false"/>
+                <w:iCs w:val="false"/>
+                <w:color w:val="000000"/>
+                <w:sz w:val="18"/>
+                <w:szCs w:val="18"/>
+              </w:rPr>
+              <w:t xml:space="preserve">3. Read aloud 6–8 question notes selected at random. Sort them into clusters A, B, C, D on the board, narrating aloud: 'This question belongs in cluster A — causes. This one belongs in cluster B — rainfall links.' Invite students to suggest alternative groupings.</w:t>
+            </w:r>
+          </w:p>
+          <w:p>
+            <w:pPr>
+              <w:spacing w:after="40" w:before="0"/>
+              <w:jc w:val="left"/>
+            </w:pPr>
+            <w:r>
+              <w:rPr>
+                <w:rFonts w:ascii="Arial" w:cs="Arial" w:eastAsia="Arial" w:hAnsi="Arial"/>
+                <w:b w:val="false"/>
+                <w:bCs w:val="false"/>
+                <w:i w:val="false"/>
+                <w:iCs w:val="false"/>
+                <w:color w:val="000000"/>
+                <w:sz w:val="18"/>
+                <w:szCs w:val="18"/>
+              </w:rPr>
+              <w:t xml:space="preserve">4. Point to the Driving Question at the top of the DQB and say: 'Every lesson for the next seven weeks will bring us closer to answering this question. At the end of each lesson, we will come back to this board and ask: what can we now explain that we could not before?'</w:t>
+            </w:r>
+          </w:p>
+          <w:p>
+            <w:pPr>
+              <w:spacing w:after="40" w:before="0"/>
+              <w:jc w:val="left"/>
+            </w:pPr>
+            <w:r>
+              <w:rPr>
+                <w:rFonts w:ascii="Arial" w:cs="Arial" w:eastAsia="Arial" w:hAnsi="Arial"/>
+                <w:b w:val="false"/>
+                <w:bCs w:val="false"/>
+                <w:i w:val="false"/>
+                <w:iCs w:val="false"/>
+                <w:color w:val="000000"/>
+                <w:sz w:val="18"/>
+                <w:szCs w:val="18"/>
+              </w:rPr>
+              <w:t xml:space="preserve">5. Say: 'Your question notes are not graded. There are no wrong questions on this board. A good question is more valuable than a half-understood answer.'</w:t>
+            </w:r>
+          </w:p>
+          <w:p>
+            <w:pPr>
+              <w:spacing w:after="40" w:before="0"/>
+              <w:jc w:val="left"/>
+            </w:pPr>
+            <w:r>
+              <w:rPr>
+                <w:rFonts w:ascii="Arial" w:cs="Arial" w:eastAsia="Arial" w:hAnsi="Arial"/>
+                <w:b w:val="false"/>
+                <w:bCs w:val="false"/>
+                <w:i w:val="false"/>
+                <w:iCs w:val="false"/>
+                <w:color w:val="000000"/>
+                <w:sz w:val="18"/>
+                <w:szCs w:val="18"/>
+              </w:rPr>
+              <w:t xml:space="preserve">6. Leave the DQB visible for the remainder of the lesson and all subsequent lessons.</w:t>
+            </w:r>
+          </w:p>
+        </w:tc>
+        <w:tc>
+          <w:tcPr>
+            <w:tcW w:type="dxa" w:w="3040"/>
+            <w:shd w:fill="FFFFFF" w:color="auto" w:val="clear"/>
+            <w:tcMar>
+              <w:top w:type="dxa" w:w="60"/>
+              <w:left w:type="dxa" w:w="120"/>
+              <w:bottom w:type="dxa" w:w="60"/>
+              <w:right w:type="dxa" w:w="120"/>
+            </w:tcMar>
+            <w:vAlign w:val="top"/>
+          </w:tcPr>
+          <w:p>
+            <w:pPr>
+              <w:spacing w:after="40" w:before="0"/>
+              <w:jc w:val="left"/>
+            </w:pPr>
+            <w:r>
+              <w:rPr>
+                <w:rFonts w:ascii="Arial" w:cs="Arial" w:eastAsia="Arial" w:hAnsi="Arial"/>
+                <w:b w:val="false"/>
+                <w:bCs w:val="false"/>
+                <w:i w:val="false"/>
+                <w:iCs w:val="false"/>
+                <w:color w:val="000000"/>
+                <w:sz w:val="18"/>
+                <w:szCs w:val="18"/>
+              </w:rPr>
+              <w:t xml:space="preserve">Driving Question Board (DQB) — a Project-Based Learning sensemaking anchor. The DQB externalises student thinking, makes the unit's intellectual journey visible, and gives every learner — including less confident speakers — a voice. Clustering questions models how scientists organise inquiry. Returning to the DQB at the end of every lesson creates a cumulative sense of growing understanding, which is strongly motivating. The two-note structure (question + understanding) ensures students articulate both confusion and progress, which are equally important epistemic states.</w:t>
+            </w:r>
+          </w:p>
+        </w:tc>
+        <w:tc>
+          <w:tcPr>
+            <w:tcW w:type="dxa" w:w="3040"/>
+            <w:shd w:fill="F2F2F2" w:color="auto" w:val="clear"/>
+            <w:tcMar>
+              <w:top w:type="dxa" w:w="60"/>
+              <w:left w:type="dxa" w:w="120"/>
+              <w:bottom w:type="dxa" w:w="60"/>
+              <w:right w:type="dxa" w:w="120"/>
+            </w:tcMar>
+            <w:vAlign w:val="top"/>
+          </w:tcPr>
+          <w:p>
+            <w:pPr>
+              <w:spacing w:after="40" w:before="0"/>
+              <w:jc w:val="left"/>
+            </w:pPr>
+            <w:r>
+              <w:rPr>
+                <w:rFonts w:ascii="Arial" w:cs="Arial" w:eastAsia="Arial" w:hAnsi="Arial"/>
+                <w:b w:val="false"/>
+                <w:bCs w:val="false"/>
+                <w:i w:val="false"/>
+                <w:iCs w:val="false"/>
+                <w:color w:val="000000"/>
+                <w:sz w:val="18"/>
+                <w:szCs w:val="18"/>
+              </w:rPr>
+              <w:t xml:space="preserve">OBSERVABLE INDICATOR: Every student produces both a question note and an understanding note. TEACHER LOOK-FOR: Question notes that reveal persistent misconceptions (e.g., 'Is the greenhouse effect caused by the ozone hole?') are flagged and placed in a 'MISCONCEPTIONS TO ADDRESS' sub-section of the DQB — these become explicit targets for Lessons 2 and 3. Understanding notes that are vague (e.g., 'I understand climate') prompt a brief one-on-one follow-up from the teacher during the model-building phase: 'Can you be more specific — what is one thing that the atmosphere does that you understand better now?'</w:t>
+            </w:r>
+          </w:p>
+        </w:tc>
+      </w:tr>
+      <w:tr>
+        <w:tc>
+          <w:tcPr>
+            <w:tcW w:type="dxa" w:w="1520"/>
+            <w:shd w:fill="D5E8F0" w:color="auto" w:val="clear"/>
+            <w:tcMar>
+              <w:top w:type="dxa" w:w="60"/>
+              <w:left w:type="dxa" w:w="120"/>
+              <w:bottom w:type="dxa" w:w="60"/>
+              <w:right w:type="dxa" w:w="120"/>
+            </w:tcMar>
+            <w:vAlign w:val="top"/>
+          </w:tcPr>
+          <w:p>
+            <w:pPr>
+              <w:spacing w:after="40" w:before="0"/>
+              <w:jc w:val="left"/>
+            </w:pPr>
+            <w:r>
+              <w:rPr>
+                <w:rFonts w:ascii="Arial" w:cs="Arial" w:eastAsia="Arial" w:hAnsi="Arial"/>
+                <w:b/>
+                <w:bCs/>
+                <w:i w:val="false"/>
+                <w:iCs w:val="false"/>
+                <w:color w:val="000000"/>
+                <w:sz w:val="18"/>
+                <w:szCs w:val="18"/>
+              </w:rPr>
+              <w:t xml:space="preserve">Model Building Phase</w:t>
+            </w:r>
+          </w:p>
+          <w:p>
+            <w:pPr>
+              <w:spacing w:after="20" w:before="0"/>
+            </w:pPr>
+            <w:r>
+              <w:rPr>
+                <w:rFonts w:ascii="Arial" w:cs="Arial" w:eastAsia="Arial" w:hAnsi="Arial"/>
+                <w:b/>
+                <w:bCs/>
+                <w:color w:val="1F3864"/>
+                <w:sz w:val="16"/>
+                <w:szCs w:val="16"/>
+              </w:rPr>
+              <w:t xml:space="preserve">📹 VIDEO:</w:t>
+            </w:r>
+          </w:p>
+          <w:p>
+            <w:pPr>
+              <w:spacing w:after="20" w:before="0"/>
+            </w:pPr>
+            <w:hyperlink w:history="1" r:id="rIdzfdlns2jnybh4oobkmnby">
               <w:r>
                 <w:rPr>
                   <w:rFonts w:ascii="Arial" w:cs="Arial" w:eastAsia="Arial" w:hAnsi="Arial"/>
@@ -4632,7 +5032,7 @@
               <w:spacing w:after="10" w:before="0"/>
               <w:ind w:left="120"/>
             </w:pPr>
-            <w:hyperlink w:history="1" r:id="rId-5jfugydofytnqftkgjfi">
+            <w:hyperlink w:history="1" r:id="rIdgihgi0dl6c0p9lnwdqoi0">
               <w:r>
                 <w:rPr>
                   <w:rFonts w:ascii="Arial" w:cs="Arial" w:eastAsia="Arial" w:hAnsi="Arial"/>
@@ -4694,407 +5094,7 @@
               <w:spacing w:after="10" w:before="0"/>
               <w:ind w:left="120"/>
             </w:pPr>
-            <w:hyperlink w:history="1" r:id="rId7sfnu7p5utgm4si1sa6i1">
-              <w:r>
-                <w:rPr>
-                  <w:rFonts w:ascii="Arial" w:cs="Arial" w:eastAsia="Arial" w:hAnsi="Arial"/>
-                  <w:color w:val="595959"/>
-                  <w:sz w:val="14"/>
-                  <w:szCs w:val="14"/>
-                  <w:u w:val="single" w:color="595959"/>
-                </w:rPr>
-                <w:t xml:space="preserve">🔍 Search ARES for readings</w:t>
-              </w:r>
-            </w:hyperlink>
-          </w:p>
-          <w:p>
-            <w:pPr>
-              <w:spacing w:after="10" w:before="0"/>
-              <w:ind w:left="120"/>
-            </w:pPr>
-            <w:r>
-              <w:rPr>
-                <w:rFonts w:ascii="Arial" w:cs="Arial" w:eastAsia="Arial" w:hAnsi="Arial"/>
-                <w:color w:val="595959"/>
-                <w:sz w:val="14"/>
-                <w:szCs w:val="14"/>
-              </w:rPr>
-              <w:t xml:space="preserve">Search terms: greenhouse effect climate change</w:t>
-            </w:r>
-          </w:p>
-        </w:tc>
-        <w:tc>
-          <w:tcPr>
-            <w:tcW w:type="dxa" w:w="3040"/>
-            <w:shd w:fill="FFFFFF" w:color="auto" w:val="clear"/>
-            <w:tcMar>
-              <w:top w:type="dxa" w:w="60"/>
-              <w:left w:type="dxa" w:w="120"/>
-              <w:bottom w:type="dxa" w:w="60"/>
-              <w:right w:type="dxa" w:w="120"/>
-            </w:tcMar>
-            <w:vAlign w:val="top"/>
-          </w:tcPr>
-          <w:p>
-            <w:pPr>
-              <w:spacing w:after="40" w:before="0"/>
-              <w:jc w:val="left"/>
-            </w:pPr>
-            <w:r>
-              <w:rPr>
-                <w:rFonts w:ascii="Arial" w:cs="Arial" w:eastAsia="Arial" w:hAnsi="Arial"/>
-                <w:b w:val="false"/>
-                <w:bCs w:val="false"/>
-                <w:i w:val="false"/>
-                <w:iCs w:val="false"/>
-                <w:color w:val="000000"/>
-                <w:sz w:val="18"/>
-                <w:szCs w:val="18"/>
-              </w:rPr>
-              <w:t xml:space="preserve">Students collaboratively create the class Driving Question Board — a large display that will track growing understanding across all seven lessons. Each student receives two sticky notes (or paper squares if sticky notes are unavailable). On the FIRST sticky note, they write a question that today's lesson has made them want to ask — something they are still confused about or curious about regarding the glacier, the rains, or the greenhouse effect. On the SECOND sticky note, they write one thing they now understand that they did not understand at the start of the lesson. Students bring both notes to a designated section of the wall or board. The teacher (or student volunteers) organises the questions into clusters: (A) Questions about causes of greenhouse gas increase; (B) Questions about how warming links to rainfall; (C) Questions about what can be done; (D) Other physics questions. The class Driving Question — 'Why are Mount Kenya's glaciers melting and Kenyan farmers' rains becoming unpredictable — and what can the physics of our atmosphere tell us about how to respond?' — is written in large text at the top of the DQB and remains there for all seven lessons.</w:t>
-            </w:r>
-          </w:p>
-        </w:tc>
-        <w:tc>
-          <w:tcPr>
-            <w:tcW w:type="dxa" w:w="3040"/>
-            <w:shd w:fill="F2F2F2" w:color="auto" w:val="clear"/>
-            <w:tcMar>
-              <w:top w:type="dxa" w:w="60"/>
-              <w:left w:type="dxa" w:w="120"/>
-              <w:bottom w:type="dxa" w:w="60"/>
-              <w:right w:type="dxa" w:w="120"/>
-            </w:tcMar>
-            <w:vAlign w:val="top"/>
-          </w:tcPr>
-          <w:p>
-            <w:pPr>
-              <w:spacing w:after="40" w:before="0"/>
-              <w:jc w:val="left"/>
-            </w:pPr>
-            <w:r>
-              <w:rPr>
-                <w:rFonts w:ascii="Arial" w:cs="Arial" w:eastAsia="Arial" w:hAnsi="Arial"/>
-                <w:b w:val="false"/>
-                <w:bCs w:val="false"/>
-                <w:i w:val="false"/>
-                <w:iCs w:val="false"/>
-                <w:color w:val="000000"/>
-                <w:sz w:val="18"/>
-                <w:szCs w:val="18"/>
-              </w:rPr>
-              <w:t xml:space="preserve">1. Distribute two sticky notes/paper squares to each student. Say: 'On the BLUE note — write one question this lesson has made you want to ask. Make it a real question you genuinely don't know the answer to. On the YELLOW note — write one thing you understand now that you did not before today. You have 4 minutes.' [START TIMER. CIRCULATE and prompt any student who is stuck: 'What part of today still feels like a mystery to you?']</w:t>
-            </w:r>
-          </w:p>
-          <w:p>
-            <w:pPr>
-              <w:spacing w:after="40" w:before="0"/>
-              <w:jc w:val="left"/>
-            </w:pPr>
-            <w:r>
-              <w:rPr>
-                <w:rFonts w:ascii="Arial" w:cs="Arial" w:eastAsia="Arial" w:hAnsi="Arial"/>
-                <w:b w:val="false"/>
-                <w:bCs w:val="false"/>
-                <w:i w:val="false"/>
-                <w:iCs w:val="false"/>
-                <w:color w:val="000000"/>
-                <w:sz w:val="18"/>
-                <w:szCs w:val="18"/>
-              </w:rPr>
-              <w:t xml:space="preserve">2. Invite all students to bring their notes to the board. Say: 'Place your blue question note first, then your yellow understanding note.'</w:t>
-            </w:r>
-          </w:p>
-          <w:p>
-            <w:pPr>
-              <w:spacing w:after="40" w:before="0"/>
-              <w:jc w:val="left"/>
-            </w:pPr>
-            <w:r>
-              <w:rPr>
-                <w:rFonts w:ascii="Arial" w:cs="Arial" w:eastAsia="Arial" w:hAnsi="Arial"/>
-                <w:b w:val="false"/>
-                <w:bCs w:val="false"/>
-                <w:i w:val="false"/>
-                <w:iCs w:val="false"/>
-                <w:color w:val="000000"/>
-                <w:sz w:val="18"/>
-                <w:szCs w:val="18"/>
-              </w:rPr>
-              <w:t xml:space="preserve">3. Read aloud 6–8 question notes selected at random. Sort them into clusters A, B, C, D on the board, narrating aloud: 'This question belongs in cluster A — causes. This one belongs in cluster B — rainfall links.' Invite students to suggest alternative groupings.</w:t>
-            </w:r>
-          </w:p>
-          <w:p>
-            <w:pPr>
-              <w:spacing w:after="40" w:before="0"/>
-              <w:jc w:val="left"/>
-            </w:pPr>
-            <w:r>
-              <w:rPr>
-                <w:rFonts w:ascii="Arial" w:cs="Arial" w:eastAsia="Arial" w:hAnsi="Arial"/>
-                <w:b w:val="false"/>
-                <w:bCs w:val="false"/>
-                <w:i w:val="false"/>
-                <w:iCs w:val="false"/>
-                <w:color w:val="000000"/>
-                <w:sz w:val="18"/>
-                <w:szCs w:val="18"/>
-              </w:rPr>
-              <w:t xml:space="preserve">4. Point to the Driving Question at the top of the DQB and say: 'Every lesson for the next seven weeks will bring us closer to answering this question. At the end of each lesson, we will come back to this board and ask: what can we now explain that we could not before?'</w:t>
-            </w:r>
-          </w:p>
-          <w:p>
-            <w:pPr>
-              <w:spacing w:after="40" w:before="0"/>
-              <w:jc w:val="left"/>
-            </w:pPr>
-            <w:r>
-              <w:rPr>
-                <w:rFonts w:ascii="Arial" w:cs="Arial" w:eastAsia="Arial" w:hAnsi="Arial"/>
-                <w:b w:val="false"/>
-                <w:bCs w:val="false"/>
-                <w:i w:val="false"/>
-                <w:iCs w:val="false"/>
-                <w:color w:val="000000"/>
-                <w:sz w:val="18"/>
-                <w:szCs w:val="18"/>
-              </w:rPr>
-              <w:t xml:space="preserve">5. Say: 'Your question notes are not graded. There are no wrong questions on this board. A good question is more valuable than a half-understood answer.'</w:t>
-            </w:r>
-          </w:p>
-          <w:p>
-            <w:pPr>
-              <w:spacing w:after="40" w:before="0"/>
-              <w:jc w:val="left"/>
-            </w:pPr>
-            <w:r>
-              <w:rPr>
-                <w:rFonts w:ascii="Arial" w:cs="Arial" w:eastAsia="Arial" w:hAnsi="Arial"/>
-                <w:b w:val="false"/>
-                <w:bCs w:val="false"/>
-                <w:i w:val="false"/>
-                <w:iCs w:val="false"/>
-                <w:color w:val="000000"/>
-                <w:sz w:val="18"/>
-                <w:szCs w:val="18"/>
-              </w:rPr>
-              <w:t xml:space="preserve">6. Leave the DQB visible for the remainder of the lesson and all subsequent lessons.</w:t>
-            </w:r>
-          </w:p>
-        </w:tc>
-        <w:tc>
-          <w:tcPr>
-            <w:tcW w:type="dxa" w:w="3040"/>
-            <w:shd w:fill="FFFFFF" w:color="auto" w:val="clear"/>
-            <w:tcMar>
-              <w:top w:type="dxa" w:w="60"/>
-              <w:left w:type="dxa" w:w="120"/>
-              <w:bottom w:type="dxa" w:w="60"/>
-              <w:right w:type="dxa" w:w="120"/>
-            </w:tcMar>
-            <w:vAlign w:val="top"/>
-          </w:tcPr>
-          <w:p>
-            <w:pPr>
-              <w:spacing w:after="40" w:before="0"/>
-              <w:jc w:val="left"/>
-            </w:pPr>
-            <w:r>
-              <w:rPr>
-                <w:rFonts w:ascii="Arial" w:cs="Arial" w:eastAsia="Arial" w:hAnsi="Arial"/>
-                <w:b w:val="false"/>
-                <w:bCs w:val="false"/>
-                <w:i w:val="false"/>
-                <w:iCs w:val="false"/>
-                <w:color w:val="000000"/>
-                <w:sz w:val="18"/>
-                <w:szCs w:val="18"/>
-              </w:rPr>
-              <w:t xml:space="preserve">Driving Question Board (DQB) — a Project-Based Learning sensemaking anchor. The DQB externalises student thinking, makes the unit's intellectual journey visible, and gives every learner — including less confident speakers — a voice. Clustering questions models how scientists organise inquiry. Returning to the DQB at the end of every lesson creates a cumulative sense of growing understanding, which is strongly motivating. The two-note structure (question + understanding) ensures students articulate both confusion and progress, which are equally important epistemic states.</w:t>
-            </w:r>
-          </w:p>
-        </w:tc>
-        <w:tc>
-          <w:tcPr>
-            <w:tcW w:type="dxa" w:w="3040"/>
-            <w:shd w:fill="F2F2F2" w:color="auto" w:val="clear"/>
-            <w:tcMar>
-              <w:top w:type="dxa" w:w="60"/>
-              <w:left w:type="dxa" w:w="120"/>
-              <w:bottom w:type="dxa" w:w="60"/>
-              <w:right w:type="dxa" w:w="120"/>
-            </w:tcMar>
-            <w:vAlign w:val="top"/>
-          </w:tcPr>
-          <w:p>
-            <w:pPr>
-              <w:spacing w:after="40" w:before="0"/>
-              <w:jc w:val="left"/>
-            </w:pPr>
-            <w:r>
-              <w:rPr>
-                <w:rFonts w:ascii="Arial" w:cs="Arial" w:eastAsia="Arial" w:hAnsi="Arial"/>
-                <w:b w:val="false"/>
-                <w:bCs w:val="false"/>
-                <w:i w:val="false"/>
-                <w:iCs w:val="false"/>
-                <w:color w:val="000000"/>
-                <w:sz w:val="18"/>
-                <w:szCs w:val="18"/>
-              </w:rPr>
-              <w:t xml:space="preserve">OBSERVABLE INDICATOR: Every student produces both a question note and an understanding note. TEACHER LOOK-FOR: Question notes that reveal persistent misconceptions (e.g., 'Is the greenhouse effect caused by the ozone hole?') are flagged and placed in a 'MISCONCEPTIONS TO ADDRESS' sub-section of the DQB — these become explicit targets for Lessons 2 and 3. Understanding notes that are vague (e.g., 'I understand climate') prompt a brief one-on-one follow-up from the teacher during the model-building phase: 'Can you be more specific — what is one thing that the atmosphere does that you understand better now?'</w:t>
-            </w:r>
-          </w:p>
-        </w:tc>
-      </w:tr>
-      <w:tr>
-        <w:tc>
-          <w:tcPr>
-            <w:tcW w:type="dxa" w:w="1520"/>
-            <w:shd w:fill="D5E8F0" w:color="auto" w:val="clear"/>
-            <w:tcMar>
-              <w:top w:type="dxa" w:w="60"/>
-              <w:left w:type="dxa" w:w="120"/>
-              <w:bottom w:type="dxa" w:w="60"/>
-              <w:right w:type="dxa" w:w="120"/>
-            </w:tcMar>
-            <w:vAlign w:val="top"/>
-          </w:tcPr>
-          <w:p>
-            <w:pPr>
-              <w:spacing w:after="40" w:before="0"/>
-              <w:jc w:val="left"/>
-            </w:pPr>
-            <w:r>
-              <w:rPr>
-                <w:rFonts w:ascii="Arial" w:cs="Arial" w:eastAsia="Arial" w:hAnsi="Arial"/>
-                <w:b/>
-                <w:bCs/>
-                <w:i w:val="false"/>
-                <w:iCs w:val="false"/>
-                <w:color w:val="000000"/>
-                <w:sz w:val="18"/>
-                <w:szCs w:val="18"/>
-              </w:rPr>
-              <w:t xml:space="preserve">Model Building Phase</w:t>
-            </w:r>
-          </w:p>
-          <w:p>
-            <w:pPr>
-              <w:spacing w:after="20" w:before="0"/>
-            </w:pPr>
-            <w:r>
-              <w:rPr>
-                <w:rFonts w:ascii="Arial" w:cs="Arial" w:eastAsia="Arial" w:hAnsi="Arial"/>
-                <w:b/>
-                <w:bCs/>
-                <w:color w:val="1F3864"/>
-                <w:sz w:val="16"/>
-                <w:szCs w:val="16"/>
-              </w:rPr>
-              <w:t xml:space="preserve">📹 VIDEO:</w:t>
-            </w:r>
-          </w:p>
-          <w:p>
-            <w:pPr>
-              <w:spacing w:after="20" w:before="0"/>
-            </w:pPr>
-            <w:hyperlink w:history="1" r:id="rId92qh_evr1thr_f7avocih">
-              <w:r>
-                <w:rPr>
-                  <w:rFonts w:ascii="Arial" w:cs="Arial" w:eastAsia="Arial" w:hAnsi="Arial"/>
-                  <w:color w:val="2E75B6"/>
-                  <w:sz w:val="16"/>
-                  <w:szCs w:val="16"/>
-                  <w:u w:val="single" w:color="2E75B6"/>
-                </w:rPr>
-                <w:t xml:space="preserve">Wheel mounts and fenders</w:t>
-              </w:r>
-            </w:hyperlink>
-          </w:p>
-          <w:p>
-            <w:pPr>
-              <w:spacing w:after="10" w:before="0"/>
-              <w:ind w:left="120"/>
-            </w:pPr>
-            <w:r>
-              <w:rPr>
-                <w:rFonts w:ascii="Arial" w:cs="Arial" w:eastAsia="Arial" w:hAnsi="Arial"/>
-                <w:color w:val="595959"/>
-                <w:sz w:val="14"/>
-                <w:szCs w:val="14"/>
-              </w:rPr>
-              <w:t xml:space="preserve">Source: Khan Academy (English - US curriculum)</w:t>
-            </w:r>
-          </w:p>
-          <w:p>
-            <w:pPr>
-              <w:spacing w:after="10" w:before="0"/>
-              <w:ind w:left="120"/>
-            </w:pPr>
-            <w:hyperlink w:history="1" r:id="rIdqrnbnclwfpkiffhsikfse">
-              <w:r>
-                <w:rPr>
-                  <w:rFonts w:ascii="Arial" w:cs="Arial" w:eastAsia="Arial" w:hAnsi="Arial"/>
-                  <w:color w:val="595959"/>
-                  <w:sz w:val="14"/>
-                  <w:szCs w:val="14"/>
-                  <w:u w:val="single" w:color="595959"/>
-                </w:rPr>
-                <w:t xml:space="preserve">🔍 Search ARES for similar videos</w:t>
-              </w:r>
-            </w:hyperlink>
-          </w:p>
-          <w:p>
-            <w:pPr>
-              <w:spacing w:after="40" w:before="0"/>
-            </w:pPr>
-            <w:r>
-              <w:rPr>
-                <w:sz w:val="14"/>
-                <w:szCs w:val="14"/>
-              </w:rPr>
-              <w:t xml:space="preserve"/>
-            </w:r>
-          </w:p>
-          <w:p>
-            <w:pPr>
-              <w:spacing w:after="20" w:before="0"/>
-            </w:pPr>
-            <w:r>
-              <w:rPr>
-                <w:rFonts w:ascii="Arial" w:cs="Arial" w:eastAsia="Arial" w:hAnsi="Arial"/>
-                <w:b/>
-                <w:bCs/>
-                <w:color w:val="1F3864"/>
-                <w:sz w:val="16"/>
-                <w:szCs w:val="16"/>
-              </w:rPr>
-              <w:t xml:space="preserve">📖 READING:</w:t>
-            </w:r>
-          </w:p>
-          <w:p>
-            <w:pPr>
-              <w:spacing w:after="20" w:before="0"/>
-            </w:pPr>
-            <w:r>
-              <w:rPr>
-                <w:rFonts w:ascii="Arial" w:cs="Arial" w:eastAsia="Arial" w:hAnsi="Arial"/>
-                <w:i/>
-                <w:iCs/>
-                <w:color w:val="595959"/>
-                <w:sz w:val="16"/>
-                <w:szCs w:val="16"/>
-              </w:rPr>
-              <w:t xml:space="preserve">No closely matching reading in the ARES library for this activity.</w:t>
-            </w:r>
-          </w:p>
-          <w:p>
-            <w:pPr>
-              <w:spacing w:after="10" w:before="0"/>
-              <w:ind w:left="120"/>
-            </w:pPr>
-            <w:hyperlink w:history="1" r:id="rIdt_cmidsbg_aynnnrebtqn">
+            <w:hyperlink w:history="1" r:id="rIdbtex2tftkshocb5cvz0dj">
               <w:r>
                 <w:rPr>
                   <w:rFonts w:ascii="Arial" w:cs="Arial" w:eastAsia="Arial" w:hAnsi="Arial"/>
@@ -6805,7 +6805,7 @@
             <w:pPr>
               <w:spacing w:after="20" w:before="0"/>
             </w:pPr>
-            <w:hyperlink w:history="1" r:id="rId2aprxfmspdjh_rqnvzyeb">
+            <w:hyperlink w:history="1" r:id="rIdiwjnnr-kadhq7qxpjdvx4">
               <w:r>
                 <w:rPr>
                   <w:rFonts w:ascii="Arial" w:cs="Arial" w:eastAsia="Arial" w:hAnsi="Arial"/>
@@ -6838,7 +6838,7 @@
               <w:spacing w:after="10" w:before="0"/>
               <w:ind w:left="120"/>
             </w:pPr>
-            <w:hyperlink w:history="1" r:id="rIdytkjiokkb3wiekfflhfna">
+            <w:hyperlink w:history="1" r:id="rId7ojjw9wxdujp8klmtp9tk">
               <w:r>
                 <w:rPr>
                   <w:rFonts w:ascii="Arial" w:cs="Arial" w:eastAsia="Arial" w:hAnsi="Arial"/>
@@ -6900,7 +6900,7 @@
               <w:spacing w:after="10" w:before="0"/>
               <w:ind w:left="120"/>
             </w:pPr>
-            <w:hyperlink w:history="1" r:id="rIdmevubzz7rarhottz3idri">
+            <w:hyperlink w:history="1" r:id="rIdjlcaccg8c2ltpqbqkefum">
               <w:r>
                 <w:rPr>
                   <w:rFonts w:ascii="Arial" w:cs="Arial" w:eastAsia="Arial" w:hAnsi="Arial"/>
@@ -7110,7 +7110,7 @@
             <w:pPr>
               <w:spacing w:after="20" w:before="0"/>
             </w:pPr>
-            <w:hyperlink w:history="1" r:id="rId6caktb_uba4xl8fz216f6">
+            <w:hyperlink w:history="1" r:id="rIdppwy3nzixwr7ee5bp0ioq">
               <w:r>
                 <w:rPr>
                   <w:rFonts w:ascii="Arial" w:cs="Arial" w:eastAsia="Arial" w:hAnsi="Arial"/>
@@ -7143,7 +7143,7 @@
               <w:spacing w:after="10" w:before="0"/>
               <w:ind w:left="120"/>
             </w:pPr>
-            <w:hyperlink w:history="1" r:id="rIdo5hgq4domv0cm-wlrhnfh">
+            <w:hyperlink w:history="1" r:id="rIdb5x5ugqhb1cwyeivgiu3i">
               <w:r>
                 <w:rPr>
                   <w:rFonts w:ascii="Arial" w:cs="Arial" w:eastAsia="Arial" w:hAnsi="Arial"/>
@@ -7205,7 +7205,7 @@
               <w:spacing w:after="10" w:before="0"/>
               <w:ind w:left="120"/>
             </w:pPr>
-            <w:hyperlink w:history="1" r:id="rIdtacugr5qnubn333f4yegs">
+            <w:hyperlink w:history="1" r:id="rIdoutidjz9g_dn0pjcvfryo">
               <w:r>
                 <w:rPr>
                   <w:rFonts w:ascii="Arial" w:cs="Arial" w:eastAsia="Arial" w:hAnsi="Arial"/>
@@ -7415,7 +7415,7 @@
             <w:pPr>
               <w:spacing w:after="20" w:before="0"/>
             </w:pPr>
-            <w:hyperlink w:history="1" r:id="rIdylqu92datncpvwpz1vzri">
+            <w:hyperlink w:history="1" r:id="rIdm6pdwg5lfgf-ymru9pf_0">
               <w:r>
                 <w:rPr>
                   <w:rFonts w:ascii="Arial" w:cs="Arial" w:eastAsia="Arial" w:hAnsi="Arial"/>
@@ -7448,7 +7448,7 @@
               <w:spacing w:after="10" w:before="0"/>
               <w:ind w:left="120"/>
             </w:pPr>
-            <w:hyperlink w:history="1" r:id="rIdxr_9pedf5xxqdqrysycoz">
+            <w:hyperlink w:history="1" r:id="rIdmbtlxqfmbd_eqmyh3qr8v">
               <w:r>
                 <w:rPr>
                   <w:rFonts w:ascii="Arial" w:cs="Arial" w:eastAsia="Arial" w:hAnsi="Arial"/>
@@ -7510,7 +7510,7 @@
               <w:spacing w:after="10" w:before="0"/>
               <w:ind w:left="120"/>
             </w:pPr>
-            <w:hyperlink w:history="1" r:id="rId1kkgsmxadf4jbh3pifj62">
+            <w:hyperlink w:history="1" r:id="rIdf2jo5zeotc_scllqxxfcw">
               <w:r>
                 <w:rPr>
                   <w:rFonts w:ascii="Arial" w:cs="Arial" w:eastAsia="Arial" w:hAnsi="Arial"/>
@@ -7720,7 +7720,7 @@
             <w:pPr>
               <w:spacing w:after="20" w:before="0"/>
             </w:pPr>
-            <w:hyperlink w:history="1" r:id="rIdht-_z2ttsklbfkocbsizy">
+            <w:hyperlink w:history="1" r:id="rId-r1aooqidg4h3-fjzujik">
               <w:r>
                 <w:rPr>
                   <w:rFonts w:ascii="Arial" w:cs="Arial" w:eastAsia="Arial" w:hAnsi="Arial"/>
@@ -7753,7 +7753,7 @@
               <w:spacing w:after="10" w:before="0"/>
               <w:ind w:left="120"/>
             </w:pPr>
-            <w:hyperlink w:history="1" r:id="rIda1_vajxd3xuvpjlgilllb">
+            <w:hyperlink w:history="1" r:id="rIdf8e8ht-ew4-cqf2nb9ulp">
               <w:r>
                 <w:rPr>
                   <w:rFonts w:ascii="Arial" w:cs="Arial" w:eastAsia="Arial" w:hAnsi="Arial"/>
@@ -7815,7 +7815,7 @@
               <w:spacing w:after="10" w:before="0"/>
               <w:ind w:left="120"/>
             </w:pPr>
-            <w:hyperlink w:history="1" r:id="rIdw0qlqgy6vngicymfujiua">
+            <w:hyperlink w:history="1" r:id="rIdpdflixweqb6sptsgg7ban">
               <w:r>
                 <w:rPr>
                   <w:rFonts w:ascii="Arial" w:cs="Arial" w:eastAsia="Arial" w:hAnsi="Arial"/>
@@ -8025,7 +8025,7 @@
             <w:pPr>
               <w:spacing w:after="20" w:before="0"/>
             </w:pPr>
-            <w:hyperlink w:history="1" r:id="rIdzfeye2ym-jl-cyd4crntx">
+            <w:hyperlink w:history="1" r:id="rIdnatrwdcqa2yksusejxc5g">
               <w:r>
                 <w:rPr>
                   <w:rFonts w:ascii="Arial" w:cs="Arial" w:eastAsia="Arial" w:hAnsi="Arial"/>
@@ -8058,7 +8058,7 @@
               <w:spacing w:after="10" w:before="0"/>
               <w:ind w:left="120"/>
             </w:pPr>
-            <w:hyperlink w:history="1" r:id="rIdh5u1cnepsdzzhdbgo4tho">
+            <w:hyperlink w:history="1" r:id="rIdvxjjw2udexqxzqnxenjz0">
               <w:r>
                 <w:rPr>
                   <w:rFonts w:ascii="Arial" w:cs="Arial" w:eastAsia="Arial" w:hAnsi="Arial"/>
@@ -8120,7 +8120,7 @@
               <w:spacing w:after="10" w:before="0"/>
               <w:ind w:left="120"/>
             </w:pPr>
-            <w:hyperlink w:history="1" r:id="rIdszje-mz1dxr4n10yrezpu">
+            <w:hyperlink w:history="1" r:id="rIdwo23_3qdgmrdqg8hub7m6">
               <w:r>
                 <w:rPr>
                   <w:rFonts w:ascii="Arial" w:cs="Arial" w:eastAsia="Arial" w:hAnsi="Arial"/>
@@ -9622,7 +9622,7 @@
             <w:pPr>
               <w:spacing w:after="20" w:before="0"/>
             </w:pPr>
-            <w:hyperlink w:history="1" r:id="rIdxdyem4ltcqfwfgpowqwg0">
+            <w:hyperlink w:history="1" r:id="rIdt0zxchlbg3vms2fbmkoy9">
               <w:r>
                 <w:rPr>
                   <w:rFonts w:ascii="Arial" w:cs="Arial" w:eastAsia="Arial" w:hAnsi="Arial"/>
@@ -9655,7 +9655,7 @@
               <w:spacing w:after="10" w:before="0"/>
               <w:ind w:left="120"/>
             </w:pPr>
-            <w:hyperlink w:history="1" r:id="rIdjt6uq3uli8mv5fo97kqes">
+            <w:hyperlink w:history="1" r:id="rIdkct4k5sqieyj5yyfes56n">
               <w:r>
                 <w:rPr>
                   <w:rFonts w:ascii="Arial" w:cs="Arial" w:eastAsia="Arial" w:hAnsi="Arial"/>
@@ -9700,7 +9700,7 @@
             <w:pPr>
               <w:spacing w:after="20" w:before="0"/>
             </w:pPr>
-            <w:hyperlink w:history="1" r:id="rIdnjinai5gqmy8a-qyiptuk">
+            <w:hyperlink w:history="1" r:id="rIdfukcxbv4azucs80sczy8b">
               <w:r>
                 <w:rPr>
                   <w:rFonts w:ascii="Arial" w:cs="Arial" w:eastAsia="Arial" w:hAnsi="Arial"/>
@@ -9733,7 +9733,7 @@
               <w:spacing w:after="10" w:before="0"/>
               <w:ind w:left="120"/>
             </w:pPr>
-            <w:hyperlink w:history="1" r:id="rIdc3u679vzsgv6xr20s-xuu">
+            <w:hyperlink w:history="1" r:id="rIdplj3jbd2ebnvgvnww0twc">
               <w:r>
                 <w:rPr>
                   <w:rFonts w:ascii="Arial" w:cs="Arial" w:eastAsia="Arial" w:hAnsi="Arial"/>
@@ -9928,7 +9928,7 @@
             <w:pPr>
               <w:spacing w:after="20" w:before="0"/>
             </w:pPr>
-            <w:hyperlink w:history="1" r:id="rId3zzuiv78ulkxqizzuloqa">
+            <w:hyperlink w:history="1" r:id="rId1ey_fwb0uq8wtm9oojt_-">
               <w:r>
                 <w:rPr>
                   <w:rFonts w:ascii="Arial" w:cs="Arial" w:eastAsia="Arial" w:hAnsi="Arial"/>
@@ -9961,7 +9961,7 @@
               <w:spacing w:after="10" w:before="0"/>
               <w:ind w:left="120"/>
             </w:pPr>
-            <w:hyperlink w:history="1" r:id="rIdarwc2dyycnrt4rxn90bsq">
+            <w:hyperlink w:history="1" r:id="rIdxbvpfkmx31oreaml4ncnb">
               <w:r>
                 <w:rPr>
                   <w:rFonts w:ascii="Arial" w:cs="Arial" w:eastAsia="Arial" w:hAnsi="Arial"/>
@@ -10006,7 +10006,7 @@
             <w:pPr>
               <w:spacing w:after="20" w:before="0"/>
             </w:pPr>
-            <w:hyperlink w:history="1" r:id="rIdhm6rmoizrxhjmkczp_guk">
+            <w:hyperlink w:history="1" r:id="rIdyv1nolsnmp5qefpp8rfxp">
               <w:r>
                 <w:rPr>
                   <w:rFonts w:ascii="Arial" w:cs="Arial" w:eastAsia="Arial" w:hAnsi="Arial"/>
@@ -10039,7 +10039,7 @@
               <w:spacing w:after="10" w:before="0"/>
               <w:ind w:left="120"/>
             </w:pPr>
-            <w:hyperlink w:history="1" r:id="rId5ndhdgwhcjhxr3jtf0tt8">
+            <w:hyperlink w:history="1" r:id="rIdxnlx7by3xgypazqwqkobi">
               <w:r>
                 <w:rPr>
                   <w:rFonts w:ascii="Arial" w:cs="Arial" w:eastAsia="Arial" w:hAnsi="Arial"/>
@@ -10234,7 +10234,7 @@
             <w:pPr>
               <w:spacing w:after="20" w:before="0"/>
             </w:pPr>
-            <w:hyperlink w:history="1" r:id="rIdnt7j0wqn7tja7kzkt4m35">
+            <w:hyperlink w:history="1" r:id="rId9kcrt1q4nrvr2mlphqljg">
               <w:r>
                 <w:rPr>
                   <w:rFonts w:ascii="Arial" w:cs="Arial" w:eastAsia="Arial" w:hAnsi="Arial"/>
@@ -10267,7 +10267,7 @@
               <w:spacing w:after="10" w:before="0"/>
               <w:ind w:left="120"/>
             </w:pPr>
-            <w:hyperlink w:history="1" r:id="rIdcodpqlvawtxbdjfkb0r-l">
+            <w:hyperlink w:history="1" r:id="rIdeme-ol42m-m6w9u5burzk">
               <w:r>
                 <w:rPr>
                   <w:rFonts w:ascii="Arial" w:cs="Arial" w:eastAsia="Arial" w:hAnsi="Arial"/>
@@ -10312,7 +10312,7 @@
             <w:pPr>
               <w:spacing w:after="20" w:before="0"/>
             </w:pPr>
-            <w:hyperlink w:history="1" r:id="rIdmvnaskiicxqqgb47tbxop">
+            <w:hyperlink w:history="1" r:id="rIdm0lsocqbtfhchvk-fmxsk">
               <w:r>
                 <w:rPr>
                   <w:rFonts w:ascii="Arial" w:cs="Arial" w:eastAsia="Arial" w:hAnsi="Arial"/>
@@ -10345,7 +10345,7 @@
               <w:spacing w:after="10" w:before="0"/>
               <w:ind w:left="120"/>
             </w:pPr>
-            <w:hyperlink w:history="1" r:id="rIdnr0ajd8xdekpvegycx0ov">
+            <w:hyperlink w:history="1" r:id="rIdhedo_cv4yzhstvjae5g2p">
               <w:r>
                 <w:rPr>
                   <w:rFonts w:ascii="Arial" w:cs="Arial" w:eastAsia="Arial" w:hAnsi="Arial"/>
@@ -10540,7 +10540,7 @@
             <w:pPr>
               <w:spacing w:after="20" w:before="0"/>
             </w:pPr>
-            <w:hyperlink w:history="1" r:id="rId4pdeegamtcqameqzhziyz">
+            <w:hyperlink w:history="1" r:id="rIdvmprlvo8ltc5v6knvh22h">
               <w:r>
                 <w:rPr>
                   <w:rFonts w:ascii="Arial" w:cs="Arial" w:eastAsia="Arial" w:hAnsi="Arial"/>
@@ -10573,7 +10573,7 @@
               <w:spacing w:after="10" w:before="0"/>
               <w:ind w:left="120"/>
             </w:pPr>
-            <w:hyperlink w:history="1" r:id="rIdo_8tv4e8qixu8u5qcwsbr">
+            <w:hyperlink w:history="1" r:id="rIdcqelvgaajp_8ov_akgwoe">
               <w:r>
                 <w:rPr>
                   <w:rFonts w:ascii="Arial" w:cs="Arial" w:eastAsia="Arial" w:hAnsi="Arial"/>
@@ -10618,7 +10618,7 @@
             <w:pPr>
               <w:spacing w:after="20" w:before="0"/>
             </w:pPr>
-            <w:hyperlink w:history="1" r:id="rIdoeyyavxo71yzx9uhnuagk">
+            <w:hyperlink w:history="1" r:id="rIdfck3mvymauiboca-wt-ln">
               <w:r>
                 <w:rPr>
                   <w:rFonts w:ascii="Arial" w:cs="Arial" w:eastAsia="Arial" w:hAnsi="Arial"/>
@@ -10651,7 +10651,7 @@
               <w:spacing w:after="10" w:before="0"/>
               <w:ind w:left="120"/>
             </w:pPr>
-            <w:hyperlink w:history="1" r:id="rIdcicpxdwqvc6ueircf0p26">
+            <w:hyperlink w:history="1" r:id="rIdrk6hbb8si7ipde3lorc46">
               <w:r>
                 <w:rPr>
                   <w:rFonts w:ascii="Arial" w:cs="Arial" w:eastAsia="Arial" w:hAnsi="Arial"/>
@@ -10846,7 +10846,7 @@
             <w:pPr>
               <w:spacing w:after="20" w:before="0"/>
             </w:pPr>
-            <w:hyperlink w:history="1" r:id="rId4l_qbzo6xrnf74keu_xq8">
+            <w:hyperlink w:history="1" r:id="rIdxclflulo9vgjfsuk3fi2g">
               <w:r>
                 <w:rPr>
                   <w:rFonts w:ascii="Arial" w:cs="Arial" w:eastAsia="Arial" w:hAnsi="Arial"/>
@@ -10879,7 +10879,7 @@
               <w:spacing w:after="10" w:before="0"/>
               <w:ind w:left="120"/>
             </w:pPr>
-            <w:hyperlink w:history="1" r:id="rIdwqgjkcsbi4xk7gx-bhpyb">
+            <w:hyperlink w:history="1" r:id="rId7vxa9w61ophyrvzedwzxo">
               <w:r>
                 <w:rPr>
                   <w:rFonts w:ascii="Arial" w:cs="Arial" w:eastAsia="Arial" w:hAnsi="Arial"/>
@@ -10924,7 +10924,7 @@
             <w:pPr>
               <w:spacing w:after="20" w:before="0"/>
             </w:pPr>
-            <w:hyperlink w:history="1" r:id="rIdqbb1wbkaphermajr7_qns">
+            <w:hyperlink w:history="1" r:id="rId8rd4axzra2aoouqkn785f">
               <w:r>
                 <w:rPr>
                   <w:rFonts w:ascii="Arial" w:cs="Arial" w:eastAsia="Arial" w:hAnsi="Arial"/>
@@ -10957,7 +10957,7 @@
               <w:spacing w:after="10" w:before="0"/>
               <w:ind w:left="120"/>
             </w:pPr>
-            <w:hyperlink w:history="1" r:id="rIdi2kv5h6x2m1xtoj5r5acr">
+            <w:hyperlink w:history="1" r:id="rIdvvru9s9rkjpakvx5xfhra">
               <w:r>
                 <w:rPr>
                   <w:rFonts w:ascii="Arial" w:cs="Arial" w:eastAsia="Arial" w:hAnsi="Arial"/>
@@ -12444,7 +12444,7 @@
             <w:pPr>
               <w:spacing w:after="20" w:before="0"/>
             </w:pPr>
-            <w:hyperlink w:history="1" r:id="rIdxygdjquk6sa5ndbgz3uz7">
+            <w:hyperlink w:history="1" r:id="rIdvphzbzpyybujsl_cvyssf">
               <w:r>
                 <w:rPr>
                   <w:rFonts w:ascii="Arial" w:cs="Arial" w:eastAsia="Arial" w:hAnsi="Arial"/>
@@ -12477,7 +12477,7 @@
               <w:spacing w:after="10" w:before="0"/>
               <w:ind w:left="120"/>
             </w:pPr>
-            <w:hyperlink w:history="1" r:id="rIdo0nr3z1bzyktb54t0bt-0">
+            <w:hyperlink w:history="1" r:id="rIdb2dbdpakjqfekt1fnip-h">
               <w:r>
                 <w:rPr>
                   <w:rFonts w:ascii="Arial" w:cs="Arial" w:eastAsia="Arial" w:hAnsi="Arial"/>
@@ -12522,7 +12522,7 @@
             <w:pPr>
               <w:spacing w:after="20" w:before="0"/>
             </w:pPr>
-            <w:hyperlink w:history="1" r:id="rIdpbebifd0txa_jkniyebrn">
+            <w:hyperlink w:history="1" r:id="rIdcfnbqxqdv7pighgswbjlp">
               <w:r>
                 <w:rPr>
                   <w:rFonts w:ascii="Arial" w:cs="Arial" w:eastAsia="Arial" w:hAnsi="Arial"/>
@@ -12555,7 +12555,7 @@
               <w:spacing w:after="10" w:before="0"/>
               <w:ind w:left="120"/>
             </w:pPr>
-            <w:hyperlink w:history="1" r:id="rIdfpj3z1aydkcdo1jdp2w6q">
+            <w:hyperlink w:history="1" r:id="rIddbkzzag9wogellnljacv5">
               <w:r>
                 <w:rPr>
                   <w:rFonts w:ascii="Arial" w:cs="Arial" w:eastAsia="Arial" w:hAnsi="Arial"/>
@@ -12750,7 +12750,7 @@
             <w:pPr>
               <w:spacing w:after="20" w:before="0"/>
             </w:pPr>
-            <w:hyperlink w:history="1" r:id="rIdrb5gy3dtxcezd8tkujjeh">
+            <w:hyperlink w:history="1" r:id="rIdubncv-izavcwjopis492l">
               <w:r>
                 <w:rPr>
                   <w:rFonts w:ascii="Arial" w:cs="Arial" w:eastAsia="Arial" w:hAnsi="Arial"/>
@@ -12783,7 +12783,7 @@
               <w:spacing w:after="10" w:before="0"/>
               <w:ind w:left="120"/>
             </w:pPr>
-            <w:hyperlink w:history="1" r:id="rIdtzcjtzlitos4eqhucrghv">
+            <w:hyperlink w:history="1" r:id="rId6m4mntwrvg5keimx0p0lx">
               <w:r>
                 <w:rPr>
                   <w:rFonts w:ascii="Arial" w:cs="Arial" w:eastAsia="Arial" w:hAnsi="Arial"/>
@@ -12828,7 +12828,7 @@
             <w:pPr>
               <w:spacing w:after="20" w:before="0"/>
             </w:pPr>
-            <w:hyperlink w:history="1" r:id="rIdva2hjjlglv9wspaz1zjtb">
+            <w:hyperlink w:history="1" r:id="rId07xz8kwsyyskmgni3va2g">
               <w:r>
                 <w:rPr>
                   <w:rFonts w:ascii="Arial" w:cs="Arial" w:eastAsia="Arial" w:hAnsi="Arial"/>
@@ -12861,7 +12861,7 @@
               <w:spacing w:after="10" w:before="0"/>
               <w:ind w:left="120"/>
             </w:pPr>
-            <w:hyperlink w:history="1" r:id="rIddr7nv3wa1gn3c7iwtd9-1">
+            <w:hyperlink w:history="1" r:id="rId11d_rk3ytsrghmbyiwf9t">
               <w:r>
                 <w:rPr>
                   <w:rFonts w:ascii="Arial" w:cs="Arial" w:eastAsia="Arial" w:hAnsi="Arial"/>
@@ -13056,7 +13056,7 @@
             <w:pPr>
               <w:spacing w:after="20" w:before="0"/>
             </w:pPr>
-            <w:hyperlink w:history="1" r:id="rIdl4_3uhu0b5zfgwrszsaxn">
+            <w:hyperlink w:history="1" r:id="rIdqmr5hbl5lmo0nysbmmdrh">
               <w:r>
                 <w:rPr>
                   <w:rFonts w:ascii="Arial" w:cs="Arial" w:eastAsia="Arial" w:hAnsi="Arial"/>
@@ -13089,7 +13089,7 @@
               <w:spacing w:after="10" w:before="0"/>
               <w:ind w:left="120"/>
             </w:pPr>
-            <w:hyperlink w:history="1" r:id="rIdi_lq7idwvg361mcd1ytgf">
+            <w:hyperlink w:history="1" r:id="rId6gxj7pl_ltzhm8rnmy9nn">
               <w:r>
                 <w:rPr>
                   <w:rFonts w:ascii="Arial" w:cs="Arial" w:eastAsia="Arial" w:hAnsi="Arial"/>
@@ -13134,7 +13134,619 @@
             <w:pPr>
               <w:spacing w:after="20" w:before="0"/>
             </w:pPr>
-            <w:hyperlink w:history="1" r:id="rIdcx8eerrp724p6ojwlcju5">
+            <w:hyperlink w:history="1" r:id="rId7lgmjknyrftyug7izku1l">
+              <w:r>
+                <w:rPr>
+                  <w:rFonts w:ascii="Arial" w:cs="Arial" w:eastAsia="Arial" w:hAnsi="Arial"/>
+                  <w:color w:val="2E75B6"/>
+                  <w:sz w:val="16"/>
+                  <w:szCs w:val="16"/>
+                  <w:u w:val="single" w:color="2E75B6"/>
+                </w:rPr>
+                <w:t xml:space="preserve">Global Climate Change (Flexbook)</w:t>
+              </w:r>
+            </w:hyperlink>
+          </w:p>
+          <w:p>
+            <w:pPr>
+              <w:spacing w:after="10" w:before="0"/>
+              <w:ind w:left="120"/>
+            </w:pPr>
+            <w:r>
+              <w:rPr>
+                <w:rFonts w:ascii="Arial" w:cs="Arial" w:eastAsia="Arial" w:hAnsi="Arial"/>
+                <w:color w:val="595959"/>
+                <w:sz w:val="14"/>
+                <w:szCs w:val="14"/>
+              </w:rPr>
+              <w:t xml:space="preserve">Source: CK-12</w:t>
+            </w:r>
+          </w:p>
+          <w:p>
+            <w:pPr>
+              <w:spacing w:after="10" w:before="0"/>
+              <w:ind w:left="120"/>
+            </w:pPr>
+            <w:hyperlink w:history="1" r:id="rId_9j6zk7fuhmtdxqfpuvhb">
+              <w:r>
+                <w:rPr>
+                  <w:rFonts w:ascii="Arial" w:cs="Arial" w:eastAsia="Arial" w:hAnsi="Arial"/>
+                  <w:color w:val="595959"/>
+                  <w:sz w:val="14"/>
+                  <w:szCs w:val="14"/>
+                  <w:u w:val="single" w:color="595959"/>
+                </w:rPr>
+                <w:t xml:space="preserve">🔍 Search ARES for similar readings</w:t>
+              </w:r>
+            </w:hyperlink>
+          </w:p>
+        </w:tc>
+        <w:tc>
+          <w:tcPr>
+            <w:tcW w:type="dxa" w:w="3040"/>
+            <w:shd w:fill="FFFFFF" w:color="auto" w:val="clear"/>
+            <w:tcMar>
+              <w:top w:type="dxa" w:w="60"/>
+              <w:left w:type="dxa" w:w="120"/>
+              <w:bottom w:type="dxa" w:w="60"/>
+              <w:right w:type="dxa" w:w="120"/>
+            </w:tcMar>
+            <w:vAlign w:val="top"/>
+          </w:tcPr>
+          <w:p>
+            <w:pPr>
+              <w:spacing w:after="40" w:before="0"/>
+              <w:jc w:val="left"/>
+            </w:pPr>
+            <w:r>
+              <w:rPr>
+                <w:rFonts w:ascii="Arial" w:cs="Arial" w:eastAsia="Arial" w:hAnsi="Arial"/>
+                <w:b w:val="false"/>
+                <w:bCs w:val="false"/>
+                <w:i w:val="false"/>
+                <w:iCs w:val="false"/>
+                <w:color w:val="000000"/>
+                <w:sz w:val="18"/>
+                <w:szCs w:val="18"/>
+              </w:rPr>
+              <w:t xml:space="preserve">Student groups of four receive a large sheet of paper and a set of labelled sticky notes in four colours: orange for causes, yellow for physical processes, green for environmental effects, and pink for social or economic effects on Kenyan communities. Groups construct an effects web starting from the central node Enhanced Greenhouse Effect and branching outward. They must include at least one chain ending at Mount Kenya Lewis Glacier retreat, one ending at disrupted long rains in Embu County, one ending at Rift Valley drought, one ending at Kisumu or Lake Victoria flooding, and one ending at Kericho tea harvest disruption. Students use their prior lesson notes, the NASA handout, and the cause-chain cards. After 10 minutes of group construction, each group does a gallery walk — moving to one other groups web and adding one sticky note of a connection they think is missing, using a different colour pen.</w:t>
+            </w:r>
+          </w:p>
+        </w:tc>
+        <w:tc>
+          <w:tcPr>
+            <w:tcW w:type="dxa" w:w="3040"/>
+            <w:shd w:fill="F2F2F2" w:color="auto" w:val="clear"/>
+            <w:tcMar>
+              <w:top w:type="dxa" w:w="60"/>
+              <w:left w:type="dxa" w:w="120"/>
+              <w:bottom w:type="dxa" w:w="60"/>
+              <w:right w:type="dxa" w:w="120"/>
+            </w:tcMar>
+            <w:vAlign w:val="top"/>
+          </w:tcPr>
+          <w:p>
+            <w:pPr>
+              <w:spacing w:after="40" w:before="0"/>
+              <w:jc w:val="left"/>
+            </w:pPr>
+            <w:r>
+              <w:rPr>
+                <w:rFonts w:ascii="Arial" w:cs="Arial" w:eastAsia="Arial" w:hAnsi="Arial"/>
+                <w:b w:val="false"/>
+                <w:bCs w:val="false"/>
+                <w:i w:val="false"/>
+                <w:iCs w:val="false"/>
+                <w:color w:val="000000"/>
+                <w:sz w:val="18"/>
+                <w:szCs w:val="18"/>
+              </w:rPr>
+              <w:t xml:space="preserve">Teacher circulates during web construction and uses targeted questions: How does a rise in average surface temperature change evaporation rates over the Indian Ocean? How does that change what happens to the clouds that bring the long rains to Embu? If students are only listing effects without showing physics links, teacher prompts: Can you draw an arrow and write the physical process that connects these two nodes? After the gallery walk, teacher brings the class together and says: I noticed several groups connected warming temperatures to both more flooding in one place and more drought in another. How can warming cause both of these at the same time? Allow 30 seconds of wait time before taking responses. Teacher guides students to the explanation that warming intensifies the water cycle — increasing evaporation and making rainfall more intense but also more spatially uneven — so some areas flood while others dry out.</w:t>
+            </w:r>
+          </w:p>
+        </w:tc>
+        <w:tc>
+          <w:tcPr>
+            <w:tcW w:type="dxa" w:w="3040"/>
+            <w:shd w:fill="FFFFFF" w:color="auto" w:val="clear"/>
+            <w:tcMar>
+              <w:top w:type="dxa" w:w="60"/>
+              <w:left w:type="dxa" w:w="120"/>
+              <w:bottom w:type="dxa" w:w="60"/>
+              <w:right w:type="dxa" w:w="120"/>
+            </w:tcMar>
+            <w:vAlign w:val="top"/>
+          </w:tcPr>
+          <w:p>
+            <w:pPr>
+              <w:spacing w:after="40" w:before="0"/>
+              <w:jc w:val="left"/>
+            </w:pPr>
+            <w:r>
+              <w:rPr>
+                <w:rFonts w:ascii="Arial" w:cs="Arial" w:eastAsia="Arial" w:hAnsi="Arial"/>
+                <w:b w:val="false"/>
+                <w:bCs w:val="false"/>
+                <w:i w:val="false"/>
+                <w:iCs w:val="false"/>
+                <w:color w:val="000000"/>
+                <w:sz w:val="18"/>
+                <w:szCs w:val="18"/>
+              </w:rPr>
+              <w:t xml:space="preserve">Effects web construction externalises student mental models and makes causal chains visible and discussable. The gallery walk introduces peer critique and adds cross-group connections, building a richer collective model. The teacher-facilitated discussion of the apparent paradox of simultaneous flooding and drought deepens mechanistic understanding and corrects oversimplified linear thinking.</w:t>
+            </w:r>
+          </w:p>
+        </w:tc>
+        <w:tc>
+          <w:tcPr>
+            <w:tcW w:type="dxa" w:w="3040"/>
+            <w:shd w:fill="F2F2F2" w:color="auto" w:val="clear"/>
+            <w:tcMar>
+              <w:top w:type="dxa" w:w="60"/>
+              <w:left w:type="dxa" w:w="120"/>
+              <w:bottom w:type="dxa" w:w="60"/>
+              <w:right w:type="dxa" w:w="120"/>
+            </w:tcMar>
+            <w:vAlign w:val="top"/>
+          </w:tcPr>
+          <w:p>
+            <w:pPr>
+              <w:spacing w:after="40" w:before="0"/>
+              <w:jc w:val="left"/>
+            </w:pPr>
+            <w:r>
+              <w:rPr>
+                <w:rFonts w:ascii="Arial" w:cs="Arial" w:eastAsia="Arial" w:hAnsi="Arial"/>
+                <w:b w:val="false"/>
+                <w:bCs w:val="false"/>
+                <w:i w:val="false"/>
+                <w:iCs w:val="false"/>
+                <w:color w:val="000000"/>
+                <w:sz w:val="18"/>
+                <w:szCs w:val="18"/>
+              </w:rPr>
+              <w:t xml:space="preserve">Teacher photographs each groups effects web for later review. During the whole-class discussion, teacher listens for whether students can articulate the intensification of the water cycle as the mechanistic link between warming and both drought and flood. Students who cannot are identified for additional scaffolding in Lesson 5.</w:t>
+            </w:r>
+          </w:p>
+        </w:tc>
+      </w:tr>
+      <w:tr>
+        <w:tc>
+          <w:tcPr>
+            <w:tcW w:type="dxa" w:w="1520"/>
+            <w:shd w:fill="FCE4D6" w:color="auto" w:val="clear"/>
+            <w:tcMar>
+              <w:top w:type="dxa" w:w="60"/>
+              <w:left w:type="dxa" w:w="120"/>
+              <w:bottom w:type="dxa" w:w="60"/>
+              <w:right w:type="dxa" w:w="120"/>
+            </w:tcMar>
+            <w:vAlign w:val="top"/>
+          </w:tcPr>
+          <w:p>
+            <w:pPr>
+              <w:spacing w:after="40" w:before="0"/>
+              <w:jc w:val="left"/>
+            </w:pPr>
+            <w:r>
+              <w:rPr>
+                <w:rFonts w:ascii="Arial" w:cs="Arial" w:eastAsia="Arial" w:hAnsi="Arial"/>
+                <w:b/>
+                <w:bCs/>
+                <w:i w:val="false"/>
+                <w:iCs w:val="false"/>
+                <w:color w:val="000000"/>
+                <w:sz w:val="18"/>
+                <w:szCs w:val="18"/>
+              </w:rPr>
+              <w:t xml:space="preserve">Driving Question Board (DQB) Creation</w:t>
+            </w:r>
+          </w:p>
+          <w:p>
+            <w:pPr>
+              <w:spacing w:after="20" w:before="0"/>
+            </w:pPr>
+            <w:r>
+              <w:rPr>
+                <w:rFonts w:ascii="Arial" w:cs="Arial" w:eastAsia="Arial" w:hAnsi="Arial"/>
+                <w:b/>
+                <w:bCs/>
+                <w:color w:val="1F3864"/>
+                <w:sz w:val="16"/>
+                <w:szCs w:val="16"/>
+              </w:rPr>
+              <w:t xml:space="preserve">📹 VIDEO:</w:t>
+            </w:r>
+          </w:p>
+          <w:p>
+            <w:pPr>
+              <w:spacing w:after="20" w:before="0"/>
+            </w:pPr>
+            <w:hyperlink w:history="1" r:id="rIdovlcbg2crwq4xlpgcuud1">
+              <w:r>
+                <w:rPr>
+                  <w:rFonts w:ascii="Arial" w:cs="Arial" w:eastAsia="Arial" w:hAnsi="Arial"/>
+                  <w:color w:val="2E75B6"/>
+                  <w:sz w:val="16"/>
+                  <w:szCs w:val="16"/>
+                  <w:u w:val="single" w:color="2E75B6"/>
+                </w:rPr>
+                <w:t xml:space="preserve">Earth's changing climate</w:t>
+              </w:r>
+            </w:hyperlink>
+          </w:p>
+          <w:p>
+            <w:pPr>
+              <w:spacing w:after="10" w:before="0"/>
+              <w:ind w:left="120"/>
+            </w:pPr>
+            <w:r>
+              <w:rPr>
+                <w:rFonts w:ascii="Arial" w:cs="Arial" w:eastAsia="Arial" w:hAnsi="Arial"/>
+                <w:color w:val="595959"/>
+                <w:sz w:val="14"/>
+                <w:szCs w:val="14"/>
+              </w:rPr>
+              <w:t xml:space="preserve">Source: Khan Academy (English - US curriculum)</w:t>
+            </w:r>
+          </w:p>
+          <w:p>
+            <w:pPr>
+              <w:spacing w:after="10" w:before="0"/>
+              <w:ind w:left="120"/>
+            </w:pPr>
+            <w:hyperlink w:history="1" r:id="rIdxu8uxiepwzyhtkbfpar2-">
+              <w:r>
+                <w:rPr>
+                  <w:rFonts w:ascii="Arial" w:cs="Arial" w:eastAsia="Arial" w:hAnsi="Arial"/>
+                  <w:color w:val="595959"/>
+                  <w:sz w:val="14"/>
+                  <w:szCs w:val="14"/>
+                  <w:u w:val="single" w:color="595959"/>
+                </w:rPr>
+                <w:t xml:space="preserve">🔍 Search ARES for similar videos</w:t>
+              </w:r>
+            </w:hyperlink>
+          </w:p>
+          <w:p>
+            <w:pPr>
+              <w:spacing w:after="40" w:before="0"/>
+            </w:pPr>
+            <w:r>
+              <w:rPr>
+                <w:sz w:val="14"/>
+                <w:szCs w:val="14"/>
+              </w:rPr>
+              <w:t xml:space="preserve"/>
+            </w:r>
+          </w:p>
+          <w:p>
+            <w:pPr>
+              <w:spacing w:after="20" w:before="0"/>
+            </w:pPr>
+            <w:r>
+              <w:rPr>
+                <w:rFonts w:ascii="Arial" w:cs="Arial" w:eastAsia="Arial" w:hAnsi="Arial"/>
+                <w:b/>
+                <w:bCs/>
+                <w:color w:val="1F3864"/>
+                <w:sz w:val="16"/>
+                <w:szCs w:val="16"/>
+              </w:rPr>
+              <w:t xml:space="preserve">📖 EXERCISE:</w:t>
+            </w:r>
+          </w:p>
+          <w:p>
+            <w:pPr>
+              <w:spacing w:after="20" w:before="0"/>
+            </w:pPr>
+            <w:hyperlink w:history="1" r:id="rIdinnpdcxciep5w0jvmunrx">
+              <w:r>
+                <w:rPr>
+                  <w:rFonts w:ascii="Arial" w:cs="Arial" w:eastAsia="Arial" w:hAnsi="Arial"/>
+                  <w:color w:val="2E75B6"/>
+                  <w:sz w:val="16"/>
+                  <w:szCs w:val="16"/>
+                  <w:u w:val="single" w:color="2E75B6"/>
+                </w:rPr>
+                <w:t xml:space="preserve">Global Climate Change Practice</w:t>
+              </w:r>
+            </w:hyperlink>
+          </w:p>
+          <w:p>
+            <w:pPr>
+              <w:spacing w:after="10" w:before="0"/>
+              <w:ind w:left="120"/>
+            </w:pPr>
+            <w:r>
+              <w:rPr>
+                <w:rFonts w:ascii="Arial" w:cs="Arial" w:eastAsia="Arial" w:hAnsi="Arial"/>
+                <w:color w:val="595959"/>
+                <w:sz w:val="14"/>
+                <w:szCs w:val="14"/>
+              </w:rPr>
+              <w:t xml:space="preserve">Source: CK-12</w:t>
+            </w:r>
+          </w:p>
+          <w:p>
+            <w:pPr>
+              <w:spacing w:after="10" w:before="0"/>
+              <w:ind w:left="120"/>
+            </w:pPr>
+            <w:hyperlink w:history="1" r:id="rIdcek0wmbyri23qzohvccjo">
+              <w:r>
+                <w:rPr>
+                  <w:rFonts w:ascii="Arial" w:cs="Arial" w:eastAsia="Arial" w:hAnsi="Arial"/>
+                  <w:color w:val="595959"/>
+                  <w:sz w:val="14"/>
+                  <w:szCs w:val="14"/>
+                  <w:u w:val="single" w:color="595959"/>
+                </w:rPr>
+                <w:t xml:space="preserve">🔍 Search ARES for similar readings</w:t>
+              </w:r>
+            </w:hyperlink>
+          </w:p>
+        </w:tc>
+        <w:tc>
+          <w:tcPr>
+            <w:tcW w:type="dxa" w:w="3040"/>
+            <w:shd w:fill="FFFFFF" w:color="auto" w:val="clear"/>
+            <w:tcMar>
+              <w:top w:type="dxa" w:w="60"/>
+              <w:left w:type="dxa" w:w="120"/>
+              <w:bottom w:type="dxa" w:w="60"/>
+              <w:right w:type="dxa" w:w="120"/>
+            </w:tcMar>
+            <w:vAlign w:val="top"/>
+          </w:tcPr>
+          <w:p>
+            <w:pPr>
+              <w:spacing w:after="40" w:before="0"/>
+              <w:jc w:val="left"/>
+            </w:pPr>
+            <w:r>
+              <w:rPr>
+                <w:rFonts w:ascii="Arial" w:cs="Arial" w:eastAsia="Arial" w:hAnsi="Arial"/>
+                <w:b w:val="false"/>
+                <w:bCs w:val="false"/>
+                <w:i w:val="false"/>
+                <w:iCs w:val="false"/>
+                <w:color w:val="000000"/>
+                <w:sz w:val="18"/>
+                <w:szCs w:val="18"/>
+              </w:rPr>
+              <w:t xml:space="preserve">Students return to the Driving Question Board displayed at the front of the room. The teacher reminds them that in Lesson 1 they posted questions and initial predictions. Each student now receives two sticky notes. On the first, they write one question from Lesson 1 that they can now partially or fully answer, and write a two-sentence answer using scientific vocabulary from Lessons 1 through 4. On the second, they write one new question that todays lesson has raised for them — something they still do not understand or want to investigate. Students post both notes in the appropriate columns on the DQB: Answered (or Partly Answered) and New Questions. The teacher reads four or five of the answered questions aloud and briefly affirms the scientific language used, then highlights two or three new questions that preview Lesson 5 on mitigation and adaptation.</w:t>
+            </w:r>
+          </w:p>
+        </w:tc>
+        <w:tc>
+          <w:tcPr>
+            <w:tcW w:type="dxa" w:w="3040"/>
+            <w:shd w:fill="F2F2F2" w:color="auto" w:val="clear"/>
+            <w:tcMar>
+              <w:top w:type="dxa" w:w="60"/>
+              <w:left w:type="dxa" w:w="120"/>
+              <w:bottom w:type="dxa" w:w="60"/>
+              <w:right w:type="dxa" w:w="120"/>
+            </w:tcMar>
+            <w:vAlign w:val="top"/>
+          </w:tcPr>
+          <w:p>
+            <w:pPr>
+              <w:spacing w:after="40" w:before="0"/>
+              <w:jc w:val="left"/>
+            </w:pPr>
+            <w:r>
+              <w:rPr>
+                <w:rFonts w:ascii="Arial" w:cs="Arial" w:eastAsia="Arial" w:hAnsi="Arial"/>
+                <w:b w:val="false"/>
+                <w:bCs w:val="false"/>
+                <w:i w:val="false"/>
+                <w:iCs w:val="false"/>
+                <w:color w:val="000000"/>
+                <w:sz w:val="18"/>
+                <w:szCs w:val="18"/>
+              </w:rPr>
+              <w:t xml:space="preserve">Teacher says: Look at the questions you and your classmates posted in Lesson 1. Some of you asked why the rains are getting unpredictable. Some asked whether the glacier melt and the rain changes are connected. Can you answer those now? Write your answer in the language of a physicist — use words like infrared radiation, surface temperature anomaly, water cycle intensification, and cascading effects. After students post notes, teacher reads one answered note aloud and says: This student used the phrase intensified water cycle to explain both flooding and drought. That is precisely the kind of scientific reasoning we are building toward in this unit. For new questions, teacher says: Several of you are asking what we can actually do about this. That is exactly what Lesson 5 will address.</w:t>
+            </w:r>
+          </w:p>
+        </w:tc>
+        <w:tc>
+          <w:tcPr>
+            <w:tcW w:type="dxa" w:w="3040"/>
+            <w:shd w:fill="FFFFFF" w:color="auto" w:val="clear"/>
+            <w:tcMar>
+              <w:top w:type="dxa" w:w="60"/>
+              <w:left w:type="dxa" w:w="120"/>
+              <w:bottom w:type="dxa" w:w="60"/>
+              <w:right w:type="dxa" w:w="120"/>
+            </w:tcMar>
+            <w:vAlign w:val="top"/>
+          </w:tcPr>
+          <w:p>
+            <w:pPr>
+              <w:spacing w:after="40" w:before="0"/>
+              <w:jc w:val="left"/>
+            </w:pPr>
+            <w:r>
+              <w:rPr>
+                <w:rFonts w:ascii="Arial" w:cs="Arial" w:eastAsia="Arial" w:hAnsi="Arial"/>
+                <w:b w:val="false"/>
+                <w:bCs w:val="false"/>
+                <w:i w:val="false"/>
+                <w:iCs w:val="false"/>
+                <w:color w:val="000000"/>
+                <w:sz w:val="18"/>
+                <w:szCs w:val="18"/>
+              </w:rPr>
+              <w:t xml:space="preserve">The DQB update makes the students growing understanding visible and metacognitive. By requiring scientific vocabulary in the answered-question notes, the teacher formalises language development. New questions sustain inquiry momentum and signal to students that scientific learning is cumulative and open-ended.</w:t>
+            </w:r>
+          </w:p>
+        </w:tc>
+        <w:tc>
+          <w:tcPr>
+            <w:tcW w:type="dxa" w:w="3040"/>
+            <w:shd w:fill="F2F2F2" w:color="auto" w:val="clear"/>
+            <w:tcMar>
+              <w:top w:type="dxa" w:w="60"/>
+              <w:left w:type="dxa" w:w="120"/>
+              <w:bottom w:type="dxa" w:w="60"/>
+              <w:right w:type="dxa" w:w="120"/>
+            </w:tcMar>
+            <w:vAlign w:val="top"/>
+          </w:tcPr>
+          <w:p>
+            <w:pPr>
+              <w:spacing w:after="40" w:before="0"/>
+              <w:jc w:val="left"/>
+            </w:pPr>
+            <w:r>
+              <w:rPr>
+                <w:rFonts w:ascii="Arial" w:cs="Arial" w:eastAsia="Arial" w:hAnsi="Arial"/>
+                <w:b w:val="false"/>
+                <w:bCs w:val="false"/>
+                <w:i w:val="false"/>
+                <w:iCs w:val="false"/>
+                <w:color w:val="000000"/>
+                <w:sz w:val="18"/>
+                <w:szCs w:val="18"/>
+              </w:rPr>
+              <w:t xml:space="preserve">Teacher reviews all DQB sticky notes after class to assess the quality of scientific language and the coherence of causal explanations. Students who are still writing only surface-level answers (for example, the glacier is melting because it is hot) without mechanistic language are targeted for a brief check-in at the start of Lesson 5.</w:t>
+            </w:r>
+          </w:p>
+        </w:tc>
+      </w:tr>
+      <w:tr>
+        <w:tc>
+          <w:tcPr>
+            <w:tcW w:type="dxa" w:w="1520"/>
+            <w:shd w:fill="D5E8F0" w:color="auto" w:val="clear"/>
+            <w:tcMar>
+              <w:top w:type="dxa" w:w="60"/>
+              <w:left w:type="dxa" w:w="120"/>
+              <w:bottom w:type="dxa" w:w="60"/>
+              <w:right w:type="dxa" w:w="120"/>
+            </w:tcMar>
+            <w:vAlign w:val="top"/>
+          </w:tcPr>
+          <w:p>
+            <w:pPr>
+              <w:spacing w:after="40" w:before="0"/>
+              <w:jc w:val="left"/>
+            </w:pPr>
+            <w:r>
+              <w:rPr>
+                <w:rFonts w:ascii="Arial" w:cs="Arial" w:eastAsia="Arial" w:hAnsi="Arial"/>
+                <w:b/>
+                <w:bCs/>
+                <w:i w:val="false"/>
+                <w:iCs w:val="false"/>
+                <w:color w:val="000000"/>
+                <w:sz w:val="18"/>
+                <w:szCs w:val="18"/>
+              </w:rPr>
+              <w:t xml:space="preserve">Model Building Phase</w:t>
+            </w:r>
+          </w:p>
+          <w:p>
+            <w:pPr>
+              <w:spacing w:after="20" w:before="0"/>
+            </w:pPr>
+            <w:r>
+              <w:rPr>
+                <w:rFonts w:ascii="Arial" w:cs="Arial" w:eastAsia="Arial" w:hAnsi="Arial"/>
+                <w:b/>
+                <w:bCs/>
+                <w:color w:val="1F3864"/>
+                <w:sz w:val="16"/>
+                <w:szCs w:val="16"/>
+              </w:rPr>
+              <w:t xml:space="preserve">📹 VIDEO:</w:t>
+            </w:r>
+          </w:p>
+          <w:p>
+            <w:pPr>
+              <w:spacing w:after="20" w:before="0"/>
+            </w:pPr>
+            <w:hyperlink w:history="1" r:id="rIdawjsvhenfhgc6g-kvawfc">
+              <w:r>
+                <w:rPr>
+                  <w:rFonts w:ascii="Arial" w:cs="Arial" w:eastAsia="Arial" w:hAnsi="Arial"/>
+                  <w:color w:val="2E75B6"/>
+                  <w:sz w:val="16"/>
+                  <w:szCs w:val="16"/>
+                  <w:u w:val="single" w:color="2E75B6"/>
+                </w:rPr>
+                <w:t xml:space="preserve">Earth's changing climate</w:t>
+              </w:r>
+            </w:hyperlink>
+          </w:p>
+          <w:p>
+            <w:pPr>
+              <w:spacing w:after="10" w:before="0"/>
+              <w:ind w:left="120"/>
+            </w:pPr>
+            <w:r>
+              <w:rPr>
+                <w:rFonts w:ascii="Arial" w:cs="Arial" w:eastAsia="Arial" w:hAnsi="Arial"/>
+                <w:color w:val="595959"/>
+                <w:sz w:val="14"/>
+                <w:szCs w:val="14"/>
+              </w:rPr>
+              <w:t xml:space="preserve">Source: Khan Academy (English - US curriculum)</w:t>
+            </w:r>
+          </w:p>
+          <w:p>
+            <w:pPr>
+              <w:spacing w:after="10" w:before="0"/>
+              <w:ind w:left="120"/>
+            </w:pPr>
+            <w:hyperlink w:history="1" r:id="rIdaqk9cr2tevzxop51sd8hv">
+              <w:r>
+                <w:rPr>
+                  <w:rFonts w:ascii="Arial" w:cs="Arial" w:eastAsia="Arial" w:hAnsi="Arial"/>
+                  <w:color w:val="595959"/>
+                  <w:sz w:val="14"/>
+                  <w:szCs w:val="14"/>
+                  <w:u w:val="single" w:color="595959"/>
+                </w:rPr>
+                <w:t xml:space="preserve">🔍 Search ARES for similar videos</w:t>
+              </w:r>
+            </w:hyperlink>
+          </w:p>
+          <w:p>
+            <w:pPr>
+              <w:spacing w:after="40" w:before="0"/>
+            </w:pPr>
+            <w:r>
+              <w:rPr>
+                <w:sz w:val="14"/>
+                <w:szCs w:val="14"/>
+              </w:rPr>
+              <w:t xml:space="preserve"/>
+            </w:r>
+          </w:p>
+          <w:p>
+            <w:pPr>
+              <w:spacing w:after="20" w:before="0"/>
+            </w:pPr>
+            <w:r>
+              <w:rPr>
+                <w:rFonts w:ascii="Arial" w:cs="Arial" w:eastAsia="Arial" w:hAnsi="Arial"/>
+                <w:b/>
+                <w:bCs/>
+                <w:color w:val="1F3864"/>
+                <w:sz w:val="16"/>
+                <w:szCs w:val="16"/>
+              </w:rPr>
+              <w:t xml:space="preserve">📖 HTML:</w:t>
+            </w:r>
+          </w:p>
+          <w:p>
+            <w:pPr>
+              <w:spacing w:after="20" w:before="0"/>
+            </w:pPr>
+            <w:hyperlink w:history="1" r:id="rIdim6ygfflvd9auqhixcsr7">
               <w:r>
                 <w:rPr>
                   <w:rFonts w:ascii="Arial" w:cs="Arial" w:eastAsia="Arial" w:hAnsi="Arial"/>
@@ -13167,619 +13779,7 @@
               <w:spacing w:after="10" w:before="0"/>
               <w:ind w:left="120"/>
             </w:pPr>
-            <w:hyperlink w:history="1" r:id="rIdpgqxmuo2sgmvfrzipsu3w">
-              <w:r>
-                <w:rPr>
-                  <w:rFonts w:ascii="Arial" w:cs="Arial" w:eastAsia="Arial" w:hAnsi="Arial"/>
-                  <w:color w:val="595959"/>
-                  <w:sz w:val="14"/>
-                  <w:szCs w:val="14"/>
-                  <w:u w:val="single" w:color="595959"/>
-                </w:rPr>
-                <w:t xml:space="preserve">🔍 Search ARES for similar readings</w:t>
-              </w:r>
-            </w:hyperlink>
-          </w:p>
-        </w:tc>
-        <w:tc>
-          <w:tcPr>
-            <w:tcW w:type="dxa" w:w="3040"/>
-            <w:shd w:fill="FFFFFF" w:color="auto" w:val="clear"/>
-            <w:tcMar>
-              <w:top w:type="dxa" w:w="60"/>
-              <w:left w:type="dxa" w:w="120"/>
-              <w:bottom w:type="dxa" w:w="60"/>
-              <w:right w:type="dxa" w:w="120"/>
-            </w:tcMar>
-            <w:vAlign w:val="top"/>
-          </w:tcPr>
-          <w:p>
-            <w:pPr>
-              <w:spacing w:after="40" w:before="0"/>
-              <w:jc w:val="left"/>
-            </w:pPr>
-            <w:r>
-              <w:rPr>
-                <w:rFonts w:ascii="Arial" w:cs="Arial" w:eastAsia="Arial" w:hAnsi="Arial"/>
-                <w:b w:val="false"/>
-                <w:bCs w:val="false"/>
-                <w:i w:val="false"/>
-                <w:iCs w:val="false"/>
-                <w:color w:val="000000"/>
-                <w:sz w:val="18"/>
-                <w:szCs w:val="18"/>
-              </w:rPr>
-              <w:t xml:space="preserve">Student groups of four receive a large sheet of paper and a set of labelled sticky notes in four colours: orange for causes, yellow for physical processes, green for environmental effects, and pink for social or economic effects on Kenyan communities. Groups construct an effects web starting from the central node Enhanced Greenhouse Effect and branching outward. They must include at least one chain ending at Mount Kenya Lewis Glacier retreat, one ending at disrupted long rains in Embu County, one ending at Rift Valley drought, one ending at Kisumu or Lake Victoria flooding, and one ending at Kericho tea harvest disruption. Students use their prior lesson notes, the NASA handout, and the cause-chain cards. After 10 minutes of group construction, each group does a gallery walk — moving to one other groups web and adding one sticky note of a connection they think is missing, using a different colour pen.</w:t>
-            </w:r>
-          </w:p>
-        </w:tc>
-        <w:tc>
-          <w:tcPr>
-            <w:tcW w:type="dxa" w:w="3040"/>
-            <w:shd w:fill="F2F2F2" w:color="auto" w:val="clear"/>
-            <w:tcMar>
-              <w:top w:type="dxa" w:w="60"/>
-              <w:left w:type="dxa" w:w="120"/>
-              <w:bottom w:type="dxa" w:w="60"/>
-              <w:right w:type="dxa" w:w="120"/>
-            </w:tcMar>
-            <w:vAlign w:val="top"/>
-          </w:tcPr>
-          <w:p>
-            <w:pPr>
-              <w:spacing w:after="40" w:before="0"/>
-              <w:jc w:val="left"/>
-            </w:pPr>
-            <w:r>
-              <w:rPr>
-                <w:rFonts w:ascii="Arial" w:cs="Arial" w:eastAsia="Arial" w:hAnsi="Arial"/>
-                <w:b w:val="false"/>
-                <w:bCs w:val="false"/>
-                <w:i w:val="false"/>
-                <w:iCs w:val="false"/>
-                <w:color w:val="000000"/>
-                <w:sz w:val="18"/>
-                <w:szCs w:val="18"/>
-              </w:rPr>
-              <w:t xml:space="preserve">Teacher circulates during web construction and uses targeted questions: How does a rise in average surface temperature change evaporation rates over the Indian Ocean? How does that change what happens to the clouds that bring the long rains to Embu? If students are only listing effects without showing physics links, teacher prompts: Can you draw an arrow and write the physical process that connects these two nodes? After the gallery walk, teacher brings the class together and says: I noticed several groups connected warming temperatures to both more flooding in one place and more drought in another. How can warming cause both of these at the same time? Allow 30 seconds of wait time before taking responses. Teacher guides students to the explanation that warming intensifies the water cycle — increasing evaporation and making rainfall more intense but also more spatially uneven — so some areas flood while others dry out.</w:t>
-            </w:r>
-          </w:p>
-        </w:tc>
-        <w:tc>
-          <w:tcPr>
-            <w:tcW w:type="dxa" w:w="3040"/>
-            <w:shd w:fill="FFFFFF" w:color="auto" w:val="clear"/>
-            <w:tcMar>
-              <w:top w:type="dxa" w:w="60"/>
-              <w:left w:type="dxa" w:w="120"/>
-              <w:bottom w:type="dxa" w:w="60"/>
-              <w:right w:type="dxa" w:w="120"/>
-            </w:tcMar>
-            <w:vAlign w:val="top"/>
-          </w:tcPr>
-          <w:p>
-            <w:pPr>
-              <w:spacing w:after="40" w:before="0"/>
-              <w:jc w:val="left"/>
-            </w:pPr>
-            <w:r>
-              <w:rPr>
-                <w:rFonts w:ascii="Arial" w:cs="Arial" w:eastAsia="Arial" w:hAnsi="Arial"/>
-                <w:b w:val="false"/>
-                <w:bCs w:val="false"/>
-                <w:i w:val="false"/>
-                <w:iCs w:val="false"/>
-                <w:color w:val="000000"/>
-                <w:sz w:val="18"/>
-                <w:szCs w:val="18"/>
-              </w:rPr>
-              <w:t xml:space="preserve">Effects web construction externalises student mental models and makes causal chains visible and discussable. The gallery walk introduces peer critique and adds cross-group connections, building a richer collective model. The teacher-facilitated discussion of the apparent paradox of simultaneous flooding and drought deepens mechanistic understanding and corrects oversimplified linear thinking.</w:t>
-            </w:r>
-          </w:p>
-        </w:tc>
-        <w:tc>
-          <w:tcPr>
-            <w:tcW w:type="dxa" w:w="3040"/>
-            <w:shd w:fill="F2F2F2" w:color="auto" w:val="clear"/>
-            <w:tcMar>
-              <w:top w:type="dxa" w:w="60"/>
-              <w:left w:type="dxa" w:w="120"/>
-              <w:bottom w:type="dxa" w:w="60"/>
-              <w:right w:type="dxa" w:w="120"/>
-            </w:tcMar>
-            <w:vAlign w:val="top"/>
-          </w:tcPr>
-          <w:p>
-            <w:pPr>
-              <w:spacing w:after="40" w:before="0"/>
-              <w:jc w:val="left"/>
-            </w:pPr>
-            <w:r>
-              <w:rPr>
-                <w:rFonts w:ascii="Arial" w:cs="Arial" w:eastAsia="Arial" w:hAnsi="Arial"/>
-                <w:b w:val="false"/>
-                <w:bCs w:val="false"/>
-                <w:i w:val="false"/>
-                <w:iCs w:val="false"/>
-                <w:color w:val="000000"/>
-                <w:sz w:val="18"/>
-                <w:szCs w:val="18"/>
-              </w:rPr>
-              <w:t xml:space="preserve">Teacher photographs each groups effects web for later review. During the whole-class discussion, teacher listens for whether students can articulate the intensification of the water cycle as the mechanistic link between warming and both drought and flood. Students who cannot are identified for additional scaffolding in Lesson 5.</w:t>
-            </w:r>
-          </w:p>
-        </w:tc>
-      </w:tr>
-      <w:tr>
-        <w:tc>
-          <w:tcPr>
-            <w:tcW w:type="dxa" w:w="1520"/>
-            <w:shd w:fill="FCE4D6" w:color="auto" w:val="clear"/>
-            <w:tcMar>
-              <w:top w:type="dxa" w:w="60"/>
-              <w:left w:type="dxa" w:w="120"/>
-              <w:bottom w:type="dxa" w:w="60"/>
-              <w:right w:type="dxa" w:w="120"/>
-            </w:tcMar>
-            <w:vAlign w:val="top"/>
-          </w:tcPr>
-          <w:p>
-            <w:pPr>
-              <w:spacing w:after="40" w:before="0"/>
-              <w:jc w:val="left"/>
-            </w:pPr>
-            <w:r>
-              <w:rPr>
-                <w:rFonts w:ascii="Arial" w:cs="Arial" w:eastAsia="Arial" w:hAnsi="Arial"/>
-                <w:b/>
-                <w:bCs/>
-                <w:i w:val="false"/>
-                <w:iCs w:val="false"/>
-                <w:color w:val="000000"/>
-                <w:sz w:val="18"/>
-                <w:szCs w:val="18"/>
-              </w:rPr>
-              <w:t xml:space="preserve">Driving Question Board (DQB) Creation</w:t>
-            </w:r>
-          </w:p>
-          <w:p>
-            <w:pPr>
-              <w:spacing w:after="20" w:before="0"/>
-            </w:pPr>
-            <w:r>
-              <w:rPr>
-                <w:rFonts w:ascii="Arial" w:cs="Arial" w:eastAsia="Arial" w:hAnsi="Arial"/>
-                <w:b/>
-                <w:bCs/>
-                <w:color w:val="1F3864"/>
-                <w:sz w:val="16"/>
-                <w:szCs w:val="16"/>
-              </w:rPr>
-              <w:t xml:space="preserve">📹 VIDEO:</w:t>
-            </w:r>
-          </w:p>
-          <w:p>
-            <w:pPr>
-              <w:spacing w:after="20" w:before="0"/>
-            </w:pPr>
-            <w:hyperlink w:history="1" r:id="rIduskd81u4jtisgwmghv6hn">
-              <w:r>
-                <w:rPr>
-                  <w:rFonts w:ascii="Arial" w:cs="Arial" w:eastAsia="Arial" w:hAnsi="Arial"/>
-                  <w:color w:val="2E75B6"/>
-                  <w:sz w:val="16"/>
-                  <w:szCs w:val="16"/>
-                  <w:u w:val="single" w:color="2E75B6"/>
-                </w:rPr>
-                <w:t xml:space="preserve">Earth's changing climate</w:t>
-              </w:r>
-            </w:hyperlink>
-          </w:p>
-          <w:p>
-            <w:pPr>
-              <w:spacing w:after="10" w:before="0"/>
-              <w:ind w:left="120"/>
-            </w:pPr>
-            <w:r>
-              <w:rPr>
-                <w:rFonts w:ascii="Arial" w:cs="Arial" w:eastAsia="Arial" w:hAnsi="Arial"/>
-                <w:color w:val="595959"/>
-                <w:sz w:val="14"/>
-                <w:szCs w:val="14"/>
-              </w:rPr>
-              <w:t xml:space="preserve">Source: Khan Academy (English - US curriculum)</w:t>
-            </w:r>
-          </w:p>
-          <w:p>
-            <w:pPr>
-              <w:spacing w:after="10" w:before="0"/>
-              <w:ind w:left="120"/>
-            </w:pPr>
-            <w:hyperlink w:history="1" r:id="rIdf6txip8tdnq6wgpvu9m08">
-              <w:r>
-                <w:rPr>
-                  <w:rFonts w:ascii="Arial" w:cs="Arial" w:eastAsia="Arial" w:hAnsi="Arial"/>
-                  <w:color w:val="595959"/>
-                  <w:sz w:val="14"/>
-                  <w:szCs w:val="14"/>
-                  <w:u w:val="single" w:color="595959"/>
-                </w:rPr>
-                <w:t xml:space="preserve">🔍 Search ARES for similar videos</w:t>
-              </w:r>
-            </w:hyperlink>
-          </w:p>
-          <w:p>
-            <w:pPr>
-              <w:spacing w:after="40" w:before="0"/>
-            </w:pPr>
-            <w:r>
-              <w:rPr>
-                <w:sz w:val="14"/>
-                <w:szCs w:val="14"/>
-              </w:rPr>
-              <w:t xml:space="preserve"/>
-            </w:r>
-          </w:p>
-          <w:p>
-            <w:pPr>
-              <w:spacing w:after="20" w:before="0"/>
-            </w:pPr>
-            <w:r>
-              <w:rPr>
-                <w:rFonts w:ascii="Arial" w:cs="Arial" w:eastAsia="Arial" w:hAnsi="Arial"/>
-                <w:b/>
-                <w:bCs/>
-                <w:color w:val="1F3864"/>
-                <w:sz w:val="16"/>
-                <w:szCs w:val="16"/>
-              </w:rPr>
-              <w:t xml:space="preserve">📖 EXERCISE:</w:t>
-            </w:r>
-          </w:p>
-          <w:p>
-            <w:pPr>
-              <w:spacing w:after="20" w:before="0"/>
-            </w:pPr>
-            <w:hyperlink w:history="1" r:id="rIdt3opkpjuj2gddscoj2yyq">
-              <w:r>
-                <w:rPr>
-                  <w:rFonts w:ascii="Arial" w:cs="Arial" w:eastAsia="Arial" w:hAnsi="Arial"/>
-                  <w:color w:val="2E75B6"/>
-                  <w:sz w:val="16"/>
-                  <w:szCs w:val="16"/>
-                  <w:u w:val="single" w:color="2E75B6"/>
-                </w:rPr>
-                <w:t xml:space="preserve">Global Warming Practice</w:t>
-              </w:r>
-            </w:hyperlink>
-          </w:p>
-          <w:p>
-            <w:pPr>
-              <w:spacing w:after="10" w:before="0"/>
-              <w:ind w:left="120"/>
-            </w:pPr>
-            <w:r>
-              <w:rPr>
-                <w:rFonts w:ascii="Arial" w:cs="Arial" w:eastAsia="Arial" w:hAnsi="Arial"/>
-                <w:color w:val="595959"/>
-                <w:sz w:val="14"/>
-                <w:szCs w:val="14"/>
-              </w:rPr>
-              <w:t xml:space="preserve">Source: CK-12</w:t>
-            </w:r>
-          </w:p>
-          <w:p>
-            <w:pPr>
-              <w:spacing w:after="10" w:before="0"/>
-              <w:ind w:left="120"/>
-            </w:pPr>
-            <w:hyperlink w:history="1" r:id="rIdsxzhd3hnasvtwhfrpjd5u">
-              <w:r>
-                <w:rPr>
-                  <w:rFonts w:ascii="Arial" w:cs="Arial" w:eastAsia="Arial" w:hAnsi="Arial"/>
-                  <w:color w:val="595959"/>
-                  <w:sz w:val="14"/>
-                  <w:szCs w:val="14"/>
-                  <w:u w:val="single" w:color="595959"/>
-                </w:rPr>
-                <w:t xml:space="preserve">🔍 Search ARES for similar readings</w:t>
-              </w:r>
-            </w:hyperlink>
-          </w:p>
-        </w:tc>
-        <w:tc>
-          <w:tcPr>
-            <w:tcW w:type="dxa" w:w="3040"/>
-            <w:shd w:fill="FFFFFF" w:color="auto" w:val="clear"/>
-            <w:tcMar>
-              <w:top w:type="dxa" w:w="60"/>
-              <w:left w:type="dxa" w:w="120"/>
-              <w:bottom w:type="dxa" w:w="60"/>
-              <w:right w:type="dxa" w:w="120"/>
-            </w:tcMar>
-            <w:vAlign w:val="top"/>
-          </w:tcPr>
-          <w:p>
-            <w:pPr>
-              <w:spacing w:after="40" w:before="0"/>
-              <w:jc w:val="left"/>
-            </w:pPr>
-            <w:r>
-              <w:rPr>
-                <w:rFonts w:ascii="Arial" w:cs="Arial" w:eastAsia="Arial" w:hAnsi="Arial"/>
-                <w:b w:val="false"/>
-                <w:bCs w:val="false"/>
-                <w:i w:val="false"/>
-                <w:iCs w:val="false"/>
-                <w:color w:val="000000"/>
-                <w:sz w:val="18"/>
-                <w:szCs w:val="18"/>
-              </w:rPr>
-              <w:t xml:space="preserve">Students return to the Driving Question Board displayed at the front of the room. The teacher reminds them that in Lesson 1 they posted questions and initial predictions. Each student now receives two sticky notes. On the first, they write one question from Lesson 1 that they can now partially or fully answer, and write a two-sentence answer using scientific vocabulary from Lessons 1 through 4. On the second, they write one new question that todays lesson has raised for them — something they still do not understand or want to investigate. Students post both notes in the appropriate columns on the DQB: Answered (or Partly Answered) and New Questions. The teacher reads four or five of the answered questions aloud and briefly affirms the scientific language used, then highlights two or three new questions that preview Lesson 5 on mitigation and adaptation.</w:t>
-            </w:r>
-          </w:p>
-        </w:tc>
-        <w:tc>
-          <w:tcPr>
-            <w:tcW w:type="dxa" w:w="3040"/>
-            <w:shd w:fill="F2F2F2" w:color="auto" w:val="clear"/>
-            <w:tcMar>
-              <w:top w:type="dxa" w:w="60"/>
-              <w:left w:type="dxa" w:w="120"/>
-              <w:bottom w:type="dxa" w:w="60"/>
-              <w:right w:type="dxa" w:w="120"/>
-            </w:tcMar>
-            <w:vAlign w:val="top"/>
-          </w:tcPr>
-          <w:p>
-            <w:pPr>
-              <w:spacing w:after="40" w:before="0"/>
-              <w:jc w:val="left"/>
-            </w:pPr>
-            <w:r>
-              <w:rPr>
-                <w:rFonts w:ascii="Arial" w:cs="Arial" w:eastAsia="Arial" w:hAnsi="Arial"/>
-                <w:b w:val="false"/>
-                <w:bCs w:val="false"/>
-                <w:i w:val="false"/>
-                <w:iCs w:val="false"/>
-                <w:color w:val="000000"/>
-                <w:sz w:val="18"/>
-                <w:szCs w:val="18"/>
-              </w:rPr>
-              <w:t xml:space="preserve">Teacher says: Look at the questions you and your classmates posted in Lesson 1. Some of you asked why the rains are getting unpredictable. Some asked whether the glacier melt and the rain changes are connected. Can you answer those now? Write your answer in the language of a physicist — use words like infrared radiation, surface temperature anomaly, water cycle intensification, and cascading effects. After students post notes, teacher reads one answered note aloud and says: This student used the phrase intensified water cycle to explain both flooding and drought. That is precisely the kind of scientific reasoning we are building toward in this unit. For new questions, teacher says: Several of you are asking what we can actually do about this. That is exactly what Lesson 5 will address.</w:t>
-            </w:r>
-          </w:p>
-        </w:tc>
-        <w:tc>
-          <w:tcPr>
-            <w:tcW w:type="dxa" w:w="3040"/>
-            <w:shd w:fill="FFFFFF" w:color="auto" w:val="clear"/>
-            <w:tcMar>
-              <w:top w:type="dxa" w:w="60"/>
-              <w:left w:type="dxa" w:w="120"/>
-              <w:bottom w:type="dxa" w:w="60"/>
-              <w:right w:type="dxa" w:w="120"/>
-            </w:tcMar>
-            <w:vAlign w:val="top"/>
-          </w:tcPr>
-          <w:p>
-            <w:pPr>
-              <w:spacing w:after="40" w:before="0"/>
-              <w:jc w:val="left"/>
-            </w:pPr>
-            <w:r>
-              <w:rPr>
-                <w:rFonts w:ascii="Arial" w:cs="Arial" w:eastAsia="Arial" w:hAnsi="Arial"/>
-                <w:b w:val="false"/>
-                <w:bCs w:val="false"/>
-                <w:i w:val="false"/>
-                <w:iCs w:val="false"/>
-                <w:color w:val="000000"/>
-                <w:sz w:val="18"/>
-                <w:szCs w:val="18"/>
-              </w:rPr>
-              <w:t xml:space="preserve">The DQB update makes the students growing understanding visible and metacognitive. By requiring scientific vocabulary in the answered-question notes, the teacher formalises language development. New questions sustain inquiry momentum and signal to students that scientific learning is cumulative and open-ended.</w:t>
-            </w:r>
-          </w:p>
-        </w:tc>
-        <w:tc>
-          <w:tcPr>
-            <w:tcW w:type="dxa" w:w="3040"/>
-            <w:shd w:fill="F2F2F2" w:color="auto" w:val="clear"/>
-            <w:tcMar>
-              <w:top w:type="dxa" w:w="60"/>
-              <w:left w:type="dxa" w:w="120"/>
-              <w:bottom w:type="dxa" w:w="60"/>
-              <w:right w:type="dxa" w:w="120"/>
-            </w:tcMar>
-            <w:vAlign w:val="top"/>
-          </w:tcPr>
-          <w:p>
-            <w:pPr>
-              <w:spacing w:after="40" w:before="0"/>
-              <w:jc w:val="left"/>
-            </w:pPr>
-            <w:r>
-              <w:rPr>
-                <w:rFonts w:ascii="Arial" w:cs="Arial" w:eastAsia="Arial" w:hAnsi="Arial"/>
-                <w:b w:val="false"/>
-                <w:bCs w:val="false"/>
-                <w:i w:val="false"/>
-                <w:iCs w:val="false"/>
-                <w:color w:val="000000"/>
-                <w:sz w:val="18"/>
-                <w:szCs w:val="18"/>
-              </w:rPr>
-              <w:t xml:space="preserve">Teacher reviews all DQB sticky notes after class to assess the quality of scientific language and the coherence of causal explanations. Students who are still writing only surface-level answers (for example, the glacier is melting because it is hot) without mechanistic language are targeted for a brief check-in at the start of Lesson 5.</w:t>
-            </w:r>
-          </w:p>
-        </w:tc>
-      </w:tr>
-      <w:tr>
-        <w:tc>
-          <w:tcPr>
-            <w:tcW w:type="dxa" w:w="1520"/>
-            <w:shd w:fill="D5E8F0" w:color="auto" w:val="clear"/>
-            <w:tcMar>
-              <w:top w:type="dxa" w:w="60"/>
-              <w:left w:type="dxa" w:w="120"/>
-              <w:bottom w:type="dxa" w:w="60"/>
-              <w:right w:type="dxa" w:w="120"/>
-            </w:tcMar>
-            <w:vAlign w:val="top"/>
-          </w:tcPr>
-          <w:p>
-            <w:pPr>
-              <w:spacing w:after="40" w:before="0"/>
-              <w:jc w:val="left"/>
-            </w:pPr>
-            <w:r>
-              <w:rPr>
-                <w:rFonts w:ascii="Arial" w:cs="Arial" w:eastAsia="Arial" w:hAnsi="Arial"/>
-                <w:b/>
-                <w:bCs/>
-                <w:i w:val="false"/>
-                <w:iCs w:val="false"/>
-                <w:color w:val="000000"/>
-                <w:sz w:val="18"/>
-                <w:szCs w:val="18"/>
-              </w:rPr>
-              <w:t xml:space="preserve">Model Building Phase</w:t>
-            </w:r>
-          </w:p>
-          <w:p>
-            <w:pPr>
-              <w:spacing w:after="20" w:before="0"/>
-            </w:pPr>
-            <w:r>
-              <w:rPr>
-                <w:rFonts w:ascii="Arial" w:cs="Arial" w:eastAsia="Arial" w:hAnsi="Arial"/>
-                <w:b/>
-                <w:bCs/>
-                <w:color w:val="1F3864"/>
-                <w:sz w:val="16"/>
-                <w:szCs w:val="16"/>
-              </w:rPr>
-              <w:t xml:space="preserve">📹 VIDEO:</w:t>
-            </w:r>
-          </w:p>
-          <w:p>
-            <w:pPr>
-              <w:spacing w:after="20" w:before="0"/>
-            </w:pPr>
-            <w:hyperlink w:history="1" r:id="rIdkgg3q5zch6s0tz689aabo">
-              <w:r>
-                <w:rPr>
-                  <w:rFonts w:ascii="Arial" w:cs="Arial" w:eastAsia="Arial" w:hAnsi="Arial"/>
-                  <w:color w:val="2E75B6"/>
-                  <w:sz w:val="16"/>
-                  <w:szCs w:val="16"/>
-                  <w:u w:val="single" w:color="2E75B6"/>
-                </w:rPr>
-                <w:t xml:space="preserve">Earth's changing climate</w:t>
-              </w:r>
-            </w:hyperlink>
-          </w:p>
-          <w:p>
-            <w:pPr>
-              <w:spacing w:after="10" w:before="0"/>
-              <w:ind w:left="120"/>
-            </w:pPr>
-            <w:r>
-              <w:rPr>
-                <w:rFonts w:ascii="Arial" w:cs="Arial" w:eastAsia="Arial" w:hAnsi="Arial"/>
-                <w:color w:val="595959"/>
-                <w:sz w:val="14"/>
-                <w:szCs w:val="14"/>
-              </w:rPr>
-              <w:t xml:space="preserve">Source: Khan Academy (English - US curriculum)</w:t>
-            </w:r>
-          </w:p>
-          <w:p>
-            <w:pPr>
-              <w:spacing w:after="10" w:before="0"/>
-              <w:ind w:left="120"/>
-            </w:pPr>
-            <w:hyperlink w:history="1" r:id="rIdprwjnpqce_3i--xu2ivfd">
-              <w:r>
-                <w:rPr>
-                  <w:rFonts w:ascii="Arial" w:cs="Arial" w:eastAsia="Arial" w:hAnsi="Arial"/>
-                  <w:color w:val="595959"/>
-                  <w:sz w:val="14"/>
-                  <w:szCs w:val="14"/>
-                  <w:u w:val="single" w:color="595959"/>
-                </w:rPr>
-                <w:t xml:space="preserve">🔍 Search ARES for similar videos</w:t>
-              </w:r>
-            </w:hyperlink>
-          </w:p>
-          <w:p>
-            <w:pPr>
-              <w:spacing w:after="40" w:before="0"/>
-            </w:pPr>
-            <w:r>
-              <w:rPr>
-                <w:sz w:val="14"/>
-                <w:szCs w:val="14"/>
-              </w:rPr>
-              <w:t xml:space="preserve"/>
-            </w:r>
-          </w:p>
-          <w:p>
-            <w:pPr>
-              <w:spacing w:after="20" w:before="0"/>
-            </w:pPr>
-            <w:r>
-              <w:rPr>
-                <w:rFonts w:ascii="Arial" w:cs="Arial" w:eastAsia="Arial" w:hAnsi="Arial"/>
-                <w:b/>
-                <w:bCs/>
-                <w:color w:val="1F3864"/>
-                <w:sz w:val="16"/>
-                <w:szCs w:val="16"/>
-              </w:rPr>
-              <w:t xml:space="preserve">📖 HTML:</w:t>
-            </w:r>
-          </w:p>
-          <w:p>
-            <w:pPr>
-              <w:spacing w:after="20" w:before="0"/>
-            </w:pPr>
-            <w:hyperlink w:history="1" r:id="rIdzgbexenn_chcdai-qqfc8">
-              <w:r>
-                <w:rPr>
-                  <w:rFonts w:ascii="Arial" w:cs="Arial" w:eastAsia="Arial" w:hAnsi="Arial"/>
-                  <w:color w:val="2E75B6"/>
-                  <w:sz w:val="16"/>
-                  <w:szCs w:val="16"/>
-                  <w:u w:val="single" w:color="2E75B6"/>
-                </w:rPr>
-                <w:t xml:space="preserve">Impact of Continued Global Warming (Flexbook)</w:t>
-              </w:r>
-            </w:hyperlink>
-          </w:p>
-          <w:p>
-            <w:pPr>
-              <w:spacing w:after="10" w:before="0"/>
-              <w:ind w:left="120"/>
-            </w:pPr>
-            <w:r>
-              <w:rPr>
-                <w:rFonts w:ascii="Arial" w:cs="Arial" w:eastAsia="Arial" w:hAnsi="Arial"/>
-                <w:color w:val="595959"/>
-                <w:sz w:val="14"/>
-                <w:szCs w:val="14"/>
-              </w:rPr>
-              <w:t xml:space="preserve">Source: CK-12</w:t>
-            </w:r>
-          </w:p>
-          <w:p>
-            <w:pPr>
-              <w:spacing w:after="10" w:before="0"/>
-              <w:ind w:left="120"/>
-            </w:pPr>
-            <w:hyperlink w:history="1" r:id="rIdfjod2_2eciqa64uoywrra">
+            <w:hyperlink w:history="1" r:id="rIdttfouc7tuotmo95yn4mnf">
               <w:r>
                 <w:rPr>
                   <w:rFonts w:ascii="Arial" w:cs="Arial" w:eastAsia="Arial" w:hAnsi="Arial"/>
@@ -15266,7 +15266,7 @@
             <w:pPr>
               <w:spacing w:after="20" w:before="0"/>
             </w:pPr>
-            <w:hyperlink w:history="1" r:id="rIdqjz9e3zbkivk0qtrpy8bo">
+            <w:hyperlink w:history="1" r:id="rId87tbab2tk3mpslo8ya2i_">
               <w:r>
                 <w:rPr>
                   <w:rFonts w:ascii="Arial" w:cs="Arial" w:eastAsia="Arial" w:hAnsi="Arial"/>
@@ -15299,7 +15299,7 @@
               <w:spacing w:after="10" w:before="0"/>
               <w:ind w:left="120"/>
             </w:pPr>
-            <w:hyperlink w:history="1" r:id="rIdltoelovuasl3bdlbdntsv">
+            <w:hyperlink w:history="1" r:id="rIdajbf4y5l5yjyx6mcotzfg">
               <w:r>
                 <w:rPr>
                   <w:rFonts w:ascii="Arial" w:cs="Arial" w:eastAsia="Arial" w:hAnsi="Arial"/>
@@ -15361,7 +15361,7 @@
               <w:spacing w:after="10" w:before="0"/>
               <w:ind w:left="120"/>
             </w:pPr>
-            <w:hyperlink w:history="1" r:id="rIdnzlwarn5adg2cekwoydl1">
+            <w:hyperlink w:history="1" r:id="rIdxbjtheusa2syq2lkjsgli">
               <w:r>
                 <w:rPr>
                   <w:rFonts w:ascii="Arial" w:cs="Arial" w:eastAsia="Arial" w:hAnsi="Arial"/>
@@ -15571,7 +15571,7 @@
             <w:pPr>
               <w:spacing w:after="20" w:before="0"/>
             </w:pPr>
-            <w:hyperlink w:history="1" r:id="rId2a2myrhfycvq8ropu8pmy">
+            <w:hyperlink w:history="1" r:id="rIdjddtgh06u0tfjm7k0zxr1">
               <w:r>
                 <w:rPr>
                   <w:rFonts w:ascii="Arial" w:cs="Arial" w:eastAsia="Arial" w:hAnsi="Arial"/>
@@ -15604,7 +15604,7 @@
               <w:spacing w:after="10" w:before="0"/>
               <w:ind w:left="120"/>
             </w:pPr>
-            <w:hyperlink w:history="1" r:id="rId499mtommym8qnjjuta65f">
+            <w:hyperlink w:history="1" r:id="rIdvg6am-dco5k17wsi5a-i4">
               <w:r>
                 <w:rPr>
                   <w:rFonts w:ascii="Arial" w:cs="Arial" w:eastAsia="Arial" w:hAnsi="Arial"/>
@@ -15666,7 +15666,7 @@
               <w:spacing w:after="10" w:before="0"/>
               <w:ind w:left="120"/>
             </w:pPr>
-            <w:hyperlink w:history="1" r:id="rIdktvbfchkt7um5aswt-4xu">
+            <w:hyperlink w:history="1" r:id="rIdp68pttkizhb4jxe-44ztt">
               <w:r>
                 <w:rPr>
                   <w:rFonts w:ascii="Arial" w:cs="Arial" w:eastAsia="Arial" w:hAnsi="Arial"/>
@@ -15876,7 +15876,7 @@
             <w:pPr>
               <w:spacing w:after="20" w:before="0"/>
             </w:pPr>
-            <w:hyperlink w:history="1" r:id="rId0knkrcw01k940wa-gswfn">
+            <w:hyperlink w:history="1" r:id="rIdvlpwanitbm4erccvvjb7u">
               <w:r>
                 <w:rPr>
                   <w:rFonts w:ascii="Arial" w:cs="Arial" w:eastAsia="Arial" w:hAnsi="Arial"/>
@@ -15909,7 +15909,7 @@
               <w:spacing w:after="10" w:before="0"/>
               <w:ind w:left="120"/>
             </w:pPr>
-            <w:hyperlink w:history="1" r:id="rIdgfxfhqjjmm3ulobykeco7">
+            <w:hyperlink w:history="1" r:id="rIdjvdext-amha_npty_mexy">
               <w:r>
                 <w:rPr>
                   <w:rFonts w:ascii="Arial" w:cs="Arial" w:eastAsia="Arial" w:hAnsi="Arial"/>
@@ -15971,7 +15971,7 @@
               <w:spacing w:after="10" w:before="0"/>
               <w:ind w:left="120"/>
             </w:pPr>
-            <w:hyperlink w:history="1" r:id="rIdu1g8lmzu9bpef_1c5mgwf">
+            <w:hyperlink w:history="1" r:id="rIdjrzsrl_q0c40hp-axcskc">
               <w:r>
                 <w:rPr>
                   <w:rFonts w:ascii="Arial" w:cs="Arial" w:eastAsia="Arial" w:hAnsi="Arial"/>
@@ -16181,7 +16181,7 @@
             <w:pPr>
               <w:spacing w:after="20" w:before="0"/>
             </w:pPr>
-            <w:hyperlink w:history="1" r:id="rIdmbhug0kxxgqrtetkilmrm">
+            <w:hyperlink w:history="1" r:id="rIdabszbm6hil98xyaqjat1l">
               <w:r>
                 <w:rPr>
                   <w:rFonts w:ascii="Arial" w:cs="Arial" w:eastAsia="Arial" w:hAnsi="Arial"/>
@@ -16214,7 +16214,7 @@
               <w:spacing w:after="10" w:before="0"/>
               <w:ind w:left="120"/>
             </w:pPr>
-            <w:hyperlink w:history="1" r:id="rIdt8qetnmowutsv2zklknqb">
+            <w:hyperlink w:history="1" r:id="rIdtnqe2tts-r_sutlwcl8ej">
               <w:r>
                 <w:rPr>
                   <w:rFonts w:ascii="Arial" w:cs="Arial" w:eastAsia="Arial" w:hAnsi="Arial"/>
@@ -16276,7 +16276,7 @@
               <w:spacing w:after="10" w:before="0"/>
               <w:ind w:left="120"/>
             </w:pPr>
-            <w:hyperlink w:history="1" r:id="rIdufbsj2ztigropo37de-eo">
+            <w:hyperlink w:history="1" r:id="rIdmlvvsdpfvb-ovqsfpbd_c">
               <w:r>
                 <w:rPr>
                   <w:rFonts w:ascii="Arial" w:cs="Arial" w:eastAsia="Arial" w:hAnsi="Arial"/>
@@ -16486,7 +16486,7 @@
             <w:pPr>
               <w:spacing w:after="20" w:before="0"/>
             </w:pPr>
-            <w:hyperlink w:history="1" r:id="rIdire6mcax-v1-2fwpar9sm">
+            <w:hyperlink w:history="1" r:id="rIdkvkyle-samndafjhxeidr">
               <w:r>
                 <w:rPr>
                   <w:rFonts w:ascii="Arial" w:cs="Arial" w:eastAsia="Arial" w:hAnsi="Arial"/>
@@ -16519,7 +16519,7 @@
               <w:spacing w:after="10" w:before="0"/>
               <w:ind w:left="120"/>
             </w:pPr>
-            <w:hyperlink w:history="1" r:id="rIdjuqyowmdbsionkfpghwa6">
+            <w:hyperlink w:history="1" r:id="rIdmxx3jffhavxkxfhpzxgqc">
               <w:r>
                 <w:rPr>
                   <w:rFonts w:ascii="Arial" w:cs="Arial" w:eastAsia="Arial" w:hAnsi="Arial"/>
@@ -16581,7 +16581,7 @@
               <w:spacing w:after="10" w:before="0"/>
               <w:ind w:left="120"/>
             </w:pPr>
-            <w:hyperlink w:history="1" r:id="rIdszulww1si7i0msc3tkiy8">
+            <w:hyperlink w:history="1" r:id="rIda-hjqeujggdnyphscwcft">
               <w:r>
                 <w:rPr>
                   <w:rFonts w:ascii="Arial" w:cs="Arial" w:eastAsia="Arial" w:hAnsi="Arial"/>
@@ -18083,7 +18083,7 @@
             <w:pPr>
               <w:spacing w:after="20" w:before="0"/>
             </w:pPr>
-            <w:hyperlink w:history="1" r:id="rIdjms9book53vapmhxlic_c">
+            <w:hyperlink w:history="1" r:id="rId5ta43bo_v86o2dp2ceuea">
               <w:r>
                 <w:rPr>
                   <w:rFonts w:ascii="Arial" w:cs="Arial" w:eastAsia="Arial" w:hAnsi="Arial"/>
@@ -18116,7 +18116,7 @@
               <w:spacing w:after="10" w:before="0"/>
               <w:ind w:left="120"/>
             </w:pPr>
-            <w:hyperlink w:history="1" r:id="rIdwhrj0wc_kkds9hfjkwgg2">
+            <w:hyperlink w:history="1" r:id="rIdgn7y3jqvdr5lojwmys7vu">
               <w:r>
                 <w:rPr>
                   <w:rFonts w:ascii="Arial" w:cs="Arial" w:eastAsia="Arial" w:hAnsi="Arial"/>
@@ -18161,7 +18161,7 @@
             <w:pPr>
               <w:spacing w:after="20" w:before="0"/>
             </w:pPr>
-            <w:hyperlink w:history="1" r:id="rIdb8ozglis-aidigx1znwsz">
+            <w:hyperlink w:history="1" r:id="rIdme2rbiybbdorviaz0a6mm">
               <w:r>
                 <w:rPr>
                   <w:rFonts w:ascii="Arial" w:cs="Arial" w:eastAsia="Arial" w:hAnsi="Arial"/>
@@ -18194,7 +18194,7 @@
               <w:spacing w:after="10" w:before="0"/>
               <w:ind w:left="120"/>
             </w:pPr>
-            <w:hyperlink w:history="1" r:id="rIdhwpvhxedhdds2ybrv-ql2">
+            <w:hyperlink w:history="1" r:id="rIdayklbuve2vdkyo4iwmh0d">
               <w:r>
                 <w:rPr>
                   <w:rFonts w:ascii="Arial" w:cs="Arial" w:eastAsia="Arial" w:hAnsi="Arial"/>
@@ -18389,7 +18389,7 @@
             <w:pPr>
               <w:spacing w:after="20" w:before="0"/>
             </w:pPr>
-            <w:hyperlink w:history="1" r:id="rIdofl_plywrvkxuaujwbjzi">
+            <w:hyperlink w:history="1" r:id="rIdn_byitj7kv4lls57hxawp">
               <w:r>
                 <w:rPr>
                   <w:rFonts w:ascii="Arial" w:cs="Arial" w:eastAsia="Arial" w:hAnsi="Arial"/>
@@ -18422,7 +18422,7 @@
               <w:spacing w:after="10" w:before="0"/>
               <w:ind w:left="120"/>
             </w:pPr>
-            <w:hyperlink w:history="1" r:id="rId7onjnv8dlbespy8l6r--m">
+            <w:hyperlink w:history="1" r:id="rId1ycby9fgyg-kqtgawirrw">
               <w:r>
                 <w:rPr>
                   <w:rFonts w:ascii="Arial" w:cs="Arial" w:eastAsia="Arial" w:hAnsi="Arial"/>
@@ -18467,7 +18467,7 @@
             <w:pPr>
               <w:spacing w:after="20" w:before="0"/>
             </w:pPr>
-            <w:hyperlink w:history="1" r:id="rIdtc4cqxduehuazt0cgckek">
+            <w:hyperlink w:history="1" r:id="rId5f6ef1olthfabeihuxwti">
               <w:r>
                 <w:rPr>
                   <w:rFonts w:ascii="Arial" w:cs="Arial" w:eastAsia="Arial" w:hAnsi="Arial"/>
@@ -18500,7 +18500,7 @@
               <w:spacing w:after="10" w:before="0"/>
               <w:ind w:left="120"/>
             </w:pPr>
-            <w:hyperlink w:history="1" r:id="rIdaim7qbzjf0fa3o9_buaf7">
+            <w:hyperlink w:history="1" r:id="rIdw4kipxy3glkefh3kug2jf">
               <w:r>
                 <w:rPr>
                   <w:rFonts w:ascii="Arial" w:cs="Arial" w:eastAsia="Arial" w:hAnsi="Arial"/>
@@ -18695,7 +18695,7 @@
             <w:pPr>
               <w:spacing w:after="20" w:before="0"/>
             </w:pPr>
-            <w:hyperlink w:history="1" r:id="rIdn8tbon0t6534sfkoe7yed">
+            <w:hyperlink w:history="1" r:id="rId7wuydfvkoskbtuigjn045">
               <w:r>
                 <w:rPr>
                   <w:rFonts w:ascii="Arial" w:cs="Arial" w:eastAsia="Arial" w:hAnsi="Arial"/>
@@ -18728,7 +18728,7 @@
               <w:spacing w:after="10" w:before="0"/>
               <w:ind w:left="120"/>
             </w:pPr>
-            <w:hyperlink w:history="1" r:id="rIdgp_no6ughq8abw-2ld6dd">
+            <w:hyperlink w:history="1" r:id="rIdpeorzd4gv7uukpc1mvctk">
               <w:r>
                 <w:rPr>
                   <w:rFonts w:ascii="Arial" w:cs="Arial" w:eastAsia="Arial" w:hAnsi="Arial"/>
@@ -18773,7 +18773,7 @@
             <w:pPr>
               <w:spacing w:after="20" w:before="0"/>
             </w:pPr>
-            <w:hyperlink w:history="1" r:id="rIdacgndedyngkmyliqpvkkl">
+            <w:hyperlink w:history="1" r:id="rIdcgefmdkywcumluzo5ginc">
               <w:r>
                 <w:rPr>
                   <w:rFonts w:ascii="Arial" w:cs="Arial" w:eastAsia="Arial" w:hAnsi="Arial"/>
@@ -18806,7 +18806,7 @@
               <w:spacing w:after="10" w:before="0"/>
               <w:ind w:left="120"/>
             </w:pPr>
-            <w:hyperlink w:history="1" r:id="rIdhyuhyad7hbwscrdsmzrcx">
+            <w:hyperlink w:history="1" r:id="rIdoxzsbee39bb54ubnw7mpe">
               <w:r>
                 <w:rPr>
                   <w:rFonts w:ascii="Arial" w:cs="Arial" w:eastAsia="Arial" w:hAnsi="Arial"/>
@@ -19001,7 +19001,7 @@
             <w:pPr>
               <w:spacing w:after="20" w:before="0"/>
             </w:pPr>
-            <w:hyperlink w:history="1" r:id="rIdxhfewylinxfl5y0qep9nd">
+            <w:hyperlink w:history="1" r:id="rId4owtb73i4pocgtvkw2jke">
               <w:r>
                 <w:rPr>
                   <w:rFonts w:ascii="Arial" w:cs="Arial" w:eastAsia="Arial" w:hAnsi="Arial"/>
@@ -19034,7 +19034,7 @@
               <w:spacing w:after="10" w:before="0"/>
               <w:ind w:left="120"/>
             </w:pPr>
-            <w:hyperlink w:history="1" r:id="rIdnwmgolxg2zu_mhjwao9qr">
+            <w:hyperlink w:history="1" r:id="rIdibi4vd_mdhvioypcenk0z">
               <w:r>
                 <w:rPr>
                   <w:rFonts w:ascii="Arial" w:cs="Arial" w:eastAsia="Arial" w:hAnsi="Arial"/>
@@ -19079,7 +19079,7 @@
             <w:pPr>
               <w:spacing w:after="20" w:before="0"/>
             </w:pPr>
-            <w:hyperlink w:history="1" r:id="rIdmyiebw8xrpumleqos51jd">
+            <w:hyperlink w:history="1" r:id="rIdezvmvyz80b4hrbm9zr-4h">
               <w:r>
                 <w:rPr>
                   <w:rFonts w:ascii="Arial" w:cs="Arial" w:eastAsia="Arial" w:hAnsi="Arial"/>
@@ -19112,7 +19112,7 @@
               <w:spacing w:after="10" w:before="0"/>
               <w:ind w:left="120"/>
             </w:pPr>
-            <w:hyperlink w:history="1" r:id="rIdcumqs83zeixcppju6uzyt">
+            <w:hyperlink w:history="1" r:id="rIdulc0w4g3g96ufegqwmxv-">
               <w:r>
                 <w:rPr>
                   <w:rFonts w:ascii="Arial" w:cs="Arial" w:eastAsia="Arial" w:hAnsi="Arial"/>
@@ -19307,7 +19307,7 @@
             <w:pPr>
               <w:spacing w:after="20" w:before="0"/>
             </w:pPr>
-            <w:hyperlink w:history="1" r:id="rIdxwpr1j1quzsyshdt-wetv">
+            <w:hyperlink w:history="1" r:id="rIdxusrdpthgaozjmlriwsu2">
               <w:r>
                 <w:rPr>
                   <w:rFonts w:ascii="Arial" w:cs="Arial" w:eastAsia="Arial" w:hAnsi="Arial"/>
@@ -19340,7 +19340,7 @@
               <w:spacing w:after="10" w:before="0"/>
               <w:ind w:left="120"/>
             </w:pPr>
-            <w:hyperlink w:history="1" r:id="rIdai9kb-mgxaldlxtomrsia">
+            <w:hyperlink w:history="1" r:id="rIdrauwltsy9egigarbc9kf8">
               <w:r>
                 <w:rPr>
                   <w:rFonts w:ascii="Arial" w:cs="Arial" w:eastAsia="Arial" w:hAnsi="Arial"/>
@@ -19385,7 +19385,7 @@
             <w:pPr>
               <w:spacing w:after="20" w:before="0"/>
             </w:pPr>
-            <w:hyperlink w:history="1" r:id="rIdaq__-fyqj05dz-loaykaz">
+            <w:hyperlink w:history="1" r:id="rIdzwptp-2_zmxmiofujzlwt">
               <w:r>
                 <w:rPr>
                   <w:rFonts w:ascii="Arial" w:cs="Arial" w:eastAsia="Arial" w:hAnsi="Arial"/>
@@ -19418,7 +19418,7 @@
               <w:spacing w:after="10" w:before="0"/>
               <w:ind w:left="120"/>
             </w:pPr>
-            <w:hyperlink w:history="1" r:id="rIdtosyqbeu-5jvclxfkv2u3">
+            <w:hyperlink w:history="1" r:id="rIdvzqpu-x7ncp8w3vu7eriv">
               <w:r>
                 <w:rPr>
                   <w:rFonts w:ascii="Arial" w:cs="Arial" w:eastAsia="Arial" w:hAnsi="Arial"/>
@@ -20905,7 +20905,7 @@
             <w:pPr>
               <w:spacing w:after="20" w:before="0"/>
             </w:pPr>
-            <w:hyperlink w:history="1" r:id="rIdkpa7yqe6atklebba262nt">
+            <w:hyperlink w:history="1" r:id="rIdjzilq44izmmtf1ecz-epo">
               <w:r>
                 <w:rPr>
                   <w:rFonts w:ascii="Arial" w:cs="Arial" w:eastAsia="Arial" w:hAnsi="Arial"/>
@@ -20938,7 +20938,7 @@
               <w:spacing w:after="10" w:before="0"/>
               <w:ind w:left="120"/>
             </w:pPr>
-            <w:hyperlink w:history="1" r:id="rIdo4iklrpmgluqeue0jnutk">
+            <w:hyperlink w:history="1" r:id="rIdxmhvjpvnwsjeums__-ec1">
               <w:r>
                 <w:rPr>
                   <w:rFonts w:ascii="Arial" w:cs="Arial" w:eastAsia="Arial" w:hAnsi="Arial"/>
@@ -20983,7 +20983,7 @@
             <w:pPr>
               <w:spacing w:after="20" w:before="0"/>
             </w:pPr>
-            <w:hyperlink w:history="1" r:id="rIduu4p6damgzt1mpope0scy">
+            <w:hyperlink w:history="1" r:id="rIdzawjngk_qqvbcimcmq_yp">
               <w:r>
                 <w:rPr>
                   <w:rFonts w:ascii="Arial" w:cs="Arial" w:eastAsia="Arial" w:hAnsi="Arial"/>
@@ -21016,7 +21016,7 @@
               <w:spacing w:after="10" w:before="0"/>
               <w:ind w:left="120"/>
             </w:pPr>
-            <w:hyperlink w:history="1" r:id="rIdemhasvtv0q4jaqw75fvpo">
+            <w:hyperlink w:history="1" r:id="rIddotqitk-lc35hm6mjth3w">
               <w:r>
                 <w:rPr>
                   <w:rFonts w:ascii="Arial" w:cs="Arial" w:eastAsia="Arial" w:hAnsi="Arial"/>
@@ -21211,7 +21211,7 @@
             <w:pPr>
               <w:spacing w:after="20" w:before="0"/>
             </w:pPr>
-            <w:hyperlink w:history="1" r:id="rIdnot0aaior1435j54pnhlr">
+            <w:hyperlink w:history="1" r:id="rId1uqwdcx2zskry2o3iarnf">
               <w:r>
                 <w:rPr>
                   <w:rFonts w:ascii="Arial" w:cs="Arial" w:eastAsia="Arial" w:hAnsi="Arial"/>
@@ -21244,7 +21244,7 @@
               <w:spacing w:after="10" w:before="0"/>
               <w:ind w:left="120"/>
             </w:pPr>
-            <w:hyperlink w:history="1" r:id="rIdbjx8-j4s-lxenoqklvjhm">
+            <w:hyperlink w:history="1" r:id="rIdv_uamutthpca7ubrbxv54">
               <w:r>
                 <w:rPr>
                   <w:rFonts w:ascii="Arial" w:cs="Arial" w:eastAsia="Arial" w:hAnsi="Arial"/>
@@ -21289,7 +21289,7 @@
             <w:pPr>
               <w:spacing w:after="20" w:before="0"/>
             </w:pPr>
-            <w:hyperlink w:history="1" r:id="rId4z7qhgyhshmtj9ebfp9-v">
+            <w:hyperlink w:history="1" r:id="rIdbfvfddgwv1w5b_tqffti5">
               <w:r>
                 <w:rPr>
                   <w:rFonts w:ascii="Arial" w:cs="Arial" w:eastAsia="Arial" w:hAnsi="Arial"/>
@@ -21322,7 +21322,7 @@
               <w:spacing w:after="10" w:before="0"/>
               <w:ind w:left="120"/>
             </w:pPr>
-            <w:hyperlink w:history="1" r:id="rIddco0uvzr0732vhgxb0zk0">
+            <w:hyperlink w:history="1" r:id="rId5u0imhozrqrmzzepueofo">
               <w:r>
                 <w:rPr>
                   <w:rFonts w:ascii="Arial" w:cs="Arial" w:eastAsia="Arial" w:hAnsi="Arial"/>
@@ -21517,7 +21517,7 @@
             <w:pPr>
               <w:spacing w:after="20" w:before="0"/>
             </w:pPr>
-            <w:hyperlink w:history="1" r:id="rIdznmdd-ocp6m9tvljq8la7">
+            <w:hyperlink w:history="1" r:id="rIdcswv0s3psnsfqxpk83w9w">
               <w:r>
                 <w:rPr>
                   <w:rFonts w:ascii="Arial" w:cs="Arial" w:eastAsia="Arial" w:hAnsi="Arial"/>
@@ -21550,7 +21550,7 @@
               <w:spacing w:after="10" w:before="0"/>
               <w:ind w:left="120"/>
             </w:pPr>
-            <w:hyperlink w:history="1" r:id="rIdzyib9l_ucs7wwlsikoyxa">
+            <w:hyperlink w:history="1" r:id="rIdt9dkxysc_3uvgv-bhpkbj">
               <w:r>
                 <w:rPr>
                   <w:rFonts w:ascii="Arial" w:cs="Arial" w:eastAsia="Arial" w:hAnsi="Arial"/>
@@ -21595,7 +21595,7 @@
             <w:pPr>
               <w:spacing w:after="20" w:before="0"/>
             </w:pPr>
-            <w:hyperlink w:history="1" r:id="rIdz68z05cb6b8g-1eso3qcw">
+            <w:hyperlink w:history="1" r:id="rIdbkihrqyfnn74arv0ejph_">
               <w:r>
                 <w:rPr>
                   <w:rFonts w:ascii="Arial" w:cs="Arial" w:eastAsia="Arial" w:hAnsi="Arial"/>
@@ -21628,7 +21628,7 @@
               <w:spacing w:after="10" w:before="0"/>
               <w:ind w:left="120"/>
             </w:pPr>
-            <w:hyperlink w:history="1" r:id="rIdpmuymawvlgotixvlm0zbu">
+            <w:hyperlink w:history="1" r:id="rIdvwvaheodhdclvgwzbv3xj">
               <w:r>
                 <w:rPr>
                   <w:rFonts w:ascii="Arial" w:cs="Arial" w:eastAsia="Arial" w:hAnsi="Arial"/>
@@ -21823,7 +21823,7 @@
             <w:pPr>
               <w:spacing w:after="20" w:before="0"/>
             </w:pPr>
-            <w:hyperlink w:history="1" r:id="rIdyatxzym3c_3l5czg1vl0t">
+            <w:hyperlink w:history="1" r:id="rIdc3gby6oikjw4m-ccnkmpv">
               <w:r>
                 <w:rPr>
                   <w:rFonts w:ascii="Arial" w:cs="Arial" w:eastAsia="Arial" w:hAnsi="Arial"/>
@@ -21856,7 +21856,7 @@
               <w:spacing w:after="10" w:before="0"/>
               <w:ind w:left="120"/>
             </w:pPr>
-            <w:hyperlink w:history="1" r:id="rIdbh7hloqzzek7n8xman6hm">
+            <w:hyperlink w:history="1" r:id="rIdlajk3rpvenifxoojqrvh7">
               <w:r>
                 <w:rPr>
                   <w:rFonts w:ascii="Arial" w:cs="Arial" w:eastAsia="Arial" w:hAnsi="Arial"/>
@@ -21901,7 +21901,7 @@
             <w:pPr>
               <w:spacing w:after="20" w:before="0"/>
             </w:pPr>
-            <w:hyperlink w:history="1" r:id="rIdslzr2ye0pjgliykzqbyxf">
+            <w:hyperlink w:history="1" r:id="rIdzlndrvlxplv1_tfyzgrvz">
               <w:r>
                 <w:rPr>
                   <w:rFonts w:ascii="Arial" w:cs="Arial" w:eastAsia="Arial" w:hAnsi="Arial"/>
@@ -21934,7 +21934,7 @@
               <w:spacing w:after="10" w:before="0"/>
               <w:ind w:left="120"/>
             </w:pPr>
-            <w:hyperlink w:history="1" r:id="rIdn67uqwa1grwarrnwfcmpy">
+            <w:hyperlink w:history="1" r:id="rIdoa41gj-8304lwva8t_kqf">
               <w:r>
                 <w:rPr>
                   <w:rFonts w:ascii="Arial" w:cs="Arial" w:eastAsia="Arial" w:hAnsi="Arial"/>
@@ -22129,7 +22129,7 @@
             <w:pPr>
               <w:spacing w:after="20" w:before="0"/>
             </w:pPr>
-            <w:hyperlink w:history="1" r:id="rIdqckaah4xr_nxxcwkznrn8">
+            <w:hyperlink w:history="1" r:id="rIdtyjxkv6ufaafd8kbkhsj_">
               <w:r>
                 <w:rPr>
                   <w:rFonts w:ascii="Arial" w:cs="Arial" w:eastAsia="Arial" w:hAnsi="Arial"/>
@@ -22162,7 +22162,7 @@
               <w:spacing w:after="10" w:before="0"/>
               <w:ind w:left="120"/>
             </w:pPr>
-            <w:hyperlink w:history="1" r:id="rIdya57us8jnpcl94qrmk9ou">
+            <w:hyperlink w:history="1" r:id="rIdvgy8nr1jod6gwrts615nt">
               <w:r>
                 <w:rPr>
                   <w:rFonts w:ascii="Arial" w:cs="Arial" w:eastAsia="Arial" w:hAnsi="Arial"/>
@@ -22207,7 +22207,7 @@
             <w:pPr>
               <w:spacing w:after="20" w:before="0"/>
             </w:pPr>
-            <w:hyperlink w:history="1" r:id="rIdvdnkrdunnkcia8lagyenp">
+            <w:hyperlink w:history="1" r:id="rIdkvmsocnpwmervk38nrq5g">
               <w:r>
                 <w:rPr>
                   <w:rFonts w:ascii="Arial" w:cs="Arial" w:eastAsia="Arial" w:hAnsi="Arial"/>
@@ -22240,7 +22240,7 @@
               <w:spacing w:after="10" w:before="0"/>
               <w:ind w:left="120"/>
             </w:pPr>
-            <w:hyperlink w:history="1" r:id="rIdval5fuubzmprbsv15ewdd">
+            <w:hyperlink w:history="1" r:id="rIdkoxvxksp_ojqaco9td4r1">
               <w:r>
                 <w:rPr>
                   <w:rFonts w:ascii="Arial" w:cs="Arial" w:eastAsia="Arial" w:hAnsi="Arial"/>

--- a/data/outputs/v2/Physics/SS4.1_Greenhouse_Effect_and_Climate_Change/Physics_Greenhouse_Effect_and_Climate_Change_CBE_LessonSequence.docx
+++ b/data/outputs/v2/Physics/SS4.1_Greenhouse_Effect_and_Climate_Change/Physics_Greenhouse_Effect_and_Climate_Change_CBE_LessonSequence.docx
@@ -42,6 +42,177 @@
     </w:p>
     <w:p>
       <w:pPr>
+        <w:spacing w:after="80" w:before="120"/>
+      </w:pPr>
+      <w:r>
+        <w:rPr>
+          <w:rFonts w:ascii="Arial" w:cs="Arial" w:eastAsia="Arial" w:hAnsi="Arial"/>
+          <w:b/>
+          <w:bCs/>
+          <w:color w:val="1F3864"/>
+          <w:sz w:val="20"/>
+          <w:szCs w:val="20"/>
+        </w:rPr>
+        <w:t xml:space="preserve">ATTRIBUTION AND LICENSING</w:t>
+      </w:r>
+    </w:p>
+    <w:p>
+      <w:pPr>
+        <w:spacing w:after="60" w:before="0"/>
+      </w:pPr>
+      <w:r>
+        <w:rPr>
+          <w:rFonts w:ascii="Arial" w:cs="Arial" w:eastAsia="Arial" w:hAnsi="Arial"/>
+          <w:b/>
+          <w:bCs/>
+          <w:sz w:val="17"/>
+          <w:szCs w:val="17"/>
+        </w:rPr>
+        <w:t xml:space="preserve">Curriculum Alignment: </w:t>
+      </w:r>
+      <w:r>
+        <w:rPr>
+          <w:rFonts w:ascii="Arial" w:cs="Arial" w:eastAsia="Arial" w:hAnsi="Arial"/>
+          <w:sz w:val="17"/>
+          <w:szCs w:val="17"/>
+        </w:rPr>
+        <w:t xml:space="preserve">Structured in pedagogical alignment with the competence-based curriculum format and learning outcomes established by the Kenya Institute of Curriculum Development (KICD). This material is independently developed and is not officially endorsed or published by KICD.</w:t>
+      </w:r>
+    </w:p>
+    <w:p>
+      <w:pPr>
+        <w:spacing w:after="60" w:before="0"/>
+      </w:pPr>
+      <w:r>
+        <w:rPr>
+          <w:rFonts w:ascii="Arial" w:cs="Arial" w:eastAsia="Arial" w:hAnsi="Arial"/>
+          <w:b/>
+          <w:bCs/>
+          <w:sz w:val="17"/>
+          <w:szCs w:val="17"/>
+        </w:rPr>
+        <w:t xml:space="preserve">Content &amp; Pedagogy: </w:t>
+      </w:r>
+      <w:r>
+        <w:rPr>
+          <w:rFonts w:ascii="Arial" w:cs="Arial" w:eastAsia="Arial" w:hAnsi="Arial"/>
+          <w:sz w:val="17"/>
+          <w:szCs w:val="17"/>
+        </w:rPr>
+        <w:t xml:space="preserve">Developed and adapted by the educator team at SeaVuria (registered 501(c)(3) in the United States and registered NGO in Kenya, No. 872-850A-BF11), who designed the pedagogical framework, lesson templates and exemplar lessons on which this material is based.</w:t>
+      </w:r>
+    </w:p>
+    <w:p>
+      <w:pPr>
+        <w:spacing w:after="60" w:before="0"/>
+      </w:pPr>
+      <w:r>
+        <w:rPr>
+          <w:rFonts w:ascii="Arial" w:cs="Arial" w:eastAsia="Arial" w:hAnsi="Arial"/>
+          <w:b/>
+          <w:bCs/>
+          <w:sz w:val="17"/>
+          <w:szCs w:val="17"/>
+        </w:rPr>
+        <w:t xml:space="preserve">Production &amp; Layout: </w:t>
+      </w:r>
+      <w:r>
+        <w:rPr>
+          <w:rFonts w:ascii="Arial" w:cs="Arial" w:eastAsia="Arial" w:hAnsi="Arial"/>
+          <w:sz w:val="17"/>
+          <w:szCs w:val="17"/>
+        </w:rPr>
+        <w:t xml:space="preserve">Educational design and curriculum sequencing by SeaVuria. Technical layout, structural formatting, and digital optimization/implementation executed in partnership with ARES Education (registered 501(c)(3) in the United States and Canada (as Afretech Aid) and registered NGO in Kenya), with lesson drafting and compilation assisted by AI (Claude, Anthropic).</w:t>
+      </w:r>
+    </w:p>
+    <w:p>
+      <w:pPr>
+        <w:pBdr>
+          <w:bottom w:val="single" w:color="1F3864" w:sz="6" w:space="6"/>
+        </w:pBdr>
+        <w:spacing w:after="60" w:before="0"/>
+      </w:pPr>
+      <w:r>
+        <w:rPr>
+          <w:rFonts w:ascii="Arial" w:cs="Arial" w:eastAsia="Arial" w:hAnsi="Arial"/>
+          <w:b/>
+          <w:bCs/>
+          <w:sz w:val="17"/>
+          <w:szCs w:val="17"/>
+        </w:rPr>
+        <w:t xml:space="preserve">Licensing &amp; Copyright: </w:t>
+      </w:r>
+      <w:r>
+        <w:rPr>
+          <w:rFonts w:ascii="Arial" w:cs="Arial" w:eastAsia="Arial" w:hAnsi="Arial"/>
+          <w:sz w:val="17"/>
+          <w:szCs w:val="17"/>
+        </w:rPr>
+        <w:t xml:space="preserve">© 2026 SeaVuria and ARES. This work is licensed under a </w:t>
+      </w:r>
+      <w:hyperlink w:history="1" r:id="rId_dkcxbn07je12i2rpsusm">
+        <w:r>
+          <w:rPr>
+            <w:rFonts w:ascii="Arial" w:cs="Arial" w:eastAsia="Arial" w:hAnsi="Arial"/>
+            <w:color w:val="1F6B75"/>
+            <w:sz w:val="17"/>
+            <w:szCs w:val="17"/>
+            <w:u w:val="single" w:color="1F6B75"/>
+          </w:rPr>
+          <w:t xml:space="preserve">Creative Commons Attribution-NonCommercial 4.0 International License</w:t>
+        </w:r>
+      </w:hyperlink>
+      <w:r>
+        <w:rPr>
+          <w:rFonts w:ascii="Arial" w:cs="Arial" w:eastAsia="Arial" w:hAnsi="Arial"/>
+          <w:sz w:val="17"/>
+          <w:szCs w:val="17"/>
+        </w:rPr>
+        <w:t xml:space="preserve"> (</w:t>
+      </w:r>
+      <w:hyperlink w:history="1" r:id="rIdvfqt7sbreniu336ctwzi0">
+        <w:r>
+          <w:rPr>
+            <w:rFonts w:ascii="Arial" w:cs="Arial" w:eastAsia="Arial" w:hAnsi="Arial"/>
+            <w:color w:val="1F6B75"/>
+            <w:sz w:val="17"/>
+            <w:szCs w:val="17"/>
+            <w:u w:val="single" w:color="1F6B75"/>
+          </w:rPr>
+          <w:t xml:space="preserve">CC BY-NC 4.0</w:t>
+        </w:r>
+      </w:hyperlink>
+      <w:r>
+        <w:rPr>
+          <w:rFonts w:ascii="Arial" w:cs="Arial" w:eastAsia="Arial" w:hAnsi="Arial"/>
+          <w:sz w:val="17"/>
+          <w:szCs w:val="17"/>
+        </w:rPr>
+        <w:t xml:space="preserve">). To view a copy of this license, visit </w:t>
+      </w:r>
+      <w:hyperlink w:history="1" r:id="rId1gut-r2rxpar60wnwe5xl">
+        <w:r>
+          <w:rPr>
+            <w:rFonts w:ascii="Arial" w:cs="Arial" w:eastAsia="Arial" w:hAnsi="Arial"/>
+            <w:color w:val="1F6B75"/>
+            <w:sz w:val="17"/>
+            <w:szCs w:val="17"/>
+            <w:u w:val="single" w:color="1F6B75"/>
+          </w:rPr>
+          <w:t xml:space="preserve">https://creativecommons.org/licenses/by-nc/4.0/</w:t>
+        </w:r>
+      </w:hyperlink>
+      <w:r>
+        <w:rPr>
+          <w:rFonts w:ascii="Arial" w:cs="Arial" w:eastAsia="Arial" w:hAnsi="Arial"/>
+          <w:sz w:val="17"/>
+          <w:szCs w:val="17"/>
+        </w:rPr>
+        <w:t xml:space="preserve">. You are free to copy, redistribute, and adapt this material in any medium or format, provided appropriate credit is given and the material is not used for commercial purposes. KICD learning outcomes and curriculum designations reproduced here for alignment purposes remain the property of KICD and are not covered by this license. Linked external resources (e.g. CK-12, Khan Academy, PhET) are subject to their own licenses.</w:t>
+      </w:r>
+    </w:p>
+    <w:p>
+      <w:pPr>
         <w:spacing w:after="120"/>
       </w:pPr>
       <w:r>
@@ -3418,7 +3589,7 @@
             <w:pPr>
               <w:spacing w:after="20" w:before="0"/>
             </w:pPr>
-            <w:hyperlink w:history="1" r:id="rIde0wkpx_uijaq2ehg4jg2r">
+            <w:hyperlink w:history="1" r:id="rIdftjf2re6gvyqdnzwpf4dx">
               <w:r>
                 <w:rPr>
                   <w:rFonts w:ascii="Arial" w:cs="Arial" w:eastAsia="Arial" w:hAnsi="Arial"/>
@@ -3451,7 +3622,7 @@
               <w:spacing w:after="10" w:before="0"/>
               <w:ind w:left="120"/>
             </w:pPr>
-            <w:hyperlink w:history="1" r:id="rIds0yiias0uj4owiv1okd0o">
+            <w:hyperlink w:history="1" r:id="rIddsk7cqa_c3vbhzlrffnex">
               <w:r>
                 <w:rPr>
                   <w:rFonts w:ascii="Arial" w:cs="Arial" w:eastAsia="Arial" w:hAnsi="Arial"/>
@@ -3513,7 +3684,7 @@
               <w:spacing w:after="10" w:before="0"/>
               <w:ind w:left="120"/>
             </w:pPr>
-            <w:hyperlink w:history="1" r:id="rIdehiynhr8dqr-vwhyth-qv">
+            <w:hyperlink w:history="1" r:id="rIdolsuydr4h7n1wbrtz7-bd">
               <w:r>
                 <w:rPr>
                   <w:rFonts w:ascii="Arial" w:cs="Arial" w:eastAsia="Arial" w:hAnsi="Arial"/>
@@ -3799,7 +3970,7 @@
             <w:pPr>
               <w:spacing w:after="20" w:before="0"/>
             </w:pPr>
-            <w:hyperlink w:history="1" r:id="rId3phkoah3o7klxxy7rpjgf">
+            <w:hyperlink w:history="1" r:id="rId8b9asdp5_bfhfefkrxttw">
               <w:r>
                 <w:rPr>
                   <w:rFonts w:ascii="Arial" w:cs="Arial" w:eastAsia="Arial" w:hAnsi="Arial"/>
@@ -3832,7 +4003,7 @@
               <w:spacing w:after="10" w:before="0"/>
               <w:ind w:left="120"/>
             </w:pPr>
-            <w:hyperlink w:history="1" r:id="rIdehgl-fbcdoztcb4dqqxo7">
+            <w:hyperlink w:history="1" r:id="rIddpn8hvshvkonsuywxzsrh">
               <w:r>
                 <w:rPr>
                   <w:rFonts w:ascii="Arial" w:cs="Arial" w:eastAsia="Arial" w:hAnsi="Arial"/>
@@ -3894,7 +4065,7 @@
               <w:spacing w:after="10" w:before="0"/>
               <w:ind w:left="120"/>
             </w:pPr>
-            <w:hyperlink w:history="1" r:id="rIdfod5ggely6s5sm9ll1ukm">
+            <w:hyperlink w:history="1" r:id="rIdrdurqu8_tcjks9zvz98ud">
               <w:r>
                 <w:rPr>
                   <w:rFonts w:ascii="Arial" w:cs="Arial" w:eastAsia="Arial" w:hAnsi="Arial"/>
@@ -4199,7 +4370,7 @@
             <w:pPr>
               <w:spacing w:after="20" w:before="0"/>
             </w:pPr>
-            <w:hyperlink w:history="1" r:id="rId2f-o7flcpnc3y0zm1qfcx">
+            <w:hyperlink w:history="1" r:id="rId1afkhpwiz7bpg1xdisfav">
               <w:r>
                 <w:rPr>
                   <w:rFonts w:ascii="Arial" w:cs="Arial" w:eastAsia="Arial" w:hAnsi="Arial"/>
@@ -4232,7 +4403,7 @@
               <w:spacing w:after="10" w:before="0"/>
               <w:ind w:left="120"/>
             </w:pPr>
-            <w:hyperlink w:history="1" r:id="rIda6a2jazxziwavoo3mdkjw">
+            <w:hyperlink w:history="1" r:id="rIdvkqxljrnhnlzsbjns9u34">
               <w:r>
                 <w:rPr>
                   <w:rFonts w:ascii="Arial" w:cs="Arial" w:eastAsia="Arial" w:hAnsi="Arial"/>
@@ -4294,7 +4465,7 @@
               <w:spacing w:after="10" w:before="0"/>
               <w:ind w:left="120"/>
             </w:pPr>
-            <w:hyperlink w:history="1" r:id="rId_7jrajdaa8erdz50saubc">
+            <w:hyperlink w:history="1" r:id="rIdvpckzousjsseef7tflmqn">
               <w:r>
                 <w:rPr>
                   <w:rFonts w:ascii="Arial" w:cs="Arial" w:eastAsia="Arial" w:hAnsi="Arial"/>
@@ -4599,7 +4770,7 @@
             <w:pPr>
               <w:spacing w:after="20" w:before="0"/>
             </w:pPr>
-            <w:hyperlink w:history="1" r:id="rIdhkt1imj4px4ydq-xjk59u">
+            <w:hyperlink w:history="1" r:id="rIdgu-7syusqgglhyul3788g">
               <w:r>
                 <w:rPr>
                   <w:rFonts w:ascii="Arial" w:cs="Arial" w:eastAsia="Arial" w:hAnsi="Arial"/>
@@ -4632,7 +4803,7 @@
               <w:spacing w:after="10" w:before="0"/>
               <w:ind w:left="120"/>
             </w:pPr>
-            <w:hyperlink w:history="1" r:id="rIdhsw5ablwbui47g21gp7_d">
+            <w:hyperlink w:history="1" r:id="rIdnh8icdojoixuiokcybruu">
               <w:r>
                 <w:rPr>
                   <w:rFonts w:ascii="Arial" w:cs="Arial" w:eastAsia="Arial" w:hAnsi="Arial"/>
@@ -4694,7 +4865,7 @@
               <w:spacing w:after="10" w:before="0"/>
               <w:ind w:left="120"/>
             </w:pPr>
-            <w:hyperlink w:history="1" r:id="rIdezjrrrsnmcnk8f16urajx">
+            <w:hyperlink w:history="1" r:id="rIdyrcnr_yuplpm__dcznqie">
               <w:r>
                 <w:rPr>
                   <w:rFonts w:ascii="Arial" w:cs="Arial" w:eastAsia="Arial" w:hAnsi="Arial"/>
@@ -4999,7 +5170,7 @@
             <w:pPr>
               <w:spacing w:after="20" w:before="0"/>
             </w:pPr>
-            <w:hyperlink w:history="1" r:id="rIdzfdlns2jnybh4oobkmnby">
+            <w:hyperlink w:history="1" r:id="rIdw1vkrxivmpjvjhjhimrbs">
               <w:r>
                 <w:rPr>
                   <w:rFonts w:ascii="Arial" w:cs="Arial" w:eastAsia="Arial" w:hAnsi="Arial"/>
@@ -5032,7 +5203,7 @@
               <w:spacing w:after="10" w:before="0"/>
               <w:ind w:left="120"/>
             </w:pPr>
-            <w:hyperlink w:history="1" r:id="rIdgihgi0dl6c0p9lnwdqoi0">
+            <w:hyperlink w:history="1" r:id="rIdgu_-vwqqlx7zmlnp-vif9">
               <w:r>
                 <w:rPr>
                   <w:rFonts w:ascii="Arial" w:cs="Arial" w:eastAsia="Arial" w:hAnsi="Arial"/>
@@ -5094,7 +5265,7 @@
               <w:spacing w:after="10" w:before="0"/>
               <w:ind w:left="120"/>
             </w:pPr>
-            <w:hyperlink w:history="1" r:id="rIdbtex2tftkshocb5cvz0dj">
+            <w:hyperlink w:history="1" r:id="rIdd7-c2lv2_yrvviaw4xzha">
               <w:r>
                 <w:rPr>
                   <w:rFonts w:ascii="Arial" w:cs="Arial" w:eastAsia="Arial" w:hAnsi="Arial"/>
@@ -5814,6 +5985,65 @@
         </w:tc>
       </w:tr>
     </w:tbl>
+    <w:p>
+      <w:pPr>
+        <w:pBdr>
+          <w:top w:val="single" w:color="BBBBBB" w:sz="4" w:space="4"/>
+        </w:pBdr>
+        <w:spacing w:after="0" w:before="160"/>
+      </w:pPr>
+      <w:r>
+        <w:rPr>
+          <w:rFonts w:ascii="Arial" w:cs="Arial" w:eastAsia="Arial" w:hAnsi="Arial"/>
+          <w:color w:val="666666"/>
+          <w:sz w:val="14"/>
+          <w:szCs w:val="14"/>
+        </w:rPr>
+        <w:t xml:space="preserve">© 2026 SeaVuria and ARES. Aligned with KICD objectives. Developed by SeaVuria; technical implementation by ARES (with AI assistance from Claude). Licensed under </w:t>
+      </w:r>
+      <w:hyperlink w:history="1" r:id="rIdgpvdbgihzcnacmkbju-bi">
+        <w:r>
+          <w:rPr>
+            <w:rFonts w:ascii="Arial" w:cs="Arial" w:eastAsia="Arial" w:hAnsi="Arial"/>
+            <w:color w:val="1F6B75"/>
+            <w:sz w:val="14"/>
+            <w:szCs w:val="14"/>
+            <w:u w:val="single" w:color="1F6B75"/>
+          </w:rPr>
+          <w:t xml:space="preserve">CC BY-NC 4.0</w:t>
+        </w:r>
+      </w:hyperlink>
+      <w:r>
+        <w:rPr>
+          <w:rFonts w:ascii="Arial" w:cs="Arial" w:eastAsia="Arial" w:hAnsi="Arial"/>
+          <w:color w:val="666666"/>
+          <w:sz w:val="14"/>
+          <w:szCs w:val="14"/>
+        </w:rPr>
+        <w:t xml:space="preserve"> (</w:t>
+      </w:r>
+      <w:hyperlink w:history="1" r:id="rId8dofna0cgm2k7ewes6i6j">
+        <w:r>
+          <w:rPr>
+            <w:rFonts w:ascii="Arial" w:cs="Arial" w:eastAsia="Arial" w:hAnsi="Arial"/>
+            <w:color w:val="1F6B75"/>
+            <w:sz w:val="14"/>
+            <w:szCs w:val="14"/>
+            <w:u w:val="single" w:color="1F6B75"/>
+          </w:rPr>
+          <w:t xml:space="preserve">https://creativecommons.org/licenses/by-nc/4.0/</w:t>
+        </w:r>
+      </w:hyperlink>
+      <w:r>
+        <w:rPr>
+          <w:rFonts w:ascii="Arial" w:cs="Arial" w:eastAsia="Arial" w:hAnsi="Arial"/>
+          <w:color w:val="666666"/>
+          <w:sz w:val="14"/>
+          <w:szCs w:val="14"/>
+        </w:rPr>
+        <w:t xml:space="preserve">).</w:t>
+      </w:r>
+    </w:p>
     <w:p>
       <w:r>
         <w:br w:type="page"/>
@@ -6805,7 +7035,7 @@
             <w:pPr>
               <w:spacing w:after="20" w:before="0"/>
             </w:pPr>
-            <w:hyperlink w:history="1" r:id="rIdiwjnnr-kadhq7qxpjdvx4">
+            <w:hyperlink w:history="1" r:id="rIdfmcb_rwrd5pkukodtumvt">
               <w:r>
                 <w:rPr>
                   <w:rFonts w:ascii="Arial" w:cs="Arial" w:eastAsia="Arial" w:hAnsi="Arial"/>
@@ -6838,7 +7068,7 @@
               <w:spacing w:after="10" w:before="0"/>
               <w:ind w:left="120"/>
             </w:pPr>
-            <w:hyperlink w:history="1" r:id="rId7ojjw9wxdujp8klmtp9tk">
+            <w:hyperlink w:history="1" r:id="rIduvux1fcaw6vbmfjknt2_e">
               <w:r>
                 <w:rPr>
                   <w:rFonts w:ascii="Arial" w:cs="Arial" w:eastAsia="Arial" w:hAnsi="Arial"/>
@@ -6900,7 +7130,7 @@
               <w:spacing w:after="10" w:before="0"/>
               <w:ind w:left="120"/>
             </w:pPr>
-            <w:hyperlink w:history="1" r:id="rIdjlcaccg8c2ltpqbqkefum">
+            <w:hyperlink w:history="1" r:id="rIdl9auorrvjs0w81wtfkc2n">
               <w:r>
                 <w:rPr>
                   <w:rFonts w:ascii="Arial" w:cs="Arial" w:eastAsia="Arial" w:hAnsi="Arial"/>
@@ -7110,7 +7340,7 @@
             <w:pPr>
               <w:spacing w:after="20" w:before="0"/>
             </w:pPr>
-            <w:hyperlink w:history="1" r:id="rIdppwy3nzixwr7ee5bp0ioq">
+            <w:hyperlink w:history="1" r:id="rId9wpr4i8xwmk1mkmz4td7z">
               <w:r>
                 <w:rPr>
                   <w:rFonts w:ascii="Arial" w:cs="Arial" w:eastAsia="Arial" w:hAnsi="Arial"/>
@@ -7143,7 +7373,7 @@
               <w:spacing w:after="10" w:before="0"/>
               <w:ind w:left="120"/>
             </w:pPr>
-            <w:hyperlink w:history="1" r:id="rIdb5x5ugqhb1cwyeivgiu3i">
+            <w:hyperlink w:history="1" r:id="rIds2y2txlexwroqyuh8uu0-">
               <w:r>
                 <w:rPr>
                   <w:rFonts w:ascii="Arial" w:cs="Arial" w:eastAsia="Arial" w:hAnsi="Arial"/>
@@ -7205,7 +7435,7 @@
               <w:spacing w:after="10" w:before="0"/>
               <w:ind w:left="120"/>
             </w:pPr>
-            <w:hyperlink w:history="1" r:id="rIdoutidjz9g_dn0pjcvfryo">
+            <w:hyperlink w:history="1" r:id="rIdyexnlqsmuz2cmgss_p8t5">
               <w:r>
                 <w:rPr>
                   <w:rFonts w:ascii="Arial" w:cs="Arial" w:eastAsia="Arial" w:hAnsi="Arial"/>
@@ -7415,7 +7645,7 @@
             <w:pPr>
               <w:spacing w:after="20" w:before="0"/>
             </w:pPr>
-            <w:hyperlink w:history="1" r:id="rIdm6pdwg5lfgf-ymru9pf_0">
+            <w:hyperlink w:history="1" r:id="rIddb8yixea-rt7t270gsbyb">
               <w:r>
                 <w:rPr>
                   <w:rFonts w:ascii="Arial" w:cs="Arial" w:eastAsia="Arial" w:hAnsi="Arial"/>
@@ -7448,7 +7678,7 @@
               <w:spacing w:after="10" w:before="0"/>
               <w:ind w:left="120"/>
             </w:pPr>
-            <w:hyperlink w:history="1" r:id="rIdmbtlxqfmbd_eqmyh3qr8v">
+            <w:hyperlink w:history="1" r:id="rId9oqbjurtsbmzwerng_-tp">
               <w:r>
                 <w:rPr>
                   <w:rFonts w:ascii="Arial" w:cs="Arial" w:eastAsia="Arial" w:hAnsi="Arial"/>
@@ -7510,7 +7740,7 @@
               <w:spacing w:after="10" w:before="0"/>
               <w:ind w:left="120"/>
             </w:pPr>
-            <w:hyperlink w:history="1" r:id="rIdf2jo5zeotc_scllqxxfcw">
+            <w:hyperlink w:history="1" r:id="rId9znon6pbd51xxnmpcorvt">
               <w:r>
                 <w:rPr>
                   <w:rFonts w:ascii="Arial" w:cs="Arial" w:eastAsia="Arial" w:hAnsi="Arial"/>
@@ -7720,7 +7950,7 @@
             <w:pPr>
               <w:spacing w:after="20" w:before="0"/>
             </w:pPr>
-            <w:hyperlink w:history="1" r:id="rId-r1aooqidg4h3-fjzujik">
+            <w:hyperlink w:history="1" r:id="rIdadzin9ssauitb9bs8vnon">
               <w:r>
                 <w:rPr>
                   <w:rFonts w:ascii="Arial" w:cs="Arial" w:eastAsia="Arial" w:hAnsi="Arial"/>
@@ -7753,7 +7983,7 @@
               <w:spacing w:after="10" w:before="0"/>
               <w:ind w:left="120"/>
             </w:pPr>
-            <w:hyperlink w:history="1" r:id="rIdf8e8ht-ew4-cqf2nb9ulp">
+            <w:hyperlink w:history="1" r:id="rIdolwoncib6bzoowo1crcbu">
               <w:r>
                 <w:rPr>
                   <w:rFonts w:ascii="Arial" w:cs="Arial" w:eastAsia="Arial" w:hAnsi="Arial"/>
@@ -7815,7 +8045,7 @@
               <w:spacing w:after="10" w:before="0"/>
               <w:ind w:left="120"/>
             </w:pPr>
-            <w:hyperlink w:history="1" r:id="rIdpdflixweqb6sptsgg7ban">
+            <w:hyperlink w:history="1" r:id="rIdzfg981jyu6pde7omxfddc">
               <w:r>
                 <w:rPr>
                   <w:rFonts w:ascii="Arial" w:cs="Arial" w:eastAsia="Arial" w:hAnsi="Arial"/>
@@ -8025,7 +8255,7 @@
             <w:pPr>
               <w:spacing w:after="20" w:before="0"/>
             </w:pPr>
-            <w:hyperlink w:history="1" r:id="rIdnatrwdcqa2yksusejxc5g">
+            <w:hyperlink w:history="1" r:id="rIdm444fkmetx52oun1q3iyc">
               <w:r>
                 <w:rPr>
                   <w:rFonts w:ascii="Arial" w:cs="Arial" w:eastAsia="Arial" w:hAnsi="Arial"/>
@@ -8058,7 +8288,7 @@
               <w:spacing w:after="10" w:before="0"/>
               <w:ind w:left="120"/>
             </w:pPr>
-            <w:hyperlink w:history="1" r:id="rIdvxjjw2udexqxzqnxenjz0">
+            <w:hyperlink w:history="1" r:id="rIdg6mdz_vubfz4rzknywc2-">
               <w:r>
                 <w:rPr>
                   <w:rFonts w:ascii="Arial" w:cs="Arial" w:eastAsia="Arial" w:hAnsi="Arial"/>
@@ -8120,7 +8350,7 @@
               <w:spacing w:after="10" w:before="0"/>
               <w:ind w:left="120"/>
             </w:pPr>
-            <w:hyperlink w:history="1" r:id="rIdwo23_3qdgmrdqg8hub7m6">
+            <w:hyperlink w:history="1" r:id="rIdllpcpq6ab5m4megpxssdd">
               <w:r>
                 <w:rPr>
                   <w:rFonts w:ascii="Arial" w:cs="Arial" w:eastAsia="Arial" w:hAnsi="Arial"/>
@@ -8631,6 +8861,65 @@
         </w:tc>
       </w:tr>
     </w:tbl>
+    <w:p>
+      <w:pPr>
+        <w:pBdr>
+          <w:top w:val="single" w:color="BBBBBB" w:sz="4" w:space="4"/>
+        </w:pBdr>
+        <w:spacing w:after="0" w:before="160"/>
+      </w:pPr>
+      <w:r>
+        <w:rPr>
+          <w:rFonts w:ascii="Arial" w:cs="Arial" w:eastAsia="Arial" w:hAnsi="Arial"/>
+          <w:color w:val="666666"/>
+          <w:sz w:val="14"/>
+          <w:szCs w:val="14"/>
+        </w:rPr>
+        <w:t xml:space="preserve">© 2026 SeaVuria and ARES. Aligned with KICD objectives. Developed by SeaVuria; technical implementation by ARES (with AI assistance from Claude). Licensed under </w:t>
+      </w:r>
+      <w:hyperlink w:history="1" r:id="rIdrsfbkuvnokkfc-jgjwki-">
+        <w:r>
+          <w:rPr>
+            <w:rFonts w:ascii="Arial" w:cs="Arial" w:eastAsia="Arial" w:hAnsi="Arial"/>
+            <w:color w:val="1F6B75"/>
+            <w:sz w:val="14"/>
+            <w:szCs w:val="14"/>
+            <w:u w:val="single" w:color="1F6B75"/>
+          </w:rPr>
+          <w:t xml:space="preserve">CC BY-NC 4.0</w:t>
+        </w:r>
+      </w:hyperlink>
+      <w:r>
+        <w:rPr>
+          <w:rFonts w:ascii="Arial" w:cs="Arial" w:eastAsia="Arial" w:hAnsi="Arial"/>
+          <w:color w:val="666666"/>
+          <w:sz w:val="14"/>
+          <w:szCs w:val="14"/>
+        </w:rPr>
+        <w:t xml:space="preserve"> (</w:t>
+      </w:r>
+      <w:hyperlink w:history="1" r:id="rId5miugaht0xtywm9h_7ogw">
+        <w:r>
+          <w:rPr>
+            <w:rFonts w:ascii="Arial" w:cs="Arial" w:eastAsia="Arial" w:hAnsi="Arial"/>
+            <w:color w:val="1F6B75"/>
+            <w:sz w:val="14"/>
+            <w:szCs w:val="14"/>
+            <w:u w:val="single" w:color="1F6B75"/>
+          </w:rPr>
+          <w:t xml:space="preserve">https://creativecommons.org/licenses/by-nc/4.0/</w:t>
+        </w:r>
+      </w:hyperlink>
+      <w:r>
+        <w:rPr>
+          <w:rFonts w:ascii="Arial" w:cs="Arial" w:eastAsia="Arial" w:hAnsi="Arial"/>
+          <w:color w:val="666666"/>
+          <w:sz w:val="14"/>
+          <w:szCs w:val="14"/>
+        </w:rPr>
+        <w:t xml:space="preserve">).</w:t>
+      </w:r>
+    </w:p>
     <w:p>
       <w:r>
         <w:br w:type="page"/>
@@ -9622,7 +9911,7 @@
             <w:pPr>
               <w:spacing w:after="20" w:before="0"/>
             </w:pPr>
-            <w:hyperlink w:history="1" r:id="rIdt0zxchlbg3vms2fbmkoy9">
+            <w:hyperlink w:history="1" r:id="rId_4jls07qxvvvscfuauh4o">
               <w:r>
                 <w:rPr>
                   <w:rFonts w:ascii="Arial" w:cs="Arial" w:eastAsia="Arial" w:hAnsi="Arial"/>
@@ -9655,7 +9944,7 @@
               <w:spacing w:after="10" w:before="0"/>
               <w:ind w:left="120"/>
             </w:pPr>
-            <w:hyperlink w:history="1" r:id="rIdkct4k5sqieyj5yyfes56n">
+            <w:hyperlink w:history="1" r:id="rIdszen76lawbasmke6iwcao">
               <w:r>
                 <w:rPr>
                   <w:rFonts w:ascii="Arial" w:cs="Arial" w:eastAsia="Arial" w:hAnsi="Arial"/>
@@ -9700,7 +9989,7 @@
             <w:pPr>
               <w:spacing w:after="20" w:before="0"/>
             </w:pPr>
-            <w:hyperlink w:history="1" r:id="rIdfukcxbv4azucs80sczy8b">
+            <w:hyperlink w:history="1" r:id="rIdffnehdzm5fqsrutiqkk3w">
               <w:r>
                 <w:rPr>
                   <w:rFonts w:ascii="Arial" w:cs="Arial" w:eastAsia="Arial" w:hAnsi="Arial"/>
@@ -9733,7 +10022,7 @@
               <w:spacing w:after="10" w:before="0"/>
               <w:ind w:left="120"/>
             </w:pPr>
-            <w:hyperlink w:history="1" r:id="rIdplj3jbd2ebnvgvnww0twc">
+            <w:hyperlink w:history="1" r:id="rIdn1ax_qndzgdywkfboqt93">
               <w:r>
                 <w:rPr>
                   <w:rFonts w:ascii="Arial" w:cs="Arial" w:eastAsia="Arial" w:hAnsi="Arial"/>
@@ -9928,7 +10217,7 @@
             <w:pPr>
               <w:spacing w:after="20" w:before="0"/>
             </w:pPr>
-            <w:hyperlink w:history="1" r:id="rId1ey_fwb0uq8wtm9oojt_-">
+            <w:hyperlink w:history="1" r:id="rIdq5agyhshvt8ma759mavk_">
               <w:r>
                 <w:rPr>
                   <w:rFonts w:ascii="Arial" w:cs="Arial" w:eastAsia="Arial" w:hAnsi="Arial"/>
@@ -9961,7 +10250,7 @@
               <w:spacing w:after="10" w:before="0"/>
               <w:ind w:left="120"/>
             </w:pPr>
-            <w:hyperlink w:history="1" r:id="rIdxbvpfkmx31oreaml4ncnb">
+            <w:hyperlink w:history="1" r:id="rId6bfajv8tg6eaethchtts7">
               <w:r>
                 <w:rPr>
                   <w:rFonts w:ascii="Arial" w:cs="Arial" w:eastAsia="Arial" w:hAnsi="Arial"/>
@@ -10006,7 +10295,7 @@
             <w:pPr>
               <w:spacing w:after="20" w:before="0"/>
             </w:pPr>
-            <w:hyperlink w:history="1" r:id="rIdyv1nolsnmp5qefpp8rfxp">
+            <w:hyperlink w:history="1" r:id="rIdw39fvd10otfd_-cq2nsa9">
               <w:r>
                 <w:rPr>
                   <w:rFonts w:ascii="Arial" w:cs="Arial" w:eastAsia="Arial" w:hAnsi="Arial"/>
@@ -10039,7 +10328,7 @@
               <w:spacing w:after="10" w:before="0"/>
               <w:ind w:left="120"/>
             </w:pPr>
-            <w:hyperlink w:history="1" r:id="rIdxnlx7by3xgypazqwqkobi">
+            <w:hyperlink w:history="1" r:id="rIdw5lipdghgtywkrha89jre">
               <w:r>
                 <w:rPr>
                   <w:rFonts w:ascii="Arial" w:cs="Arial" w:eastAsia="Arial" w:hAnsi="Arial"/>
@@ -10234,7 +10523,7 @@
             <w:pPr>
               <w:spacing w:after="20" w:before="0"/>
             </w:pPr>
-            <w:hyperlink w:history="1" r:id="rId9kcrt1q4nrvr2mlphqljg">
+            <w:hyperlink w:history="1" r:id="rIdrpdmwtq5akuoxzmtznob8">
               <w:r>
                 <w:rPr>
                   <w:rFonts w:ascii="Arial" w:cs="Arial" w:eastAsia="Arial" w:hAnsi="Arial"/>
@@ -10267,7 +10556,7 @@
               <w:spacing w:after="10" w:before="0"/>
               <w:ind w:left="120"/>
             </w:pPr>
-            <w:hyperlink w:history="1" r:id="rIdeme-ol42m-m6w9u5burzk">
+            <w:hyperlink w:history="1" r:id="rIdmld7kyraxgr-xxxoe5di6">
               <w:r>
                 <w:rPr>
                   <w:rFonts w:ascii="Arial" w:cs="Arial" w:eastAsia="Arial" w:hAnsi="Arial"/>
@@ -10312,7 +10601,7 @@
             <w:pPr>
               <w:spacing w:after="20" w:before="0"/>
             </w:pPr>
-            <w:hyperlink w:history="1" r:id="rIdm0lsocqbtfhchvk-fmxsk">
+            <w:hyperlink w:history="1" r:id="rIdzie80eptd9sspp7t73oz8">
               <w:r>
                 <w:rPr>
                   <w:rFonts w:ascii="Arial" w:cs="Arial" w:eastAsia="Arial" w:hAnsi="Arial"/>
@@ -10345,7 +10634,7 @@
               <w:spacing w:after="10" w:before="0"/>
               <w:ind w:left="120"/>
             </w:pPr>
-            <w:hyperlink w:history="1" r:id="rIdhedo_cv4yzhstvjae5g2p">
+            <w:hyperlink w:history="1" r:id="rIdxqoxt0ton7ouad4nzvjd_">
               <w:r>
                 <w:rPr>
                   <w:rFonts w:ascii="Arial" w:cs="Arial" w:eastAsia="Arial" w:hAnsi="Arial"/>
@@ -10540,7 +10829,7 @@
             <w:pPr>
               <w:spacing w:after="20" w:before="0"/>
             </w:pPr>
-            <w:hyperlink w:history="1" r:id="rIdvmprlvo8ltc5v6knvh22h">
+            <w:hyperlink w:history="1" r:id="rIdlxbsmwcnumw-ltjgpd0ni">
               <w:r>
                 <w:rPr>
                   <w:rFonts w:ascii="Arial" w:cs="Arial" w:eastAsia="Arial" w:hAnsi="Arial"/>
@@ -10573,7 +10862,7 @@
               <w:spacing w:after="10" w:before="0"/>
               <w:ind w:left="120"/>
             </w:pPr>
-            <w:hyperlink w:history="1" r:id="rIdcqelvgaajp_8ov_akgwoe">
+            <w:hyperlink w:history="1" r:id="rId9xyullvxkumhar2kwstlz">
               <w:r>
                 <w:rPr>
                   <w:rFonts w:ascii="Arial" w:cs="Arial" w:eastAsia="Arial" w:hAnsi="Arial"/>
@@ -10618,7 +10907,7 @@
             <w:pPr>
               <w:spacing w:after="20" w:before="0"/>
             </w:pPr>
-            <w:hyperlink w:history="1" r:id="rIdfck3mvymauiboca-wt-ln">
+            <w:hyperlink w:history="1" r:id="rIdck-bo6gujfybjyzal71yi">
               <w:r>
                 <w:rPr>
                   <w:rFonts w:ascii="Arial" w:cs="Arial" w:eastAsia="Arial" w:hAnsi="Arial"/>
@@ -10651,7 +10940,7 @@
               <w:spacing w:after="10" w:before="0"/>
               <w:ind w:left="120"/>
             </w:pPr>
-            <w:hyperlink w:history="1" r:id="rIdrk6hbb8si7ipde3lorc46">
+            <w:hyperlink w:history="1" r:id="rIdqczna5hxmznzdo6s21frr">
               <w:r>
                 <w:rPr>
                   <w:rFonts w:ascii="Arial" w:cs="Arial" w:eastAsia="Arial" w:hAnsi="Arial"/>
@@ -10846,7 +11135,7 @@
             <w:pPr>
               <w:spacing w:after="20" w:before="0"/>
             </w:pPr>
-            <w:hyperlink w:history="1" r:id="rIdxclflulo9vgjfsuk3fi2g">
+            <w:hyperlink w:history="1" r:id="rId_fpkxnxgx_fp_hi3mzqzw">
               <w:r>
                 <w:rPr>
                   <w:rFonts w:ascii="Arial" w:cs="Arial" w:eastAsia="Arial" w:hAnsi="Arial"/>
@@ -10879,7 +11168,7 @@
               <w:spacing w:after="10" w:before="0"/>
               <w:ind w:left="120"/>
             </w:pPr>
-            <w:hyperlink w:history="1" r:id="rId7vxa9w61ophyrvzedwzxo">
+            <w:hyperlink w:history="1" r:id="rIda_y8pgfgomswhdxnb_6oe">
               <w:r>
                 <w:rPr>
                   <w:rFonts w:ascii="Arial" w:cs="Arial" w:eastAsia="Arial" w:hAnsi="Arial"/>
@@ -10924,7 +11213,7 @@
             <w:pPr>
               <w:spacing w:after="20" w:before="0"/>
             </w:pPr>
-            <w:hyperlink w:history="1" r:id="rId8rd4axzra2aoouqkn785f">
+            <w:hyperlink w:history="1" r:id="rIdx9p1gftvbkqxg9tbmabuh">
               <w:r>
                 <w:rPr>
                   <w:rFonts w:ascii="Arial" w:cs="Arial" w:eastAsia="Arial" w:hAnsi="Arial"/>
@@ -10957,7 +11246,7 @@
               <w:spacing w:after="10" w:before="0"/>
               <w:ind w:left="120"/>
             </w:pPr>
-            <w:hyperlink w:history="1" r:id="rIdvvru9s9rkjpakvx5xfhra">
+            <w:hyperlink w:history="1" r:id="rIdtx9h1f92qwxjiuj6lwev6">
               <w:r>
                 <w:rPr>
                   <w:rFonts w:ascii="Arial" w:cs="Arial" w:eastAsia="Arial" w:hAnsi="Arial"/>
@@ -11453,6 +11742,65 @@
         </w:tc>
       </w:tr>
     </w:tbl>
+    <w:p>
+      <w:pPr>
+        <w:pBdr>
+          <w:top w:val="single" w:color="BBBBBB" w:sz="4" w:space="4"/>
+        </w:pBdr>
+        <w:spacing w:after="0" w:before="160"/>
+      </w:pPr>
+      <w:r>
+        <w:rPr>
+          <w:rFonts w:ascii="Arial" w:cs="Arial" w:eastAsia="Arial" w:hAnsi="Arial"/>
+          <w:color w:val="666666"/>
+          <w:sz w:val="14"/>
+          <w:szCs w:val="14"/>
+        </w:rPr>
+        <w:t xml:space="preserve">© 2026 SeaVuria and ARES. Aligned with KICD objectives. Developed by SeaVuria; technical implementation by ARES (with AI assistance from Claude). Licensed under </w:t>
+      </w:r>
+      <w:hyperlink w:history="1" r:id="rId_j45dzkmx8tmfj8zbm5np">
+        <w:r>
+          <w:rPr>
+            <w:rFonts w:ascii="Arial" w:cs="Arial" w:eastAsia="Arial" w:hAnsi="Arial"/>
+            <w:color w:val="1F6B75"/>
+            <w:sz w:val="14"/>
+            <w:szCs w:val="14"/>
+            <w:u w:val="single" w:color="1F6B75"/>
+          </w:rPr>
+          <w:t xml:space="preserve">CC BY-NC 4.0</w:t>
+        </w:r>
+      </w:hyperlink>
+      <w:r>
+        <w:rPr>
+          <w:rFonts w:ascii="Arial" w:cs="Arial" w:eastAsia="Arial" w:hAnsi="Arial"/>
+          <w:color w:val="666666"/>
+          <w:sz w:val="14"/>
+          <w:szCs w:val="14"/>
+        </w:rPr>
+        <w:t xml:space="preserve"> (</w:t>
+      </w:r>
+      <w:hyperlink w:history="1" r:id="rIdp7ur8cw6vsksxmiidffdt">
+        <w:r>
+          <w:rPr>
+            <w:rFonts w:ascii="Arial" w:cs="Arial" w:eastAsia="Arial" w:hAnsi="Arial"/>
+            <w:color w:val="1F6B75"/>
+            <w:sz w:val="14"/>
+            <w:szCs w:val="14"/>
+            <w:u w:val="single" w:color="1F6B75"/>
+          </w:rPr>
+          <w:t xml:space="preserve">https://creativecommons.org/licenses/by-nc/4.0/</w:t>
+        </w:r>
+      </w:hyperlink>
+      <w:r>
+        <w:rPr>
+          <w:rFonts w:ascii="Arial" w:cs="Arial" w:eastAsia="Arial" w:hAnsi="Arial"/>
+          <w:color w:val="666666"/>
+          <w:sz w:val="14"/>
+          <w:szCs w:val="14"/>
+        </w:rPr>
+        <w:t xml:space="preserve">).</w:t>
+      </w:r>
+    </w:p>
     <w:p>
       <w:r>
         <w:br w:type="page"/>
@@ -12444,7 +12792,7 @@
             <w:pPr>
               <w:spacing w:after="20" w:before="0"/>
             </w:pPr>
-            <w:hyperlink w:history="1" r:id="rIdvphzbzpyybujsl_cvyssf">
+            <w:hyperlink w:history="1" r:id="rIdj4r85udyzuz_-diowvnut">
               <w:r>
                 <w:rPr>
                   <w:rFonts w:ascii="Arial" w:cs="Arial" w:eastAsia="Arial" w:hAnsi="Arial"/>
@@ -12477,7 +12825,7 @@
               <w:spacing w:after="10" w:before="0"/>
               <w:ind w:left="120"/>
             </w:pPr>
-            <w:hyperlink w:history="1" r:id="rIdb2dbdpakjqfekt1fnip-h">
+            <w:hyperlink w:history="1" r:id="rIdgypiwvgch0qbofidwyrjx">
               <w:r>
                 <w:rPr>
                   <w:rFonts w:ascii="Arial" w:cs="Arial" w:eastAsia="Arial" w:hAnsi="Arial"/>
@@ -12522,7 +12870,7 @@
             <w:pPr>
               <w:spacing w:after="20" w:before="0"/>
             </w:pPr>
-            <w:hyperlink w:history="1" r:id="rIdcfnbqxqdv7pighgswbjlp">
+            <w:hyperlink w:history="1" r:id="rIdjn0-towg_mtkg3z1pvmr1">
               <w:r>
                 <w:rPr>
                   <w:rFonts w:ascii="Arial" w:cs="Arial" w:eastAsia="Arial" w:hAnsi="Arial"/>
@@ -12555,7 +12903,7 @@
               <w:spacing w:after="10" w:before="0"/>
               <w:ind w:left="120"/>
             </w:pPr>
-            <w:hyperlink w:history="1" r:id="rIddbkzzag9wogellnljacv5">
+            <w:hyperlink w:history="1" r:id="rIdxwnx2p2ko9pypk8_fdcyg">
               <w:r>
                 <w:rPr>
                   <w:rFonts w:ascii="Arial" w:cs="Arial" w:eastAsia="Arial" w:hAnsi="Arial"/>
@@ -12750,7 +13098,7 @@
             <w:pPr>
               <w:spacing w:after="20" w:before="0"/>
             </w:pPr>
-            <w:hyperlink w:history="1" r:id="rIdubncv-izavcwjopis492l">
+            <w:hyperlink w:history="1" r:id="rIdaddtymgelrpqmd4umpzi1">
               <w:r>
                 <w:rPr>
                   <w:rFonts w:ascii="Arial" w:cs="Arial" w:eastAsia="Arial" w:hAnsi="Arial"/>
@@ -12783,7 +13131,7 @@
               <w:spacing w:after="10" w:before="0"/>
               <w:ind w:left="120"/>
             </w:pPr>
-            <w:hyperlink w:history="1" r:id="rId6m4mntwrvg5keimx0p0lx">
+            <w:hyperlink w:history="1" r:id="rIdk3yphcqxzwwwi2pybvxmz">
               <w:r>
                 <w:rPr>
                   <w:rFonts w:ascii="Arial" w:cs="Arial" w:eastAsia="Arial" w:hAnsi="Arial"/>
@@ -12828,7 +13176,7 @@
             <w:pPr>
               <w:spacing w:after="20" w:before="0"/>
             </w:pPr>
-            <w:hyperlink w:history="1" r:id="rId07xz8kwsyyskmgni3va2g">
+            <w:hyperlink w:history="1" r:id="rId3my3zltnhq8m7je8n3dye">
               <w:r>
                 <w:rPr>
                   <w:rFonts w:ascii="Arial" w:cs="Arial" w:eastAsia="Arial" w:hAnsi="Arial"/>
@@ -12861,7 +13209,7 @@
               <w:spacing w:after="10" w:before="0"/>
               <w:ind w:left="120"/>
             </w:pPr>
-            <w:hyperlink w:history="1" r:id="rId11d_rk3ytsrghmbyiwf9t">
+            <w:hyperlink w:history="1" r:id="rId4v-j5d2pbgkbkjgqol-qo">
               <w:r>
                 <w:rPr>
                   <w:rFonts w:ascii="Arial" w:cs="Arial" w:eastAsia="Arial" w:hAnsi="Arial"/>
@@ -13056,7 +13404,7 @@
             <w:pPr>
               <w:spacing w:after="20" w:before="0"/>
             </w:pPr>
-            <w:hyperlink w:history="1" r:id="rIdqmr5hbl5lmo0nysbmmdrh">
+            <w:hyperlink w:history="1" r:id="rIdkh7wv31xq9rqcjdrleis5">
               <w:r>
                 <w:rPr>
                   <w:rFonts w:ascii="Arial" w:cs="Arial" w:eastAsia="Arial" w:hAnsi="Arial"/>
@@ -13089,7 +13437,7 @@
               <w:spacing w:after="10" w:before="0"/>
               <w:ind w:left="120"/>
             </w:pPr>
-            <w:hyperlink w:history="1" r:id="rId6gxj7pl_ltzhm8rnmy9nn">
+            <w:hyperlink w:history="1" r:id="rId-2lb5qin_c-bmxiwhiryg">
               <w:r>
                 <w:rPr>
                   <w:rFonts w:ascii="Arial" w:cs="Arial" w:eastAsia="Arial" w:hAnsi="Arial"/>
@@ -13134,7 +13482,7 @@
             <w:pPr>
               <w:spacing w:after="20" w:before="0"/>
             </w:pPr>
-            <w:hyperlink w:history="1" r:id="rId7lgmjknyrftyug7izku1l">
+            <w:hyperlink w:history="1" r:id="rIdbobrqxhqwquwlt-rjdxyt">
               <w:r>
                 <w:rPr>
                   <w:rFonts w:ascii="Arial" w:cs="Arial" w:eastAsia="Arial" w:hAnsi="Arial"/>
@@ -13167,7 +13515,7 @@
               <w:spacing w:after="10" w:before="0"/>
               <w:ind w:left="120"/>
             </w:pPr>
-            <w:hyperlink w:history="1" r:id="rId_9j6zk7fuhmtdxqfpuvhb">
+            <w:hyperlink w:history="1" r:id="rIdhelxdcyukeod-mqvplgyy">
               <w:r>
                 <w:rPr>
                   <w:rFonts w:ascii="Arial" w:cs="Arial" w:eastAsia="Arial" w:hAnsi="Arial"/>
@@ -13362,7 +13710,7 @@
             <w:pPr>
               <w:spacing w:after="20" w:before="0"/>
             </w:pPr>
-            <w:hyperlink w:history="1" r:id="rIdovlcbg2crwq4xlpgcuud1">
+            <w:hyperlink w:history="1" r:id="rIdhkddknlfap5xmc2ufmtx_">
               <w:r>
                 <w:rPr>
                   <w:rFonts w:ascii="Arial" w:cs="Arial" w:eastAsia="Arial" w:hAnsi="Arial"/>
@@ -13395,7 +13743,7 @@
               <w:spacing w:after="10" w:before="0"/>
               <w:ind w:left="120"/>
             </w:pPr>
-            <w:hyperlink w:history="1" r:id="rIdxu8uxiepwzyhtkbfpar2-">
+            <w:hyperlink w:history="1" r:id="rIdfetnclbuxhauki-dywiqh">
               <w:r>
                 <w:rPr>
                   <w:rFonts w:ascii="Arial" w:cs="Arial" w:eastAsia="Arial" w:hAnsi="Arial"/>
@@ -13440,7 +13788,7 @@
             <w:pPr>
               <w:spacing w:after="20" w:before="0"/>
             </w:pPr>
-            <w:hyperlink w:history="1" r:id="rIdinnpdcxciep5w0jvmunrx">
+            <w:hyperlink w:history="1" r:id="rIdti4csxmzntkoodtludws1">
               <w:r>
                 <w:rPr>
                   <w:rFonts w:ascii="Arial" w:cs="Arial" w:eastAsia="Arial" w:hAnsi="Arial"/>
@@ -13473,7 +13821,7 @@
               <w:spacing w:after="10" w:before="0"/>
               <w:ind w:left="120"/>
             </w:pPr>
-            <w:hyperlink w:history="1" r:id="rIdcek0wmbyri23qzohvccjo">
+            <w:hyperlink w:history="1" r:id="rId5ury2xhavf8akk8lj6hwj">
               <w:r>
                 <w:rPr>
                   <w:rFonts w:ascii="Arial" w:cs="Arial" w:eastAsia="Arial" w:hAnsi="Arial"/>
@@ -13668,7 +14016,7 @@
             <w:pPr>
               <w:spacing w:after="20" w:before="0"/>
             </w:pPr>
-            <w:hyperlink w:history="1" r:id="rIdawjsvhenfhgc6g-kvawfc">
+            <w:hyperlink w:history="1" r:id="rIdmgs-nr_uwfly9pmpggmli">
               <w:r>
                 <w:rPr>
                   <w:rFonts w:ascii="Arial" w:cs="Arial" w:eastAsia="Arial" w:hAnsi="Arial"/>
@@ -13701,7 +14049,7 @@
               <w:spacing w:after="10" w:before="0"/>
               <w:ind w:left="120"/>
             </w:pPr>
-            <w:hyperlink w:history="1" r:id="rIdaqk9cr2tevzxop51sd8hv">
+            <w:hyperlink w:history="1" r:id="rId4ed4o_ug8e4se0wrtv8xi">
               <w:r>
                 <w:rPr>
                   <w:rFonts w:ascii="Arial" w:cs="Arial" w:eastAsia="Arial" w:hAnsi="Arial"/>
@@ -13746,7 +14094,7 @@
             <w:pPr>
               <w:spacing w:after="20" w:before="0"/>
             </w:pPr>
-            <w:hyperlink w:history="1" r:id="rIdim6ygfflvd9auqhixcsr7">
+            <w:hyperlink w:history="1" r:id="rId7vnd-gsqobp6vnj7_g922">
               <w:r>
                 <w:rPr>
                   <w:rFonts w:ascii="Arial" w:cs="Arial" w:eastAsia="Arial" w:hAnsi="Arial"/>
@@ -13779,7 +14127,7 @@
               <w:spacing w:after="10" w:before="0"/>
               <w:ind w:left="120"/>
             </w:pPr>
-            <w:hyperlink w:history="1" r:id="rIdttfouc7tuotmo95yn4mnf">
+            <w:hyperlink w:history="1" r:id="rIdujvltznux70e-3tzydeif">
               <w:r>
                 <w:rPr>
                   <w:rFonts w:ascii="Arial" w:cs="Arial" w:eastAsia="Arial" w:hAnsi="Arial"/>
@@ -14275,6 +14623,65 @@
         </w:tc>
       </w:tr>
     </w:tbl>
+    <w:p>
+      <w:pPr>
+        <w:pBdr>
+          <w:top w:val="single" w:color="BBBBBB" w:sz="4" w:space="4"/>
+        </w:pBdr>
+        <w:spacing w:after="0" w:before="160"/>
+      </w:pPr>
+      <w:r>
+        <w:rPr>
+          <w:rFonts w:ascii="Arial" w:cs="Arial" w:eastAsia="Arial" w:hAnsi="Arial"/>
+          <w:color w:val="666666"/>
+          <w:sz w:val="14"/>
+          <w:szCs w:val="14"/>
+        </w:rPr>
+        <w:t xml:space="preserve">© 2026 SeaVuria and ARES. Aligned with KICD objectives. Developed by SeaVuria; technical implementation by ARES (with AI assistance from Claude). Licensed under </w:t>
+      </w:r>
+      <w:hyperlink w:history="1" r:id="rIdamv3o8qgjxtq9flnvmvsg">
+        <w:r>
+          <w:rPr>
+            <w:rFonts w:ascii="Arial" w:cs="Arial" w:eastAsia="Arial" w:hAnsi="Arial"/>
+            <w:color w:val="1F6B75"/>
+            <w:sz w:val="14"/>
+            <w:szCs w:val="14"/>
+            <w:u w:val="single" w:color="1F6B75"/>
+          </w:rPr>
+          <w:t xml:space="preserve">CC BY-NC 4.0</w:t>
+        </w:r>
+      </w:hyperlink>
+      <w:r>
+        <w:rPr>
+          <w:rFonts w:ascii="Arial" w:cs="Arial" w:eastAsia="Arial" w:hAnsi="Arial"/>
+          <w:color w:val="666666"/>
+          <w:sz w:val="14"/>
+          <w:szCs w:val="14"/>
+        </w:rPr>
+        <w:t xml:space="preserve"> (</w:t>
+      </w:r>
+      <w:hyperlink w:history="1" r:id="rIdwrgynz9k-vk7jaujtyepf">
+        <w:r>
+          <w:rPr>
+            <w:rFonts w:ascii="Arial" w:cs="Arial" w:eastAsia="Arial" w:hAnsi="Arial"/>
+            <w:color w:val="1F6B75"/>
+            <w:sz w:val="14"/>
+            <w:szCs w:val="14"/>
+            <w:u w:val="single" w:color="1F6B75"/>
+          </w:rPr>
+          <w:t xml:space="preserve">https://creativecommons.org/licenses/by-nc/4.0/</w:t>
+        </w:r>
+      </w:hyperlink>
+      <w:r>
+        <w:rPr>
+          <w:rFonts w:ascii="Arial" w:cs="Arial" w:eastAsia="Arial" w:hAnsi="Arial"/>
+          <w:color w:val="666666"/>
+          <w:sz w:val="14"/>
+          <w:szCs w:val="14"/>
+        </w:rPr>
+        <w:t xml:space="preserve">).</w:t>
+      </w:r>
+    </w:p>
     <w:p>
       <w:r>
         <w:br w:type="page"/>
@@ -15266,7 +15673,7 @@
             <w:pPr>
               <w:spacing w:after="20" w:before="0"/>
             </w:pPr>
-            <w:hyperlink w:history="1" r:id="rId87tbab2tk3mpslo8ya2i_">
+            <w:hyperlink w:history="1" r:id="rIdfpudj4yklqgzi4iz46mup">
               <w:r>
                 <w:rPr>
                   <w:rFonts w:ascii="Arial" w:cs="Arial" w:eastAsia="Arial" w:hAnsi="Arial"/>
@@ -15299,7 +15706,7 @@
               <w:spacing w:after="10" w:before="0"/>
               <w:ind w:left="120"/>
             </w:pPr>
-            <w:hyperlink w:history="1" r:id="rIdajbf4y5l5yjyx6mcotzfg">
+            <w:hyperlink w:history="1" r:id="rIdjjz-0gpylnhfxux_ytymq">
               <w:r>
                 <w:rPr>
                   <w:rFonts w:ascii="Arial" w:cs="Arial" w:eastAsia="Arial" w:hAnsi="Arial"/>
@@ -15361,7 +15768,7 @@
               <w:spacing w:after="10" w:before="0"/>
               <w:ind w:left="120"/>
             </w:pPr>
-            <w:hyperlink w:history="1" r:id="rIdxbjtheusa2syq2lkjsgli">
+            <w:hyperlink w:history="1" r:id="rIdczrevcb5stfmmxqhhximz">
               <w:r>
                 <w:rPr>
                   <w:rFonts w:ascii="Arial" w:cs="Arial" w:eastAsia="Arial" w:hAnsi="Arial"/>
@@ -15571,7 +15978,7 @@
             <w:pPr>
               <w:spacing w:after="20" w:before="0"/>
             </w:pPr>
-            <w:hyperlink w:history="1" r:id="rIdjddtgh06u0tfjm7k0zxr1">
+            <w:hyperlink w:history="1" r:id="rIdiw2e3cvxwzuk1poczh24g">
               <w:r>
                 <w:rPr>
                   <w:rFonts w:ascii="Arial" w:cs="Arial" w:eastAsia="Arial" w:hAnsi="Arial"/>
@@ -15604,7 +16011,7 @@
               <w:spacing w:after="10" w:before="0"/>
               <w:ind w:left="120"/>
             </w:pPr>
-            <w:hyperlink w:history="1" r:id="rIdvg6am-dco5k17wsi5a-i4">
+            <w:hyperlink w:history="1" r:id="rIdtl5iceht4peasl30i5h6q">
               <w:r>
                 <w:rPr>
                   <w:rFonts w:ascii="Arial" w:cs="Arial" w:eastAsia="Arial" w:hAnsi="Arial"/>
@@ -15666,7 +16073,7 @@
               <w:spacing w:after="10" w:before="0"/>
               <w:ind w:left="120"/>
             </w:pPr>
-            <w:hyperlink w:history="1" r:id="rIdp68pttkizhb4jxe-44ztt">
+            <w:hyperlink w:history="1" r:id="rIdpp5nvi1ieh6o_0dw5f2aa">
               <w:r>
                 <w:rPr>
                   <w:rFonts w:ascii="Arial" w:cs="Arial" w:eastAsia="Arial" w:hAnsi="Arial"/>
@@ -15876,7 +16283,7 @@
             <w:pPr>
               <w:spacing w:after="20" w:before="0"/>
             </w:pPr>
-            <w:hyperlink w:history="1" r:id="rIdvlpwanitbm4erccvvjb7u">
+            <w:hyperlink w:history="1" r:id="rIdod6e-ykunooncqkkaasn0">
               <w:r>
                 <w:rPr>
                   <w:rFonts w:ascii="Arial" w:cs="Arial" w:eastAsia="Arial" w:hAnsi="Arial"/>
@@ -15909,7 +16316,7 @@
               <w:spacing w:after="10" w:before="0"/>
               <w:ind w:left="120"/>
             </w:pPr>
-            <w:hyperlink w:history="1" r:id="rIdjvdext-amha_npty_mexy">
+            <w:hyperlink w:history="1" r:id="rIdrocav--idz5pd6hc5sahf">
               <w:r>
                 <w:rPr>
                   <w:rFonts w:ascii="Arial" w:cs="Arial" w:eastAsia="Arial" w:hAnsi="Arial"/>
@@ -15971,7 +16378,7 @@
               <w:spacing w:after="10" w:before="0"/>
               <w:ind w:left="120"/>
             </w:pPr>
-            <w:hyperlink w:history="1" r:id="rIdjrzsrl_q0c40hp-axcskc">
+            <w:hyperlink w:history="1" r:id="rIdlkhqgfwgsvc3g3y2dfnr8">
               <w:r>
                 <w:rPr>
                   <w:rFonts w:ascii="Arial" w:cs="Arial" w:eastAsia="Arial" w:hAnsi="Arial"/>
@@ -16181,7 +16588,7 @@
             <w:pPr>
               <w:spacing w:after="20" w:before="0"/>
             </w:pPr>
-            <w:hyperlink w:history="1" r:id="rIdabszbm6hil98xyaqjat1l">
+            <w:hyperlink w:history="1" r:id="rId565bpt73cosf0irplsf-q">
               <w:r>
                 <w:rPr>
                   <w:rFonts w:ascii="Arial" w:cs="Arial" w:eastAsia="Arial" w:hAnsi="Arial"/>
@@ -16214,7 +16621,7 @@
               <w:spacing w:after="10" w:before="0"/>
               <w:ind w:left="120"/>
             </w:pPr>
-            <w:hyperlink w:history="1" r:id="rIdtnqe2tts-r_sutlwcl8ej">
+            <w:hyperlink w:history="1" r:id="rIdq2-scdwdpkbndrwacr-aa">
               <w:r>
                 <w:rPr>
                   <w:rFonts w:ascii="Arial" w:cs="Arial" w:eastAsia="Arial" w:hAnsi="Arial"/>
@@ -16276,7 +16683,7 @@
               <w:spacing w:after="10" w:before="0"/>
               <w:ind w:left="120"/>
             </w:pPr>
-            <w:hyperlink w:history="1" r:id="rIdmlvvsdpfvb-ovqsfpbd_c">
+            <w:hyperlink w:history="1" r:id="rIddcmm7_oxnanvkfut7_ngq">
               <w:r>
                 <w:rPr>
                   <w:rFonts w:ascii="Arial" w:cs="Arial" w:eastAsia="Arial" w:hAnsi="Arial"/>
@@ -16486,7 +16893,7 @@
             <w:pPr>
               <w:spacing w:after="20" w:before="0"/>
             </w:pPr>
-            <w:hyperlink w:history="1" r:id="rIdkvkyle-samndafjhxeidr">
+            <w:hyperlink w:history="1" r:id="rIdzfiwniffhs8emvw8jjyph">
               <w:r>
                 <w:rPr>
                   <w:rFonts w:ascii="Arial" w:cs="Arial" w:eastAsia="Arial" w:hAnsi="Arial"/>
@@ -16519,7 +16926,7 @@
               <w:spacing w:after="10" w:before="0"/>
               <w:ind w:left="120"/>
             </w:pPr>
-            <w:hyperlink w:history="1" r:id="rIdmxx3jffhavxkxfhpzxgqc">
+            <w:hyperlink w:history="1" r:id="rIdjfc2shnrkktgk70bm67if">
               <w:r>
                 <w:rPr>
                   <w:rFonts w:ascii="Arial" w:cs="Arial" w:eastAsia="Arial" w:hAnsi="Arial"/>
@@ -16581,7 +16988,7 @@
               <w:spacing w:after="10" w:before="0"/>
               <w:ind w:left="120"/>
             </w:pPr>
-            <w:hyperlink w:history="1" r:id="rIda-hjqeujggdnyphscwcft">
+            <w:hyperlink w:history="1" r:id="rIdhiidnnwzwoa6wru8szuos">
               <w:r>
                 <w:rPr>
                   <w:rFonts w:ascii="Arial" w:cs="Arial" w:eastAsia="Arial" w:hAnsi="Arial"/>
@@ -17092,6 +17499,65 @@
         </w:tc>
       </w:tr>
     </w:tbl>
+    <w:p>
+      <w:pPr>
+        <w:pBdr>
+          <w:top w:val="single" w:color="BBBBBB" w:sz="4" w:space="4"/>
+        </w:pBdr>
+        <w:spacing w:after="0" w:before="160"/>
+      </w:pPr>
+      <w:r>
+        <w:rPr>
+          <w:rFonts w:ascii="Arial" w:cs="Arial" w:eastAsia="Arial" w:hAnsi="Arial"/>
+          <w:color w:val="666666"/>
+          <w:sz w:val="14"/>
+          <w:szCs w:val="14"/>
+        </w:rPr>
+        <w:t xml:space="preserve">© 2026 SeaVuria and ARES. Aligned with KICD objectives. Developed by SeaVuria; technical implementation by ARES (with AI assistance from Claude). Licensed under </w:t>
+      </w:r>
+      <w:hyperlink w:history="1" r:id="rIdnomkaujcqvcuttjlg3-jx">
+        <w:r>
+          <w:rPr>
+            <w:rFonts w:ascii="Arial" w:cs="Arial" w:eastAsia="Arial" w:hAnsi="Arial"/>
+            <w:color w:val="1F6B75"/>
+            <w:sz w:val="14"/>
+            <w:szCs w:val="14"/>
+            <w:u w:val="single" w:color="1F6B75"/>
+          </w:rPr>
+          <w:t xml:space="preserve">CC BY-NC 4.0</w:t>
+        </w:r>
+      </w:hyperlink>
+      <w:r>
+        <w:rPr>
+          <w:rFonts w:ascii="Arial" w:cs="Arial" w:eastAsia="Arial" w:hAnsi="Arial"/>
+          <w:color w:val="666666"/>
+          <w:sz w:val="14"/>
+          <w:szCs w:val="14"/>
+        </w:rPr>
+        <w:t xml:space="preserve"> (</w:t>
+      </w:r>
+      <w:hyperlink w:history="1" r:id="rId3ugbovzen_yg8pj5h5hv_">
+        <w:r>
+          <w:rPr>
+            <w:rFonts w:ascii="Arial" w:cs="Arial" w:eastAsia="Arial" w:hAnsi="Arial"/>
+            <w:color w:val="1F6B75"/>
+            <w:sz w:val="14"/>
+            <w:szCs w:val="14"/>
+            <w:u w:val="single" w:color="1F6B75"/>
+          </w:rPr>
+          <w:t xml:space="preserve">https://creativecommons.org/licenses/by-nc/4.0/</w:t>
+        </w:r>
+      </w:hyperlink>
+      <w:r>
+        <w:rPr>
+          <w:rFonts w:ascii="Arial" w:cs="Arial" w:eastAsia="Arial" w:hAnsi="Arial"/>
+          <w:color w:val="666666"/>
+          <w:sz w:val="14"/>
+          <w:szCs w:val="14"/>
+        </w:rPr>
+        <w:t xml:space="preserve">).</w:t>
+      </w:r>
+    </w:p>
     <w:p>
       <w:r>
         <w:br w:type="page"/>
@@ -18083,7 +18549,7 @@
             <w:pPr>
               <w:spacing w:after="20" w:before="0"/>
             </w:pPr>
-            <w:hyperlink w:history="1" r:id="rId5ta43bo_v86o2dp2ceuea">
+            <w:hyperlink w:history="1" r:id="rIdstq4eeldxwe8h6c5qmobm">
               <w:r>
                 <w:rPr>
                   <w:rFonts w:ascii="Arial" w:cs="Arial" w:eastAsia="Arial" w:hAnsi="Arial"/>
@@ -18116,7 +18582,7 @@
               <w:spacing w:after="10" w:before="0"/>
               <w:ind w:left="120"/>
             </w:pPr>
-            <w:hyperlink w:history="1" r:id="rIdgn7y3jqvdr5lojwmys7vu">
+            <w:hyperlink w:history="1" r:id="rId_9chpue6imhynhttqn4nx">
               <w:r>
                 <w:rPr>
                   <w:rFonts w:ascii="Arial" w:cs="Arial" w:eastAsia="Arial" w:hAnsi="Arial"/>
@@ -18161,7 +18627,7 @@
             <w:pPr>
               <w:spacing w:after="20" w:before="0"/>
             </w:pPr>
-            <w:hyperlink w:history="1" r:id="rIdme2rbiybbdorviaz0a6mm">
+            <w:hyperlink w:history="1" r:id="rId6zbef48conzfgsb2dfr6e">
               <w:r>
                 <w:rPr>
                   <w:rFonts w:ascii="Arial" w:cs="Arial" w:eastAsia="Arial" w:hAnsi="Arial"/>
@@ -18194,7 +18660,7 @@
               <w:spacing w:after="10" w:before="0"/>
               <w:ind w:left="120"/>
             </w:pPr>
-            <w:hyperlink w:history="1" r:id="rIdayklbuve2vdkyo4iwmh0d">
+            <w:hyperlink w:history="1" r:id="rIdbqme2cgfhcfnglkg1qdkf">
               <w:r>
                 <w:rPr>
                   <w:rFonts w:ascii="Arial" w:cs="Arial" w:eastAsia="Arial" w:hAnsi="Arial"/>
@@ -18389,7 +18855,7 @@
             <w:pPr>
               <w:spacing w:after="20" w:before="0"/>
             </w:pPr>
-            <w:hyperlink w:history="1" r:id="rIdn_byitj7kv4lls57hxawp">
+            <w:hyperlink w:history="1" r:id="rIdbny8woqtqpcoam1gdwksx">
               <w:r>
                 <w:rPr>
                   <w:rFonts w:ascii="Arial" w:cs="Arial" w:eastAsia="Arial" w:hAnsi="Arial"/>
@@ -18422,7 +18888,7 @@
               <w:spacing w:after="10" w:before="0"/>
               <w:ind w:left="120"/>
             </w:pPr>
-            <w:hyperlink w:history="1" r:id="rId1ycby9fgyg-kqtgawirrw">
+            <w:hyperlink w:history="1" r:id="rIdpbyi5fqdb2wplohilgymk">
               <w:r>
                 <w:rPr>
                   <w:rFonts w:ascii="Arial" w:cs="Arial" w:eastAsia="Arial" w:hAnsi="Arial"/>
@@ -18467,7 +18933,7 @@
             <w:pPr>
               <w:spacing w:after="20" w:before="0"/>
             </w:pPr>
-            <w:hyperlink w:history="1" r:id="rId5f6ef1olthfabeihuxwti">
+            <w:hyperlink w:history="1" r:id="rIdasnvmoz_raq40gh5urpak">
               <w:r>
                 <w:rPr>
                   <w:rFonts w:ascii="Arial" w:cs="Arial" w:eastAsia="Arial" w:hAnsi="Arial"/>
@@ -18500,7 +18966,7 @@
               <w:spacing w:after="10" w:before="0"/>
               <w:ind w:left="120"/>
             </w:pPr>
-            <w:hyperlink w:history="1" r:id="rIdw4kipxy3glkefh3kug2jf">
+            <w:hyperlink w:history="1" r:id="rIdxghz9tdsk64ixnm8ty3w9">
               <w:r>
                 <w:rPr>
                   <w:rFonts w:ascii="Arial" w:cs="Arial" w:eastAsia="Arial" w:hAnsi="Arial"/>
@@ -18695,7 +19161,7 @@
             <w:pPr>
               <w:spacing w:after="20" w:before="0"/>
             </w:pPr>
-            <w:hyperlink w:history="1" r:id="rId7wuydfvkoskbtuigjn045">
+            <w:hyperlink w:history="1" r:id="rId40pdrgzye4cl8drfsbtgs">
               <w:r>
                 <w:rPr>
                   <w:rFonts w:ascii="Arial" w:cs="Arial" w:eastAsia="Arial" w:hAnsi="Arial"/>
@@ -18728,7 +19194,7 @@
               <w:spacing w:after="10" w:before="0"/>
               <w:ind w:left="120"/>
             </w:pPr>
-            <w:hyperlink w:history="1" r:id="rIdpeorzd4gv7uukpc1mvctk">
+            <w:hyperlink w:history="1" r:id="rIdcoy-p5kf8tmu9hpyawn6n">
               <w:r>
                 <w:rPr>
                   <w:rFonts w:ascii="Arial" w:cs="Arial" w:eastAsia="Arial" w:hAnsi="Arial"/>
@@ -18773,7 +19239,7 @@
             <w:pPr>
               <w:spacing w:after="20" w:before="0"/>
             </w:pPr>
-            <w:hyperlink w:history="1" r:id="rIdcgefmdkywcumluzo5ginc">
+            <w:hyperlink w:history="1" r:id="rIdxequgtniss6bnmros_5rr">
               <w:r>
                 <w:rPr>
                   <w:rFonts w:ascii="Arial" w:cs="Arial" w:eastAsia="Arial" w:hAnsi="Arial"/>
@@ -18806,7 +19272,7 @@
               <w:spacing w:after="10" w:before="0"/>
               <w:ind w:left="120"/>
             </w:pPr>
-            <w:hyperlink w:history="1" r:id="rIdoxzsbee39bb54ubnw7mpe">
+            <w:hyperlink w:history="1" r:id="rIdsgceww7pbfuxukbmpmsfk">
               <w:r>
                 <w:rPr>
                   <w:rFonts w:ascii="Arial" w:cs="Arial" w:eastAsia="Arial" w:hAnsi="Arial"/>
@@ -19001,7 +19467,7 @@
             <w:pPr>
               <w:spacing w:after="20" w:before="0"/>
             </w:pPr>
-            <w:hyperlink w:history="1" r:id="rId4owtb73i4pocgtvkw2jke">
+            <w:hyperlink w:history="1" r:id="rIdw7t4ydhiw7ofesjtqzo9z">
               <w:r>
                 <w:rPr>
                   <w:rFonts w:ascii="Arial" w:cs="Arial" w:eastAsia="Arial" w:hAnsi="Arial"/>
@@ -19034,7 +19500,7 @@
               <w:spacing w:after="10" w:before="0"/>
               <w:ind w:left="120"/>
             </w:pPr>
-            <w:hyperlink w:history="1" r:id="rIdibi4vd_mdhvioypcenk0z">
+            <w:hyperlink w:history="1" r:id="rId5j5la2sdiinhghwhgetxh">
               <w:r>
                 <w:rPr>
                   <w:rFonts w:ascii="Arial" w:cs="Arial" w:eastAsia="Arial" w:hAnsi="Arial"/>
@@ -19079,7 +19545,7 @@
             <w:pPr>
               <w:spacing w:after="20" w:before="0"/>
             </w:pPr>
-            <w:hyperlink w:history="1" r:id="rIdezvmvyz80b4hrbm9zr-4h">
+            <w:hyperlink w:history="1" r:id="rId1yn6mehjlz7r5tdvr64i_">
               <w:r>
                 <w:rPr>
                   <w:rFonts w:ascii="Arial" w:cs="Arial" w:eastAsia="Arial" w:hAnsi="Arial"/>
@@ -19112,7 +19578,7 @@
               <w:spacing w:after="10" w:before="0"/>
               <w:ind w:left="120"/>
             </w:pPr>
-            <w:hyperlink w:history="1" r:id="rIdulc0w4g3g96ufegqwmxv-">
+            <w:hyperlink w:history="1" r:id="rIdpfjxltdaj3tyr-o9cedww">
               <w:r>
                 <w:rPr>
                   <w:rFonts w:ascii="Arial" w:cs="Arial" w:eastAsia="Arial" w:hAnsi="Arial"/>
@@ -19307,7 +19773,7 @@
             <w:pPr>
               <w:spacing w:after="20" w:before="0"/>
             </w:pPr>
-            <w:hyperlink w:history="1" r:id="rIdxusrdpthgaozjmlriwsu2">
+            <w:hyperlink w:history="1" r:id="rIdpqgvqjo2mddxtj8jyet6z">
               <w:r>
                 <w:rPr>
                   <w:rFonts w:ascii="Arial" w:cs="Arial" w:eastAsia="Arial" w:hAnsi="Arial"/>
@@ -19340,7 +19806,7 @@
               <w:spacing w:after="10" w:before="0"/>
               <w:ind w:left="120"/>
             </w:pPr>
-            <w:hyperlink w:history="1" r:id="rIdrauwltsy9egigarbc9kf8">
+            <w:hyperlink w:history="1" r:id="rIdwz2ufwvysrm5-g8bwroek">
               <w:r>
                 <w:rPr>
                   <w:rFonts w:ascii="Arial" w:cs="Arial" w:eastAsia="Arial" w:hAnsi="Arial"/>
@@ -19385,7 +19851,7 @@
             <w:pPr>
               <w:spacing w:after="20" w:before="0"/>
             </w:pPr>
-            <w:hyperlink w:history="1" r:id="rIdzwptp-2_zmxmiofujzlwt">
+            <w:hyperlink w:history="1" r:id="rIdk32055iwibjz31xyncnge">
               <w:r>
                 <w:rPr>
                   <w:rFonts w:ascii="Arial" w:cs="Arial" w:eastAsia="Arial" w:hAnsi="Arial"/>
@@ -19418,7 +19884,7 @@
               <w:spacing w:after="10" w:before="0"/>
               <w:ind w:left="120"/>
             </w:pPr>
-            <w:hyperlink w:history="1" r:id="rIdvzqpu-x7ncp8w3vu7eriv">
+            <w:hyperlink w:history="1" r:id="rIdoma6s_xgrjcdkjba0cpxw">
               <w:r>
                 <w:rPr>
                   <w:rFonts w:ascii="Arial" w:cs="Arial" w:eastAsia="Arial" w:hAnsi="Arial"/>
@@ -19914,6 +20380,65 @@
         </w:tc>
       </w:tr>
     </w:tbl>
+    <w:p>
+      <w:pPr>
+        <w:pBdr>
+          <w:top w:val="single" w:color="BBBBBB" w:sz="4" w:space="4"/>
+        </w:pBdr>
+        <w:spacing w:after="0" w:before="160"/>
+      </w:pPr>
+      <w:r>
+        <w:rPr>
+          <w:rFonts w:ascii="Arial" w:cs="Arial" w:eastAsia="Arial" w:hAnsi="Arial"/>
+          <w:color w:val="666666"/>
+          <w:sz w:val="14"/>
+          <w:szCs w:val="14"/>
+        </w:rPr>
+        <w:t xml:space="preserve">© 2026 SeaVuria and ARES. Aligned with KICD objectives. Developed by SeaVuria; technical implementation by ARES (with AI assistance from Claude). Licensed under </w:t>
+      </w:r>
+      <w:hyperlink w:history="1" r:id="rIdex_cywtmf995wjcwliokf">
+        <w:r>
+          <w:rPr>
+            <w:rFonts w:ascii="Arial" w:cs="Arial" w:eastAsia="Arial" w:hAnsi="Arial"/>
+            <w:color w:val="1F6B75"/>
+            <w:sz w:val="14"/>
+            <w:szCs w:val="14"/>
+            <w:u w:val="single" w:color="1F6B75"/>
+          </w:rPr>
+          <w:t xml:space="preserve">CC BY-NC 4.0</w:t>
+        </w:r>
+      </w:hyperlink>
+      <w:r>
+        <w:rPr>
+          <w:rFonts w:ascii="Arial" w:cs="Arial" w:eastAsia="Arial" w:hAnsi="Arial"/>
+          <w:color w:val="666666"/>
+          <w:sz w:val="14"/>
+          <w:szCs w:val="14"/>
+        </w:rPr>
+        <w:t xml:space="preserve"> (</w:t>
+      </w:r>
+      <w:hyperlink w:history="1" r:id="rIdvf6ubzvzy763fgjvhn54p">
+        <w:r>
+          <w:rPr>
+            <w:rFonts w:ascii="Arial" w:cs="Arial" w:eastAsia="Arial" w:hAnsi="Arial"/>
+            <w:color w:val="1F6B75"/>
+            <w:sz w:val="14"/>
+            <w:szCs w:val="14"/>
+            <w:u w:val="single" w:color="1F6B75"/>
+          </w:rPr>
+          <w:t xml:space="preserve">https://creativecommons.org/licenses/by-nc/4.0/</w:t>
+        </w:r>
+      </w:hyperlink>
+      <w:r>
+        <w:rPr>
+          <w:rFonts w:ascii="Arial" w:cs="Arial" w:eastAsia="Arial" w:hAnsi="Arial"/>
+          <w:color w:val="666666"/>
+          <w:sz w:val="14"/>
+          <w:szCs w:val="14"/>
+        </w:rPr>
+        <w:t xml:space="preserve">).</w:t>
+      </w:r>
+    </w:p>
     <w:p>
       <w:r>
         <w:br w:type="page"/>
@@ -20905,7 +21430,7 @@
             <w:pPr>
               <w:spacing w:after="20" w:before="0"/>
             </w:pPr>
-            <w:hyperlink w:history="1" r:id="rIdjzilq44izmmtf1ecz-epo">
+            <w:hyperlink w:history="1" r:id="rIdiyazu4qj6me13w4lbid-i">
               <w:r>
                 <w:rPr>
                   <w:rFonts w:ascii="Arial" w:cs="Arial" w:eastAsia="Arial" w:hAnsi="Arial"/>
@@ -20938,7 +21463,7 @@
               <w:spacing w:after="10" w:before="0"/>
               <w:ind w:left="120"/>
             </w:pPr>
-            <w:hyperlink w:history="1" r:id="rIdxmhvjpvnwsjeums__-ec1">
+            <w:hyperlink w:history="1" r:id="rIdj3gbnwowpocqdnbktxmbj">
               <w:r>
                 <w:rPr>
                   <w:rFonts w:ascii="Arial" w:cs="Arial" w:eastAsia="Arial" w:hAnsi="Arial"/>
@@ -20983,7 +21508,7 @@
             <w:pPr>
               <w:spacing w:after="20" w:before="0"/>
             </w:pPr>
-            <w:hyperlink w:history="1" r:id="rIdzawjngk_qqvbcimcmq_yp">
+            <w:hyperlink w:history="1" r:id="rIdh2vrvtn74scjdktnrnmkq">
               <w:r>
                 <w:rPr>
                   <w:rFonts w:ascii="Arial" w:cs="Arial" w:eastAsia="Arial" w:hAnsi="Arial"/>
@@ -21016,7 +21541,7 @@
               <w:spacing w:after="10" w:before="0"/>
               <w:ind w:left="120"/>
             </w:pPr>
-            <w:hyperlink w:history="1" r:id="rIddotqitk-lc35hm6mjth3w">
+            <w:hyperlink w:history="1" r:id="rId-_zeibaldypwzaalura6r">
               <w:r>
                 <w:rPr>
                   <w:rFonts w:ascii="Arial" w:cs="Arial" w:eastAsia="Arial" w:hAnsi="Arial"/>
@@ -21211,7 +21736,7 @@
             <w:pPr>
               <w:spacing w:after="20" w:before="0"/>
             </w:pPr>
-            <w:hyperlink w:history="1" r:id="rId1uqwdcx2zskry2o3iarnf">
+            <w:hyperlink w:history="1" r:id="rIdfvqzeuh2w9p9p6tqebqrk">
               <w:r>
                 <w:rPr>
                   <w:rFonts w:ascii="Arial" w:cs="Arial" w:eastAsia="Arial" w:hAnsi="Arial"/>
@@ -21244,7 +21769,7 @@
               <w:spacing w:after="10" w:before="0"/>
               <w:ind w:left="120"/>
             </w:pPr>
-            <w:hyperlink w:history="1" r:id="rIdv_uamutthpca7ubrbxv54">
+            <w:hyperlink w:history="1" r:id="rIdyvlfa6gzji6minlyaftg_">
               <w:r>
                 <w:rPr>
                   <w:rFonts w:ascii="Arial" w:cs="Arial" w:eastAsia="Arial" w:hAnsi="Arial"/>
@@ -21289,7 +21814,7 @@
             <w:pPr>
               <w:spacing w:after="20" w:before="0"/>
             </w:pPr>
-            <w:hyperlink w:history="1" r:id="rIdbfvfddgwv1w5b_tqffti5">
+            <w:hyperlink w:history="1" r:id="rIdg9lti3irm3ha7k46xyo2j">
               <w:r>
                 <w:rPr>
                   <w:rFonts w:ascii="Arial" w:cs="Arial" w:eastAsia="Arial" w:hAnsi="Arial"/>
@@ -21322,7 +21847,7 @@
               <w:spacing w:after="10" w:before="0"/>
               <w:ind w:left="120"/>
             </w:pPr>
-            <w:hyperlink w:history="1" r:id="rId5u0imhozrqrmzzepueofo">
+            <w:hyperlink w:history="1" r:id="rIdsvnvfa4m7dkbdl8ipds4m">
               <w:r>
                 <w:rPr>
                   <w:rFonts w:ascii="Arial" w:cs="Arial" w:eastAsia="Arial" w:hAnsi="Arial"/>
@@ -21517,7 +22042,7 @@
             <w:pPr>
               <w:spacing w:after="20" w:before="0"/>
             </w:pPr>
-            <w:hyperlink w:history="1" r:id="rIdcswv0s3psnsfqxpk83w9w">
+            <w:hyperlink w:history="1" r:id="rIdrjb1hinninhhw5vz6_vkx">
               <w:r>
                 <w:rPr>
                   <w:rFonts w:ascii="Arial" w:cs="Arial" w:eastAsia="Arial" w:hAnsi="Arial"/>
@@ -21550,7 +22075,7 @@
               <w:spacing w:after="10" w:before="0"/>
               <w:ind w:left="120"/>
             </w:pPr>
-            <w:hyperlink w:history="1" r:id="rIdt9dkxysc_3uvgv-bhpkbj">
+            <w:hyperlink w:history="1" r:id="rIduqyum1r3qg4kyw3cr53xa">
               <w:r>
                 <w:rPr>
                   <w:rFonts w:ascii="Arial" w:cs="Arial" w:eastAsia="Arial" w:hAnsi="Arial"/>
@@ -21595,7 +22120,7 @@
             <w:pPr>
               <w:spacing w:after="20" w:before="0"/>
             </w:pPr>
-            <w:hyperlink w:history="1" r:id="rIdbkihrqyfnn74arv0ejph_">
+            <w:hyperlink w:history="1" r:id="rIdqyapnomuvzsrnz6vjojio">
               <w:r>
                 <w:rPr>
                   <w:rFonts w:ascii="Arial" w:cs="Arial" w:eastAsia="Arial" w:hAnsi="Arial"/>
@@ -21628,7 +22153,7 @@
               <w:spacing w:after="10" w:before="0"/>
               <w:ind w:left="120"/>
             </w:pPr>
-            <w:hyperlink w:history="1" r:id="rIdvwvaheodhdclvgwzbv3xj">
+            <w:hyperlink w:history="1" r:id="rIdtn7sgg4nlhm9blquxkz3_">
               <w:r>
                 <w:rPr>
                   <w:rFonts w:ascii="Arial" w:cs="Arial" w:eastAsia="Arial" w:hAnsi="Arial"/>
@@ -21823,7 +22348,7 @@
             <w:pPr>
               <w:spacing w:after="20" w:before="0"/>
             </w:pPr>
-            <w:hyperlink w:history="1" r:id="rIdc3gby6oikjw4m-ccnkmpv">
+            <w:hyperlink w:history="1" r:id="rIdtl2j0_xjrpyscxxawh_wi">
               <w:r>
                 <w:rPr>
                   <w:rFonts w:ascii="Arial" w:cs="Arial" w:eastAsia="Arial" w:hAnsi="Arial"/>
@@ -21856,7 +22381,7 @@
               <w:spacing w:after="10" w:before="0"/>
               <w:ind w:left="120"/>
             </w:pPr>
-            <w:hyperlink w:history="1" r:id="rIdlajk3rpvenifxoojqrvh7">
+            <w:hyperlink w:history="1" r:id="rId_q6z067kthw-sse_3u4yi">
               <w:r>
                 <w:rPr>
                   <w:rFonts w:ascii="Arial" w:cs="Arial" w:eastAsia="Arial" w:hAnsi="Arial"/>
@@ -21901,7 +22426,7 @@
             <w:pPr>
               <w:spacing w:after="20" w:before="0"/>
             </w:pPr>
-            <w:hyperlink w:history="1" r:id="rIdzlndrvlxplv1_tfyzgrvz">
+            <w:hyperlink w:history="1" r:id="rIdtepeprgp-j1r9cbpvb8lw">
               <w:r>
                 <w:rPr>
                   <w:rFonts w:ascii="Arial" w:cs="Arial" w:eastAsia="Arial" w:hAnsi="Arial"/>
@@ -21934,7 +22459,7 @@
               <w:spacing w:after="10" w:before="0"/>
               <w:ind w:left="120"/>
             </w:pPr>
-            <w:hyperlink w:history="1" r:id="rIdoa41gj-8304lwva8t_kqf">
+            <w:hyperlink w:history="1" r:id="rIdv8vjajf7t5vagqbjqcodl">
               <w:r>
                 <w:rPr>
                   <w:rFonts w:ascii="Arial" w:cs="Arial" w:eastAsia="Arial" w:hAnsi="Arial"/>
@@ -22129,7 +22654,7 @@
             <w:pPr>
               <w:spacing w:after="20" w:before="0"/>
             </w:pPr>
-            <w:hyperlink w:history="1" r:id="rIdtyjxkv6ufaafd8kbkhsj_">
+            <w:hyperlink w:history="1" r:id="rIdchec4ayal_k86q6y6upgo">
               <w:r>
                 <w:rPr>
                   <w:rFonts w:ascii="Arial" w:cs="Arial" w:eastAsia="Arial" w:hAnsi="Arial"/>
@@ -22162,7 +22687,7 @@
               <w:spacing w:after="10" w:before="0"/>
               <w:ind w:left="120"/>
             </w:pPr>
-            <w:hyperlink w:history="1" r:id="rIdvgy8nr1jod6gwrts615nt">
+            <w:hyperlink w:history="1" r:id="rId_x7zntdawygyfo5-udavp">
               <w:r>
                 <w:rPr>
                   <w:rFonts w:ascii="Arial" w:cs="Arial" w:eastAsia="Arial" w:hAnsi="Arial"/>
@@ -22207,7 +22732,7 @@
             <w:pPr>
               <w:spacing w:after="20" w:before="0"/>
             </w:pPr>
-            <w:hyperlink w:history="1" r:id="rIdkvmsocnpwmervk38nrq5g">
+            <w:hyperlink w:history="1" r:id="rIdxsl9i6ki8irnq8bjmkdgr">
               <w:r>
                 <w:rPr>
                   <w:rFonts w:ascii="Arial" w:cs="Arial" w:eastAsia="Arial" w:hAnsi="Arial"/>
@@ -22240,7 +22765,7 @@
               <w:spacing w:after="10" w:before="0"/>
               <w:ind w:left="120"/>
             </w:pPr>
-            <w:hyperlink w:history="1" r:id="rIdkoxvxksp_ojqaco9td4r1">
+            <w:hyperlink w:history="1" r:id="rIdaf57kuphicjd0fr8ruron">
               <w:r>
                 <w:rPr>
                   <w:rFonts w:ascii="Arial" w:cs="Arial" w:eastAsia="Arial" w:hAnsi="Arial"/>
@@ -22736,6 +23261,65 @@
         </w:tc>
       </w:tr>
     </w:tbl>
+    <w:p>
+      <w:pPr>
+        <w:pBdr>
+          <w:top w:val="single" w:color="BBBBBB" w:sz="4" w:space="4"/>
+        </w:pBdr>
+        <w:spacing w:after="0" w:before="160"/>
+      </w:pPr>
+      <w:r>
+        <w:rPr>
+          <w:rFonts w:ascii="Arial" w:cs="Arial" w:eastAsia="Arial" w:hAnsi="Arial"/>
+          <w:color w:val="666666"/>
+          <w:sz w:val="14"/>
+          <w:szCs w:val="14"/>
+        </w:rPr>
+        <w:t xml:space="preserve">© 2026 SeaVuria and ARES. Aligned with KICD objectives. Developed by SeaVuria; technical implementation by ARES (with AI assistance from Claude). Licensed under </w:t>
+      </w:r>
+      <w:hyperlink w:history="1" r:id="rIdcpmyjva4obzygecxfdspd">
+        <w:r>
+          <w:rPr>
+            <w:rFonts w:ascii="Arial" w:cs="Arial" w:eastAsia="Arial" w:hAnsi="Arial"/>
+            <w:color w:val="1F6B75"/>
+            <w:sz w:val="14"/>
+            <w:szCs w:val="14"/>
+            <w:u w:val="single" w:color="1F6B75"/>
+          </w:rPr>
+          <w:t xml:space="preserve">CC BY-NC 4.0</w:t>
+        </w:r>
+      </w:hyperlink>
+      <w:r>
+        <w:rPr>
+          <w:rFonts w:ascii="Arial" w:cs="Arial" w:eastAsia="Arial" w:hAnsi="Arial"/>
+          <w:color w:val="666666"/>
+          <w:sz w:val="14"/>
+          <w:szCs w:val="14"/>
+        </w:rPr>
+        <w:t xml:space="preserve"> (</w:t>
+      </w:r>
+      <w:hyperlink w:history="1" r:id="rIdjaye4_3ibgh7_czyynubi">
+        <w:r>
+          <w:rPr>
+            <w:rFonts w:ascii="Arial" w:cs="Arial" w:eastAsia="Arial" w:hAnsi="Arial"/>
+            <w:color w:val="1F6B75"/>
+            <w:sz w:val="14"/>
+            <w:szCs w:val="14"/>
+            <w:u w:val="single" w:color="1F6B75"/>
+          </w:rPr>
+          <w:t xml:space="preserve">https://creativecommons.org/licenses/by-nc/4.0/</w:t>
+        </w:r>
+      </w:hyperlink>
+      <w:r>
+        <w:rPr>
+          <w:rFonts w:ascii="Arial" w:cs="Arial" w:eastAsia="Arial" w:hAnsi="Arial"/>
+          <w:color w:val="666666"/>
+          <w:sz w:val="14"/>
+          <w:szCs w:val="14"/>
+        </w:rPr>
+        <w:t xml:space="preserve">).</w:t>
+      </w:r>
+    </w:p>
     <w:p>
       <w:r>
         <w:br w:type="page"/>

--- a/data/outputs/v2/Physics/SS4.1_Greenhouse_Effect_and_Climate_Change/Physics_Greenhouse_Effect_and_Climate_Change_CBE_LessonSequence.docx
+++ b/data/outputs/v2/Physics/SS4.1_Greenhouse_Effect_and_Climate_Change/Physics_Greenhouse_Effect_and_Climate_Change_CBE_LessonSequence.docx
@@ -38,6 +38,2393 @@
           <w:szCs w:val="22"/>
         </w:rPr>
         <w:t xml:space="preserve">CBE Phenomenon-Driven Lesson Sequence — Sub-Strand 4.1 (7 Lessons)</w:t>
+      </w:r>
+    </w:p>
+    <w:p>
+      <w:pPr>
+        <w:spacing w:after="120"/>
+      </w:pPr>
+      <w:r>
+        <w:t xml:space="preserve"/>
+      </w:r>
+    </w:p>
+    <w:tbl>
+      <w:tblPr>
+        <w:tblW w:type="dxa" w:w="13680"/>
+        <w:tblBorders>
+          <w:top w:val="single" w:color="AAAAAA" w:sz="4"/>
+          <w:left w:val="single" w:color="AAAAAA" w:sz="4"/>
+          <w:bottom w:val="single" w:color="AAAAAA" w:sz="4"/>
+          <w:right w:val="single" w:color="AAAAAA" w:sz="4"/>
+          <w:insideH w:val="single" w:color="auto" w:sz="4"/>
+          <w:insideV w:val="single" w:color="auto" w:sz="4"/>
+        </w:tblBorders>
+        <w:tblLayout w:type="fixed"/>
+      </w:tblPr>
+      <w:tblGrid>
+        <w:gridCol w:w="3000"/>
+        <w:gridCol w:w="10680"/>
+      </w:tblGrid>
+      <w:tr>
+        <w:tc>
+          <w:tcPr>
+            <w:tcW w:type="dxa" w:w="13680"/>
+            <w:gridSpan w:val="2"/>
+            <w:shd w:fill="1F3864" w:color="auto" w:val="clear"/>
+            <w:tcMar>
+              <w:top w:type="dxa" w:w="60"/>
+              <w:left w:type="dxa" w:w="120"/>
+              <w:bottom w:type="dxa" w:w="60"/>
+              <w:right w:type="dxa" w:w="120"/>
+            </w:tcMar>
+            <w:vAlign w:val="top"/>
+          </w:tcPr>
+          <w:p>
+            <w:pPr>
+              <w:spacing w:after="40" w:before="0"/>
+              <w:jc w:val="center"/>
+            </w:pPr>
+            <w:r>
+              <w:rPr>
+                <w:rFonts w:ascii="Arial" w:cs="Arial" w:eastAsia="Arial" w:hAnsi="Arial"/>
+                <w:b/>
+                <w:bCs/>
+                <w:i w:val="false"/>
+                <w:iCs w:val="false"/>
+                <w:color w:val="FFFFFF"/>
+                <w:sz w:val="22"/>
+                <w:szCs w:val="22"/>
+              </w:rPr>
+              <w:t xml:space="preserve">SUB-STRAND OVERVIEW</w:t>
+            </w:r>
+          </w:p>
+        </w:tc>
+      </w:tr>
+      <w:tr>
+        <w:tc>
+          <w:tcPr>
+            <w:tcW w:type="dxa" w:w="3000"/>
+            <w:shd w:fill="D5E8F0" w:color="auto" w:val="clear"/>
+            <w:tcMar>
+              <w:top w:type="dxa" w:w="60"/>
+              <w:left w:type="dxa" w:w="120"/>
+              <w:bottom w:type="dxa" w:w="60"/>
+              <w:right w:type="dxa" w:w="120"/>
+            </w:tcMar>
+            <w:vAlign w:val="top"/>
+          </w:tcPr>
+          <w:p>
+            <w:pPr>
+              <w:spacing w:after="40" w:before="0"/>
+              <w:jc w:val="left"/>
+            </w:pPr>
+            <w:r>
+              <w:rPr>
+                <w:rFonts w:ascii="Arial" w:cs="Arial" w:eastAsia="Arial" w:hAnsi="Arial"/>
+                <w:b/>
+                <w:bCs/>
+                <w:i w:val="false"/>
+                <w:iCs w:val="false"/>
+                <w:color w:val="000000"/>
+                <w:sz w:val="18"/>
+                <w:szCs w:val="18"/>
+              </w:rPr>
+              <w:t xml:space="preserve">Grade Level</w:t>
+            </w:r>
+          </w:p>
+        </w:tc>
+        <w:tc>
+          <w:tcPr>
+            <w:tcW w:type="dxa" w:w="10680"/>
+            <w:shd w:fill="FFFFFF" w:color="auto" w:val="clear"/>
+            <w:tcMar>
+              <w:top w:type="dxa" w:w="60"/>
+              <w:left w:type="dxa" w:w="120"/>
+              <w:bottom w:type="dxa" w:w="60"/>
+              <w:right w:type="dxa" w:w="120"/>
+            </w:tcMar>
+            <w:vAlign w:val="top"/>
+          </w:tcPr>
+          <w:p>
+            <w:pPr>
+              <w:spacing w:after="40" w:before="0"/>
+              <w:jc w:val="left"/>
+            </w:pPr>
+            <w:r>
+              <w:rPr>
+                <w:rFonts w:ascii="Arial" w:cs="Arial" w:eastAsia="Arial" w:hAnsi="Arial"/>
+                <w:b w:val="false"/>
+                <w:bCs w:val="false"/>
+                <w:i w:val="false"/>
+                <w:iCs w:val="false"/>
+                <w:color w:val="000000"/>
+                <w:sz w:val="18"/>
+                <w:szCs w:val="18"/>
+              </w:rPr>
+              <w:t xml:space="preserve">10</w:t>
+            </w:r>
+          </w:p>
+        </w:tc>
+      </w:tr>
+      <w:tr>
+        <w:tc>
+          <w:tcPr>
+            <w:tcW w:type="dxa" w:w="3000"/>
+            <w:shd w:fill="D5E8F0" w:color="auto" w:val="clear"/>
+            <w:tcMar>
+              <w:top w:type="dxa" w:w="60"/>
+              <w:left w:type="dxa" w:w="120"/>
+              <w:bottom w:type="dxa" w:w="60"/>
+              <w:right w:type="dxa" w:w="120"/>
+            </w:tcMar>
+            <w:vAlign w:val="top"/>
+          </w:tcPr>
+          <w:p>
+            <w:pPr>
+              <w:spacing w:after="40" w:before="0"/>
+              <w:jc w:val="left"/>
+            </w:pPr>
+            <w:r>
+              <w:rPr>
+                <w:rFonts w:ascii="Arial" w:cs="Arial" w:eastAsia="Arial" w:hAnsi="Arial"/>
+                <w:b/>
+                <w:bCs/>
+                <w:i w:val="false"/>
+                <w:iCs w:val="false"/>
+                <w:color w:val="000000"/>
+                <w:sz w:val="18"/>
+                <w:szCs w:val="18"/>
+              </w:rPr>
+              <w:t xml:space="preserve">Subject</w:t>
+            </w:r>
+          </w:p>
+        </w:tc>
+        <w:tc>
+          <w:tcPr>
+            <w:tcW w:type="dxa" w:w="10680"/>
+            <w:shd w:fill="FFFFFF" w:color="auto" w:val="clear"/>
+            <w:tcMar>
+              <w:top w:type="dxa" w:w="60"/>
+              <w:left w:type="dxa" w:w="120"/>
+              <w:bottom w:type="dxa" w:w="60"/>
+              <w:right w:type="dxa" w:w="120"/>
+            </w:tcMar>
+            <w:vAlign w:val="top"/>
+          </w:tcPr>
+          <w:p>
+            <w:pPr>
+              <w:spacing w:after="40" w:before="0"/>
+              <w:jc w:val="left"/>
+            </w:pPr>
+            <w:r>
+              <w:rPr>
+                <w:rFonts w:ascii="Arial" w:cs="Arial" w:eastAsia="Arial" w:hAnsi="Arial"/>
+                <w:b w:val="false"/>
+                <w:bCs w:val="false"/>
+                <w:i w:val="false"/>
+                <w:iCs w:val="false"/>
+                <w:color w:val="000000"/>
+                <w:sz w:val="18"/>
+                <w:szCs w:val="18"/>
+              </w:rPr>
+              <w:t xml:space="preserve">Physics</w:t>
+            </w:r>
+          </w:p>
+        </w:tc>
+      </w:tr>
+      <w:tr>
+        <w:tc>
+          <w:tcPr>
+            <w:tcW w:type="dxa" w:w="3000"/>
+            <w:shd w:fill="D5E8F0" w:color="auto" w:val="clear"/>
+            <w:tcMar>
+              <w:top w:type="dxa" w:w="60"/>
+              <w:left w:type="dxa" w:w="120"/>
+              <w:bottom w:type="dxa" w:w="60"/>
+              <w:right w:type="dxa" w:w="120"/>
+            </w:tcMar>
+            <w:vAlign w:val="top"/>
+          </w:tcPr>
+          <w:p>
+            <w:pPr>
+              <w:spacing w:after="40" w:before="0"/>
+              <w:jc w:val="left"/>
+            </w:pPr>
+            <w:r>
+              <w:rPr>
+                <w:rFonts w:ascii="Arial" w:cs="Arial" w:eastAsia="Arial" w:hAnsi="Arial"/>
+                <w:b/>
+                <w:bCs/>
+                <w:i w:val="false"/>
+                <w:iCs w:val="false"/>
+                <w:color w:val="000000"/>
+                <w:sz w:val="18"/>
+                <w:szCs w:val="18"/>
+              </w:rPr>
+              <w:t xml:space="preserve">Strand</w:t>
+            </w:r>
+          </w:p>
+        </w:tc>
+        <w:tc>
+          <w:tcPr>
+            <w:tcW w:type="dxa" w:w="10680"/>
+            <w:shd w:fill="FFFFFF" w:color="auto" w:val="clear"/>
+            <w:tcMar>
+              <w:top w:type="dxa" w:w="60"/>
+              <w:left w:type="dxa" w:w="120"/>
+              <w:bottom w:type="dxa" w:w="60"/>
+              <w:right w:type="dxa" w:w="120"/>
+            </w:tcMar>
+            <w:vAlign w:val="top"/>
+          </w:tcPr>
+          <w:p>
+            <w:pPr>
+              <w:spacing w:after="40" w:before="0"/>
+              <w:jc w:val="left"/>
+            </w:pPr>
+            <w:r>
+              <w:rPr>
+                <w:rFonts w:ascii="Arial" w:cs="Arial" w:eastAsia="Arial" w:hAnsi="Arial"/>
+                <w:b w:val="false"/>
+                <w:bCs w:val="false"/>
+                <w:i w:val="false"/>
+                <w:iCs w:val="false"/>
+                <w:color w:val="000000"/>
+                <w:sz w:val="18"/>
+                <w:szCs w:val="18"/>
+              </w:rPr>
+              <w:t xml:space="preserve">Strand 4.0: Environmental Physics</w:t>
+            </w:r>
+          </w:p>
+        </w:tc>
+      </w:tr>
+      <w:tr>
+        <w:tc>
+          <w:tcPr>
+            <w:tcW w:type="dxa" w:w="3000"/>
+            <w:shd w:fill="D5E8F0" w:color="auto" w:val="clear"/>
+            <w:tcMar>
+              <w:top w:type="dxa" w:w="60"/>
+              <w:left w:type="dxa" w:w="120"/>
+              <w:bottom w:type="dxa" w:w="60"/>
+              <w:right w:type="dxa" w:w="120"/>
+            </w:tcMar>
+            <w:vAlign w:val="top"/>
+          </w:tcPr>
+          <w:p>
+            <w:pPr>
+              <w:spacing w:after="40" w:before="0"/>
+              <w:jc w:val="left"/>
+            </w:pPr>
+            <w:r>
+              <w:rPr>
+                <w:rFonts w:ascii="Arial" w:cs="Arial" w:eastAsia="Arial" w:hAnsi="Arial"/>
+                <w:b/>
+                <w:bCs/>
+                <w:i w:val="false"/>
+                <w:iCs w:val="false"/>
+                <w:color w:val="000000"/>
+                <w:sz w:val="18"/>
+                <w:szCs w:val="18"/>
+              </w:rPr>
+              <w:t xml:space="preserve">Sub-Strand</w:t>
+            </w:r>
+          </w:p>
+        </w:tc>
+        <w:tc>
+          <w:tcPr>
+            <w:tcW w:type="dxa" w:w="10680"/>
+            <w:shd w:fill="FFFFFF" w:color="auto" w:val="clear"/>
+            <w:tcMar>
+              <w:top w:type="dxa" w:w="60"/>
+              <w:left w:type="dxa" w:w="120"/>
+              <w:bottom w:type="dxa" w:w="60"/>
+              <w:right w:type="dxa" w:w="120"/>
+            </w:tcMar>
+            <w:vAlign w:val="top"/>
+          </w:tcPr>
+          <w:p>
+            <w:pPr>
+              <w:spacing w:after="40" w:before="0"/>
+              <w:jc w:val="left"/>
+            </w:pPr>
+            <w:r>
+              <w:rPr>
+                <w:rFonts w:ascii="Arial" w:cs="Arial" w:eastAsia="Arial" w:hAnsi="Arial"/>
+                <w:b w:val="false"/>
+                <w:bCs w:val="false"/>
+                <w:i w:val="false"/>
+                <w:iCs w:val="false"/>
+                <w:color w:val="000000"/>
+                <w:sz w:val="18"/>
+                <w:szCs w:val="18"/>
+              </w:rPr>
+              <w:t xml:space="preserve">Sub-Strand 4.1: Greenhouse Effect and Climate Change</w:t>
+            </w:r>
+          </w:p>
+        </w:tc>
+      </w:tr>
+      <w:tr>
+        <w:tc>
+          <w:tcPr>
+            <w:tcW w:type="dxa" w:w="3000"/>
+            <w:shd w:fill="D5E8F0" w:color="auto" w:val="clear"/>
+            <w:tcMar>
+              <w:top w:type="dxa" w:w="60"/>
+              <w:left w:type="dxa" w:w="120"/>
+              <w:bottom w:type="dxa" w:w="60"/>
+              <w:right w:type="dxa" w:w="120"/>
+            </w:tcMar>
+            <w:vAlign w:val="top"/>
+          </w:tcPr>
+          <w:p>
+            <w:pPr>
+              <w:spacing w:after="40" w:before="0"/>
+              <w:jc w:val="left"/>
+            </w:pPr>
+            <w:r>
+              <w:rPr>
+                <w:rFonts w:ascii="Arial" w:cs="Arial" w:eastAsia="Arial" w:hAnsi="Arial"/>
+                <w:b/>
+                <w:bCs/>
+                <w:i w:val="false"/>
+                <w:iCs w:val="false"/>
+                <w:color w:val="000000"/>
+                <w:sz w:val="18"/>
+                <w:szCs w:val="18"/>
+              </w:rPr>
+              <w:t xml:space="preserve">Total Duration</w:t>
+            </w:r>
+          </w:p>
+        </w:tc>
+        <w:tc>
+          <w:tcPr>
+            <w:tcW w:type="dxa" w:w="10680"/>
+            <w:shd w:fill="FFFFFF" w:color="auto" w:val="clear"/>
+            <w:tcMar>
+              <w:top w:type="dxa" w:w="60"/>
+              <w:left w:type="dxa" w:w="120"/>
+              <w:bottom w:type="dxa" w:w="60"/>
+              <w:right w:type="dxa" w:w="120"/>
+            </w:tcMar>
+            <w:vAlign w:val="top"/>
+          </w:tcPr>
+          <w:p>
+            <w:pPr>
+              <w:spacing w:after="40" w:before="0"/>
+              <w:jc w:val="left"/>
+            </w:pPr>
+            <w:r>
+              <w:rPr>
+                <w:rFonts w:ascii="Arial" w:cs="Arial" w:eastAsia="Arial" w:hAnsi="Arial"/>
+                <w:b w:val="false"/>
+                <w:bCs w:val="false"/>
+                <w:i w:val="false"/>
+                <w:iCs w:val="false"/>
+                <w:color w:val="000000"/>
+                <w:sz w:val="18"/>
+                <w:szCs w:val="18"/>
+              </w:rPr>
+              <w:t xml:space="preserve">7 lessons × 40 minutes = 280 minutes total</w:t>
+            </w:r>
+          </w:p>
+        </w:tc>
+      </w:tr>
+      <w:tr>
+        <w:tc>
+          <w:tcPr>
+            <w:tcW w:type="dxa" w:w="3000"/>
+            <w:shd w:fill="D5E8F0" w:color="auto" w:val="clear"/>
+            <w:tcMar>
+              <w:top w:type="dxa" w:w="60"/>
+              <w:left w:type="dxa" w:w="120"/>
+              <w:bottom w:type="dxa" w:w="60"/>
+              <w:right w:type="dxa" w:w="120"/>
+            </w:tcMar>
+            <w:vAlign w:val="top"/>
+          </w:tcPr>
+          <w:p>
+            <w:pPr>
+              <w:spacing w:after="40" w:before="0"/>
+              <w:jc w:val="left"/>
+            </w:pPr>
+            <w:r>
+              <w:rPr>
+                <w:rFonts w:ascii="Arial" w:cs="Arial" w:eastAsia="Arial" w:hAnsi="Arial"/>
+                <w:b/>
+                <w:bCs/>
+                <w:i w:val="false"/>
+                <w:iCs w:val="false"/>
+                <w:color w:val="000000"/>
+                <w:sz w:val="18"/>
+                <w:szCs w:val="18"/>
+              </w:rPr>
+              <w:t xml:space="preserve">Sub-Strand Content</w:t>
+            </w:r>
+          </w:p>
+        </w:tc>
+        <w:tc>
+          <w:tcPr>
+            <w:tcW w:type="dxa" w:w="10680"/>
+            <w:shd w:fill="FFFFFF" w:color="auto" w:val="clear"/>
+            <w:tcMar>
+              <w:top w:type="dxa" w:w="60"/>
+              <w:left w:type="dxa" w:w="120"/>
+              <w:bottom w:type="dxa" w:w="60"/>
+              <w:right w:type="dxa" w:w="120"/>
+            </w:tcMar>
+            <w:vAlign w:val="top"/>
+          </w:tcPr>
+          <w:p>
+            <w:pPr>
+              <w:spacing w:after="30" w:before="0"/>
+              <w:ind w:left="360" w:hanging="180"/>
+              <w:jc w:val="left"/>
+            </w:pPr>
+            <w:r>
+              <w:rPr>
+                <w:rFonts w:ascii="Arial" w:cs="Arial" w:eastAsia="Arial" w:hAnsi="Arial"/>
+                <w:b w:val="false"/>
+                <w:bCs w:val="false"/>
+                <w:i w:val="false"/>
+                <w:iCs w:val="false"/>
+                <w:color w:val="000000"/>
+                <w:sz w:val="18"/>
+                <w:szCs w:val="18"/>
+              </w:rPr>
+              <w:t xml:space="preserve">–  The Greenhouse Effect: meaning, mechanism, and key greenhouse gases (CO₂, CH₄, N₂O, water vapour)</w:t>
+            </w:r>
+          </w:p>
+          <w:p>
+            <w:pPr>
+              <w:spacing w:after="30" w:before="0"/>
+              <w:ind w:left="360" w:hanging="180"/>
+              <w:jc w:val="left"/>
+            </w:pPr>
+            <w:r>
+              <w:rPr>
+                <w:rFonts w:ascii="Arial" w:cs="Arial" w:eastAsia="Arial" w:hAnsi="Arial"/>
+                <w:b w:val="false"/>
+                <w:bCs w:val="false"/>
+                <w:i w:val="false"/>
+                <w:iCs w:val="false"/>
+                <w:color w:val="000000"/>
+                <w:sz w:val="18"/>
+                <w:szCs w:val="18"/>
+              </w:rPr>
+              <w:t xml:space="preserve">–  Factors leading to the Greenhouse Effect: fossil fuel combustion, deforestation, industrial emissions, agriculture</w:t>
+            </w:r>
+          </w:p>
+          <w:p>
+            <w:pPr>
+              <w:spacing w:after="30" w:before="0"/>
+              <w:ind w:left="360" w:hanging="180"/>
+              <w:jc w:val="left"/>
+            </w:pPr>
+            <w:r>
+              <w:rPr>
+                <w:rFonts w:ascii="Arial" w:cs="Arial" w:eastAsia="Arial" w:hAnsi="Arial"/>
+                <w:b w:val="false"/>
+                <w:bCs w:val="false"/>
+                <w:i w:val="false"/>
+                <w:iCs w:val="false"/>
+                <w:color w:val="000000"/>
+                <w:sz w:val="18"/>
+                <w:szCs w:val="18"/>
+              </w:rPr>
+              <w:t xml:space="preserve">–  The Ozone Layer: structure, role in filtering UV radiation, and its relationship to climate</w:t>
+            </w:r>
+          </w:p>
+          <w:p>
+            <w:pPr>
+              <w:spacing w:after="30" w:before="0"/>
+              <w:ind w:left="360" w:hanging="180"/>
+              <w:jc w:val="left"/>
+            </w:pPr>
+            <w:r>
+              <w:rPr>
+                <w:rFonts w:ascii="Arial" w:cs="Arial" w:eastAsia="Arial" w:hAnsi="Arial"/>
+                <w:b w:val="false"/>
+                <w:bCs w:val="false"/>
+                <w:i w:val="false"/>
+                <w:iCs w:val="false"/>
+                <w:color w:val="000000"/>
+                <w:sz w:val="18"/>
+                <w:szCs w:val="18"/>
+              </w:rPr>
+              <w:t xml:space="preserve">–  Global Warming: causes, evidence (rising temperatures, melting glaciers, sea-level rise), and effects on the Kenyan environment (drought in the Rift Valley, flooding in Kisumu, reduced rainfall in Kericho tea farms)</w:t>
+            </w:r>
+          </w:p>
+          <w:p>
+            <w:pPr>
+              <w:spacing w:after="30" w:before="0"/>
+              <w:ind w:left="360" w:hanging="180"/>
+              <w:jc w:val="left"/>
+            </w:pPr>
+            <w:r>
+              <w:rPr>
+                <w:rFonts w:ascii="Arial" w:cs="Arial" w:eastAsia="Arial" w:hAnsi="Arial"/>
+                <w:b w:val="false"/>
+                <w:bCs w:val="false"/>
+                <w:i w:val="false"/>
+                <w:iCs w:val="false"/>
+                <w:color w:val="000000"/>
+                <w:sz w:val="18"/>
+                <w:szCs w:val="18"/>
+              </w:rPr>
+              <w:t xml:space="preserve">–  Effects of Climate Change on ecosystems, food security (maize and bean harvests), water sources (Lake Victoria, Mt. Kenya glaciers), and human health in Kenya</w:t>
+            </w:r>
+          </w:p>
+          <w:p>
+            <w:pPr>
+              <w:spacing w:after="30" w:before="0"/>
+              <w:ind w:left="360" w:hanging="180"/>
+              <w:jc w:val="left"/>
+            </w:pPr>
+            <w:r>
+              <w:rPr>
+                <w:rFonts w:ascii="Arial" w:cs="Arial" w:eastAsia="Arial" w:hAnsi="Arial"/>
+                <w:b w:val="false"/>
+                <w:bCs w:val="false"/>
+                <w:i w:val="false"/>
+                <w:iCs w:val="false"/>
+                <w:color w:val="000000"/>
+                <w:sz w:val="18"/>
+                <w:szCs w:val="18"/>
+              </w:rPr>
+              <w:t xml:space="preserve">–  Mitigation and adaptation measures: renewable energy, reforestation, sustainable agriculture, climate policy (Paris Agreement, Kenya's NDCs)</w:t>
+            </w:r>
+          </w:p>
+          <w:p>
+            <w:pPr>
+              <w:spacing w:after="30" w:before="0"/>
+              <w:ind w:left="360" w:hanging="180"/>
+              <w:jc w:val="left"/>
+            </w:pPr>
+            <w:r>
+              <w:rPr>
+                <w:rFonts w:ascii="Arial" w:cs="Arial" w:eastAsia="Arial" w:hAnsi="Arial"/>
+                <w:b w:val="false"/>
+                <w:bCs w:val="false"/>
+                <w:i w:val="false"/>
+                <w:iCs w:val="false"/>
+                <w:color w:val="000000"/>
+                <w:sz w:val="18"/>
+                <w:szCs w:val="18"/>
+              </w:rPr>
+              <w:t xml:space="preserve">–  Appreciating individual and community responsibility in addressing climate change</w:t>
+            </w:r>
+          </w:p>
+        </w:tc>
+      </w:tr>
+      <w:tr>
+        <w:tc>
+          <w:tcPr>
+            <w:tcW w:type="dxa" w:w="3000"/>
+            <w:shd w:fill="D5E8F0" w:color="auto" w:val="clear"/>
+            <w:tcMar>
+              <w:top w:type="dxa" w:w="60"/>
+              <w:left w:type="dxa" w:w="120"/>
+              <w:bottom w:type="dxa" w:w="60"/>
+              <w:right w:type="dxa" w:w="120"/>
+            </w:tcMar>
+            <w:vAlign w:val="top"/>
+          </w:tcPr>
+          <w:p>
+            <w:pPr>
+              <w:spacing w:after="40" w:before="0"/>
+              <w:jc w:val="left"/>
+            </w:pPr>
+            <w:r>
+              <w:rPr>
+                <w:rFonts w:ascii="Arial" w:cs="Arial" w:eastAsia="Arial" w:hAnsi="Arial"/>
+                <w:b/>
+                <w:bCs/>
+                <w:i w:val="false"/>
+                <w:iCs w:val="false"/>
+                <w:color w:val="000000"/>
+                <w:sz w:val="18"/>
+                <w:szCs w:val="18"/>
+              </w:rPr>
+              <w:t xml:space="preserve">Learning Outcomes</w:t>
+            </w:r>
+          </w:p>
+        </w:tc>
+        <w:tc>
+          <w:tcPr>
+            <w:tcW w:type="dxa" w:w="10680"/>
+            <w:shd w:fill="FFFFFF" w:color="auto" w:val="clear"/>
+            <w:tcMar>
+              <w:top w:type="dxa" w:w="60"/>
+              <w:left w:type="dxa" w:w="120"/>
+              <w:bottom w:type="dxa" w:w="60"/>
+              <w:right w:type="dxa" w:w="120"/>
+            </w:tcMar>
+            <w:vAlign w:val="top"/>
+          </w:tcPr>
+          <w:p>
+            <w:pPr>
+              <w:spacing w:after="40" w:before="0"/>
+              <w:jc w:val="left"/>
+            </w:pPr>
+            <w:r>
+              <w:rPr>
+                <w:rFonts w:ascii="Arial" w:cs="Arial" w:eastAsia="Arial" w:hAnsi="Arial"/>
+                <w:b w:val="false"/>
+                <w:bCs w:val="false"/>
+                <w:i w:val="false"/>
+                <w:iCs w:val="false"/>
+                <w:color w:val="000000"/>
+                <w:sz w:val="18"/>
+                <w:szCs w:val="18"/>
+              </w:rPr>
+              <w:t xml:space="preserve">By the end of the sub-strand, the learner should be able to:</w:t>
+            </w:r>
+          </w:p>
+          <w:p>
+            <w:pPr>
+              <w:spacing w:after="40" w:before="0"/>
+              <w:jc w:val="left"/>
+            </w:pPr>
+            <w:r>
+              <w:rPr>
+                <w:rFonts w:ascii="Arial" w:cs="Arial" w:eastAsia="Arial" w:hAnsi="Arial"/>
+                <w:b w:val="false"/>
+                <w:bCs w:val="false"/>
+                <w:i w:val="false"/>
+                <w:iCs w:val="false"/>
+                <w:color w:val="000000"/>
+                <w:sz w:val="18"/>
+                <w:szCs w:val="18"/>
+              </w:rPr>
+              <w:t xml:space="preserve">a) explain the greenhouse effect and how it maintains Earth's temperature,</w:t>
+            </w:r>
+          </w:p>
+          <w:p>
+            <w:pPr>
+              <w:spacing w:after="40" w:before="0"/>
+              <w:jc w:val="left"/>
+            </w:pPr>
+            <w:r>
+              <w:rPr>
+                <w:rFonts w:ascii="Arial" w:cs="Arial" w:eastAsia="Arial" w:hAnsi="Arial"/>
+                <w:b w:val="false"/>
+                <w:bCs w:val="false"/>
+                <w:i w:val="false"/>
+                <w:iCs w:val="false"/>
+                <w:color w:val="000000"/>
+                <w:sz w:val="18"/>
+                <w:szCs w:val="18"/>
+              </w:rPr>
+              <w:t xml:space="preserve">b) identify the major greenhouse gases and describe human activities in Kenya and globally that increase their concentrations,</w:t>
+            </w:r>
+          </w:p>
+          <w:p>
+            <w:pPr>
+              <w:spacing w:after="40" w:before="0"/>
+              <w:jc w:val="left"/>
+            </w:pPr>
+            <w:r>
+              <w:rPr>
+                <w:rFonts w:ascii="Arial" w:cs="Arial" w:eastAsia="Arial" w:hAnsi="Arial"/>
+                <w:b w:val="false"/>
+                <w:bCs w:val="false"/>
+                <w:i w:val="false"/>
+                <w:iCs w:val="false"/>
+                <w:color w:val="000000"/>
+                <w:sz w:val="18"/>
+                <w:szCs w:val="18"/>
+              </w:rPr>
+              <w:t xml:space="preserve">c) describe the role of the ozone layer in protecting life on Earth and explain how its depletion relates to climate change,</w:t>
+            </w:r>
+          </w:p>
+          <w:p>
+            <w:pPr>
+              <w:spacing w:after="40" w:before="0"/>
+              <w:jc w:val="left"/>
+            </w:pPr>
+            <w:r>
+              <w:rPr>
+                <w:rFonts w:ascii="Arial" w:cs="Arial" w:eastAsia="Arial" w:hAnsi="Arial"/>
+                <w:b w:val="false"/>
+                <w:bCs w:val="false"/>
+                <w:i w:val="false"/>
+                <w:iCs w:val="false"/>
+                <w:color w:val="000000"/>
+                <w:sz w:val="18"/>
+                <w:szCs w:val="18"/>
+              </w:rPr>
+              <w:t xml:space="preserve">d) analyse the effects of global warming and climate change on the Kenyan environment, food systems, water bodies, and communities,</w:t>
+            </w:r>
+          </w:p>
+          <w:p>
+            <w:pPr>
+              <w:spacing w:after="40" w:before="0"/>
+              <w:jc w:val="left"/>
+            </w:pPr>
+            <w:r>
+              <w:rPr>
+                <w:rFonts w:ascii="Arial" w:cs="Arial" w:eastAsia="Arial" w:hAnsi="Arial"/>
+                <w:b w:val="false"/>
+                <w:bCs w:val="false"/>
+                <w:i w:val="false"/>
+                <w:iCs w:val="false"/>
+                <w:color w:val="000000"/>
+                <w:sz w:val="18"/>
+                <w:szCs w:val="18"/>
+              </w:rPr>
+              <w:t xml:space="preserve">e) evaluate mitigation and adaptation strategies for addressing climate change at local, national, and global levels,</w:t>
+            </w:r>
+          </w:p>
+          <w:p>
+            <w:pPr>
+              <w:spacing w:after="40" w:before="0"/>
+              <w:jc w:val="left"/>
+            </w:pPr>
+            <w:r>
+              <w:rPr>
+                <w:rFonts w:ascii="Arial" w:cs="Arial" w:eastAsia="Arial" w:hAnsi="Arial"/>
+                <w:b w:val="false"/>
+                <w:bCs w:val="false"/>
+                <w:i w:val="false"/>
+                <w:iCs w:val="false"/>
+                <w:color w:val="000000"/>
+                <w:sz w:val="18"/>
+                <w:szCs w:val="18"/>
+              </w:rPr>
+              <w:t xml:space="preserve">f) appreciate the importance of individual and collective responsibility in responding to climate change.</w:t>
+            </w:r>
+          </w:p>
+        </w:tc>
+      </w:tr>
+      <w:tr>
+        <w:tc>
+          <w:tcPr>
+            <w:tcW w:type="dxa" w:w="3000"/>
+            <w:shd w:fill="D5E8F0" w:color="auto" w:val="clear"/>
+            <w:tcMar>
+              <w:top w:type="dxa" w:w="60"/>
+              <w:left w:type="dxa" w:w="120"/>
+              <w:bottom w:type="dxa" w:w="60"/>
+              <w:right w:type="dxa" w:w="120"/>
+            </w:tcMar>
+            <w:vAlign w:val="top"/>
+          </w:tcPr>
+          <w:p>
+            <w:pPr>
+              <w:spacing w:after="40" w:before="0"/>
+              <w:jc w:val="left"/>
+            </w:pPr>
+            <w:r>
+              <w:rPr>
+                <w:rFonts w:ascii="Arial" w:cs="Arial" w:eastAsia="Arial" w:hAnsi="Arial"/>
+                <w:b/>
+                <w:bCs/>
+                <w:i w:val="false"/>
+                <w:iCs w:val="false"/>
+                <w:color w:val="000000"/>
+                <w:sz w:val="18"/>
+                <w:szCs w:val="18"/>
+              </w:rPr>
+              <w:t xml:space="preserve">Core Competencies</w:t>
+            </w:r>
+          </w:p>
+        </w:tc>
+        <w:tc>
+          <w:tcPr>
+            <w:tcW w:type="dxa" w:w="10680"/>
+            <w:shd w:fill="FFFFFF" w:color="auto" w:val="clear"/>
+            <w:tcMar>
+              <w:top w:type="dxa" w:w="60"/>
+              <w:left w:type="dxa" w:w="120"/>
+              <w:bottom w:type="dxa" w:w="60"/>
+              <w:right w:type="dxa" w:w="120"/>
+            </w:tcMar>
+            <w:vAlign w:val="top"/>
+          </w:tcPr>
+          <w:p>
+            <w:pPr>
+              <w:spacing w:after="30" w:before="0"/>
+              <w:ind w:left="360" w:hanging="180"/>
+              <w:jc w:val="left"/>
+            </w:pPr>
+            <w:r>
+              <w:rPr>
+                <w:rFonts w:ascii="Arial" w:cs="Arial" w:eastAsia="Arial" w:hAnsi="Arial"/>
+                <w:b w:val="false"/>
+                <w:bCs w:val="false"/>
+                <w:i w:val="false"/>
+                <w:iCs w:val="false"/>
+                <w:color w:val="000000"/>
+                <w:sz w:val="18"/>
+                <w:szCs w:val="18"/>
+              </w:rPr>
+              <w:t xml:space="preserve">–  Communication and Collaboration: learners work in groups to research and present findings on the causes and effects of climate change in Kenya, embracing teamwork and contributing to shared decisions during discussions and model-building activities.</w:t>
+            </w:r>
+          </w:p>
+          <w:p>
+            <w:pPr>
+              <w:spacing w:after="30" w:before="0"/>
+              <w:ind w:left="360" w:hanging="180"/>
+              <w:jc w:val="left"/>
+            </w:pPr>
+            <w:r>
+              <w:rPr>
+                <w:rFonts w:ascii="Arial" w:cs="Arial" w:eastAsia="Arial" w:hAnsi="Arial"/>
+                <w:b w:val="false"/>
+                <w:bCs w:val="false"/>
+                <w:i w:val="false"/>
+                <w:iCs w:val="false"/>
+                <w:color w:val="000000"/>
+                <w:sz w:val="18"/>
+                <w:szCs w:val="18"/>
+              </w:rPr>
+              <w:t xml:space="preserve">–  Critical Thinking and Problem Solving: learners analyse NASA climate data, PhET simulations, and LabXchange modules to evaluate evidence for global warming, draw conclusions, and propose locally relevant mitigation strategies.</w:t>
+            </w:r>
+          </w:p>
+          <w:p>
+            <w:pPr>
+              <w:spacing w:after="30" w:before="0"/>
+              <w:ind w:left="360" w:hanging="180"/>
+              <w:jc w:val="left"/>
+            </w:pPr>
+            <w:r>
+              <w:rPr>
+                <w:rFonts w:ascii="Arial" w:cs="Arial" w:eastAsia="Arial" w:hAnsi="Arial"/>
+                <w:b w:val="false"/>
+                <w:bCs w:val="false"/>
+                <w:i w:val="false"/>
+                <w:iCs w:val="false"/>
+                <w:color w:val="000000"/>
+                <w:sz w:val="18"/>
+                <w:szCs w:val="18"/>
+              </w:rPr>
+              <w:t xml:space="preserve">–  Learning to Learn: learners practise independent inquiry by using internet articles, UNEP data portals, and UN Climate Action resources to deepen their understanding of ozone depletion and climate mitigation, reflecting on how their understanding grows across lessons.</w:t>
+            </w:r>
+          </w:p>
+          <w:p>
+            <w:pPr>
+              <w:spacing w:after="30" w:before="0"/>
+              <w:ind w:left="360" w:hanging="180"/>
+              <w:jc w:val="left"/>
+            </w:pPr>
+            <w:r>
+              <w:rPr>
+                <w:rFonts w:ascii="Arial" w:cs="Arial" w:eastAsia="Arial" w:hAnsi="Arial"/>
+                <w:b w:val="false"/>
+                <w:bCs w:val="false"/>
+                <w:i w:val="false"/>
+                <w:iCs w:val="false"/>
+                <w:color w:val="000000"/>
+                <w:sz w:val="18"/>
+                <w:szCs w:val="18"/>
+              </w:rPr>
+              <w:t xml:space="preserve">–  Digital Literacy: learners interact with digital tools — including PhET simulations, LabXchange modules, NASA data portals, and YouTube documentaries — to gather, interpret, and present evidence on climate change phenomena.</w:t>
+            </w:r>
+          </w:p>
+          <w:p>
+            <w:pPr>
+              <w:spacing w:after="30" w:before="0"/>
+              <w:ind w:left="360" w:hanging="180"/>
+              <w:jc w:val="left"/>
+            </w:pPr>
+            <w:r>
+              <w:rPr>
+                <w:rFonts w:ascii="Arial" w:cs="Arial" w:eastAsia="Arial" w:hAnsi="Arial"/>
+                <w:b w:val="false"/>
+                <w:bCs w:val="false"/>
+                <w:i w:val="false"/>
+                <w:iCs w:val="false"/>
+                <w:color w:val="000000"/>
+                <w:sz w:val="18"/>
+                <w:szCs w:val="18"/>
+              </w:rPr>
+              <w:t xml:space="preserve">–  Citizenship: learners connect global climate science to local Kenyan contexts (Rift Valley droughts, Kisumu floods, Kericho tea-farming disruptions), developing a sense of civic responsibility toward environmental stewardship.</w:t>
+            </w:r>
+          </w:p>
+        </w:tc>
+      </w:tr>
+      <w:tr>
+        <w:tc>
+          <w:tcPr>
+            <w:tcW w:type="dxa" w:w="3000"/>
+            <w:shd w:fill="E2EFDA" w:color="auto" w:val="clear"/>
+            <w:tcMar>
+              <w:top w:type="dxa" w:w="60"/>
+              <w:left w:type="dxa" w:w="120"/>
+              <w:bottom w:type="dxa" w:w="60"/>
+              <w:right w:type="dxa" w:w="120"/>
+            </w:tcMar>
+            <w:vAlign w:val="top"/>
+          </w:tcPr>
+          <w:p>
+            <w:pPr>
+              <w:spacing w:after="40" w:before="0"/>
+              <w:jc w:val="left"/>
+            </w:pPr>
+            <w:r>
+              <w:rPr>
+                <w:rFonts w:ascii="Arial" w:cs="Arial" w:eastAsia="Arial" w:hAnsi="Arial"/>
+                <w:b/>
+                <w:bCs/>
+                <w:i w:val="false"/>
+                <w:iCs w:val="false"/>
+                <w:color w:val="000000"/>
+                <w:sz w:val="18"/>
+                <w:szCs w:val="18"/>
+              </w:rPr>
+              <w:t xml:space="preserve">Core Values</w:t>
+            </w:r>
+          </w:p>
+        </w:tc>
+        <w:tc>
+          <w:tcPr>
+            <w:tcW w:type="dxa" w:w="10680"/>
+            <w:shd w:fill="FFFFFF" w:color="auto" w:val="clear"/>
+            <w:tcMar>
+              <w:top w:type="dxa" w:w="60"/>
+              <w:left w:type="dxa" w:w="120"/>
+              <w:bottom w:type="dxa" w:w="60"/>
+              <w:right w:type="dxa" w:w="120"/>
+            </w:tcMar>
+            <w:vAlign w:val="top"/>
+          </w:tcPr>
+          <w:p>
+            <w:pPr>
+              <w:spacing w:after="30" w:before="0"/>
+              <w:ind w:left="360" w:hanging="180"/>
+              <w:jc w:val="left"/>
+            </w:pPr>
+            <w:r>
+              <w:rPr>
+                <w:rFonts w:ascii="Arial" w:cs="Arial" w:eastAsia="Arial" w:hAnsi="Arial"/>
+                <w:b w:val="false"/>
+                <w:bCs w:val="false"/>
+                <w:i w:val="false"/>
+                <w:iCs w:val="false"/>
+                <w:color w:val="000000"/>
+                <w:sz w:val="18"/>
+                <w:szCs w:val="18"/>
+              </w:rPr>
+              <w:t xml:space="preserve">–  Responsibility: the learner demonstrates personal and community accountability by identifying how everyday choices (energy use, waste disposal, deforestation) contribute to or reduce greenhouse gas emissions in the Kenyan context.</w:t>
+            </w:r>
+          </w:p>
+          <w:p>
+            <w:pPr>
+              <w:spacing w:after="30" w:before="0"/>
+              <w:ind w:left="360" w:hanging="180"/>
+              <w:jc w:val="left"/>
+            </w:pPr>
+            <w:r>
+              <w:rPr>
+                <w:rFonts w:ascii="Arial" w:cs="Arial" w:eastAsia="Arial" w:hAnsi="Arial"/>
+                <w:b w:val="false"/>
+                <w:bCs w:val="false"/>
+                <w:i w:val="false"/>
+                <w:iCs w:val="false"/>
+                <w:color w:val="000000"/>
+                <w:sz w:val="18"/>
+                <w:szCs w:val="18"/>
+              </w:rPr>
+              <w:t xml:space="preserve">–  Respect: the learner demonstrates open-mindedness and appreciates diverse opinions when discussing the lived experiences of communities affected by climate change across different regions of Kenya.</w:t>
+            </w:r>
+          </w:p>
+          <w:p>
+            <w:pPr>
+              <w:spacing w:after="30" w:before="0"/>
+              <w:ind w:left="360" w:hanging="180"/>
+              <w:jc w:val="left"/>
+            </w:pPr>
+            <w:r>
+              <w:rPr>
+                <w:rFonts w:ascii="Arial" w:cs="Arial" w:eastAsia="Arial" w:hAnsi="Arial"/>
+                <w:b w:val="false"/>
+                <w:bCs w:val="false"/>
+                <w:i w:val="false"/>
+                <w:iCs w:val="false"/>
+                <w:color w:val="000000"/>
+                <w:sz w:val="18"/>
+                <w:szCs w:val="18"/>
+              </w:rPr>
+              <w:t xml:space="preserve">–  Unity: the learner recognises that climate change is a shared challenge requiring collective action — from local farmers in the Rift Valley to international policymakers — and embraces a spirit of cooperation in designing mitigation solutions.</w:t>
+            </w:r>
+          </w:p>
+          <w:p>
+            <w:pPr>
+              <w:spacing w:after="30" w:before="0"/>
+              <w:ind w:left="360" w:hanging="180"/>
+              <w:jc w:val="left"/>
+            </w:pPr>
+            <w:r>
+              <w:rPr>
+                <w:rFonts w:ascii="Arial" w:cs="Arial" w:eastAsia="Arial" w:hAnsi="Arial"/>
+                <w:b w:val="false"/>
+                <w:bCs w:val="false"/>
+                <w:i w:val="false"/>
+                <w:iCs w:val="false"/>
+                <w:color w:val="000000"/>
+                <w:sz w:val="18"/>
+                <w:szCs w:val="18"/>
+              </w:rPr>
+              <w:t xml:space="preserve">–  Social Justice: the learner acknowledges that the communities least responsible for greenhouse gas emissions (e.g., rural Kenyan subsistence farmers) often bear the heaviest burden of climate change impacts, fostering empathy and equity-oriented thinking.</w:t>
+            </w:r>
+          </w:p>
+        </w:tc>
+      </w:tr>
+      <w:tr>
+        <w:tc>
+          <w:tcPr>
+            <w:tcW w:type="dxa" w:w="3000"/>
+            <w:shd w:fill="D5E8F0" w:color="auto" w:val="clear"/>
+            <w:tcMar>
+              <w:top w:type="dxa" w:w="60"/>
+              <w:left w:type="dxa" w:w="120"/>
+              <w:bottom w:type="dxa" w:w="60"/>
+              <w:right w:type="dxa" w:w="120"/>
+            </w:tcMar>
+            <w:vAlign w:val="top"/>
+          </w:tcPr>
+          <w:p>
+            <w:pPr>
+              <w:spacing w:after="40" w:before="0"/>
+              <w:jc w:val="left"/>
+            </w:pPr>
+            <w:r>
+              <w:rPr>
+                <w:rFonts w:ascii="Arial" w:cs="Arial" w:eastAsia="Arial" w:hAnsi="Arial"/>
+                <w:b/>
+                <w:bCs/>
+                <w:i w:val="false"/>
+                <w:iCs w:val="false"/>
+                <w:color w:val="000000"/>
+                <w:sz w:val="18"/>
+                <w:szCs w:val="18"/>
+              </w:rPr>
+              <w:t xml:space="preserve">Science &amp; Engineering Practices</w:t>
+            </w:r>
+          </w:p>
+        </w:tc>
+        <w:tc>
+          <w:tcPr>
+            <w:tcW w:type="dxa" w:w="10680"/>
+            <w:shd w:fill="FFFFFF" w:color="auto" w:val="clear"/>
+            <w:tcMar>
+              <w:top w:type="dxa" w:w="60"/>
+              <w:left w:type="dxa" w:w="120"/>
+              <w:bottom w:type="dxa" w:w="60"/>
+              <w:right w:type="dxa" w:w="120"/>
+            </w:tcMar>
+            <w:vAlign w:val="top"/>
+          </w:tcPr>
+          <w:p>
+            <w:pPr>
+              <w:spacing w:after="30" w:before="0"/>
+              <w:ind w:left="360" w:hanging="180"/>
+              <w:jc w:val="left"/>
+            </w:pPr>
+            <w:r>
+              <w:rPr>
+                <w:rFonts w:ascii="Arial" w:cs="Arial" w:eastAsia="Arial" w:hAnsi="Arial"/>
+                <w:b w:val="false"/>
+                <w:bCs w:val="false"/>
+                <w:i w:val="false"/>
+                <w:iCs w:val="false"/>
+                <w:color w:val="000000"/>
+                <w:sz w:val="18"/>
+                <w:szCs w:val="18"/>
+              </w:rPr>
+              <w:t xml:space="preserve">–  Asking Questions and Defining Problems: learners generate and refine questions about why Kenya's climate patterns are shifting — e.g., why is the long rain season becoming unpredictable in Kericho? — to anchor their investigation of the greenhouse effect.</w:t>
+            </w:r>
+          </w:p>
+          <w:p>
+            <w:pPr>
+              <w:spacing w:after="30" w:before="0"/>
+              <w:ind w:left="360" w:hanging="180"/>
+              <w:jc w:val="left"/>
+            </w:pPr>
+            <w:r>
+              <w:rPr>
+                <w:rFonts w:ascii="Arial" w:cs="Arial" w:eastAsia="Arial" w:hAnsi="Arial"/>
+                <w:b w:val="false"/>
+                <w:bCs w:val="false"/>
+                <w:i w:val="false"/>
+                <w:iCs w:val="false"/>
+                <w:color w:val="000000"/>
+                <w:sz w:val="18"/>
+                <w:szCs w:val="18"/>
+              </w:rPr>
+              <w:t xml:space="preserve">–  Developing and Using Models: learners build and iteratively revise a physical/conceptual model of the greenhouse effect, adding layers across lessons to show energy absorption, re-radiation, and the role of specific greenhouse gases.</w:t>
+            </w:r>
+          </w:p>
+          <w:p>
+            <w:pPr>
+              <w:spacing w:after="30" w:before="0"/>
+              <w:ind w:left="360" w:hanging="180"/>
+              <w:jc w:val="left"/>
+            </w:pPr>
+            <w:r>
+              <w:rPr>
+                <w:rFonts w:ascii="Arial" w:cs="Arial" w:eastAsia="Arial" w:hAnsi="Arial"/>
+                <w:b w:val="false"/>
+                <w:bCs w:val="false"/>
+                <w:i w:val="false"/>
+                <w:iCs w:val="false"/>
+                <w:color w:val="000000"/>
+                <w:sz w:val="18"/>
+                <w:szCs w:val="18"/>
+              </w:rPr>
+              <w:t xml:space="preserve">–  Planning and Carrying Out Investigations: learners engage with PhET and LabXchange simulations as structured investigations, varying greenhouse gas concentrations and observing temperature changes to gather evidence.</w:t>
+            </w:r>
+          </w:p>
+          <w:p>
+            <w:pPr>
+              <w:spacing w:after="30" w:before="0"/>
+              <w:ind w:left="360" w:hanging="180"/>
+              <w:jc w:val="left"/>
+            </w:pPr>
+            <w:r>
+              <w:rPr>
+                <w:rFonts w:ascii="Arial" w:cs="Arial" w:eastAsia="Arial" w:hAnsi="Arial"/>
+                <w:b w:val="false"/>
+                <w:bCs w:val="false"/>
+                <w:i w:val="false"/>
+                <w:iCs w:val="false"/>
+                <w:color w:val="000000"/>
+                <w:sz w:val="18"/>
+                <w:szCs w:val="18"/>
+              </w:rPr>
+              <w:t xml:space="preserve">–  Analysing and Interpreting Data: learners examine NASA climate datasets, UNEP ozone data, and local Kenyan meteorological records to identify trends, anomalies, and causal relationships between emissions and observed warming.</w:t>
+            </w:r>
+          </w:p>
+          <w:p>
+            <w:pPr>
+              <w:spacing w:after="30" w:before="0"/>
+              <w:ind w:left="360" w:hanging="180"/>
+              <w:jc w:val="left"/>
+            </w:pPr>
+            <w:r>
+              <w:rPr>
+                <w:rFonts w:ascii="Arial" w:cs="Arial" w:eastAsia="Arial" w:hAnsi="Arial"/>
+                <w:b w:val="false"/>
+                <w:bCs w:val="false"/>
+                <w:i w:val="false"/>
+                <w:iCs w:val="false"/>
+                <w:color w:val="000000"/>
+                <w:sz w:val="18"/>
+                <w:szCs w:val="18"/>
+              </w:rPr>
+              <w:t xml:space="preserve">–  Constructing Explanations: learners use gathered evidence to construct written and verbal explanations of the greenhouse effect mechanism, global warming, and ozone depletion, grounding their explanations in data.</w:t>
+            </w:r>
+          </w:p>
+          <w:p>
+            <w:pPr>
+              <w:spacing w:after="30" w:before="0"/>
+              <w:ind w:left="360" w:hanging="180"/>
+              <w:jc w:val="left"/>
+            </w:pPr>
+            <w:r>
+              <w:rPr>
+                <w:rFonts w:ascii="Arial" w:cs="Arial" w:eastAsia="Arial" w:hAnsi="Arial"/>
+                <w:b w:val="false"/>
+                <w:bCs w:val="false"/>
+                <w:i w:val="false"/>
+                <w:iCs w:val="false"/>
+                <w:color w:val="000000"/>
+                <w:sz w:val="18"/>
+                <w:szCs w:val="18"/>
+              </w:rPr>
+              <w:t xml:space="preserve">–  Engaging in Argument from Evidence: learners evaluate competing claims about the primary drivers of climate change and defend proposed mitigation strategies using evidence from simulations, data portals, and documentary sources.</w:t>
+            </w:r>
+          </w:p>
+          <w:p>
+            <w:pPr>
+              <w:spacing w:after="30" w:before="0"/>
+              <w:ind w:left="360" w:hanging="180"/>
+              <w:jc w:val="left"/>
+            </w:pPr>
+            <w:r>
+              <w:rPr>
+                <w:rFonts w:ascii="Arial" w:cs="Arial" w:eastAsia="Arial" w:hAnsi="Arial"/>
+                <w:b w:val="false"/>
+                <w:bCs w:val="false"/>
+                <w:i w:val="false"/>
+                <w:iCs w:val="false"/>
+                <w:color w:val="000000"/>
+                <w:sz w:val="18"/>
+                <w:szCs w:val="18"/>
+              </w:rPr>
+              <w:t xml:space="preserve">–  Obtaining, Evaluating, and Communicating Information: learners critically assess internet articles, YouTube documentaries, and UN reports for reliability and bias, then communicate synthesised findings through posters, presentations, and the Driving Question Board.</w:t>
+            </w:r>
+          </w:p>
+        </w:tc>
+      </w:tr>
+      <w:tr>
+        <w:tc>
+          <w:tcPr>
+            <w:tcW w:type="dxa" w:w="3000"/>
+            <w:shd w:fill="FCE4D6" w:color="auto" w:val="clear"/>
+            <w:tcMar>
+              <w:top w:type="dxa" w:w="60"/>
+              <w:left w:type="dxa" w:w="120"/>
+              <w:bottom w:type="dxa" w:w="60"/>
+              <w:right w:type="dxa" w:w="120"/>
+            </w:tcMar>
+            <w:vAlign w:val="top"/>
+          </w:tcPr>
+          <w:p>
+            <w:pPr>
+              <w:spacing w:after="40" w:before="0"/>
+              <w:jc w:val="left"/>
+            </w:pPr>
+            <w:r>
+              <w:rPr>
+                <w:rFonts w:ascii="Arial" w:cs="Arial" w:eastAsia="Arial" w:hAnsi="Arial"/>
+                <w:b/>
+                <w:bCs/>
+                <w:i w:val="false"/>
+                <w:iCs w:val="false"/>
+                <w:color w:val="000000"/>
+                <w:sz w:val="18"/>
+                <w:szCs w:val="18"/>
+              </w:rPr>
+              <w:t xml:space="preserve">Pertinent &amp; Contemporary Issues (PCIs)</w:t>
+            </w:r>
+          </w:p>
+        </w:tc>
+        <w:tc>
+          <w:tcPr>
+            <w:tcW w:type="dxa" w:w="10680"/>
+            <w:shd w:fill="FFFFFF" w:color="auto" w:val="clear"/>
+            <w:tcMar>
+              <w:top w:type="dxa" w:w="60"/>
+              <w:left w:type="dxa" w:w="120"/>
+              <w:bottom w:type="dxa" w:w="60"/>
+              <w:right w:type="dxa" w:w="120"/>
+            </w:tcMar>
+            <w:vAlign w:val="top"/>
+          </w:tcPr>
+          <w:p>
+            <w:pPr>
+              <w:spacing w:after="30" w:before="0"/>
+              <w:ind w:left="360" w:hanging="180"/>
+              <w:jc w:val="left"/>
+            </w:pPr>
+            <w:r>
+              <w:rPr>
+                <w:rFonts w:ascii="Arial" w:cs="Arial" w:eastAsia="Arial" w:hAnsi="Arial"/>
+                <w:b w:val="false"/>
+                <w:bCs w:val="false"/>
+                <w:i w:val="false"/>
+                <w:iCs w:val="false"/>
+                <w:color w:val="000000"/>
+                <w:sz w:val="18"/>
+                <w:szCs w:val="18"/>
+              </w:rPr>
+              <w:t xml:space="preserve">–  Environmental Education: the entire sub-strand is rooted in environmental stewardship — learners directly connect the physics of the greenhouse effect to real degradation of Kenyan ecosystems, water bodies, and agricultural land, fostering pro-environmental attitudes and behaviours.</w:t>
+            </w:r>
+          </w:p>
+          <w:p>
+            <w:pPr>
+              <w:spacing w:after="30" w:before="0"/>
+              <w:ind w:left="360" w:hanging="180"/>
+              <w:jc w:val="left"/>
+            </w:pPr>
+            <w:r>
+              <w:rPr>
+                <w:rFonts w:ascii="Arial" w:cs="Arial" w:eastAsia="Arial" w:hAnsi="Arial"/>
+                <w:b w:val="false"/>
+                <w:bCs w:val="false"/>
+                <w:i w:val="false"/>
+                <w:iCs w:val="false"/>
+                <w:color w:val="000000"/>
+                <w:sz w:val="18"/>
+                <w:szCs w:val="18"/>
+              </w:rPr>
+              <w:t xml:space="preserve">–  Climate Change Education: learners engage with current, locally relevant climate data (Kenyan NDCs, UNEP reports, NASA records) to understand the urgency of climate action and Kenya's role in global mitigation efforts.</w:t>
+            </w:r>
+          </w:p>
+          <w:p>
+            <w:pPr>
+              <w:spacing w:after="30" w:before="0"/>
+              <w:ind w:left="360" w:hanging="180"/>
+              <w:jc w:val="left"/>
+            </w:pPr>
+            <w:r>
+              <w:rPr>
+                <w:rFonts w:ascii="Arial" w:cs="Arial" w:eastAsia="Arial" w:hAnsi="Arial"/>
+                <w:b w:val="false"/>
+                <w:bCs w:val="false"/>
+                <w:i w:val="false"/>
+                <w:iCs w:val="false"/>
+                <w:color w:val="000000"/>
+                <w:sz w:val="18"/>
+                <w:szCs w:val="18"/>
+              </w:rPr>
+              <w:t xml:space="preserve">–  Gender Disparity: learners examine how climate change disproportionately affects women and girls in Kenya (e.g., increased distances to fetch water during droughts, reduced school attendance during floods), and address misconceptions that physics and environmental science are not fields for girls.</w:t>
+            </w:r>
+          </w:p>
+          <w:p>
+            <w:pPr>
+              <w:spacing w:after="30" w:before="0"/>
+              <w:ind w:left="360" w:hanging="180"/>
+              <w:jc w:val="left"/>
+            </w:pPr>
+            <w:r>
+              <w:rPr>
+                <w:rFonts w:ascii="Arial" w:cs="Arial" w:eastAsia="Arial" w:hAnsi="Arial"/>
+                <w:b w:val="false"/>
+                <w:bCs w:val="false"/>
+                <w:i w:val="false"/>
+                <w:iCs w:val="false"/>
+                <w:color w:val="000000"/>
+                <w:sz w:val="18"/>
+                <w:szCs w:val="18"/>
+              </w:rPr>
+              <w:t xml:space="preserve">–  Sustainable Development Goals (SDGs): learners explicitly connect their study to SDG 13 (Climate Action), SDG 15 (Life on Land), and SDG 6 (Clean Water and Sanitation), understanding physics as a tool for achieving sustainable development in Kenya.</w:t>
+            </w:r>
+          </w:p>
+        </w:tc>
+      </w:tr>
+      <w:tr>
+        <w:tc>
+          <w:tcPr>
+            <w:tcW w:type="dxa" w:w="3000"/>
+            <w:shd w:fill="D9EEF1" w:color="auto" w:val="clear"/>
+            <w:tcMar>
+              <w:top w:type="dxa" w:w="60"/>
+              <w:left w:type="dxa" w:w="120"/>
+              <w:bottom w:type="dxa" w:w="60"/>
+              <w:right w:type="dxa" w:w="120"/>
+            </w:tcMar>
+            <w:vAlign w:val="top"/>
+          </w:tcPr>
+          <w:p>
+            <w:pPr>
+              <w:spacing w:after="40" w:before="0"/>
+              <w:jc w:val="left"/>
+            </w:pPr>
+            <w:r>
+              <w:rPr>
+                <w:rFonts w:ascii="Arial" w:cs="Arial" w:eastAsia="Arial" w:hAnsi="Arial"/>
+                <w:b/>
+                <w:bCs/>
+                <w:i w:val="false"/>
+                <w:iCs w:val="false"/>
+                <w:color w:val="000000"/>
+                <w:sz w:val="18"/>
+                <w:szCs w:val="18"/>
+              </w:rPr>
+              <w:t xml:space="preserve">Career Connections</w:t>
+            </w:r>
+          </w:p>
+        </w:tc>
+        <w:tc>
+          <w:tcPr>
+            <w:tcW w:type="dxa" w:w="10680"/>
+            <w:shd w:fill="FFFFFF" w:color="auto" w:val="clear"/>
+            <w:tcMar>
+              <w:top w:type="dxa" w:w="60"/>
+              <w:left w:type="dxa" w:w="120"/>
+              <w:bottom w:type="dxa" w:w="60"/>
+              <w:right w:type="dxa" w:w="120"/>
+            </w:tcMar>
+            <w:vAlign w:val="top"/>
+          </w:tcPr>
+          <w:p>
+            <w:pPr>
+              <w:spacing w:after="30" w:before="0"/>
+              <w:ind w:left="360" w:hanging="180"/>
+              <w:jc w:val="left"/>
+            </w:pPr>
+            <w:r>
+              <w:rPr>
+                <w:rFonts w:ascii="Arial" w:cs="Arial" w:eastAsia="Arial" w:hAnsi="Arial"/>
+                <w:b w:val="false"/>
+                <w:bCs w:val="false"/>
+                <w:i w:val="false"/>
+                <w:iCs w:val="false"/>
+                <w:color w:val="000000"/>
+                <w:sz w:val="18"/>
+                <w:szCs w:val="18"/>
+              </w:rPr>
+              <w:t xml:space="preserve">–  Meteorologist / Climate Scientist: understanding the greenhouse effect and climate data analysis is foundational for careers at the Kenya Meteorological Department or international climate research institutions.</w:t>
+            </w:r>
+          </w:p>
+          <w:p>
+            <w:pPr>
+              <w:spacing w:after="30" w:before="0"/>
+              <w:ind w:left="360" w:hanging="180"/>
+              <w:jc w:val="left"/>
+            </w:pPr>
+            <w:r>
+              <w:rPr>
+                <w:rFonts w:ascii="Arial" w:cs="Arial" w:eastAsia="Arial" w:hAnsi="Arial"/>
+                <w:b w:val="false"/>
+                <w:bCs w:val="false"/>
+                <w:i w:val="false"/>
+                <w:iCs w:val="false"/>
+                <w:color w:val="000000"/>
+                <w:sz w:val="18"/>
+                <w:szCs w:val="18"/>
+              </w:rPr>
+              <w:t xml:space="preserve">–  Environmental Engineer: knowledge of climate change mitigation informs the design of renewable energy systems, green buildings, and sustainable water infrastructure across Kenya.</w:t>
+            </w:r>
+          </w:p>
+          <w:p>
+            <w:pPr>
+              <w:spacing w:after="30" w:before="0"/>
+              <w:ind w:left="360" w:hanging="180"/>
+              <w:jc w:val="left"/>
+            </w:pPr>
+            <w:r>
+              <w:rPr>
+                <w:rFonts w:ascii="Arial" w:cs="Arial" w:eastAsia="Arial" w:hAnsi="Arial"/>
+                <w:b w:val="false"/>
+                <w:bCs w:val="false"/>
+                <w:i w:val="false"/>
+                <w:iCs w:val="false"/>
+                <w:color w:val="000000"/>
+                <w:sz w:val="18"/>
+                <w:szCs w:val="18"/>
+              </w:rPr>
+              <w:t xml:space="preserve">–  Agricultural Scientist / Agronomist: understanding shifting rainfall patterns and temperature rises is critical for developing climate-resilient crop varieties and farming practices for Kenyan staple foods like maize, beans, and tea.</w:t>
+            </w:r>
+          </w:p>
+          <w:p>
+            <w:pPr>
+              <w:spacing w:after="30" w:before="0"/>
+              <w:ind w:left="360" w:hanging="180"/>
+              <w:jc w:val="left"/>
+            </w:pPr>
+            <w:r>
+              <w:rPr>
+                <w:rFonts w:ascii="Arial" w:cs="Arial" w:eastAsia="Arial" w:hAnsi="Arial"/>
+                <w:b w:val="false"/>
+                <w:bCs w:val="false"/>
+                <w:i w:val="false"/>
+                <w:iCs w:val="false"/>
+                <w:color w:val="000000"/>
+                <w:sz w:val="18"/>
+                <w:szCs w:val="18"/>
+              </w:rPr>
+              <w:t xml:space="preserve">–  Renewable Energy Technologist: the sub-strand's focus on mitigation measures directly connects to careers in solar, wind, and geothermal energy — sectors of major growth in Kenya (e.g., Lake Turkana Wind Power, Olkaria Geothermal).</w:t>
+            </w:r>
+          </w:p>
+          <w:p>
+            <w:pPr>
+              <w:spacing w:after="30" w:before="0"/>
+              <w:ind w:left="360" w:hanging="180"/>
+              <w:jc w:val="left"/>
+            </w:pPr>
+            <w:r>
+              <w:rPr>
+                <w:rFonts w:ascii="Arial" w:cs="Arial" w:eastAsia="Arial" w:hAnsi="Arial"/>
+                <w:b w:val="false"/>
+                <w:bCs w:val="false"/>
+                <w:i w:val="false"/>
+                <w:iCs w:val="false"/>
+                <w:color w:val="000000"/>
+                <w:sz w:val="18"/>
+                <w:szCs w:val="18"/>
+              </w:rPr>
+              <w:t xml:space="preserve">–  Policy Analyst / Environmental Lawyer: learners who engage with the Paris Agreement and Kenya's NDCs develop awareness of careers in climate policy, environmental law, and international climate negotiations.</w:t>
+            </w:r>
+          </w:p>
+          <w:p>
+            <w:pPr>
+              <w:spacing w:after="30" w:before="0"/>
+              <w:ind w:left="360" w:hanging="180"/>
+              <w:jc w:val="left"/>
+            </w:pPr>
+            <w:r>
+              <w:rPr>
+                <w:rFonts w:ascii="Arial" w:cs="Arial" w:eastAsia="Arial" w:hAnsi="Arial"/>
+                <w:b w:val="false"/>
+                <w:bCs w:val="false"/>
+                <w:i w:val="false"/>
+                <w:iCs w:val="false"/>
+                <w:color w:val="000000"/>
+                <w:sz w:val="18"/>
+                <w:szCs w:val="18"/>
+              </w:rPr>
+              <w:t xml:space="preserve">–  Science Journalist / Educator: skills in evaluating and communicating climate information prepare learners for careers in science communication, documentary production, or teaching environmental science.</w:t>
+            </w:r>
+          </w:p>
+        </w:tc>
+      </w:tr>
+      <w:tr>
+        <w:tc>
+          <w:tcPr>
+            <w:tcW w:type="dxa" w:w="3000"/>
+            <w:shd w:fill="D5E8F0" w:color="auto" w:val="clear"/>
+            <w:tcMar>
+              <w:top w:type="dxa" w:w="60"/>
+              <w:left w:type="dxa" w:w="120"/>
+              <w:bottom w:type="dxa" w:w="60"/>
+              <w:right w:type="dxa" w:w="120"/>
+            </w:tcMar>
+            <w:vAlign w:val="top"/>
+          </w:tcPr>
+          <w:p>
+            <w:pPr>
+              <w:spacing w:after="40" w:before="0"/>
+              <w:jc w:val="left"/>
+            </w:pPr>
+            <w:r>
+              <w:rPr>
+                <w:rFonts w:ascii="Arial" w:cs="Arial" w:eastAsia="Arial" w:hAnsi="Arial"/>
+                <w:b/>
+                <w:bCs/>
+                <w:i w:val="false"/>
+                <w:iCs w:val="false"/>
+                <w:color w:val="000000"/>
+                <w:sz w:val="18"/>
+                <w:szCs w:val="18"/>
+              </w:rPr>
+              <w:t xml:space="preserve">Focus for Lessons</w:t>
+            </w:r>
+          </w:p>
+        </w:tc>
+        <w:tc>
+          <w:tcPr>
+            <w:tcW w:type="dxa" w:w="10680"/>
+            <w:shd w:fill="FFFFFF" w:color="auto" w:val="clear"/>
+            <w:tcMar>
+              <w:top w:type="dxa" w:w="60"/>
+              <w:left w:type="dxa" w:w="120"/>
+              <w:bottom w:type="dxa" w:w="60"/>
+              <w:right w:type="dxa" w:w="120"/>
+            </w:tcMar>
+            <w:vAlign w:val="top"/>
+          </w:tcPr>
+          <w:p>
+            <w:pPr>
+              <w:spacing w:after="40" w:before="0"/>
+              <w:jc w:val="left"/>
+            </w:pPr>
+            <w:r>
+              <w:rPr>
+                <w:rFonts w:ascii="Arial" w:cs="Arial" w:eastAsia="Arial" w:hAnsi="Arial"/>
+                <w:b w:val="false"/>
+                <w:bCs w:val="false"/>
+                <w:i w:val="false"/>
+                <w:iCs w:val="false"/>
+                <w:color w:val="000000"/>
+                <w:sz w:val="18"/>
+                <w:szCs w:val="18"/>
+              </w:rPr>
+              <w:t xml:space="preserve">This unit investigates the physics of the greenhouse effect and its consequences for climate change, using Kenya's own changing environment — from the shrinking glaciers of Mount Kenya to unpredictable rainfall in Kericho and recurrent floods in Kisumu — as the central context. Learners move from understanding the energy-transfer mechanism of the greenhouse effect to analysing evidence for global warming, evaluating the role of the ozone layer, and designing and defending mitigation strategies. The unit employs a phenomenon-driven, inquiry-based approach in which students build and revise a cumulative model across all seven lessons, anchored by the puzzling observation that Kenyan farmers are experiencing climate shifts that physics can help explain.</w:t>
+            </w:r>
+          </w:p>
+        </w:tc>
+      </w:tr>
+      <w:tr>
+        <w:tc>
+          <w:tcPr>
+            <w:tcW w:type="dxa" w:w="3000"/>
+            <w:shd w:fill="EAD1F5" w:color="auto" w:val="clear"/>
+            <w:tcMar>
+              <w:top w:type="dxa" w:w="60"/>
+              <w:left w:type="dxa" w:w="120"/>
+              <w:bottom w:type="dxa" w:w="60"/>
+              <w:right w:type="dxa" w:w="120"/>
+            </w:tcMar>
+            <w:vAlign w:val="top"/>
+          </w:tcPr>
+          <w:p>
+            <w:pPr>
+              <w:spacing w:after="40" w:before="0"/>
+              <w:jc w:val="left"/>
+            </w:pPr>
+            <w:r>
+              <w:rPr>
+                <w:rFonts w:ascii="Arial" w:cs="Arial" w:eastAsia="Arial" w:hAnsi="Arial"/>
+                <w:b/>
+                <w:bCs/>
+                <w:i w:val="false"/>
+                <w:iCs w:val="false"/>
+                <w:color w:val="000000"/>
+                <w:sz w:val="18"/>
+                <w:szCs w:val="18"/>
+              </w:rPr>
+              <w:t xml:space="preserve">Driving Question / Key Inquiry Questions</w:t>
+            </w:r>
+          </w:p>
+        </w:tc>
+        <w:tc>
+          <w:tcPr>
+            <w:tcW w:type="dxa" w:w="10680"/>
+            <w:shd w:fill="FFFFFF" w:color="auto" w:val="clear"/>
+            <w:tcMar>
+              <w:top w:type="dxa" w:w="60"/>
+              <w:left w:type="dxa" w:w="120"/>
+              <w:bottom w:type="dxa" w:w="60"/>
+              <w:right w:type="dxa" w:w="120"/>
+            </w:tcMar>
+            <w:vAlign w:val="top"/>
+          </w:tcPr>
+          <w:p>
+            <w:pPr>
+              <w:spacing w:after="40" w:before="0"/>
+              <w:jc w:val="left"/>
+            </w:pPr>
+            <w:r>
+              <w:rPr>
+                <w:rFonts w:ascii="Arial" w:cs="Arial" w:eastAsia="Arial" w:hAnsi="Arial"/>
+                <w:b w:val="false"/>
+                <w:bCs w:val="false"/>
+                <w:i w:val="false"/>
+                <w:iCs w:val="false"/>
+                <w:color w:val="000000"/>
+                <w:sz w:val="18"/>
+                <w:szCs w:val="18"/>
+              </w:rPr>
+              <w:t xml:space="preserve">DRIVING QUESTION: Why are Mount Kenya's glaciers melting and Kenyan farmers' rains becoming unpredictable — and what can the physics of our atmosphere tell us about how to respond?</w:t>
+            </w:r>
+          </w:p>
+          <w:p>
+            <w:pPr>
+              <w:spacing w:after="40" w:before="0"/>
+              <w:jc w:val="left"/>
+            </w:pPr>
+            <w:r>
+              <w:rPr>
+                <w:rFonts w:ascii="Arial" w:cs="Arial" w:eastAsia="Arial" w:hAnsi="Arial"/>
+                <w:b w:val="false"/>
+                <w:bCs w:val="false"/>
+                <w:i w:val="false"/>
+                <w:iCs w:val="false"/>
+                <w:color w:val="000000"/>
+                <w:sz w:val="18"/>
+                <w:szCs w:val="18"/>
+              </w:rPr>
+              <w:t xml:space="preserve"/>
+            </w:r>
+          </w:p>
+          <w:p>
+            <w:pPr>
+              <w:spacing w:after="40" w:before="0"/>
+              <w:jc w:val="left"/>
+            </w:pPr>
+            <w:r>
+              <w:rPr>
+                <w:rFonts w:ascii="Arial" w:cs="Arial" w:eastAsia="Arial" w:hAnsi="Arial"/>
+                <w:b w:val="false"/>
+                <w:bCs w:val="false"/>
+                <w:i w:val="false"/>
+                <w:iCs w:val="false"/>
+                <w:color w:val="000000"/>
+                <w:sz w:val="18"/>
+                <w:szCs w:val="18"/>
+              </w:rPr>
+              <w:t xml:space="preserve">KICD KEY INQUIRY QUESTIONS:</w:t>
+            </w:r>
+          </w:p>
+          <w:p>
+            <w:pPr>
+              <w:spacing w:after="40" w:before="0"/>
+              <w:jc w:val="left"/>
+            </w:pPr>
+            <w:r>
+              <w:rPr>
+                <w:rFonts w:ascii="Arial" w:cs="Arial" w:eastAsia="Arial" w:hAnsi="Arial"/>
+                <w:b w:val="false"/>
+                <w:bCs w:val="false"/>
+                <w:i w:val="false"/>
+                <w:iCs w:val="false"/>
+                <w:color w:val="000000"/>
+                <w:sz w:val="18"/>
+                <w:szCs w:val="18"/>
+              </w:rPr>
+              <w:t xml:space="preserve">1. How does the greenhouse effect influence global and local climates?</w:t>
+            </w:r>
+          </w:p>
+          <w:p>
+            <w:pPr>
+              <w:spacing w:after="40" w:before="0"/>
+              <w:jc w:val="left"/>
+            </w:pPr>
+            <w:r>
+              <w:rPr>
+                <w:rFonts w:ascii="Arial" w:cs="Arial" w:eastAsia="Arial" w:hAnsi="Arial"/>
+                <w:b w:val="false"/>
+                <w:bCs w:val="false"/>
+                <w:i w:val="false"/>
+                <w:iCs w:val="false"/>
+                <w:color w:val="000000"/>
+                <w:sz w:val="18"/>
+                <w:szCs w:val="18"/>
+              </w:rPr>
+              <w:t xml:space="preserve">2. What are the causes and effects of climate change, and what measures can be taken to address it?</w:t>
+            </w:r>
+          </w:p>
+        </w:tc>
+      </w:tr>
+      <w:tr>
+        <w:tc>
+          <w:tcPr>
+            <w:tcW w:type="dxa" w:w="3000"/>
+            <w:shd w:fill="EAD1F5" w:color="auto" w:val="clear"/>
+            <w:tcMar>
+              <w:top w:type="dxa" w:w="60"/>
+              <w:left w:type="dxa" w:w="120"/>
+              <w:bottom w:type="dxa" w:w="60"/>
+              <w:right w:type="dxa" w:w="120"/>
+            </w:tcMar>
+            <w:vAlign w:val="top"/>
+          </w:tcPr>
+          <w:p>
+            <w:pPr>
+              <w:spacing w:after="40" w:before="0"/>
+              <w:jc w:val="left"/>
+            </w:pPr>
+            <w:r>
+              <w:rPr>
+                <w:rFonts w:ascii="Arial" w:cs="Arial" w:eastAsia="Arial" w:hAnsi="Arial"/>
+                <w:b/>
+                <w:bCs/>
+                <w:i w:val="false"/>
+                <w:iCs w:val="false"/>
+                <w:color w:val="000000"/>
+                <w:sz w:val="18"/>
+                <w:szCs w:val="18"/>
+              </w:rPr>
+              <w:t xml:space="preserve">Anchoring Phenomenon</w:t>
+            </w:r>
+          </w:p>
+        </w:tc>
+        <w:tc>
+          <w:tcPr>
+            <w:tcW w:type="dxa" w:w="10680"/>
+            <w:shd w:fill="FFFFFF" w:color="auto" w:val="clear"/>
+            <w:tcMar>
+              <w:top w:type="dxa" w:w="60"/>
+              <w:left w:type="dxa" w:w="120"/>
+              <w:bottom w:type="dxa" w:w="60"/>
+              <w:right w:type="dxa" w:w="120"/>
+            </w:tcMar>
+            <w:vAlign w:val="top"/>
+          </w:tcPr>
+          <w:p>
+            <w:pPr>
+              <w:spacing w:after="40" w:before="0"/>
+              <w:jc w:val="left"/>
+            </w:pPr>
+            <w:r>
+              <w:rPr>
+                <w:rFonts w:ascii="Arial" w:cs="Arial" w:eastAsia="Arial" w:hAnsi="Arial"/>
+                <w:b w:val="false"/>
+                <w:bCs w:val="false"/>
+                <w:i w:val="false"/>
+                <w:iCs w:val="false"/>
+                <w:color w:val="000000"/>
+                <w:sz w:val="18"/>
+                <w:szCs w:val="18"/>
+              </w:rPr>
+              <w:t xml:space="preserve">ANCHORING PHENOMENON — "Why Are Mount Kenya's Glaciers Disappearing and Kenyan Farmers Struggling to Predict the Rains?"</w:t>
+            </w:r>
+          </w:p>
+          <w:p>
+            <w:pPr>
+              <w:spacing w:after="40" w:before="0"/>
+              <w:jc w:val="left"/>
+            </w:pPr>
+            <w:r>
+              <w:rPr>
+                <w:rFonts w:ascii="Arial" w:cs="Arial" w:eastAsia="Arial" w:hAnsi="Arial"/>
+                <w:b w:val="false"/>
+                <w:bCs w:val="false"/>
+                <w:i w:val="false"/>
+                <w:iCs w:val="false"/>
+                <w:color w:val="000000"/>
+                <w:sz w:val="18"/>
+                <w:szCs w:val="18"/>
+              </w:rPr>
+              <w:t xml:space="preserve"/>
+            </w:r>
+          </w:p>
+          <w:p>
+            <w:pPr>
+              <w:spacing w:after="40" w:before="0"/>
+              <w:jc w:val="left"/>
+            </w:pPr>
+            <w:r>
+              <w:rPr>
+                <w:rFonts w:ascii="Arial" w:cs="Arial" w:eastAsia="Arial" w:hAnsi="Arial"/>
+                <w:b w:val="false"/>
+                <w:bCs w:val="false"/>
+                <w:i w:val="false"/>
+                <w:iCs w:val="false"/>
+                <w:color w:val="000000"/>
+                <w:sz w:val="18"/>
+                <w:szCs w:val="18"/>
+              </w:rPr>
+              <w:t xml:space="preserve">Students are presented with a striking paired image: a historical photograph of Mount Kenya's Lewis Glacier taken in 1934 alongside a current satellite image showing its dramatic retreat. Alongside this, students read a short testimony from a maize farmer in Embu County who explains that the long rains (March–May) now arrive weeks later than they did in their grandparents' time, and that yields of maize and beans have fallen sharply. Students are asked: "Both of these changes — a shrinking glacier on a volcanic mountain and unpredictable rains on a farm hundreds of kilometres away — are happening at the same time. Could the same cause be responsible for both? What physics might explain this?" This is puzzling because students understand that ice melts when heat is added, but the mountain has not moved closer to the sun. It is also puzzling that the atmosphere — an invisible gas — could be responsible for warming the entire planet and disrupting rainfall patterns over Kenya. The phenomenon is locally grounded, emotionally resonant for Kenyan learners, and scientifically rich enough to sustain seven lessons of inquiry.</w:t>
+            </w:r>
+          </w:p>
+        </w:tc>
+      </w:tr>
+      <w:tr>
+        <w:tc>
+          <w:tcPr>
+            <w:tcW w:type="dxa" w:w="3000"/>
+            <w:shd w:fill="D9EEF1" w:color="auto" w:val="clear"/>
+            <w:tcMar>
+              <w:top w:type="dxa" w:w="60"/>
+              <w:left w:type="dxa" w:w="120"/>
+              <w:bottom w:type="dxa" w:w="60"/>
+              <w:right w:type="dxa" w:w="120"/>
+            </w:tcMar>
+            <w:vAlign w:val="top"/>
+          </w:tcPr>
+          <w:p>
+            <w:pPr>
+              <w:spacing w:after="40" w:before="0"/>
+              <w:jc w:val="left"/>
+            </w:pPr>
+            <w:r>
+              <w:rPr>
+                <w:rFonts w:ascii="Arial" w:cs="Arial" w:eastAsia="Arial" w:hAnsi="Arial"/>
+                <w:b/>
+                <w:bCs/>
+                <w:i w:val="false"/>
+                <w:iCs w:val="false"/>
+                <w:color w:val="000000"/>
+                <w:sz w:val="18"/>
+                <w:szCs w:val="18"/>
+              </w:rPr>
+              <w:t xml:space="preserve">Storyline Thread</w:t>
+            </w:r>
+          </w:p>
+        </w:tc>
+        <w:tc>
+          <w:tcPr>
+            <w:tcW w:type="dxa" w:w="10680"/>
+            <w:shd w:fill="FFFFFF" w:color="auto" w:val="clear"/>
+            <w:tcMar>
+              <w:top w:type="dxa" w:w="60"/>
+              <w:left w:type="dxa" w:w="120"/>
+              <w:bottom w:type="dxa" w:w="60"/>
+              <w:right w:type="dxa" w:w="120"/>
+            </w:tcMar>
+            <w:vAlign w:val="top"/>
+          </w:tcPr>
+          <w:p>
+            <w:pPr>
+              <w:spacing w:after="40" w:before="0"/>
+              <w:jc w:val="left"/>
+            </w:pPr>
+            <w:r>
+              <w:rPr>
+                <w:rFonts w:ascii="Arial" w:cs="Arial" w:eastAsia="Arial" w:hAnsi="Arial"/>
+                <w:b w:val="false"/>
+                <w:bCs w:val="false"/>
+                <w:i w:val="false"/>
+                <w:iCs w:val="false"/>
+                <w:color w:val="000000"/>
+                <w:sz w:val="18"/>
+                <w:szCs w:val="18"/>
+              </w:rPr>
+              <w:t xml:space="preserve">Lesson 1 — What Is the Greenhouse Effect? (Anchoring Phenomenon Introduction)</w:t>
+            </w:r>
+          </w:p>
+          <w:p>
+            <w:pPr>
+              <w:spacing w:after="40" w:before="0"/>
+              <w:jc w:val="left"/>
+            </w:pPr>
+            <w:r>
+              <w:rPr>
+                <w:rFonts w:ascii="Arial" w:cs="Arial" w:eastAsia="Arial" w:hAnsi="Arial"/>
+                <w:b w:val="false"/>
+                <w:bCs w:val="false"/>
+                <w:i w:val="false"/>
+                <w:iCs w:val="false"/>
+                <w:color w:val="000000"/>
+                <w:sz w:val="18"/>
+                <w:szCs w:val="18"/>
+              </w:rPr>
+              <w:t xml:space="preserve">Students encounter the anchoring phenomenon (Mount Kenya glacier retreat + Embu farmer testimony). They make initial predictions about what could cause both changes simultaneously. Using the "hot car in Nairobi" supporting phenomenon as an analogy, students engage with the PhET Greenhouse Effect simulation to observe how CO₂ and other gases absorb and re-radiate infrared energy. Students begin constructing their initial conceptual model on the Driving Question Board: "What does our atmosphere do with the sun's energy?"</w:t>
+            </w:r>
+          </w:p>
+          <w:p>
+            <w:pPr>
+              <w:spacing w:after="40" w:before="0"/>
+              <w:jc w:val="left"/>
+            </w:pPr>
+            <w:r>
+              <w:rPr>
+                <w:rFonts w:ascii="Arial" w:cs="Arial" w:eastAsia="Arial" w:hAnsi="Arial"/>
+                <w:b w:val="false"/>
+                <w:bCs w:val="false"/>
+                <w:i w:val="false"/>
+                <w:iCs w:val="false"/>
+                <w:color w:val="000000"/>
+                <w:sz w:val="18"/>
+                <w:szCs w:val="18"/>
+              </w:rPr>
+              <w:t xml:space="preserve"/>
+            </w:r>
+          </w:p>
+          <w:p>
+            <w:pPr>
+              <w:spacing w:after="40" w:before="0"/>
+              <w:jc w:val="left"/>
+            </w:pPr>
+            <w:r>
+              <w:rPr>
+                <w:rFonts w:ascii="Arial" w:cs="Arial" w:eastAsia="Arial" w:hAnsi="Arial"/>
+                <w:b w:val="false"/>
+                <w:bCs w:val="false"/>
+                <w:i w:val="false"/>
+                <w:iCs w:val="false"/>
+                <w:color w:val="000000"/>
+                <w:sz w:val="18"/>
+                <w:szCs w:val="18"/>
+              </w:rPr>
+              <w:t xml:space="preserve">Lesson 2 — What Human Activities in Kenya Are Increasing Greenhouse Gases?</w:t>
+            </w:r>
+          </w:p>
+          <w:p>
+            <w:pPr>
+              <w:spacing w:after="40" w:before="0"/>
+              <w:jc w:val="left"/>
+            </w:pPr>
+            <w:r>
+              <w:rPr>
+                <w:rFonts w:ascii="Arial" w:cs="Arial" w:eastAsia="Arial" w:hAnsi="Arial"/>
+                <w:b w:val="false"/>
+                <w:bCs w:val="false"/>
+                <w:i w:val="false"/>
+                <w:iCs w:val="false"/>
+                <w:color w:val="000000"/>
+                <w:sz w:val="18"/>
+                <w:szCs w:val="18"/>
+              </w:rPr>
+              <w:t xml:space="preserve">Students investigate the sources of major greenhouse gases (CO₂, CH₄, N₂O) with a specific focus on Kenya: charcoal burning for cooking ugali, livestock (cattle releasing CH₄), deforestation of Mau Forest, and industrial emissions. Using NASA climate data and LabXchange's human activities module, students analyse trends in Kenyan and global emissions. They revise their model to include emission sources, connecting back to the driving question: "Could our daily activities — burning charcoal, clearing forests — be causing the glacier to melt?"</w:t>
+            </w:r>
+          </w:p>
+          <w:p>
+            <w:pPr>
+              <w:spacing w:after="40" w:before="0"/>
+              <w:jc w:val="left"/>
+            </w:pPr>
+            <w:r>
+              <w:rPr>
+                <w:rFonts w:ascii="Arial" w:cs="Arial" w:eastAsia="Arial" w:hAnsi="Arial"/>
+                <w:b w:val="false"/>
+                <w:bCs w:val="false"/>
+                <w:i w:val="false"/>
+                <w:iCs w:val="false"/>
+                <w:color w:val="000000"/>
+                <w:sz w:val="18"/>
+                <w:szCs w:val="18"/>
+              </w:rPr>
+              <w:t xml:space="preserve"/>
+            </w:r>
+          </w:p>
+          <w:p>
+            <w:pPr>
+              <w:spacing w:after="40" w:before="0"/>
+              <w:jc w:val="left"/>
+            </w:pPr>
+            <w:r>
+              <w:rPr>
+                <w:rFonts w:ascii="Arial" w:cs="Arial" w:eastAsia="Arial" w:hAnsi="Arial"/>
+                <w:b w:val="false"/>
+                <w:bCs w:val="false"/>
+                <w:i w:val="false"/>
+                <w:iCs w:val="false"/>
+                <w:color w:val="000000"/>
+                <w:sz w:val="18"/>
+                <w:szCs w:val="18"/>
+              </w:rPr>
+              <w:t xml:space="preserve">Lesson 3 — What Is the Ozone Layer and Why Does It Matter for Kenya?</w:t>
+            </w:r>
+          </w:p>
+          <w:p>
+            <w:pPr>
+              <w:spacing w:after="40" w:before="0"/>
+              <w:jc w:val="left"/>
+            </w:pPr>
+            <w:r>
+              <w:rPr>
+                <w:rFonts w:ascii="Arial" w:cs="Arial" w:eastAsia="Arial" w:hAnsi="Arial"/>
+                <w:b w:val="false"/>
+                <w:bCs w:val="false"/>
+                <w:i w:val="false"/>
+                <w:iCs w:val="false"/>
+                <w:color w:val="000000"/>
+                <w:sz w:val="18"/>
+                <w:szCs w:val="18"/>
+              </w:rPr>
+              <w:t xml:space="preserve">Students investigate the structure and function of the ozone layer using the Khan Academy resource and UNEP Ozone Data Portal. They explore how ozone depletion (caused by CFCs and other chemicals) differs from but interacts with the greenhouse effect, and examine the supporting phenomenon of rising UV-B levels in Nairobi. Students update their model to show the ozone layer as a separate but related atmospheric shield, adding nuance to their understanding of "what the atmosphere does."</w:t>
+            </w:r>
+          </w:p>
+          <w:p>
+            <w:pPr>
+              <w:spacing w:after="40" w:before="0"/>
+              <w:jc w:val="left"/>
+            </w:pPr>
+            <w:r>
+              <w:rPr>
+                <w:rFonts w:ascii="Arial" w:cs="Arial" w:eastAsia="Arial" w:hAnsi="Arial"/>
+                <w:b w:val="false"/>
+                <w:bCs w:val="false"/>
+                <w:i w:val="false"/>
+                <w:iCs w:val="false"/>
+                <w:color w:val="000000"/>
+                <w:sz w:val="18"/>
+                <w:szCs w:val="18"/>
+              </w:rPr>
+              <w:t xml:space="preserve"/>
+            </w:r>
+          </w:p>
+          <w:p>
+            <w:pPr>
+              <w:spacing w:after="40" w:before="0"/>
+              <w:jc w:val="left"/>
+            </w:pPr>
+            <w:r>
+              <w:rPr>
+                <w:rFonts w:ascii="Arial" w:cs="Arial" w:eastAsia="Arial" w:hAnsi="Arial"/>
+                <w:b w:val="false"/>
+                <w:bCs w:val="false"/>
+                <w:i w:val="false"/>
+                <w:iCs w:val="false"/>
+                <w:color w:val="000000"/>
+                <w:sz w:val="18"/>
+                <w:szCs w:val="18"/>
+              </w:rPr>
+              <w:t xml:space="preserve">Lesson 4 — How Is Global Warming Changing Kenya's Environment?</w:t>
+            </w:r>
+          </w:p>
+          <w:p>
+            <w:pPr>
+              <w:spacing w:after="40" w:before="0"/>
+              <w:jc w:val="left"/>
+            </w:pPr>
+            <w:r>
+              <w:rPr>
+                <w:rFonts w:ascii="Arial" w:cs="Arial" w:eastAsia="Arial" w:hAnsi="Arial"/>
+                <w:b w:val="false"/>
+                <w:bCs w:val="false"/>
+                <w:i w:val="false"/>
+                <w:iCs w:val="false"/>
+                <w:color w:val="000000"/>
+                <w:sz w:val="18"/>
+                <w:szCs w:val="18"/>
+              </w:rPr>
+              <w:t xml:space="preserve">Students analyse evidence of global warming's effects using NASA sea-level and temperature data, National Geographic video clips, and the Lake Victoria supporting phenomenon. They map local effects: Mt. Kenya glacier loss, Rift Valley droughts, Kisumu floods, disrupted tea harvests in Kericho. Students build an "effects web" — a visual model linking the greenhouse effect mechanism to cascading environmental and social consequences in Kenya — and return to the farmer's testimony from Lesson 1 to explain it with new scientific language.</w:t>
+            </w:r>
+          </w:p>
+          <w:p>
+            <w:pPr>
+              <w:spacing w:after="40" w:before="0"/>
+              <w:jc w:val="left"/>
+            </w:pPr>
+            <w:r>
+              <w:rPr>
+                <w:rFonts w:ascii="Arial" w:cs="Arial" w:eastAsia="Arial" w:hAnsi="Arial"/>
+                <w:b w:val="false"/>
+                <w:bCs w:val="false"/>
+                <w:i w:val="false"/>
+                <w:iCs w:val="false"/>
+                <w:color w:val="000000"/>
+                <w:sz w:val="18"/>
+                <w:szCs w:val="18"/>
+              </w:rPr>
+              <w:t xml:space="preserve"/>
+            </w:r>
+          </w:p>
+          <w:p>
+            <w:pPr>
+              <w:spacing w:after="40" w:before="0"/>
+              <w:jc w:val="left"/>
+            </w:pPr>
+            <w:r>
+              <w:rPr>
+                <w:rFonts w:ascii="Arial" w:cs="Arial" w:eastAsia="Arial" w:hAnsi="Arial"/>
+                <w:b w:val="false"/>
+                <w:bCs w:val="false"/>
+                <w:i w:val="false"/>
+                <w:iCs w:val="false"/>
+                <w:color w:val="000000"/>
+                <w:sz w:val="18"/>
+                <w:szCs w:val="18"/>
+              </w:rPr>
+              <w:t xml:space="preserve">Lesson 5 — What Can Be Done? Mitigation and Adaptation Strategies</w:t>
+            </w:r>
+          </w:p>
+          <w:p>
+            <w:pPr>
+              <w:spacing w:after="40" w:before="0"/>
+              <w:jc w:val="left"/>
+            </w:pPr>
+            <w:r>
+              <w:rPr>
+                <w:rFonts w:ascii="Arial" w:cs="Arial" w:eastAsia="Arial" w:hAnsi="Arial"/>
+                <w:b w:val="false"/>
+                <w:bCs w:val="false"/>
+                <w:i w:val="false"/>
+                <w:iCs w:val="false"/>
+                <w:color w:val="000000"/>
+                <w:sz w:val="18"/>
+                <w:szCs w:val="18"/>
+              </w:rPr>
+              <w:t xml:space="preserve">Students evaluate a range of mitigation strategies using the UN Climate Action Portal and a YouTube video on renewable energy. They compare Kenya's Olkaria Geothermal expansion and Lake Turkana Wind Farm (national mitigation) with household and community actions (energy-efficient jikos, tree planting, solar panels). Students engage in structured argumentation: which strategies would be most effective and equitable for different Kenyan communities? They update their cumulative model to include feedback loops showing how mitigation actions reduce greenhouse gas concentrations.</w:t>
+            </w:r>
+          </w:p>
+          <w:p>
+            <w:pPr>
+              <w:spacing w:after="40" w:before="0"/>
+              <w:jc w:val="left"/>
+            </w:pPr>
+            <w:r>
+              <w:rPr>
+                <w:rFonts w:ascii="Arial" w:cs="Arial" w:eastAsia="Arial" w:hAnsi="Arial"/>
+                <w:b w:val="false"/>
+                <w:bCs w:val="false"/>
+                <w:i w:val="false"/>
+                <w:iCs w:val="false"/>
+                <w:color w:val="000000"/>
+                <w:sz w:val="18"/>
+                <w:szCs w:val="18"/>
+              </w:rPr>
+              <w:t xml:space="preserve"/>
+            </w:r>
+          </w:p>
+          <w:p>
+            <w:pPr>
+              <w:spacing w:after="40" w:before="0"/>
+              <w:jc w:val="left"/>
+            </w:pPr>
+            <w:r>
+              <w:rPr>
+                <w:rFonts w:ascii="Arial" w:cs="Arial" w:eastAsia="Arial" w:hAnsi="Arial"/>
+                <w:b w:val="false"/>
+                <w:bCs w:val="false"/>
+                <w:i w:val="false"/>
+                <w:iCs w:val="false"/>
+                <w:color w:val="000000"/>
+                <w:sz w:val="18"/>
+                <w:szCs w:val="18"/>
+              </w:rPr>
+              <w:t xml:space="preserve">Lesson 6 — Whose Voices? Appreciating the Human Impact of Climate Change</w:t>
+            </w:r>
+          </w:p>
+          <w:p>
+            <w:pPr>
+              <w:spacing w:after="40" w:before="0"/>
+              <w:jc w:val="left"/>
+            </w:pPr>
+            <w:r>
+              <w:rPr>
+                <w:rFonts w:ascii="Arial" w:cs="Arial" w:eastAsia="Arial" w:hAnsi="Arial"/>
+                <w:b w:val="false"/>
+                <w:bCs w:val="false"/>
+                <w:i w:val="false"/>
+                <w:iCs w:val="false"/>
+                <w:color w:val="000000"/>
+                <w:sz w:val="18"/>
+                <w:szCs w:val="18"/>
+              </w:rPr>
+              <w:t xml:space="preserve">Students watch the LabXchange Climate Change Awareness module and YouTube testimonies from communities affected by climate change (including Kenyan pastoralists in Turkana and coastal communities in Mombasa facing sea-level rise). They analyse how climate change intersects with gender, poverty, and food security in Kenya, connecting to PCIs. Students synthesise their learning by writing a short "letter to a Kenyan policymaker" arguing for a specific climate action, using evidence gathered across all prior lessons.</w:t>
+            </w:r>
+          </w:p>
+          <w:p>
+            <w:pPr>
+              <w:spacing w:after="40" w:before="0"/>
+              <w:jc w:val="left"/>
+            </w:pPr>
+            <w:r>
+              <w:rPr>
+                <w:rFonts w:ascii="Arial" w:cs="Arial" w:eastAsia="Arial" w:hAnsi="Arial"/>
+                <w:b w:val="false"/>
+                <w:bCs w:val="false"/>
+                <w:i w:val="false"/>
+                <w:iCs w:val="false"/>
+                <w:color w:val="000000"/>
+                <w:sz w:val="18"/>
+                <w:szCs w:val="18"/>
+              </w:rPr>
+              <w:t xml:space="preserve"/>
+            </w:r>
+          </w:p>
+          <w:p>
+            <w:pPr>
+              <w:spacing w:after="40" w:before="0"/>
+              <w:jc w:val="left"/>
+            </w:pPr>
+            <w:r>
+              <w:rPr>
+                <w:rFonts w:ascii="Arial" w:cs="Arial" w:eastAsia="Arial" w:hAnsi="Arial"/>
+                <w:b w:val="false"/>
+                <w:bCs w:val="false"/>
+                <w:i w:val="false"/>
+                <w:iCs w:val="false"/>
+                <w:color w:val="000000"/>
+                <w:sz w:val="18"/>
+                <w:szCs w:val="18"/>
+              </w:rPr>
+              <w:t xml:space="preserve">Lesson 7 — Final Model Building, DQB Closure, and Unit Synthesis</w:t>
+            </w:r>
+          </w:p>
+          <w:p>
+            <w:pPr>
+              <w:spacing w:after="40" w:before="0"/>
+              <w:jc w:val="left"/>
+            </w:pPr>
+            <w:r>
+              <w:rPr>
+                <w:rFonts w:ascii="Arial" w:cs="Arial" w:eastAsia="Arial" w:hAnsi="Arial"/>
+                <w:b w:val="false"/>
+                <w:bCs w:val="false"/>
+                <w:i w:val="false"/>
+                <w:iCs w:val="false"/>
+                <w:color w:val="000000"/>
+                <w:sz w:val="18"/>
+                <w:szCs w:val="18"/>
+              </w:rPr>
+              <w:t xml:space="preserve">Students complete their final cumulative model of the greenhouse effect and climate change — from solar energy input through atmospheric trapping, to global warming, to local Kenyan effects, to mitigation pathways. The Driving Question Board is revisited: which questions from Lesson 1 can now be answered? Which new questions have emerged? Student groups present their models and compare them, identifying consensus explanations and remaining uncertainties. The unit closes by returning to the anchoring phenomenon: students write a full scientific explanation of why Mount Kenya's glaciers are retreating and why Embu's farmers are struggling to predict the rains — using every layer of their cumulative model.</w:t>
+            </w:r>
+          </w:p>
+        </w:tc>
+      </w:tr>
+      <w:tr>
+        <w:tc>
+          <w:tcPr>
+            <w:tcW w:type="dxa" w:w="3000"/>
+            <w:shd w:fill="EAD1F5" w:color="auto" w:val="clear"/>
+            <w:tcMar>
+              <w:top w:type="dxa" w:w="60"/>
+              <w:left w:type="dxa" w:w="120"/>
+              <w:bottom w:type="dxa" w:w="60"/>
+              <w:right w:type="dxa" w:w="120"/>
+            </w:tcMar>
+            <w:vAlign w:val="top"/>
+          </w:tcPr>
+          <w:p>
+            <w:pPr>
+              <w:spacing w:after="40" w:before="0"/>
+              <w:jc w:val="left"/>
+            </w:pPr>
+            <w:r>
+              <w:rPr>
+                <w:rFonts w:ascii="Arial" w:cs="Arial" w:eastAsia="Arial" w:hAnsi="Arial"/>
+                <w:b/>
+                <w:bCs/>
+                <w:i w:val="false"/>
+                <w:iCs w:val="false"/>
+                <w:color w:val="000000"/>
+                <w:sz w:val="18"/>
+                <w:szCs w:val="18"/>
+              </w:rPr>
+              <w:t xml:space="preserve">Supporting Phenomena</w:t>
+            </w:r>
+          </w:p>
+        </w:tc>
+        <w:tc>
+          <w:tcPr>
+            <w:tcW w:type="dxa" w:w="10680"/>
+            <w:shd w:fill="FFFFFF" w:color="auto" w:val="clear"/>
+            <w:tcMar>
+              <w:top w:type="dxa" w:w="60"/>
+              <w:left w:type="dxa" w:w="120"/>
+              <w:bottom w:type="dxa" w:w="60"/>
+              <w:right w:type="dxa" w:w="120"/>
+            </w:tcMar>
+            <w:vAlign w:val="top"/>
+          </w:tcPr>
+          <w:p>
+            <w:pPr>
+              <w:spacing w:after="30" w:before="0"/>
+              <w:ind w:left="360" w:hanging="180"/>
+              <w:jc w:val="left"/>
+            </w:pPr>
+            <w:r>
+              <w:rPr>
+                <w:rFonts w:ascii="Arial" w:cs="Arial" w:eastAsia="Arial" w:hAnsi="Arial"/>
+                <w:b w:val="false"/>
+                <w:bCs w:val="false"/>
+                <w:i w:val="false"/>
+                <w:iCs w:val="false"/>
+                <w:color w:val="000000"/>
+                <w:sz w:val="18"/>
+                <w:szCs w:val="18"/>
+              </w:rPr>
+              <w:t xml:space="preserve">–  The Hot Car Phenomenon: a car parked in the Nairobi sun with windows closed becomes dangerously hot inside — far hotter than the air outside — even though sunlight passes through the glass. Learners use this familiar Kenyan experience to build an initial model of how a transparent medium can trap heat, as a concrete analogy for how greenhouse gases trap infrared radiation in the atmosphere.</w:t>
+            </w:r>
+          </w:p>
+          <w:p>
+            <w:pPr>
+              <w:spacing w:after="30" w:before="0"/>
+              <w:ind w:left="360" w:hanging="180"/>
+              <w:jc w:val="left"/>
+            </w:pPr>
+            <w:r>
+              <w:rPr>
+                <w:rFonts w:ascii="Arial" w:cs="Arial" w:eastAsia="Arial" w:hAnsi="Arial"/>
+                <w:b w:val="false"/>
+                <w:bCs w:val="false"/>
+                <w:i w:val="false"/>
+                <w:iCs w:val="false"/>
+                <w:color w:val="000000"/>
+                <w:sz w:val="18"/>
+                <w:szCs w:val="18"/>
+              </w:rPr>
+              <w:t xml:space="preserve">–  The Ozone Hole Over Antarctica and Rising UV Levels in Nairobi: students examine UNEP data showing that UV-B radiation reaching Nairobi has measurably increased over decades and is linked to higher rates of skin conditions — connecting the physics of ozone depletion to real health consequences in Kenya.</w:t>
+            </w:r>
+          </w:p>
+          <w:p>
+            <w:pPr>
+              <w:spacing w:after="30" w:before="0"/>
+              <w:ind w:left="360" w:hanging="180"/>
+              <w:jc w:val="left"/>
+            </w:pPr>
+            <w:r>
+              <w:rPr>
+                <w:rFonts w:ascii="Arial" w:cs="Arial" w:eastAsia="Arial" w:hAnsi="Arial"/>
+                <w:b w:val="false"/>
+                <w:bCs w:val="false"/>
+                <w:i w:val="false"/>
+                <w:iCs w:val="false"/>
+                <w:color w:val="000000"/>
+                <w:sz w:val="18"/>
+                <w:szCs w:val="18"/>
+              </w:rPr>
+              <w:t xml:space="preserve">–  Lake Victoria's Shrinking Shoreline and Changing Fish Catches: fishermen in Kisumu report that the lake's water levels and fish populations are shifting. Students analyse temperature and evaporation data to connect warmer air temperatures (driven by the greenhouse effect) to increased lake evaporation and disrupted aquatic ecosystems — showing that climate change reaches even inland water bodies.</w:t>
+            </w:r>
+          </w:p>
+          <w:p>
+            <w:pPr>
+              <w:spacing w:after="30" w:before="0"/>
+              <w:ind w:left="360" w:hanging="180"/>
+              <w:jc w:val="left"/>
+            </w:pPr>
+            <w:r>
+              <w:rPr>
+                <w:rFonts w:ascii="Arial" w:cs="Arial" w:eastAsia="Arial" w:hAnsi="Arial"/>
+                <w:b w:val="false"/>
+                <w:bCs w:val="false"/>
+                <w:i w:val="false"/>
+                <w:iCs w:val="false"/>
+                <w:color w:val="000000"/>
+                <w:sz w:val="18"/>
+                <w:szCs w:val="18"/>
+              </w:rPr>
+              <w:t xml:space="preserve">–  Kenya's Energy Mix Shift — From Thermal to Geothermal and Wind: students observe that Kenya's government has been rapidly expanding the Olkaria Geothermal plant and the Lake Turkana Wind Farm, deliberately moving away from fossil fuel power. This supporting phenomenon drives discussion of mitigation: why are engineers and policymakers making this shift, and how does the physics of the greenhouse effect explain the urgency?</w:t>
+            </w:r>
+          </w:p>
+        </w:tc>
+      </w:tr>
+    </w:tbl>
+    <w:p>
+      <w:pPr>
+        <w:spacing w:after="120"/>
+      </w:pPr>
+      <w:r>
+        <w:t xml:space="preserve"/>
       </w:r>
     </w:p>
     <w:p>
@@ -150,7 +2537,7 @@
         </w:rPr>
         <w:t xml:space="preserve">© 2026 SeaVuria and ARES. This work is licensed under a </w:t>
       </w:r>
-      <w:hyperlink w:history="1" r:id="rId_dkcxbn07je12i2rpsusm">
+      <w:hyperlink w:history="1" r:id="rIdyhnfod9dhgjxajjrfcn87">
         <w:r>
           <w:rPr>
             <w:rFonts w:ascii="Arial" w:cs="Arial" w:eastAsia="Arial" w:hAnsi="Arial"/>
@@ -170,7 +2557,7 @@
         </w:rPr>
         <w:t xml:space="preserve"> (</w:t>
       </w:r>
-      <w:hyperlink w:history="1" r:id="rIdvfqt7sbreniu336ctwzi0">
+      <w:hyperlink w:history="1" r:id="rIdnjhftwlxagijlgqravn_p">
         <w:r>
           <w:rPr>
             <w:rFonts w:ascii="Arial" w:cs="Arial" w:eastAsia="Arial" w:hAnsi="Arial"/>
@@ -190,7 +2577,7 @@
         </w:rPr>
         <w:t xml:space="preserve">). To view a copy of this license, visit </w:t>
       </w:r>
-      <w:hyperlink w:history="1" r:id="rId1gut-r2rxpar60wnwe5xl">
+      <w:hyperlink w:history="1" r:id="rIdcdis8weatqznstopdvzji">
         <w:r>
           <w:rPr>
             <w:rFonts w:ascii="Arial" w:cs="Arial" w:eastAsia="Arial" w:hAnsi="Arial"/>
@@ -209,2393 +2596,6 @@
           <w:szCs w:val="17"/>
         </w:rPr>
         <w:t xml:space="preserve">. You are free to copy, redistribute, and adapt this material in any medium or format, provided appropriate credit is given and the material is not used for commercial purposes. KICD learning outcomes and curriculum designations reproduced here for alignment purposes remain the property of KICD and are not covered by this license. Linked external resources (e.g. CK-12, Khan Academy, PhET) are subject to their own licenses.</w:t>
-      </w:r>
-    </w:p>
-    <w:p>
-      <w:pPr>
-        <w:spacing w:after="120"/>
-      </w:pPr>
-      <w:r>
-        <w:t xml:space="preserve"/>
-      </w:r>
-    </w:p>
-    <w:tbl>
-      <w:tblPr>
-        <w:tblW w:type="dxa" w:w="13680"/>
-        <w:tblBorders>
-          <w:top w:val="single" w:color="AAAAAA" w:sz="4"/>
-          <w:left w:val="single" w:color="AAAAAA" w:sz="4"/>
-          <w:bottom w:val="single" w:color="AAAAAA" w:sz="4"/>
-          <w:right w:val="single" w:color="AAAAAA" w:sz="4"/>
-          <w:insideH w:val="single" w:color="auto" w:sz="4"/>
-          <w:insideV w:val="single" w:color="auto" w:sz="4"/>
-        </w:tblBorders>
-        <w:tblLayout w:type="fixed"/>
-      </w:tblPr>
-      <w:tblGrid>
-        <w:gridCol w:w="3000"/>
-        <w:gridCol w:w="10680"/>
-      </w:tblGrid>
-      <w:tr>
-        <w:tc>
-          <w:tcPr>
-            <w:tcW w:type="dxa" w:w="13680"/>
-            <w:gridSpan w:val="2"/>
-            <w:shd w:fill="1F3864" w:color="auto" w:val="clear"/>
-            <w:tcMar>
-              <w:top w:type="dxa" w:w="60"/>
-              <w:left w:type="dxa" w:w="120"/>
-              <w:bottom w:type="dxa" w:w="60"/>
-              <w:right w:type="dxa" w:w="120"/>
-            </w:tcMar>
-            <w:vAlign w:val="top"/>
-          </w:tcPr>
-          <w:p>
-            <w:pPr>
-              <w:spacing w:after="40" w:before="0"/>
-              <w:jc w:val="center"/>
-            </w:pPr>
-            <w:r>
-              <w:rPr>
-                <w:rFonts w:ascii="Arial" w:cs="Arial" w:eastAsia="Arial" w:hAnsi="Arial"/>
-                <w:b/>
-                <w:bCs/>
-                <w:i w:val="false"/>
-                <w:iCs w:val="false"/>
-                <w:color w:val="FFFFFF"/>
-                <w:sz w:val="22"/>
-                <w:szCs w:val="22"/>
-              </w:rPr>
-              <w:t xml:space="preserve">SUB-STRAND OVERVIEW</w:t>
-            </w:r>
-          </w:p>
-        </w:tc>
-      </w:tr>
-      <w:tr>
-        <w:tc>
-          <w:tcPr>
-            <w:tcW w:type="dxa" w:w="3000"/>
-            <w:shd w:fill="D5E8F0" w:color="auto" w:val="clear"/>
-            <w:tcMar>
-              <w:top w:type="dxa" w:w="60"/>
-              <w:left w:type="dxa" w:w="120"/>
-              <w:bottom w:type="dxa" w:w="60"/>
-              <w:right w:type="dxa" w:w="120"/>
-            </w:tcMar>
-            <w:vAlign w:val="top"/>
-          </w:tcPr>
-          <w:p>
-            <w:pPr>
-              <w:spacing w:after="40" w:before="0"/>
-              <w:jc w:val="left"/>
-            </w:pPr>
-            <w:r>
-              <w:rPr>
-                <w:rFonts w:ascii="Arial" w:cs="Arial" w:eastAsia="Arial" w:hAnsi="Arial"/>
-                <w:b/>
-                <w:bCs/>
-                <w:i w:val="false"/>
-                <w:iCs w:val="false"/>
-                <w:color w:val="000000"/>
-                <w:sz w:val="18"/>
-                <w:szCs w:val="18"/>
-              </w:rPr>
-              <w:t xml:space="preserve">Grade Level</w:t>
-            </w:r>
-          </w:p>
-        </w:tc>
-        <w:tc>
-          <w:tcPr>
-            <w:tcW w:type="dxa" w:w="10680"/>
-            <w:shd w:fill="FFFFFF" w:color="auto" w:val="clear"/>
-            <w:tcMar>
-              <w:top w:type="dxa" w:w="60"/>
-              <w:left w:type="dxa" w:w="120"/>
-              <w:bottom w:type="dxa" w:w="60"/>
-              <w:right w:type="dxa" w:w="120"/>
-            </w:tcMar>
-            <w:vAlign w:val="top"/>
-          </w:tcPr>
-          <w:p>
-            <w:pPr>
-              <w:spacing w:after="40" w:before="0"/>
-              <w:jc w:val="left"/>
-            </w:pPr>
-            <w:r>
-              <w:rPr>
-                <w:rFonts w:ascii="Arial" w:cs="Arial" w:eastAsia="Arial" w:hAnsi="Arial"/>
-                <w:b w:val="false"/>
-                <w:bCs w:val="false"/>
-                <w:i w:val="false"/>
-                <w:iCs w:val="false"/>
-                <w:color w:val="000000"/>
-                <w:sz w:val="18"/>
-                <w:szCs w:val="18"/>
-              </w:rPr>
-              <w:t xml:space="preserve">10</w:t>
-            </w:r>
-          </w:p>
-        </w:tc>
-      </w:tr>
-      <w:tr>
-        <w:tc>
-          <w:tcPr>
-            <w:tcW w:type="dxa" w:w="3000"/>
-            <w:shd w:fill="D5E8F0" w:color="auto" w:val="clear"/>
-            <w:tcMar>
-              <w:top w:type="dxa" w:w="60"/>
-              <w:left w:type="dxa" w:w="120"/>
-              <w:bottom w:type="dxa" w:w="60"/>
-              <w:right w:type="dxa" w:w="120"/>
-            </w:tcMar>
-            <w:vAlign w:val="top"/>
-          </w:tcPr>
-          <w:p>
-            <w:pPr>
-              <w:spacing w:after="40" w:before="0"/>
-              <w:jc w:val="left"/>
-            </w:pPr>
-            <w:r>
-              <w:rPr>
-                <w:rFonts w:ascii="Arial" w:cs="Arial" w:eastAsia="Arial" w:hAnsi="Arial"/>
-                <w:b/>
-                <w:bCs/>
-                <w:i w:val="false"/>
-                <w:iCs w:val="false"/>
-                <w:color w:val="000000"/>
-                <w:sz w:val="18"/>
-                <w:szCs w:val="18"/>
-              </w:rPr>
-              <w:t xml:space="preserve">Subject</w:t>
-            </w:r>
-          </w:p>
-        </w:tc>
-        <w:tc>
-          <w:tcPr>
-            <w:tcW w:type="dxa" w:w="10680"/>
-            <w:shd w:fill="FFFFFF" w:color="auto" w:val="clear"/>
-            <w:tcMar>
-              <w:top w:type="dxa" w:w="60"/>
-              <w:left w:type="dxa" w:w="120"/>
-              <w:bottom w:type="dxa" w:w="60"/>
-              <w:right w:type="dxa" w:w="120"/>
-            </w:tcMar>
-            <w:vAlign w:val="top"/>
-          </w:tcPr>
-          <w:p>
-            <w:pPr>
-              <w:spacing w:after="40" w:before="0"/>
-              <w:jc w:val="left"/>
-            </w:pPr>
-            <w:r>
-              <w:rPr>
-                <w:rFonts w:ascii="Arial" w:cs="Arial" w:eastAsia="Arial" w:hAnsi="Arial"/>
-                <w:b w:val="false"/>
-                <w:bCs w:val="false"/>
-                <w:i w:val="false"/>
-                <w:iCs w:val="false"/>
-                <w:color w:val="000000"/>
-                <w:sz w:val="18"/>
-                <w:szCs w:val="18"/>
-              </w:rPr>
-              <w:t xml:space="preserve">Physics</w:t>
-            </w:r>
-          </w:p>
-        </w:tc>
-      </w:tr>
-      <w:tr>
-        <w:tc>
-          <w:tcPr>
-            <w:tcW w:type="dxa" w:w="3000"/>
-            <w:shd w:fill="D5E8F0" w:color="auto" w:val="clear"/>
-            <w:tcMar>
-              <w:top w:type="dxa" w:w="60"/>
-              <w:left w:type="dxa" w:w="120"/>
-              <w:bottom w:type="dxa" w:w="60"/>
-              <w:right w:type="dxa" w:w="120"/>
-            </w:tcMar>
-            <w:vAlign w:val="top"/>
-          </w:tcPr>
-          <w:p>
-            <w:pPr>
-              <w:spacing w:after="40" w:before="0"/>
-              <w:jc w:val="left"/>
-            </w:pPr>
-            <w:r>
-              <w:rPr>
-                <w:rFonts w:ascii="Arial" w:cs="Arial" w:eastAsia="Arial" w:hAnsi="Arial"/>
-                <w:b/>
-                <w:bCs/>
-                <w:i w:val="false"/>
-                <w:iCs w:val="false"/>
-                <w:color w:val="000000"/>
-                <w:sz w:val="18"/>
-                <w:szCs w:val="18"/>
-              </w:rPr>
-              <w:t xml:space="preserve">Strand</w:t>
-            </w:r>
-          </w:p>
-        </w:tc>
-        <w:tc>
-          <w:tcPr>
-            <w:tcW w:type="dxa" w:w="10680"/>
-            <w:shd w:fill="FFFFFF" w:color="auto" w:val="clear"/>
-            <w:tcMar>
-              <w:top w:type="dxa" w:w="60"/>
-              <w:left w:type="dxa" w:w="120"/>
-              <w:bottom w:type="dxa" w:w="60"/>
-              <w:right w:type="dxa" w:w="120"/>
-            </w:tcMar>
-            <w:vAlign w:val="top"/>
-          </w:tcPr>
-          <w:p>
-            <w:pPr>
-              <w:spacing w:after="40" w:before="0"/>
-              <w:jc w:val="left"/>
-            </w:pPr>
-            <w:r>
-              <w:rPr>
-                <w:rFonts w:ascii="Arial" w:cs="Arial" w:eastAsia="Arial" w:hAnsi="Arial"/>
-                <w:b w:val="false"/>
-                <w:bCs w:val="false"/>
-                <w:i w:val="false"/>
-                <w:iCs w:val="false"/>
-                <w:color w:val="000000"/>
-                <w:sz w:val="18"/>
-                <w:szCs w:val="18"/>
-              </w:rPr>
-              <w:t xml:space="preserve">Strand 4.0: Environmental Physics</w:t>
-            </w:r>
-          </w:p>
-        </w:tc>
-      </w:tr>
-      <w:tr>
-        <w:tc>
-          <w:tcPr>
-            <w:tcW w:type="dxa" w:w="3000"/>
-            <w:shd w:fill="D5E8F0" w:color="auto" w:val="clear"/>
-            <w:tcMar>
-              <w:top w:type="dxa" w:w="60"/>
-              <w:left w:type="dxa" w:w="120"/>
-              <w:bottom w:type="dxa" w:w="60"/>
-              <w:right w:type="dxa" w:w="120"/>
-            </w:tcMar>
-            <w:vAlign w:val="top"/>
-          </w:tcPr>
-          <w:p>
-            <w:pPr>
-              <w:spacing w:after="40" w:before="0"/>
-              <w:jc w:val="left"/>
-            </w:pPr>
-            <w:r>
-              <w:rPr>
-                <w:rFonts w:ascii="Arial" w:cs="Arial" w:eastAsia="Arial" w:hAnsi="Arial"/>
-                <w:b/>
-                <w:bCs/>
-                <w:i w:val="false"/>
-                <w:iCs w:val="false"/>
-                <w:color w:val="000000"/>
-                <w:sz w:val="18"/>
-                <w:szCs w:val="18"/>
-              </w:rPr>
-              <w:t xml:space="preserve">Sub-Strand</w:t>
-            </w:r>
-          </w:p>
-        </w:tc>
-        <w:tc>
-          <w:tcPr>
-            <w:tcW w:type="dxa" w:w="10680"/>
-            <w:shd w:fill="FFFFFF" w:color="auto" w:val="clear"/>
-            <w:tcMar>
-              <w:top w:type="dxa" w:w="60"/>
-              <w:left w:type="dxa" w:w="120"/>
-              <w:bottom w:type="dxa" w:w="60"/>
-              <w:right w:type="dxa" w:w="120"/>
-            </w:tcMar>
-            <w:vAlign w:val="top"/>
-          </w:tcPr>
-          <w:p>
-            <w:pPr>
-              <w:spacing w:after="40" w:before="0"/>
-              <w:jc w:val="left"/>
-            </w:pPr>
-            <w:r>
-              <w:rPr>
-                <w:rFonts w:ascii="Arial" w:cs="Arial" w:eastAsia="Arial" w:hAnsi="Arial"/>
-                <w:b w:val="false"/>
-                <w:bCs w:val="false"/>
-                <w:i w:val="false"/>
-                <w:iCs w:val="false"/>
-                <w:color w:val="000000"/>
-                <w:sz w:val="18"/>
-                <w:szCs w:val="18"/>
-              </w:rPr>
-              <w:t xml:space="preserve">Sub-Strand 4.1: Greenhouse Effect and Climate Change</w:t>
-            </w:r>
-          </w:p>
-        </w:tc>
-      </w:tr>
-      <w:tr>
-        <w:tc>
-          <w:tcPr>
-            <w:tcW w:type="dxa" w:w="3000"/>
-            <w:shd w:fill="D5E8F0" w:color="auto" w:val="clear"/>
-            <w:tcMar>
-              <w:top w:type="dxa" w:w="60"/>
-              <w:left w:type="dxa" w:w="120"/>
-              <w:bottom w:type="dxa" w:w="60"/>
-              <w:right w:type="dxa" w:w="120"/>
-            </w:tcMar>
-            <w:vAlign w:val="top"/>
-          </w:tcPr>
-          <w:p>
-            <w:pPr>
-              <w:spacing w:after="40" w:before="0"/>
-              <w:jc w:val="left"/>
-            </w:pPr>
-            <w:r>
-              <w:rPr>
-                <w:rFonts w:ascii="Arial" w:cs="Arial" w:eastAsia="Arial" w:hAnsi="Arial"/>
-                <w:b/>
-                <w:bCs/>
-                <w:i w:val="false"/>
-                <w:iCs w:val="false"/>
-                <w:color w:val="000000"/>
-                <w:sz w:val="18"/>
-                <w:szCs w:val="18"/>
-              </w:rPr>
-              <w:t xml:space="preserve">Total Duration</w:t>
-            </w:r>
-          </w:p>
-        </w:tc>
-        <w:tc>
-          <w:tcPr>
-            <w:tcW w:type="dxa" w:w="10680"/>
-            <w:shd w:fill="FFFFFF" w:color="auto" w:val="clear"/>
-            <w:tcMar>
-              <w:top w:type="dxa" w:w="60"/>
-              <w:left w:type="dxa" w:w="120"/>
-              <w:bottom w:type="dxa" w:w="60"/>
-              <w:right w:type="dxa" w:w="120"/>
-            </w:tcMar>
-            <w:vAlign w:val="top"/>
-          </w:tcPr>
-          <w:p>
-            <w:pPr>
-              <w:spacing w:after="40" w:before="0"/>
-              <w:jc w:val="left"/>
-            </w:pPr>
-            <w:r>
-              <w:rPr>
-                <w:rFonts w:ascii="Arial" w:cs="Arial" w:eastAsia="Arial" w:hAnsi="Arial"/>
-                <w:b w:val="false"/>
-                <w:bCs w:val="false"/>
-                <w:i w:val="false"/>
-                <w:iCs w:val="false"/>
-                <w:color w:val="000000"/>
-                <w:sz w:val="18"/>
-                <w:szCs w:val="18"/>
-              </w:rPr>
-              <w:t xml:space="preserve">7 lessons × 40 minutes = 280 minutes total</w:t>
-            </w:r>
-          </w:p>
-        </w:tc>
-      </w:tr>
-      <w:tr>
-        <w:tc>
-          <w:tcPr>
-            <w:tcW w:type="dxa" w:w="3000"/>
-            <w:shd w:fill="D5E8F0" w:color="auto" w:val="clear"/>
-            <w:tcMar>
-              <w:top w:type="dxa" w:w="60"/>
-              <w:left w:type="dxa" w:w="120"/>
-              <w:bottom w:type="dxa" w:w="60"/>
-              <w:right w:type="dxa" w:w="120"/>
-            </w:tcMar>
-            <w:vAlign w:val="top"/>
-          </w:tcPr>
-          <w:p>
-            <w:pPr>
-              <w:spacing w:after="40" w:before="0"/>
-              <w:jc w:val="left"/>
-            </w:pPr>
-            <w:r>
-              <w:rPr>
-                <w:rFonts w:ascii="Arial" w:cs="Arial" w:eastAsia="Arial" w:hAnsi="Arial"/>
-                <w:b/>
-                <w:bCs/>
-                <w:i w:val="false"/>
-                <w:iCs w:val="false"/>
-                <w:color w:val="000000"/>
-                <w:sz w:val="18"/>
-                <w:szCs w:val="18"/>
-              </w:rPr>
-              <w:t xml:space="preserve">Sub-Strand Content</w:t>
-            </w:r>
-          </w:p>
-        </w:tc>
-        <w:tc>
-          <w:tcPr>
-            <w:tcW w:type="dxa" w:w="10680"/>
-            <w:shd w:fill="FFFFFF" w:color="auto" w:val="clear"/>
-            <w:tcMar>
-              <w:top w:type="dxa" w:w="60"/>
-              <w:left w:type="dxa" w:w="120"/>
-              <w:bottom w:type="dxa" w:w="60"/>
-              <w:right w:type="dxa" w:w="120"/>
-            </w:tcMar>
-            <w:vAlign w:val="top"/>
-          </w:tcPr>
-          <w:p>
-            <w:pPr>
-              <w:spacing w:after="30" w:before="0"/>
-              <w:ind w:left="360" w:hanging="180"/>
-              <w:jc w:val="left"/>
-            </w:pPr>
-            <w:r>
-              <w:rPr>
-                <w:rFonts w:ascii="Arial" w:cs="Arial" w:eastAsia="Arial" w:hAnsi="Arial"/>
-                <w:b w:val="false"/>
-                <w:bCs w:val="false"/>
-                <w:i w:val="false"/>
-                <w:iCs w:val="false"/>
-                <w:color w:val="000000"/>
-                <w:sz w:val="18"/>
-                <w:szCs w:val="18"/>
-              </w:rPr>
-              <w:t xml:space="preserve">–  The Greenhouse Effect: meaning, mechanism, and key greenhouse gases (CO₂, CH₄, N₂O, water vapour)</w:t>
-            </w:r>
-          </w:p>
-          <w:p>
-            <w:pPr>
-              <w:spacing w:after="30" w:before="0"/>
-              <w:ind w:left="360" w:hanging="180"/>
-              <w:jc w:val="left"/>
-            </w:pPr>
-            <w:r>
-              <w:rPr>
-                <w:rFonts w:ascii="Arial" w:cs="Arial" w:eastAsia="Arial" w:hAnsi="Arial"/>
-                <w:b w:val="false"/>
-                <w:bCs w:val="false"/>
-                <w:i w:val="false"/>
-                <w:iCs w:val="false"/>
-                <w:color w:val="000000"/>
-                <w:sz w:val="18"/>
-                <w:szCs w:val="18"/>
-              </w:rPr>
-              <w:t xml:space="preserve">–  Factors leading to the Greenhouse Effect: fossil fuel combustion, deforestation, industrial emissions, agriculture</w:t>
-            </w:r>
-          </w:p>
-          <w:p>
-            <w:pPr>
-              <w:spacing w:after="30" w:before="0"/>
-              <w:ind w:left="360" w:hanging="180"/>
-              <w:jc w:val="left"/>
-            </w:pPr>
-            <w:r>
-              <w:rPr>
-                <w:rFonts w:ascii="Arial" w:cs="Arial" w:eastAsia="Arial" w:hAnsi="Arial"/>
-                <w:b w:val="false"/>
-                <w:bCs w:val="false"/>
-                <w:i w:val="false"/>
-                <w:iCs w:val="false"/>
-                <w:color w:val="000000"/>
-                <w:sz w:val="18"/>
-                <w:szCs w:val="18"/>
-              </w:rPr>
-              <w:t xml:space="preserve">–  The Ozone Layer: structure, role in filtering UV radiation, and its relationship to climate</w:t>
-            </w:r>
-          </w:p>
-          <w:p>
-            <w:pPr>
-              <w:spacing w:after="30" w:before="0"/>
-              <w:ind w:left="360" w:hanging="180"/>
-              <w:jc w:val="left"/>
-            </w:pPr>
-            <w:r>
-              <w:rPr>
-                <w:rFonts w:ascii="Arial" w:cs="Arial" w:eastAsia="Arial" w:hAnsi="Arial"/>
-                <w:b w:val="false"/>
-                <w:bCs w:val="false"/>
-                <w:i w:val="false"/>
-                <w:iCs w:val="false"/>
-                <w:color w:val="000000"/>
-                <w:sz w:val="18"/>
-                <w:szCs w:val="18"/>
-              </w:rPr>
-              <w:t xml:space="preserve">–  Global Warming: causes, evidence (rising temperatures, melting glaciers, sea-level rise), and effects on the Kenyan environment (drought in the Rift Valley, flooding in Kisumu, reduced rainfall in Kericho tea farms)</w:t>
-            </w:r>
-          </w:p>
-          <w:p>
-            <w:pPr>
-              <w:spacing w:after="30" w:before="0"/>
-              <w:ind w:left="360" w:hanging="180"/>
-              <w:jc w:val="left"/>
-            </w:pPr>
-            <w:r>
-              <w:rPr>
-                <w:rFonts w:ascii="Arial" w:cs="Arial" w:eastAsia="Arial" w:hAnsi="Arial"/>
-                <w:b w:val="false"/>
-                <w:bCs w:val="false"/>
-                <w:i w:val="false"/>
-                <w:iCs w:val="false"/>
-                <w:color w:val="000000"/>
-                <w:sz w:val="18"/>
-                <w:szCs w:val="18"/>
-              </w:rPr>
-              <w:t xml:space="preserve">–  Effects of Climate Change on ecosystems, food security (maize and bean harvests), water sources (Lake Victoria, Mt. Kenya glaciers), and human health in Kenya</w:t>
-            </w:r>
-          </w:p>
-          <w:p>
-            <w:pPr>
-              <w:spacing w:after="30" w:before="0"/>
-              <w:ind w:left="360" w:hanging="180"/>
-              <w:jc w:val="left"/>
-            </w:pPr>
-            <w:r>
-              <w:rPr>
-                <w:rFonts w:ascii="Arial" w:cs="Arial" w:eastAsia="Arial" w:hAnsi="Arial"/>
-                <w:b w:val="false"/>
-                <w:bCs w:val="false"/>
-                <w:i w:val="false"/>
-                <w:iCs w:val="false"/>
-                <w:color w:val="000000"/>
-                <w:sz w:val="18"/>
-                <w:szCs w:val="18"/>
-              </w:rPr>
-              <w:t xml:space="preserve">–  Mitigation and adaptation measures: renewable energy, reforestation, sustainable agriculture, climate policy (Paris Agreement, Kenya's NDCs)</w:t>
-            </w:r>
-          </w:p>
-          <w:p>
-            <w:pPr>
-              <w:spacing w:after="30" w:before="0"/>
-              <w:ind w:left="360" w:hanging="180"/>
-              <w:jc w:val="left"/>
-            </w:pPr>
-            <w:r>
-              <w:rPr>
-                <w:rFonts w:ascii="Arial" w:cs="Arial" w:eastAsia="Arial" w:hAnsi="Arial"/>
-                <w:b w:val="false"/>
-                <w:bCs w:val="false"/>
-                <w:i w:val="false"/>
-                <w:iCs w:val="false"/>
-                <w:color w:val="000000"/>
-                <w:sz w:val="18"/>
-                <w:szCs w:val="18"/>
-              </w:rPr>
-              <w:t xml:space="preserve">–  Appreciating individual and community responsibility in addressing climate change</w:t>
-            </w:r>
-          </w:p>
-        </w:tc>
-      </w:tr>
-      <w:tr>
-        <w:tc>
-          <w:tcPr>
-            <w:tcW w:type="dxa" w:w="3000"/>
-            <w:shd w:fill="D5E8F0" w:color="auto" w:val="clear"/>
-            <w:tcMar>
-              <w:top w:type="dxa" w:w="60"/>
-              <w:left w:type="dxa" w:w="120"/>
-              <w:bottom w:type="dxa" w:w="60"/>
-              <w:right w:type="dxa" w:w="120"/>
-            </w:tcMar>
-            <w:vAlign w:val="top"/>
-          </w:tcPr>
-          <w:p>
-            <w:pPr>
-              <w:spacing w:after="40" w:before="0"/>
-              <w:jc w:val="left"/>
-            </w:pPr>
-            <w:r>
-              <w:rPr>
-                <w:rFonts w:ascii="Arial" w:cs="Arial" w:eastAsia="Arial" w:hAnsi="Arial"/>
-                <w:b/>
-                <w:bCs/>
-                <w:i w:val="false"/>
-                <w:iCs w:val="false"/>
-                <w:color w:val="000000"/>
-                <w:sz w:val="18"/>
-                <w:szCs w:val="18"/>
-              </w:rPr>
-              <w:t xml:space="preserve">Learning Outcomes</w:t>
-            </w:r>
-          </w:p>
-        </w:tc>
-        <w:tc>
-          <w:tcPr>
-            <w:tcW w:type="dxa" w:w="10680"/>
-            <w:shd w:fill="FFFFFF" w:color="auto" w:val="clear"/>
-            <w:tcMar>
-              <w:top w:type="dxa" w:w="60"/>
-              <w:left w:type="dxa" w:w="120"/>
-              <w:bottom w:type="dxa" w:w="60"/>
-              <w:right w:type="dxa" w:w="120"/>
-            </w:tcMar>
-            <w:vAlign w:val="top"/>
-          </w:tcPr>
-          <w:p>
-            <w:pPr>
-              <w:spacing w:after="40" w:before="0"/>
-              <w:jc w:val="left"/>
-            </w:pPr>
-            <w:r>
-              <w:rPr>
-                <w:rFonts w:ascii="Arial" w:cs="Arial" w:eastAsia="Arial" w:hAnsi="Arial"/>
-                <w:b w:val="false"/>
-                <w:bCs w:val="false"/>
-                <w:i w:val="false"/>
-                <w:iCs w:val="false"/>
-                <w:color w:val="000000"/>
-                <w:sz w:val="18"/>
-                <w:szCs w:val="18"/>
-              </w:rPr>
-              <w:t xml:space="preserve">By the end of the sub-strand, the learner should be able to:</w:t>
-            </w:r>
-          </w:p>
-          <w:p>
-            <w:pPr>
-              <w:spacing w:after="40" w:before="0"/>
-              <w:jc w:val="left"/>
-            </w:pPr>
-            <w:r>
-              <w:rPr>
-                <w:rFonts w:ascii="Arial" w:cs="Arial" w:eastAsia="Arial" w:hAnsi="Arial"/>
-                <w:b w:val="false"/>
-                <w:bCs w:val="false"/>
-                <w:i w:val="false"/>
-                <w:iCs w:val="false"/>
-                <w:color w:val="000000"/>
-                <w:sz w:val="18"/>
-                <w:szCs w:val="18"/>
-              </w:rPr>
-              <w:t xml:space="preserve">a) explain the greenhouse effect and how it maintains Earth's temperature,</w:t>
-            </w:r>
-          </w:p>
-          <w:p>
-            <w:pPr>
-              <w:spacing w:after="40" w:before="0"/>
-              <w:jc w:val="left"/>
-            </w:pPr>
-            <w:r>
-              <w:rPr>
-                <w:rFonts w:ascii="Arial" w:cs="Arial" w:eastAsia="Arial" w:hAnsi="Arial"/>
-                <w:b w:val="false"/>
-                <w:bCs w:val="false"/>
-                <w:i w:val="false"/>
-                <w:iCs w:val="false"/>
-                <w:color w:val="000000"/>
-                <w:sz w:val="18"/>
-                <w:szCs w:val="18"/>
-              </w:rPr>
-              <w:t xml:space="preserve">b) identify the major greenhouse gases and describe human activities in Kenya and globally that increase their concentrations,</w:t>
-            </w:r>
-          </w:p>
-          <w:p>
-            <w:pPr>
-              <w:spacing w:after="40" w:before="0"/>
-              <w:jc w:val="left"/>
-            </w:pPr>
-            <w:r>
-              <w:rPr>
-                <w:rFonts w:ascii="Arial" w:cs="Arial" w:eastAsia="Arial" w:hAnsi="Arial"/>
-                <w:b w:val="false"/>
-                <w:bCs w:val="false"/>
-                <w:i w:val="false"/>
-                <w:iCs w:val="false"/>
-                <w:color w:val="000000"/>
-                <w:sz w:val="18"/>
-                <w:szCs w:val="18"/>
-              </w:rPr>
-              <w:t xml:space="preserve">c) describe the role of the ozone layer in protecting life on Earth and explain how its depletion relates to climate change,</w:t>
-            </w:r>
-          </w:p>
-          <w:p>
-            <w:pPr>
-              <w:spacing w:after="40" w:before="0"/>
-              <w:jc w:val="left"/>
-            </w:pPr>
-            <w:r>
-              <w:rPr>
-                <w:rFonts w:ascii="Arial" w:cs="Arial" w:eastAsia="Arial" w:hAnsi="Arial"/>
-                <w:b w:val="false"/>
-                <w:bCs w:val="false"/>
-                <w:i w:val="false"/>
-                <w:iCs w:val="false"/>
-                <w:color w:val="000000"/>
-                <w:sz w:val="18"/>
-                <w:szCs w:val="18"/>
-              </w:rPr>
-              <w:t xml:space="preserve">d) analyse the effects of global warming and climate change on the Kenyan environment, food systems, water bodies, and communities,</w:t>
-            </w:r>
-          </w:p>
-          <w:p>
-            <w:pPr>
-              <w:spacing w:after="40" w:before="0"/>
-              <w:jc w:val="left"/>
-            </w:pPr>
-            <w:r>
-              <w:rPr>
-                <w:rFonts w:ascii="Arial" w:cs="Arial" w:eastAsia="Arial" w:hAnsi="Arial"/>
-                <w:b w:val="false"/>
-                <w:bCs w:val="false"/>
-                <w:i w:val="false"/>
-                <w:iCs w:val="false"/>
-                <w:color w:val="000000"/>
-                <w:sz w:val="18"/>
-                <w:szCs w:val="18"/>
-              </w:rPr>
-              <w:t xml:space="preserve">e) evaluate mitigation and adaptation strategies for addressing climate change at local, national, and global levels,</w:t>
-            </w:r>
-          </w:p>
-          <w:p>
-            <w:pPr>
-              <w:spacing w:after="40" w:before="0"/>
-              <w:jc w:val="left"/>
-            </w:pPr>
-            <w:r>
-              <w:rPr>
-                <w:rFonts w:ascii="Arial" w:cs="Arial" w:eastAsia="Arial" w:hAnsi="Arial"/>
-                <w:b w:val="false"/>
-                <w:bCs w:val="false"/>
-                <w:i w:val="false"/>
-                <w:iCs w:val="false"/>
-                <w:color w:val="000000"/>
-                <w:sz w:val="18"/>
-                <w:szCs w:val="18"/>
-              </w:rPr>
-              <w:t xml:space="preserve">f) appreciate the importance of individual and collective responsibility in responding to climate change.</w:t>
-            </w:r>
-          </w:p>
-        </w:tc>
-      </w:tr>
-      <w:tr>
-        <w:tc>
-          <w:tcPr>
-            <w:tcW w:type="dxa" w:w="3000"/>
-            <w:shd w:fill="D5E8F0" w:color="auto" w:val="clear"/>
-            <w:tcMar>
-              <w:top w:type="dxa" w:w="60"/>
-              <w:left w:type="dxa" w:w="120"/>
-              <w:bottom w:type="dxa" w:w="60"/>
-              <w:right w:type="dxa" w:w="120"/>
-            </w:tcMar>
-            <w:vAlign w:val="top"/>
-          </w:tcPr>
-          <w:p>
-            <w:pPr>
-              <w:spacing w:after="40" w:before="0"/>
-              <w:jc w:val="left"/>
-            </w:pPr>
-            <w:r>
-              <w:rPr>
-                <w:rFonts w:ascii="Arial" w:cs="Arial" w:eastAsia="Arial" w:hAnsi="Arial"/>
-                <w:b/>
-                <w:bCs/>
-                <w:i w:val="false"/>
-                <w:iCs w:val="false"/>
-                <w:color w:val="000000"/>
-                <w:sz w:val="18"/>
-                <w:szCs w:val="18"/>
-              </w:rPr>
-              <w:t xml:space="preserve">Core Competencies</w:t>
-            </w:r>
-          </w:p>
-        </w:tc>
-        <w:tc>
-          <w:tcPr>
-            <w:tcW w:type="dxa" w:w="10680"/>
-            <w:shd w:fill="FFFFFF" w:color="auto" w:val="clear"/>
-            <w:tcMar>
-              <w:top w:type="dxa" w:w="60"/>
-              <w:left w:type="dxa" w:w="120"/>
-              <w:bottom w:type="dxa" w:w="60"/>
-              <w:right w:type="dxa" w:w="120"/>
-            </w:tcMar>
-            <w:vAlign w:val="top"/>
-          </w:tcPr>
-          <w:p>
-            <w:pPr>
-              <w:spacing w:after="30" w:before="0"/>
-              <w:ind w:left="360" w:hanging="180"/>
-              <w:jc w:val="left"/>
-            </w:pPr>
-            <w:r>
-              <w:rPr>
-                <w:rFonts w:ascii="Arial" w:cs="Arial" w:eastAsia="Arial" w:hAnsi="Arial"/>
-                <w:b w:val="false"/>
-                <w:bCs w:val="false"/>
-                <w:i w:val="false"/>
-                <w:iCs w:val="false"/>
-                <w:color w:val="000000"/>
-                <w:sz w:val="18"/>
-                <w:szCs w:val="18"/>
-              </w:rPr>
-              <w:t xml:space="preserve">–  Communication and Collaboration: learners work in groups to research and present findings on the causes and effects of climate change in Kenya, embracing teamwork and contributing to shared decisions during discussions and model-building activities.</w:t>
-            </w:r>
-          </w:p>
-          <w:p>
-            <w:pPr>
-              <w:spacing w:after="30" w:before="0"/>
-              <w:ind w:left="360" w:hanging="180"/>
-              <w:jc w:val="left"/>
-            </w:pPr>
-            <w:r>
-              <w:rPr>
-                <w:rFonts w:ascii="Arial" w:cs="Arial" w:eastAsia="Arial" w:hAnsi="Arial"/>
-                <w:b w:val="false"/>
-                <w:bCs w:val="false"/>
-                <w:i w:val="false"/>
-                <w:iCs w:val="false"/>
-                <w:color w:val="000000"/>
-                <w:sz w:val="18"/>
-                <w:szCs w:val="18"/>
-              </w:rPr>
-              <w:t xml:space="preserve">–  Critical Thinking and Problem Solving: learners analyse NASA climate data, PhET simulations, and LabXchange modules to evaluate evidence for global warming, draw conclusions, and propose locally relevant mitigation strategies.</w:t>
-            </w:r>
-          </w:p>
-          <w:p>
-            <w:pPr>
-              <w:spacing w:after="30" w:before="0"/>
-              <w:ind w:left="360" w:hanging="180"/>
-              <w:jc w:val="left"/>
-            </w:pPr>
-            <w:r>
-              <w:rPr>
-                <w:rFonts w:ascii="Arial" w:cs="Arial" w:eastAsia="Arial" w:hAnsi="Arial"/>
-                <w:b w:val="false"/>
-                <w:bCs w:val="false"/>
-                <w:i w:val="false"/>
-                <w:iCs w:val="false"/>
-                <w:color w:val="000000"/>
-                <w:sz w:val="18"/>
-                <w:szCs w:val="18"/>
-              </w:rPr>
-              <w:t xml:space="preserve">–  Learning to Learn: learners practise independent inquiry by using internet articles, UNEP data portals, and UN Climate Action resources to deepen their understanding of ozone depletion and climate mitigation, reflecting on how their understanding grows across lessons.</w:t>
-            </w:r>
-          </w:p>
-          <w:p>
-            <w:pPr>
-              <w:spacing w:after="30" w:before="0"/>
-              <w:ind w:left="360" w:hanging="180"/>
-              <w:jc w:val="left"/>
-            </w:pPr>
-            <w:r>
-              <w:rPr>
-                <w:rFonts w:ascii="Arial" w:cs="Arial" w:eastAsia="Arial" w:hAnsi="Arial"/>
-                <w:b w:val="false"/>
-                <w:bCs w:val="false"/>
-                <w:i w:val="false"/>
-                <w:iCs w:val="false"/>
-                <w:color w:val="000000"/>
-                <w:sz w:val="18"/>
-                <w:szCs w:val="18"/>
-              </w:rPr>
-              <w:t xml:space="preserve">–  Digital Literacy: learners interact with digital tools — including PhET simulations, LabXchange modules, NASA data portals, and YouTube documentaries — to gather, interpret, and present evidence on climate change phenomena.</w:t>
-            </w:r>
-          </w:p>
-          <w:p>
-            <w:pPr>
-              <w:spacing w:after="30" w:before="0"/>
-              <w:ind w:left="360" w:hanging="180"/>
-              <w:jc w:val="left"/>
-            </w:pPr>
-            <w:r>
-              <w:rPr>
-                <w:rFonts w:ascii="Arial" w:cs="Arial" w:eastAsia="Arial" w:hAnsi="Arial"/>
-                <w:b w:val="false"/>
-                <w:bCs w:val="false"/>
-                <w:i w:val="false"/>
-                <w:iCs w:val="false"/>
-                <w:color w:val="000000"/>
-                <w:sz w:val="18"/>
-                <w:szCs w:val="18"/>
-              </w:rPr>
-              <w:t xml:space="preserve">–  Citizenship: learners connect global climate science to local Kenyan contexts (Rift Valley droughts, Kisumu floods, Kericho tea-farming disruptions), developing a sense of civic responsibility toward environmental stewardship.</w:t>
-            </w:r>
-          </w:p>
-        </w:tc>
-      </w:tr>
-      <w:tr>
-        <w:tc>
-          <w:tcPr>
-            <w:tcW w:type="dxa" w:w="3000"/>
-            <w:shd w:fill="E2EFDA" w:color="auto" w:val="clear"/>
-            <w:tcMar>
-              <w:top w:type="dxa" w:w="60"/>
-              <w:left w:type="dxa" w:w="120"/>
-              <w:bottom w:type="dxa" w:w="60"/>
-              <w:right w:type="dxa" w:w="120"/>
-            </w:tcMar>
-            <w:vAlign w:val="top"/>
-          </w:tcPr>
-          <w:p>
-            <w:pPr>
-              <w:spacing w:after="40" w:before="0"/>
-              <w:jc w:val="left"/>
-            </w:pPr>
-            <w:r>
-              <w:rPr>
-                <w:rFonts w:ascii="Arial" w:cs="Arial" w:eastAsia="Arial" w:hAnsi="Arial"/>
-                <w:b/>
-                <w:bCs/>
-                <w:i w:val="false"/>
-                <w:iCs w:val="false"/>
-                <w:color w:val="000000"/>
-                <w:sz w:val="18"/>
-                <w:szCs w:val="18"/>
-              </w:rPr>
-              <w:t xml:space="preserve">Core Values</w:t>
-            </w:r>
-          </w:p>
-        </w:tc>
-        <w:tc>
-          <w:tcPr>
-            <w:tcW w:type="dxa" w:w="10680"/>
-            <w:shd w:fill="FFFFFF" w:color="auto" w:val="clear"/>
-            <w:tcMar>
-              <w:top w:type="dxa" w:w="60"/>
-              <w:left w:type="dxa" w:w="120"/>
-              <w:bottom w:type="dxa" w:w="60"/>
-              <w:right w:type="dxa" w:w="120"/>
-            </w:tcMar>
-            <w:vAlign w:val="top"/>
-          </w:tcPr>
-          <w:p>
-            <w:pPr>
-              <w:spacing w:after="30" w:before="0"/>
-              <w:ind w:left="360" w:hanging="180"/>
-              <w:jc w:val="left"/>
-            </w:pPr>
-            <w:r>
-              <w:rPr>
-                <w:rFonts w:ascii="Arial" w:cs="Arial" w:eastAsia="Arial" w:hAnsi="Arial"/>
-                <w:b w:val="false"/>
-                <w:bCs w:val="false"/>
-                <w:i w:val="false"/>
-                <w:iCs w:val="false"/>
-                <w:color w:val="000000"/>
-                <w:sz w:val="18"/>
-                <w:szCs w:val="18"/>
-              </w:rPr>
-              <w:t xml:space="preserve">–  Responsibility: the learner demonstrates personal and community accountability by identifying how everyday choices (energy use, waste disposal, deforestation) contribute to or reduce greenhouse gas emissions in the Kenyan context.</w:t>
-            </w:r>
-          </w:p>
-          <w:p>
-            <w:pPr>
-              <w:spacing w:after="30" w:before="0"/>
-              <w:ind w:left="360" w:hanging="180"/>
-              <w:jc w:val="left"/>
-            </w:pPr>
-            <w:r>
-              <w:rPr>
-                <w:rFonts w:ascii="Arial" w:cs="Arial" w:eastAsia="Arial" w:hAnsi="Arial"/>
-                <w:b w:val="false"/>
-                <w:bCs w:val="false"/>
-                <w:i w:val="false"/>
-                <w:iCs w:val="false"/>
-                <w:color w:val="000000"/>
-                <w:sz w:val="18"/>
-                <w:szCs w:val="18"/>
-              </w:rPr>
-              <w:t xml:space="preserve">–  Respect: the learner demonstrates open-mindedness and appreciates diverse opinions when discussing the lived experiences of communities affected by climate change across different regions of Kenya.</w:t>
-            </w:r>
-          </w:p>
-          <w:p>
-            <w:pPr>
-              <w:spacing w:after="30" w:before="0"/>
-              <w:ind w:left="360" w:hanging="180"/>
-              <w:jc w:val="left"/>
-            </w:pPr>
-            <w:r>
-              <w:rPr>
-                <w:rFonts w:ascii="Arial" w:cs="Arial" w:eastAsia="Arial" w:hAnsi="Arial"/>
-                <w:b w:val="false"/>
-                <w:bCs w:val="false"/>
-                <w:i w:val="false"/>
-                <w:iCs w:val="false"/>
-                <w:color w:val="000000"/>
-                <w:sz w:val="18"/>
-                <w:szCs w:val="18"/>
-              </w:rPr>
-              <w:t xml:space="preserve">–  Unity: the learner recognises that climate change is a shared challenge requiring collective action — from local farmers in the Rift Valley to international policymakers — and embraces a spirit of cooperation in designing mitigation solutions.</w:t>
-            </w:r>
-          </w:p>
-          <w:p>
-            <w:pPr>
-              <w:spacing w:after="30" w:before="0"/>
-              <w:ind w:left="360" w:hanging="180"/>
-              <w:jc w:val="left"/>
-            </w:pPr>
-            <w:r>
-              <w:rPr>
-                <w:rFonts w:ascii="Arial" w:cs="Arial" w:eastAsia="Arial" w:hAnsi="Arial"/>
-                <w:b w:val="false"/>
-                <w:bCs w:val="false"/>
-                <w:i w:val="false"/>
-                <w:iCs w:val="false"/>
-                <w:color w:val="000000"/>
-                <w:sz w:val="18"/>
-                <w:szCs w:val="18"/>
-              </w:rPr>
-              <w:t xml:space="preserve">–  Social Justice: the learner acknowledges that the communities least responsible for greenhouse gas emissions (e.g., rural Kenyan subsistence farmers) often bear the heaviest burden of climate change impacts, fostering empathy and equity-oriented thinking.</w:t>
-            </w:r>
-          </w:p>
-        </w:tc>
-      </w:tr>
-      <w:tr>
-        <w:tc>
-          <w:tcPr>
-            <w:tcW w:type="dxa" w:w="3000"/>
-            <w:shd w:fill="D5E8F0" w:color="auto" w:val="clear"/>
-            <w:tcMar>
-              <w:top w:type="dxa" w:w="60"/>
-              <w:left w:type="dxa" w:w="120"/>
-              <w:bottom w:type="dxa" w:w="60"/>
-              <w:right w:type="dxa" w:w="120"/>
-            </w:tcMar>
-            <w:vAlign w:val="top"/>
-          </w:tcPr>
-          <w:p>
-            <w:pPr>
-              <w:spacing w:after="40" w:before="0"/>
-              <w:jc w:val="left"/>
-            </w:pPr>
-            <w:r>
-              <w:rPr>
-                <w:rFonts w:ascii="Arial" w:cs="Arial" w:eastAsia="Arial" w:hAnsi="Arial"/>
-                <w:b/>
-                <w:bCs/>
-                <w:i w:val="false"/>
-                <w:iCs w:val="false"/>
-                <w:color w:val="000000"/>
-                <w:sz w:val="18"/>
-                <w:szCs w:val="18"/>
-              </w:rPr>
-              <w:t xml:space="preserve">Science &amp; Engineering Practices</w:t>
-            </w:r>
-          </w:p>
-        </w:tc>
-        <w:tc>
-          <w:tcPr>
-            <w:tcW w:type="dxa" w:w="10680"/>
-            <w:shd w:fill="FFFFFF" w:color="auto" w:val="clear"/>
-            <w:tcMar>
-              <w:top w:type="dxa" w:w="60"/>
-              <w:left w:type="dxa" w:w="120"/>
-              <w:bottom w:type="dxa" w:w="60"/>
-              <w:right w:type="dxa" w:w="120"/>
-            </w:tcMar>
-            <w:vAlign w:val="top"/>
-          </w:tcPr>
-          <w:p>
-            <w:pPr>
-              <w:spacing w:after="30" w:before="0"/>
-              <w:ind w:left="360" w:hanging="180"/>
-              <w:jc w:val="left"/>
-            </w:pPr>
-            <w:r>
-              <w:rPr>
-                <w:rFonts w:ascii="Arial" w:cs="Arial" w:eastAsia="Arial" w:hAnsi="Arial"/>
-                <w:b w:val="false"/>
-                <w:bCs w:val="false"/>
-                <w:i w:val="false"/>
-                <w:iCs w:val="false"/>
-                <w:color w:val="000000"/>
-                <w:sz w:val="18"/>
-                <w:szCs w:val="18"/>
-              </w:rPr>
-              <w:t xml:space="preserve">–  Asking Questions and Defining Problems: learners generate and refine questions about why Kenya's climate patterns are shifting — e.g., why is the long rain season becoming unpredictable in Kericho? — to anchor their investigation of the greenhouse effect.</w:t>
-            </w:r>
-          </w:p>
-          <w:p>
-            <w:pPr>
-              <w:spacing w:after="30" w:before="0"/>
-              <w:ind w:left="360" w:hanging="180"/>
-              <w:jc w:val="left"/>
-            </w:pPr>
-            <w:r>
-              <w:rPr>
-                <w:rFonts w:ascii="Arial" w:cs="Arial" w:eastAsia="Arial" w:hAnsi="Arial"/>
-                <w:b w:val="false"/>
-                <w:bCs w:val="false"/>
-                <w:i w:val="false"/>
-                <w:iCs w:val="false"/>
-                <w:color w:val="000000"/>
-                <w:sz w:val="18"/>
-                <w:szCs w:val="18"/>
-              </w:rPr>
-              <w:t xml:space="preserve">–  Developing and Using Models: learners build and iteratively revise a physical/conceptual model of the greenhouse effect, adding layers across lessons to show energy absorption, re-radiation, and the role of specific greenhouse gases.</w:t>
-            </w:r>
-          </w:p>
-          <w:p>
-            <w:pPr>
-              <w:spacing w:after="30" w:before="0"/>
-              <w:ind w:left="360" w:hanging="180"/>
-              <w:jc w:val="left"/>
-            </w:pPr>
-            <w:r>
-              <w:rPr>
-                <w:rFonts w:ascii="Arial" w:cs="Arial" w:eastAsia="Arial" w:hAnsi="Arial"/>
-                <w:b w:val="false"/>
-                <w:bCs w:val="false"/>
-                <w:i w:val="false"/>
-                <w:iCs w:val="false"/>
-                <w:color w:val="000000"/>
-                <w:sz w:val="18"/>
-                <w:szCs w:val="18"/>
-              </w:rPr>
-              <w:t xml:space="preserve">–  Planning and Carrying Out Investigations: learners engage with PhET and LabXchange simulations as structured investigations, varying greenhouse gas concentrations and observing temperature changes to gather evidence.</w:t>
-            </w:r>
-          </w:p>
-          <w:p>
-            <w:pPr>
-              <w:spacing w:after="30" w:before="0"/>
-              <w:ind w:left="360" w:hanging="180"/>
-              <w:jc w:val="left"/>
-            </w:pPr>
-            <w:r>
-              <w:rPr>
-                <w:rFonts w:ascii="Arial" w:cs="Arial" w:eastAsia="Arial" w:hAnsi="Arial"/>
-                <w:b w:val="false"/>
-                <w:bCs w:val="false"/>
-                <w:i w:val="false"/>
-                <w:iCs w:val="false"/>
-                <w:color w:val="000000"/>
-                <w:sz w:val="18"/>
-                <w:szCs w:val="18"/>
-              </w:rPr>
-              <w:t xml:space="preserve">–  Analysing and Interpreting Data: learners examine NASA climate datasets, UNEP ozone data, and local Kenyan meteorological records to identify trends, anomalies, and causal relationships between emissions and observed warming.</w:t>
-            </w:r>
-          </w:p>
-          <w:p>
-            <w:pPr>
-              <w:spacing w:after="30" w:before="0"/>
-              <w:ind w:left="360" w:hanging="180"/>
-              <w:jc w:val="left"/>
-            </w:pPr>
-            <w:r>
-              <w:rPr>
-                <w:rFonts w:ascii="Arial" w:cs="Arial" w:eastAsia="Arial" w:hAnsi="Arial"/>
-                <w:b w:val="false"/>
-                <w:bCs w:val="false"/>
-                <w:i w:val="false"/>
-                <w:iCs w:val="false"/>
-                <w:color w:val="000000"/>
-                <w:sz w:val="18"/>
-                <w:szCs w:val="18"/>
-              </w:rPr>
-              <w:t xml:space="preserve">–  Constructing Explanations: learners use gathered evidence to construct written and verbal explanations of the greenhouse effect mechanism, global warming, and ozone depletion, grounding their explanations in data.</w:t>
-            </w:r>
-          </w:p>
-          <w:p>
-            <w:pPr>
-              <w:spacing w:after="30" w:before="0"/>
-              <w:ind w:left="360" w:hanging="180"/>
-              <w:jc w:val="left"/>
-            </w:pPr>
-            <w:r>
-              <w:rPr>
-                <w:rFonts w:ascii="Arial" w:cs="Arial" w:eastAsia="Arial" w:hAnsi="Arial"/>
-                <w:b w:val="false"/>
-                <w:bCs w:val="false"/>
-                <w:i w:val="false"/>
-                <w:iCs w:val="false"/>
-                <w:color w:val="000000"/>
-                <w:sz w:val="18"/>
-                <w:szCs w:val="18"/>
-              </w:rPr>
-              <w:t xml:space="preserve">–  Engaging in Argument from Evidence: learners evaluate competing claims about the primary drivers of climate change and defend proposed mitigation strategies using evidence from simulations, data portals, and documentary sources.</w:t>
-            </w:r>
-          </w:p>
-          <w:p>
-            <w:pPr>
-              <w:spacing w:after="30" w:before="0"/>
-              <w:ind w:left="360" w:hanging="180"/>
-              <w:jc w:val="left"/>
-            </w:pPr>
-            <w:r>
-              <w:rPr>
-                <w:rFonts w:ascii="Arial" w:cs="Arial" w:eastAsia="Arial" w:hAnsi="Arial"/>
-                <w:b w:val="false"/>
-                <w:bCs w:val="false"/>
-                <w:i w:val="false"/>
-                <w:iCs w:val="false"/>
-                <w:color w:val="000000"/>
-                <w:sz w:val="18"/>
-                <w:szCs w:val="18"/>
-              </w:rPr>
-              <w:t xml:space="preserve">–  Obtaining, Evaluating, and Communicating Information: learners critically assess internet articles, YouTube documentaries, and UN reports for reliability and bias, then communicate synthesised findings through posters, presentations, and the Driving Question Board.</w:t>
-            </w:r>
-          </w:p>
-        </w:tc>
-      </w:tr>
-      <w:tr>
-        <w:tc>
-          <w:tcPr>
-            <w:tcW w:type="dxa" w:w="3000"/>
-            <w:shd w:fill="FCE4D6" w:color="auto" w:val="clear"/>
-            <w:tcMar>
-              <w:top w:type="dxa" w:w="60"/>
-              <w:left w:type="dxa" w:w="120"/>
-              <w:bottom w:type="dxa" w:w="60"/>
-              <w:right w:type="dxa" w:w="120"/>
-            </w:tcMar>
-            <w:vAlign w:val="top"/>
-          </w:tcPr>
-          <w:p>
-            <w:pPr>
-              <w:spacing w:after="40" w:before="0"/>
-              <w:jc w:val="left"/>
-            </w:pPr>
-            <w:r>
-              <w:rPr>
-                <w:rFonts w:ascii="Arial" w:cs="Arial" w:eastAsia="Arial" w:hAnsi="Arial"/>
-                <w:b/>
-                <w:bCs/>
-                <w:i w:val="false"/>
-                <w:iCs w:val="false"/>
-                <w:color w:val="000000"/>
-                <w:sz w:val="18"/>
-                <w:szCs w:val="18"/>
-              </w:rPr>
-              <w:t xml:space="preserve">Pertinent &amp; Contemporary Issues (PCIs)</w:t>
-            </w:r>
-          </w:p>
-        </w:tc>
-        <w:tc>
-          <w:tcPr>
-            <w:tcW w:type="dxa" w:w="10680"/>
-            <w:shd w:fill="FFFFFF" w:color="auto" w:val="clear"/>
-            <w:tcMar>
-              <w:top w:type="dxa" w:w="60"/>
-              <w:left w:type="dxa" w:w="120"/>
-              <w:bottom w:type="dxa" w:w="60"/>
-              <w:right w:type="dxa" w:w="120"/>
-            </w:tcMar>
-            <w:vAlign w:val="top"/>
-          </w:tcPr>
-          <w:p>
-            <w:pPr>
-              <w:spacing w:after="30" w:before="0"/>
-              <w:ind w:left="360" w:hanging="180"/>
-              <w:jc w:val="left"/>
-            </w:pPr>
-            <w:r>
-              <w:rPr>
-                <w:rFonts w:ascii="Arial" w:cs="Arial" w:eastAsia="Arial" w:hAnsi="Arial"/>
-                <w:b w:val="false"/>
-                <w:bCs w:val="false"/>
-                <w:i w:val="false"/>
-                <w:iCs w:val="false"/>
-                <w:color w:val="000000"/>
-                <w:sz w:val="18"/>
-                <w:szCs w:val="18"/>
-              </w:rPr>
-              <w:t xml:space="preserve">–  Environmental Education: the entire sub-strand is rooted in environmental stewardship — learners directly connect the physics of the greenhouse effect to real degradation of Kenyan ecosystems, water bodies, and agricultural land, fostering pro-environmental attitudes and behaviours.</w:t>
-            </w:r>
-          </w:p>
-          <w:p>
-            <w:pPr>
-              <w:spacing w:after="30" w:before="0"/>
-              <w:ind w:left="360" w:hanging="180"/>
-              <w:jc w:val="left"/>
-            </w:pPr>
-            <w:r>
-              <w:rPr>
-                <w:rFonts w:ascii="Arial" w:cs="Arial" w:eastAsia="Arial" w:hAnsi="Arial"/>
-                <w:b w:val="false"/>
-                <w:bCs w:val="false"/>
-                <w:i w:val="false"/>
-                <w:iCs w:val="false"/>
-                <w:color w:val="000000"/>
-                <w:sz w:val="18"/>
-                <w:szCs w:val="18"/>
-              </w:rPr>
-              <w:t xml:space="preserve">–  Climate Change Education: learners engage with current, locally relevant climate data (Kenyan NDCs, UNEP reports, NASA records) to understand the urgency of climate action and Kenya's role in global mitigation efforts.</w:t>
-            </w:r>
-          </w:p>
-          <w:p>
-            <w:pPr>
-              <w:spacing w:after="30" w:before="0"/>
-              <w:ind w:left="360" w:hanging="180"/>
-              <w:jc w:val="left"/>
-            </w:pPr>
-            <w:r>
-              <w:rPr>
-                <w:rFonts w:ascii="Arial" w:cs="Arial" w:eastAsia="Arial" w:hAnsi="Arial"/>
-                <w:b w:val="false"/>
-                <w:bCs w:val="false"/>
-                <w:i w:val="false"/>
-                <w:iCs w:val="false"/>
-                <w:color w:val="000000"/>
-                <w:sz w:val="18"/>
-                <w:szCs w:val="18"/>
-              </w:rPr>
-              <w:t xml:space="preserve">–  Gender Disparity: learners examine how climate change disproportionately affects women and girls in Kenya (e.g., increased distances to fetch water during droughts, reduced school attendance during floods), and address misconceptions that physics and environmental science are not fields for girls.</w:t>
-            </w:r>
-          </w:p>
-          <w:p>
-            <w:pPr>
-              <w:spacing w:after="30" w:before="0"/>
-              <w:ind w:left="360" w:hanging="180"/>
-              <w:jc w:val="left"/>
-            </w:pPr>
-            <w:r>
-              <w:rPr>
-                <w:rFonts w:ascii="Arial" w:cs="Arial" w:eastAsia="Arial" w:hAnsi="Arial"/>
-                <w:b w:val="false"/>
-                <w:bCs w:val="false"/>
-                <w:i w:val="false"/>
-                <w:iCs w:val="false"/>
-                <w:color w:val="000000"/>
-                <w:sz w:val="18"/>
-                <w:szCs w:val="18"/>
-              </w:rPr>
-              <w:t xml:space="preserve">–  Sustainable Development Goals (SDGs): learners explicitly connect their study to SDG 13 (Climate Action), SDG 15 (Life on Land), and SDG 6 (Clean Water and Sanitation), understanding physics as a tool for achieving sustainable development in Kenya.</w:t>
-            </w:r>
-          </w:p>
-        </w:tc>
-      </w:tr>
-      <w:tr>
-        <w:tc>
-          <w:tcPr>
-            <w:tcW w:type="dxa" w:w="3000"/>
-            <w:shd w:fill="D9EEF1" w:color="auto" w:val="clear"/>
-            <w:tcMar>
-              <w:top w:type="dxa" w:w="60"/>
-              <w:left w:type="dxa" w:w="120"/>
-              <w:bottom w:type="dxa" w:w="60"/>
-              <w:right w:type="dxa" w:w="120"/>
-            </w:tcMar>
-            <w:vAlign w:val="top"/>
-          </w:tcPr>
-          <w:p>
-            <w:pPr>
-              <w:spacing w:after="40" w:before="0"/>
-              <w:jc w:val="left"/>
-            </w:pPr>
-            <w:r>
-              <w:rPr>
-                <w:rFonts w:ascii="Arial" w:cs="Arial" w:eastAsia="Arial" w:hAnsi="Arial"/>
-                <w:b/>
-                <w:bCs/>
-                <w:i w:val="false"/>
-                <w:iCs w:val="false"/>
-                <w:color w:val="000000"/>
-                <w:sz w:val="18"/>
-                <w:szCs w:val="18"/>
-              </w:rPr>
-              <w:t xml:space="preserve">Career Connections</w:t>
-            </w:r>
-          </w:p>
-        </w:tc>
-        <w:tc>
-          <w:tcPr>
-            <w:tcW w:type="dxa" w:w="10680"/>
-            <w:shd w:fill="FFFFFF" w:color="auto" w:val="clear"/>
-            <w:tcMar>
-              <w:top w:type="dxa" w:w="60"/>
-              <w:left w:type="dxa" w:w="120"/>
-              <w:bottom w:type="dxa" w:w="60"/>
-              <w:right w:type="dxa" w:w="120"/>
-            </w:tcMar>
-            <w:vAlign w:val="top"/>
-          </w:tcPr>
-          <w:p>
-            <w:pPr>
-              <w:spacing w:after="30" w:before="0"/>
-              <w:ind w:left="360" w:hanging="180"/>
-              <w:jc w:val="left"/>
-            </w:pPr>
-            <w:r>
-              <w:rPr>
-                <w:rFonts w:ascii="Arial" w:cs="Arial" w:eastAsia="Arial" w:hAnsi="Arial"/>
-                <w:b w:val="false"/>
-                <w:bCs w:val="false"/>
-                <w:i w:val="false"/>
-                <w:iCs w:val="false"/>
-                <w:color w:val="000000"/>
-                <w:sz w:val="18"/>
-                <w:szCs w:val="18"/>
-              </w:rPr>
-              <w:t xml:space="preserve">–  Meteorologist / Climate Scientist: understanding the greenhouse effect and climate data analysis is foundational for careers at the Kenya Meteorological Department or international climate research institutions.</w:t>
-            </w:r>
-          </w:p>
-          <w:p>
-            <w:pPr>
-              <w:spacing w:after="30" w:before="0"/>
-              <w:ind w:left="360" w:hanging="180"/>
-              <w:jc w:val="left"/>
-            </w:pPr>
-            <w:r>
-              <w:rPr>
-                <w:rFonts w:ascii="Arial" w:cs="Arial" w:eastAsia="Arial" w:hAnsi="Arial"/>
-                <w:b w:val="false"/>
-                <w:bCs w:val="false"/>
-                <w:i w:val="false"/>
-                <w:iCs w:val="false"/>
-                <w:color w:val="000000"/>
-                <w:sz w:val="18"/>
-                <w:szCs w:val="18"/>
-              </w:rPr>
-              <w:t xml:space="preserve">–  Environmental Engineer: knowledge of climate change mitigation informs the design of renewable energy systems, green buildings, and sustainable water infrastructure across Kenya.</w:t>
-            </w:r>
-          </w:p>
-          <w:p>
-            <w:pPr>
-              <w:spacing w:after="30" w:before="0"/>
-              <w:ind w:left="360" w:hanging="180"/>
-              <w:jc w:val="left"/>
-            </w:pPr>
-            <w:r>
-              <w:rPr>
-                <w:rFonts w:ascii="Arial" w:cs="Arial" w:eastAsia="Arial" w:hAnsi="Arial"/>
-                <w:b w:val="false"/>
-                <w:bCs w:val="false"/>
-                <w:i w:val="false"/>
-                <w:iCs w:val="false"/>
-                <w:color w:val="000000"/>
-                <w:sz w:val="18"/>
-                <w:szCs w:val="18"/>
-              </w:rPr>
-              <w:t xml:space="preserve">–  Agricultural Scientist / Agronomist: understanding shifting rainfall patterns and temperature rises is critical for developing climate-resilient crop varieties and farming practices for Kenyan staple foods like maize, beans, and tea.</w:t>
-            </w:r>
-          </w:p>
-          <w:p>
-            <w:pPr>
-              <w:spacing w:after="30" w:before="0"/>
-              <w:ind w:left="360" w:hanging="180"/>
-              <w:jc w:val="left"/>
-            </w:pPr>
-            <w:r>
-              <w:rPr>
-                <w:rFonts w:ascii="Arial" w:cs="Arial" w:eastAsia="Arial" w:hAnsi="Arial"/>
-                <w:b w:val="false"/>
-                <w:bCs w:val="false"/>
-                <w:i w:val="false"/>
-                <w:iCs w:val="false"/>
-                <w:color w:val="000000"/>
-                <w:sz w:val="18"/>
-                <w:szCs w:val="18"/>
-              </w:rPr>
-              <w:t xml:space="preserve">–  Renewable Energy Technologist: the sub-strand's focus on mitigation measures directly connects to careers in solar, wind, and geothermal energy — sectors of major growth in Kenya (e.g., Lake Turkana Wind Power, Olkaria Geothermal).</w:t>
-            </w:r>
-          </w:p>
-          <w:p>
-            <w:pPr>
-              <w:spacing w:after="30" w:before="0"/>
-              <w:ind w:left="360" w:hanging="180"/>
-              <w:jc w:val="left"/>
-            </w:pPr>
-            <w:r>
-              <w:rPr>
-                <w:rFonts w:ascii="Arial" w:cs="Arial" w:eastAsia="Arial" w:hAnsi="Arial"/>
-                <w:b w:val="false"/>
-                <w:bCs w:val="false"/>
-                <w:i w:val="false"/>
-                <w:iCs w:val="false"/>
-                <w:color w:val="000000"/>
-                <w:sz w:val="18"/>
-                <w:szCs w:val="18"/>
-              </w:rPr>
-              <w:t xml:space="preserve">–  Policy Analyst / Environmental Lawyer: learners who engage with the Paris Agreement and Kenya's NDCs develop awareness of careers in climate policy, environmental law, and international climate negotiations.</w:t>
-            </w:r>
-          </w:p>
-          <w:p>
-            <w:pPr>
-              <w:spacing w:after="30" w:before="0"/>
-              <w:ind w:left="360" w:hanging="180"/>
-              <w:jc w:val="left"/>
-            </w:pPr>
-            <w:r>
-              <w:rPr>
-                <w:rFonts w:ascii="Arial" w:cs="Arial" w:eastAsia="Arial" w:hAnsi="Arial"/>
-                <w:b w:val="false"/>
-                <w:bCs w:val="false"/>
-                <w:i w:val="false"/>
-                <w:iCs w:val="false"/>
-                <w:color w:val="000000"/>
-                <w:sz w:val="18"/>
-                <w:szCs w:val="18"/>
-              </w:rPr>
-              <w:t xml:space="preserve">–  Science Journalist / Educator: skills in evaluating and communicating climate information prepare learners for careers in science communication, documentary production, or teaching environmental science.</w:t>
-            </w:r>
-          </w:p>
-        </w:tc>
-      </w:tr>
-      <w:tr>
-        <w:tc>
-          <w:tcPr>
-            <w:tcW w:type="dxa" w:w="3000"/>
-            <w:shd w:fill="D5E8F0" w:color="auto" w:val="clear"/>
-            <w:tcMar>
-              <w:top w:type="dxa" w:w="60"/>
-              <w:left w:type="dxa" w:w="120"/>
-              <w:bottom w:type="dxa" w:w="60"/>
-              <w:right w:type="dxa" w:w="120"/>
-            </w:tcMar>
-            <w:vAlign w:val="top"/>
-          </w:tcPr>
-          <w:p>
-            <w:pPr>
-              <w:spacing w:after="40" w:before="0"/>
-              <w:jc w:val="left"/>
-            </w:pPr>
-            <w:r>
-              <w:rPr>
-                <w:rFonts w:ascii="Arial" w:cs="Arial" w:eastAsia="Arial" w:hAnsi="Arial"/>
-                <w:b/>
-                <w:bCs/>
-                <w:i w:val="false"/>
-                <w:iCs w:val="false"/>
-                <w:color w:val="000000"/>
-                <w:sz w:val="18"/>
-                <w:szCs w:val="18"/>
-              </w:rPr>
-              <w:t xml:space="preserve">Focus for Lessons</w:t>
-            </w:r>
-          </w:p>
-        </w:tc>
-        <w:tc>
-          <w:tcPr>
-            <w:tcW w:type="dxa" w:w="10680"/>
-            <w:shd w:fill="FFFFFF" w:color="auto" w:val="clear"/>
-            <w:tcMar>
-              <w:top w:type="dxa" w:w="60"/>
-              <w:left w:type="dxa" w:w="120"/>
-              <w:bottom w:type="dxa" w:w="60"/>
-              <w:right w:type="dxa" w:w="120"/>
-            </w:tcMar>
-            <w:vAlign w:val="top"/>
-          </w:tcPr>
-          <w:p>
-            <w:pPr>
-              <w:spacing w:after="40" w:before="0"/>
-              <w:jc w:val="left"/>
-            </w:pPr>
-            <w:r>
-              <w:rPr>
-                <w:rFonts w:ascii="Arial" w:cs="Arial" w:eastAsia="Arial" w:hAnsi="Arial"/>
-                <w:b w:val="false"/>
-                <w:bCs w:val="false"/>
-                <w:i w:val="false"/>
-                <w:iCs w:val="false"/>
-                <w:color w:val="000000"/>
-                <w:sz w:val="18"/>
-                <w:szCs w:val="18"/>
-              </w:rPr>
-              <w:t xml:space="preserve">This unit investigates the physics of the greenhouse effect and its consequences for climate change, using Kenya's own changing environment — from the shrinking glaciers of Mount Kenya to unpredictable rainfall in Kericho and recurrent floods in Kisumu — as the central context. Learners move from understanding the energy-transfer mechanism of the greenhouse effect to analysing evidence for global warming, evaluating the role of the ozone layer, and designing and defending mitigation strategies. The unit employs a phenomenon-driven, inquiry-based approach in which students build and revise a cumulative model across all seven lessons, anchored by the puzzling observation that Kenyan farmers are experiencing climate shifts that physics can help explain.</w:t>
-            </w:r>
-          </w:p>
-        </w:tc>
-      </w:tr>
-      <w:tr>
-        <w:tc>
-          <w:tcPr>
-            <w:tcW w:type="dxa" w:w="3000"/>
-            <w:shd w:fill="EAD1F5" w:color="auto" w:val="clear"/>
-            <w:tcMar>
-              <w:top w:type="dxa" w:w="60"/>
-              <w:left w:type="dxa" w:w="120"/>
-              <w:bottom w:type="dxa" w:w="60"/>
-              <w:right w:type="dxa" w:w="120"/>
-            </w:tcMar>
-            <w:vAlign w:val="top"/>
-          </w:tcPr>
-          <w:p>
-            <w:pPr>
-              <w:spacing w:after="40" w:before="0"/>
-              <w:jc w:val="left"/>
-            </w:pPr>
-            <w:r>
-              <w:rPr>
-                <w:rFonts w:ascii="Arial" w:cs="Arial" w:eastAsia="Arial" w:hAnsi="Arial"/>
-                <w:b/>
-                <w:bCs/>
-                <w:i w:val="false"/>
-                <w:iCs w:val="false"/>
-                <w:color w:val="000000"/>
-                <w:sz w:val="18"/>
-                <w:szCs w:val="18"/>
-              </w:rPr>
-              <w:t xml:space="preserve">Driving Question / Key Inquiry Questions</w:t>
-            </w:r>
-          </w:p>
-        </w:tc>
-        <w:tc>
-          <w:tcPr>
-            <w:tcW w:type="dxa" w:w="10680"/>
-            <w:shd w:fill="FFFFFF" w:color="auto" w:val="clear"/>
-            <w:tcMar>
-              <w:top w:type="dxa" w:w="60"/>
-              <w:left w:type="dxa" w:w="120"/>
-              <w:bottom w:type="dxa" w:w="60"/>
-              <w:right w:type="dxa" w:w="120"/>
-            </w:tcMar>
-            <w:vAlign w:val="top"/>
-          </w:tcPr>
-          <w:p>
-            <w:pPr>
-              <w:spacing w:after="40" w:before="0"/>
-              <w:jc w:val="left"/>
-            </w:pPr>
-            <w:r>
-              <w:rPr>
-                <w:rFonts w:ascii="Arial" w:cs="Arial" w:eastAsia="Arial" w:hAnsi="Arial"/>
-                <w:b w:val="false"/>
-                <w:bCs w:val="false"/>
-                <w:i w:val="false"/>
-                <w:iCs w:val="false"/>
-                <w:color w:val="000000"/>
-                <w:sz w:val="18"/>
-                <w:szCs w:val="18"/>
-              </w:rPr>
-              <w:t xml:space="preserve">DRIVING QUESTION: Why are Mount Kenya's glaciers melting and Kenyan farmers' rains becoming unpredictable — and what can the physics of our atmosphere tell us about how to respond?</w:t>
-            </w:r>
-          </w:p>
-          <w:p>
-            <w:pPr>
-              <w:spacing w:after="40" w:before="0"/>
-              <w:jc w:val="left"/>
-            </w:pPr>
-            <w:r>
-              <w:rPr>
-                <w:rFonts w:ascii="Arial" w:cs="Arial" w:eastAsia="Arial" w:hAnsi="Arial"/>
-                <w:b w:val="false"/>
-                <w:bCs w:val="false"/>
-                <w:i w:val="false"/>
-                <w:iCs w:val="false"/>
-                <w:color w:val="000000"/>
-                <w:sz w:val="18"/>
-                <w:szCs w:val="18"/>
-              </w:rPr>
-              <w:t xml:space="preserve"/>
-            </w:r>
-          </w:p>
-          <w:p>
-            <w:pPr>
-              <w:spacing w:after="40" w:before="0"/>
-              <w:jc w:val="left"/>
-            </w:pPr>
-            <w:r>
-              <w:rPr>
-                <w:rFonts w:ascii="Arial" w:cs="Arial" w:eastAsia="Arial" w:hAnsi="Arial"/>
-                <w:b w:val="false"/>
-                <w:bCs w:val="false"/>
-                <w:i w:val="false"/>
-                <w:iCs w:val="false"/>
-                <w:color w:val="000000"/>
-                <w:sz w:val="18"/>
-                <w:szCs w:val="18"/>
-              </w:rPr>
-              <w:t xml:space="preserve">KICD KEY INQUIRY QUESTIONS:</w:t>
-            </w:r>
-          </w:p>
-          <w:p>
-            <w:pPr>
-              <w:spacing w:after="40" w:before="0"/>
-              <w:jc w:val="left"/>
-            </w:pPr>
-            <w:r>
-              <w:rPr>
-                <w:rFonts w:ascii="Arial" w:cs="Arial" w:eastAsia="Arial" w:hAnsi="Arial"/>
-                <w:b w:val="false"/>
-                <w:bCs w:val="false"/>
-                <w:i w:val="false"/>
-                <w:iCs w:val="false"/>
-                <w:color w:val="000000"/>
-                <w:sz w:val="18"/>
-                <w:szCs w:val="18"/>
-              </w:rPr>
-              <w:t xml:space="preserve">1. How does the greenhouse effect influence global and local climates?</w:t>
-            </w:r>
-          </w:p>
-          <w:p>
-            <w:pPr>
-              <w:spacing w:after="40" w:before="0"/>
-              <w:jc w:val="left"/>
-            </w:pPr>
-            <w:r>
-              <w:rPr>
-                <w:rFonts w:ascii="Arial" w:cs="Arial" w:eastAsia="Arial" w:hAnsi="Arial"/>
-                <w:b w:val="false"/>
-                <w:bCs w:val="false"/>
-                <w:i w:val="false"/>
-                <w:iCs w:val="false"/>
-                <w:color w:val="000000"/>
-                <w:sz w:val="18"/>
-                <w:szCs w:val="18"/>
-              </w:rPr>
-              <w:t xml:space="preserve">2. What are the causes and effects of climate change, and what measures can be taken to address it?</w:t>
-            </w:r>
-          </w:p>
-        </w:tc>
-      </w:tr>
-      <w:tr>
-        <w:tc>
-          <w:tcPr>
-            <w:tcW w:type="dxa" w:w="3000"/>
-            <w:shd w:fill="EAD1F5" w:color="auto" w:val="clear"/>
-            <w:tcMar>
-              <w:top w:type="dxa" w:w="60"/>
-              <w:left w:type="dxa" w:w="120"/>
-              <w:bottom w:type="dxa" w:w="60"/>
-              <w:right w:type="dxa" w:w="120"/>
-            </w:tcMar>
-            <w:vAlign w:val="top"/>
-          </w:tcPr>
-          <w:p>
-            <w:pPr>
-              <w:spacing w:after="40" w:before="0"/>
-              <w:jc w:val="left"/>
-            </w:pPr>
-            <w:r>
-              <w:rPr>
-                <w:rFonts w:ascii="Arial" w:cs="Arial" w:eastAsia="Arial" w:hAnsi="Arial"/>
-                <w:b/>
-                <w:bCs/>
-                <w:i w:val="false"/>
-                <w:iCs w:val="false"/>
-                <w:color w:val="000000"/>
-                <w:sz w:val="18"/>
-                <w:szCs w:val="18"/>
-              </w:rPr>
-              <w:t xml:space="preserve">Anchoring Phenomenon</w:t>
-            </w:r>
-          </w:p>
-        </w:tc>
-        <w:tc>
-          <w:tcPr>
-            <w:tcW w:type="dxa" w:w="10680"/>
-            <w:shd w:fill="FFFFFF" w:color="auto" w:val="clear"/>
-            <w:tcMar>
-              <w:top w:type="dxa" w:w="60"/>
-              <w:left w:type="dxa" w:w="120"/>
-              <w:bottom w:type="dxa" w:w="60"/>
-              <w:right w:type="dxa" w:w="120"/>
-            </w:tcMar>
-            <w:vAlign w:val="top"/>
-          </w:tcPr>
-          <w:p>
-            <w:pPr>
-              <w:spacing w:after="40" w:before="0"/>
-              <w:jc w:val="left"/>
-            </w:pPr>
-            <w:r>
-              <w:rPr>
-                <w:rFonts w:ascii="Arial" w:cs="Arial" w:eastAsia="Arial" w:hAnsi="Arial"/>
-                <w:b w:val="false"/>
-                <w:bCs w:val="false"/>
-                <w:i w:val="false"/>
-                <w:iCs w:val="false"/>
-                <w:color w:val="000000"/>
-                <w:sz w:val="18"/>
-                <w:szCs w:val="18"/>
-              </w:rPr>
-              <w:t xml:space="preserve">ANCHORING PHENOMENON — "Why Are Mount Kenya's Glaciers Disappearing and Kenyan Farmers Struggling to Predict the Rains?"</w:t>
-            </w:r>
-          </w:p>
-          <w:p>
-            <w:pPr>
-              <w:spacing w:after="40" w:before="0"/>
-              <w:jc w:val="left"/>
-            </w:pPr>
-            <w:r>
-              <w:rPr>
-                <w:rFonts w:ascii="Arial" w:cs="Arial" w:eastAsia="Arial" w:hAnsi="Arial"/>
-                <w:b w:val="false"/>
-                <w:bCs w:val="false"/>
-                <w:i w:val="false"/>
-                <w:iCs w:val="false"/>
-                <w:color w:val="000000"/>
-                <w:sz w:val="18"/>
-                <w:szCs w:val="18"/>
-              </w:rPr>
-              <w:t xml:space="preserve"/>
-            </w:r>
-          </w:p>
-          <w:p>
-            <w:pPr>
-              <w:spacing w:after="40" w:before="0"/>
-              <w:jc w:val="left"/>
-            </w:pPr>
-            <w:r>
-              <w:rPr>
-                <w:rFonts w:ascii="Arial" w:cs="Arial" w:eastAsia="Arial" w:hAnsi="Arial"/>
-                <w:b w:val="false"/>
-                <w:bCs w:val="false"/>
-                <w:i w:val="false"/>
-                <w:iCs w:val="false"/>
-                <w:color w:val="000000"/>
-                <w:sz w:val="18"/>
-                <w:szCs w:val="18"/>
-              </w:rPr>
-              <w:t xml:space="preserve">Students are presented with a striking paired image: a historical photograph of Mount Kenya's Lewis Glacier taken in 1934 alongside a current satellite image showing its dramatic retreat. Alongside this, students read a short testimony from a maize farmer in Embu County who explains that the long rains (March–May) now arrive weeks later than they did in their grandparents' time, and that yields of maize and beans have fallen sharply. Students are asked: "Both of these changes — a shrinking glacier on a volcanic mountain and unpredictable rains on a farm hundreds of kilometres away — are happening at the same time. Could the same cause be responsible for both? What physics might explain this?" This is puzzling because students understand that ice melts when heat is added, but the mountain has not moved closer to the sun. It is also puzzling that the atmosphere — an invisible gas — could be responsible for warming the entire planet and disrupting rainfall patterns over Kenya. The phenomenon is locally grounded, emotionally resonant for Kenyan learners, and scientifically rich enough to sustain seven lessons of inquiry.</w:t>
-            </w:r>
-          </w:p>
-        </w:tc>
-      </w:tr>
-      <w:tr>
-        <w:tc>
-          <w:tcPr>
-            <w:tcW w:type="dxa" w:w="3000"/>
-            <w:shd w:fill="D9EEF1" w:color="auto" w:val="clear"/>
-            <w:tcMar>
-              <w:top w:type="dxa" w:w="60"/>
-              <w:left w:type="dxa" w:w="120"/>
-              <w:bottom w:type="dxa" w:w="60"/>
-              <w:right w:type="dxa" w:w="120"/>
-            </w:tcMar>
-            <w:vAlign w:val="top"/>
-          </w:tcPr>
-          <w:p>
-            <w:pPr>
-              <w:spacing w:after="40" w:before="0"/>
-              <w:jc w:val="left"/>
-            </w:pPr>
-            <w:r>
-              <w:rPr>
-                <w:rFonts w:ascii="Arial" w:cs="Arial" w:eastAsia="Arial" w:hAnsi="Arial"/>
-                <w:b/>
-                <w:bCs/>
-                <w:i w:val="false"/>
-                <w:iCs w:val="false"/>
-                <w:color w:val="000000"/>
-                <w:sz w:val="18"/>
-                <w:szCs w:val="18"/>
-              </w:rPr>
-              <w:t xml:space="preserve">Storyline Thread</w:t>
-            </w:r>
-          </w:p>
-        </w:tc>
-        <w:tc>
-          <w:tcPr>
-            <w:tcW w:type="dxa" w:w="10680"/>
-            <w:shd w:fill="FFFFFF" w:color="auto" w:val="clear"/>
-            <w:tcMar>
-              <w:top w:type="dxa" w:w="60"/>
-              <w:left w:type="dxa" w:w="120"/>
-              <w:bottom w:type="dxa" w:w="60"/>
-              <w:right w:type="dxa" w:w="120"/>
-            </w:tcMar>
-            <w:vAlign w:val="top"/>
-          </w:tcPr>
-          <w:p>
-            <w:pPr>
-              <w:spacing w:after="40" w:before="0"/>
-              <w:jc w:val="left"/>
-            </w:pPr>
-            <w:r>
-              <w:rPr>
-                <w:rFonts w:ascii="Arial" w:cs="Arial" w:eastAsia="Arial" w:hAnsi="Arial"/>
-                <w:b w:val="false"/>
-                <w:bCs w:val="false"/>
-                <w:i w:val="false"/>
-                <w:iCs w:val="false"/>
-                <w:color w:val="000000"/>
-                <w:sz w:val="18"/>
-                <w:szCs w:val="18"/>
-              </w:rPr>
-              <w:t xml:space="preserve">Lesson 1 — What Is the Greenhouse Effect? (Anchoring Phenomenon Introduction)</w:t>
-            </w:r>
-          </w:p>
-          <w:p>
-            <w:pPr>
-              <w:spacing w:after="40" w:before="0"/>
-              <w:jc w:val="left"/>
-            </w:pPr>
-            <w:r>
-              <w:rPr>
-                <w:rFonts w:ascii="Arial" w:cs="Arial" w:eastAsia="Arial" w:hAnsi="Arial"/>
-                <w:b w:val="false"/>
-                <w:bCs w:val="false"/>
-                <w:i w:val="false"/>
-                <w:iCs w:val="false"/>
-                <w:color w:val="000000"/>
-                <w:sz w:val="18"/>
-                <w:szCs w:val="18"/>
-              </w:rPr>
-              <w:t xml:space="preserve">Students encounter the anchoring phenomenon (Mount Kenya glacier retreat + Embu farmer testimony). They make initial predictions about what could cause both changes simultaneously. Using the "hot car in Nairobi" supporting phenomenon as an analogy, students engage with the PhET Greenhouse Effect simulation to observe how CO₂ and other gases absorb and re-radiate infrared energy. Students begin constructing their initial conceptual model on the Driving Question Board: "What does our atmosphere do with the sun's energy?"</w:t>
-            </w:r>
-          </w:p>
-          <w:p>
-            <w:pPr>
-              <w:spacing w:after="40" w:before="0"/>
-              <w:jc w:val="left"/>
-            </w:pPr>
-            <w:r>
-              <w:rPr>
-                <w:rFonts w:ascii="Arial" w:cs="Arial" w:eastAsia="Arial" w:hAnsi="Arial"/>
-                <w:b w:val="false"/>
-                <w:bCs w:val="false"/>
-                <w:i w:val="false"/>
-                <w:iCs w:val="false"/>
-                <w:color w:val="000000"/>
-                <w:sz w:val="18"/>
-                <w:szCs w:val="18"/>
-              </w:rPr>
-              <w:t xml:space="preserve"/>
-            </w:r>
-          </w:p>
-          <w:p>
-            <w:pPr>
-              <w:spacing w:after="40" w:before="0"/>
-              <w:jc w:val="left"/>
-            </w:pPr>
-            <w:r>
-              <w:rPr>
-                <w:rFonts w:ascii="Arial" w:cs="Arial" w:eastAsia="Arial" w:hAnsi="Arial"/>
-                <w:b w:val="false"/>
-                <w:bCs w:val="false"/>
-                <w:i w:val="false"/>
-                <w:iCs w:val="false"/>
-                <w:color w:val="000000"/>
-                <w:sz w:val="18"/>
-                <w:szCs w:val="18"/>
-              </w:rPr>
-              <w:t xml:space="preserve">Lesson 2 — What Human Activities in Kenya Are Increasing Greenhouse Gases?</w:t>
-            </w:r>
-          </w:p>
-          <w:p>
-            <w:pPr>
-              <w:spacing w:after="40" w:before="0"/>
-              <w:jc w:val="left"/>
-            </w:pPr>
-            <w:r>
-              <w:rPr>
-                <w:rFonts w:ascii="Arial" w:cs="Arial" w:eastAsia="Arial" w:hAnsi="Arial"/>
-                <w:b w:val="false"/>
-                <w:bCs w:val="false"/>
-                <w:i w:val="false"/>
-                <w:iCs w:val="false"/>
-                <w:color w:val="000000"/>
-                <w:sz w:val="18"/>
-                <w:szCs w:val="18"/>
-              </w:rPr>
-              <w:t xml:space="preserve">Students investigate the sources of major greenhouse gases (CO₂, CH₄, N₂O) with a specific focus on Kenya: charcoal burning for cooking ugali, livestock (cattle releasing CH₄), deforestation of Mau Forest, and industrial emissions. Using NASA climate data and LabXchange's human activities module, students analyse trends in Kenyan and global emissions. They revise their model to include emission sources, connecting back to the driving question: "Could our daily activities — burning charcoal, clearing forests — be causing the glacier to melt?"</w:t>
-            </w:r>
-          </w:p>
-          <w:p>
-            <w:pPr>
-              <w:spacing w:after="40" w:before="0"/>
-              <w:jc w:val="left"/>
-            </w:pPr>
-            <w:r>
-              <w:rPr>
-                <w:rFonts w:ascii="Arial" w:cs="Arial" w:eastAsia="Arial" w:hAnsi="Arial"/>
-                <w:b w:val="false"/>
-                <w:bCs w:val="false"/>
-                <w:i w:val="false"/>
-                <w:iCs w:val="false"/>
-                <w:color w:val="000000"/>
-                <w:sz w:val="18"/>
-                <w:szCs w:val="18"/>
-              </w:rPr>
-              <w:t xml:space="preserve"/>
-            </w:r>
-          </w:p>
-          <w:p>
-            <w:pPr>
-              <w:spacing w:after="40" w:before="0"/>
-              <w:jc w:val="left"/>
-            </w:pPr>
-            <w:r>
-              <w:rPr>
-                <w:rFonts w:ascii="Arial" w:cs="Arial" w:eastAsia="Arial" w:hAnsi="Arial"/>
-                <w:b w:val="false"/>
-                <w:bCs w:val="false"/>
-                <w:i w:val="false"/>
-                <w:iCs w:val="false"/>
-                <w:color w:val="000000"/>
-                <w:sz w:val="18"/>
-                <w:szCs w:val="18"/>
-              </w:rPr>
-              <w:t xml:space="preserve">Lesson 3 — What Is the Ozone Layer and Why Does It Matter for Kenya?</w:t>
-            </w:r>
-          </w:p>
-          <w:p>
-            <w:pPr>
-              <w:spacing w:after="40" w:before="0"/>
-              <w:jc w:val="left"/>
-            </w:pPr>
-            <w:r>
-              <w:rPr>
-                <w:rFonts w:ascii="Arial" w:cs="Arial" w:eastAsia="Arial" w:hAnsi="Arial"/>
-                <w:b w:val="false"/>
-                <w:bCs w:val="false"/>
-                <w:i w:val="false"/>
-                <w:iCs w:val="false"/>
-                <w:color w:val="000000"/>
-                <w:sz w:val="18"/>
-                <w:szCs w:val="18"/>
-              </w:rPr>
-              <w:t xml:space="preserve">Students investigate the structure and function of the ozone layer using the Khan Academy resource and UNEP Ozone Data Portal. They explore how ozone depletion (caused by CFCs and other chemicals) differs from but interacts with the greenhouse effect, and examine the supporting phenomenon of rising UV-B levels in Nairobi. Students update their model to show the ozone layer as a separate but related atmospheric shield, adding nuance to their understanding of "what the atmosphere does."</w:t>
-            </w:r>
-          </w:p>
-          <w:p>
-            <w:pPr>
-              <w:spacing w:after="40" w:before="0"/>
-              <w:jc w:val="left"/>
-            </w:pPr>
-            <w:r>
-              <w:rPr>
-                <w:rFonts w:ascii="Arial" w:cs="Arial" w:eastAsia="Arial" w:hAnsi="Arial"/>
-                <w:b w:val="false"/>
-                <w:bCs w:val="false"/>
-                <w:i w:val="false"/>
-                <w:iCs w:val="false"/>
-                <w:color w:val="000000"/>
-                <w:sz w:val="18"/>
-                <w:szCs w:val="18"/>
-              </w:rPr>
-              <w:t xml:space="preserve"/>
-            </w:r>
-          </w:p>
-          <w:p>
-            <w:pPr>
-              <w:spacing w:after="40" w:before="0"/>
-              <w:jc w:val="left"/>
-            </w:pPr>
-            <w:r>
-              <w:rPr>
-                <w:rFonts w:ascii="Arial" w:cs="Arial" w:eastAsia="Arial" w:hAnsi="Arial"/>
-                <w:b w:val="false"/>
-                <w:bCs w:val="false"/>
-                <w:i w:val="false"/>
-                <w:iCs w:val="false"/>
-                <w:color w:val="000000"/>
-                <w:sz w:val="18"/>
-                <w:szCs w:val="18"/>
-              </w:rPr>
-              <w:t xml:space="preserve">Lesson 4 — How Is Global Warming Changing Kenya's Environment?</w:t>
-            </w:r>
-          </w:p>
-          <w:p>
-            <w:pPr>
-              <w:spacing w:after="40" w:before="0"/>
-              <w:jc w:val="left"/>
-            </w:pPr>
-            <w:r>
-              <w:rPr>
-                <w:rFonts w:ascii="Arial" w:cs="Arial" w:eastAsia="Arial" w:hAnsi="Arial"/>
-                <w:b w:val="false"/>
-                <w:bCs w:val="false"/>
-                <w:i w:val="false"/>
-                <w:iCs w:val="false"/>
-                <w:color w:val="000000"/>
-                <w:sz w:val="18"/>
-                <w:szCs w:val="18"/>
-              </w:rPr>
-              <w:t xml:space="preserve">Students analyse evidence of global warming's effects using NASA sea-level and temperature data, National Geographic video clips, and the Lake Victoria supporting phenomenon. They map local effects: Mt. Kenya glacier loss, Rift Valley droughts, Kisumu floods, disrupted tea harvests in Kericho. Students build an "effects web" — a visual model linking the greenhouse effect mechanism to cascading environmental and social consequences in Kenya — and return to the farmer's testimony from Lesson 1 to explain it with new scientific language.</w:t>
-            </w:r>
-          </w:p>
-          <w:p>
-            <w:pPr>
-              <w:spacing w:after="40" w:before="0"/>
-              <w:jc w:val="left"/>
-            </w:pPr>
-            <w:r>
-              <w:rPr>
-                <w:rFonts w:ascii="Arial" w:cs="Arial" w:eastAsia="Arial" w:hAnsi="Arial"/>
-                <w:b w:val="false"/>
-                <w:bCs w:val="false"/>
-                <w:i w:val="false"/>
-                <w:iCs w:val="false"/>
-                <w:color w:val="000000"/>
-                <w:sz w:val="18"/>
-                <w:szCs w:val="18"/>
-              </w:rPr>
-              <w:t xml:space="preserve"/>
-            </w:r>
-          </w:p>
-          <w:p>
-            <w:pPr>
-              <w:spacing w:after="40" w:before="0"/>
-              <w:jc w:val="left"/>
-            </w:pPr>
-            <w:r>
-              <w:rPr>
-                <w:rFonts w:ascii="Arial" w:cs="Arial" w:eastAsia="Arial" w:hAnsi="Arial"/>
-                <w:b w:val="false"/>
-                <w:bCs w:val="false"/>
-                <w:i w:val="false"/>
-                <w:iCs w:val="false"/>
-                <w:color w:val="000000"/>
-                <w:sz w:val="18"/>
-                <w:szCs w:val="18"/>
-              </w:rPr>
-              <w:t xml:space="preserve">Lesson 5 — What Can Be Done? Mitigation and Adaptation Strategies</w:t>
-            </w:r>
-          </w:p>
-          <w:p>
-            <w:pPr>
-              <w:spacing w:after="40" w:before="0"/>
-              <w:jc w:val="left"/>
-            </w:pPr>
-            <w:r>
-              <w:rPr>
-                <w:rFonts w:ascii="Arial" w:cs="Arial" w:eastAsia="Arial" w:hAnsi="Arial"/>
-                <w:b w:val="false"/>
-                <w:bCs w:val="false"/>
-                <w:i w:val="false"/>
-                <w:iCs w:val="false"/>
-                <w:color w:val="000000"/>
-                <w:sz w:val="18"/>
-                <w:szCs w:val="18"/>
-              </w:rPr>
-              <w:t xml:space="preserve">Students evaluate a range of mitigation strategies using the UN Climate Action Portal and a YouTube video on renewable energy. They compare Kenya's Olkaria Geothermal expansion and Lake Turkana Wind Farm (national mitigation) with household and community actions (energy-efficient jikos, tree planting, solar panels). Students engage in structured argumentation: which strategies would be most effective and equitable for different Kenyan communities? They update their cumulative model to include feedback loops showing how mitigation actions reduce greenhouse gas concentrations.</w:t>
-            </w:r>
-          </w:p>
-          <w:p>
-            <w:pPr>
-              <w:spacing w:after="40" w:before="0"/>
-              <w:jc w:val="left"/>
-            </w:pPr>
-            <w:r>
-              <w:rPr>
-                <w:rFonts w:ascii="Arial" w:cs="Arial" w:eastAsia="Arial" w:hAnsi="Arial"/>
-                <w:b w:val="false"/>
-                <w:bCs w:val="false"/>
-                <w:i w:val="false"/>
-                <w:iCs w:val="false"/>
-                <w:color w:val="000000"/>
-                <w:sz w:val="18"/>
-                <w:szCs w:val="18"/>
-              </w:rPr>
-              <w:t xml:space="preserve"/>
-            </w:r>
-          </w:p>
-          <w:p>
-            <w:pPr>
-              <w:spacing w:after="40" w:before="0"/>
-              <w:jc w:val="left"/>
-            </w:pPr>
-            <w:r>
-              <w:rPr>
-                <w:rFonts w:ascii="Arial" w:cs="Arial" w:eastAsia="Arial" w:hAnsi="Arial"/>
-                <w:b w:val="false"/>
-                <w:bCs w:val="false"/>
-                <w:i w:val="false"/>
-                <w:iCs w:val="false"/>
-                <w:color w:val="000000"/>
-                <w:sz w:val="18"/>
-                <w:szCs w:val="18"/>
-              </w:rPr>
-              <w:t xml:space="preserve">Lesson 6 — Whose Voices? Appreciating the Human Impact of Climate Change</w:t>
-            </w:r>
-          </w:p>
-          <w:p>
-            <w:pPr>
-              <w:spacing w:after="40" w:before="0"/>
-              <w:jc w:val="left"/>
-            </w:pPr>
-            <w:r>
-              <w:rPr>
-                <w:rFonts w:ascii="Arial" w:cs="Arial" w:eastAsia="Arial" w:hAnsi="Arial"/>
-                <w:b w:val="false"/>
-                <w:bCs w:val="false"/>
-                <w:i w:val="false"/>
-                <w:iCs w:val="false"/>
-                <w:color w:val="000000"/>
-                <w:sz w:val="18"/>
-                <w:szCs w:val="18"/>
-              </w:rPr>
-              <w:t xml:space="preserve">Students watch the LabXchange Climate Change Awareness module and YouTube testimonies from communities affected by climate change (including Kenyan pastoralists in Turkana and coastal communities in Mombasa facing sea-level rise). They analyse how climate change intersects with gender, poverty, and food security in Kenya, connecting to PCIs. Students synthesise their learning by writing a short "letter to a Kenyan policymaker" arguing for a specific climate action, using evidence gathered across all prior lessons.</w:t>
-            </w:r>
-          </w:p>
-          <w:p>
-            <w:pPr>
-              <w:spacing w:after="40" w:before="0"/>
-              <w:jc w:val="left"/>
-            </w:pPr>
-            <w:r>
-              <w:rPr>
-                <w:rFonts w:ascii="Arial" w:cs="Arial" w:eastAsia="Arial" w:hAnsi="Arial"/>
-                <w:b w:val="false"/>
-                <w:bCs w:val="false"/>
-                <w:i w:val="false"/>
-                <w:iCs w:val="false"/>
-                <w:color w:val="000000"/>
-                <w:sz w:val="18"/>
-                <w:szCs w:val="18"/>
-              </w:rPr>
-              <w:t xml:space="preserve"/>
-            </w:r>
-          </w:p>
-          <w:p>
-            <w:pPr>
-              <w:spacing w:after="40" w:before="0"/>
-              <w:jc w:val="left"/>
-            </w:pPr>
-            <w:r>
-              <w:rPr>
-                <w:rFonts w:ascii="Arial" w:cs="Arial" w:eastAsia="Arial" w:hAnsi="Arial"/>
-                <w:b w:val="false"/>
-                <w:bCs w:val="false"/>
-                <w:i w:val="false"/>
-                <w:iCs w:val="false"/>
-                <w:color w:val="000000"/>
-                <w:sz w:val="18"/>
-                <w:szCs w:val="18"/>
-              </w:rPr>
-              <w:t xml:space="preserve">Lesson 7 — Final Model Building, DQB Closure, and Unit Synthesis</w:t>
-            </w:r>
-          </w:p>
-          <w:p>
-            <w:pPr>
-              <w:spacing w:after="40" w:before="0"/>
-              <w:jc w:val="left"/>
-            </w:pPr>
-            <w:r>
-              <w:rPr>
-                <w:rFonts w:ascii="Arial" w:cs="Arial" w:eastAsia="Arial" w:hAnsi="Arial"/>
-                <w:b w:val="false"/>
-                <w:bCs w:val="false"/>
-                <w:i w:val="false"/>
-                <w:iCs w:val="false"/>
-                <w:color w:val="000000"/>
-                <w:sz w:val="18"/>
-                <w:szCs w:val="18"/>
-              </w:rPr>
-              <w:t xml:space="preserve">Students complete their final cumulative model of the greenhouse effect and climate change — from solar energy input through atmospheric trapping, to global warming, to local Kenyan effects, to mitigation pathways. The Driving Question Board is revisited: which questions from Lesson 1 can now be answered? Which new questions have emerged? Student groups present their models and compare them, identifying consensus explanations and remaining uncertainties. The unit closes by returning to the anchoring phenomenon: students write a full scientific explanation of why Mount Kenya's glaciers are retreating and why Embu's farmers are struggling to predict the rains — using every layer of their cumulative model.</w:t>
-            </w:r>
-          </w:p>
-        </w:tc>
-      </w:tr>
-      <w:tr>
-        <w:tc>
-          <w:tcPr>
-            <w:tcW w:type="dxa" w:w="3000"/>
-            <w:shd w:fill="EAD1F5" w:color="auto" w:val="clear"/>
-            <w:tcMar>
-              <w:top w:type="dxa" w:w="60"/>
-              <w:left w:type="dxa" w:w="120"/>
-              <w:bottom w:type="dxa" w:w="60"/>
-              <w:right w:type="dxa" w:w="120"/>
-            </w:tcMar>
-            <w:vAlign w:val="top"/>
-          </w:tcPr>
-          <w:p>
-            <w:pPr>
-              <w:spacing w:after="40" w:before="0"/>
-              <w:jc w:val="left"/>
-            </w:pPr>
-            <w:r>
-              <w:rPr>
-                <w:rFonts w:ascii="Arial" w:cs="Arial" w:eastAsia="Arial" w:hAnsi="Arial"/>
-                <w:b/>
-                <w:bCs/>
-                <w:i w:val="false"/>
-                <w:iCs w:val="false"/>
-                <w:color w:val="000000"/>
-                <w:sz w:val="18"/>
-                <w:szCs w:val="18"/>
-              </w:rPr>
-              <w:t xml:space="preserve">Supporting Phenomena</w:t>
-            </w:r>
-          </w:p>
-        </w:tc>
-        <w:tc>
-          <w:tcPr>
-            <w:tcW w:type="dxa" w:w="10680"/>
-            <w:shd w:fill="FFFFFF" w:color="auto" w:val="clear"/>
-            <w:tcMar>
-              <w:top w:type="dxa" w:w="60"/>
-              <w:left w:type="dxa" w:w="120"/>
-              <w:bottom w:type="dxa" w:w="60"/>
-              <w:right w:type="dxa" w:w="120"/>
-            </w:tcMar>
-            <w:vAlign w:val="top"/>
-          </w:tcPr>
-          <w:p>
-            <w:pPr>
-              <w:spacing w:after="30" w:before="0"/>
-              <w:ind w:left="360" w:hanging="180"/>
-              <w:jc w:val="left"/>
-            </w:pPr>
-            <w:r>
-              <w:rPr>
-                <w:rFonts w:ascii="Arial" w:cs="Arial" w:eastAsia="Arial" w:hAnsi="Arial"/>
-                <w:b w:val="false"/>
-                <w:bCs w:val="false"/>
-                <w:i w:val="false"/>
-                <w:iCs w:val="false"/>
-                <w:color w:val="000000"/>
-                <w:sz w:val="18"/>
-                <w:szCs w:val="18"/>
-              </w:rPr>
-              <w:t xml:space="preserve">–  The Hot Car Phenomenon: a car parked in the Nairobi sun with windows closed becomes dangerously hot inside — far hotter than the air outside — even though sunlight passes through the glass. Learners use this familiar Kenyan experience to build an initial model of how a transparent medium can trap heat, as a concrete analogy for how greenhouse gases trap infrared radiation in the atmosphere.</w:t>
-            </w:r>
-          </w:p>
-          <w:p>
-            <w:pPr>
-              <w:spacing w:after="30" w:before="0"/>
-              <w:ind w:left="360" w:hanging="180"/>
-              <w:jc w:val="left"/>
-            </w:pPr>
-            <w:r>
-              <w:rPr>
-                <w:rFonts w:ascii="Arial" w:cs="Arial" w:eastAsia="Arial" w:hAnsi="Arial"/>
-                <w:b w:val="false"/>
-                <w:bCs w:val="false"/>
-                <w:i w:val="false"/>
-                <w:iCs w:val="false"/>
-                <w:color w:val="000000"/>
-                <w:sz w:val="18"/>
-                <w:szCs w:val="18"/>
-              </w:rPr>
-              <w:t xml:space="preserve">–  The Ozone Hole Over Antarctica and Rising UV Levels in Nairobi: students examine UNEP data showing that UV-B radiation reaching Nairobi has measurably increased over decades and is linked to higher rates of skin conditions — connecting the physics of ozone depletion to real health consequences in Kenya.</w:t>
-            </w:r>
-          </w:p>
-          <w:p>
-            <w:pPr>
-              <w:spacing w:after="30" w:before="0"/>
-              <w:ind w:left="360" w:hanging="180"/>
-              <w:jc w:val="left"/>
-            </w:pPr>
-            <w:r>
-              <w:rPr>
-                <w:rFonts w:ascii="Arial" w:cs="Arial" w:eastAsia="Arial" w:hAnsi="Arial"/>
-                <w:b w:val="false"/>
-                <w:bCs w:val="false"/>
-                <w:i w:val="false"/>
-                <w:iCs w:val="false"/>
-                <w:color w:val="000000"/>
-                <w:sz w:val="18"/>
-                <w:szCs w:val="18"/>
-              </w:rPr>
-              <w:t xml:space="preserve">–  Lake Victoria's Shrinking Shoreline and Changing Fish Catches: fishermen in Kisumu report that the lake's water levels and fish populations are shifting. Students analyse temperature and evaporation data to connect warmer air temperatures (driven by the greenhouse effect) to increased lake evaporation and disrupted aquatic ecosystems — showing that climate change reaches even inland water bodies.</w:t>
-            </w:r>
-          </w:p>
-          <w:p>
-            <w:pPr>
-              <w:spacing w:after="30" w:before="0"/>
-              <w:ind w:left="360" w:hanging="180"/>
-              <w:jc w:val="left"/>
-            </w:pPr>
-            <w:r>
-              <w:rPr>
-                <w:rFonts w:ascii="Arial" w:cs="Arial" w:eastAsia="Arial" w:hAnsi="Arial"/>
-                <w:b w:val="false"/>
-                <w:bCs w:val="false"/>
-                <w:i w:val="false"/>
-                <w:iCs w:val="false"/>
-                <w:color w:val="000000"/>
-                <w:sz w:val="18"/>
-                <w:szCs w:val="18"/>
-              </w:rPr>
-              <w:t xml:space="preserve">–  Kenya's Energy Mix Shift — From Thermal to Geothermal and Wind: students observe that Kenya's government has been rapidly expanding the Olkaria Geothermal plant and the Lake Turkana Wind Farm, deliberately moving away from fossil fuel power. This supporting phenomenon drives discussion of mitigation: why are engineers and policymakers making this shift, and how does the physics of the greenhouse effect explain the urgency?</w:t>
-            </w:r>
-          </w:p>
-        </w:tc>
-      </w:tr>
-    </w:tbl>
-    <w:p>
-      <w:pPr>
-        <w:spacing w:after="120"/>
-      </w:pPr>
-      <w:r>
-        <w:t xml:space="preserve"/>
       </w:r>
     </w:p>
     <w:p>
@@ -3589,7 +3589,7 @@
             <w:pPr>
               <w:spacing w:after="20" w:before="0"/>
             </w:pPr>
-            <w:hyperlink w:history="1" r:id="rIdftjf2re6gvyqdnzwpf4dx">
+            <w:hyperlink w:history="1" r:id="rIdec-rdwvglapqxdcbvbw4g">
               <w:r>
                 <w:rPr>
                   <w:rFonts w:ascii="Arial" w:cs="Arial" w:eastAsia="Arial" w:hAnsi="Arial"/>
@@ -3622,7 +3622,7 @@
               <w:spacing w:after="10" w:before="0"/>
               <w:ind w:left="120"/>
             </w:pPr>
-            <w:hyperlink w:history="1" r:id="rIddsk7cqa_c3vbhzlrffnex">
+            <w:hyperlink w:history="1" r:id="rIdyj5xbdxtli1be3miibp_u">
               <w:r>
                 <w:rPr>
                   <w:rFonts w:ascii="Arial" w:cs="Arial" w:eastAsia="Arial" w:hAnsi="Arial"/>
@@ -3684,7 +3684,7 @@
               <w:spacing w:after="10" w:before="0"/>
               <w:ind w:left="120"/>
             </w:pPr>
-            <w:hyperlink w:history="1" r:id="rIdolsuydr4h7n1wbrtz7-bd">
+            <w:hyperlink w:history="1" r:id="rIdl_kotahrfxmnjliq-tpz3">
               <w:r>
                 <w:rPr>
                   <w:rFonts w:ascii="Arial" w:cs="Arial" w:eastAsia="Arial" w:hAnsi="Arial"/>
@@ -3970,7 +3970,7 @@
             <w:pPr>
               <w:spacing w:after="20" w:before="0"/>
             </w:pPr>
-            <w:hyperlink w:history="1" r:id="rId8b9asdp5_bfhfefkrxttw">
+            <w:hyperlink w:history="1" r:id="rIdlnwkl-tg2bsdbnpw5so9m">
               <w:r>
                 <w:rPr>
                   <w:rFonts w:ascii="Arial" w:cs="Arial" w:eastAsia="Arial" w:hAnsi="Arial"/>
@@ -4003,7 +4003,7 @@
               <w:spacing w:after="10" w:before="0"/>
               <w:ind w:left="120"/>
             </w:pPr>
-            <w:hyperlink w:history="1" r:id="rIddpn8hvshvkonsuywxzsrh">
+            <w:hyperlink w:history="1" r:id="rIdm0qnnfk8ih2kxbdippqwu">
               <w:r>
                 <w:rPr>
                   <w:rFonts w:ascii="Arial" w:cs="Arial" w:eastAsia="Arial" w:hAnsi="Arial"/>
@@ -4065,7 +4065,7 @@
               <w:spacing w:after="10" w:before="0"/>
               <w:ind w:left="120"/>
             </w:pPr>
-            <w:hyperlink w:history="1" r:id="rIdrdurqu8_tcjks9zvz98ud">
+            <w:hyperlink w:history="1" r:id="rIdvki3nnjijvm7ddvcbjfky">
               <w:r>
                 <w:rPr>
                   <w:rFonts w:ascii="Arial" w:cs="Arial" w:eastAsia="Arial" w:hAnsi="Arial"/>
@@ -4370,7 +4370,7 @@
             <w:pPr>
               <w:spacing w:after="20" w:before="0"/>
             </w:pPr>
-            <w:hyperlink w:history="1" r:id="rId1afkhpwiz7bpg1xdisfav">
+            <w:hyperlink w:history="1" r:id="rId7jwug2mrx8rpydgafzopd">
               <w:r>
                 <w:rPr>
                   <w:rFonts w:ascii="Arial" w:cs="Arial" w:eastAsia="Arial" w:hAnsi="Arial"/>
@@ -4403,7 +4403,7 @@
               <w:spacing w:after="10" w:before="0"/>
               <w:ind w:left="120"/>
             </w:pPr>
-            <w:hyperlink w:history="1" r:id="rIdvkqxljrnhnlzsbjns9u34">
+            <w:hyperlink w:history="1" r:id="rId0gb_ookbkp0h9jlsiqa-5">
               <w:r>
                 <w:rPr>
                   <w:rFonts w:ascii="Arial" w:cs="Arial" w:eastAsia="Arial" w:hAnsi="Arial"/>
@@ -4465,7 +4465,7 @@
               <w:spacing w:after="10" w:before="0"/>
               <w:ind w:left="120"/>
             </w:pPr>
-            <w:hyperlink w:history="1" r:id="rIdvpckzousjsseef7tflmqn">
+            <w:hyperlink w:history="1" r:id="rIduiqrxhdnpy4n9unzorqma">
               <w:r>
                 <w:rPr>
                   <w:rFonts w:ascii="Arial" w:cs="Arial" w:eastAsia="Arial" w:hAnsi="Arial"/>
@@ -4770,7 +4770,7 @@
             <w:pPr>
               <w:spacing w:after="20" w:before="0"/>
             </w:pPr>
-            <w:hyperlink w:history="1" r:id="rIdgu-7syusqgglhyul3788g">
+            <w:hyperlink w:history="1" r:id="rIdaea3gh7pr37sjjrkovbgx">
               <w:r>
                 <w:rPr>
                   <w:rFonts w:ascii="Arial" w:cs="Arial" w:eastAsia="Arial" w:hAnsi="Arial"/>
@@ -4803,7 +4803,7 @@
               <w:spacing w:after="10" w:before="0"/>
               <w:ind w:left="120"/>
             </w:pPr>
-            <w:hyperlink w:history="1" r:id="rIdnh8icdojoixuiokcybruu">
+            <w:hyperlink w:history="1" r:id="rIdnudtxsoim8bfvkxndtkbt">
               <w:r>
                 <w:rPr>
                   <w:rFonts w:ascii="Arial" w:cs="Arial" w:eastAsia="Arial" w:hAnsi="Arial"/>
@@ -4865,7 +4865,7 @@
               <w:spacing w:after="10" w:before="0"/>
               <w:ind w:left="120"/>
             </w:pPr>
-            <w:hyperlink w:history="1" r:id="rIdyrcnr_yuplpm__dcznqie">
+            <w:hyperlink w:history="1" r:id="rIdp96or3zecyvoggll_oi0n">
               <w:r>
                 <w:rPr>
                   <w:rFonts w:ascii="Arial" w:cs="Arial" w:eastAsia="Arial" w:hAnsi="Arial"/>
@@ -5170,7 +5170,7 @@
             <w:pPr>
               <w:spacing w:after="20" w:before="0"/>
             </w:pPr>
-            <w:hyperlink w:history="1" r:id="rIdw1vkrxivmpjvjhjhimrbs">
+            <w:hyperlink w:history="1" r:id="rIdkr3qox8218mfoeopbrglz">
               <w:r>
                 <w:rPr>
                   <w:rFonts w:ascii="Arial" w:cs="Arial" w:eastAsia="Arial" w:hAnsi="Arial"/>
@@ -5203,7 +5203,7 @@
               <w:spacing w:after="10" w:before="0"/>
               <w:ind w:left="120"/>
             </w:pPr>
-            <w:hyperlink w:history="1" r:id="rIdgu_-vwqqlx7zmlnp-vif9">
+            <w:hyperlink w:history="1" r:id="rId_6jykicvbb1h963nap5j5">
               <w:r>
                 <w:rPr>
                   <w:rFonts w:ascii="Arial" w:cs="Arial" w:eastAsia="Arial" w:hAnsi="Arial"/>
@@ -5265,7 +5265,7 @@
               <w:spacing w:after="10" w:before="0"/>
               <w:ind w:left="120"/>
             </w:pPr>
-            <w:hyperlink w:history="1" r:id="rIdd7-c2lv2_yrvviaw4xzha">
+            <w:hyperlink w:history="1" r:id="rIdm6ox5zbu99un2n45f57xb">
               <w:r>
                 <w:rPr>
                   <w:rFonts w:ascii="Arial" w:cs="Arial" w:eastAsia="Arial" w:hAnsi="Arial"/>
@@ -6001,7 +6001,7 @@
         </w:rPr>
         <w:t xml:space="preserve">© 2026 SeaVuria and ARES. Aligned with KICD objectives. Developed by SeaVuria; technical implementation by ARES (with AI assistance from Claude). Licensed under </w:t>
       </w:r>
-      <w:hyperlink w:history="1" r:id="rIdgpvdbgihzcnacmkbju-bi">
+      <w:hyperlink w:history="1" r:id="rIddofkghz67-zufbwyvlz8e">
         <w:r>
           <w:rPr>
             <w:rFonts w:ascii="Arial" w:cs="Arial" w:eastAsia="Arial" w:hAnsi="Arial"/>
@@ -6022,7 +6022,7 @@
         </w:rPr>
         <w:t xml:space="preserve"> (</w:t>
       </w:r>
-      <w:hyperlink w:history="1" r:id="rId8dofna0cgm2k7ewes6i6j">
+      <w:hyperlink w:history="1" r:id="rIduwv1tbrxr-n6_tw2eyshe">
         <w:r>
           <w:rPr>
             <w:rFonts w:ascii="Arial" w:cs="Arial" w:eastAsia="Arial" w:hAnsi="Arial"/>
@@ -7035,7 +7035,7 @@
             <w:pPr>
               <w:spacing w:after="20" w:before="0"/>
             </w:pPr>
-            <w:hyperlink w:history="1" r:id="rIdfmcb_rwrd5pkukodtumvt">
+            <w:hyperlink w:history="1" r:id="rId7bduh-rej9fgm8nhu17eo">
               <w:r>
                 <w:rPr>
                   <w:rFonts w:ascii="Arial" w:cs="Arial" w:eastAsia="Arial" w:hAnsi="Arial"/>
@@ -7068,7 +7068,7 @@
               <w:spacing w:after="10" w:before="0"/>
               <w:ind w:left="120"/>
             </w:pPr>
-            <w:hyperlink w:history="1" r:id="rIduvux1fcaw6vbmfjknt2_e">
+            <w:hyperlink w:history="1" r:id="rIdnbvpjgt-fojajoi64semj">
               <w:r>
                 <w:rPr>
                   <w:rFonts w:ascii="Arial" w:cs="Arial" w:eastAsia="Arial" w:hAnsi="Arial"/>
@@ -7130,7 +7130,7 @@
               <w:spacing w:after="10" w:before="0"/>
               <w:ind w:left="120"/>
             </w:pPr>
-            <w:hyperlink w:history="1" r:id="rIdl9auorrvjs0w81wtfkc2n">
+            <w:hyperlink w:history="1" r:id="rIdkt_oqnq1yfuwqypr64pea">
               <w:r>
                 <w:rPr>
                   <w:rFonts w:ascii="Arial" w:cs="Arial" w:eastAsia="Arial" w:hAnsi="Arial"/>
@@ -7340,7 +7340,7 @@
             <w:pPr>
               <w:spacing w:after="20" w:before="0"/>
             </w:pPr>
-            <w:hyperlink w:history="1" r:id="rId9wpr4i8xwmk1mkmz4td7z">
+            <w:hyperlink w:history="1" r:id="rIdlvbjizwnpo2wifxioimm9">
               <w:r>
                 <w:rPr>
                   <w:rFonts w:ascii="Arial" w:cs="Arial" w:eastAsia="Arial" w:hAnsi="Arial"/>
@@ -7373,7 +7373,7 @@
               <w:spacing w:after="10" w:before="0"/>
               <w:ind w:left="120"/>
             </w:pPr>
-            <w:hyperlink w:history="1" r:id="rIds2y2txlexwroqyuh8uu0-">
+            <w:hyperlink w:history="1" r:id="rIdoqd0ehxm7fcn_onobphpn">
               <w:r>
                 <w:rPr>
                   <w:rFonts w:ascii="Arial" w:cs="Arial" w:eastAsia="Arial" w:hAnsi="Arial"/>
@@ -7435,7 +7435,7 @@
               <w:spacing w:after="10" w:before="0"/>
               <w:ind w:left="120"/>
             </w:pPr>
-            <w:hyperlink w:history="1" r:id="rIdyexnlqsmuz2cmgss_p8t5">
+            <w:hyperlink w:history="1" r:id="rIded4gdpoqqg1jb2ql7dktf">
               <w:r>
                 <w:rPr>
                   <w:rFonts w:ascii="Arial" w:cs="Arial" w:eastAsia="Arial" w:hAnsi="Arial"/>
@@ -7645,7 +7645,7 @@
             <w:pPr>
               <w:spacing w:after="20" w:before="0"/>
             </w:pPr>
-            <w:hyperlink w:history="1" r:id="rIddb8yixea-rt7t270gsbyb">
+            <w:hyperlink w:history="1" r:id="rIdskm02kcb33y-ac3izqg8a">
               <w:r>
                 <w:rPr>
                   <w:rFonts w:ascii="Arial" w:cs="Arial" w:eastAsia="Arial" w:hAnsi="Arial"/>
@@ -7678,7 +7678,7 @@
               <w:spacing w:after="10" w:before="0"/>
               <w:ind w:left="120"/>
             </w:pPr>
-            <w:hyperlink w:history="1" r:id="rId9oqbjurtsbmzwerng_-tp">
+            <w:hyperlink w:history="1" r:id="rId5_taqsowttki9jhzbckph">
               <w:r>
                 <w:rPr>
                   <w:rFonts w:ascii="Arial" w:cs="Arial" w:eastAsia="Arial" w:hAnsi="Arial"/>
@@ -7740,7 +7740,7 @@
               <w:spacing w:after="10" w:before="0"/>
               <w:ind w:left="120"/>
             </w:pPr>
-            <w:hyperlink w:history="1" r:id="rId9znon6pbd51xxnmpcorvt">
+            <w:hyperlink w:history="1" r:id="rId1_dm8lbtqecea_h4k66ac">
               <w:r>
                 <w:rPr>
                   <w:rFonts w:ascii="Arial" w:cs="Arial" w:eastAsia="Arial" w:hAnsi="Arial"/>
@@ -7950,7 +7950,7 @@
             <w:pPr>
               <w:spacing w:after="20" w:before="0"/>
             </w:pPr>
-            <w:hyperlink w:history="1" r:id="rIdadzin9ssauitb9bs8vnon">
+            <w:hyperlink w:history="1" r:id="rIdg4zunjtgbqkfdagjpg0y7">
               <w:r>
                 <w:rPr>
                   <w:rFonts w:ascii="Arial" w:cs="Arial" w:eastAsia="Arial" w:hAnsi="Arial"/>
@@ -7983,7 +7983,7 @@
               <w:spacing w:after="10" w:before="0"/>
               <w:ind w:left="120"/>
             </w:pPr>
-            <w:hyperlink w:history="1" r:id="rIdolwoncib6bzoowo1crcbu">
+            <w:hyperlink w:history="1" r:id="rId4o4yy5-ewtgtvblfkk1ym">
               <w:r>
                 <w:rPr>
                   <w:rFonts w:ascii="Arial" w:cs="Arial" w:eastAsia="Arial" w:hAnsi="Arial"/>
@@ -8045,7 +8045,7 @@
               <w:spacing w:after="10" w:before="0"/>
               <w:ind w:left="120"/>
             </w:pPr>
-            <w:hyperlink w:history="1" r:id="rIdzfg981jyu6pde7omxfddc">
+            <w:hyperlink w:history="1" r:id="rIdtekkgm1nv_ysr8mxbvdeq">
               <w:r>
                 <w:rPr>
                   <w:rFonts w:ascii="Arial" w:cs="Arial" w:eastAsia="Arial" w:hAnsi="Arial"/>
@@ -8255,7 +8255,7 @@
             <w:pPr>
               <w:spacing w:after="20" w:before="0"/>
             </w:pPr>
-            <w:hyperlink w:history="1" r:id="rIdm444fkmetx52oun1q3iyc">
+            <w:hyperlink w:history="1" r:id="rIdht08w6yhm1mmabwi0f7gg">
               <w:r>
                 <w:rPr>
                   <w:rFonts w:ascii="Arial" w:cs="Arial" w:eastAsia="Arial" w:hAnsi="Arial"/>
@@ -8288,7 +8288,7 @@
               <w:spacing w:after="10" w:before="0"/>
               <w:ind w:left="120"/>
             </w:pPr>
-            <w:hyperlink w:history="1" r:id="rIdg6mdz_vubfz4rzknywc2-">
+            <w:hyperlink w:history="1" r:id="rIdua8i88q4xbh4jgzxedlm5">
               <w:r>
                 <w:rPr>
                   <w:rFonts w:ascii="Arial" w:cs="Arial" w:eastAsia="Arial" w:hAnsi="Arial"/>
@@ -8350,7 +8350,7 @@
               <w:spacing w:after="10" w:before="0"/>
               <w:ind w:left="120"/>
             </w:pPr>
-            <w:hyperlink w:history="1" r:id="rIdllpcpq6ab5m4megpxssdd">
+            <w:hyperlink w:history="1" r:id="rIddsxgouxvkny9pohydzbsi">
               <w:r>
                 <w:rPr>
                   <w:rFonts w:ascii="Arial" w:cs="Arial" w:eastAsia="Arial" w:hAnsi="Arial"/>
@@ -8877,7 +8877,7 @@
         </w:rPr>
         <w:t xml:space="preserve">© 2026 SeaVuria and ARES. Aligned with KICD objectives. Developed by SeaVuria; technical implementation by ARES (with AI assistance from Claude). Licensed under </w:t>
       </w:r>
-      <w:hyperlink w:history="1" r:id="rIdrsfbkuvnokkfc-jgjwki-">
+      <w:hyperlink w:history="1" r:id="rIdl4whnzpenj5twx2hykpyo">
         <w:r>
           <w:rPr>
             <w:rFonts w:ascii="Arial" w:cs="Arial" w:eastAsia="Arial" w:hAnsi="Arial"/>
@@ -8898,7 +8898,7 @@
         </w:rPr>
         <w:t xml:space="preserve"> (</w:t>
       </w:r>
-      <w:hyperlink w:history="1" r:id="rId5miugaht0xtywm9h_7ogw">
+      <w:hyperlink w:history="1" r:id="rIdcqxf6qhmvpr_nuiw4n8ud">
         <w:r>
           <w:rPr>
             <w:rFonts w:ascii="Arial" w:cs="Arial" w:eastAsia="Arial" w:hAnsi="Arial"/>
@@ -9911,7 +9911,7 @@
             <w:pPr>
               <w:spacing w:after="20" w:before="0"/>
             </w:pPr>
-            <w:hyperlink w:history="1" r:id="rId_4jls07qxvvvscfuauh4o">
+            <w:hyperlink w:history="1" r:id="rIdn2rgygejexmk2lxj5-r-p">
               <w:r>
                 <w:rPr>
                   <w:rFonts w:ascii="Arial" w:cs="Arial" w:eastAsia="Arial" w:hAnsi="Arial"/>
@@ -9944,7 +9944,7 @@
               <w:spacing w:after="10" w:before="0"/>
               <w:ind w:left="120"/>
             </w:pPr>
-            <w:hyperlink w:history="1" r:id="rIdszen76lawbasmke6iwcao">
+            <w:hyperlink w:history="1" r:id="rIdckkdtzxqlp8sgclmgppps">
               <w:r>
                 <w:rPr>
                   <w:rFonts w:ascii="Arial" w:cs="Arial" w:eastAsia="Arial" w:hAnsi="Arial"/>
@@ -9989,7 +9989,7 @@
             <w:pPr>
               <w:spacing w:after="20" w:before="0"/>
             </w:pPr>
-            <w:hyperlink w:history="1" r:id="rIdffnehdzm5fqsrutiqkk3w">
+            <w:hyperlink w:history="1" r:id="rIdyx6fux6jlbay4uxmc8afr">
               <w:r>
                 <w:rPr>
                   <w:rFonts w:ascii="Arial" w:cs="Arial" w:eastAsia="Arial" w:hAnsi="Arial"/>
@@ -10022,7 +10022,7 @@
               <w:spacing w:after="10" w:before="0"/>
               <w:ind w:left="120"/>
             </w:pPr>
-            <w:hyperlink w:history="1" r:id="rIdn1ax_qndzgdywkfboqt93">
+            <w:hyperlink w:history="1" r:id="rId6epjthvesvxw-m-m--8ba">
               <w:r>
                 <w:rPr>
                   <w:rFonts w:ascii="Arial" w:cs="Arial" w:eastAsia="Arial" w:hAnsi="Arial"/>
@@ -10217,7 +10217,7 @@
             <w:pPr>
               <w:spacing w:after="20" w:before="0"/>
             </w:pPr>
-            <w:hyperlink w:history="1" r:id="rIdq5agyhshvt8ma759mavk_">
+            <w:hyperlink w:history="1" r:id="rId_cjrdczsoewyi20ebswvj">
               <w:r>
                 <w:rPr>
                   <w:rFonts w:ascii="Arial" w:cs="Arial" w:eastAsia="Arial" w:hAnsi="Arial"/>
@@ -10250,7 +10250,7 @@
               <w:spacing w:after="10" w:before="0"/>
               <w:ind w:left="120"/>
             </w:pPr>
-            <w:hyperlink w:history="1" r:id="rId6bfajv8tg6eaethchtts7">
+            <w:hyperlink w:history="1" r:id="rIdcyoji3bjfkcryxs4aqeh9">
               <w:r>
                 <w:rPr>
                   <w:rFonts w:ascii="Arial" w:cs="Arial" w:eastAsia="Arial" w:hAnsi="Arial"/>
@@ -10295,7 +10295,7 @@
             <w:pPr>
               <w:spacing w:after="20" w:before="0"/>
             </w:pPr>
-            <w:hyperlink w:history="1" r:id="rIdw39fvd10otfd_-cq2nsa9">
+            <w:hyperlink w:history="1" r:id="rIdjvozgan6vutwvijsar7yr">
               <w:r>
                 <w:rPr>
                   <w:rFonts w:ascii="Arial" w:cs="Arial" w:eastAsia="Arial" w:hAnsi="Arial"/>
@@ -10328,7 +10328,7 @@
               <w:spacing w:after="10" w:before="0"/>
               <w:ind w:left="120"/>
             </w:pPr>
-            <w:hyperlink w:history="1" r:id="rIdw5lipdghgtywkrha89jre">
+            <w:hyperlink w:history="1" r:id="rIdtb9q9ky7ocmmtwi--wrmq">
               <w:r>
                 <w:rPr>
                   <w:rFonts w:ascii="Arial" w:cs="Arial" w:eastAsia="Arial" w:hAnsi="Arial"/>
@@ -10523,7 +10523,7 @@
             <w:pPr>
               <w:spacing w:after="20" w:before="0"/>
             </w:pPr>
-            <w:hyperlink w:history="1" r:id="rIdrpdmwtq5akuoxzmtznob8">
+            <w:hyperlink w:history="1" r:id="rIdcukrmxca3zlmod9alslwo">
               <w:r>
                 <w:rPr>
                   <w:rFonts w:ascii="Arial" w:cs="Arial" w:eastAsia="Arial" w:hAnsi="Arial"/>
@@ -10556,7 +10556,7 @@
               <w:spacing w:after="10" w:before="0"/>
               <w:ind w:left="120"/>
             </w:pPr>
-            <w:hyperlink w:history="1" r:id="rIdmld7kyraxgr-xxxoe5di6">
+            <w:hyperlink w:history="1" r:id="rIdwzifhtk3bo_n6mifg0qct">
               <w:r>
                 <w:rPr>
                   <w:rFonts w:ascii="Arial" w:cs="Arial" w:eastAsia="Arial" w:hAnsi="Arial"/>
@@ -10601,7 +10601,7 @@
             <w:pPr>
               <w:spacing w:after="20" w:before="0"/>
             </w:pPr>
-            <w:hyperlink w:history="1" r:id="rIdzie80eptd9sspp7t73oz8">
+            <w:hyperlink w:history="1" r:id="rIdyivbgqjihjqhqfbblc37a">
               <w:r>
                 <w:rPr>
                   <w:rFonts w:ascii="Arial" w:cs="Arial" w:eastAsia="Arial" w:hAnsi="Arial"/>
@@ -10634,7 +10634,7 @@
               <w:spacing w:after="10" w:before="0"/>
               <w:ind w:left="120"/>
             </w:pPr>
-            <w:hyperlink w:history="1" r:id="rIdxqoxt0ton7ouad4nzvjd_">
+            <w:hyperlink w:history="1" r:id="rIdwieyfxcvij5eipedmdnun">
               <w:r>
                 <w:rPr>
                   <w:rFonts w:ascii="Arial" w:cs="Arial" w:eastAsia="Arial" w:hAnsi="Arial"/>
@@ -10829,7 +10829,7 @@
             <w:pPr>
               <w:spacing w:after="20" w:before="0"/>
             </w:pPr>
-            <w:hyperlink w:history="1" r:id="rIdlxbsmwcnumw-ltjgpd0ni">
+            <w:hyperlink w:history="1" r:id="rIdclell9kzf2imh9_9aa4js">
               <w:r>
                 <w:rPr>
                   <w:rFonts w:ascii="Arial" w:cs="Arial" w:eastAsia="Arial" w:hAnsi="Arial"/>
@@ -10862,7 +10862,7 @@
               <w:spacing w:after="10" w:before="0"/>
               <w:ind w:left="120"/>
             </w:pPr>
-            <w:hyperlink w:history="1" r:id="rId9xyullvxkumhar2kwstlz">
+            <w:hyperlink w:history="1" r:id="rId-aioxqctkuizxuc0vr8ws">
               <w:r>
                 <w:rPr>
                   <w:rFonts w:ascii="Arial" w:cs="Arial" w:eastAsia="Arial" w:hAnsi="Arial"/>
@@ -10907,7 +10907,7 @@
             <w:pPr>
               <w:spacing w:after="20" w:before="0"/>
             </w:pPr>
-            <w:hyperlink w:history="1" r:id="rIdck-bo6gujfybjyzal71yi">
+            <w:hyperlink w:history="1" r:id="rIdgxaia_y7tvj93lz1qoxwn">
               <w:r>
                 <w:rPr>
                   <w:rFonts w:ascii="Arial" w:cs="Arial" w:eastAsia="Arial" w:hAnsi="Arial"/>
@@ -10940,7 +10940,7 @@
               <w:spacing w:after="10" w:before="0"/>
               <w:ind w:left="120"/>
             </w:pPr>
-            <w:hyperlink w:history="1" r:id="rIdqczna5hxmznzdo6s21frr">
+            <w:hyperlink w:history="1" r:id="rIdjtskhewo0pcovhfkumh6p">
               <w:r>
                 <w:rPr>
                   <w:rFonts w:ascii="Arial" w:cs="Arial" w:eastAsia="Arial" w:hAnsi="Arial"/>
@@ -11135,7 +11135,7 @@
             <w:pPr>
               <w:spacing w:after="20" w:before="0"/>
             </w:pPr>
-            <w:hyperlink w:history="1" r:id="rId_fpkxnxgx_fp_hi3mzqzw">
+            <w:hyperlink w:history="1" r:id="rIdlml4vlucxyte2gmh8nqog">
               <w:r>
                 <w:rPr>
                   <w:rFonts w:ascii="Arial" w:cs="Arial" w:eastAsia="Arial" w:hAnsi="Arial"/>
@@ -11168,7 +11168,7 @@
               <w:spacing w:after="10" w:before="0"/>
               <w:ind w:left="120"/>
             </w:pPr>
-            <w:hyperlink w:history="1" r:id="rIda_y8pgfgomswhdxnb_6oe">
+            <w:hyperlink w:history="1" r:id="rIdlu65keshy6zdagurdt5pm">
               <w:r>
                 <w:rPr>
                   <w:rFonts w:ascii="Arial" w:cs="Arial" w:eastAsia="Arial" w:hAnsi="Arial"/>
@@ -11213,7 +11213,7 @@
             <w:pPr>
               <w:spacing w:after="20" w:before="0"/>
             </w:pPr>
-            <w:hyperlink w:history="1" r:id="rIdx9p1gftvbkqxg9tbmabuh">
+            <w:hyperlink w:history="1" r:id="rIdambmzijktqyt96q4dvx5y">
               <w:r>
                 <w:rPr>
                   <w:rFonts w:ascii="Arial" w:cs="Arial" w:eastAsia="Arial" w:hAnsi="Arial"/>
@@ -11246,7 +11246,7 @@
               <w:spacing w:after="10" w:before="0"/>
               <w:ind w:left="120"/>
             </w:pPr>
-            <w:hyperlink w:history="1" r:id="rIdtx9h1f92qwxjiuj6lwev6">
+            <w:hyperlink w:history="1" r:id="rIdmyeu6dnlgoj0k0rteitgr">
               <w:r>
                 <w:rPr>
                   <w:rFonts w:ascii="Arial" w:cs="Arial" w:eastAsia="Arial" w:hAnsi="Arial"/>
@@ -11758,7 +11758,7 @@
         </w:rPr>
         <w:t xml:space="preserve">© 2026 SeaVuria and ARES. Aligned with KICD objectives. Developed by SeaVuria; technical implementation by ARES (with AI assistance from Claude). Licensed under </w:t>
       </w:r>
-      <w:hyperlink w:history="1" r:id="rId_j45dzkmx8tmfj8zbm5np">
+      <w:hyperlink w:history="1" r:id="rIdsim-4hlxxw7-sb4oea1d1">
         <w:r>
           <w:rPr>
             <w:rFonts w:ascii="Arial" w:cs="Arial" w:eastAsia="Arial" w:hAnsi="Arial"/>
@@ -11779,7 +11779,7 @@
         </w:rPr>
         <w:t xml:space="preserve"> (</w:t>
       </w:r>
-      <w:hyperlink w:history="1" r:id="rIdp7ur8cw6vsksxmiidffdt">
+      <w:hyperlink w:history="1" r:id="rIdtox7hclivm2s07fhjmbs6">
         <w:r>
           <w:rPr>
             <w:rFonts w:ascii="Arial" w:cs="Arial" w:eastAsia="Arial" w:hAnsi="Arial"/>
@@ -12792,7 +12792,7 @@
             <w:pPr>
               <w:spacing w:after="20" w:before="0"/>
             </w:pPr>
-            <w:hyperlink w:history="1" r:id="rIdj4r85udyzuz_-diowvnut">
+            <w:hyperlink w:history="1" r:id="rIdqd9u_emd34l6kvcku18h7">
               <w:r>
                 <w:rPr>
                   <w:rFonts w:ascii="Arial" w:cs="Arial" w:eastAsia="Arial" w:hAnsi="Arial"/>
@@ -12825,7 +12825,7 @@
               <w:spacing w:after="10" w:before="0"/>
               <w:ind w:left="120"/>
             </w:pPr>
-            <w:hyperlink w:history="1" r:id="rIdgypiwvgch0qbofidwyrjx">
+            <w:hyperlink w:history="1" r:id="rIddqs829m7mhsercaljwui_">
               <w:r>
                 <w:rPr>
                   <w:rFonts w:ascii="Arial" w:cs="Arial" w:eastAsia="Arial" w:hAnsi="Arial"/>
@@ -12870,7 +12870,7 @@
             <w:pPr>
               <w:spacing w:after="20" w:before="0"/>
             </w:pPr>
-            <w:hyperlink w:history="1" r:id="rIdjn0-towg_mtkg3z1pvmr1">
+            <w:hyperlink w:history="1" r:id="rIdfsdo3y1u3wlubqpnfnj5j">
               <w:r>
                 <w:rPr>
                   <w:rFonts w:ascii="Arial" w:cs="Arial" w:eastAsia="Arial" w:hAnsi="Arial"/>
@@ -12903,7 +12903,7 @@
               <w:spacing w:after="10" w:before="0"/>
               <w:ind w:left="120"/>
             </w:pPr>
-            <w:hyperlink w:history="1" r:id="rIdxwnx2p2ko9pypk8_fdcyg">
+            <w:hyperlink w:history="1" r:id="rIdo8t75ab4bm57u8ih2eojq">
               <w:r>
                 <w:rPr>
                   <w:rFonts w:ascii="Arial" w:cs="Arial" w:eastAsia="Arial" w:hAnsi="Arial"/>
@@ -13098,7 +13098,7 @@
             <w:pPr>
               <w:spacing w:after="20" w:before="0"/>
             </w:pPr>
-            <w:hyperlink w:history="1" r:id="rIdaddtymgelrpqmd4umpzi1">
+            <w:hyperlink w:history="1" r:id="rId2mmul0cehmmexwtoe6pkz">
               <w:r>
                 <w:rPr>
                   <w:rFonts w:ascii="Arial" w:cs="Arial" w:eastAsia="Arial" w:hAnsi="Arial"/>
@@ -13131,7 +13131,7 @@
               <w:spacing w:after="10" w:before="0"/>
               <w:ind w:left="120"/>
             </w:pPr>
-            <w:hyperlink w:history="1" r:id="rIdk3yphcqxzwwwi2pybvxmz">
+            <w:hyperlink w:history="1" r:id="rIdgf3djwon92xrztco3sckk">
               <w:r>
                 <w:rPr>
                   <w:rFonts w:ascii="Arial" w:cs="Arial" w:eastAsia="Arial" w:hAnsi="Arial"/>
@@ -13176,7 +13176,7 @@
             <w:pPr>
               <w:spacing w:after="20" w:before="0"/>
             </w:pPr>
-            <w:hyperlink w:history="1" r:id="rId3my3zltnhq8m7je8n3dye">
+            <w:hyperlink w:history="1" r:id="rIdvbbhjsr1q8p4hmvcnszbh">
               <w:r>
                 <w:rPr>
                   <w:rFonts w:ascii="Arial" w:cs="Arial" w:eastAsia="Arial" w:hAnsi="Arial"/>
@@ -13209,7 +13209,7 @@
               <w:spacing w:after="10" w:before="0"/>
               <w:ind w:left="120"/>
             </w:pPr>
-            <w:hyperlink w:history="1" r:id="rId4v-j5d2pbgkbkjgqol-qo">
+            <w:hyperlink w:history="1" r:id="rIdkq3pcyhbun6nsxhx98bob">
               <w:r>
                 <w:rPr>
                   <w:rFonts w:ascii="Arial" w:cs="Arial" w:eastAsia="Arial" w:hAnsi="Arial"/>
@@ -13404,7 +13404,7 @@
             <w:pPr>
               <w:spacing w:after="20" w:before="0"/>
             </w:pPr>
-            <w:hyperlink w:history="1" r:id="rIdkh7wv31xq9rqcjdrleis5">
+            <w:hyperlink w:history="1" r:id="rId_voh_po_sap2gxk95h0aw">
               <w:r>
                 <w:rPr>
                   <w:rFonts w:ascii="Arial" w:cs="Arial" w:eastAsia="Arial" w:hAnsi="Arial"/>
@@ -13437,7 +13437,7 @@
               <w:spacing w:after="10" w:before="0"/>
               <w:ind w:left="120"/>
             </w:pPr>
-            <w:hyperlink w:history="1" r:id="rId-2lb5qin_c-bmxiwhiryg">
+            <w:hyperlink w:history="1" r:id="rIdhracscjddvvin8ix-mzlf">
               <w:r>
                 <w:rPr>
                   <w:rFonts w:ascii="Arial" w:cs="Arial" w:eastAsia="Arial" w:hAnsi="Arial"/>
@@ -13482,7 +13482,7 @@
             <w:pPr>
               <w:spacing w:after="20" w:before="0"/>
             </w:pPr>
-            <w:hyperlink w:history="1" r:id="rIdbobrqxhqwquwlt-rjdxyt">
+            <w:hyperlink w:history="1" r:id="rIdg4f0me-7h-m_zp0wo3qx7">
               <w:r>
                 <w:rPr>
                   <w:rFonts w:ascii="Arial" w:cs="Arial" w:eastAsia="Arial" w:hAnsi="Arial"/>
@@ -13515,7 +13515,7 @@
               <w:spacing w:after="10" w:before="0"/>
               <w:ind w:left="120"/>
             </w:pPr>
-            <w:hyperlink w:history="1" r:id="rIdhelxdcyukeod-mqvplgyy">
+            <w:hyperlink w:history="1" r:id="rId43wcpz_0inc9gnf18eu7s">
               <w:r>
                 <w:rPr>
                   <w:rFonts w:ascii="Arial" w:cs="Arial" w:eastAsia="Arial" w:hAnsi="Arial"/>
@@ -13710,7 +13710,7 @@
             <w:pPr>
               <w:spacing w:after="20" w:before="0"/>
             </w:pPr>
-            <w:hyperlink w:history="1" r:id="rIdhkddknlfap5xmc2ufmtx_">
+            <w:hyperlink w:history="1" r:id="rIdhz6eypxgdywrzzwqx5woi">
               <w:r>
                 <w:rPr>
                   <w:rFonts w:ascii="Arial" w:cs="Arial" w:eastAsia="Arial" w:hAnsi="Arial"/>
@@ -13743,7 +13743,7 @@
               <w:spacing w:after="10" w:before="0"/>
               <w:ind w:left="120"/>
             </w:pPr>
-            <w:hyperlink w:history="1" r:id="rIdfetnclbuxhauki-dywiqh">
+            <w:hyperlink w:history="1" r:id="rIdqbtyculfmxooxjjv6_jdf">
               <w:r>
                 <w:rPr>
                   <w:rFonts w:ascii="Arial" w:cs="Arial" w:eastAsia="Arial" w:hAnsi="Arial"/>
@@ -13788,7 +13788,7 @@
             <w:pPr>
               <w:spacing w:after="20" w:before="0"/>
             </w:pPr>
-            <w:hyperlink w:history="1" r:id="rIdti4csxmzntkoodtludws1">
+            <w:hyperlink w:history="1" r:id="rIdvftdrwejua9xa2lhb-mg8">
               <w:r>
                 <w:rPr>
                   <w:rFonts w:ascii="Arial" w:cs="Arial" w:eastAsia="Arial" w:hAnsi="Arial"/>
@@ -13821,7 +13821,7 @@
               <w:spacing w:after="10" w:before="0"/>
               <w:ind w:left="120"/>
             </w:pPr>
-            <w:hyperlink w:history="1" r:id="rId5ury2xhavf8akk8lj6hwj">
+            <w:hyperlink w:history="1" r:id="rId02w9n6pcwpqgfq9h2jy6v">
               <w:r>
                 <w:rPr>
                   <w:rFonts w:ascii="Arial" w:cs="Arial" w:eastAsia="Arial" w:hAnsi="Arial"/>
@@ -14016,7 +14016,7 @@
             <w:pPr>
               <w:spacing w:after="20" w:before="0"/>
             </w:pPr>
-            <w:hyperlink w:history="1" r:id="rIdmgs-nr_uwfly9pmpggmli">
+            <w:hyperlink w:history="1" r:id="rId7dqytjrpyyyoxyajjf9r4">
               <w:r>
                 <w:rPr>
                   <w:rFonts w:ascii="Arial" w:cs="Arial" w:eastAsia="Arial" w:hAnsi="Arial"/>
@@ -14049,7 +14049,7 @@
               <w:spacing w:after="10" w:before="0"/>
               <w:ind w:left="120"/>
             </w:pPr>
-            <w:hyperlink w:history="1" r:id="rId4ed4o_ug8e4se0wrtv8xi">
+            <w:hyperlink w:history="1" r:id="rIdryvrryg4zak46fowcgj6w">
               <w:r>
                 <w:rPr>
                   <w:rFonts w:ascii="Arial" w:cs="Arial" w:eastAsia="Arial" w:hAnsi="Arial"/>
@@ -14094,7 +14094,7 @@
             <w:pPr>
               <w:spacing w:after="20" w:before="0"/>
             </w:pPr>
-            <w:hyperlink w:history="1" r:id="rId7vnd-gsqobp6vnj7_g922">
+            <w:hyperlink w:history="1" r:id="rIduw8ap1g7rxysytes_d8g0">
               <w:r>
                 <w:rPr>
                   <w:rFonts w:ascii="Arial" w:cs="Arial" w:eastAsia="Arial" w:hAnsi="Arial"/>
@@ -14127,7 +14127,7 @@
               <w:spacing w:after="10" w:before="0"/>
               <w:ind w:left="120"/>
             </w:pPr>
-            <w:hyperlink w:history="1" r:id="rIdujvltznux70e-3tzydeif">
+            <w:hyperlink w:history="1" r:id="rIdcb3fov8y_jch7mb0u4_ze">
               <w:r>
                 <w:rPr>
                   <w:rFonts w:ascii="Arial" w:cs="Arial" w:eastAsia="Arial" w:hAnsi="Arial"/>
@@ -14639,7 +14639,7 @@
         </w:rPr>
         <w:t xml:space="preserve">© 2026 SeaVuria and ARES. Aligned with KICD objectives. Developed by SeaVuria; technical implementation by ARES (with AI assistance from Claude). Licensed under </w:t>
       </w:r>
-      <w:hyperlink w:history="1" r:id="rIdamv3o8qgjxtq9flnvmvsg">
+      <w:hyperlink w:history="1" r:id="rId94q3heomjlcssisfvgqk0">
         <w:r>
           <w:rPr>
             <w:rFonts w:ascii="Arial" w:cs="Arial" w:eastAsia="Arial" w:hAnsi="Arial"/>
@@ -14660,7 +14660,7 @@
         </w:rPr>
         <w:t xml:space="preserve"> (</w:t>
       </w:r>
-      <w:hyperlink w:history="1" r:id="rIdwrgynz9k-vk7jaujtyepf">
+      <w:hyperlink w:history="1" r:id="rIdoxeypvenzwgk0to2vdb6o">
         <w:r>
           <w:rPr>
             <w:rFonts w:ascii="Arial" w:cs="Arial" w:eastAsia="Arial" w:hAnsi="Arial"/>
@@ -15673,7 +15673,7 @@
             <w:pPr>
               <w:spacing w:after="20" w:before="0"/>
             </w:pPr>
-            <w:hyperlink w:history="1" r:id="rIdfpudj4yklqgzi4iz46mup">
+            <w:hyperlink w:history="1" r:id="rIdv7lqizcpixsq27y6dipzu">
               <w:r>
                 <w:rPr>
                   <w:rFonts w:ascii="Arial" w:cs="Arial" w:eastAsia="Arial" w:hAnsi="Arial"/>
@@ -15706,7 +15706,7 @@
               <w:spacing w:after="10" w:before="0"/>
               <w:ind w:left="120"/>
             </w:pPr>
-            <w:hyperlink w:history="1" r:id="rIdjjz-0gpylnhfxux_ytymq">
+            <w:hyperlink w:history="1" r:id="rIdwzfiqlytxkql7qzb758gt">
               <w:r>
                 <w:rPr>
                   <w:rFonts w:ascii="Arial" w:cs="Arial" w:eastAsia="Arial" w:hAnsi="Arial"/>
@@ -15768,7 +15768,7 @@
               <w:spacing w:after="10" w:before="0"/>
               <w:ind w:left="120"/>
             </w:pPr>
-            <w:hyperlink w:history="1" r:id="rIdczrevcb5stfmmxqhhximz">
+            <w:hyperlink w:history="1" r:id="rIdgam4ovgkvag66f7ncwn7a">
               <w:r>
                 <w:rPr>
                   <w:rFonts w:ascii="Arial" w:cs="Arial" w:eastAsia="Arial" w:hAnsi="Arial"/>
@@ -15978,7 +15978,7 @@
             <w:pPr>
               <w:spacing w:after="20" w:before="0"/>
             </w:pPr>
-            <w:hyperlink w:history="1" r:id="rIdiw2e3cvxwzuk1poczh24g">
+            <w:hyperlink w:history="1" r:id="rIdbkl6cm8lge8ar8yijjenk">
               <w:r>
                 <w:rPr>
                   <w:rFonts w:ascii="Arial" w:cs="Arial" w:eastAsia="Arial" w:hAnsi="Arial"/>
@@ -16011,7 +16011,7 @@
               <w:spacing w:after="10" w:before="0"/>
               <w:ind w:left="120"/>
             </w:pPr>
-            <w:hyperlink w:history="1" r:id="rIdtl5iceht4peasl30i5h6q">
+            <w:hyperlink w:history="1" r:id="rIdk-nr4wu1pmp6x7br__sqc">
               <w:r>
                 <w:rPr>
                   <w:rFonts w:ascii="Arial" w:cs="Arial" w:eastAsia="Arial" w:hAnsi="Arial"/>
@@ -16073,7 +16073,7 @@
               <w:spacing w:after="10" w:before="0"/>
               <w:ind w:left="120"/>
             </w:pPr>
-            <w:hyperlink w:history="1" r:id="rIdpp5nvi1ieh6o_0dw5f2aa">
+            <w:hyperlink w:history="1" r:id="rIdssmte72axvmmtvtsofk4v">
               <w:r>
                 <w:rPr>
                   <w:rFonts w:ascii="Arial" w:cs="Arial" w:eastAsia="Arial" w:hAnsi="Arial"/>
@@ -16283,7 +16283,7 @@
             <w:pPr>
               <w:spacing w:after="20" w:before="0"/>
             </w:pPr>
-            <w:hyperlink w:history="1" r:id="rIdod6e-ykunooncqkkaasn0">
+            <w:hyperlink w:history="1" r:id="rIds6hcay0nwd1n_sziy9sc4">
               <w:r>
                 <w:rPr>
                   <w:rFonts w:ascii="Arial" w:cs="Arial" w:eastAsia="Arial" w:hAnsi="Arial"/>
@@ -16316,7 +16316,7 @@
               <w:spacing w:after="10" w:before="0"/>
               <w:ind w:left="120"/>
             </w:pPr>
-            <w:hyperlink w:history="1" r:id="rIdrocav--idz5pd6hc5sahf">
+            <w:hyperlink w:history="1" r:id="rIdyfbkmoomi43als9tnspbd">
               <w:r>
                 <w:rPr>
                   <w:rFonts w:ascii="Arial" w:cs="Arial" w:eastAsia="Arial" w:hAnsi="Arial"/>
@@ -16378,7 +16378,7 @@
               <w:spacing w:after="10" w:before="0"/>
               <w:ind w:left="120"/>
             </w:pPr>
-            <w:hyperlink w:history="1" r:id="rIdlkhqgfwgsvc3g3y2dfnr8">
+            <w:hyperlink w:history="1" r:id="rIdiwlfdxwhn6g-hdxl6rfax">
               <w:r>
                 <w:rPr>
                   <w:rFonts w:ascii="Arial" w:cs="Arial" w:eastAsia="Arial" w:hAnsi="Arial"/>
@@ -16588,7 +16588,7 @@
             <w:pPr>
               <w:spacing w:after="20" w:before="0"/>
             </w:pPr>
-            <w:hyperlink w:history="1" r:id="rId565bpt73cosf0irplsf-q">
+            <w:hyperlink w:history="1" r:id="rIdxr2zmioyfwi4_gb2xbjiy">
               <w:r>
                 <w:rPr>
                   <w:rFonts w:ascii="Arial" w:cs="Arial" w:eastAsia="Arial" w:hAnsi="Arial"/>
@@ -16621,7 +16621,7 @@
               <w:spacing w:after="10" w:before="0"/>
               <w:ind w:left="120"/>
             </w:pPr>
-            <w:hyperlink w:history="1" r:id="rIdq2-scdwdpkbndrwacr-aa">
+            <w:hyperlink w:history="1" r:id="rIdos3fzgrgnzta8hxsxfl97">
               <w:r>
                 <w:rPr>
                   <w:rFonts w:ascii="Arial" w:cs="Arial" w:eastAsia="Arial" w:hAnsi="Arial"/>
@@ -16683,7 +16683,7 @@
               <w:spacing w:after="10" w:before="0"/>
               <w:ind w:left="120"/>
             </w:pPr>
-            <w:hyperlink w:history="1" r:id="rIddcmm7_oxnanvkfut7_ngq">
+            <w:hyperlink w:history="1" r:id="rIdksg-z2db-mvgee5qravlg">
               <w:r>
                 <w:rPr>
                   <w:rFonts w:ascii="Arial" w:cs="Arial" w:eastAsia="Arial" w:hAnsi="Arial"/>
@@ -16893,7 +16893,7 @@
             <w:pPr>
               <w:spacing w:after="20" w:before="0"/>
             </w:pPr>
-            <w:hyperlink w:history="1" r:id="rIdzfiwniffhs8emvw8jjyph">
+            <w:hyperlink w:history="1" r:id="rIdabx5dbxeirbehzjakhzsf">
               <w:r>
                 <w:rPr>
                   <w:rFonts w:ascii="Arial" w:cs="Arial" w:eastAsia="Arial" w:hAnsi="Arial"/>
@@ -16926,7 +16926,7 @@
               <w:spacing w:after="10" w:before="0"/>
               <w:ind w:left="120"/>
             </w:pPr>
-            <w:hyperlink w:history="1" r:id="rIdjfc2shnrkktgk70bm67if">
+            <w:hyperlink w:history="1" r:id="rIdaclgyw2io-pd4yt8d0tib">
               <w:r>
                 <w:rPr>
                   <w:rFonts w:ascii="Arial" w:cs="Arial" w:eastAsia="Arial" w:hAnsi="Arial"/>
@@ -16988,7 +16988,7 @@
               <w:spacing w:after="10" w:before="0"/>
               <w:ind w:left="120"/>
             </w:pPr>
-            <w:hyperlink w:history="1" r:id="rIdhiidnnwzwoa6wru8szuos">
+            <w:hyperlink w:history="1" r:id="rIdm7zohkazomfb_dzy0zk49">
               <w:r>
                 <w:rPr>
                   <w:rFonts w:ascii="Arial" w:cs="Arial" w:eastAsia="Arial" w:hAnsi="Arial"/>
@@ -17515,7 +17515,7 @@
         </w:rPr>
         <w:t xml:space="preserve">© 2026 SeaVuria and ARES. Aligned with KICD objectives. Developed by SeaVuria; technical implementation by ARES (with AI assistance from Claude). Licensed under </w:t>
       </w:r>
-      <w:hyperlink w:history="1" r:id="rIdnomkaujcqvcuttjlg3-jx">
+      <w:hyperlink w:history="1" r:id="rIdcyegh-n9zdhzhu9wdnl5p">
         <w:r>
           <w:rPr>
             <w:rFonts w:ascii="Arial" w:cs="Arial" w:eastAsia="Arial" w:hAnsi="Arial"/>
@@ -17536,7 +17536,7 @@
         </w:rPr>
         <w:t xml:space="preserve"> (</w:t>
       </w:r>
-      <w:hyperlink w:history="1" r:id="rId3ugbovzen_yg8pj5h5hv_">
+      <w:hyperlink w:history="1" r:id="rIdc_mxdnhkoy6uvrrmhkath">
         <w:r>
           <w:rPr>
             <w:rFonts w:ascii="Arial" w:cs="Arial" w:eastAsia="Arial" w:hAnsi="Arial"/>
@@ -18549,7 +18549,7 @@
             <w:pPr>
               <w:spacing w:after="20" w:before="0"/>
             </w:pPr>
-            <w:hyperlink w:history="1" r:id="rIdstq4eeldxwe8h6c5qmobm">
+            <w:hyperlink w:history="1" r:id="rIdwlwmyij33on_2sw0i786x">
               <w:r>
                 <w:rPr>
                   <w:rFonts w:ascii="Arial" w:cs="Arial" w:eastAsia="Arial" w:hAnsi="Arial"/>
@@ -18582,7 +18582,7 @@
               <w:spacing w:after="10" w:before="0"/>
               <w:ind w:left="120"/>
             </w:pPr>
-            <w:hyperlink w:history="1" r:id="rId_9chpue6imhynhttqn4nx">
+            <w:hyperlink w:history="1" r:id="rIdwzdjxkfaouj_9ndw0od3p">
               <w:r>
                 <w:rPr>
                   <w:rFonts w:ascii="Arial" w:cs="Arial" w:eastAsia="Arial" w:hAnsi="Arial"/>
@@ -18627,7 +18627,7 @@
             <w:pPr>
               <w:spacing w:after="20" w:before="0"/>
             </w:pPr>
-            <w:hyperlink w:history="1" r:id="rId6zbef48conzfgsb2dfr6e">
+            <w:hyperlink w:history="1" r:id="rIde-2lyoppmsnqgklpy0ad5">
               <w:r>
                 <w:rPr>
                   <w:rFonts w:ascii="Arial" w:cs="Arial" w:eastAsia="Arial" w:hAnsi="Arial"/>
@@ -18660,7 +18660,7 @@
               <w:spacing w:after="10" w:before="0"/>
               <w:ind w:left="120"/>
             </w:pPr>
-            <w:hyperlink w:history="1" r:id="rIdbqme2cgfhcfnglkg1qdkf">
+            <w:hyperlink w:history="1" r:id="rIdbagyioarzhqiqxuc9-ep3">
               <w:r>
                 <w:rPr>
                   <w:rFonts w:ascii="Arial" w:cs="Arial" w:eastAsia="Arial" w:hAnsi="Arial"/>
@@ -18855,7 +18855,7 @@
             <w:pPr>
               <w:spacing w:after="20" w:before="0"/>
             </w:pPr>
-            <w:hyperlink w:history="1" r:id="rIdbny8woqtqpcoam1gdwksx">
+            <w:hyperlink w:history="1" r:id="rIdqiiiwuthkzaqqfjy1odny">
               <w:r>
                 <w:rPr>
                   <w:rFonts w:ascii="Arial" w:cs="Arial" w:eastAsia="Arial" w:hAnsi="Arial"/>
@@ -18888,7 +18888,7 @@
               <w:spacing w:after="10" w:before="0"/>
               <w:ind w:left="120"/>
             </w:pPr>
-            <w:hyperlink w:history="1" r:id="rIdpbyi5fqdb2wplohilgymk">
+            <w:hyperlink w:history="1" r:id="rIdesuf-azsmqqwzwl9zdmgp">
               <w:r>
                 <w:rPr>
                   <w:rFonts w:ascii="Arial" w:cs="Arial" w:eastAsia="Arial" w:hAnsi="Arial"/>
@@ -18933,7 +18933,7 @@
             <w:pPr>
               <w:spacing w:after="20" w:before="0"/>
             </w:pPr>
-            <w:hyperlink w:history="1" r:id="rIdasnvmoz_raq40gh5urpak">
+            <w:hyperlink w:history="1" r:id="rIdvgegqntidy-3eusag5exn">
               <w:r>
                 <w:rPr>
                   <w:rFonts w:ascii="Arial" w:cs="Arial" w:eastAsia="Arial" w:hAnsi="Arial"/>
@@ -18966,7 +18966,7 @@
               <w:spacing w:after="10" w:before="0"/>
               <w:ind w:left="120"/>
             </w:pPr>
-            <w:hyperlink w:history="1" r:id="rIdxghz9tdsk64ixnm8ty3w9">
+            <w:hyperlink w:history="1" r:id="rIdklrewe8yyllqyk9x1zcdm">
               <w:r>
                 <w:rPr>
                   <w:rFonts w:ascii="Arial" w:cs="Arial" w:eastAsia="Arial" w:hAnsi="Arial"/>
@@ -19161,7 +19161,7 @@
             <w:pPr>
               <w:spacing w:after="20" w:before="0"/>
             </w:pPr>
-            <w:hyperlink w:history="1" r:id="rId40pdrgzye4cl8drfsbtgs">
+            <w:hyperlink w:history="1" r:id="rIdimhognbnrvvxwxsud6zid">
               <w:r>
                 <w:rPr>
                   <w:rFonts w:ascii="Arial" w:cs="Arial" w:eastAsia="Arial" w:hAnsi="Arial"/>
@@ -19194,7 +19194,7 @@
               <w:spacing w:after="10" w:before="0"/>
               <w:ind w:left="120"/>
             </w:pPr>
-            <w:hyperlink w:history="1" r:id="rIdcoy-p5kf8tmu9hpyawn6n">
+            <w:hyperlink w:history="1" r:id="rIdxhorlj1wn1vbqwq7gdl7h">
               <w:r>
                 <w:rPr>
                   <w:rFonts w:ascii="Arial" w:cs="Arial" w:eastAsia="Arial" w:hAnsi="Arial"/>
@@ -19239,7 +19239,7 @@
             <w:pPr>
               <w:spacing w:after="20" w:before="0"/>
             </w:pPr>
-            <w:hyperlink w:history="1" r:id="rIdxequgtniss6bnmros_5rr">
+            <w:hyperlink w:history="1" r:id="rIdqxoafnaw06htlm7kcllwq">
               <w:r>
                 <w:rPr>
                   <w:rFonts w:ascii="Arial" w:cs="Arial" w:eastAsia="Arial" w:hAnsi="Arial"/>
@@ -19272,7 +19272,7 @@
               <w:spacing w:after="10" w:before="0"/>
               <w:ind w:left="120"/>
             </w:pPr>
-            <w:hyperlink w:history="1" r:id="rIdsgceww7pbfuxukbmpmsfk">
+            <w:hyperlink w:history="1" r:id="rIdrmny0e4v5xajzxb6um8vh">
               <w:r>
                 <w:rPr>
                   <w:rFonts w:ascii="Arial" w:cs="Arial" w:eastAsia="Arial" w:hAnsi="Arial"/>
@@ -19467,7 +19467,7 @@
             <w:pPr>
               <w:spacing w:after="20" w:before="0"/>
             </w:pPr>
-            <w:hyperlink w:history="1" r:id="rIdw7t4ydhiw7ofesjtqzo9z">
+            <w:hyperlink w:history="1" r:id="rIdkmjzzxnridgszi9og1t_j">
               <w:r>
                 <w:rPr>
                   <w:rFonts w:ascii="Arial" w:cs="Arial" w:eastAsia="Arial" w:hAnsi="Arial"/>
@@ -19500,7 +19500,7 @@
               <w:spacing w:after="10" w:before="0"/>
               <w:ind w:left="120"/>
             </w:pPr>
-            <w:hyperlink w:history="1" r:id="rId5j5la2sdiinhghwhgetxh">
+            <w:hyperlink w:history="1" r:id="rIdhcfyjr42j9-bzaf3te6jm">
               <w:r>
                 <w:rPr>
                   <w:rFonts w:ascii="Arial" w:cs="Arial" w:eastAsia="Arial" w:hAnsi="Arial"/>
@@ -19545,7 +19545,7 @@
             <w:pPr>
               <w:spacing w:after="20" w:before="0"/>
             </w:pPr>
-            <w:hyperlink w:history="1" r:id="rId1yn6mehjlz7r5tdvr64i_">
+            <w:hyperlink w:history="1" r:id="rIdtuogexybfc_adp6ywmxsh">
               <w:r>
                 <w:rPr>
                   <w:rFonts w:ascii="Arial" w:cs="Arial" w:eastAsia="Arial" w:hAnsi="Arial"/>
@@ -19578,7 +19578,7 @@
               <w:spacing w:after="10" w:before="0"/>
               <w:ind w:left="120"/>
             </w:pPr>
-            <w:hyperlink w:history="1" r:id="rIdpfjxltdaj3tyr-o9cedww">
+            <w:hyperlink w:history="1" r:id="rIdfngjcb-t6qd19szh7wfja">
               <w:r>
                 <w:rPr>
                   <w:rFonts w:ascii="Arial" w:cs="Arial" w:eastAsia="Arial" w:hAnsi="Arial"/>
@@ -19773,7 +19773,7 @@
             <w:pPr>
               <w:spacing w:after="20" w:before="0"/>
             </w:pPr>
-            <w:hyperlink w:history="1" r:id="rIdpqgvqjo2mddxtj8jyet6z">
+            <w:hyperlink w:history="1" r:id="rIdjsudwynhpc9ddmens9ymf">
               <w:r>
                 <w:rPr>
                   <w:rFonts w:ascii="Arial" w:cs="Arial" w:eastAsia="Arial" w:hAnsi="Arial"/>
@@ -19806,7 +19806,7 @@
               <w:spacing w:after="10" w:before="0"/>
               <w:ind w:left="120"/>
             </w:pPr>
-            <w:hyperlink w:history="1" r:id="rIdwz2ufwvysrm5-g8bwroek">
+            <w:hyperlink w:history="1" r:id="rId1bboaiuvquhrtdqbkdlri">
               <w:r>
                 <w:rPr>
                   <w:rFonts w:ascii="Arial" w:cs="Arial" w:eastAsia="Arial" w:hAnsi="Arial"/>
@@ -19851,7 +19851,7 @@
             <w:pPr>
               <w:spacing w:after="20" w:before="0"/>
             </w:pPr>
-            <w:hyperlink w:history="1" r:id="rIdk32055iwibjz31xyncnge">
+            <w:hyperlink w:history="1" r:id="rIdd8r7g2pf9r1mfkmcd_qvo">
               <w:r>
                 <w:rPr>
                   <w:rFonts w:ascii="Arial" w:cs="Arial" w:eastAsia="Arial" w:hAnsi="Arial"/>
@@ -19884,7 +19884,7 @@
               <w:spacing w:after="10" w:before="0"/>
               <w:ind w:left="120"/>
             </w:pPr>
-            <w:hyperlink w:history="1" r:id="rIdoma6s_xgrjcdkjba0cpxw">
+            <w:hyperlink w:history="1" r:id="rIdv_gebhnxgf81zzzmhq4z0">
               <w:r>
                 <w:rPr>
                   <w:rFonts w:ascii="Arial" w:cs="Arial" w:eastAsia="Arial" w:hAnsi="Arial"/>
@@ -20396,7 +20396,7 @@
         </w:rPr>
         <w:t xml:space="preserve">© 2026 SeaVuria and ARES. Aligned with KICD objectives. Developed by SeaVuria; technical implementation by ARES (with AI assistance from Claude). Licensed under </w:t>
       </w:r>
-      <w:hyperlink w:history="1" r:id="rIdex_cywtmf995wjcwliokf">
+      <w:hyperlink w:history="1" r:id="rIdpltvwbfka0xf6iuq0zfie">
         <w:r>
           <w:rPr>
             <w:rFonts w:ascii="Arial" w:cs="Arial" w:eastAsia="Arial" w:hAnsi="Arial"/>
@@ -20417,7 +20417,7 @@
         </w:rPr>
         <w:t xml:space="preserve"> (</w:t>
       </w:r>
-      <w:hyperlink w:history="1" r:id="rIdvf6ubzvzy763fgjvhn54p">
+      <w:hyperlink w:history="1" r:id="rIdugyys6gcqji3imx5f45jv">
         <w:r>
           <w:rPr>
             <w:rFonts w:ascii="Arial" w:cs="Arial" w:eastAsia="Arial" w:hAnsi="Arial"/>
@@ -21430,7 +21430,7 @@
             <w:pPr>
               <w:spacing w:after="20" w:before="0"/>
             </w:pPr>
-            <w:hyperlink w:history="1" r:id="rIdiyazu4qj6me13w4lbid-i">
+            <w:hyperlink w:history="1" r:id="rIdmswbohvt9pb7i_6izwlk-">
               <w:r>
                 <w:rPr>
                   <w:rFonts w:ascii="Arial" w:cs="Arial" w:eastAsia="Arial" w:hAnsi="Arial"/>
@@ -21463,7 +21463,7 @@
               <w:spacing w:after="10" w:before="0"/>
               <w:ind w:left="120"/>
             </w:pPr>
-            <w:hyperlink w:history="1" r:id="rIdj3gbnwowpocqdnbktxmbj">
+            <w:hyperlink w:history="1" r:id="rIdfnv-tj_iuwjbzs1wkwxes">
               <w:r>
                 <w:rPr>
                   <w:rFonts w:ascii="Arial" w:cs="Arial" w:eastAsia="Arial" w:hAnsi="Arial"/>
@@ -21508,7 +21508,7 @@
             <w:pPr>
               <w:spacing w:after="20" w:before="0"/>
             </w:pPr>
-            <w:hyperlink w:history="1" r:id="rIdh2vrvtn74scjdktnrnmkq">
+            <w:hyperlink w:history="1" r:id="rIdqnpxwv7mbpodqdaol5cjt">
               <w:r>
                 <w:rPr>
                   <w:rFonts w:ascii="Arial" w:cs="Arial" w:eastAsia="Arial" w:hAnsi="Arial"/>
@@ -21541,7 +21541,7 @@
               <w:spacing w:after="10" w:before="0"/>
               <w:ind w:left="120"/>
             </w:pPr>
-            <w:hyperlink w:history="1" r:id="rId-_zeibaldypwzaalura6r">
+            <w:hyperlink w:history="1" r:id="rIdl4qujqqah4mej-46jdfej">
               <w:r>
                 <w:rPr>
                   <w:rFonts w:ascii="Arial" w:cs="Arial" w:eastAsia="Arial" w:hAnsi="Arial"/>
@@ -21736,7 +21736,7 @@
             <w:pPr>
               <w:spacing w:after="20" w:before="0"/>
             </w:pPr>
-            <w:hyperlink w:history="1" r:id="rIdfvqzeuh2w9p9p6tqebqrk">
+            <w:hyperlink w:history="1" r:id="rIdkxxxsnnfx82qzm7lokrqg">
               <w:r>
                 <w:rPr>
                   <w:rFonts w:ascii="Arial" w:cs="Arial" w:eastAsia="Arial" w:hAnsi="Arial"/>
@@ -21769,7 +21769,7 @@
               <w:spacing w:after="10" w:before="0"/>
               <w:ind w:left="120"/>
             </w:pPr>
-            <w:hyperlink w:history="1" r:id="rIdyvlfa6gzji6minlyaftg_">
+            <w:hyperlink w:history="1" r:id="rIdx5_luewdsgjeyqlvczfjj">
               <w:r>
                 <w:rPr>
                   <w:rFonts w:ascii="Arial" w:cs="Arial" w:eastAsia="Arial" w:hAnsi="Arial"/>
@@ -21814,7 +21814,7 @@
             <w:pPr>
               <w:spacing w:after="20" w:before="0"/>
             </w:pPr>
-            <w:hyperlink w:history="1" r:id="rIdg9lti3irm3ha7k46xyo2j">
+            <w:hyperlink w:history="1" r:id="rIdnnmpgw8mxxgpadrge-wcg">
               <w:r>
                 <w:rPr>
                   <w:rFonts w:ascii="Arial" w:cs="Arial" w:eastAsia="Arial" w:hAnsi="Arial"/>
@@ -21847,7 +21847,7 @@
               <w:spacing w:after="10" w:before="0"/>
               <w:ind w:left="120"/>
             </w:pPr>
-            <w:hyperlink w:history="1" r:id="rIdsvnvfa4m7dkbdl8ipds4m">
+            <w:hyperlink w:history="1" r:id="rIdigziwty--pjpganpk-3zd">
               <w:r>
                 <w:rPr>
                   <w:rFonts w:ascii="Arial" w:cs="Arial" w:eastAsia="Arial" w:hAnsi="Arial"/>
@@ -22042,7 +22042,7 @@
             <w:pPr>
               <w:spacing w:after="20" w:before="0"/>
             </w:pPr>
-            <w:hyperlink w:history="1" r:id="rIdrjb1hinninhhw5vz6_vkx">
+            <w:hyperlink w:history="1" r:id="rIdl042abjxnleya89xwmyv9">
               <w:r>
                 <w:rPr>
                   <w:rFonts w:ascii="Arial" w:cs="Arial" w:eastAsia="Arial" w:hAnsi="Arial"/>
@@ -22075,7 +22075,7 @@
               <w:spacing w:after="10" w:before="0"/>
               <w:ind w:left="120"/>
             </w:pPr>
-            <w:hyperlink w:history="1" r:id="rIduqyum1r3qg4kyw3cr53xa">
+            <w:hyperlink w:history="1" r:id="rIdf4n4yhssa1n3utthfufbx">
               <w:r>
                 <w:rPr>
                   <w:rFonts w:ascii="Arial" w:cs="Arial" w:eastAsia="Arial" w:hAnsi="Arial"/>
@@ -22120,7 +22120,7 @@
             <w:pPr>
               <w:spacing w:after="20" w:before="0"/>
             </w:pPr>
-            <w:hyperlink w:history="1" r:id="rIdqyapnomuvzsrnz6vjojio">
+            <w:hyperlink w:history="1" r:id="rIduorr6cnvqfrmqcxddrw3n">
               <w:r>
                 <w:rPr>
                   <w:rFonts w:ascii="Arial" w:cs="Arial" w:eastAsia="Arial" w:hAnsi="Arial"/>
@@ -22153,7 +22153,7 @@
               <w:spacing w:after="10" w:before="0"/>
               <w:ind w:left="120"/>
             </w:pPr>
-            <w:hyperlink w:history="1" r:id="rIdtn7sgg4nlhm9blquxkz3_">
+            <w:hyperlink w:history="1" r:id="rIdd6a1srdy-nzx_ovi-flxa">
               <w:r>
                 <w:rPr>
                   <w:rFonts w:ascii="Arial" w:cs="Arial" w:eastAsia="Arial" w:hAnsi="Arial"/>
@@ -22348,7 +22348,7 @@
             <w:pPr>
               <w:spacing w:after="20" w:before="0"/>
             </w:pPr>
-            <w:hyperlink w:history="1" r:id="rIdtl2j0_xjrpyscxxawh_wi">
+            <w:hyperlink w:history="1" r:id="rIdhmcslh-wepavspsodvzxs">
               <w:r>
                 <w:rPr>
                   <w:rFonts w:ascii="Arial" w:cs="Arial" w:eastAsia="Arial" w:hAnsi="Arial"/>
@@ -22381,7 +22381,7 @@
               <w:spacing w:after="10" w:before="0"/>
               <w:ind w:left="120"/>
             </w:pPr>
-            <w:hyperlink w:history="1" r:id="rId_q6z067kthw-sse_3u4yi">
+            <w:hyperlink w:history="1" r:id="rIdsvmo0mp1hjdhla-rr_kgm">
               <w:r>
                 <w:rPr>
                   <w:rFonts w:ascii="Arial" w:cs="Arial" w:eastAsia="Arial" w:hAnsi="Arial"/>
@@ -22426,7 +22426,7 @@
             <w:pPr>
               <w:spacing w:after="20" w:before="0"/>
             </w:pPr>
-            <w:hyperlink w:history="1" r:id="rIdtepeprgp-j1r9cbpvb8lw">
+            <w:hyperlink w:history="1" r:id="rIdb_4w945an_tm56lmkv2np">
               <w:r>
                 <w:rPr>
                   <w:rFonts w:ascii="Arial" w:cs="Arial" w:eastAsia="Arial" w:hAnsi="Arial"/>
@@ -22459,7 +22459,7 @@
               <w:spacing w:after="10" w:before="0"/>
               <w:ind w:left="120"/>
             </w:pPr>
-            <w:hyperlink w:history="1" r:id="rIdv8vjajf7t5vagqbjqcodl">
+            <w:hyperlink w:history="1" r:id="rIdqvxtqikvg04qdb99mmzm-">
               <w:r>
                 <w:rPr>
                   <w:rFonts w:ascii="Arial" w:cs="Arial" w:eastAsia="Arial" w:hAnsi="Arial"/>
@@ -22654,7 +22654,7 @@
             <w:pPr>
               <w:spacing w:after="20" w:before="0"/>
             </w:pPr>
-            <w:hyperlink w:history="1" r:id="rIdchec4ayal_k86q6y6upgo">
+            <w:hyperlink w:history="1" r:id="rIdhyrxqmblihmdae25aecd9">
               <w:r>
                 <w:rPr>
                   <w:rFonts w:ascii="Arial" w:cs="Arial" w:eastAsia="Arial" w:hAnsi="Arial"/>
@@ -22687,7 +22687,7 @@
               <w:spacing w:after="10" w:before="0"/>
               <w:ind w:left="120"/>
             </w:pPr>
-            <w:hyperlink w:history="1" r:id="rId_x7zntdawygyfo5-udavp">
+            <w:hyperlink w:history="1" r:id="rIdgyuuwuv4wpbx7gjm0hpau">
               <w:r>
                 <w:rPr>
                   <w:rFonts w:ascii="Arial" w:cs="Arial" w:eastAsia="Arial" w:hAnsi="Arial"/>
@@ -22732,7 +22732,7 @@
             <w:pPr>
               <w:spacing w:after="20" w:before="0"/>
             </w:pPr>
-            <w:hyperlink w:history="1" r:id="rIdxsl9i6ki8irnq8bjmkdgr">
+            <w:hyperlink w:history="1" r:id="rIdjuvj6mcgw22p9xnfsf93y">
               <w:r>
                 <w:rPr>
                   <w:rFonts w:ascii="Arial" w:cs="Arial" w:eastAsia="Arial" w:hAnsi="Arial"/>
@@ -22765,7 +22765,7 @@
               <w:spacing w:after="10" w:before="0"/>
               <w:ind w:left="120"/>
             </w:pPr>
-            <w:hyperlink w:history="1" r:id="rIdaf57kuphicjd0fr8ruron">
+            <w:hyperlink w:history="1" r:id="rIdtq5sp9y_dttl5rouw31cs">
               <w:r>
                 <w:rPr>
                   <w:rFonts w:ascii="Arial" w:cs="Arial" w:eastAsia="Arial" w:hAnsi="Arial"/>
@@ -23277,7 +23277,7 @@
         </w:rPr>
         <w:t xml:space="preserve">© 2026 SeaVuria and ARES. Aligned with KICD objectives. Developed by SeaVuria; technical implementation by ARES (with AI assistance from Claude). Licensed under </w:t>
       </w:r>
-      <w:hyperlink w:history="1" r:id="rIdcpmyjva4obzygecxfdspd">
+      <w:hyperlink w:history="1" r:id="rId1xv2ub1hq9ynbsalnyn4i">
         <w:r>
           <w:rPr>
             <w:rFonts w:ascii="Arial" w:cs="Arial" w:eastAsia="Arial" w:hAnsi="Arial"/>
@@ -23298,7 +23298,7 @@
         </w:rPr>
         <w:t xml:space="preserve"> (</w:t>
       </w:r>
-      <w:hyperlink w:history="1" r:id="rIdjaye4_3ibgh7_czyynubi">
+      <w:hyperlink w:history="1" r:id="rIdokxxxm4f2hapbx1buhmnp">
         <w:r>
           <w:rPr>
             <w:rFonts w:ascii="Arial" w:cs="Arial" w:eastAsia="Arial" w:hAnsi="Arial"/>

--- a/data/outputs/v2/Physics/SS4.1_Greenhouse_Effect_and_Climate_Change/Physics_Greenhouse_Effect_and_Climate_Change_CBE_LessonSequence.docx
+++ b/data/outputs/v2/Physics/SS4.1_Greenhouse_Effect_and_Climate_Change/Physics_Greenhouse_Effect_and_Climate_Change_CBE_LessonSequence.docx
@@ -2537,7 +2537,7 @@
         </w:rPr>
         <w:t xml:space="preserve">© 2026 SeaVuria and ARES. This work is licensed under a </w:t>
       </w:r>
-      <w:hyperlink w:history="1" r:id="rIdyhnfod9dhgjxajjrfcn87">
+      <w:hyperlink w:history="1" r:id="rIdhl7oe5bhgybutntlfsa3b">
         <w:r>
           <w:rPr>
             <w:rFonts w:ascii="Arial" w:cs="Arial" w:eastAsia="Arial" w:hAnsi="Arial"/>
@@ -2557,7 +2557,7 @@
         </w:rPr>
         <w:t xml:space="preserve"> (</w:t>
       </w:r>
-      <w:hyperlink w:history="1" r:id="rIdnjhftwlxagijlgqravn_p">
+      <w:hyperlink w:history="1" r:id="rId5cjkgnvnrz94mltlcbcxg">
         <w:r>
           <w:rPr>
             <w:rFonts w:ascii="Arial" w:cs="Arial" w:eastAsia="Arial" w:hAnsi="Arial"/>
@@ -2577,7 +2577,7 @@
         </w:rPr>
         <w:t xml:space="preserve">). To view a copy of this license, visit </w:t>
       </w:r>
-      <w:hyperlink w:history="1" r:id="rIdcdis8weatqznstopdvzji">
+      <w:hyperlink w:history="1" r:id="rIdb_aromunujj7zah18luu8">
         <w:r>
           <w:rPr>
             <w:rFonts w:ascii="Arial" w:cs="Arial" w:eastAsia="Arial" w:hAnsi="Arial"/>
@@ -3589,7 +3589,7 @@
             <w:pPr>
               <w:spacing w:after="20" w:before="0"/>
             </w:pPr>
-            <w:hyperlink w:history="1" r:id="rIdec-rdwvglapqxdcbvbw4g">
+            <w:hyperlink w:history="1" r:id="rIdllzqhszotp4ciu0bb1fsg">
               <w:r>
                 <w:rPr>
                   <w:rFonts w:ascii="Arial" w:cs="Arial" w:eastAsia="Arial" w:hAnsi="Arial"/>
@@ -3598,9 +3598,25 @@
                   <w:szCs w:val="16"/>
                   <w:u w:val="single" w:color="2E75B6"/>
                 </w:rPr>
-                <w:t xml:space="preserve">Wheel mounts and fenders</w:t>
+                <w:t xml:space="preserve">Introduction to spectroscopy</w:t>
               </w:r>
             </w:hyperlink>
+          </w:p>
+          <w:p>
+            <w:pPr>
+              <w:spacing w:after="20" w:before="0"/>
+            </w:pPr>
+            <w:r>
+              <w:rPr>
+                <w:rFonts w:ascii="Arial" w:cs="Arial" w:eastAsia="Arial" w:hAnsi="Arial"/>
+                <w:i/>
+                <w:iCs/>
+                <w:color w:val="595959"/>
+                <w:sz w:val="16"/>
+                <w:szCs w:val="16"/>
+              </w:rPr>
+              <w:t xml:space="preserve">Related topic: not an exact match for this lesson.</w:t>
+            </w:r>
           </w:p>
           <w:p>
             <w:pPr>
@@ -3622,7 +3638,7 @@
               <w:spacing w:after="10" w:before="0"/>
               <w:ind w:left="120"/>
             </w:pPr>
-            <w:hyperlink w:history="1" r:id="rIdyj5xbdxtli1be3miibp_u">
+            <w:hyperlink w:history="1" r:id="rIdnno043tnd0ayvp8ogzbeg">
               <w:r>
                 <w:rPr>
                   <w:rFonts w:ascii="Arial" w:cs="Arial" w:eastAsia="Arial" w:hAnsi="Arial"/>
@@ -3684,7 +3700,7 @@
               <w:spacing w:after="10" w:before="0"/>
               <w:ind w:left="120"/>
             </w:pPr>
-            <w:hyperlink w:history="1" r:id="rIdl_kotahrfxmnjliq-tpz3">
+            <w:hyperlink w:history="1" r:id="rIdjlogxkvrphtyp4gsrgs9a">
               <w:r>
                 <w:rPr>
                   <w:rFonts w:ascii="Arial" w:cs="Arial" w:eastAsia="Arial" w:hAnsi="Arial"/>
@@ -3970,7 +3986,7 @@
             <w:pPr>
               <w:spacing w:after="20" w:before="0"/>
             </w:pPr>
-            <w:hyperlink w:history="1" r:id="rIdlnwkl-tg2bsdbnpw5so9m">
+            <w:hyperlink w:history="1" r:id="rIdjswaoe3ie3ca2-fw7y-8y">
               <w:r>
                 <w:rPr>
                   <w:rFonts w:ascii="Arial" w:cs="Arial" w:eastAsia="Arial" w:hAnsi="Arial"/>
@@ -3979,9 +3995,25 @@
                   <w:szCs w:val="16"/>
                   <w:u w:val="single" w:color="2E75B6"/>
                 </w:rPr>
-                <w:t xml:space="preserve">Battery and motor mounts for Spider</w:t>
+                <w:t xml:space="preserve">Introduction to spectroscopy</w:t>
               </w:r>
             </w:hyperlink>
+          </w:p>
+          <w:p>
+            <w:pPr>
+              <w:spacing w:after="20" w:before="0"/>
+            </w:pPr>
+            <w:r>
+              <w:rPr>
+                <w:rFonts w:ascii="Arial" w:cs="Arial" w:eastAsia="Arial" w:hAnsi="Arial"/>
+                <w:i/>
+                <w:iCs/>
+                <w:color w:val="595959"/>
+                <w:sz w:val="16"/>
+                <w:szCs w:val="16"/>
+              </w:rPr>
+              <w:t xml:space="preserve">Related topic: not an exact match for this lesson.</w:t>
+            </w:r>
           </w:p>
           <w:p>
             <w:pPr>
@@ -4003,7 +4035,7 @@
               <w:spacing w:after="10" w:before="0"/>
               <w:ind w:left="120"/>
             </w:pPr>
-            <w:hyperlink w:history="1" r:id="rIdm0qnnfk8ih2kxbdippqwu">
+            <w:hyperlink w:history="1" r:id="rIdivwul_umovbanzzaqk3oa">
               <w:r>
                 <w:rPr>
                   <w:rFonts w:ascii="Arial" w:cs="Arial" w:eastAsia="Arial" w:hAnsi="Arial"/>
@@ -4065,7 +4097,7 @@
               <w:spacing w:after="10" w:before="0"/>
               <w:ind w:left="120"/>
             </w:pPr>
-            <w:hyperlink w:history="1" r:id="rIdvki3nnjijvm7ddvcbjfky">
+            <w:hyperlink w:history="1" r:id="rIdh0k0czwtszhfvejjsvgmp">
               <w:r>
                 <w:rPr>
                   <w:rFonts w:ascii="Arial" w:cs="Arial" w:eastAsia="Arial" w:hAnsi="Arial"/>
@@ -4370,7 +4402,7 @@
             <w:pPr>
               <w:spacing w:after="20" w:before="0"/>
             </w:pPr>
-            <w:hyperlink w:history="1" r:id="rId7jwug2mrx8rpydgafzopd">
+            <w:hyperlink w:history="1" r:id="rId3tclhoitgdwy9wqece2d4">
               <w:r>
                 <w:rPr>
                   <w:rFonts w:ascii="Arial" w:cs="Arial" w:eastAsia="Arial" w:hAnsi="Arial"/>
@@ -4379,9 +4411,25 @@
                   <w:szCs w:val="16"/>
                   <w:u w:val="single" w:color="2E75B6"/>
                 </w:rPr>
-                <w:t xml:space="preserve">Create the motor mounts</w:t>
+                <w:t xml:space="preserve">Introduction to spectroscopy</w:t>
               </w:r>
             </w:hyperlink>
+          </w:p>
+          <w:p>
+            <w:pPr>
+              <w:spacing w:after="20" w:before="0"/>
+            </w:pPr>
+            <w:r>
+              <w:rPr>
+                <w:rFonts w:ascii="Arial" w:cs="Arial" w:eastAsia="Arial" w:hAnsi="Arial"/>
+                <w:i/>
+                <w:iCs/>
+                <w:color w:val="595959"/>
+                <w:sz w:val="16"/>
+                <w:szCs w:val="16"/>
+              </w:rPr>
+              <w:t xml:space="preserve">Related topic: not an exact match for this lesson.</w:t>
+            </w:r>
           </w:p>
           <w:p>
             <w:pPr>
@@ -4403,7 +4451,7 @@
               <w:spacing w:after="10" w:before="0"/>
               <w:ind w:left="120"/>
             </w:pPr>
-            <w:hyperlink w:history="1" r:id="rId0gb_ookbkp0h9jlsiqa-5">
+            <w:hyperlink w:history="1" r:id="rIdrvomnt_qxaihegkc9iceb">
               <w:r>
                 <w:rPr>
                   <w:rFonts w:ascii="Arial" w:cs="Arial" w:eastAsia="Arial" w:hAnsi="Arial"/>
@@ -4465,7 +4513,7 @@
               <w:spacing w:after="10" w:before="0"/>
               <w:ind w:left="120"/>
             </w:pPr>
-            <w:hyperlink w:history="1" r:id="rIduiqrxhdnpy4n9unzorqma">
+            <w:hyperlink w:history="1" r:id="rId7enseljfi0w_ngmevf0-y">
               <w:r>
                 <w:rPr>
                   <w:rFonts w:ascii="Arial" w:cs="Arial" w:eastAsia="Arial" w:hAnsi="Arial"/>
@@ -4770,7 +4818,7 @@
             <w:pPr>
               <w:spacing w:after="20" w:before="0"/>
             </w:pPr>
-            <w:hyperlink w:history="1" r:id="rIdaea3gh7pr37sjjrkovbgx">
+            <w:hyperlink w:history="1" r:id="rIdm0gcdgy3bfm21btbqn7c0">
               <w:r>
                 <w:rPr>
                   <w:rFonts w:ascii="Arial" w:cs="Arial" w:eastAsia="Arial" w:hAnsi="Arial"/>
@@ -4785,6 +4833,22 @@
           </w:p>
           <w:p>
             <w:pPr>
+              <w:spacing w:after="20" w:before="0"/>
+            </w:pPr>
+            <w:r>
+              <w:rPr>
+                <w:rFonts w:ascii="Arial" w:cs="Arial" w:eastAsia="Arial" w:hAnsi="Arial"/>
+                <w:i/>
+                <w:iCs/>
+                <w:color w:val="595959"/>
+                <w:sz w:val="16"/>
+                <w:szCs w:val="16"/>
+              </w:rPr>
+              <w:t xml:space="preserve">Related topic: not an exact match for this lesson.</w:t>
+            </w:r>
+          </w:p>
+          <w:p>
+            <w:pPr>
               <w:spacing w:after="10" w:before="0"/>
               <w:ind w:left="120"/>
             </w:pPr>
@@ -4803,7 +4867,7 @@
               <w:spacing w:after="10" w:before="0"/>
               <w:ind w:left="120"/>
             </w:pPr>
-            <w:hyperlink w:history="1" r:id="rIdnudtxsoim8bfvkxndtkbt">
+            <w:hyperlink w:history="1" r:id="rIdigzcv163hoydnj7m9moph">
               <w:r>
                 <w:rPr>
                   <w:rFonts w:ascii="Arial" w:cs="Arial" w:eastAsia="Arial" w:hAnsi="Arial"/>
@@ -4865,7 +4929,7 @@
               <w:spacing w:after="10" w:before="0"/>
               <w:ind w:left="120"/>
             </w:pPr>
-            <w:hyperlink w:history="1" r:id="rIdp96or3zecyvoggll_oi0n">
+            <w:hyperlink w:history="1" r:id="rIdixt2mhtxdurrk998h971h">
               <w:r>
                 <w:rPr>
                   <w:rFonts w:ascii="Arial" w:cs="Arial" w:eastAsia="Arial" w:hAnsi="Arial"/>
@@ -5170,7 +5234,7 @@
             <w:pPr>
               <w:spacing w:after="20" w:before="0"/>
             </w:pPr>
-            <w:hyperlink w:history="1" r:id="rIdkr3qox8218mfoeopbrglz">
+            <w:hyperlink w:history="1" r:id="rIdwt7izryibsunokfanrm7m">
               <w:r>
                 <w:rPr>
                   <w:rFonts w:ascii="Arial" w:cs="Arial" w:eastAsia="Arial" w:hAnsi="Arial"/>
@@ -5179,9 +5243,25 @@
                   <w:szCs w:val="16"/>
                   <w:u w:val="single" w:color="2E75B6"/>
                 </w:rPr>
-                <w:t xml:space="preserve">Wheel mounts and fenders</w:t>
+                <w:t xml:space="preserve">Introduction to spectroscopy</w:t>
               </w:r>
             </w:hyperlink>
+          </w:p>
+          <w:p>
+            <w:pPr>
+              <w:spacing w:after="20" w:before="0"/>
+            </w:pPr>
+            <w:r>
+              <w:rPr>
+                <w:rFonts w:ascii="Arial" w:cs="Arial" w:eastAsia="Arial" w:hAnsi="Arial"/>
+                <w:i/>
+                <w:iCs/>
+                <w:color w:val="595959"/>
+                <w:sz w:val="16"/>
+                <w:szCs w:val="16"/>
+              </w:rPr>
+              <w:t xml:space="preserve">Related topic: not an exact match for this lesson.</w:t>
+            </w:r>
           </w:p>
           <w:p>
             <w:pPr>
@@ -5203,7 +5283,7 @@
               <w:spacing w:after="10" w:before="0"/>
               <w:ind w:left="120"/>
             </w:pPr>
-            <w:hyperlink w:history="1" r:id="rId_6jykicvbb1h963nap5j5">
+            <w:hyperlink w:history="1" r:id="rIdyxkorjqlpkrytzgusec3g">
               <w:r>
                 <w:rPr>
                   <w:rFonts w:ascii="Arial" w:cs="Arial" w:eastAsia="Arial" w:hAnsi="Arial"/>
@@ -5265,7 +5345,7 @@
               <w:spacing w:after="10" w:before="0"/>
               <w:ind w:left="120"/>
             </w:pPr>
-            <w:hyperlink w:history="1" r:id="rIdm6ox5zbu99un2n45f57xb">
+            <w:hyperlink w:history="1" r:id="rIdgi_xej7ckrwzmw6etydrs">
               <w:r>
                 <w:rPr>
                   <w:rFonts w:ascii="Arial" w:cs="Arial" w:eastAsia="Arial" w:hAnsi="Arial"/>
@@ -6001,7 +6081,7 @@
         </w:rPr>
         <w:t xml:space="preserve">© 2026 SeaVuria and ARES. Aligned with KICD objectives. Developed by SeaVuria; technical implementation by ARES (with AI assistance from Claude). Licensed under </w:t>
       </w:r>
-      <w:hyperlink w:history="1" r:id="rIddofkghz67-zufbwyvlz8e">
+      <w:hyperlink w:history="1" r:id="rIdu5jfxlvk76ea2ci1lk3cl">
         <w:r>
           <w:rPr>
             <w:rFonts w:ascii="Arial" w:cs="Arial" w:eastAsia="Arial" w:hAnsi="Arial"/>
@@ -6022,7 +6102,7 @@
         </w:rPr>
         <w:t xml:space="preserve"> (</w:t>
       </w:r>
-      <w:hyperlink w:history="1" r:id="rIduwv1tbrxr-n6_tw2eyshe">
+      <w:hyperlink w:history="1" r:id="rIdulkrhddmymxaqo2-2m2ie">
         <w:r>
           <w:rPr>
             <w:rFonts w:ascii="Arial" w:cs="Arial" w:eastAsia="Arial" w:hAnsi="Arial"/>
@@ -7035,7 +7115,7 @@
             <w:pPr>
               <w:spacing w:after="20" w:before="0"/>
             </w:pPr>
-            <w:hyperlink w:history="1" r:id="rId7bduh-rej9fgm8nhu17eo">
+            <w:hyperlink w:history="1" r:id="rIdnst8f7vilz7bib4ivfznb">
               <w:r>
                 <w:rPr>
                   <w:rFonts w:ascii="Arial" w:cs="Arial" w:eastAsia="Arial" w:hAnsi="Arial"/>
@@ -7050,6 +7130,22 @@
           </w:p>
           <w:p>
             <w:pPr>
+              <w:spacing w:after="20" w:before="0"/>
+            </w:pPr>
+            <w:r>
+              <w:rPr>
+                <w:rFonts w:ascii="Arial" w:cs="Arial" w:eastAsia="Arial" w:hAnsi="Arial"/>
+                <w:i/>
+                <w:iCs/>
+                <w:color w:val="595959"/>
+                <w:sz w:val="16"/>
+                <w:szCs w:val="16"/>
+              </w:rPr>
+              <w:t xml:space="preserve">Related topic: not an exact match for this lesson.</w:t>
+            </w:r>
+          </w:p>
+          <w:p>
+            <w:pPr>
               <w:spacing w:after="10" w:before="0"/>
               <w:ind w:left="120"/>
             </w:pPr>
@@ -7068,7 +7164,7 @@
               <w:spacing w:after="10" w:before="0"/>
               <w:ind w:left="120"/>
             </w:pPr>
-            <w:hyperlink w:history="1" r:id="rIdnbvpjgt-fojajoi64semj">
+            <w:hyperlink w:history="1" r:id="rIdakhilekzfkbbafptslrqa">
               <w:r>
                 <w:rPr>
                   <w:rFonts w:ascii="Arial" w:cs="Arial" w:eastAsia="Arial" w:hAnsi="Arial"/>
@@ -7130,7 +7226,7 @@
               <w:spacing w:after="10" w:before="0"/>
               <w:ind w:left="120"/>
             </w:pPr>
-            <w:hyperlink w:history="1" r:id="rIdkt_oqnq1yfuwqypr64pea">
+            <w:hyperlink w:history="1" r:id="rId-u0p-ns0zq3y9ucpwvumt">
               <w:r>
                 <w:rPr>
                   <w:rFonts w:ascii="Arial" w:cs="Arial" w:eastAsia="Arial" w:hAnsi="Arial"/>
@@ -7340,7 +7436,7 @@
             <w:pPr>
               <w:spacing w:after="20" w:before="0"/>
             </w:pPr>
-            <w:hyperlink w:history="1" r:id="rIdlvbjizwnpo2wifxioimm9">
+            <w:hyperlink w:history="1" r:id="rIdqfgrlpsbctfexk1kabab0">
               <w:r>
                 <w:rPr>
                   <w:rFonts w:ascii="Arial" w:cs="Arial" w:eastAsia="Arial" w:hAnsi="Arial"/>
@@ -7355,6 +7451,22 @@
           </w:p>
           <w:p>
             <w:pPr>
+              <w:spacing w:after="20" w:before="0"/>
+            </w:pPr>
+            <w:r>
+              <w:rPr>
+                <w:rFonts w:ascii="Arial" w:cs="Arial" w:eastAsia="Arial" w:hAnsi="Arial"/>
+                <w:i/>
+                <w:iCs/>
+                <w:color w:val="595959"/>
+                <w:sz w:val="16"/>
+                <w:szCs w:val="16"/>
+              </w:rPr>
+              <w:t xml:space="preserve">Related topic: not an exact match for this lesson.</w:t>
+            </w:r>
+          </w:p>
+          <w:p>
+            <w:pPr>
               <w:spacing w:after="10" w:before="0"/>
               <w:ind w:left="120"/>
             </w:pPr>
@@ -7373,7 +7485,7 @@
               <w:spacing w:after="10" w:before="0"/>
               <w:ind w:left="120"/>
             </w:pPr>
-            <w:hyperlink w:history="1" r:id="rIdoqd0ehxm7fcn_onobphpn">
+            <w:hyperlink w:history="1" r:id="rId9i0omy83jfssgr3pivkw1">
               <w:r>
                 <w:rPr>
                   <w:rFonts w:ascii="Arial" w:cs="Arial" w:eastAsia="Arial" w:hAnsi="Arial"/>
@@ -7435,7 +7547,7 @@
               <w:spacing w:after="10" w:before="0"/>
               <w:ind w:left="120"/>
             </w:pPr>
-            <w:hyperlink w:history="1" r:id="rIded4gdpoqqg1jb2ql7dktf">
+            <w:hyperlink w:history="1" r:id="rIdrdcorq4dkhwfjnvckbmyq">
               <w:r>
                 <w:rPr>
                   <w:rFonts w:ascii="Arial" w:cs="Arial" w:eastAsia="Arial" w:hAnsi="Arial"/>
@@ -7645,7 +7757,7 @@
             <w:pPr>
               <w:spacing w:after="20" w:before="0"/>
             </w:pPr>
-            <w:hyperlink w:history="1" r:id="rIdskm02kcb33y-ac3izqg8a">
+            <w:hyperlink w:history="1" r:id="rIdtf4uatape5y8gwa4z11hi">
               <w:r>
                 <w:rPr>
                   <w:rFonts w:ascii="Arial" w:cs="Arial" w:eastAsia="Arial" w:hAnsi="Arial"/>
@@ -7660,6 +7772,22 @@
           </w:p>
           <w:p>
             <w:pPr>
+              <w:spacing w:after="20" w:before="0"/>
+            </w:pPr>
+            <w:r>
+              <w:rPr>
+                <w:rFonts w:ascii="Arial" w:cs="Arial" w:eastAsia="Arial" w:hAnsi="Arial"/>
+                <w:i/>
+                <w:iCs/>
+                <w:color w:val="595959"/>
+                <w:sz w:val="16"/>
+                <w:szCs w:val="16"/>
+              </w:rPr>
+              <w:t xml:space="preserve">Related topic: not an exact match for this lesson.</w:t>
+            </w:r>
+          </w:p>
+          <w:p>
+            <w:pPr>
               <w:spacing w:after="10" w:before="0"/>
               <w:ind w:left="120"/>
             </w:pPr>
@@ -7678,7 +7806,7 @@
               <w:spacing w:after="10" w:before="0"/>
               <w:ind w:left="120"/>
             </w:pPr>
-            <w:hyperlink w:history="1" r:id="rId5_taqsowttki9jhzbckph">
+            <w:hyperlink w:history="1" r:id="rIdshiiugdwdn6f0uvlb2ml9">
               <w:r>
                 <w:rPr>
                   <w:rFonts w:ascii="Arial" w:cs="Arial" w:eastAsia="Arial" w:hAnsi="Arial"/>
@@ -7740,7 +7868,7 @@
               <w:spacing w:after="10" w:before="0"/>
               <w:ind w:left="120"/>
             </w:pPr>
-            <w:hyperlink w:history="1" r:id="rId1_dm8lbtqecea_h4k66ac">
+            <w:hyperlink w:history="1" r:id="rIdkbvddrkfcy675ojidtrtm">
               <w:r>
                 <w:rPr>
                   <w:rFonts w:ascii="Arial" w:cs="Arial" w:eastAsia="Arial" w:hAnsi="Arial"/>
@@ -7950,7 +8078,328 @@
             <w:pPr>
               <w:spacing w:after="20" w:before="0"/>
             </w:pPr>
-            <w:hyperlink w:history="1" r:id="rIdg4zunjtgbqkfdagjpg0y7">
+            <w:hyperlink w:history="1" r:id="rIdpr3izhfkblmhfao-ratrp">
+              <w:r>
+                <w:rPr>
+                  <w:rFonts w:ascii="Arial" w:cs="Arial" w:eastAsia="Arial" w:hAnsi="Arial"/>
+                  <w:color w:val="2E75B6"/>
+                  <w:sz w:val="16"/>
+                  <w:szCs w:val="16"/>
+                  <w:u w:val="single" w:color="2E75B6"/>
+                </w:rPr>
+                <w:t xml:space="preserve">The Atmosphere and Climate</w:t>
+              </w:r>
+            </w:hyperlink>
+          </w:p>
+          <w:p>
+            <w:pPr>
+              <w:spacing w:after="20" w:before="0"/>
+            </w:pPr>
+            <w:r>
+              <w:rPr>
+                <w:rFonts w:ascii="Arial" w:cs="Arial" w:eastAsia="Arial" w:hAnsi="Arial"/>
+                <w:i/>
+                <w:iCs/>
+                <w:color w:val="595959"/>
+                <w:sz w:val="16"/>
+                <w:szCs w:val="16"/>
+              </w:rPr>
+              <w:t xml:space="preserve">Related topic: not an exact match for this lesson.</w:t>
+            </w:r>
+          </w:p>
+          <w:p>
+            <w:pPr>
+              <w:spacing w:after="10" w:before="0"/>
+              <w:ind w:left="120"/>
+            </w:pPr>
+            <w:r>
+              <w:rPr>
+                <w:rFonts w:ascii="Arial" w:cs="Arial" w:eastAsia="Arial" w:hAnsi="Arial"/>
+                <w:color w:val="595959"/>
+                <w:sz w:val="14"/>
+                <w:szCs w:val="14"/>
+              </w:rPr>
+              <w:t xml:space="preserve">Source: Khan Academy (English - US curriculum)</w:t>
+            </w:r>
+          </w:p>
+          <w:p>
+            <w:pPr>
+              <w:spacing w:after="10" w:before="0"/>
+              <w:ind w:left="120"/>
+            </w:pPr>
+            <w:hyperlink w:history="1" r:id="rIdnmznt-qimndxerqknta7d">
+              <w:r>
+                <w:rPr>
+                  <w:rFonts w:ascii="Arial" w:cs="Arial" w:eastAsia="Arial" w:hAnsi="Arial"/>
+                  <w:color w:val="595959"/>
+                  <w:sz w:val="14"/>
+                  <w:szCs w:val="14"/>
+                  <w:u w:val="single" w:color="595959"/>
+                </w:rPr>
+                <w:t xml:space="preserve">🔍 Search ARES for similar videos</w:t>
+              </w:r>
+            </w:hyperlink>
+          </w:p>
+          <w:p>
+            <w:pPr>
+              <w:spacing w:after="40" w:before="0"/>
+            </w:pPr>
+            <w:r>
+              <w:rPr>
+                <w:sz w:val="14"/>
+                <w:szCs w:val="14"/>
+              </w:rPr>
+              <w:t xml:space="preserve"/>
+            </w:r>
+          </w:p>
+          <w:p>
+            <w:pPr>
+              <w:spacing w:after="20" w:before="0"/>
+            </w:pPr>
+            <w:r>
+              <w:rPr>
+                <w:rFonts w:ascii="Arial" w:cs="Arial" w:eastAsia="Arial" w:hAnsi="Arial"/>
+                <w:b/>
+                <w:bCs/>
+                <w:color w:val="1F3864"/>
+                <w:sz w:val="16"/>
+                <w:szCs w:val="16"/>
+              </w:rPr>
+              <w:t xml:space="preserve">📖 READING:</w:t>
+            </w:r>
+          </w:p>
+          <w:p>
+            <w:pPr>
+              <w:spacing w:after="20" w:before="0"/>
+            </w:pPr>
+            <w:r>
+              <w:rPr>
+                <w:rFonts w:ascii="Arial" w:cs="Arial" w:eastAsia="Arial" w:hAnsi="Arial"/>
+                <w:i/>
+                <w:iCs/>
+                <w:color w:val="595959"/>
+                <w:sz w:val="16"/>
+                <w:szCs w:val="16"/>
+              </w:rPr>
+              <w:t xml:space="preserve">No closely matching reading in the ARES library for this activity.</w:t>
+            </w:r>
+          </w:p>
+          <w:p>
+            <w:pPr>
+              <w:spacing w:after="10" w:before="0"/>
+              <w:ind w:left="120"/>
+            </w:pPr>
+            <w:hyperlink w:history="1" r:id="rIdrvfk_d0b-iiqojuja-mnm">
+              <w:r>
+                <w:rPr>
+                  <w:rFonts w:ascii="Arial" w:cs="Arial" w:eastAsia="Arial" w:hAnsi="Arial"/>
+                  <w:color w:val="595959"/>
+                  <w:sz w:val="14"/>
+                  <w:szCs w:val="14"/>
+                  <w:u w:val="single" w:color="595959"/>
+                </w:rPr>
+                <w:t xml:space="preserve">🔍 Search ARES for readings</w:t>
+              </w:r>
+            </w:hyperlink>
+          </w:p>
+          <w:p>
+            <w:pPr>
+              <w:spacing w:after="10" w:before="0"/>
+              <w:ind w:left="120"/>
+            </w:pPr>
+            <w:r>
+              <w:rPr>
+                <w:rFonts w:ascii="Arial" w:cs="Arial" w:eastAsia="Arial" w:hAnsi="Arial"/>
+                <w:color w:val="595959"/>
+                <w:sz w:val="14"/>
+                <w:szCs w:val="14"/>
+              </w:rPr>
+              <w:t xml:space="preserve">Search terms: greenhouse effect climate change</w:t>
+            </w:r>
+          </w:p>
+        </w:tc>
+        <w:tc>
+          <w:tcPr>
+            <w:tcW w:type="dxa" w:w="3040"/>
+            <w:shd w:fill="FFFFFF" w:color="auto" w:val="clear"/>
+            <w:tcMar>
+              <w:top w:type="dxa" w:w="60"/>
+              <w:left w:type="dxa" w:w="120"/>
+              <w:bottom w:type="dxa" w:w="60"/>
+              <w:right w:type="dxa" w:w="120"/>
+            </w:tcMar>
+            <w:vAlign w:val="top"/>
+          </w:tcPr>
+          <w:p>
+            <w:pPr>
+              <w:spacing w:after="40" w:before="0"/>
+              <w:jc w:val="left"/>
+            </w:pPr>
+            <w:r>
+              <w:rPr>
+                <w:rFonts w:ascii="Arial" w:cs="Arial" w:eastAsia="Arial" w:hAnsi="Arial"/>
+                <w:b w:val="false"/>
+                <w:bCs w:val="false"/>
+                <w:i w:val="false"/>
+                <w:iCs w:val="false"/>
+                <w:color w:val="000000"/>
+                <w:sz w:val="18"/>
+                <w:szCs w:val="18"/>
+              </w:rPr>
+              <w:t xml:space="preserve">The teacher returns to the Driving Question Board from Lesson 1, which displays students initial questions and the anchoring phenomenon images. Students receive two new sticky note colours: green for This lesson helps us answer this question and orange for This lesson raises a new question I did not think of before. In pairs, students spend 3 minutes reviewing the DQB and placing their green and orange notes. New questions that typically emerge: Does Kenya produce enough emissions to matter globally? Could we reduce emissions without hurting farmers and herders? Are there other countries causing more damage than us? The teacher clusters new orange notes into emerging themes on the DQB without resolving them — these will drive Lessons 3 through 5.</w:t>
+            </w:r>
+          </w:p>
+        </w:tc>
+        <w:tc>
+          <w:tcPr>
+            <w:tcW w:type="dxa" w:w="3040"/>
+            <w:shd w:fill="F2F2F2" w:color="auto" w:val="clear"/>
+            <w:tcMar>
+              <w:top w:type="dxa" w:w="60"/>
+              <w:left w:type="dxa" w:w="120"/>
+              <w:bottom w:type="dxa" w:w="60"/>
+              <w:right w:type="dxa" w:w="120"/>
+            </w:tcMar>
+            <w:vAlign w:val="top"/>
+          </w:tcPr>
+          <w:p>
+            <w:pPr>
+              <w:spacing w:after="40" w:before="0"/>
+              <w:jc w:val="left"/>
+            </w:pPr>
+            <w:r>
+              <w:rPr>
+                <w:rFonts w:ascii="Arial" w:cs="Arial" w:eastAsia="Arial" w:hAnsi="Arial"/>
+                <w:b w:val="false"/>
+                <w:bCs w:val="false"/>
+                <w:i w:val="false"/>
+                <w:iCs w:val="false"/>
+                <w:color w:val="000000"/>
+                <w:sz w:val="18"/>
+                <w:szCs w:val="18"/>
+              </w:rPr>
+              <w:t xml:space="preserve">Point to the DQB and say: Last lesson, you asked big questions about our atmosphere and why things are changing. Today we collected new evidence. Take two sticky notes — green means this lesson helped answer a question already on the board, orange means today raised a brand new question for you. WAIT 3 MINUTES for pairs to write and post. Then step back and read aloud two or three green notes: It sounds like several of you now feel you can explain why charcoal burning could be connected to the glacier. That is real scientific progress. Read aloud one or two orange notes and say: These new questions are exactly what scientists ask. We will come back to them in Lessons 3, 4, and 5. Do not lose that curiosity.</w:t>
+            </w:r>
+          </w:p>
+        </w:tc>
+        <w:tc>
+          <w:tcPr>
+            <w:tcW w:type="dxa" w:w="3040"/>
+            <w:shd w:fill="FFFFFF" w:color="auto" w:val="clear"/>
+            <w:tcMar>
+              <w:top w:type="dxa" w:w="60"/>
+              <w:left w:type="dxa" w:w="120"/>
+              <w:bottom w:type="dxa" w:w="60"/>
+              <w:right w:type="dxa" w:w="120"/>
+            </w:tcMar>
+            <w:vAlign w:val="top"/>
+          </w:tcPr>
+          <w:p>
+            <w:pPr>
+              <w:spacing w:after="40" w:before="0"/>
+              <w:jc w:val="left"/>
+            </w:pPr>
+            <w:r>
+              <w:rPr>
+                <w:rFonts w:ascii="Arial" w:cs="Arial" w:eastAsia="Arial" w:hAnsi="Arial"/>
+                <w:b w:val="false"/>
+                <w:bCs w:val="false"/>
+                <w:i w:val="false"/>
+                <w:iCs w:val="false"/>
+                <w:color w:val="000000"/>
+                <w:sz w:val="18"/>
+                <w:szCs w:val="18"/>
+              </w:rPr>
+              <w:t xml:space="preserve">The DQB is a living document of the classes inquiry journey. Using two sticky note colours makes progress visible and honours new uncertainty simultaneously — both are valued in science. Clustering orange notes shows students that their questions are coherent and will be systematically addressed, building trust in the inquiry structure.</w:t>
+            </w:r>
+          </w:p>
+        </w:tc>
+        <w:tc>
+          <w:tcPr>
+            <w:tcW w:type="dxa" w:w="3040"/>
+            <w:shd w:fill="F2F2F2" w:color="auto" w:val="clear"/>
+            <w:tcMar>
+              <w:top w:type="dxa" w:w="60"/>
+              <w:left w:type="dxa" w:w="120"/>
+              <w:bottom w:type="dxa" w:w="60"/>
+              <w:right w:type="dxa" w:w="120"/>
+            </w:tcMar>
+            <w:vAlign w:val="top"/>
+          </w:tcPr>
+          <w:p>
+            <w:pPr>
+              <w:spacing w:after="40" w:before="0"/>
+              <w:jc w:val="left"/>
+            </w:pPr>
+            <w:r>
+              <w:rPr>
+                <w:rFonts w:ascii="Arial" w:cs="Arial" w:eastAsia="Arial" w:hAnsi="Arial"/>
+                <w:b w:val="false"/>
+                <w:bCs w:val="false"/>
+                <w:i w:val="false"/>
+                <w:iCs w:val="false"/>
+                <w:color w:val="000000"/>
+                <w:sz w:val="18"/>
+                <w:szCs w:val="18"/>
+              </w:rPr>
+              <w:t xml:space="preserve">Green notes reveal which learning goals students feel they have met — a quick proxy for self-assessed understanding. Orange notes reveal remaining gaps and misconceptions. If many orange notes cluster around whether Kenya matters globally, this signals a need to address scale and cumulative emissions explicitly in Lesson 4.</w:t>
+            </w:r>
+          </w:p>
+        </w:tc>
+      </w:tr>
+      <w:tr>
+        <w:tc>
+          <w:tcPr>
+            <w:tcW w:type="dxa" w:w="1520"/>
+            <w:shd w:fill="D5E8F0" w:color="auto" w:val="clear"/>
+            <w:tcMar>
+              <w:top w:type="dxa" w:w="60"/>
+              <w:left w:type="dxa" w:w="120"/>
+              <w:bottom w:type="dxa" w:w="60"/>
+              <w:right w:type="dxa" w:w="120"/>
+            </w:tcMar>
+            <w:vAlign w:val="top"/>
+          </w:tcPr>
+          <w:p>
+            <w:pPr>
+              <w:spacing w:after="40" w:before="0"/>
+              <w:jc w:val="left"/>
+            </w:pPr>
+            <w:r>
+              <w:rPr>
+                <w:rFonts w:ascii="Arial" w:cs="Arial" w:eastAsia="Arial" w:hAnsi="Arial"/>
+                <w:b/>
+                <w:bCs/>
+                <w:i w:val="false"/>
+                <w:iCs w:val="false"/>
+                <w:color w:val="000000"/>
+                <w:sz w:val="18"/>
+                <w:szCs w:val="18"/>
+              </w:rPr>
+              <w:t xml:space="preserve">Model Building Phase</w:t>
+            </w:r>
+          </w:p>
+          <w:p>
+            <w:pPr>
+              <w:spacing w:after="20" w:before="0"/>
+            </w:pPr>
+            <w:r>
+              <w:rPr>
+                <w:rFonts w:ascii="Arial" w:cs="Arial" w:eastAsia="Arial" w:hAnsi="Arial"/>
+                <w:b/>
+                <w:bCs/>
+                <w:color w:val="1F3864"/>
+                <w:sz w:val="16"/>
+                <w:szCs w:val="16"/>
+              </w:rPr>
+              <w:t xml:space="preserve">📹 VIDEO:</w:t>
+            </w:r>
+          </w:p>
+          <w:p>
+            <w:pPr>
+              <w:spacing w:after="20" w:before="0"/>
+            </w:pPr>
+            <w:hyperlink w:history="1" r:id="rIdiu9uygzbngfpayosw7xe0">
               <w:r>
                 <w:rPr>
                   <w:rFonts w:ascii="Arial" w:cs="Arial" w:eastAsia="Arial" w:hAnsi="Arial"/>
@@ -7965,6 +8414,22 @@
           </w:p>
           <w:p>
             <w:pPr>
+              <w:spacing w:after="20" w:before="0"/>
+            </w:pPr>
+            <w:r>
+              <w:rPr>
+                <w:rFonts w:ascii="Arial" w:cs="Arial" w:eastAsia="Arial" w:hAnsi="Arial"/>
+                <w:i/>
+                <w:iCs/>
+                <w:color w:val="595959"/>
+                <w:sz w:val="16"/>
+                <w:szCs w:val="16"/>
+              </w:rPr>
+              <w:t xml:space="preserve">Related topic: not an exact match for this lesson.</w:t>
+            </w:r>
+          </w:p>
+          <w:p>
+            <w:pPr>
               <w:spacing w:after="10" w:before="0"/>
               <w:ind w:left="120"/>
             </w:pPr>
@@ -7983,7 +8448,7 @@
               <w:spacing w:after="10" w:before="0"/>
               <w:ind w:left="120"/>
             </w:pPr>
-            <w:hyperlink w:history="1" r:id="rId4o4yy5-ewtgtvblfkk1ym">
+            <w:hyperlink w:history="1" r:id="rIdyxk2-oczgu-vgy-pc7mis">
               <w:r>
                 <w:rPr>
                   <w:rFonts w:ascii="Arial" w:cs="Arial" w:eastAsia="Arial" w:hAnsi="Arial"/>
@@ -8045,312 +8510,7 @@
               <w:spacing w:after="10" w:before="0"/>
               <w:ind w:left="120"/>
             </w:pPr>
-            <w:hyperlink w:history="1" r:id="rIdtekkgm1nv_ysr8mxbvdeq">
-              <w:r>
-                <w:rPr>
-                  <w:rFonts w:ascii="Arial" w:cs="Arial" w:eastAsia="Arial" w:hAnsi="Arial"/>
-                  <w:color w:val="595959"/>
-                  <w:sz w:val="14"/>
-                  <w:szCs w:val="14"/>
-                  <w:u w:val="single" w:color="595959"/>
-                </w:rPr>
-                <w:t xml:space="preserve">🔍 Search ARES for readings</w:t>
-              </w:r>
-            </w:hyperlink>
-          </w:p>
-          <w:p>
-            <w:pPr>
-              <w:spacing w:after="10" w:before="0"/>
-              <w:ind w:left="120"/>
-            </w:pPr>
-            <w:r>
-              <w:rPr>
-                <w:rFonts w:ascii="Arial" w:cs="Arial" w:eastAsia="Arial" w:hAnsi="Arial"/>
-                <w:color w:val="595959"/>
-                <w:sz w:val="14"/>
-                <w:szCs w:val="14"/>
-              </w:rPr>
-              <w:t xml:space="preserve">Search terms: greenhouse effect climate change</w:t>
-            </w:r>
-          </w:p>
-        </w:tc>
-        <w:tc>
-          <w:tcPr>
-            <w:tcW w:type="dxa" w:w="3040"/>
-            <w:shd w:fill="FFFFFF" w:color="auto" w:val="clear"/>
-            <w:tcMar>
-              <w:top w:type="dxa" w:w="60"/>
-              <w:left w:type="dxa" w:w="120"/>
-              <w:bottom w:type="dxa" w:w="60"/>
-              <w:right w:type="dxa" w:w="120"/>
-            </w:tcMar>
-            <w:vAlign w:val="top"/>
-          </w:tcPr>
-          <w:p>
-            <w:pPr>
-              <w:spacing w:after="40" w:before="0"/>
-              <w:jc w:val="left"/>
-            </w:pPr>
-            <w:r>
-              <w:rPr>
-                <w:rFonts w:ascii="Arial" w:cs="Arial" w:eastAsia="Arial" w:hAnsi="Arial"/>
-                <w:b w:val="false"/>
-                <w:bCs w:val="false"/>
-                <w:i w:val="false"/>
-                <w:iCs w:val="false"/>
-                <w:color w:val="000000"/>
-                <w:sz w:val="18"/>
-                <w:szCs w:val="18"/>
-              </w:rPr>
-              <w:t xml:space="preserve">The teacher returns to the Driving Question Board from Lesson 1, which displays students initial questions and the anchoring phenomenon images. Students receive two new sticky note colours: green for This lesson helps us answer this question and orange for This lesson raises a new question I did not think of before. In pairs, students spend 3 minutes reviewing the DQB and placing their green and orange notes. New questions that typically emerge: Does Kenya produce enough emissions to matter globally? Could we reduce emissions without hurting farmers and herders? Are there other countries causing more damage than us? The teacher clusters new orange notes into emerging themes on the DQB without resolving them — these will drive Lessons 3 through 5.</w:t>
-            </w:r>
-          </w:p>
-        </w:tc>
-        <w:tc>
-          <w:tcPr>
-            <w:tcW w:type="dxa" w:w="3040"/>
-            <w:shd w:fill="F2F2F2" w:color="auto" w:val="clear"/>
-            <w:tcMar>
-              <w:top w:type="dxa" w:w="60"/>
-              <w:left w:type="dxa" w:w="120"/>
-              <w:bottom w:type="dxa" w:w="60"/>
-              <w:right w:type="dxa" w:w="120"/>
-            </w:tcMar>
-            <w:vAlign w:val="top"/>
-          </w:tcPr>
-          <w:p>
-            <w:pPr>
-              <w:spacing w:after="40" w:before="0"/>
-              <w:jc w:val="left"/>
-            </w:pPr>
-            <w:r>
-              <w:rPr>
-                <w:rFonts w:ascii="Arial" w:cs="Arial" w:eastAsia="Arial" w:hAnsi="Arial"/>
-                <w:b w:val="false"/>
-                <w:bCs w:val="false"/>
-                <w:i w:val="false"/>
-                <w:iCs w:val="false"/>
-                <w:color w:val="000000"/>
-                <w:sz w:val="18"/>
-                <w:szCs w:val="18"/>
-              </w:rPr>
-              <w:t xml:space="preserve">Point to the DQB and say: Last lesson, you asked big questions about our atmosphere and why things are changing. Today we collected new evidence. Take two sticky notes — green means this lesson helped answer a question already on the board, orange means today raised a brand new question for you. WAIT 3 MINUTES for pairs to write and post. Then step back and read aloud two or three green notes: It sounds like several of you now feel you can explain why charcoal burning could be connected to the glacier. That is real scientific progress. Read aloud one or two orange notes and say: These new questions are exactly what scientists ask. We will come back to them in Lessons 3, 4, and 5. Do not lose that curiosity.</w:t>
-            </w:r>
-          </w:p>
-        </w:tc>
-        <w:tc>
-          <w:tcPr>
-            <w:tcW w:type="dxa" w:w="3040"/>
-            <w:shd w:fill="FFFFFF" w:color="auto" w:val="clear"/>
-            <w:tcMar>
-              <w:top w:type="dxa" w:w="60"/>
-              <w:left w:type="dxa" w:w="120"/>
-              <w:bottom w:type="dxa" w:w="60"/>
-              <w:right w:type="dxa" w:w="120"/>
-            </w:tcMar>
-            <w:vAlign w:val="top"/>
-          </w:tcPr>
-          <w:p>
-            <w:pPr>
-              <w:spacing w:after="40" w:before="0"/>
-              <w:jc w:val="left"/>
-            </w:pPr>
-            <w:r>
-              <w:rPr>
-                <w:rFonts w:ascii="Arial" w:cs="Arial" w:eastAsia="Arial" w:hAnsi="Arial"/>
-                <w:b w:val="false"/>
-                <w:bCs w:val="false"/>
-                <w:i w:val="false"/>
-                <w:iCs w:val="false"/>
-                <w:color w:val="000000"/>
-                <w:sz w:val="18"/>
-                <w:szCs w:val="18"/>
-              </w:rPr>
-              <w:t xml:space="preserve">The DQB is a living document of the classes inquiry journey. Using two sticky note colours makes progress visible and honours new uncertainty simultaneously — both are valued in science. Clustering orange notes shows students that their questions are coherent and will be systematically addressed, building trust in the inquiry structure.</w:t>
-            </w:r>
-          </w:p>
-        </w:tc>
-        <w:tc>
-          <w:tcPr>
-            <w:tcW w:type="dxa" w:w="3040"/>
-            <w:shd w:fill="F2F2F2" w:color="auto" w:val="clear"/>
-            <w:tcMar>
-              <w:top w:type="dxa" w:w="60"/>
-              <w:left w:type="dxa" w:w="120"/>
-              <w:bottom w:type="dxa" w:w="60"/>
-              <w:right w:type="dxa" w:w="120"/>
-            </w:tcMar>
-            <w:vAlign w:val="top"/>
-          </w:tcPr>
-          <w:p>
-            <w:pPr>
-              <w:spacing w:after="40" w:before="0"/>
-              <w:jc w:val="left"/>
-            </w:pPr>
-            <w:r>
-              <w:rPr>
-                <w:rFonts w:ascii="Arial" w:cs="Arial" w:eastAsia="Arial" w:hAnsi="Arial"/>
-                <w:b w:val="false"/>
-                <w:bCs w:val="false"/>
-                <w:i w:val="false"/>
-                <w:iCs w:val="false"/>
-                <w:color w:val="000000"/>
-                <w:sz w:val="18"/>
-                <w:szCs w:val="18"/>
-              </w:rPr>
-              <w:t xml:space="preserve">Green notes reveal which learning goals students feel they have met — a quick proxy for self-assessed understanding. Orange notes reveal remaining gaps and misconceptions. If many orange notes cluster around whether Kenya matters globally, this signals a need to address scale and cumulative emissions explicitly in Lesson 4.</w:t>
-            </w:r>
-          </w:p>
-        </w:tc>
-      </w:tr>
-      <w:tr>
-        <w:tc>
-          <w:tcPr>
-            <w:tcW w:type="dxa" w:w="1520"/>
-            <w:shd w:fill="D5E8F0" w:color="auto" w:val="clear"/>
-            <w:tcMar>
-              <w:top w:type="dxa" w:w="60"/>
-              <w:left w:type="dxa" w:w="120"/>
-              <w:bottom w:type="dxa" w:w="60"/>
-              <w:right w:type="dxa" w:w="120"/>
-            </w:tcMar>
-            <w:vAlign w:val="top"/>
-          </w:tcPr>
-          <w:p>
-            <w:pPr>
-              <w:spacing w:after="40" w:before="0"/>
-              <w:jc w:val="left"/>
-            </w:pPr>
-            <w:r>
-              <w:rPr>
-                <w:rFonts w:ascii="Arial" w:cs="Arial" w:eastAsia="Arial" w:hAnsi="Arial"/>
-                <w:b/>
-                <w:bCs/>
-                <w:i w:val="false"/>
-                <w:iCs w:val="false"/>
-                <w:color w:val="000000"/>
-                <w:sz w:val="18"/>
-                <w:szCs w:val="18"/>
-              </w:rPr>
-              <w:t xml:space="preserve">Model Building Phase</w:t>
-            </w:r>
-          </w:p>
-          <w:p>
-            <w:pPr>
-              <w:spacing w:after="20" w:before="0"/>
-            </w:pPr>
-            <w:r>
-              <w:rPr>
-                <w:rFonts w:ascii="Arial" w:cs="Arial" w:eastAsia="Arial" w:hAnsi="Arial"/>
-                <w:b/>
-                <w:bCs/>
-                <w:color w:val="1F3864"/>
-                <w:sz w:val="16"/>
-                <w:szCs w:val="16"/>
-              </w:rPr>
-              <w:t xml:space="preserve">📹 VIDEO:</w:t>
-            </w:r>
-          </w:p>
-          <w:p>
-            <w:pPr>
-              <w:spacing w:after="20" w:before="0"/>
-            </w:pPr>
-            <w:hyperlink w:history="1" r:id="rIdht08w6yhm1mmabwi0f7gg">
-              <w:r>
-                <w:rPr>
-                  <w:rFonts w:ascii="Arial" w:cs="Arial" w:eastAsia="Arial" w:hAnsi="Arial"/>
-                  <w:color w:val="2E75B6"/>
-                  <w:sz w:val="16"/>
-                  <w:szCs w:val="16"/>
-                  <w:u w:val="single" w:color="2E75B6"/>
-                </w:rPr>
-                <w:t xml:space="preserve">Earth's changing climate</w:t>
-              </w:r>
-            </w:hyperlink>
-          </w:p>
-          <w:p>
-            <w:pPr>
-              <w:spacing w:after="10" w:before="0"/>
-              <w:ind w:left="120"/>
-            </w:pPr>
-            <w:r>
-              <w:rPr>
-                <w:rFonts w:ascii="Arial" w:cs="Arial" w:eastAsia="Arial" w:hAnsi="Arial"/>
-                <w:color w:val="595959"/>
-                <w:sz w:val="14"/>
-                <w:szCs w:val="14"/>
-              </w:rPr>
-              <w:t xml:space="preserve">Source: Khan Academy (English - US curriculum)</w:t>
-            </w:r>
-          </w:p>
-          <w:p>
-            <w:pPr>
-              <w:spacing w:after="10" w:before="0"/>
-              <w:ind w:left="120"/>
-            </w:pPr>
-            <w:hyperlink w:history="1" r:id="rIdua8i88q4xbh4jgzxedlm5">
-              <w:r>
-                <w:rPr>
-                  <w:rFonts w:ascii="Arial" w:cs="Arial" w:eastAsia="Arial" w:hAnsi="Arial"/>
-                  <w:color w:val="595959"/>
-                  <w:sz w:val="14"/>
-                  <w:szCs w:val="14"/>
-                  <w:u w:val="single" w:color="595959"/>
-                </w:rPr>
-                <w:t xml:space="preserve">🔍 Search ARES for similar videos</w:t>
-              </w:r>
-            </w:hyperlink>
-          </w:p>
-          <w:p>
-            <w:pPr>
-              <w:spacing w:after="40" w:before="0"/>
-            </w:pPr>
-            <w:r>
-              <w:rPr>
-                <w:sz w:val="14"/>
-                <w:szCs w:val="14"/>
-              </w:rPr>
-              <w:t xml:space="preserve"/>
-            </w:r>
-          </w:p>
-          <w:p>
-            <w:pPr>
-              <w:spacing w:after="20" w:before="0"/>
-            </w:pPr>
-            <w:r>
-              <w:rPr>
-                <w:rFonts w:ascii="Arial" w:cs="Arial" w:eastAsia="Arial" w:hAnsi="Arial"/>
-                <w:b/>
-                <w:bCs/>
-                <w:color w:val="1F3864"/>
-                <w:sz w:val="16"/>
-                <w:szCs w:val="16"/>
-              </w:rPr>
-              <w:t xml:space="preserve">📖 READING:</w:t>
-            </w:r>
-          </w:p>
-          <w:p>
-            <w:pPr>
-              <w:spacing w:after="20" w:before="0"/>
-            </w:pPr>
-            <w:r>
-              <w:rPr>
-                <w:rFonts w:ascii="Arial" w:cs="Arial" w:eastAsia="Arial" w:hAnsi="Arial"/>
-                <w:i/>
-                <w:iCs/>
-                <w:color w:val="595959"/>
-                <w:sz w:val="16"/>
-                <w:szCs w:val="16"/>
-              </w:rPr>
-              <w:t xml:space="preserve">No closely matching reading in the ARES library for this activity.</w:t>
-            </w:r>
-          </w:p>
-          <w:p>
-            <w:pPr>
-              <w:spacing w:after="10" w:before="0"/>
-              <w:ind w:left="120"/>
-            </w:pPr>
-            <w:hyperlink w:history="1" r:id="rIddsxgouxvkny9pohydzbsi">
+            <w:hyperlink w:history="1" r:id="rIdbgnzcd3626lk6f4pgbmlt">
               <w:r>
                 <w:rPr>
                   <w:rFonts w:ascii="Arial" w:cs="Arial" w:eastAsia="Arial" w:hAnsi="Arial"/>
@@ -8877,7 +9037,7 @@
         </w:rPr>
         <w:t xml:space="preserve">© 2026 SeaVuria and ARES. Aligned with KICD objectives. Developed by SeaVuria; technical implementation by ARES (with AI assistance from Claude). Licensed under </w:t>
       </w:r>
-      <w:hyperlink w:history="1" r:id="rIdl4whnzpenj5twx2hykpyo">
+      <w:hyperlink w:history="1" r:id="rIddtv6pfufrj1l7yruy4qt0">
         <w:r>
           <w:rPr>
             <w:rFonts w:ascii="Arial" w:cs="Arial" w:eastAsia="Arial" w:hAnsi="Arial"/>
@@ -8898,7 +9058,7 @@
         </w:rPr>
         <w:t xml:space="preserve"> (</w:t>
       </w:r>
-      <w:hyperlink w:history="1" r:id="rIdcqxf6qhmvpr_nuiw4n8ud">
+      <w:hyperlink w:history="1" r:id="rIdxzuxrmk4mczxyrjuscone">
         <w:r>
           <w:rPr>
             <w:rFonts w:ascii="Arial" w:cs="Arial" w:eastAsia="Arial" w:hAnsi="Arial"/>
@@ -9911,7 +10071,7 @@
             <w:pPr>
               <w:spacing w:after="20" w:before="0"/>
             </w:pPr>
-            <w:hyperlink w:history="1" r:id="rIdn2rgygejexmk2lxj5-r-p">
+            <w:hyperlink w:history="1" r:id="rIddljllcq9zeberj-jt0dzg">
               <w:r>
                 <w:rPr>
                   <w:rFonts w:ascii="Arial" w:cs="Arial" w:eastAsia="Arial" w:hAnsi="Arial"/>
@@ -9926,6 +10086,22 @@
           </w:p>
           <w:p>
             <w:pPr>
+              <w:spacing w:after="20" w:before="0"/>
+            </w:pPr>
+            <w:r>
+              <w:rPr>
+                <w:rFonts w:ascii="Arial" w:cs="Arial" w:eastAsia="Arial" w:hAnsi="Arial"/>
+                <w:i/>
+                <w:iCs/>
+                <w:color w:val="595959"/>
+                <w:sz w:val="16"/>
+                <w:szCs w:val="16"/>
+              </w:rPr>
+              <w:t xml:space="preserve">Related topic: not an exact match for this lesson.</w:t>
+            </w:r>
+          </w:p>
+          <w:p>
+            <w:pPr>
               <w:spacing w:after="10" w:before="0"/>
               <w:ind w:left="120"/>
             </w:pPr>
@@ -9944,7 +10120,7 @@
               <w:spacing w:after="10" w:before="0"/>
               <w:ind w:left="120"/>
             </w:pPr>
-            <w:hyperlink w:history="1" r:id="rIdckkdtzxqlp8sgclmgppps">
+            <w:hyperlink w:history="1" r:id="rId3vebhidteaj2onckdwmbd">
               <w:r>
                 <w:rPr>
                   <w:rFonts w:ascii="Arial" w:cs="Arial" w:eastAsia="Arial" w:hAnsi="Arial"/>
@@ -9989,7 +10165,7 @@
             <w:pPr>
               <w:spacing w:after="20" w:before="0"/>
             </w:pPr>
-            <w:hyperlink w:history="1" r:id="rIdyx6fux6jlbay4uxmc8afr">
+            <w:hyperlink w:history="1" r:id="rIdqcwbbrke9i-wqzybfx6hs">
               <w:r>
                 <w:rPr>
                   <w:rFonts w:ascii="Arial" w:cs="Arial" w:eastAsia="Arial" w:hAnsi="Arial"/>
@@ -10004,6 +10180,22 @@
           </w:p>
           <w:p>
             <w:pPr>
+              <w:spacing w:after="20" w:before="0"/>
+            </w:pPr>
+            <w:r>
+              <w:rPr>
+                <w:rFonts w:ascii="Arial" w:cs="Arial" w:eastAsia="Arial" w:hAnsi="Arial"/>
+                <w:i/>
+                <w:iCs/>
+                <w:color w:val="595959"/>
+                <w:sz w:val="16"/>
+                <w:szCs w:val="16"/>
+              </w:rPr>
+              <w:t xml:space="preserve">Related topic: not an exact match for this lesson.</w:t>
+            </w:r>
+          </w:p>
+          <w:p>
+            <w:pPr>
               <w:spacing w:after="10" w:before="0"/>
               <w:ind w:left="120"/>
             </w:pPr>
@@ -10022,7 +10214,7 @@
               <w:spacing w:after="10" w:before="0"/>
               <w:ind w:left="120"/>
             </w:pPr>
-            <w:hyperlink w:history="1" r:id="rId6epjthvesvxw-m-m--8ba">
+            <w:hyperlink w:history="1" r:id="rId49x232flp6newjndgylwc">
               <w:r>
                 <w:rPr>
                   <w:rFonts w:ascii="Arial" w:cs="Arial" w:eastAsia="Arial" w:hAnsi="Arial"/>
@@ -10217,7 +10409,7 @@
             <w:pPr>
               <w:spacing w:after="20" w:before="0"/>
             </w:pPr>
-            <w:hyperlink w:history="1" r:id="rId_cjrdczsoewyi20ebswvj">
+            <w:hyperlink w:history="1" r:id="rIde635hpwok9hr3ocewp0dd">
               <w:r>
                 <w:rPr>
                   <w:rFonts w:ascii="Arial" w:cs="Arial" w:eastAsia="Arial" w:hAnsi="Arial"/>
@@ -10226,9 +10418,25 @@
                   <w:szCs w:val="16"/>
                   <w:u w:val="single" w:color="2E75B6"/>
                 </w:rPr>
-                <w:t xml:space="preserve">The Atmosphere and Climate</w:t>
+                <w:t xml:space="preserve">Earth's changing climate</w:t>
               </w:r>
             </w:hyperlink>
+          </w:p>
+          <w:p>
+            <w:pPr>
+              <w:spacing w:after="20" w:before="0"/>
+            </w:pPr>
+            <w:r>
+              <w:rPr>
+                <w:rFonts w:ascii="Arial" w:cs="Arial" w:eastAsia="Arial" w:hAnsi="Arial"/>
+                <w:i/>
+                <w:iCs/>
+                <w:color w:val="595959"/>
+                <w:sz w:val="16"/>
+                <w:szCs w:val="16"/>
+              </w:rPr>
+              <w:t xml:space="preserve">Related topic: not an exact match for this lesson.</w:t>
+            </w:r>
           </w:p>
           <w:p>
             <w:pPr>
@@ -10250,7 +10458,7 @@
               <w:spacing w:after="10" w:before="0"/>
               <w:ind w:left="120"/>
             </w:pPr>
-            <w:hyperlink w:history="1" r:id="rIdcyoji3bjfkcryxs4aqeh9">
+            <w:hyperlink w:history="1" r:id="rId67vjvfiaodl0clvkdpaxo">
               <w:r>
                 <w:rPr>
                   <w:rFonts w:ascii="Arial" w:cs="Arial" w:eastAsia="Arial" w:hAnsi="Arial"/>
@@ -10295,7 +10503,7 @@
             <w:pPr>
               <w:spacing w:after="20" w:before="0"/>
             </w:pPr>
-            <w:hyperlink w:history="1" r:id="rIdjvozgan6vutwvijsar7yr">
+            <w:hyperlink w:history="1" r:id="rIdefsrzpg1dwaloczhg-ura">
               <w:r>
                 <w:rPr>
                   <w:rFonts w:ascii="Arial" w:cs="Arial" w:eastAsia="Arial" w:hAnsi="Arial"/>
@@ -10310,6 +10518,22 @@
           </w:p>
           <w:p>
             <w:pPr>
+              <w:spacing w:after="20" w:before="0"/>
+            </w:pPr>
+            <w:r>
+              <w:rPr>
+                <w:rFonts w:ascii="Arial" w:cs="Arial" w:eastAsia="Arial" w:hAnsi="Arial"/>
+                <w:i/>
+                <w:iCs/>
+                <w:color w:val="595959"/>
+                <w:sz w:val="16"/>
+                <w:szCs w:val="16"/>
+              </w:rPr>
+              <w:t xml:space="preserve">Related topic: not an exact match for this lesson.</w:t>
+            </w:r>
+          </w:p>
+          <w:p>
+            <w:pPr>
               <w:spacing w:after="10" w:before="0"/>
               <w:ind w:left="120"/>
             </w:pPr>
@@ -10328,7 +10552,7 @@
               <w:spacing w:after="10" w:before="0"/>
               <w:ind w:left="120"/>
             </w:pPr>
-            <w:hyperlink w:history="1" r:id="rIdtb9q9ky7ocmmtwi--wrmq">
+            <w:hyperlink w:history="1" r:id="rIdu38v_vsztn8yhc7ljon5i">
               <w:r>
                 <w:rPr>
                   <w:rFonts w:ascii="Arial" w:cs="Arial" w:eastAsia="Arial" w:hAnsi="Arial"/>
@@ -10523,7 +10747,7 @@
             <w:pPr>
               <w:spacing w:after="20" w:before="0"/>
             </w:pPr>
-            <w:hyperlink w:history="1" r:id="rIdcukrmxca3zlmod9alslwo">
+            <w:hyperlink w:history="1" r:id="rIdhfadwovvhnli_kxc49sku">
               <w:r>
                 <w:rPr>
                   <w:rFonts w:ascii="Arial" w:cs="Arial" w:eastAsia="Arial" w:hAnsi="Arial"/>
@@ -10538,6 +10762,22 @@
           </w:p>
           <w:p>
             <w:pPr>
+              <w:spacing w:after="20" w:before="0"/>
+            </w:pPr>
+            <w:r>
+              <w:rPr>
+                <w:rFonts w:ascii="Arial" w:cs="Arial" w:eastAsia="Arial" w:hAnsi="Arial"/>
+                <w:i/>
+                <w:iCs/>
+                <w:color w:val="595959"/>
+                <w:sz w:val="16"/>
+                <w:szCs w:val="16"/>
+              </w:rPr>
+              <w:t xml:space="preserve">Related topic: not an exact match for this lesson.</w:t>
+            </w:r>
+          </w:p>
+          <w:p>
+            <w:pPr>
               <w:spacing w:after="10" w:before="0"/>
               <w:ind w:left="120"/>
             </w:pPr>
@@ -10556,7 +10796,7 @@
               <w:spacing w:after="10" w:before="0"/>
               <w:ind w:left="120"/>
             </w:pPr>
-            <w:hyperlink w:history="1" r:id="rIdwzifhtk3bo_n6mifg0qct">
+            <w:hyperlink w:history="1" r:id="rIdqbjnmrzdqh-iqfnrccnhk">
               <w:r>
                 <w:rPr>
                   <w:rFonts w:ascii="Arial" w:cs="Arial" w:eastAsia="Arial" w:hAnsi="Arial"/>
@@ -10601,7 +10841,7 @@
             <w:pPr>
               <w:spacing w:after="20" w:before="0"/>
             </w:pPr>
-            <w:hyperlink w:history="1" r:id="rIdyivbgqjihjqhqfbblc37a">
+            <w:hyperlink w:history="1" r:id="rIdeis6vkbkpxzs9ysnqnd1n">
               <w:r>
                 <w:rPr>
                   <w:rFonts w:ascii="Arial" w:cs="Arial" w:eastAsia="Arial" w:hAnsi="Arial"/>
@@ -10616,6 +10856,22 @@
           </w:p>
           <w:p>
             <w:pPr>
+              <w:spacing w:after="20" w:before="0"/>
+            </w:pPr>
+            <w:r>
+              <w:rPr>
+                <w:rFonts w:ascii="Arial" w:cs="Arial" w:eastAsia="Arial" w:hAnsi="Arial"/>
+                <w:i/>
+                <w:iCs/>
+                <w:color w:val="595959"/>
+                <w:sz w:val="16"/>
+                <w:szCs w:val="16"/>
+              </w:rPr>
+              <w:t xml:space="preserve">Related topic: not an exact match for this lesson.</w:t>
+            </w:r>
+          </w:p>
+          <w:p>
+            <w:pPr>
               <w:spacing w:after="10" w:before="0"/>
               <w:ind w:left="120"/>
             </w:pPr>
@@ -10634,7 +10890,7 @@
               <w:spacing w:after="10" w:before="0"/>
               <w:ind w:left="120"/>
             </w:pPr>
-            <w:hyperlink w:history="1" r:id="rIdwieyfxcvij5eipedmdnun">
+            <w:hyperlink w:history="1" r:id="rIdz_69e-pgqbvr7q5rblve9">
               <w:r>
                 <w:rPr>
                   <w:rFonts w:ascii="Arial" w:cs="Arial" w:eastAsia="Arial" w:hAnsi="Arial"/>
@@ -10829,7 +11085,7 @@
             <w:pPr>
               <w:spacing w:after="20" w:before="0"/>
             </w:pPr>
-            <w:hyperlink w:history="1" r:id="rIdclell9kzf2imh9_9aa4js">
+            <w:hyperlink w:history="1" r:id="rId-tdfzdqzzxtsoto5f7yl0">
               <w:r>
                 <w:rPr>
                   <w:rFonts w:ascii="Arial" w:cs="Arial" w:eastAsia="Arial" w:hAnsi="Arial"/>
@@ -10844,6 +11100,22 @@
           </w:p>
           <w:p>
             <w:pPr>
+              <w:spacing w:after="20" w:before="0"/>
+            </w:pPr>
+            <w:r>
+              <w:rPr>
+                <w:rFonts w:ascii="Arial" w:cs="Arial" w:eastAsia="Arial" w:hAnsi="Arial"/>
+                <w:i/>
+                <w:iCs/>
+                <w:color w:val="595959"/>
+                <w:sz w:val="16"/>
+                <w:szCs w:val="16"/>
+              </w:rPr>
+              <w:t xml:space="preserve">Related topic: not an exact match for this lesson.</w:t>
+            </w:r>
+          </w:p>
+          <w:p>
+            <w:pPr>
               <w:spacing w:after="10" w:before="0"/>
               <w:ind w:left="120"/>
             </w:pPr>
@@ -10862,7 +11134,7 @@
               <w:spacing w:after="10" w:before="0"/>
               <w:ind w:left="120"/>
             </w:pPr>
-            <w:hyperlink w:history="1" r:id="rId-aioxqctkuizxuc0vr8ws">
+            <w:hyperlink w:history="1" r:id="rIddim3uvekcmpo1iyw1femt">
               <w:r>
                 <w:rPr>
                   <w:rFonts w:ascii="Arial" w:cs="Arial" w:eastAsia="Arial" w:hAnsi="Arial"/>
@@ -10907,7 +11179,7 @@
             <w:pPr>
               <w:spacing w:after="20" w:before="0"/>
             </w:pPr>
-            <w:hyperlink w:history="1" r:id="rIdgxaia_y7tvj93lz1qoxwn">
+            <w:hyperlink w:history="1" r:id="rIduz4prih38zaaofzs7lnfi">
               <w:r>
                 <w:rPr>
                   <w:rFonts w:ascii="Arial" w:cs="Arial" w:eastAsia="Arial" w:hAnsi="Arial"/>
@@ -10922,6 +11194,22 @@
           </w:p>
           <w:p>
             <w:pPr>
+              <w:spacing w:after="20" w:before="0"/>
+            </w:pPr>
+            <w:r>
+              <w:rPr>
+                <w:rFonts w:ascii="Arial" w:cs="Arial" w:eastAsia="Arial" w:hAnsi="Arial"/>
+                <w:i/>
+                <w:iCs/>
+                <w:color w:val="595959"/>
+                <w:sz w:val="16"/>
+                <w:szCs w:val="16"/>
+              </w:rPr>
+              <w:t xml:space="preserve">Related topic: not an exact match for this lesson.</w:t>
+            </w:r>
+          </w:p>
+          <w:p>
+            <w:pPr>
               <w:spacing w:after="10" w:before="0"/>
               <w:ind w:left="120"/>
             </w:pPr>
@@ -10940,7 +11228,7 @@
               <w:spacing w:after="10" w:before="0"/>
               <w:ind w:left="120"/>
             </w:pPr>
-            <w:hyperlink w:history="1" r:id="rIdjtskhewo0pcovhfkumh6p">
+            <w:hyperlink w:history="1" r:id="rIdjjvfmkgnmy1kxh_mq1z_-">
               <w:r>
                 <w:rPr>
                   <w:rFonts w:ascii="Arial" w:cs="Arial" w:eastAsia="Arial" w:hAnsi="Arial"/>
@@ -11135,7 +11423,7 @@
             <w:pPr>
               <w:spacing w:after="20" w:before="0"/>
             </w:pPr>
-            <w:hyperlink w:history="1" r:id="rIdlml4vlucxyte2gmh8nqog">
+            <w:hyperlink w:history="1" r:id="rIdoyma_3z7ten__g2ook3wv">
               <w:r>
                 <w:rPr>
                   <w:rFonts w:ascii="Arial" w:cs="Arial" w:eastAsia="Arial" w:hAnsi="Arial"/>
@@ -11150,6 +11438,22 @@
           </w:p>
           <w:p>
             <w:pPr>
+              <w:spacing w:after="20" w:before="0"/>
+            </w:pPr>
+            <w:r>
+              <w:rPr>
+                <w:rFonts w:ascii="Arial" w:cs="Arial" w:eastAsia="Arial" w:hAnsi="Arial"/>
+                <w:i/>
+                <w:iCs/>
+                <w:color w:val="595959"/>
+                <w:sz w:val="16"/>
+                <w:szCs w:val="16"/>
+              </w:rPr>
+              <w:t xml:space="preserve">Related topic: not an exact match for this lesson.</w:t>
+            </w:r>
+          </w:p>
+          <w:p>
+            <w:pPr>
               <w:spacing w:after="10" w:before="0"/>
               <w:ind w:left="120"/>
             </w:pPr>
@@ -11168,7 +11472,7 @@
               <w:spacing w:after="10" w:before="0"/>
               <w:ind w:left="120"/>
             </w:pPr>
-            <w:hyperlink w:history="1" r:id="rIdlu65keshy6zdagurdt5pm">
+            <w:hyperlink w:history="1" r:id="rIdaa9janykyozjhc3eggbbq">
               <w:r>
                 <w:rPr>
                   <w:rFonts w:ascii="Arial" w:cs="Arial" w:eastAsia="Arial" w:hAnsi="Arial"/>
@@ -11213,7 +11517,7 @@
             <w:pPr>
               <w:spacing w:after="20" w:before="0"/>
             </w:pPr>
-            <w:hyperlink w:history="1" r:id="rIdambmzijktqyt96q4dvx5y">
+            <w:hyperlink w:history="1" r:id="rIdqrg7bivrmh9uazzr_aulf">
               <w:r>
                 <w:rPr>
                   <w:rFonts w:ascii="Arial" w:cs="Arial" w:eastAsia="Arial" w:hAnsi="Arial"/>
@@ -11228,6 +11532,22 @@
           </w:p>
           <w:p>
             <w:pPr>
+              <w:spacing w:after="20" w:before="0"/>
+            </w:pPr>
+            <w:r>
+              <w:rPr>
+                <w:rFonts w:ascii="Arial" w:cs="Arial" w:eastAsia="Arial" w:hAnsi="Arial"/>
+                <w:i/>
+                <w:iCs/>
+                <w:color w:val="595959"/>
+                <w:sz w:val="16"/>
+                <w:szCs w:val="16"/>
+              </w:rPr>
+              <w:t xml:space="preserve">Related topic: not an exact match for this lesson.</w:t>
+            </w:r>
+          </w:p>
+          <w:p>
+            <w:pPr>
               <w:spacing w:after="10" w:before="0"/>
               <w:ind w:left="120"/>
             </w:pPr>
@@ -11246,7 +11566,7 @@
               <w:spacing w:after="10" w:before="0"/>
               <w:ind w:left="120"/>
             </w:pPr>
-            <w:hyperlink w:history="1" r:id="rIdmyeu6dnlgoj0k0rteitgr">
+            <w:hyperlink w:history="1" r:id="rIdtt_roxaystyea4d1hk2x2">
               <w:r>
                 <w:rPr>
                   <w:rFonts w:ascii="Arial" w:cs="Arial" w:eastAsia="Arial" w:hAnsi="Arial"/>
@@ -11758,7 +12078,7 @@
         </w:rPr>
         <w:t xml:space="preserve">© 2026 SeaVuria and ARES. Aligned with KICD objectives. Developed by SeaVuria; technical implementation by ARES (with AI assistance from Claude). Licensed under </w:t>
       </w:r>
-      <w:hyperlink w:history="1" r:id="rIdsim-4hlxxw7-sb4oea1d1">
+      <w:hyperlink w:history="1" r:id="rId204gnc79c15bbyd7fqjho">
         <w:r>
           <w:rPr>
             <w:rFonts w:ascii="Arial" w:cs="Arial" w:eastAsia="Arial" w:hAnsi="Arial"/>
@@ -11779,7 +12099,7 @@
         </w:rPr>
         <w:t xml:space="preserve"> (</w:t>
       </w:r>
-      <w:hyperlink w:history="1" r:id="rIdtox7hclivm2s07fhjmbs6">
+      <w:hyperlink w:history="1" r:id="rIdxgjjx0aohltfq6s3bnz_n">
         <w:r>
           <w:rPr>
             <w:rFonts w:ascii="Arial" w:cs="Arial" w:eastAsia="Arial" w:hAnsi="Arial"/>
@@ -12792,7 +13112,7 @@
             <w:pPr>
               <w:spacing w:after="20" w:before="0"/>
             </w:pPr>
-            <w:hyperlink w:history="1" r:id="rIdqd9u_emd34l6kvcku18h7">
+            <w:hyperlink w:history="1" r:id="rIdpsprtnus719guzkmx8c-s">
               <w:r>
                 <w:rPr>
                   <w:rFonts w:ascii="Arial" w:cs="Arial" w:eastAsia="Arial" w:hAnsi="Arial"/>
@@ -12807,6 +13127,22 @@
           </w:p>
           <w:p>
             <w:pPr>
+              <w:spacing w:after="20" w:before="0"/>
+            </w:pPr>
+            <w:r>
+              <w:rPr>
+                <w:rFonts w:ascii="Arial" w:cs="Arial" w:eastAsia="Arial" w:hAnsi="Arial"/>
+                <w:i/>
+                <w:iCs/>
+                <w:color w:val="595959"/>
+                <w:sz w:val="16"/>
+                <w:szCs w:val="16"/>
+              </w:rPr>
+              <w:t xml:space="preserve">Related topic: not an exact match for this lesson.</w:t>
+            </w:r>
+          </w:p>
+          <w:p>
+            <w:pPr>
               <w:spacing w:after="10" w:before="0"/>
               <w:ind w:left="120"/>
             </w:pPr>
@@ -12825,7 +13161,7 @@
               <w:spacing w:after="10" w:before="0"/>
               <w:ind w:left="120"/>
             </w:pPr>
-            <w:hyperlink w:history="1" r:id="rIddqs829m7mhsercaljwui_">
+            <w:hyperlink w:history="1" r:id="rId3cpp5uabrb5wglgx5vk1e">
               <w:r>
                 <w:rPr>
                   <w:rFonts w:ascii="Arial" w:cs="Arial" w:eastAsia="Arial" w:hAnsi="Arial"/>
@@ -12870,7 +13206,7 @@
             <w:pPr>
               <w:spacing w:after="20" w:before="0"/>
             </w:pPr>
-            <w:hyperlink w:history="1" r:id="rIdfsdo3y1u3wlubqpnfnj5j">
+            <w:hyperlink w:history="1" r:id="rId1hy1y_hv4t09tvt3gbc3s">
               <w:r>
                 <w:rPr>
                   <w:rFonts w:ascii="Arial" w:cs="Arial" w:eastAsia="Arial" w:hAnsi="Arial"/>
@@ -12903,7 +13239,7 @@
               <w:spacing w:after="10" w:before="0"/>
               <w:ind w:left="120"/>
             </w:pPr>
-            <w:hyperlink w:history="1" r:id="rIdo8t75ab4bm57u8ih2eojq">
+            <w:hyperlink w:history="1" r:id="rIdei0l-nwoca4jinawtb_3q">
               <w:r>
                 <w:rPr>
                   <w:rFonts w:ascii="Arial" w:cs="Arial" w:eastAsia="Arial" w:hAnsi="Arial"/>
@@ -13098,7 +13434,7 @@
             <w:pPr>
               <w:spacing w:after="20" w:before="0"/>
             </w:pPr>
-            <w:hyperlink w:history="1" r:id="rId2mmul0cehmmexwtoe6pkz">
+            <w:hyperlink w:history="1" r:id="rId3yqrxul7tn06s6qoq7jqi">
               <w:r>
                 <w:rPr>
                   <w:rFonts w:ascii="Arial" w:cs="Arial" w:eastAsia="Arial" w:hAnsi="Arial"/>
@@ -13107,9 +13443,25 @@
                   <w:szCs w:val="16"/>
                   <w:u w:val="single" w:color="2E75B6"/>
                 </w:rPr>
-                <w:t xml:space="preserve">How Climate Changes Art</w:t>
+                <w:t xml:space="preserve">Earth's changing climate</w:t>
               </w:r>
             </w:hyperlink>
+          </w:p>
+          <w:p>
+            <w:pPr>
+              <w:spacing w:after="20" w:before="0"/>
+            </w:pPr>
+            <w:r>
+              <w:rPr>
+                <w:rFonts w:ascii="Arial" w:cs="Arial" w:eastAsia="Arial" w:hAnsi="Arial"/>
+                <w:i/>
+                <w:iCs/>
+                <w:color w:val="595959"/>
+                <w:sz w:val="16"/>
+                <w:szCs w:val="16"/>
+              </w:rPr>
+              <w:t xml:space="preserve">Related topic: not an exact match for this lesson.</w:t>
+            </w:r>
           </w:p>
           <w:p>
             <w:pPr>
@@ -13131,7 +13483,7 @@
               <w:spacing w:after="10" w:before="0"/>
               <w:ind w:left="120"/>
             </w:pPr>
-            <w:hyperlink w:history="1" r:id="rIdgf3djwon92xrztco3sckk">
+            <w:hyperlink w:history="1" r:id="rIdzr9vkxsemvo5occijzatz">
               <w:r>
                 <w:rPr>
                   <w:rFonts w:ascii="Arial" w:cs="Arial" w:eastAsia="Arial" w:hAnsi="Arial"/>
@@ -13176,7 +13528,7 @@
             <w:pPr>
               <w:spacing w:after="20" w:before="0"/>
             </w:pPr>
-            <w:hyperlink w:history="1" r:id="rIdvbbhjsr1q8p4hmvcnszbh">
+            <w:hyperlink w:history="1" r:id="rIdfufioj85vnco-hclg_3cy">
               <w:r>
                 <w:rPr>
                   <w:rFonts w:ascii="Arial" w:cs="Arial" w:eastAsia="Arial" w:hAnsi="Arial"/>
@@ -13209,7 +13561,7 @@
               <w:spacing w:after="10" w:before="0"/>
               <w:ind w:left="120"/>
             </w:pPr>
-            <w:hyperlink w:history="1" r:id="rIdkq3pcyhbun6nsxhx98bob">
+            <w:hyperlink w:history="1" r:id="rIdhsjywnbaq2-qivwctwog3">
               <w:r>
                 <w:rPr>
                   <w:rFonts w:ascii="Arial" w:cs="Arial" w:eastAsia="Arial" w:hAnsi="Arial"/>
@@ -13404,7 +13756,7 @@
             <w:pPr>
               <w:spacing w:after="20" w:before="0"/>
             </w:pPr>
-            <w:hyperlink w:history="1" r:id="rId_voh_po_sap2gxk95h0aw">
+            <w:hyperlink w:history="1" r:id="rIdmohttr_wujciueow7dhsw">
               <w:r>
                 <w:rPr>
                   <w:rFonts w:ascii="Arial" w:cs="Arial" w:eastAsia="Arial" w:hAnsi="Arial"/>
@@ -13419,6 +13771,22 @@
           </w:p>
           <w:p>
             <w:pPr>
+              <w:spacing w:after="20" w:before="0"/>
+            </w:pPr>
+            <w:r>
+              <w:rPr>
+                <w:rFonts w:ascii="Arial" w:cs="Arial" w:eastAsia="Arial" w:hAnsi="Arial"/>
+                <w:i/>
+                <w:iCs/>
+                <w:color w:val="595959"/>
+                <w:sz w:val="16"/>
+                <w:szCs w:val="16"/>
+              </w:rPr>
+              <w:t xml:space="preserve">Related topic: not an exact match for this lesson.</w:t>
+            </w:r>
+          </w:p>
+          <w:p>
+            <w:pPr>
               <w:spacing w:after="10" w:before="0"/>
               <w:ind w:left="120"/>
             </w:pPr>
@@ -13437,7 +13805,7 @@
               <w:spacing w:after="10" w:before="0"/>
               <w:ind w:left="120"/>
             </w:pPr>
-            <w:hyperlink w:history="1" r:id="rIdhracscjddvvin8ix-mzlf">
+            <w:hyperlink w:history="1" r:id="rIdfs98xndxkch9wdkk8onex">
               <w:r>
                 <w:rPr>
                   <w:rFonts w:ascii="Arial" w:cs="Arial" w:eastAsia="Arial" w:hAnsi="Arial"/>
@@ -13482,7 +13850,7 @@
             <w:pPr>
               <w:spacing w:after="20" w:before="0"/>
             </w:pPr>
-            <w:hyperlink w:history="1" r:id="rIdg4f0me-7h-m_zp0wo3qx7">
+            <w:hyperlink w:history="1" r:id="rIdbr7irn4dshxnaeultcdqk">
               <w:r>
                 <w:rPr>
                   <w:rFonts w:ascii="Arial" w:cs="Arial" w:eastAsia="Arial" w:hAnsi="Arial"/>
@@ -13491,7 +13859,7 @@
                   <w:szCs w:val="16"/>
                   <w:u w:val="single" w:color="2E75B6"/>
                 </w:rPr>
-                <w:t xml:space="preserve">Global Climate Change (Flexbook)</w:t>
+                <w:t xml:space="preserve">Global Warming (Flexbook)</w:t>
               </w:r>
             </w:hyperlink>
           </w:p>
@@ -13515,7 +13883,7 @@
               <w:spacing w:after="10" w:before="0"/>
               <w:ind w:left="120"/>
             </w:pPr>
-            <w:hyperlink w:history="1" r:id="rId43wcpz_0inc9gnf18eu7s">
+            <w:hyperlink w:history="1" r:id="rIdwme63qu6k_logwwnkmtjr">
               <w:r>
                 <w:rPr>
                   <w:rFonts w:ascii="Arial" w:cs="Arial" w:eastAsia="Arial" w:hAnsi="Arial"/>
@@ -13710,7 +14078,7 @@
             <w:pPr>
               <w:spacing w:after="20" w:before="0"/>
             </w:pPr>
-            <w:hyperlink w:history="1" r:id="rIdhz6eypxgdywrzzwqx5woi">
+            <w:hyperlink w:history="1" r:id="rIdoadolybo2fyrnj5p0d97u">
               <w:r>
                 <w:rPr>
                   <w:rFonts w:ascii="Arial" w:cs="Arial" w:eastAsia="Arial" w:hAnsi="Arial"/>
@@ -13725,6 +14093,22 @@
           </w:p>
           <w:p>
             <w:pPr>
+              <w:spacing w:after="20" w:before="0"/>
+            </w:pPr>
+            <w:r>
+              <w:rPr>
+                <w:rFonts w:ascii="Arial" w:cs="Arial" w:eastAsia="Arial" w:hAnsi="Arial"/>
+                <w:i/>
+                <w:iCs/>
+                <w:color w:val="595959"/>
+                <w:sz w:val="16"/>
+                <w:szCs w:val="16"/>
+              </w:rPr>
+              <w:t xml:space="preserve">Related topic: not an exact match for this lesson.</w:t>
+            </w:r>
+          </w:p>
+          <w:p>
+            <w:pPr>
               <w:spacing w:after="10" w:before="0"/>
               <w:ind w:left="120"/>
             </w:pPr>
@@ -13743,7 +14127,7 @@
               <w:spacing w:after="10" w:before="0"/>
               <w:ind w:left="120"/>
             </w:pPr>
-            <w:hyperlink w:history="1" r:id="rIdqbtyculfmxooxjjv6_jdf">
+            <w:hyperlink w:history="1" r:id="rId1oglb8uvluqpchwxlofx1">
               <w:r>
                 <w:rPr>
                   <w:rFonts w:ascii="Arial" w:cs="Arial" w:eastAsia="Arial" w:hAnsi="Arial"/>
@@ -13781,14 +14165,14 @@
                 <w:sz w:val="16"/>
                 <w:szCs w:val="16"/>
               </w:rPr>
-              <w:t xml:space="preserve">📖 EXERCISE:</w:t>
+              <w:t xml:space="preserve">📖 HTML:</w:t>
             </w:r>
           </w:p>
           <w:p>
             <w:pPr>
               <w:spacing w:after="20" w:before="0"/>
             </w:pPr>
-            <w:hyperlink w:history="1" r:id="rIdvftdrwejua9xa2lhb-mg8">
+            <w:hyperlink w:history="1" r:id="rIdlh4qdahksjihaeu798ksk">
               <w:r>
                 <w:rPr>
                   <w:rFonts w:ascii="Arial" w:cs="Arial" w:eastAsia="Arial" w:hAnsi="Arial"/>
@@ -13797,7 +14181,7 @@
                   <w:szCs w:val="16"/>
                   <w:u w:val="single" w:color="2E75B6"/>
                 </w:rPr>
-                <w:t xml:space="preserve">Global Climate Change Practice</w:t>
+                <w:t xml:space="preserve">Impact of Continued Global Warming (Flexbook)</w:t>
               </w:r>
             </w:hyperlink>
           </w:p>
@@ -13821,7 +14205,7 @@
               <w:spacing w:after="10" w:before="0"/>
               <w:ind w:left="120"/>
             </w:pPr>
-            <w:hyperlink w:history="1" r:id="rId02w9n6pcwpqgfq9h2jy6v">
+            <w:hyperlink w:history="1" r:id="rIdmmjlyd9_g-su9hhsxh0qy">
               <w:r>
                 <w:rPr>
                   <w:rFonts w:ascii="Arial" w:cs="Arial" w:eastAsia="Arial" w:hAnsi="Arial"/>
@@ -14016,7 +14400,7 @@
             <w:pPr>
               <w:spacing w:after="20" w:before="0"/>
             </w:pPr>
-            <w:hyperlink w:history="1" r:id="rId7dqytjrpyyyoxyajjf9r4">
+            <w:hyperlink w:history="1" r:id="rIdoeqgnazbin7myo0cbtglt">
               <w:r>
                 <w:rPr>
                   <w:rFonts w:ascii="Arial" w:cs="Arial" w:eastAsia="Arial" w:hAnsi="Arial"/>
@@ -14031,6 +14415,22 @@
           </w:p>
           <w:p>
             <w:pPr>
+              <w:spacing w:after="20" w:before="0"/>
+            </w:pPr>
+            <w:r>
+              <w:rPr>
+                <w:rFonts w:ascii="Arial" w:cs="Arial" w:eastAsia="Arial" w:hAnsi="Arial"/>
+                <w:i/>
+                <w:iCs/>
+                <w:color w:val="595959"/>
+                <w:sz w:val="16"/>
+                <w:szCs w:val="16"/>
+              </w:rPr>
+              <w:t xml:space="preserve">Related topic: not an exact match for this lesson.</w:t>
+            </w:r>
+          </w:p>
+          <w:p>
+            <w:pPr>
               <w:spacing w:after="10" w:before="0"/>
               <w:ind w:left="120"/>
             </w:pPr>
@@ -14049,7 +14449,7 @@
               <w:spacing w:after="10" w:before="0"/>
               <w:ind w:left="120"/>
             </w:pPr>
-            <w:hyperlink w:history="1" r:id="rIdryvrryg4zak46fowcgj6w">
+            <w:hyperlink w:history="1" r:id="rIdxpgs-firpgbmotcmx5rci">
               <w:r>
                 <w:rPr>
                   <w:rFonts w:ascii="Arial" w:cs="Arial" w:eastAsia="Arial" w:hAnsi="Arial"/>
@@ -14087,14 +14487,14 @@
                 <w:sz w:val="16"/>
                 <w:szCs w:val="16"/>
               </w:rPr>
-              <w:t xml:space="preserve">📖 HTML:</w:t>
+              <w:t xml:space="preserve">📖 EXERCISE:</w:t>
             </w:r>
           </w:p>
           <w:p>
             <w:pPr>
               <w:spacing w:after="20" w:before="0"/>
             </w:pPr>
-            <w:hyperlink w:history="1" r:id="rIduw8ap1g7rxysytes_d8g0">
+            <w:hyperlink w:history="1" r:id="rIdoxuarrjnxjf7xdj92kqez">
               <w:r>
                 <w:rPr>
                   <w:rFonts w:ascii="Arial" w:cs="Arial" w:eastAsia="Arial" w:hAnsi="Arial"/>
@@ -14103,7 +14503,7 @@
                   <w:szCs w:val="16"/>
                   <w:u w:val="single" w:color="2E75B6"/>
                 </w:rPr>
-                <w:t xml:space="preserve">Global Warming (Flexbook)</w:t>
+                <w:t xml:space="preserve">Impact of Continued Global Warming Practice</w:t>
               </w:r>
             </w:hyperlink>
           </w:p>
@@ -14127,7 +14527,7 @@
               <w:spacing w:after="10" w:before="0"/>
               <w:ind w:left="120"/>
             </w:pPr>
-            <w:hyperlink w:history="1" r:id="rIdcb3fov8y_jch7mb0u4_ze">
+            <w:hyperlink w:history="1" r:id="rIdtthhxjulroazjnas8ttul">
               <w:r>
                 <w:rPr>
                   <w:rFonts w:ascii="Arial" w:cs="Arial" w:eastAsia="Arial" w:hAnsi="Arial"/>
@@ -14639,7 +15039,7 @@
         </w:rPr>
         <w:t xml:space="preserve">© 2026 SeaVuria and ARES. Aligned with KICD objectives. Developed by SeaVuria; technical implementation by ARES (with AI assistance from Claude). Licensed under </w:t>
       </w:r>
-      <w:hyperlink w:history="1" r:id="rId94q3heomjlcssisfvgqk0">
+      <w:hyperlink w:history="1" r:id="rIdfabluofavairczgsyguek">
         <w:r>
           <w:rPr>
             <w:rFonts w:ascii="Arial" w:cs="Arial" w:eastAsia="Arial" w:hAnsi="Arial"/>
@@ -14660,7 +15060,7 @@
         </w:rPr>
         <w:t xml:space="preserve"> (</w:t>
       </w:r>
-      <w:hyperlink w:history="1" r:id="rIdoxeypvenzwgk0to2vdb6o">
+      <w:hyperlink w:history="1" r:id="rIdeegzvlheppaaizhm4bidz">
         <w:r>
           <w:rPr>
             <w:rFonts w:ascii="Arial" w:cs="Arial" w:eastAsia="Arial" w:hAnsi="Arial"/>
@@ -15673,7 +16073,7 @@
             <w:pPr>
               <w:spacing w:after="20" w:before="0"/>
             </w:pPr>
-            <w:hyperlink w:history="1" r:id="rIdv7lqizcpixsq27y6dipzu">
+            <w:hyperlink w:history="1" r:id="rIdbyurfikjs8c12zo5d3cig">
               <w:r>
                 <w:rPr>
                   <w:rFonts w:ascii="Arial" w:cs="Arial" w:eastAsia="Arial" w:hAnsi="Arial"/>
@@ -15706,7 +16106,7 @@
               <w:spacing w:after="10" w:before="0"/>
               <w:ind w:left="120"/>
             </w:pPr>
-            <w:hyperlink w:history="1" r:id="rIdwzfiqlytxkql7qzb758gt">
+            <w:hyperlink w:history="1" r:id="rId3pdw4wbi766ugxdsclyu6">
               <w:r>
                 <w:rPr>
                   <w:rFonts w:ascii="Arial" w:cs="Arial" w:eastAsia="Arial" w:hAnsi="Arial"/>
@@ -15768,7 +16168,7 @@
               <w:spacing w:after="10" w:before="0"/>
               <w:ind w:left="120"/>
             </w:pPr>
-            <w:hyperlink w:history="1" r:id="rIdgam4ovgkvag66f7ncwn7a">
+            <w:hyperlink w:history="1" r:id="rIdpyl6kho59u-lfcgz_g5i5">
               <w:r>
                 <w:rPr>
                   <w:rFonts w:ascii="Arial" w:cs="Arial" w:eastAsia="Arial" w:hAnsi="Arial"/>
@@ -15978,7 +16378,312 @@
             <w:pPr>
               <w:spacing w:after="20" w:before="0"/>
             </w:pPr>
-            <w:hyperlink w:history="1" r:id="rIdbkl6cm8lge8ar8yijjenk">
+            <w:hyperlink w:history="1" r:id="rId4iwxiul0zg_899wwlsstx">
+              <w:r>
+                <w:rPr>
+                  <w:rFonts w:ascii="Arial" w:cs="Arial" w:eastAsia="Arial" w:hAnsi="Arial"/>
+                  <w:color w:val="2E75B6"/>
+                  <w:sz w:val="16"/>
+                  <w:szCs w:val="16"/>
+                  <w:u w:val="single" w:color="2E75B6"/>
+                </w:rPr>
+                <w:t xml:space="preserve">Earth's changing climate</w:t>
+              </w:r>
+            </w:hyperlink>
+          </w:p>
+          <w:p>
+            <w:pPr>
+              <w:spacing w:after="10" w:before="0"/>
+              <w:ind w:left="120"/>
+            </w:pPr>
+            <w:r>
+              <w:rPr>
+                <w:rFonts w:ascii="Arial" w:cs="Arial" w:eastAsia="Arial" w:hAnsi="Arial"/>
+                <w:color w:val="595959"/>
+                <w:sz w:val="14"/>
+                <w:szCs w:val="14"/>
+              </w:rPr>
+              <w:t xml:space="preserve">Source: Khan Academy (English - US curriculum)</w:t>
+            </w:r>
+          </w:p>
+          <w:p>
+            <w:pPr>
+              <w:spacing w:after="10" w:before="0"/>
+              <w:ind w:left="120"/>
+            </w:pPr>
+            <w:hyperlink w:history="1" r:id="rIdqvdnaochgdewhngf6kg4z">
+              <w:r>
+                <w:rPr>
+                  <w:rFonts w:ascii="Arial" w:cs="Arial" w:eastAsia="Arial" w:hAnsi="Arial"/>
+                  <w:color w:val="595959"/>
+                  <w:sz w:val="14"/>
+                  <w:szCs w:val="14"/>
+                  <w:u w:val="single" w:color="595959"/>
+                </w:rPr>
+                <w:t xml:space="preserve">🔍 Search ARES for similar videos</w:t>
+              </w:r>
+            </w:hyperlink>
+          </w:p>
+          <w:p>
+            <w:pPr>
+              <w:spacing w:after="40" w:before="0"/>
+            </w:pPr>
+            <w:r>
+              <w:rPr>
+                <w:sz w:val="14"/>
+                <w:szCs w:val="14"/>
+              </w:rPr>
+              <w:t xml:space="preserve"/>
+            </w:r>
+          </w:p>
+          <w:p>
+            <w:pPr>
+              <w:spacing w:after="20" w:before="0"/>
+            </w:pPr>
+            <w:r>
+              <w:rPr>
+                <w:rFonts w:ascii="Arial" w:cs="Arial" w:eastAsia="Arial" w:hAnsi="Arial"/>
+                <w:b/>
+                <w:bCs/>
+                <w:color w:val="1F3864"/>
+                <w:sz w:val="16"/>
+                <w:szCs w:val="16"/>
+              </w:rPr>
+              <w:t xml:space="preserve">📖 READING:</w:t>
+            </w:r>
+          </w:p>
+          <w:p>
+            <w:pPr>
+              <w:spacing w:after="20" w:before="0"/>
+            </w:pPr>
+            <w:r>
+              <w:rPr>
+                <w:rFonts w:ascii="Arial" w:cs="Arial" w:eastAsia="Arial" w:hAnsi="Arial"/>
+                <w:i/>
+                <w:iCs/>
+                <w:color w:val="595959"/>
+                <w:sz w:val="16"/>
+                <w:szCs w:val="16"/>
+              </w:rPr>
+              <w:t xml:space="preserve">No closely matching reading in the ARES library for this activity.</w:t>
+            </w:r>
+          </w:p>
+          <w:p>
+            <w:pPr>
+              <w:spacing w:after="10" w:before="0"/>
+              <w:ind w:left="120"/>
+            </w:pPr>
+            <w:hyperlink w:history="1" r:id="rIduzbxqanuyb2qalrnyg1n4">
+              <w:r>
+                <w:rPr>
+                  <w:rFonts w:ascii="Arial" w:cs="Arial" w:eastAsia="Arial" w:hAnsi="Arial"/>
+                  <w:color w:val="595959"/>
+                  <w:sz w:val="14"/>
+                  <w:szCs w:val="14"/>
+                  <w:u w:val="single" w:color="595959"/>
+                </w:rPr>
+                <w:t xml:space="preserve">🔍 Search ARES for readings</w:t>
+              </w:r>
+            </w:hyperlink>
+          </w:p>
+          <w:p>
+            <w:pPr>
+              <w:spacing w:after="10" w:before="0"/>
+              <w:ind w:left="120"/>
+            </w:pPr>
+            <w:r>
+              <w:rPr>
+                <w:rFonts w:ascii="Arial" w:cs="Arial" w:eastAsia="Arial" w:hAnsi="Arial"/>
+                <w:color w:val="595959"/>
+                <w:sz w:val="14"/>
+                <w:szCs w:val="14"/>
+              </w:rPr>
+              <w:t xml:space="preserve">Search terms: greenhouse effect climate change</w:t>
+            </w:r>
+          </w:p>
+        </w:tc>
+        <w:tc>
+          <w:tcPr>
+            <w:tcW w:type="dxa" w:w="3040"/>
+            <w:shd w:fill="FFFFFF" w:color="auto" w:val="clear"/>
+            <w:tcMar>
+              <w:top w:type="dxa" w:w="60"/>
+              <w:left w:type="dxa" w:w="120"/>
+              <w:bottom w:type="dxa" w:w="60"/>
+              <w:right w:type="dxa" w:w="120"/>
+            </w:tcMar>
+            <w:vAlign w:val="top"/>
+          </w:tcPr>
+          <w:p>
+            <w:pPr>
+              <w:spacing w:after="40" w:before="0"/>
+              <w:jc w:val="left"/>
+            </w:pPr>
+            <w:r>
+              <w:rPr>
+                <w:rFonts w:ascii="Arial" w:cs="Arial" w:eastAsia="Arial" w:hAnsi="Arial"/>
+                <w:b w:val="false"/>
+                <w:bCs w:val="false"/>
+                <w:i w:val="false"/>
+                <w:iCs w:val="false"/>
+                <w:color w:val="000000"/>
+                <w:sz w:val="18"/>
+                <w:szCs w:val="18"/>
+              </w:rPr>
+              <w:t xml:space="preserve">PART A — Graph Analysis (30 minutes): In groups of three, students receive a printed or on-screen data pack containing: (1) the Keeling Curve showing atmospheric CO₂ concentration from 1958 to the present (labelled in ppm), annotated with key human milestones (post-WWII industrialisation, rapid motorisation of Nairobi 1970s–1990s, rise of Chinese manufacturing 2000s, Kenya's expanding charcoal trade); (2) NASA/NOAA global average temperature anomaly data from 1880 to present; (3) a simplified timeline of global fossil fuel extraction volumes from 1800 to present. Students complete a structured analysis worksheet: — 'Describe the trend in CO₂ concentration from 1958 to present. What was the concentration in 1958? What is it approximately today?' — 'Describe the trend in global average temperature anomaly from 1900 to present. When did the anomaly become consistently positive?' — 'Mark on both graphs the period 1950–2000. What happened to both variables during this period? What was happening in human society during the same period?' — 'What pattern do you notice between CO₂ concentration and temperature anomaly? Does correlation prove causation? What else would you need to know?' PART B — PhET / LabXchange Simulation (15 minutes): Each student (or pair if devices are limited) opens the PhET 'Greenhouse Effect' simulation. Students: — Set atmosphere to 'Today's atmosphere' and record the equilibrium temperature. — Add 'Lots of greenhouse gases' and record the new temperature. — Remove all greenhouse gases and record the temperature. — Record observations in their notebooks using the sentence frame: 'When I increased greenhouse gas concentration, the temperature _______ because _______.' PART C — Kenyan Emissions Context (5 minutes): Students read a short paragraph (provided on the worksheet) explaining that Kenya's CO₂ emissions per capita are low compared to industrialised nations, but that Kenya is acutely vulnerable to the effects of global emissions — the Lewis Glacier has lost over 90% of its mass since 1900, and the Kenya Meteorological Department has documented a 2–3 week delay in the onset of the long rains since the 1980s.</w:t>
+            </w:r>
+          </w:p>
+        </w:tc>
+        <w:tc>
+          <w:tcPr>
+            <w:tcW w:type="dxa" w:w="3040"/>
+            <w:shd w:fill="F2F2F2" w:color="auto" w:val="clear"/>
+            <w:tcMar>
+              <w:top w:type="dxa" w:w="60"/>
+              <w:left w:type="dxa" w:w="120"/>
+              <w:bottom w:type="dxa" w:w="60"/>
+              <w:right w:type="dxa" w:w="120"/>
+            </w:tcMar>
+            <w:vAlign w:val="top"/>
+          </w:tcPr>
+          <w:p>
+            <w:pPr>
+              <w:spacing w:after="40" w:before="0"/>
+              <w:jc w:val="left"/>
+            </w:pPr>
+            <w:r>
+              <w:rPr>
+                <w:rFonts w:ascii="Arial" w:cs="Arial" w:eastAsia="Arial" w:hAnsi="Arial"/>
+                <w:b w:val="false"/>
+                <w:bCs w:val="false"/>
+                <w:i w:val="false"/>
+                <w:iCs w:val="false"/>
+                <w:color w:val="000000"/>
+                <w:sz w:val="18"/>
+                <w:szCs w:val="18"/>
+              </w:rPr>
+              <w:t xml:space="preserve">Distribute data packs and worksheets before the lesson to save time. As groups work on Part A, circulate and use these targeted questions: 'What does ppm mean? How many CO₂ molecules are we talking about in every million molecules of air?' (Do NOT answer immediately — allow 10 seconds of group think first.) 'Where on this graph does the rate of increase appear to get steeper? What was happening in Kenya and the world at that time?' Cold-call one group to share their correlation observation and immediately ask a second group: 'Do you agree that correlation proves causation? What would a scientist say?' For Part B, demonstrate the PhET simulation on the projector for 90 seconds before releasing students to work independently. Say: 'You are now going to do what atmospheric physicists do — change one variable and observe the effect. Record everything — even if it surprises you.' Circulate during simulation time; if a student claims 'the temperature barely changed,' prompt: 'Try the extreme setting — what happens then? Why might the real world change more slowly than the simulation?' For Part C, read the Kenya emissions paragraph aloud to the whole class and pause after: 'Kenya contributes very little to global emissions — yet Kenyan farmers and Kenyan glaciers are paying the price.' Ask: 'Is that fair? Write one sentence about what this makes you think or feel.' Allow 12 seconds of WAIT TIME before taking 2 unprompted responses.</w:t>
+            </w:r>
+          </w:p>
+        </w:tc>
+        <w:tc>
+          <w:tcPr>
+            <w:tcW w:type="dxa" w:w="3040"/>
+            <w:shd w:fill="FFFFFF" w:color="auto" w:val="clear"/>
+            <w:tcMar>
+              <w:top w:type="dxa" w:w="60"/>
+              <w:left w:type="dxa" w:w="120"/>
+              <w:bottom w:type="dxa" w:w="60"/>
+              <w:right w:type="dxa" w:w="120"/>
+            </w:tcMar>
+            <w:vAlign w:val="top"/>
+          </w:tcPr>
+          <w:p>
+            <w:pPr>
+              <w:spacing w:after="40" w:before="0"/>
+              <w:jc w:val="left"/>
+            </w:pPr>
+            <w:r>
+              <w:rPr>
+                <w:rFonts w:ascii="Arial" w:cs="Arial" w:eastAsia="Arial" w:hAnsi="Arial"/>
+                <w:b w:val="false"/>
+                <w:bCs w:val="false"/>
+                <w:i w:val="false"/>
+                <w:iCs w:val="false"/>
+                <w:color w:val="000000"/>
+                <w:sz w:val="18"/>
+                <w:szCs w:val="18"/>
+              </w:rPr>
+              <w:t xml:space="preserve">Data Literacy with Contextual Anchoring: Students practice reading and interpreting real scientific datasets (Keeling Curve, temperature anomaly) rather than simplified textbook charts. Annotating the graphs with Kenyan and global human milestones connects abstract data to historical and local context. The simulation provides a controlled manipulative experience that isolates the causal variable (GHG concentration) from confounding factors — directly addressing the correlation-vs-causation question raised in the worksheet. The Kenya emissions paragraph introduces the concept of climate justice, deepening engagement and emotional investment in the phenomenon.</w:t>
+            </w:r>
+          </w:p>
+        </w:tc>
+        <w:tc>
+          <w:tcPr>
+            <w:tcW w:type="dxa" w:w="3040"/>
+            <w:shd w:fill="F2F2F2" w:color="auto" w:val="clear"/>
+            <w:tcMar>
+              <w:top w:type="dxa" w:w="60"/>
+              <w:left w:type="dxa" w:w="120"/>
+              <w:bottom w:type="dxa" w:w="60"/>
+              <w:right w:type="dxa" w:w="120"/>
+            </w:tcMar>
+            <w:vAlign w:val="top"/>
+          </w:tcPr>
+          <w:p>
+            <w:pPr>
+              <w:spacing w:after="40" w:before="0"/>
+              <w:jc w:val="left"/>
+            </w:pPr>
+            <w:r>
+              <w:rPr>
+                <w:rFonts w:ascii="Arial" w:cs="Arial" w:eastAsia="Arial" w:hAnsi="Arial"/>
+                <w:b w:val="false"/>
+                <w:bCs w:val="false"/>
+                <w:i w:val="false"/>
+                <w:iCs w:val="false"/>
+                <w:color w:val="000000"/>
+                <w:sz w:val="18"/>
+                <w:szCs w:val="18"/>
+              </w:rPr>
+              <w:t xml:space="preserve">Collect completed worksheets. Observable indicators: (a) students correctly describe both upward trends and note their temporal correlation; (b) students articulate the difference between correlation and causation unprompted or when probed; (c) simulation observation sentences use the causal language 'because' and reference IR radiation trapping, not just 'more gases = warmer'; (d) students who write something substantive (even if emotionally charged) in response to the Kenya fairness prompt demonstrate engagement with the human dimensions of the phenomenon. Flag any group that still conflates ozone depletion with the greenhouse effect for direct intervention during the Explain phase.</w:t>
+            </w:r>
+          </w:p>
+        </w:tc>
+      </w:tr>
+      <w:tr>
+        <w:tc>
+          <w:tcPr>
+            <w:tcW w:type="dxa" w:w="1520"/>
+            <w:shd w:fill="E2EFDA" w:color="auto" w:val="clear"/>
+            <w:tcMar>
+              <w:top w:type="dxa" w:w="60"/>
+              <w:left w:type="dxa" w:w="120"/>
+              <w:bottom w:type="dxa" w:w="60"/>
+              <w:right w:type="dxa" w:w="120"/>
+            </w:tcMar>
+            <w:vAlign w:val="top"/>
+          </w:tcPr>
+          <w:p>
+            <w:pPr>
+              <w:spacing w:after="40" w:before="0"/>
+              <w:jc w:val="left"/>
+            </w:pPr>
+            <w:r>
+              <w:rPr>
+                <w:rFonts w:ascii="Arial" w:cs="Arial" w:eastAsia="Arial" w:hAnsi="Arial"/>
+                <w:b/>
+                <w:bCs/>
+                <w:i w:val="false"/>
+                <w:iCs w:val="false"/>
+                <w:color w:val="000000"/>
+                <w:sz w:val="18"/>
+                <w:szCs w:val="18"/>
+              </w:rPr>
+              <w:t xml:space="preserve">Explain Phase</w:t>
+            </w:r>
+          </w:p>
+          <w:p>
+            <w:pPr>
+              <w:spacing w:after="20" w:before="0"/>
+            </w:pPr>
+            <w:r>
+              <w:rPr>
+                <w:rFonts w:ascii="Arial" w:cs="Arial" w:eastAsia="Arial" w:hAnsi="Arial"/>
+                <w:b/>
+                <w:bCs/>
+                <w:color w:val="1F3864"/>
+                <w:sz w:val="16"/>
+                <w:szCs w:val="16"/>
+              </w:rPr>
+              <w:t xml:space="preserve">📹 VIDEO:</w:t>
+            </w:r>
+          </w:p>
+          <w:p>
+            <w:pPr>
+              <w:spacing w:after="20" w:before="0"/>
+            </w:pPr>
+            <w:hyperlink w:history="1" r:id="rIdiyyr15lswcqrpgz62sm6o">
               <w:r>
                 <w:rPr>
                   <w:rFonts w:ascii="Arial" w:cs="Arial" w:eastAsia="Arial" w:hAnsi="Arial"/>
@@ -15993,6 +16698,22 @@
           </w:p>
           <w:p>
             <w:pPr>
+              <w:spacing w:after="20" w:before="0"/>
+            </w:pPr>
+            <w:r>
+              <w:rPr>
+                <w:rFonts w:ascii="Arial" w:cs="Arial" w:eastAsia="Arial" w:hAnsi="Arial"/>
+                <w:i/>
+                <w:iCs/>
+                <w:color w:val="595959"/>
+                <w:sz w:val="16"/>
+                <w:szCs w:val="16"/>
+              </w:rPr>
+              <w:t xml:space="preserve">Related topic: not an exact match for this lesson.</w:t>
+            </w:r>
+          </w:p>
+          <w:p>
+            <w:pPr>
               <w:spacing w:after="10" w:before="0"/>
               <w:ind w:left="120"/>
             </w:pPr>
@@ -16011,7 +16732,7 @@
               <w:spacing w:after="10" w:before="0"/>
               <w:ind w:left="120"/>
             </w:pPr>
-            <w:hyperlink w:history="1" r:id="rIdk-nr4wu1pmp6x7br__sqc">
+            <w:hyperlink w:history="1" r:id="rId7wavkeeq8k839llf6slmi">
               <w:r>
                 <w:rPr>
                   <w:rFonts w:ascii="Arial" w:cs="Arial" w:eastAsia="Arial" w:hAnsi="Arial"/>
@@ -16073,7 +16794,7 @@
               <w:spacing w:after="10" w:before="0"/>
               <w:ind w:left="120"/>
             </w:pPr>
-            <w:hyperlink w:history="1" r:id="rIdssmte72axvmmtvtsofk4v">
+            <w:hyperlink w:history="1" r:id="rId6j8rsnvj39vcyxlgez1jt">
               <w:r>
                 <w:rPr>
                   <w:rFonts w:ascii="Arial" w:cs="Arial" w:eastAsia="Arial" w:hAnsi="Arial"/>
@@ -16130,7 +16851,7 @@
                 <w:sz w:val="18"/>
                 <w:szCs w:val="18"/>
               </w:rPr>
-              <w:t xml:space="preserve">PART A — Graph Analysis (30 minutes): In groups of three, students receive a printed or on-screen data pack containing: (1) the Keeling Curve showing atmospheric CO₂ concentration from 1958 to the present (labelled in ppm), annotated with key human milestones (post-WWII industrialisation, rapid motorisation of Nairobi 1970s–1990s, rise of Chinese manufacturing 2000s, Kenya's expanding charcoal trade); (2) NASA/NOAA global average temperature anomaly data from 1880 to present; (3) a simplified timeline of global fossil fuel extraction volumes from 1800 to present. Students complete a structured analysis worksheet: — 'Describe the trend in CO₂ concentration from 1958 to present. What was the concentration in 1958? What is it approximately today?' — 'Describe the trend in global average temperature anomaly from 1900 to present. When did the anomaly become consistently positive?' — 'Mark on both graphs the period 1950–2000. What happened to both variables during this period? What was happening in human society during the same period?' — 'What pattern do you notice between CO₂ concentration and temperature anomaly? Does correlation prove causation? What else would you need to know?' PART B — PhET / LabXchange Simulation (15 minutes): Each student (or pair if devices are limited) opens the PhET 'Greenhouse Effect' simulation. Students: — Set atmosphere to 'Today's atmosphere' and record the equilibrium temperature. — Add 'Lots of greenhouse gases' and record the new temperature. — Remove all greenhouse gases and record the temperature. — Record observations in their notebooks using the sentence frame: 'When I increased greenhouse gas concentration, the temperature _______ because _______.' PART C — Kenyan Emissions Context (5 minutes): Students read a short paragraph (provided on the worksheet) explaining that Kenya's CO₂ emissions per capita are low compared to industrialised nations, but that Kenya is acutely vulnerable to the effects of global emissions — the Lewis Glacier has lost over 90% of its mass since 1900, and the Kenya Meteorological Department has documented a 2–3 week delay in the onset of the long rains since the 1980s.</w:t>
+              <w:t xml:space="preserve">Students individually construct a written causal chain in their notebooks using the following scaffold provided on the board: 'Step 1 → Human activities (name at least TWO specific ones relevant to Kenya) release _______ into the atmosphere. Step 2 → Increased concentration of _______ gases means that more _______ radiation emitted by Earth's surface is _______. Step 3 → Less energy escapes to space, so Earth's energy balance _______. Step 4 → Global average temperature _______. Step 5 → On Mount Kenya, this means _______. Step 6 → For a maize farmer in Embu County, this means _______.' After 8 minutes of individual writing, students share their causal chains in groups of four, identifying: (a) steps where all four members agree; (b) steps where members used different language — and deciding which language is most scientifically precise; (c) any step that no one in the group feels confident about. Groups then nominate one step they want the teacher to clarify. The class reconvenes; the teacher addresses the top 2–3 nominated unclear steps using the analogy of a blanket thickening around the Earth. Students also explicitly address and correct the common misconception that 'the ozone hole is causing warming' by distinguishing: ozone blocks UV (Lesson 3) while greenhouse gases trap IR (Lessons 2 and 4). Students finish by writing one exam-style short answer: 'Explain, using physics, why burning charcoal in Nairobi contributes to the melting of glaciers on Mount Kenya. (4 marks)'</w:t>
             </w:r>
           </w:p>
         </w:tc>
@@ -16162,7 +16883,7 @@
                 <w:sz w:val="18"/>
                 <w:szCs w:val="18"/>
               </w:rPr>
-              <w:t xml:space="preserve">Distribute data packs and worksheets before the lesson to save time. As groups work on Part A, circulate and use these targeted questions: 'What does ppm mean? How many CO₂ molecules are we talking about in every million molecules of air?' (Do NOT answer immediately — allow 10 seconds of group think first.) 'Where on this graph does the rate of increase appear to get steeper? What was happening in Kenya and the world at that time?' Cold-call one group to share their correlation observation and immediately ask a second group: 'Do you agree that correlation proves causation? What would a scientist say?' For Part B, demonstrate the PhET simulation on the projector for 90 seconds before releasing students to work independently. Say: 'You are now going to do what atmospheric physicists do — change one variable and observe the effect. Record everything — even if it surprises you.' Circulate during simulation time; if a student claims 'the temperature barely changed,' prompt: 'Try the extreme setting — what happens then? Why might the real world change more slowly than the simulation?' For Part C, read the Kenya emissions paragraph aloud to the whole class and pause after: 'Kenya contributes very little to global emissions — yet Kenyan farmers and Kenyan glaciers are paying the price.' Ask: 'Is that fair? Write one sentence about what this makes you think or feel.' Allow 12 seconds of WAIT TIME before taking 2 unprompted responses.</w:t>
+              <w:t xml:space="preserve">After observe phase, say: 'You now have three sources of evidence: two graphs, a simulation, and a real Kenyan data point about the glacier and the rains. Your job now is to connect all of that evidence into one coherent explanation — a causal chain from a human action to a physical outcome on Mount Kenya and in Embu.' Display the 6-step scaffold on the board and read each step aloud. Say: 'Be specific — don't just write 'pollution.' Name the gas. Name the process. Name the radiation type.' Allow 8 minutes of silent individual writing. Circulate and quietly prompt any student who is stuck on Step 1: 'What do matatus in Nairobi burn? What do farmers burn when they clear land? What do charcoal jikos release?' After group sharing, conduct a whole-class gallery of Step 6 responses by asking 3 cold-called students to read their farmer-in-Embu sentence. After each, say: 'What physics word or concept did they use? Did anyone use a different piece of physics to explain the same outcome?' To address the ozone misconception, say explicitly: 'I want to address something I have seen in some of your writing. Some of you wrote that the ozone hole is causing warming. Let us be precise: what does the ozone layer do? [WAIT 10 seconds — cold-call 2 students.] And what do greenhouse gases do? [WAIT 10 seconds — cold-call 2 different students.] These are two different mechanisms. Both are real. Both matter. But they are not the same thing.' For the exam-style question, allow 5 minutes, then cold-call one student to read their answer aloud and ask the class: 'What would you add? What mark out of 4 would you give this answer and why?'</w:t>
             </w:r>
           </w:p>
         </w:tc>
@@ -16194,7 +16915,7 @@
                 <w:sz w:val="18"/>
                 <w:szCs w:val="18"/>
               </w:rPr>
-              <w:t xml:space="preserve">Data Literacy with Contextual Anchoring: Students practice reading and interpreting real scientific datasets (Keeling Curve, temperature anomaly) rather than simplified textbook charts. Annotating the graphs with Kenyan and global human milestones connects abstract data to historical and local context. The simulation provides a controlled manipulative experience that isolates the causal variable (GHG concentration) from confounding factors — directly addressing the correlation-vs-causation question raised in the worksheet. The Kenya emissions paragraph introduces the concept of climate justice, deepening engagement and emotional investment in the phenomenon.</w:t>
+              <w:t xml:space="preserve">Causal Chain Scaffold with Peer Calibration: The 6-step scaffold forces students to make their reasoning explicit and sequential, preventing them from skipping the physical mechanism (IR absorption) and jumping straight from 'burning fuel' to 'glacier melts.' Group comparison of causal chains develops scientific language precision and peer accountability. The explicit misconception address uses the contrast strategy — placing the correct and incorrect explanations side by side so students can clearly distinguish them. The exam-style question provides authentic assessment practice while embedding the phenomenon as the answer context.</w:t>
             </w:r>
           </w:p>
         </w:tc>
@@ -16226,7 +16947,7 @@
                 <w:sz w:val="18"/>
                 <w:szCs w:val="18"/>
               </w:rPr>
-              <w:t xml:space="preserve">Collect completed worksheets. Observable indicators: (a) students correctly describe both upward trends and note their temporal correlation; (b) students articulate the difference between correlation and causation unprompted or when probed; (c) simulation observation sentences use the causal language 'because' and reference IR radiation trapping, not just 'more gases = warmer'; (d) students who write something substantive (even if emotionally charged) in response to the Kenya fairness prompt demonstrate engagement with the human dimensions of the phenomenon. Flag any group that still conflates ozone depletion with the greenhouse effect for direct intervention during the Explain phase.</w:t>
+              <w:t xml:space="preserve">Collect individual causal chains and exam-style answers. Observable indicators of mastery: (a) Step 2 correctly names CO₂, CH₄, or N₂O and specifies IR (infrared) radiation, not UV or visible light; (b) Step 3 references energy balance or the term 'net energy gain'; (c) Steps 5 and 6 are specific and connected (e.g., 'increased temperatures accelerate glacial melt, reducing dry-season water flow to rivers that irrigate farms in Meru and Embu' — not just 'the glacier melts and farmers suffer'); (d) the exam-style answer contains at least 3 of: named gas, IR trapping, energy balance disruption, temperature rise, physical consequence on glacier. Students whose chains are missing the radiation mechanism should be flagged for small-group follow-up.</w:t>
             </w:r>
           </w:p>
         </w:tc>
@@ -16235,32 +16956,32 @@
         <w:tc>
           <w:tcPr>
             <w:tcW w:type="dxa" w:w="1520"/>
-            <w:shd w:fill="E2EFDA" w:color="auto" w:val="clear"/>
-            <w:tcMar>
-              <w:top w:type="dxa" w:w="60"/>
-              <w:left w:type="dxa" w:w="120"/>
-              <w:bottom w:type="dxa" w:w="60"/>
-              <w:right w:type="dxa" w:w="120"/>
-            </w:tcMar>
-            <w:vAlign w:val="top"/>
-          </w:tcPr>
-          <w:p>
-            <w:pPr>
-              <w:spacing w:after="40" w:before="0"/>
-              <w:jc w:val="left"/>
-            </w:pPr>
-            <w:r>
-              <w:rPr>
-                <w:rFonts w:ascii="Arial" w:cs="Arial" w:eastAsia="Arial" w:hAnsi="Arial"/>
-                <w:b/>
-                <w:bCs/>
-                <w:i w:val="false"/>
-                <w:iCs w:val="false"/>
-                <w:color w:val="000000"/>
-                <w:sz w:val="18"/>
-                <w:szCs w:val="18"/>
-              </w:rPr>
-              <w:t xml:space="preserve">Explain Phase</w:t>
+            <w:shd w:fill="FCE4D6" w:color="auto" w:val="clear"/>
+            <w:tcMar>
+              <w:top w:type="dxa" w:w="60"/>
+              <w:left w:type="dxa" w:w="120"/>
+              <w:bottom w:type="dxa" w:w="60"/>
+              <w:right w:type="dxa" w:w="120"/>
+            </w:tcMar>
+            <w:vAlign w:val="top"/>
+          </w:tcPr>
+          <w:p>
+            <w:pPr>
+              <w:spacing w:after="40" w:before="0"/>
+              <w:jc w:val="left"/>
+            </w:pPr>
+            <w:r>
+              <w:rPr>
+                <w:rFonts w:ascii="Arial" w:cs="Arial" w:eastAsia="Arial" w:hAnsi="Arial"/>
+                <w:b/>
+                <w:bCs/>
+                <w:i w:val="false"/>
+                <w:iCs w:val="false"/>
+                <w:color w:val="000000"/>
+                <w:sz w:val="18"/>
+                <w:szCs w:val="18"/>
+              </w:rPr>
+              <w:t xml:space="preserve">Driving Question Board (DQB) Creation</w:t>
             </w:r>
           </w:p>
           <w:p>
@@ -16283,7 +17004,328 @@
             <w:pPr>
               <w:spacing w:after="20" w:before="0"/>
             </w:pPr>
-            <w:hyperlink w:history="1" r:id="rIds6hcay0nwd1n_sziy9sc4">
+            <w:hyperlink w:history="1" r:id="rIdzq-jxh3jzgamtkwc3to1t">
+              <w:r>
+                <w:rPr>
+                  <w:rFonts w:ascii="Arial" w:cs="Arial" w:eastAsia="Arial" w:hAnsi="Arial"/>
+                  <w:color w:val="2E75B6"/>
+                  <w:sz w:val="16"/>
+                  <w:szCs w:val="16"/>
+                  <w:u w:val="single" w:color="2E75B6"/>
+                </w:rPr>
+                <w:t xml:space="preserve">WATCH: Humans and Energy</w:t>
+              </w:r>
+            </w:hyperlink>
+          </w:p>
+          <w:p>
+            <w:pPr>
+              <w:spacing w:after="20" w:before="0"/>
+            </w:pPr>
+            <w:r>
+              <w:rPr>
+                <w:rFonts w:ascii="Arial" w:cs="Arial" w:eastAsia="Arial" w:hAnsi="Arial"/>
+                <w:i/>
+                <w:iCs/>
+                <w:color w:val="595959"/>
+                <w:sz w:val="16"/>
+                <w:szCs w:val="16"/>
+              </w:rPr>
+              <w:t xml:space="preserve">Related topic: not an exact match for this lesson.</w:t>
+            </w:r>
+          </w:p>
+          <w:p>
+            <w:pPr>
+              <w:spacing w:after="10" w:before="0"/>
+              <w:ind w:left="120"/>
+            </w:pPr>
+            <w:r>
+              <w:rPr>
+                <w:rFonts w:ascii="Arial" w:cs="Arial" w:eastAsia="Arial" w:hAnsi="Arial"/>
+                <w:color w:val="595959"/>
+                <w:sz w:val="14"/>
+                <w:szCs w:val="14"/>
+              </w:rPr>
+              <w:t xml:space="preserve">Source: Khan Academy (English - US curriculum)</w:t>
+            </w:r>
+          </w:p>
+          <w:p>
+            <w:pPr>
+              <w:spacing w:after="10" w:before="0"/>
+              <w:ind w:left="120"/>
+            </w:pPr>
+            <w:hyperlink w:history="1" r:id="rIdtutqy2kuokmdjdbzv17m-">
+              <w:r>
+                <w:rPr>
+                  <w:rFonts w:ascii="Arial" w:cs="Arial" w:eastAsia="Arial" w:hAnsi="Arial"/>
+                  <w:color w:val="595959"/>
+                  <w:sz w:val="14"/>
+                  <w:szCs w:val="14"/>
+                  <w:u w:val="single" w:color="595959"/>
+                </w:rPr>
+                <w:t xml:space="preserve">🔍 Search ARES for similar videos</w:t>
+              </w:r>
+            </w:hyperlink>
+          </w:p>
+          <w:p>
+            <w:pPr>
+              <w:spacing w:after="40" w:before="0"/>
+            </w:pPr>
+            <w:r>
+              <w:rPr>
+                <w:sz w:val="14"/>
+                <w:szCs w:val="14"/>
+              </w:rPr>
+              <w:t xml:space="preserve"/>
+            </w:r>
+          </w:p>
+          <w:p>
+            <w:pPr>
+              <w:spacing w:after="20" w:before="0"/>
+            </w:pPr>
+            <w:r>
+              <w:rPr>
+                <w:rFonts w:ascii="Arial" w:cs="Arial" w:eastAsia="Arial" w:hAnsi="Arial"/>
+                <w:b/>
+                <w:bCs/>
+                <w:color w:val="1F3864"/>
+                <w:sz w:val="16"/>
+                <w:szCs w:val="16"/>
+              </w:rPr>
+              <w:t xml:space="preserve">📖 READING:</w:t>
+            </w:r>
+          </w:p>
+          <w:p>
+            <w:pPr>
+              <w:spacing w:after="20" w:before="0"/>
+            </w:pPr>
+            <w:r>
+              <w:rPr>
+                <w:rFonts w:ascii="Arial" w:cs="Arial" w:eastAsia="Arial" w:hAnsi="Arial"/>
+                <w:i/>
+                <w:iCs/>
+                <w:color w:val="595959"/>
+                <w:sz w:val="16"/>
+                <w:szCs w:val="16"/>
+              </w:rPr>
+              <w:t xml:space="preserve">No closely matching reading in the ARES library for this activity.</w:t>
+            </w:r>
+          </w:p>
+          <w:p>
+            <w:pPr>
+              <w:spacing w:after="10" w:before="0"/>
+              <w:ind w:left="120"/>
+            </w:pPr>
+            <w:hyperlink w:history="1" r:id="rId2y9o1f94lln85r40-1ebu">
+              <w:r>
+                <w:rPr>
+                  <w:rFonts w:ascii="Arial" w:cs="Arial" w:eastAsia="Arial" w:hAnsi="Arial"/>
+                  <w:color w:val="595959"/>
+                  <w:sz w:val="14"/>
+                  <w:szCs w:val="14"/>
+                  <w:u w:val="single" w:color="595959"/>
+                </w:rPr>
+                <w:t xml:space="preserve">🔍 Search ARES for readings</w:t>
+              </w:r>
+            </w:hyperlink>
+          </w:p>
+          <w:p>
+            <w:pPr>
+              <w:spacing w:after="10" w:before="0"/>
+              <w:ind w:left="120"/>
+            </w:pPr>
+            <w:r>
+              <w:rPr>
+                <w:rFonts w:ascii="Arial" w:cs="Arial" w:eastAsia="Arial" w:hAnsi="Arial"/>
+                <w:color w:val="595959"/>
+                <w:sz w:val="14"/>
+                <w:szCs w:val="14"/>
+              </w:rPr>
+              <w:t xml:space="preserve">Search terms: greenhouse effect climate change</w:t>
+            </w:r>
+          </w:p>
+        </w:tc>
+        <w:tc>
+          <w:tcPr>
+            <w:tcW w:type="dxa" w:w="3040"/>
+            <w:shd w:fill="FFFFFF" w:color="auto" w:val="clear"/>
+            <w:tcMar>
+              <w:top w:type="dxa" w:w="60"/>
+              <w:left w:type="dxa" w:w="120"/>
+              <w:bottom w:type="dxa" w:w="60"/>
+              <w:right w:type="dxa" w:w="120"/>
+            </w:tcMar>
+            <w:vAlign w:val="top"/>
+          </w:tcPr>
+          <w:p>
+            <w:pPr>
+              <w:spacing w:after="40" w:before="0"/>
+              <w:jc w:val="left"/>
+            </w:pPr>
+            <w:r>
+              <w:rPr>
+                <w:rFonts w:ascii="Arial" w:cs="Arial" w:eastAsia="Arial" w:hAnsi="Arial"/>
+                <w:b w:val="false"/>
+                <w:bCs w:val="false"/>
+                <w:i w:val="false"/>
+                <w:iCs w:val="false"/>
+                <w:color w:val="000000"/>
+                <w:sz w:val="18"/>
+                <w:szCs w:val="18"/>
+              </w:rPr>
+              <w:t xml:space="preserve">Each student receives two sticky notes of different colours. On the FIRST (green) sticky note, they write one specific piece of evidence from today's lesson that helps answer the driving question: 'Why are Mount Kenya's glaciers melting and Kenyan farmers' rains becoming unpredictable?' On the SECOND (orange) sticky note, they write one new question that today's evidence has raised for them — something they still do not understand or want to know more about. Students post both sticky notes on the class Driving Question Board under the column 'Lesson 5 — Human Amplification.' The teacher reads 5–6 of the new questions aloud to the class and sorts them into two clusters on the board: 'Questions about causes' and 'Questions about responses/solutions.' The teacher previews: 'Your questions about what we can do about this — those are exactly what Lessons 6 and 7 will address. You are thinking like climate scientists.'</w:t>
+            </w:r>
+          </w:p>
+        </w:tc>
+        <w:tc>
+          <w:tcPr>
+            <w:tcW w:type="dxa" w:w="3040"/>
+            <w:shd w:fill="F2F2F2" w:color="auto" w:val="clear"/>
+            <w:tcMar>
+              <w:top w:type="dxa" w:w="60"/>
+              <w:left w:type="dxa" w:w="120"/>
+              <w:bottom w:type="dxa" w:w="60"/>
+              <w:right w:type="dxa" w:w="120"/>
+            </w:tcMar>
+            <w:vAlign w:val="top"/>
+          </w:tcPr>
+          <w:p>
+            <w:pPr>
+              <w:spacing w:after="40" w:before="0"/>
+              <w:jc w:val="left"/>
+            </w:pPr>
+            <w:r>
+              <w:rPr>
+                <w:rFonts w:ascii="Arial" w:cs="Arial" w:eastAsia="Arial" w:hAnsi="Arial"/>
+                <w:b w:val="false"/>
+                <w:bCs w:val="false"/>
+                <w:i w:val="false"/>
+                <w:iCs w:val="false"/>
+                <w:color w:val="000000"/>
+                <w:sz w:val="18"/>
+                <w:szCs w:val="18"/>
+              </w:rPr>
+              <w:t xml:space="preserve">Hand out sticky notes before the DQB phase begins. Say: 'The green note is your evidence contribution — what did you learn today that counts as real evidence for answering our driving question? Make it specific: mention a number, a graph, a gas, or a physical process. Vague answers like 'CO₂ causes warming' without detail will not earn full credit.' Allow 3 minutes of individual writing. Say: 'The orange note is your intellectual honesty note. What are you genuinely still unsure about? What new question did today's lesson raise for you? There are no wrong questions here — the best scientists always have more questions than answers.' Allow 2 minutes. As students post, spend 90 seconds reading the orange notes and grouping them. Say: 'I am seeing two kinds of questions emerging. [Hold up the causes cluster.] Some of you are still asking HOW — how exactly does CO₂ trap heat, how long does it stay in the atmosphere. [Hold up the responses cluster.] Others of you are asking WHAT NOW — what can Kenya do, what can individuals do, is it already too late? Both kinds of questions are scientifically and humanly important. Let's note which lessons will address each.' Circle the 'responses' cluster and write 'Lessons 6 &amp; 7' next to it.</w:t>
+            </w:r>
+          </w:p>
+        </w:tc>
+        <w:tc>
+          <w:tcPr>
+            <w:tcW w:type="dxa" w:w="3040"/>
+            <w:shd w:fill="FFFFFF" w:color="auto" w:val="clear"/>
+            <w:tcMar>
+              <w:top w:type="dxa" w:w="60"/>
+              <w:left w:type="dxa" w:w="120"/>
+              <w:bottom w:type="dxa" w:w="60"/>
+              <w:right w:type="dxa" w:w="120"/>
+            </w:tcMar>
+            <w:vAlign w:val="top"/>
+          </w:tcPr>
+          <w:p>
+            <w:pPr>
+              <w:spacing w:after="40" w:before="0"/>
+              <w:jc w:val="left"/>
+            </w:pPr>
+            <w:r>
+              <w:rPr>
+                <w:rFonts w:ascii="Arial" w:cs="Arial" w:eastAsia="Arial" w:hAnsi="Arial"/>
+                <w:b w:val="false"/>
+                <w:bCs w:val="false"/>
+                <w:i w:val="false"/>
+                <w:iCs w:val="false"/>
+                <w:color w:val="000000"/>
+                <w:sz w:val="18"/>
+                <w:szCs w:val="18"/>
+              </w:rPr>
+              <w:t xml:space="preserve">DQB Evidence Posting with Question Sorting: The two-colour sticky note protocol separates evidence consolidation (what do I now know?) from inquiry extension (what do I still want to know?), preventing students from conflating comprehension with understanding. Reading and sorting new questions aloud models the scientific practice of question refinement and shows students that unanswered questions are the engine of further inquiry, not a sign of failure. Previewing Lessons 6–7 maintains narrative momentum in the storyline.</w:t>
+            </w:r>
+          </w:p>
+        </w:tc>
+        <w:tc>
+          <w:tcPr>
+            <w:tcW w:type="dxa" w:w="3040"/>
+            <w:shd w:fill="F2F2F2" w:color="auto" w:val="clear"/>
+            <w:tcMar>
+              <w:top w:type="dxa" w:w="60"/>
+              <w:left w:type="dxa" w:w="120"/>
+              <w:bottom w:type="dxa" w:w="60"/>
+              <w:right w:type="dxa" w:w="120"/>
+            </w:tcMar>
+            <w:vAlign w:val="top"/>
+          </w:tcPr>
+          <w:p>
+            <w:pPr>
+              <w:spacing w:after="40" w:before="0"/>
+              <w:jc w:val="left"/>
+            </w:pPr>
+            <w:r>
+              <w:rPr>
+                <w:rFonts w:ascii="Arial" w:cs="Arial" w:eastAsia="Arial" w:hAnsi="Arial"/>
+                <w:b w:val="false"/>
+                <w:bCs w:val="false"/>
+                <w:i w:val="false"/>
+                <w:iCs w:val="false"/>
+                <w:color w:val="000000"/>
+                <w:sz w:val="18"/>
+                <w:szCs w:val="18"/>
+              </w:rPr>
+              <w:t xml:space="preserve">Observable indicators: (a) green notes contain specific, physics-grounded evidence (e.g., 'CO₂ has risen from 315 ppm in 1958 to over 420 ppm today, and temperature anomaly has risen by about 1.1°C in the same period'); (b) orange notes reveal the frontier of each student's understanding — collect and photograph the DQB before the next lesson to inform lesson 6 planning; (c) the distribution of 'causes' vs. 'responses' questions shows whether the class is ready to move to solutions (Lessons 6–7) or needs more consolidation of mechanisms.</w:t>
+            </w:r>
+          </w:p>
+        </w:tc>
+      </w:tr>
+      <w:tr>
+        <w:tc>
+          <w:tcPr>
+            <w:tcW w:type="dxa" w:w="1520"/>
+            <w:shd w:fill="D5E8F0" w:color="auto" w:val="clear"/>
+            <w:tcMar>
+              <w:top w:type="dxa" w:w="60"/>
+              <w:left w:type="dxa" w:w="120"/>
+              <w:bottom w:type="dxa" w:w="60"/>
+              <w:right w:type="dxa" w:w="120"/>
+            </w:tcMar>
+            <w:vAlign w:val="top"/>
+          </w:tcPr>
+          <w:p>
+            <w:pPr>
+              <w:spacing w:after="40" w:before="0"/>
+              <w:jc w:val="left"/>
+            </w:pPr>
+            <w:r>
+              <w:rPr>
+                <w:rFonts w:ascii="Arial" w:cs="Arial" w:eastAsia="Arial" w:hAnsi="Arial"/>
+                <w:b/>
+                <w:bCs/>
+                <w:i w:val="false"/>
+                <w:iCs w:val="false"/>
+                <w:color w:val="000000"/>
+                <w:sz w:val="18"/>
+                <w:szCs w:val="18"/>
+              </w:rPr>
+              <w:t xml:space="preserve">Model Building Phase</w:t>
+            </w:r>
+          </w:p>
+          <w:p>
+            <w:pPr>
+              <w:spacing w:after="20" w:before="0"/>
+            </w:pPr>
+            <w:r>
+              <w:rPr>
+                <w:rFonts w:ascii="Arial" w:cs="Arial" w:eastAsia="Arial" w:hAnsi="Arial"/>
+                <w:b/>
+                <w:bCs/>
+                <w:color w:val="1F3864"/>
+                <w:sz w:val="16"/>
+                <w:szCs w:val="16"/>
+              </w:rPr>
+              <w:t xml:space="preserve">📹 VIDEO:</w:t>
+            </w:r>
+          </w:p>
+          <w:p>
+            <w:pPr>
+              <w:spacing w:after="20" w:before="0"/>
+            </w:pPr>
+            <w:hyperlink w:history="1" r:id="rId0oqh5bung9skc1nz7inza">
               <w:r>
                 <w:rPr>
                   <w:rFonts w:ascii="Arial" w:cs="Arial" w:eastAsia="Arial" w:hAnsi="Arial"/>
@@ -16316,7 +17358,7 @@
               <w:spacing w:after="10" w:before="0"/>
               <w:ind w:left="120"/>
             </w:pPr>
-            <w:hyperlink w:history="1" r:id="rIdyfbkmoomi43als9tnspbd">
+            <w:hyperlink w:history="1" r:id="rIdigrxjecchfvghax7-ptcp">
               <w:r>
                 <w:rPr>
                   <w:rFonts w:ascii="Arial" w:cs="Arial" w:eastAsia="Arial" w:hAnsi="Arial"/>
@@ -16378,617 +17420,7 @@
               <w:spacing w:after="10" w:before="0"/>
               <w:ind w:left="120"/>
             </w:pPr>
-            <w:hyperlink w:history="1" r:id="rIdiwlfdxwhn6g-hdxl6rfax">
-              <w:r>
-                <w:rPr>
-                  <w:rFonts w:ascii="Arial" w:cs="Arial" w:eastAsia="Arial" w:hAnsi="Arial"/>
-                  <w:color w:val="595959"/>
-                  <w:sz w:val="14"/>
-                  <w:szCs w:val="14"/>
-                  <w:u w:val="single" w:color="595959"/>
-                </w:rPr>
-                <w:t xml:space="preserve">🔍 Search ARES for readings</w:t>
-              </w:r>
-            </w:hyperlink>
-          </w:p>
-          <w:p>
-            <w:pPr>
-              <w:spacing w:after="10" w:before="0"/>
-              <w:ind w:left="120"/>
-            </w:pPr>
-            <w:r>
-              <w:rPr>
-                <w:rFonts w:ascii="Arial" w:cs="Arial" w:eastAsia="Arial" w:hAnsi="Arial"/>
-                <w:color w:val="595959"/>
-                <w:sz w:val="14"/>
-                <w:szCs w:val="14"/>
-              </w:rPr>
-              <w:t xml:space="preserve">Search terms: greenhouse effect climate change</w:t>
-            </w:r>
-          </w:p>
-        </w:tc>
-        <w:tc>
-          <w:tcPr>
-            <w:tcW w:type="dxa" w:w="3040"/>
-            <w:shd w:fill="FFFFFF" w:color="auto" w:val="clear"/>
-            <w:tcMar>
-              <w:top w:type="dxa" w:w="60"/>
-              <w:left w:type="dxa" w:w="120"/>
-              <w:bottom w:type="dxa" w:w="60"/>
-              <w:right w:type="dxa" w:w="120"/>
-            </w:tcMar>
-            <w:vAlign w:val="top"/>
-          </w:tcPr>
-          <w:p>
-            <w:pPr>
-              <w:spacing w:after="40" w:before="0"/>
-              <w:jc w:val="left"/>
-            </w:pPr>
-            <w:r>
-              <w:rPr>
-                <w:rFonts w:ascii="Arial" w:cs="Arial" w:eastAsia="Arial" w:hAnsi="Arial"/>
-                <w:b w:val="false"/>
-                <w:bCs w:val="false"/>
-                <w:i w:val="false"/>
-                <w:iCs w:val="false"/>
-                <w:color w:val="000000"/>
-                <w:sz w:val="18"/>
-                <w:szCs w:val="18"/>
-              </w:rPr>
-              <w:t xml:space="preserve">Students individually construct a written causal chain in their notebooks using the following scaffold provided on the board: 'Step 1 → Human activities (name at least TWO specific ones relevant to Kenya) release _______ into the atmosphere. Step 2 → Increased concentration of _______ gases means that more _______ radiation emitted by Earth's surface is _______. Step 3 → Less energy escapes to space, so Earth's energy balance _______. Step 4 → Global average temperature _______. Step 5 → On Mount Kenya, this means _______. Step 6 → For a maize farmer in Embu County, this means _______.' After 8 minutes of individual writing, students share their causal chains in groups of four, identifying: (a) steps where all four members agree; (b) steps where members used different language — and deciding which language is most scientifically precise; (c) any step that no one in the group feels confident about. Groups then nominate one step they want the teacher to clarify. The class reconvenes; the teacher addresses the top 2–3 nominated unclear steps using the analogy of a blanket thickening around the Earth. Students also explicitly address and correct the common misconception that 'the ozone hole is causing warming' by distinguishing: ozone blocks UV (Lesson 3) while greenhouse gases trap IR (Lessons 2 and 4). Students finish by writing one exam-style short answer: 'Explain, using physics, why burning charcoal in Nairobi contributes to the melting of glaciers on Mount Kenya. (4 marks)'</w:t>
-            </w:r>
-          </w:p>
-        </w:tc>
-        <w:tc>
-          <w:tcPr>
-            <w:tcW w:type="dxa" w:w="3040"/>
-            <w:shd w:fill="F2F2F2" w:color="auto" w:val="clear"/>
-            <w:tcMar>
-              <w:top w:type="dxa" w:w="60"/>
-              <w:left w:type="dxa" w:w="120"/>
-              <w:bottom w:type="dxa" w:w="60"/>
-              <w:right w:type="dxa" w:w="120"/>
-            </w:tcMar>
-            <w:vAlign w:val="top"/>
-          </w:tcPr>
-          <w:p>
-            <w:pPr>
-              <w:spacing w:after="40" w:before="0"/>
-              <w:jc w:val="left"/>
-            </w:pPr>
-            <w:r>
-              <w:rPr>
-                <w:rFonts w:ascii="Arial" w:cs="Arial" w:eastAsia="Arial" w:hAnsi="Arial"/>
-                <w:b w:val="false"/>
-                <w:bCs w:val="false"/>
-                <w:i w:val="false"/>
-                <w:iCs w:val="false"/>
-                <w:color w:val="000000"/>
-                <w:sz w:val="18"/>
-                <w:szCs w:val="18"/>
-              </w:rPr>
-              <w:t xml:space="preserve">After observe phase, say: 'You now have three sources of evidence: two graphs, a simulation, and a real Kenyan data point about the glacier and the rains. Your job now is to connect all of that evidence into one coherent explanation — a causal chain from a human action to a physical outcome on Mount Kenya and in Embu.' Display the 6-step scaffold on the board and read each step aloud. Say: 'Be specific — don't just write 'pollution.' Name the gas. Name the process. Name the radiation type.' Allow 8 minutes of silent individual writing. Circulate and quietly prompt any student who is stuck on Step 1: 'What do matatus in Nairobi burn? What do farmers burn when they clear land? What do charcoal jikos release?' After group sharing, conduct a whole-class gallery of Step 6 responses by asking 3 cold-called students to read their farmer-in-Embu sentence. After each, say: 'What physics word or concept did they use? Did anyone use a different piece of physics to explain the same outcome?' To address the ozone misconception, say explicitly: 'I want to address something I have seen in some of your writing. Some of you wrote that the ozone hole is causing warming. Let us be precise: what does the ozone layer do? [WAIT 10 seconds — cold-call 2 students.] And what do greenhouse gases do? [WAIT 10 seconds — cold-call 2 different students.] These are two different mechanisms. Both are real. Both matter. But they are not the same thing.' For the exam-style question, allow 5 minutes, then cold-call one student to read their answer aloud and ask the class: 'What would you add? What mark out of 4 would you give this answer and why?'</w:t>
-            </w:r>
-          </w:p>
-        </w:tc>
-        <w:tc>
-          <w:tcPr>
-            <w:tcW w:type="dxa" w:w="3040"/>
-            <w:shd w:fill="FFFFFF" w:color="auto" w:val="clear"/>
-            <w:tcMar>
-              <w:top w:type="dxa" w:w="60"/>
-              <w:left w:type="dxa" w:w="120"/>
-              <w:bottom w:type="dxa" w:w="60"/>
-              <w:right w:type="dxa" w:w="120"/>
-            </w:tcMar>
-            <w:vAlign w:val="top"/>
-          </w:tcPr>
-          <w:p>
-            <w:pPr>
-              <w:spacing w:after="40" w:before="0"/>
-              <w:jc w:val="left"/>
-            </w:pPr>
-            <w:r>
-              <w:rPr>
-                <w:rFonts w:ascii="Arial" w:cs="Arial" w:eastAsia="Arial" w:hAnsi="Arial"/>
-                <w:b w:val="false"/>
-                <w:bCs w:val="false"/>
-                <w:i w:val="false"/>
-                <w:iCs w:val="false"/>
-                <w:color w:val="000000"/>
-                <w:sz w:val="18"/>
-                <w:szCs w:val="18"/>
-              </w:rPr>
-              <w:t xml:space="preserve">Causal Chain Scaffold with Peer Calibration: The 6-step scaffold forces students to make their reasoning explicit and sequential, preventing them from skipping the physical mechanism (IR absorption) and jumping straight from 'burning fuel' to 'glacier melts.' Group comparison of causal chains develops scientific language precision and peer accountability. The explicit misconception address uses the contrast strategy — placing the correct and incorrect explanations side by side so students can clearly distinguish them. The exam-style question provides authentic assessment practice while embedding the phenomenon as the answer context.</w:t>
-            </w:r>
-          </w:p>
-        </w:tc>
-        <w:tc>
-          <w:tcPr>
-            <w:tcW w:type="dxa" w:w="3040"/>
-            <w:shd w:fill="F2F2F2" w:color="auto" w:val="clear"/>
-            <w:tcMar>
-              <w:top w:type="dxa" w:w="60"/>
-              <w:left w:type="dxa" w:w="120"/>
-              <w:bottom w:type="dxa" w:w="60"/>
-              <w:right w:type="dxa" w:w="120"/>
-            </w:tcMar>
-            <w:vAlign w:val="top"/>
-          </w:tcPr>
-          <w:p>
-            <w:pPr>
-              <w:spacing w:after="40" w:before="0"/>
-              <w:jc w:val="left"/>
-            </w:pPr>
-            <w:r>
-              <w:rPr>
-                <w:rFonts w:ascii="Arial" w:cs="Arial" w:eastAsia="Arial" w:hAnsi="Arial"/>
-                <w:b w:val="false"/>
-                <w:bCs w:val="false"/>
-                <w:i w:val="false"/>
-                <w:iCs w:val="false"/>
-                <w:color w:val="000000"/>
-                <w:sz w:val="18"/>
-                <w:szCs w:val="18"/>
-              </w:rPr>
-              <w:t xml:space="preserve">Collect individual causal chains and exam-style answers. Observable indicators of mastery: (a) Step 2 correctly names CO₂, CH₄, or N₂O and specifies IR (infrared) radiation, not UV or visible light; (b) Step 3 references energy balance or the term 'net energy gain'; (c) Steps 5 and 6 are specific and connected (e.g., 'increased temperatures accelerate glacial melt, reducing dry-season water flow to rivers that irrigate farms in Meru and Embu' — not just 'the glacier melts and farmers suffer'); (d) the exam-style answer contains at least 3 of: named gas, IR trapping, energy balance disruption, temperature rise, physical consequence on glacier. Students whose chains are missing the radiation mechanism should be flagged for small-group follow-up.</w:t>
-            </w:r>
-          </w:p>
-        </w:tc>
-      </w:tr>
-      <w:tr>
-        <w:tc>
-          <w:tcPr>
-            <w:tcW w:type="dxa" w:w="1520"/>
-            <w:shd w:fill="FCE4D6" w:color="auto" w:val="clear"/>
-            <w:tcMar>
-              <w:top w:type="dxa" w:w="60"/>
-              <w:left w:type="dxa" w:w="120"/>
-              <w:bottom w:type="dxa" w:w="60"/>
-              <w:right w:type="dxa" w:w="120"/>
-            </w:tcMar>
-            <w:vAlign w:val="top"/>
-          </w:tcPr>
-          <w:p>
-            <w:pPr>
-              <w:spacing w:after="40" w:before="0"/>
-              <w:jc w:val="left"/>
-            </w:pPr>
-            <w:r>
-              <w:rPr>
-                <w:rFonts w:ascii="Arial" w:cs="Arial" w:eastAsia="Arial" w:hAnsi="Arial"/>
-                <w:b/>
-                <w:bCs/>
-                <w:i w:val="false"/>
-                <w:iCs w:val="false"/>
-                <w:color w:val="000000"/>
-                <w:sz w:val="18"/>
-                <w:szCs w:val="18"/>
-              </w:rPr>
-              <w:t xml:space="preserve">Driving Question Board (DQB) Creation</w:t>
-            </w:r>
-          </w:p>
-          <w:p>
-            <w:pPr>
-              <w:spacing w:after="20" w:before="0"/>
-            </w:pPr>
-            <w:r>
-              <w:rPr>
-                <w:rFonts w:ascii="Arial" w:cs="Arial" w:eastAsia="Arial" w:hAnsi="Arial"/>
-                <w:b/>
-                <w:bCs/>
-                <w:color w:val="1F3864"/>
-                <w:sz w:val="16"/>
-                <w:szCs w:val="16"/>
-              </w:rPr>
-              <w:t xml:space="preserve">📹 VIDEO:</w:t>
-            </w:r>
-          </w:p>
-          <w:p>
-            <w:pPr>
-              <w:spacing w:after="20" w:before="0"/>
-            </w:pPr>
-            <w:hyperlink w:history="1" r:id="rIdxr2zmioyfwi4_gb2xbjiy">
-              <w:r>
-                <w:rPr>
-                  <w:rFonts w:ascii="Arial" w:cs="Arial" w:eastAsia="Arial" w:hAnsi="Arial"/>
-                  <w:color w:val="2E75B6"/>
-                  <w:sz w:val="16"/>
-                  <w:szCs w:val="16"/>
-                  <w:u w:val="single" w:color="2E75B6"/>
-                </w:rPr>
-                <w:t xml:space="preserve">Earth's changing climate</w:t>
-              </w:r>
-            </w:hyperlink>
-          </w:p>
-          <w:p>
-            <w:pPr>
-              <w:spacing w:after="10" w:before="0"/>
-              <w:ind w:left="120"/>
-            </w:pPr>
-            <w:r>
-              <w:rPr>
-                <w:rFonts w:ascii="Arial" w:cs="Arial" w:eastAsia="Arial" w:hAnsi="Arial"/>
-                <w:color w:val="595959"/>
-                <w:sz w:val="14"/>
-                <w:szCs w:val="14"/>
-              </w:rPr>
-              <w:t xml:space="preserve">Source: Khan Academy (English - US curriculum)</w:t>
-            </w:r>
-          </w:p>
-          <w:p>
-            <w:pPr>
-              <w:spacing w:after="10" w:before="0"/>
-              <w:ind w:left="120"/>
-            </w:pPr>
-            <w:hyperlink w:history="1" r:id="rIdos3fzgrgnzta8hxsxfl97">
-              <w:r>
-                <w:rPr>
-                  <w:rFonts w:ascii="Arial" w:cs="Arial" w:eastAsia="Arial" w:hAnsi="Arial"/>
-                  <w:color w:val="595959"/>
-                  <w:sz w:val="14"/>
-                  <w:szCs w:val="14"/>
-                  <w:u w:val="single" w:color="595959"/>
-                </w:rPr>
-                <w:t xml:space="preserve">🔍 Search ARES for similar videos</w:t>
-              </w:r>
-            </w:hyperlink>
-          </w:p>
-          <w:p>
-            <w:pPr>
-              <w:spacing w:after="40" w:before="0"/>
-            </w:pPr>
-            <w:r>
-              <w:rPr>
-                <w:sz w:val="14"/>
-                <w:szCs w:val="14"/>
-              </w:rPr>
-              <w:t xml:space="preserve"/>
-            </w:r>
-          </w:p>
-          <w:p>
-            <w:pPr>
-              <w:spacing w:after="20" w:before="0"/>
-            </w:pPr>
-            <w:r>
-              <w:rPr>
-                <w:rFonts w:ascii="Arial" w:cs="Arial" w:eastAsia="Arial" w:hAnsi="Arial"/>
-                <w:b/>
-                <w:bCs/>
-                <w:color w:val="1F3864"/>
-                <w:sz w:val="16"/>
-                <w:szCs w:val="16"/>
-              </w:rPr>
-              <w:t xml:space="preserve">📖 READING:</w:t>
-            </w:r>
-          </w:p>
-          <w:p>
-            <w:pPr>
-              <w:spacing w:after="20" w:before="0"/>
-            </w:pPr>
-            <w:r>
-              <w:rPr>
-                <w:rFonts w:ascii="Arial" w:cs="Arial" w:eastAsia="Arial" w:hAnsi="Arial"/>
-                <w:i/>
-                <w:iCs/>
-                <w:color w:val="595959"/>
-                <w:sz w:val="16"/>
-                <w:szCs w:val="16"/>
-              </w:rPr>
-              <w:t xml:space="preserve">No closely matching reading in the ARES library for this activity.</w:t>
-            </w:r>
-          </w:p>
-          <w:p>
-            <w:pPr>
-              <w:spacing w:after="10" w:before="0"/>
-              <w:ind w:left="120"/>
-            </w:pPr>
-            <w:hyperlink w:history="1" r:id="rIdksg-z2db-mvgee5qravlg">
-              <w:r>
-                <w:rPr>
-                  <w:rFonts w:ascii="Arial" w:cs="Arial" w:eastAsia="Arial" w:hAnsi="Arial"/>
-                  <w:color w:val="595959"/>
-                  <w:sz w:val="14"/>
-                  <w:szCs w:val="14"/>
-                  <w:u w:val="single" w:color="595959"/>
-                </w:rPr>
-                <w:t xml:space="preserve">🔍 Search ARES for readings</w:t>
-              </w:r>
-            </w:hyperlink>
-          </w:p>
-          <w:p>
-            <w:pPr>
-              <w:spacing w:after="10" w:before="0"/>
-              <w:ind w:left="120"/>
-            </w:pPr>
-            <w:r>
-              <w:rPr>
-                <w:rFonts w:ascii="Arial" w:cs="Arial" w:eastAsia="Arial" w:hAnsi="Arial"/>
-                <w:color w:val="595959"/>
-                <w:sz w:val="14"/>
-                <w:szCs w:val="14"/>
-              </w:rPr>
-              <w:t xml:space="preserve">Search terms: greenhouse effect climate change</w:t>
-            </w:r>
-          </w:p>
-        </w:tc>
-        <w:tc>
-          <w:tcPr>
-            <w:tcW w:type="dxa" w:w="3040"/>
-            <w:shd w:fill="FFFFFF" w:color="auto" w:val="clear"/>
-            <w:tcMar>
-              <w:top w:type="dxa" w:w="60"/>
-              <w:left w:type="dxa" w:w="120"/>
-              <w:bottom w:type="dxa" w:w="60"/>
-              <w:right w:type="dxa" w:w="120"/>
-            </w:tcMar>
-            <w:vAlign w:val="top"/>
-          </w:tcPr>
-          <w:p>
-            <w:pPr>
-              <w:spacing w:after="40" w:before="0"/>
-              <w:jc w:val="left"/>
-            </w:pPr>
-            <w:r>
-              <w:rPr>
-                <w:rFonts w:ascii="Arial" w:cs="Arial" w:eastAsia="Arial" w:hAnsi="Arial"/>
-                <w:b w:val="false"/>
-                <w:bCs w:val="false"/>
-                <w:i w:val="false"/>
-                <w:iCs w:val="false"/>
-                <w:color w:val="000000"/>
-                <w:sz w:val="18"/>
-                <w:szCs w:val="18"/>
-              </w:rPr>
-              <w:t xml:space="preserve">Each student receives two sticky notes of different colours. On the FIRST (green) sticky note, they write one specific piece of evidence from today's lesson that helps answer the driving question: 'Why are Mount Kenya's glaciers melting and Kenyan farmers' rains becoming unpredictable?' On the SECOND (orange) sticky note, they write one new question that today's evidence has raised for them — something they still do not understand or want to know more about. Students post both sticky notes on the class Driving Question Board under the column 'Lesson 5 — Human Amplification.' The teacher reads 5–6 of the new questions aloud to the class and sorts them into two clusters on the board: 'Questions about causes' and 'Questions about responses/solutions.' The teacher previews: 'Your questions about what we can do about this — those are exactly what Lessons 6 and 7 will address. You are thinking like climate scientists.'</w:t>
-            </w:r>
-          </w:p>
-        </w:tc>
-        <w:tc>
-          <w:tcPr>
-            <w:tcW w:type="dxa" w:w="3040"/>
-            <w:shd w:fill="F2F2F2" w:color="auto" w:val="clear"/>
-            <w:tcMar>
-              <w:top w:type="dxa" w:w="60"/>
-              <w:left w:type="dxa" w:w="120"/>
-              <w:bottom w:type="dxa" w:w="60"/>
-              <w:right w:type="dxa" w:w="120"/>
-            </w:tcMar>
-            <w:vAlign w:val="top"/>
-          </w:tcPr>
-          <w:p>
-            <w:pPr>
-              <w:spacing w:after="40" w:before="0"/>
-              <w:jc w:val="left"/>
-            </w:pPr>
-            <w:r>
-              <w:rPr>
-                <w:rFonts w:ascii="Arial" w:cs="Arial" w:eastAsia="Arial" w:hAnsi="Arial"/>
-                <w:b w:val="false"/>
-                <w:bCs w:val="false"/>
-                <w:i w:val="false"/>
-                <w:iCs w:val="false"/>
-                <w:color w:val="000000"/>
-                <w:sz w:val="18"/>
-                <w:szCs w:val="18"/>
-              </w:rPr>
-              <w:t xml:space="preserve">Hand out sticky notes before the DQB phase begins. Say: 'The green note is your evidence contribution — what did you learn today that counts as real evidence for answering our driving question? Make it specific: mention a number, a graph, a gas, or a physical process. Vague answers like 'CO₂ causes warming' without detail will not earn full credit.' Allow 3 minutes of individual writing. Say: 'The orange note is your intellectual honesty note. What are you genuinely still unsure about? What new question did today's lesson raise for you? There are no wrong questions here — the best scientists always have more questions than answers.' Allow 2 minutes. As students post, spend 90 seconds reading the orange notes and grouping them. Say: 'I am seeing two kinds of questions emerging. [Hold up the causes cluster.] Some of you are still asking HOW — how exactly does CO₂ trap heat, how long does it stay in the atmosphere. [Hold up the responses cluster.] Others of you are asking WHAT NOW — what can Kenya do, what can individuals do, is it already too late? Both kinds of questions are scientifically and humanly important. Let's note which lessons will address each.' Circle the 'responses' cluster and write 'Lessons 6 &amp; 7' next to it.</w:t>
-            </w:r>
-          </w:p>
-        </w:tc>
-        <w:tc>
-          <w:tcPr>
-            <w:tcW w:type="dxa" w:w="3040"/>
-            <w:shd w:fill="FFFFFF" w:color="auto" w:val="clear"/>
-            <w:tcMar>
-              <w:top w:type="dxa" w:w="60"/>
-              <w:left w:type="dxa" w:w="120"/>
-              <w:bottom w:type="dxa" w:w="60"/>
-              <w:right w:type="dxa" w:w="120"/>
-            </w:tcMar>
-            <w:vAlign w:val="top"/>
-          </w:tcPr>
-          <w:p>
-            <w:pPr>
-              <w:spacing w:after="40" w:before="0"/>
-              <w:jc w:val="left"/>
-            </w:pPr>
-            <w:r>
-              <w:rPr>
-                <w:rFonts w:ascii="Arial" w:cs="Arial" w:eastAsia="Arial" w:hAnsi="Arial"/>
-                <w:b w:val="false"/>
-                <w:bCs w:val="false"/>
-                <w:i w:val="false"/>
-                <w:iCs w:val="false"/>
-                <w:color w:val="000000"/>
-                <w:sz w:val="18"/>
-                <w:szCs w:val="18"/>
-              </w:rPr>
-              <w:t xml:space="preserve">DQB Evidence Posting with Question Sorting: The two-colour sticky note protocol separates evidence consolidation (what do I now know?) from inquiry extension (what do I still want to know?), preventing students from conflating comprehension with understanding. Reading and sorting new questions aloud models the scientific practice of question refinement and shows students that unanswered questions are the engine of further inquiry, not a sign of failure. Previewing Lessons 6–7 maintains narrative momentum in the storyline.</w:t>
-            </w:r>
-          </w:p>
-        </w:tc>
-        <w:tc>
-          <w:tcPr>
-            <w:tcW w:type="dxa" w:w="3040"/>
-            <w:shd w:fill="F2F2F2" w:color="auto" w:val="clear"/>
-            <w:tcMar>
-              <w:top w:type="dxa" w:w="60"/>
-              <w:left w:type="dxa" w:w="120"/>
-              <w:bottom w:type="dxa" w:w="60"/>
-              <w:right w:type="dxa" w:w="120"/>
-            </w:tcMar>
-            <w:vAlign w:val="top"/>
-          </w:tcPr>
-          <w:p>
-            <w:pPr>
-              <w:spacing w:after="40" w:before="0"/>
-              <w:jc w:val="left"/>
-            </w:pPr>
-            <w:r>
-              <w:rPr>
-                <w:rFonts w:ascii="Arial" w:cs="Arial" w:eastAsia="Arial" w:hAnsi="Arial"/>
-                <w:b w:val="false"/>
-                <w:bCs w:val="false"/>
-                <w:i w:val="false"/>
-                <w:iCs w:val="false"/>
-                <w:color w:val="000000"/>
-                <w:sz w:val="18"/>
-                <w:szCs w:val="18"/>
-              </w:rPr>
-              <w:t xml:space="preserve">Observable indicators: (a) green notes contain specific, physics-grounded evidence (e.g., 'CO₂ has risen from 315 ppm in 1958 to over 420 ppm today, and temperature anomaly has risen by about 1.1°C in the same period'); (b) orange notes reveal the frontier of each student's understanding — collect and photograph the DQB before the next lesson to inform lesson 6 planning; (c) the distribution of 'causes' vs. 'responses' questions shows whether the class is ready to move to solutions (Lessons 6–7) or needs more consolidation of mechanisms.</w:t>
-            </w:r>
-          </w:p>
-        </w:tc>
-      </w:tr>
-      <w:tr>
-        <w:tc>
-          <w:tcPr>
-            <w:tcW w:type="dxa" w:w="1520"/>
-            <w:shd w:fill="D5E8F0" w:color="auto" w:val="clear"/>
-            <w:tcMar>
-              <w:top w:type="dxa" w:w="60"/>
-              <w:left w:type="dxa" w:w="120"/>
-              <w:bottom w:type="dxa" w:w="60"/>
-              <w:right w:type="dxa" w:w="120"/>
-            </w:tcMar>
-            <w:vAlign w:val="top"/>
-          </w:tcPr>
-          <w:p>
-            <w:pPr>
-              <w:spacing w:after="40" w:before="0"/>
-              <w:jc w:val="left"/>
-            </w:pPr>
-            <w:r>
-              <w:rPr>
-                <w:rFonts w:ascii="Arial" w:cs="Arial" w:eastAsia="Arial" w:hAnsi="Arial"/>
-                <w:b/>
-                <w:bCs/>
-                <w:i w:val="false"/>
-                <w:iCs w:val="false"/>
-                <w:color w:val="000000"/>
-                <w:sz w:val="18"/>
-                <w:szCs w:val="18"/>
-              </w:rPr>
-              <w:t xml:space="preserve">Model Building Phase</w:t>
-            </w:r>
-          </w:p>
-          <w:p>
-            <w:pPr>
-              <w:spacing w:after="20" w:before="0"/>
-            </w:pPr>
-            <w:r>
-              <w:rPr>
-                <w:rFonts w:ascii="Arial" w:cs="Arial" w:eastAsia="Arial" w:hAnsi="Arial"/>
-                <w:b/>
-                <w:bCs/>
-                <w:color w:val="1F3864"/>
-                <w:sz w:val="16"/>
-                <w:szCs w:val="16"/>
-              </w:rPr>
-              <w:t xml:space="preserve">📹 VIDEO:</w:t>
-            </w:r>
-          </w:p>
-          <w:p>
-            <w:pPr>
-              <w:spacing w:after="20" w:before="0"/>
-            </w:pPr>
-            <w:hyperlink w:history="1" r:id="rIdabx5dbxeirbehzjakhzsf">
-              <w:r>
-                <w:rPr>
-                  <w:rFonts w:ascii="Arial" w:cs="Arial" w:eastAsia="Arial" w:hAnsi="Arial"/>
-                  <w:color w:val="2E75B6"/>
-                  <w:sz w:val="16"/>
-                  <w:szCs w:val="16"/>
-                  <w:u w:val="single" w:color="2E75B6"/>
-                </w:rPr>
-                <w:t xml:space="preserve">Earth's changing climate</w:t>
-              </w:r>
-            </w:hyperlink>
-          </w:p>
-          <w:p>
-            <w:pPr>
-              <w:spacing w:after="10" w:before="0"/>
-              <w:ind w:left="120"/>
-            </w:pPr>
-            <w:r>
-              <w:rPr>
-                <w:rFonts w:ascii="Arial" w:cs="Arial" w:eastAsia="Arial" w:hAnsi="Arial"/>
-                <w:color w:val="595959"/>
-                <w:sz w:val="14"/>
-                <w:szCs w:val="14"/>
-              </w:rPr>
-              <w:t xml:space="preserve">Source: Khan Academy (English - US curriculum)</w:t>
-            </w:r>
-          </w:p>
-          <w:p>
-            <w:pPr>
-              <w:spacing w:after="10" w:before="0"/>
-              <w:ind w:left="120"/>
-            </w:pPr>
-            <w:hyperlink w:history="1" r:id="rIdaclgyw2io-pd4yt8d0tib">
-              <w:r>
-                <w:rPr>
-                  <w:rFonts w:ascii="Arial" w:cs="Arial" w:eastAsia="Arial" w:hAnsi="Arial"/>
-                  <w:color w:val="595959"/>
-                  <w:sz w:val="14"/>
-                  <w:szCs w:val="14"/>
-                  <w:u w:val="single" w:color="595959"/>
-                </w:rPr>
-                <w:t xml:space="preserve">🔍 Search ARES for similar videos</w:t>
-              </w:r>
-            </w:hyperlink>
-          </w:p>
-          <w:p>
-            <w:pPr>
-              <w:spacing w:after="40" w:before="0"/>
-            </w:pPr>
-            <w:r>
-              <w:rPr>
-                <w:sz w:val="14"/>
-                <w:szCs w:val="14"/>
-              </w:rPr>
-              <w:t xml:space="preserve"/>
-            </w:r>
-          </w:p>
-          <w:p>
-            <w:pPr>
-              <w:spacing w:after="20" w:before="0"/>
-            </w:pPr>
-            <w:r>
-              <w:rPr>
-                <w:rFonts w:ascii="Arial" w:cs="Arial" w:eastAsia="Arial" w:hAnsi="Arial"/>
-                <w:b/>
-                <w:bCs/>
-                <w:color w:val="1F3864"/>
-                <w:sz w:val="16"/>
-                <w:szCs w:val="16"/>
-              </w:rPr>
-              <w:t xml:space="preserve">📖 READING:</w:t>
-            </w:r>
-          </w:p>
-          <w:p>
-            <w:pPr>
-              <w:spacing w:after="20" w:before="0"/>
-            </w:pPr>
-            <w:r>
-              <w:rPr>
-                <w:rFonts w:ascii="Arial" w:cs="Arial" w:eastAsia="Arial" w:hAnsi="Arial"/>
-                <w:i/>
-                <w:iCs/>
-                <w:color w:val="595959"/>
-                <w:sz w:val="16"/>
-                <w:szCs w:val="16"/>
-              </w:rPr>
-              <w:t xml:space="preserve">No closely matching reading in the ARES library for this activity.</w:t>
-            </w:r>
-          </w:p>
-          <w:p>
-            <w:pPr>
-              <w:spacing w:after="10" w:before="0"/>
-              <w:ind w:left="120"/>
-            </w:pPr>
-            <w:hyperlink w:history="1" r:id="rIdm7zohkazomfb_dzy0zk49">
+            <w:hyperlink w:history="1" r:id="rIdzired9kmlo_hrgwchv7tw">
               <w:r>
                 <w:rPr>
                   <w:rFonts w:ascii="Arial" w:cs="Arial" w:eastAsia="Arial" w:hAnsi="Arial"/>
@@ -17515,7 +17947,7 @@
         </w:rPr>
         <w:t xml:space="preserve">© 2026 SeaVuria and ARES. Aligned with KICD objectives. Developed by SeaVuria; technical implementation by ARES (with AI assistance from Claude). Licensed under </w:t>
       </w:r>
-      <w:hyperlink w:history="1" r:id="rIdcyegh-n9zdhzhu9wdnl5p">
+      <w:hyperlink w:history="1" r:id="rIdewazo3fl9bgthpfcle7my">
         <w:r>
           <w:rPr>
             <w:rFonts w:ascii="Arial" w:cs="Arial" w:eastAsia="Arial" w:hAnsi="Arial"/>
@@ -17536,7 +17968,7 @@
         </w:rPr>
         <w:t xml:space="preserve"> (</w:t>
       </w:r>
-      <w:hyperlink w:history="1" r:id="rIdc_mxdnhkoy6uvrrmhkath">
+      <w:hyperlink w:history="1" r:id="rIddmqe77nj1emuyyfsp-qil">
         <w:r>
           <w:rPr>
             <w:rFonts w:ascii="Arial" w:cs="Arial" w:eastAsia="Arial" w:hAnsi="Arial"/>
@@ -18549,7 +18981,7 @@
             <w:pPr>
               <w:spacing w:after="20" w:before="0"/>
             </w:pPr>
-            <w:hyperlink w:history="1" r:id="rIdwlwmyij33on_2sw0i786x">
+            <w:hyperlink w:history="1" r:id="rId-lieufrypkf4uk0a-9d-p">
               <w:r>
                 <w:rPr>
                   <w:rFonts w:ascii="Arial" w:cs="Arial" w:eastAsia="Arial" w:hAnsi="Arial"/>
@@ -18558,9 +18990,25 @@
                   <w:szCs w:val="16"/>
                   <w:u w:val="single" w:color="2E75B6"/>
                 </w:rPr>
-                <w:t xml:space="preserve">Ozone layer and eukaryotes show up in the Proterozoic eon</w:t>
+                <w:t xml:space="preserve">Introduction to spectroscopy</w:t>
               </w:r>
             </w:hyperlink>
+          </w:p>
+          <w:p>
+            <w:pPr>
+              <w:spacing w:after="20" w:before="0"/>
+            </w:pPr>
+            <w:r>
+              <w:rPr>
+                <w:rFonts w:ascii="Arial" w:cs="Arial" w:eastAsia="Arial" w:hAnsi="Arial"/>
+                <w:i/>
+                <w:iCs/>
+                <w:color w:val="595959"/>
+                <w:sz w:val="16"/>
+                <w:szCs w:val="16"/>
+              </w:rPr>
+              <w:t xml:space="preserve">Related topic: not an exact match for this lesson.</w:t>
+            </w:r>
           </w:p>
           <w:p>
             <w:pPr>
@@ -18582,7 +19030,7 @@
               <w:spacing w:after="10" w:before="0"/>
               <w:ind w:left="120"/>
             </w:pPr>
-            <w:hyperlink w:history="1" r:id="rIdwzdjxkfaouj_9ndw0od3p">
+            <w:hyperlink w:history="1" r:id="rIdqiuj1o8rwmmhybwxevyii">
               <w:r>
                 <w:rPr>
                   <w:rFonts w:ascii="Arial" w:cs="Arial" w:eastAsia="Arial" w:hAnsi="Arial"/>
@@ -18627,7 +19075,7 @@
             <w:pPr>
               <w:spacing w:after="20" w:before="0"/>
             </w:pPr>
-            <w:hyperlink w:history="1" r:id="rIde-2lyoppmsnqgklpy0ad5">
+            <w:hyperlink w:history="1" r:id="rIdqiwg42ot5la9-tyabzeds">
               <w:r>
                 <w:rPr>
                   <w:rFonts w:ascii="Arial" w:cs="Arial" w:eastAsia="Arial" w:hAnsi="Arial"/>
@@ -18660,7 +19108,7 @@
               <w:spacing w:after="10" w:before="0"/>
               <w:ind w:left="120"/>
             </w:pPr>
-            <w:hyperlink w:history="1" r:id="rIdbagyioarzhqiqxuc9-ep3">
+            <w:hyperlink w:history="1" r:id="rIdq37bv_rzmcmjxumll0lhx">
               <w:r>
                 <w:rPr>
                   <w:rFonts w:ascii="Arial" w:cs="Arial" w:eastAsia="Arial" w:hAnsi="Arial"/>
@@ -18855,7 +19303,7 @@
             <w:pPr>
               <w:spacing w:after="20" w:before="0"/>
             </w:pPr>
-            <w:hyperlink w:history="1" r:id="rIdqiiiwuthkzaqqfjy1odny">
+            <w:hyperlink w:history="1" r:id="rIdxa1qafdn7d-c8hrmyjxjg">
               <w:r>
                 <w:rPr>
                   <w:rFonts w:ascii="Arial" w:cs="Arial" w:eastAsia="Arial" w:hAnsi="Arial"/>
@@ -18864,9 +19312,25 @@
                   <w:szCs w:val="16"/>
                   <w:u w:val="single" w:color="2E75B6"/>
                 </w:rPr>
-                <w:t xml:space="preserve">Ozone layer and eukaryotes show up in the Proterozoic eon</w:t>
+                <w:t xml:space="preserve">Introduction to spectroscopy</w:t>
               </w:r>
             </w:hyperlink>
+          </w:p>
+          <w:p>
+            <w:pPr>
+              <w:spacing w:after="20" w:before="0"/>
+            </w:pPr>
+            <w:r>
+              <w:rPr>
+                <w:rFonts w:ascii="Arial" w:cs="Arial" w:eastAsia="Arial" w:hAnsi="Arial"/>
+                <w:i/>
+                <w:iCs/>
+                <w:color w:val="595959"/>
+                <w:sz w:val="16"/>
+                <w:szCs w:val="16"/>
+              </w:rPr>
+              <w:t xml:space="preserve">Related topic: not an exact match for this lesson.</w:t>
+            </w:r>
           </w:p>
           <w:p>
             <w:pPr>
@@ -18888,7 +19352,7 @@
               <w:spacing w:after="10" w:before="0"/>
               <w:ind w:left="120"/>
             </w:pPr>
-            <w:hyperlink w:history="1" r:id="rIdesuf-azsmqqwzwl9zdmgp">
+            <w:hyperlink w:history="1" r:id="rIdh6-vuiyofckg_rtwpaxk_">
               <w:r>
                 <w:rPr>
                   <w:rFonts w:ascii="Arial" w:cs="Arial" w:eastAsia="Arial" w:hAnsi="Arial"/>
@@ -18933,7 +19397,7 @@
             <w:pPr>
               <w:spacing w:after="20" w:before="0"/>
             </w:pPr>
-            <w:hyperlink w:history="1" r:id="rIdvgegqntidy-3eusag5exn">
+            <w:hyperlink w:history="1" r:id="rIdhxcjwj09tgqyhflefmkoo">
               <w:r>
                 <w:rPr>
                   <w:rFonts w:ascii="Arial" w:cs="Arial" w:eastAsia="Arial" w:hAnsi="Arial"/>
@@ -18966,7 +19430,7 @@
               <w:spacing w:after="10" w:before="0"/>
               <w:ind w:left="120"/>
             </w:pPr>
-            <w:hyperlink w:history="1" r:id="rIdklrewe8yyllqyk9x1zcdm">
+            <w:hyperlink w:history="1" r:id="rIdumius0rffkfhgps1ohqqm">
               <w:r>
                 <w:rPr>
                   <w:rFonts w:ascii="Arial" w:cs="Arial" w:eastAsia="Arial" w:hAnsi="Arial"/>
@@ -19161,7 +19625,7 @@
             <w:pPr>
               <w:spacing w:after="20" w:before="0"/>
             </w:pPr>
-            <w:hyperlink w:history="1" r:id="rIdimhognbnrvvxwxsud6zid">
+            <w:hyperlink w:history="1" r:id="rIdo5y_35akjc0e3h3pip4gd">
               <w:r>
                 <w:rPr>
                   <w:rFonts w:ascii="Arial" w:cs="Arial" w:eastAsia="Arial" w:hAnsi="Arial"/>
@@ -19170,9 +19634,25 @@
                   <w:szCs w:val="16"/>
                   <w:u w:val="single" w:color="2E75B6"/>
                 </w:rPr>
-                <w:t xml:space="preserve">Ozone layer and eukaryotes show up in the Proterozoic eon</w:t>
+                <w:t xml:space="preserve">Introduction to spectroscopy</w:t>
               </w:r>
             </w:hyperlink>
+          </w:p>
+          <w:p>
+            <w:pPr>
+              <w:spacing w:after="20" w:before="0"/>
+            </w:pPr>
+            <w:r>
+              <w:rPr>
+                <w:rFonts w:ascii="Arial" w:cs="Arial" w:eastAsia="Arial" w:hAnsi="Arial"/>
+                <w:i/>
+                <w:iCs/>
+                <w:color w:val="595959"/>
+                <w:sz w:val="16"/>
+                <w:szCs w:val="16"/>
+              </w:rPr>
+              <w:t xml:space="preserve">Related topic: not an exact match for this lesson.</w:t>
+            </w:r>
           </w:p>
           <w:p>
             <w:pPr>
@@ -19194,7 +19674,7 @@
               <w:spacing w:after="10" w:before="0"/>
               <w:ind w:left="120"/>
             </w:pPr>
-            <w:hyperlink w:history="1" r:id="rIdxhorlj1wn1vbqwq7gdl7h">
+            <w:hyperlink w:history="1" r:id="rIduhobl_mnj62vncvtg1eoz">
               <w:r>
                 <w:rPr>
                   <w:rFonts w:ascii="Arial" w:cs="Arial" w:eastAsia="Arial" w:hAnsi="Arial"/>
@@ -19239,7 +19719,651 @@
             <w:pPr>
               <w:spacing w:after="20" w:before="0"/>
             </w:pPr>
-            <w:hyperlink w:history="1" r:id="rIdqxoafnaw06htlm7kcllwq">
+            <w:hyperlink w:history="1" r:id="rIdtrhxzd1-vknxyesp4axnb">
+              <w:r>
+                <w:rPr>
+                  <w:rFonts w:ascii="Arial" w:cs="Arial" w:eastAsia="Arial" w:hAnsi="Arial"/>
+                  <w:color w:val="2E75B6"/>
+                  <w:sz w:val="16"/>
+                  <w:szCs w:val="16"/>
+                  <w:u w:val="single" w:color="2E75B6"/>
+                </w:rPr>
+                <w:t xml:space="preserve">Ozone Depletion (Flexbook)</w:t>
+              </w:r>
+            </w:hyperlink>
+          </w:p>
+          <w:p>
+            <w:pPr>
+              <w:spacing w:after="10" w:before="0"/>
+              <w:ind w:left="120"/>
+            </w:pPr>
+            <w:r>
+              <w:rPr>
+                <w:rFonts w:ascii="Arial" w:cs="Arial" w:eastAsia="Arial" w:hAnsi="Arial"/>
+                <w:color w:val="595959"/>
+                <w:sz w:val="14"/>
+                <w:szCs w:val="14"/>
+              </w:rPr>
+              <w:t xml:space="preserve">Source: CK-12</w:t>
+            </w:r>
+          </w:p>
+          <w:p>
+            <w:pPr>
+              <w:spacing w:after="10" w:before="0"/>
+              <w:ind w:left="120"/>
+            </w:pPr>
+            <w:hyperlink w:history="1" r:id="rIdg-dr-8cdt6ythnfr6wi4j">
+              <w:r>
+                <w:rPr>
+                  <w:rFonts w:ascii="Arial" w:cs="Arial" w:eastAsia="Arial" w:hAnsi="Arial"/>
+                  <w:color w:val="595959"/>
+                  <w:sz w:val="14"/>
+                  <w:szCs w:val="14"/>
+                  <w:u w:val="single" w:color="595959"/>
+                </w:rPr>
+                <w:t xml:space="preserve">🔍 Search ARES for similar readings</w:t>
+              </w:r>
+            </w:hyperlink>
+          </w:p>
+        </w:tc>
+        <w:tc>
+          <w:tcPr>
+            <w:tcW w:type="dxa" w:w="3040"/>
+            <w:shd w:fill="FFFFFF" w:color="auto" w:val="clear"/>
+            <w:tcMar>
+              <w:top w:type="dxa" w:w="60"/>
+              <w:left w:type="dxa" w:w="120"/>
+              <w:bottom w:type="dxa" w:w="60"/>
+              <w:right w:type="dxa" w:w="120"/>
+            </w:tcMar>
+            <w:vAlign w:val="top"/>
+          </w:tcPr>
+          <w:p>
+            <w:pPr>
+              <w:spacing w:after="40" w:before="0"/>
+              <w:jc w:val="left"/>
+            </w:pPr>
+            <w:r>
+              <w:rPr>
+                <w:rFonts w:ascii="Arial" w:cs="Arial" w:eastAsia="Arial" w:hAnsi="Arial"/>
+                <w:b w:val="false"/>
+                <w:bCs w:val="false"/>
+                <w:i w:val="false"/>
+                <w:iCs w:val="false"/>
+                <w:color w:val="000000"/>
+                <w:sz w:val="18"/>
+                <w:szCs w:val="18"/>
+              </w:rPr>
+              <w:t xml:space="preserve">Students complete a structured T-chart in their notebooks titled: 'Ozone Depletion vs. Greenhouse Effect — Same or Different?' The T-chart has eight comparison rows: (1) Which layer of the atmosphere is involved, (2) What type of radiation is affected, (3) What gases are responsible, (4) What human activities cause it, (5) What the effect on Earth's surface temperature is, (6) What the effect on ecosystems/health is, (7) What international agreements address it, (8) What the current trend is (getting better or worse?). Students complete the T-chart individually (8 minutes), then discuss in groups of four to reconcile differences (5 minutes). Each group then identifies ONE way the two phenomena interact — how does ozone depletion affect or relate to climate change? Groups share interactions with the class. Teacher facilitates a whole-class discussion that arrives at the key insight: while distinct, ozone depletion and the greenhouse effect interact (e.g., CFCs are also potent greenhouse gases; a cooler stratosphere due to greenhouse warming can worsen ozone depletion; UV-B damage to phytoplankton reduces a key carbon sink). Teacher then explicitly connects back to the anchoring phenomenon: 'So — does ozone depletion explain Mount Kenya's glaciers melting? Partially? Fully? Let's be precise.'</w:t>
+            </w:r>
+          </w:p>
+        </w:tc>
+        <w:tc>
+          <w:tcPr>
+            <w:tcW w:type="dxa" w:w="3040"/>
+            <w:shd w:fill="F2F2F2" w:color="auto" w:val="clear"/>
+            <w:tcMar>
+              <w:top w:type="dxa" w:w="60"/>
+              <w:left w:type="dxa" w:w="120"/>
+              <w:bottom w:type="dxa" w:w="60"/>
+              <w:right w:type="dxa" w:w="120"/>
+            </w:tcMar>
+            <w:vAlign w:val="top"/>
+          </w:tcPr>
+          <w:p>
+            <w:pPr>
+              <w:spacing w:after="40" w:before="0"/>
+              <w:jc w:val="left"/>
+            </w:pPr>
+            <w:r>
+              <w:rPr>
+                <w:rFonts w:ascii="Arial" w:cs="Arial" w:eastAsia="Arial" w:hAnsi="Arial"/>
+                <w:b w:val="false"/>
+                <w:bCs w:val="false"/>
+                <w:i w:val="false"/>
+                <w:iCs w:val="false"/>
+                <w:color w:val="000000"/>
+                <w:sz w:val="18"/>
+                <w:szCs w:val="18"/>
+              </w:rPr>
+              <w:t xml:space="preserve">Distribute the T-chart (or write the eight rows on the board). Say: 'You have 8 minutes to fill this in on your own — use your Evidence Collection Table from Phase 2 and your notes from Lessons 1–5. This is a thinking task, not a copying task.' Set an 8-minute timer. After 8 minutes: 'Now, in your group of four, compare your T-charts. Where do you disagree? Spend 5 minutes reconciling.' After group discussion, say: 'Each group — I want ONE sentence that describes how these two phenomena interact. Not just what each one does separately — how do they affect each other?' Cold-call four groups in sequence. After each response, wait 10 seconds, then ask the class: 'Does the next group agree? What would you add or change?' After all four groups have shared, synthesise on the board: draw a two-circle Venn diagram with 'Ozone Depletion' and 'Greenhouse Effect' and populate the overlap with student-generated interactions. Then pivot: 'Let's go back to our phenomenon. Mwangi the farmer in Embu — his rain is unpredictable. Amina at the base of Mount Kenya — the glacier is shrinking. Which of these two phenomena — greenhouse effect, ozone depletion, or both — best explains what they're experiencing? Be specific. Write one sentence.' Cold-call 3 individual students. Wait 10 seconds after each response before commenting.</w:t>
+            </w:r>
+          </w:p>
+        </w:tc>
+        <w:tc>
+          <w:tcPr>
+            <w:tcW w:type="dxa" w:w="3040"/>
+            <w:shd w:fill="FFFFFF" w:color="auto" w:val="clear"/>
+            <w:tcMar>
+              <w:top w:type="dxa" w:w="60"/>
+              <w:left w:type="dxa" w:w="120"/>
+              <w:bottom w:type="dxa" w:w="60"/>
+              <w:right w:type="dxa" w:w="120"/>
+            </w:tcMar>
+            <w:vAlign w:val="top"/>
+          </w:tcPr>
+          <w:p>
+            <w:pPr>
+              <w:spacing w:after="40" w:before="0"/>
+              <w:jc w:val="left"/>
+            </w:pPr>
+            <w:r>
+              <w:rPr>
+                <w:rFonts w:ascii="Arial" w:cs="Arial" w:eastAsia="Arial" w:hAnsi="Arial"/>
+                <w:b w:val="false"/>
+                <w:bCs w:val="false"/>
+                <w:i w:val="false"/>
+                <w:iCs w:val="false"/>
+                <w:color w:val="000000"/>
+                <w:sz w:val="18"/>
+                <w:szCs w:val="18"/>
+              </w:rPr>
+              <w:t xml:space="preserve">Structured T-chart with Venn synthesis — the T-chart forces precise comparison across eight parallel dimensions, preventing the most common misconception (that ozone depletion and greenhouse effect are the same). The subsequent Venn diagram synthesis elevates students from comparison to integration, requiring them to identify causal connections between the two systems. This models the scientific practice of constructing explanations from multiple evidence sources. The final pivot back to the anchoring phenomenon ensures that new knowledge is applied to the specific Kenyan context rather than remaining abstract.</w:t>
+            </w:r>
+          </w:p>
+        </w:tc>
+        <w:tc>
+          <w:tcPr>
+            <w:tcW w:type="dxa" w:w="3040"/>
+            <w:shd w:fill="F2F2F2" w:color="auto" w:val="clear"/>
+            <w:tcMar>
+              <w:top w:type="dxa" w:w="60"/>
+              <w:left w:type="dxa" w:w="120"/>
+              <w:bottom w:type="dxa" w:w="60"/>
+              <w:right w:type="dxa" w:w="120"/>
+            </w:tcMar>
+            <w:vAlign w:val="top"/>
+          </w:tcPr>
+          <w:p>
+            <w:pPr>
+              <w:spacing w:after="40" w:before="0"/>
+              <w:jc w:val="left"/>
+            </w:pPr>
+            <w:r>
+              <w:rPr>
+                <w:rFonts w:ascii="Arial" w:cs="Arial" w:eastAsia="Arial" w:hAnsi="Arial"/>
+                <w:b w:val="false"/>
+                <w:bCs w:val="false"/>
+                <w:i w:val="false"/>
+                <w:iCs w:val="false"/>
+                <w:color w:val="000000"/>
+                <w:sz w:val="18"/>
+                <w:szCs w:val="18"/>
+              </w:rPr>
+              <w:t xml:space="preserve">Collect T-charts from two or three groups to review after class. During whole-class discussion, listen for: (1) students who correctly distinguish stratosphere (ozone) from troposphere (greenhouse effect) — these students demonstrate spatial understanding of the atmosphere; (2) students who can name CFCs as both ozone-depleting substances AND greenhouse gases — this is the key interaction insight; (3) students who can articulate that the greenhouse effect (not ozone depletion) is the primary driver of glacier retreat and rainfall disruption at Mount Kenya — this demonstrates conceptual precision. If fewer than 60% of cold-called students can make this distinction, pause and re-teach using the cumulative model on the board before proceeding to Phase 4.</w:t>
+            </w:r>
+          </w:p>
+        </w:tc>
+      </w:tr>
+      <w:tr>
+        <w:tc>
+          <w:tcPr>
+            <w:tcW w:type="dxa" w:w="1520"/>
+            <w:shd w:fill="FCE4D6" w:color="auto" w:val="clear"/>
+            <w:tcMar>
+              <w:top w:type="dxa" w:w="60"/>
+              <w:left w:type="dxa" w:w="120"/>
+              <w:bottom w:type="dxa" w:w="60"/>
+              <w:right w:type="dxa" w:w="120"/>
+            </w:tcMar>
+            <w:vAlign w:val="top"/>
+          </w:tcPr>
+          <w:p>
+            <w:pPr>
+              <w:spacing w:after="40" w:before="0"/>
+              <w:jc w:val="left"/>
+            </w:pPr>
+            <w:r>
+              <w:rPr>
+                <w:rFonts w:ascii="Arial" w:cs="Arial" w:eastAsia="Arial" w:hAnsi="Arial"/>
+                <w:b/>
+                <w:bCs/>
+                <w:i w:val="false"/>
+                <w:iCs w:val="false"/>
+                <w:color w:val="000000"/>
+                <w:sz w:val="18"/>
+                <w:szCs w:val="18"/>
+              </w:rPr>
+              <w:t xml:space="preserve">Driving Question Board (DQB) Creation</w:t>
+            </w:r>
+          </w:p>
+          <w:p>
+            <w:pPr>
+              <w:spacing w:after="20" w:before="0"/>
+            </w:pPr>
+            <w:r>
+              <w:rPr>
+                <w:rFonts w:ascii="Arial" w:cs="Arial" w:eastAsia="Arial" w:hAnsi="Arial"/>
+                <w:b/>
+                <w:bCs/>
+                <w:color w:val="1F3864"/>
+                <w:sz w:val="16"/>
+                <w:szCs w:val="16"/>
+              </w:rPr>
+              <w:t xml:space="preserve">📹 VIDEO:</w:t>
+            </w:r>
+          </w:p>
+          <w:p>
+            <w:pPr>
+              <w:spacing w:after="20" w:before="0"/>
+            </w:pPr>
+            <w:hyperlink w:history="1" r:id="rIdalwcho6lgyweamnu8aa4s">
+              <w:r>
+                <w:rPr>
+                  <w:rFonts w:ascii="Arial" w:cs="Arial" w:eastAsia="Arial" w:hAnsi="Arial"/>
+                  <w:color w:val="2E75B6"/>
+                  <w:sz w:val="16"/>
+                  <w:szCs w:val="16"/>
+                  <w:u w:val="single" w:color="2E75B6"/>
+                </w:rPr>
+                <w:t xml:space="preserve">Introduction to spectroscopy</w:t>
+              </w:r>
+            </w:hyperlink>
+          </w:p>
+          <w:p>
+            <w:pPr>
+              <w:spacing w:after="20" w:before="0"/>
+            </w:pPr>
+            <w:r>
+              <w:rPr>
+                <w:rFonts w:ascii="Arial" w:cs="Arial" w:eastAsia="Arial" w:hAnsi="Arial"/>
+                <w:i/>
+                <w:iCs/>
+                <w:color w:val="595959"/>
+                <w:sz w:val="16"/>
+                <w:szCs w:val="16"/>
+              </w:rPr>
+              <w:t xml:space="preserve">Related topic: not an exact match for this lesson.</w:t>
+            </w:r>
+          </w:p>
+          <w:p>
+            <w:pPr>
+              <w:spacing w:after="10" w:before="0"/>
+              <w:ind w:left="120"/>
+            </w:pPr>
+            <w:r>
+              <w:rPr>
+                <w:rFonts w:ascii="Arial" w:cs="Arial" w:eastAsia="Arial" w:hAnsi="Arial"/>
+                <w:color w:val="595959"/>
+                <w:sz w:val="14"/>
+                <w:szCs w:val="14"/>
+              </w:rPr>
+              <w:t xml:space="preserve">Source: Khan Academy (English - US curriculum)</w:t>
+            </w:r>
+          </w:p>
+          <w:p>
+            <w:pPr>
+              <w:spacing w:after="10" w:before="0"/>
+              <w:ind w:left="120"/>
+            </w:pPr>
+            <w:hyperlink w:history="1" r:id="rIdt6fraygqpcxzjbtl1f37z">
+              <w:r>
+                <w:rPr>
+                  <w:rFonts w:ascii="Arial" w:cs="Arial" w:eastAsia="Arial" w:hAnsi="Arial"/>
+                  <w:color w:val="595959"/>
+                  <w:sz w:val="14"/>
+                  <w:szCs w:val="14"/>
+                  <w:u w:val="single" w:color="595959"/>
+                </w:rPr>
+                <w:t xml:space="preserve">🔍 Search ARES for similar videos</w:t>
+              </w:r>
+            </w:hyperlink>
+          </w:p>
+          <w:p>
+            <w:pPr>
+              <w:spacing w:after="40" w:before="0"/>
+            </w:pPr>
+            <w:r>
+              <w:rPr>
+                <w:sz w:val="14"/>
+                <w:szCs w:val="14"/>
+              </w:rPr>
+              <w:t xml:space="preserve"/>
+            </w:r>
+          </w:p>
+          <w:p>
+            <w:pPr>
+              <w:spacing w:after="20" w:before="0"/>
+            </w:pPr>
+            <w:r>
+              <w:rPr>
+                <w:rFonts w:ascii="Arial" w:cs="Arial" w:eastAsia="Arial" w:hAnsi="Arial"/>
+                <w:b/>
+                <w:bCs/>
+                <w:color w:val="1F3864"/>
+                <w:sz w:val="16"/>
+                <w:szCs w:val="16"/>
+              </w:rPr>
+              <w:t xml:space="preserve">📖 EXERCISE:</w:t>
+            </w:r>
+          </w:p>
+          <w:p>
+            <w:pPr>
+              <w:spacing w:after="20" w:before="0"/>
+            </w:pPr>
+            <w:hyperlink w:history="1" r:id="rIdiymaxkxq2i4okwarx6r18">
+              <w:r>
+                <w:rPr>
+                  <w:rFonts w:ascii="Arial" w:cs="Arial" w:eastAsia="Arial" w:hAnsi="Arial"/>
+                  <w:color w:val="2E75B6"/>
+                  <w:sz w:val="16"/>
+                  <w:szCs w:val="16"/>
+                  <w:u w:val="single" w:color="2E75B6"/>
+                </w:rPr>
+                <w:t xml:space="preserve">Ozone Depletion Practice</w:t>
+              </w:r>
+            </w:hyperlink>
+          </w:p>
+          <w:p>
+            <w:pPr>
+              <w:spacing w:after="10" w:before="0"/>
+              <w:ind w:left="120"/>
+            </w:pPr>
+            <w:r>
+              <w:rPr>
+                <w:rFonts w:ascii="Arial" w:cs="Arial" w:eastAsia="Arial" w:hAnsi="Arial"/>
+                <w:color w:val="595959"/>
+                <w:sz w:val="14"/>
+                <w:szCs w:val="14"/>
+              </w:rPr>
+              <w:t xml:space="preserve">Source: CK-12</w:t>
+            </w:r>
+          </w:p>
+          <w:p>
+            <w:pPr>
+              <w:spacing w:after="10" w:before="0"/>
+              <w:ind w:left="120"/>
+            </w:pPr>
+            <w:hyperlink w:history="1" r:id="rIdylfdaq_yna4verctqtuw-">
+              <w:r>
+                <w:rPr>
+                  <w:rFonts w:ascii="Arial" w:cs="Arial" w:eastAsia="Arial" w:hAnsi="Arial"/>
+                  <w:color w:val="595959"/>
+                  <w:sz w:val="14"/>
+                  <w:szCs w:val="14"/>
+                  <w:u w:val="single" w:color="595959"/>
+                </w:rPr>
+                <w:t xml:space="preserve">🔍 Search ARES for similar readings</w:t>
+              </w:r>
+            </w:hyperlink>
+          </w:p>
+        </w:tc>
+        <w:tc>
+          <w:tcPr>
+            <w:tcW w:type="dxa" w:w="3040"/>
+            <w:shd w:fill="FFFFFF" w:color="auto" w:val="clear"/>
+            <w:tcMar>
+              <w:top w:type="dxa" w:w="60"/>
+              <w:left w:type="dxa" w:w="120"/>
+              <w:bottom w:type="dxa" w:w="60"/>
+              <w:right w:type="dxa" w:w="120"/>
+            </w:tcMar>
+            <w:vAlign w:val="top"/>
+          </w:tcPr>
+          <w:p>
+            <w:pPr>
+              <w:spacing w:after="40" w:before="0"/>
+              <w:jc w:val="left"/>
+            </w:pPr>
+            <w:r>
+              <w:rPr>
+                <w:rFonts w:ascii="Arial" w:cs="Arial" w:eastAsia="Arial" w:hAnsi="Arial"/>
+                <w:b w:val="false"/>
+                <w:bCs w:val="false"/>
+                <w:i w:val="false"/>
+                <w:iCs w:val="false"/>
+                <w:color w:val="000000"/>
+                <w:sz w:val="18"/>
+                <w:szCs w:val="18"/>
+              </w:rPr>
+              <w:t xml:space="preserve">Students return to the class Driving Question Board, which has been building across Lessons 1–5. Each student receives two sticky notes of different colours — one colour for 'new evidence we now have' and one colour for 'new questions this lesson raised.' Students individually write their contributions (3 minutes), then place them on the DQB under the appropriate columns: 'Evidence for the Driving Question' and 'New Questions.' The teacher reads aloud selected sticky notes and facilitates a 5-minute whole-class discussion that tracks the arc of the inquiry across Lessons 1–6. Students are prompted to identify which parts of the driving question they can now answer with confidence, which parts remain uncertain, and what Lesson 7 will need to address. The class also notes on the DQB that today's lesson revealed the atmosphere is more complex than their earlier model — it has multiple protective functions that are separately vulnerable.</w:t>
+            </w:r>
+          </w:p>
+        </w:tc>
+        <w:tc>
+          <w:tcPr>
+            <w:tcW w:type="dxa" w:w="3040"/>
+            <w:shd w:fill="F2F2F2" w:color="auto" w:val="clear"/>
+            <w:tcMar>
+              <w:top w:type="dxa" w:w="60"/>
+              <w:left w:type="dxa" w:w="120"/>
+              <w:bottom w:type="dxa" w:w="60"/>
+              <w:right w:type="dxa" w:w="120"/>
+            </w:tcMar>
+            <w:vAlign w:val="top"/>
+          </w:tcPr>
+          <w:p>
+            <w:pPr>
+              <w:spacing w:after="40" w:before="0"/>
+              <w:jc w:val="left"/>
+            </w:pPr>
+            <w:r>
+              <w:rPr>
+                <w:rFonts w:ascii="Arial" w:cs="Arial" w:eastAsia="Arial" w:hAnsi="Arial"/>
+                <w:b w:val="false"/>
+                <w:bCs w:val="false"/>
+                <w:i w:val="false"/>
+                <w:iCs w:val="false"/>
+                <w:color w:val="000000"/>
+                <w:sz w:val="18"/>
+                <w:szCs w:val="18"/>
+              </w:rPr>
+              <w:t xml:space="preserve">Hand out two sticky notes per student. Say: 'You have 3 minutes — on your first sticky note, write one piece of new evidence from today that helps answer our driving question about Mount Kenya's glaciers and the farmers' rains. On your second sticky note, write one new question that today's lesson opened up for you — something you're still wondering about.' Set a 3-minute timer. After students place their notes, read aloud four or five — select at least one that captures the ozone-greenhouse interaction, one that reflects confusion, and one that points forward to Lesson 7. Say: 'Look at our DQB — in Lesson 1, we asked whether the same cause could explain both the glacier and the rain. We now have six lessons of evidence. What can we say confidently? What do we still need?' Cold-call three students. Then say: 'In Lesson 7, our final lesson, you will build your complete model and prepare your explanation. What do you still need to make that model complete?' Accept student responses without correction — use them to preview Lesson 7.</w:t>
+            </w:r>
+          </w:p>
+        </w:tc>
+        <w:tc>
+          <w:tcPr>
+            <w:tcW w:type="dxa" w:w="3040"/>
+            <w:shd w:fill="FFFFFF" w:color="auto" w:val="clear"/>
+            <w:tcMar>
+              <w:top w:type="dxa" w:w="60"/>
+              <w:left w:type="dxa" w:w="120"/>
+              <w:bottom w:type="dxa" w:w="60"/>
+              <w:right w:type="dxa" w:w="120"/>
+            </w:tcMar>
+            <w:vAlign w:val="top"/>
+          </w:tcPr>
+          <w:p>
+            <w:pPr>
+              <w:spacing w:after="40" w:before="0"/>
+              <w:jc w:val="left"/>
+            </w:pPr>
+            <w:r>
+              <w:rPr>
+                <w:rFonts w:ascii="Arial" w:cs="Arial" w:eastAsia="Arial" w:hAnsi="Arial"/>
+                <w:b w:val="false"/>
+                <w:bCs w:val="false"/>
+                <w:i w:val="false"/>
+                <w:iCs w:val="false"/>
+                <w:color w:val="000000"/>
+                <w:sz w:val="18"/>
+                <w:szCs w:val="18"/>
+              </w:rPr>
+              <w:t xml:space="preserve">Two-colour sticky note DQB update — using two distinct colours for 'evidence' and 'new questions' maintains the epistemic distinction between what is known and what is not, which is central to scientific inquiry. The cumulative DQB makes the growth of understanding visible across the sequence, turning the board into a public record of the class's shared knowledge construction. Reading selected notes aloud validates student thinking and models how scientists communicate findings incrementally.</w:t>
+            </w:r>
+          </w:p>
+        </w:tc>
+        <w:tc>
+          <w:tcPr>
+            <w:tcW w:type="dxa" w:w="3040"/>
+            <w:shd w:fill="F2F2F2" w:color="auto" w:val="clear"/>
+            <w:tcMar>
+              <w:top w:type="dxa" w:w="60"/>
+              <w:left w:type="dxa" w:w="120"/>
+              <w:bottom w:type="dxa" w:w="60"/>
+              <w:right w:type="dxa" w:w="120"/>
+            </w:tcMar>
+            <w:vAlign w:val="top"/>
+          </w:tcPr>
+          <w:p>
+            <w:pPr>
+              <w:spacing w:after="40" w:before="0"/>
+              <w:jc w:val="left"/>
+            </w:pPr>
+            <w:r>
+              <w:rPr>
+                <w:rFonts w:ascii="Arial" w:cs="Arial" w:eastAsia="Arial" w:hAnsi="Arial"/>
+                <w:b w:val="false"/>
+                <w:bCs w:val="false"/>
+                <w:i w:val="false"/>
+                <w:iCs w:val="false"/>
+                <w:color w:val="000000"/>
+                <w:sz w:val="18"/>
+                <w:szCs w:val="18"/>
+              </w:rPr>
+              <w:t xml:space="preserve">Scan all sticky notes before the class discussion. Look for: (1) evidence notes that correctly describe the ozone layer's function and distinguish it from the greenhouse effect — these show successful lesson learning; (2) evidence notes that still conflate the two phenomena — these students need targeted follow-up in Lesson 7; (3) question notes that point toward legitimate scientific extensions (e.g., 'If ozone is recovering, will UV-B in Nairobi keep falling?' or 'Does a warmer atmosphere always mean more ozone depletion?') — affirm these publicly as 'expert questions.' Photograph the updated DQB for the teacher's records.</w:t>
+            </w:r>
+          </w:p>
+        </w:tc>
+      </w:tr>
+      <w:tr>
+        <w:tc>
+          <w:tcPr>
+            <w:tcW w:type="dxa" w:w="1520"/>
+            <w:shd w:fill="D5E8F0" w:color="auto" w:val="clear"/>
+            <w:tcMar>
+              <w:top w:type="dxa" w:w="60"/>
+              <w:left w:type="dxa" w:w="120"/>
+              <w:bottom w:type="dxa" w:w="60"/>
+              <w:right w:type="dxa" w:w="120"/>
+            </w:tcMar>
+            <w:vAlign w:val="top"/>
+          </w:tcPr>
+          <w:p>
+            <w:pPr>
+              <w:spacing w:after="40" w:before="0"/>
+              <w:jc w:val="left"/>
+            </w:pPr>
+            <w:r>
+              <w:rPr>
+                <w:rFonts w:ascii="Arial" w:cs="Arial" w:eastAsia="Arial" w:hAnsi="Arial"/>
+                <w:b/>
+                <w:bCs/>
+                <w:i w:val="false"/>
+                <w:iCs w:val="false"/>
+                <w:color w:val="000000"/>
+                <w:sz w:val="18"/>
+                <w:szCs w:val="18"/>
+              </w:rPr>
+              <w:t xml:space="preserve">Model Building Phase</w:t>
+            </w:r>
+          </w:p>
+          <w:p>
+            <w:pPr>
+              <w:spacing w:after="20" w:before="0"/>
+            </w:pPr>
+            <w:r>
+              <w:rPr>
+                <w:rFonts w:ascii="Arial" w:cs="Arial" w:eastAsia="Arial" w:hAnsi="Arial"/>
+                <w:b/>
+                <w:bCs/>
+                <w:color w:val="1F3864"/>
+                <w:sz w:val="16"/>
+                <w:szCs w:val="16"/>
+              </w:rPr>
+              <w:t xml:space="preserve">📹 VIDEO:</w:t>
+            </w:r>
+          </w:p>
+          <w:p>
+            <w:pPr>
+              <w:spacing w:after="20" w:before="0"/>
+            </w:pPr>
+            <w:hyperlink w:history="1" r:id="rIdn8df5vr4_tlu1vzl9m4qw">
+              <w:r>
+                <w:rPr>
+                  <w:rFonts w:ascii="Arial" w:cs="Arial" w:eastAsia="Arial" w:hAnsi="Arial"/>
+                  <w:color w:val="2E75B6"/>
+                  <w:sz w:val="16"/>
+                  <w:szCs w:val="16"/>
+                  <w:u w:val="single" w:color="2E75B6"/>
+                </w:rPr>
+                <w:t xml:space="preserve">Introduction to spectroscopy</w:t>
+              </w:r>
+            </w:hyperlink>
+          </w:p>
+          <w:p>
+            <w:pPr>
+              <w:spacing w:after="20" w:before="0"/>
+            </w:pPr>
+            <w:r>
+              <w:rPr>
+                <w:rFonts w:ascii="Arial" w:cs="Arial" w:eastAsia="Arial" w:hAnsi="Arial"/>
+                <w:i/>
+                <w:iCs/>
+                <w:color w:val="595959"/>
+                <w:sz w:val="16"/>
+                <w:szCs w:val="16"/>
+              </w:rPr>
+              <w:t xml:space="preserve">Related topic: not an exact match for this lesson.</w:t>
+            </w:r>
+          </w:p>
+          <w:p>
+            <w:pPr>
+              <w:spacing w:after="10" w:before="0"/>
+              <w:ind w:left="120"/>
+            </w:pPr>
+            <w:r>
+              <w:rPr>
+                <w:rFonts w:ascii="Arial" w:cs="Arial" w:eastAsia="Arial" w:hAnsi="Arial"/>
+                <w:color w:val="595959"/>
+                <w:sz w:val="14"/>
+                <w:szCs w:val="14"/>
+              </w:rPr>
+              <w:t xml:space="preserve">Source: Khan Academy (English - US curriculum)</w:t>
+            </w:r>
+          </w:p>
+          <w:p>
+            <w:pPr>
+              <w:spacing w:after="10" w:before="0"/>
+              <w:ind w:left="120"/>
+            </w:pPr>
+            <w:hyperlink w:history="1" r:id="rId9qd_hwij5apulpsivohzf">
+              <w:r>
+                <w:rPr>
+                  <w:rFonts w:ascii="Arial" w:cs="Arial" w:eastAsia="Arial" w:hAnsi="Arial"/>
+                  <w:color w:val="595959"/>
+                  <w:sz w:val="14"/>
+                  <w:szCs w:val="14"/>
+                  <w:u w:val="single" w:color="595959"/>
+                </w:rPr>
+                <w:t xml:space="preserve">🔍 Search ARES for similar videos</w:t>
+              </w:r>
+            </w:hyperlink>
+          </w:p>
+          <w:p>
+            <w:pPr>
+              <w:spacing w:after="40" w:before="0"/>
+            </w:pPr>
+            <w:r>
+              <w:rPr>
+                <w:sz w:val="14"/>
+                <w:szCs w:val="14"/>
+              </w:rPr>
+              <w:t xml:space="preserve"/>
+            </w:r>
+          </w:p>
+          <w:p>
+            <w:pPr>
+              <w:spacing w:after="20" w:before="0"/>
+            </w:pPr>
+            <w:r>
+              <w:rPr>
+                <w:rFonts w:ascii="Arial" w:cs="Arial" w:eastAsia="Arial" w:hAnsi="Arial"/>
+                <w:b/>
+                <w:bCs/>
+                <w:color w:val="1F3864"/>
+                <w:sz w:val="16"/>
+                <w:szCs w:val="16"/>
+              </w:rPr>
+              <w:t xml:space="preserve">📖 HTML:</w:t>
+            </w:r>
+          </w:p>
+          <w:p>
+            <w:pPr>
+              <w:spacing w:after="20" w:before="0"/>
+            </w:pPr>
+            <w:hyperlink w:history="1" r:id="rIdaamd-w3f-u-htpkduxe7s">
               <w:r>
                 <w:rPr>
                   <w:rFonts w:ascii="Arial" w:cs="Arial" w:eastAsia="Arial" w:hAnsi="Arial"/>
@@ -19254,6 +20378,22 @@
           </w:p>
           <w:p>
             <w:pPr>
+              <w:spacing w:after="20" w:before="0"/>
+            </w:pPr>
+            <w:r>
+              <w:rPr>
+                <w:rFonts w:ascii="Arial" w:cs="Arial" w:eastAsia="Arial" w:hAnsi="Arial"/>
+                <w:i/>
+                <w:iCs/>
+                <w:color w:val="595959"/>
+                <w:sz w:val="16"/>
+                <w:szCs w:val="16"/>
+              </w:rPr>
+              <w:t xml:space="preserve">Related topic: not an exact match for this lesson.</w:t>
+            </w:r>
+          </w:p>
+          <w:p>
+            <w:pPr>
               <w:spacing w:after="10" w:before="0"/>
               <w:ind w:left="120"/>
             </w:pPr>
@@ -19272,619 +20412,7 @@
               <w:spacing w:after="10" w:before="0"/>
               <w:ind w:left="120"/>
             </w:pPr>
-            <w:hyperlink w:history="1" r:id="rIdrmny0e4v5xajzxb6um8vh">
-              <w:r>
-                <w:rPr>
-                  <w:rFonts w:ascii="Arial" w:cs="Arial" w:eastAsia="Arial" w:hAnsi="Arial"/>
-                  <w:color w:val="595959"/>
-                  <w:sz w:val="14"/>
-                  <w:szCs w:val="14"/>
-                  <w:u w:val="single" w:color="595959"/>
-                </w:rPr>
-                <w:t xml:space="preserve">🔍 Search ARES for similar readings</w:t>
-              </w:r>
-            </w:hyperlink>
-          </w:p>
-        </w:tc>
-        <w:tc>
-          <w:tcPr>
-            <w:tcW w:type="dxa" w:w="3040"/>
-            <w:shd w:fill="FFFFFF" w:color="auto" w:val="clear"/>
-            <w:tcMar>
-              <w:top w:type="dxa" w:w="60"/>
-              <w:left w:type="dxa" w:w="120"/>
-              <w:bottom w:type="dxa" w:w="60"/>
-              <w:right w:type="dxa" w:w="120"/>
-            </w:tcMar>
-            <w:vAlign w:val="top"/>
-          </w:tcPr>
-          <w:p>
-            <w:pPr>
-              <w:spacing w:after="40" w:before="0"/>
-              <w:jc w:val="left"/>
-            </w:pPr>
-            <w:r>
-              <w:rPr>
-                <w:rFonts w:ascii="Arial" w:cs="Arial" w:eastAsia="Arial" w:hAnsi="Arial"/>
-                <w:b w:val="false"/>
-                <w:bCs w:val="false"/>
-                <w:i w:val="false"/>
-                <w:iCs w:val="false"/>
-                <w:color w:val="000000"/>
-                <w:sz w:val="18"/>
-                <w:szCs w:val="18"/>
-              </w:rPr>
-              <w:t xml:space="preserve">Students complete a structured T-chart in their notebooks titled: 'Ozone Depletion vs. Greenhouse Effect — Same or Different?' The T-chart has eight comparison rows: (1) Which layer of the atmosphere is involved, (2) What type of radiation is affected, (3) What gases are responsible, (4) What human activities cause it, (5) What the effect on Earth's surface temperature is, (6) What the effect on ecosystems/health is, (7) What international agreements address it, (8) What the current trend is (getting better or worse?). Students complete the T-chart individually (8 minutes), then discuss in groups of four to reconcile differences (5 minutes). Each group then identifies ONE way the two phenomena interact — how does ozone depletion affect or relate to climate change? Groups share interactions with the class. Teacher facilitates a whole-class discussion that arrives at the key insight: while distinct, ozone depletion and the greenhouse effect interact (e.g., CFCs are also potent greenhouse gases; a cooler stratosphere due to greenhouse warming can worsen ozone depletion; UV-B damage to phytoplankton reduces a key carbon sink). Teacher then explicitly connects back to the anchoring phenomenon: 'So — does ozone depletion explain Mount Kenya's glaciers melting? Partially? Fully? Let's be precise.'</w:t>
-            </w:r>
-          </w:p>
-        </w:tc>
-        <w:tc>
-          <w:tcPr>
-            <w:tcW w:type="dxa" w:w="3040"/>
-            <w:shd w:fill="F2F2F2" w:color="auto" w:val="clear"/>
-            <w:tcMar>
-              <w:top w:type="dxa" w:w="60"/>
-              <w:left w:type="dxa" w:w="120"/>
-              <w:bottom w:type="dxa" w:w="60"/>
-              <w:right w:type="dxa" w:w="120"/>
-            </w:tcMar>
-            <w:vAlign w:val="top"/>
-          </w:tcPr>
-          <w:p>
-            <w:pPr>
-              <w:spacing w:after="40" w:before="0"/>
-              <w:jc w:val="left"/>
-            </w:pPr>
-            <w:r>
-              <w:rPr>
-                <w:rFonts w:ascii="Arial" w:cs="Arial" w:eastAsia="Arial" w:hAnsi="Arial"/>
-                <w:b w:val="false"/>
-                <w:bCs w:val="false"/>
-                <w:i w:val="false"/>
-                <w:iCs w:val="false"/>
-                <w:color w:val="000000"/>
-                <w:sz w:val="18"/>
-                <w:szCs w:val="18"/>
-              </w:rPr>
-              <w:t xml:space="preserve">Distribute the T-chart (or write the eight rows on the board). Say: 'You have 8 minutes to fill this in on your own — use your Evidence Collection Table from Phase 2 and your notes from Lessons 1–5. This is a thinking task, not a copying task.' Set an 8-minute timer. After 8 minutes: 'Now, in your group of four, compare your T-charts. Where do you disagree? Spend 5 minutes reconciling.' After group discussion, say: 'Each group — I want ONE sentence that describes how these two phenomena interact. Not just what each one does separately — how do they affect each other?' Cold-call four groups in sequence. After each response, wait 10 seconds, then ask the class: 'Does the next group agree? What would you add or change?' After all four groups have shared, synthesise on the board: draw a two-circle Venn diagram with 'Ozone Depletion' and 'Greenhouse Effect' and populate the overlap with student-generated interactions. Then pivot: 'Let's go back to our phenomenon. Mwangi the farmer in Embu — his rain is unpredictable. Amina at the base of Mount Kenya — the glacier is shrinking. Which of these two phenomena — greenhouse effect, ozone depletion, or both — best explains what they're experiencing? Be specific. Write one sentence.' Cold-call 3 individual students. Wait 10 seconds after each response before commenting.</w:t>
-            </w:r>
-          </w:p>
-        </w:tc>
-        <w:tc>
-          <w:tcPr>
-            <w:tcW w:type="dxa" w:w="3040"/>
-            <w:shd w:fill="FFFFFF" w:color="auto" w:val="clear"/>
-            <w:tcMar>
-              <w:top w:type="dxa" w:w="60"/>
-              <w:left w:type="dxa" w:w="120"/>
-              <w:bottom w:type="dxa" w:w="60"/>
-              <w:right w:type="dxa" w:w="120"/>
-            </w:tcMar>
-            <w:vAlign w:val="top"/>
-          </w:tcPr>
-          <w:p>
-            <w:pPr>
-              <w:spacing w:after="40" w:before="0"/>
-              <w:jc w:val="left"/>
-            </w:pPr>
-            <w:r>
-              <w:rPr>
-                <w:rFonts w:ascii="Arial" w:cs="Arial" w:eastAsia="Arial" w:hAnsi="Arial"/>
-                <w:b w:val="false"/>
-                <w:bCs w:val="false"/>
-                <w:i w:val="false"/>
-                <w:iCs w:val="false"/>
-                <w:color w:val="000000"/>
-                <w:sz w:val="18"/>
-                <w:szCs w:val="18"/>
-              </w:rPr>
-              <w:t xml:space="preserve">Structured T-chart with Venn synthesis — the T-chart forces precise comparison across eight parallel dimensions, preventing the most common misconception (that ozone depletion and greenhouse effect are the same). The subsequent Venn diagram synthesis elevates students from comparison to integration, requiring them to identify causal connections between the two systems. This models the scientific practice of constructing explanations from multiple evidence sources. The final pivot back to the anchoring phenomenon ensures that new knowledge is applied to the specific Kenyan context rather than remaining abstract.</w:t>
-            </w:r>
-          </w:p>
-        </w:tc>
-        <w:tc>
-          <w:tcPr>
-            <w:tcW w:type="dxa" w:w="3040"/>
-            <w:shd w:fill="F2F2F2" w:color="auto" w:val="clear"/>
-            <w:tcMar>
-              <w:top w:type="dxa" w:w="60"/>
-              <w:left w:type="dxa" w:w="120"/>
-              <w:bottom w:type="dxa" w:w="60"/>
-              <w:right w:type="dxa" w:w="120"/>
-            </w:tcMar>
-            <w:vAlign w:val="top"/>
-          </w:tcPr>
-          <w:p>
-            <w:pPr>
-              <w:spacing w:after="40" w:before="0"/>
-              <w:jc w:val="left"/>
-            </w:pPr>
-            <w:r>
-              <w:rPr>
-                <w:rFonts w:ascii="Arial" w:cs="Arial" w:eastAsia="Arial" w:hAnsi="Arial"/>
-                <w:b w:val="false"/>
-                <w:bCs w:val="false"/>
-                <w:i w:val="false"/>
-                <w:iCs w:val="false"/>
-                <w:color w:val="000000"/>
-                <w:sz w:val="18"/>
-                <w:szCs w:val="18"/>
-              </w:rPr>
-              <w:t xml:space="preserve">Collect T-charts from two or three groups to review after class. During whole-class discussion, listen for: (1) students who correctly distinguish stratosphere (ozone) from troposphere (greenhouse effect) — these students demonstrate spatial understanding of the atmosphere; (2) students who can name CFCs as both ozone-depleting substances AND greenhouse gases — this is the key interaction insight; (3) students who can articulate that the greenhouse effect (not ozone depletion) is the primary driver of glacier retreat and rainfall disruption at Mount Kenya — this demonstrates conceptual precision. If fewer than 60% of cold-called students can make this distinction, pause and re-teach using the cumulative model on the board before proceeding to Phase 4.</w:t>
-            </w:r>
-          </w:p>
-        </w:tc>
-      </w:tr>
-      <w:tr>
-        <w:tc>
-          <w:tcPr>
-            <w:tcW w:type="dxa" w:w="1520"/>
-            <w:shd w:fill="FCE4D6" w:color="auto" w:val="clear"/>
-            <w:tcMar>
-              <w:top w:type="dxa" w:w="60"/>
-              <w:left w:type="dxa" w:w="120"/>
-              <w:bottom w:type="dxa" w:w="60"/>
-              <w:right w:type="dxa" w:w="120"/>
-            </w:tcMar>
-            <w:vAlign w:val="top"/>
-          </w:tcPr>
-          <w:p>
-            <w:pPr>
-              <w:spacing w:after="40" w:before="0"/>
-              <w:jc w:val="left"/>
-            </w:pPr>
-            <w:r>
-              <w:rPr>
-                <w:rFonts w:ascii="Arial" w:cs="Arial" w:eastAsia="Arial" w:hAnsi="Arial"/>
-                <w:b/>
-                <w:bCs/>
-                <w:i w:val="false"/>
-                <w:iCs w:val="false"/>
-                <w:color w:val="000000"/>
-                <w:sz w:val="18"/>
-                <w:szCs w:val="18"/>
-              </w:rPr>
-              <w:t xml:space="preserve">Driving Question Board (DQB) Creation</w:t>
-            </w:r>
-          </w:p>
-          <w:p>
-            <w:pPr>
-              <w:spacing w:after="20" w:before="0"/>
-            </w:pPr>
-            <w:r>
-              <w:rPr>
-                <w:rFonts w:ascii="Arial" w:cs="Arial" w:eastAsia="Arial" w:hAnsi="Arial"/>
-                <w:b/>
-                <w:bCs/>
-                <w:color w:val="1F3864"/>
-                <w:sz w:val="16"/>
-                <w:szCs w:val="16"/>
-              </w:rPr>
-              <w:t xml:space="preserve">📹 VIDEO:</w:t>
-            </w:r>
-          </w:p>
-          <w:p>
-            <w:pPr>
-              <w:spacing w:after="20" w:before="0"/>
-            </w:pPr>
-            <w:hyperlink w:history="1" r:id="rIdkmjzzxnridgszi9og1t_j">
-              <w:r>
-                <w:rPr>
-                  <w:rFonts w:ascii="Arial" w:cs="Arial" w:eastAsia="Arial" w:hAnsi="Arial"/>
-                  <w:color w:val="2E75B6"/>
-                  <w:sz w:val="16"/>
-                  <w:szCs w:val="16"/>
-                  <w:u w:val="single" w:color="2E75B6"/>
-                </w:rPr>
-                <w:t xml:space="preserve">Ozone layer and eukaryotes show up in the Proterozoic eon</w:t>
-              </w:r>
-            </w:hyperlink>
-          </w:p>
-          <w:p>
-            <w:pPr>
-              <w:spacing w:after="10" w:before="0"/>
-              <w:ind w:left="120"/>
-            </w:pPr>
-            <w:r>
-              <w:rPr>
-                <w:rFonts w:ascii="Arial" w:cs="Arial" w:eastAsia="Arial" w:hAnsi="Arial"/>
-                <w:color w:val="595959"/>
-                <w:sz w:val="14"/>
-                <w:szCs w:val="14"/>
-              </w:rPr>
-              <w:t xml:space="preserve">Source: Khan Academy (English - US curriculum)</w:t>
-            </w:r>
-          </w:p>
-          <w:p>
-            <w:pPr>
-              <w:spacing w:after="10" w:before="0"/>
-              <w:ind w:left="120"/>
-            </w:pPr>
-            <w:hyperlink w:history="1" r:id="rIdhcfyjr42j9-bzaf3te6jm">
-              <w:r>
-                <w:rPr>
-                  <w:rFonts w:ascii="Arial" w:cs="Arial" w:eastAsia="Arial" w:hAnsi="Arial"/>
-                  <w:color w:val="595959"/>
-                  <w:sz w:val="14"/>
-                  <w:szCs w:val="14"/>
-                  <w:u w:val="single" w:color="595959"/>
-                </w:rPr>
-                <w:t xml:space="preserve">🔍 Search ARES for similar videos</w:t>
-              </w:r>
-            </w:hyperlink>
-          </w:p>
-          <w:p>
-            <w:pPr>
-              <w:spacing w:after="40" w:before="0"/>
-            </w:pPr>
-            <w:r>
-              <w:rPr>
-                <w:sz w:val="14"/>
-                <w:szCs w:val="14"/>
-              </w:rPr>
-              <w:t xml:space="preserve"/>
-            </w:r>
-          </w:p>
-          <w:p>
-            <w:pPr>
-              <w:spacing w:after="20" w:before="0"/>
-            </w:pPr>
-            <w:r>
-              <w:rPr>
-                <w:rFonts w:ascii="Arial" w:cs="Arial" w:eastAsia="Arial" w:hAnsi="Arial"/>
-                <w:b/>
-                <w:bCs/>
-                <w:color w:val="1F3864"/>
-                <w:sz w:val="16"/>
-                <w:szCs w:val="16"/>
-              </w:rPr>
-              <w:t xml:space="preserve">📖 HTML:</w:t>
-            </w:r>
-          </w:p>
-          <w:p>
-            <w:pPr>
-              <w:spacing w:after="20" w:before="0"/>
-            </w:pPr>
-            <w:hyperlink w:history="1" r:id="rIdtuogexybfc_adp6ywmxsh">
-              <w:r>
-                <w:rPr>
-                  <w:rFonts w:ascii="Arial" w:cs="Arial" w:eastAsia="Arial" w:hAnsi="Arial"/>
-                  <w:color w:val="2E75B6"/>
-                  <w:sz w:val="16"/>
-                  <w:szCs w:val="16"/>
-                  <w:u w:val="single" w:color="2E75B6"/>
-                </w:rPr>
-                <w:t xml:space="preserve">Ozone Depletion (Flexbook)</w:t>
-              </w:r>
-            </w:hyperlink>
-          </w:p>
-          <w:p>
-            <w:pPr>
-              <w:spacing w:after="10" w:before="0"/>
-              <w:ind w:left="120"/>
-            </w:pPr>
-            <w:r>
-              <w:rPr>
-                <w:rFonts w:ascii="Arial" w:cs="Arial" w:eastAsia="Arial" w:hAnsi="Arial"/>
-                <w:color w:val="595959"/>
-                <w:sz w:val="14"/>
-                <w:szCs w:val="14"/>
-              </w:rPr>
-              <w:t xml:space="preserve">Source: CK-12</w:t>
-            </w:r>
-          </w:p>
-          <w:p>
-            <w:pPr>
-              <w:spacing w:after="10" w:before="0"/>
-              <w:ind w:left="120"/>
-            </w:pPr>
-            <w:hyperlink w:history="1" r:id="rIdfngjcb-t6qd19szh7wfja">
-              <w:r>
-                <w:rPr>
-                  <w:rFonts w:ascii="Arial" w:cs="Arial" w:eastAsia="Arial" w:hAnsi="Arial"/>
-                  <w:color w:val="595959"/>
-                  <w:sz w:val="14"/>
-                  <w:szCs w:val="14"/>
-                  <w:u w:val="single" w:color="595959"/>
-                </w:rPr>
-                <w:t xml:space="preserve">🔍 Search ARES for similar readings</w:t>
-              </w:r>
-            </w:hyperlink>
-          </w:p>
-        </w:tc>
-        <w:tc>
-          <w:tcPr>
-            <w:tcW w:type="dxa" w:w="3040"/>
-            <w:shd w:fill="FFFFFF" w:color="auto" w:val="clear"/>
-            <w:tcMar>
-              <w:top w:type="dxa" w:w="60"/>
-              <w:left w:type="dxa" w:w="120"/>
-              <w:bottom w:type="dxa" w:w="60"/>
-              <w:right w:type="dxa" w:w="120"/>
-            </w:tcMar>
-            <w:vAlign w:val="top"/>
-          </w:tcPr>
-          <w:p>
-            <w:pPr>
-              <w:spacing w:after="40" w:before="0"/>
-              <w:jc w:val="left"/>
-            </w:pPr>
-            <w:r>
-              <w:rPr>
-                <w:rFonts w:ascii="Arial" w:cs="Arial" w:eastAsia="Arial" w:hAnsi="Arial"/>
-                <w:b w:val="false"/>
-                <w:bCs w:val="false"/>
-                <w:i w:val="false"/>
-                <w:iCs w:val="false"/>
-                <w:color w:val="000000"/>
-                <w:sz w:val="18"/>
-                <w:szCs w:val="18"/>
-              </w:rPr>
-              <w:t xml:space="preserve">Students return to the class Driving Question Board, which has been building across Lessons 1–5. Each student receives two sticky notes of different colours — one colour for 'new evidence we now have' and one colour for 'new questions this lesson raised.' Students individually write their contributions (3 minutes), then place them on the DQB under the appropriate columns: 'Evidence for the Driving Question' and 'New Questions.' The teacher reads aloud selected sticky notes and facilitates a 5-minute whole-class discussion that tracks the arc of the inquiry across Lessons 1–6. Students are prompted to identify which parts of the driving question they can now answer with confidence, which parts remain uncertain, and what Lesson 7 will need to address. The class also notes on the DQB that today's lesson revealed the atmosphere is more complex than their earlier model — it has multiple protective functions that are separately vulnerable.</w:t>
-            </w:r>
-          </w:p>
-        </w:tc>
-        <w:tc>
-          <w:tcPr>
-            <w:tcW w:type="dxa" w:w="3040"/>
-            <w:shd w:fill="F2F2F2" w:color="auto" w:val="clear"/>
-            <w:tcMar>
-              <w:top w:type="dxa" w:w="60"/>
-              <w:left w:type="dxa" w:w="120"/>
-              <w:bottom w:type="dxa" w:w="60"/>
-              <w:right w:type="dxa" w:w="120"/>
-            </w:tcMar>
-            <w:vAlign w:val="top"/>
-          </w:tcPr>
-          <w:p>
-            <w:pPr>
-              <w:spacing w:after="40" w:before="0"/>
-              <w:jc w:val="left"/>
-            </w:pPr>
-            <w:r>
-              <w:rPr>
-                <w:rFonts w:ascii="Arial" w:cs="Arial" w:eastAsia="Arial" w:hAnsi="Arial"/>
-                <w:b w:val="false"/>
-                <w:bCs w:val="false"/>
-                <w:i w:val="false"/>
-                <w:iCs w:val="false"/>
-                <w:color w:val="000000"/>
-                <w:sz w:val="18"/>
-                <w:szCs w:val="18"/>
-              </w:rPr>
-              <w:t xml:space="preserve">Hand out two sticky notes per student. Say: 'You have 3 minutes — on your first sticky note, write one piece of new evidence from today that helps answer our driving question about Mount Kenya's glaciers and the farmers' rains. On your second sticky note, write one new question that today's lesson opened up for you — something you're still wondering about.' Set a 3-minute timer. After students place their notes, read aloud four or five — select at least one that captures the ozone-greenhouse interaction, one that reflects confusion, and one that points forward to Lesson 7. Say: 'Look at our DQB — in Lesson 1, we asked whether the same cause could explain both the glacier and the rain. We now have six lessons of evidence. What can we say confidently? What do we still need?' Cold-call three students. Then say: 'In Lesson 7, our final lesson, you will build your complete model and prepare your explanation. What do you still need to make that model complete?' Accept student responses without correction — use them to preview Lesson 7.</w:t>
-            </w:r>
-          </w:p>
-        </w:tc>
-        <w:tc>
-          <w:tcPr>
-            <w:tcW w:type="dxa" w:w="3040"/>
-            <w:shd w:fill="FFFFFF" w:color="auto" w:val="clear"/>
-            <w:tcMar>
-              <w:top w:type="dxa" w:w="60"/>
-              <w:left w:type="dxa" w:w="120"/>
-              <w:bottom w:type="dxa" w:w="60"/>
-              <w:right w:type="dxa" w:w="120"/>
-            </w:tcMar>
-            <w:vAlign w:val="top"/>
-          </w:tcPr>
-          <w:p>
-            <w:pPr>
-              <w:spacing w:after="40" w:before="0"/>
-              <w:jc w:val="left"/>
-            </w:pPr>
-            <w:r>
-              <w:rPr>
-                <w:rFonts w:ascii="Arial" w:cs="Arial" w:eastAsia="Arial" w:hAnsi="Arial"/>
-                <w:b w:val="false"/>
-                <w:bCs w:val="false"/>
-                <w:i w:val="false"/>
-                <w:iCs w:val="false"/>
-                <w:color w:val="000000"/>
-                <w:sz w:val="18"/>
-                <w:szCs w:val="18"/>
-              </w:rPr>
-              <w:t xml:space="preserve">Two-colour sticky note DQB update — using two distinct colours for 'evidence' and 'new questions' maintains the epistemic distinction between what is known and what is not, which is central to scientific inquiry. The cumulative DQB makes the growth of understanding visible across the sequence, turning the board into a public record of the class's shared knowledge construction. Reading selected notes aloud validates student thinking and models how scientists communicate findings incrementally.</w:t>
-            </w:r>
-          </w:p>
-        </w:tc>
-        <w:tc>
-          <w:tcPr>
-            <w:tcW w:type="dxa" w:w="3040"/>
-            <w:shd w:fill="F2F2F2" w:color="auto" w:val="clear"/>
-            <w:tcMar>
-              <w:top w:type="dxa" w:w="60"/>
-              <w:left w:type="dxa" w:w="120"/>
-              <w:bottom w:type="dxa" w:w="60"/>
-              <w:right w:type="dxa" w:w="120"/>
-            </w:tcMar>
-            <w:vAlign w:val="top"/>
-          </w:tcPr>
-          <w:p>
-            <w:pPr>
-              <w:spacing w:after="40" w:before="0"/>
-              <w:jc w:val="left"/>
-            </w:pPr>
-            <w:r>
-              <w:rPr>
-                <w:rFonts w:ascii="Arial" w:cs="Arial" w:eastAsia="Arial" w:hAnsi="Arial"/>
-                <w:b w:val="false"/>
-                <w:bCs w:val="false"/>
-                <w:i w:val="false"/>
-                <w:iCs w:val="false"/>
-                <w:color w:val="000000"/>
-                <w:sz w:val="18"/>
-                <w:szCs w:val="18"/>
-              </w:rPr>
-              <w:t xml:space="preserve">Scan all sticky notes before the class discussion. Look for: (1) evidence notes that correctly describe the ozone layer's function and distinguish it from the greenhouse effect — these show successful lesson learning; (2) evidence notes that still conflate the two phenomena — these students need targeted follow-up in Lesson 7; (3) question notes that point toward legitimate scientific extensions (e.g., 'If ozone is recovering, will UV-B in Nairobi keep falling?' or 'Does a warmer atmosphere always mean more ozone depletion?') — affirm these publicly as 'expert questions.' Photograph the updated DQB for the teacher's records.</w:t>
-            </w:r>
-          </w:p>
-        </w:tc>
-      </w:tr>
-      <w:tr>
-        <w:tc>
-          <w:tcPr>
-            <w:tcW w:type="dxa" w:w="1520"/>
-            <w:shd w:fill="D5E8F0" w:color="auto" w:val="clear"/>
-            <w:tcMar>
-              <w:top w:type="dxa" w:w="60"/>
-              <w:left w:type="dxa" w:w="120"/>
-              <w:bottom w:type="dxa" w:w="60"/>
-              <w:right w:type="dxa" w:w="120"/>
-            </w:tcMar>
-            <w:vAlign w:val="top"/>
-          </w:tcPr>
-          <w:p>
-            <w:pPr>
-              <w:spacing w:after="40" w:before="0"/>
-              <w:jc w:val="left"/>
-            </w:pPr>
-            <w:r>
-              <w:rPr>
-                <w:rFonts w:ascii="Arial" w:cs="Arial" w:eastAsia="Arial" w:hAnsi="Arial"/>
-                <w:b/>
-                <w:bCs/>
-                <w:i w:val="false"/>
-                <w:iCs w:val="false"/>
-                <w:color w:val="000000"/>
-                <w:sz w:val="18"/>
-                <w:szCs w:val="18"/>
-              </w:rPr>
-              <w:t xml:space="preserve">Model Building Phase</w:t>
-            </w:r>
-          </w:p>
-          <w:p>
-            <w:pPr>
-              <w:spacing w:after="20" w:before="0"/>
-            </w:pPr>
-            <w:r>
-              <w:rPr>
-                <w:rFonts w:ascii="Arial" w:cs="Arial" w:eastAsia="Arial" w:hAnsi="Arial"/>
-                <w:b/>
-                <w:bCs/>
-                <w:color w:val="1F3864"/>
-                <w:sz w:val="16"/>
-                <w:szCs w:val="16"/>
-              </w:rPr>
-              <w:t xml:space="preserve">📹 VIDEO:</w:t>
-            </w:r>
-          </w:p>
-          <w:p>
-            <w:pPr>
-              <w:spacing w:after="20" w:before="0"/>
-            </w:pPr>
-            <w:hyperlink w:history="1" r:id="rIdjsudwynhpc9ddmens9ymf">
-              <w:r>
-                <w:rPr>
-                  <w:rFonts w:ascii="Arial" w:cs="Arial" w:eastAsia="Arial" w:hAnsi="Arial"/>
-                  <w:color w:val="2E75B6"/>
-                  <w:sz w:val="16"/>
-                  <w:szCs w:val="16"/>
-                  <w:u w:val="single" w:color="2E75B6"/>
-                </w:rPr>
-                <w:t xml:space="preserve">Ozone layer and eukaryotes show up in the Proterozoic eon</w:t>
-              </w:r>
-            </w:hyperlink>
-          </w:p>
-          <w:p>
-            <w:pPr>
-              <w:spacing w:after="10" w:before="0"/>
-              <w:ind w:left="120"/>
-            </w:pPr>
-            <w:r>
-              <w:rPr>
-                <w:rFonts w:ascii="Arial" w:cs="Arial" w:eastAsia="Arial" w:hAnsi="Arial"/>
-                <w:color w:val="595959"/>
-                <w:sz w:val="14"/>
-                <w:szCs w:val="14"/>
-              </w:rPr>
-              <w:t xml:space="preserve">Source: Khan Academy (English - US curriculum)</w:t>
-            </w:r>
-          </w:p>
-          <w:p>
-            <w:pPr>
-              <w:spacing w:after="10" w:before="0"/>
-              <w:ind w:left="120"/>
-            </w:pPr>
-            <w:hyperlink w:history="1" r:id="rId1bboaiuvquhrtdqbkdlri">
-              <w:r>
-                <w:rPr>
-                  <w:rFonts w:ascii="Arial" w:cs="Arial" w:eastAsia="Arial" w:hAnsi="Arial"/>
-                  <w:color w:val="595959"/>
-                  <w:sz w:val="14"/>
-                  <w:szCs w:val="14"/>
-                  <w:u w:val="single" w:color="595959"/>
-                </w:rPr>
-                <w:t xml:space="preserve">🔍 Search ARES for similar videos</w:t>
-              </w:r>
-            </w:hyperlink>
-          </w:p>
-          <w:p>
-            <w:pPr>
-              <w:spacing w:after="40" w:before="0"/>
-            </w:pPr>
-            <w:r>
-              <w:rPr>
-                <w:sz w:val="14"/>
-                <w:szCs w:val="14"/>
-              </w:rPr>
-              <w:t xml:space="preserve"/>
-            </w:r>
-          </w:p>
-          <w:p>
-            <w:pPr>
-              <w:spacing w:after="20" w:before="0"/>
-            </w:pPr>
-            <w:r>
-              <w:rPr>
-                <w:rFonts w:ascii="Arial" w:cs="Arial" w:eastAsia="Arial" w:hAnsi="Arial"/>
-                <w:b/>
-                <w:bCs/>
-                <w:color w:val="1F3864"/>
-                <w:sz w:val="16"/>
-                <w:szCs w:val="16"/>
-              </w:rPr>
-              <w:t xml:space="preserve">📖 HTML:</w:t>
-            </w:r>
-          </w:p>
-          <w:p>
-            <w:pPr>
-              <w:spacing w:after="20" w:before="0"/>
-            </w:pPr>
-            <w:hyperlink w:history="1" r:id="rIdd8r7g2pf9r1mfkmcd_qvo">
-              <w:r>
-                <w:rPr>
-                  <w:rFonts w:ascii="Arial" w:cs="Arial" w:eastAsia="Arial" w:hAnsi="Arial"/>
-                  <w:color w:val="2E75B6"/>
-                  <w:sz w:val="16"/>
-                  <w:szCs w:val="16"/>
-                  <w:u w:val="single" w:color="2E75B6"/>
-                </w:rPr>
-                <w:t xml:space="preserve">Ozone Depletion (Flexbook)</w:t>
-              </w:r>
-            </w:hyperlink>
-          </w:p>
-          <w:p>
-            <w:pPr>
-              <w:spacing w:after="10" w:before="0"/>
-              <w:ind w:left="120"/>
-            </w:pPr>
-            <w:r>
-              <w:rPr>
-                <w:rFonts w:ascii="Arial" w:cs="Arial" w:eastAsia="Arial" w:hAnsi="Arial"/>
-                <w:color w:val="595959"/>
-                <w:sz w:val="14"/>
-                <w:szCs w:val="14"/>
-              </w:rPr>
-              <w:t xml:space="preserve">Source: CK-12</w:t>
-            </w:r>
-          </w:p>
-          <w:p>
-            <w:pPr>
-              <w:spacing w:after="10" w:before="0"/>
-              <w:ind w:left="120"/>
-            </w:pPr>
-            <w:hyperlink w:history="1" r:id="rIdv_gebhnxgf81zzzmhq4z0">
+            <w:hyperlink w:history="1" r:id="rIdyumsio-dexeydzfgwctzg">
               <w:r>
                 <w:rPr>
                   <w:rFonts w:ascii="Arial" w:cs="Arial" w:eastAsia="Arial" w:hAnsi="Arial"/>
@@ -20396,7 +20924,7 @@
         </w:rPr>
         <w:t xml:space="preserve">© 2026 SeaVuria and ARES. Aligned with KICD objectives. Developed by SeaVuria; technical implementation by ARES (with AI assistance from Claude). Licensed under </w:t>
       </w:r>
-      <w:hyperlink w:history="1" r:id="rIdpltvwbfka0xf6iuq0zfie">
+      <w:hyperlink w:history="1" r:id="rIdmyumuljd5vaeq_tga1xyw">
         <w:r>
           <w:rPr>
             <w:rFonts w:ascii="Arial" w:cs="Arial" w:eastAsia="Arial" w:hAnsi="Arial"/>
@@ -20417,7 +20945,7 @@
         </w:rPr>
         <w:t xml:space="preserve"> (</w:t>
       </w:r>
-      <w:hyperlink w:history="1" r:id="rIdugyys6gcqji3imx5f45jv">
+      <w:hyperlink w:history="1" r:id="rIdseypkmzfxymzr0wup-vrm">
         <w:r>
           <w:rPr>
             <w:rFonts w:ascii="Arial" w:cs="Arial" w:eastAsia="Arial" w:hAnsi="Arial"/>
@@ -21430,7 +21958,7 @@
             <w:pPr>
               <w:spacing w:after="20" w:before="0"/>
             </w:pPr>
-            <w:hyperlink w:history="1" r:id="rIdmswbohvt9pb7i_6izwlk-">
+            <w:hyperlink w:history="1" r:id="rIdaum7ehyknh6cjclynmimk">
               <w:r>
                 <w:rPr>
                   <w:rFonts w:ascii="Arial" w:cs="Arial" w:eastAsia="Arial" w:hAnsi="Arial"/>
@@ -21439,9 +21967,25 @@
                   <w:szCs w:val="16"/>
                   <w:u w:val="single" w:color="2E75B6"/>
                 </w:rPr>
-                <w:t xml:space="preserve">Decarboxylation</w:t>
+                <w:t xml:space="preserve">Demystifying ocean acidification and biodiversity impacts</w:t>
               </w:r>
             </w:hyperlink>
+          </w:p>
+          <w:p>
+            <w:pPr>
+              <w:spacing w:after="20" w:before="0"/>
+            </w:pPr>
+            <w:r>
+              <w:rPr>
+                <w:rFonts w:ascii="Arial" w:cs="Arial" w:eastAsia="Arial" w:hAnsi="Arial"/>
+                <w:i/>
+                <w:iCs/>
+                <w:color w:val="595959"/>
+                <w:sz w:val="16"/>
+                <w:szCs w:val="16"/>
+              </w:rPr>
+              <w:t xml:space="preserve">Related topic: not an exact match for this lesson.</w:t>
+            </w:r>
           </w:p>
           <w:p>
             <w:pPr>
@@ -21463,7 +22007,7 @@
               <w:spacing w:after="10" w:before="0"/>
               <w:ind w:left="120"/>
             </w:pPr>
-            <w:hyperlink w:history="1" r:id="rIdfnv-tj_iuwjbzs1wkwxes">
+            <w:hyperlink w:history="1" r:id="rId7xalfkcny0v3vm7cop6ig">
               <w:r>
                 <w:rPr>
                   <w:rFonts w:ascii="Arial" w:cs="Arial" w:eastAsia="Arial" w:hAnsi="Arial"/>
@@ -21508,7 +22052,7 @@
             <w:pPr>
               <w:spacing w:after="20" w:before="0"/>
             </w:pPr>
-            <w:hyperlink w:history="1" r:id="rIdqnpxwv7mbpodqdaol5cjt">
+            <w:hyperlink w:history="1" r:id="rId_iclgkfwwyzcnyewbkdwe">
               <w:r>
                 <w:rPr>
                   <w:rFonts w:ascii="Arial" w:cs="Arial" w:eastAsia="Arial" w:hAnsi="Arial"/>
@@ -21523,6 +22067,22 @@
           </w:p>
           <w:p>
             <w:pPr>
+              <w:spacing w:after="20" w:before="0"/>
+            </w:pPr>
+            <w:r>
+              <w:rPr>
+                <w:rFonts w:ascii="Arial" w:cs="Arial" w:eastAsia="Arial" w:hAnsi="Arial"/>
+                <w:i/>
+                <w:iCs/>
+                <w:color w:val="595959"/>
+                <w:sz w:val="16"/>
+                <w:szCs w:val="16"/>
+              </w:rPr>
+              <w:t xml:space="preserve">Related topic: not an exact match for this lesson.</w:t>
+            </w:r>
+          </w:p>
+          <w:p>
+            <w:pPr>
               <w:spacing w:after="10" w:before="0"/>
               <w:ind w:left="120"/>
             </w:pPr>
@@ -21541,7 +22101,7 @@
               <w:spacing w:after="10" w:before="0"/>
               <w:ind w:left="120"/>
             </w:pPr>
-            <w:hyperlink w:history="1" r:id="rIdl4qujqqah4mej-46jdfej">
+            <w:hyperlink w:history="1" r:id="rIdq94mzqnjxakyrl15u8uhh">
               <w:r>
                 <w:rPr>
                   <w:rFonts w:ascii="Arial" w:cs="Arial" w:eastAsia="Arial" w:hAnsi="Arial"/>
@@ -21736,7 +22296,7 @@
             <w:pPr>
               <w:spacing w:after="20" w:before="0"/>
             </w:pPr>
-            <w:hyperlink w:history="1" r:id="rIdkxxxsnnfx82qzm7lokrqg">
+            <w:hyperlink w:history="1" r:id="rId38qrhq0c3wvf6qtkpfo4c">
               <w:r>
                 <w:rPr>
                   <w:rFonts w:ascii="Arial" w:cs="Arial" w:eastAsia="Arial" w:hAnsi="Arial"/>
@@ -21745,9 +22305,25 @@
                   <w:szCs w:val="16"/>
                   <w:u w:val="single" w:color="2E75B6"/>
                 </w:rPr>
-                <w:t xml:space="preserve">03 Laboratory Preparation Of Carbon Dioxide</w:t>
+                <w:t xml:space="preserve">Demystifying ocean acidification and biodiversity impacts</w:t>
               </w:r>
             </w:hyperlink>
+          </w:p>
+          <w:p>
+            <w:pPr>
+              <w:spacing w:after="20" w:before="0"/>
+            </w:pPr>
+            <w:r>
+              <w:rPr>
+                <w:rFonts w:ascii="Arial" w:cs="Arial" w:eastAsia="Arial" w:hAnsi="Arial"/>
+                <w:i/>
+                <w:iCs/>
+                <w:color w:val="595959"/>
+                <w:sz w:val="16"/>
+                <w:szCs w:val="16"/>
+              </w:rPr>
+              <w:t xml:space="preserve">Related topic: not an exact match for this lesson.</w:t>
+            </w:r>
           </w:p>
           <w:p>
             <w:pPr>
@@ -21761,7 +22337,7 @@
                 <w:sz w:val="14"/>
                 <w:szCs w:val="14"/>
               </w:rPr>
-              <w:t xml:space="preserve">Source: Seavuria</w:t>
+              <w:t xml:space="preserve">Source: Khan Academy (English - US curriculum)</w:t>
             </w:r>
           </w:p>
           <w:p>
@@ -21769,7 +22345,7 @@
               <w:spacing w:after="10" w:before="0"/>
               <w:ind w:left="120"/>
             </w:pPr>
-            <w:hyperlink w:history="1" r:id="rIdx5_luewdsgjeyqlvczfjj">
+            <w:hyperlink w:history="1" r:id="rId03c8hhvogq9yebw4ynn6f">
               <w:r>
                 <w:rPr>
                   <w:rFonts w:ascii="Arial" w:cs="Arial" w:eastAsia="Arial" w:hAnsi="Arial"/>
@@ -21814,7 +22390,7 @@
             <w:pPr>
               <w:spacing w:after="20" w:before="0"/>
             </w:pPr>
-            <w:hyperlink w:history="1" r:id="rIdnnmpgw8mxxgpadrge-wcg">
+            <w:hyperlink w:history="1" r:id="rIdbze_fbn2sshp9rbovqpom">
               <w:r>
                 <w:rPr>
                   <w:rFonts w:ascii="Arial" w:cs="Arial" w:eastAsia="Arial" w:hAnsi="Arial"/>
@@ -21829,6 +22405,22 @@
           </w:p>
           <w:p>
             <w:pPr>
+              <w:spacing w:after="20" w:before="0"/>
+            </w:pPr>
+            <w:r>
+              <w:rPr>
+                <w:rFonts w:ascii="Arial" w:cs="Arial" w:eastAsia="Arial" w:hAnsi="Arial"/>
+                <w:i/>
+                <w:iCs/>
+                <w:color w:val="595959"/>
+                <w:sz w:val="16"/>
+                <w:szCs w:val="16"/>
+              </w:rPr>
+              <w:t xml:space="preserve">Related topic: not an exact match for this lesson.</w:t>
+            </w:r>
+          </w:p>
+          <w:p>
+            <w:pPr>
               <w:spacing w:after="10" w:before="0"/>
               <w:ind w:left="120"/>
             </w:pPr>
@@ -21847,7 +22439,7 @@
               <w:spacing w:after="10" w:before="0"/>
               <w:ind w:left="120"/>
             </w:pPr>
-            <w:hyperlink w:history="1" r:id="rIdigziwty--pjpganpk-3zd">
+            <w:hyperlink w:history="1" r:id="rIdijkovatnrax-p9dsi_mxp">
               <w:r>
                 <w:rPr>
                   <w:rFonts w:ascii="Arial" w:cs="Arial" w:eastAsia="Arial" w:hAnsi="Arial"/>
@@ -22042,7 +22634,7 @@
             <w:pPr>
               <w:spacing w:after="20" w:before="0"/>
             </w:pPr>
-            <w:hyperlink w:history="1" r:id="rIdl042abjxnleya89xwmyv9">
+            <w:hyperlink w:history="1" r:id="rIdk7b_7cnygxlf9camg3ejx">
               <w:r>
                 <w:rPr>
                   <w:rFonts w:ascii="Arial" w:cs="Arial" w:eastAsia="Arial" w:hAnsi="Arial"/>
@@ -22051,9 +22643,25 @@
                   <w:szCs w:val="16"/>
                   <w:u w:val="single" w:color="2E75B6"/>
                 </w:rPr>
-                <w:t xml:space="preserve">Krebs / citric acid cycle</w:t>
+                <w:t xml:space="preserve">Demystifying ocean acidification and biodiversity impacts</w:t>
               </w:r>
             </w:hyperlink>
+          </w:p>
+          <w:p>
+            <w:pPr>
+              <w:spacing w:after="20" w:before="0"/>
+            </w:pPr>
+            <w:r>
+              <w:rPr>
+                <w:rFonts w:ascii="Arial" w:cs="Arial" w:eastAsia="Arial" w:hAnsi="Arial"/>
+                <w:i/>
+                <w:iCs/>
+                <w:color w:val="595959"/>
+                <w:sz w:val="16"/>
+                <w:szCs w:val="16"/>
+              </w:rPr>
+              <w:t xml:space="preserve">Related topic: not an exact match for this lesson.</w:t>
+            </w:r>
           </w:p>
           <w:p>
             <w:pPr>
@@ -22075,7 +22683,7 @@
               <w:spacing w:after="10" w:before="0"/>
               <w:ind w:left="120"/>
             </w:pPr>
-            <w:hyperlink w:history="1" r:id="rIdf4n4yhssa1n3utthfufbx">
+            <w:hyperlink w:history="1" r:id="rId0ggrudafaohf25waov0xy">
               <w:r>
                 <w:rPr>
                   <w:rFonts w:ascii="Arial" w:cs="Arial" w:eastAsia="Arial" w:hAnsi="Arial"/>
@@ -22120,7 +22728,7 @@
             <w:pPr>
               <w:spacing w:after="20" w:before="0"/>
             </w:pPr>
-            <w:hyperlink w:history="1" r:id="rIduorr6cnvqfrmqcxddrw3n">
+            <w:hyperlink w:history="1" r:id="rIdzf1n8t2jrivshn5fflr0_">
               <w:r>
                 <w:rPr>
                   <w:rFonts w:ascii="Arial" w:cs="Arial" w:eastAsia="Arial" w:hAnsi="Arial"/>
@@ -22135,6 +22743,22 @@
           </w:p>
           <w:p>
             <w:pPr>
+              <w:spacing w:after="20" w:before="0"/>
+            </w:pPr>
+            <w:r>
+              <w:rPr>
+                <w:rFonts w:ascii="Arial" w:cs="Arial" w:eastAsia="Arial" w:hAnsi="Arial"/>
+                <w:i/>
+                <w:iCs/>
+                <w:color w:val="595959"/>
+                <w:sz w:val="16"/>
+                <w:szCs w:val="16"/>
+              </w:rPr>
+              <w:t xml:space="preserve">Related topic: not an exact match for this lesson.</w:t>
+            </w:r>
+          </w:p>
+          <w:p>
+            <w:pPr>
               <w:spacing w:after="10" w:before="0"/>
               <w:ind w:left="120"/>
             </w:pPr>
@@ -22153,7 +22777,7 @@
               <w:spacing w:after="10" w:before="0"/>
               <w:ind w:left="120"/>
             </w:pPr>
-            <w:hyperlink w:history="1" r:id="rIdd6a1srdy-nzx_ovi-flxa">
+            <w:hyperlink w:history="1" r:id="rIdgyrsp0svwlppb6qzqtkbf">
               <w:r>
                 <w:rPr>
                   <w:rFonts w:ascii="Arial" w:cs="Arial" w:eastAsia="Arial" w:hAnsi="Arial"/>
@@ -22348,7 +22972,7 @@
             <w:pPr>
               <w:spacing w:after="20" w:before="0"/>
             </w:pPr>
-            <w:hyperlink w:history="1" r:id="rIdhmcslh-wepavspsodvzxs">
+            <w:hyperlink w:history="1" r:id="rIdawlxkhsrcy3uvq6vmvqc6">
               <w:r>
                 <w:rPr>
                   <w:rFonts w:ascii="Arial" w:cs="Arial" w:eastAsia="Arial" w:hAnsi="Arial"/>
@@ -22357,9 +22981,25 @@
                   <w:szCs w:val="16"/>
                   <w:u w:val="single" w:color="2E75B6"/>
                 </w:rPr>
-                <w:t xml:space="preserve">Krebs / citric acid cycle -dubbed(KY)</w:t>
+                <w:t xml:space="preserve">Demystifying ocean acidification and biodiversity impacts</w:t>
               </w:r>
             </w:hyperlink>
+          </w:p>
+          <w:p>
+            <w:pPr>
+              <w:spacing w:after="20" w:before="0"/>
+            </w:pPr>
+            <w:r>
+              <w:rPr>
+                <w:rFonts w:ascii="Arial" w:cs="Arial" w:eastAsia="Arial" w:hAnsi="Arial"/>
+                <w:i/>
+                <w:iCs/>
+                <w:color w:val="595959"/>
+                <w:sz w:val="16"/>
+                <w:szCs w:val="16"/>
+              </w:rPr>
+              <w:t xml:space="preserve">Related topic: not an exact match for this lesson.</w:t>
+            </w:r>
           </w:p>
           <w:p>
             <w:pPr>
@@ -22373,7 +23013,7 @@
                 <w:sz w:val="14"/>
                 <w:szCs w:val="14"/>
               </w:rPr>
-              <w:t xml:space="preserve">Source: Khan Academy (Kiswahili)</w:t>
+              <w:t xml:space="preserve">Source: Khan Academy (English - US curriculum)</w:t>
             </w:r>
           </w:p>
           <w:p>
@@ -22381,7 +23021,7 @@
               <w:spacing w:after="10" w:before="0"/>
               <w:ind w:left="120"/>
             </w:pPr>
-            <w:hyperlink w:history="1" r:id="rIdsvmo0mp1hjdhla-rr_kgm">
+            <w:hyperlink w:history="1" r:id="rId0x2jawq6taquhh6-wslgz">
               <w:r>
                 <w:rPr>
                   <w:rFonts w:ascii="Arial" w:cs="Arial" w:eastAsia="Arial" w:hAnsi="Arial"/>
@@ -22426,7 +23066,7 @@
             <w:pPr>
               <w:spacing w:after="20" w:before="0"/>
             </w:pPr>
-            <w:hyperlink w:history="1" r:id="rIdb_4w945an_tm56lmkv2np">
+            <w:hyperlink w:history="1" r:id="rIdkln8tdjj1hrhwrf3qgqju">
               <w:r>
                 <w:rPr>
                   <w:rFonts w:ascii="Arial" w:cs="Arial" w:eastAsia="Arial" w:hAnsi="Arial"/>
@@ -22441,6 +23081,22 @@
           </w:p>
           <w:p>
             <w:pPr>
+              <w:spacing w:after="20" w:before="0"/>
+            </w:pPr>
+            <w:r>
+              <w:rPr>
+                <w:rFonts w:ascii="Arial" w:cs="Arial" w:eastAsia="Arial" w:hAnsi="Arial"/>
+                <w:i/>
+                <w:iCs/>
+                <w:color w:val="595959"/>
+                <w:sz w:val="16"/>
+                <w:szCs w:val="16"/>
+              </w:rPr>
+              <w:t xml:space="preserve">Related topic: not an exact match for this lesson.</w:t>
+            </w:r>
+          </w:p>
+          <w:p>
+            <w:pPr>
               <w:spacing w:after="10" w:before="0"/>
               <w:ind w:left="120"/>
             </w:pPr>
@@ -22459,7 +23115,7 @@
               <w:spacing w:after="10" w:before="0"/>
               <w:ind w:left="120"/>
             </w:pPr>
-            <w:hyperlink w:history="1" r:id="rIdqvxtqikvg04qdb99mmzm-">
+            <w:hyperlink w:history="1" r:id="rIdk_inhpsyirs5ixytf-cav">
               <w:r>
                 <w:rPr>
                   <w:rFonts w:ascii="Arial" w:cs="Arial" w:eastAsia="Arial" w:hAnsi="Arial"/>
@@ -22654,7 +23310,7 @@
             <w:pPr>
               <w:spacing w:after="20" w:before="0"/>
             </w:pPr>
-            <w:hyperlink w:history="1" r:id="rIdhyrxqmblihmdae25aecd9">
+            <w:hyperlink w:history="1" r:id="rIdnkslmb4bz7xlxnry9tbyz">
               <w:r>
                 <w:rPr>
                   <w:rFonts w:ascii="Arial" w:cs="Arial" w:eastAsia="Arial" w:hAnsi="Arial"/>
@@ -22669,6 +23325,22 @@
           </w:p>
           <w:p>
             <w:pPr>
+              <w:spacing w:after="20" w:before="0"/>
+            </w:pPr>
+            <w:r>
+              <w:rPr>
+                <w:rFonts w:ascii="Arial" w:cs="Arial" w:eastAsia="Arial" w:hAnsi="Arial"/>
+                <w:i/>
+                <w:iCs/>
+                <w:color w:val="595959"/>
+                <w:sz w:val="16"/>
+                <w:szCs w:val="16"/>
+              </w:rPr>
+              <w:t xml:space="preserve">Related topic: not an exact match for this lesson.</w:t>
+            </w:r>
+          </w:p>
+          <w:p>
+            <w:pPr>
               <w:spacing w:after="10" w:before="0"/>
               <w:ind w:left="120"/>
             </w:pPr>
@@ -22687,7 +23359,7 @@
               <w:spacing w:after="10" w:before="0"/>
               <w:ind w:left="120"/>
             </w:pPr>
-            <w:hyperlink w:history="1" r:id="rIdgyuuwuv4wpbx7gjm0hpau">
+            <w:hyperlink w:history="1" r:id="rIdarcl4ga4ppcqyndyjwvee">
               <w:r>
                 <w:rPr>
                   <w:rFonts w:ascii="Arial" w:cs="Arial" w:eastAsia="Arial" w:hAnsi="Arial"/>
@@ -22732,7 +23404,7 @@
             <w:pPr>
               <w:spacing w:after="20" w:before="0"/>
             </w:pPr>
-            <w:hyperlink w:history="1" r:id="rIdjuvj6mcgw22p9xnfsf93y">
+            <w:hyperlink w:history="1" r:id="rIdively7gnol--f-luw09js">
               <w:r>
                 <w:rPr>
                   <w:rFonts w:ascii="Arial" w:cs="Arial" w:eastAsia="Arial" w:hAnsi="Arial"/>
@@ -22747,6 +23419,22 @@
           </w:p>
           <w:p>
             <w:pPr>
+              <w:spacing w:after="20" w:before="0"/>
+            </w:pPr>
+            <w:r>
+              <w:rPr>
+                <w:rFonts w:ascii="Arial" w:cs="Arial" w:eastAsia="Arial" w:hAnsi="Arial"/>
+                <w:i/>
+                <w:iCs/>
+                <w:color w:val="595959"/>
+                <w:sz w:val="16"/>
+                <w:szCs w:val="16"/>
+              </w:rPr>
+              <w:t xml:space="preserve">Related topic: not an exact match for this lesson.</w:t>
+            </w:r>
+          </w:p>
+          <w:p>
+            <w:pPr>
               <w:spacing w:after="10" w:before="0"/>
               <w:ind w:left="120"/>
             </w:pPr>
@@ -22765,7 +23453,7 @@
               <w:spacing w:after="10" w:before="0"/>
               <w:ind w:left="120"/>
             </w:pPr>
-            <w:hyperlink w:history="1" r:id="rIdtq5sp9y_dttl5rouw31cs">
+            <w:hyperlink w:history="1" r:id="rIdwvp8pcufcuqfemu37q3il">
               <w:r>
                 <w:rPr>
                   <w:rFonts w:ascii="Arial" w:cs="Arial" w:eastAsia="Arial" w:hAnsi="Arial"/>
@@ -23277,7 +23965,7 @@
         </w:rPr>
         <w:t xml:space="preserve">© 2026 SeaVuria and ARES. Aligned with KICD objectives. Developed by SeaVuria; technical implementation by ARES (with AI assistance from Claude). Licensed under </w:t>
       </w:r>
-      <w:hyperlink w:history="1" r:id="rId1xv2ub1hq9ynbsalnyn4i">
+      <w:hyperlink w:history="1" r:id="rIdep5ygbq0a78tkrotc9cmn">
         <w:r>
           <w:rPr>
             <w:rFonts w:ascii="Arial" w:cs="Arial" w:eastAsia="Arial" w:hAnsi="Arial"/>
@@ -23298,7 +23986,7 @@
         </w:rPr>
         <w:t xml:space="preserve"> (</w:t>
       </w:r>
-      <w:hyperlink w:history="1" r:id="rIdokxxxm4f2hapbx1buhmnp">
+      <w:hyperlink w:history="1" r:id="rIdldyf0uutbnxyihtknnuqo">
         <w:r>
           <w:rPr>
             <w:rFonts w:ascii="Arial" w:cs="Arial" w:eastAsia="Arial" w:hAnsi="Arial"/>

--- a/data/outputs/v2/Physics/SS4.1_Greenhouse_Effect_and_Climate_Change/Physics_Greenhouse_Effect_and_Climate_Change_CBE_LessonSequence.docx
+++ b/data/outputs/v2/Physics/SS4.1_Greenhouse_Effect_and_Climate_Change/Physics_Greenhouse_Effect_and_Climate_Change_CBE_LessonSequence.docx
@@ -2537,7 +2537,7 @@
         </w:rPr>
         <w:t xml:space="preserve">© 2026 SeaVuria and ARES. This work is licensed under a </w:t>
       </w:r>
-      <w:hyperlink w:history="1" r:id="rIdhl7oe5bhgybutntlfsa3b">
+      <w:hyperlink w:history="1" r:id="rId8i125fexiz-eop3hgupiz">
         <w:r>
           <w:rPr>
             <w:rFonts w:ascii="Arial" w:cs="Arial" w:eastAsia="Arial" w:hAnsi="Arial"/>
@@ -2557,7 +2557,7 @@
         </w:rPr>
         <w:t xml:space="preserve"> (</w:t>
       </w:r>
-      <w:hyperlink w:history="1" r:id="rId5cjkgnvnrz94mltlcbcxg">
+      <w:hyperlink w:history="1" r:id="rIdcwmp43pnuqzsvbn56gmjd">
         <w:r>
           <w:rPr>
             <w:rFonts w:ascii="Arial" w:cs="Arial" w:eastAsia="Arial" w:hAnsi="Arial"/>
@@ -2577,7 +2577,7 @@
         </w:rPr>
         <w:t xml:space="preserve">). To view a copy of this license, visit </w:t>
       </w:r>
-      <w:hyperlink w:history="1" r:id="rIdb_aromunujj7zah18luu8">
+      <w:hyperlink w:history="1" r:id="rId1ypgakdi4akfsjxrt5ixl">
         <w:r>
           <w:rPr>
             <w:rFonts w:ascii="Arial" w:cs="Arial" w:eastAsia="Arial" w:hAnsi="Arial"/>
@@ -3589,7 +3589,7 @@
             <w:pPr>
               <w:spacing w:after="20" w:before="0"/>
             </w:pPr>
-            <w:hyperlink w:history="1" r:id="rIdllzqhszotp4ciu0bb1fsg">
+            <w:hyperlink w:history="1" r:id="rIdljkvhis-ln9hsp_wwhona">
               <w:r>
                 <w:rPr>
                   <w:rFonts w:ascii="Arial" w:cs="Arial" w:eastAsia="Arial" w:hAnsi="Arial"/>
@@ -3638,7 +3638,7 @@
               <w:spacing w:after="10" w:before="0"/>
               <w:ind w:left="120"/>
             </w:pPr>
-            <w:hyperlink w:history="1" r:id="rIdnno043tnd0ayvp8ogzbeg">
+            <w:hyperlink w:history="1" r:id="rIdzjhqulrv73eszmd-sotng">
               <w:r>
                 <w:rPr>
                   <w:rFonts w:ascii="Arial" w:cs="Arial" w:eastAsia="Arial" w:hAnsi="Arial"/>
@@ -3700,7 +3700,7 @@
               <w:spacing w:after="10" w:before="0"/>
               <w:ind w:left="120"/>
             </w:pPr>
-            <w:hyperlink w:history="1" r:id="rIdjlogxkvrphtyp4gsrgs9a">
+            <w:hyperlink w:history="1" r:id="rIdz0lev4ku5sbn6pmajihdj">
               <w:r>
                 <w:rPr>
                   <w:rFonts w:ascii="Arial" w:cs="Arial" w:eastAsia="Arial" w:hAnsi="Arial"/>
@@ -3986,7 +3986,7 @@
             <w:pPr>
               <w:spacing w:after="20" w:before="0"/>
             </w:pPr>
-            <w:hyperlink w:history="1" r:id="rIdjswaoe3ie3ca2-fw7y-8y">
+            <w:hyperlink w:history="1" r:id="rIdqit5mv7alxqoh3af75rfo">
               <w:r>
                 <w:rPr>
                   <w:rFonts w:ascii="Arial" w:cs="Arial" w:eastAsia="Arial" w:hAnsi="Arial"/>
@@ -4035,7 +4035,7 @@
               <w:spacing w:after="10" w:before="0"/>
               <w:ind w:left="120"/>
             </w:pPr>
-            <w:hyperlink w:history="1" r:id="rIdivwul_umovbanzzaqk3oa">
+            <w:hyperlink w:history="1" r:id="rId82ieqw-lq9z3vcx7wfb8n">
               <w:r>
                 <w:rPr>
                   <w:rFonts w:ascii="Arial" w:cs="Arial" w:eastAsia="Arial" w:hAnsi="Arial"/>
@@ -4097,7 +4097,7 @@
               <w:spacing w:after="10" w:before="0"/>
               <w:ind w:left="120"/>
             </w:pPr>
-            <w:hyperlink w:history="1" r:id="rIdh0k0czwtszhfvejjsvgmp">
+            <w:hyperlink w:history="1" r:id="rIdpbcwxx73dihdlftzdb_tu">
               <w:r>
                 <w:rPr>
                   <w:rFonts w:ascii="Arial" w:cs="Arial" w:eastAsia="Arial" w:hAnsi="Arial"/>
@@ -4402,7 +4402,7 @@
             <w:pPr>
               <w:spacing w:after="20" w:before="0"/>
             </w:pPr>
-            <w:hyperlink w:history="1" r:id="rId3tclhoitgdwy9wqece2d4">
+            <w:hyperlink w:history="1" r:id="rIdj2fs_45lz1b007k_mad7n">
               <w:r>
                 <w:rPr>
                   <w:rFonts w:ascii="Arial" w:cs="Arial" w:eastAsia="Arial" w:hAnsi="Arial"/>
@@ -4451,7 +4451,7 @@
               <w:spacing w:after="10" w:before="0"/>
               <w:ind w:left="120"/>
             </w:pPr>
-            <w:hyperlink w:history="1" r:id="rIdrvomnt_qxaihegkc9iceb">
+            <w:hyperlink w:history="1" r:id="rIdw3fjxq8ijlhug6myrn8fk">
               <w:r>
                 <w:rPr>
                   <w:rFonts w:ascii="Arial" w:cs="Arial" w:eastAsia="Arial" w:hAnsi="Arial"/>
@@ -4513,7 +4513,7 @@
               <w:spacing w:after="10" w:before="0"/>
               <w:ind w:left="120"/>
             </w:pPr>
-            <w:hyperlink w:history="1" r:id="rId7enseljfi0w_ngmevf0-y">
+            <w:hyperlink w:history="1" r:id="rIdpbs1waxj-ak17uqw0_jvp">
               <w:r>
                 <w:rPr>
                   <w:rFonts w:ascii="Arial" w:cs="Arial" w:eastAsia="Arial" w:hAnsi="Arial"/>
@@ -4818,7 +4818,7 @@
             <w:pPr>
               <w:spacing w:after="20" w:before="0"/>
             </w:pPr>
-            <w:hyperlink w:history="1" r:id="rIdm0gcdgy3bfm21btbqn7c0">
+            <w:hyperlink w:history="1" r:id="rIddgo9vgodnkqdqfp5t4qu6">
               <w:r>
                 <w:rPr>
                   <w:rFonts w:ascii="Arial" w:cs="Arial" w:eastAsia="Arial" w:hAnsi="Arial"/>
@@ -4867,7 +4867,7 @@
               <w:spacing w:after="10" w:before="0"/>
               <w:ind w:left="120"/>
             </w:pPr>
-            <w:hyperlink w:history="1" r:id="rIdigzcv163hoydnj7m9moph">
+            <w:hyperlink w:history="1" r:id="rIdceneotzktzqpx1ue7manm">
               <w:r>
                 <w:rPr>
                   <w:rFonts w:ascii="Arial" w:cs="Arial" w:eastAsia="Arial" w:hAnsi="Arial"/>
@@ -4929,7 +4929,7 @@
               <w:spacing w:after="10" w:before="0"/>
               <w:ind w:left="120"/>
             </w:pPr>
-            <w:hyperlink w:history="1" r:id="rIdixt2mhtxdurrk998h971h">
+            <w:hyperlink w:history="1" r:id="rIdnknm9e6fbhxqo3_2sdzig">
               <w:r>
                 <w:rPr>
                   <w:rFonts w:ascii="Arial" w:cs="Arial" w:eastAsia="Arial" w:hAnsi="Arial"/>
@@ -5234,7 +5234,7 @@
             <w:pPr>
               <w:spacing w:after="20" w:before="0"/>
             </w:pPr>
-            <w:hyperlink w:history="1" r:id="rIdwt7izryibsunokfanrm7m">
+            <w:hyperlink w:history="1" r:id="rIdjhfz97ffxgao6oohflweu">
               <w:r>
                 <w:rPr>
                   <w:rFonts w:ascii="Arial" w:cs="Arial" w:eastAsia="Arial" w:hAnsi="Arial"/>
@@ -5283,7 +5283,7 @@
               <w:spacing w:after="10" w:before="0"/>
               <w:ind w:left="120"/>
             </w:pPr>
-            <w:hyperlink w:history="1" r:id="rIdyxkorjqlpkrytzgusec3g">
+            <w:hyperlink w:history="1" r:id="rIdvvwicvrhpj-mqb9rycnvv">
               <w:r>
                 <w:rPr>
                   <w:rFonts w:ascii="Arial" w:cs="Arial" w:eastAsia="Arial" w:hAnsi="Arial"/>
@@ -5345,7 +5345,7 @@
               <w:spacing w:after="10" w:before="0"/>
               <w:ind w:left="120"/>
             </w:pPr>
-            <w:hyperlink w:history="1" r:id="rIdgi_xej7ckrwzmw6etydrs">
+            <w:hyperlink w:history="1" r:id="rIdnscc9tqtz1bkbwsm70y3e">
               <w:r>
                 <w:rPr>
                   <w:rFonts w:ascii="Arial" w:cs="Arial" w:eastAsia="Arial" w:hAnsi="Arial"/>
@@ -6081,7 +6081,7 @@
         </w:rPr>
         <w:t xml:space="preserve">© 2026 SeaVuria and ARES. Aligned with KICD objectives. Developed by SeaVuria; technical implementation by ARES (with AI assistance from Claude). Licensed under </w:t>
       </w:r>
-      <w:hyperlink w:history="1" r:id="rIdu5jfxlvk76ea2ci1lk3cl">
+      <w:hyperlink w:history="1" r:id="rIdpwz5r3uvura3dl6m7k6hv">
         <w:r>
           <w:rPr>
             <w:rFonts w:ascii="Arial" w:cs="Arial" w:eastAsia="Arial" w:hAnsi="Arial"/>
@@ -6102,7 +6102,7 @@
         </w:rPr>
         <w:t xml:space="preserve"> (</w:t>
       </w:r>
-      <w:hyperlink w:history="1" r:id="rIdulkrhddmymxaqo2-2m2ie">
+      <w:hyperlink w:history="1" r:id="rIdkoxlcbwtunqoebthu4_hp">
         <w:r>
           <w:rPr>
             <w:rFonts w:ascii="Arial" w:cs="Arial" w:eastAsia="Arial" w:hAnsi="Arial"/>
@@ -7115,7 +7115,7 @@
             <w:pPr>
               <w:spacing w:after="20" w:before="0"/>
             </w:pPr>
-            <w:hyperlink w:history="1" r:id="rIdnst8f7vilz7bib4ivfznb">
+            <w:hyperlink w:history="1" r:id="rIdd9-shjnp4tqw-epmyfz-n">
               <w:r>
                 <w:rPr>
                   <w:rFonts w:ascii="Arial" w:cs="Arial" w:eastAsia="Arial" w:hAnsi="Arial"/>
@@ -7164,7 +7164,7 @@
               <w:spacing w:after="10" w:before="0"/>
               <w:ind w:left="120"/>
             </w:pPr>
-            <w:hyperlink w:history="1" r:id="rIdakhilekzfkbbafptslrqa">
+            <w:hyperlink w:history="1" r:id="rId1vpa_2b_o21klxugl-xxg">
               <w:r>
                 <w:rPr>
                   <w:rFonts w:ascii="Arial" w:cs="Arial" w:eastAsia="Arial" w:hAnsi="Arial"/>
@@ -7226,7 +7226,7 @@
               <w:spacing w:after="10" w:before="0"/>
               <w:ind w:left="120"/>
             </w:pPr>
-            <w:hyperlink w:history="1" r:id="rId-u0p-ns0zq3y9ucpwvumt">
+            <w:hyperlink w:history="1" r:id="rIdowisczflqouro-byclruz">
               <w:r>
                 <w:rPr>
                   <w:rFonts w:ascii="Arial" w:cs="Arial" w:eastAsia="Arial" w:hAnsi="Arial"/>
@@ -7436,7 +7436,7 @@
             <w:pPr>
               <w:spacing w:after="20" w:before="0"/>
             </w:pPr>
-            <w:hyperlink w:history="1" r:id="rIdqfgrlpsbctfexk1kabab0">
+            <w:hyperlink w:history="1" r:id="rIdnznhjja3r7r8n_h0jsbsq">
               <w:r>
                 <w:rPr>
                   <w:rFonts w:ascii="Arial" w:cs="Arial" w:eastAsia="Arial" w:hAnsi="Arial"/>
@@ -7485,7 +7485,7 @@
               <w:spacing w:after="10" w:before="0"/>
               <w:ind w:left="120"/>
             </w:pPr>
-            <w:hyperlink w:history="1" r:id="rId9i0omy83jfssgr3pivkw1">
+            <w:hyperlink w:history="1" r:id="rIdjdmurtkrzpa-o44q8enkr">
               <w:r>
                 <w:rPr>
                   <w:rFonts w:ascii="Arial" w:cs="Arial" w:eastAsia="Arial" w:hAnsi="Arial"/>
@@ -7547,7 +7547,7 @@
               <w:spacing w:after="10" w:before="0"/>
               <w:ind w:left="120"/>
             </w:pPr>
-            <w:hyperlink w:history="1" r:id="rIdrdcorq4dkhwfjnvckbmyq">
+            <w:hyperlink w:history="1" r:id="rIdbsustgs_ijdhqewekxvoe">
               <w:r>
                 <w:rPr>
                   <w:rFonts w:ascii="Arial" w:cs="Arial" w:eastAsia="Arial" w:hAnsi="Arial"/>
@@ -7757,7 +7757,7 @@
             <w:pPr>
               <w:spacing w:after="20" w:before="0"/>
             </w:pPr>
-            <w:hyperlink w:history="1" r:id="rIdtf4uatape5y8gwa4z11hi">
+            <w:hyperlink w:history="1" r:id="rIdynz4xnnbyzijcklbp7hmx">
               <w:r>
                 <w:rPr>
                   <w:rFonts w:ascii="Arial" w:cs="Arial" w:eastAsia="Arial" w:hAnsi="Arial"/>
@@ -7806,7 +7806,7 @@
               <w:spacing w:after="10" w:before="0"/>
               <w:ind w:left="120"/>
             </w:pPr>
-            <w:hyperlink w:history="1" r:id="rIdshiiugdwdn6f0uvlb2ml9">
+            <w:hyperlink w:history="1" r:id="rIdl5psp8_bjsg94ao7c4ea5">
               <w:r>
                 <w:rPr>
                   <w:rFonts w:ascii="Arial" w:cs="Arial" w:eastAsia="Arial" w:hAnsi="Arial"/>
@@ -7868,7 +7868,7 @@
               <w:spacing w:after="10" w:before="0"/>
               <w:ind w:left="120"/>
             </w:pPr>
-            <w:hyperlink w:history="1" r:id="rIdkbvddrkfcy675ojidtrtm">
+            <w:hyperlink w:history="1" r:id="rIdjl9zijgk1fjpoes5kr82o">
               <w:r>
                 <w:rPr>
                   <w:rFonts w:ascii="Arial" w:cs="Arial" w:eastAsia="Arial" w:hAnsi="Arial"/>
@@ -8078,7 +8078,7 @@
             <w:pPr>
               <w:spacing w:after="20" w:before="0"/>
             </w:pPr>
-            <w:hyperlink w:history="1" r:id="rIdpr3izhfkblmhfao-ratrp">
+            <w:hyperlink w:history="1" r:id="rIdzfjqnvhltn0pw_f519vsz">
               <w:r>
                 <w:rPr>
                   <w:rFonts w:ascii="Arial" w:cs="Arial" w:eastAsia="Arial" w:hAnsi="Arial"/>
@@ -8127,7 +8127,7 @@
               <w:spacing w:after="10" w:before="0"/>
               <w:ind w:left="120"/>
             </w:pPr>
-            <w:hyperlink w:history="1" r:id="rIdnmznt-qimndxerqknta7d">
+            <w:hyperlink w:history="1" r:id="rIdac16e_d2okhqbnvdz74yx">
               <w:r>
                 <w:rPr>
                   <w:rFonts w:ascii="Arial" w:cs="Arial" w:eastAsia="Arial" w:hAnsi="Arial"/>
@@ -8189,7 +8189,7 @@
               <w:spacing w:after="10" w:before="0"/>
               <w:ind w:left="120"/>
             </w:pPr>
-            <w:hyperlink w:history="1" r:id="rIdrvfk_d0b-iiqojuja-mnm">
+            <w:hyperlink w:history="1" r:id="rIdqcobajolux2irulg-ksp4">
               <w:r>
                 <w:rPr>
                   <w:rFonts w:ascii="Arial" w:cs="Arial" w:eastAsia="Arial" w:hAnsi="Arial"/>
@@ -8399,7 +8399,7 @@
             <w:pPr>
               <w:spacing w:after="20" w:before="0"/>
             </w:pPr>
-            <w:hyperlink w:history="1" r:id="rIdiu9uygzbngfpayosw7xe0">
+            <w:hyperlink w:history="1" r:id="rId6medvjk2ekeorve9jcwia">
               <w:r>
                 <w:rPr>
                   <w:rFonts w:ascii="Arial" w:cs="Arial" w:eastAsia="Arial" w:hAnsi="Arial"/>
@@ -8448,7 +8448,7 @@
               <w:spacing w:after="10" w:before="0"/>
               <w:ind w:left="120"/>
             </w:pPr>
-            <w:hyperlink w:history="1" r:id="rIdyxk2-oczgu-vgy-pc7mis">
+            <w:hyperlink w:history="1" r:id="rIdju_i-oqevsolsnrrpfnkz">
               <w:r>
                 <w:rPr>
                   <w:rFonts w:ascii="Arial" w:cs="Arial" w:eastAsia="Arial" w:hAnsi="Arial"/>
@@ -8510,7 +8510,7 @@
               <w:spacing w:after="10" w:before="0"/>
               <w:ind w:left="120"/>
             </w:pPr>
-            <w:hyperlink w:history="1" r:id="rIdbgnzcd3626lk6f4pgbmlt">
+            <w:hyperlink w:history="1" r:id="rIdik4____qtarskj6loo_ug">
               <w:r>
                 <w:rPr>
                   <w:rFonts w:ascii="Arial" w:cs="Arial" w:eastAsia="Arial" w:hAnsi="Arial"/>
@@ -9037,7 +9037,7 @@
         </w:rPr>
         <w:t xml:space="preserve">© 2026 SeaVuria and ARES. Aligned with KICD objectives. Developed by SeaVuria; technical implementation by ARES (with AI assistance from Claude). Licensed under </w:t>
       </w:r>
-      <w:hyperlink w:history="1" r:id="rIddtv6pfufrj1l7yruy4qt0">
+      <w:hyperlink w:history="1" r:id="rIdlqwhhzrev3hesibv_hwff">
         <w:r>
           <w:rPr>
             <w:rFonts w:ascii="Arial" w:cs="Arial" w:eastAsia="Arial" w:hAnsi="Arial"/>
@@ -9058,7 +9058,7 @@
         </w:rPr>
         <w:t xml:space="preserve"> (</w:t>
       </w:r>
-      <w:hyperlink w:history="1" r:id="rIdxzuxrmk4mczxyrjuscone">
+      <w:hyperlink w:history="1" r:id="rId9iaa6nou85nbrqcgg0efj">
         <w:r>
           <w:rPr>
             <w:rFonts w:ascii="Arial" w:cs="Arial" w:eastAsia="Arial" w:hAnsi="Arial"/>
@@ -10071,7 +10071,7 @@
             <w:pPr>
               <w:spacing w:after="20" w:before="0"/>
             </w:pPr>
-            <w:hyperlink w:history="1" r:id="rIddljllcq9zeberj-jt0dzg">
+            <w:hyperlink w:history="1" r:id="rIdzwxugvr3-88ey1ugid_mo">
               <w:r>
                 <w:rPr>
                   <w:rFonts w:ascii="Arial" w:cs="Arial" w:eastAsia="Arial" w:hAnsi="Arial"/>
@@ -10120,7 +10120,7 @@
               <w:spacing w:after="10" w:before="0"/>
               <w:ind w:left="120"/>
             </w:pPr>
-            <w:hyperlink w:history="1" r:id="rId3vebhidteaj2onckdwmbd">
+            <w:hyperlink w:history="1" r:id="rIdbcf2shumvdopbrsriu7th">
               <w:r>
                 <w:rPr>
                   <w:rFonts w:ascii="Arial" w:cs="Arial" w:eastAsia="Arial" w:hAnsi="Arial"/>
@@ -10165,7 +10165,7 @@
             <w:pPr>
               <w:spacing w:after="20" w:before="0"/>
             </w:pPr>
-            <w:hyperlink w:history="1" r:id="rIdqcwbbrke9i-wqzybfx6hs">
+            <w:hyperlink w:history="1" r:id="rIds-6irbwzmckfpj1yc1_lb">
               <w:r>
                 <w:rPr>
                   <w:rFonts w:ascii="Arial" w:cs="Arial" w:eastAsia="Arial" w:hAnsi="Arial"/>
@@ -10214,7 +10214,7 @@
               <w:spacing w:after="10" w:before="0"/>
               <w:ind w:left="120"/>
             </w:pPr>
-            <w:hyperlink w:history="1" r:id="rId49x232flp6newjndgylwc">
+            <w:hyperlink w:history="1" r:id="rIdnmb6uxvdrec7mhyn2e8v_">
               <w:r>
                 <w:rPr>
                   <w:rFonts w:ascii="Arial" w:cs="Arial" w:eastAsia="Arial" w:hAnsi="Arial"/>
@@ -10409,7 +10409,7 @@
             <w:pPr>
               <w:spacing w:after="20" w:before="0"/>
             </w:pPr>
-            <w:hyperlink w:history="1" r:id="rIde635hpwok9hr3ocewp0dd">
+            <w:hyperlink w:history="1" r:id="rId4kwaz6r0pn9yoouaanotm">
               <w:r>
                 <w:rPr>
                   <w:rFonts w:ascii="Arial" w:cs="Arial" w:eastAsia="Arial" w:hAnsi="Arial"/>
@@ -10458,7 +10458,7 @@
               <w:spacing w:after="10" w:before="0"/>
               <w:ind w:left="120"/>
             </w:pPr>
-            <w:hyperlink w:history="1" r:id="rId67vjvfiaodl0clvkdpaxo">
+            <w:hyperlink w:history="1" r:id="rIdztzepz5qevmlqmys8jjre">
               <w:r>
                 <w:rPr>
                   <w:rFonts w:ascii="Arial" w:cs="Arial" w:eastAsia="Arial" w:hAnsi="Arial"/>
@@ -10503,7 +10503,7 @@
             <w:pPr>
               <w:spacing w:after="20" w:before="0"/>
             </w:pPr>
-            <w:hyperlink w:history="1" r:id="rIdefsrzpg1dwaloczhg-ura">
+            <w:hyperlink w:history="1" r:id="rIdrkmpsusn0ejiatrxo-tqu">
               <w:r>
                 <w:rPr>
                   <w:rFonts w:ascii="Arial" w:cs="Arial" w:eastAsia="Arial" w:hAnsi="Arial"/>
@@ -10552,7 +10552,7 @@
               <w:spacing w:after="10" w:before="0"/>
               <w:ind w:left="120"/>
             </w:pPr>
-            <w:hyperlink w:history="1" r:id="rIdu38v_vsztn8yhc7ljon5i">
+            <w:hyperlink w:history="1" r:id="rId2vxsdd0pxc7xtew3xzo-s">
               <w:r>
                 <w:rPr>
                   <w:rFonts w:ascii="Arial" w:cs="Arial" w:eastAsia="Arial" w:hAnsi="Arial"/>
@@ -10747,7 +10747,7 @@
             <w:pPr>
               <w:spacing w:after="20" w:before="0"/>
             </w:pPr>
-            <w:hyperlink w:history="1" r:id="rIdhfadwovvhnli_kxc49sku">
+            <w:hyperlink w:history="1" r:id="rIdgb5via-gi3lklx9-q-vlj">
               <w:r>
                 <w:rPr>
                   <w:rFonts w:ascii="Arial" w:cs="Arial" w:eastAsia="Arial" w:hAnsi="Arial"/>
@@ -10796,7 +10796,7 @@
               <w:spacing w:after="10" w:before="0"/>
               <w:ind w:left="120"/>
             </w:pPr>
-            <w:hyperlink w:history="1" r:id="rIdqbjnmrzdqh-iqfnrccnhk">
+            <w:hyperlink w:history="1" r:id="rIdhqideeatkrkcyqnurk2hz">
               <w:r>
                 <w:rPr>
                   <w:rFonts w:ascii="Arial" w:cs="Arial" w:eastAsia="Arial" w:hAnsi="Arial"/>
@@ -10841,7 +10841,7 @@
             <w:pPr>
               <w:spacing w:after="20" w:before="0"/>
             </w:pPr>
-            <w:hyperlink w:history="1" r:id="rIdeis6vkbkpxzs9ysnqnd1n">
+            <w:hyperlink w:history="1" r:id="rIdihzubxv6xkv_la3w8ii-s">
               <w:r>
                 <w:rPr>
                   <w:rFonts w:ascii="Arial" w:cs="Arial" w:eastAsia="Arial" w:hAnsi="Arial"/>
@@ -10890,7 +10890,7 @@
               <w:spacing w:after="10" w:before="0"/>
               <w:ind w:left="120"/>
             </w:pPr>
-            <w:hyperlink w:history="1" r:id="rIdz_69e-pgqbvr7q5rblve9">
+            <w:hyperlink w:history="1" r:id="rId1flpv8vllp1wk2uave-01">
               <w:r>
                 <w:rPr>
                   <w:rFonts w:ascii="Arial" w:cs="Arial" w:eastAsia="Arial" w:hAnsi="Arial"/>
@@ -11085,7 +11085,7 @@
             <w:pPr>
               <w:spacing w:after="20" w:before="0"/>
             </w:pPr>
-            <w:hyperlink w:history="1" r:id="rId-tdfzdqzzxtsoto5f7yl0">
+            <w:hyperlink w:history="1" r:id="rIdt2hy_5kvgwdinlejhcnoz">
               <w:r>
                 <w:rPr>
                   <w:rFonts w:ascii="Arial" w:cs="Arial" w:eastAsia="Arial" w:hAnsi="Arial"/>
@@ -11134,7 +11134,7 @@
               <w:spacing w:after="10" w:before="0"/>
               <w:ind w:left="120"/>
             </w:pPr>
-            <w:hyperlink w:history="1" r:id="rIddim3uvekcmpo1iyw1femt">
+            <w:hyperlink w:history="1" r:id="rId8rzu66a7gzoj6igp4r1d8">
               <w:r>
                 <w:rPr>
                   <w:rFonts w:ascii="Arial" w:cs="Arial" w:eastAsia="Arial" w:hAnsi="Arial"/>
@@ -11179,7 +11179,7 @@
             <w:pPr>
               <w:spacing w:after="20" w:before="0"/>
             </w:pPr>
-            <w:hyperlink w:history="1" r:id="rIduz4prih38zaaofzs7lnfi">
+            <w:hyperlink w:history="1" r:id="rIdiapqcwoah6uzk_vfr1xr5">
               <w:r>
                 <w:rPr>
                   <w:rFonts w:ascii="Arial" w:cs="Arial" w:eastAsia="Arial" w:hAnsi="Arial"/>
@@ -11228,7 +11228,7 @@
               <w:spacing w:after="10" w:before="0"/>
               <w:ind w:left="120"/>
             </w:pPr>
-            <w:hyperlink w:history="1" r:id="rIdjjvfmkgnmy1kxh_mq1z_-">
+            <w:hyperlink w:history="1" r:id="rIdmyqnulqwdi4x_igyabydx">
               <w:r>
                 <w:rPr>
                   <w:rFonts w:ascii="Arial" w:cs="Arial" w:eastAsia="Arial" w:hAnsi="Arial"/>
@@ -11423,7 +11423,7 @@
             <w:pPr>
               <w:spacing w:after="20" w:before="0"/>
             </w:pPr>
-            <w:hyperlink w:history="1" r:id="rIdoyma_3z7ten__g2ook3wv">
+            <w:hyperlink w:history="1" r:id="rIdzyef8czhwsjeeebp0lepi">
               <w:r>
                 <w:rPr>
                   <w:rFonts w:ascii="Arial" w:cs="Arial" w:eastAsia="Arial" w:hAnsi="Arial"/>
@@ -11472,7 +11472,7 @@
               <w:spacing w:after="10" w:before="0"/>
               <w:ind w:left="120"/>
             </w:pPr>
-            <w:hyperlink w:history="1" r:id="rIdaa9janykyozjhc3eggbbq">
+            <w:hyperlink w:history="1" r:id="rIdgw5skp9pc3sgyuqnjsx1z">
               <w:r>
                 <w:rPr>
                   <w:rFonts w:ascii="Arial" w:cs="Arial" w:eastAsia="Arial" w:hAnsi="Arial"/>
@@ -11517,7 +11517,7 @@
             <w:pPr>
               <w:spacing w:after="20" w:before="0"/>
             </w:pPr>
-            <w:hyperlink w:history="1" r:id="rIdqrg7bivrmh9uazzr_aulf">
+            <w:hyperlink w:history="1" r:id="rIdeo-v6jjnbyh7aaftwem1b">
               <w:r>
                 <w:rPr>
                   <w:rFonts w:ascii="Arial" w:cs="Arial" w:eastAsia="Arial" w:hAnsi="Arial"/>
@@ -11566,7 +11566,7 @@
               <w:spacing w:after="10" w:before="0"/>
               <w:ind w:left="120"/>
             </w:pPr>
-            <w:hyperlink w:history="1" r:id="rIdtt_roxaystyea4d1hk2x2">
+            <w:hyperlink w:history="1" r:id="rIdyuqb3pl9g3hwsovqz91wb">
               <w:r>
                 <w:rPr>
                   <w:rFonts w:ascii="Arial" w:cs="Arial" w:eastAsia="Arial" w:hAnsi="Arial"/>
@@ -11608,7 +11608,7 @@
                 <w:sz w:val="18"/>
                 <w:szCs w:val="18"/>
               </w:rPr>
-              <w:t xml:space="preserve">Students open their cumulative 'Atmospheric Model' page — a running diagram they have been building since Lesson 1. In Lesson 1 they drew the physical layers of the atmosphere. In Lesson 2 they added arrows showing sources of greenhouse gas emissions from Kenyan activities. Today, in Lesson 3, they add the energy-flow layer: (a) yellow arrows for incoming shortwave solar radiation passing through the atmosphere to the surface; (b) red upward arrows for IR radiation emitted by the surface; (c) orange curved arrows from GHG molecules showing re-emission in all directions, including back toward the surface; (d) a thermometer symbol at the surface labelled 'Enhanced Greenhouse Effect → ΔT &gt; 0'; (e) a dotted box around the Lewis Glacier at high altitude with the annotation: 'Increased ΔT drives glacial melt — Lewis Glacier −92% since 1934.' Students annotate each arrow with the correct physics term. At the bottom of the model page, they complete the sentence stem: 'This model helps explain the anchoring phenomenon because ___.' The teacher collects model pages at the end of the lesson for review before Lesson 4.</w:t>
+              <w:t xml:space="preserve">Students open their cumulative 'Atmospheric Model' page — a running diagram they have been building since Lesson 1. In Lesson 1 they drew where the Sun's energy goes and how the atmosphere is involved. In Lesson 2 they added arrows showing sources of greenhouse gas emissions from Kenyan activities. Today, in Lesson 3, they add the energy-flow layer: (a) yellow arrows for incoming shortwave solar radiation passing through the atmosphere to the surface; (b) red upward arrows for IR radiation emitted by the surface; (c) orange curved arrows from GHG molecules showing re-emission in all directions, including back toward the surface; (d) a thermometer symbol at the surface labelled 'Enhanced Greenhouse Effect → ΔT &gt; 0'; (e) a dotted box around the Lewis Glacier at high altitude with the annotation: 'Increased ΔT drives glacial melt — Lewis Glacier −92% since 1934.' Students annotate each arrow with the correct physics term. At the bottom of the model page, they complete the sentence stem: 'This model helps explain the anchoring phenomenon because ___.' The teacher collects model pages at the end of the lesson for review before Lesson 4.</w:t>
             </w:r>
           </w:p>
         </w:tc>
@@ -12078,7 +12078,7 @@
         </w:rPr>
         <w:t xml:space="preserve">© 2026 SeaVuria and ARES. Aligned with KICD objectives. Developed by SeaVuria; technical implementation by ARES (with AI assistance from Claude). Licensed under </w:t>
       </w:r>
-      <w:hyperlink w:history="1" r:id="rId204gnc79c15bbyd7fqjho">
+      <w:hyperlink w:history="1" r:id="rIdtfu33kaxbukezv8olh1z9">
         <w:r>
           <w:rPr>
             <w:rFonts w:ascii="Arial" w:cs="Arial" w:eastAsia="Arial" w:hAnsi="Arial"/>
@@ -12099,7 +12099,7 @@
         </w:rPr>
         <w:t xml:space="preserve"> (</w:t>
       </w:r>
-      <w:hyperlink w:history="1" r:id="rIdxgjjx0aohltfq6s3bnz_n">
+      <w:hyperlink w:history="1" r:id="rIdzape_qk0br7d5fxf9b_-1">
         <w:r>
           <w:rPr>
             <w:rFonts w:ascii="Arial" w:cs="Arial" w:eastAsia="Arial" w:hAnsi="Arial"/>
@@ -13112,7 +13112,7 @@
             <w:pPr>
               <w:spacing w:after="20" w:before="0"/>
             </w:pPr>
-            <w:hyperlink w:history="1" r:id="rIdpsprtnus719guzkmx8c-s">
+            <w:hyperlink w:history="1" r:id="rIdclr4iji4hdtwsopxtm1yz">
               <w:r>
                 <w:rPr>
                   <w:rFonts w:ascii="Arial" w:cs="Arial" w:eastAsia="Arial" w:hAnsi="Arial"/>
@@ -13161,7 +13161,7 @@
               <w:spacing w:after="10" w:before="0"/>
               <w:ind w:left="120"/>
             </w:pPr>
-            <w:hyperlink w:history="1" r:id="rId3cpp5uabrb5wglgx5vk1e">
+            <w:hyperlink w:history="1" r:id="rIdvzqa_jtw9ngie-f_t5zxm">
               <w:r>
                 <w:rPr>
                   <w:rFonts w:ascii="Arial" w:cs="Arial" w:eastAsia="Arial" w:hAnsi="Arial"/>
@@ -13206,7 +13206,7 @@
             <w:pPr>
               <w:spacing w:after="20" w:before="0"/>
             </w:pPr>
-            <w:hyperlink w:history="1" r:id="rId1hy1y_hv4t09tvt3gbc3s">
+            <w:hyperlink w:history="1" r:id="rIdkqqn9o3fofj3x65-dpk42">
               <w:r>
                 <w:rPr>
                   <w:rFonts w:ascii="Arial" w:cs="Arial" w:eastAsia="Arial" w:hAnsi="Arial"/>
@@ -13239,7 +13239,7 @@
               <w:spacing w:after="10" w:before="0"/>
               <w:ind w:left="120"/>
             </w:pPr>
-            <w:hyperlink w:history="1" r:id="rIdei0l-nwoca4jinawtb_3q">
+            <w:hyperlink w:history="1" r:id="rIdkvi3tk3pcjo-kisgqewv7">
               <w:r>
                 <w:rPr>
                   <w:rFonts w:ascii="Arial" w:cs="Arial" w:eastAsia="Arial" w:hAnsi="Arial"/>
@@ -13434,7 +13434,7 @@
             <w:pPr>
               <w:spacing w:after="20" w:before="0"/>
             </w:pPr>
-            <w:hyperlink w:history="1" r:id="rId3yqrxul7tn06s6qoq7jqi">
+            <w:hyperlink w:history="1" r:id="rIddnzwsvxtnva_rvuc1f3k8">
               <w:r>
                 <w:rPr>
                   <w:rFonts w:ascii="Arial" w:cs="Arial" w:eastAsia="Arial" w:hAnsi="Arial"/>
@@ -13483,7 +13483,7 @@
               <w:spacing w:after="10" w:before="0"/>
               <w:ind w:left="120"/>
             </w:pPr>
-            <w:hyperlink w:history="1" r:id="rIdzr9vkxsemvo5occijzatz">
+            <w:hyperlink w:history="1" r:id="rIdcbiu99gnhcq3zts-owjox">
               <w:r>
                 <w:rPr>
                   <w:rFonts w:ascii="Arial" w:cs="Arial" w:eastAsia="Arial" w:hAnsi="Arial"/>
@@ -13528,7 +13528,7 @@
             <w:pPr>
               <w:spacing w:after="20" w:before="0"/>
             </w:pPr>
-            <w:hyperlink w:history="1" r:id="rIdfufioj85vnco-hclg_3cy">
+            <w:hyperlink w:history="1" r:id="rId-5n6i6s4itxdc50sarw2d">
               <w:r>
                 <w:rPr>
                   <w:rFonts w:ascii="Arial" w:cs="Arial" w:eastAsia="Arial" w:hAnsi="Arial"/>
@@ -13561,7 +13561,7 @@
               <w:spacing w:after="10" w:before="0"/>
               <w:ind w:left="120"/>
             </w:pPr>
-            <w:hyperlink w:history="1" r:id="rIdhsjywnbaq2-qivwctwog3">
+            <w:hyperlink w:history="1" r:id="rIdnkmpwgsnde-oacfjrmgiv">
               <w:r>
                 <w:rPr>
                   <w:rFonts w:ascii="Arial" w:cs="Arial" w:eastAsia="Arial" w:hAnsi="Arial"/>
@@ -13756,7 +13756,7 @@
             <w:pPr>
               <w:spacing w:after="20" w:before="0"/>
             </w:pPr>
-            <w:hyperlink w:history="1" r:id="rIdmohttr_wujciueow7dhsw">
+            <w:hyperlink w:history="1" r:id="rIdclko128rddyl9alqwvngs">
               <w:r>
                 <w:rPr>
                   <w:rFonts w:ascii="Arial" w:cs="Arial" w:eastAsia="Arial" w:hAnsi="Arial"/>
@@ -13805,7 +13805,7 @@
               <w:spacing w:after="10" w:before="0"/>
               <w:ind w:left="120"/>
             </w:pPr>
-            <w:hyperlink w:history="1" r:id="rIdfs98xndxkch9wdkk8onex">
+            <w:hyperlink w:history="1" r:id="rIdegfi_yjalrrkdfg1wxgbf">
               <w:r>
                 <w:rPr>
                   <w:rFonts w:ascii="Arial" w:cs="Arial" w:eastAsia="Arial" w:hAnsi="Arial"/>
@@ -13850,7 +13850,7 @@
             <w:pPr>
               <w:spacing w:after="20" w:before="0"/>
             </w:pPr>
-            <w:hyperlink w:history="1" r:id="rIdbr7irn4dshxnaeultcdqk">
+            <w:hyperlink w:history="1" r:id="rId_pun9ul1sfmvnowm3z-ao">
               <w:r>
                 <w:rPr>
                   <w:rFonts w:ascii="Arial" w:cs="Arial" w:eastAsia="Arial" w:hAnsi="Arial"/>
@@ -13883,7 +13883,7 @@
               <w:spacing w:after="10" w:before="0"/>
               <w:ind w:left="120"/>
             </w:pPr>
-            <w:hyperlink w:history="1" r:id="rIdwme63qu6k_logwwnkmtjr">
+            <w:hyperlink w:history="1" r:id="rIdevic0zqvdkqsddngqmev3">
               <w:r>
                 <w:rPr>
                   <w:rFonts w:ascii="Arial" w:cs="Arial" w:eastAsia="Arial" w:hAnsi="Arial"/>
@@ -14078,7 +14078,7 @@
             <w:pPr>
               <w:spacing w:after="20" w:before="0"/>
             </w:pPr>
-            <w:hyperlink w:history="1" r:id="rIdoadolybo2fyrnj5p0d97u">
+            <w:hyperlink w:history="1" r:id="rIdozsmq1a_bjmainuuyffan">
               <w:r>
                 <w:rPr>
                   <w:rFonts w:ascii="Arial" w:cs="Arial" w:eastAsia="Arial" w:hAnsi="Arial"/>
@@ -14127,7 +14127,7 @@
               <w:spacing w:after="10" w:before="0"/>
               <w:ind w:left="120"/>
             </w:pPr>
-            <w:hyperlink w:history="1" r:id="rId1oglb8uvluqpchwxlofx1">
+            <w:hyperlink w:history="1" r:id="rId5wrnyb_-m3e1yggi248e2">
               <w:r>
                 <w:rPr>
                   <w:rFonts w:ascii="Arial" w:cs="Arial" w:eastAsia="Arial" w:hAnsi="Arial"/>
@@ -14172,7 +14172,7 @@
             <w:pPr>
               <w:spacing w:after="20" w:before="0"/>
             </w:pPr>
-            <w:hyperlink w:history="1" r:id="rIdlh4qdahksjihaeu798ksk">
+            <w:hyperlink w:history="1" r:id="rIdvlsmtlc6t0fncdyq-qmym">
               <w:r>
                 <w:rPr>
                   <w:rFonts w:ascii="Arial" w:cs="Arial" w:eastAsia="Arial" w:hAnsi="Arial"/>
@@ -14205,7 +14205,7 @@
               <w:spacing w:after="10" w:before="0"/>
               <w:ind w:left="120"/>
             </w:pPr>
-            <w:hyperlink w:history="1" r:id="rIdmmjlyd9_g-su9hhsxh0qy">
+            <w:hyperlink w:history="1" r:id="rIdwfsbpnscwddxgbwhoejde">
               <w:r>
                 <w:rPr>
                   <w:rFonts w:ascii="Arial" w:cs="Arial" w:eastAsia="Arial" w:hAnsi="Arial"/>
@@ -14400,7 +14400,7 @@
             <w:pPr>
               <w:spacing w:after="20" w:before="0"/>
             </w:pPr>
-            <w:hyperlink w:history="1" r:id="rIdoeqgnazbin7myo0cbtglt">
+            <w:hyperlink w:history="1" r:id="rIdzvvyaen4hz-yi1bgwpumh">
               <w:r>
                 <w:rPr>
                   <w:rFonts w:ascii="Arial" w:cs="Arial" w:eastAsia="Arial" w:hAnsi="Arial"/>
@@ -14449,7 +14449,7 @@
               <w:spacing w:after="10" w:before="0"/>
               <w:ind w:left="120"/>
             </w:pPr>
-            <w:hyperlink w:history="1" r:id="rIdxpgs-firpgbmotcmx5rci">
+            <w:hyperlink w:history="1" r:id="rId1kurhvwlmdrimjvtylx4b">
               <w:r>
                 <w:rPr>
                   <w:rFonts w:ascii="Arial" w:cs="Arial" w:eastAsia="Arial" w:hAnsi="Arial"/>
@@ -14494,7 +14494,7 @@
             <w:pPr>
               <w:spacing w:after="20" w:before="0"/>
             </w:pPr>
-            <w:hyperlink w:history="1" r:id="rIdoxuarrjnxjf7xdj92kqez">
+            <w:hyperlink w:history="1" r:id="rIdt-fncqwnylr1t6oo5niqm">
               <w:r>
                 <w:rPr>
                   <w:rFonts w:ascii="Arial" w:cs="Arial" w:eastAsia="Arial" w:hAnsi="Arial"/>
@@ -14527,7 +14527,7 @@
               <w:spacing w:after="10" w:before="0"/>
               <w:ind w:left="120"/>
             </w:pPr>
-            <w:hyperlink w:history="1" r:id="rIdtthhxjulroazjnas8ttul">
+            <w:hyperlink w:history="1" r:id="rIdz0jpwmtolyph5oziatda5">
               <w:r>
                 <w:rPr>
                   <w:rFonts w:ascii="Arial" w:cs="Arial" w:eastAsia="Arial" w:hAnsi="Arial"/>
@@ -15039,7 +15039,7 @@
         </w:rPr>
         <w:t xml:space="preserve">© 2026 SeaVuria and ARES. Aligned with KICD objectives. Developed by SeaVuria; technical implementation by ARES (with AI assistance from Claude). Licensed under </w:t>
       </w:r>
-      <w:hyperlink w:history="1" r:id="rIdfabluofavairczgsyguek">
+      <w:hyperlink w:history="1" r:id="rIdtnrtml5y1_kay6ms1q5y7">
         <w:r>
           <w:rPr>
             <w:rFonts w:ascii="Arial" w:cs="Arial" w:eastAsia="Arial" w:hAnsi="Arial"/>
@@ -15060,7 +15060,7 @@
         </w:rPr>
         <w:t xml:space="preserve"> (</w:t>
       </w:r>
-      <w:hyperlink w:history="1" r:id="rIdeegzvlheppaaizhm4bidz">
+      <w:hyperlink w:history="1" r:id="rId3dufhheanqfhtkqfvtin0">
         <w:r>
           <w:rPr>
             <w:rFonts w:ascii="Arial" w:cs="Arial" w:eastAsia="Arial" w:hAnsi="Arial"/>
@@ -16073,7 +16073,7 @@
             <w:pPr>
               <w:spacing w:after="20" w:before="0"/>
             </w:pPr>
-            <w:hyperlink w:history="1" r:id="rIdbyurfikjs8c12zo5d3cig">
+            <w:hyperlink w:history="1" r:id="rId7rk6e0wjn9nnvtqsggp7l">
               <w:r>
                 <w:rPr>
                   <w:rFonts w:ascii="Arial" w:cs="Arial" w:eastAsia="Arial" w:hAnsi="Arial"/>
@@ -16106,7 +16106,7 @@
               <w:spacing w:after="10" w:before="0"/>
               <w:ind w:left="120"/>
             </w:pPr>
-            <w:hyperlink w:history="1" r:id="rId3pdw4wbi766ugxdsclyu6">
+            <w:hyperlink w:history="1" r:id="rIdxh1quf2rvhh5z4mjqlpcz">
               <w:r>
                 <w:rPr>
                   <w:rFonts w:ascii="Arial" w:cs="Arial" w:eastAsia="Arial" w:hAnsi="Arial"/>
@@ -16168,7 +16168,7 @@
               <w:spacing w:after="10" w:before="0"/>
               <w:ind w:left="120"/>
             </w:pPr>
-            <w:hyperlink w:history="1" r:id="rIdpyl6kho59u-lfcgz_g5i5">
+            <w:hyperlink w:history="1" r:id="rIdataog35njpndhg4k9h4pe">
               <w:r>
                 <w:rPr>
                   <w:rFonts w:ascii="Arial" w:cs="Arial" w:eastAsia="Arial" w:hAnsi="Arial"/>
@@ -16378,7 +16378,7 @@
             <w:pPr>
               <w:spacing w:after="20" w:before="0"/>
             </w:pPr>
-            <w:hyperlink w:history="1" r:id="rId4iwxiul0zg_899wwlsstx">
+            <w:hyperlink w:history="1" r:id="rIdmzoqcbx_pktkihpylbqqi">
               <w:r>
                 <w:rPr>
                   <w:rFonts w:ascii="Arial" w:cs="Arial" w:eastAsia="Arial" w:hAnsi="Arial"/>
@@ -16411,7 +16411,7 @@
               <w:spacing w:after="10" w:before="0"/>
               <w:ind w:left="120"/>
             </w:pPr>
-            <w:hyperlink w:history="1" r:id="rIdqvdnaochgdewhngf6kg4z">
+            <w:hyperlink w:history="1" r:id="rIdeddtvxf1wxk4kmq8lkc6w">
               <w:r>
                 <w:rPr>
                   <w:rFonts w:ascii="Arial" w:cs="Arial" w:eastAsia="Arial" w:hAnsi="Arial"/>
@@ -16473,7 +16473,7 @@
               <w:spacing w:after="10" w:before="0"/>
               <w:ind w:left="120"/>
             </w:pPr>
-            <w:hyperlink w:history="1" r:id="rIduzbxqanuyb2qalrnyg1n4">
+            <w:hyperlink w:history="1" r:id="rIddo2yn6hghccq-txbs_4xl">
               <w:r>
                 <w:rPr>
                   <w:rFonts w:ascii="Arial" w:cs="Arial" w:eastAsia="Arial" w:hAnsi="Arial"/>
@@ -16683,7 +16683,7 @@
             <w:pPr>
               <w:spacing w:after="20" w:before="0"/>
             </w:pPr>
-            <w:hyperlink w:history="1" r:id="rIdiyyr15lswcqrpgz62sm6o">
+            <w:hyperlink w:history="1" r:id="rIdhwbx0e8uyqh48exi19new">
               <w:r>
                 <w:rPr>
                   <w:rFonts w:ascii="Arial" w:cs="Arial" w:eastAsia="Arial" w:hAnsi="Arial"/>
@@ -16732,7 +16732,7 @@
               <w:spacing w:after="10" w:before="0"/>
               <w:ind w:left="120"/>
             </w:pPr>
-            <w:hyperlink w:history="1" r:id="rId7wavkeeq8k839llf6slmi">
+            <w:hyperlink w:history="1" r:id="rIdg0o6gr3nmyacq-sqvzjaz">
               <w:r>
                 <w:rPr>
                   <w:rFonts w:ascii="Arial" w:cs="Arial" w:eastAsia="Arial" w:hAnsi="Arial"/>
@@ -16794,7 +16794,7 @@
               <w:spacing w:after="10" w:before="0"/>
               <w:ind w:left="120"/>
             </w:pPr>
-            <w:hyperlink w:history="1" r:id="rId6j8rsnvj39vcyxlgez1jt">
+            <w:hyperlink w:history="1" r:id="rIdml6zk8lv1n96l7x6y1tet">
               <w:r>
                 <w:rPr>
                   <w:rFonts w:ascii="Arial" w:cs="Arial" w:eastAsia="Arial" w:hAnsi="Arial"/>
@@ -16851,7 +16851,7 @@
                 <w:sz w:val="18"/>
                 <w:szCs w:val="18"/>
               </w:rPr>
-              <w:t xml:space="preserve">Students individually construct a written causal chain in their notebooks using the following scaffold provided on the board: 'Step 1 → Human activities (name at least TWO specific ones relevant to Kenya) release _______ into the atmosphere. Step 2 → Increased concentration of _______ gases means that more _______ radiation emitted by Earth's surface is _______. Step 3 → Less energy escapes to space, so Earth's energy balance _______. Step 4 → Global average temperature _______. Step 5 → On Mount Kenya, this means _______. Step 6 → For a maize farmer in Embu County, this means _______.' After 8 minutes of individual writing, students share their causal chains in groups of four, identifying: (a) steps where all four members agree; (b) steps where members used different language — and deciding which language is most scientifically precise; (c) any step that no one in the group feels confident about. Groups then nominate one step they want the teacher to clarify. The class reconvenes; the teacher addresses the top 2–3 nominated unclear steps using the analogy of a blanket thickening around the Earth. Students also explicitly address and correct the common misconception that 'the ozone hole is causing warming' by distinguishing: ozone blocks UV (Lesson 3) while greenhouse gases trap IR (Lessons 2 and 4). Students finish by writing one exam-style short answer: 'Explain, using physics, why burning charcoal in Nairobi contributes to the melting of glaciers on Mount Kenya. (4 marks)'</w:t>
+              <w:t xml:space="preserve">Students individually construct a written causal chain in their notebooks using the following scaffold provided on the board: 'Step 1 → Human activities (name at least TWO specific ones relevant to Kenya) release _______ into the atmosphere. Step 2 → Increased concentration of _______ gases means that more _______ radiation emitted by Earth's surface is _______. Step 3 → Less energy escapes to space, so Earth's energy balance _______. Step 4 → Global average temperature _______. Step 5 → On Mount Kenya, this means _______. Step 6 → For a maize farmer in Embu County, this means _______.' After 8 minutes of individual writing, students share their causal chains in groups of four, identifying: (a) steps where all four members agree; (b) steps where members used different language — and deciding which language is most scientifically precise; (c) any step that no one in the group feels confident about. Groups then nominate one step they want the teacher to clarify. The class reconvenes; the teacher addresses the top 2–3 nominated unclear steps using the analogy of a blanket thickening around the Earth. Students also explicitly address and correct the common misconception that 'the ozone hole is causing warming' by distinguishing: ozone blocks UV (Lesson 3) while greenhouse gases trap IR (Lessons 1 and 3). Students finish by writing one exam-style short answer: 'Explain, using physics, why burning charcoal in Nairobi contributes to the melting of glaciers on Mount Kenya. (4 marks)'</w:t>
             </w:r>
           </w:p>
         </w:tc>
@@ -17004,7 +17004,7 @@
             <w:pPr>
               <w:spacing w:after="20" w:before="0"/>
             </w:pPr>
-            <w:hyperlink w:history="1" r:id="rIdzq-jxh3jzgamtkwc3to1t">
+            <w:hyperlink w:history="1" r:id="rIdkxchnk3nbsvfmgvk4efjz">
               <w:r>
                 <w:rPr>
                   <w:rFonts w:ascii="Arial" w:cs="Arial" w:eastAsia="Arial" w:hAnsi="Arial"/>
@@ -17053,7 +17053,7 @@
               <w:spacing w:after="10" w:before="0"/>
               <w:ind w:left="120"/>
             </w:pPr>
-            <w:hyperlink w:history="1" r:id="rIdtutqy2kuokmdjdbzv17m-">
+            <w:hyperlink w:history="1" r:id="rIdmfpf7glpnh5qonix6hvky">
               <w:r>
                 <w:rPr>
                   <w:rFonts w:ascii="Arial" w:cs="Arial" w:eastAsia="Arial" w:hAnsi="Arial"/>
@@ -17115,7 +17115,7 @@
               <w:spacing w:after="10" w:before="0"/>
               <w:ind w:left="120"/>
             </w:pPr>
-            <w:hyperlink w:history="1" r:id="rId2y9o1f94lln85r40-1ebu">
+            <w:hyperlink w:history="1" r:id="rId5orgbwdinvl7sq0qswjk9">
               <w:r>
                 <w:rPr>
                   <w:rFonts w:ascii="Arial" w:cs="Arial" w:eastAsia="Arial" w:hAnsi="Arial"/>
@@ -17325,7 +17325,7 @@
             <w:pPr>
               <w:spacing w:after="20" w:before="0"/>
             </w:pPr>
-            <w:hyperlink w:history="1" r:id="rId0oqh5bung9skc1nz7inza">
+            <w:hyperlink w:history="1" r:id="rIdc5b9gpvtl7_f7qzwzk8zt">
               <w:r>
                 <w:rPr>
                   <w:rFonts w:ascii="Arial" w:cs="Arial" w:eastAsia="Arial" w:hAnsi="Arial"/>
@@ -17358,7 +17358,7 @@
               <w:spacing w:after="10" w:before="0"/>
               <w:ind w:left="120"/>
             </w:pPr>
-            <w:hyperlink w:history="1" r:id="rIdigrxjecchfvghax7-ptcp">
+            <w:hyperlink w:history="1" r:id="rIdkm6zoddxpoi9-ylq47cak">
               <w:r>
                 <w:rPr>
                   <w:rFonts w:ascii="Arial" w:cs="Arial" w:eastAsia="Arial" w:hAnsi="Arial"/>
@@ -17420,7 +17420,7 @@
               <w:spacing w:after="10" w:before="0"/>
               <w:ind w:left="120"/>
             </w:pPr>
-            <w:hyperlink w:history="1" r:id="rIdzired9kmlo_hrgwchv7tw">
+            <w:hyperlink w:history="1" r:id="rId2mdiuuzohbvhogul1hf4i">
               <w:r>
                 <w:rPr>
                   <w:rFonts w:ascii="Arial" w:cs="Arial" w:eastAsia="Arial" w:hAnsi="Arial"/>
@@ -17666,7 +17666,7 @@
                 <w:sz w:val="18"/>
                 <w:szCs w:val="18"/>
               </w:rPr>
-              <w:t xml:space="preserve">After delivering this lesson, reflect on the following questions: (1) Did students successfully distinguish between the ozone layer mechanism (UV absorption, Lesson 3) and the greenhouse effect mechanism (IR trapping, Lessons 2 and 5)? If the misconception persisted in causal chains or exam-style answers, plan a 5-minute explicit contrast activity at the start of Lesson 6. (2) Were students able to read the Keeling Curve and temperature anomaly graphs independently, or did they need more scaffolding? If graph literacy was a barrier, consider adding a worked example of reading a two-axis graph to the Lesson 6 warm-up. (3) How did students respond emotionally and intellectually to the Kenya climate justice paragraph — the observation that Kenya contributes little to global emissions but bears significant consequences? Were responses thoughtful and evidence-grounded, or did the discussion become unproductive? Use this to gauge readiness for the solutions-focused Lessons 6 and 7. (4) Review the orange DQB sticky notes: which student questions are most urgent? Do students need more time on mechanisms, or are they ready to move to responses and mitigation? Adjust Lesson 6 pacing accordingly. (5) Were simulation devices available and functioning? If PhET was inaccessible, note which groups completed the simulation section and which did not — plan a brief simulation catch-up or whole-class demonstration at the start of Lesson 6 to ensure all students have the manipulative experience.</w:t>
+              <w:t xml:space="preserve">After delivering this lesson, reflect on the following questions: (1) Did students successfully distinguish between the ozone layer mechanism (UV absorption, Lesson 3) and the greenhouse effect mechanism (IR trapping, Lessons 1 and 3)? If the misconception persisted in causal chains or exam-style answers, plan a 5-minute explicit contrast activity at the start of Lesson 6. (2) Were students able to read the Keeling Curve and temperature anomaly graphs independently, or did they need more scaffolding? If graph literacy was a barrier, consider adding a worked example of reading a two-axis graph to the Lesson 6 warm-up. (3) How did students respond emotionally and intellectually to the Kenya climate justice paragraph — the observation that Kenya contributes little to global emissions but bears significant consequences? Were responses thoughtful and evidence-grounded, or did the discussion become unproductive? Use this to gauge readiness for the solutions-focused Lessons 6 and 7. (4) Review the orange DQB sticky notes: which student questions are most urgent? Do students need more time on mechanisms, or are they ready to move to responses and mitigation? Adjust Lesson 6 pacing accordingly. (5) Were simulation devices available and functioning? If PhET was inaccessible, note which groups completed the simulation section and which did not — plan a brief simulation catch-up or whole-class demonstration at the start of Lesson 6 to ensure all students have the manipulative experience.</w:t>
             </w:r>
           </w:p>
         </w:tc>
@@ -17947,7 +17947,7 @@
         </w:rPr>
         <w:t xml:space="preserve">© 2026 SeaVuria and ARES. Aligned with KICD objectives. Developed by SeaVuria; technical implementation by ARES (with AI assistance from Claude). Licensed under </w:t>
       </w:r>
-      <w:hyperlink w:history="1" r:id="rIdewazo3fl9bgthpfcle7my">
+      <w:hyperlink w:history="1" r:id="rIdny4vyl59ohkgihbzxl77o">
         <w:r>
           <w:rPr>
             <w:rFonts w:ascii="Arial" w:cs="Arial" w:eastAsia="Arial" w:hAnsi="Arial"/>
@@ -17968,7 +17968,7 @@
         </w:rPr>
         <w:t xml:space="preserve"> (</w:t>
       </w:r>
-      <w:hyperlink w:history="1" r:id="rIddmqe77nj1emuyyfsp-qil">
+      <w:hyperlink w:history="1" r:id="rIdpjx_bketd4073yaqokg56">
         <w:r>
           <w:rPr>
             <w:rFonts w:ascii="Arial" w:cs="Arial" w:eastAsia="Arial" w:hAnsi="Arial"/>
@@ -18981,7 +18981,7 @@
             <w:pPr>
               <w:spacing w:after="20" w:before="0"/>
             </w:pPr>
-            <w:hyperlink w:history="1" r:id="rId-lieufrypkf4uk0a-9d-p">
+            <w:hyperlink w:history="1" r:id="rIda2vch1zgfqucm1zfs-hwr">
               <w:r>
                 <w:rPr>
                   <w:rFonts w:ascii="Arial" w:cs="Arial" w:eastAsia="Arial" w:hAnsi="Arial"/>
@@ -19030,7 +19030,7 @@
               <w:spacing w:after="10" w:before="0"/>
               <w:ind w:left="120"/>
             </w:pPr>
-            <w:hyperlink w:history="1" r:id="rIdqiuj1o8rwmmhybwxevyii">
+            <w:hyperlink w:history="1" r:id="rIderwlfu8zvneirhcfg4uur">
               <w:r>
                 <w:rPr>
                   <w:rFonts w:ascii="Arial" w:cs="Arial" w:eastAsia="Arial" w:hAnsi="Arial"/>
@@ -19075,7 +19075,7 @@
             <w:pPr>
               <w:spacing w:after="20" w:before="0"/>
             </w:pPr>
-            <w:hyperlink w:history="1" r:id="rIdqiwg42ot5la9-tyabzeds">
+            <w:hyperlink w:history="1" r:id="rIdss57r0mnpcm3s_gh0whto">
               <w:r>
                 <w:rPr>
                   <w:rFonts w:ascii="Arial" w:cs="Arial" w:eastAsia="Arial" w:hAnsi="Arial"/>
@@ -19108,7 +19108,7 @@
               <w:spacing w:after="10" w:before="0"/>
               <w:ind w:left="120"/>
             </w:pPr>
-            <w:hyperlink w:history="1" r:id="rIdq37bv_rzmcmjxumll0lhx">
+            <w:hyperlink w:history="1" r:id="rIdpss9mw8ro1q8aaacbyyym">
               <w:r>
                 <w:rPr>
                   <w:rFonts w:ascii="Arial" w:cs="Arial" w:eastAsia="Arial" w:hAnsi="Arial"/>
@@ -19303,7 +19303,7 @@
             <w:pPr>
               <w:spacing w:after="20" w:before="0"/>
             </w:pPr>
-            <w:hyperlink w:history="1" r:id="rIdxa1qafdn7d-c8hrmyjxjg">
+            <w:hyperlink w:history="1" r:id="rIddu46u6eub9wkcgw0e8ttv">
               <w:r>
                 <w:rPr>
                   <w:rFonts w:ascii="Arial" w:cs="Arial" w:eastAsia="Arial" w:hAnsi="Arial"/>
@@ -19352,7 +19352,7 @@
               <w:spacing w:after="10" w:before="0"/>
               <w:ind w:left="120"/>
             </w:pPr>
-            <w:hyperlink w:history="1" r:id="rIdh6-vuiyofckg_rtwpaxk_">
+            <w:hyperlink w:history="1" r:id="rIdnn006t5epvyozfumcnn8f">
               <w:r>
                 <w:rPr>
                   <w:rFonts w:ascii="Arial" w:cs="Arial" w:eastAsia="Arial" w:hAnsi="Arial"/>
@@ -19397,7 +19397,7 @@
             <w:pPr>
               <w:spacing w:after="20" w:before="0"/>
             </w:pPr>
-            <w:hyperlink w:history="1" r:id="rIdhxcjwj09tgqyhflefmkoo">
+            <w:hyperlink w:history="1" r:id="rId3zl-fxzd0ohrlk4g9fa7f">
               <w:r>
                 <w:rPr>
                   <w:rFonts w:ascii="Arial" w:cs="Arial" w:eastAsia="Arial" w:hAnsi="Arial"/>
@@ -19430,7 +19430,7 @@
               <w:spacing w:after="10" w:before="0"/>
               <w:ind w:left="120"/>
             </w:pPr>
-            <w:hyperlink w:history="1" r:id="rIdumius0rffkfhgps1ohqqm">
+            <w:hyperlink w:history="1" r:id="rIdfhpofhqziiedffzcckc-f">
               <w:r>
                 <w:rPr>
                   <w:rFonts w:ascii="Arial" w:cs="Arial" w:eastAsia="Arial" w:hAnsi="Arial"/>
@@ -19625,7 +19625,7 @@
             <w:pPr>
               <w:spacing w:after="20" w:before="0"/>
             </w:pPr>
-            <w:hyperlink w:history="1" r:id="rIdo5y_35akjc0e3h3pip4gd">
+            <w:hyperlink w:history="1" r:id="rIdfk1zq4b-gqddeik-obua9">
               <w:r>
                 <w:rPr>
                   <w:rFonts w:ascii="Arial" w:cs="Arial" w:eastAsia="Arial" w:hAnsi="Arial"/>
@@ -19674,7 +19674,7 @@
               <w:spacing w:after="10" w:before="0"/>
               <w:ind w:left="120"/>
             </w:pPr>
-            <w:hyperlink w:history="1" r:id="rIduhobl_mnj62vncvtg1eoz">
+            <w:hyperlink w:history="1" r:id="rIdfqa7qaq_pamkijr2kvlwr">
               <w:r>
                 <w:rPr>
                   <w:rFonts w:ascii="Arial" w:cs="Arial" w:eastAsia="Arial" w:hAnsi="Arial"/>
@@ -19719,7 +19719,7 @@
             <w:pPr>
               <w:spacing w:after="20" w:before="0"/>
             </w:pPr>
-            <w:hyperlink w:history="1" r:id="rIdtrhxzd1-vknxyesp4axnb">
+            <w:hyperlink w:history="1" r:id="rIdjf4oiospc-qjto3dpjfkb">
               <w:r>
                 <w:rPr>
                   <w:rFonts w:ascii="Arial" w:cs="Arial" w:eastAsia="Arial" w:hAnsi="Arial"/>
@@ -19752,7 +19752,7 @@
               <w:spacing w:after="10" w:before="0"/>
               <w:ind w:left="120"/>
             </w:pPr>
-            <w:hyperlink w:history="1" r:id="rIdg-dr-8cdt6ythnfr6wi4j">
+            <w:hyperlink w:history="1" r:id="rIdll1y63zxnflc136gopkkw">
               <w:r>
                 <w:rPr>
                   <w:rFonts w:ascii="Arial" w:cs="Arial" w:eastAsia="Arial" w:hAnsi="Arial"/>
@@ -19947,7 +19947,7 @@
             <w:pPr>
               <w:spacing w:after="20" w:before="0"/>
             </w:pPr>
-            <w:hyperlink w:history="1" r:id="rIdalwcho6lgyweamnu8aa4s">
+            <w:hyperlink w:history="1" r:id="rIdvda2elj8dm4syftqdauih">
               <w:r>
                 <w:rPr>
                   <w:rFonts w:ascii="Arial" w:cs="Arial" w:eastAsia="Arial" w:hAnsi="Arial"/>
@@ -19996,7 +19996,7 @@
               <w:spacing w:after="10" w:before="0"/>
               <w:ind w:left="120"/>
             </w:pPr>
-            <w:hyperlink w:history="1" r:id="rIdt6fraygqpcxzjbtl1f37z">
+            <w:hyperlink w:history="1" r:id="rIda_ijktnkqg7llnkdaoyok">
               <w:r>
                 <w:rPr>
                   <w:rFonts w:ascii="Arial" w:cs="Arial" w:eastAsia="Arial" w:hAnsi="Arial"/>
@@ -20041,7 +20041,7 @@
             <w:pPr>
               <w:spacing w:after="20" w:before="0"/>
             </w:pPr>
-            <w:hyperlink w:history="1" r:id="rIdiymaxkxq2i4okwarx6r18">
+            <w:hyperlink w:history="1" r:id="rIddlvo2eluq6ryziywbggt8">
               <w:r>
                 <w:rPr>
                   <w:rFonts w:ascii="Arial" w:cs="Arial" w:eastAsia="Arial" w:hAnsi="Arial"/>
@@ -20074,7 +20074,7 @@
               <w:spacing w:after="10" w:before="0"/>
               <w:ind w:left="120"/>
             </w:pPr>
-            <w:hyperlink w:history="1" r:id="rIdylfdaq_yna4verctqtuw-">
+            <w:hyperlink w:history="1" r:id="rIdj15pbdntmj_wusdsvd6z7">
               <w:r>
                 <w:rPr>
                   <w:rFonts w:ascii="Arial" w:cs="Arial" w:eastAsia="Arial" w:hAnsi="Arial"/>
@@ -20269,7 +20269,7 @@
             <w:pPr>
               <w:spacing w:after="20" w:before="0"/>
             </w:pPr>
-            <w:hyperlink w:history="1" r:id="rIdn8df5vr4_tlu1vzl9m4qw">
+            <w:hyperlink w:history="1" r:id="rIdeclrwybtwdqnzanmvdp9p">
               <w:r>
                 <w:rPr>
                   <w:rFonts w:ascii="Arial" w:cs="Arial" w:eastAsia="Arial" w:hAnsi="Arial"/>
@@ -20318,7 +20318,7 @@
               <w:spacing w:after="10" w:before="0"/>
               <w:ind w:left="120"/>
             </w:pPr>
-            <w:hyperlink w:history="1" r:id="rId9qd_hwij5apulpsivohzf">
+            <w:hyperlink w:history="1" r:id="rIdcqsd2jr-at6noenf4yp4_">
               <w:r>
                 <w:rPr>
                   <w:rFonts w:ascii="Arial" w:cs="Arial" w:eastAsia="Arial" w:hAnsi="Arial"/>
@@ -20363,7 +20363,7 @@
             <w:pPr>
               <w:spacing w:after="20" w:before="0"/>
             </w:pPr>
-            <w:hyperlink w:history="1" r:id="rIdaamd-w3f-u-htpkduxe7s">
+            <w:hyperlink w:history="1" r:id="rIdoi7dytpw6qdpxfkpr6nyc">
               <w:r>
                 <w:rPr>
                   <w:rFonts w:ascii="Arial" w:cs="Arial" w:eastAsia="Arial" w:hAnsi="Arial"/>
@@ -20412,7 +20412,7 @@
               <w:spacing w:after="10" w:before="0"/>
               <w:ind w:left="120"/>
             </w:pPr>
-            <w:hyperlink w:history="1" r:id="rIdyumsio-dexeydzfgwctzg">
+            <w:hyperlink w:history="1" r:id="rIdveuujx-1ipeo4yze9fjmf">
               <w:r>
                 <w:rPr>
                   <w:rFonts w:ascii="Arial" w:cs="Arial" w:eastAsia="Arial" w:hAnsi="Arial"/>
@@ -20924,7 +20924,7 @@
         </w:rPr>
         <w:t xml:space="preserve">© 2026 SeaVuria and ARES. Aligned with KICD objectives. Developed by SeaVuria; technical implementation by ARES (with AI assistance from Claude). Licensed under </w:t>
       </w:r>
-      <w:hyperlink w:history="1" r:id="rIdmyumuljd5vaeq_tga1xyw">
+      <w:hyperlink w:history="1" r:id="rIdsaxdslwn5lynlnxuyghsw">
         <w:r>
           <w:rPr>
             <w:rFonts w:ascii="Arial" w:cs="Arial" w:eastAsia="Arial" w:hAnsi="Arial"/>
@@ -20945,7 +20945,7 @@
         </w:rPr>
         <w:t xml:space="preserve"> (</w:t>
       </w:r>
-      <w:hyperlink w:history="1" r:id="rIdseypkmzfxymzr0wup-vrm">
+      <w:hyperlink w:history="1" r:id="rIdgcuhpa_l5lnkca22fhl8l">
         <w:r>
           <w:rPr>
             <w:rFonts w:ascii="Arial" w:cs="Arial" w:eastAsia="Arial" w:hAnsi="Arial"/>
@@ -21582,7 +21582,7 @@
                 <w:sz w:val="18"/>
                 <w:szCs w:val="18"/>
               </w:rPr>
-              <w:t xml:space="preserve">No laboratory hazards in this lesson. Ensure that class discussion remains emotionally supportive when students discuss climate impacts on farming communities, as some students may have personal family connections to subsistence farming or pastoral communities affected by climate change. Treat the Embu farmer testimony and Turkana pastoralist testimonies from Lesson 6 with respect and seriousness.</w:t>
+              <w:t xml:space="preserve">No laboratory hazards in this lesson. Ensure that class discussion remains emotionally supportive when students discuss climate impacts on farming communities, as some students may have personal family connections to subsistence farming or pastoral communities affected by climate change. Treat the Embu farmer testimony from Lesson 1 with respect and seriousness.</w:t>
             </w:r>
           </w:p>
         </w:tc>
@@ -21958,7 +21958,7 @@
             <w:pPr>
               <w:spacing w:after="20" w:before="0"/>
             </w:pPr>
-            <w:hyperlink w:history="1" r:id="rIdaum7ehyknh6cjclynmimk">
+            <w:hyperlink w:history="1" r:id="rId_wm86yizuwrzyscv4hkg-">
               <w:r>
                 <w:rPr>
                   <w:rFonts w:ascii="Arial" w:cs="Arial" w:eastAsia="Arial" w:hAnsi="Arial"/>
@@ -22007,7 +22007,7 @@
               <w:spacing w:after="10" w:before="0"/>
               <w:ind w:left="120"/>
             </w:pPr>
-            <w:hyperlink w:history="1" r:id="rId7xalfkcny0v3vm7cop6ig">
+            <w:hyperlink w:history="1" r:id="rIdyxhhdhcy0mforxl2bqh2p">
               <w:r>
                 <w:rPr>
                   <w:rFonts w:ascii="Arial" w:cs="Arial" w:eastAsia="Arial" w:hAnsi="Arial"/>
@@ -22052,7 +22052,7 @@
             <w:pPr>
               <w:spacing w:after="20" w:before="0"/>
             </w:pPr>
-            <w:hyperlink w:history="1" r:id="rId_iclgkfwwyzcnyewbkdwe">
+            <w:hyperlink w:history="1" r:id="rIdlblq-wga0n0jgemfqju4b">
               <w:r>
                 <w:rPr>
                   <w:rFonts w:ascii="Arial" w:cs="Arial" w:eastAsia="Arial" w:hAnsi="Arial"/>
@@ -22101,7 +22101,7 @@
               <w:spacing w:after="10" w:before="0"/>
               <w:ind w:left="120"/>
             </w:pPr>
-            <w:hyperlink w:history="1" r:id="rIdq94mzqnjxakyrl15u8uhh">
+            <w:hyperlink w:history="1" r:id="rIdhslt86xqex9fv2hpf8ciw">
               <w:r>
                 <w:rPr>
                   <w:rFonts w:ascii="Arial" w:cs="Arial" w:eastAsia="Arial" w:hAnsi="Arial"/>
@@ -22143,7 +22143,7 @@
                 <w:sz w:val="18"/>
                 <w:szCs w:val="18"/>
               </w:rPr>
-              <w:t xml:space="preserve">Students sit individually for 4 minutes with a blank A4 sheet. The teacher displays the original anchoring phenomenon images on the board — the 1934 Lewis Glacier photograph and the current satellite image — and reads aloud the Embu farmer testimony from Lesson 1 verbatim: 'The long rains used to come in March, like clockwork. My grandmother planted by the sound of the first thunder. Now I wait until April, sometimes May, and still I am not sure. The maize does not know what to do.' Students are asked to sketch, from memory, the full causal chain that connects human activities to glacier retreat and rainfall disruption. They should not look at their notebooks. This activates retrieval practice and reveals what has been durably learned. Students then turn to a partner for 2 minutes and compare their chains, noting any steps their partner included that they had forgotten.</w:t>
+              <w:t xml:space="preserve">Students sit individually for 4 minutes with a blank A4 sheet. The teacher displays the original anchoring phenomenon images on the board — the 1934 Lewis Glacier photograph and the current satellite image — and reads aloud James Muriithi's quote from Lesson 1 verbatim: 'My grandfather knew exactly when to plant maize. I no longer do.' Students are asked to sketch, from memory, the full causal chain that connects human activities to glacier retreat and rainfall disruption. They should not look at their notebooks. This activates retrieval practice and reveals what has been durably learned. Students then turn to a partner for 2 minutes and compare their chains, noting any steps their partner included that they had forgotten.</w:t>
             </w:r>
           </w:p>
         </w:tc>
@@ -22207,7 +22207,7 @@
                 <w:sz w:val="18"/>
                 <w:szCs w:val="18"/>
               </w:rPr>
-              <w:t xml:space="preserve">Retrieval practice sketch activates prior learning across all six lessons as a connected causal chain rather than isolated facts. Partner comparison surfaces gaps and reinforces the most critical links in the chain — particularly the connection between infrared absorption by greenhouse gases (Lesson 1), human emission sources (Lesson 2), ozone layer interaction (Lesson 3), observed warming effects (Lesson 4), and mitigation pathways (Lessons 5 and 6). The teacher circulates to note which links students omit most frequently, which informs targeted emphasis in the Explain phase.</w:t>
+              <w:t xml:space="preserve">Retrieval practice sketch activates prior learning across all six lessons as a connected causal chain rather than isolated facts. Partner comparison surfaces gaps and reinforces the most critical links in the chain — particularly the connection between infrared absorption by greenhouse gases (Lessons 1 and 3), human emission sources (Lesson 2), observed warming effects (Lesson 4), human amplification (Lesson 5), and ozone layer interaction (Lesson 6). The teacher circulates to note which links students omit most frequently, which informs targeted emphasis in the Explain phase.</w:t>
             </w:r>
           </w:p>
         </w:tc>
@@ -22296,7 +22296,7 @@
             <w:pPr>
               <w:spacing w:after="20" w:before="0"/>
             </w:pPr>
-            <w:hyperlink w:history="1" r:id="rId38qrhq0c3wvf6qtkpfo4c">
+            <w:hyperlink w:history="1" r:id="rIdhrlyvqizcsha2njzomhuh">
               <w:r>
                 <w:rPr>
                   <w:rFonts w:ascii="Arial" w:cs="Arial" w:eastAsia="Arial" w:hAnsi="Arial"/>
@@ -22345,7 +22345,7 @@
               <w:spacing w:after="10" w:before="0"/>
               <w:ind w:left="120"/>
             </w:pPr>
-            <w:hyperlink w:history="1" r:id="rId03c8hhvogq9yebw4ynn6f">
+            <w:hyperlink w:history="1" r:id="rIdinkgabtvqs_qhokmofg6q">
               <w:r>
                 <w:rPr>
                   <w:rFonts w:ascii="Arial" w:cs="Arial" w:eastAsia="Arial" w:hAnsi="Arial"/>
@@ -22390,7 +22390,7 @@
             <w:pPr>
               <w:spacing w:after="20" w:before="0"/>
             </w:pPr>
-            <w:hyperlink w:history="1" r:id="rIdbze_fbn2sshp9rbovqpom">
+            <w:hyperlink w:history="1" r:id="rIdrg4ptdo-glqgkjdhflo6n">
               <w:r>
                 <w:rPr>
                   <w:rFonts w:ascii="Arial" w:cs="Arial" w:eastAsia="Arial" w:hAnsi="Arial"/>
@@ -22439,7 +22439,7 @@
               <w:spacing w:after="10" w:before="0"/>
               <w:ind w:left="120"/>
             </w:pPr>
-            <w:hyperlink w:history="1" r:id="rIdijkovatnrax-p9dsi_mxp">
+            <w:hyperlink w:history="1" r:id="rIdkii8gwmug-tv84md9q9t_">
               <w:r>
                 <w:rPr>
                   <w:rFonts w:ascii="Arial" w:cs="Arial" w:eastAsia="Arial" w:hAnsi="Arial"/>
@@ -22481,7 +22481,7 @@
                 <w:sz w:val="18"/>
                 <w:szCs w:val="18"/>
               </w:rPr>
-              <w:t xml:space="preserve">The teacher displays a structured 'Evidence Timeline' on the board — a visual strip showing the six lessons as six panels, each with its key evidence item: Lesson 1 — PhET simulation showing infrared absorption; Lesson 2 — Kenyan charcoal burning and Mau Forest deforestation data; Lesson 3 — ozone layer UV-B shield and CFC data from Nairobi; Lesson 4 — NASA temperature data and Lewis Glacier retreat measurements; Lesson 5 — Olkaria Geothermal and Lake Turkana Wind Farm mitigation data; Lesson 6 — Turkana pastoralist and Mombasa coastal community testimonies. Students spend 5 minutes in groups of four reviewing the timeline and answering three focus questions written on the board: (1) Which piece of evidence from across all six lessons do you find most convincing that human activity is warming Earth? (2) Which link in the causal chain — from greenhouse gas emissions to glacier retreat — do you think is hardest to explain to someone who has never studied physics? (3) What evidence connects the physics of the atmosphere to the life of the Embu farmer specifically?</w:t>
+              <w:t xml:space="preserve">The teacher displays a structured 'Evidence Timeline' on the board — a visual strip showing the six lessons as six panels, each with its key evidence item: Lesson 1 — Lewis Glacier images and James Muriithi's testimony; Lesson 2 — Kenyan charcoal burning and Mau Forest deforestation data; Lesson 3 — PhET simulation showing infrared absorption; Lesson 4 — NASA temperature data and Lake Victoria flooding; Lesson 5 — Keeling Curve and temperature anomaly data; Lesson 6 — ozone layer UV-B shield and CFC data from Nairobi. Students spend 5 minutes in groups of four reviewing the timeline and answering three focus questions written on the board: (1) Which piece of evidence from across all six lessons do you find most convincing that human activity is warming Earth? (2) Which link in the causal chain — from greenhouse gas emissions to glacier retreat — do you think is hardest to explain to someone who has never studied physics? (3) What evidence connects the physics of the atmosphere to the life of the Embu farmer specifically?</w:t>
             </w:r>
           </w:p>
         </w:tc>
@@ -22577,7 +22577,7 @@
                 <w:sz w:val="18"/>
                 <w:szCs w:val="18"/>
               </w:rPr>
-              <w:t xml:space="preserve">Teacher listens for: (1) whether groups can articulate the infrared mechanism in their own words when answering question 1; (2) whether groups identify the water cycle disruption or shifting inter-tropical convergence zone as the mechanism connecting atmospheric warming to Embu rainfall — if not, this becomes a targeted input in the Explain phase; (3) whether any groups reference the ozone layer distinction correctly, showing they have retained the nuance from Lesson 3.</w:t>
+              <w:t xml:space="preserve">Teacher listens for: (1) whether groups can articulate the infrared mechanism in their own words when answering question 1; (2) whether groups identify the water cycle disruption or shifting inter-tropical convergence zone as the mechanism connecting atmospheric warming to Embu rainfall — if not, this becomes a targeted input in the Explain phase; (3) whether any groups reference the ozone layer distinction correctly, showing they have retained the nuance from Lesson 6.</w:t>
             </w:r>
           </w:p>
         </w:tc>
@@ -22634,7 +22634,7 @@
             <w:pPr>
               <w:spacing w:after="20" w:before="0"/>
             </w:pPr>
-            <w:hyperlink w:history="1" r:id="rIdk7b_7cnygxlf9camg3ejx">
+            <w:hyperlink w:history="1" r:id="rIdzm5n8fqazr5c6hhvqdq2e">
               <w:r>
                 <w:rPr>
                   <w:rFonts w:ascii="Arial" w:cs="Arial" w:eastAsia="Arial" w:hAnsi="Arial"/>
@@ -22683,7 +22683,7 @@
               <w:spacing w:after="10" w:before="0"/>
               <w:ind w:left="120"/>
             </w:pPr>
-            <w:hyperlink w:history="1" r:id="rId0ggrudafaohf25waov0xy">
+            <w:hyperlink w:history="1" r:id="rId9cqyuhwj0zlan3jilgroz">
               <w:r>
                 <w:rPr>
                   <w:rFonts w:ascii="Arial" w:cs="Arial" w:eastAsia="Arial" w:hAnsi="Arial"/>
@@ -22728,7 +22728,7 @@
             <w:pPr>
               <w:spacing w:after="20" w:before="0"/>
             </w:pPr>
-            <w:hyperlink w:history="1" r:id="rIdzf1n8t2jrivshn5fflr0_">
+            <w:hyperlink w:history="1" r:id="rIdeuma-ij_jiovclwpzpbla">
               <w:r>
                 <w:rPr>
                   <w:rFonts w:ascii="Arial" w:cs="Arial" w:eastAsia="Arial" w:hAnsi="Arial"/>
@@ -22777,7 +22777,7 @@
               <w:spacing w:after="10" w:before="0"/>
               <w:ind w:left="120"/>
             </w:pPr>
-            <w:hyperlink w:history="1" r:id="rIdgyrsp0svwlppb6qzqtkbf">
+            <w:hyperlink w:history="1" r:id="rIdhy9e_1xvhfldm0fafjots">
               <w:r>
                 <w:rPr>
                   <w:rFonts w:ascii="Arial" w:cs="Arial" w:eastAsia="Arial" w:hAnsi="Arial"/>
@@ -22972,7 +22972,7 @@
             <w:pPr>
               <w:spacing w:after="20" w:before="0"/>
             </w:pPr>
-            <w:hyperlink w:history="1" r:id="rIdawlxkhsrcy3uvq6vmvqc6">
+            <w:hyperlink w:history="1" r:id="rIdn6laa_-hpqlxm2dcyjosw">
               <w:r>
                 <w:rPr>
                   <w:rFonts w:ascii="Arial" w:cs="Arial" w:eastAsia="Arial" w:hAnsi="Arial"/>
@@ -23021,7 +23021,7 @@
               <w:spacing w:after="10" w:before="0"/>
               <w:ind w:left="120"/>
             </w:pPr>
-            <w:hyperlink w:history="1" r:id="rId0x2jawq6taquhh6-wslgz">
+            <w:hyperlink w:history="1" r:id="rIdbyhjqgdwltl8n5u_v9cbg">
               <w:r>
                 <w:rPr>
                   <w:rFonts w:ascii="Arial" w:cs="Arial" w:eastAsia="Arial" w:hAnsi="Arial"/>
@@ -23066,7 +23066,7 @@
             <w:pPr>
               <w:spacing w:after="20" w:before="0"/>
             </w:pPr>
-            <w:hyperlink w:history="1" r:id="rIdkln8tdjj1hrhwrf3qgqju">
+            <w:hyperlink w:history="1" r:id="rIdrx3-1iyibcmbls2v2e4ia">
               <w:r>
                 <w:rPr>
                   <w:rFonts w:ascii="Arial" w:cs="Arial" w:eastAsia="Arial" w:hAnsi="Arial"/>
@@ -23115,7 +23115,7 @@
               <w:spacing w:after="10" w:before="0"/>
               <w:ind w:left="120"/>
             </w:pPr>
-            <w:hyperlink w:history="1" r:id="rIdk_inhpsyirs5ixytf-cav">
+            <w:hyperlink w:history="1" r:id="rId5nk-xtr-dobwmwwp8-wrg">
               <w:r>
                 <w:rPr>
                   <w:rFonts w:ascii="Arial" w:cs="Arial" w:eastAsia="Arial" w:hAnsi="Arial"/>
@@ -23310,7 +23310,7 @@
             <w:pPr>
               <w:spacing w:after="20" w:before="0"/>
             </w:pPr>
-            <w:hyperlink w:history="1" r:id="rIdnkslmb4bz7xlxnry9tbyz">
+            <w:hyperlink w:history="1" r:id="rIdi0q-simix9bygsyh0i1q4">
               <w:r>
                 <w:rPr>
                   <w:rFonts w:ascii="Arial" w:cs="Arial" w:eastAsia="Arial" w:hAnsi="Arial"/>
@@ -23359,7 +23359,7 @@
               <w:spacing w:after="10" w:before="0"/>
               <w:ind w:left="120"/>
             </w:pPr>
-            <w:hyperlink w:history="1" r:id="rIdarcl4ga4ppcqyndyjwvee">
+            <w:hyperlink w:history="1" r:id="rIdqrypuicmmnhy4yb-ibhfv">
               <w:r>
                 <w:rPr>
                   <w:rFonts w:ascii="Arial" w:cs="Arial" w:eastAsia="Arial" w:hAnsi="Arial"/>
@@ -23404,7 +23404,7 @@
             <w:pPr>
               <w:spacing w:after="20" w:before="0"/>
             </w:pPr>
-            <w:hyperlink w:history="1" r:id="rIdively7gnol--f-luw09js">
+            <w:hyperlink w:history="1" r:id="rIdtvwetb7dtcgoy6fikc92-">
               <w:r>
                 <w:rPr>
                   <w:rFonts w:ascii="Arial" w:cs="Arial" w:eastAsia="Arial" w:hAnsi="Arial"/>
@@ -23453,7 +23453,7 @@
               <w:spacing w:after="10" w:before="0"/>
               <w:ind w:left="120"/>
             </w:pPr>
-            <w:hyperlink w:history="1" r:id="rIdwvp8pcufcuqfemu37q3il">
+            <w:hyperlink w:history="1" r:id="rIdxkapei_swto972b5wbagp">
               <w:r>
                 <w:rPr>
                   <w:rFonts w:ascii="Arial" w:cs="Arial" w:eastAsia="Arial" w:hAnsi="Arial"/>
@@ -23965,7 +23965,7 @@
         </w:rPr>
         <w:t xml:space="preserve">© 2026 SeaVuria and ARES. Aligned with KICD objectives. Developed by SeaVuria; technical implementation by ARES (with AI assistance from Claude). Licensed under </w:t>
       </w:r>
-      <w:hyperlink w:history="1" r:id="rIdep5ygbq0a78tkrotc9cmn">
+      <w:hyperlink w:history="1" r:id="rIdu9_irvgasxxnjdpciwu2y">
         <w:r>
           <w:rPr>
             <w:rFonts w:ascii="Arial" w:cs="Arial" w:eastAsia="Arial" w:hAnsi="Arial"/>
@@ -23986,7 +23986,7 @@
         </w:rPr>
         <w:t xml:space="preserve"> (</w:t>
       </w:r>
-      <w:hyperlink w:history="1" r:id="rIdldyf0uutbnxyihtknnuqo">
+      <w:hyperlink w:history="1" r:id="rIdxtc8a7dign1afbqkoqlpv">
         <w:r>
           <w:rPr>
             <w:rFonts w:ascii="Arial" w:cs="Arial" w:eastAsia="Arial" w:hAnsi="Arial"/>

--- a/data/outputs/v2/Physics/SS4.1_Greenhouse_Effect_and_Climate_Change/Physics_Greenhouse_Effect_and_Climate_Change_CBE_LessonSequence.docx
+++ b/data/outputs/v2/Physics/SS4.1_Greenhouse_Effect_and_Climate_Change/Physics_Greenhouse_Effect_and_Climate_Change_CBE_LessonSequence.docx
@@ -2537,7 +2537,7 @@
         </w:rPr>
         <w:t xml:space="preserve">© 2026 SeaVuria and ARES. This work is licensed under a </w:t>
       </w:r>
-      <w:hyperlink w:history="1" r:id="rId8i125fexiz-eop3hgupiz">
+      <w:hyperlink w:history="1" r:id="rId0xdf4kgd1ptndhkc9vnoi">
         <w:r>
           <w:rPr>
             <w:rFonts w:ascii="Arial" w:cs="Arial" w:eastAsia="Arial" w:hAnsi="Arial"/>
@@ -2557,7 +2557,7 @@
         </w:rPr>
         <w:t xml:space="preserve"> (</w:t>
       </w:r>
-      <w:hyperlink w:history="1" r:id="rIdcwmp43pnuqzsvbn56gmjd">
+      <w:hyperlink w:history="1" r:id="rIddwhcxmievzyo1ejx8kjys">
         <w:r>
           <w:rPr>
             <w:rFonts w:ascii="Arial" w:cs="Arial" w:eastAsia="Arial" w:hAnsi="Arial"/>
@@ -2577,7 +2577,7 @@
         </w:rPr>
         <w:t xml:space="preserve">). To view a copy of this license, visit </w:t>
       </w:r>
-      <w:hyperlink w:history="1" r:id="rId1ypgakdi4akfsjxrt5ixl">
+      <w:hyperlink w:history="1" r:id="rIdkkddazaebi7fn4fxt8n8e">
         <w:r>
           <w:rPr>
             <w:rFonts w:ascii="Arial" w:cs="Arial" w:eastAsia="Arial" w:hAnsi="Arial"/>
@@ -3589,7 +3589,7 @@
             <w:pPr>
               <w:spacing w:after="20" w:before="0"/>
             </w:pPr>
-            <w:hyperlink w:history="1" r:id="rIdljkvhis-ln9hsp_wwhona">
+            <w:hyperlink w:history="1" r:id="rIdtwphictw_xm1m_tywhkfr">
               <w:r>
                 <w:rPr>
                   <w:rFonts w:ascii="Arial" w:cs="Arial" w:eastAsia="Arial" w:hAnsi="Arial"/>
@@ -3638,7 +3638,7 @@
               <w:spacing w:after="10" w:before="0"/>
               <w:ind w:left="120"/>
             </w:pPr>
-            <w:hyperlink w:history="1" r:id="rIdzjhqulrv73eszmd-sotng">
+            <w:hyperlink w:history="1" r:id="rIdmyi7soazd3rt9cnfn5w51">
               <w:r>
                 <w:rPr>
                   <w:rFonts w:ascii="Arial" w:cs="Arial" w:eastAsia="Arial" w:hAnsi="Arial"/>
@@ -3700,7 +3700,7 @@
               <w:spacing w:after="10" w:before="0"/>
               <w:ind w:left="120"/>
             </w:pPr>
-            <w:hyperlink w:history="1" r:id="rIdz0lev4ku5sbn6pmajihdj">
+            <w:hyperlink w:history="1" r:id="rId4orp92u7j6cracao3imq8">
               <w:r>
                 <w:rPr>
                   <w:rFonts w:ascii="Arial" w:cs="Arial" w:eastAsia="Arial" w:hAnsi="Arial"/>
@@ -3986,7 +3986,7 @@
             <w:pPr>
               <w:spacing w:after="20" w:before="0"/>
             </w:pPr>
-            <w:hyperlink w:history="1" r:id="rIdqit5mv7alxqoh3af75rfo">
+            <w:hyperlink w:history="1" r:id="rId4takjsmb_2j4aloppqj4y">
               <w:r>
                 <w:rPr>
                   <w:rFonts w:ascii="Arial" w:cs="Arial" w:eastAsia="Arial" w:hAnsi="Arial"/>
@@ -4035,7 +4035,7 @@
               <w:spacing w:after="10" w:before="0"/>
               <w:ind w:left="120"/>
             </w:pPr>
-            <w:hyperlink w:history="1" r:id="rId82ieqw-lq9z3vcx7wfb8n">
+            <w:hyperlink w:history="1" r:id="rIdtderihoa0clkps2dtfq93">
               <w:r>
                 <w:rPr>
                   <w:rFonts w:ascii="Arial" w:cs="Arial" w:eastAsia="Arial" w:hAnsi="Arial"/>
@@ -4097,7 +4097,7 @@
               <w:spacing w:after="10" w:before="0"/>
               <w:ind w:left="120"/>
             </w:pPr>
-            <w:hyperlink w:history="1" r:id="rIdpbcwxx73dihdlftzdb_tu">
+            <w:hyperlink w:history="1" r:id="rIdblk02r4mleengyvftgita">
               <w:r>
                 <w:rPr>
                   <w:rFonts w:ascii="Arial" w:cs="Arial" w:eastAsia="Arial" w:hAnsi="Arial"/>
@@ -4402,7 +4402,7 @@
             <w:pPr>
               <w:spacing w:after="20" w:before="0"/>
             </w:pPr>
-            <w:hyperlink w:history="1" r:id="rIdj2fs_45lz1b007k_mad7n">
+            <w:hyperlink w:history="1" r:id="rIdq55l4ahmabfxj2obwxfgc">
               <w:r>
                 <w:rPr>
                   <w:rFonts w:ascii="Arial" w:cs="Arial" w:eastAsia="Arial" w:hAnsi="Arial"/>
@@ -4451,7 +4451,7 @@
               <w:spacing w:after="10" w:before="0"/>
               <w:ind w:left="120"/>
             </w:pPr>
-            <w:hyperlink w:history="1" r:id="rIdw3fjxq8ijlhug6myrn8fk">
+            <w:hyperlink w:history="1" r:id="rIdtekqd4wczcbpbv4ytc1zd">
               <w:r>
                 <w:rPr>
                   <w:rFonts w:ascii="Arial" w:cs="Arial" w:eastAsia="Arial" w:hAnsi="Arial"/>
@@ -4513,7 +4513,7 @@
               <w:spacing w:after="10" w:before="0"/>
               <w:ind w:left="120"/>
             </w:pPr>
-            <w:hyperlink w:history="1" r:id="rIdpbs1waxj-ak17uqw0_jvp">
+            <w:hyperlink w:history="1" r:id="rIdxdaspth0lcksqmycd54zm">
               <w:r>
                 <w:rPr>
                   <w:rFonts w:ascii="Arial" w:cs="Arial" w:eastAsia="Arial" w:hAnsi="Arial"/>
@@ -4818,7 +4818,7 @@
             <w:pPr>
               <w:spacing w:after="20" w:before="0"/>
             </w:pPr>
-            <w:hyperlink w:history="1" r:id="rIddgo9vgodnkqdqfp5t4qu6">
+            <w:hyperlink w:history="1" r:id="rIdv1ngxdd56tnjbsneuwoqx">
               <w:r>
                 <w:rPr>
                   <w:rFonts w:ascii="Arial" w:cs="Arial" w:eastAsia="Arial" w:hAnsi="Arial"/>
@@ -4867,7 +4867,7 @@
               <w:spacing w:after="10" w:before="0"/>
               <w:ind w:left="120"/>
             </w:pPr>
-            <w:hyperlink w:history="1" r:id="rIdceneotzktzqpx1ue7manm">
+            <w:hyperlink w:history="1" r:id="rIduyniqqimlvvrnbxnritso">
               <w:r>
                 <w:rPr>
                   <w:rFonts w:ascii="Arial" w:cs="Arial" w:eastAsia="Arial" w:hAnsi="Arial"/>
@@ -4929,7 +4929,7 @@
               <w:spacing w:after="10" w:before="0"/>
               <w:ind w:left="120"/>
             </w:pPr>
-            <w:hyperlink w:history="1" r:id="rIdnknm9e6fbhxqo3_2sdzig">
+            <w:hyperlink w:history="1" r:id="rId5mnxacyri5itk62bh0w4c">
               <w:r>
                 <w:rPr>
                   <w:rFonts w:ascii="Arial" w:cs="Arial" w:eastAsia="Arial" w:hAnsi="Arial"/>
@@ -5234,7 +5234,7 @@
             <w:pPr>
               <w:spacing w:after="20" w:before="0"/>
             </w:pPr>
-            <w:hyperlink w:history="1" r:id="rIdjhfz97ffxgao6oohflweu">
+            <w:hyperlink w:history="1" r:id="rId5uvpnoy3i81wzjc0qlqj-">
               <w:r>
                 <w:rPr>
                   <w:rFonts w:ascii="Arial" w:cs="Arial" w:eastAsia="Arial" w:hAnsi="Arial"/>
@@ -5283,7 +5283,7 @@
               <w:spacing w:after="10" w:before="0"/>
               <w:ind w:left="120"/>
             </w:pPr>
-            <w:hyperlink w:history="1" r:id="rIdvvwicvrhpj-mqb9rycnvv">
+            <w:hyperlink w:history="1" r:id="rIdateaxdk1w66klt0ut-x-e">
               <w:r>
                 <w:rPr>
                   <w:rFonts w:ascii="Arial" w:cs="Arial" w:eastAsia="Arial" w:hAnsi="Arial"/>
@@ -5345,7 +5345,7 @@
               <w:spacing w:after="10" w:before="0"/>
               <w:ind w:left="120"/>
             </w:pPr>
-            <w:hyperlink w:history="1" r:id="rIdnscc9tqtz1bkbwsm70y3e">
+            <w:hyperlink w:history="1" r:id="rIdtbzdyf3ztou-xe8gpypfg">
               <w:r>
                 <w:rPr>
                   <w:rFonts w:ascii="Arial" w:cs="Arial" w:eastAsia="Arial" w:hAnsi="Arial"/>
@@ -6081,7 +6081,7 @@
         </w:rPr>
         <w:t xml:space="preserve">© 2026 SeaVuria and ARES. Aligned with KICD objectives. Developed by SeaVuria; technical implementation by ARES (with AI assistance from Claude). Licensed under </w:t>
       </w:r>
-      <w:hyperlink w:history="1" r:id="rIdpwz5r3uvura3dl6m7k6hv">
+      <w:hyperlink w:history="1" r:id="rIdbagfm2cc7wk_rh-lxwuaa">
         <w:r>
           <w:rPr>
             <w:rFonts w:ascii="Arial" w:cs="Arial" w:eastAsia="Arial" w:hAnsi="Arial"/>
@@ -6102,7 +6102,7 @@
         </w:rPr>
         <w:t xml:space="preserve"> (</w:t>
       </w:r>
-      <w:hyperlink w:history="1" r:id="rIdkoxlcbwtunqoebthu4_hp">
+      <w:hyperlink w:history="1" r:id="rIdqj1wjg4q2x7-v2hxpw_nm">
         <w:r>
           <w:rPr>
             <w:rFonts w:ascii="Arial" w:cs="Arial" w:eastAsia="Arial" w:hAnsi="Arial"/>
@@ -7115,7 +7115,7 @@
             <w:pPr>
               <w:spacing w:after="20" w:before="0"/>
             </w:pPr>
-            <w:hyperlink w:history="1" r:id="rIdd9-shjnp4tqw-epmyfz-n">
+            <w:hyperlink w:history="1" r:id="rIdzun20peqlq4dkjnz6k7na">
               <w:r>
                 <w:rPr>
                   <w:rFonts w:ascii="Arial" w:cs="Arial" w:eastAsia="Arial" w:hAnsi="Arial"/>
@@ -7164,7 +7164,7 @@
               <w:spacing w:after="10" w:before="0"/>
               <w:ind w:left="120"/>
             </w:pPr>
-            <w:hyperlink w:history="1" r:id="rId1vpa_2b_o21klxugl-xxg">
+            <w:hyperlink w:history="1" r:id="rIdmfmivply8xzrod7vqviwy">
               <w:r>
                 <w:rPr>
                   <w:rFonts w:ascii="Arial" w:cs="Arial" w:eastAsia="Arial" w:hAnsi="Arial"/>
@@ -7226,7 +7226,7 @@
               <w:spacing w:after="10" w:before="0"/>
               <w:ind w:left="120"/>
             </w:pPr>
-            <w:hyperlink w:history="1" r:id="rIdowisczflqouro-byclruz">
+            <w:hyperlink w:history="1" r:id="rIdtan9h7atxqhgmh7d1bh-w">
               <w:r>
                 <w:rPr>
                   <w:rFonts w:ascii="Arial" w:cs="Arial" w:eastAsia="Arial" w:hAnsi="Arial"/>
@@ -7436,7 +7436,7 @@
             <w:pPr>
               <w:spacing w:after="20" w:before="0"/>
             </w:pPr>
-            <w:hyperlink w:history="1" r:id="rIdnznhjja3r7r8n_h0jsbsq">
+            <w:hyperlink w:history="1" r:id="rIdo3v6c_l0oi2kw7dbw0j1x">
               <w:r>
                 <w:rPr>
                   <w:rFonts w:ascii="Arial" w:cs="Arial" w:eastAsia="Arial" w:hAnsi="Arial"/>
@@ -7485,7 +7485,7 @@
               <w:spacing w:after="10" w:before="0"/>
               <w:ind w:left="120"/>
             </w:pPr>
-            <w:hyperlink w:history="1" r:id="rIdjdmurtkrzpa-o44q8enkr">
+            <w:hyperlink w:history="1" r:id="rId0pxbrgid1sdmdyynocrlj">
               <w:r>
                 <w:rPr>
                   <w:rFonts w:ascii="Arial" w:cs="Arial" w:eastAsia="Arial" w:hAnsi="Arial"/>
@@ -7547,7 +7547,7 @@
               <w:spacing w:after="10" w:before="0"/>
               <w:ind w:left="120"/>
             </w:pPr>
-            <w:hyperlink w:history="1" r:id="rIdbsustgs_ijdhqewekxvoe">
+            <w:hyperlink w:history="1" r:id="rIdk5py0nuvt25jocwgfk1ji">
               <w:r>
                 <w:rPr>
                   <w:rFonts w:ascii="Arial" w:cs="Arial" w:eastAsia="Arial" w:hAnsi="Arial"/>
@@ -7757,7 +7757,7 @@
             <w:pPr>
               <w:spacing w:after="20" w:before="0"/>
             </w:pPr>
-            <w:hyperlink w:history="1" r:id="rIdynz4xnnbyzijcklbp7hmx">
+            <w:hyperlink w:history="1" r:id="rIdmwsikkvjuug0pbwynkvr4">
               <w:r>
                 <w:rPr>
                   <w:rFonts w:ascii="Arial" w:cs="Arial" w:eastAsia="Arial" w:hAnsi="Arial"/>
@@ -7806,7 +7806,7 @@
               <w:spacing w:after="10" w:before="0"/>
               <w:ind w:left="120"/>
             </w:pPr>
-            <w:hyperlink w:history="1" r:id="rIdl5psp8_bjsg94ao7c4ea5">
+            <w:hyperlink w:history="1" r:id="rIdkspixmoulfky7bc-wuo-t">
               <w:r>
                 <w:rPr>
                   <w:rFonts w:ascii="Arial" w:cs="Arial" w:eastAsia="Arial" w:hAnsi="Arial"/>
@@ -7868,7 +7868,7 @@
               <w:spacing w:after="10" w:before="0"/>
               <w:ind w:left="120"/>
             </w:pPr>
-            <w:hyperlink w:history="1" r:id="rIdjl9zijgk1fjpoes5kr82o">
+            <w:hyperlink w:history="1" r:id="rIdgsxllx6gz-bn0nbumubve">
               <w:r>
                 <w:rPr>
                   <w:rFonts w:ascii="Arial" w:cs="Arial" w:eastAsia="Arial" w:hAnsi="Arial"/>
@@ -8078,7 +8078,7 @@
             <w:pPr>
               <w:spacing w:after="20" w:before="0"/>
             </w:pPr>
-            <w:hyperlink w:history="1" r:id="rIdzfjqnvhltn0pw_f519vsz">
+            <w:hyperlink w:history="1" r:id="rIdrwvuinmk7yaqiqm05veqj">
               <w:r>
                 <w:rPr>
                   <w:rFonts w:ascii="Arial" w:cs="Arial" w:eastAsia="Arial" w:hAnsi="Arial"/>
@@ -8127,7 +8127,7 @@
               <w:spacing w:after="10" w:before="0"/>
               <w:ind w:left="120"/>
             </w:pPr>
-            <w:hyperlink w:history="1" r:id="rIdac16e_d2okhqbnvdz74yx">
+            <w:hyperlink w:history="1" r:id="rIdqi8fa2-a0kejgjwr7uvmo">
               <w:r>
                 <w:rPr>
                   <w:rFonts w:ascii="Arial" w:cs="Arial" w:eastAsia="Arial" w:hAnsi="Arial"/>
@@ -8189,7 +8189,7 @@
               <w:spacing w:after="10" w:before="0"/>
               <w:ind w:left="120"/>
             </w:pPr>
-            <w:hyperlink w:history="1" r:id="rIdqcobajolux2irulg-ksp4">
+            <w:hyperlink w:history="1" r:id="rIdx-vowhcoim1dkore7tkhl">
               <w:r>
                 <w:rPr>
                   <w:rFonts w:ascii="Arial" w:cs="Arial" w:eastAsia="Arial" w:hAnsi="Arial"/>
@@ -8399,7 +8399,7 @@
             <w:pPr>
               <w:spacing w:after="20" w:before="0"/>
             </w:pPr>
-            <w:hyperlink w:history="1" r:id="rId6medvjk2ekeorve9jcwia">
+            <w:hyperlink w:history="1" r:id="rIddstes5dde6o0fm-myf71d">
               <w:r>
                 <w:rPr>
                   <w:rFonts w:ascii="Arial" w:cs="Arial" w:eastAsia="Arial" w:hAnsi="Arial"/>
@@ -8448,7 +8448,7 @@
               <w:spacing w:after="10" w:before="0"/>
               <w:ind w:left="120"/>
             </w:pPr>
-            <w:hyperlink w:history="1" r:id="rIdju_i-oqevsolsnrrpfnkz">
+            <w:hyperlink w:history="1" r:id="rId2hfytazs28focjrr-wkho">
               <w:r>
                 <w:rPr>
                   <w:rFonts w:ascii="Arial" w:cs="Arial" w:eastAsia="Arial" w:hAnsi="Arial"/>
@@ -8510,7 +8510,7 @@
               <w:spacing w:after="10" w:before="0"/>
               <w:ind w:left="120"/>
             </w:pPr>
-            <w:hyperlink w:history="1" r:id="rIdik4____qtarskj6loo_ug">
+            <w:hyperlink w:history="1" r:id="rId9cnzl0a8hlx0yrkdiqdai">
               <w:r>
                 <w:rPr>
                   <w:rFonts w:ascii="Arial" w:cs="Arial" w:eastAsia="Arial" w:hAnsi="Arial"/>
@@ -9037,7 +9037,7 @@
         </w:rPr>
         <w:t xml:space="preserve">© 2026 SeaVuria and ARES. Aligned with KICD objectives. Developed by SeaVuria; technical implementation by ARES (with AI assistance from Claude). Licensed under </w:t>
       </w:r>
-      <w:hyperlink w:history="1" r:id="rIdlqwhhzrev3hesibv_hwff">
+      <w:hyperlink w:history="1" r:id="rIdfgecv4cij5ozcepjwn9m_">
         <w:r>
           <w:rPr>
             <w:rFonts w:ascii="Arial" w:cs="Arial" w:eastAsia="Arial" w:hAnsi="Arial"/>
@@ -9058,7 +9058,7 @@
         </w:rPr>
         <w:t xml:space="preserve"> (</w:t>
       </w:r>
-      <w:hyperlink w:history="1" r:id="rId9iaa6nou85nbrqcgg0efj">
+      <w:hyperlink w:history="1" r:id="rIdhh-30aghr4wnjdz_lodgn">
         <w:r>
           <w:rPr>
             <w:rFonts w:ascii="Arial" w:cs="Arial" w:eastAsia="Arial" w:hAnsi="Arial"/>
@@ -10071,7 +10071,7 @@
             <w:pPr>
               <w:spacing w:after="20" w:before="0"/>
             </w:pPr>
-            <w:hyperlink w:history="1" r:id="rIdzwxugvr3-88ey1ugid_mo">
+            <w:hyperlink w:history="1" r:id="rId8pxfnkxrgk3gy4cakdrmz">
               <w:r>
                 <w:rPr>
                   <w:rFonts w:ascii="Arial" w:cs="Arial" w:eastAsia="Arial" w:hAnsi="Arial"/>
@@ -10120,7 +10120,7 @@
               <w:spacing w:after="10" w:before="0"/>
               <w:ind w:left="120"/>
             </w:pPr>
-            <w:hyperlink w:history="1" r:id="rIdbcf2shumvdopbrsriu7th">
+            <w:hyperlink w:history="1" r:id="rIdqbt5so0zj6we2wfcafmhu">
               <w:r>
                 <w:rPr>
                   <w:rFonts w:ascii="Arial" w:cs="Arial" w:eastAsia="Arial" w:hAnsi="Arial"/>
@@ -10165,7 +10165,7 @@
             <w:pPr>
               <w:spacing w:after="20" w:before="0"/>
             </w:pPr>
-            <w:hyperlink w:history="1" r:id="rIds-6irbwzmckfpj1yc1_lb">
+            <w:hyperlink w:history="1" r:id="rIdarrze06nbwrikxn2dstd_">
               <w:r>
                 <w:rPr>
                   <w:rFonts w:ascii="Arial" w:cs="Arial" w:eastAsia="Arial" w:hAnsi="Arial"/>
@@ -10214,7 +10214,7 @@
               <w:spacing w:after="10" w:before="0"/>
               <w:ind w:left="120"/>
             </w:pPr>
-            <w:hyperlink w:history="1" r:id="rIdnmb6uxvdrec7mhyn2e8v_">
+            <w:hyperlink w:history="1" r:id="rIdghmozssjyzxew1mfsg0tg">
               <w:r>
                 <w:rPr>
                   <w:rFonts w:ascii="Arial" w:cs="Arial" w:eastAsia="Arial" w:hAnsi="Arial"/>
@@ -10409,7 +10409,7 @@
             <w:pPr>
               <w:spacing w:after="20" w:before="0"/>
             </w:pPr>
-            <w:hyperlink w:history="1" r:id="rId4kwaz6r0pn9yoouaanotm">
+            <w:hyperlink w:history="1" r:id="rIdlauqgl66011lwtwwrb51v">
               <w:r>
                 <w:rPr>
                   <w:rFonts w:ascii="Arial" w:cs="Arial" w:eastAsia="Arial" w:hAnsi="Arial"/>
@@ -10458,7 +10458,7 @@
               <w:spacing w:after="10" w:before="0"/>
               <w:ind w:left="120"/>
             </w:pPr>
-            <w:hyperlink w:history="1" r:id="rIdztzepz5qevmlqmys8jjre">
+            <w:hyperlink w:history="1" r:id="rIde2k_2xreu5jhtbqcjmjj2">
               <w:r>
                 <w:rPr>
                   <w:rFonts w:ascii="Arial" w:cs="Arial" w:eastAsia="Arial" w:hAnsi="Arial"/>
@@ -10503,7 +10503,7 @@
             <w:pPr>
               <w:spacing w:after="20" w:before="0"/>
             </w:pPr>
-            <w:hyperlink w:history="1" r:id="rIdrkmpsusn0ejiatrxo-tqu">
+            <w:hyperlink w:history="1" r:id="rIdasw_jtk3xex8mnb9dg-wb">
               <w:r>
                 <w:rPr>
                   <w:rFonts w:ascii="Arial" w:cs="Arial" w:eastAsia="Arial" w:hAnsi="Arial"/>
@@ -10552,7 +10552,7 @@
               <w:spacing w:after="10" w:before="0"/>
               <w:ind w:left="120"/>
             </w:pPr>
-            <w:hyperlink w:history="1" r:id="rId2vxsdd0pxc7xtew3xzo-s">
+            <w:hyperlink w:history="1" r:id="rIdpryhutna-s7pjugu0ldzv">
               <w:r>
                 <w:rPr>
                   <w:rFonts w:ascii="Arial" w:cs="Arial" w:eastAsia="Arial" w:hAnsi="Arial"/>
@@ -10747,7 +10747,7 @@
             <w:pPr>
               <w:spacing w:after="20" w:before="0"/>
             </w:pPr>
-            <w:hyperlink w:history="1" r:id="rIdgb5via-gi3lklx9-q-vlj">
+            <w:hyperlink w:history="1" r:id="rIdzfoqw6_ei6gspcnsj9pyx">
               <w:r>
                 <w:rPr>
                   <w:rFonts w:ascii="Arial" w:cs="Arial" w:eastAsia="Arial" w:hAnsi="Arial"/>
@@ -10796,7 +10796,7 @@
               <w:spacing w:after="10" w:before="0"/>
               <w:ind w:left="120"/>
             </w:pPr>
-            <w:hyperlink w:history="1" r:id="rIdhqideeatkrkcyqnurk2hz">
+            <w:hyperlink w:history="1" r:id="rIdkfylx9cvaww0fyqapetjx">
               <w:r>
                 <w:rPr>
                   <w:rFonts w:ascii="Arial" w:cs="Arial" w:eastAsia="Arial" w:hAnsi="Arial"/>
@@ -10841,7 +10841,7 @@
             <w:pPr>
               <w:spacing w:after="20" w:before="0"/>
             </w:pPr>
-            <w:hyperlink w:history="1" r:id="rIdihzubxv6xkv_la3w8ii-s">
+            <w:hyperlink w:history="1" r:id="rIdmf_otoglnsnbim0lvz0wk">
               <w:r>
                 <w:rPr>
                   <w:rFonts w:ascii="Arial" w:cs="Arial" w:eastAsia="Arial" w:hAnsi="Arial"/>
@@ -10890,7 +10890,7 @@
               <w:spacing w:after="10" w:before="0"/>
               <w:ind w:left="120"/>
             </w:pPr>
-            <w:hyperlink w:history="1" r:id="rId1flpv8vllp1wk2uave-01">
+            <w:hyperlink w:history="1" r:id="rIdddnb-j6g6znlqwrcjhvv6">
               <w:r>
                 <w:rPr>
                   <w:rFonts w:ascii="Arial" w:cs="Arial" w:eastAsia="Arial" w:hAnsi="Arial"/>
@@ -11085,7 +11085,7 @@
             <w:pPr>
               <w:spacing w:after="20" w:before="0"/>
             </w:pPr>
-            <w:hyperlink w:history="1" r:id="rIdt2hy_5kvgwdinlejhcnoz">
+            <w:hyperlink w:history="1" r:id="rIdk0qw3lbhl8g-auvfw2lzn">
               <w:r>
                 <w:rPr>
                   <w:rFonts w:ascii="Arial" w:cs="Arial" w:eastAsia="Arial" w:hAnsi="Arial"/>
@@ -11134,7 +11134,7 @@
               <w:spacing w:after="10" w:before="0"/>
               <w:ind w:left="120"/>
             </w:pPr>
-            <w:hyperlink w:history="1" r:id="rId8rzu66a7gzoj6igp4r1d8">
+            <w:hyperlink w:history="1" r:id="rIdyli7d1osehoosxhhaf50p">
               <w:r>
                 <w:rPr>
                   <w:rFonts w:ascii="Arial" w:cs="Arial" w:eastAsia="Arial" w:hAnsi="Arial"/>
@@ -11179,7 +11179,7 @@
             <w:pPr>
               <w:spacing w:after="20" w:before="0"/>
             </w:pPr>
-            <w:hyperlink w:history="1" r:id="rIdiapqcwoah6uzk_vfr1xr5">
+            <w:hyperlink w:history="1" r:id="rIdmxpznaaacwnmkbwjczf7m">
               <w:r>
                 <w:rPr>
                   <w:rFonts w:ascii="Arial" w:cs="Arial" w:eastAsia="Arial" w:hAnsi="Arial"/>
@@ -11228,7 +11228,7 @@
               <w:spacing w:after="10" w:before="0"/>
               <w:ind w:left="120"/>
             </w:pPr>
-            <w:hyperlink w:history="1" r:id="rIdmyqnulqwdi4x_igyabydx">
+            <w:hyperlink w:history="1" r:id="rIdculw-pgmcuyw45ahfafka">
               <w:r>
                 <w:rPr>
                   <w:rFonts w:ascii="Arial" w:cs="Arial" w:eastAsia="Arial" w:hAnsi="Arial"/>
@@ -11423,7 +11423,7 @@
             <w:pPr>
               <w:spacing w:after="20" w:before="0"/>
             </w:pPr>
-            <w:hyperlink w:history="1" r:id="rIdzyef8czhwsjeeebp0lepi">
+            <w:hyperlink w:history="1" r:id="rIdtyfrcmob-0fnd0ic-uvau">
               <w:r>
                 <w:rPr>
                   <w:rFonts w:ascii="Arial" w:cs="Arial" w:eastAsia="Arial" w:hAnsi="Arial"/>
@@ -11472,7 +11472,7 @@
               <w:spacing w:after="10" w:before="0"/>
               <w:ind w:left="120"/>
             </w:pPr>
-            <w:hyperlink w:history="1" r:id="rIdgw5skp9pc3sgyuqnjsx1z">
+            <w:hyperlink w:history="1" r:id="rIdlrouqgswkehrmdnrar4nw">
               <w:r>
                 <w:rPr>
                   <w:rFonts w:ascii="Arial" w:cs="Arial" w:eastAsia="Arial" w:hAnsi="Arial"/>
@@ -11517,7 +11517,7 @@
             <w:pPr>
               <w:spacing w:after="20" w:before="0"/>
             </w:pPr>
-            <w:hyperlink w:history="1" r:id="rIdeo-v6jjnbyh7aaftwem1b">
+            <w:hyperlink w:history="1" r:id="rIdihwwilnngcrhzhpszmqpq">
               <w:r>
                 <w:rPr>
                   <w:rFonts w:ascii="Arial" w:cs="Arial" w:eastAsia="Arial" w:hAnsi="Arial"/>
@@ -11566,7 +11566,7 @@
               <w:spacing w:after="10" w:before="0"/>
               <w:ind w:left="120"/>
             </w:pPr>
-            <w:hyperlink w:history="1" r:id="rIdyuqb3pl9g3hwsovqz91wb">
+            <w:hyperlink w:history="1" r:id="rIdyfyjyvwal2cgoya4jklfr">
               <w:r>
                 <w:rPr>
                   <w:rFonts w:ascii="Arial" w:cs="Arial" w:eastAsia="Arial" w:hAnsi="Arial"/>
@@ -12078,7 +12078,7 @@
         </w:rPr>
         <w:t xml:space="preserve">© 2026 SeaVuria and ARES. Aligned with KICD objectives. Developed by SeaVuria; technical implementation by ARES (with AI assistance from Claude). Licensed under </w:t>
       </w:r>
-      <w:hyperlink w:history="1" r:id="rIdtfu33kaxbukezv8olh1z9">
+      <w:hyperlink w:history="1" r:id="rIdn4oytuiigg2yyugpkkpwr">
         <w:r>
           <w:rPr>
             <w:rFonts w:ascii="Arial" w:cs="Arial" w:eastAsia="Arial" w:hAnsi="Arial"/>
@@ -12099,7 +12099,7 @@
         </w:rPr>
         <w:t xml:space="preserve"> (</w:t>
       </w:r>
-      <w:hyperlink w:history="1" r:id="rIdzape_qk0br7d5fxf9b_-1">
+      <w:hyperlink w:history="1" r:id="rIdvtvf7tpbzgayozcrzsvxd">
         <w:r>
           <w:rPr>
             <w:rFonts w:ascii="Arial" w:cs="Arial" w:eastAsia="Arial" w:hAnsi="Arial"/>
@@ -13112,7 +13112,7 @@
             <w:pPr>
               <w:spacing w:after="20" w:before="0"/>
             </w:pPr>
-            <w:hyperlink w:history="1" r:id="rIdclr4iji4hdtwsopxtm1yz">
+            <w:hyperlink w:history="1" r:id="rIdzpvjdtc-55sfapoyxrlwm">
               <w:r>
                 <w:rPr>
                   <w:rFonts w:ascii="Arial" w:cs="Arial" w:eastAsia="Arial" w:hAnsi="Arial"/>
@@ -13161,7 +13161,7 @@
               <w:spacing w:after="10" w:before="0"/>
               <w:ind w:left="120"/>
             </w:pPr>
-            <w:hyperlink w:history="1" r:id="rIdvzqa_jtw9ngie-f_t5zxm">
+            <w:hyperlink w:history="1" r:id="rIdf_1zxiz6uei2jdltz6ott">
               <w:r>
                 <w:rPr>
                   <w:rFonts w:ascii="Arial" w:cs="Arial" w:eastAsia="Arial" w:hAnsi="Arial"/>
@@ -13206,7 +13206,7 @@
             <w:pPr>
               <w:spacing w:after="20" w:before="0"/>
             </w:pPr>
-            <w:hyperlink w:history="1" r:id="rIdkqqn9o3fofj3x65-dpk42">
+            <w:hyperlink w:history="1" r:id="rIdnsye2vh5xeknnwwhvunn9">
               <w:r>
                 <w:rPr>
                   <w:rFonts w:ascii="Arial" w:cs="Arial" w:eastAsia="Arial" w:hAnsi="Arial"/>
@@ -13239,7 +13239,7 @@
               <w:spacing w:after="10" w:before="0"/>
               <w:ind w:left="120"/>
             </w:pPr>
-            <w:hyperlink w:history="1" r:id="rIdkvi3tk3pcjo-kisgqewv7">
+            <w:hyperlink w:history="1" r:id="rIdza3gqjkx8k-pnct2w4wuc">
               <w:r>
                 <w:rPr>
                   <w:rFonts w:ascii="Arial" w:cs="Arial" w:eastAsia="Arial" w:hAnsi="Arial"/>
@@ -13434,7 +13434,7 @@
             <w:pPr>
               <w:spacing w:after="20" w:before="0"/>
             </w:pPr>
-            <w:hyperlink w:history="1" r:id="rIddnzwsvxtnva_rvuc1f3k8">
+            <w:hyperlink w:history="1" r:id="rIdq7zj3cgjvjrsh8tleebrz">
               <w:r>
                 <w:rPr>
                   <w:rFonts w:ascii="Arial" w:cs="Arial" w:eastAsia="Arial" w:hAnsi="Arial"/>
@@ -13483,7 +13483,7 @@
               <w:spacing w:after="10" w:before="0"/>
               <w:ind w:left="120"/>
             </w:pPr>
-            <w:hyperlink w:history="1" r:id="rIdcbiu99gnhcq3zts-owjox">
+            <w:hyperlink w:history="1" r:id="rId5wracqaiz3ikrfrxrnirc">
               <w:r>
                 <w:rPr>
                   <w:rFonts w:ascii="Arial" w:cs="Arial" w:eastAsia="Arial" w:hAnsi="Arial"/>
@@ -13528,7 +13528,7 @@
             <w:pPr>
               <w:spacing w:after="20" w:before="0"/>
             </w:pPr>
-            <w:hyperlink w:history="1" r:id="rId-5n6i6s4itxdc50sarw2d">
+            <w:hyperlink w:history="1" r:id="rId-pmkftafrrhxqh8x6hfi5">
               <w:r>
                 <w:rPr>
                   <w:rFonts w:ascii="Arial" w:cs="Arial" w:eastAsia="Arial" w:hAnsi="Arial"/>
@@ -13561,7 +13561,7 @@
               <w:spacing w:after="10" w:before="0"/>
               <w:ind w:left="120"/>
             </w:pPr>
-            <w:hyperlink w:history="1" r:id="rIdnkmpwgsnde-oacfjrmgiv">
+            <w:hyperlink w:history="1" r:id="rId2f8mo1kuxghpwlka5w6qs">
               <w:r>
                 <w:rPr>
                   <w:rFonts w:ascii="Arial" w:cs="Arial" w:eastAsia="Arial" w:hAnsi="Arial"/>
@@ -13756,7 +13756,7 @@
             <w:pPr>
               <w:spacing w:after="20" w:before="0"/>
             </w:pPr>
-            <w:hyperlink w:history="1" r:id="rIdclko128rddyl9alqwvngs">
+            <w:hyperlink w:history="1" r:id="rIdx4jxsdr29_u2cvkbzd86w">
               <w:r>
                 <w:rPr>
                   <w:rFonts w:ascii="Arial" w:cs="Arial" w:eastAsia="Arial" w:hAnsi="Arial"/>
@@ -13805,7 +13805,7 @@
               <w:spacing w:after="10" w:before="0"/>
               <w:ind w:left="120"/>
             </w:pPr>
-            <w:hyperlink w:history="1" r:id="rIdegfi_yjalrrkdfg1wxgbf">
+            <w:hyperlink w:history="1" r:id="rIda1jmoszfzunn0eha8cxoy">
               <w:r>
                 <w:rPr>
                   <w:rFonts w:ascii="Arial" w:cs="Arial" w:eastAsia="Arial" w:hAnsi="Arial"/>
@@ -13850,7 +13850,7 @@
             <w:pPr>
               <w:spacing w:after="20" w:before="0"/>
             </w:pPr>
-            <w:hyperlink w:history="1" r:id="rId_pun9ul1sfmvnowm3z-ao">
+            <w:hyperlink w:history="1" r:id="rId98fa4cw6k7oktoslqxt_u">
               <w:r>
                 <w:rPr>
                   <w:rFonts w:ascii="Arial" w:cs="Arial" w:eastAsia="Arial" w:hAnsi="Arial"/>
@@ -13883,7 +13883,7 @@
               <w:spacing w:after="10" w:before="0"/>
               <w:ind w:left="120"/>
             </w:pPr>
-            <w:hyperlink w:history="1" r:id="rIdevic0zqvdkqsddngqmev3">
+            <w:hyperlink w:history="1" r:id="rId3mf1vrfkb8xt30jmhlnsm">
               <w:r>
                 <w:rPr>
                   <w:rFonts w:ascii="Arial" w:cs="Arial" w:eastAsia="Arial" w:hAnsi="Arial"/>
@@ -14078,7 +14078,7 @@
             <w:pPr>
               <w:spacing w:after="20" w:before="0"/>
             </w:pPr>
-            <w:hyperlink w:history="1" r:id="rIdozsmq1a_bjmainuuyffan">
+            <w:hyperlink w:history="1" r:id="rIdcdtmwlrz03e6eh89tdom4">
               <w:r>
                 <w:rPr>
                   <w:rFonts w:ascii="Arial" w:cs="Arial" w:eastAsia="Arial" w:hAnsi="Arial"/>
@@ -14127,7 +14127,7 @@
               <w:spacing w:after="10" w:before="0"/>
               <w:ind w:left="120"/>
             </w:pPr>
-            <w:hyperlink w:history="1" r:id="rId5wrnyb_-m3e1yggi248e2">
+            <w:hyperlink w:history="1" r:id="rIdnjkkchlhiv95_ludbrffh">
               <w:r>
                 <w:rPr>
                   <w:rFonts w:ascii="Arial" w:cs="Arial" w:eastAsia="Arial" w:hAnsi="Arial"/>
@@ -14172,7 +14172,7 @@
             <w:pPr>
               <w:spacing w:after="20" w:before="0"/>
             </w:pPr>
-            <w:hyperlink w:history="1" r:id="rIdvlsmtlc6t0fncdyq-qmym">
+            <w:hyperlink w:history="1" r:id="rIdx-lortecy5koyqhgutmmq">
               <w:r>
                 <w:rPr>
                   <w:rFonts w:ascii="Arial" w:cs="Arial" w:eastAsia="Arial" w:hAnsi="Arial"/>
@@ -14205,7 +14205,7 @@
               <w:spacing w:after="10" w:before="0"/>
               <w:ind w:left="120"/>
             </w:pPr>
-            <w:hyperlink w:history="1" r:id="rIdwfsbpnscwddxgbwhoejde">
+            <w:hyperlink w:history="1" r:id="rIdgg7jhr7aiafu3ifzas6-w">
               <w:r>
                 <w:rPr>
                   <w:rFonts w:ascii="Arial" w:cs="Arial" w:eastAsia="Arial" w:hAnsi="Arial"/>
@@ -14400,7 +14400,7 @@
             <w:pPr>
               <w:spacing w:after="20" w:before="0"/>
             </w:pPr>
-            <w:hyperlink w:history="1" r:id="rIdzvvyaen4hz-yi1bgwpumh">
+            <w:hyperlink w:history="1" r:id="rIdtgesnoav65k05jabrgzyp">
               <w:r>
                 <w:rPr>
                   <w:rFonts w:ascii="Arial" w:cs="Arial" w:eastAsia="Arial" w:hAnsi="Arial"/>
@@ -14449,7 +14449,7 @@
               <w:spacing w:after="10" w:before="0"/>
               <w:ind w:left="120"/>
             </w:pPr>
-            <w:hyperlink w:history="1" r:id="rId1kurhvwlmdrimjvtylx4b">
+            <w:hyperlink w:history="1" r:id="rIdsxt9qzhhxjwqjgjfazb-e">
               <w:r>
                 <w:rPr>
                   <w:rFonts w:ascii="Arial" w:cs="Arial" w:eastAsia="Arial" w:hAnsi="Arial"/>
@@ -14494,7 +14494,7 @@
             <w:pPr>
               <w:spacing w:after="20" w:before="0"/>
             </w:pPr>
-            <w:hyperlink w:history="1" r:id="rIdt-fncqwnylr1t6oo5niqm">
+            <w:hyperlink w:history="1" r:id="rIdpuutbiltfb0nekocyg8v4">
               <w:r>
                 <w:rPr>
                   <w:rFonts w:ascii="Arial" w:cs="Arial" w:eastAsia="Arial" w:hAnsi="Arial"/>
@@ -14527,7 +14527,7 @@
               <w:spacing w:after="10" w:before="0"/>
               <w:ind w:left="120"/>
             </w:pPr>
-            <w:hyperlink w:history="1" r:id="rIdz0jpwmtolyph5oziatda5">
+            <w:hyperlink w:history="1" r:id="rId6co9tj_s8v65ppcsqzayd">
               <w:r>
                 <w:rPr>
                   <w:rFonts w:ascii="Arial" w:cs="Arial" w:eastAsia="Arial" w:hAnsi="Arial"/>
@@ -15039,7 +15039,7 @@
         </w:rPr>
         <w:t xml:space="preserve">© 2026 SeaVuria and ARES. Aligned with KICD objectives. Developed by SeaVuria; technical implementation by ARES (with AI assistance from Claude). Licensed under </w:t>
       </w:r>
-      <w:hyperlink w:history="1" r:id="rIdtnrtml5y1_kay6ms1q5y7">
+      <w:hyperlink w:history="1" r:id="rIdsozhznm3nbnvklyzo_aa2">
         <w:r>
           <w:rPr>
             <w:rFonts w:ascii="Arial" w:cs="Arial" w:eastAsia="Arial" w:hAnsi="Arial"/>
@@ -15060,7 +15060,7 @@
         </w:rPr>
         <w:t xml:space="preserve"> (</w:t>
       </w:r>
-      <w:hyperlink w:history="1" r:id="rId3dufhheanqfhtkqfvtin0">
+      <w:hyperlink w:history="1" r:id="rIdrb3r4lqg__tsawtf5qoff">
         <w:r>
           <w:rPr>
             <w:rFonts w:ascii="Arial" w:cs="Arial" w:eastAsia="Arial" w:hAnsi="Arial"/>
@@ -16073,7 +16073,7 @@
             <w:pPr>
               <w:spacing w:after="20" w:before="0"/>
             </w:pPr>
-            <w:hyperlink w:history="1" r:id="rId7rk6e0wjn9nnvtqsggp7l">
+            <w:hyperlink w:history="1" r:id="rIdc6vlbzcckqp6ahsuvzlpl">
               <w:r>
                 <w:rPr>
                   <w:rFonts w:ascii="Arial" w:cs="Arial" w:eastAsia="Arial" w:hAnsi="Arial"/>
@@ -16106,7 +16106,7 @@
               <w:spacing w:after="10" w:before="0"/>
               <w:ind w:left="120"/>
             </w:pPr>
-            <w:hyperlink w:history="1" r:id="rIdxh1quf2rvhh5z4mjqlpcz">
+            <w:hyperlink w:history="1" r:id="rIddbjdcpytde521xxuv_ghk">
               <w:r>
                 <w:rPr>
                   <w:rFonts w:ascii="Arial" w:cs="Arial" w:eastAsia="Arial" w:hAnsi="Arial"/>
@@ -16168,7 +16168,7 @@
               <w:spacing w:after="10" w:before="0"/>
               <w:ind w:left="120"/>
             </w:pPr>
-            <w:hyperlink w:history="1" r:id="rIdataog35njpndhg4k9h4pe">
+            <w:hyperlink w:history="1" r:id="rIdijjzpopjslzotucytrrpx">
               <w:r>
                 <w:rPr>
                   <w:rFonts w:ascii="Arial" w:cs="Arial" w:eastAsia="Arial" w:hAnsi="Arial"/>
@@ -16378,7 +16378,7 @@
             <w:pPr>
               <w:spacing w:after="20" w:before="0"/>
             </w:pPr>
-            <w:hyperlink w:history="1" r:id="rIdmzoqcbx_pktkihpylbqqi">
+            <w:hyperlink w:history="1" r:id="rIdgvgfajsgd7c4pkswruy8i">
               <w:r>
                 <w:rPr>
                   <w:rFonts w:ascii="Arial" w:cs="Arial" w:eastAsia="Arial" w:hAnsi="Arial"/>
@@ -16411,7 +16411,7 @@
               <w:spacing w:after="10" w:before="0"/>
               <w:ind w:left="120"/>
             </w:pPr>
-            <w:hyperlink w:history="1" r:id="rIdeddtvxf1wxk4kmq8lkc6w">
+            <w:hyperlink w:history="1" r:id="rId26t56jtbimhb2uag-osx_">
               <w:r>
                 <w:rPr>
                   <w:rFonts w:ascii="Arial" w:cs="Arial" w:eastAsia="Arial" w:hAnsi="Arial"/>
@@ -16473,7 +16473,7 @@
               <w:spacing w:after="10" w:before="0"/>
               <w:ind w:left="120"/>
             </w:pPr>
-            <w:hyperlink w:history="1" r:id="rIddo2yn6hghccq-txbs_4xl">
+            <w:hyperlink w:history="1" r:id="rId8p2psedaztsmygjmkkid_">
               <w:r>
                 <w:rPr>
                   <w:rFonts w:ascii="Arial" w:cs="Arial" w:eastAsia="Arial" w:hAnsi="Arial"/>
@@ -16683,7 +16683,7 @@
             <w:pPr>
               <w:spacing w:after="20" w:before="0"/>
             </w:pPr>
-            <w:hyperlink w:history="1" r:id="rIdhwbx0e8uyqh48exi19new">
+            <w:hyperlink w:history="1" r:id="rIdptbttlmfpypo6on1ww8hs">
               <w:r>
                 <w:rPr>
                   <w:rFonts w:ascii="Arial" w:cs="Arial" w:eastAsia="Arial" w:hAnsi="Arial"/>
@@ -16732,7 +16732,7 @@
               <w:spacing w:after="10" w:before="0"/>
               <w:ind w:left="120"/>
             </w:pPr>
-            <w:hyperlink w:history="1" r:id="rIdg0o6gr3nmyacq-sqvzjaz">
+            <w:hyperlink w:history="1" r:id="rIdojt3x0sg6kskhqsuftbjd">
               <w:r>
                 <w:rPr>
                   <w:rFonts w:ascii="Arial" w:cs="Arial" w:eastAsia="Arial" w:hAnsi="Arial"/>
@@ -16794,7 +16794,7 @@
               <w:spacing w:after="10" w:before="0"/>
               <w:ind w:left="120"/>
             </w:pPr>
-            <w:hyperlink w:history="1" r:id="rIdml6zk8lv1n96l7x6y1tet">
+            <w:hyperlink w:history="1" r:id="rIdaztl07yovrsqbdj2mfcdo">
               <w:r>
                 <w:rPr>
                   <w:rFonts w:ascii="Arial" w:cs="Arial" w:eastAsia="Arial" w:hAnsi="Arial"/>
@@ -17004,7 +17004,7 @@
             <w:pPr>
               <w:spacing w:after="20" w:before="0"/>
             </w:pPr>
-            <w:hyperlink w:history="1" r:id="rIdkxchnk3nbsvfmgvk4efjz">
+            <w:hyperlink w:history="1" r:id="rIdb_2oe48bmh2kxue-pvjq1">
               <w:r>
                 <w:rPr>
                   <w:rFonts w:ascii="Arial" w:cs="Arial" w:eastAsia="Arial" w:hAnsi="Arial"/>
@@ -17053,7 +17053,7 @@
               <w:spacing w:after="10" w:before="0"/>
               <w:ind w:left="120"/>
             </w:pPr>
-            <w:hyperlink w:history="1" r:id="rIdmfpf7glpnh5qonix6hvky">
+            <w:hyperlink w:history="1" r:id="rIdo7frqlstnrgzmnrefeg0h">
               <w:r>
                 <w:rPr>
                   <w:rFonts w:ascii="Arial" w:cs="Arial" w:eastAsia="Arial" w:hAnsi="Arial"/>
@@ -17115,7 +17115,7 @@
               <w:spacing w:after="10" w:before="0"/>
               <w:ind w:left="120"/>
             </w:pPr>
-            <w:hyperlink w:history="1" r:id="rId5orgbwdinvl7sq0qswjk9">
+            <w:hyperlink w:history="1" r:id="rId9xzkisorxxx79jxyvk_ln">
               <w:r>
                 <w:rPr>
                   <w:rFonts w:ascii="Arial" w:cs="Arial" w:eastAsia="Arial" w:hAnsi="Arial"/>
@@ -17325,7 +17325,7 @@
             <w:pPr>
               <w:spacing w:after="20" w:before="0"/>
             </w:pPr>
-            <w:hyperlink w:history="1" r:id="rIdc5b9gpvtl7_f7qzwzk8zt">
+            <w:hyperlink w:history="1" r:id="rIddzr9ouafhs5gb5rtppbik">
               <w:r>
                 <w:rPr>
                   <w:rFonts w:ascii="Arial" w:cs="Arial" w:eastAsia="Arial" w:hAnsi="Arial"/>
@@ -17358,7 +17358,7 @@
               <w:spacing w:after="10" w:before="0"/>
               <w:ind w:left="120"/>
             </w:pPr>
-            <w:hyperlink w:history="1" r:id="rIdkm6zoddxpoi9-ylq47cak">
+            <w:hyperlink w:history="1" r:id="rId0m7-fnz_22hb7bjc7l-dy">
               <w:r>
                 <w:rPr>
                   <w:rFonts w:ascii="Arial" w:cs="Arial" w:eastAsia="Arial" w:hAnsi="Arial"/>
@@ -17420,7 +17420,7 @@
               <w:spacing w:after="10" w:before="0"/>
               <w:ind w:left="120"/>
             </w:pPr>
-            <w:hyperlink w:history="1" r:id="rId2mdiuuzohbvhogul1hf4i">
+            <w:hyperlink w:history="1" r:id="rIddunuqgdrfjfisrrbzqztw">
               <w:r>
                 <w:rPr>
                   <w:rFonts w:ascii="Arial" w:cs="Arial" w:eastAsia="Arial" w:hAnsi="Arial"/>
@@ -17947,7 +17947,7 @@
         </w:rPr>
         <w:t xml:space="preserve">© 2026 SeaVuria and ARES. Aligned with KICD objectives. Developed by SeaVuria; technical implementation by ARES (with AI assistance from Claude). Licensed under </w:t>
       </w:r>
-      <w:hyperlink w:history="1" r:id="rIdny4vyl59ohkgihbzxl77o">
+      <w:hyperlink w:history="1" r:id="rId7nspooqxl5wakpqwkc3vq">
         <w:r>
           <w:rPr>
             <w:rFonts w:ascii="Arial" w:cs="Arial" w:eastAsia="Arial" w:hAnsi="Arial"/>
@@ -17968,7 +17968,7 @@
         </w:rPr>
         <w:t xml:space="preserve"> (</w:t>
       </w:r>
-      <w:hyperlink w:history="1" r:id="rIdpjx_bketd4073yaqokg56">
+      <w:hyperlink w:history="1" r:id="rIdikhwywvjws_dw-yefvzft">
         <w:r>
           <w:rPr>
             <w:rFonts w:ascii="Arial" w:cs="Arial" w:eastAsia="Arial" w:hAnsi="Arial"/>
@@ -18981,7 +18981,7 @@
             <w:pPr>
               <w:spacing w:after="20" w:before="0"/>
             </w:pPr>
-            <w:hyperlink w:history="1" r:id="rIda2vch1zgfqucm1zfs-hwr">
+            <w:hyperlink w:history="1" r:id="rIdubmyn_sphypw2zeejhd4h">
               <w:r>
                 <w:rPr>
                   <w:rFonts w:ascii="Arial" w:cs="Arial" w:eastAsia="Arial" w:hAnsi="Arial"/>
@@ -19030,7 +19030,7 @@
               <w:spacing w:after="10" w:before="0"/>
               <w:ind w:left="120"/>
             </w:pPr>
-            <w:hyperlink w:history="1" r:id="rIderwlfu8zvneirhcfg4uur">
+            <w:hyperlink w:history="1" r:id="rIdk7qijeg3t8kpx1gsjjyrx">
               <w:r>
                 <w:rPr>
                   <w:rFonts w:ascii="Arial" w:cs="Arial" w:eastAsia="Arial" w:hAnsi="Arial"/>
@@ -19075,7 +19075,7 @@
             <w:pPr>
               <w:spacing w:after="20" w:before="0"/>
             </w:pPr>
-            <w:hyperlink w:history="1" r:id="rIdss57r0mnpcm3s_gh0whto">
+            <w:hyperlink w:history="1" r:id="rIdxugmz-l-bvsze86srplqz">
               <w:r>
                 <w:rPr>
                   <w:rFonts w:ascii="Arial" w:cs="Arial" w:eastAsia="Arial" w:hAnsi="Arial"/>
@@ -19108,7 +19108,7 @@
               <w:spacing w:after="10" w:before="0"/>
               <w:ind w:left="120"/>
             </w:pPr>
-            <w:hyperlink w:history="1" r:id="rIdpss9mw8ro1q8aaacbyyym">
+            <w:hyperlink w:history="1" r:id="rIdnemehrhhdkfs6rtptfpyo">
               <w:r>
                 <w:rPr>
                   <w:rFonts w:ascii="Arial" w:cs="Arial" w:eastAsia="Arial" w:hAnsi="Arial"/>
@@ -19303,7 +19303,7 @@
             <w:pPr>
               <w:spacing w:after="20" w:before="0"/>
             </w:pPr>
-            <w:hyperlink w:history="1" r:id="rIddu46u6eub9wkcgw0e8ttv">
+            <w:hyperlink w:history="1" r:id="rIdvuekjslyji0jue6j4epkr">
               <w:r>
                 <w:rPr>
                   <w:rFonts w:ascii="Arial" w:cs="Arial" w:eastAsia="Arial" w:hAnsi="Arial"/>
@@ -19352,7 +19352,7 @@
               <w:spacing w:after="10" w:before="0"/>
               <w:ind w:left="120"/>
             </w:pPr>
-            <w:hyperlink w:history="1" r:id="rIdnn006t5epvyozfumcnn8f">
+            <w:hyperlink w:history="1" r:id="rIdkzdzw87jpdfuv5rqokkjp">
               <w:r>
                 <w:rPr>
                   <w:rFonts w:ascii="Arial" w:cs="Arial" w:eastAsia="Arial" w:hAnsi="Arial"/>
@@ -19397,7 +19397,7 @@
             <w:pPr>
               <w:spacing w:after="20" w:before="0"/>
             </w:pPr>
-            <w:hyperlink w:history="1" r:id="rId3zl-fxzd0ohrlk4g9fa7f">
+            <w:hyperlink w:history="1" r:id="rId2myxlbj3e7bzcfceo9fn2">
               <w:r>
                 <w:rPr>
                   <w:rFonts w:ascii="Arial" w:cs="Arial" w:eastAsia="Arial" w:hAnsi="Arial"/>
@@ -19430,7 +19430,7 @@
               <w:spacing w:after="10" w:before="0"/>
               <w:ind w:left="120"/>
             </w:pPr>
-            <w:hyperlink w:history="1" r:id="rIdfhpofhqziiedffzcckc-f">
+            <w:hyperlink w:history="1" r:id="rIdknejt8jl2tssybr5jcwhn">
               <w:r>
                 <w:rPr>
                   <w:rFonts w:ascii="Arial" w:cs="Arial" w:eastAsia="Arial" w:hAnsi="Arial"/>
@@ -19625,7 +19625,7 @@
             <w:pPr>
               <w:spacing w:after="20" w:before="0"/>
             </w:pPr>
-            <w:hyperlink w:history="1" r:id="rIdfk1zq4b-gqddeik-obua9">
+            <w:hyperlink w:history="1" r:id="rId4t8ge_wycllqp5u2mag-w">
               <w:r>
                 <w:rPr>
                   <w:rFonts w:ascii="Arial" w:cs="Arial" w:eastAsia="Arial" w:hAnsi="Arial"/>
@@ -19674,7 +19674,7 @@
               <w:spacing w:after="10" w:before="0"/>
               <w:ind w:left="120"/>
             </w:pPr>
-            <w:hyperlink w:history="1" r:id="rIdfqa7qaq_pamkijr2kvlwr">
+            <w:hyperlink w:history="1" r:id="rId_2xarv4f7xstn4u7yiath">
               <w:r>
                 <w:rPr>
                   <w:rFonts w:ascii="Arial" w:cs="Arial" w:eastAsia="Arial" w:hAnsi="Arial"/>
@@ -19719,7 +19719,7 @@
             <w:pPr>
               <w:spacing w:after="20" w:before="0"/>
             </w:pPr>
-            <w:hyperlink w:history="1" r:id="rIdjf4oiospc-qjto3dpjfkb">
+            <w:hyperlink w:history="1" r:id="rIdwt4fk5sfdgyczmwm3qr71">
               <w:r>
                 <w:rPr>
                   <w:rFonts w:ascii="Arial" w:cs="Arial" w:eastAsia="Arial" w:hAnsi="Arial"/>
@@ -19752,7 +19752,7 @@
               <w:spacing w:after="10" w:before="0"/>
               <w:ind w:left="120"/>
             </w:pPr>
-            <w:hyperlink w:history="1" r:id="rIdll1y63zxnflc136gopkkw">
+            <w:hyperlink w:history="1" r:id="rIdogldqkwhoaolagnmy7dax">
               <w:r>
                 <w:rPr>
                   <w:rFonts w:ascii="Arial" w:cs="Arial" w:eastAsia="Arial" w:hAnsi="Arial"/>
@@ -19947,7 +19947,7 @@
             <w:pPr>
               <w:spacing w:after="20" w:before="0"/>
             </w:pPr>
-            <w:hyperlink w:history="1" r:id="rIdvda2elj8dm4syftqdauih">
+            <w:hyperlink w:history="1" r:id="rIdbsljcudr4z8jlubezja52">
               <w:r>
                 <w:rPr>
                   <w:rFonts w:ascii="Arial" w:cs="Arial" w:eastAsia="Arial" w:hAnsi="Arial"/>
@@ -19996,7 +19996,7 @@
               <w:spacing w:after="10" w:before="0"/>
               <w:ind w:left="120"/>
             </w:pPr>
-            <w:hyperlink w:history="1" r:id="rIda_ijktnkqg7llnkdaoyok">
+            <w:hyperlink w:history="1" r:id="rIdiotxbeqy2xvlizeyzjdkh">
               <w:r>
                 <w:rPr>
                   <w:rFonts w:ascii="Arial" w:cs="Arial" w:eastAsia="Arial" w:hAnsi="Arial"/>
@@ -20041,7 +20041,7 @@
             <w:pPr>
               <w:spacing w:after="20" w:before="0"/>
             </w:pPr>
-            <w:hyperlink w:history="1" r:id="rIddlvo2eluq6ryziywbggt8">
+            <w:hyperlink w:history="1" r:id="rId60kgtt563_elig0_hbzip">
               <w:r>
                 <w:rPr>
                   <w:rFonts w:ascii="Arial" w:cs="Arial" w:eastAsia="Arial" w:hAnsi="Arial"/>
@@ -20074,7 +20074,7 @@
               <w:spacing w:after="10" w:before="0"/>
               <w:ind w:left="120"/>
             </w:pPr>
-            <w:hyperlink w:history="1" r:id="rIdj15pbdntmj_wusdsvd6z7">
+            <w:hyperlink w:history="1" r:id="rId7h9nxsgzrthccrttiug62">
               <w:r>
                 <w:rPr>
                   <w:rFonts w:ascii="Arial" w:cs="Arial" w:eastAsia="Arial" w:hAnsi="Arial"/>
@@ -20269,7 +20269,7 @@
             <w:pPr>
               <w:spacing w:after="20" w:before="0"/>
             </w:pPr>
-            <w:hyperlink w:history="1" r:id="rIdeclrwybtwdqnzanmvdp9p">
+            <w:hyperlink w:history="1" r:id="rId_fc3tky55vofowcf8wm5f">
               <w:r>
                 <w:rPr>
                   <w:rFonts w:ascii="Arial" w:cs="Arial" w:eastAsia="Arial" w:hAnsi="Arial"/>
@@ -20318,7 +20318,7 @@
               <w:spacing w:after="10" w:before="0"/>
               <w:ind w:left="120"/>
             </w:pPr>
-            <w:hyperlink w:history="1" r:id="rIdcqsd2jr-at6noenf4yp4_">
+            <w:hyperlink w:history="1" r:id="rIdi_0kcq2induy1sp5-8l-l">
               <w:r>
                 <w:rPr>
                   <w:rFonts w:ascii="Arial" w:cs="Arial" w:eastAsia="Arial" w:hAnsi="Arial"/>
@@ -20363,7 +20363,7 @@
             <w:pPr>
               <w:spacing w:after="20" w:before="0"/>
             </w:pPr>
-            <w:hyperlink w:history="1" r:id="rIdoi7dytpw6qdpxfkpr6nyc">
+            <w:hyperlink w:history="1" r:id="rIdnlg4wzqqihhmuipg4nf1f">
               <w:r>
                 <w:rPr>
                   <w:rFonts w:ascii="Arial" w:cs="Arial" w:eastAsia="Arial" w:hAnsi="Arial"/>
@@ -20412,7 +20412,7 @@
               <w:spacing w:after="10" w:before="0"/>
               <w:ind w:left="120"/>
             </w:pPr>
-            <w:hyperlink w:history="1" r:id="rIdveuujx-1ipeo4yze9fjmf">
+            <w:hyperlink w:history="1" r:id="rIdbju4_hg0t5rilrnu_utbd">
               <w:r>
                 <w:rPr>
                   <w:rFonts w:ascii="Arial" w:cs="Arial" w:eastAsia="Arial" w:hAnsi="Arial"/>
@@ -20924,7 +20924,7 @@
         </w:rPr>
         <w:t xml:space="preserve">© 2026 SeaVuria and ARES. Aligned with KICD objectives. Developed by SeaVuria; technical implementation by ARES (with AI assistance from Claude). Licensed under </w:t>
       </w:r>
-      <w:hyperlink w:history="1" r:id="rIdsaxdslwn5lynlnxuyghsw">
+      <w:hyperlink w:history="1" r:id="rIdtmzmymlumh7qx-v4g-txb">
         <w:r>
           <w:rPr>
             <w:rFonts w:ascii="Arial" w:cs="Arial" w:eastAsia="Arial" w:hAnsi="Arial"/>
@@ -20945,7 +20945,7 @@
         </w:rPr>
         <w:t xml:space="preserve"> (</w:t>
       </w:r>
-      <w:hyperlink w:history="1" r:id="rIdgcuhpa_l5lnkca22fhl8l">
+      <w:hyperlink w:history="1" r:id="rIdxhevmosvubxg5fx_gnghv">
         <w:r>
           <w:rPr>
             <w:rFonts w:ascii="Arial" w:cs="Arial" w:eastAsia="Arial" w:hAnsi="Arial"/>
@@ -21958,7 +21958,7 @@
             <w:pPr>
               <w:spacing w:after="20" w:before="0"/>
             </w:pPr>
-            <w:hyperlink w:history="1" r:id="rId_wm86yizuwrzyscv4hkg-">
+            <w:hyperlink w:history="1" r:id="rIdmznuc3c8avv2sonxdnut1">
               <w:r>
                 <w:rPr>
                   <w:rFonts w:ascii="Arial" w:cs="Arial" w:eastAsia="Arial" w:hAnsi="Arial"/>
@@ -22007,7 +22007,7 @@
               <w:spacing w:after="10" w:before="0"/>
               <w:ind w:left="120"/>
             </w:pPr>
-            <w:hyperlink w:history="1" r:id="rIdyxhhdhcy0mforxl2bqh2p">
+            <w:hyperlink w:history="1" r:id="rIdbrfx3stzoveeo2pyptjgk">
               <w:r>
                 <w:rPr>
                   <w:rFonts w:ascii="Arial" w:cs="Arial" w:eastAsia="Arial" w:hAnsi="Arial"/>
@@ -22052,7 +22052,7 @@
             <w:pPr>
               <w:spacing w:after="20" w:before="0"/>
             </w:pPr>
-            <w:hyperlink w:history="1" r:id="rIdlblq-wga0n0jgemfqju4b">
+            <w:hyperlink w:history="1" r:id="rIdxqrqzbrzzmpvrxkwyycag">
               <w:r>
                 <w:rPr>
                   <w:rFonts w:ascii="Arial" w:cs="Arial" w:eastAsia="Arial" w:hAnsi="Arial"/>
@@ -22101,7 +22101,7 @@
               <w:spacing w:after="10" w:before="0"/>
               <w:ind w:left="120"/>
             </w:pPr>
-            <w:hyperlink w:history="1" r:id="rIdhslt86xqex9fv2hpf8ciw">
+            <w:hyperlink w:history="1" r:id="rIdtfmms5rwn0jjklillsdfe">
               <w:r>
                 <w:rPr>
                   <w:rFonts w:ascii="Arial" w:cs="Arial" w:eastAsia="Arial" w:hAnsi="Arial"/>
@@ -22296,7 +22296,7 @@
             <w:pPr>
               <w:spacing w:after="20" w:before="0"/>
             </w:pPr>
-            <w:hyperlink w:history="1" r:id="rIdhrlyvqizcsha2njzomhuh">
+            <w:hyperlink w:history="1" r:id="rIdpdtffeec0gr2ppzteeyca">
               <w:r>
                 <w:rPr>
                   <w:rFonts w:ascii="Arial" w:cs="Arial" w:eastAsia="Arial" w:hAnsi="Arial"/>
@@ -22345,7 +22345,7 @@
               <w:spacing w:after="10" w:before="0"/>
               <w:ind w:left="120"/>
             </w:pPr>
-            <w:hyperlink w:history="1" r:id="rIdinkgabtvqs_qhokmofg6q">
+            <w:hyperlink w:history="1" r:id="rIdr5zfxbovp0wcep8ikhyta">
               <w:r>
                 <w:rPr>
                   <w:rFonts w:ascii="Arial" w:cs="Arial" w:eastAsia="Arial" w:hAnsi="Arial"/>
@@ -22390,7 +22390,7 @@
             <w:pPr>
               <w:spacing w:after="20" w:before="0"/>
             </w:pPr>
-            <w:hyperlink w:history="1" r:id="rIdrg4ptdo-glqgkjdhflo6n">
+            <w:hyperlink w:history="1" r:id="rIdiaain3xnpul6trn41uedp">
               <w:r>
                 <w:rPr>
                   <w:rFonts w:ascii="Arial" w:cs="Arial" w:eastAsia="Arial" w:hAnsi="Arial"/>
@@ -22439,7 +22439,7 @@
               <w:spacing w:after="10" w:before="0"/>
               <w:ind w:left="120"/>
             </w:pPr>
-            <w:hyperlink w:history="1" r:id="rIdkii8gwmug-tv84md9q9t_">
+            <w:hyperlink w:history="1" r:id="rIdqrue-o2nbtgirkl500xm3">
               <w:r>
                 <w:rPr>
                   <w:rFonts w:ascii="Arial" w:cs="Arial" w:eastAsia="Arial" w:hAnsi="Arial"/>
@@ -22634,7 +22634,7 @@
             <w:pPr>
               <w:spacing w:after="20" w:before="0"/>
             </w:pPr>
-            <w:hyperlink w:history="1" r:id="rIdzm5n8fqazr5c6hhvqdq2e">
+            <w:hyperlink w:history="1" r:id="rIdsee_bighs8cmtvhb6wjxa">
               <w:r>
                 <w:rPr>
                   <w:rFonts w:ascii="Arial" w:cs="Arial" w:eastAsia="Arial" w:hAnsi="Arial"/>
@@ -22683,7 +22683,7 @@
               <w:spacing w:after="10" w:before="0"/>
               <w:ind w:left="120"/>
             </w:pPr>
-            <w:hyperlink w:history="1" r:id="rId9cqyuhwj0zlan3jilgroz">
+            <w:hyperlink w:history="1" r:id="rIdoyiiwrwz9cbm2hhmsfrfn">
               <w:r>
                 <w:rPr>
                   <w:rFonts w:ascii="Arial" w:cs="Arial" w:eastAsia="Arial" w:hAnsi="Arial"/>
@@ -22728,7 +22728,7 @@
             <w:pPr>
               <w:spacing w:after="20" w:before="0"/>
             </w:pPr>
-            <w:hyperlink w:history="1" r:id="rIdeuma-ij_jiovclwpzpbla">
+            <w:hyperlink w:history="1" r:id="rIdd8ma1q6sub_wda71j7vxc">
               <w:r>
                 <w:rPr>
                   <w:rFonts w:ascii="Arial" w:cs="Arial" w:eastAsia="Arial" w:hAnsi="Arial"/>
@@ -22777,7 +22777,7 @@
               <w:spacing w:after="10" w:before="0"/>
               <w:ind w:left="120"/>
             </w:pPr>
-            <w:hyperlink w:history="1" r:id="rIdhy9e_1xvhfldm0fafjots">
+            <w:hyperlink w:history="1" r:id="rIdu1b0kc4vuwbkfbulrdwda">
               <w:r>
                 <w:rPr>
                   <w:rFonts w:ascii="Arial" w:cs="Arial" w:eastAsia="Arial" w:hAnsi="Arial"/>
@@ -22972,7 +22972,7 @@
             <w:pPr>
               <w:spacing w:after="20" w:before="0"/>
             </w:pPr>
-            <w:hyperlink w:history="1" r:id="rIdn6laa_-hpqlxm2dcyjosw">
+            <w:hyperlink w:history="1" r:id="rIdsdoamgxy_4ofcauh2qgbo">
               <w:r>
                 <w:rPr>
                   <w:rFonts w:ascii="Arial" w:cs="Arial" w:eastAsia="Arial" w:hAnsi="Arial"/>
@@ -23021,7 +23021,7 @@
               <w:spacing w:after="10" w:before="0"/>
               <w:ind w:left="120"/>
             </w:pPr>
-            <w:hyperlink w:history="1" r:id="rIdbyhjqgdwltl8n5u_v9cbg">
+            <w:hyperlink w:history="1" r:id="rIdj24r-irppeph7arwjsmcp">
               <w:r>
                 <w:rPr>
                   <w:rFonts w:ascii="Arial" w:cs="Arial" w:eastAsia="Arial" w:hAnsi="Arial"/>
@@ -23066,7 +23066,7 @@
             <w:pPr>
               <w:spacing w:after="20" w:before="0"/>
             </w:pPr>
-            <w:hyperlink w:history="1" r:id="rIdrx3-1iyibcmbls2v2e4ia">
+            <w:hyperlink w:history="1" r:id="rIdfknzlopic4hyslmztock1">
               <w:r>
                 <w:rPr>
                   <w:rFonts w:ascii="Arial" w:cs="Arial" w:eastAsia="Arial" w:hAnsi="Arial"/>
@@ -23115,7 +23115,7 @@
               <w:spacing w:after="10" w:before="0"/>
               <w:ind w:left="120"/>
             </w:pPr>
-            <w:hyperlink w:history="1" r:id="rId5nk-xtr-dobwmwwp8-wrg">
+            <w:hyperlink w:history="1" r:id="rIdwswhc6xtjciuremzn3rcp">
               <w:r>
                 <w:rPr>
                   <w:rFonts w:ascii="Arial" w:cs="Arial" w:eastAsia="Arial" w:hAnsi="Arial"/>
@@ -23310,7 +23310,7 @@
             <w:pPr>
               <w:spacing w:after="20" w:before="0"/>
             </w:pPr>
-            <w:hyperlink w:history="1" r:id="rIdi0q-simix9bygsyh0i1q4">
+            <w:hyperlink w:history="1" r:id="rIdigy43l0am5z7d_j5bsfhq">
               <w:r>
                 <w:rPr>
                   <w:rFonts w:ascii="Arial" w:cs="Arial" w:eastAsia="Arial" w:hAnsi="Arial"/>
@@ -23359,7 +23359,7 @@
               <w:spacing w:after="10" w:before="0"/>
               <w:ind w:left="120"/>
             </w:pPr>
-            <w:hyperlink w:history="1" r:id="rIdqrypuicmmnhy4yb-ibhfv">
+            <w:hyperlink w:history="1" r:id="rIdj_x0ea0bvd26re4muhozk">
               <w:r>
                 <w:rPr>
                   <w:rFonts w:ascii="Arial" w:cs="Arial" w:eastAsia="Arial" w:hAnsi="Arial"/>
@@ -23404,7 +23404,7 @@
             <w:pPr>
               <w:spacing w:after="20" w:before="0"/>
             </w:pPr>
-            <w:hyperlink w:history="1" r:id="rIdtvwetb7dtcgoy6fikc92-">
+            <w:hyperlink w:history="1" r:id="rIdabpvwwymrbj4a_kx9hth5">
               <w:r>
                 <w:rPr>
                   <w:rFonts w:ascii="Arial" w:cs="Arial" w:eastAsia="Arial" w:hAnsi="Arial"/>
@@ -23453,7 +23453,7 @@
               <w:spacing w:after="10" w:before="0"/>
               <w:ind w:left="120"/>
             </w:pPr>
-            <w:hyperlink w:history="1" r:id="rIdxkapei_swto972b5wbagp">
+            <w:hyperlink w:history="1" r:id="rIduvuzalxgtc6ntbh6vgn48">
               <w:r>
                 <w:rPr>
                   <w:rFonts w:ascii="Arial" w:cs="Arial" w:eastAsia="Arial" w:hAnsi="Arial"/>
@@ -23965,7 +23965,7 @@
         </w:rPr>
         <w:t xml:space="preserve">© 2026 SeaVuria and ARES. Aligned with KICD objectives. Developed by SeaVuria; technical implementation by ARES (with AI assistance from Claude). Licensed under </w:t>
       </w:r>
-      <w:hyperlink w:history="1" r:id="rIdu9_irvgasxxnjdpciwu2y">
+      <w:hyperlink w:history="1" r:id="rIdz7rjhkucyt0atypeqmsxm">
         <w:r>
           <w:rPr>
             <w:rFonts w:ascii="Arial" w:cs="Arial" w:eastAsia="Arial" w:hAnsi="Arial"/>
@@ -23986,7 +23986,7 @@
         </w:rPr>
         <w:t xml:space="preserve"> (</w:t>
       </w:r>
-      <w:hyperlink w:history="1" r:id="rIdxtc8a7dign1afbqkoqlpv">
+      <w:hyperlink w:history="1" r:id="rIdegbpzeyfnez3iapkzehzg">
         <w:r>
           <w:rPr>
             <w:rFonts w:ascii="Arial" w:cs="Arial" w:eastAsia="Arial" w:hAnsi="Arial"/>

--- a/data/outputs/v2/Physics/SS4.1_Greenhouse_Effect_and_Climate_Change/Physics_Greenhouse_Effect_and_Climate_Change_CBE_LessonSequence.docx
+++ b/data/outputs/v2/Physics/SS4.1_Greenhouse_Effect_and_Climate_Change/Physics_Greenhouse_Effect_and_Climate_Change_CBE_LessonSequence.docx
@@ -2537,7 +2537,7 @@
         </w:rPr>
         <w:t xml:space="preserve">© 2026 SeaVuria and ARES. This work is licensed under a </w:t>
       </w:r>
-      <w:hyperlink w:history="1" r:id="rId0xdf4kgd1ptndhkc9vnoi">
+      <w:hyperlink w:history="1" r:id="rIddhx3hlwvc8eftbumqghfn">
         <w:r>
           <w:rPr>
             <w:rFonts w:ascii="Arial" w:cs="Arial" w:eastAsia="Arial" w:hAnsi="Arial"/>
@@ -2557,7 +2557,7 @@
         </w:rPr>
         <w:t xml:space="preserve"> (</w:t>
       </w:r>
-      <w:hyperlink w:history="1" r:id="rIddwhcxmievzyo1ejx8kjys">
+      <w:hyperlink w:history="1" r:id="rIdxvyk0xtm2kmlrc-xxbijj">
         <w:r>
           <w:rPr>
             <w:rFonts w:ascii="Arial" w:cs="Arial" w:eastAsia="Arial" w:hAnsi="Arial"/>
@@ -2577,7 +2577,7 @@
         </w:rPr>
         <w:t xml:space="preserve">). To view a copy of this license, visit </w:t>
       </w:r>
-      <w:hyperlink w:history="1" r:id="rIdkkddazaebi7fn4fxt8n8e">
+      <w:hyperlink w:history="1" r:id="rIdfqxtecqhjvnsajgmla4je">
         <w:r>
           <w:rPr>
             <w:rFonts w:ascii="Arial" w:cs="Arial" w:eastAsia="Arial" w:hAnsi="Arial"/>
@@ -3589,7 +3589,7 @@
             <w:pPr>
               <w:spacing w:after="20" w:before="0"/>
             </w:pPr>
-            <w:hyperlink w:history="1" r:id="rIdtwphictw_xm1m_tywhkfr">
+            <w:hyperlink w:history="1" r:id="rIdfdeferfedx_a16tnas62p">
               <w:r>
                 <w:rPr>
                   <w:rFonts w:ascii="Arial" w:cs="Arial" w:eastAsia="Arial" w:hAnsi="Arial"/>
@@ -3638,7 +3638,7 @@
               <w:spacing w:after="10" w:before="0"/>
               <w:ind w:left="120"/>
             </w:pPr>
-            <w:hyperlink w:history="1" r:id="rIdmyi7soazd3rt9cnfn5w51">
+            <w:hyperlink w:history="1" r:id="rIdzh6cycxt0keafgf8djllc">
               <w:r>
                 <w:rPr>
                   <w:rFonts w:ascii="Arial" w:cs="Arial" w:eastAsia="Arial" w:hAnsi="Arial"/>
@@ -3700,7 +3700,7 @@
               <w:spacing w:after="10" w:before="0"/>
               <w:ind w:left="120"/>
             </w:pPr>
-            <w:hyperlink w:history="1" r:id="rId4orp92u7j6cracao3imq8">
+            <w:hyperlink w:history="1" r:id="rId4_pcn3uvjo94qpqasdqlx">
               <w:r>
                 <w:rPr>
                   <w:rFonts w:ascii="Arial" w:cs="Arial" w:eastAsia="Arial" w:hAnsi="Arial"/>
@@ -3986,7 +3986,7 @@
             <w:pPr>
               <w:spacing w:after="20" w:before="0"/>
             </w:pPr>
-            <w:hyperlink w:history="1" r:id="rId4takjsmb_2j4aloppqj4y">
+            <w:hyperlink w:history="1" r:id="rIdnquhqg58tispysa_i61zb">
               <w:r>
                 <w:rPr>
                   <w:rFonts w:ascii="Arial" w:cs="Arial" w:eastAsia="Arial" w:hAnsi="Arial"/>
@@ -4035,7 +4035,7 @@
               <w:spacing w:after="10" w:before="0"/>
               <w:ind w:left="120"/>
             </w:pPr>
-            <w:hyperlink w:history="1" r:id="rIdtderihoa0clkps2dtfq93">
+            <w:hyperlink w:history="1" r:id="rIdspxoqyd32pagkf9idxgn_">
               <w:r>
                 <w:rPr>
                   <w:rFonts w:ascii="Arial" w:cs="Arial" w:eastAsia="Arial" w:hAnsi="Arial"/>
@@ -4097,7 +4097,7 @@
               <w:spacing w:after="10" w:before="0"/>
               <w:ind w:left="120"/>
             </w:pPr>
-            <w:hyperlink w:history="1" r:id="rIdblk02r4mleengyvftgita">
+            <w:hyperlink w:history="1" r:id="rIdlozaqn0jgzcplzy_r6rzz">
               <w:r>
                 <w:rPr>
                   <w:rFonts w:ascii="Arial" w:cs="Arial" w:eastAsia="Arial" w:hAnsi="Arial"/>
@@ -4402,7 +4402,7 @@
             <w:pPr>
               <w:spacing w:after="20" w:before="0"/>
             </w:pPr>
-            <w:hyperlink w:history="1" r:id="rIdq55l4ahmabfxj2obwxfgc">
+            <w:hyperlink w:history="1" r:id="rIdqifw3bxeicedg8i9gco9h">
               <w:r>
                 <w:rPr>
                   <w:rFonts w:ascii="Arial" w:cs="Arial" w:eastAsia="Arial" w:hAnsi="Arial"/>
@@ -4451,7 +4451,7 @@
               <w:spacing w:after="10" w:before="0"/>
               <w:ind w:left="120"/>
             </w:pPr>
-            <w:hyperlink w:history="1" r:id="rIdtekqd4wczcbpbv4ytc1zd">
+            <w:hyperlink w:history="1" r:id="rIdksltpv5rziv-shzo_blc-">
               <w:r>
                 <w:rPr>
                   <w:rFonts w:ascii="Arial" w:cs="Arial" w:eastAsia="Arial" w:hAnsi="Arial"/>
@@ -4513,7 +4513,7 @@
               <w:spacing w:after="10" w:before="0"/>
               <w:ind w:left="120"/>
             </w:pPr>
-            <w:hyperlink w:history="1" r:id="rIdxdaspth0lcksqmycd54zm">
+            <w:hyperlink w:history="1" r:id="rId4rasohet5mayuo1kwavba">
               <w:r>
                 <w:rPr>
                   <w:rFonts w:ascii="Arial" w:cs="Arial" w:eastAsia="Arial" w:hAnsi="Arial"/>
@@ -4818,7 +4818,7 @@
             <w:pPr>
               <w:spacing w:after="20" w:before="0"/>
             </w:pPr>
-            <w:hyperlink w:history="1" r:id="rIdv1ngxdd56tnjbsneuwoqx">
+            <w:hyperlink w:history="1" r:id="rIdoo5sgtkvrqpmmijb2iefh">
               <w:r>
                 <w:rPr>
                   <w:rFonts w:ascii="Arial" w:cs="Arial" w:eastAsia="Arial" w:hAnsi="Arial"/>
@@ -4867,7 +4867,7 @@
               <w:spacing w:after="10" w:before="0"/>
               <w:ind w:left="120"/>
             </w:pPr>
-            <w:hyperlink w:history="1" r:id="rIduyniqqimlvvrnbxnritso">
+            <w:hyperlink w:history="1" r:id="rIdidvlrmeo-mqy9djo6lk_t">
               <w:r>
                 <w:rPr>
                   <w:rFonts w:ascii="Arial" w:cs="Arial" w:eastAsia="Arial" w:hAnsi="Arial"/>
@@ -4929,7 +4929,7 @@
               <w:spacing w:after="10" w:before="0"/>
               <w:ind w:left="120"/>
             </w:pPr>
-            <w:hyperlink w:history="1" r:id="rId5mnxacyri5itk62bh0w4c">
+            <w:hyperlink w:history="1" r:id="rIdkll7dvwo7xgxhihxqady1">
               <w:r>
                 <w:rPr>
                   <w:rFonts w:ascii="Arial" w:cs="Arial" w:eastAsia="Arial" w:hAnsi="Arial"/>
@@ -5234,7 +5234,7 @@
             <w:pPr>
               <w:spacing w:after="20" w:before="0"/>
             </w:pPr>
-            <w:hyperlink w:history="1" r:id="rId5uvpnoy3i81wzjc0qlqj-">
+            <w:hyperlink w:history="1" r:id="rIdptzvd3xux75grdfnyu68m">
               <w:r>
                 <w:rPr>
                   <w:rFonts w:ascii="Arial" w:cs="Arial" w:eastAsia="Arial" w:hAnsi="Arial"/>
@@ -5283,7 +5283,7 @@
               <w:spacing w:after="10" w:before="0"/>
               <w:ind w:left="120"/>
             </w:pPr>
-            <w:hyperlink w:history="1" r:id="rIdateaxdk1w66klt0ut-x-e">
+            <w:hyperlink w:history="1" r:id="rIdrt9raen8amejgi7ztzymd">
               <w:r>
                 <w:rPr>
                   <w:rFonts w:ascii="Arial" w:cs="Arial" w:eastAsia="Arial" w:hAnsi="Arial"/>
@@ -5345,7 +5345,7 @@
               <w:spacing w:after="10" w:before="0"/>
               <w:ind w:left="120"/>
             </w:pPr>
-            <w:hyperlink w:history="1" r:id="rIdtbzdyf3ztou-xe8gpypfg">
+            <w:hyperlink w:history="1" r:id="rIdof-tqjq4urhikbf2hygfk">
               <w:r>
                 <w:rPr>
                   <w:rFonts w:ascii="Arial" w:cs="Arial" w:eastAsia="Arial" w:hAnsi="Arial"/>
@@ -6081,7 +6081,7 @@
         </w:rPr>
         <w:t xml:space="preserve">© 2026 SeaVuria and ARES. Aligned with KICD objectives. Developed by SeaVuria; technical implementation by ARES (with AI assistance from Claude). Licensed under </w:t>
       </w:r>
-      <w:hyperlink w:history="1" r:id="rIdbagfm2cc7wk_rh-lxwuaa">
+      <w:hyperlink w:history="1" r:id="rIdqydlgxdkqmccpwqsqrah7">
         <w:r>
           <w:rPr>
             <w:rFonts w:ascii="Arial" w:cs="Arial" w:eastAsia="Arial" w:hAnsi="Arial"/>
@@ -6102,7 +6102,7 @@
         </w:rPr>
         <w:t xml:space="preserve"> (</w:t>
       </w:r>
-      <w:hyperlink w:history="1" r:id="rIdqj1wjg4q2x7-v2hxpw_nm">
+      <w:hyperlink w:history="1" r:id="rIdyu07v--9y_iudhys70g1_">
         <w:r>
           <w:rPr>
             <w:rFonts w:ascii="Arial" w:cs="Arial" w:eastAsia="Arial" w:hAnsi="Arial"/>
@@ -7115,7 +7115,7 @@
             <w:pPr>
               <w:spacing w:after="20" w:before="0"/>
             </w:pPr>
-            <w:hyperlink w:history="1" r:id="rIdzun20peqlq4dkjnz6k7na">
+            <w:hyperlink w:history="1" r:id="rIdjcifpepmr6jeeebevyngj">
               <w:r>
                 <w:rPr>
                   <w:rFonts w:ascii="Arial" w:cs="Arial" w:eastAsia="Arial" w:hAnsi="Arial"/>
@@ -7164,7 +7164,7 @@
               <w:spacing w:after="10" w:before="0"/>
               <w:ind w:left="120"/>
             </w:pPr>
-            <w:hyperlink w:history="1" r:id="rIdmfmivply8xzrod7vqviwy">
+            <w:hyperlink w:history="1" r:id="rIdjcr1acnngfxj5jfu9trzz">
               <w:r>
                 <w:rPr>
                   <w:rFonts w:ascii="Arial" w:cs="Arial" w:eastAsia="Arial" w:hAnsi="Arial"/>
@@ -7226,7 +7226,7 @@
               <w:spacing w:after="10" w:before="0"/>
               <w:ind w:left="120"/>
             </w:pPr>
-            <w:hyperlink w:history="1" r:id="rIdtan9h7atxqhgmh7d1bh-w">
+            <w:hyperlink w:history="1" r:id="rIdt6o97ogcfspoyv2bvtbaf">
               <w:r>
                 <w:rPr>
                   <w:rFonts w:ascii="Arial" w:cs="Arial" w:eastAsia="Arial" w:hAnsi="Arial"/>
@@ -7436,7 +7436,7 @@
             <w:pPr>
               <w:spacing w:after="20" w:before="0"/>
             </w:pPr>
-            <w:hyperlink w:history="1" r:id="rIdo3v6c_l0oi2kw7dbw0j1x">
+            <w:hyperlink w:history="1" r:id="rIdyc0-fj6xy3geuk2nbyd6u">
               <w:r>
                 <w:rPr>
                   <w:rFonts w:ascii="Arial" w:cs="Arial" w:eastAsia="Arial" w:hAnsi="Arial"/>
@@ -7485,7 +7485,7 @@
               <w:spacing w:after="10" w:before="0"/>
               <w:ind w:left="120"/>
             </w:pPr>
-            <w:hyperlink w:history="1" r:id="rId0pxbrgid1sdmdyynocrlj">
+            <w:hyperlink w:history="1" r:id="rIdurmckyarqbbxdn9qdpvla">
               <w:r>
                 <w:rPr>
                   <w:rFonts w:ascii="Arial" w:cs="Arial" w:eastAsia="Arial" w:hAnsi="Arial"/>
@@ -7547,7 +7547,7 @@
               <w:spacing w:after="10" w:before="0"/>
               <w:ind w:left="120"/>
             </w:pPr>
-            <w:hyperlink w:history="1" r:id="rIdk5py0nuvt25jocwgfk1ji">
+            <w:hyperlink w:history="1" r:id="rIdhj4rdejlsnpalgiwqyy-o">
               <w:r>
                 <w:rPr>
                   <w:rFonts w:ascii="Arial" w:cs="Arial" w:eastAsia="Arial" w:hAnsi="Arial"/>
@@ -7757,7 +7757,7 @@
             <w:pPr>
               <w:spacing w:after="20" w:before="0"/>
             </w:pPr>
-            <w:hyperlink w:history="1" r:id="rIdmwsikkvjuug0pbwynkvr4">
+            <w:hyperlink w:history="1" r:id="rIdyoal0rrsm0lzuqot3broj">
               <w:r>
                 <w:rPr>
                   <w:rFonts w:ascii="Arial" w:cs="Arial" w:eastAsia="Arial" w:hAnsi="Arial"/>
@@ -7806,7 +7806,7 @@
               <w:spacing w:after="10" w:before="0"/>
               <w:ind w:left="120"/>
             </w:pPr>
-            <w:hyperlink w:history="1" r:id="rIdkspixmoulfky7bc-wuo-t">
+            <w:hyperlink w:history="1" r:id="rIdsbhtr3aw3wouwkqtzkfh1">
               <w:r>
                 <w:rPr>
                   <w:rFonts w:ascii="Arial" w:cs="Arial" w:eastAsia="Arial" w:hAnsi="Arial"/>
@@ -7868,7 +7868,7 @@
               <w:spacing w:after="10" w:before="0"/>
               <w:ind w:left="120"/>
             </w:pPr>
-            <w:hyperlink w:history="1" r:id="rIdgsxllx6gz-bn0nbumubve">
+            <w:hyperlink w:history="1" r:id="rIdl8o0lw9iyr5inbdycaepw">
               <w:r>
                 <w:rPr>
                   <w:rFonts w:ascii="Arial" w:cs="Arial" w:eastAsia="Arial" w:hAnsi="Arial"/>
@@ -8078,7 +8078,7 @@
             <w:pPr>
               <w:spacing w:after="20" w:before="0"/>
             </w:pPr>
-            <w:hyperlink w:history="1" r:id="rIdrwvuinmk7yaqiqm05veqj">
+            <w:hyperlink w:history="1" r:id="rIdahynpkeaqxnhudyevu9vi">
               <w:r>
                 <w:rPr>
                   <w:rFonts w:ascii="Arial" w:cs="Arial" w:eastAsia="Arial" w:hAnsi="Arial"/>
@@ -8127,7 +8127,7 @@
               <w:spacing w:after="10" w:before="0"/>
               <w:ind w:left="120"/>
             </w:pPr>
-            <w:hyperlink w:history="1" r:id="rIdqi8fa2-a0kejgjwr7uvmo">
+            <w:hyperlink w:history="1" r:id="rId5hkyixk6vlchixjwmaj-e">
               <w:r>
                 <w:rPr>
                   <w:rFonts w:ascii="Arial" w:cs="Arial" w:eastAsia="Arial" w:hAnsi="Arial"/>
@@ -8189,7 +8189,7 @@
               <w:spacing w:after="10" w:before="0"/>
               <w:ind w:left="120"/>
             </w:pPr>
-            <w:hyperlink w:history="1" r:id="rIdx-vowhcoim1dkore7tkhl">
+            <w:hyperlink w:history="1" r:id="rIdj-a9kluhqnjwbt9fnpfcc">
               <w:r>
                 <w:rPr>
                   <w:rFonts w:ascii="Arial" w:cs="Arial" w:eastAsia="Arial" w:hAnsi="Arial"/>
@@ -8399,7 +8399,7 @@
             <w:pPr>
               <w:spacing w:after="20" w:before="0"/>
             </w:pPr>
-            <w:hyperlink w:history="1" r:id="rIddstes5dde6o0fm-myf71d">
+            <w:hyperlink w:history="1" r:id="rIddhonhe9yutqqjkbr8ztxn">
               <w:r>
                 <w:rPr>
                   <w:rFonts w:ascii="Arial" w:cs="Arial" w:eastAsia="Arial" w:hAnsi="Arial"/>
@@ -8448,7 +8448,7 @@
               <w:spacing w:after="10" w:before="0"/>
               <w:ind w:left="120"/>
             </w:pPr>
-            <w:hyperlink w:history="1" r:id="rId2hfytazs28focjrr-wkho">
+            <w:hyperlink w:history="1" r:id="rIdwuuirkci_lh0fuhz0yctw">
               <w:r>
                 <w:rPr>
                   <w:rFonts w:ascii="Arial" w:cs="Arial" w:eastAsia="Arial" w:hAnsi="Arial"/>
@@ -8510,7 +8510,7 @@
               <w:spacing w:after="10" w:before="0"/>
               <w:ind w:left="120"/>
             </w:pPr>
-            <w:hyperlink w:history="1" r:id="rId9cnzl0a8hlx0yrkdiqdai">
+            <w:hyperlink w:history="1" r:id="rIdiwdluglrdsuvefuxmqvzf">
               <w:r>
                 <w:rPr>
                   <w:rFonts w:ascii="Arial" w:cs="Arial" w:eastAsia="Arial" w:hAnsi="Arial"/>
@@ -9037,7 +9037,7 @@
         </w:rPr>
         <w:t xml:space="preserve">© 2026 SeaVuria and ARES. Aligned with KICD objectives. Developed by SeaVuria; technical implementation by ARES (with AI assistance from Claude). Licensed under </w:t>
       </w:r>
-      <w:hyperlink w:history="1" r:id="rIdfgecv4cij5ozcepjwn9m_">
+      <w:hyperlink w:history="1" r:id="rIdpgng0dl1z1quokgmdu4se">
         <w:r>
           <w:rPr>
             <w:rFonts w:ascii="Arial" w:cs="Arial" w:eastAsia="Arial" w:hAnsi="Arial"/>
@@ -9058,7 +9058,7 @@
         </w:rPr>
         <w:t xml:space="preserve"> (</w:t>
       </w:r>
-      <w:hyperlink w:history="1" r:id="rIdhh-30aghr4wnjdz_lodgn">
+      <w:hyperlink w:history="1" r:id="rIdgku58e4o27jobzcwv_4dy">
         <w:r>
           <w:rPr>
             <w:rFonts w:ascii="Arial" w:cs="Arial" w:eastAsia="Arial" w:hAnsi="Arial"/>
@@ -10071,7 +10071,7 @@
             <w:pPr>
               <w:spacing w:after="20" w:before="0"/>
             </w:pPr>
-            <w:hyperlink w:history="1" r:id="rId8pxfnkxrgk3gy4cakdrmz">
+            <w:hyperlink w:history="1" r:id="rIdqtmjcriwelumaihwvm2y8">
               <w:r>
                 <w:rPr>
                   <w:rFonts w:ascii="Arial" w:cs="Arial" w:eastAsia="Arial" w:hAnsi="Arial"/>
@@ -10120,7 +10120,7 @@
               <w:spacing w:after="10" w:before="0"/>
               <w:ind w:left="120"/>
             </w:pPr>
-            <w:hyperlink w:history="1" r:id="rIdqbt5so0zj6we2wfcafmhu">
+            <w:hyperlink w:history="1" r:id="rIdgqqmeknaspuleunvpghfl">
               <w:r>
                 <w:rPr>
                   <w:rFonts w:ascii="Arial" w:cs="Arial" w:eastAsia="Arial" w:hAnsi="Arial"/>
@@ -10165,7 +10165,7 @@
             <w:pPr>
               <w:spacing w:after="20" w:before="0"/>
             </w:pPr>
-            <w:hyperlink w:history="1" r:id="rIdarrze06nbwrikxn2dstd_">
+            <w:hyperlink w:history="1" r:id="rIdu4_i8xltik_elnjiaunjg">
               <w:r>
                 <w:rPr>
                   <w:rFonts w:ascii="Arial" w:cs="Arial" w:eastAsia="Arial" w:hAnsi="Arial"/>
@@ -10214,7 +10214,7 @@
               <w:spacing w:after="10" w:before="0"/>
               <w:ind w:left="120"/>
             </w:pPr>
-            <w:hyperlink w:history="1" r:id="rIdghmozssjyzxew1mfsg0tg">
+            <w:hyperlink w:history="1" r:id="rId5cbcrik9nuqoctkmdyn0l">
               <w:r>
                 <w:rPr>
                   <w:rFonts w:ascii="Arial" w:cs="Arial" w:eastAsia="Arial" w:hAnsi="Arial"/>
@@ -10409,7 +10409,7 @@
             <w:pPr>
               <w:spacing w:after="20" w:before="0"/>
             </w:pPr>
-            <w:hyperlink w:history="1" r:id="rIdlauqgl66011lwtwwrb51v">
+            <w:hyperlink w:history="1" r:id="rIdp2sppw2elau6wzu3cjxqz">
               <w:r>
                 <w:rPr>
                   <w:rFonts w:ascii="Arial" w:cs="Arial" w:eastAsia="Arial" w:hAnsi="Arial"/>
@@ -10458,7 +10458,7 @@
               <w:spacing w:after="10" w:before="0"/>
               <w:ind w:left="120"/>
             </w:pPr>
-            <w:hyperlink w:history="1" r:id="rIde2k_2xreu5jhtbqcjmjj2">
+            <w:hyperlink w:history="1" r:id="rIdxbwthxl7havmxqdk-326i">
               <w:r>
                 <w:rPr>
                   <w:rFonts w:ascii="Arial" w:cs="Arial" w:eastAsia="Arial" w:hAnsi="Arial"/>
@@ -10503,7 +10503,7 @@
             <w:pPr>
               <w:spacing w:after="20" w:before="0"/>
             </w:pPr>
-            <w:hyperlink w:history="1" r:id="rIdasw_jtk3xex8mnb9dg-wb">
+            <w:hyperlink w:history="1" r:id="rIduhc3ys6eigpr0uoutseld">
               <w:r>
                 <w:rPr>
                   <w:rFonts w:ascii="Arial" w:cs="Arial" w:eastAsia="Arial" w:hAnsi="Arial"/>
@@ -10552,7 +10552,7 @@
               <w:spacing w:after="10" w:before="0"/>
               <w:ind w:left="120"/>
             </w:pPr>
-            <w:hyperlink w:history="1" r:id="rIdpryhutna-s7pjugu0ldzv">
+            <w:hyperlink w:history="1" r:id="rIdcqzuegqheigdb6bpb7hq-">
               <w:r>
                 <w:rPr>
                   <w:rFonts w:ascii="Arial" w:cs="Arial" w:eastAsia="Arial" w:hAnsi="Arial"/>
@@ -10747,7 +10747,7 @@
             <w:pPr>
               <w:spacing w:after="20" w:before="0"/>
             </w:pPr>
-            <w:hyperlink w:history="1" r:id="rIdzfoqw6_ei6gspcnsj9pyx">
+            <w:hyperlink w:history="1" r:id="rIdhydgbswp9w4tg3a0lhqbk">
               <w:r>
                 <w:rPr>
                   <w:rFonts w:ascii="Arial" w:cs="Arial" w:eastAsia="Arial" w:hAnsi="Arial"/>
@@ -10796,7 +10796,7 @@
               <w:spacing w:after="10" w:before="0"/>
               <w:ind w:left="120"/>
             </w:pPr>
-            <w:hyperlink w:history="1" r:id="rIdkfylx9cvaww0fyqapetjx">
+            <w:hyperlink w:history="1" r:id="rIdascvfmcopnfxhrmeevdl4">
               <w:r>
                 <w:rPr>
                   <w:rFonts w:ascii="Arial" w:cs="Arial" w:eastAsia="Arial" w:hAnsi="Arial"/>
@@ -10841,7 +10841,7 @@
             <w:pPr>
               <w:spacing w:after="20" w:before="0"/>
             </w:pPr>
-            <w:hyperlink w:history="1" r:id="rIdmf_otoglnsnbim0lvz0wk">
+            <w:hyperlink w:history="1" r:id="rIdvxclzvczp64k9vou1wu0f">
               <w:r>
                 <w:rPr>
                   <w:rFonts w:ascii="Arial" w:cs="Arial" w:eastAsia="Arial" w:hAnsi="Arial"/>
@@ -10890,7 +10890,7 @@
               <w:spacing w:after="10" w:before="0"/>
               <w:ind w:left="120"/>
             </w:pPr>
-            <w:hyperlink w:history="1" r:id="rIdddnb-j6g6znlqwrcjhvv6">
+            <w:hyperlink w:history="1" r:id="rIdhs2qs3zekx1ccci8w8zwt">
               <w:r>
                 <w:rPr>
                   <w:rFonts w:ascii="Arial" w:cs="Arial" w:eastAsia="Arial" w:hAnsi="Arial"/>
@@ -11085,7 +11085,7 @@
             <w:pPr>
               <w:spacing w:after="20" w:before="0"/>
             </w:pPr>
-            <w:hyperlink w:history="1" r:id="rIdk0qw3lbhl8g-auvfw2lzn">
+            <w:hyperlink w:history="1" r:id="rIdqrdadq2nr6iptoz3jvu8s">
               <w:r>
                 <w:rPr>
                   <w:rFonts w:ascii="Arial" w:cs="Arial" w:eastAsia="Arial" w:hAnsi="Arial"/>
@@ -11134,7 +11134,7 @@
               <w:spacing w:after="10" w:before="0"/>
               <w:ind w:left="120"/>
             </w:pPr>
-            <w:hyperlink w:history="1" r:id="rIdyli7d1osehoosxhhaf50p">
+            <w:hyperlink w:history="1" r:id="rIdqnppg-uxuuj6oc4sgbci2">
               <w:r>
                 <w:rPr>
                   <w:rFonts w:ascii="Arial" w:cs="Arial" w:eastAsia="Arial" w:hAnsi="Arial"/>
@@ -11179,7 +11179,7 @@
             <w:pPr>
               <w:spacing w:after="20" w:before="0"/>
             </w:pPr>
-            <w:hyperlink w:history="1" r:id="rIdmxpznaaacwnmkbwjczf7m">
+            <w:hyperlink w:history="1" r:id="rIdn_l9q9au1ntui1ut4a9mv">
               <w:r>
                 <w:rPr>
                   <w:rFonts w:ascii="Arial" w:cs="Arial" w:eastAsia="Arial" w:hAnsi="Arial"/>
@@ -11228,7 +11228,7 @@
               <w:spacing w:after="10" w:before="0"/>
               <w:ind w:left="120"/>
             </w:pPr>
-            <w:hyperlink w:history="1" r:id="rIdculw-pgmcuyw45ahfafka">
+            <w:hyperlink w:history="1" r:id="rIdafjzyq6w2bjj_mypip7pt">
               <w:r>
                 <w:rPr>
                   <w:rFonts w:ascii="Arial" w:cs="Arial" w:eastAsia="Arial" w:hAnsi="Arial"/>
@@ -11423,7 +11423,7 @@
             <w:pPr>
               <w:spacing w:after="20" w:before="0"/>
             </w:pPr>
-            <w:hyperlink w:history="1" r:id="rIdtyfrcmob-0fnd0ic-uvau">
+            <w:hyperlink w:history="1" r:id="rIdkgiqxf2ql1lihlhl00_ba">
               <w:r>
                 <w:rPr>
                   <w:rFonts w:ascii="Arial" w:cs="Arial" w:eastAsia="Arial" w:hAnsi="Arial"/>
@@ -11472,7 +11472,7 @@
               <w:spacing w:after="10" w:before="0"/>
               <w:ind w:left="120"/>
             </w:pPr>
-            <w:hyperlink w:history="1" r:id="rIdlrouqgswkehrmdnrar4nw">
+            <w:hyperlink w:history="1" r:id="rIdgwtdd-dly2lelyyzotweb">
               <w:r>
                 <w:rPr>
                   <w:rFonts w:ascii="Arial" w:cs="Arial" w:eastAsia="Arial" w:hAnsi="Arial"/>
@@ -11517,7 +11517,7 @@
             <w:pPr>
               <w:spacing w:after="20" w:before="0"/>
             </w:pPr>
-            <w:hyperlink w:history="1" r:id="rIdihwwilnngcrhzhpszmqpq">
+            <w:hyperlink w:history="1" r:id="rIdorthbloog0skdbojxzmwd">
               <w:r>
                 <w:rPr>
                   <w:rFonts w:ascii="Arial" w:cs="Arial" w:eastAsia="Arial" w:hAnsi="Arial"/>
@@ -11566,7 +11566,7 @@
               <w:spacing w:after="10" w:before="0"/>
               <w:ind w:left="120"/>
             </w:pPr>
-            <w:hyperlink w:history="1" r:id="rIdyfyjyvwal2cgoya4jklfr">
+            <w:hyperlink w:history="1" r:id="rIdoi3hct1ajimi37qivdcmb">
               <w:r>
                 <w:rPr>
                   <w:rFonts w:ascii="Arial" w:cs="Arial" w:eastAsia="Arial" w:hAnsi="Arial"/>
@@ -12078,7 +12078,7 @@
         </w:rPr>
         <w:t xml:space="preserve">© 2026 SeaVuria and ARES. Aligned with KICD objectives. Developed by SeaVuria; technical implementation by ARES (with AI assistance from Claude). Licensed under </w:t>
       </w:r>
-      <w:hyperlink w:history="1" r:id="rIdn4oytuiigg2yyugpkkpwr">
+      <w:hyperlink w:history="1" r:id="rIdidqbf8-flpahxzsbjbesq">
         <w:r>
           <w:rPr>
             <w:rFonts w:ascii="Arial" w:cs="Arial" w:eastAsia="Arial" w:hAnsi="Arial"/>
@@ -12099,7 +12099,7 @@
         </w:rPr>
         <w:t xml:space="preserve"> (</w:t>
       </w:r>
-      <w:hyperlink w:history="1" r:id="rIdvtvf7tpbzgayozcrzsvxd">
+      <w:hyperlink w:history="1" r:id="rIdabcutc6a6v1hzhded0tmy">
         <w:r>
           <w:rPr>
             <w:rFonts w:ascii="Arial" w:cs="Arial" w:eastAsia="Arial" w:hAnsi="Arial"/>
@@ -13112,7 +13112,7 @@
             <w:pPr>
               <w:spacing w:after="20" w:before="0"/>
             </w:pPr>
-            <w:hyperlink w:history="1" r:id="rIdzpvjdtc-55sfapoyxrlwm">
+            <w:hyperlink w:history="1" r:id="rId-vpynxfcjormvnhhb1yhc">
               <w:r>
                 <w:rPr>
                   <w:rFonts w:ascii="Arial" w:cs="Arial" w:eastAsia="Arial" w:hAnsi="Arial"/>
@@ -13161,7 +13161,7 @@
               <w:spacing w:after="10" w:before="0"/>
               <w:ind w:left="120"/>
             </w:pPr>
-            <w:hyperlink w:history="1" r:id="rIdf_1zxiz6uei2jdltz6ott">
+            <w:hyperlink w:history="1" r:id="rIdgazjogc_feepyljb0opwi">
               <w:r>
                 <w:rPr>
                   <w:rFonts w:ascii="Arial" w:cs="Arial" w:eastAsia="Arial" w:hAnsi="Arial"/>
@@ -13206,7 +13206,7 @@
             <w:pPr>
               <w:spacing w:after="20" w:before="0"/>
             </w:pPr>
-            <w:hyperlink w:history="1" r:id="rIdnsye2vh5xeknnwwhvunn9">
+            <w:hyperlink w:history="1" r:id="rIdhju8r7f7d-gg9rruoo1um">
               <w:r>
                 <w:rPr>
                   <w:rFonts w:ascii="Arial" w:cs="Arial" w:eastAsia="Arial" w:hAnsi="Arial"/>
@@ -13239,7 +13239,7 @@
               <w:spacing w:after="10" w:before="0"/>
               <w:ind w:left="120"/>
             </w:pPr>
-            <w:hyperlink w:history="1" r:id="rIdza3gqjkx8k-pnct2w4wuc">
+            <w:hyperlink w:history="1" r:id="rIdz1oe_pef2hzmgrfjojn5b">
               <w:r>
                 <w:rPr>
                   <w:rFonts w:ascii="Arial" w:cs="Arial" w:eastAsia="Arial" w:hAnsi="Arial"/>
@@ -13434,7 +13434,7 @@
             <w:pPr>
               <w:spacing w:after="20" w:before="0"/>
             </w:pPr>
-            <w:hyperlink w:history="1" r:id="rIdq7zj3cgjvjrsh8tleebrz">
+            <w:hyperlink w:history="1" r:id="rIdztit55cpjcrdvsxk7rjjw">
               <w:r>
                 <w:rPr>
                   <w:rFonts w:ascii="Arial" w:cs="Arial" w:eastAsia="Arial" w:hAnsi="Arial"/>
@@ -13483,7 +13483,7 @@
               <w:spacing w:after="10" w:before="0"/>
               <w:ind w:left="120"/>
             </w:pPr>
-            <w:hyperlink w:history="1" r:id="rId5wracqaiz3ikrfrxrnirc">
+            <w:hyperlink w:history="1" r:id="rIdxfumguewv5-loz2tuz5he">
               <w:r>
                 <w:rPr>
                   <w:rFonts w:ascii="Arial" w:cs="Arial" w:eastAsia="Arial" w:hAnsi="Arial"/>
@@ -13528,7 +13528,7 @@
             <w:pPr>
               <w:spacing w:after="20" w:before="0"/>
             </w:pPr>
-            <w:hyperlink w:history="1" r:id="rId-pmkftafrrhxqh8x6hfi5">
+            <w:hyperlink w:history="1" r:id="rId2edyzbtjj_uhqhkqq_5yv">
               <w:r>
                 <w:rPr>
                   <w:rFonts w:ascii="Arial" w:cs="Arial" w:eastAsia="Arial" w:hAnsi="Arial"/>
@@ -13561,7 +13561,7 @@
               <w:spacing w:after="10" w:before="0"/>
               <w:ind w:left="120"/>
             </w:pPr>
-            <w:hyperlink w:history="1" r:id="rId2f8mo1kuxghpwlka5w6qs">
+            <w:hyperlink w:history="1" r:id="rIdrx94jws6ucil2ywh8xnpa">
               <w:r>
                 <w:rPr>
                   <w:rFonts w:ascii="Arial" w:cs="Arial" w:eastAsia="Arial" w:hAnsi="Arial"/>
@@ -13756,7 +13756,7 @@
             <w:pPr>
               <w:spacing w:after="20" w:before="0"/>
             </w:pPr>
-            <w:hyperlink w:history="1" r:id="rIdx4jxsdr29_u2cvkbzd86w">
+            <w:hyperlink w:history="1" r:id="rIdsubm5ivxcisvbchjd_oc2">
               <w:r>
                 <w:rPr>
                   <w:rFonts w:ascii="Arial" w:cs="Arial" w:eastAsia="Arial" w:hAnsi="Arial"/>
@@ -13805,7 +13805,7 @@
               <w:spacing w:after="10" w:before="0"/>
               <w:ind w:left="120"/>
             </w:pPr>
-            <w:hyperlink w:history="1" r:id="rIda1jmoszfzunn0eha8cxoy">
+            <w:hyperlink w:history="1" r:id="rIdv5wx5w3uwcor6x0klw5el">
               <w:r>
                 <w:rPr>
                   <w:rFonts w:ascii="Arial" w:cs="Arial" w:eastAsia="Arial" w:hAnsi="Arial"/>
@@ -13850,7 +13850,7 @@
             <w:pPr>
               <w:spacing w:after="20" w:before="0"/>
             </w:pPr>
-            <w:hyperlink w:history="1" r:id="rId98fa4cw6k7oktoslqxt_u">
+            <w:hyperlink w:history="1" r:id="rId9nlz2g5rngkcigtchok3t">
               <w:r>
                 <w:rPr>
                   <w:rFonts w:ascii="Arial" w:cs="Arial" w:eastAsia="Arial" w:hAnsi="Arial"/>
@@ -13883,7 +13883,7 @@
               <w:spacing w:after="10" w:before="0"/>
               <w:ind w:left="120"/>
             </w:pPr>
-            <w:hyperlink w:history="1" r:id="rId3mf1vrfkb8xt30jmhlnsm">
+            <w:hyperlink w:history="1" r:id="rIdmigfath4euierza5y-hts">
               <w:r>
                 <w:rPr>
                   <w:rFonts w:ascii="Arial" w:cs="Arial" w:eastAsia="Arial" w:hAnsi="Arial"/>
@@ -14078,7 +14078,7 @@
             <w:pPr>
               <w:spacing w:after="20" w:before="0"/>
             </w:pPr>
-            <w:hyperlink w:history="1" r:id="rIdcdtmwlrz03e6eh89tdom4">
+            <w:hyperlink w:history="1" r:id="rIdlxaqalwe86v095mnals4n">
               <w:r>
                 <w:rPr>
                   <w:rFonts w:ascii="Arial" w:cs="Arial" w:eastAsia="Arial" w:hAnsi="Arial"/>
@@ -14127,7 +14127,7 @@
               <w:spacing w:after="10" w:before="0"/>
               <w:ind w:left="120"/>
             </w:pPr>
-            <w:hyperlink w:history="1" r:id="rIdnjkkchlhiv95_ludbrffh">
+            <w:hyperlink w:history="1" r:id="rIdouo2jqnnheqawv_wyp5ti">
               <w:r>
                 <w:rPr>
                   <w:rFonts w:ascii="Arial" w:cs="Arial" w:eastAsia="Arial" w:hAnsi="Arial"/>
@@ -14172,7 +14172,7 @@
             <w:pPr>
               <w:spacing w:after="20" w:before="0"/>
             </w:pPr>
-            <w:hyperlink w:history="1" r:id="rIdx-lortecy5koyqhgutmmq">
+            <w:hyperlink w:history="1" r:id="rIdyu4z2-je2rlaapx9cyckb">
               <w:r>
                 <w:rPr>
                   <w:rFonts w:ascii="Arial" w:cs="Arial" w:eastAsia="Arial" w:hAnsi="Arial"/>
@@ -14205,7 +14205,7 @@
               <w:spacing w:after="10" w:before="0"/>
               <w:ind w:left="120"/>
             </w:pPr>
-            <w:hyperlink w:history="1" r:id="rIdgg7jhr7aiafu3ifzas6-w">
+            <w:hyperlink w:history="1" r:id="rId2b9df_seplurflajiu96-">
               <w:r>
                 <w:rPr>
                   <w:rFonts w:ascii="Arial" w:cs="Arial" w:eastAsia="Arial" w:hAnsi="Arial"/>
@@ -14400,7 +14400,7 @@
             <w:pPr>
               <w:spacing w:after="20" w:before="0"/>
             </w:pPr>
-            <w:hyperlink w:history="1" r:id="rIdtgesnoav65k05jabrgzyp">
+            <w:hyperlink w:history="1" r:id="rIder_ykdcvdoj7gi-66gxet">
               <w:r>
                 <w:rPr>
                   <w:rFonts w:ascii="Arial" w:cs="Arial" w:eastAsia="Arial" w:hAnsi="Arial"/>
@@ -14449,7 +14449,7 @@
               <w:spacing w:after="10" w:before="0"/>
               <w:ind w:left="120"/>
             </w:pPr>
-            <w:hyperlink w:history="1" r:id="rIdsxt9qzhhxjwqjgjfazb-e">
+            <w:hyperlink w:history="1" r:id="rId7qha2ur3mx0k_c-9plw-_">
               <w:r>
                 <w:rPr>
                   <w:rFonts w:ascii="Arial" w:cs="Arial" w:eastAsia="Arial" w:hAnsi="Arial"/>
@@ -14494,7 +14494,7 @@
             <w:pPr>
               <w:spacing w:after="20" w:before="0"/>
             </w:pPr>
-            <w:hyperlink w:history="1" r:id="rIdpuutbiltfb0nekocyg8v4">
+            <w:hyperlink w:history="1" r:id="rId53qtv5yq3khohpupanwek">
               <w:r>
                 <w:rPr>
                   <w:rFonts w:ascii="Arial" w:cs="Arial" w:eastAsia="Arial" w:hAnsi="Arial"/>
@@ -14527,7 +14527,7 @@
               <w:spacing w:after="10" w:before="0"/>
               <w:ind w:left="120"/>
             </w:pPr>
-            <w:hyperlink w:history="1" r:id="rId6co9tj_s8v65ppcsqzayd">
+            <w:hyperlink w:history="1" r:id="rIdewje749dgf_dxiwoqudg5">
               <w:r>
                 <w:rPr>
                   <w:rFonts w:ascii="Arial" w:cs="Arial" w:eastAsia="Arial" w:hAnsi="Arial"/>
@@ -15039,7 +15039,7 @@
         </w:rPr>
         <w:t xml:space="preserve">© 2026 SeaVuria and ARES. Aligned with KICD objectives. Developed by SeaVuria; technical implementation by ARES (with AI assistance from Claude). Licensed under </w:t>
       </w:r>
-      <w:hyperlink w:history="1" r:id="rIdsozhznm3nbnvklyzo_aa2">
+      <w:hyperlink w:history="1" r:id="rIdzyh2sokbmlyalmrc8he9m">
         <w:r>
           <w:rPr>
             <w:rFonts w:ascii="Arial" w:cs="Arial" w:eastAsia="Arial" w:hAnsi="Arial"/>
@@ -15060,7 +15060,7 @@
         </w:rPr>
         <w:t xml:space="preserve"> (</w:t>
       </w:r>
-      <w:hyperlink w:history="1" r:id="rIdrb3r4lqg__tsawtf5qoff">
+      <w:hyperlink w:history="1" r:id="rId6m1kf8pp7rzm5dhbmgmzl">
         <w:r>
           <w:rPr>
             <w:rFonts w:ascii="Arial" w:cs="Arial" w:eastAsia="Arial" w:hAnsi="Arial"/>
@@ -16073,7 +16073,7 @@
             <w:pPr>
               <w:spacing w:after="20" w:before="0"/>
             </w:pPr>
-            <w:hyperlink w:history="1" r:id="rIdc6vlbzcckqp6ahsuvzlpl">
+            <w:hyperlink w:history="1" r:id="rIdeq92-pmnqbm_xspu9swgg">
               <w:r>
                 <w:rPr>
                   <w:rFonts w:ascii="Arial" w:cs="Arial" w:eastAsia="Arial" w:hAnsi="Arial"/>
@@ -16106,7 +16106,7 @@
               <w:spacing w:after="10" w:before="0"/>
               <w:ind w:left="120"/>
             </w:pPr>
-            <w:hyperlink w:history="1" r:id="rIddbjdcpytde521xxuv_ghk">
+            <w:hyperlink w:history="1" r:id="rIdmtgkis2urcbkevcsgfud1">
               <w:r>
                 <w:rPr>
                   <w:rFonts w:ascii="Arial" w:cs="Arial" w:eastAsia="Arial" w:hAnsi="Arial"/>
@@ -16168,7 +16168,7 @@
               <w:spacing w:after="10" w:before="0"/>
               <w:ind w:left="120"/>
             </w:pPr>
-            <w:hyperlink w:history="1" r:id="rIdijjzpopjslzotucytrrpx">
+            <w:hyperlink w:history="1" r:id="rIdauq6xcn-xzbaxfbfnkrqz">
               <w:r>
                 <w:rPr>
                   <w:rFonts w:ascii="Arial" w:cs="Arial" w:eastAsia="Arial" w:hAnsi="Arial"/>
@@ -16378,7 +16378,7 @@
             <w:pPr>
               <w:spacing w:after="20" w:before="0"/>
             </w:pPr>
-            <w:hyperlink w:history="1" r:id="rIdgvgfajsgd7c4pkswruy8i">
+            <w:hyperlink w:history="1" r:id="rIdi7md3aoq9-enlibpwiknx">
               <w:r>
                 <w:rPr>
                   <w:rFonts w:ascii="Arial" w:cs="Arial" w:eastAsia="Arial" w:hAnsi="Arial"/>
@@ -16411,7 +16411,7 @@
               <w:spacing w:after="10" w:before="0"/>
               <w:ind w:left="120"/>
             </w:pPr>
-            <w:hyperlink w:history="1" r:id="rId26t56jtbimhb2uag-osx_">
+            <w:hyperlink w:history="1" r:id="rIdbvczi9hnmnn6u-606k9fv">
               <w:r>
                 <w:rPr>
                   <w:rFonts w:ascii="Arial" w:cs="Arial" w:eastAsia="Arial" w:hAnsi="Arial"/>
@@ -16473,7 +16473,7 @@
               <w:spacing w:after="10" w:before="0"/>
               <w:ind w:left="120"/>
             </w:pPr>
-            <w:hyperlink w:history="1" r:id="rId8p2psedaztsmygjmkkid_">
+            <w:hyperlink w:history="1" r:id="rIdmipj5nk6noknwrwanqbw-">
               <w:r>
                 <w:rPr>
                   <w:rFonts w:ascii="Arial" w:cs="Arial" w:eastAsia="Arial" w:hAnsi="Arial"/>
@@ -16683,7 +16683,7 @@
             <w:pPr>
               <w:spacing w:after="20" w:before="0"/>
             </w:pPr>
-            <w:hyperlink w:history="1" r:id="rIdptbttlmfpypo6on1ww8hs">
+            <w:hyperlink w:history="1" r:id="rIdxiilujlgo0iaw48xgp4ys">
               <w:r>
                 <w:rPr>
                   <w:rFonts w:ascii="Arial" w:cs="Arial" w:eastAsia="Arial" w:hAnsi="Arial"/>
@@ -16732,7 +16732,7 @@
               <w:spacing w:after="10" w:before="0"/>
               <w:ind w:left="120"/>
             </w:pPr>
-            <w:hyperlink w:history="1" r:id="rIdojt3x0sg6kskhqsuftbjd">
+            <w:hyperlink w:history="1" r:id="rIdhwd3odoah2lgfmuwgt_xy">
               <w:r>
                 <w:rPr>
                   <w:rFonts w:ascii="Arial" w:cs="Arial" w:eastAsia="Arial" w:hAnsi="Arial"/>
@@ -16794,7 +16794,7 @@
               <w:spacing w:after="10" w:before="0"/>
               <w:ind w:left="120"/>
             </w:pPr>
-            <w:hyperlink w:history="1" r:id="rIdaztl07yovrsqbdj2mfcdo">
+            <w:hyperlink w:history="1" r:id="rId1sjogsdxt2zosahc09jqe">
               <w:r>
                 <w:rPr>
                   <w:rFonts w:ascii="Arial" w:cs="Arial" w:eastAsia="Arial" w:hAnsi="Arial"/>
@@ -17004,7 +17004,7 @@
             <w:pPr>
               <w:spacing w:after="20" w:before="0"/>
             </w:pPr>
-            <w:hyperlink w:history="1" r:id="rIdb_2oe48bmh2kxue-pvjq1">
+            <w:hyperlink w:history="1" r:id="rIdn8vx9cmmfddecpqsjfui5">
               <w:r>
                 <w:rPr>
                   <w:rFonts w:ascii="Arial" w:cs="Arial" w:eastAsia="Arial" w:hAnsi="Arial"/>
@@ -17053,7 +17053,7 @@
               <w:spacing w:after="10" w:before="0"/>
               <w:ind w:left="120"/>
             </w:pPr>
-            <w:hyperlink w:history="1" r:id="rIdo7frqlstnrgzmnrefeg0h">
+            <w:hyperlink w:history="1" r:id="rIdvqrbdan5wmxowhwto9-es">
               <w:r>
                 <w:rPr>
                   <w:rFonts w:ascii="Arial" w:cs="Arial" w:eastAsia="Arial" w:hAnsi="Arial"/>
@@ -17115,7 +17115,7 @@
               <w:spacing w:after="10" w:before="0"/>
               <w:ind w:left="120"/>
             </w:pPr>
-            <w:hyperlink w:history="1" r:id="rId9xzkisorxxx79jxyvk_ln">
+            <w:hyperlink w:history="1" r:id="rIdqdzyluwsakwtezgm6lhvi">
               <w:r>
                 <w:rPr>
                   <w:rFonts w:ascii="Arial" w:cs="Arial" w:eastAsia="Arial" w:hAnsi="Arial"/>
@@ -17325,7 +17325,7 @@
             <w:pPr>
               <w:spacing w:after="20" w:before="0"/>
             </w:pPr>
-            <w:hyperlink w:history="1" r:id="rIddzr9ouafhs5gb5rtppbik">
+            <w:hyperlink w:history="1" r:id="rId6thit86ufs-tcu7f0yf-y">
               <w:r>
                 <w:rPr>
                   <w:rFonts w:ascii="Arial" w:cs="Arial" w:eastAsia="Arial" w:hAnsi="Arial"/>
@@ -17358,7 +17358,7 @@
               <w:spacing w:after="10" w:before="0"/>
               <w:ind w:left="120"/>
             </w:pPr>
-            <w:hyperlink w:history="1" r:id="rId0m7-fnz_22hb7bjc7l-dy">
+            <w:hyperlink w:history="1" r:id="rIdvbxqvn7bo_yk1nkuxvt2r">
               <w:r>
                 <w:rPr>
                   <w:rFonts w:ascii="Arial" w:cs="Arial" w:eastAsia="Arial" w:hAnsi="Arial"/>
@@ -17420,7 +17420,7 @@
               <w:spacing w:after="10" w:before="0"/>
               <w:ind w:left="120"/>
             </w:pPr>
-            <w:hyperlink w:history="1" r:id="rIddunuqgdrfjfisrrbzqztw">
+            <w:hyperlink w:history="1" r:id="rIdz9a0onytsvhbvfpownipl">
               <w:r>
                 <w:rPr>
                   <w:rFonts w:ascii="Arial" w:cs="Arial" w:eastAsia="Arial" w:hAnsi="Arial"/>
@@ -17947,7 +17947,7 @@
         </w:rPr>
         <w:t xml:space="preserve">© 2026 SeaVuria and ARES. Aligned with KICD objectives. Developed by SeaVuria; technical implementation by ARES (with AI assistance from Claude). Licensed under </w:t>
       </w:r>
-      <w:hyperlink w:history="1" r:id="rId7nspooqxl5wakpqwkc3vq">
+      <w:hyperlink w:history="1" r:id="rIdmiuam2jgonlaw4sm6z-f1">
         <w:r>
           <w:rPr>
             <w:rFonts w:ascii="Arial" w:cs="Arial" w:eastAsia="Arial" w:hAnsi="Arial"/>
@@ -17968,7 +17968,7 @@
         </w:rPr>
         <w:t xml:space="preserve"> (</w:t>
       </w:r>
-      <w:hyperlink w:history="1" r:id="rIdikhwywvjws_dw-yefvzft">
+      <w:hyperlink w:history="1" r:id="rIdndd51valr808vw56npfey">
         <w:r>
           <w:rPr>
             <w:rFonts w:ascii="Arial" w:cs="Arial" w:eastAsia="Arial" w:hAnsi="Arial"/>
@@ -18981,7 +18981,7 @@
             <w:pPr>
               <w:spacing w:after="20" w:before="0"/>
             </w:pPr>
-            <w:hyperlink w:history="1" r:id="rIdubmyn_sphypw2zeejhd4h">
+            <w:hyperlink w:history="1" r:id="rIdxr8bpxxrljppq3zzlkrgf">
               <w:r>
                 <w:rPr>
                   <w:rFonts w:ascii="Arial" w:cs="Arial" w:eastAsia="Arial" w:hAnsi="Arial"/>
@@ -19030,7 +19030,7 @@
               <w:spacing w:after="10" w:before="0"/>
               <w:ind w:left="120"/>
             </w:pPr>
-            <w:hyperlink w:history="1" r:id="rIdk7qijeg3t8kpx1gsjjyrx">
+            <w:hyperlink w:history="1" r:id="rIdwup-kmwodx0qmpyzrmrrq">
               <w:r>
                 <w:rPr>
                   <w:rFonts w:ascii="Arial" w:cs="Arial" w:eastAsia="Arial" w:hAnsi="Arial"/>
@@ -19075,7 +19075,7 @@
             <w:pPr>
               <w:spacing w:after="20" w:before="0"/>
             </w:pPr>
-            <w:hyperlink w:history="1" r:id="rIdxugmz-l-bvsze86srplqz">
+            <w:hyperlink w:history="1" r:id="rIdewj_uh4wdey2mky7rzbg3">
               <w:r>
                 <w:rPr>
                   <w:rFonts w:ascii="Arial" w:cs="Arial" w:eastAsia="Arial" w:hAnsi="Arial"/>
@@ -19108,7 +19108,7 @@
               <w:spacing w:after="10" w:before="0"/>
               <w:ind w:left="120"/>
             </w:pPr>
-            <w:hyperlink w:history="1" r:id="rIdnemehrhhdkfs6rtptfpyo">
+            <w:hyperlink w:history="1" r:id="rIdzzw4laoekhqww8wvvgxct">
               <w:r>
                 <w:rPr>
                   <w:rFonts w:ascii="Arial" w:cs="Arial" w:eastAsia="Arial" w:hAnsi="Arial"/>
@@ -19303,7 +19303,7 @@
             <w:pPr>
               <w:spacing w:after="20" w:before="0"/>
             </w:pPr>
-            <w:hyperlink w:history="1" r:id="rIdvuekjslyji0jue6j4epkr">
+            <w:hyperlink w:history="1" r:id="rIdsciegujpo9wkzfgzvx_il">
               <w:r>
                 <w:rPr>
                   <w:rFonts w:ascii="Arial" w:cs="Arial" w:eastAsia="Arial" w:hAnsi="Arial"/>
@@ -19352,7 +19352,7 @@
               <w:spacing w:after="10" w:before="0"/>
               <w:ind w:left="120"/>
             </w:pPr>
-            <w:hyperlink w:history="1" r:id="rIdkzdzw87jpdfuv5rqokkjp">
+            <w:hyperlink w:history="1" r:id="rIdbnjf5ge6obkl5a08xrdm9">
               <w:r>
                 <w:rPr>
                   <w:rFonts w:ascii="Arial" w:cs="Arial" w:eastAsia="Arial" w:hAnsi="Arial"/>
@@ -19397,7 +19397,7 @@
             <w:pPr>
               <w:spacing w:after="20" w:before="0"/>
             </w:pPr>
-            <w:hyperlink w:history="1" r:id="rId2myxlbj3e7bzcfceo9fn2">
+            <w:hyperlink w:history="1" r:id="rIdwiak2oe7t5j48izzlfirb">
               <w:r>
                 <w:rPr>
                   <w:rFonts w:ascii="Arial" w:cs="Arial" w:eastAsia="Arial" w:hAnsi="Arial"/>
@@ -19430,7 +19430,7 @@
               <w:spacing w:after="10" w:before="0"/>
               <w:ind w:left="120"/>
             </w:pPr>
-            <w:hyperlink w:history="1" r:id="rIdknejt8jl2tssybr5jcwhn">
+            <w:hyperlink w:history="1" r:id="rIdmhwqmmksndvmim_djxzmi">
               <w:r>
                 <w:rPr>
                   <w:rFonts w:ascii="Arial" w:cs="Arial" w:eastAsia="Arial" w:hAnsi="Arial"/>
@@ -19625,7 +19625,7 @@
             <w:pPr>
               <w:spacing w:after="20" w:before="0"/>
             </w:pPr>
-            <w:hyperlink w:history="1" r:id="rId4t8ge_wycllqp5u2mag-w">
+            <w:hyperlink w:history="1" r:id="rIdlympw_5ix_-xihaysmnor">
               <w:r>
                 <w:rPr>
                   <w:rFonts w:ascii="Arial" w:cs="Arial" w:eastAsia="Arial" w:hAnsi="Arial"/>
@@ -19674,7 +19674,7 @@
               <w:spacing w:after="10" w:before="0"/>
               <w:ind w:left="120"/>
             </w:pPr>
-            <w:hyperlink w:history="1" r:id="rId_2xarv4f7xstn4u7yiath">
+            <w:hyperlink w:history="1" r:id="rIdlfqm8-tr4mdkgfuiq2yok">
               <w:r>
                 <w:rPr>
                   <w:rFonts w:ascii="Arial" w:cs="Arial" w:eastAsia="Arial" w:hAnsi="Arial"/>
@@ -19719,7 +19719,7 @@
             <w:pPr>
               <w:spacing w:after="20" w:before="0"/>
             </w:pPr>
-            <w:hyperlink w:history="1" r:id="rIdwt4fk5sfdgyczmwm3qr71">
+            <w:hyperlink w:history="1" r:id="rIdeldh9bpwftfkfar2jyd4x">
               <w:r>
                 <w:rPr>
                   <w:rFonts w:ascii="Arial" w:cs="Arial" w:eastAsia="Arial" w:hAnsi="Arial"/>
@@ -19752,7 +19752,7 @@
               <w:spacing w:after="10" w:before="0"/>
               <w:ind w:left="120"/>
             </w:pPr>
-            <w:hyperlink w:history="1" r:id="rIdogldqkwhoaolagnmy7dax">
+            <w:hyperlink w:history="1" r:id="rIdnu5nkc-bxy3qa60dswnyz">
               <w:r>
                 <w:rPr>
                   <w:rFonts w:ascii="Arial" w:cs="Arial" w:eastAsia="Arial" w:hAnsi="Arial"/>
@@ -19947,7 +19947,7 @@
             <w:pPr>
               <w:spacing w:after="20" w:before="0"/>
             </w:pPr>
-            <w:hyperlink w:history="1" r:id="rIdbsljcudr4z8jlubezja52">
+            <w:hyperlink w:history="1" r:id="rIdt1mvp3kal9implxdqqvw0">
               <w:r>
                 <w:rPr>
                   <w:rFonts w:ascii="Arial" w:cs="Arial" w:eastAsia="Arial" w:hAnsi="Arial"/>
@@ -19996,7 +19996,7 @@
               <w:spacing w:after="10" w:before="0"/>
               <w:ind w:left="120"/>
             </w:pPr>
-            <w:hyperlink w:history="1" r:id="rIdiotxbeqy2xvlizeyzjdkh">
+            <w:hyperlink w:history="1" r:id="rId5h0dlh1wcdxyj_me4ozlj">
               <w:r>
                 <w:rPr>
                   <w:rFonts w:ascii="Arial" w:cs="Arial" w:eastAsia="Arial" w:hAnsi="Arial"/>
@@ -20041,7 +20041,7 @@
             <w:pPr>
               <w:spacing w:after="20" w:before="0"/>
             </w:pPr>
-            <w:hyperlink w:history="1" r:id="rId60kgtt563_elig0_hbzip">
+            <w:hyperlink w:history="1" r:id="rIdanqgncwdtl8ya52bflno0">
               <w:r>
                 <w:rPr>
                   <w:rFonts w:ascii="Arial" w:cs="Arial" w:eastAsia="Arial" w:hAnsi="Arial"/>
@@ -20074,7 +20074,7 @@
               <w:spacing w:after="10" w:before="0"/>
               <w:ind w:left="120"/>
             </w:pPr>
-            <w:hyperlink w:history="1" r:id="rId7h9nxsgzrthccrttiug62">
+            <w:hyperlink w:history="1" r:id="rIdapqk3cdxbnppxr5a4qcmx">
               <w:r>
                 <w:rPr>
                   <w:rFonts w:ascii="Arial" w:cs="Arial" w:eastAsia="Arial" w:hAnsi="Arial"/>
@@ -20269,7 +20269,7 @@
             <w:pPr>
               <w:spacing w:after="20" w:before="0"/>
             </w:pPr>
-            <w:hyperlink w:history="1" r:id="rId_fc3tky55vofowcf8wm5f">
+            <w:hyperlink w:history="1" r:id="rId464wtw5qk_wewtr7pglak">
               <w:r>
                 <w:rPr>
                   <w:rFonts w:ascii="Arial" w:cs="Arial" w:eastAsia="Arial" w:hAnsi="Arial"/>
@@ -20318,7 +20318,7 @@
               <w:spacing w:after="10" w:before="0"/>
               <w:ind w:left="120"/>
             </w:pPr>
-            <w:hyperlink w:history="1" r:id="rIdi_0kcq2induy1sp5-8l-l">
+            <w:hyperlink w:history="1" r:id="rIdq9otfs4tn5dl7g2vugtej">
               <w:r>
                 <w:rPr>
                   <w:rFonts w:ascii="Arial" w:cs="Arial" w:eastAsia="Arial" w:hAnsi="Arial"/>
@@ -20363,7 +20363,7 @@
             <w:pPr>
               <w:spacing w:after="20" w:before="0"/>
             </w:pPr>
-            <w:hyperlink w:history="1" r:id="rIdnlg4wzqqihhmuipg4nf1f">
+            <w:hyperlink w:history="1" r:id="rIddsmda0dj6iyojorxkurvn">
               <w:r>
                 <w:rPr>
                   <w:rFonts w:ascii="Arial" w:cs="Arial" w:eastAsia="Arial" w:hAnsi="Arial"/>
@@ -20412,7 +20412,7 @@
               <w:spacing w:after="10" w:before="0"/>
               <w:ind w:left="120"/>
             </w:pPr>
-            <w:hyperlink w:history="1" r:id="rIdbju4_hg0t5rilrnu_utbd">
+            <w:hyperlink w:history="1" r:id="rIdrazp9x3m9dz44tlmtkdke">
               <w:r>
                 <w:rPr>
                   <w:rFonts w:ascii="Arial" w:cs="Arial" w:eastAsia="Arial" w:hAnsi="Arial"/>
@@ -20924,7 +20924,7 @@
         </w:rPr>
         <w:t xml:space="preserve">© 2026 SeaVuria and ARES. Aligned with KICD objectives. Developed by SeaVuria; technical implementation by ARES (with AI assistance from Claude). Licensed under </w:t>
       </w:r>
-      <w:hyperlink w:history="1" r:id="rIdtmzmymlumh7qx-v4g-txb">
+      <w:hyperlink w:history="1" r:id="rIdwapwklg-efluv9spzumn1">
         <w:r>
           <w:rPr>
             <w:rFonts w:ascii="Arial" w:cs="Arial" w:eastAsia="Arial" w:hAnsi="Arial"/>
@@ -20945,7 +20945,7 @@
         </w:rPr>
         <w:t xml:space="preserve"> (</w:t>
       </w:r>
-      <w:hyperlink w:history="1" r:id="rIdxhevmosvubxg5fx_gnghv">
+      <w:hyperlink w:history="1" r:id="rIdmgk8hfqrg4zlskdqn3mam">
         <w:r>
           <w:rPr>
             <w:rFonts w:ascii="Arial" w:cs="Arial" w:eastAsia="Arial" w:hAnsi="Arial"/>
@@ -21958,7 +21958,7 @@
             <w:pPr>
               <w:spacing w:after="20" w:before="0"/>
             </w:pPr>
-            <w:hyperlink w:history="1" r:id="rIdmznuc3c8avv2sonxdnut1">
+            <w:hyperlink w:history="1" r:id="rId8uszdmiwuypytnzue-fub">
               <w:r>
                 <w:rPr>
                   <w:rFonts w:ascii="Arial" w:cs="Arial" w:eastAsia="Arial" w:hAnsi="Arial"/>
@@ -22007,7 +22007,7 @@
               <w:spacing w:after="10" w:before="0"/>
               <w:ind w:left="120"/>
             </w:pPr>
-            <w:hyperlink w:history="1" r:id="rIdbrfx3stzoveeo2pyptjgk">
+            <w:hyperlink w:history="1" r:id="rIdpo9cfrb3cop6v8aab9tzc">
               <w:r>
                 <w:rPr>
                   <w:rFonts w:ascii="Arial" w:cs="Arial" w:eastAsia="Arial" w:hAnsi="Arial"/>
@@ -22052,7 +22052,7 @@
             <w:pPr>
               <w:spacing w:after="20" w:before="0"/>
             </w:pPr>
-            <w:hyperlink w:history="1" r:id="rIdxqrqzbrzzmpvrxkwyycag">
+            <w:hyperlink w:history="1" r:id="rIdc9gl6qmquy6-h7798nkgg">
               <w:r>
                 <w:rPr>
                   <w:rFonts w:ascii="Arial" w:cs="Arial" w:eastAsia="Arial" w:hAnsi="Arial"/>
@@ -22101,7 +22101,7 @@
               <w:spacing w:after="10" w:before="0"/>
               <w:ind w:left="120"/>
             </w:pPr>
-            <w:hyperlink w:history="1" r:id="rIdtfmms5rwn0jjklillsdfe">
+            <w:hyperlink w:history="1" r:id="rIdkwhj4z3bovv5txjmsyfat">
               <w:r>
                 <w:rPr>
                   <w:rFonts w:ascii="Arial" w:cs="Arial" w:eastAsia="Arial" w:hAnsi="Arial"/>
@@ -22296,7 +22296,7 @@
             <w:pPr>
               <w:spacing w:after="20" w:before="0"/>
             </w:pPr>
-            <w:hyperlink w:history="1" r:id="rIdpdtffeec0gr2ppzteeyca">
+            <w:hyperlink w:history="1" r:id="rIdrtjipmm2jpyx3bnjlu65m">
               <w:r>
                 <w:rPr>
                   <w:rFonts w:ascii="Arial" w:cs="Arial" w:eastAsia="Arial" w:hAnsi="Arial"/>
@@ -22345,7 +22345,7 @@
               <w:spacing w:after="10" w:before="0"/>
               <w:ind w:left="120"/>
             </w:pPr>
-            <w:hyperlink w:history="1" r:id="rIdr5zfxbovp0wcep8ikhyta">
+            <w:hyperlink w:history="1" r:id="rIddulkmrc7rc8bqc19ksnbi">
               <w:r>
                 <w:rPr>
                   <w:rFonts w:ascii="Arial" w:cs="Arial" w:eastAsia="Arial" w:hAnsi="Arial"/>
@@ -22390,7 +22390,7 @@
             <w:pPr>
               <w:spacing w:after="20" w:before="0"/>
             </w:pPr>
-            <w:hyperlink w:history="1" r:id="rIdiaain3xnpul6trn41uedp">
+            <w:hyperlink w:history="1" r:id="rIdrge5hhldq4zztt0i_hnuq">
               <w:r>
                 <w:rPr>
                   <w:rFonts w:ascii="Arial" w:cs="Arial" w:eastAsia="Arial" w:hAnsi="Arial"/>
@@ -22439,7 +22439,7 @@
               <w:spacing w:after="10" w:before="0"/>
               <w:ind w:left="120"/>
             </w:pPr>
-            <w:hyperlink w:history="1" r:id="rIdqrue-o2nbtgirkl500xm3">
+            <w:hyperlink w:history="1" r:id="rIda6uiyx4wkkqzfzp6nodu5">
               <w:r>
                 <w:rPr>
                   <w:rFonts w:ascii="Arial" w:cs="Arial" w:eastAsia="Arial" w:hAnsi="Arial"/>
@@ -22634,7 +22634,7 @@
             <w:pPr>
               <w:spacing w:after="20" w:before="0"/>
             </w:pPr>
-            <w:hyperlink w:history="1" r:id="rIdsee_bighs8cmtvhb6wjxa">
+            <w:hyperlink w:history="1" r:id="rIdhswslnf7knwm_yngaw21_">
               <w:r>
                 <w:rPr>
                   <w:rFonts w:ascii="Arial" w:cs="Arial" w:eastAsia="Arial" w:hAnsi="Arial"/>
@@ -22683,7 +22683,7 @@
               <w:spacing w:after="10" w:before="0"/>
               <w:ind w:left="120"/>
             </w:pPr>
-            <w:hyperlink w:history="1" r:id="rIdoyiiwrwz9cbm2hhmsfrfn">
+            <w:hyperlink w:history="1" r:id="rIdgs1fgmh2gehlpshsnteey">
               <w:r>
                 <w:rPr>
                   <w:rFonts w:ascii="Arial" w:cs="Arial" w:eastAsia="Arial" w:hAnsi="Arial"/>
@@ -22728,7 +22728,7 @@
             <w:pPr>
               <w:spacing w:after="20" w:before="0"/>
             </w:pPr>
-            <w:hyperlink w:history="1" r:id="rIdd8ma1q6sub_wda71j7vxc">
+            <w:hyperlink w:history="1" r:id="rId6qzggn1ysgb0hsudtv1ia">
               <w:r>
                 <w:rPr>
                   <w:rFonts w:ascii="Arial" w:cs="Arial" w:eastAsia="Arial" w:hAnsi="Arial"/>
@@ -22777,7 +22777,7 @@
               <w:spacing w:after="10" w:before="0"/>
               <w:ind w:left="120"/>
             </w:pPr>
-            <w:hyperlink w:history="1" r:id="rIdu1b0kc4vuwbkfbulrdwda">
+            <w:hyperlink w:history="1" r:id="rIdcwaodtwnnb4rccnvgyz_t">
               <w:r>
                 <w:rPr>
                   <w:rFonts w:ascii="Arial" w:cs="Arial" w:eastAsia="Arial" w:hAnsi="Arial"/>
@@ -22972,7 +22972,7 @@
             <w:pPr>
               <w:spacing w:after="20" w:before="0"/>
             </w:pPr>
-            <w:hyperlink w:history="1" r:id="rIdsdoamgxy_4ofcauh2qgbo">
+            <w:hyperlink w:history="1" r:id="rIdclu_rihs6oyjq-epjnptp">
               <w:r>
                 <w:rPr>
                   <w:rFonts w:ascii="Arial" w:cs="Arial" w:eastAsia="Arial" w:hAnsi="Arial"/>
@@ -23021,7 +23021,7 @@
               <w:spacing w:after="10" w:before="0"/>
               <w:ind w:left="120"/>
             </w:pPr>
-            <w:hyperlink w:history="1" r:id="rIdj24r-irppeph7arwjsmcp">
+            <w:hyperlink w:history="1" r:id="rIda01-efywu9fw1kqijx2u3">
               <w:r>
                 <w:rPr>
                   <w:rFonts w:ascii="Arial" w:cs="Arial" w:eastAsia="Arial" w:hAnsi="Arial"/>
@@ -23066,7 +23066,7 @@
             <w:pPr>
               <w:spacing w:after="20" w:before="0"/>
             </w:pPr>
-            <w:hyperlink w:history="1" r:id="rIdfknzlopic4hyslmztock1">
+            <w:hyperlink w:history="1" r:id="rId-1jigzndtbpw8tvv20kee">
               <w:r>
                 <w:rPr>
                   <w:rFonts w:ascii="Arial" w:cs="Arial" w:eastAsia="Arial" w:hAnsi="Arial"/>
@@ -23115,7 +23115,7 @@
               <w:spacing w:after="10" w:before="0"/>
               <w:ind w:left="120"/>
             </w:pPr>
-            <w:hyperlink w:history="1" r:id="rIdwswhc6xtjciuremzn3rcp">
+            <w:hyperlink w:history="1" r:id="rIdof0apv_m8xqe1ov2psnu6">
               <w:r>
                 <w:rPr>
                   <w:rFonts w:ascii="Arial" w:cs="Arial" w:eastAsia="Arial" w:hAnsi="Arial"/>
@@ -23310,7 +23310,7 @@
             <w:pPr>
               <w:spacing w:after="20" w:before="0"/>
             </w:pPr>
-            <w:hyperlink w:history="1" r:id="rIdigy43l0am5z7d_j5bsfhq">
+            <w:hyperlink w:history="1" r:id="rIdnk1pn91uwtfhftkw9sqvh">
               <w:r>
                 <w:rPr>
                   <w:rFonts w:ascii="Arial" w:cs="Arial" w:eastAsia="Arial" w:hAnsi="Arial"/>
@@ -23359,7 +23359,7 @@
               <w:spacing w:after="10" w:before="0"/>
               <w:ind w:left="120"/>
             </w:pPr>
-            <w:hyperlink w:history="1" r:id="rIdj_x0ea0bvd26re4muhozk">
+            <w:hyperlink w:history="1" r:id="rIdgxgr6y3tlzncivwzjx7r5">
               <w:r>
                 <w:rPr>
                   <w:rFonts w:ascii="Arial" w:cs="Arial" w:eastAsia="Arial" w:hAnsi="Arial"/>
@@ -23404,7 +23404,7 @@
             <w:pPr>
               <w:spacing w:after="20" w:before="0"/>
             </w:pPr>
-            <w:hyperlink w:history="1" r:id="rIdabpvwwymrbj4a_kx9hth5">
+            <w:hyperlink w:history="1" r:id="rIdzqnfvx8eepalnzrnznxrv">
               <w:r>
                 <w:rPr>
                   <w:rFonts w:ascii="Arial" w:cs="Arial" w:eastAsia="Arial" w:hAnsi="Arial"/>
@@ -23453,7 +23453,7 @@
               <w:spacing w:after="10" w:before="0"/>
               <w:ind w:left="120"/>
             </w:pPr>
-            <w:hyperlink w:history="1" r:id="rIduvuzalxgtc6ntbh6vgn48">
+            <w:hyperlink w:history="1" r:id="rIdh2tyn8-5qcby6jyoxxuas">
               <w:r>
                 <w:rPr>
                   <w:rFonts w:ascii="Arial" w:cs="Arial" w:eastAsia="Arial" w:hAnsi="Arial"/>
@@ -23965,7 +23965,7 @@
         </w:rPr>
         <w:t xml:space="preserve">© 2026 SeaVuria and ARES. Aligned with KICD objectives. Developed by SeaVuria; technical implementation by ARES (with AI assistance from Claude). Licensed under </w:t>
       </w:r>
-      <w:hyperlink w:history="1" r:id="rIdz7rjhkucyt0atypeqmsxm">
+      <w:hyperlink w:history="1" r:id="rIdzu2p2sefjpiyfmmm0svcs">
         <w:r>
           <w:rPr>
             <w:rFonts w:ascii="Arial" w:cs="Arial" w:eastAsia="Arial" w:hAnsi="Arial"/>
@@ -23986,7 +23986,7 @@
         </w:rPr>
         <w:t xml:space="preserve"> (</w:t>
       </w:r>
-      <w:hyperlink w:history="1" r:id="rIdegbpzeyfnez3iapkzehzg">
+      <w:hyperlink w:history="1" r:id="rIdmr4jo5xk_fz9dgv5a3fcr">
         <w:r>
           <w:rPr>
             <w:rFonts w:ascii="Arial" w:cs="Arial" w:eastAsia="Arial" w:hAnsi="Arial"/>

--- a/data/outputs/v2/Physics/SS4.1_Greenhouse_Effect_and_Climate_Change/Physics_Greenhouse_Effect_and_Climate_Change_CBE_LessonSequence.docx
+++ b/data/outputs/v2/Physics/SS4.1_Greenhouse_Effect_and_Climate_Change/Physics_Greenhouse_Effect_and_Climate_Change_CBE_LessonSequence.docx
@@ -2537,7 +2537,7 @@
         </w:rPr>
         <w:t xml:space="preserve">© 2026 SeaVuria and ARES. This work is licensed under a </w:t>
       </w:r>
-      <w:hyperlink w:history="1" r:id="rIddhx3hlwvc8eftbumqghfn">
+      <w:hyperlink w:history="1" r:id="rIdimb9ougiqum09weq1zokr">
         <w:r>
           <w:rPr>
             <w:rFonts w:ascii="Arial" w:cs="Arial" w:eastAsia="Arial" w:hAnsi="Arial"/>
@@ -2557,7 +2557,7 @@
         </w:rPr>
         <w:t xml:space="preserve"> (</w:t>
       </w:r>
-      <w:hyperlink w:history="1" r:id="rIdxvyk0xtm2kmlrc-xxbijj">
+      <w:hyperlink w:history="1" r:id="rIdo6_mdt5mssr8tzzulaxiz">
         <w:r>
           <w:rPr>
             <w:rFonts w:ascii="Arial" w:cs="Arial" w:eastAsia="Arial" w:hAnsi="Arial"/>
@@ -2577,7 +2577,7 @@
         </w:rPr>
         <w:t xml:space="preserve">). To view a copy of this license, visit </w:t>
       </w:r>
-      <w:hyperlink w:history="1" r:id="rIdfqxtecqhjvnsajgmla4je">
+      <w:hyperlink w:history="1" r:id="rIdtsjr-a2cfmx3wivvd67mv">
         <w:r>
           <w:rPr>
             <w:rFonts w:ascii="Arial" w:cs="Arial" w:eastAsia="Arial" w:hAnsi="Arial"/>
@@ -3589,7 +3589,7 @@
             <w:pPr>
               <w:spacing w:after="20" w:before="0"/>
             </w:pPr>
-            <w:hyperlink w:history="1" r:id="rIdfdeferfedx_a16tnas62p">
+            <w:hyperlink w:history="1" r:id="rId2jdknis7h2u7dqct8o1ch">
               <w:r>
                 <w:rPr>
                   <w:rFonts w:ascii="Arial" w:cs="Arial" w:eastAsia="Arial" w:hAnsi="Arial"/>
@@ -3638,7 +3638,7 @@
               <w:spacing w:after="10" w:before="0"/>
               <w:ind w:left="120"/>
             </w:pPr>
-            <w:hyperlink w:history="1" r:id="rIdzh6cycxt0keafgf8djllc">
+            <w:hyperlink w:history="1" r:id="rIdhrfttyidt5okueeqytcey">
               <w:r>
                 <w:rPr>
                   <w:rFonts w:ascii="Arial" w:cs="Arial" w:eastAsia="Arial" w:hAnsi="Arial"/>
@@ -3700,7 +3700,7 @@
               <w:spacing w:after="10" w:before="0"/>
               <w:ind w:left="120"/>
             </w:pPr>
-            <w:hyperlink w:history="1" r:id="rId4_pcn3uvjo94qpqasdqlx">
+            <w:hyperlink w:history="1" r:id="rIdiek_ryqyuhow3tkddfjvg">
               <w:r>
                 <w:rPr>
                   <w:rFonts w:ascii="Arial" w:cs="Arial" w:eastAsia="Arial" w:hAnsi="Arial"/>
@@ -3986,7 +3986,7 @@
             <w:pPr>
               <w:spacing w:after="20" w:before="0"/>
             </w:pPr>
-            <w:hyperlink w:history="1" r:id="rIdnquhqg58tispysa_i61zb">
+            <w:hyperlink w:history="1" r:id="rIdcpbmoexe28dchmex7afww">
               <w:r>
                 <w:rPr>
                   <w:rFonts w:ascii="Arial" w:cs="Arial" w:eastAsia="Arial" w:hAnsi="Arial"/>
@@ -4035,7 +4035,7 @@
               <w:spacing w:after="10" w:before="0"/>
               <w:ind w:left="120"/>
             </w:pPr>
-            <w:hyperlink w:history="1" r:id="rIdspxoqyd32pagkf9idxgn_">
+            <w:hyperlink w:history="1" r:id="rIdf4ttiaucujlt1mtbmrsef">
               <w:r>
                 <w:rPr>
                   <w:rFonts w:ascii="Arial" w:cs="Arial" w:eastAsia="Arial" w:hAnsi="Arial"/>
@@ -4097,7 +4097,7 @@
               <w:spacing w:after="10" w:before="0"/>
               <w:ind w:left="120"/>
             </w:pPr>
-            <w:hyperlink w:history="1" r:id="rIdlozaqn0jgzcplzy_r6rzz">
+            <w:hyperlink w:history="1" r:id="rIdbxvpekxkl6fvzpwa_ac0j">
               <w:r>
                 <w:rPr>
                   <w:rFonts w:ascii="Arial" w:cs="Arial" w:eastAsia="Arial" w:hAnsi="Arial"/>
@@ -4402,7 +4402,7 @@
             <w:pPr>
               <w:spacing w:after="20" w:before="0"/>
             </w:pPr>
-            <w:hyperlink w:history="1" r:id="rIdqifw3bxeicedg8i9gco9h">
+            <w:hyperlink w:history="1" r:id="rIdulzksm3khqtjsklytj4t1">
               <w:r>
                 <w:rPr>
                   <w:rFonts w:ascii="Arial" w:cs="Arial" w:eastAsia="Arial" w:hAnsi="Arial"/>
@@ -4451,7 +4451,7 @@
               <w:spacing w:after="10" w:before="0"/>
               <w:ind w:left="120"/>
             </w:pPr>
-            <w:hyperlink w:history="1" r:id="rIdksltpv5rziv-shzo_blc-">
+            <w:hyperlink w:history="1" r:id="rIdu7yrixzghayuk3nnlchge">
               <w:r>
                 <w:rPr>
                   <w:rFonts w:ascii="Arial" w:cs="Arial" w:eastAsia="Arial" w:hAnsi="Arial"/>
@@ -4513,7 +4513,7 @@
               <w:spacing w:after="10" w:before="0"/>
               <w:ind w:left="120"/>
             </w:pPr>
-            <w:hyperlink w:history="1" r:id="rId4rasohet5mayuo1kwavba">
+            <w:hyperlink w:history="1" r:id="rIdhkwcc6efc7opcovx3cbtx">
               <w:r>
                 <w:rPr>
                   <w:rFonts w:ascii="Arial" w:cs="Arial" w:eastAsia="Arial" w:hAnsi="Arial"/>
@@ -4818,7 +4818,7 @@
             <w:pPr>
               <w:spacing w:after="20" w:before="0"/>
             </w:pPr>
-            <w:hyperlink w:history="1" r:id="rIdoo5sgtkvrqpmmijb2iefh">
+            <w:hyperlink w:history="1" r:id="rIdlaziamxrg0bnhqsb2bwk5">
               <w:r>
                 <w:rPr>
                   <w:rFonts w:ascii="Arial" w:cs="Arial" w:eastAsia="Arial" w:hAnsi="Arial"/>
@@ -4867,7 +4867,7 @@
               <w:spacing w:after="10" w:before="0"/>
               <w:ind w:left="120"/>
             </w:pPr>
-            <w:hyperlink w:history="1" r:id="rIdidvlrmeo-mqy9djo6lk_t">
+            <w:hyperlink w:history="1" r:id="rIdwtss2umi1mxywddobhg6s">
               <w:r>
                 <w:rPr>
                   <w:rFonts w:ascii="Arial" w:cs="Arial" w:eastAsia="Arial" w:hAnsi="Arial"/>
@@ -4929,7 +4929,7 @@
               <w:spacing w:after="10" w:before="0"/>
               <w:ind w:left="120"/>
             </w:pPr>
-            <w:hyperlink w:history="1" r:id="rIdkll7dvwo7xgxhihxqady1">
+            <w:hyperlink w:history="1" r:id="rIdals9h-oq33mr6b6hlkmb4">
               <w:r>
                 <w:rPr>
                   <w:rFonts w:ascii="Arial" w:cs="Arial" w:eastAsia="Arial" w:hAnsi="Arial"/>
@@ -5234,7 +5234,7 @@
             <w:pPr>
               <w:spacing w:after="20" w:before="0"/>
             </w:pPr>
-            <w:hyperlink w:history="1" r:id="rIdptzvd3xux75grdfnyu68m">
+            <w:hyperlink w:history="1" r:id="rId23fsimfd6ac7injdccknv">
               <w:r>
                 <w:rPr>
                   <w:rFonts w:ascii="Arial" w:cs="Arial" w:eastAsia="Arial" w:hAnsi="Arial"/>
@@ -5283,7 +5283,7 @@
               <w:spacing w:after="10" w:before="0"/>
               <w:ind w:left="120"/>
             </w:pPr>
-            <w:hyperlink w:history="1" r:id="rIdrt9raen8amejgi7ztzymd">
+            <w:hyperlink w:history="1" r:id="rIdtawz5w-b_cpouyss9qazn">
               <w:r>
                 <w:rPr>
                   <w:rFonts w:ascii="Arial" w:cs="Arial" w:eastAsia="Arial" w:hAnsi="Arial"/>
@@ -5345,7 +5345,7 @@
               <w:spacing w:after="10" w:before="0"/>
               <w:ind w:left="120"/>
             </w:pPr>
-            <w:hyperlink w:history="1" r:id="rIdof-tqjq4urhikbf2hygfk">
+            <w:hyperlink w:history="1" r:id="rIdcoji8rxpyurc04q3dfvlp">
               <w:r>
                 <w:rPr>
                   <w:rFonts w:ascii="Arial" w:cs="Arial" w:eastAsia="Arial" w:hAnsi="Arial"/>
@@ -6081,7 +6081,7 @@
         </w:rPr>
         <w:t xml:space="preserve">© 2026 SeaVuria and ARES. Aligned with KICD objectives. Developed by SeaVuria; technical implementation by ARES (with AI assistance from Claude). Licensed under </w:t>
       </w:r>
-      <w:hyperlink w:history="1" r:id="rIdqydlgxdkqmccpwqsqrah7">
+      <w:hyperlink w:history="1" r:id="rIdqpv0zvaueyjoiz0gjaobm">
         <w:r>
           <w:rPr>
             <w:rFonts w:ascii="Arial" w:cs="Arial" w:eastAsia="Arial" w:hAnsi="Arial"/>
@@ -6102,7 +6102,7 @@
         </w:rPr>
         <w:t xml:space="preserve"> (</w:t>
       </w:r>
-      <w:hyperlink w:history="1" r:id="rIdyu07v--9y_iudhys70g1_">
+      <w:hyperlink w:history="1" r:id="rIdnvhllg1lwf-mdti-itqxi">
         <w:r>
           <w:rPr>
             <w:rFonts w:ascii="Arial" w:cs="Arial" w:eastAsia="Arial" w:hAnsi="Arial"/>
@@ -7115,7 +7115,7 @@
             <w:pPr>
               <w:spacing w:after="20" w:before="0"/>
             </w:pPr>
-            <w:hyperlink w:history="1" r:id="rIdjcifpepmr6jeeebevyngj">
+            <w:hyperlink w:history="1" r:id="rId2gnhqbvoh5yx6fsroiscl">
               <w:r>
                 <w:rPr>
                   <w:rFonts w:ascii="Arial" w:cs="Arial" w:eastAsia="Arial" w:hAnsi="Arial"/>
@@ -7164,7 +7164,7 @@
               <w:spacing w:after="10" w:before="0"/>
               <w:ind w:left="120"/>
             </w:pPr>
-            <w:hyperlink w:history="1" r:id="rIdjcr1acnngfxj5jfu9trzz">
+            <w:hyperlink w:history="1" r:id="rIda6mlbfwo0ruwjsrs0sntg">
               <w:r>
                 <w:rPr>
                   <w:rFonts w:ascii="Arial" w:cs="Arial" w:eastAsia="Arial" w:hAnsi="Arial"/>
@@ -7226,7 +7226,7 @@
               <w:spacing w:after="10" w:before="0"/>
               <w:ind w:left="120"/>
             </w:pPr>
-            <w:hyperlink w:history="1" r:id="rIdt6o97ogcfspoyv2bvtbaf">
+            <w:hyperlink w:history="1" r:id="rIdydszbsmngwrpnteg6wttm">
               <w:r>
                 <w:rPr>
                   <w:rFonts w:ascii="Arial" w:cs="Arial" w:eastAsia="Arial" w:hAnsi="Arial"/>
@@ -7436,7 +7436,7 @@
             <w:pPr>
               <w:spacing w:after="20" w:before="0"/>
             </w:pPr>
-            <w:hyperlink w:history="1" r:id="rIdyc0-fj6xy3geuk2nbyd6u">
+            <w:hyperlink w:history="1" r:id="rIdju89j9hp8rxfb7igp86yx">
               <w:r>
                 <w:rPr>
                   <w:rFonts w:ascii="Arial" w:cs="Arial" w:eastAsia="Arial" w:hAnsi="Arial"/>
@@ -7485,7 +7485,7 @@
               <w:spacing w:after="10" w:before="0"/>
               <w:ind w:left="120"/>
             </w:pPr>
-            <w:hyperlink w:history="1" r:id="rIdurmckyarqbbxdn9qdpvla">
+            <w:hyperlink w:history="1" r:id="rIdijoveaxkfvx2wsmaytugo">
               <w:r>
                 <w:rPr>
                   <w:rFonts w:ascii="Arial" w:cs="Arial" w:eastAsia="Arial" w:hAnsi="Arial"/>
@@ -7547,7 +7547,7 @@
               <w:spacing w:after="10" w:before="0"/>
               <w:ind w:left="120"/>
             </w:pPr>
-            <w:hyperlink w:history="1" r:id="rIdhj4rdejlsnpalgiwqyy-o">
+            <w:hyperlink w:history="1" r:id="rIdtmpgyv_rna4rqyx07bf_x">
               <w:r>
                 <w:rPr>
                   <w:rFonts w:ascii="Arial" w:cs="Arial" w:eastAsia="Arial" w:hAnsi="Arial"/>
@@ -7757,7 +7757,7 @@
             <w:pPr>
               <w:spacing w:after="20" w:before="0"/>
             </w:pPr>
-            <w:hyperlink w:history="1" r:id="rIdyoal0rrsm0lzuqot3broj">
+            <w:hyperlink w:history="1" r:id="rIdv64fdplihfjxyng08cagb">
               <w:r>
                 <w:rPr>
                   <w:rFonts w:ascii="Arial" w:cs="Arial" w:eastAsia="Arial" w:hAnsi="Arial"/>
@@ -7806,7 +7806,7 @@
               <w:spacing w:after="10" w:before="0"/>
               <w:ind w:left="120"/>
             </w:pPr>
-            <w:hyperlink w:history="1" r:id="rIdsbhtr3aw3wouwkqtzkfh1">
+            <w:hyperlink w:history="1" r:id="rIdyfcuhzdtox2lf4g5c8uwd">
               <w:r>
                 <w:rPr>
                   <w:rFonts w:ascii="Arial" w:cs="Arial" w:eastAsia="Arial" w:hAnsi="Arial"/>
@@ -7868,7 +7868,7 @@
               <w:spacing w:after="10" w:before="0"/>
               <w:ind w:left="120"/>
             </w:pPr>
-            <w:hyperlink w:history="1" r:id="rIdl8o0lw9iyr5inbdycaepw">
+            <w:hyperlink w:history="1" r:id="rIdfzkjkfc1nrhh5f0a8uwue">
               <w:r>
                 <w:rPr>
                   <w:rFonts w:ascii="Arial" w:cs="Arial" w:eastAsia="Arial" w:hAnsi="Arial"/>
@@ -8078,7 +8078,7 @@
             <w:pPr>
               <w:spacing w:after="20" w:before="0"/>
             </w:pPr>
-            <w:hyperlink w:history="1" r:id="rIdahynpkeaqxnhudyevu9vi">
+            <w:hyperlink w:history="1" r:id="rIdr8difsegv4w5p2mmv5cfg">
               <w:r>
                 <w:rPr>
                   <w:rFonts w:ascii="Arial" w:cs="Arial" w:eastAsia="Arial" w:hAnsi="Arial"/>
@@ -8127,7 +8127,7 @@
               <w:spacing w:after="10" w:before="0"/>
               <w:ind w:left="120"/>
             </w:pPr>
-            <w:hyperlink w:history="1" r:id="rId5hkyixk6vlchixjwmaj-e">
+            <w:hyperlink w:history="1" r:id="rIdkhamqkrva_6jwrwn2x5nb">
               <w:r>
                 <w:rPr>
                   <w:rFonts w:ascii="Arial" w:cs="Arial" w:eastAsia="Arial" w:hAnsi="Arial"/>
@@ -8189,7 +8189,7 @@
               <w:spacing w:after="10" w:before="0"/>
               <w:ind w:left="120"/>
             </w:pPr>
-            <w:hyperlink w:history="1" r:id="rIdj-a9kluhqnjwbt9fnpfcc">
+            <w:hyperlink w:history="1" r:id="rIdeobzo0rsomrw_wwoerdqj">
               <w:r>
                 <w:rPr>
                   <w:rFonts w:ascii="Arial" w:cs="Arial" w:eastAsia="Arial" w:hAnsi="Arial"/>
@@ -8399,7 +8399,7 @@
             <w:pPr>
               <w:spacing w:after="20" w:before="0"/>
             </w:pPr>
-            <w:hyperlink w:history="1" r:id="rIddhonhe9yutqqjkbr8ztxn">
+            <w:hyperlink w:history="1" r:id="rIdaggy2nbmeeanwrt7swxvu">
               <w:r>
                 <w:rPr>
                   <w:rFonts w:ascii="Arial" w:cs="Arial" w:eastAsia="Arial" w:hAnsi="Arial"/>
@@ -8448,7 +8448,7 @@
               <w:spacing w:after="10" w:before="0"/>
               <w:ind w:left="120"/>
             </w:pPr>
-            <w:hyperlink w:history="1" r:id="rIdwuuirkci_lh0fuhz0yctw">
+            <w:hyperlink w:history="1" r:id="rIdd2l5spjemkey2usd4abdf">
               <w:r>
                 <w:rPr>
                   <w:rFonts w:ascii="Arial" w:cs="Arial" w:eastAsia="Arial" w:hAnsi="Arial"/>
@@ -8510,7 +8510,7 @@
               <w:spacing w:after="10" w:before="0"/>
               <w:ind w:left="120"/>
             </w:pPr>
-            <w:hyperlink w:history="1" r:id="rIdiwdluglrdsuvefuxmqvzf">
+            <w:hyperlink w:history="1" r:id="rIdd1gkrjr9sls7h8ljpk5_h">
               <w:r>
                 <w:rPr>
                   <w:rFonts w:ascii="Arial" w:cs="Arial" w:eastAsia="Arial" w:hAnsi="Arial"/>
@@ -9037,7 +9037,7 @@
         </w:rPr>
         <w:t xml:space="preserve">© 2026 SeaVuria and ARES. Aligned with KICD objectives. Developed by SeaVuria; technical implementation by ARES (with AI assistance from Claude). Licensed under </w:t>
       </w:r>
-      <w:hyperlink w:history="1" r:id="rIdpgng0dl1z1quokgmdu4se">
+      <w:hyperlink w:history="1" r:id="rIdhojrmiiu93ylojxj1sumu">
         <w:r>
           <w:rPr>
             <w:rFonts w:ascii="Arial" w:cs="Arial" w:eastAsia="Arial" w:hAnsi="Arial"/>
@@ -9058,7 +9058,7 @@
         </w:rPr>
         <w:t xml:space="preserve"> (</w:t>
       </w:r>
-      <w:hyperlink w:history="1" r:id="rIdgku58e4o27jobzcwv_4dy">
+      <w:hyperlink w:history="1" r:id="rIdo8ealaidk0iojh8h6w1gb">
         <w:r>
           <w:rPr>
             <w:rFonts w:ascii="Arial" w:cs="Arial" w:eastAsia="Arial" w:hAnsi="Arial"/>
@@ -10071,7 +10071,7 @@
             <w:pPr>
               <w:spacing w:after="20" w:before="0"/>
             </w:pPr>
-            <w:hyperlink w:history="1" r:id="rIdqtmjcriwelumaihwvm2y8">
+            <w:hyperlink w:history="1" r:id="rId5dsgokfjv2fbwt_bop6zs">
               <w:r>
                 <w:rPr>
                   <w:rFonts w:ascii="Arial" w:cs="Arial" w:eastAsia="Arial" w:hAnsi="Arial"/>
@@ -10120,7 +10120,7 @@
               <w:spacing w:after="10" w:before="0"/>
               <w:ind w:left="120"/>
             </w:pPr>
-            <w:hyperlink w:history="1" r:id="rIdgqqmeknaspuleunvpghfl">
+            <w:hyperlink w:history="1" r:id="rIdgs730utro5fq9sji88haj">
               <w:r>
                 <w:rPr>
                   <w:rFonts w:ascii="Arial" w:cs="Arial" w:eastAsia="Arial" w:hAnsi="Arial"/>
@@ -10165,7 +10165,7 @@
             <w:pPr>
               <w:spacing w:after="20" w:before="0"/>
             </w:pPr>
-            <w:hyperlink w:history="1" r:id="rIdu4_i8xltik_elnjiaunjg">
+            <w:hyperlink w:history="1" r:id="rIddmp-ga-mrb8aplxv0rlkf">
               <w:r>
                 <w:rPr>
                   <w:rFonts w:ascii="Arial" w:cs="Arial" w:eastAsia="Arial" w:hAnsi="Arial"/>
@@ -10214,7 +10214,7 @@
               <w:spacing w:after="10" w:before="0"/>
               <w:ind w:left="120"/>
             </w:pPr>
-            <w:hyperlink w:history="1" r:id="rId5cbcrik9nuqoctkmdyn0l">
+            <w:hyperlink w:history="1" r:id="rId493lmfik612fc0ybadib-">
               <w:r>
                 <w:rPr>
                   <w:rFonts w:ascii="Arial" w:cs="Arial" w:eastAsia="Arial" w:hAnsi="Arial"/>
@@ -10409,7 +10409,7 @@
             <w:pPr>
               <w:spacing w:after="20" w:before="0"/>
             </w:pPr>
-            <w:hyperlink w:history="1" r:id="rIdp2sppw2elau6wzu3cjxqz">
+            <w:hyperlink w:history="1" r:id="rId8zxggbumngddhfg_zjqo3">
               <w:r>
                 <w:rPr>
                   <w:rFonts w:ascii="Arial" w:cs="Arial" w:eastAsia="Arial" w:hAnsi="Arial"/>
@@ -10458,7 +10458,7 @@
               <w:spacing w:after="10" w:before="0"/>
               <w:ind w:left="120"/>
             </w:pPr>
-            <w:hyperlink w:history="1" r:id="rIdxbwthxl7havmxqdk-326i">
+            <w:hyperlink w:history="1" r:id="rIdukbh86tjbqctyavg2pmnq">
               <w:r>
                 <w:rPr>
                   <w:rFonts w:ascii="Arial" w:cs="Arial" w:eastAsia="Arial" w:hAnsi="Arial"/>
@@ -10503,7 +10503,7 @@
             <w:pPr>
               <w:spacing w:after="20" w:before="0"/>
             </w:pPr>
-            <w:hyperlink w:history="1" r:id="rIduhc3ys6eigpr0uoutseld">
+            <w:hyperlink w:history="1" r:id="rIddqbm027hvus15vhmj2_ph">
               <w:r>
                 <w:rPr>
                   <w:rFonts w:ascii="Arial" w:cs="Arial" w:eastAsia="Arial" w:hAnsi="Arial"/>
@@ -10552,7 +10552,7 @@
               <w:spacing w:after="10" w:before="0"/>
               <w:ind w:left="120"/>
             </w:pPr>
-            <w:hyperlink w:history="1" r:id="rIdcqzuegqheigdb6bpb7hq-">
+            <w:hyperlink w:history="1" r:id="rId6epc3ri9mmti991vek0mp">
               <w:r>
                 <w:rPr>
                   <w:rFonts w:ascii="Arial" w:cs="Arial" w:eastAsia="Arial" w:hAnsi="Arial"/>
@@ -10747,7 +10747,7 @@
             <w:pPr>
               <w:spacing w:after="20" w:before="0"/>
             </w:pPr>
-            <w:hyperlink w:history="1" r:id="rIdhydgbswp9w4tg3a0lhqbk">
+            <w:hyperlink w:history="1" r:id="rIdx6xoo2nywvn-5xfvhvpqw">
               <w:r>
                 <w:rPr>
                   <w:rFonts w:ascii="Arial" w:cs="Arial" w:eastAsia="Arial" w:hAnsi="Arial"/>
@@ -10796,7 +10796,7 @@
               <w:spacing w:after="10" w:before="0"/>
               <w:ind w:left="120"/>
             </w:pPr>
-            <w:hyperlink w:history="1" r:id="rIdascvfmcopnfxhrmeevdl4">
+            <w:hyperlink w:history="1" r:id="rIdxhrqqtwqs0orjtc6shzpm">
               <w:r>
                 <w:rPr>
                   <w:rFonts w:ascii="Arial" w:cs="Arial" w:eastAsia="Arial" w:hAnsi="Arial"/>
@@ -10841,7 +10841,7 @@
             <w:pPr>
               <w:spacing w:after="20" w:before="0"/>
             </w:pPr>
-            <w:hyperlink w:history="1" r:id="rIdvxclzvczp64k9vou1wu0f">
+            <w:hyperlink w:history="1" r:id="rIdd1hln8db_mm1yutvp839u">
               <w:r>
                 <w:rPr>
                   <w:rFonts w:ascii="Arial" w:cs="Arial" w:eastAsia="Arial" w:hAnsi="Arial"/>
@@ -10890,7 +10890,7 @@
               <w:spacing w:after="10" w:before="0"/>
               <w:ind w:left="120"/>
             </w:pPr>
-            <w:hyperlink w:history="1" r:id="rIdhs2qs3zekx1ccci8w8zwt">
+            <w:hyperlink w:history="1" r:id="rId0rbadpgk77rktugufwaw-">
               <w:r>
                 <w:rPr>
                   <w:rFonts w:ascii="Arial" w:cs="Arial" w:eastAsia="Arial" w:hAnsi="Arial"/>
@@ -11085,7 +11085,7 @@
             <w:pPr>
               <w:spacing w:after="20" w:before="0"/>
             </w:pPr>
-            <w:hyperlink w:history="1" r:id="rIdqrdadq2nr6iptoz3jvu8s">
+            <w:hyperlink w:history="1" r:id="rIdmfsa3i-mbz3ifwakbe9xt">
               <w:r>
                 <w:rPr>
                   <w:rFonts w:ascii="Arial" w:cs="Arial" w:eastAsia="Arial" w:hAnsi="Arial"/>
@@ -11134,7 +11134,7 @@
               <w:spacing w:after="10" w:before="0"/>
               <w:ind w:left="120"/>
             </w:pPr>
-            <w:hyperlink w:history="1" r:id="rIdqnppg-uxuuj6oc4sgbci2">
+            <w:hyperlink w:history="1" r:id="rIdsh2pxyqtyavf7qp4r7uum">
               <w:r>
                 <w:rPr>
                   <w:rFonts w:ascii="Arial" w:cs="Arial" w:eastAsia="Arial" w:hAnsi="Arial"/>
@@ -11179,7 +11179,7 @@
             <w:pPr>
               <w:spacing w:after="20" w:before="0"/>
             </w:pPr>
-            <w:hyperlink w:history="1" r:id="rIdn_l9q9au1ntui1ut4a9mv">
+            <w:hyperlink w:history="1" r:id="rIdk5ypeqtwf4cda_vv4xbw2">
               <w:r>
                 <w:rPr>
                   <w:rFonts w:ascii="Arial" w:cs="Arial" w:eastAsia="Arial" w:hAnsi="Arial"/>
@@ -11228,7 +11228,7 @@
               <w:spacing w:after="10" w:before="0"/>
               <w:ind w:left="120"/>
             </w:pPr>
-            <w:hyperlink w:history="1" r:id="rIdafjzyq6w2bjj_mypip7pt">
+            <w:hyperlink w:history="1" r:id="rIdrcpriqgd3lk7q5jdd3gwo">
               <w:r>
                 <w:rPr>
                   <w:rFonts w:ascii="Arial" w:cs="Arial" w:eastAsia="Arial" w:hAnsi="Arial"/>
@@ -11423,7 +11423,7 @@
             <w:pPr>
               <w:spacing w:after="20" w:before="0"/>
             </w:pPr>
-            <w:hyperlink w:history="1" r:id="rIdkgiqxf2ql1lihlhl00_ba">
+            <w:hyperlink w:history="1" r:id="rId5tba1aet-aoqzmdduaxgv">
               <w:r>
                 <w:rPr>
                   <w:rFonts w:ascii="Arial" w:cs="Arial" w:eastAsia="Arial" w:hAnsi="Arial"/>
@@ -11472,7 +11472,7 @@
               <w:spacing w:after="10" w:before="0"/>
               <w:ind w:left="120"/>
             </w:pPr>
-            <w:hyperlink w:history="1" r:id="rIdgwtdd-dly2lelyyzotweb">
+            <w:hyperlink w:history="1" r:id="rIdsjvor0wu2lf90al8q99nz">
               <w:r>
                 <w:rPr>
                   <w:rFonts w:ascii="Arial" w:cs="Arial" w:eastAsia="Arial" w:hAnsi="Arial"/>
@@ -11517,7 +11517,7 @@
             <w:pPr>
               <w:spacing w:after="20" w:before="0"/>
             </w:pPr>
-            <w:hyperlink w:history="1" r:id="rIdorthbloog0skdbojxzmwd">
+            <w:hyperlink w:history="1" r:id="rIdv5q-cay6hxfevcdl_4zo4">
               <w:r>
                 <w:rPr>
                   <w:rFonts w:ascii="Arial" w:cs="Arial" w:eastAsia="Arial" w:hAnsi="Arial"/>
@@ -11566,7 +11566,7 @@
               <w:spacing w:after="10" w:before="0"/>
               <w:ind w:left="120"/>
             </w:pPr>
-            <w:hyperlink w:history="1" r:id="rIdoi3hct1ajimi37qivdcmb">
+            <w:hyperlink w:history="1" r:id="rId1iicvwhn9fqrq5tbaxp8j">
               <w:r>
                 <w:rPr>
                   <w:rFonts w:ascii="Arial" w:cs="Arial" w:eastAsia="Arial" w:hAnsi="Arial"/>
@@ -12078,7 +12078,7 @@
         </w:rPr>
         <w:t xml:space="preserve">© 2026 SeaVuria and ARES. Aligned with KICD objectives. Developed by SeaVuria; technical implementation by ARES (with AI assistance from Claude). Licensed under </w:t>
       </w:r>
-      <w:hyperlink w:history="1" r:id="rIdidqbf8-flpahxzsbjbesq">
+      <w:hyperlink w:history="1" r:id="rIdja9ynkvv4ajxauwlezb8h">
         <w:r>
           <w:rPr>
             <w:rFonts w:ascii="Arial" w:cs="Arial" w:eastAsia="Arial" w:hAnsi="Arial"/>
@@ -12099,7 +12099,7 @@
         </w:rPr>
         <w:t xml:space="preserve"> (</w:t>
       </w:r>
-      <w:hyperlink w:history="1" r:id="rIdabcutc6a6v1hzhded0tmy">
+      <w:hyperlink w:history="1" r:id="rIdmrzqyiwhsadqzzxq9qrde">
         <w:r>
           <w:rPr>
             <w:rFonts w:ascii="Arial" w:cs="Arial" w:eastAsia="Arial" w:hAnsi="Arial"/>
@@ -13112,7 +13112,7 @@
             <w:pPr>
               <w:spacing w:after="20" w:before="0"/>
             </w:pPr>
-            <w:hyperlink w:history="1" r:id="rId-vpynxfcjormvnhhb1yhc">
+            <w:hyperlink w:history="1" r:id="rIdzlmrnykhwm4zmud97isia">
               <w:r>
                 <w:rPr>
                   <w:rFonts w:ascii="Arial" w:cs="Arial" w:eastAsia="Arial" w:hAnsi="Arial"/>
@@ -13161,7 +13161,7 @@
               <w:spacing w:after="10" w:before="0"/>
               <w:ind w:left="120"/>
             </w:pPr>
-            <w:hyperlink w:history="1" r:id="rIdgazjogc_feepyljb0opwi">
+            <w:hyperlink w:history="1" r:id="rId27kkm12fgp2f56xdjhign">
               <w:r>
                 <w:rPr>
                   <w:rFonts w:ascii="Arial" w:cs="Arial" w:eastAsia="Arial" w:hAnsi="Arial"/>
@@ -13206,7 +13206,7 @@
             <w:pPr>
               <w:spacing w:after="20" w:before="0"/>
             </w:pPr>
-            <w:hyperlink w:history="1" r:id="rIdhju8r7f7d-gg9rruoo1um">
+            <w:hyperlink w:history="1" r:id="rIdxyzesety6ffdmtstejro9">
               <w:r>
                 <w:rPr>
                   <w:rFonts w:ascii="Arial" w:cs="Arial" w:eastAsia="Arial" w:hAnsi="Arial"/>
@@ -13239,7 +13239,7 @@
               <w:spacing w:after="10" w:before="0"/>
               <w:ind w:left="120"/>
             </w:pPr>
-            <w:hyperlink w:history="1" r:id="rIdz1oe_pef2hzmgrfjojn5b">
+            <w:hyperlink w:history="1" r:id="rIdb-bunbb2jauxwpsacvnqp">
               <w:r>
                 <w:rPr>
                   <w:rFonts w:ascii="Arial" w:cs="Arial" w:eastAsia="Arial" w:hAnsi="Arial"/>
@@ -13434,7 +13434,7 @@
             <w:pPr>
               <w:spacing w:after="20" w:before="0"/>
             </w:pPr>
-            <w:hyperlink w:history="1" r:id="rIdztit55cpjcrdvsxk7rjjw">
+            <w:hyperlink w:history="1" r:id="rIdrcur6ao3fohrps2hzav5i">
               <w:r>
                 <w:rPr>
                   <w:rFonts w:ascii="Arial" w:cs="Arial" w:eastAsia="Arial" w:hAnsi="Arial"/>
@@ -13483,7 +13483,7 @@
               <w:spacing w:after="10" w:before="0"/>
               <w:ind w:left="120"/>
             </w:pPr>
-            <w:hyperlink w:history="1" r:id="rIdxfumguewv5-loz2tuz5he">
+            <w:hyperlink w:history="1" r:id="rId6-hnhw-7m300hg50cmzdj">
               <w:r>
                 <w:rPr>
                   <w:rFonts w:ascii="Arial" w:cs="Arial" w:eastAsia="Arial" w:hAnsi="Arial"/>
@@ -13528,7 +13528,7 @@
             <w:pPr>
               <w:spacing w:after="20" w:before="0"/>
             </w:pPr>
-            <w:hyperlink w:history="1" r:id="rId2edyzbtjj_uhqhkqq_5yv">
+            <w:hyperlink w:history="1" r:id="rIdegtvlfi28sxw2gqzyt7d7">
               <w:r>
                 <w:rPr>
                   <w:rFonts w:ascii="Arial" w:cs="Arial" w:eastAsia="Arial" w:hAnsi="Arial"/>
@@ -13561,7 +13561,7 @@
               <w:spacing w:after="10" w:before="0"/>
               <w:ind w:left="120"/>
             </w:pPr>
-            <w:hyperlink w:history="1" r:id="rIdrx94jws6ucil2ywh8xnpa">
+            <w:hyperlink w:history="1" r:id="rIdjw9eguefuajin64jfmb4o">
               <w:r>
                 <w:rPr>
                   <w:rFonts w:ascii="Arial" w:cs="Arial" w:eastAsia="Arial" w:hAnsi="Arial"/>
@@ -13756,7 +13756,7 @@
             <w:pPr>
               <w:spacing w:after="20" w:before="0"/>
             </w:pPr>
-            <w:hyperlink w:history="1" r:id="rIdsubm5ivxcisvbchjd_oc2">
+            <w:hyperlink w:history="1" r:id="rId0sopf8os5vprsndpkkdcm">
               <w:r>
                 <w:rPr>
                   <w:rFonts w:ascii="Arial" w:cs="Arial" w:eastAsia="Arial" w:hAnsi="Arial"/>
@@ -13805,7 +13805,7 @@
               <w:spacing w:after="10" w:before="0"/>
               <w:ind w:left="120"/>
             </w:pPr>
-            <w:hyperlink w:history="1" r:id="rIdv5wx5w3uwcor6x0klw5el">
+            <w:hyperlink w:history="1" r:id="rIdxt7sarevnmmqhigvru5fe">
               <w:r>
                 <w:rPr>
                   <w:rFonts w:ascii="Arial" w:cs="Arial" w:eastAsia="Arial" w:hAnsi="Arial"/>
@@ -13850,7 +13850,7 @@
             <w:pPr>
               <w:spacing w:after="20" w:before="0"/>
             </w:pPr>
-            <w:hyperlink w:history="1" r:id="rId9nlz2g5rngkcigtchok3t">
+            <w:hyperlink w:history="1" r:id="rIdt200hirunvpajw-0rm-0j">
               <w:r>
                 <w:rPr>
                   <w:rFonts w:ascii="Arial" w:cs="Arial" w:eastAsia="Arial" w:hAnsi="Arial"/>
@@ -13883,7 +13883,7 @@
               <w:spacing w:after="10" w:before="0"/>
               <w:ind w:left="120"/>
             </w:pPr>
-            <w:hyperlink w:history="1" r:id="rIdmigfath4euierza5y-hts">
+            <w:hyperlink w:history="1" r:id="rIdtayptxs-if_vbzdmk5-wk">
               <w:r>
                 <w:rPr>
                   <w:rFonts w:ascii="Arial" w:cs="Arial" w:eastAsia="Arial" w:hAnsi="Arial"/>
@@ -14078,7 +14078,7 @@
             <w:pPr>
               <w:spacing w:after="20" w:before="0"/>
             </w:pPr>
-            <w:hyperlink w:history="1" r:id="rIdlxaqalwe86v095mnals4n">
+            <w:hyperlink w:history="1" r:id="rIdkrw11se10xrmy4y2qff0f">
               <w:r>
                 <w:rPr>
                   <w:rFonts w:ascii="Arial" w:cs="Arial" w:eastAsia="Arial" w:hAnsi="Arial"/>
@@ -14127,7 +14127,7 @@
               <w:spacing w:after="10" w:before="0"/>
               <w:ind w:left="120"/>
             </w:pPr>
-            <w:hyperlink w:history="1" r:id="rIdouo2jqnnheqawv_wyp5ti">
+            <w:hyperlink w:history="1" r:id="rIdzbnx7xicnasjqwimnqcdy">
               <w:r>
                 <w:rPr>
                   <w:rFonts w:ascii="Arial" w:cs="Arial" w:eastAsia="Arial" w:hAnsi="Arial"/>
@@ -14172,7 +14172,7 @@
             <w:pPr>
               <w:spacing w:after="20" w:before="0"/>
             </w:pPr>
-            <w:hyperlink w:history="1" r:id="rIdyu4z2-je2rlaapx9cyckb">
+            <w:hyperlink w:history="1" r:id="rIdcnjylpp1e0pk7dwygdp64">
               <w:r>
                 <w:rPr>
                   <w:rFonts w:ascii="Arial" w:cs="Arial" w:eastAsia="Arial" w:hAnsi="Arial"/>
@@ -14205,7 +14205,7 @@
               <w:spacing w:after="10" w:before="0"/>
               <w:ind w:left="120"/>
             </w:pPr>
-            <w:hyperlink w:history="1" r:id="rId2b9df_seplurflajiu96-">
+            <w:hyperlink w:history="1" r:id="rIdu4bdj5thxlty_rzklazcj">
               <w:r>
                 <w:rPr>
                   <w:rFonts w:ascii="Arial" w:cs="Arial" w:eastAsia="Arial" w:hAnsi="Arial"/>
@@ -14400,7 +14400,7 @@
             <w:pPr>
               <w:spacing w:after="20" w:before="0"/>
             </w:pPr>
-            <w:hyperlink w:history="1" r:id="rIder_ykdcvdoj7gi-66gxet">
+            <w:hyperlink w:history="1" r:id="rIdeeflk20dxds2odbiry_14">
               <w:r>
                 <w:rPr>
                   <w:rFonts w:ascii="Arial" w:cs="Arial" w:eastAsia="Arial" w:hAnsi="Arial"/>
@@ -14449,7 +14449,7 @@
               <w:spacing w:after="10" w:before="0"/>
               <w:ind w:left="120"/>
             </w:pPr>
-            <w:hyperlink w:history="1" r:id="rId7qha2ur3mx0k_c-9plw-_">
+            <w:hyperlink w:history="1" r:id="rIdv2fhyoj1g9ugcczzu2qfg">
               <w:r>
                 <w:rPr>
                   <w:rFonts w:ascii="Arial" w:cs="Arial" w:eastAsia="Arial" w:hAnsi="Arial"/>
@@ -14494,7 +14494,7 @@
             <w:pPr>
               <w:spacing w:after="20" w:before="0"/>
             </w:pPr>
-            <w:hyperlink w:history="1" r:id="rId53qtv5yq3khohpupanwek">
+            <w:hyperlink w:history="1" r:id="rIdxogkgtt82ozkspzsljon1">
               <w:r>
                 <w:rPr>
                   <w:rFonts w:ascii="Arial" w:cs="Arial" w:eastAsia="Arial" w:hAnsi="Arial"/>
@@ -14527,7 +14527,7 @@
               <w:spacing w:after="10" w:before="0"/>
               <w:ind w:left="120"/>
             </w:pPr>
-            <w:hyperlink w:history="1" r:id="rIdewje749dgf_dxiwoqudg5">
+            <w:hyperlink w:history="1" r:id="rId9zdjwb1uy8c4q8qs2s0ed">
               <w:r>
                 <w:rPr>
                   <w:rFonts w:ascii="Arial" w:cs="Arial" w:eastAsia="Arial" w:hAnsi="Arial"/>
@@ -15039,7 +15039,7 @@
         </w:rPr>
         <w:t xml:space="preserve">© 2026 SeaVuria and ARES. Aligned with KICD objectives. Developed by SeaVuria; technical implementation by ARES (with AI assistance from Claude). Licensed under </w:t>
       </w:r>
-      <w:hyperlink w:history="1" r:id="rIdzyh2sokbmlyalmrc8he9m">
+      <w:hyperlink w:history="1" r:id="rIdbun-qsock-hn1mxybt8w0">
         <w:r>
           <w:rPr>
             <w:rFonts w:ascii="Arial" w:cs="Arial" w:eastAsia="Arial" w:hAnsi="Arial"/>
@@ -15060,7 +15060,7 @@
         </w:rPr>
         <w:t xml:space="preserve"> (</w:t>
       </w:r>
-      <w:hyperlink w:history="1" r:id="rId6m1kf8pp7rzm5dhbmgmzl">
+      <w:hyperlink w:history="1" r:id="rIdsyyzocdwaolkjirwu-mx1">
         <w:r>
           <w:rPr>
             <w:rFonts w:ascii="Arial" w:cs="Arial" w:eastAsia="Arial" w:hAnsi="Arial"/>
@@ -16073,7 +16073,7 @@
             <w:pPr>
               <w:spacing w:after="20" w:before="0"/>
             </w:pPr>
-            <w:hyperlink w:history="1" r:id="rIdeq92-pmnqbm_xspu9swgg">
+            <w:hyperlink w:history="1" r:id="rIdj12r1zu7s3jwnivqlnhmf">
               <w:r>
                 <w:rPr>
                   <w:rFonts w:ascii="Arial" w:cs="Arial" w:eastAsia="Arial" w:hAnsi="Arial"/>
@@ -16106,7 +16106,7 @@
               <w:spacing w:after="10" w:before="0"/>
               <w:ind w:left="120"/>
             </w:pPr>
-            <w:hyperlink w:history="1" r:id="rIdmtgkis2urcbkevcsgfud1">
+            <w:hyperlink w:history="1" r:id="rIdx_9v6toeimmlwwgazrpg8">
               <w:r>
                 <w:rPr>
                   <w:rFonts w:ascii="Arial" w:cs="Arial" w:eastAsia="Arial" w:hAnsi="Arial"/>
@@ -16168,7 +16168,7 @@
               <w:spacing w:after="10" w:before="0"/>
               <w:ind w:left="120"/>
             </w:pPr>
-            <w:hyperlink w:history="1" r:id="rIdauq6xcn-xzbaxfbfnkrqz">
+            <w:hyperlink w:history="1" r:id="rIdyy6lfrnjvrqluuzbsrmxj">
               <w:r>
                 <w:rPr>
                   <w:rFonts w:ascii="Arial" w:cs="Arial" w:eastAsia="Arial" w:hAnsi="Arial"/>
@@ -16378,7 +16378,7 @@
             <w:pPr>
               <w:spacing w:after="20" w:before="0"/>
             </w:pPr>
-            <w:hyperlink w:history="1" r:id="rIdi7md3aoq9-enlibpwiknx">
+            <w:hyperlink w:history="1" r:id="rIdwdnnvo_gbsxddvbyhlnwa">
               <w:r>
                 <w:rPr>
                   <w:rFonts w:ascii="Arial" w:cs="Arial" w:eastAsia="Arial" w:hAnsi="Arial"/>
@@ -16411,7 +16411,7 @@
               <w:spacing w:after="10" w:before="0"/>
               <w:ind w:left="120"/>
             </w:pPr>
-            <w:hyperlink w:history="1" r:id="rIdbvczi9hnmnn6u-606k9fv">
+            <w:hyperlink w:history="1" r:id="rIdvc1qs5pco8iiwwhfboeay">
               <w:r>
                 <w:rPr>
                   <w:rFonts w:ascii="Arial" w:cs="Arial" w:eastAsia="Arial" w:hAnsi="Arial"/>
@@ -16473,7 +16473,7 @@
               <w:spacing w:after="10" w:before="0"/>
               <w:ind w:left="120"/>
             </w:pPr>
-            <w:hyperlink w:history="1" r:id="rIdmipj5nk6noknwrwanqbw-">
+            <w:hyperlink w:history="1" r:id="rIdmji40cy_gui0cdeqjq6cz">
               <w:r>
                 <w:rPr>
                   <w:rFonts w:ascii="Arial" w:cs="Arial" w:eastAsia="Arial" w:hAnsi="Arial"/>
@@ -16683,7 +16683,7 @@
             <w:pPr>
               <w:spacing w:after="20" w:before="0"/>
             </w:pPr>
-            <w:hyperlink w:history="1" r:id="rIdxiilujlgo0iaw48xgp4ys">
+            <w:hyperlink w:history="1" r:id="rId621etyl6m87kjsil7a_2r">
               <w:r>
                 <w:rPr>
                   <w:rFonts w:ascii="Arial" w:cs="Arial" w:eastAsia="Arial" w:hAnsi="Arial"/>
@@ -16732,7 +16732,7 @@
               <w:spacing w:after="10" w:before="0"/>
               <w:ind w:left="120"/>
             </w:pPr>
-            <w:hyperlink w:history="1" r:id="rIdhwd3odoah2lgfmuwgt_xy">
+            <w:hyperlink w:history="1" r:id="rId6z93xmhxivno6fwocyodd">
               <w:r>
                 <w:rPr>
                   <w:rFonts w:ascii="Arial" w:cs="Arial" w:eastAsia="Arial" w:hAnsi="Arial"/>
@@ -16794,7 +16794,7 @@
               <w:spacing w:after="10" w:before="0"/>
               <w:ind w:left="120"/>
             </w:pPr>
-            <w:hyperlink w:history="1" r:id="rId1sjogsdxt2zosahc09jqe">
+            <w:hyperlink w:history="1" r:id="rId_3_mbld6mlls0pnvmxxxg">
               <w:r>
                 <w:rPr>
                   <w:rFonts w:ascii="Arial" w:cs="Arial" w:eastAsia="Arial" w:hAnsi="Arial"/>
@@ -17004,7 +17004,7 @@
             <w:pPr>
               <w:spacing w:after="20" w:before="0"/>
             </w:pPr>
-            <w:hyperlink w:history="1" r:id="rIdn8vx9cmmfddecpqsjfui5">
+            <w:hyperlink w:history="1" r:id="rIdas6e0v5kfanlofi01xmyo">
               <w:r>
                 <w:rPr>
                   <w:rFonts w:ascii="Arial" w:cs="Arial" w:eastAsia="Arial" w:hAnsi="Arial"/>
@@ -17053,7 +17053,7 @@
               <w:spacing w:after="10" w:before="0"/>
               <w:ind w:left="120"/>
             </w:pPr>
-            <w:hyperlink w:history="1" r:id="rIdvqrbdan5wmxowhwto9-es">
+            <w:hyperlink w:history="1" r:id="rIdrm-rleefxazrc3yj66dbm">
               <w:r>
                 <w:rPr>
                   <w:rFonts w:ascii="Arial" w:cs="Arial" w:eastAsia="Arial" w:hAnsi="Arial"/>
@@ -17115,7 +17115,7 @@
               <w:spacing w:after="10" w:before="0"/>
               <w:ind w:left="120"/>
             </w:pPr>
-            <w:hyperlink w:history="1" r:id="rIdqdzyluwsakwtezgm6lhvi">
+            <w:hyperlink w:history="1" r:id="rIdygtcd59y8gaf6bld6k_tj">
               <w:r>
                 <w:rPr>
                   <w:rFonts w:ascii="Arial" w:cs="Arial" w:eastAsia="Arial" w:hAnsi="Arial"/>
@@ -17325,7 +17325,7 @@
             <w:pPr>
               <w:spacing w:after="20" w:before="0"/>
             </w:pPr>
-            <w:hyperlink w:history="1" r:id="rId6thit86ufs-tcu7f0yf-y">
+            <w:hyperlink w:history="1" r:id="rIdppkz5yhhrna5gbzil70bh">
               <w:r>
                 <w:rPr>
                   <w:rFonts w:ascii="Arial" w:cs="Arial" w:eastAsia="Arial" w:hAnsi="Arial"/>
@@ -17358,7 +17358,7 @@
               <w:spacing w:after="10" w:before="0"/>
               <w:ind w:left="120"/>
             </w:pPr>
-            <w:hyperlink w:history="1" r:id="rIdvbxqvn7bo_yk1nkuxvt2r">
+            <w:hyperlink w:history="1" r:id="rId14flippoy_htmrrgfaxyn">
               <w:r>
                 <w:rPr>
                   <w:rFonts w:ascii="Arial" w:cs="Arial" w:eastAsia="Arial" w:hAnsi="Arial"/>
@@ -17420,7 +17420,7 @@
               <w:spacing w:after="10" w:before="0"/>
               <w:ind w:left="120"/>
             </w:pPr>
-            <w:hyperlink w:history="1" r:id="rIdz9a0onytsvhbvfpownipl">
+            <w:hyperlink w:history="1" r:id="rIdkldf1zbhhgxa7ikdzo2ca">
               <w:r>
                 <w:rPr>
                   <w:rFonts w:ascii="Arial" w:cs="Arial" w:eastAsia="Arial" w:hAnsi="Arial"/>
@@ -17947,7 +17947,7 @@
         </w:rPr>
         <w:t xml:space="preserve">© 2026 SeaVuria and ARES. Aligned with KICD objectives. Developed by SeaVuria; technical implementation by ARES (with AI assistance from Claude). Licensed under </w:t>
       </w:r>
-      <w:hyperlink w:history="1" r:id="rIdmiuam2jgonlaw4sm6z-f1">
+      <w:hyperlink w:history="1" r:id="rIdbl6xd4irkljxyckrmljwn">
         <w:r>
           <w:rPr>
             <w:rFonts w:ascii="Arial" w:cs="Arial" w:eastAsia="Arial" w:hAnsi="Arial"/>
@@ -17968,7 +17968,7 @@
         </w:rPr>
         <w:t xml:space="preserve"> (</w:t>
       </w:r>
-      <w:hyperlink w:history="1" r:id="rIdndd51valr808vw56npfey">
+      <w:hyperlink w:history="1" r:id="rIdfcb2mbvqdmkneau4xsifi">
         <w:r>
           <w:rPr>
             <w:rFonts w:ascii="Arial" w:cs="Arial" w:eastAsia="Arial" w:hAnsi="Arial"/>
@@ -18981,7 +18981,7 @@
             <w:pPr>
               <w:spacing w:after="20" w:before="0"/>
             </w:pPr>
-            <w:hyperlink w:history="1" r:id="rIdxr8bpxxrljppq3zzlkrgf">
+            <w:hyperlink w:history="1" r:id="rIdqgsoywasikvduvxpg8wfq">
               <w:r>
                 <w:rPr>
                   <w:rFonts w:ascii="Arial" w:cs="Arial" w:eastAsia="Arial" w:hAnsi="Arial"/>
@@ -19030,7 +19030,7 @@
               <w:spacing w:after="10" w:before="0"/>
               <w:ind w:left="120"/>
             </w:pPr>
-            <w:hyperlink w:history="1" r:id="rIdwup-kmwodx0qmpyzrmrrq">
+            <w:hyperlink w:history="1" r:id="rIdfwpyl8ddrce_5c5enu1da">
               <w:r>
                 <w:rPr>
                   <w:rFonts w:ascii="Arial" w:cs="Arial" w:eastAsia="Arial" w:hAnsi="Arial"/>
@@ -19075,7 +19075,7 @@
             <w:pPr>
               <w:spacing w:after="20" w:before="0"/>
             </w:pPr>
-            <w:hyperlink w:history="1" r:id="rIdewj_uh4wdey2mky7rzbg3">
+            <w:hyperlink w:history="1" r:id="rId3mfo3yrfzwvruwuhotpsa">
               <w:r>
                 <w:rPr>
                   <w:rFonts w:ascii="Arial" w:cs="Arial" w:eastAsia="Arial" w:hAnsi="Arial"/>
@@ -19108,7 +19108,7 @@
               <w:spacing w:after="10" w:before="0"/>
               <w:ind w:left="120"/>
             </w:pPr>
-            <w:hyperlink w:history="1" r:id="rIdzzw4laoekhqww8wvvgxct">
+            <w:hyperlink w:history="1" r:id="rId0gp1doiwd94muelhy3rby">
               <w:r>
                 <w:rPr>
                   <w:rFonts w:ascii="Arial" w:cs="Arial" w:eastAsia="Arial" w:hAnsi="Arial"/>
@@ -19303,7 +19303,7 @@
             <w:pPr>
               <w:spacing w:after="20" w:before="0"/>
             </w:pPr>
-            <w:hyperlink w:history="1" r:id="rIdsciegujpo9wkzfgzvx_il">
+            <w:hyperlink w:history="1" r:id="rIda37v4toimu-ncqyhk5w7j">
               <w:r>
                 <w:rPr>
                   <w:rFonts w:ascii="Arial" w:cs="Arial" w:eastAsia="Arial" w:hAnsi="Arial"/>
@@ -19352,7 +19352,7 @@
               <w:spacing w:after="10" w:before="0"/>
               <w:ind w:left="120"/>
             </w:pPr>
-            <w:hyperlink w:history="1" r:id="rIdbnjf5ge6obkl5a08xrdm9">
+            <w:hyperlink w:history="1" r:id="rIddxyacu3tbutxo3wstm9md">
               <w:r>
                 <w:rPr>
                   <w:rFonts w:ascii="Arial" w:cs="Arial" w:eastAsia="Arial" w:hAnsi="Arial"/>
@@ -19397,7 +19397,7 @@
             <w:pPr>
               <w:spacing w:after="20" w:before="0"/>
             </w:pPr>
-            <w:hyperlink w:history="1" r:id="rIdwiak2oe7t5j48izzlfirb">
+            <w:hyperlink w:history="1" r:id="rIdbcglmmzits2bfoyspw3mq">
               <w:r>
                 <w:rPr>
                   <w:rFonts w:ascii="Arial" w:cs="Arial" w:eastAsia="Arial" w:hAnsi="Arial"/>
@@ -19430,7 +19430,7 @@
               <w:spacing w:after="10" w:before="0"/>
               <w:ind w:left="120"/>
             </w:pPr>
-            <w:hyperlink w:history="1" r:id="rIdmhwqmmksndvmim_djxzmi">
+            <w:hyperlink w:history="1" r:id="rIdkxvdinmol5ouxpbstsw7l">
               <w:r>
                 <w:rPr>
                   <w:rFonts w:ascii="Arial" w:cs="Arial" w:eastAsia="Arial" w:hAnsi="Arial"/>
@@ -19625,7 +19625,7 @@
             <w:pPr>
               <w:spacing w:after="20" w:before="0"/>
             </w:pPr>
-            <w:hyperlink w:history="1" r:id="rIdlympw_5ix_-xihaysmnor">
+            <w:hyperlink w:history="1" r:id="rIdqz2bt1wgkh1ulkiu7d_xh">
               <w:r>
                 <w:rPr>
                   <w:rFonts w:ascii="Arial" w:cs="Arial" w:eastAsia="Arial" w:hAnsi="Arial"/>
@@ -19674,7 +19674,7 @@
               <w:spacing w:after="10" w:before="0"/>
               <w:ind w:left="120"/>
             </w:pPr>
-            <w:hyperlink w:history="1" r:id="rIdlfqm8-tr4mdkgfuiq2yok">
+            <w:hyperlink w:history="1" r:id="rIdzlvdjb5oa48ekyhgxdyec">
               <w:r>
                 <w:rPr>
                   <w:rFonts w:ascii="Arial" w:cs="Arial" w:eastAsia="Arial" w:hAnsi="Arial"/>
@@ -19719,7 +19719,7 @@
             <w:pPr>
               <w:spacing w:after="20" w:before="0"/>
             </w:pPr>
-            <w:hyperlink w:history="1" r:id="rIdeldh9bpwftfkfar2jyd4x">
+            <w:hyperlink w:history="1" r:id="rIdrslbq8b2glqllkup5zvuf">
               <w:r>
                 <w:rPr>
                   <w:rFonts w:ascii="Arial" w:cs="Arial" w:eastAsia="Arial" w:hAnsi="Arial"/>
@@ -19752,7 +19752,7 @@
               <w:spacing w:after="10" w:before="0"/>
               <w:ind w:left="120"/>
             </w:pPr>
-            <w:hyperlink w:history="1" r:id="rIdnu5nkc-bxy3qa60dswnyz">
+            <w:hyperlink w:history="1" r:id="rIdnpxpjprkbqqrufvbxxrl_">
               <w:r>
                 <w:rPr>
                   <w:rFonts w:ascii="Arial" w:cs="Arial" w:eastAsia="Arial" w:hAnsi="Arial"/>
@@ -19947,7 +19947,7 @@
             <w:pPr>
               <w:spacing w:after="20" w:before="0"/>
             </w:pPr>
-            <w:hyperlink w:history="1" r:id="rIdt1mvp3kal9implxdqqvw0">
+            <w:hyperlink w:history="1" r:id="rId_sksje8xjm1n531ymsv4j">
               <w:r>
                 <w:rPr>
                   <w:rFonts w:ascii="Arial" w:cs="Arial" w:eastAsia="Arial" w:hAnsi="Arial"/>
@@ -19996,7 +19996,7 @@
               <w:spacing w:after="10" w:before="0"/>
               <w:ind w:left="120"/>
             </w:pPr>
-            <w:hyperlink w:history="1" r:id="rId5h0dlh1wcdxyj_me4ozlj">
+            <w:hyperlink w:history="1" r:id="rIdaocrhx4fd3hevq-1f6jo5">
               <w:r>
                 <w:rPr>
                   <w:rFonts w:ascii="Arial" w:cs="Arial" w:eastAsia="Arial" w:hAnsi="Arial"/>
@@ -20041,7 +20041,7 @@
             <w:pPr>
               <w:spacing w:after="20" w:before="0"/>
             </w:pPr>
-            <w:hyperlink w:history="1" r:id="rIdanqgncwdtl8ya52bflno0">
+            <w:hyperlink w:history="1" r:id="rId8lkexztgcyp3vfkxh5uhl">
               <w:r>
                 <w:rPr>
                   <w:rFonts w:ascii="Arial" w:cs="Arial" w:eastAsia="Arial" w:hAnsi="Arial"/>
@@ -20074,7 +20074,7 @@
               <w:spacing w:after="10" w:before="0"/>
               <w:ind w:left="120"/>
             </w:pPr>
-            <w:hyperlink w:history="1" r:id="rIdapqk3cdxbnppxr5a4qcmx">
+            <w:hyperlink w:history="1" r:id="rIdiwbuuxh-8cocnxlajl3es">
               <w:r>
                 <w:rPr>
                   <w:rFonts w:ascii="Arial" w:cs="Arial" w:eastAsia="Arial" w:hAnsi="Arial"/>
@@ -20269,7 +20269,7 @@
             <w:pPr>
               <w:spacing w:after="20" w:before="0"/>
             </w:pPr>
-            <w:hyperlink w:history="1" r:id="rId464wtw5qk_wewtr7pglak">
+            <w:hyperlink w:history="1" r:id="rIdard1ei8as_fkfw_hq2qbz">
               <w:r>
                 <w:rPr>
                   <w:rFonts w:ascii="Arial" w:cs="Arial" w:eastAsia="Arial" w:hAnsi="Arial"/>
@@ -20318,7 +20318,7 @@
               <w:spacing w:after="10" w:before="0"/>
               <w:ind w:left="120"/>
             </w:pPr>
-            <w:hyperlink w:history="1" r:id="rIdq9otfs4tn5dl7g2vugtej">
+            <w:hyperlink w:history="1" r:id="rId8ree54sk9xlj-ba3eofjl">
               <w:r>
                 <w:rPr>
                   <w:rFonts w:ascii="Arial" w:cs="Arial" w:eastAsia="Arial" w:hAnsi="Arial"/>
@@ -20363,7 +20363,7 @@
             <w:pPr>
               <w:spacing w:after="20" w:before="0"/>
             </w:pPr>
-            <w:hyperlink w:history="1" r:id="rIddsmda0dj6iyojorxkurvn">
+            <w:hyperlink w:history="1" r:id="rId0ys0-irq6dupbtersbs06">
               <w:r>
                 <w:rPr>
                   <w:rFonts w:ascii="Arial" w:cs="Arial" w:eastAsia="Arial" w:hAnsi="Arial"/>
@@ -20412,7 +20412,7 @@
               <w:spacing w:after="10" w:before="0"/>
               <w:ind w:left="120"/>
             </w:pPr>
-            <w:hyperlink w:history="1" r:id="rIdrazp9x3m9dz44tlmtkdke">
+            <w:hyperlink w:history="1" r:id="rIdr7tn51venr51qg06b-t56">
               <w:r>
                 <w:rPr>
                   <w:rFonts w:ascii="Arial" w:cs="Arial" w:eastAsia="Arial" w:hAnsi="Arial"/>
@@ -20924,7 +20924,7 @@
         </w:rPr>
         <w:t xml:space="preserve">© 2026 SeaVuria and ARES. Aligned with KICD objectives. Developed by SeaVuria; technical implementation by ARES (with AI assistance from Claude). Licensed under </w:t>
       </w:r>
-      <w:hyperlink w:history="1" r:id="rIdwapwklg-efluv9spzumn1">
+      <w:hyperlink w:history="1" r:id="rIdkowxzubv5ehrqrlro7nug">
         <w:r>
           <w:rPr>
             <w:rFonts w:ascii="Arial" w:cs="Arial" w:eastAsia="Arial" w:hAnsi="Arial"/>
@@ -20945,7 +20945,7 @@
         </w:rPr>
         <w:t xml:space="preserve"> (</w:t>
       </w:r>
-      <w:hyperlink w:history="1" r:id="rIdmgk8hfqrg4zlskdqn3mam">
+      <w:hyperlink w:history="1" r:id="rIdqubnpfup_tmsgfv-bitdz">
         <w:r>
           <w:rPr>
             <w:rFonts w:ascii="Arial" w:cs="Arial" w:eastAsia="Arial" w:hAnsi="Arial"/>
@@ -21958,7 +21958,7 @@
             <w:pPr>
               <w:spacing w:after="20" w:before="0"/>
             </w:pPr>
-            <w:hyperlink w:history="1" r:id="rId8uszdmiwuypytnzue-fub">
+            <w:hyperlink w:history="1" r:id="rId-nvc1myzdcaovw7i1chk4">
               <w:r>
                 <w:rPr>
                   <w:rFonts w:ascii="Arial" w:cs="Arial" w:eastAsia="Arial" w:hAnsi="Arial"/>
@@ -22007,7 +22007,7 @@
               <w:spacing w:after="10" w:before="0"/>
               <w:ind w:left="120"/>
             </w:pPr>
-            <w:hyperlink w:history="1" r:id="rIdpo9cfrb3cop6v8aab9tzc">
+            <w:hyperlink w:history="1" r:id="rIdn5qw9d--ifnlua4uy9z84">
               <w:r>
                 <w:rPr>
                   <w:rFonts w:ascii="Arial" w:cs="Arial" w:eastAsia="Arial" w:hAnsi="Arial"/>
@@ -22052,7 +22052,7 @@
             <w:pPr>
               <w:spacing w:after="20" w:before="0"/>
             </w:pPr>
-            <w:hyperlink w:history="1" r:id="rIdc9gl6qmquy6-h7798nkgg">
+            <w:hyperlink w:history="1" r:id="rIdt3tdt6xraasqnayk-ywhh">
               <w:r>
                 <w:rPr>
                   <w:rFonts w:ascii="Arial" w:cs="Arial" w:eastAsia="Arial" w:hAnsi="Arial"/>
@@ -22101,7 +22101,7 @@
               <w:spacing w:after="10" w:before="0"/>
               <w:ind w:left="120"/>
             </w:pPr>
-            <w:hyperlink w:history="1" r:id="rIdkwhj4z3bovv5txjmsyfat">
+            <w:hyperlink w:history="1" r:id="rId3zoke2roelbrqwwi9fvj6">
               <w:r>
                 <w:rPr>
                   <w:rFonts w:ascii="Arial" w:cs="Arial" w:eastAsia="Arial" w:hAnsi="Arial"/>
@@ -22296,7 +22296,7 @@
             <w:pPr>
               <w:spacing w:after="20" w:before="0"/>
             </w:pPr>
-            <w:hyperlink w:history="1" r:id="rIdrtjipmm2jpyx3bnjlu65m">
+            <w:hyperlink w:history="1" r:id="rIdm_xi0jvp5rodfz7i8hffi">
               <w:r>
                 <w:rPr>
                   <w:rFonts w:ascii="Arial" w:cs="Arial" w:eastAsia="Arial" w:hAnsi="Arial"/>
@@ -22345,7 +22345,7 @@
               <w:spacing w:after="10" w:before="0"/>
               <w:ind w:left="120"/>
             </w:pPr>
-            <w:hyperlink w:history="1" r:id="rIddulkmrc7rc8bqc19ksnbi">
+            <w:hyperlink w:history="1" r:id="rIdhspczzei3poaldqtmndmv">
               <w:r>
                 <w:rPr>
                   <w:rFonts w:ascii="Arial" w:cs="Arial" w:eastAsia="Arial" w:hAnsi="Arial"/>
@@ -22390,7 +22390,7 @@
             <w:pPr>
               <w:spacing w:after="20" w:before="0"/>
             </w:pPr>
-            <w:hyperlink w:history="1" r:id="rIdrge5hhldq4zztt0i_hnuq">
+            <w:hyperlink w:history="1" r:id="rId-rotxasuvl4m9pt0sj37d">
               <w:r>
                 <w:rPr>
                   <w:rFonts w:ascii="Arial" w:cs="Arial" w:eastAsia="Arial" w:hAnsi="Arial"/>
@@ -22439,7 +22439,7 @@
               <w:spacing w:after="10" w:before="0"/>
               <w:ind w:left="120"/>
             </w:pPr>
-            <w:hyperlink w:history="1" r:id="rIda6uiyx4wkkqzfzp6nodu5">
+            <w:hyperlink w:history="1" r:id="rIdyn3ajxkjuijonvygm53me">
               <w:r>
                 <w:rPr>
                   <w:rFonts w:ascii="Arial" w:cs="Arial" w:eastAsia="Arial" w:hAnsi="Arial"/>
@@ -22634,7 +22634,7 @@
             <w:pPr>
               <w:spacing w:after="20" w:before="0"/>
             </w:pPr>
-            <w:hyperlink w:history="1" r:id="rIdhswslnf7knwm_yngaw21_">
+            <w:hyperlink w:history="1" r:id="rIdhyhsm63rixxnd1wbcsm-q">
               <w:r>
                 <w:rPr>
                   <w:rFonts w:ascii="Arial" w:cs="Arial" w:eastAsia="Arial" w:hAnsi="Arial"/>
@@ -22683,7 +22683,7 @@
               <w:spacing w:after="10" w:before="0"/>
               <w:ind w:left="120"/>
             </w:pPr>
-            <w:hyperlink w:history="1" r:id="rIdgs1fgmh2gehlpshsnteey">
+            <w:hyperlink w:history="1" r:id="rId9dyntvjeb-wujhtvima5z">
               <w:r>
                 <w:rPr>
                   <w:rFonts w:ascii="Arial" w:cs="Arial" w:eastAsia="Arial" w:hAnsi="Arial"/>
@@ -22728,7 +22728,7 @@
             <w:pPr>
               <w:spacing w:after="20" w:before="0"/>
             </w:pPr>
-            <w:hyperlink w:history="1" r:id="rId6qzggn1ysgb0hsudtv1ia">
+            <w:hyperlink w:history="1" r:id="rId4mmdbefq7cqk0umxgs9ur">
               <w:r>
                 <w:rPr>
                   <w:rFonts w:ascii="Arial" w:cs="Arial" w:eastAsia="Arial" w:hAnsi="Arial"/>
@@ -22777,7 +22777,7 @@
               <w:spacing w:after="10" w:before="0"/>
               <w:ind w:left="120"/>
             </w:pPr>
-            <w:hyperlink w:history="1" r:id="rIdcwaodtwnnb4rccnvgyz_t">
+            <w:hyperlink w:history="1" r:id="rIdcifgcim6jgllchoph7nzj">
               <w:r>
                 <w:rPr>
                   <w:rFonts w:ascii="Arial" w:cs="Arial" w:eastAsia="Arial" w:hAnsi="Arial"/>
@@ -22972,7 +22972,7 @@
             <w:pPr>
               <w:spacing w:after="20" w:before="0"/>
             </w:pPr>
-            <w:hyperlink w:history="1" r:id="rIdclu_rihs6oyjq-epjnptp">
+            <w:hyperlink w:history="1" r:id="rId2i5e22iumywfmwn48fqcb">
               <w:r>
                 <w:rPr>
                   <w:rFonts w:ascii="Arial" w:cs="Arial" w:eastAsia="Arial" w:hAnsi="Arial"/>
@@ -23021,7 +23021,7 @@
               <w:spacing w:after="10" w:before="0"/>
               <w:ind w:left="120"/>
             </w:pPr>
-            <w:hyperlink w:history="1" r:id="rIda01-efywu9fw1kqijx2u3">
+            <w:hyperlink w:history="1" r:id="rIdyrhgtv82pa6qrunq1q-gr">
               <w:r>
                 <w:rPr>
                   <w:rFonts w:ascii="Arial" w:cs="Arial" w:eastAsia="Arial" w:hAnsi="Arial"/>
@@ -23066,7 +23066,7 @@
             <w:pPr>
               <w:spacing w:after="20" w:before="0"/>
             </w:pPr>
-            <w:hyperlink w:history="1" r:id="rId-1jigzndtbpw8tvv20kee">
+            <w:hyperlink w:history="1" r:id="rIdjlgysnwcjaq5iaswtvbvh">
               <w:r>
                 <w:rPr>
                   <w:rFonts w:ascii="Arial" w:cs="Arial" w:eastAsia="Arial" w:hAnsi="Arial"/>
@@ -23115,7 +23115,7 @@
               <w:spacing w:after="10" w:before="0"/>
               <w:ind w:left="120"/>
             </w:pPr>
-            <w:hyperlink w:history="1" r:id="rIdof0apv_m8xqe1ov2psnu6">
+            <w:hyperlink w:history="1" r:id="rIdx9ntxr5kp_vxpgxeybmeg">
               <w:r>
                 <w:rPr>
                   <w:rFonts w:ascii="Arial" w:cs="Arial" w:eastAsia="Arial" w:hAnsi="Arial"/>
@@ -23310,7 +23310,7 @@
             <w:pPr>
               <w:spacing w:after="20" w:before="0"/>
             </w:pPr>
-            <w:hyperlink w:history="1" r:id="rIdnk1pn91uwtfhftkw9sqvh">
+            <w:hyperlink w:history="1" r:id="rIdlltq9lpht_r4xhhzzv_0s">
               <w:r>
                 <w:rPr>
                   <w:rFonts w:ascii="Arial" w:cs="Arial" w:eastAsia="Arial" w:hAnsi="Arial"/>
@@ -23359,7 +23359,7 @@
               <w:spacing w:after="10" w:before="0"/>
               <w:ind w:left="120"/>
             </w:pPr>
-            <w:hyperlink w:history="1" r:id="rIdgxgr6y3tlzncivwzjx7r5">
+            <w:hyperlink w:history="1" r:id="rId625-p4tmzr1k8xwio7dr6">
               <w:r>
                 <w:rPr>
                   <w:rFonts w:ascii="Arial" w:cs="Arial" w:eastAsia="Arial" w:hAnsi="Arial"/>
@@ -23404,7 +23404,7 @@
             <w:pPr>
               <w:spacing w:after="20" w:before="0"/>
             </w:pPr>
-            <w:hyperlink w:history="1" r:id="rIdzqnfvx8eepalnzrnznxrv">
+            <w:hyperlink w:history="1" r:id="rIdqnxtzkduleuouzniysh1b">
               <w:r>
                 <w:rPr>
                   <w:rFonts w:ascii="Arial" w:cs="Arial" w:eastAsia="Arial" w:hAnsi="Arial"/>
@@ -23453,7 +23453,7 @@
               <w:spacing w:after="10" w:before="0"/>
               <w:ind w:left="120"/>
             </w:pPr>
-            <w:hyperlink w:history="1" r:id="rIdh2tyn8-5qcby6jyoxxuas">
+            <w:hyperlink w:history="1" r:id="rIdsoicrwcjitdunciyu-b4x">
               <w:r>
                 <w:rPr>
                   <w:rFonts w:ascii="Arial" w:cs="Arial" w:eastAsia="Arial" w:hAnsi="Arial"/>
@@ -23965,7 +23965,7 @@
         </w:rPr>
         <w:t xml:space="preserve">© 2026 SeaVuria and ARES. Aligned with KICD objectives. Developed by SeaVuria; technical implementation by ARES (with AI assistance from Claude). Licensed under </w:t>
       </w:r>
-      <w:hyperlink w:history="1" r:id="rIdzu2p2sefjpiyfmmm0svcs">
+      <w:hyperlink w:history="1" r:id="rIdlouvxgh0c0heuzelvcph7">
         <w:r>
           <w:rPr>
             <w:rFonts w:ascii="Arial" w:cs="Arial" w:eastAsia="Arial" w:hAnsi="Arial"/>
@@ -23986,7 +23986,7 @@
         </w:rPr>
         <w:t xml:space="preserve"> (</w:t>
       </w:r>
-      <w:hyperlink w:history="1" r:id="rIdmr4jo5xk_fz9dgv5a3fcr">
+      <w:hyperlink w:history="1" r:id="rIdkzjqcvg7tssjds5_c6ill">
         <w:r>
           <w:rPr>
             <w:rFonts w:ascii="Arial" w:cs="Arial" w:eastAsia="Arial" w:hAnsi="Arial"/>

--- a/data/outputs/v2/Physics/SS4.1_Greenhouse_Effect_and_Climate_Change/Physics_Greenhouse_Effect_and_Climate_Change_CBE_LessonSequence.docx
+++ b/data/outputs/v2/Physics/SS4.1_Greenhouse_Effect_and_Climate_Change/Physics_Greenhouse_Effect_and_Climate_Change_CBE_LessonSequence.docx
@@ -4,6 +4,7 @@
   <w:body>
     <w:p>
       <w:pPr>
+        <w:keepNext w:val="false"/>
         <w:spacing w:after="30" w:before="0"/>
         <w:jc w:val="center"/>
       </w:pPr>
@@ -23,6 +24,7 @@
     </w:p>
     <w:p>
       <w:pPr>
+        <w:keepNext w:val="false"/>
         <w:spacing w:after="60" w:before="0"/>
         <w:jc w:val="center"/>
       </w:pPr>
@@ -81,6 +83,7 @@
           </w:tcPr>
           <w:p>
             <w:pPr>
+              <w:keepNext w:val="false"/>
               <w:spacing w:after="40" w:before="0"/>
               <w:jc w:val="center"/>
             </w:pPr>
@@ -115,6 +118,7 @@
           </w:tcPr>
           <w:p>
             <w:pPr>
+              <w:keepNext w:val="false"/>
               <w:spacing w:after="40" w:before="0"/>
               <w:jc w:val="left"/>
             </w:pPr>
@@ -147,6 +151,7 @@
           </w:tcPr>
           <w:p>
             <w:pPr>
+              <w:keepNext w:val="false"/>
               <w:spacing w:after="40" w:before="0"/>
               <w:jc w:val="left"/>
             </w:pPr>
@@ -181,6 +186,7 @@
           </w:tcPr>
           <w:p>
             <w:pPr>
+              <w:keepNext w:val="false"/>
               <w:spacing w:after="40" w:before="0"/>
               <w:jc w:val="left"/>
             </w:pPr>
@@ -213,6 +219,7 @@
           </w:tcPr>
           <w:p>
             <w:pPr>
+              <w:keepNext w:val="false"/>
               <w:spacing w:after="40" w:before="0"/>
               <w:jc w:val="left"/>
             </w:pPr>
@@ -247,6 +254,7 @@
           </w:tcPr>
           <w:p>
             <w:pPr>
+              <w:keepNext w:val="false"/>
               <w:spacing w:after="40" w:before="0"/>
               <w:jc w:val="left"/>
             </w:pPr>
@@ -279,6 +287,7 @@
           </w:tcPr>
           <w:p>
             <w:pPr>
+              <w:keepNext w:val="false"/>
               <w:spacing w:after="40" w:before="0"/>
               <w:jc w:val="left"/>
             </w:pPr>
@@ -313,6 +322,7 @@
           </w:tcPr>
           <w:p>
             <w:pPr>
+              <w:keepNext w:val="false"/>
               <w:spacing w:after="40" w:before="0"/>
               <w:jc w:val="left"/>
             </w:pPr>
@@ -345,6 +355,7 @@
           </w:tcPr>
           <w:p>
             <w:pPr>
+              <w:keepNext w:val="false"/>
               <w:spacing w:after="40" w:before="0"/>
               <w:jc w:val="left"/>
             </w:pPr>
@@ -379,6 +390,7 @@
           </w:tcPr>
           <w:p>
             <w:pPr>
+              <w:keepNext w:val="false"/>
               <w:spacing w:after="40" w:before="0"/>
               <w:jc w:val="left"/>
             </w:pPr>
@@ -411,6 +423,7 @@
           </w:tcPr>
           <w:p>
             <w:pPr>
+              <w:keepNext w:val="false"/>
               <w:spacing w:after="40" w:before="0"/>
               <w:jc w:val="left"/>
             </w:pPr>
@@ -445,6 +458,7 @@
           </w:tcPr>
           <w:p>
             <w:pPr>
+              <w:keepNext w:val="false"/>
               <w:spacing w:after="40" w:before="0"/>
               <w:jc w:val="left"/>
             </w:pPr>
@@ -632,6 +646,7 @@
           </w:tcPr>
           <w:p>
             <w:pPr>
+              <w:keepNext w:val="false"/>
               <w:spacing w:after="40" w:before="0"/>
               <w:jc w:val="left"/>
             </w:pPr>
@@ -664,6 +679,7 @@
           </w:tcPr>
           <w:p>
             <w:pPr>
+              <w:keepNext w:val="false"/>
               <w:spacing w:after="40" w:before="0"/>
               <w:jc w:val="left"/>
             </w:pPr>
@@ -683,6 +699,7 @@
           </w:p>
           <w:p>
             <w:pPr>
+              <w:keepNext w:val="false"/>
               <w:spacing w:after="40" w:before="0"/>
               <w:jc w:val="left"/>
             </w:pPr>
@@ -702,6 +719,7 @@
           </w:p>
           <w:p>
             <w:pPr>
+              <w:keepNext w:val="false"/>
               <w:spacing w:after="40" w:before="0"/>
               <w:jc w:val="left"/>
             </w:pPr>
@@ -721,6 +739,7 @@
           </w:p>
           <w:p>
             <w:pPr>
+              <w:keepNext w:val="false"/>
               <w:spacing w:after="40" w:before="0"/>
               <w:jc w:val="left"/>
             </w:pPr>
@@ -740,6 +759,7 @@
           </w:p>
           <w:p>
             <w:pPr>
+              <w:keepNext w:val="false"/>
               <w:spacing w:after="40" w:before="0"/>
               <w:jc w:val="left"/>
             </w:pPr>
@@ -759,6 +779,7 @@
           </w:p>
           <w:p>
             <w:pPr>
+              <w:keepNext w:val="false"/>
               <w:spacing w:after="40" w:before="0"/>
               <w:jc w:val="left"/>
             </w:pPr>
@@ -778,6 +799,7 @@
           </w:p>
           <w:p>
             <w:pPr>
+              <w:keepNext w:val="false"/>
               <w:spacing w:after="40" w:before="0"/>
               <w:jc w:val="left"/>
             </w:pPr>
@@ -812,6 +834,7 @@
           </w:tcPr>
           <w:p>
             <w:pPr>
+              <w:keepNext w:val="false"/>
               <w:spacing w:after="40" w:before="0"/>
               <w:jc w:val="left"/>
             </w:pPr>
@@ -959,6 +982,7 @@
           </w:tcPr>
           <w:p>
             <w:pPr>
+              <w:keepNext w:val="false"/>
               <w:spacing w:after="40" w:before="0"/>
               <w:jc w:val="left"/>
             </w:pPr>
@@ -1086,6 +1110,7 @@
           </w:tcPr>
           <w:p>
             <w:pPr>
+              <w:keepNext w:val="false"/>
               <w:spacing w:after="40" w:before="0"/>
               <w:jc w:val="left"/>
             </w:pPr>
@@ -1273,6 +1298,7 @@
           </w:tcPr>
           <w:p>
             <w:pPr>
+              <w:keepNext w:val="false"/>
               <w:spacing w:after="40" w:before="0"/>
               <w:jc w:val="left"/>
             </w:pPr>
@@ -1400,6 +1426,7 @@
           </w:tcPr>
           <w:p>
             <w:pPr>
+              <w:keepNext w:val="false"/>
               <w:spacing w:after="40" w:before="0"/>
               <w:jc w:val="left"/>
             </w:pPr>
@@ -1567,6 +1594,7 @@
           </w:tcPr>
           <w:p>
             <w:pPr>
+              <w:keepNext w:val="false"/>
               <w:spacing w:after="40" w:before="0"/>
               <w:jc w:val="left"/>
             </w:pPr>
@@ -1599,6 +1627,7 @@
           </w:tcPr>
           <w:p>
             <w:pPr>
+              <w:keepNext w:val="false"/>
               <w:spacing w:after="40" w:before="0"/>
               <w:jc w:val="left"/>
             </w:pPr>
@@ -1633,6 +1662,7 @@
           </w:tcPr>
           <w:p>
             <w:pPr>
+              <w:keepNext w:val="false"/>
               <w:spacing w:after="40" w:before="0"/>
               <w:jc w:val="left"/>
             </w:pPr>
@@ -1665,6 +1695,7 @@
           </w:tcPr>
           <w:p>
             <w:pPr>
+              <w:keepNext w:val="false"/>
               <w:spacing w:after="40" w:before="0"/>
               <w:jc w:val="left"/>
             </w:pPr>
@@ -1684,6 +1715,7 @@
           </w:p>
           <w:p>
             <w:pPr>
+              <w:keepNext w:val="false"/>
               <w:spacing w:after="40" w:before="0"/>
               <w:jc w:val="left"/>
             </w:pPr>
@@ -1703,6 +1735,7 @@
           </w:p>
           <w:p>
             <w:pPr>
+              <w:keepNext w:val="false"/>
               <w:spacing w:after="40" w:before="0"/>
               <w:jc w:val="left"/>
             </w:pPr>
@@ -1722,6 +1755,7 @@
           </w:p>
           <w:p>
             <w:pPr>
+              <w:keepNext w:val="false"/>
               <w:spacing w:after="40" w:before="0"/>
               <w:jc w:val="left"/>
             </w:pPr>
@@ -1741,6 +1775,7 @@
           </w:p>
           <w:p>
             <w:pPr>
+              <w:keepNext w:val="false"/>
               <w:spacing w:after="40" w:before="0"/>
               <w:jc w:val="left"/>
             </w:pPr>
@@ -1775,6 +1810,7 @@
           </w:tcPr>
           <w:p>
             <w:pPr>
+              <w:keepNext w:val="false"/>
               <w:spacing w:after="40" w:before="0"/>
               <w:jc w:val="left"/>
             </w:pPr>
@@ -1807,6 +1843,7 @@
           </w:tcPr>
           <w:p>
             <w:pPr>
+              <w:keepNext w:val="false"/>
               <w:spacing w:after="40" w:before="0"/>
               <w:jc w:val="left"/>
             </w:pPr>
@@ -1826,6 +1863,7 @@
           </w:p>
           <w:p>
             <w:pPr>
+              <w:keepNext w:val="false"/>
               <w:spacing w:after="40" w:before="0"/>
               <w:jc w:val="left"/>
             </w:pPr>
@@ -1845,6 +1883,7 @@
           </w:p>
           <w:p>
             <w:pPr>
+              <w:keepNext w:val="false"/>
               <w:spacing w:after="40" w:before="0"/>
               <w:jc w:val="left"/>
             </w:pPr>
@@ -1879,6 +1918,7 @@
           </w:tcPr>
           <w:p>
             <w:pPr>
+              <w:keepNext w:val="false"/>
               <w:spacing w:after="40" w:before="0"/>
               <w:jc w:val="left"/>
             </w:pPr>
@@ -1911,6 +1951,7 @@
           </w:tcPr>
           <w:p>
             <w:pPr>
+              <w:keepNext w:val="false"/>
               <w:spacing w:after="40" w:before="0"/>
               <w:jc w:val="left"/>
             </w:pPr>
@@ -1930,6 +1971,7 @@
           </w:p>
           <w:p>
             <w:pPr>
+              <w:keepNext w:val="false"/>
               <w:spacing w:after="40" w:before="0"/>
               <w:jc w:val="left"/>
             </w:pPr>
@@ -1949,6 +1991,7 @@
           </w:p>
           <w:p>
             <w:pPr>
+              <w:keepNext w:val="false"/>
               <w:spacing w:after="40" w:before="0"/>
               <w:jc w:val="left"/>
             </w:pPr>
@@ -1968,6 +2011,7 @@
           </w:p>
           <w:p>
             <w:pPr>
+              <w:keepNext w:val="false"/>
               <w:spacing w:after="40" w:before="0"/>
               <w:jc w:val="left"/>
             </w:pPr>
@@ -1987,6 +2031,7 @@
           </w:p>
           <w:p>
             <w:pPr>
+              <w:keepNext w:val="false"/>
               <w:spacing w:after="40" w:before="0"/>
               <w:jc w:val="left"/>
             </w:pPr>
@@ -2006,6 +2051,7 @@
           </w:p>
           <w:p>
             <w:pPr>
+              <w:keepNext w:val="false"/>
               <w:spacing w:after="40" w:before="0"/>
               <w:jc w:val="left"/>
             </w:pPr>
@@ -2025,6 +2071,7 @@
           </w:p>
           <w:p>
             <w:pPr>
+              <w:keepNext w:val="false"/>
               <w:spacing w:after="40" w:before="0"/>
               <w:jc w:val="left"/>
             </w:pPr>
@@ -2044,6 +2091,7 @@
           </w:p>
           <w:p>
             <w:pPr>
+              <w:keepNext w:val="false"/>
               <w:spacing w:after="40" w:before="0"/>
               <w:jc w:val="left"/>
             </w:pPr>
@@ -2063,6 +2111,7 @@
           </w:p>
           <w:p>
             <w:pPr>
+              <w:keepNext w:val="false"/>
               <w:spacing w:after="40" w:before="0"/>
               <w:jc w:val="left"/>
             </w:pPr>
@@ -2082,6 +2131,7 @@
           </w:p>
           <w:p>
             <w:pPr>
+              <w:keepNext w:val="false"/>
               <w:spacing w:after="40" w:before="0"/>
               <w:jc w:val="left"/>
             </w:pPr>
@@ -2101,6 +2151,7 @@
           </w:p>
           <w:p>
             <w:pPr>
+              <w:keepNext w:val="false"/>
               <w:spacing w:after="40" w:before="0"/>
               <w:jc w:val="left"/>
             </w:pPr>
@@ -2120,6 +2171,7 @@
           </w:p>
           <w:p>
             <w:pPr>
+              <w:keepNext w:val="false"/>
               <w:spacing w:after="40" w:before="0"/>
               <w:jc w:val="left"/>
             </w:pPr>
@@ -2139,6 +2191,7 @@
           </w:p>
           <w:p>
             <w:pPr>
+              <w:keepNext w:val="false"/>
               <w:spacing w:after="40" w:before="0"/>
               <w:jc w:val="left"/>
             </w:pPr>
@@ -2158,6 +2211,7 @@
           </w:p>
           <w:p>
             <w:pPr>
+              <w:keepNext w:val="false"/>
               <w:spacing w:after="40" w:before="0"/>
               <w:jc w:val="left"/>
             </w:pPr>
@@ -2177,6 +2231,7 @@
           </w:p>
           <w:p>
             <w:pPr>
+              <w:keepNext w:val="false"/>
               <w:spacing w:after="40" w:before="0"/>
               <w:jc w:val="left"/>
             </w:pPr>
@@ -2196,6 +2251,7 @@
           </w:p>
           <w:p>
             <w:pPr>
+              <w:keepNext w:val="false"/>
               <w:spacing w:after="40" w:before="0"/>
               <w:jc w:val="left"/>
             </w:pPr>
@@ -2215,6 +2271,7 @@
           </w:p>
           <w:p>
             <w:pPr>
+              <w:keepNext w:val="false"/>
               <w:spacing w:after="40" w:before="0"/>
               <w:jc w:val="left"/>
             </w:pPr>
@@ -2234,6 +2291,7 @@
           </w:p>
           <w:p>
             <w:pPr>
+              <w:keepNext w:val="false"/>
               <w:spacing w:after="40" w:before="0"/>
               <w:jc w:val="left"/>
             </w:pPr>
@@ -2253,6 +2311,7 @@
           </w:p>
           <w:p>
             <w:pPr>
+              <w:keepNext w:val="false"/>
               <w:spacing w:after="40" w:before="0"/>
               <w:jc w:val="left"/>
             </w:pPr>
@@ -2272,6 +2331,7 @@
           </w:p>
           <w:p>
             <w:pPr>
+              <w:keepNext w:val="false"/>
               <w:spacing w:after="40" w:before="0"/>
               <w:jc w:val="left"/>
             </w:pPr>
@@ -2306,6 +2366,7 @@
           </w:tcPr>
           <w:p>
             <w:pPr>
+              <w:keepNext w:val="false"/>
               <w:spacing w:after="40" w:before="0"/>
               <w:jc w:val="left"/>
             </w:pPr>
@@ -2537,7 +2598,7 @@
         </w:rPr>
         <w:t xml:space="preserve">© 2026 SeaVuria and ARES. This work is licensed under a </w:t>
       </w:r>
-      <w:hyperlink w:history="1" r:id="rIdimb9ougiqum09weq1zokr">
+      <w:hyperlink w:history="1" r:id="rIdm2jwuhpwivxyrpl_7xcjg">
         <w:r>
           <w:rPr>
             <w:rFonts w:ascii="Arial" w:cs="Arial" w:eastAsia="Arial" w:hAnsi="Arial"/>
@@ -2557,7 +2618,7 @@
         </w:rPr>
         <w:t xml:space="preserve"> (</w:t>
       </w:r>
-      <w:hyperlink w:history="1" r:id="rIdo6_mdt5mssr8tzzulaxiz">
+      <w:hyperlink w:history="1" r:id="rIdj61etvscgwuof6xfpthxi">
         <w:r>
           <w:rPr>
             <w:rFonts w:ascii="Arial" w:cs="Arial" w:eastAsia="Arial" w:hAnsi="Arial"/>
@@ -2577,7 +2638,7 @@
         </w:rPr>
         <w:t xml:space="preserve">). To view a copy of this license, visit </w:t>
       </w:r>
-      <w:hyperlink w:history="1" r:id="rIdtsjr-a2cfmx3wivvd67mv">
+      <w:hyperlink w:history="1" r:id="rIdcuuznev_tm7t95nhvjh_b">
         <w:r>
           <w:rPr>
             <w:rFonts w:ascii="Arial" w:cs="Arial" w:eastAsia="Arial" w:hAnsi="Arial"/>
@@ -2636,6 +2697,7 @@
           </w:tcPr>
           <w:p>
             <w:pPr>
+              <w:keepNext w:val="false"/>
               <w:spacing w:after="40" w:before="0"/>
               <w:jc w:val="center"/>
             </w:pPr>
@@ -2671,6 +2733,7 @@
           </w:tcPr>
           <w:p>
             <w:pPr>
+              <w:keepNext w:val="false"/>
               <w:spacing w:after="40" w:before="0"/>
               <w:jc w:val="center"/>
             </w:pPr>
@@ -2705,6 +2768,7 @@
           </w:tcPr>
           <w:p>
             <w:pPr>
+              <w:keepNext w:val="false"/>
               <w:spacing w:after="40" w:before="0"/>
               <w:jc w:val="left"/>
             </w:pPr>
@@ -2737,6 +2801,7 @@
           </w:tcPr>
           <w:p>
             <w:pPr>
+              <w:keepNext w:val="false"/>
               <w:spacing w:after="40" w:before="0"/>
               <w:jc w:val="left"/>
             </w:pPr>
@@ -2771,6 +2836,7 @@
           </w:tcPr>
           <w:p>
             <w:pPr>
+              <w:keepNext w:val="false"/>
               <w:spacing w:after="40" w:before="0"/>
               <w:jc w:val="left"/>
             </w:pPr>
@@ -2803,6 +2869,7 @@
           </w:tcPr>
           <w:p>
             <w:pPr>
+              <w:keepNext w:val="false"/>
               <w:spacing w:after="40" w:before="0"/>
               <w:jc w:val="left"/>
             </w:pPr>
@@ -2837,6 +2904,7 @@
           </w:tcPr>
           <w:p>
             <w:pPr>
+              <w:keepNext w:val="false"/>
               <w:spacing w:after="40" w:before="0"/>
               <w:jc w:val="left"/>
             </w:pPr>
@@ -2869,6 +2937,7 @@
           </w:tcPr>
           <w:p>
             <w:pPr>
+              <w:keepNext w:val="false"/>
               <w:spacing w:after="40" w:before="0"/>
               <w:jc w:val="left"/>
             </w:pPr>
@@ -2903,6 +2972,7 @@
           </w:tcPr>
           <w:p>
             <w:pPr>
+              <w:keepNext w:val="false"/>
               <w:spacing w:after="40" w:before="0"/>
               <w:jc w:val="left"/>
             </w:pPr>
@@ -2935,6 +3005,7 @@
           </w:tcPr>
           <w:p>
             <w:pPr>
+              <w:keepNext w:val="false"/>
               <w:spacing w:after="40" w:before="0"/>
               <w:jc w:val="left"/>
             </w:pPr>
@@ -2969,6 +3040,7 @@
           </w:tcPr>
           <w:p>
             <w:pPr>
+              <w:keepNext w:val="false"/>
               <w:spacing w:after="40" w:before="0"/>
               <w:jc w:val="left"/>
             </w:pPr>
@@ -3001,6 +3073,7 @@
           </w:tcPr>
           <w:p>
             <w:pPr>
+              <w:keepNext w:val="false"/>
               <w:spacing w:after="40" w:before="0"/>
               <w:jc w:val="left"/>
             </w:pPr>
@@ -3035,6 +3108,7 @@
           </w:tcPr>
           <w:p>
             <w:pPr>
+              <w:keepNext w:val="false"/>
               <w:spacing w:after="40" w:before="0"/>
               <w:jc w:val="left"/>
             </w:pPr>
@@ -3067,6 +3141,7 @@
           </w:tcPr>
           <w:p>
             <w:pPr>
+              <w:keepNext w:val="false"/>
               <w:spacing w:after="40" w:before="0"/>
               <w:jc w:val="left"/>
             </w:pPr>
@@ -3101,6 +3176,7 @@
           </w:tcPr>
           <w:p>
             <w:pPr>
+              <w:keepNext w:val="false"/>
               <w:spacing w:after="40" w:before="0"/>
               <w:jc w:val="left"/>
             </w:pPr>
@@ -3133,6 +3209,7 @@
           </w:tcPr>
           <w:p>
             <w:pPr>
+              <w:keepNext w:val="false"/>
               <w:spacing w:after="40" w:before="0"/>
               <w:jc w:val="left"/>
             </w:pPr>
@@ -3167,6 +3244,7 @@
           </w:tcPr>
           <w:p>
             <w:pPr>
+              <w:keepNext w:val="false"/>
               <w:spacing w:after="40" w:before="0"/>
               <w:jc w:val="left"/>
             </w:pPr>
@@ -3199,6 +3277,7 @@
           </w:tcPr>
           <w:p>
             <w:pPr>
+              <w:keepNext w:val="false"/>
               <w:spacing w:after="40" w:before="0"/>
               <w:jc w:val="left"/>
             </w:pPr>
@@ -3258,6 +3337,7 @@
           </w:tcPr>
           <w:p>
             <w:pPr>
+              <w:keepNext w:val="false"/>
               <w:spacing w:after="40" w:before="0"/>
               <w:jc w:val="center"/>
             </w:pPr>
@@ -3292,6 +3372,7 @@
           </w:tcPr>
           <w:p>
             <w:pPr>
+              <w:keepNext w:val="false"/>
               <w:spacing w:after="40" w:before="0"/>
               <w:jc w:val="left"/>
             </w:pPr>
@@ -3356,6 +3437,7 @@
           </w:tcPr>
           <w:p>
             <w:pPr>
+              <w:keepNext w:val="false"/>
               <w:spacing w:after="40" w:before="0"/>
               <w:jc w:val="center"/>
             </w:pPr>
@@ -3390,6 +3472,7 @@
           </w:tcPr>
           <w:p>
             <w:pPr>
+              <w:keepNext w:val="false"/>
               <w:spacing w:after="40" w:before="0"/>
               <w:jc w:val="left"/>
             </w:pPr>
@@ -3422,6 +3505,7 @@
           </w:tcPr>
           <w:p>
             <w:pPr>
+              <w:keepNext w:val="false"/>
               <w:spacing w:after="40" w:before="0"/>
               <w:jc w:val="left"/>
             </w:pPr>
@@ -3454,6 +3538,7 @@
           </w:tcPr>
           <w:p>
             <w:pPr>
+              <w:keepNext w:val="false"/>
               <w:spacing w:after="40" w:before="0"/>
               <w:jc w:val="left"/>
             </w:pPr>
@@ -3486,6 +3571,7 @@
           </w:tcPr>
           <w:p>
             <w:pPr>
+              <w:keepNext w:val="false"/>
               <w:spacing w:after="40" w:before="0"/>
               <w:jc w:val="left"/>
             </w:pPr>
@@ -3518,6 +3604,7 @@
           </w:tcPr>
           <w:p>
             <w:pPr>
+              <w:keepNext w:val="false"/>
               <w:spacing w:after="40" w:before="0"/>
               <w:jc w:val="left"/>
             </w:pPr>
@@ -3552,6 +3639,7 @@
           </w:tcPr>
           <w:p>
             <w:pPr>
+              <w:keepNext w:val="false"/>
               <w:spacing w:after="40" w:before="0"/>
               <w:jc w:val="left"/>
             </w:pPr>
@@ -3589,7 +3677,7 @@
             <w:pPr>
               <w:spacing w:after="20" w:before="0"/>
             </w:pPr>
-            <w:hyperlink w:history="1" r:id="rId2jdknis7h2u7dqct8o1ch">
+            <w:hyperlink w:history="1" r:id="rIdtory8dzeegmmztbz4pojy">
               <w:r>
                 <w:rPr>
                   <w:rFonts w:ascii="Arial" w:cs="Arial" w:eastAsia="Arial" w:hAnsi="Arial"/>
@@ -3638,7 +3726,7 @@
               <w:spacing w:after="10" w:before="0"/>
               <w:ind w:left="120"/>
             </w:pPr>
-            <w:hyperlink w:history="1" r:id="rIdhrfttyidt5okueeqytcey">
+            <w:hyperlink w:history="1" r:id="rId8u48tkupk5besqxrgwgsb">
               <w:r>
                 <w:rPr>
                   <w:rFonts w:ascii="Arial" w:cs="Arial" w:eastAsia="Arial" w:hAnsi="Arial"/>
@@ -3700,7 +3788,7 @@
               <w:spacing w:after="10" w:before="0"/>
               <w:ind w:left="120"/>
             </w:pPr>
-            <w:hyperlink w:history="1" r:id="rIdiek_ryqyuhow3tkddfjvg">
+            <w:hyperlink w:history="1" r:id="rIdmwjjwqd-vmlf4qfydpkfy">
               <w:r>
                 <w:rPr>
                   <w:rFonts w:ascii="Arial" w:cs="Arial" w:eastAsia="Arial" w:hAnsi="Arial"/>
@@ -3743,6 +3831,7 @@
           </w:tcPr>
           <w:p>
             <w:pPr>
+              <w:keepNext w:val="false"/>
               <w:spacing w:after="40" w:before="0"/>
               <w:jc w:val="left"/>
             </w:pPr>
@@ -3775,6 +3864,7 @@
           </w:tcPr>
           <w:p>
             <w:pPr>
+              <w:keepNext w:val="false"/>
               <w:spacing w:after="40" w:before="0"/>
               <w:jc w:val="left"/>
             </w:pPr>
@@ -3794,6 +3884,7 @@
           </w:p>
           <w:p>
             <w:pPr>
+              <w:keepNext w:val="false"/>
               <w:spacing w:after="40" w:before="0"/>
               <w:jc w:val="left"/>
             </w:pPr>
@@ -3813,6 +3904,7 @@
           </w:p>
           <w:p>
             <w:pPr>
+              <w:keepNext w:val="false"/>
               <w:spacing w:after="40" w:before="0"/>
               <w:jc w:val="left"/>
             </w:pPr>
@@ -3832,6 +3924,7 @@
           </w:p>
           <w:p>
             <w:pPr>
+              <w:keepNext w:val="false"/>
               <w:spacing w:after="40" w:before="0"/>
               <w:jc w:val="left"/>
             </w:pPr>
@@ -3851,6 +3944,7 @@
           </w:p>
           <w:p>
             <w:pPr>
+              <w:keepNext w:val="false"/>
               <w:spacing w:after="40" w:before="0"/>
               <w:jc w:val="left"/>
             </w:pPr>
@@ -3883,6 +3977,7 @@
           </w:tcPr>
           <w:p>
             <w:pPr>
+              <w:keepNext w:val="false"/>
               <w:spacing w:after="40" w:before="0"/>
               <w:jc w:val="left"/>
             </w:pPr>
@@ -3915,6 +4010,7 @@
           </w:tcPr>
           <w:p>
             <w:pPr>
+              <w:keepNext w:val="false"/>
               <w:spacing w:after="40" w:before="0"/>
               <w:jc w:val="left"/>
             </w:pPr>
@@ -3949,6 +4045,7 @@
           </w:tcPr>
           <w:p>
             <w:pPr>
+              <w:keepNext w:val="false"/>
               <w:spacing w:after="40" w:before="0"/>
               <w:jc w:val="left"/>
             </w:pPr>
@@ -3986,7 +4083,7 @@
             <w:pPr>
               <w:spacing w:after="20" w:before="0"/>
             </w:pPr>
-            <w:hyperlink w:history="1" r:id="rIdcpbmoexe28dchmex7afww">
+            <w:hyperlink w:history="1" r:id="rId62gjdklnys90lbvh6uf1f">
               <w:r>
                 <w:rPr>
                   <w:rFonts w:ascii="Arial" w:cs="Arial" w:eastAsia="Arial" w:hAnsi="Arial"/>
@@ -4035,7 +4132,7 @@
               <w:spacing w:after="10" w:before="0"/>
               <w:ind w:left="120"/>
             </w:pPr>
-            <w:hyperlink w:history="1" r:id="rIdf4ttiaucujlt1mtbmrsef">
+            <w:hyperlink w:history="1" r:id="rIdqwwjgodw29eyrzmcxypyr">
               <w:r>
                 <w:rPr>
                   <w:rFonts w:ascii="Arial" w:cs="Arial" w:eastAsia="Arial" w:hAnsi="Arial"/>
@@ -4097,7 +4194,7 @@
               <w:spacing w:after="10" w:before="0"/>
               <w:ind w:left="120"/>
             </w:pPr>
-            <w:hyperlink w:history="1" r:id="rIdbxvpekxkl6fvzpwa_ac0j">
+            <w:hyperlink w:history="1" r:id="rId_3hfl-c6d8d2wgu7wrlvt">
               <w:r>
                 <w:rPr>
                   <w:rFonts w:ascii="Arial" w:cs="Arial" w:eastAsia="Arial" w:hAnsi="Arial"/>
@@ -4140,6 +4237,7 @@
           </w:tcPr>
           <w:p>
             <w:pPr>
+              <w:keepNext w:val="false"/>
               <w:spacing w:after="40" w:before="0"/>
               <w:jc w:val="left"/>
             </w:pPr>
@@ -4172,6 +4270,7 @@
           </w:tcPr>
           <w:p>
             <w:pPr>
+              <w:keepNext w:val="false"/>
               <w:spacing w:after="40" w:before="0"/>
               <w:jc w:val="left"/>
             </w:pPr>
@@ -4191,6 +4290,7 @@
           </w:p>
           <w:p>
             <w:pPr>
+              <w:keepNext w:val="false"/>
               <w:spacing w:after="40" w:before="0"/>
               <w:jc w:val="left"/>
             </w:pPr>
@@ -4210,6 +4310,7 @@
           </w:p>
           <w:p>
             <w:pPr>
+              <w:keepNext w:val="false"/>
               <w:spacing w:after="40" w:before="0"/>
               <w:jc w:val="left"/>
             </w:pPr>
@@ -4229,6 +4330,7 @@
           </w:p>
           <w:p>
             <w:pPr>
+              <w:keepNext w:val="false"/>
               <w:spacing w:after="40" w:before="0"/>
               <w:jc w:val="left"/>
             </w:pPr>
@@ -4248,6 +4350,7 @@
           </w:p>
           <w:p>
             <w:pPr>
+              <w:keepNext w:val="false"/>
               <w:spacing w:after="40" w:before="0"/>
               <w:jc w:val="left"/>
             </w:pPr>
@@ -4267,6 +4370,7 @@
           </w:p>
           <w:p>
             <w:pPr>
+              <w:keepNext w:val="false"/>
               <w:spacing w:after="40" w:before="0"/>
               <w:jc w:val="left"/>
             </w:pPr>
@@ -4299,6 +4403,7 @@
           </w:tcPr>
           <w:p>
             <w:pPr>
+              <w:keepNext w:val="false"/>
               <w:spacing w:after="40" w:before="0"/>
               <w:jc w:val="left"/>
             </w:pPr>
@@ -4331,6 +4436,7 @@
           </w:tcPr>
           <w:p>
             <w:pPr>
+              <w:keepNext w:val="false"/>
               <w:spacing w:after="40" w:before="0"/>
               <w:jc w:val="left"/>
             </w:pPr>
@@ -4365,6 +4471,7 @@
           </w:tcPr>
           <w:p>
             <w:pPr>
+              <w:keepNext w:val="false"/>
               <w:spacing w:after="40" w:before="0"/>
               <w:jc w:val="left"/>
             </w:pPr>
@@ -4402,7 +4509,7 @@
             <w:pPr>
               <w:spacing w:after="20" w:before="0"/>
             </w:pPr>
-            <w:hyperlink w:history="1" r:id="rIdulzksm3khqtjsklytj4t1">
+            <w:hyperlink w:history="1" r:id="rIdqkk3xhn3numa50o3ze-kz">
               <w:r>
                 <w:rPr>
                   <w:rFonts w:ascii="Arial" w:cs="Arial" w:eastAsia="Arial" w:hAnsi="Arial"/>
@@ -4451,7 +4558,7 @@
               <w:spacing w:after="10" w:before="0"/>
               <w:ind w:left="120"/>
             </w:pPr>
-            <w:hyperlink w:history="1" r:id="rIdu7yrixzghayuk3nnlchge">
+            <w:hyperlink w:history="1" r:id="rIdi0j-p1t6ef3xvj-iuqzwa">
               <w:r>
                 <w:rPr>
                   <w:rFonts w:ascii="Arial" w:cs="Arial" w:eastAsia="Arial" w:hAnsi="Arial"/>
@@ -4513,7 +4620,7 @@
               <w:spacing w:after="10" w:before="0"/>
               <w:ind w:left="120"/>
             </w:pPr>
-            <w:hyperlink w:history="1" r:id="rIdhkwcc6efc7opcovx3cbtx">
+            <w:hyperlink w:history="1" r:id="rIdxe-ri211yze4xq2msoojz">
               <w:r>
                 <w:rPr>
                   <w:rFonts w:ascii="Arial" w:cs="Arial" w:eastAsia="Arial" w:hAnsi="Arial"/>
@@ -4556,6 +4663,7 @@
           </w:tcPr>
           <w:p>
             <w:pPr>
+              <w:keepNext w:val="false"/>
               <w:spacing w:after="40" w:before="0"/>
               <w:jc w:val="left"/>
             </w:pPr>
@@ -4588,6 +4696,7 @@
           </w:tcPr>
           <w:p>
             <w:pPr>
+              <w:keepNext w:val="false"/>
               <w:spacing w:after="40" w:before="0"/>
               <w:jc w:val="left"/>
             </w:pPr>
@@ -4607,6 +4716,7 @@
           </w:p>
           <w:p>
             <w:pPr>
+              <w:keepNext w:val="false"/>
               <w:spacing w:after="40" w:before="0"/>
               <w:jc w:val="left"/>
             </w:pPr>
@@ -4626,6 +4736,7 @@
           </w:p>
           <w:p>
             <w:pPr>
+              <w:keepNext w:val="false"/>
               <w:spacing w:after="40" w:before="0"/>
               <w:jc w:val="left"/>
             </w:pPr>
@@ -4645,6 +4756,7 @@
           </w:p>
           <w:p>
             <w:pPr>
+              <w:keepNext w:val="false"/>
               <w:spacing w:after="40" w:before="0"/>
               <w:jc w:val="left"/>
             </w:pPr>
@@ -4664,6 +4776,7 @@
           </w:p>
           <w:p>
             <w:pPr>
+              <w:keepNext w:val="false"/>
               <w:spacing w:after="40" w:before="0"/>
               <w:jc w:val="left"/>
             </w:pPr>
@@ -4683,6 +4796,7 @@
           </w:p>
           <w:p>
             <w:pPr>
+              <w:keepNext w:val="false"/>
               <w:spacing w:after="40" w:before="0"/>
               <w:jc w:val="left"/>
             </w:pPr>
@@ -4715,6 +4829,7 @@
           </w:tcPr>
           <w:p>
             <w:pPr>
+              <w:keepNext w:val="false"/>
               <w:spacing w:after="40" w:before="0"/>
               <w:jc w:val="left"/>
             </w:pPr>
@@ -4747,6 +4862,7 @@
           </w:tcPr>
           <w:p>
             <w:pPr>
+              <w:keepNext w:val="false"/>
               <w:spacing w:after="40" w:before="0"/>
               <w:jc w:val="left"/>
             </w:pPr>
@@ -4781,6 +4897,7 @@
           </w:tcPr>
           <w:p>
             <w:pPr>
+              <w:keepNext w:val="false"/>
               <w:spacing w:after="40" w:before="0"/>
               <w:jc w:val="left"/>
             </w:pPr>
@@ -4818,7 +4935,7 @@
             <w:pPr>
               <w:spacing w:after="20" w:before="0"/>
             </w:pPr>
-            <w:hyperlink w:history="1" r:id="rIdlaziamxrg0bnhqsb2bwk5">
+            <w:hyperlink w:history="1" r:id="rIddprna4qh8qapirfx6wa3e">
               <w:r>
                 <w:rPr>
                   <w:rFonts w:ascii="Arial" w:cs="Arial" w:eastAsia="Arial" w:hAnsi="Arial"/>
@@ -4867,7 +4984,7 @@
               <w:spacing w:after="10" w:before="0"/>
               <w:ind w:left="120"/>
             </w:pPr>
-            <w:hyperlink w:history="1" r:id="rIdwtss2umi1mxywddobhg6s">
+            <w:hyperlink w:history="1" r:id="rIdfwt2ll0cl-ueqsjps9u5n">
               <w:r>
                 <w:rPr>
                   <w:rFonts w:ascii="Arial" w:cs="Arial" w:eastAsia="Arial" w:hAnsi="Arial"/>
@@ -4929,7 +5046,7 @@
               <w:spacing w:after="10" w:before="0"/>
               <w:ind w:left="120"/>
             </w:pPr>
-            <w:hyperlink w:history="1" r:id="rIdals9h-oq33mr6b6hlkmb4">
+            <w:hyperlink w:history="1" r:id="rIdv7vtl0qdcqxdaqrgw13kz">
               <w:r>
                 <w:rPr>
                   <w:rFonts w:ascii="Arial" w:cs="Arial" w:eastAsia="Arial" w:hAnsi="Arial"/>
@@ -4972,6 +5089,7 @@
           </w:tcPr>
           <w:p>
             <w:pPr>
+              <w:keepNext w:val="false"/>
               <w:spacing w:after="40" w:before="0"/>
               <w:jc w:val="left"/>
             </w:pPr>
@@ -5004,6 +5122,7 @@
           </w:tcPr>
           <w:p>
             <w:pPr>
+              <w:keepNext w:val="false"/>
               <w:spacing w:after="40" w:before="0"/>
               <w:jc w:val="left"/>
             </w:pPr>
@@ -5023,6 +5142,7 @@
           </w:p>
           <w:p>
             <w:pPr>
+              <w:keepNext w:val="false"/>
               <w:spacing w:after="40" w:before="0"/>
               <w:jc w:val="left"/>
             </w:pPr>
@@ -5042,6 +5162,7 @@
           </w:p>
           <w:p>
             <w:pPr>
+              <w:keepNext w:val="false"/>
               <w:spacing w:after="40" w:before="0"/>
               <w:jc w:val="left"/>
             </w:pPr>
@@ -5061,6 +5182,7 @@
           </w:p>
           <w:p>
             <w:pPr>
+              <w:keepNext w:val="false"/>
               <w:spacing w:after="40" w:before="0"/>
               <w:jc w:val="left"/>
             </w:pPr>
@@ -5080,6 +5202,7 @@
           </w:p>
           <w:p>
             <w:pPr>
+              <w:keepNext w:val="false"/>
               <w:spacing w:after="40" w:before="0"/>
               <w:jc w:val="left"/>
             </w:pPr>
@@ -5099,6 +5222,7 @@
           </w:p>
           <w:p>
             <w:pPr>
+              <w:keepNext w:val="false"/>
               <w:spacing w:after="40" w:before="0"/>
               <w:jc w:val="left"/>
             </w:pPr>
@@ -5131,6 +5255,7 @@
           </w:tcPr>
           <w:p>
             <w:pPr>
+              <w:keepNext w:val="false"/>
               <w:spacing w:after="40" w:before="0"/>
               <w:jc w:val="left"/>
             </w:pPr>
@@ -5163,6 +5288,7 @@
           </w:tcPr>
           <w:p>
             <w:pPr>
+              <w:keepNext w:val="false"/>
               <w:spacing w:after="40" w:before="0"/>
               <w:jc w:val="left"/>
             </w:pPr>
@@ -5197,6 +5323,7 @@
           </w:tcPr>
           <w:p>
             <w:pPr>
+              <w:keepNext w:val="false"/>
               <w:spacing w:after="40" w:before="0"/>
               <w:jc w:val="left"/>
             </w:pPr>
@@ -5234,7 +5361,7 @@
             <w:pPr>
               <w:spacing w:after="20" w:before="0"/>
             </w:pPr>
-            <w:hyperlink w:history="1" r:id="rId23fsimfd6ac7injdccknv">
+            <w:hyperlink w:history="1" r:id="rIdnczgbl2tzi2gqhqhxgiff">
               <w:r>
                 <w:rPr>
                   <w:rFonts w:ascii="Arial" w:cs="Arial" w:eastAsia="Arial" w:hAnsi="Arial"/>
@@ -5283,7 +5410,7 @@
               <w:spacing w:after="10" w:before="0"/>
               <w:ind w:left="120"/>
             </w:pPr>
-            <w:hyperlink w:history="1" r:id="rIdtawz5w-b_cpouyss9qazn">
+            <w:hyperlink w:history="1" r:id="rIdfxf5pzx6jb9gdvyk9flfu">
               <w:r>
                 <w:rPr>
                   <w:rFonts w:ascii="Arial" w:cs="Arial" w:eastAsia="Arial" w:hAnsi="Arial"/>
@@ -5345,7 +5472,7 @@
               <w:spacing w:after="10" w:before="0"/>
               <w:ind w:left="120"/>
             </w:pPr>
-            <w:hyperlink w:history="1" r:id="rIdcoji8rxpyurc04q3dfvlp">
+            <w:hyperlink w:history="1" r:id="rIddazblicp-rhnmcnbudjvx">
               <w:r>
                 <w:rPr>
                   <w:rFonts w:ascii="Arial" w:cs="Arial" w:eastAsia="Arial" w:hAnsi="Arial"/>
@@ -5388,6 +5515,7 @@
           </w:tcPr>
           <w:p>
             <w:pPr>
+              <w:keepNext w:val="false"/>
               <w:spacing w:after="40" w:before="0"/>
               <w:jc w:val="left"/>
             </w:pPr>
@@ -5420,6 +5548,7 @@
           </w:tcPr>
           <w:p>
             <w:pPr>
+              <w:keepNext w:val="false"/>
               <w:spacing w:after="40" w:before="0"/>
               <w:jc w:val="left"/>
             </w:pPr>
@@ -5439,6 +5568,7 @@
           </w:p>
           <w:p>
             <w:pPr>
+              <w:keepNext w:val="false"/>
               <w:spacing w:after="40" w:before="0"/>
               <w:jc w:val="left"/>
             </w:pPr>
@@ -5458,6 +5588,7 @@
           </w:p>
           <w:p>
             <w:pPr>
+              <w:keepNext w:val="false"/>
               <w:spacing w:after="40" w:before="0"/>
               <w:jc w:val="left"/>
             </w:pPr>
@@ -5477,6 +5608,7 @@
           </w:p>
           <w:p>
             <w:pPr>
+              <w:keepNext w:val="false"/>
               <w:spacing w:after="40" w:before="0"/>
               <w:jc w:val="left"/>
             </w:pPr>
@@ -5496,6 +5628,7 @@
           </w:p>
           <w:p>
             <w:pPr>
+              <w:keepNext w:val="false"/>
               <w:spacing w:after="40" w:before="0"/>
               <w:jc w:val="left"/>
             </w:pPr>
@@ -5515,6 +5648,7 @@
           </w:p>
           <w:p>
             <w:pPr>
+              <w:keepNext w:val="false"/>
               <w:spacing w:after="40" w:before="0"/>
               <w:jc w:val="left"/>
             </w:pPr>
@@ -5547,6 +5681,7 @@
           </w:tcPr>
           <w:p>
             <w:pPr>
+              <w:keepNext w:val="false"/>
               <w:spacing w:after="40" w:before="0"/>
               <w:jc w:val="left"/>
             </w:pPr>
@@ -5579,6 +5714,7 @@
           </w:tcPr>
           <w:p>
             <w:pPr>
+              <w:keepNext w:val="false"/>
               <w:spacing w:after="40" w:before="0"/>
               <w:jc w:val="left"/>
             </w:pPr>
@@ -5638,6 +5774,7 @@
           </w:tcPr>
           <w:p>
             <w:pPr>
+              <w:keepNext w:val="false"/>
               <w:spacing w:after="40" w:before="0"/>
               <w:jc w:val="center"/>
             </w:pPr>
@@ -5672,6 +5809,7 @@
           </w:tcPr>
           <w:p>
             <w:pPr>
+              <w:keepNext w:val="false"/>
               <w:spacing w:after="40" w:before="0"/>
               <w:jc w:val="left"/>
             </w:pPr>
@@ -5691,6 +5829,7 @@
           </w:p>
           <w:p>
             <w:pPr>
+              <w:keepNext w:val="false"/>
               <w:spacing w:after="40" w:before="0"/>
               <w:jc w:val="left"/>
             </w:pPr>
@@ -5710,6 +5849,7 @@
           </w:p>
           <w:p>
             <w:pPr>
+              <w:keepNext w:val="false"/>
               <w:spacing w:after="40" w:before="0"/>
               <w:jc w:val="left"/>
             </w:pPr>
@@ -5729,6 +5869,7 @@
           </w:p>
           <w:p>
             <w:pPr>
+              <w:keepNext w:val="false"/>
               <w:spacing w:after="40" w:before="0"/>
               <w:jc w:val="left"/>
             </w:pPr>
@@ -5748,6 +5889,7 @@
           </w:p>
           <w:p>
             <w:pPr>
+              <w:keepNext w:val="false"/>
               <w:spacing w:after="40" w:before="0"/>
               <w:jc w:val="left"/>
             </w:pPr>
@@ -5767,6 +5909,7 @@
           </w:p>
           <w:p>
             <w:pPr>
+              <w:keepNext w:val="false"/>
               <w:spacing w:after="40" w:before="0"/>
               <w:jc w:val="left"/>
             </w:pPr>
@@ -5786,6 +5929,7 @@
           </w:p>
           <w:p>
             <w:pPr>
+              <w:keepNext w:val="false"/>
               <w:spacing w:after="40" w:before="0"/>
               <w:jc w:val="left"/>
             </w:pPr>
@@ -5847,6 +5991,7 @@
           </w:tcPr>
           <w:p>
             <w:pPr>
+              <w:keepNext w:val="false"/>
               <w:spacing w:after="40" w:before="0"/>
               <w:jc w:val="center"/>
             </w:pPr>
@@ -5881,6 +6026,7 @@
           </w:tcPr>
           <w:p>
             <w:pPr>
+              <w:keepNext w:val="false"/>
               <w:spacing w:after="40" w:before="0"/>
               <w:jc w:val="left"/>
             </w:pPr>
@@ -5913,6 +6059,7 @@
           </w:tcPr>
           <w:p>
             <w:pPr>
+              <w:keepNext w:val="false"/>
               <w:spacing w:after="40" w:before="0"/>
               <w:jc w:val="left"/>
             </w:pPr>
@@ -5947,6 +6094,7 @@
           </w:tcPr>
           <w:p>
             <w:pPr>
+              <w:keepNext w:val="false"/>
               <w:spacing w:after="40" w:before="0"/>
               <w:jc w:val="left"/>
             </w:pPr>
@@ -5979,6 +6127,7 @@
           </w:tcPr>
           <w:p>
             <w:pPr>
+              <w:keepNext w:val="false"/>
               <w:spacing w:after="40" w:before="0"/>
               <w:jc w:val="left"/>
             </w:pPr>
@@ -6013,6 +6162,7 @@
           </w:tcPr>
           <w:p>
             <w:pPr>
+              <w:keepNext w:val="false"/>
               <w:spacing w:after="40" w:before="0"/>
               <w:jc w:val="left"/>
             </w:pPr>
@@ -6045,6 +6195,7 @@
           </w:tcPr>
           <w:p>
             <w:pPr>
+              <w:keepNext w:val="false"/>
               <w:spacing w:after="40" w:before="0"/>
               <w:jc w:val="left"/>
             </w:pPr>
@@ -6081,7 +6232,7 @@
         </w:rPr>
         <w:t xml:space="preserve">© 2026 SeaVuria and ARES. Aligned with KICD objectives. Developed by SeaVuria; technical implementation by ARES (with AI assistance from Claude). Licensed under </w:t>
       </w:r>
-      <w:hyperlink w:history="1" r:id="rIdqpv0zvaueyjoiz0gjaobm">
+      <w:hyperlink w:history="1" r:id="rIdyjfss6sgomdziion_puwf">
         <w:r>
           <w:rPr>
             <w:rFonts w:ascii="Arial" w:cs="Arial" w:eastAsia="Arial" w:hAnsi="Arial"/>
@@ -6102,7 +6253,7 @@
         </w:rPr>
         <w:t xml:space="preserve"> (</w:t>
       </w:r>
-      <w:hyperlink w:history="1" r:id="rIdnvhllg1lwf-mdti-itqxi">
+      <w:hyperlink w:history="1" r:id="rIdfy-9lby-yylfj1yna360f">
         <w:r>
           <w:rPr>
             <w:rFonts w:ascii="Arial" w:cs="Arial" w:eastAsia="Arial" w:hAnsi="Arial"/>
@@ -6162,6 +6313,7 @@
           </w:tcPr>
           <w:p>
             <w:pPr>
+              <w:keepNext w:val="false"/>
               <w:spacing w:after="40" w:before="0"/>
               <w:jc w:val="center"/>
             </w:pPr>
@@ -6197,6 +6349,7 @@
           </w:tcPr>
           <w:p>
             <w:pPr>
+              <w:keepNext w:val="false"/>
               <w:spacing w:after="40" w:before="0"/>
               <w:jc w:val="center"/>
             </w:pPr>
@@ -6231,6 +6384,7 @@
           </w:tcPr>
           <w:p>
             <w:pPr>
+              <w:keepNext w:val="false"/>
               <w:spacing w:after="40" w:before="0"/>
               <w:jc w:val="left"/>
             </w:pPr>
@@ -6263,6 +6417,7 @@
           </w:tcPr>
           <w:p>
             <w:pPr>
+              <w:keepNext w:val="false"/>
               <w:spacing w:after="40" w:before="0"/>
               <w:jc w:val="left"/>
             </w:pPr>
@@ -6297,6 +6452,7 @@
           </w:tcPr>
           <w:p>
             <w:pPr>
+              <w:keepNext w:val="false"/>
               <w:spacing w:after="40" w:before="0"/>
               <w:jc w:val="left"/>
             </w:pPr>
@@ -6329,6 +6485,7 @@
           </w:tcPr>
           <w:p>
             <w:pPr>
+              <w:keepNext w:val="false"/>
               <w:spacing w:after="40" w:before="0"/>
               <w:jc w:val="left"/>
             </w:pPr>
@@ -6363,6 +6520,7 @@
           </w:tcPr>
           <w:p>
             <w:pPr>
+              <w:keepNext w:val="false"/>
               <w:spacing w:after="40" w:before="0"/>
               <w:jc w:val="left"/>
             </w:pPr>
@@ -6395,6 +6553,7 @@
           </w:tcPr>
           <w:p>
             <w:pPr>
+              <w:keepNext w:val="false"/>
               <w:spacing w:after="40" w:before="0"/>
               <w:jc w:val="left"/>
             </w:pPr>
@@ -6429,6 +6588,7 @@
           </w:tcPr>
           <w:p>
             <w:pPr>
+              <w:keepNext w:val="false"/>
               <w:spacing w:after="40" w:before="0"/>
               <w:jc w:val="left"/>
             </w:pPr>
@@ -6461,6 +6621,7 @@
           </w:tcPr>
           <w:p>
             <w:pPr>
+              <w:keepNext w:val="false"/>
               <w:spacing w:after="40" w:before="0"/>
               <w:jc w:val="left"/>
             </w:pPr>
@@ -6495,6 +6656,7 @@
           </w:tcPr>
           <w:p>
             <w:pPr>
+              <w:keepNext w:val="false"/>
               <w:spacing w:after="40" w:before="0"/>
               <w:jc w:val="left"/>
             </w:pPr>
@@ -6527,6 +6689,7 @@
           </w:tcPr>
           <w:p>
             <w:pPr>
+              <w:keepNext w:val="false"/>
               <w:spacing w:after="40" w:before="0"/>
               <w:jc w:val="left"/>
             </w:pPr>
@@ -6561,6 +6724,7 @@
           </w:tcPr>
           <w:p>
             <w:pPr>
+              <w:keepNext w:val="false"/>
               <w:spacing w:after="40" w:before="0"/>
               <w:jc w:val="left"/>
             </w:pPr>
@@ -6593,6 +6757,7 @@
           </w:tcPr>
           <w:p>
             <w:pPr>
+              <w:keepNext w:val="false"/>
               <w:spacing w:after="40" w:before="0"/>
               <w:jc w:val="left"/>
             </w:pPr>
@@ -6627,6 +6792,7 @@
           </w:tcPr>
           <w:p>
             <w:pPr>
+              <w:keepNext w:val="false"/>
               <w:spacing w:after="40" w:before="0"/>
               <w:jc w:val="left"/>
             </w:pPr>
@@ -6659,6 +6825,7 @@
           </w:tcPr>
           <w:p>
             <w:pPr>
+              <w:keepNext w:val="false"/>
               <w:spacing w:after="40" w:before="0"/>
               <w:jc w:val="left"/>
             </w:pPr>
@@ -6693,6 +6860,7 @@
           </w:tcPr>
           <w:p>
             <w:pPr>
+              <w:keepNext w:val="false"/>
               <w:spacing w:after="40" w:before="0"/>
               <w:jc w:val="left"/>
             </w:pPr>
@@ -6725,6 +6893,7 @@
           </w:tcPr>
           <w:p>
             <w:pPr>
+              <w:keepNext w:val="false"/>
               <w:spacing w:after="40" w:before="0"/>
               <w:jc w:val="left"/>
             </w:pPr>
@@ -6784,6 +6953,7 @@
           </w:tcPr>
           <w:p>
             <w:pPr>
+              <w:keepNext w:val="false"/>
               <w:spacing w:after="40" w:before="0"/>
               <w:jc w:val="center"/>
             </w:pPr>
@@ -6818,6 +6988,7 @@
           </w:tcPr>
           <w:p>
             <w:pPr>
+              <w:keepNext w:val="false"/>
               <w:spacing w:after="40" w:before="0"/>
               <w:jc w:val="left"/>
             </w:pPr>
@@ -6882,6 +7053,7 @@
           </w:tcPr>
           <w:p>
             <w:pPr>
+              <w:keepNext w:val="false"/>
               <w:spacing w:after="40" w:before="0"/>
               <w:jc w:val="center"/>
             </w:pPr>
@@ -6916,6 +7088,7 @@
           </w:tcPr>
           <w:p>
             <w:pPr>
+              <w:keepNext w:val="false"/>
               <w:spacing w:after="40" w:before="0"/>
               <w:jc w:val="left"/>
             </w:pPr>
@@ -6948,6 +7121,7 @@
           </w:tcPr>
           <w:p>
             <w:pPr>
+              <w:keepNext w:val="false"/>
               <w:spacing w:after="40" w:before="0"/>
               <w:jc w:val="left"/>
             </w:pPr>
@@ -6980,6 +7154,7 @@
           </w:tcPr>
           <w:p>
             <w:pPr>
+              <w:keepNext w:val="false"/>
               <w:spacing w:after="40" w:before="0"/>
               <w:jc w:val="left"/>
             </w:pPr>
@@ -7012,6 +7187,7 @@
           </w:tcPr>
           <w:p>
             <w:pPr>
+              <w:keepNext w:val="false"/>
               <w:spacing w:after="40" w:before="0"/>
               <w:jc w:val="left"/>
             </w:pPr>
@@ -7044,6 +7220,7 @@
           </w:tcPr>
           <w:p>
             <w:pPr>
+              <w:keepNext w:val="false"/>
               <w:spacing w:after="40" w:before="0"/>
               <w:jc w:val="left"/>
             </w:pPr>
@@ -7078,6 +7255,7 @@
           </w:tcPr>
           <w:p>
             <w:pPr>
+              <w:keepNext w:val="false"/>
               <w:spacing w:after="40" w:before="0"/>
               <w:jc w:val="left"/>
             </w:pPr>
@@ -7115,7 +7293,7 @@
             <w:pPr>
               <w:spacing w:after="20" w:before="0"/>
             </w:pPr>
-            <w:hyperlink w:history="1" r:id="rId2gnhqbvoh5yx6fsroiscl">
+            <w:hyperlink w:history="1" r:id="rIdxnp5qguob5f2yxuab-jij">
               <w:r>
                 <w:rPr>
                   <w:rFonts w:ascii="Arial" w:cs="Arial" w:eastAsia="Arial" w:hAnsi="Arial"/>
@@ -7164,7 +7342,7 @@
               <w:spacing w:after="10" w:before="0"/>
               <w:ind w:left="120"/>
             </w:pPr>
-            <w:hyperlink w:history="1" r:id="rIda6mlbfwo0ruwjsrs0sntg">
+            <w:hyperlink w:history="1" r:id="rIdn7fut7utmbhimm7e1dvb0">
               <w:r>
                 <w:rPr>
                   <w:rFonts w:ascii="Arial" w:cs="Arial" w:eastAsia="Arial" w:hAnsi="Arial"/>
@@ -7226,7 +7404,7 @@
               <w:spacing w:after="10" w:before="0"/>
               <w:ind w:left="120"/>
             </w:pPr>
-            <w:hyperlink w:history="1" r:id="rIdydszbsmngwrpnteg6wttm">
+            <w:hyperlink w:history="1" r:id="rId7cvxlqzmjzupjycztqdvk">
               <w:r>
                 <w:rPr>
                   <w:rFonts w:ascii="Arial" w:cs="Arial" w:eastAsia="Arial" w:hAnsi="Arial"/>
@@ -7269,6 +7447,7 @@
           </w:tcPr>
           <w:p>
             <w:pPr>
+              <w:keepNext w:val="false"/>
               <w:spacing w:after="40" w:before="0"/>
               <w:jc w:val="left"/>
             </w:pPr>
@@ -7301,6 +7480,7 @@
           </w:tcPr>
           <w:p>
             <w:pPr>
+              <w:keepNext w:val="false"/>
               <w:spacing w:after="40" w:before="0"/>
               <w:jc w:val="left"/>
             </w:pPr>
@@ -7333,6 +7513,7 @@
           </w:tcPr>
           <w:p>
             <w:pPr>
+              <w:keepNext w:val="false"/>
               <w:spacing w:after="40" w:before="0"/>
               <w:jc w:val="left"/>
             </w:pPr>
@@ -7365,6 +7546,7 @@
           </w:tcPr>
           <w:p>
             <w:pPr>
+              <w:keepNext w:val="false"/>
               <w:spacing w:after="40" w:before="0"/>
               <w:jc w:val="left"/>
             </w:pPr>
@@ -7399,6 +7581,7 @@
           </w:tcPr>
           <w:p>
             <w:pPr>
+              <w:keepNext w:val="false"/>
               <w:spacing w:after="40" w:before="0"/>
               <w:jc w:val="left"/>
             </w:pPr>
@@ -7436,7 +7619,7 @@
             <w:pPr>
               <w:spacing w:after="20" w:before="0"/>
             </w:pPr>
-            <w:hyperlink w:history="1" r:id="rIdju89j9hp8rxfb7igp86yx">
+            <w:hyperlink w:history="1" r:id="rIdcj1-1_nfgg91c_ggwhtmi">
               <w:r>
                 <w:rPr>
                   <w:rFonts w:ascii="Arial" w:cs="Arial" w:eastAsia="Arial" w:hAnsi="Arial"/>
@@ -7485,7 +7668,7 @@
               <w:spacing w:after="10" w:before="0"/>
               <w:ind w:left="120"/>
             </w:pPr>
-            <w:hyperlink w:history="1" r:id="rIdijoveaxkfvx2wsmaytugo">
+            <w:hyperlink w:history="1" r:id="rIdvbr_vkzbam9gxrrc3gkz5">
               <w:r>
                 <w:rPr>
                   <w:rFonts w:ascii="Arial" w:cs="Arial" w:eastAsia="Arial" w:hAnsi="Arial"/>
@@ -7547,7 +7730,7 @@
               <w:spacing w:after="10" w:before="0"/>
               <w:ind w:left="120"/>
             </w:pPr>
-            <w:hyperlink w:history="1" r:id="rIdtmpgyv_rna4rqyx07bf_x">
+            <w:hyperlink w:history="1" r:id="rIdk6fqcputd3elsnrexos5f">
               <w:r>
                 <w:rPr>
                   <w:rFonts w:ascii="Arial" w:cs="Arial" w:eastAsia="Arial" w:hAnsi="Arial"/>
@@ -7590,6 +7773,7 @@
           </w:tcPr>
           <w:p>
             <w:pPr>
+              <w:keepNext w:val="false"/>
               <w:spacing w:after="40" w:before="0"/>
               <w:jc w:val="left"/>
             </w:pPr>
@@ -7622,6 +7806,7 @@
           </w:tcPr>
           <w:p>
             <w:pPr>
+              <w:keepNext w:val="false"/>
               <w:spacing w:after="40" w:before="0"/>
               <w:jc w:val="left"/>
             </w:pPr>
@@ -7654,6 +7839,7 @@
           </w:tcPr>
           <w:p>
             <w:pPr>
+              <w:keepNext w:val="false"/>
               <w:spacing w:after="40" w:before="0"/>
               <w:jc w:val="left"/>
             </w:pPr>
@@ -7686,6 +7872,7 @@
           </w:tcPr>
           <w:p>
             <w:pPr>
+              <w:keepNext w:val="false"/>
               <w:spacing w:after="40" w:before="0"/>
               <w:jc w:val="left"/>
             </w:pPr>
@@ -7720,6 +7907,7 @@
           </w:tcPr>
           <w:p>
             <w:pPr>
+              <w:keepNext w:val="false"/>
               <w:spacing w:after="40" w:before="0"/>
               <w:jc w:val="left"/>
             </w:pPr>
@@ -7757,7 +7945,7 @@
             <w:pPr>
               <w:spacing w:after="20" w:before="0"/>
             </w:pPr>
-            <w:hyperlink w:history="1" r:id="rIdv64fdplihfjxyng08cagb">
+            <w:hyperlink w:history="1" r:id="rIdoghrzrp3cih7ei0rajeu7">
               <w:r>
                 <w:rPr>
                   <w:rFonts w:ascii="Arial" w:cs="Arial" w:eastAsia="Arial" w:hAnsi="Arial"/>
@@ -7806,7 +7994,7 @@
               <w:spacing w:after="10" w:before="0"/>
               <w:ind w:left="120"/>
             </w:pPr>
-            <w:hyperlink w:history="1" r:id="rIdyfcuhzdtox2lf4g5c8uwd">
+            <w:hyperlink w:history="1" r:id="rIdmsxdpiutrbioqhw5dndva">
               <w:r>
                 <w:rPr>
                   <w:rFonts w:ascii="Arial" w:cs="Arial" w:eastAsia="Arial" w:hAnsi="Arial"/>
@@ -7868,7 +8056,7 @@
               <w:spacing w:after="10" w:before="0"/>
               <w:ind w:left="120"/>
             </w:pPr>
-            <w:hyperlink w:history="1" r:id="rIdfzkjkfc1nrhh5f0a8uwue">
+            <w:hyperlink w:history="1" r:id="rIdd1iojn-tzdgvrpyqb9ji6">
               <w:r>
                 <w:rPr>
                   <w:rFonts w:ascii="Arial" w:cs="Arial" w:eastAsia="Arial" w:hAnsi="Arial"/>
@@ -7911,6 +8099,7 @@
           </w:tcPr>
           <w:p>
             <w:pPr>
+              <w:keepNext w:val="false"/>
               <w:spacing w:after="40" w:before="0"/>
               <w:jc w:val="left"/>
             </w:pPr>
@@ -7943,6 +8132,7 @@
           </w:tcPr>
           <w:p>
             <w:pPr>
+              <w:keepNext w:val="false"/>
               <w:spacing w:after="40" w:before="0"/>
               <w:jc w:val="left"/>
             </w:pPr>
@@ -7975,6 +8165,7 @@
           </w:tcPr>
           <w:p>
             <w:pPr>
+              <w:keepNext w:val="false"/>
               <w:spacing w:after="40" w:before="0"/>
               <w:jc w:val="left"/>
             </w:pPr>
@@ -8007,6 +8198,7 @@
           </w:tcPr>
           <w:p>
             <w:pPr>
+              <w:keepNext w:val="false"/>
               <w:spacing w:after="40" w:before="0"/>
               <w:jc w:val="left"/>
             </w:pPr>
@@ -8041,6 +8233,7 @@
           </w:tcPr>
           <w:p>
             <w:pPr>
+              <w:keepNext w:val="false"/>
               <w:spacing w:after="40" w:before="0"/>
               <w:jc w:val="left"/>
             </w:pPr>
@@ -8078,7 +8271,7 @@
             <w:pPr>
               <w:spacing w:after="20" w:before="0"/>
             </w:pPr>
-            <w:hyperlink w:history="1" r:id="rIdr8difsegv4w5p2mmv5cfg">
+            <w:hyperlink w:history="1" r:id="rIdj3yphl9pwje1ssirc9g0t">
               <w:r>
                 <w:rPr>
                   <w:rFonts w:ascii="Arial" w:cs="Arial" w:eastAsia="Arial" w:hAnsi="Arial"/>
@@ -8127,7 +8320,7 @@
               <w:spacing w:after="10" w:before="0"/>
               <w:ind w:left="120"/>
             </w:pPr>
-            <w:hyperlink w:history="1" r:id="rIdkhamqkrva_6jwrwn2x5nb">
+            <w:hyperlink w:history="1" r:id="rId-5daswymenq0av8r9rk2w">
               <w:r>
                 <w:rPr>
                   <w:rFonts w:ascii="Arial" w:cs="Arial" w:eastAsia="Arial" w:hAnsi="Arial"/>
@@ -8189,7 +8382,7 @@
               <w:spacing w:after="10" w:before="0"/>
               <w:ind w:left="120"/>
             </w:pPr>
-            <w:hyperlink w:history="1" r:id="rIdeobzo0rsomrw_wwoerdqj">
+            <w:hyperlink w:history="1" r:id="rIdth29xrjvxjgeowvhc9wll">
               <w:r>
                 <w:rPr>
                   <w:rFonts w:ascii="Arial" w:cs="Arial" w:eastAsia="Arial" w:hAnsi="Arial"/>
@@ -8232,6 +8425,7 @@
           </w:tcPr>
           <w:p>
             <w:pPr>
+              <w:keepNext w:val="false"/>
               <w:spacing w:after="40" w:before="0"/>
               <w:jc w:val="left"/>
             </w:pPr>
@@ -8264,6 +8458,7 @@
           </w:tcPr>
           <w:p>
             <w:pPr>
+              <w:keepNext w:val="false"/>
               <w:spacing w:after="40" w:before="0"/>
               <w:jc w:val="left"/>
             </w:pPr>
@@ -8296,6 +8491,7 @@
           </w:tcPr>
           <w:p>
             <w:pPr>
+              <w:keepNext w:val="false"/>
               <w:spacing w:after="40" w:before="0"/>
               <w:jc w:val="left"/>
             </w:pPr>
@@ -8328,6 +8524,7 @@
           </w:tcPr>
           <w:p>
             <w:pPr>
+              <w:keepNext w:val="false"/>
               <w:spacing w:after="40" w:before="0"/>
               <w:jc w:val="left"/>
             </w:pPr>
@@ -8362,6 +8559,7 @@
           </w:tcPr>
           <w:p>
             <w:pPr>
+              <w:keepNext w:val="false"/>
               <w:spacing w:after="40" w:before="0"/>
               <w:jc w:val="left"/>
             </w:pPr>
@@ -8399,7 +8597,7 @@
             <w:pPr>
               <w:spacing w:after="20" w:before="0"/>
             </w:pPr>
-            <w:hyperlink w:history="1" r:id="rIdaggy2nbmeeanwrt7swxvu">
+            <w:hyperlink w:history="1" r:id="rIdhsx_cvxd88g_ant6gvkyn">
               <w:r>
                 <w:rPr>
                   <w:rFonts w:ascii="Arial" w:cs="Arial" w:eastAsia="Arial" w:hAnsi="Arial"/>
@@ -8448,7 +8646,7 @@
               <w:spacing w:after="10" w:before="0"/>
               <w:ind w:left="120"/>
             </w:pPr>
-            <w:hyperlink w:history="1" r:id="rIdd2l5spjemkey2usd4abdf">
+            <w:hyperlink w:history="1" r:id="rId3xf7y92t1afnshd5vid2l">
               <w:r>
                 <w:rPr>
                   <w:rFonts w:ascii="Arial" w:cs="Arial" w:eastAsia="Arial" w:hAnsi="Arial"/>
@@ -8510,7 +8708,7 @@
               <w:spacing w:after="10" w:before="0"/>
               <w:ind w:left="120"/>
             </w:pPr>
-            <w:hyperlink w:history="1" r:id="rIdd1gkrjr9sls7h8ljpk5_h">
+            <w:hyperlink w:history="1" r:id="rIdwosjus36zq_bezxqn_gv8">
               <w:r>
                 <w:rPr>
                   <w:rFonts w:ascii="Arial" w:cs="Arial" w:eastAsia="Arial" w:hAnsi="Arial"/>
@@ -8553,6 +8751,7 @@
           </w:tcPr>
           <w:p>
             <w:pPr>
+              <w:keepNext w:val="false"/>
               <w:spacing w:after="40" w:before="0"/>
               <w:jc w:val="left"/>
             </w:pPr>
@@ -8585,6 +8784,7 @@
           </w:tcPr>
           <w:p>
             <w:pPr>
+              <w:keepNext w:val="false"/>
               <w:spacing w:after="40" w:before="0"/>
               <w:jc w:val="left"/>
             </w:pPr>
@@ -8617,6 +8817,7 @@
           </w:tcPr>
           <w:p>
             <w:pPr>
+              <w:keepNext w:val="false"/>
               <w:spacing w:after="40" w:before="0"/>
               <w:jc w:val="left"/>
             </w:pPr>
@@ -8649,6 +8850,7 @@
           </w:tcPr>
           <w:p>
             <w:pPr>
+              <w:keepNext w:val="false"/>
               <w:spacing w:after="40" w:before="0"/>
               <w:jc w:val="left"/>
             </w:pPr>
@@ -8708,6 +8910,7 @@
           </w:tcPr>
           <w:p>
             <w:pPr>
+              <w:keepNext w:val="false"/>
               <w:spacing w:after="40" w:before="0"/>
               <w:jc w:val="center"/>
             </w:pPr>
@@ -8742,6 +8945,7 @@
           </w:tcPr>
           <w:p>
             <w:pPr>
+              <w:keepNext w:val="false"/>
               <w:spacing w:after="40" w:before="0"/>
               <w:jc w:val="left"/>
             </w:pPr>
@@ -8803,6 +9007,7 @@
           </w:tcPr>
           <w:p>
             <w:pPr>
+              <w:keepNext w:val="false"/>
               <w:spacing w:after="40" w:before="0"/>
               <w:jc w:val="center"/>
             </w:pPr>
@@ -8837,6 +9042,7 @@
           </w:tcPr>
           <w:p>
             <w:pPr>
+              <w:keepNext w:val="false"/>
               <w:spacing w:after="40" w:before="0"/>
               <w:jc w:val="left"/>
             </w:pPr>
@@ -8869,6 +9075,7 @@
           </w:tcPr>
           <w:p>
             <w:pPr>
+              <w:keepNext w:val="false"/>
               <w:spacing w:after="40" w:before="0"/>
               <w:jc w:val="left"/>
             </w:pPr>
@@ -8903,6 +9110,7 @@
           </w:tcPr>
           <w:p>
             <w:pPr>
+              <w:keepNext w:val="false"/>
               <w:spacing w:after="40" w:before="0"/>
               <w:jc w:val="left"/>
             </w:pPr>
@@ -8935,6 +9143,7 @@
           </w:tcPr>
           <w:p>
             <w:pPr>
+              <w:keepNext w:val="false"/>
               <w:spacing w:after="40" w:before="0"/>
               <w:jc w:val="left"/>
             </w:pPr>
@@ -8969,6 +9178,7 @@
           </w:tcPr>
           <w:p>
             <w:pPr>
+              <w:keepNext w:val="false"/>
               <w:spacing w:after="40" w:before="0"/>
               <w:jc w:val="left"/>
             </w:pPr>
@@ -9001,6 +9211,7 @@
           </w:tcPr>
           <w:p>
             <w:pPr>
+              <w:keepNext w:val="false"/>
               <w:spacing w:after="40" w:before="0"/>
               <w:jc w:val="left"/>
             </w:pPr>
@@ -9037,7 +9248,7 @@
         </w:rPr>
         <w:t xml:space="preserve">© 2026 SeaVuria and ARES. Aligned with KICD objectives. Developed by SeaVuria; technical implementation by ARES (with AI assistance from Claude). Licensed under </w:t>
       </w:r>
-      <w:hyperlink w:history="1" r:id="rIdhojrmiiu93ylojxj1sumu">
+      <w:hyperlink w:history="1" r:id="rIdttwsxittrhtqar9ae0xjc">
         <w:r>
           <w:rPr>
             <w:rFonts w:ascii="Arial" w:cs="Arial" w:eastAsia="Arial" w:hAnsi="Arial"/>
@@ -9058,7 +9269,7 @@
         </w:rPr>
         <w:t xml:space="preserve"> (</w:t>
       </w:r>
-      <w:hyperlink w:history="1" r:id="rIdo8ealaidk0iojh8h6w1gb">
+      <w:hyperlink w:history="1" r:id="rIdlz2tqfm_fd0knukvspwwh">
         <w:r>
           <w:rPr>
             <w:rFonts w:ascii="Arial" w:cs="Arial" w:eastAsia="Arial" w:hAnsi="Arial"/>
@@ -9118,6 +9329,7 @@
           </w:tcPr>
           <w:p>
             <w:pPr>
+              <w:keepNext w:val="false"/>
               <w:spacing w:after="40" w:before="0"/>
               <w:jc w:val="center"/>
             </w:pPr>
@@ -9153,6 +9365,7 @@
           </w:tcPr>
           <w:p>
             <w:pPr>
+              <w:keepNext w:val="false"/>
               <w:spacing w:after="40" w:before="0"/>
               <w:jc w:val="center"/>
             </w:pPr>
@@ -9187,6 +9400,7 @@
           </w:tcPr>
           <w:p>
             <w:pPr>
+              <w:keepNext w:val="false"/>
               <w:spacing w:after="40" w:before="0"/>
               <w:jc w:val="left"/>
             </w:pPr>
@@ -9219,6 +9433,7 @@
           </w:tcPr>
           <w:p>
             <w:pPr>
+              <w:keepNext w:val="false"/>
               <w:spacing w:after="40" w:before="0"/>
               <w:jc w:val="left"/>
             </w:pPr>
@@ -9253,6 +9468,7 @@
           </w:tcPr>
           <w:p>
             <w:pPr>
+              <w:keepNext w:val="false"/>
               <w:spacing w:after="40" w:before="0"/>
               <w:jc w:val="left"/>
             </w:pPr>
@@ -9285,6 +9501,7 @@
           </w:tcPr>
           <w:p>
             <w:pPr>
+              <w:keepNext w:val="false"/>
               <w:spacing w:after="40" w:before="0"/>
               <w:jc w:val="left"/>
             </w:pPr>
@@ -9319,6 +9536,7 @@
           </w:tcPr>
           <w:p>
             <w:pPr>
+              <w:keepNext w:val="false"/>
               <w:spacing w:after="40" w:before="0"/>
               <w:jc w:val="left"/>
             </w:pPr>
@@ -9351,6 +9569,7 @@
           </w:tcPr>
           <w:p>
             <w:pPr>
+              <w:keepNext w:val="false"/>
               <w:spacing w:after="40" w:before="0"/>
               <w:jc w:val="left"/>
             </w:pPr>
@@ -9385,6 +9604,7 @@
           </w:tcPr>
           <w:p>
             <w:pPr>
+              <w:keepNext w:val="false"/>
               <w:spacing w:after="40" w:before="0"/>
               <w:jc w:val="left"/>
             </w:pPr>
@@ -9417,6 +9637,7 @@
           </w:tcPr>
           <w:p>
             <w:pPr>
+              <w:keepNext w:val="false"/>
               <w:spacing w:after="40" w:before="0"/>
               <w:jc w:val="left"/>
             </w:pPr>
@@ -9451,6 +9672,7 @@
           </w:tcPr>
           <w:p>
             <w:pPr>
+              <w:keepNext w:val="false"/>
               <w:spacing w:after="40" w:before="0"/>
               <w:jc w:val="left"/>
             </w:pPr>
@@ -9483,6 +9705,7 @@
           </w:tcPr>
           <w:p>
             <w:pPr>
+              <w:keepNext w:val="false"/>
               <w:spacing w:after="40" w:before="0"/>
               <w:jc w:val="left"/>
             </w:pPr>
@@ -9517,6 +9740,7 @@
           </w:tcPr>
           <w:p>
             <w:pPr>
+              <w:keepNext w:val="false"/>
               <w:spacing w:after="40" w:before="0"/>
               <w:jc w:val="left"/>
             </w:pPr>
@@ -9549,6 +9773,7 @@
           </w:tcPr>
           <w:p>
             <w:pPr>
+              <w:keepNext w:val="false"/>
               <w:spacing w:after="40" w:before="0"/>
               <w:jc w:val="left"/>
             </w:pPr>
@@ -9583,6 +9808,7 @@
           </w:tcPr>
           <w:p>
             <w:pPr>
+              <w:keepNext w:val="false"/>
               <w:spacing w:after="40" w:before="0"/>
               <w:jc w:val="left"/>
             </w:pPr>
@@ -9615,6 +9841,7 @@
           </w:tcPr>
           <w:p>
             <w:pPr>
+              <w:keepNext w:val="false"/>
               <w:spacing w:after="40" w:before="0"/>
               <w:jc w:val="left"/>
             </w:pPr>
@@ -9649,6 +9876,7 @@
           </w:tcPr>
           <w:p>
             <w:pPr>
+              <w:keepNext w:val="false"/>
               <w:spacing w:after="40" w:before="0"/>
               <w:jc w:val="left"/>
             </w:pPr>
@@ -9681,6 +9909,7 @@
           </w:tcPr>
           <w:p>
             <w:pPr>
+              <w:keepNext w:val="false"/>
               <w:spacing w:after="40" w:before="0"/>
               <w:jc w:val="left"/>
             </w:pPr>
@@ -9740,6 +9969,7 @@
           </w:tcPr>
           <w:p>
             <w:pPr>
+              <w:keepNext w:val="false"/>
               <w:spacing w:after="40" w:before="0"/>
               <w:jc w:val="center"/>
             </w:pPr>
@@ -9774,6 +10004,7 @@
           </w:tcPr>
           <w:p>
             <w:pPr>
+              <w:keepNext w:val="false"/>
               <w:spacing w:after="40" w:before="0"/>
               <w:jc w:val="left"/>
             </w:pPr>
@@ -9838,6 +10069,7 @@
           </w:tcPr>
           <w:p>
             <w:pPr>
+              <w:keepNext w:val="false"/>
               <w:spacing w:after="40" w:before="0"/>
               <w:jc w:val="center"/>
             </w:pPr>
@@ -9872,6 +10104,7 @@
           </w:tcPr>
           <w:p>
             <w:pPr>
+              <w:keepNext w:val="false"/>
               <w:spacing w:after="40" w:before="0"/>
               <w:jc w:val="left"/>
             </w:pPr>
@@ -9904,6 +10137,7 @@
           </w:tcPr>
           <w:p>
             <w:pPr>
+              <w:keepNext w:val="false"/>
               <w:spacing w:after="40" w:before="0"/>
               <w:jc w:val="left"/>
             </w:pPr>
@@ -9936,6 +10170,7 @@
           </w:tcPr>
           <w:p>
             <w:pPr>
+              <w:keepNext w:val="false"/>
               <w:spacing w:after="40" w:before="0"/>
               <w:jc w:val="left"/>
             </w:pPr>
@@ -9968,6 +10203,7 @@
           </w:tcPr>
           <w:p>
             <w:pPr>
+              <w:keepNext w:val="false"/>
               <w:spacing w:after="40" w:before="0"/>
               <w:jc w:val="left"/>
             </w:pPr>
@@ -10000,6 +10236,7 @@
           </w:tcPr>
           <w:p>
             <w:pPr>
+              <w:keepNext w:val="false"/>
               <w:spacing w:after="40" w:before="0"/>
               <w:jc w:val="left"/>
             </w:pPr>
@@ -10034,6 +10271,7 @@
           </w:tcPr>
           <w:p>
             <w:pPr>
+              <w:keepNext w:val="false"/>
               <w:spacing w:after="40" w:before="0"/>
               <w:jc w:val="left"/>
             </w:pPr>
@@ -10071,7 +10309,7 @@
             <w:pPr>
               <w:spacing w:after="20" w:before="0"/>
             </w:pPr>
-            <w:hyperlink w:history="1" r:id="rId5dsgokfjv2fbwt_bop6zs">
+            <w:hyperlink w:history="1" r:id="rIdlknstozaac1l2n5axffgz">
               <w:r>
                 <w:rPr>
                   <w:rFonts w:ascii="Arial" w:cs="Arial" w:eastAsia="Arial" w:hAnsi="Arial"/>
@@ -10120,7 +10358,7 @@
               <w:spacing w:after="10" w:before="0"/>
               <w:ind w:left="120"/>
             </w:pPr>
-            <w:hyperlink w:history="1" r:id="rIdgs730utro5fq9sji88haj">
+            <w:hyperlink w:history="1" r:id="rIdlbasx6ow3rqzcdeiqcnxr">
               <w:r>
                 <w:rPr>
                   <w:rFonts w:ascii="Arial" w:cs="Arial" w:eastAsia="Arial" w:hAnsi="Arial"/>
@@ -10165,7 +10403,7 @@
             <w:pPr>
               <w:spacing w:after="20" w:before="0"/>
             </w:pPr>
-            <w:hyperlink w:history="1" r:id="rIddmp-ga-mrb8aplxv0rlkf">
+            <w:hyperlink w:history="1" r:id="rIdospil70umoqwdcuvqsj7x">
               <w:r>
                 <w:rPr>
                   <w:rFonts w:ascii="Arial" w:cs="Arial" w:eastAsia="Arial" w:hAnsi="Arial"/>
@@ -10214,7 +10452,7 @@
               <w:spacing w:after="10" w:before="0"/>
               <w:ind w:left="120"/>
             </w:pPr>
-            <w:hyperlink w:history="1" r:id="rId493lmfik612fc0ybadib-">
+            <w:hyperlink w:history="1" r:id="rIdljazfelrguplpck__hupm">
               <w:r>
                 <w:rPr>
                   <w:rFonts w:ascii="Arial" w:cs="Arial" w:eastAsia="Arial" w:hAnsi="Arial"/>
@@ -10242,6 +10480,7 @@
           </w:tcPr>
           <w:p>
             <w:pPr>
+              <w:keepNext w:val="false"/>
               <w:spacing w:after="40" w:before="0"/>
               <w:jc w:val="left"/>
             </w:pPr>
@@ -10274,6 +10513,7 @@
           </w:tcPr>
           <w:p>
             <w:pPr>
+              <w:keepNext w:val="false"/>
               <w:spacing w:after="40" w:before="0"/>
               <w:jc w:val="left"/>
             </w:pPr>
@@ -10306,6 +10546,7 @@
           </w:tcPr>
           <w:p>
             <w:pPr>
+              <w:keepNext w:val="false"/>
               <w:spacing w:after="40" w:before="0"/>
               <w:jc w:val="left"/>
             </w:pPr>
@@ -10338,6 +10579,7 @@
           </w:tcPr>
           <w:p>
             <w:pPr>
+              <w:keepNext w:val="false"/>
               <w:spacing w:after="40" w:before="0"/>
               <w:jc w:val="left"/>
             </w:pPr>
@@ -10372,6 +10614,7 @@
           </w:tcPr>
           <w:p>
             <w:pPr>
+              <w:keepNext w:val="false"/>
               <w:spacing w:after="40" w:before="0"/>
               <w:jc w:val="left"/>
             </w:pPr>
@@ -10409,7 +10652,7 @@
             <w:pPr>
               <w:spacing w:after="20" w:before="0"/>
             </w:pPr>
-            <w:hyperlink w:history="1" r:id="rId8zxggbumngddhfg_zjqo3">
+            <w:hyperlink w:history="1" r:id="rIdarxl6zpiyexxc34-ubvw5">
               <w:r>
                 <w:rPr>
                   <w:rFonts w:ascii="Arial" w:cs="Arial" w:eastAsia="Arial" w:hAnsi="Arial"/>
@@ -10458,7 +10701,7 @@
               <w:spacing w:after="10" w:before="0"/>
               <w:ind w:left="120"/>
             </w:pPr>
-            <w:hyperlink w:history="1" r:id="rIdukbh86tjbqctyavg2pmnq">
+            <w:hyperlink w:history="1" r:id="rIdcm6qska9n-eqqoyyg1t9f">
               <w:r>
                 <w:rPr>
                   <w:rFonts w:ascii="Arial" w:cs="Arial" w:eastAsia="Arial" w:hAnsi="Arial"/>
@@ -10503,7 +10746,7 @@
             <w:pPr>
               <w:spacing w:after="20" w:before="0"/>
             </w:pPr>
-            <w:hyperlink w:history="1" r:id="rIddqbm027hvus15vhmj2_ph">
+            <w:hyperlink w:history="1" r:id="rIdyjwpvhpjqiydurdylb9op">
               <w:r>
                 <w:rPr>
                   <w:rFonts w:ascii="Arial" w:cs="Arial" w:eastAsia="Arial" w:hAnsi="Arial"/>
@@ -10552,7 +10795,7 @@
               <w:spacing w:after="10" w:before="0"/>
               <w:ind w:left="120"/>
             </w:pPr>
-            <w:hyperlink w:history="1" r:id="rId6epc3ri9mmti991vek0mp">
+            <w:hyperlink w:history="1" r:id="rIdsjjre9zkmrhspvztmyc12">
               <w:r>
                 <w:rPr>
                   <w:rFonts w:ascii="Arial" w:cs="Arial" w:eastAsia="Arial" w:hAnsi="Arial"/>
@@ -10580,6 +10823,7 @@
           </w:tcPr>
           <w:p>
             <w:pPr>
+              <w:keepNext w:val="false"/>
               <w:spacing w:after="40" w:before="0"/>
               <w:jc w:val="left"/>
             </w:pPr>
@@ -10612,6 +10856,7 @@
           </w:tcPr>
           <w:p>
             <w:pPr>
+              <w:keepNext w:val="false"/>
               <w:spacing w:after="40" w:before="0"/>
               <w:jc w:val="left"/>
             </w:pPr>
@@ -10644,6 +10889,7 @@
           </w:tcPr>
           <w:p>
             <w:pPr>
+              <w:keepNext w:val="false"/>
               <w:spacing w:after="40" w:before="0"/>
               <w:jc w:val="left"/>
             </w:pPr>
@@ -10676,6 +10922,7 @@
           </w:tcPr>
           <w:p>
             <w:pPr>
+              <w:keepNext w:val="false"/>
               <w:spacing w:after="40" w:before="0"/>
               <w:jc w:val="left"/>
             </w:pPr>
@@ -10710,6 +10957,7 @@
           </w:tcPr>
           <w:p>
             <w:pPr>
+              <w:keepNext w:val="false"/>
               <w:spacing w:after="40" w:before="0"/>
               <w:jc w:val="left"/>
             </w:pPr>
@@ -10747,7 +10995,7 @@
             <w:pPr>
               <w:spacing w:after="20" w:before="0"/>
             </w:pPr>
-            <w:hyperlink w:history="1" r:id="rIdx6xoo2nywvn-5xfvhvpqw">
+            <w:hyperlink w:history="1" r:id="rIdwpo2e5jkqrzeyj0nnedo0">
               <w:r>
                 <w:rPr>
                   <w:rFonts w:ascii="Arial" w:cs="Arial" w:eastAsia="Arial" w:hAnsi="Arial"/>
@@ -10796,7 +11044,7 @@
               <w:spacing w:after="10" w:before="0"/>
               <w:ind w:left="120"/>
             </w:pPr>
-            <w:hyperlink w:history="1" r:id="rIdxhrqqtwqs0orjtc6shzpm">
+            <w:hyperlink w:history="1" r:id="rIdt9mqqq_nulpo29amc6tg7">
               <w:r>
                 <w:rPr>
                   <w:rFonts w:ascii="Arial" w:cs="Arial" w:eastAsia="Arial" w:hAnsi="Arial"/>
@@ -10841,7 +11089,7 @@
             <w:pPr>
               <w:spacing w:after="20" w:before="0"/>
             </w:pPr>
-            <w:hyperlink w:history="1" r:id="rIdd1hln8db_mm1yutvp839u">
+            <w:hyperlink w:history="1" r:id="rIdf9jl84ntkct6sdwiv2mha">
               <w:r>
                 <w:rPr>
                   <w:rFonts w:ascii="Arial" w:cs="Arial" w:eastAsia="Arial" w:hAnsi="Arial"/>
@@ -10890,7 +11138,7 @@
               <w:spacing w:after="10" w:before="0"/>
               <w:ind w:left="120"/>
             </w:pPr>
-            <w:hyperlink w:history="1" r:id="rId0rbadpgk77rktugufwaw-">
+            <w:hyperlink w:history="1" r:id="rId66aboex54gqv4hzkwft9t">
               <w:r>
                 <w:rPr>
                   <w:rFonts w:ascii="Arial" w:cs="Arial" w:eastAsia="Arial" w:hAnsi="Arial"/>
@@ -10918,6 +11166,7 @@
           </w:tcPr>
           <w:p>
             <w:pPr>
+              <w:keepNext w:val="false"/>
               <w:spacing w:after="40" w:before="0"/>
               <w:jc w:val="left"/>
             </w:pPr>
@@ -10950,6 +11199,7 @@
           </w:tcPr>
           <w:p>
             <w:pPr>
+              <w:keepNext w:val="false"/>
               <w:spacing w:after="40" w:before="0"/>
               <w:jc w:val="left"/>
             </w:pPr>
@@ -10982,6 +11232,7 @@
           </w:tcPr>
           <w:p>
             <w:pPr>
+              <w:keepNext w:val="false"/>
               <w:spacing w:after="40" w:before="0"/>
               <w:jc w:val="left"/>
             </w:pPr>
@@ -11014,6 +11265,7 @@
           </w:tcPr>
           <w:p>
             <w:pPr>
+              <w:keepNext w:val="false"/>
               <w:spacing w:after="40" w:before="0"/>
               <w:jc w:val="left"/>
             </w:pPr>
@@ -11048,6 +11300,7 @@
           </w:tcPr>
           <w:p>
             <w:pPr>
+              <w:keepNext w:val="false"/>
               <w:spacing w:after="40" w:before="0"/>
               <w:jc w:val="left"/>
             </w:pPr>
@@ -11085,7 +11338,7 @@
             <w:pPr>
               <w:spacing w:after="20" w:before="0"/>
             </w:pPr>
-            <w:hyperlink w:history="1" r:id="rIdmfsa3i-mbz3ifwakbe9xt">
+            <w:hyperlink w:history="1" r:id="rIdcjk4b137euruu-2qhcysz">
               <w:r>
                 <w:rPr>
                   <w:rFonts w:ascii="Arial" w:cs="Arial" w:eastAsia="Arial" w:hAnsi="Arial"/>
@@ -11134,7 +11387,7 @@
               <w:spacing w:after="10" w:before="0"/>
               <w:ind w:left="120"/>
             </w:pPr>
-            <w:hyperlink w:history="1" r:id="rIdsh2pxyqtyavf7qp4r7uum">
+            <w:hyperlink w:history="1" r:id="rIdvpf7vraw1o0fftaaopt1n">
               <w:r>
                 <w:rPr>
                   <w:rFonts w:ascii="Arial" w:cs="Arial" w:eastAsia="Arial" w:hAnsi="Arial"/>
@@ -11179,7 +11432,7 @@
             <w:pPr>
               <w:spacing w:after="20" w:before="0"/>
             </w:pPr>
-            <w:hyperlink w:history="1" r:id="rIdk5ypeqtwf4cda_vv4xbw2">
+            <w:hyperlink w:history="1" r:id="rIdlo26thuzchl-4_sygfcou">
               <w:r>
                 <w:rPr>
                   <w:rFonts w:ascii="Arial" w:cs="Arial" w:eastAsia="Arial" w:hAnsi="Arial"/>
@@ -11228,7 +11481,7 @@
               <w:spacing w:after="10" w:before="0"/>
               <w:ind w:left="120"/>
             </w:pPr>
-            <w:hyperlink w:history="1" r:id="rIdrcpriqgd3lk7q5jdd3gwo">
+            <w:hyperlink w:history="1" r:id="rIdywvkhxsn8ssswldkt0ekp">
               <w:r>
                 <w:rPr>
                   <w:rFonts w:ascii="Arial" w:cs="Arial" w:eastAsia="Arial" w:hAnsi="Arial"/>
@@ -11256,6 +11509,7 @@
           </w:tcPr>
           <w:p>
             <w:pPr>
+              <w:keepNext w:val="false"/>
               <w:spacing w:after="40" w:before="0"/>
               <w:jc w:val="left"/>
             </w:pPr>
@@ -11288,6 +11542,7 @@
           </w:tcPr>
           <w:p>
             <w:pPr>
+              <w:keepNext w:val="false"/>
               <w:spacing w:after="40" w:before="0"/>
               <w:jc w:val="left"/>
             </w:pPr>
@@ -11320,6 +11575,7 @@
           </w:tcPr>
           <w:p>
             <w:pPr>
+              <w:keepNext w:val="false"/>
               <w:spacing w:after="40" w:before="0"/>
               <w:jc w:val="left"/>
             </w:pPr>
@@ -11352,6 +11608,7 @@
           </w:tcPr>
           <w:p>
             <w:pPr>
+              <w:keepNext w:val="false"/>
               <w:spacing w:after="40" w:before="0"/>
               <w:jc w:val="left"/>
             </w:pPr>
@@ -11386,6 +11643,7 @@
           </w:tcPr>
           <w:p>
             <w:pPr>
+              <w:keepNext w:val="false"/>
               <w:spacing w:after="40" w:before="0"/>
               <w:jc w:val="left"/>
             </w:pPr>
@@ -11423,7 +11681,7 @@
             <w:pPr>
               <w:spacing w:after="20" w:before="0"/>
             </w:pPr>
-            <w:hyperlink w:history="1" r:id="rId5tba1aet-aoqzmdduaxgv">
+            <w:hyperlink w:history="1" r:id="rIdbi7q7_y9ndgrdw0xpvgqs">
               <w:r>
                 <w:rPr>
                   <w:rFonts w:ascii="Arial" w:cs="Arial" w:eastAsia="Arial" w:hAnsi="Arial"/>
@@ -11472,7 +11730,7 @@
               <w:spacing w:after="10" w:before="0"/>
               <w:ind w:left="120"/>
             </w:pPr>
-            <w:hyperlink w:history="1" r:id="rIdsjvor0wu2lf90al8q99nz">
+            <w:hyperlink w:history="1" r:id="rIddth7jzmiqrm4rvbsun5mk">
               <w:r>
                 <w:rPr>
                   <w:rFonts w:ascii="Arial" w:cs="Arial" w:eastAsia="Arial" w:hAnsi="Arial"/>
@@ -11517,7 +11775,7 @@
             <w:pPr>
               <w:spacing w:after="20" w:before="0"/>
             </w:pPr>
-            <w:hyperlink w:history="1" r:id="rIdv5q-cay6hxfevcdl_4zo4">
+            <w:hyperlink w:history="1" r:id="rIdn0kagvogovolu9790epkd">
               <w:r>
                 <w:rPr>
                   <w:rFonts w:ascii="Arial" w:cs="Arial" w:eastAsia="Arial" w:hAnsi="Arial"/>
@@ -11566,7 +11824,7 @@
               <w:spacing w:after="10" w:before="0"/>
               <w:ind w:left="120"/>
             </w:pPr>
-            <w:hyperlink w:history="1" r:id="rId1iicvwhn9fqrq5tbaxp8j">
+            <w:hyperlink w:history="1" r:id="rId04f1teclu6sxafcfmleh7">
               <w:r>
                 <w:rPr>
                   <w:rFonts w:ascii="Arial" w:cs="Arial" w:eastAsia="Arial" w:hAnsi="Arial"/>
@@ -11594,6 +11852,7 @@
           </w:tcPr>
           <w:p>
             <w:pPr>
+              <w:keepNext w:val="false"/>
               <w:spacing w:after="40" w:before="0"/>
               <w:jc w:val="left"/>
             </w:pPr>
@@ -11626,6 +11885,7 @@
           </w:tcPr>
           <w:p>
             <w:pPr>
+              <w:keepNext w:val="false"/>
               <w:spacing w:after="40" w:before="0"/>
               <w:jc w:val="left"/>
             </w:pPr>
@@ -11658,6 +11918,7 @@
           </w:tcPr>
           <w:p>
             <w:pPr>
+              <w:keepNext w:val="false"/>
               <w:spacing w:after="40" w:before="0"/>
               <w:jc w:val="left"/>
             </w:pPr>
@@ -11690,6 +11951,7 @@
           </w:tcPr>
           <w:p>
             <w:pPr>
+              <w:keepNext w:val="false"/>
               <w:spacing w:after="40" w:before="0"/>
               <w:jc w:val="left"/>
             </w:pPr>
@@ -11749,6 +12011,7 @@
           </w:tcPr>
           <w:p>
             <w:pPr>
+              <w:keepNext w:val="false"/>
               <w:spacing w:after="40" w:before="0"/>
               <w:jc w:val="center"/>
             </w:pPr>
@@ -11783,6 +12046,7 @@
           </w:tcPr>
           <w:p>
             <w:pPr>
+              <w:keepNext w:val="false"/>
               <w:spacing w:after="40" w:before="0"/>
               <w:jc w:val="left"/>
             </w:pPr>
@@ -11844,6 +12108,7 @@
           </w:tcPr>
           <w:p>
             <w:pPr>
+              <w:keepNext w:val="false"/>
               <w:spacing w:after="40" w:before="0"/>
               <w:jc w:val="center"/>
             </w:pPr>
@@ -11878,6 +12143,7 @@
           </w:tcPr>
           <w:p>
             <w:pPr>
+              <w:keepNext w:val="false"/>
               <w:spacing w:after="40" w:before="0"/>
               <w:jc w:val="left"/>
             </w:pPr>
@@ -11910,6 +12176,7 @@
           </w:tcPr>
           <w:p>
             <w:pPr>
+              <w:keepNext w:val="false"/>
               <w:spacing w:after="40" w:before="0"/>
               <w:jc w:val="left"/>
             </w:pPr>
@@ -11944,6 +12211,7 @@
           </w:tcPr>
           <w:p>
             <w:pPr>
+              <w:keepNext w:val="false"/>
               <w:spacing w:after="40" w:before="0"/>
               <w:jc w:val="left"/>
             </w:pPr>
@@ -11976,6 +12244,7 @@
           </w:tcPr>
           <w:p>
             <w:pPr>
+              <w:keepNext w:val="false"/>
               <w:spacing w:after="40" w:before="0"/>
               <w:jc w:val="left"/>
             </w:pPr>
@@ -12010,6 +12279,7 @@
           </w:tcPr>
           <w:p>
             <w:pPr>
+              <w:keepNext w:val="false"/>
               <w:spacing w:after="40" w:before="0"/>
               <w:jc w:val="left"/>
             </w:pPr>
@@ -12042,6 +12312,7 @@
           </w:tcPr>
           <w:p>
             <w:pPr>
+              <w:keepNext w:val="false"/>
               <w:spacing w:after="40" w:before="0"/>
               <w:jc w:val="left"/>
             </w:pPr>
@@ -12078,7 +12349,7 @@
         </w:rPr>
         <w:t xml:space="preserve">© 2026 SeaVuria and ARES. Aligned with KICD objectives. Developed by SeaVuria; technical implementation by ARES (with AI assistance from Claude). Licensed under </w:t>
       </w:r>
-      <w:hyperlink w:history="1" r:id="rIdja9ynkvv4ajxauwlezb8h">
+      <w:hyperlink w:history="1" r:id="rIdcsznu58bxdf05fxe9-r2s">
         <w:r>
           <w:rPr>
             <w:rFonts w:ascii="Arial" w:cs="Arial" w:eastAsia="Arial" w:hAnsi="Arial"/>
@@ -12099,7 +12370,7 @@
         </w:rPr>
         <w:t xml:space="preserve"> (</w:t>
       </w:r>
-      <w:hyperlink w:history="1" r:id="rIdmrzqyiwhsadqzzxq9qrde">
+      <w:hyperlink w:history="1" r:id="rIdweuvvjj9hzcexoiqgfw3e">
         <w:r>
           <w:rPr>
             <w:rFonts w:ascii="Arial" w:cs="Arial" w:eastAsia="Arial" w:hAnsi="Arial"/>
@@ -12159,6 +12430,7 @@
           </w:tcPr>
           <w:p>
             <w:pPr>
+              <w:keepNext w:val="false"/>
               <w:spacing w:after="40" w:before="0"/>
               <w:jc w:val="center"/>
             </w:pPr>
@@ -12194,6 +12466,7 @@
           </w:tcPr>
           <w:p>
             <w:pPr>
+              <w:keepNext w:val="false"/>
               <w:spacing w:after="40" w:before="0"/>
               <w:jc w:val="center"/>
             </w:pPr>
@@ -12228,6 +12501,7 @@
           </w:tcPr>
           <w:p>
             <w:pPr>
+              <w:keepNext w:val="false"/>
               <w:spacing w:after="40" w:before="0"/>
               <w:jc w:val="left"/>
             </w:pPr>
@@ -12260,6 +12534,7 @@
           </w:tcPr>
           <w:p>
             <w:pPr>
+              <w:keepNext w:val="false"/>
               <w:spacing w:after="40" w:before="0"/>
               <w:jc w:val="left"/>
             </w:pPr>
@@ -12294,6 +12569,7 @@
           </w:tcPr>
           <w:p>
             <w:pPr>
+              <w:keepNext w:val="false"/>
               <w:spacing w:after="40" w:before="0"/>
               <w:jc w:val="left"/>
             </w:pPr>
@@ -12326,6 +12602,7 @@
           </w:tcPr>
           <w:p>
             <w:pPr>
+              <w:keepNext w:val="false"/>
               <w:spacing w:after="40" w:before="0"/>
               <w:jc w:val="left"/>
             </w:pPr>
@@ -12360,6 +12637,7 @@
           </w:tcPr>
           <w:p>
             <w:pPr>
+              <w:keepNext w:val="false"/>
               <w:spacing w:after="40" w:before="0"/>
               <w:jc w:val="left"/>
             </w:pPr>
@@ -12392,6 +12670,7 @@
           </w:tcPr>
           <w:p>
             <w:pPr>
+              <w:keepNext w:val="false"/>
               <w:spacing w:after="40" w:before="0"/>
               <w:jc w:val="left"/>
             </w:pPr>
@@ -12426,6 +12705,7 @@
           </w:tcPr>
           <w:p>
             <w:pPr>
+              <w:keepNext w:val="false"/>
               <w:spacing w:after="40" w:before="0"/>
               <w:jc w:val="left"/>
             </w:pPr>
@@ -12458,6 +12738,7 @@
           </w:tcPr>
           <w:p>
             <w:pPr>
+              <w:keepNext w:val="false"/>
               <w:spacing w:after="40" w:before="0"/>
               <w:jc w:val="left"/>
             </w:pPr>
@@ -12492,6 +12773,7 @@
           </w:tcPr>
           <w:p>
             <w:pPr>
+              <w:keepNext w:val="false"/>
               <w:spacing w:after="40" w:before="0"/>
               <w:jc w:val="left"/>
             </w:pPr>
@@ -12524,6 +12806,7 @@
           </w:tcPr>
           <w:p>
             <w:pPr>
+              <w:keepNext w:val="false"/>
               <w:spacing w:after="40" w:before="0"/>
               <w:jc w:val="left"/>
             </w:pPr>
@@ -12558,6 +12841,7 @@
           </w:tcPr>
           <w:p>
             <w:pPr>
+              <w:keepNext w:val="false"/>
               <w:spacing w:after="40" w:before="0"/>
               <w:jc w:val="left"/>
             </w:pPr>
@@ -12590,6 +12874,7 @@
           </w:tcPr>
           <w:p>
             <w:pPr>
+              <w:keepNext w:val="false"/>
               <w:spacing w:after="40" w:before="0"/>
               <w:jc w:val="left"/>
             </w:pPr>
@@ -12624,6 +12909,7 @@
           </w:tcPr>
           <w:p>
             <w:pPr>
+              <w:keepNext w:val="false"/>
               <w:spacing w:after="40" w:before="0"/>
               <w:jc w:val="left"/>
             </w:pPr>
@@ -12656,6 +12942,7 @@
           </w:tcPr>
           <w:p>
             <w:pPr>
+              <w:keepNext w:val="false"/>
               <w:spacing w:after="40" w:before="0"/>
               <w:jc w:val="left"/>
             </w:pPr>
@@ -12690,6 +12977,7 @@
           </w:tcPr>
           <w:p>
             <w:pPr>
+              <w:keepNext w:val="false"/>
               <w:spacing w:after="40" w:before="0"/>
               <w:jc w:val="left"/>
             </w:pPr>
@@ -12722,6 +13010,7 @@
           </w:tcPr>
           <w:p>
             <w:pPr>
+              <w:keepNext w:val="false"/>
               <w:spacing w:after="40" w:before="0"/>
               <w:jc w:val="left"/>
             </w:pPr>
@@ -12781,6 +13070,7 @@
           </w:tcPr>
           <w:p>
             <w:pPr>
+              <w:keepNext w:val="false"/>
               <w:spacing w:after="40" w:before="0"/>
               <w:jc w:val="center"/>
             </w:pPr>
@@ -12815,6 +13105,7 @@
           </w:tcPr>
           <w:p>
             <w:pPr>
+              <w:keepNext w:val="false"/>
               <w:spacing w:after="40" w:before="0"/>
               <w:jc w:val="left"/>
             </w:pPr>
@@ -12879,6 +13170,7 @@
           </w:tcPr>
           <w:p>
             <w:pPr>
+              <w:keepNext w:val="false"/>
               <w:spacing w:after="40" w:before="0"/>
               <w:jc w:val="center"/>
             </w:pPr>
@@ -12913,6 +13205,7 @@
           </w:tcPr>
           <w:p>
             <w:pPr>
+              <w:keepNext w:val="false"/>
               <w:spacing w:after="40" w:before="0"/>
               <w:jc w:val="left"/>
             </w:pPr>
@@ -12945,6 +13238,7 @@
           </w:tcPr>
           <w:p>
             <w:pPr>
+              <w:keepNext w:val="false"/>
               <w:spacing w:after="40" w:before="0"/>
               <w:jc w:val="left"/>
             </w:pPr>
@@ -12977,6 +13271,7 @@
           </w:tcPr>
           <w:p>
             <w:pPr>
+              <w:keepNext w:val="false"/>
               <w:spacing w:after="40" w:before="0"/>
               <w:jc w:val="left"/>
             </w:pPr>
@@ -13009,6 +13304,7 @@
           </w:tcPr>
           <w:p>
             <w:pPr>
+              <w:keepNext w:val="false"/>
               <w:spacing w:after="40" w:before="0"/>
               <w:jc w:val="left"/>
             </w:pPr>
@@ -13041,6 +13337,7 @@
           </w:tcPr>
           <w:p>
             <w:pPr>
+              <w:keepNext w:val="false"/>
               <w:spacing w:after="40" w:before="0"/>
               <w:jc w:val="left"/>
             </w:pPr>
@@ -13075,6 +13372,7 @@
           </w:tcPr>
           <w:p>
             <w:pPr>
+              <w:keepNext w:val="false"/>
               <w:spacing w:after="40" w:before="0"/>
               <w:jc w:val="left"/>
             </w:pPr>
@@ -13112,7 +13410,7 @@
             <w:pPr>
               <w:spacing w:after="20" w:before="0"/>
             </w:pPr>
-            <w:hyperlink w:history="1" r:id="rIdzlmrnykhwm4zmud97isia">
+            <w:hyperlink w:history="1" r:id="rIdesf9oe88gyktbcn6xwwzy">
               <w:r>
                 <w:rPr>
                   <w:rFonts w:ascii="Arial" w:cs="Arial" w:eastAsia="Arial" w:hAnsi="Arial"/>
@@ -13161,7 +13459,7 @@
               <w:spacing w:after="10" w:before="0"/>
               <w:ind w:left="120"/>
             </w:pPr>
-            <w:hyperlink w:history="1" r:id="rId27kkm12fgp2f56xdjhign">
+            <w:hyperlink w:history="1" r:id="rIdb4y1bdehm66x5wfkfwnjl">
               <w:r>
                 <w:rPr>
                   <w:rFonts w:ascii="Arial" w:cs="Arial" w:eastAsia="Arial" w:hAnsi="Arial"/>
@@ -13206,7 +13504,7 @@
             <w:pPr>
               <w:spacing w:after="20" w:before="0"/>
             </w:pPr>
-            <w:hyperlink w:history="1" r:id="rIdxyzesety6ffdmtstejro9">
+            <w:hyperlink w:history="1" r:id="rId9vgpugq9sxno8rkulg7dp">
               <w:r>
                 <w:rPr>
                   <w:rFonts w:ascii="Arial" w:cs="Arial" w:eastAsia="Arial" w:hAnsi="Arial"/>
@@ -13239,7 +13537,7 @@
               <w:spacing w:after="10" w:before="0"/>
               <w:ind w:left="120"/>
             </w:pPr>
-            <w:hyperlink w:history="1" r:id="rIdb-bunbb2jauxwpsacvnqp">
+            <w:hyperlink w:history="1" r:id="rIdoqaqvhlqn2vvb99zijs31">
               <w:r>
                 <w:rPr>
                   <w:rFonts w:ascii="Arial" w:cs="Arial" w:eastAsia="Arial" w:hAnsi="Arial"/>
@@ -13267,6 +13565,7 @@
           </w:tcPr>
           <w:p>
             <w:pPr>
+              <w:keepNext w:val="false"/>
               <w:spacing w:after="40" w:before="0"/>
               <w:jc w:val="left"/>
             </w:pPr>
@@ -13299,6 +13598,7 @@
           </w:tcPr>
           <w:p>
             <w:pPr>
+              <w:keepNext w:val="false"/>
               <w:spacing w:after="40" w:before="0"/>
               <w:jc w:val="left"/>
             </w:pPr>
@@ -13331,6 +13631,7 @@
           </w:tcPr>
           <w:p>
             <w:pPr>
+              <w:keepNext w:val="false"/>
               <w:spacing w:after="40" w:before="0"/>
               <w:jc w:val="left"/>
             </w:pPr>
@@ -13363,6 +13664,7 @@
           </w:tcPr>
           <w:p>
             <w:pPr>
+              <w:keepNext w:val="false"/>
               <w:spacing w:after="40" w:before="0"/>
               <w:jc w:val="left"/>
             </w:pPr>
@@ -13397,6 +13699,7 @@
           </w:tcPr>
           <w:p>
             <w:pPr>
+              <w:keepNext w:val="false"/>
               <w:spacing w:after="40" w:before="0"/>
               <w:jc w:val="left"/>
             </w:pPr>
@@ -13434,7 +13737,7 @@
             <w:pPr>
               <w:spacing w:after="20" w:before="0"/>
             </w:pPr>
-            <w:hyperlink w:history="1" r:id="rIdrcur6ao3fohrps2hzav5i">
+            <w:hyperlink w:history="1" r:id="rIdhh83wly3uqaa-byliqwda">
               <w:r>
                 <w:rPr>
                   <w:rFonts w:ascii="Arial" w:cs="Arial" w:eastAsia="Arial" w:hAnsi="Arial"/>
@@ -13483,7 +13786,7 @@
               <w:spacing w:after="10" w:before="0"/>
               <w:ind w:left="120"/>
             </w:pPr>
-            <w:hyperlink w:history="1" r:id="rId6-hnhw-7m300hg50cmzdj">
+            <w:hyperlink w:history="1" r:id="rIdimufi0mg-_9bzp8qyjlkz">
               <w:r>
                 <w:rPr>
                   <w:rFonts w:ascii="Arial" w:cs="Arial" w:eastAsia="Arial" w:hAnsi="Arial"/>
@@ -13528,7 +13831,7 @@
             <w:pPr>
               <w:spacing w:after="20" w:before="0"/>
             </w:pPr>
-            <w:hyperlink w:history="1" r:id="rIdegtvlfi28sxw2gqzyt7d7">
+            <w:hyperlink w:history="1" r:id="rIdt8nvrjbkb_fdeqvjfwbnh">
               <w:r>
                 <w:rPr>
                   <w:rFonts w:ascii="Arial" w:cs="Arial" w:eastAsia="Arial" w:hAnsi="Arial"/>
@@ -13561,7 +13864,7 @@
               <w:spacing w:after="10" w:before="0"/>
               <w:ind w:left="120"/>
             </w:pPr>
-            <w:hyperlink w:history="1" r:id="rIdjw9eguefuajin64jfmb4o">
+            <w:hyperlink w:history="1" r:id="rIdzzhxhzxi7wqmwovpnjqtc">
               <w:r>
                 <w:rPr>
                   <w:rFonts w:ascii="Arial" w:cs="Arial" w:eastAsia="Arial" w:hAnsi="Arial"/>
@@ -13589,6 +13892,7 @@
           </w:tcPr>
           <w:p>
             <w:pPr>
+              <w:keepNext w:val="false"/>
               <w:spacing w:after="40" w:before="0"/>
               <w:jc w:val="left"/>
             </w:pPr>
@@ -13621,6 +13925,7 @@
           </w:tcPr>
           <w:p>
             <w:pPr>
+              <w:keepNext w:val="false"/>
               <w:spacing w:after="40" w:before="0"/>
               <w:jc w:val="left"/>
             </w:pPr>
@@ -13653,6 +13958,7 @@
           </w:tcPr>
           <w:p>
             <w:pPr>
+              <w:keepNext w:val="false"/>
               <w:spacing w:after="40" w:before="0"/>
               <w:jc w:val="left"/>
             </w:pPr>
@@ -13685,6 +13991,7 @@
           </w:tcPr>
           <w:p>
             <w:pPr>
+              <w:keepNext w:val="false"/>
               <w:spacing w:after="40" w:before="0"/>
               <w:jc w:val="left"/>
             </w:pPr>
@@ -13719,6 +14026,7 @@
           </w:tcPr>
           <w:p>
             <w:pPr>
+              <w:keepNext w:val="false"/>
               <w:spacing w:after="40" w:before="0"/>
               <w:jc w:val="left"/>
             </w:pPr>
@@ -13756,7 +14064,7 @@
             <w:pPr>
               <w:spacing w:after="20" w:before="0"/>
             </w:pPr>
-            <w:hyperlink w:history="1" r:id="rId0sopf8os5vprsndpkkdcm">
+            <w:hyperlink w:history="1" r:id="rIdfamllrcqkynh_yqirozbx">
               <w:r>
                 <w:rPr>
                   <w:rFonts w:ascii="Arial" w:cs="Arial" w:eastAsia="Arial" w:hAnsi="Arial"/>
@@ -13805,7 +14113,7 @@
               <w:spacing w:after="10" w:before="0"/>
               <w:ind w:left="120"/>
             </w:pPr>
-            <w:hyperlink w:history="1" r:id="rIdxt7sarevnmmqhigvru5fe">
+            <w:hyperlink w:history="1" r:id="rIdszlhxoh5g47nvydmpa5tb">
               <w:r>
                 <w:rPr>
                   <w:rFonts w:ascii="Arial" w:cs="Arial" w:eastAsia="Arial" w:hAnsi="Arial"/>
@@ -13850,7 +14158,7 @@
             <w:pPr>
               <w:spacing w:after="20" w:before="0"/>
             </w:pPr>
-            <w:hyperlink w:history="1" r:id="rIdt200hirunvpajw-0rm-0j">
+            <w:hyperlink w:history="1" r:id="rId-5ypzrfr1jxrxqxtuttxv">
               <w:r>
                 <w:rPr>
                   <w:rFonts w:ascii="Arial" w:cs="Arial" w:eastAsia="Arial" w:hAnsi="Arial"/>
@@ -13883,7 +14191,7 @@
               <w:spacing w:after="10" w:before="0"/>
               <w:ind w:left="120"/>
             </w:pPr>
-            <w:hyperlink w:history="1" r:id="rIdtayptxs-if_vbzdmk5-wk">
+            <w:hyperlink w:history="1" r:id="rIdwqxleeawg0cndy1zyjq5x">
               <w:r>
                 <w:rPr>
                   <w:rFonts w:ascii="Arial" w:cs="Arial" w:eastAsia="Arial" w:hAnsi="Arial"/>
@@ -13911,6 +14219,7 @@
           </w:tcPr>
           <w:p>
             <w:pPr>
+              <w:keepNext w:val="false"/>
               <w:spacing w:after="40" w:before="0"/>
               <w:jc w:val="left"/>
             </w:pPr>
@@ -13943,6 +14252,7 @@
           </w:tcPr>
           <w:p>
             <w:pPr>
+              <w:keepNext w:val="false"/>
               <w:spacing w:after="40" w:before="0"/>
               <w:jc w:val="left"/>
             </w:pPr>
@@ -13975,6 +14285,7 @@
           </w:tcPr>
           <w:p>
             <w:pPr>
+              <w:keepNext w:val="false"/>
               <w:spacing w:after="40" w:before="0"/>
               <w:jc w:val="left"/>
             </w:pPr>
@@ -14007,6 +14318,7 @@
           </w:tcPr>
           <w:p>
             <w:pPr>
+              <w:keepNext w:val="false"/>
               <w:spacing w:after="40" w:before="0"/>
               <w:jc w:val="left"/>
             </w:pPr>
@@ -14041,6 +14353,7 @@
           </w:tcPr>
           <w:p>
             <w:pPr>
+              <w:keepNext w:val="false"/>
               <w:spacing w:after="40" w:before="0"/>
               <w:jc w:val="left"/>
             </w:pPr>
@@ -14078,7 +14391,7 @@
             <w:pPr>
               <w:spacing w:after="20" w:before="0"/>
             </w:pPr>
-            <w:hyperlink w:history="1" r:id="rIdkrw11se10xrmy4y2qff0f">
+            <w:hyperlink w:history="1" r:id="rIdvwh7f63ndsrce0f_qz9dm">
               <w:r>
                 <w:rPr>
                   <w:rFonts w:ascii="Arial" w:cs="Arial" w:eastAsia="Arial" w:hAnsi="Arial"/>
@@ -14127,7 +14440,7 @@
               <w:spacing w:after="10" w:before="0"/>
               <w:ind w:left="120"/>
             </w:pPr>
-            <w:hyperlink w:history="1" r:id="rIdzbnx7xicnasjqwimnqcdy">
+            <w:hyperlink w:history="1" r:id="rId2bzfyeagojlkdq8nkut9x">
               <w:r>
                 <w:rPr>
                   <w:rFonts w:ascii="Arial" w:cs="Arial" w:eastAsia="Arial" w:hAnsi="Arial"/>
@@ -14172,7 +14485,7 @@
             <w:pPr>
               <w:spacing w:after="20" w:before="0"/>
             </w:pPr>
-            <w:hyperlink w:history="1" r:id="rIdcnjylpp1e0pk7dwygdp64">
+            <w:hyperlink w:history="1" r:id="rIduimd2mppiq5btzrpbiczi">
               <w:r>
                 <w:rPr>
                   <w:rFonts w:ascii="Arial" w:cs="Arial" w:eastAsia="Arial" w:hAnsi="Arial"/>
@@ -14205,7 +14518,7 @@
               <w:spacing w:after="10" w:before="0"/>
               <w:ind w:left="120"/>
             </w:pPr>
-            <w:hyperlink w:history="1" r:id="rIdu4bdj5thxlty_rzklazcj">
+            <w:hyperlink w:history="1" r:id="rIdbm77bh7yzqmzxrq8cyvar">
               <w:r>
                 <w:rPr>
                   <w:rFonts w:ascii="Arial" w:cs="Arial" w:eastAsia="Arial" w:hAnsi="Arial"/>
@@ -14233,6 +14546,7 @@
           </w:tcPr>
           <w:p>
             <w:pPr>
+              <w:keepNext w:val="false"/>
               <w:spacing w:after="40" w:before="0"/>
               <w:jc w:val="left"/>
             </w:pPr>
@@ -14265,6 +14579,7 @@
           </w:tcPr>
           <w:p>
             <w:pPr>
+              <w:keepNext w:val="false"/>
               <w:spacing w:after="40" w:before="0"/>
               <w:jc w:val="left"/>
             </w:pPr>
@@ -14297,6 +14612,7 @@
           </w:tcPr>
           <w:p>
             <w:pPr>
+              <w:keepNext w:val="false"/>
               <w:spacing w:after="40" w:before="0"/>
               <w:jc w:val="left"/>
             </w:pPr>
@@ -14329,6 +14645,7 @@
           </w:tcPr>
           <w:p>
             <w:pPr>
+              <w:keepNext w:val="false"/>
               <w:spacing w:after="40" w:before="0"/>
               <w:jc w:val="left"/>
             </w:pPr>
@@ -14363,6 +14680,7 @@
           </w:tcPr>
           <w:p>
             <w:pPr>
+              <w:keepNext w:val="false"/>
               <w:spacing w:after="40" w:before="0"/>
               <w:jc w:val="left"/>
             </w:pPr>
@@ -14400,7 +14718,7 @@
             <w:pPr>
               <w:spacing w:after="20" w:before="0"/>
             </w:pPr>
-            <w:hyperlink w:history="1" r:id="rIdeeflk20dxds2odbiry_14">
+            <w:hyperlink w:history="1" r:id="rIdgc9jlzkyycmwrirl6ll-z">
               <w:r>
                 <w:rPr>
                   <w:rFonts w:ascii="Arial" w:cs="Arial" w:eastAsia="Arial" w:hAnsi="Arial"/>
@@ -14449,7 +14767,7 @@
               <w:spacing w:after="10" w:before="0"/>
               <w:ind w:left="120"/>
             </w:pPr>
-            <w:hyperlink w:history="1" r:id="rIdv2fhyoj1g9ugcczzu2qfg">
+            <w:hyperlink w:history="1" r:id="rId50ds5effze8lktezgsub0">
               <w:r>
                 <w:rPr>
                   <w:rFonts w:ascii="Arial" w:cs="Arial" w:eastAsia="Arial" w:hAnsi="Arial"/>
@@ -14494,7 +14812,7 @@
             <w:pPr>
               <w:spacing w:after="20" w:before="0"/>
             </w:pPr>
-            <w:hyperlink w:history="1" r:id="rIdxogkgtt82ozkspzsljon1">
+            <w:hyperlink w:history="1" r:id="rIdc4cs5omcorgct4t3eivnc">
               <w:r>
                 <w:rPr>
                   <w:rFonts w:ascii="Arial" w:cs="Arial" w:eastAsia="Arial" w:hAnsi="Arial"/>
@@ -14527,7 +14845,7 @@
               <w:spacing w:after="10" w:before="0"/>
               <w:ind w:left="120"/>
             </w:pPr>
-            <w:hyperlink w:history="1" r:id="rId9zdjwb1uy8c4q8qs2s0ed">
+            <w:hyperlink w:history="1" r:id="rIdmzk50bcirgc4jktrrojij">
               <w:r>
                 <w:rPr>
                   <w:rFonts w:ascii="Arial" w:cs="Arial" w:eastAsia="Arial" w:hAnsi="Arial"/>
@@ -14555,6 +14873,7 @@
           </w:tcPr>
           <w:p>
             <w:pPr>
+              <w:keepNext w:val="false"/>
               <w:spacing w:after="40" w:before="0"/>
               <w:jc w:val="left"/>
             </w:pPr>
@@ -14587,6 +14906,7 @@
           </w:tcPr>
           <w:p>
             <w:pPr>
+              <w:keepNext w:val="false"/>
               <w:spacing w:after="40" w:before="0"/>
               <w:jc w:val="left"/>
             </w:pPr>
@@ -14619,6 +14939,7 @@
           </w:tcPr>
           <w:p>
             <w:pPr>
+              <w:keepNext w:val="false"/>
               <w:spacing w:after="40" w:before="0"/>
               <w:jc w:val="left"/>
             </w:pPr>
@@ -14651,6 +14972,7 @@
           </w:tcPr>
           <w:p>
             <w:pPr>
+              <w:keepNext w:val="false"/>
               <w:spacing w:after="40" w:before="0"/>
               <w:jc w:val="left"/>
             </w:pPr>
@@ -14710,6 +15032,7 @@
           </w:tcPr>
           <w:p>
             <w:pPr>
+              <w:keepNext w:val="false"/>
               <w:spacing w:after="40" w:before="0"/>
               <w:jc w:val="center"/>
             </w:pPr>
@@ -14744,6 +15067,7 @@
           </w:tcPr>
           <w:p>
             <w:pPr>
+              <w:keepNext w:val="false"/>
               <w:spacing w:after="40" w:before="0"/>
               <w:jc w:val="left"/>
             </w:pPr>
@@ -14805,6 +15129,7 @@
           </w:tcPr>
           <w:p>
             <w:pPr>
+              <w:keepNext w:val="false"/>
               <w:spacing w:after="40" w:before="0"/>
               <w:jc w:val="center"/>
             </w:pPr>
@@ -14839,6 +15164,7 @@
           </w:tcPr>
           <w:p>
             <w:pPr>
+              <w:keepNext w:val="false"/>
               <w:spacing w:after="40" w:before="0"/>
               <w:jc w:val="left"/>
             </w:pPr>
@@ -14871,6 +15197,7 @@
           </w:tcPr>
           <w:p>
             <w:pPr>
+              <w:keepNext w:val="false"/>
               <w:spacing w:after="40" w:before="0"/>
               <w:jc w:val="left"/>
             </w:pPr>
@@ -14905,6 +15232,7 @@
           </w:tcPr>
           <w:p>
             <w:pPr>
+              <w:keepNext w:val="false"/>
               <w:spacing w:after="40" w:before="0"/>
               <w:jc w:val="left"/>
             </w:pPr>
@@ -14937,6 +15265,7 @@
           </w:tcPr>
           <w:p>
             <w:pPr>
+              <w:keepNext w:val="false"/>
               <w:spacing w:after="40" w:before="0"/>
               <w:jc w:val="left"/>
             </w:pPr>
@@ -14971,6 +15300,7 @@
           </w:tcPr>
           <w:p>
             <w:pPr>
+              <w:keepNext w:val="false"/>
               <w:spacing w:after="40" w:before="0"/>
               <w:jc w:val="left"/>
             </w:pPr>
@@ -15003,6 +15333,7 @@
           </w:tcPr>
           <w:p>
             <w:pPr>
+              <w:keepNext w:val="false"/>
               <w:spacing w:after="40" w:before="0"/>
               <w:jc w:val="left"/>
             </w:pPr>
@@ -15039,7 +15370,7 @@
         </w:rPr>
         <w:t xml:space="preserve">© 2026 SeaVuria and ARES. Aligned with KICD objectives. Developed by SeaVuria; technical implementation by ARES (with AI assistance from Claude). Licensed under </w:t>
       </w:r>
-      <w:hyperlink w:history="1" r:id="rIdbun-qsock-hn1mxybt8w0">
+      <w:hyperlink w:history="1" r:id="rId49rx2f6zdps3fcodtj286">
         <w:r>
           <w:rPr>
             <w:rFonts w:ascii="Arial" w:cs="Arial" w:eastAsia="Arial" w:hAnsi="Arial"/>
@@ -15060,7 +15391,7 @@
         </w:rPr>
         <w:t xml:space="preserve"> (</w:t>
       </w:r>
-      <w:hyperlink w:history="1" r:id="rIdsyyzocdwaolkjirwu-mx1">
+      <w:hyperlink w:history="1" r:id="rIdd_aqzcp_nyzko9nxqye2d">
         <w:r>
           <w:rPr>
             <w:rFonts w:ascii="Arial" w:cs="Arial" w:eastAsia="Arial" w:hAnsi="Arial"/>
@@ -15120,6 +15451,7 @@
           </w:tcPr>
           <w:p>
             <w:pPr>
+              <w:keepNext w:val="false"/>
               <w:spacing w:after="40" w:before="0"/>
               <w:jc w:val="center"/>
             </w:pPr>
@@ -15155,6 +15487,7 @@
           </w:tcPr>
           <w:p>
             <w:pPr>
+              <w:keepNext w:val="false"/>
               <w:spacing w:after="40" w:before="0"/>
               <w:jc w:val="center"/>
             </w:pPr>
@@ -15189,6 +15522,7 @@
           </w:tcPr>
           <w:p>
             <w:pPr>
+              <w:keepNext w:val="false"/>
               <w:spacing w:after="40" w:before="0"/>
               <w:jc w:val="left"/>
             </w:pPr>
@@ -15221,6 +15555,7 @@
           </w:tcPr>
           <w:p>
             <w:pPr>
+              <w:keepNext w:val="false"/>
               <w:spacing w:after="40" w:before="0"/>
               <w:jc w:val="left"/>
             </w:pPr>
@@ -15255,6 +15590,7 @@
           </w:tcPr>
           <w:p>
             <w:pPr>
+              <w:keepNext w:val="false"/>
               <w:spacing w:after="40" w:before="0"/>
               <w:jc w:val="left"/>
             </w:pPr>
@@ -15287,6 +15623,7 @@
           </w:tcPr>
           <w:p>
             <w:pPr>
+              <w:keepNext w:val="false"/>
               <w:spacing w:after="40" w:before="0"/>
               <w:jc w:val="left"/>
             </w:pPr>
@@ -15321,6 +15658,7 @@
           </w:tcPr>
           <w:p>
             <w:pPr>
+              <w:keepNext w:val="false"/>
               <w:spacing w:after="40" w:before="0"/>
               <w:jc w:val="left"/>
             </w:pPr>
@@ -15353,6 +15691,7 @@
           </w:tcPr>
           <w:p>
             <w:pPr>
+              <w:keepNext w:val="false"/>
               <w:spacing w:after="40" w:before="0"/>
               <w:jc w:val="left"/>
             </w:pPr>
@@ -15387,6 +15726,7 @@
           </w:tcPr>
           <w:p>
             <w:pPr>
+              <w:keepNext w:val="false"/>
               <w:spacing w:after="40" w:before="0"/>
               <w:jc w:val="left"/>
             </w:pPr>
@@ -15419,6 +15759,7 @@
           </w:tcPr>
           <w:p>
             <w:pPr>
+              <w:keepNext w:val="false"/>
               <w:spacing w:after="40" w:before="0"/>
               <w:jc w:val="left"/>
             </w:pPr>
@@ -15453,6 +15794,7 @@
           </w:tcPr>
           <w:p>
             <w:pPr>
+              <w:keepNext w:val="false"/>
               <w:spacing w:after="40" w:before="0"/>
               <w:jc w:val="left"/>
             </w:pPr>
@@ -15485,6 +15827,7 @@
           </w:tcPr>
           <w:p>
             <w:pPr>
+              <w:keepNext w:val="false"/>
               <w:spacing w:after="40" w:before="0"/>
               <w:jc w:val="left"/>
             </w:pPr>
@@ -15519,6 +15862,7 @@
           </w:tcPr>
           <w:p>
             <w:pPr>
+              <w:keepNext w:val="false"/>
               <w:spacing w:after="40" w:before="0"/>
               <w:jc w:val="left"/>
             </w:pPr>
@@ -15551,6 +15895,7 @@
           </w:tcPr>
           <w:p>
             <w:pPr>
+              <w:keepNext w:val="false"/>
               <w:spacing w:after="40" w:before="0"/>
               <w:jc w:val="left"/>
             </w:pPr>
@@ -15585,6 +15930,7 @@
           </w:tcPr>
           <w:p>
             <w:pPr>
+              <w:keepNext w:val="false"/>
               <w:spacing w:after="40" w:before="0"/>
               <w:jc w:val="left"/>
             </w:pPr>
@@ -15617,6 +15963,7 @@
           </w:tcPr>
           <w:p>
             <w:pPr>
+              <w:keepNext w:val="false"/>
               <w:spacing w:after="40" w:before="0"/>
               <w:jc w:val="left"/>
             </w:pPr>
@@ -15651,6 +15998,7 @@
           </w:tcPr>
           <w:p>
             <w:pPr>
+              <w:keepNext w:val="false"/>
               <w:spacing w:after="40" w:before="0"/>
               <w:jc w:val="left"/>
             </w:pPr>
@@ -15683,6 +16031,7 @@
           </w:tcPr>
           <w:p>
             <w:pPr>
+              <w:keepNext w:val="false"/>
               <w:spacing w:after="40" w:before="0"/>
               <w:jc w:val="left"/>
             </w:pPr>
@@ -15742,6 +16091,7 @@
           </w:tcPr>
           <w:p>
             <w:pPr>
+              <w:keepNext w:val="false"/>
               <w:spacing w:after="40" w:before="0"/>
               <w:jc w:val="center"/>
             </w:pPr>
@@ -15776,6 +16126,7 @@
           </w:tcPr>
           <w:p>
             <w:pPr>
+              <w:keepNext w:val="false"/>
               <w:spacing w:after="40" w:before="0"/>
               <w:jc w:val="left"/>
             </w:pPr>
@@ -15840,6 +16191,7 @@
           </w:tcPr>
           <w:p>
             <w:pPr>
+              <w:keepNext w:val="false"/>
               <w:spacing w:after="40" w:before="0"/>
               <w:jc w:val="center"/>
             </w:pPr>
@@ -15874,6 +16226,7 @@
           </w:tcPr>
           <w:p>
             <w:pPr>
+              <w:keepNext w:val="false"/>
               <w:spacing w:after="40" w:before="0"/>
               <w:jc w:val="left"/>
             </w:pPr>
@@ -15906,6 +16259,7 @@
           </w:tcPr>
           <w:p>
             <w:pPr>
+              <w:keepNext w:val="false"/>
               <w:spacing w:after="40" w:before="0"/>
               <w:jc w:val="left"/>
             </w:pPr>
@@ -15938,6 +16292,7 @@
           </w:tcPr>
           <w:p>
             <w:pPr>
+              <w:keepNext w:val="false"/>
               <w:spacing w:after="40" w:before="0"/>
               <w:jc w:val="left"/>
             </w:pPr>
@@ -15970,6 +16325,7 @@
           </w:tcPr>
           <w:p>
             <w:pPr>
+              <w:keepNext w:val="false"/>
               <w:spacing w:after="40" w:before="0"/>
               <w:jc w:val="left"/>
             </w:pPr>
@@ -16002,6 +16358,7 @@
           </w:tcPr>
           <w:p>
             <w:pPr>
+              <w:keepNext w:val="false"/>
               <w:spacing w:after="40" w:before="0"/>
               <w:jc w:val="left"/>
             </w:pPr>
@@ -16036,6 +16393,7 @@
           </w:tcPr>
           <w:p>
             <w:pPr>
+              <w:keepNext w:val="false"/>
               <w:spacing w:after="40" w:before="0"/>
               <w:jc w:val="left"/>
             </w:pPr>
@@ -16073,7 +16431,7 @@
             <w:pPr>
               <w:spacing w:after="20" w:before="0"/>
             </w:pPr>
-            <w:hyperlink w:history="1" r:id="rIdj12r1zu7s3jwnivqlnhmf">
+            <w:hyperlink w:history="1" r:id="rIdg-1bzj03cu8aiq_1-mxwc">
               <w:r>
                 <w:rPr>
                   <w:rFonts w:ascii="Arial" w:cs="Arial" w:eastAsia="Arial" w:hAnsi="Arial"/>
@@ -16106,7 +16464,7 @@
               <w:spacing w:after="10" w:before="0"/>
               <w:ind w:left="120"/>
             </w:pPr>
-            <w:hyperlink w:history="1" r:id="rIdx_9v6toeimmlwwgazrpg8">
+            <w:hyperlink w:history="1" r:id="rId8xjlvsvhbsddu6j0iggan">
               <w:r>
                 <w:rPr>
                   <w:rFonts w:ascii="Arial" w:cs="Arial" w:eastAsia="Arial" w:hAnsi="Arial"/>
@@ -16168,7 +16526,7 @@
               <w:spacing w:after="10" w:before="0"/>
               <w:ind w:left="120"/>
             </w:pPr>
-            <w:hyperlink w:history="1" r:id="rIdyy6lfrnjvrqluuzbsrmxj">
+            <w:hyperlink w:history="1" r:id="rIduh1um_f8egjroizq3hyrc">
               <w:r>
                 <w:rPr>
                   <w:rFonts w:ascii="Arial" w:cs="Arial" w:eastAsia="Arial" w:hAnsi="Arial"/>
@@ -16211,6 +16569,7 @@
           </w:tcPr>
           <w:p>
             <w:pPr>
+              <w:keepNext w:val="false"/>
               <w:spacing w:after="40" w:before="0"/>
               <w:jc w:val="left"/>
             </w:pPr>
@@ -16243,6 +16602,7 @@
           </w:tcPr>
           <w:p>
             <w:pPr>
+              <w:keepNext w:val="false"/>
               <w:spacing w:after="40" w:before="0"/>
               <w:jc w:val="left"/>
             </w:pPr>
@@ -16275,6 +16635,7 @@
           </w:tcPr>
           <w:p>
             <w:pPr>
+              <w:keepNext w:val="false"/>
               <w:spacing w:after="40" w:before="0"/>
               <w:jc w:val="left"/>
             </w:pPr>
@@ -16307,6 +16668,7 @@
           </w:tcPr>
           <w:p>
             <w:pPr>
+              <w:keepNext w:val="false"/>
               <w:spacing w:after="40" w:before="0"/>
               <w:jc w:val="left"/>
             </w:pPr>
@@ -16341,6 +16703,7 @@
           </w:tcPr>
           <w:p>
             <w:pPr>
+              <w:keepNext w:val="false"/>
               <w:spacing w:after="40" w:before="0"/>
               <w:jc w:val="left"/>
             </w:pPr>
@@ -16378,7 +16741,7 @@
             <w:pPr>
               <w:spacing w:after="20" w:before="0"/>
             </w:pPr>
-            <w:hyperlink w:history="1" r:id="rIdwdnnvo_gbsxddvbyhlnwa">
+            <w:hyperlink w:history="1" r:id="rIdlkkdcfkeulfq0oc21bvlo">
               <w:r>
                 <w:rPr>
                   <w:rFonts w:ascii="Arial" w:cs="Arial" w:eastAsia="Arial" w:hAnsi="Arial"/>
@@ -16411,7 +16774,7 @@
               <w:spacing w:after="10" w:before="0"/>
               <w:ind w:left="120"/>
             </w:pPr>
-            <w:hyperlink w:history="1" r:id="rIdvc1qs5pco8iiwwhfboeay">
+            <w:hyperlink w:history="1" r:id="rIdxdjste4bko5yuwg_flisz">
               <w:r>
                 <w:rPr>
                   <w:rFonts w:ascii="Arial" w:cs="Arial" w:eastAsia="Arial" w:hAnsi="Arial"/>
@@ -16473,7 +16836,7 @@
               <w:spacing w:after="10" w:before="0"/>
               <w:ind w:left="120"/>
             </w:pPr>
-            <w:hyperlink w:history="1" r:id="rIdmji40cy_gui0cdeqjq6cz">
+            <w:hyperlink w:history="1" r:id="rIdhicjrnlgjxv_4nosf3zai">
               <w:r>
                 <w:rPr>
                   <w:rFonts w:ascii="Arial" w:cs="Arial" w:eastAsia="Arial" w:hAnsi="Arial"/>
@@ -16516,6 +16879,7 @@
           </w:tcPr>
           <w:p>
             <w:pPr>
+              <w:keepNext w:val="false"/>
               <w:spacing w:after="40" w:before="0"/>
               <w:jc w:val="left"/>
             </w:pPr>
@@ -16548,6 +16912,7 @@
           </w:tcPr>
           <w:p>
             <w:pPr>
+              <w:keepNext w:val="false"/>
               <w:spacing w:after="40" w:before="0"/>
               <w:jc w:val="left"/>
             </w:pPr>
@@ -16580,6 +16945,7 @@
           </w:tcPr>
           <w:p>
             <w:pPr>
+              <w:keepNext w:val="false"/>
               <w:spacing w:after="40" w:before="0"/>
               <w:jc w:val="left"/>
             </w:pPr>
@@ -16612,6 +16978,7 @@
           </w:tcPr>
           <w:p>
             <w:pPr>
+              <w:keepNext w:val="false"/>
               <w:spacing w:after="40" w:before="0"/>
               <w:jc w:val="left"/>
             </w:pPr>
@@ -16646,6 +17013,7 @@
           </w:tcPr>
           <w:p>
             <w:pPr>
+              <w:keepNext w:val="false"/>
               <w:spacing w:after="40" w:before="0"/>
               <w:jc w:val="left"/>
             </w:pPr>
@@ -16683,7 +17051,7 @@
             <w:pPr>
               <w:spacing w:after="20" w:before="0"/>
             </w:pPr>
-            <w:hyperlink w:history="1" r:id="rId621etyl6m87kjsil7a_2r">
+            <w:hyperlink w:history="1" r:id="rIdpmqss_qllprdhu6l2nmi_">
               <w:r>
                 <w:rPr>
                   <w:rFonts w:ascii="Arial" w:cs="Arial" w:eastAsia="Arial" w:hAnsi="Arial"/>
@@ -16732,7 +17100,7 @@
               <w:spacing w:after="10" w:before="0"/>
               <w:ind w:left="120"/>
             </w:pPr>
-            <w:hyperlink w:history="1" r:id="rId6z93xmhxivno6fwocyodd">
+            <w:hyperlink w:history="1" r:id="rIdg5alcbev-e2ozm8t98_vp">
               <w:r>
                 <w:rPr>
                   <w:rFonts w:ascii="Arial" w:cs="Arial" w:eastAsia="Arial" w:hAnsi="Arial"/>
@@ -16794,7 +17162,7 @@
               <w:spacing w:after="10" w:before="0"/>
               <w:ind w:left="120"/>
             </w:pPr>
-            <w:hyperlink w:history="1" r:id="rId_3_mbld6mlls0pnvmxxxg">
+            <w:hyperlink w:history="1" r:id="rId56ulran36amuahqhdzfry">
               <w:r>
                 <w:rPr>
                   <w:rFonts w:ascii="Arial" w:cs="Arial" w:eastAsia="Arial" w:hAnsi="Arial"/>
@@ -16837,6 +17205,7 @@
           </w:tcPr>
           <w:p>
             <w:pPr>
+              <w:keepNext w:val="false"/>
               <w:spacing w:after="40" w:before="0"/>
               <w:jc w:val="left"/>
             </w:pPr>
@@ -16869,6 +17238,7 @@
           </w:tcPr>
           <w:p>
             <w:pPr>
+              <w:keepNext w:val="false"/>
               <w:spacing w:after="40" w:before="0"/>
               <w:jc w:val="left"/>
             </w:pPr>
@@ -16901,6 +17271,7 @@
           </w:tcPr>
           <w:p>
             <w:pPr>
+              <w:keepNext w:val="false"/>
               <w:spacing w:after="40" w:before="0"/>
               <w:jc w:val="left"/>
             </w:pPr>
@@ -16933,6 +17304,7 @@
           </w:tcPr>
           <w:p>
             <w:pPr>
+              <w:keepNext w:val="false"/>
               <w:spacing w:after="40" w:before="0"/>
               <w:jc w:val="left"/>
             </w:pPr>
@@ -16967,6 +17339,7 @@
           </w:tcPr>
           <w:p>
             <w:pPr>
+              <w:keepNext w:val="false"/>
               <w:spacing w:after="40" w:before="0"/>
               <w:jc w:val="left"/>
             </w:pPr>
@@ -17004,7 +17377,7 @@
             <w:pPr>
               <w:spacing w:after="20" w:before="0"/>
             </w:pPr>
-            <w:hyperlink w:history="1" r:id="rIdas6e0v5kfanlofi01xmyo">
+            <w:hyperlink w:history="1" r:id="rIdyqxg-lco3eusabujkqmyr">
               <w:r>
                 <w:rPr>
                   <w:rFonts w:ascii="Arial" w:cs="Arial" w:eastAsia="Arial" w:hAnsi="Arial"/>
@@ -17053,7 +17426,7 @@
               <w:spacing w:after="10" w:before="0"/>
               <w:ind w:left="120"/>
             </w:pPr>
-            <w:hyperlink w:history="1" r:id="rIdrm-rleefxazrc3yj66dbm">
+            <w:hyperlink w:history="1" r:id="rIdqbq_gqtbzuqfm91i9mqpu">
               <w:r>
                 <w:rPr>
                   <w:rFonts w:ascii="Arial" w:cs="Arial" w:eastAsia="Arial" w:hAnsi="Arial"/>
@@ -17115,7 +17488,7 @@
               <w:spacing w:after="10" w:before="0"/>
               <w:ind w:left="120"/>
             </w:pPr>
-            <w:hyperlink w:history="1" r:id="rIdygtcd59y8gaf6bld6k_tj">
+            <w:hyperlink w:history="1" r:id="rIdzwonmqe607yqywpfmcfuv">
               <w:r>
                 <w:rPr>
                   <w:rFonts w:ascii="Arial" w:cs="Arial" w:eastAsia="Arial" w:hAnsi="Arial"/>
@@ -17158,6 +17531,7 @@
           </w:tcPr>
           <w:p>
             <w:pPr>
+              <w:keepNext w:val="false"/>
               <w:spacing w:after="40" w:before="0"/>
               <w:jc w:val="left"/>
             </w:pPr>
@@ -17190,6 +17564,7 @@
           </w:tcPr>
           <w:p>
             <w:pPr>
+              <w:keepNext w:val="false"/>
               <w:spacing w:after="40" w:before="0"/>
               <w:jc w:val="left"/>
             </w:pPr>
@@ -17222,6 +17597,7 @@
           </w:tcPr>
           <w:p>
             <w:pPr>
+              <w:keepNext w:val="false"/>
               <w:spacing w:after="40" w:before="0"/>
               <w:jc w:val="left"/>
             </w:pPr>
@@ -17254,6 +17630,7 @@
           </w:tcPr>
           <w:p>
             <w:pPr>
+              <w:keepNext w:val="false"/>
               <w:spacing w:after="40" w:before="0"/>
               <w:jc w:val="left"/>
             </w:pPr>
@@ -17288,6 +17665,7 @@
           </w:tcPr>
           <w:p>
             <w:pPr>
+              <w:keepNext w:val="false"/>
               <w:spacing w:after="40" w:before="0"/>
               <w:jc w:val="left"/>
             </w:pPr>
@@ -17325,7 +17703,7 @@
             <w:pPr>
               <w:spacing w:after="20" w:before="0"/>
             </w:pPr>
-            <w:hyperlink w:history="1" r:id="rIdppkz5yhhrna5gbzil70bh">
+            <w:hyperlink w:history="1" r:id="rId40e5gpgrugxb6xvirla27">
               <w:r>
                 <w:rPr>
                   <w:rFonts w:ascii="Arial" w:cs="Arial" w:eastAsia="Arial" w:hAnsi="Arial"/>
@@ -17358,7 +17736,7 @@
               <w:spacing w:after="10" w:before="0"/>
               <w:ind w:left="120"/>
             </w:pPr>
-            <w:hyperlink w:history="1" r:id="rId14flippoy_htmrrgfaxyn">
+            <w:hyperlink w:history="1" r:id="rId_5famgcy_7qrifti6ulok">
               <w:r>
                 <w:rPr>
                   <w:rFonts w:ascii="Arial" w:cs="Arial" w:eastAsia="Arial" w:hAnsi="Arial"/>
@@ -17420,7 +17798,7 @@
               <w:spacing w:after="10" w:before="0"/>
               <w:ind w:left="120"/>
             </w:pPr>
-            <w:hyperlink w:history="1" r:id="rIdkldf1zbhhgxa7ikdzo2ca">
+            <w:hyperlink w:history="1" r:id="rId22ejmguagzl8vn62hkhfx">
               <w:r>
                 <w:rPr>
                   <w:rFonts w:ascii="Arial" w:cs="Arial" w:eastAsia="Arial" w:hAnsi="Arial"/>
@@ -17463,6 +17841,7 @@
           </w:tcPr>
           <w:p>
             <w:pPr>
+              <w:keepNext w:val="false"/>
               <w:spacing w:after="40" w:before="0"/>
               <w:jc w:val="left"/>
             </w:pPr>
@@ -17495,6 +17874,7 @@
           </w:tcPr>
           <w:p>
             <w:pPr>
+              <w:keepNext w:val="false"/>
               <w:spacing w:after="40" w:before="0"/>
               <w:jc w:val="left"/>
             </w:pPr>
@@ -17527,6 +17907,7 @@
           </w:tcPr>
           <w:p>
             <w:pPr>
+              <w:keepNext w:val="false"/>
               <w:spacing w:after="40" w:before="0"/>
               <w:jc w:val="left"/>
             </w:pPr>
@@ -17559,6 +17940,7 @@
           </w:tcPr>
           <w:p>
             <w:pPr>
+              <w:keepNext w:val="false"/>
               <w:spacing w:after="40" w:before="0"/>
               <w:jc w:val="left"/>
             </w:pPr>
@@ -17618,6 +18000,7 @@
           </w:tcPr>
           <w:p>
             <w:pPr>
+              <w:keepNext w:val="false"/>
               <w:spacing w:after="40" w:before="0"/>
               <w:jc w:val="center"/>
             </w:pPr>
@@ -17652,6 +18035,7 @@
           </w:tcPr>
           <w:p>
             <w:pPr>
+              <w:keepNext w:val="false"/>
               <w:spacing w:after="40" w:before="0"/>
               <w:jc w:val="left"/>
             </w:pPr>
@@ -17713,6 +18097,7 @@
           </w:tcPr>
           <w:p>
             <w:pPr>
+              <w:keepNext w:val="false"/>
               <w:spacing w:after="40" w:before="0"/>
               <w:jc w:val="center"/>
             </w:pPr>
@@ -17747,6 +18132,7 @@
           </w:tcPr>
           <w:p>
             <w:pPr>
+              <w:keepNext w:val="false"/>
               <w:spacing w:after="40" w:before="0"/>
               <w:jc w:val="left"/>
             </w:pPr>
@@ -17779,6 +18165,7 @@
           </w:tcPr>
           <w:p>
             <w:pPr>
+              <w:keepNext w:val="false"/>
               <w:spacing w:after="40" w:before="0"/>
               <w:jc w:val="left"/>
             </w:pPr>
@@ -17813,6 +18200,7 @@
           </w:tcPr>
           <w:p>
             <w:pPr>
+              <w:keepNext w:val="false"/>
               <w:spacing w:after="40" w:before="0"/>
               <w:jc w:val="left"/>
             </w:pPr>
@@ -17845,6 +18233,7 @@
           </w:tcPr>
           <w:p>
             <w:pPr>
+              <w:keepNext w:val="false"/>
               <w:spacing w:after="40" w:before="0"/>
               <w:jc w:val="left"/>
             </w:pPr>
@@ -17879,6 +18268,7 @@
           </w:tcPr>
           <w:p>
             <w:pPr>
+              <w:keepNext w:val="false"/>
               <w:spacing w:after="40" w:before="0"/>
               <w:jc w:val="left"/>
             </w:pPr>
@@ -17911,6 +18301,7 @@
           </w:tcPr>
           <w:p>
             <w:pPr>
+              <w:keepNext w:val="false"/>
               <w:spacing w:after="40" w:before="0"/>
               <w:jc w:val="left"/>
             </w:pPr>
@@ -17947,7 +18338,7 @@
         </w:rPr>
         <w:t xml:space="preserve">© 2026 SeaVuria and ARES. Aligned with KICD objectives. Developed by SeaVuria; technical implementation by ARES (with AI assistance from Claude). Licensed under </w:t>
       </w:r>
-      <w:hyperlink w:history="1" r:id="rIdbl6xd4irkljxyckrmljwn">
+      <w:hyperlink w:history="1" r:id="rId87xktziqdkmoa--st5sxi">
         <w:r>
           <w:rPr>
             <w:rFonts w:ascii="Arial" w:cs="Arial" w:eastAsia="Arial" w:hAnsi="Arial"/>
@@ -17968,7 +18359,7 @@
         </w:rPr>
         <w:t xml:space="preserve"> (</w:t>
       </w:r>
-      <w:hyperlink w:history="1" r:id="rIdfcb2mbvqdmkneau4xsifi">
+      <w:hyperlink w:history="1" r:id="rIdtnf0e2obl0ikrmsldzej-">
         <w:r>
           <w:rPr>
             <w:rFonts w:ascii="Arial" w:cs="Arial" w:eastAsia="Arial" w:hAnsi="Arial"/>
@@ -18028,6 +18419,7 @@
           </w:tcPr>
           <w:p>
             <w:pPr>
+              <w:keepNext w:val="false"/>
               <w:spacing w:after="40" w:before="0"/>
               <w:jc w:val="center"/>
             </w:pPr>
@@ -18063,6 +18455,7 @@
           </w:tcPr>
           <w:p>
             <w:pPr>
+              <w:keepNext w:val="false"/>
               <w:spacing w:after="40" w:before="0"/>
               <w:jc w:val="center"/>
             </w:pPr>
@@ -18097,6 +18490,7 @@
           </w:tcPr>
           <w:p>
             <w:pPr>
+              <w:keepNext w:val="false"/>
               <w:spacing w:after="40" w:before="0"/>
               <w:jc w:val="left"/>
             </w:pPr>
@@ -18129,6 +18523,7 @@
           </w:tcPr>
           <w:p>
             <w:pPr>
+              <w:keepNext w:val="false"/>
               <w:spacing w:after="40" w:before="0"/>
               <w:jc w:val="left"/>
             </w:pPr>
@@ -18163,6 +18558,7 @@
           </w:tcPr>
           <w:p>
             <w:pPr>
+              <w:keepNext w:val="false"/>
               <w:spacing w:after="40" w:before="0"/>
               <w:jc w:val="left"/>
             </w:pPr>
@@ -18195,6 +18591,7 @@
           </w:tcPr>
           <w:p>
             <w:pPr>
+              <w:keepNext w:val="false"/>
               <w:spacing w:after="40" w:before="0"/>
               <w:jc w:val="left"/>
             </w:pPr>
@@ -18229,6 +18626,7 @@
           </w:tcPr>
           <w:p>
             <w:pPr>
+              <w:keepNext w:val="false"/>
               <w:spacing w:after="40" w:before="0"/>
               <w:jc w:val="left"/>
             </w:pPr>
@@ -18261,6 +18659,7 @@
           </w:tcPr>
           <w:p>
             <w:pPr>
+              <w:keepNext w:val="false"/>
               <w:spacing w:after="40" w:before="0"/>
               <w:jc w:val="left"/>
             </w:pPr>
@@ -18295,6 +18694,7 @@
           </w:tcPr>
           <w:p>
             <w:pPr>
+              <w:keepNext w:val="false"/>
               <w:spacing w:after="40" w:before="0"/>
               <w:jc w:val="left"/>
             </w:pPr>
@@ -18327,6 +18727,7 @@
           </w:tcPr>
           <w:p>
             <w:pPr>
+              <w:keepNext w:val="false"/>
               <w:spacing w:after="40" w:before="0"/>
               <w:jc w:val="left"/>
             </w:pPr>
@@ -18361,6 +18762,7 @@
           </w:tcPr>
           <w:p>
             <w:pPr>
+              <w:keepNext w:val="false"/>
               <w:spacing w:after="40" w:before="0"/>
               <w:jc w:val="left"/>
             </w:pPr>
@@ -18393,6 +18795,7 @@
           </w:tcPr>
           <w:p>
             <w:pPr>
+              <w:keepNext w:val="false"/>
               <w:spacing w:after="40" w:before="0"/>
               <w:jc w:val="left"/>
             </w:pPr>
@@ -18427,6 +18830,7 @@
           </w:tcPr>
           <w:p>
             <w:pPr>
+              <w:keepNext w:val="false"/>
               <w:spacing w:after="40" w:before="0"/>
               <w:jc w:val="left"/>
             </w:pPr>
@@ -18459,6 +18863,7 @@
           </w:tcPr>
           <w:p>
             <w:pPr>
+              <w:keepNext w:val="false"/>
               <w:spacing w:after="40" w:before="0"/>
               <w:jc w:val="left"/>
             </w:pPr>
@@ -18493,6 +18898,7 @@
           </w:tcPr>
           <w:p>
             <w:pPr>
+              <w:keepNext w:val="false"/>
               <w:spacing w:after="40" w:before="0"/>
               <w:jc w:val="left"/>
             </w:pPr>
@@ -18525,6 +18931,7 @@
           </w:tcPr>
           <w:p>
             <w:pPr>
+              <w:keepNext w:val="false"/>
               <w:spacing w:after="40" w:before="0"/>
               <w:jc w:val="left"/>
             </w:pPr>
@@ -18559,6 +18966,7 @@
           </w:tcPr>
           <w:p>
             <w:pPr>
+              <w:keepNext w:val="false"/>
               <w:spacing w:after="40" w:before="0"/>
               <w:jc w:val="left"/>
             </w:pPr>
@@ -18591,6 +18999,7 @@
           </w:tcPr>
           <w:p>
             <w:pPr>
+              <w:keepNext w:val="false"/>
               <w:spacing w:after="40" w:before="0"/>
               <w:jc w:val="left"/>
             </w:pPr>
@@ -18650,6 +19059,7 @@
           </w:tcPr>
           <w:p>
             <w:pPr>
+              <w:keepNext w:val="false"/>
               <w:spacing w:after="40" w:before="0"/>
               <w:jc w:val="center"/>
             </w:pPr>
@@ -18684,6 +19094,7 @@
           </w:tcPr>
           <w:p>
             <w:pPr>
+              <w:keepNext w:val="false"/>
               <w:spacing w:after="40" w:before="0"/>
               <w:jc w:val="left"/>
             </w:pPr>
@@ -18748,6 +19159,7 @@
           </w:tcPr>
           <w:p>
             <w:pPr>
+              <w:keepNext w:val="false"/>
               <w:spacing w:after="40" w:before="0"/>
               <w:jc w:val="center"/>
             </w:pPr>
@@ -18782,6 +19194,7 @@
           </w:tcPr>
           <w:p>
             <w:pPr>
+              <w:keepNext w:val="false"/>
               <w:spacing w:after="40" w:before="0"/>
               <w:jc w:val="left"/>
             </w:pPr>
@@ -18814,6 +19227,7 @@
           </w:tcPr>
           <w:p>
             <w:pPr>
+              <w:keepNext w:val="false"/>
               <w:spacing w:after="40" w:before="0"/>
               <w:jc w:val="left"/>
             </w:pPr>
@@ -18846,6 +19260,7 @@
           </w:tcPr>
           <w:p>
             <w:pPr>
+              <w:keepNext w:val="false"/>
               <w:spacing w:after="40" w:before="0"/>
               <w:jc w:val="left"/>
             </w:pPr>
@@ -18878,6 +19293,7 @@
           </w:tcPr>
           <w:p>
             <w:pPr>
+              <w:keepNext w:val="false"/>
               <w:spacing w:after="40" w:before="0"/>
               <w:jc w:val="left"/>
             </w:pPr>
@@ -18910,6 +19326,7 @@
           </w:tcPr>
           <w:p>
             <w:pPr>
+              <w:keepNext w:val="false"/>
               <w:spacing w:after="40" w:before="0"/>
               <w:jc w:val="left"/>
             </w:pPr>
@@ -18944,6 +19361,7 @@
           </w:tcPr>
           <w:p>
             <w:pPr>
+              <w:keepNext w:val="false"/>
               <w:spacing w:after="40" w:before="0"/>
               <w:jc w:val="left"/>
             </w:pPr>
@@ -18981,7 +19399,7 @@
             <w:pPr>
               <w:spacing w:after="20" w:before="0"/>
             </w:pPr>
-            <w:hyperlink w:history="1" r:id="rIdqgsoywasikvduvxpg8wfq">
+            <w:hyperlink w:history="1" r:id="rId-rhbeuhqw1fq1036f2yet">
               <w:r>
                 <w:rPr>
                   <w:rFonts w:ascii="Arial" w:cs="Arial" w:eastAsia="Arial" w:hAnsi="Arial"/>
@@ -19030,7 +19448,7 @@
               <w:spacing w:after="10" w:before="0"/>
               <w:ind w:left="120"/>
             </w:pPr>
-            <w:hyperlink w:history="1" r:id="rIdfwpyl8ddrce_5c5enu1da">
+            <w:hyperlink w:history="1" r:id="rId7x38fa0agqlnpnjieirgf">
               <w:r>
                 <w:rPr>
                   <w:rFonts w:ascii="Arial" w:cs="Arial" w:eastAsia="Arial" w:hAnsi="Arial"/>
@@ -19075,7 +19493,7 @@
             <w:pPr>
               <w:spacing w:after="20" w:before="0"/>
             </w:pPr>
-            <w:hyperlink w:history="1" r:id="rId3mfo3yrfzwvruwuhotpsa">
+            <w:hyperlink w:history="1" r:id="rIdvknbrm52ixhosiu4upbup">
               <w:r>
                 <w:rPr>
                   <w:rFonts w:ascii="Arial" w:cs="Arial" w:eastAsia="Arial" w:hAnsi="Arial"/>
@@ -19108,7 +19526,7 @@
               <w:spacing w:after="10" w:before="0"/>
               <w:ind w:left="120"/>
             </w:pPr>
-            <w:hyperlink w:history="1" r:id="rId0gp1doiwd94muelhy3rby">
+            <w:hyperlink w:history="1" r:id="rIdjpp0yh7o0puwordpzgwb2">
               <w:r>
                 <w:rPr>
                   <w:rFonts w:ascii="Arial" w:cs="Arial" w:eastAsia="Arial" w:hAnsi="Arial"/>
@@ -19136,6 +19554,7 @@
           </w:tcPr>
           <w:p>
             <w:pPr>
+              <w:keepNext w:val="false"/>
               <w:spacing w:after="40" w:before="0"/>
               <w:jc w:val="left"/>
             </w:pPr>
@@ -19168,6 +19587,7 @@
           </w:tcPr>
           <w:p>
             <w:pPr>
+              <w:keepNext w:val="false"/>
               <w:spacing w:after="40" w:before="0"/>
               <w:jc w:val="left"/>
             </w:pPr>
@@ -19200,6 +19620,7 @@
           </w:tcPr>
           <w:p>
             <w:pPr>
+              <w:keepNext w:val="false"/>
               <w:spacing w:after="40" w:before="0"/>
               <w:jc w:val="left"/>
             </w:pPr>
@@ -19232,6 +19653,7 @@
           </w:tcPr>
           <w:p>
             <w:pPr>
+              <w:keepNext w:val="false"/>
               <w:spacing w:after="40" w:before="0"/>
               <w:jc w:val="left"/>
             </w:pPr>
@@ -19266,6 +19688,7 @@
           </w:tcPr>
           <w:p>
             <w:pPr>
+              <w:keepNext w:val="false"/>
               <w:spacing w:after="40" w:before="0"/>
               <w:jc w:val="left"/>
             </w:pPr>
@@ -19303,7 +19726,7 @@
             <w:pPr>
               <w:spacing w:after="20" w:before="0"/>
             </w:pPr>
-            <w:hyperlink w:history="1" r:id="rIda37v4toimu-ncqyhk5w7j">
+            <w:hyperlink w:history="1" r:id="rIdv_p52sdcife9fthbpqfnb">
               <w:r>
                 <w:rPr>
                   <w:rFonts w:ascii="Arial" w:cs="Arial" w:eastAsia="Arial" w:hAnsi="Arial"/>
@@ -19352,7 +19775,7 @@
               <w:spacing w:after="10" w:before="0"/>
               <w:ind w:left="120"/>
             </w:pPr>
-            <w:hyperlink w:history="1" r:id="rIddxyacu3tbutxo3wstm9md">
+            <w:hyperlink w:history="1" r:id="rIdrsxiv-gtpanowqvh4r4ir">
               <w:r>
                 <w:rPr>
                   <w:rFonts w:ascii="Arial" w:cs="Arial" w:eastAsia="Arial" w:hAnsi="Arial"/>
@@ -19397,7 +19820,7 @@
             <w:pPr>
               <w:spacing w:after="20" w:before="0"/>
             </w:pPr>
-            <w:hyperlink w:history="1" r:id="rIdbcglmmzits2bfoyspw3mq">
+            <w:hyperlink w:history="1" r:id="rIdy75akgp3kes3ehwgfahxu">
               <w:r>
                 <w:rPr>
                   <w:rFonts w:ascii="Arial" w:cs="Arial" w:eastAsia="Arial" w:hAnsi="Arial"/>
@@ -19430,7 +19853,7 @@
               <w:spacing w:after="10" w:before="0"/>
               <w:ind w:left="120"/>
             </w:pPr>
-            <w:hyperlink w:history="1" r:id="rIdkxvdinmol5ouxpbstsw7l">
+            <w:hyperlink w:history="1" r:id="rId9mzsesbbmiwn-rvgsk9cj">
               <w:r>
                 <w:rPr>
                   <w:rFonts w:ascii="Arial" w:cs="Arial" w:eastAsia="Arial" w:hAnsi="Arial"/>
@@ -19458,6 +19881,7 @@
           </w:tcPr>
           <w:p>
             <w:pPr>
+              <w:keepNext w:val="false"/>
               <w:spacing w:after="40" w:before="0"/>
               <w:jc w:val="left"/>
             </w:pPr>
@@ -19490,6 +19914,7 @@
           </w:tcPr>
           <w:p>
             <w:pPr>
+              <w:keepNext w:val="false"/>
               <w:spacing w:after="40" w:before="0"/>
               <w:jc w:val="left"/>
             </w:pPr>
@@ -19522,6 +19947,7 @@
           </w:tcPr>
           <w:p>
             <w:pPr>
+              <w:keepNext w:val="false"/>
               <w:spacing w:after="40" w:before="0"/>
               <w:jc w:val="left"/>
             </w:pPr>
@@ -19554,6 +19980,7 @@
           </w:tcPr>
           <w:p>
             <w:pPr>
+              <w:keepNext w:val="false"/>
               <w:spacing w:after="40" w:before="0"/>
               <w:jc w:val="left"/>
             </w:pPr>
@@ -19588,6 +20015,7 @@
           </w:tcPr>
           <w:p>
             <w:pPr>
+              <w:keepNext w:val="false"/>
               <w:spacing w:after="40" w:before="0"/>
               <w:jc w:val="left"/>
             </w:pPr>
@@ -19625,7 +20053,7 @@
             <w:pPr>
               <w:spacing w:after="20" w:before="0"/>
             </w:pPr>
-            <w:hyperlink w:history="1" r:id="rIdqz2bt1wgkh1ulkiu7d_xh">
+            <w:hyperlink w:history="1" r:id="rIdjrfyzynj62juoif2bzwfp">
               <w:r>
                 <w:rPr>
                   <w:rFonts w:ascii="Arial" w:cs="Arial" w:eastAsia="Arial" w:hAnsi="Arial"/>
@@ -19674,7 +20102,7 @@
               <w:spacing w:after="10" w:before="0"/>
               <w:ind w:left="120"/>
             </w:pPr>
-            <w:hyperlink w:history="1" r:id="rIdzlvdjb5oa48ekyhgxdyec">
+            <w:hyperlink w:history="1" r:id="rIdlzhdxnz2im5tjn7dqkfqw">
               <w:r>
                 <w:rPr>
                   <w:rFonts w:ascii="Arial" w:cs="Arial" w:eastAsia="Arial" w:hAnsi="Arial"/>
@@ -19719,7 +20147,7 @@
             <w:pPr>
               <w:spacing w:after="20" w:before="0"/>
             </w:pPr>
-            <w:hyperlink w:history="1" r:id="rIdrslbq8b2glqllkup5zvuf">
+            <w:hyperlink w:history="1" r:id="rIdxkgioeylokpxouy3cccia">
               <w:r>
                 <w:rPr>
                   <w:rFonts w:ascii="Arial" w:cs="Arial" w:eastAsia="Arial" w:hAnsi="Arial"/>
@@ -19752,7 +20180,7 @@
               <w:spacing w:after="10" w:before="0"/>
               <w:ind w:left="120"/>
             </w:pPr>
-            <w:hyperlink w:history="1" r:id="rIdnpxpjprkbqqrufvbxxrl_">
+            <w:hyperlink w:history="1" r:id="rIduge_het2umbqe858kqlyl">
               <w:r>
                 <w:rPr>
                   <w:rFonts w:ascii="Arial" w:cs="Arial" w:eastAsia="Arial" w:hAnsi="Arial"/>
@@ -19780,6 +20208,7 @@
           </w:tcPr>
           <w:p>
             <w:pPr>
+              <w:keepNext w:val="false"/>
               <w:spacing w:after="40" w:before="0"/>
               <w:jc w:val="left"/>
             </w:pPr>
@@ -19812,6 +20241,7 @@
           </w:tcPr>
           <w:p>
             <w:pPr>
+              <w:keepNext w:val="false"/>
               <w:spacing w:after="40" w:before="0"/>
               <w:jc w:val="left"/>
             </w:pPr>
@@ -19844,6 +20274,7 @@
           </w:tcPr>
           <w:p>
             <w:pPr>
+              <w:keepNext w:val="false"/>
               <w:spacing w:after="40" w:before="0"/>
               <w:jc w:val="left"/>
             </w:pPr>
@@ -19876,6 +20307,7 @@
           </w:tcPr>
           <w:p>
             <w:pPr>
+              <w:keepNext w:val="false"/>
               <w:spacing w:after="40" w:before="0"/>
               <w:jc w:val="left"/>
             </w:pPr>
@@ -19910,6 +20342,7 @@
           </w:tcPr>
           <w:p>
             <w:pPr>
+              <w:keepNext w:val="false"/>
               <w:spacing w:after="40" w:before="0"/>
               <w:jc w:val="left"/>
             </w:pPr>
@@ -19947,7 +20380,7 @@
             <w:pPr>
               <w:spacing w:after="20" w:before="0"/>
             </w:pPr>
-            <w:hyperlink w:history="1" r:id="rId_sksje8xjm1n531ymsv4j">
+            <w:hyperlink w:history="1" r:id="rIdisqoiyxv2ifd2kth-uq_6">
               <w:r>
                 <w:rPr>
                   <w:rFonts w:ascii="Arial" w:cs="Arial" w:eastAsia="Arial" w:hAnsi="Arial"/>
@@ -19996,7 +20429,7 @@
               <w:spacing w:after="10" w:before="0"/>
               <w:ind w:left="120"/>
             </w:pPr>
-            <w:hyperlink w:history="1" r:id="rIdaocrhx4fd3hevq-1f6jo5">
+            <w:hyperlink w:history="1" r:id="rId9aodj1ocwqrjn9-o5-ywu">
               <w:r>
                 <w:rPr>
                   <w:rFonts w:ascii="Arial" w:cs="Arial" w:eastAsia="Arial" w:hAnsi="Arial"/>
@@ -20041,7 +20474,7 @@
             <w:pPr>
               <w:spacing w:after="20" w:before="0"/>
             </w:pPr>
-            <w:hyperlink w:history="1" r:id="rId8lkexztgcyp3vfkxh5uhl">
+            <w:hyperlink w:history="1" r:id="rIdtoa2x0xulf-hixf5xzbgz">
               <w:r>
                 <w:rPr>
                   <w:rFonts w:ascii="Arial" w:cs="Arial" w:eastAsia="Arial" w:hAnsi="Arial"/>
@@ -20074,7 +20507,7 @@
               <w:spacing w:after="10" w:before="0"/>
               <w:ind w:left="120"/>
             </w:pPr>
-            <w:hyperlink w:history="1" r:id="rIdiwbuuxh-8cocnxlajl3es">
+            <w:hyperlink w:history="1" r:id="rIdgb_p5bxzljmi7wcbmgsoe">
               <w:r>
                 <w:rPr>
                   <w:rFonts w:ascii="Arial" w:cs="Arial" w:eastAsia="Arial" w:hAnsi="Arial"/>
@@ -20102,6 +20535,7 @@
           </w:tcPr>
           <w:p>
             <w:pPr>
+              <w:keepNext w:val="false"/>
               <w:spacing w:after="40" w:before="0"/>
               <w:jc w:val="left"/>
             </w:pPr>
@@ -20134,6 +20568,7 @@
           </w:tcPr>
           <w:p>
             <w:pPr>
+              <w:keepNext w:val="false"/>
               <w:spacing w:after="40" w:before="0"/>
               <w:jc w:val="left"/>
             </w:pPr>
@@ -20166,6 +20601,7 @@
           </w:tcPr>
           <w:p>
             <w:pPr>
+              <w:keepNext w:val="false"/>
               <w:spacing w:after="40" w:before="0"/>
               <w:jc w:val="left"/>
             </w:pPr>
@@ -20198,6 +20634,7 @@
           </w:tcPr>
           <w:p>
             <w:pPr>
+              <w:keepNext w:val="false"/>
               <w:spacing w:after="40" w:before="0"/>
               <w:jc w:val="left"/>
             </w:pPr>
@@ -20232,6 +20669,7 @@
           </w:tcPr>
           <w:p>
             <w:pPr>
+              <w:keepNext w:val="false"/>
               <w:spacing w:after="40" w:before="0"/>
               <w:jc w:val="left"/>
             </w:pPr>
@@ -20269,7 +20707,7 @@
             <w:pPr>
               <w:spacing w:after="20" w:before="0"/>
             </w:pPr>
-            <w:hyperlink w:history="1" r:id="rIdard1ei8as_fkfw_hq2qbz">
+            <w:hyperlink w:history="1" r:id="rId5rs-hkmxbproklvm3fst8">
               <w:r>
                 <w:rPr>
                   <w:rFonts w:ascii="Arial" w:cs="Arial" w:eastAsia="Arial" w:hAnsi="Arial"/>
@@ -20318,7 +20756,7 @@
               <w:spacing w:after="10" w:before="0"/>
               <w:ind w:left="120"/>
             </w:pPr>
-            <w:hyperlink w:history="1" r:id="rId8ree54sk9xlj-ba3eofjl">
+            <w:hyperlink w:history="1" r:id="rId3wvij1t1t5gtoi3lzlvdd">
               <w:r>
                 <w:rPr>
                   <w:rFonts w:ascii="Arial" w:cs="Arial" w:eastAsia="Arial" w:hAnsi="Arial"/>
@@ -20363,7 +20801,7 @@
             <w:pPr>
               <w:spacing w:after="20" w:before="0"/>
             </w:pPr>
-            <w:hyperlink w:history="1" r:id="rId0ys0-irq6dupbtersbs06">
+            <w:hyperlink w:history="1" r:id="rIduyr5fbc92rauyrx3hqcyj">
               <w:r>
                 <w:rPr>
                   <w:rFonts w:ascii="Arial" w:cs="Arial" w:eastAsia="Arial" w:hAnsi="Arial"/>
@@ -20412,7 +20850,7 @@
               <w:spacing w:after="10" w:before="0"/>
               <w:ind w:left="120"/>
             </w:pPr>
-            <w:hyperlink w:history="1" r:id="rIdr7tn51venr51qg06b-t56">
+            <w:hyperlink w:history="1" r:id="rIdti0eizi0mx49bemtb72kt">
               <w:r>
                 <w:rPr>
                   <w:rFonts w:ascii="Arial" w:cs="Arial" w:eastAsia="Arial" w:hAnsi="Arial"/>
@@ -20440,6 +20878,7 @@
           </w:tcPr>
           <w:p>
             <w:pPr>
+              <w:keepNext w:val="false"/>
               <w:spacing w:after="40" w:before="0"/>
               <w:jc w:val="left"/>
             </w:pPr>
@@ -20472,6 +20911,7 @@
           </w:tcPr>
           <w:p>
             <w:pPr>
+              <w:keepNext w:val="false"/>
               <w:spacing w:after="40" w:before="0"/>
               <w:jc w:val="left"/>
             </w:pPr>
@@ -20504,6 +20944,7 @@
           </w:tcPr>
           <w:p>
             <w:pPr>
+              <w:keepNext w:val="false"/>
               <w:spacing w:after="40" w:before="0"/>
               <w:jc w:val="left"/>
             </w:pPr>
@@ -20536,6 +20977,7 @@
           </w:tcPr>
           <w:p>
             <w:pPr>
+              <w:keepNext w:val="false"/>
               <w:spacing w:after="40" w:before="0"/>
               <w:jc w:val="left"/>
             </w:pPr>
@@ -20595,6 +21037,7 @@
           </w:tcPr>
           <w:p>
             <w:pPr>
+              <w:keepNext w:val="false"/>
               <w:spacing w:after="40" w:before="0"/>
               <w:jc w:val="center"/>
             </w:pPr>
@@ -20629,6 +21072,7 @@
           </w:tcPr>
           <w:p>
             <w:pPr>
+              <w:keepNext w:val="false"/>
               <w:spacing w:after="40" w:before="0"/>
               <w:jc w:val="left"/>
             </w:pPr>
@@ -20690,6 +21134,7 @@
           </w:tcPr>
           <w:p>
             <w:pPr>
+              <w:keepNext w:val="false"/>
               <w:spacing w:after="40" w:before="0"/>
               <w:jc w:val="center"/>
             </w:pPr>
@@ -20724,6 +21169,7 @@
           </w:tcPr>
           <w:p>
             <w:pPr>
+              <w:keepNext w:val="false"/>
               <w:spacing w:after="40" w:before="0"/>
               <w:jc w:val="left"/>
             </w:pPr>
@@ -20756,6 +21202,7 @@
           </w:tcPr>
           <w:p>
             <w:pPr>
+              <w:keepNext w:val="false"/>
               <w:spacing w:after="40" w:before="0"/>
               <w:jc w:val="left"/>
             </w:pPr>
@@ -20790,6 +21237,7 @@
           </w:tcPr>
           <w:p>
             <w:pPr>
+              <w:keepNext w:val="false"/>
               <w:spacing w:after="40" w:before="0"/>
               <w:jc w:val="left"/>
             </w:pPr>
@@ -20822,6 +21270,7 @@
           </w:tcPr>
           <w:p>
             <w:pPr>
+              <w:keepNext w:val="false"/>
               <w:spacing w:after="40" w:before="0"/>
               <w:jc w:val="left"/>
             </w:pPr>
@@ -20856,6 +21305,7 @@
           </w:tcPr>
           <w:p>
             <w:pPr>
+              <w:keepNext w:val="false"/>
               <w:spacing w:after="40" w:before="0"/>
               <w:jc w:val="left"/>
             </w:pPr>
@@ -20888,6 +21338,7 @@
           </w:tcPr>
           <w:p>
             <w:pPr>
+              <w:keepNext w:val="false"/>
               <w:spacing w:after="40" w:before="0"/>
               <w:jc w:val="left"/>
             </w:pPr>
@@ -20924,7 +21375,7 @@
         </w:rPr>
         <w:t xml:space="preserve">© 2026 SeaVuria and ARES. Aligned with KICD objectives. Developed by SeaVuria; technical implementation by ARES (with AI assistance from Claude). Licensed under </w:t>
       </w:r>
-      <w:hyperlink w:history="1" r:id="rIdkowxzubv5ehrqrlro7nug">
+      <w:hyperlink w:history="1" r:id="rIdhkdhxdmfqrc7hy9orm0hx">
         <w:r>
           <w:rPr>
             <w:rFonts w:ascii="Arial" w:cs="Arial" w:eastAsia="Arial" w:hAnsi="Arial"/>
@@ -20945,7 +21396,7 @@
         </w:rPr>
         <w:t xml:space="preserve"> (</w:t>
       </w:r>
-      <w:hyperlink w:history="1" r:id="rIdqubnpfup_tmsgfv-bitdz">
+      <w:hyperlink w:history="1" r:id="rId3ptdq0ivenyqowogsnp5c">
         <w:r>
           <w:rPr>
             <w:rFonts w:ascii="Arial" w:cs="Arial" w:eastAsia="Arial" w:hAnsi="Arial"/>
@@ -21005,6 +21456,7 @@
           </w:tcPr>
           <w:p>
             <w:pPr>
+              <w:keepNext w:val="false"/>
               <w:spacing w:after="40" w:before="0"/>
               <w:jc w:val="center"/>
             </w:pPr>
@@ -21040,6 +21492,7 @@
           </w:tcPr>
           <w:p>
             <w:pPr>
+              <w:keepNext w:val="false"/>
               <w:spacing w:after="40" w:before="0"/>
               <w:jc w:val="center"/>
             </w:pPr>
@@ -21074,6 +21527,7 @@
           </w:tcPr>
           <w:p>
             <w:pPr>
+              <w:keepNext w:val="false"/>
               <w:spacing w:after="40" w:before="0"/>
               <w:jc w:val="left"/>
             </w:pPr>
@@ -21106,6 +21560,7 @@
           </w:tcPr>
           <w:p>
             <w:pPr>
+              <w:keepNext w:val="false"/>
               <w:spacing w:after="40" w:before="0"/>
               <w:jc w:val="left"/>
             </w:pPr>
@@ -21140,6 +21595,7 @@
           </w:tcPr>
           <w:p>
             <w:pPr>
+              <w:keepNext w:val="false"/>
               <w:spacing w:after="40" w:before="0"/>
               <w:jc w:val="left"/>
             </w:pPr>
@@ -21172,6 +21628,7 @@
           </w:tcPr>
           <w:p>
             <w:pPr>
+              <w:keepNext w:val="false"/>
               <w:spacing w:after="40" w:before="0"/>
               <w:jc w:val="left"/>
             </w:pPr>
@@ -21206,6 +21663,7 @@
           </w:tcPr>
           <w:p>
             <w:pPr>
+              <w:keepNext w:val="false"/>
               <w:spacing w:after="40" w:before="0"/>
               <w:jc w:val="left"/>
             </w:pPr>
@@ -21238,6 +21696,7 @@
           </w:tcPr>
           <w:p>
             <w:pPr>
+              <w:keepNext w:val="false"/>
               <w:spacing w:after="40" w:before="0"/>
               <w:jc w:val="left"/>
             </w:pPr>
@@ -21272,6 +21731,7 @@
           </w:tcPr>
           <w:p>
             <w:pPr>
+              <w:keepNext w:val="false"/>
               <w:spacing w:after="40" w:before="0"/>
               <w:jc w:val="left"/>
             </w:pPr>
@@ -21304,6 +21764,7 @@
           </w:tcPr>
           <w:p>
             <w:pPr>
+              <w:keepNext w:val="false"/>
               <w:spacing w:after="40" w:before="0"/>
               <w:jc w:val="left"/>
             </w:pPr>
@@ -21338,6 +21799,7 @@
           </w:tcPr>
           <w:p>
             <w:pPr>
+              <w:keepNext w:val="false"/>
               <w:spacing w:after="40" w:before="0"/>
               <w:jc w:val="left"/>
             </w:pPr>
@@ -21370,6 +21832,7 @@
           </w:tcPr>
           <w:p>
             <w:pPr>
+              <w:keepNext w:val="false"/>
               <w:spacing w:after="40" w:before="0"/>
               <w:jc w:val="left"/>
             </w:pPr>
@@ -21404,6 +21867,7 @@
           </w:tcPr>
           <w:p>
             <w:pPr>
+              <w:keepNext w:val="false"/>
               <w:spacing w:after="40" w:before="0"/>
               <w:jc w:val="left"/>
             </w:pPr>
@@ -21436,6 +21900,7 @@
           </w:tcPr>
           <w:p>
             <w:pPr>
+              <w:keepNext w:val="false"/>
               <w:spacing w:after="40" w:before="0"/>
               <w:jc w:val="left"/>
             </w:pPr>
@@ -21470,6 +21935,7 @@
           </w:tcPr>
           <w:p>
             <w:pPr>
+              <w:keepNext w:val="false"/>
               <w:spacing w:after="40" w:before="0"/>
               <w:jc w:val="left"/>
             </w:pPr>
@@ -21502,6 +21968,7 @@
           </w:tcPr>
           <w:p>
             <w:pPr>
+              <w:keepNext w:val="false"/>
               <w:spacing w:after="40" w:before="0"/>
               <w:jc w:val="left"/>
             </w:pPr>
@@ -21536,6 +22003,7 @@
           </w:tcPr>
           <w:p>
             <w:pPr>
+              <w:keepNext w:val="false"/>
               <w:spacing w:after="40" w:before="0"/>
               <w:jc w:val="left"/>
             </w:pPr>
@@ -21568,6 +22036,7 @@
           </w:tcPr>
           <w:p>
             <w:pPr>
+              <w:keepNext w:val="false"/>
               <w:spacing w:after="40" w:before="0"/>
               <w:jc w:val="left"/>
             </w:pPr>
@@ -21627,6 +22096,7 @@
           </w:tcPr>
           <w:p>
             <w:pPr>
+              <w:keepNext w:val="false"/>
               <w:spacing w:after="40" w:before="0"/>
               <w:jc w:val="center"/>
             </w:pPr>
@@ -21661,6 +22131,7 @@
           </w:tcPr>
           <w:p>
             <w:pPr>
+              <w:keepNext w:val="false"/>
               <w:spacing w:after="40" w:before="0"/>
               <w:jc w:val="left"/>
             </w:pPr>
@@ -21725,6 +22196,7 @@
           </w:tcPr>
           <w:p>
             <w:pPr>
+              <w:keepNext w:val="false"/>
               <w:spacing w:after="40" w:before="0"/>
               <w:jc w:val="center"/>
             </w:pPr>
@@ -21759,6 +22231,7 @@
           </w:tcPr>
           <w:p>
             <w:pPr>
+              <w:keepNext w:val="false"/>
               <w:spacing w:after="40" w:before="0"/>
               <w:jc w:val="left"/>
             </w:pPr>
@@ -21791,6 +22264,7 @@
           </w:tcPr>
           <w:p>
             <w:pPr>
+              <w:keepNext w:val="false"/>
               <w:spacing w:after="40" w:before="0"/>
               <w:jc w:val="left"/>
             </w:pPr>
@@ -21823,6 +22297,7 @@
           </w:tcPr>
           <w:p>
             <w:pPr>
+              <w:keepNext w:val="false"/>
               <w:spacing w:after="40" w:before="0"/>
               <w:jc w:val="left"/>
             </w:pPr>
@@ -21855,6 +22330,7 @@
           </w:tcPr>
           <w:p>
             <w:pPr>
+              <w:keepNext w:val="false"/>
               <w:spacing w:after="40" w:before="0"/>
               <w:jc w:val="left"/>
             </w:pPr>
@@ -21887,6 +22363,7 @@
           </w:tcPr>
           <w:p>
             <w:pPr>
+              <w:keepNext w:val="false"/>
               <w:spacing w:after="40" w:before="0"/>
               <w:jc w:val="left"/>
             </w:pPr>
@@ -21921,6 +22398,7 @@
           </w:tcPr>
           <w:p>
             <w:pPr>
+              <w:keepNext w:val="false"/>
               <w:spacing w:after="40" w:before="0"/>
               <w:jc w:val="left"/>
             </w:pPr>
@@ -21958,7 +22436,7 @@
             <w:pPr>
               <w:spacing w:after="20" w:before="0"/>
             </w:pPr>
-            <w:hyperlink w:history="1" r:id="rId-nvc1myzdcaovw7i1chk4">
+            <w:hyperlink w:history="1" r:id="rId2uz7fb6m6wmnunbffw9sn">
               <w:r>
                 <w:rPr>
                   <w:rFonts w:ascii="Arial" w:cs="Arial" w:eastAsia="Arial" w:hAnsi="Arial"/>
@@ -22007,7 +22485,7 @@
               <w:spacing w:after="10" w:before="0"/>
               <w:ind w:left="120"/>
             </w:pPr>
-            <w:hyperlink w:history="1" r:id="rIdn5qw9d--ifnlua4uy9z84">
+            <w:hyperlink w:history="1" r:id="rIdi-g8ngus7uy5dpjhdidku">
               <w:r>
                 <w:rPr>
                   <w:rFonts w:ascii="Arial" w:cs="Arial" w:eastAsia="Arial" w:hAnsi="Arial"/>
@@ -22052,7 +22530,7 @@
             <w:pPr>
               <w:spacing w:after="20" w:before="0"/>
             </w:pPr>
-            <w:hyperlink w:history="1" r:id="rIdt3tdt6xraasqnayk-ywhh">
+            <w:hyperlink w:history="1" r:id="rIdmyu76xpo75rqjeln3aqmc">
               <w:r>
                 <w:rPr>
                   <w:rFonts w:ascii="Arial" w:cs="Arial" w:eastAsia="Arial" w:hAnsi="Arial"/>
@@ -22101,7 +22579,7 @@
               <w:spacing w:after="10" w:before="0"/>
               <w:ind w:left="120"/>
             </w:pPr>
-            <w:hyperlink w:history="1" r:id="rId3zoke2roelbrqwwi9fvj6">
+            <w:hyperlink w:history="1" r:id="rId7fh7bzdi5tjlng7anqc20">
               <w:r>
                 <w:rPr>
                   <w:rFonts w:ascii="Arial" w:cs="Arial" w:eastAsia="Arial" w:hAnsi="Arial"/>
@@ -22129,6 +22607,7 @@
           </w:tcPr>
           <w:p>
             <w:pPr>
+              <w:keepNext w:val="false"/>
               <w:spacing w:after="40" w:before="0"/>
               <w:jc w:val="left"/>
             </w:pPr>
@@ -22161,6 +22640,7 @@
           </w:tcPr>
           <w:p>
             <w:pPr>
+              <w:keepNext w:val="false"/>
               <w:spacing w:after="40" w:before="0"/>
               <w:jc w:val="left"/>
             </w:pPr>
@@ -22193,6 +22673,7 @@
           </w:tcPr>
           <w:p>
             <w:pPr>
+              <w:keepNext w:val="false"/>
               <w:spacing w:after="40" w:before="0"/>
               <w:jc w:val="left"/>
             </w:pPr>
@@ -22225,6 +22706,7 @@
           </w:tcPr>
           <w:p>
             <w:pPr>
+              <w:keepNext w:val="false"/>
               <w:spacing w:after="40" w:before="0"/>
               <w:jc w:val="left"/>
             </w:pPr>
@@ -22259,6 +22741,7 @@
           </w:tcPr>
           <w:p>
             <w:pPr>
+              <w:keepNext w:val="false"/>
               <w:spacing w:after="40" w:before="0"/>
               <w:jc w:val="left"/>
             </w:pPr>
@@ -22296,7 +22779,7 @@
             <w:pPr>
               <w:spacing w:after="20" w:before="0"/>
             </w:pPr>
-            <w:hyperlink w:history="1" r:id="rIdm_xi0jvp5rodfz7i8hffi">
+            <w:hyperlink w:history="1" r:id="rId8_rem2xlvcnhtrpcw1_p0">
               <w:r>
                 <w:rPr>
                   <w:rFonts w:ascii="Arial" w:cs="Arial" w:eastAsia="Arial" w:hAnsi="Arial"/>
@@ -22345,7 +22828,7 @@
               <w:spacing w:after="10" w:before="0"/>
               <w:ind w:left="120"/>
             </w:pPr>
-            <w:hyperlink w:history="1" r:id="rIdhspczzei3poaldqtmndmv">
+            <w:hyperlink w:history="1" r:id="rIdbidf6krjfl0f0vgd8vsjg">
               <w:r>
                 <w:rPr>
                   <w:rFonts w:ascii="Arial" w:cs="Arial" w:eastAsia="Arial" w:hAnsi="Arial"/>
@@ -22390,7 +22873,7 @@
             <w:pPr>
               <w:spacing w:after="20" w:before="0"/>
             </w:pPr>
-            <w:hyperlink w:history="1" r:id="rId-rotxasuvl4m9pt0sj37d">
+            <w:hyperlink w:history="1" r:id="rIdrysdbn07jwhk357dwwai6">
               <w:r>
                 <w:rPr>
                   <w:rFonts w:ascii="Arial" w:cs="Arial" w:eastAsia="Arial" w:hAnsi="Arial"/>
@@ -22439,7 +22922,7 @@
               <w:spacing w:after="10" w:before="0"/>
               <w:ind w:left="120"/>
             </w:pPr>
-            <w:hyperlink w:history="1" r:id="rIdyn3ajxkjuijonvygm53me">
+            <w:hyperlink w:history="1" r:id="rIdzklixlmnxdcbgs5awaeur">
               <w:r>
                 <w:rPr>
                   <w:rFonts w:ascii="Arial" w:cs="Arial" w:eastAsia="Arial" w:hAnsi="Arial"/>
@@ -22467,6 +22950,7 @@
           </w:tcPr>
           <w:p>
             <w:pPr>
+              <w:keepNext w:val="false"/>
               <w:spacing w:after="40" w:before="0"/>
               <w:jc w:val="left"/>
             </w:pPr>
@@ -22499,6 +22983,7 @@
           </w:tcPr>
           <w:p>
             <w:pPr>
+              <w:keepNext w:val="false"/>
               <w:spacing w:after="40" w:before="0"/>
               <w:jc w:val="left"/>
             </w:pPr>
@@ -22531,6 +23016,7 @@
           </w:tcPr>
           <w:p>
             <w:pPr>
+              <w:keepNext w:val="false"/>
               <w:spacing w:after="40" w:before="0"/>
               <w:jc w:val="left"/>
             </w:pPr>
@@ -22563,6 +23049,7 @@
           </w:tcPr>
           <w:p>
             <w:pPr>
+              <w:keepNext w:val="false"/>
               <w:spacing w:after="40" w:before="0"/>
               <w:jc w:val="left"/>
             </w:pPr>
@@ -22597,6 +23084,7 @@
           </w:tcPr>
           <w:p>
             <w:pPr>
+              <w:keepNext w:val="false"/>
               <w:spacing w:after="40" w:before="0"/>
               <w:jc w:val="left"/>
             </w:pPr>
@@ -22634,7 +23122,7 @@
             <w:pPr>
               <w:spacing w:after="20" w:before="0"/>
             </w:pPr>
-            <w:hyperlink w:history="1" r:id="rIdhyhsm63rixxnd1wbcsm-q">
+            <w:hyperlink w:history="1" r:id="rIdq0wll8vvx17j70upd3upp">
               <w:r>
                 <w:rPr>
                   <w:rFonts w:ascii="Arial" w:cs="Arial" w:eastAsia="Arial" w:hAnsi="Arial"/>
@@ -22683,7 +23171,7 @@
               <w:spacing w:after="10" w:before="0"/>
               <w:ind w:left="120"/>
             </w:pPr>
-            <w:hyperlink w:history="1" r:id="rId9dyntvjeb-wujhtvima5z">
+            <w:hyperlink w:history="1" r:id="rIdwej3a6thlib_p9tihzuip">
               <w:r>
                 <w:rPr>
                   <w:rFonts w:ascii="Arial" w:cs="Arial" w:eastAsia="Arial" w:hAnsi="Arial"/>
@@ -22728,7 +23216,7 @@
             <w:pPr>
               <w:spacing w:after="20" w:before="0"/>
             </w:pPr>
-            <w:hyperlink w:history="1" r:id="rId4mmdbefq7cqk0umxgs9ur">
+            <w:hyperlink w:history="1" r:id="rIdoy3cpydrqie6yn4ov-zao">
               <w:r>
                 <w:rPr>
                   <w:rFonts w:ascii="Arial" w:cs="Arial" w:eastAsia="Arial" w:hAnsi="Arial"/>
@@ -22777,7 +23265,7 @@
               <w:spacing w:after="10" w:before="0"/>
               <w:ind w:left="120"/>
             </w:pPr>
-            <w:hyperlink w:history="1" r:id="rIdcifgcim6jgllchoph7nzj">
+            <w:hyperlink w:history="1" r:id="rIdbmob8_-eg9rlejpjfhtpl">
               <w:r>
                 <w:rPr>
                   <w:rFonts w:ascii="Arial" w:cs="Arial" w:eastAsia="Arial" w:hAnsi="Arial"/>
@@ -22805,6 +23293,7 @@
           </w:tcPr>
           <w:p>
             <w:pPr>
+              <w:keepNext w:val="false"/>
               <w:spacing w:after="40" w:before="0"/>
               <w:jc w:val="left"/>
             </w:pPr>
@@ -22837,6 +23326,7 @@
           </w:tcPr>
           <w:p>
             <w:pPr>
+              <w:keepNext w:val="false"/>
               <w:spacing w:after="40" w:before="0"/>
               <w:jc w:val="left"/>
             </w:pPr>
@@ -22869,6 +23359,7 @@
           </w:tcPr>
           <w:p>
             <w:pPr>
+              <w:keepNext w:val="false"/>
               <w:spacing w:after="40" w:before="0"/>
               <w:jc w:val="left"/>
             </w:pPr>
@@ -22901,6 +23392,7 @@
           </w:tcPr>
           <w:p>
             <w:pPr>
+              <w:keepNext w:val="false"/>
               <w:spacing w:after="40" w:before="0"/>
               <w:jc w:val="left"/>
             </w:pPr>
@@ -22935,6 +23427,7 @@
           </w:tcPr>
           <w:p>
             <w:pPr>
+              <w:keepNext w:val="false"/>
               <w:spacing w:after="40" w:before="0"/>
               <w:jc w:val="left"/>
             </w:pPr>
@@ -22972,7 +23465,7 @@
             <w:pPr>
               <w:spacing w:after="20" w:before="0"/>
             </w:pPr>
-            <w:hyperlink w:history="1" r:id="rId2i5e22iumywfmwn48fqcb">
+            <w:hyperlink w:history="1" r:id="rIdqr4ffdzho09gerhqnmjk7">
               <w:r>
                 <w:rPr>
                   <w:rFonts w:ascii="Arial" w:cs="Arial" w:eastAsia="Arial" w:hAnsi="Arial"/>
@@ -23021,7 +23514,7 @@
               <w:spacing w:after="10" w:before="0"/>
               <w:ind w:left="120"/>
             </w:pPr>
-            <w:hyperlink w:history="1" r:id="rIdyrhgtv82pa6qrunq1q-gr">
+            <w:hyperlink w:history="1" r:id="rIdqxh6pmemfkoc3vzvhgixr">
               <w:r>
                 <w:rPr>
                   <w:rFonts w:ascii="Arial" w:cs="Arial" w:eastAsia="Arial" w:hAnsi="Arial"/>
@@ -23066,7 +23559,7 @@
             <w:pPr>
               <w:spacing w:after="20" w:before="0"/>
             </w:pPr>
-            <w:hyperlink w:history="1" r:id="rIdjlgysnwcjaq5iaswtvbvh">
+            <w:hyperlink w:history="1" r:id="rIdireopxostohock7ajngfb">
               <w:r>
                 <w:rPr>
                   <w:rFonts w:ascii="Arial" w:cs="Arial" w:eastAsia="Arial" w:hAnsi="Arial"/>
@@ -23115,7 +23608,7 @@
               <w:spacing w:after="10" w:before="0"/>
               <w:ind w:left="120"/>
             </w:pPr>
-            <w:hyperlink w:history="1" r:id="rIdx9ntxr5kp_vxpgxeybmeg">
+            <w:hyperlink w:history="1" r:id="rIdrwzncnlus30ubu0q19ycv">
               <w:r>
                 <w:rPr>
                   <w:rFonts w:ascii="Arial" w:cs="Arial" w:eastAsia="Arial" w:hAnsi="Arial"/>
@@ -23143,6 +23636,7 @@
           </w:tcPr>
           <w:p>
             <w:pPr>
+              <w:keepNext w:val="false"/>
               <w:spacing w:after="40" w:before="0"/>
               <w:jc w:val="left"/>
             </w:pPr>
@@ -23175,6 +23669,7 @@
           </w:tcPr>
           <w:p>
             <w:pPr>
+              <w:keepNext w:val="false"/>
               <w:spacing w:after="40" w:before="0"/>
               <w:jc w:val="left"/>
             </w:pPr>
@@ -23207,6 +23702,7 @@
           </w:tcPr>
           <w:p>
             <w:pPr>
+              <w:keepNext w:val="false"/>
               <w:spacing w:after="40" w:before="0"/>
               <w:jc w:val="left"/>
             </w:pPr>
@@ -23239,6 +23735,7 @@
           </w:tcPr>
           <w:p>
             <w:pPr>
+              <w:keepNext w:val="false"/>
               <w:spacing w:after="40" w:before="0"/>
               <w:jc w:val="left"/>
             </w:pPr>
@@ -23273,6 +23770,7 @@
           </w:tcPr>
           <w:p>
             <w:pPr>
+              <w:keepNext w:val="false"/>
               <w:spacing w:after="40" w:before="0"/>
               <w:jc w:val="left"/>
             </w:pPr>
@@ -23310,7 +23808,7 @@
             <w:pPr>
               <w:spacing w:after="20" w:before="0"/>
             </w:pPr>
-            <w:hyperlink w:history="1" r:id="rIdlltq9lpht_r4xhhzzv_0s">
+            <w:hyperlink w:history="1" r:id="rIdzzbajo4_bluamrqialozi">
               <w:r>
                 <w:rPr>
                   <w:rFonts w:ascii="Arial" w:cs="Arial" w:eastAsia="Arial" w:hAnsi="Arial"/>
@@ -23359,7 +23857,7 @@
               <w:spacing w:after="10" w:before="0"/>
               <w:ind w:left="120"/>
             </w:pPr>
-            <w:hyperlink w:history="1" r:id="rId625-p4tmzr1k8xwio7dr6">
+            <w:hyperlink w:history="1" r:id="rIdw98ecvzcbxheoga95oxbo">
               <w:r>
                 <w:rPr>
                   <w:rFonts w:ascii="Arial" w:cs="Arial" w:eastAsia="Arial" w:hAnsi="Arial"/>
@@ -23404,7 +23902,7 @@
             <w:pPr>
               <w:spacing w:after="20" w:before="0"/>
             </w:pPr>
-            <w:hyperlink w:history="1" r:id="rIdqnxtzkduleuouzniysh1b">
+            <w:hyperlink w:history="1" r:id="rIdjn5mdjrgdqbmgt675empe">
               <w:r>
                 <w:rPr>
                   <w:rFonts w:ascii="Arial" w:cs="Arial" w:eastAsia="Arial" w:hAnsi="Arial"/>
@@ -23453,7 +23951,7 @@
               <w:spacing w:after="10" w:before="0"/>
               <w:ind w:left="120"/>
             </w:pPr>
-            <w:hyperlink w:history="1" r:id="rIdsoicrwcjitdunciyu-b4x">
+            <w:hyperlink w:history="1" r:id="rIdufyovayg7p_iuqd_nekjf">
               <w:r>
                 <w:rPr>
                   <w:rFonts w:ascii="Arial" w:cs="Arial" w:eastAsia="Arial" w:hAnsi="Arial"/>
@@ -23481,6 +23979,7 @@
           </w:tcPr>
           <w:p>
             <w:pPr>
+              <w:keepNext w:val="false"/>
               <w:spacing w:after="40" w:before="0"/>
               <w:jc w:val="left"/>
             </w:pPr>
@@ -23513,6 +24012,7 @@
           </w:tcPr>
           <w:p>
             <w:pPr>
+              <w:keepNext w:val="false"/>
               <w:spacing w:after="40" w:before="0"/>
               <w:jc w:val="left"/>
             </w:pPr>
@@ -23545,6 +24045,7 @@
           </w:tcPr>
           <w:p>
             <w:pPr>
+              <w:keepNext w:val="false"/>
               <w:spacing w:after="40" w:before="0"/>
               <w:jc w:val="left"/>
             </w:pPr>
@@ -23577,6 +24078,7 @@
           </w:tcPr>
           <w:p>
             <w:pPr>
+              <w:keepNext w:val="false"/>
               <w:spacing w:after="40" w:before="0"/>
               <w:jc w:val="left"/>
             </w:pPr>
@@ -23636,6 +24138,7 @@
           </w:tcPr>
           <w:p>
             <w:pPr>
+              <w:keepNext w:val="false"/>
               <w:spacing w:after="40" w:before="0"/>
               <w:jc w:val="center"/>
             </w:pPr>
@@ -23670,6 +24173,7 @@
           </w:tcPr>
           <w:p>
             <w:pPr>
+              <w:keepNext w:val="false"/>
               <w:spacing w:after="40" w:before="0"/>
               <w:jc w:val="left"/>
             </w:pPr>
@@ -23731,6 +24235,7 @@
           </w:tcPr>
           <w:p>
             <w:pPr>
+              <w:keepNext w:val="false"/>
               <w:spacing w:after="40" w:before="0"/>
               <w:jc w:val="center"/>
             </w:pPr>
@@ -23765,6 +24270,7 @@
           </w:tcPr>
           <w:p>
             <w:pPr>
+              <w:keepNext w:val="false"/>
               <w:spacing w:after="40" w:before="0"/>
               <w:jc w:val="left"/>
             </w:pPr>
@@ -23797,6 +24303,7 @@
           </w:tcPr>
           <w:p>
             <w:pPr>
+              <w:keepNext w:val="false"/>
               <w:spacing w:after="40" w:before="0"/>
               <w:jc w:val="left"/>
             </w:pPr>
@@ -23831,6 +24338,7 @@
           </w:tcPr>
           <w:p>
             <w:pPr>
+              <w:keepNext w:val="false"/>
               <w:spacing w:after="40" w:before="0"/>
               <w:jc w:val="left"/>
             </w:pPr>
@@ -23863,6 +24371,7 @@
           </w:tcPr>
           <w:p>
             <w:pPr>
+              <w:keepNext w:val="false"/>
               <w:spacing w:after="40" w:before="0"/>
               <w:jc w:val="left"/>
             </w:pPr>
@@ -23897,6 +24406,7 @@
           </w:tcPr>
           <w:p>
             <w:pPr>
+              <w:keepNext w:val="false"/>
               <w:spacing w:after="40" w:before="0"/>
               <w:jc w:val="left"/>
             </w:pPr>
@@ -23929,6 +24439,7 @@
           </w:tcPr>
           <w:p>
             <w:pPr>
+              <w:keepNext w:val="false"/>
               <w:spacing w:after="40" w:before="0"/>
               <w:jc w:val="left"/>
             </w:pPr>
@@ -23965,7 +24476,7 @@
         </w:rPr>
         <w:t xml:space="preserve">© 2026 SeaVuria and ARES. Aligned with KICD objectives. Developed by SeaVuria; technical implementation by ARES (with AI assistance from Claude). Licensed under </w:t>
       </w:r>
-      <w:hyperlink w:history="1" r:id="rIdlouvxgh0c0heuzelvcph7">
+      <w:hyperlink w:history="1" r:id="rIdo7q1o-8pwfwadxpi3u344">
         <w:r>
           <w:rPr>
             <w:rFonts w:ascii="Arial" w:cs="Arial" w:eastAsia="Arial" w:hAnsi="Arial"/>
@@ -23986,7 +24497,7 @@
         </w:rPr>
         <w:t xml:space="preserve"> (</w:t>
       </w:r>
-      <w:hyperlink w:history="1" r:id="rIdkzjqcvg7tssjds5_c6ill">
+      <w:hyperlink w:history="1" r:id="rIdqubcjstamp9msng3fnupt">
         <w:r>
           <w:rPr>
             <w:rFonts w:ascii="Arial" w:cs="Arial" w:eastAsia="Arial" w:hAnsi="Arial"/>
@@ -24047,6 +24558,7 @@
           </w:tcPr>
           <w:p>
             <w:pPr>
+              <w:keepNext w:val="false"/>
               <w:spacing w:after="40" w:before="0"/>
               <w:jc w:val="center"/>
             </w:pPr>
@@ -24081,6 +24593,7 @@
           </w:tcPr>
           <w:p>
             <w:pPr>
+              <w:keepNext w:val="false"/>
               <w:spacing w:after="40" w:before="0"/>
               <w:jc w:val="left"/>
             </w:pPr>
@@ -24113,6 +24626,7 @@
           </w:tcPr>
           <w:p>
             <w:pPr>
+              <w:keepNext w:val="false"/>
               <w:spacing w:after="40" w:before="0"/>
               <w:jc w:val="left"/>
             </w:pPr>
@@ -24145,6 +24659,7 @@
           </w:tcPr>
           <w:p>
             <w:pPr>
+              <w:keepNext w:val="false"/>
               <w:spacing w:after="40" w:before="0"/>
               <w:jc w:val="left"/>
             </w:pPr>
@@ -24179,6 +24694,7 @@
           </w:tcPr>
           <w:p>
             <w:pPr>
+              <w:keepNext w:val="false"/>
               <w:spacing w:after="40" w:before="0"/>
               <w:jc w:val="left"/>
             </w:pPr>
@@ -24211,6 +24727,7 @@
           </w:tcPr>
           <w:p>
             <w:pPr>
+              <w:keepNext w:val="false"/>
               <w:spacing w:after="40" w:before="0"/>
               <w:jc w:val="left"/>
             </w:pPr>
@@ -24243,6 +24760,7 @@
           </w:tcPr>
           <w:p>
             <w:pPr>
+              <w:keepNext w:val="false"/>
               <w:spacing w:after="40" w:before="0"/>
               <w:jc w:val="left"/>
             </w:pPr>
@@ -24277,6 +24795,7 @@
           </w:tcPr>
           <w:p>
             <w:pPr>
+              <w:keepNext w:val="false"/>
               <w:spacing w:after="40" w:before="0"/>
               <w:jc w:val="left"/>
             </w:pPr>
@@ -24309,6 +24828,7 @@
           </w:tcPr>
           <w:p>
             <w:pPr>
+              <w:keepNext w:val="false"/>
               <w:spacing w:after="40" w:before="0"/>
               <w:jc w:val="left"/>
             </w:pPr>
@@ -24341,6 +24861,7 @@
           </w:tcPr>
           <w:p>
             <w:pPr>
+              <w:keepNext w:val="false"/>
               <w:spacing w:after="40" w:before="0"/>
               <w:jc w:val="left"/>
             </w:pPr>
@@ -24375,6 +24896,7 @@
           </w:tcPr>
           <w:p>
             <w:pPr>
+              <w:keepNext w:val="false"/>
               <w:spacing w:after="40" w:before="0"/>
               <w:jc w:val="left"/>
             </w:pPr>
@@ -24407,6 +24929,7 @@
           </w:tcPr>
           <w:p>
             <w:pPr>
+              <w:keepNext w:val="false"/>
               <w:spacing w:after="40" w:before="0"/>
               <w:jc w:val="left"/>
             </w:pPr>
@@ -24439,6 +24962,7 @@
           </w:tcPr>
           <w:p>
             <w:pPr>
+              <w:keepNext w:val="false"/>
               <w:spacing w:after="40" w:before="0"/>
               <w:jc w:val="left"/>
             </w:pPr>

--- a/data/outputs/v2/Physics/SS4.1_Greenhouse_Effect_and_Climate_Change/Physics_Greenhouse_Effect_and_Climate_Change_CBE_LessonSequence.docx
+++ b/data/outputs/v2/Physics/SS4.1_Greenhouse_Effect_and_Climate_Change/Physics_Greenhouse_Effect_and_Climate_Change_CBE_LessonSequence.docx
@@ -2598,7 +2598,7 @@
         </w:rPr>
         <w:t xml:space="preserve">© 2026 SeaVuria and ARES. This work is licensed under a </w:t>
       </w:r>
-      <w:hyperlink w:history="1" r:id="rIdm2jwuhpwivxyrpl_7xcjg">
+      <w:hyperlink w:history="1" r:id="rId49gnsosv_uc2bpaixwbsm">
         <w:r>
           <w:rPr>
             <w:rFonts w:ascii="Arial" w:cs="Arial" w:eastAsia="Arial" w:hAnsi="Arial"/>
@@ -2618,7 +2618,7 @@
         </w:rPr>
         <w:t xml:space="preserve"> (</w:t>
       </w:r>
-      <w:hyperlink w:history="1" r:id="rIdj61etvscgwuof6xfpthxi">
+      <w:hyperlink w:history="1" r:id="rIdjnxfzfqxhjiolxuo3s2dc">
         <w:r>
           <w:rPr>
             <w:rFonts w:ascii="Arial" w:cs="Arial" w:eastAsia="Arial" w:hAnsi="Arial"/>
@@ -2638,7 +2638,7 @@
         </w:rPr>
         <w:t xml:space="preserve">). To view a copy of this license, visit </w:t>
       </w:r>
-      <w:hyperlink w:history="1" r:id="rIdcuuznev_tm7t95nhvjh_b">
+      <w:hyperlink w:history="1" r:id="rIdtrudjsq4xopuq8nezmxf3">
         <w:r>
           <w:rPr>
             <w:rFonts w:ascii="Arial" w:cs="Arial" w:eastAsia="Arial" w:hAnsi="Arial"/>
@@ -3677,7 +3677,7 @@
             <w:pPr>
               <w:spacing w:after="20" w:before="0"/>
             </w:pPr>
-            <w:hyperlink w:history="1" r:id="rIdtory8dzeegmmztbz4pojy">
+            <w:hyperlink w:history="1" r:id="rIdnevp9u79kd_bpl9mckqko">
               <w:r>
                 <w:rPr>
                   <w:rFonts w:ascii="Arial" w:cs="Arial" w:eastAsia="Arial" w:hAnsi="Arial"/>
@@ -3726,7 +3726,7 @@
               <w:spacing w:after="10" w:before="0"/>
               <w:ind w:left="120"/>
             </w:pPr>
-            <w:hyperlink w:history="1" r:id="rId8u48tkupk5besqxrgwgsb">
+            <w:hyperlink w:history="1" r:id="rIdqqdvpy5s0exeynsexnf-n">
               <w:r>
                 <w:rPr>
                   <w:rFonts w:ascii="Arial" w:cs="Arial" w:eastAsia="Arial" w:hAnsi="Arial"/>
@@ -3788,7 +3788,7 @@
               <w:spacing w:after="10" w:before="0"/>
               <w:ind w:left="120"/>
             </w:pPr>
-            <w:hyperlink w:history="1" r:id="rIdmwjjwqd-vmlf4qfydpkfy">
+            <w:hyperlink w:history="1" r:id="rIdtyu1oud0koyapcpu84qnr">
               <w:r>
                 <w:rPr>
                   <w:rFonts w:ascii="Arial" w:cs="Arial" w:eastAsia="Arial" w:hAnsi="Arial"/>
@@ -4083,7 +4083,7 @@
             <w:pPr>
               <w:spacing w:after="20" w:before="0"/>
             </w:pPr>
-            <w:hyperlink w:history="1" r:id="rId62gjdklnys90lbvh6uf1f">
+            <w:hyperlink w:history="1" r:id="rIdomu4pudekg-ltvuvemf4e">
               <w:r>
                 <w:rPr>
                   <w:rFonts w:ascii="Arial" w:cs="Arial" w:eastAsia="Arial" w:hAnsi="Arial"/>
@@ -4132,7 +4132,7 @@
               <w:spacing w:after="10" w:before="0"/>
               <w:ind w:left="120"/>
             </w:pPr>
-            <w:hyperlink w:history="1" r:id="rIdqwwjgodw29eyrzmcxypyr">
+            <w:hyperlink w:history="1" r:id="rId1gqm551rzojk5aqynv0g-">
               <w:r>
                 <w:rPr>
                   <w:rFonts w:ascii="Arial" w:cs="Arial" w:eastAsia="Arial" w:hAnsi="Arial"/>
@@ -4194,7 +4194,7 @@
               <w:spacing w:after="10" w:before="0"/>
               <w:ind w:left="120"/>
             </w:pPr>
-            <w:hyperlink w:history="1" r:id="rId_3hfl-c6d8d2wgu7wrlvt">
+            <w:hyperlink w:history="1" r:id="rIdn04ett7sobrvueav1y9-u">
               <w:r>
                 <w:rPr>
                   <w:rFonts w:ascii="Arial" w:cs="Arial" w:eastAsia="Arial" w:hAnsi="Arial"/>
@@ -4509,7 +4509,7 @@
             <w:pPr>
               <w:spacing w:after="20" w:before="0"/>
             </w:pPr>
-            <w:hyperlink w:history="1" r:id="rIdqkk3xhn3numa50o3ze-kz">
+            <w:hyperlink w:history="1" r:id="rIdolq8uifwr2bi-muu_zerj">
               <w:r>
                 <w:rPr>
                   <w:rFonts w:ascii="Arial" w:cs="Arial" w:eastAsia="Arial" w:hAnsi="Arial"/>
@@ -4558,7 +4558,7 @@
               <w:spacing w:after="10" w:before="0"/>
               <w:ind w:left="120"/>
             </w:pPr>
-            <w:hyperlink w:history="1" r:id="rIdi0j-p1t6ef3xvj-iuqzwa">
+            <w:hyperlink w:history="1" r:id="rIdfsq17rmktkxj30g2hcygq">
               <w:r>
                 <w:rPr>
                   <w:rFonts w:ascii="Arial" w:cs="Arial" w:eastAsia="Arial" w:hAnsi="Arial"/>
@@ -4620,7 +4620,7 @@
               <w:spacing w:after="10" w:before="0"/>
               <w:ind w:left="120"/>
             </w:pPr>
-            <w:hyperlink w:history="1" r:id="rIdxe-ri211yze4xq2msoojz">
+            <w:hyperlink w:history="1" r:id="rIdmjo1vp4qlvqh8zepyauah">
               <w:r>
                 <w:rPr>
                   <w:rFonts w:ascii="Arial" w:cs="Arial" w:eastAsia="Arial" w:hAnsi="Arial"/>
@@ -4935,7 +4935,7 @@
             <w:pPr>
               <w:spacing w:after="20" w:before="0"/>
             </w:pPr>
-            <w:hyperlink w:history="1" r:id="rIddprna4qh8qapirfx6wa3e">
+            <w:hyperlink w:history="1" r:id="rIdyngx6oq-ogozxtrvgndi3">
               <w:r>
                 <w:rPr>
                   <w:rFonts w:ascii="Arial" w:cs="Arial" w:eastAsia="Arial" w:hAnsi="Arial"/>
@@ -4984,7 +4984,7 @@
               <w:spacing w:after="10" w:before="0"/>
               <w:ind w:left="120"/>
             </w:pPr>
-            <w:hyperlink w:history="1" r:id="rIdfwt2ll0cl-ueqsjps9u5n">
+            <w:hyperlink w:history="1" r:id="rIdw93ehnggk66r1rexqzs_c">
               <w:r>
                 <w:rPr>
                   <w:rFonts w:ascii="Arial" w:cs="Arial" w:eastAsia="Arial" w:hAnsi="Arial"/>
@@ -5046,7 +5046,7 @@
               <w:spacing w:after="10" w:before="0"/>
               <w:ind w:left="120"/>
             </w:pPr>
-            <w:hyperlink w:history="1" r:id="rIdv7vtl0qdcqxdaqrgw13kz">
+            <w:hyperlink w:history="1" r:id="rId6f5doneq1_esu9bumxtlq">
               <w:r>
                 <w:rPr>
                   <w:rFonts w:ascii="Arial" w:cs="Arial" w:eastAsia="Arial" w:hAnsi="Arial"/>
@@ -5361,7 +5361,7 @@
             <w:pPr>
               <w:spacing w:after="20" w:before="0"/>
             </w:pPr>
-            <w:hyperlink w:history="1" r:id="rIdnczgbl2tzi2gqhqhxgiff">
+            <w:hyperlink w:history="1" r:id="rId3k9xbtwibqzl11ow2ukgn">
               <w:r>
                 <w:rPr>
                   <w:rFonts w:ascii="Arial" w:cs="Arial" w:eastAsia="Arial" w:hAnsi="Arial"/>
@@ -5410,7 +5410,7 @@
               <w:spacing w:after="10" w:before="0"/>
               <w:ind w:left="120"/>
             </w:pPr>
-            <w:hyperlink w:history="1" r:id="rIdfxf5pzx6jb9gdvyk9flfu">
+            <w:hyperlink w:history="1" r:id="rIdzgtg_rf7dqwu7s_w8-po6">
               <w:r>
                 <w:rPr>
                   <w:rFonts w:ascii="Arial" w:cs="Arial" w:eastAsia="Arial" w:hAnsi="Arial"/>
@@ -5472,7 +5472,7 @@
               <w:spacing w:after="10" w:before="0"/>
               <w:ind w:left="120"/>
             </w:pPr>
-            <w:hyperlink w:history="1" r:id="rIddazblicp-rhnmcnbudjvx">
+            <w:hyperlink w:history="1" r:id="rIddk4hkg9vqwoo36_603pup">
               <w:r>
                 <w:rPr>
                   <w:rFonts w:ascii="Arial" w:cs="Arial" w:eastAsia="Arial" w:hAnsi="Arial"/>
@@ -6232,7 +6232,7 @@
         </w:rPr>
         <w:t xml:space="preserve">© 2026 SeaVuria and ARES. Aligned with KICD objectives. Developed by SeaVuria; technical implementation by ARES (with AI assistance from Claude). Licensed under </w:t>
       </w:r>
-      <w:hyperlink w:history="1" r:id="rIdyjfss6sgomdziion_puwf">
+      <w:hyperlink w:history="1" r:id="rId8lkoenjj0jr24h9sghi55">
         <w:r>
           <w:rPr>
             <w:rFonts w:ascii="Arial" w:cs="Arial" w:eastAsia="Arial" w:hAnsi="Arial"/>
@@ -6253,7 +6253,7 @@
         </w:rPr>
         <w:t xml:space="preserve"> (</w:t>
       </w:r>
-      <w:hyperlink w:history="1" r:id="rIdfy-9lby-yylfj1yna360f">
+      <w:hyperlink w:history="1" r:id="rId-e9xkhyau2tp5x2juzzrg">
         <w:r>
           <w:rPr>
             <w:rFonts w:ascii="Arial" w:cs="Arial" w:eastAsia="Arial" w:hAnsi="Arial"/>
@@ -7293,7 +7293,7 @@
             <w:pPr>
               <w:spacing w:after="20" w:before="0"/>
             </w:pPr>
-            <w:hyperlink w:history="1" r:id="rIdxnp5qguob5f2yxuab-jij">
+            <w:hyperlink w:history="1" r:id="rIdm8kb4q1cnhtzzcetv_8-_">
               <w:r>
                 <w:rPr>
                   <w:rFonts w:ascii="Arial" w:cs="Arial" w:eastAsia="Arial" w:hAnsi="Arial"/>
@@ -7342,7 +7342,7 @@
               <w:spacing w:after="10" w:before="0"/>
               <w:ind w:left="120"/>
             </w:pPr>
-            <w:hyperlink w:history="1" r:id="rIdn7fut7utmbhimm7e1dvb0">
+            <w:hyperlink w:history="1" r:id="rId930bz-sbk5n9krp2nlfdq">
               <w:r>
                 <w:rPr>
                   <w:rFonts w:ascii="Arial" w:cs="Arial" w:eastAsia="Arial" w:hAnsi="Arial"/>
@@ -7404,7 +7404,7 @@
               <w:spacing w:after="10" w:before="0"/>
               <w:ind w:left="120"/>
             </w:pPr>
-            <w:hyperlink w:history="1" r:id="rId7cvxlqzmjzupjycztqdvk">
+            <w:hyperlink w:history="1" r:id="rIdtkix7wneprrchggv40wyo">
               <w:r>
                 <w:rPr>
                   <w:rFonts w:ascii="Arial" w:cs="Arial" w:eastAsia="Arial" w:hAnsi="Arial"/>
@@ -7619,7 +7619,7 @@
             <w:pPr>
               <w:spacing w:after="20" w:before="0"/>
             </w:pPr>
-            <w:hyperlink w:history="1" r:id="rIdcj1-1_nfgg91c_ggwhtmi">
+            <w:hyperlink w:history="1" r:id="rIdlhzvzt4pft9lxpm6z-j0r">
               <w:r>
                 <w:rPr>
                   <w:rFonts w:ascii="Arial" w:cs="Arial" w:eastAsia="Arial" w:hAnsi="Arial"/>
@@ -7668,7 +7668,7 @@
               <w:spacing w:after="10" w:before="0"/>
               <w:ind w:left="120"/>
             </w:pPr>
-            <w:hyperlink w:history="1" r:id="rIdvbr_vkzbam9gxrrc3gkz5">
+            <w:hyperlink w:history="1" r:id="rIdc7pvvm2d-ctlkhbjqdbxa">
               <w:r>
                 <w:rPr>
                   <w:rFonts w:ascii="Arial" w:cs="Arial" w:eastAsia="Arial" w:hAnsi="Arial"/>
@@ -7730,7 +7730,7 @@
               <w:spacing w:after="10" w:before="0"/>
               <w:ind w:left="120"/>
             </w:pPr>
-            <w:hyperlink w:history="1" r:id="rIdk6fqcputd3elsnrexos5f">
+            <w:hyperlink w:history="1" r:id="rId9izbtbigw-abt42zjb5-x">
               <w:r>
                 <w:rPr>
                   <w:rFonts w:ascii="Arial" w:cs="Arial" w:eastAsia="Arial" w:hAnsi="Arial"/>
@@ -7945,7 +7945,7 @@
             <w:pPr>
               <w:spacing w:after="20" w:before="0"/>
             </w:pPr>
-            <w:hyperlink w:history="1" r:id="rIdoghrzrp3cih7ei0rajeu7">
+            <w:hyperlink w:history="1" r:id="rIdcdljsytue978l6wfwzo6c">
               <w:r>
                 <w:rPr>
                   <w:rFonts w:ascii="Arial" w:cs="Arial" w:eastAsia="Arial" w:hAnsi="Arial"/>
@@ -7994,7 +7994,7 @@
               <w:spacing w:after="10" w:before="0"/>
               <w:ind w:left="120"/>
             </w:pPr>
-            <w:hyperlink w:history="1" r:id="rIdmsxdpiutrbioqhw5dndva">
+            <w:hyperlink w:history="1" r:id="rIdjpynfpulawx4t8ts7dz6i">
               <w:r>
                 <w:rPr>
                   <w:rFonts w:ascii="Arial" w:cs="Arial" w:eastAsia="Arial" w:hAnsi="Arial"/>
@@ -8056,7 +8056,7 @@
               <w:spacing w:after="10" w:before="0"/>
               <w:ind w:left="120"/>
             </w:pPr>
-            <w:hyperlink w:history="1" r:id="rIdd1iojn-tzdgvrpyqb9ji6">
+            <w:hyperlink w:history="1" r:id="rId2ro9zf4tsx9gouuapv4kl">
               <w:r>
                 <w:rPr>
                   <w:rFonts w:ascii="Arial" w:cs="Arial" w:eastAsia="Arial" w:hAnsi="Arial"/>
@@ -8271,7 +8271,7 @@
             <w:pPr>
               <w:spacing w:after="20" w:before="0"/>
             </w:pPr>
-            <w:hyperlink w:history="1" r:id="rIdj3yphl9pwje1ssirc9g0t">
+            <w:hyperlink w:history="1" r:id="rId_tjjwhpasx247wtkwnkk0">
               <w:r>
                 <w:rPr>
                   <w:rFonts w:ascii="Arial" w:cs="Arial" w:eastAsia="Arial" w:hAnsi="Arial"/>
@@ -8320,7 +8320,7 @@
               <w:spacing w:after="10" w:before="0"/>
               <w:ind w:left="120"/>
             </w:pPr>
-            <w:hyperlink w:history="1" r:id="rId-5daswymenq0av8r9rk2w">
+            <w:hyperlink w:history="1" r:id="rIdv8vxupj8rf8obs2ybt3sz">
               <w:r>
                 <w:rPr>
                   <w:rFonts w:ascii="Arial" w:cs="Arial" w:eastAsia="Arial" w:hAnsi="Arial"/>
@@ -8382,7 +8382,7 @@
               <w:spacing w:after="10" w:before="0"/>
               <w:ind w:left="120"/>
             </w:pPr>
-            <w:hyperlink w:history="1" r:id="rIdth29xrjvxjgeowvhc9wll">
+            <w:hyperlink w:history="1" r:id="rIddgvf753-y3qyckxeshu0i">
               <w:r>
                 <w:rPr>
                   <w:rFonts w:ascii="Arial" w:cs="Arial" w:eastAsia="Arial" w:hAnsi="Arial"/>
@@ -8597,7 +8597,7 @@
             <w:pPr>
               <w:spacing w:after="20" w:before="0"/>
             </w:pPr>
-            <w:hyperlink w:history="1" r:id="rIdhsx_cvxd88g_ant6gvkyn">
+            <w:hyperlink w:history="1" r:id="rIda6hg6xa5pfkurdysbzbs5">
               <w:r>
                 <w:rPr>
                   <w:rFonts w:ascii="Arial" w:cs="Arial" w:eastAsia="Arial" w:hAnsi="Arial"/>
@@ -8646,7 +8646,7 @@
               <w:spacing w:after="10" w:before="0"/>
               <w:ind w:left="120"/>
             </w:pPr>
-            <w:hyperlink w:history="1" r:id="rId3xf7y92t1afnshd5vid2l">
+            <w:hyperlink w:history="1" r:id="rIdftqhm56-m882etgroz5vz">
               <w:r>
                 <w:rPr>
                   <w:rFonts w:ascii="Arial" w:cs="Arial" w:eastAsia="Arial" w:hAnsi="Arial"/>
@@ -8708,7 +8708,7 @@
               <w:spacing w:after="10" w:before="0"/>
               <w:ind w:left="120"/>
             </w:pPr>
-            <w:hyperlink w:history="1" r:id="rIdwosjus36zq_bezxqn_gv8">
+            <w:hyperlink w:history="1" r:id="rIdiiu-iq2oyz9grqfj_hlst">
               <w:r>
                 <w:rPr>
                   <w:rFonts w:ascii="Arial" w:cs="Arial" w:eastAsia="Arial" w:hAnsi="Arial"/>
@@ -9248,7 +9248,7 @@
         </w:rPr>
         <w:t xml:space="preserve">© 2026 SeaVuria and ARES. Aligned with KICD objectives. Developed by SeaVuria; technical implementation by ARES (with AI assistance from Claude). Licensed under </w:t>
       </w:r>
-      <w:hyperlink w:history="1" r:id="rIdttwsxittrhtqar9ae0xjc">
+      <w:hyperlink w:history="1" r:id="rIdaqg1kbe6nvnsna-5ukshh">
         <w:r>
           <w:rPr>
             <w:rFonts w:ascii="Arial" w:cs="Arial" w:eastAsia="Arial" w:hAnsi="Arial"/>
@@ -9269,7 +9269,7 @@
         </w:rPr>
         <w:t xml:space="preserve"> (</w:t>
       </w:r>
-      <w:hyperlink w:history="1" r:id="rIdlz2tqfm_fd0knukvspwwh">
+      <w:hyperlink w:history="1" r:id="rIdtfkkh20dugrxhofnwjchh">
         <w:r>
           <w:rPr>
             <w:rFonts w:ascii="Arial" w:cs="Arial" w:eastAsia="Arial" w:hAnsi="Arial"/>
@@ -10309,7 +10309,7 @@
             <w:pPr>
               <w:spacing w:after="20" w:before="0"/>
             </w:pPr>
-            <w:hyperlink w:history="1" r:id="rIdlknstozaac1l2n5axffgz">
+            <w:hyperlink w:history="1" r:id="rId39wknuqgwv3o6d-je5lnh">
               <w:r>
                 <w:rPr>
                   <w:rFonts w:ascii="Arial" w:cs="Arial" w:eastAsia="Arial" w:hAnsi="Arial"/>
@@ -10358,7 +10358,7 @@
               <w:spacing w:after="10" w:before="0"/>
               <w:ind w:left="120"/>
             </w:pPr>
-            <w:hyperlink w:history="1" r:id="rIdlbasx6ow3rqzcdeiqcnxr">
+            <w:hyperlink w:history="1" r:id="rId2wvo_bdvmn5co9oahjuum">
               <w:r>
                 <w:rPr>
                   <w:rFonts w:ascii="Arial" w:cs="Arial" w:eastAsia="Arial" w:hAnsi="Arial"/>
@@ -10403,7 +10403,7 @@
             <w:pPr>
               <w:spacing w:after="20" w:before="0"/>
             </w:pPr>
-            <w:hyperlink w:history="1" r:id="rIdospil70umoqwdcuvqsj7x">
+            <w:hyperlink w:history="1" r:id="rId9k-v7-eh3idu6uyvw1w-x">
               <w:r>
                 <w:rPr>
                   <w:rFonts w:ascii="Arial" w:cs="Arial" w:eastAsia="Arial" w:hAnsi="Arial"/>
@@ -10452,7 +10452,7 @@
               <w:spacing w:after="10" w:before="0"/>
               <w:ind w:left="120"/>
             </w:pPr>
-            <w:hyperlink w:history="1" r:id="rIdljazfelrguplpck__hupm">
+            <w:hyperlink w:history="1" r:id="rId2d_2rcna5ujlzjkxouino">
               <w:r>
                 <w:rPr>
                   <w:rFonts w:ascii="Arial" w:cs="Arial" w:eastAsia="Arial" w:hAnsi="Arial"/>
@@ -10652,7 +10652,7 @@
             <w:pPr>
               <w:spacing w:after="20" w:before="0"/>
             </w:pPr>
-            <w:hyperlink w:history="1" r:id="rIdarxl6zpiyexxc34-ubvw5">
+            <w:hyperlink w:history="1" r:id="rIdfswh0vci29jbpup4jk-yb">
               <w:r>
                 <w:rPr>
                   <w:rFonts w:ascii="Arial" w:cs="Arial" w:eastAsia="Arial" w:hAnsi="Arial"/>
@@ -10701,7 +10701,7 @@
               <w:spacing w:after="10" w:before="0"/>
               <w:ind w:left="120"/>
             </w:pPr>
-            <w:hyperlink w:history="1" r:id="rIdcm6qska9n-eqqoyyg1t9f">
+            <w:hyperlink w:history="1" r:id="rId4ynwshs5qgfehape9iznw">
               <w:r>
                 <w:rPr>
                   <w:rFonts w:ascii="Arial" w:cs="Arial" w:eastAsia="Arial" w:hAnsi="Arial"/>
@@ -10746,7 +10746,7 @@
             <w:pPr>
               <w:spacing w:after="20" w:before="0"/>
             </w:pPr>
-            <w:hyperlink w:history="1" r:id="rIdyjwpvhpjqiydurdylb9op">
+            <w:hyperlink w:history="1" r:id="rIdxhg22lmwp6ehy1f3lpe-1">
               <w:r>
                 <w:rPr>
                   <w:rFonts w:ascii="Arial" w:cs="Arial" w:eastAsia="Arial" w:hAnsi="Arial"/>
@@ -10795,7 +10795,7 @@
               <w:spacing w:after="10" w:before="0"/>
               <w:ind w:left="120"/>
             </w:pPr>
-            <w:hyperlink w:history="1" r:id="rIdsjjre9zkmrhspvztmyc12">
+            <w:hyperlink w:history="1" r:id="rIdj3zpga2wasktcwqptxxc4">
               <w:r>
                 <w:rPr>
                   <w:rFonts w:ascii="Arial" w:cs="Arial" w:eastAsia="Arial" w:hAnsi="Arial"/>
@@ -10995,7 +10995,7 @@
             <w:pPr>
               <w:spacing w:after="20" w:before="0"/>
             </w:pPr>
-            <w:hyperlink w:history="1" r:id="rIdwpo2e5jkqrzeyj0nnedo0">
+            <w:hyperlink w:history="1" r:id="rIdsowysg9dw2j4qoojt2i6v">
               <w:r>
                 <w:rPr>
                   <w:rFonts w:ascii="Arial" w:cs="Arial" w:eastAsia="Arial" w:hAnsi="Arial"/>
@@ -11044,7 +11044,7 @@
               <w:spacing w:after="10" w:before="0"/>
               <w:ind w:left="120"/>
             </w:pPr>
-            <w:hyperlink w:history="1" r:id="rIdt9mqqq_nulpo29amc6tg7">
+            <w:hyperlink w:history="1" r:id="rIdyw65d7a7gfcwy8dorl01q">
               <w:r>
                 <w:rPr>
                   <w:rFonts w:ascii="Arial" w:cs="Arial" w:eastAsia="Arial" w:hAnsi="Arial"/>
@@ -11089,7 +11089,7 @@
             <w:pPr>
               <w:spacing w:after="20" w:before="0"/>
             </w:pPr>
-            <w:hyperlink w:history="1" r:id="rIdf9jl84ntkct6sdwiv2mha">
+            <w:hyperlink w:history="1" r:id="rId2rm6nxictiw3j8unicfnq">
               <w:r>
                 <w:rPr>
                   <w:rFonts w:ascii="Arial" w:cs="Arial" w:eastAsia="Arial" w:hAnsi="Arial"/>
@@ -11138,7 +11138,7 @@
               <w:spacing w:after="10" w:before="0"/>
               <w:ind w:left="120"/>
             </w:pPr>
-            <w:hyperlink w:history="1" r:id="rId66aboex54gqv4hzkwft9t">
+            <w:hyperlink w:history="1" r:id="rIdpj6s7heclmvbbqsbebyai">
               <w:r>
                 <w:rPr>
                   <w:rFonts w:ascii="Arial" w:cs="Arial" w:eastAsia="Arial" w:hAnsi="Arial"/>
@@ -11338,7 +11338,7 @@
             <w:pPr>
               <w:spacing w:after="20" w:before="0"/>
             </w:pPr>
-            <w:hyperlink w:history="1" r:id="rIdcjk4b137euruu-2qhcysz">
+            <w:hyperlink w:history="1" r:id="rId_h5t8nvlwkohubdonmidb">
               <w:r>
                 <w:rPr>
                   <w:rFonts w:ascii="Arial" w:cs="Arial" w:eastAsia="Arial" w:hAnsi="Arial"/>
@@ -11387,7 +11387,7 @@
               <w:spacing w:after="10" w:before="0"/>
               <w:ind w:left="120"/>
             </w:pPr>
-            <w:hyperlink w:history="1" r:id="rIdvpf7vraw1o0fftaaopt1n">
+            <w:hyperlink w:history="1" r:id="rIdrbxmlozvg8ezis3hmh4ba">
               <w:r>
                 <w:rPr>
                   <w:rFonts w:ascii="Arial" w:cs="Arial" w:eastAsia="Arial" w:hAnsi="Arial"/>
@@ -11432,7 +11432,7 @@
             <w:pPr>
               <w:spacing w:after="20" w:before="0"/>
             </w:pPr>
-            <w:hyperlink w:history="1" r:id="rIdlo26thuzchl-4_sygfcou">
+            <w:hyperlink w:history="1" r:id="rIdqkcmav019jpum5ixkqofp">
               <w:r>
                 <w:rPr>
                   <w:rFonts w:ascii="Arial" w:cs="Arial" w:eastAsia="Arial" w:hAnsi="Arial"/>
@@ -11481,7 +11481,7 @@
               <w:spacing w:after="10" w:before="0"/>
               <w:ind w:left="120"/>
             </w:pPr>
-            <w:hyperlink w:history="1" r:id="rIdywvkhxsn8ssswldkt0ekp">
+            <w:hyperlink w:history="1" r:id="rIdctkjsxm234koy4a2hhtsn">
               <w:r>
                 <w:rPr>
                   <w:rFonts w:ascii="Arial" w:cs="Arial" w:eastAsia="Arial" w:hAnsi="Arial"/>
@@ -11681,7 +11681,7 @@
             <w:pPr>
               <w:spacing w:after="20" w:before="0"/>
             </w:pPr>
-            <w:hyperlink w:history="1" r:id="rIdbi7q7_y9ndgrdw0xpvgqs">
+            <w:hyperlink w:history="1" r:id="rIdspqzes-xwby9lv_l29te-">
               <w:r>
                 <w:rPr>
                   <w:rFonts w:ascii="Arial" w:cs="Arial" w:eastAsia="Arial" w:hAnsi="Arial"/>
@@ -11730,7 +11730,7 @@
               <w:spacing w:after="10" w:before="0"/>
               <w:ind w:left="120"/>
             </w:pPr>
-            <w:hyperlink w:history="1" r:id="rIddth7jzmiqrm4rvbsun5mk">
+            <w:hyperlink w:history="1" r:id="rIdz44fcoflujinj3ddk2fra">
               <w:r>
                 <w:rPr>
                   <w:rFonts w:ascii="Arial" w:cs="Arial" w:eastAsia="Arial" w:hAnsi="Arial"/>
@@ -11775,7 +11775,7 @@
             <w:pPr>
               <w:spacing w:after="20" w:before="0"/>
             </w:pPr>
-            <w:hyperlink w:history="1" r:id="rIdn0kagvogovolu9790epkd">
+            <w:hyperlink w:history="1" r:id="rIdxetsc-aovrore163piiqd">
               <w:r>
                 <w:rPr>
                   <w:rFonts w:ascii="Arial" w:cs="Arial" w:eastAsia="Arial" w:hAnsi="Arial"/>
@@ -11824,7 +11824,7 @@
               <w:spacing w:after="10" w:before="0"/>
               <w:ind w:left="120"/>
             </w:pPr>
-            <w:hyperlink w:history="1" r:id="rId04f1teclu6sxafcfmleh7">
+            <w:hyperlink w:history="1" r:id="rIdcfrcvfz5w902j-pfnnjwe">
               <w:r>
                 <w:rPr>
                   <w:rFonts w:ascii="Arial" w:cs="Arial" w:eastAsia="Arial" w:hAnsi="Arial"/>
@@ -12349,7 +12349,7 @@
         </w:rPr>
         <w:t xml:space="preserve">© 2026 SeaVuria and ARES. Aligned with KICD objectives. Developed by SeaVuria; technical implementation by ARES (with AI assistance from Claude). Licensed under </w:t>
       </w:r>
-      <w:hyperlink w:history="1" r:id="rIdcsznu58bxdf05fxe9-r2s">
+      <w:hyperlink w:history="1" r:id="rIdta9vn3ec49uidwrunw2fr">
         <w:r>
           <w:rPr>
             <w:rFonts w:ascii="Arial" w:cs="Arial" w:eastAsia="Arial" w:hAnsi="Arial"/>
@@ -12370,7 +12370,7 @@
         </w:rPr>
         <w:t xml:space="preserve"> (</w:t>
       </w:r>
-      <w:hyperlink w:history="1" r:id="rIdweuvvjj9hzcexoiqgfw3e">
+      <w:hyperlink w:history="1" r:id="rIdq36fsft1eo8o6lt4jiksd">
         <w:r>
           <w:rPr>
             <w:rFonts w:ascii="Arial" w:cs="Arial" w:eastAsia="Arial" w:hAnsi="Arial"/>
@@ -13410,7 +13410,7 @@
             <w:pPr>
               <w:spacing w:after="20" w:before="0"/>
             </w:pPr>
-            <w:hyperlink w:history="1" r:id="rIdesf9oe88gyktbcn6xwwzy">
+            <w:hyperlink w:history="1" r:id="rIdnuntsud7yxjz-ydxbv5yr">
               <w:r>
                 <w:rPr>
                   <w:rFonts w:ascii="Arial" w:cs="Arial" w:eastAsia="Arial" w:hAnsi="Arial"/>
@@ -13459,7 +13459,7 @@
               <w:spacing w:after="10" w:before="0"/>
               <w:ind w:left="120"/>
             </w:pPr>
-            <w:hyperlink w:history="1" r:id="rIdb4y1bdehm66x5wfkfwnjl">
+            <w:hyperlink w:history="1" r:id="rId85thvxcmxbwyzjcljjxpr">
               <w:r>
                 <w:rPr>
                   <w:rFonts w:ascii="Arial" w:cs="Arial" w:eastAsia="Arial" w:hAnsi="Arial"/>
@@ -13504,7 +13504,7 @@
             <w:pPr>
               <w:spacing w:after="20" w:before="0"/>
             </w:pPr>
-            <w:hyperlink w:history="1" r:id="rId9vgpugq9sxno8rkulg7dp">
+            <w:hyperlink w:history="1" r:id="rIdpqo9chywpdxsgexpigjqi">
               <w:r>
                 <w:rPr>
                   <w:rFonts w:ascii="Arial" w:cs="Arial" w:eastAsia="Arial" w:hAnsi="Arial"/>
@@ -13537,7 +13537,7 @@
               <w:spacing w:after="10" w:before="0"/>
               <w:ind w:left="120"/>
             </w:pPr>
-            <w:hyperlink w:history="1" r:id="rIdoqaqvhlqn2vvb99zijs31">
+            <w:hyperlink w:history="1" r:id="rId8sfi386mbpccfuy7pie7o">
               <w:r>
                 <w:rPr>
                   <w:rFonts w:ascii="Arial" w:cs="Arial" w:eastAsia="Arial" w:hAnsi="Arial"/>
@@ -13737,7 +13737,7 @@
             <w:pPr>
               <w:spacing w:after="20" w:before="0"/>
             </w:pPr>
-            <w:hyperlink w:history="1" r:id="rIdhh83wly3uqaa-byliqwda">
+            <w:hyperlink w:history="1" r:id="rIdyplar4snlreb9zh25uaxb">
               <w:r>
                 <w:rPr>
                   <w:rFonts w:ascii="Arial" w:cs="Arial" w:eastAsia="Arial" w:hAnsi="Arial"/>
@@ -13786,7 +13786,7 @@
               <w:spacing w:after="10" w:before="0"/>
               <w:ind w:left="120"/>
             </w:pPr>
-            <w:hyperlink w:history="1" r:id="rIdimufi0mg-_9bzp8qyjlkz">
+            <w:hyperlink w:history="1" r:id="rIdvrwrgu8ublrdfjfi8ilno">
               <w:r>
                 <w:rPr>
                   <w:rFonts w:ascii="Arial" w:cs="Arial" w:eastAsia="Arial" w:hAnsi="Arial"/>
@@ -13831,7 +13831,7 @@
             <w:pPr>
               <w:spacing w:after="20" w:before="0"/>
             </w:pPr>
-            <w:hyperlink w:history="1" r:id="rIdt8nvrjbkb_fdeqvjfwbnh">
+            <w:hyperlink w:history="1" r:id="rIdxlkwkzpujvzdpg0c-bm_u">
               <w:r>
                 <w:rPr>
                   <w:rFonts w:ascii="Arial" w:cs="Arial" w:eastAsia="Arial" w:hAnsi="Arial"/>
@@ -13864,7 +13864,7 @@
               <w:spacing w:after="10" w:before="0"/>
               <w:ind w:left="120"/>
             </w:pPr>
-            <w:hyperlink w:history="1" r:id="rIdzzhxhzxi7wqmwovpnjqtc">
+            <w:hyperlink w:history="1" r:id="rIduzxjpiuykxd0-dzrcvrfe">
               <w:r>
                 <w:rPr>
                   <w:rFonts w:ascii="Arial" w:cs="Arial" w:eastAsia="Arial" w:hAnsi="Arial"/>
@@ -14064,7 +14064,7 @@
             <w:pPr>
               <w:spacing w:after="20" w:before="0"/>
             </w:pPr>
-            <w:hyperlink w:history="1" r:id="rIdfamllrcqkynh_yqirozbx">
+            <w:hyperlink w:history="1" r:id="rIdmvhpd_hvwh5gzr1okwohk">
               <w:r>
                 <w:rPr>
                   <w:rFonts w:ascii="Arial" w:cs="Arial" w:eastAsia="Arial" w:hAnsi="Arial"/>
@@ -14113,7 +14113,7 @@
               <w:spacing w:after="10" w:before="0"/>
               <w:ind w:left="120"/>
             </w:pPr>
-            <w:hyperlink w:history="1" r:id="rIdszlhxoh5g47nvydmpa5tb">
+            <w:hyperlink w:history="1" r:id="rIdeeg07m49ljknjd4wh3udh">
               <w:r>
                 <w:rPr>
                   <w:rFonts w:ascii="Arial" w:cs="Arial" w:eastAsia="Arial" w:hAnsi="Arial"/>
@@ -14158,7 +14158,7 @@
             <w:pPr>
               <w:spacing w:after="20" w:before="0"/>
             </w:pPr>
-            <w:hyperlink w:history="1" r:id="rId-5ypzrfr1jxrxqxtuttxv">
+            <w:hyperlink w:history="1" r:id="rId_pixeihbuyvzuvy7g0gzi">
               <w:r>
                 <w:rPr>
                   <w:rFonts w:ascii="Arial" w:cs="Arial" w:eastAsia="Arial" w:hAnsi="Arial"/>
@@ -14191,7 +14191,7 @@
               <w:spacing w:after="10" w:before="0"/>
               <w:ind w:left="120"/>
             </w:pPr>
-            <w:hyperlink w:history="1" r:id="rIdwqxleeawg0cndy1zyjq5x">
+            <w:hyperlink w:history="1" r:id="rId8pjjuuarynqevgp6zrwew">
               <w:r>
                 <w:rPr>
                   <w:rFonts w:ascii="Arial" w:cs="Arial" w:eastAsia="Arial" w:hAnsi="Arial"/>
@@ -14391,7 +14391,7 @@
             <w:pPr>
               <w:spacing w:after="20" w:before="0"/>
             </w:pPr>
-            <w:hyperlink w:history="1" r:id="rIdvwh7f63ndsrce0f_qz9dm">
+            <w:hyperlink w:history="1" r:id="rIdawb8mikr33liisgcp7o-f">
               <w:r>
                 <w:rPr>
                   <w:rFonts w:ascii="Arial" w:cs="Arial" w:eastAsia="Arial" w:hAnsi="Arial"/>
@@ -14440,7 +14440,7 @@
               <w:spacing w:after="10" w:before="0"/>
               <w:ind w:left="120"/>
             </w:pPr>
-            <w:hyperlink w:history="1" r:id="rId2bzfyeagojlkdq8nkut9x">
+            <w:hyperlink w:history="1" r:id="rId6uhcdfwojjtrq2bfimf3e">
               <w:r>
                 <w:rPr>
                   <w:rFonts w:ascii="Arial" w:cs="Arial" w:eastAsia="Arial" w:hAnsi="Arial"/>
@@ -14485,7 +14485,7 @@
             <w:pPr>
               <w:spacing w:after="20" w:before="0"/>
             </w:pPr>
-            <w:hyperlink w:history="1" r:id="rIduimd2mppiq5btzrpbiczi">
+            <w:hyperlink w:history="1" r:id="rIde2xn1_ptafzr5dhkdkpm7">
               <w:r>
                 <w:rPr>
                   <w:rFonts w:ascii="Arial" w:cs="Arial" w:eastAsia="Arial" w:hAnsi="Arial"/>
@@ -14518,7 +14518,7 @@
               <w:spacing w:after="10" w:before="0"/>
               <w:ind w:left="120"/>
             </w:pPr>
-            <w:hyperlink w:history="1" r:id="rIdbm77bh7yzqmzxrq8cyvar">
+            <w:hyperlink w:history="1" r:id="rIdeorur_rlxsl046xvih2ir">
               <w:r>
                 <w:rPr>
                   <w:rFonts w:ascii="Arial" w:cs="Arial" w:eastAsia="Arial" w:hAnsi="Arial"/>
@@ -14718,7 +14718,7 @@
             <w:pPr>
               <w:spacing w:after="20" w:before="0"/>
             </w:pPr>
-            <w:hyperlink w:history="1" r:id="rIdgc9jlzkyycmwrirl6ll-z">
+            <w:hyperlink w:history="1" r:id="rIddfrnun7lxxp09naw3the2">
               <w:r>
                 <w:rPr>
                   <w:rFonts w:ascii="Arial" w:cs="Arial" w:eastAsia="Arial" w:hAnsi="Arial"/>
@@ -14767,7 +14767,7 @@
               <w:spacing w:after="10" w:before="0"/>
               <w:ind w:left="120"/>
             </w:pPr>
-            <w:hyperlink w:history="1" r:id="rId50ds5effze8lktezgsub0">
+            <w:hyperlink w:history="1" r:id="rIdxfrmql3fbywnhnk2l9iu7">
               <w:r>
                 <w:rPr>
                   <w:rFonts w:ascii="Arial" w:cs="Arial" w:eastAsia="Arial" w:hAnsi="Arial"/>
@@ -14812,7 +14812,7 @@
             <w:pPr>
               <w:spacing w:after="20" w:before="0"/>
             </w:pPr>
-            <w:hyperlink w:history="1" r:id="rIdc4cs5omcorgct4t3eivnc">
+            <w:hyperlink w:history="1" r:id="rIdno-5khgjfyskzgppjeiha">
               <w:r>
                 <w:rPr>
                   <w:rFonts w:ascii="Arial" w:cs="Arial" w:eastAsia="Arial" w:hAnsi="Arial"/>
@@ -14845,7 +14845,7 @@
               <w:spacing w:after="10" w:before="0"/>
               <w:ind w:left="120"/>
             </w:pPr>
-            <w:hyperlink w:history="1" r:id="rIdmzk50bcirgc4jktrrojij">
+            <w:hyperlink w:history="1" r:id="rIdcgvr9hcygi8oxfjawegmz">
               <w:r>
                 <w:rPr>
                   <w:rFonts w:ascii="Arial" w:cs="Arial" w:eastAsia="Arial" w:hAnsi="Arial"/>
@@ -15370,7 +15370,7 @@
         </w:rPr>
         <w:t xml:space="preserve">© 2026 SeaVuria and ARES. Aligned with KICD objectives. Developed by SeaVuria; technical implementation by ARES (with AI assistance from Claude). Licensed under </w:t>
       </w:r>
-      <w:hyperlink w:history="1" r:id="rId49rx2f6zdps3fcodtj286">
+      <w:hyperlink w:history="1" r:id="rIdbxjv6pkttcxxwamknvguv">
         <w:r>
           <w:rPr>
             <w:rFonts w:ascii="Arial" w:cs="Arial" w:eastAsia="Arial" w:hAnsi="Arial"/>
@@ -15391,7 +15391,7 @@
         </w:rPr>
         <w:t xml:space="preserve"> (</w:t>
       </w:r>
-      <w:hyperlink w:history="1" r:id="rIdd_aqzcp_nyzko9nxqye2d">
+      <w:hyperlink w:history="1" r:id="rIdx58nzcyuw-ow4wcymdkge">
         <w:r>
           <w:rPr>
             <w:rFonts w:ascii="Arial" w:cs="Arial" w:eastAsia="Arial" w:hAnsi="Arial"/>
@@ -16431,7 +16431,7 @@
             <w:pPr>
               <w:spacing w:after="20" w:before="0"/>
             </w:pPr>
-            <w:hyperlink w:history="1" r:id="rIdg-1bzj03cu8aiq_1-mxwc">
+            <w:hyperlink w:history="1" r:id="rIdf7qpkud05g_6kz3fw-g0q">
               <w:r>
                 <w:rPr>
                   <w:rFonts w:ascii="Arial" w:cs="Arial" w:eastAsia="Arial" w:hAnsi="Arial"/>
@@ -16464,7 +16464,7 @@
               <w:spacing w:after="10" w:before="0"/>
               <w:ind w:left="120"/>
             </w:pPr>
-            <w:hyperlink w:history="1" r:id="rId8xjlvsvhbsddu6j0iggan">
+            <w:hyperlink w:history="1" r:id="rId1pw-jc5xfvujeyx9333x1">
               <w:r>
                 <w:rPr>
                   <w:rFonts w:ascii="Arial" w:cs="Arial" w:eastAsia="Arial" w:hAnsi="Arial"/>
@@ -16526,7 +16526,7 @@
               <w:spacing w:after="10" w:before="0"/>
               <w:ind w:left="120"/>
             </w:pPr>
-            <w:hyperlink w:history="1" r:id="rIduh1um_f8egjroizq3hyrc">
+            <w:hyperlink w:history="1" r:id="rIdpyf6vuzvxe-paxfi3-byf">
               <w:r>
                 <w:rPr>
                   <w:rFonts w:ascii="Arial" w:cs="Arial" w:eastAsia="Arial" w:hAnsi="Arial"/>
@@ -16741,7 +16741,7 @@
             <w:pPr>
               <w:spacing w:after="20" w:before="0"/>
             </w:pPr>
-            <w:hyperlink w:history="1" r:id="rIdlkkdcfkeulfq0oc21bvlo">
+            <w:hyperlink w:history="1" r:id="rIdp-tlrwzbuvanefnlito4j">
               <w:r>
                 <w:rPr>
                   <w:rFonts w:ascii="Arial" w:cs="Arial" w:eastAsia="Arial" w:hAnsi="Arial"/>
@@ -16774,7 +16774,7 @@
               <w:spacing w:after="10" w:before="0"/>
               <w:ind w:left="120"/>
             </w:pPr>
-            <w:hyperlink w:history="1" r:id="rIdxdjste4bko5yuwg_flisz">
+            <w:hyperlink w:history="1" r:id="rIddmijrr_hzfd0rg_sziyvm">
               <w:r>
                 <w:rPr>
                   <w:rFonts w:ascii="Arial" w:cs="Arial" w:eastAsia="Arial" w:hAnsi="Arial"/>
@@ -16836,7 +16836,7 @@
               <w:spacing w:after="10" w:before="0"/>
               <w:ind w:left="120"/>
             </w:pPr>
-            <w:hyperlink w:history="1" r:id="rIdhicjrnlgjxv_4nosf3zai">
+            <w:hyperlink w:history="1" r:id="rIdkaslhzjbqnkao26ofc5bh">
               <w:r>
                 <w:rPr>
                   <w:rFonts w:ascii="Arial" w:cs="Arial" w:eastAsia="Arial" w:hAnsi="Arial"/>
@@ -17051,7 +17051,7 @@
             <w:pPr>
               <w:spacing w:after="20" w:before="0"/>
             </w:pPr>
-            <w:hyperlink w:history="1" r:id="rIdpmqss_qllprdhu6l2nmi_">
+            <w:hyperlink w:history="1" r:id="rIdyq3uncgtb_1q9l6dy1hfb">
               <w:r>
                 <w:rPr>
                   <w:rFonts w:ascii="Arial" w:cs="Arial" w:eastAsia="Arial" w:hAnsi="Arial"/>
@@ -17100,7 +17100,7 @@
               <w:spacing w:after="10" w:before="0"/>
               <w:ind w:left="120"/>
             </w:pPr>
-            <w:hyperlink w:history="1" r:id="rIdg5alcbev-e2ozm8t98_vp">
+            <w:hyperlink w:history="1" r:id="rIdqwtli_cfx9nanemku1zkw">
               <w:r>
                 <w:rPr>
                   <w:rFonts w:ascii="Arial" w:cs="Arial" w:eastAsia="Arial" w:hAnsi="Arial"/>
@@ -17162,7 +17162,7 @@
               <w:spacing w:after="10" w:before="0"/>
               <w:ind w:left="120"/>
             </w:pPr>
-            <w:hyperlink w:history="1" r:id="rId56ulran36amuahqhdzfry">
+            <w:hyperlink w:history="1" r:id="rIdrwyoyskblilyywwayewmv">
               <w:r>
                 <w:rPr>
                   <w:rFonts w:ascii="Arial" w:cs="Arial" w:eastAsia="Arial" w:hAnsi="Arial"/>
@@ -17377,7 +17377,7 @@
             <w:pPr>
               <w:spacing w:after="20" w:before="0"/>
             </w:pPr>
-            <w:hyperlink w:history="1" r:id="rIdyqxg-lco3eusabujkqmyr">
+            <w:hyperlink w:history="1" r:id="rIdcm-tk1kwnsok-ddi-_v4u">
               <w:r>
                 <w:rPr>
                   <w:rFonts w:ascii="Arial" w:cs="Arial" w:eastAsia="Arial" w:hAnsi="Arial"/>
@@ -17426,7 +17426,7 @@
               <w:spacing w:after="10" w:before="0"/>
               <w:ind w:left="120"/>
             </w:pPr>
-            <w:hyperlink w:history="1" r:id="rIdqbq_gqtbzuqfm91i9mqpu">
+            <w:hyperlink w:history="1" r:id="rId9eyqukfwjuhmpwtrbwahc">
               <w:r>
                 <w:rPr>
                   <w:rFonts w:ascii="Arial" w:cs="Arial" w:eastAsia="Arial" w:hAnsi="Arial"/>
@@ -17488,7 +17488,7 @@
               <w:spacing w:after="10" w:before="0"/>
               <w:ind w:left="120"/>
             </w:pPr>
-            <w:hyperlink w:history="1" r:id="rIdzwonmqe607yqywpfmcfuv">
+            <w:hyperlink w:history="1" r:id="rId-ovvzumewhalamtvmx6jh">
               <w:r>
                 <w:rPr>
                   <w:rFonts w:ascii="Arial" w:cs="Arial" w:eastAsia="Arial" w:hAnsi="Arial"/>
@@ -17703,7 +17703,7 @@
             <w:pPr>
               <w:spacing w:after="20" w:before="0"/>
             </w:pPr>
-            <w:hyperlink w:history="1" r:id="rId40e5gpgrugxb6xvirla27">
+            <w:hyperlink w:history="1" r:id="rIdknntjwcpqcokyzjevsfd_">
               <w:r>
                 <w:rPr>
                   <w:rFonts w:ascii="Arial" w:cs="Arial" w:eastAsia="Arial" w:hAnsi="Arial"/>
@@ -17736,7 +17736,7 @@
               <w:spacing w:after="10" w:before="0"/>
               <w:ind w:left="120"/>
             </w:pPr>
-            <w:hyperlink w:history="1" r:id="rId_5famgcy_7qrifti6ulok">
+            <w:hyperlink w:history="1" r:id="rId2did3u2tq2kiwk_zzfd7t">
               <w:r>
                 <w:rPr>
                   <w:rFonts w:ascii="Arial" w:cs="Arial" w:eastAsia="Arial" w:hAnsi="Arial"/>
@@ -17798,7 +17798,7 @@
               <w:spacing w:after="10" w:before="0"/>
               <w:ind w:left="120"/>
             </w:pPr>
-            <w:hyperlink w:history="1" r:id="rId22ejmguagzl8vn62hkhfx">
+            <w:hyperlink w:history="1" r:id="rIda-dzsrsuaxliumuvxa3zl">
               <w:r>
                 <w:rPr>
                   <w:rFonts w:ascii="Arial" w:cs="Arial" w:eastAsia="Arial" w:hAnsi="Arial"/>
@@ -18338,7 +18338,7 @@
         </w:rPr>
         <w:t xml:space="preserve">© 2026 SeaVuria and ARES. Aligned with KICD objectives. Developed by SeaVuria; technical implementation by ARES (with AI assistance from Claude). Licensed under </w:t>
       </w:r>
-      <w:hyperlink w:history="1" r:id="rId87xktziqdkmoa--st5sxi">
+      <w:hyperlink w:history="1" r:id="rId5xdfbzicz6_blvznxy27a">
         <w:r>
           <w:rPr>
             <w:rFonts w:ascii="Arial" w:cs="Arial" w:eastAsia="Arial" w:hAnsi="Arial"/>
@@ -18359,7 +18359,7 @@
         </w:rPr>
         <w:t xml:space="preserve"> (</w:t>
       </w:r>
-      <w:hyperlink w:history="1" r:id="rIdtnf0e2obl0ikrmsldzej-">
+      <w:hyperlink w:history="1" r:id="rIdzwp0ck0rqd6jemqxnmzvg">
         <w:r>
           <w:rPr>
             <w:rFonts w:ascii="Arial" w:cs="Arial" w:eastAsia="Arial" w:hAnsi="Arial"/>
@@ -19399,7 +19399,7 @@
             <w:pPr>
               <w:spacing w:after="20" w:before="0"/>
             </w:pPr>
-            <w:hyperlink w:history="1" r:id="rId-rhbeuhqw1fq1036f2yet">
+            <w:hyperlink w:history="1" r:id="rIdmj8quttbg3bspmnbaqwys">
               <w:r>
                 <w:rPr>
                   <w:rFonts w:ascii="Arial" w:cs="Arial" w:eastAsia="Arial" w:hAnsi="Arial"/>
@@ -19448,7 +19448,7 @@
               <w:spacing w:after="10" w:before="0"/>
               <w:ind w:left="120"/>
             </w:pPr>
-            <w:hyperlink w:history="1" r:id="rId7x38fa0agqlnpnjieirgf">
+            <w:hyperlink w:history="1" r:id="rIds3n0b0h_1ktdg9ijivdsk">
               <w:r>
                 <w:rPr>
                   <w:rFonts w:ascii="Arial" w:cs="Arial" w:eastAsia="Arial" w:hAnsi="Arial"/>
@@ -19493,7 +19493,7 @@
             <w:pPr>
               <w:spacing w:after="20" w:before="0"/>
             </w:pPr>
-            <w:hyperlink w:history="1" r:id="rIdvknbrm52ixhosiu4upbup">
+            <w:hyperlink w:history="1" r:id="rIdwdqdpqgdbppubmcket-5j">
               <w:r>
                 <w:rPr>
                   <w:rFonts w:ascii="Arial" w:cs="Arial" w:eastAsia="Arial" w:hAnsi="Arial"/>
@@ -19526,7 +19526,7 @@
               <w:spacing w:after="10" w:before="0"/>
               <w:ind w:left="120"/>
             </w:pPr>
-            <w:hyperlink w:history="1" r:id="rIdjpp0yh7o0puwordpzgwb2">
+            <w:hyperlink w:history="1" r:id="rIdc818va-fa0el3w_t88tla">
               <w:r>
                 <w:rPr>
                   <w:rFonts w:ascii="Arial" w:cs="Arial" w:eastAsia="Arial" w:hAnsi="Arial"/>
@@ -19726,7 +19726,7 @@
             <w:pPr>
               <w:spacing w:after="20" w:before="0"/>
             </w:pPr>
-            <w:hyperlink w:history="1" r:id="rIdv_p52sdcife9fthbpqfnb">
+            <w:hyperlink w:history="1" r:id="rIdcptftjnab83cy91hyom-g">
               <w:r>
                 <w:rPr>
                   <w:rFonts w:ascii="Arial" w:cs="Arial" w:eastAsia="Arial" w:hAnsi="Arial"/>
@@ -19775,7 +19775,7 @@
               <w:spacing w:after="10" w:before="0"/>
               <w:ind w:left="120"/>
             </w:pPr>
-            <w:hyperlink w:history="1" r:id="rIdrsxiv-gtpanowqvh4r4ir">
+            <w:hyperlink w:history="1" r:id="rIdtsp9ibh8f02ktlrm7ghvt">
               <w:r>
                 <w:rPr>
                   <w:rFonts w:ascii="Arial" w:cs="Arial" w:eastAsia="Arial" w:hAnsi="Arial"/>
@@ -19820,7 +19820,7 @@
             <w:pPr>
               <w:spacing w:after="20" w:before="0"/>
             </w:pPr>
-            <w:hyperlink w:history="1" r:id="rIdy75akgp3kes3ehwgfahxu">
+            <w:hyperlink w:history="1" r:id="rIdapekmtyumn8kzmvaf12wx">
               <w:r>
                 <w:rPr>
                   <w:rFonts w:ascii="Arial" w:cs="Arial" w:eastAsia="Arial" w:hAnsi="Arial"/>
@@ -19853,7 +19853,7 @@
               <w:spacing w:after="10" w:before="0"/>
               <w:ind w:left="120"/>
             </w:pPr>
-            <w:hyperlink w:history="1" r:id="rId9mzsesbbmiwn-rvgsk9cj">
+            <w:hyperlink w:history="1" r:id="rIdghftqxt4txh5jbnmulumo">
               <w:r>
                 <w:rPr>
                   <w:rFonts w:ascii="Arial" w:cs="Arial" w:eastAsia="Arial" w:hAnsi="Arial"/>
@@ -20053,7 +20053,7 @@
             <w:pPr>
               <w:spacing w:after="20" w:before="0"/>
             </w:pPr>
-            <w:hyperlink w:history="1" r:id="rIdjrfyzynj62juoif2bzwfp">
+            <w:hyperlink w:history="1" r:id="rIdnbwymbiuxt515cp9_ixuz">
               <w:r>
                 <w:rPr>
                   <w:rFonts w:ascii="Arial" w:cs="Arial" w:eastAsia="Arial" w:hAnsi="Arial"/>
@@ -20102,7 +20102,7 @@
               <w:spacing w:after="10" w:before="0"/>
               <w:ind w:left="120"/>
             </w:pPr>
-            <w:hyperlink w:history="1" r:id="rIdlzhdxnz2im5tjn7dqkfqw">
+            <w:hyperlink w:history="1" r:id="rIdvlllay2h9hekc93gea9_k">
               <w:r>
                 <w:rPr>
                   <w:rFonts w:ascii="Arial" w:cs="Arial" w:eastAsia="Arial" w:hAnsi="Arial"/>
@@ -20147,7 +20147,7 @@
             <w:pPr>
               <w:spacing w:after="20" w:before="0"/>
             </w:pPr>
-            <w:hyperlink w:history="1" r:id="rIdxkgioeylokpxouy3cccia">
+            <w:hyperlink w:history="1" r:id="rIdcudchw458w7xzoc3xawfm">
               <w:r>
                 <w:rPr>
                   <w:rFonts w:ascii="Arial" w:cs="Arial" w:eastAsia="Arial" w:hAnsi="Arial"/>
@@ -20180,7 +20180,7 @@
               <w:spacing w:after="10" w:before="0"/>
               <w:ind w:left="120"/>
             </w:pPr>
-            <w:hyperlink w:history="1" r:id="rIduge_het2umbqe858kqlyl">
+            <w:hyperlink w:history="1" r:id="rIdvx2ztxjowvr0wuguor_x7">
               <w:r>
                 <w:rPr>
                   <w:rFonts w:ascii="Arial" w:cs="Arial" w:eastAsia="Arial" w:hAnsi="Arial"/>
@@ -20380,7 +20380,7 @@
             <w:pPr>
               <w:spacing w:after="20" w:before="0"/>
             </w:pPr>
-            <w:hyperlink w:history="1" r:id="rIdisqoiyxv2ifd2kth-uq_6">
+            <w:hyperlink w:history="1" r:id="rIdvqwxufrxbtuewlcu-fdmw">
               <w:r>
                 <w:rPr>
                   <w:rFonts w:ascii="Arial" w:cs="Arial" w:eastAsia="Arial" w:hAnsi="Arial"/>
@@ -20429,7 +20429,7 @@
               <w:spacing w:after="10" w:before="0"/>
               <w:ind w:left="120"/>
             </w:pPr>
-            <w:hyperlink w:history="1" r:id="rId9aodj1ocwqrjn9-o5-ywu">
+            <w:hyperlink w:history="1" r:id="rIdcnfbc1xikmqqqkujimop5">
               <w:r>
                 <w:rPr>
                   <w:rFonts w:ascii="Arial" w:cs="Arial" w:eastAsia="Arial" w:hAnsi="Arial"/>
@@ -20474,7 +20474,7 @@
             <w:pPr>
               <w:spacing w:after="20" w:before="0"/>
             </w:pPr>
-            <w:hyperlink w:history="1" r:id="rIdtoa2x0xulf-hixf5xzbgz">
+            <w:hyperlink w:history="1" r:id="rIdv6gpmgke4dxa7f2rwwzah">
               <w:r>
                 <w:rPr>
                   <w:rFonts w:ascii="Arial" w:cs="Arial" w:eastAsia="Arial" w:hAnsi="Arial"/>
@@ -20507,7 +20507,7 @@
               <w:spacing w:after="10" w:before="0"/>
               <w:ind w:left="120"/>
             </w:pPr>
-            <w:hyperlink w:history="1" r:id="rIdgb_p5bxzljmi7wcbmgsoe">
+            <w:hyperlink w:history="1" r:id="rIddwqv7pbpkubqbkhvr8e31">
               <w:r>
                 <w:rPr>
                   <w:rFonts w:ascii="Arial" w:cs="Arial" w:eastAsia="Arial" w:hAnsi="Arial"/>
@@ -20707,7 +20707,7 @@
             <w:pPr>
               <w:spacing w:after="20" w:before="0"/>
             </w:pPr>
-            <w:hyperlink w:history="1" r:id="rId5rs-hkmxbproklvm3fst8">
+            <w:hyperlink w:history="1" r:id="rIdlnbd1mmtytmyi0i_cbunf">
               <w:r>
                 <w:rPr>
                   <w:rFonts w:ascii="Arial" w:cs="Arial" w:eastAsia="Arial" w:hAnsi="Arial"/>
@@ -20756,7 +20756,7 @@
               <w:spacing w:after="10" w:before="0"/>
               <w:ind w:left="120"/>
             </w:pPr>
-            <w:hyperlink w:history="1" r:id="rId3wvij1t1t5gtoi3lzlvdd">
+            <w:hyperlink w:history="1" r:id="rIdinsqyptstyf6j4jtvakky">
               <w:r>
                 <w:rPr>
                   <w:rFonts w:ascii="Arial" w:cs="Arial" w:eastAsia="Arial" w:hAnsi="Arial"/>
@@ -20801,7 +20801,7 @@
             <w:pPr>
               <w:spacing w:after="20" w:before="0"/>
             </w:pPr>
-            <w:hyperlink w:history="1" r:id="rIduyr5fbc92rauyrx3hqcyj">
+            <w:hyperlink w:history="1" r:id="rIdsyjytnzf1egmmiy4k-pvx">
               <w:r>
                 <w:rPr>
                   <w:rFonts w:ascii="Arial" w:cs="Arial" w:eastAsia="Arial" w:hAnsi="Arial"/>
@@ -20850,7 +20850,7 @@
               <w:spacing w:after="10" w:before="0"/>
               <w:ind w:left="120"/>
             </w:pPr>
-            <w:hyperlink w:history="1" r:id="rIdti0eizi0mx49bemtb72kt">
+            <w:hyperlink w:history="1" r:id="rIdfvrnsbaao8jjzmroplqkq">
               <w:r>
                 <w:rPr>
                   <w:rFonts w:ascii="Arial" w:cs="Arial" w:eastAsia="Arial" w:hAnsi="Arial"/>
@@ -21375,7 +21375,7 @@
         </w:rPr>
         <w:t xml:space="preserve">© 2026 SeaVuria and ARES. Aligned with KICD objectives. Developed by SeaVuria; technical implementation by ARES (with AI assistance from Claude). Licensed under </w:t>
       </w:r>
-      <w:hyperlink w:history="1" r:id="rIdhkdhxdmfqrc7hy9orm0hx">
+      <w:hyperlink w:history="1" r:id="rId6cygdphvwsbzohdhpwtwd">
         <w:r>
           <w:rPr>
             <w:rFonts w:ascii="Arial" w:cs="Arial" w:eastAsia="Arial" w:hAnsi="Arial"/>
@@ -21396,7 +21396,7 @@
         </w:rPr>
         <w:t xml:space="preserve"> (</w:t>
       </w:r>
-      <w:hyperlink w:history="1" r:id="rId3ptdq0ivenyqowogsnp5c">
+      <w:hyperlink w:history="1" r:id="rIdnzcx1zabhrndqga7ph1yw">
         <w:r>
           <w:rPr>
             <w:rFonts w:ascii="Arial" w:cs="Arial" w:eastAsia="Arial" w:hAnsi="Arial"/>
@@ -22436,7 +22436,7 @@
             <w:pPr>
               <w:spacing w:after="20" w:before="0"/>
             </w:pPr>
-            <w:hyperlink w:history="1" r:id="rId2uz7fb6m6wmnunbffw9sn">
+            <w:hyperlink w:history="1" r:id="rIdrbh1ns8yrzdaxacov5-aq">
               <w:r>
                 <w:rPr>
                   <w:rFonts w:ascii="Arial" w:cs="Arial" w:eastAsia="Arial" w:hAnsi="Arial"/>
@@ -22485,7 +22485,7 @@
               <w:spacing w:after="10" w:before="0"/>
               <w:ind w:left="120"/>
             </w:pPr>
-            <w:hyperlink w:history="1" r:id="rIdi-g8ngus7uy5dpjhdidku">
+            <w:hyperlink w:history="1" r:id="rId7fa9m9m62eb06tvephi2p">
               <w:r>
                 <w:rPr>
                   <w:rFonts w:ascii="Arial" w:cs="Arial" w:eastAsia="Arial" w:hAnsi="Arial"/>
@@ -22530,7 +22530,7 @@
             <w:pPr>
               <w:spacing w:after="20" w:before="0"/>
             </w:pPr>
-            <w:hyperlink w:history="1" r:id="rIdmyu76xpo75rqjeln3aqmc">
+            <w:hyperlink w:history="1" r:id="rIdiaplah9e2uo4stj0st8mi">
               <w:r>
                 <w:rPr>
                   <w:rFonts w:ascii="Arial" w:cs="Arial" w:eastAsia="Arial" w:hAnsi="Arial"/>
@@ -22579,7 +22579,7 @@
               <w:spacing w:after="10" w:before="0"/>
               <w:ind w:left="120"/>
             </w:pPr>
-            <w:hyperlink w:history="1" r:id="rId7fh7bzdi5tjlng7anqc20">
+            <w:hyperlink w:history="1" r:id="rIdtv8nhpvybfswugioqfa_n">
               <w:r>
                 <w:rPr>
                   <w:rFonts w:ascii="Arial" w:cs="Arial" w:eastAsia="Arial" w:hAnsi="Arial"/>
@@ -22779,7 +22779,7 @@
             <w:pPr>
               <w:spacing w:after="20" w:before="0"/>
             </w:pPr>
-            <w:hyperlink w:history="1" r:id="rId8_rem2xlvcnhtrpcw1_p0">
+            <w:hyperlink w:history="1" r:id="rIdbbpk-dk0sjspwimc3xo1_">
               <w:r>
                 <w:rPr>
                   <w:rFonts w:ascii="Arial" w:cs="Arial" w:eastAsia="Arial" w:hAnsi="Arial"/>
@@ -22828,7 +22828,7 @@
               <w:spacing w:after="10" w:before="0"/>
               <w:ind w:left="120"/>
             </w:pPr>
-            <w:hyperlink w:history="1" r:id="rIdbidf6krjfl0f0vgd8vsjg">
+            <w:hyperlink w:history="1" r:id="rIdrsvgadguc-5p97t5zjppn">
               <w:r>
                 <w:rPr>
                   <w:rFonts w:ascii="Arial" w:cs="Arial" w:eastAsia="Arial" w:hAnsi="Arial"/>
@@ -22873,7 +22873,7 @@
             <w:pPr>
               <w:spacing w:after="20" w:before="0"/>
             </w:pPr>
-            <w:hyperlink w:history="1" r:id="rIdrysdbn07jwhk357dwwai6">
+            <w:hyperlink w:history="1" r:id="rIdemrxxqigup728dttb0caq">
               <w:r>
                 <w:rPr>
                   <w:rFonts w:ascii="Arial" w:cs="Arial" w:eastAsia="Arial" w:hAnsi="Arial"/>
@@ -22922,7 +22922,7 @@
               <w:spacing w:after="10" w:before="0"/>
               <w:ind w:left="120"/>
             </w:pPr>
-            <w:hyperlink w:history="1" r:id="rIdzklixlmnxdcbgs5awaeur">
+            <w:hyperlink w:history="1" r:id="rId5ag6h0pr7dy3ztobyues2">
               <w:r>
                 <w:rPr>
                   <w:rFonts w:ascii="Arial" w:cs="Arial" w:eastAsia="Arial" w:hAnsi="Arial"/>
@@ -23122,7 +23122,7 @@
             <w:pPr>
               <w:spacing w:after="20" w:before="0"/>
             </w:pPr>
-            <w:hyperlink w:history="1" r:id="rIdq0wll8vvx17j70upd3upp">
+            <w:hyperlink w:history="1" r:id="rIdwz8dy8j8poi82yek0yvm0">
               <w:r>
                 <w:rPr>
                   <w:rFonts w:ascii="Arial" w:cs="Arial" w:eastAsia="Arial" w:hAnsi="Arial"/>
@@ -23171,7 +23171,7 @@
               <w:spacing w:after="10" w:before="0"/>
               <w:ind w:left="120"/>
             </w:pPr>
-            <w:hyperlink w:history="1" r:id="rIdwej3a6thlib_p9tihzuip">
+            <w:hyperlink w:history="1" r:id="rIdkrq1o9xipqnasynlhi-ja">
               <w:r>
                 <w:rPr>
                   <w:rFonts w:ascii="Arial" w:cs="Arial" w:eastAsia="Arial" w:hAnsi="Arial"/>
@@ -23216,7 +23216,7 @@
             <w:pPr>
               <w:spacing w:after="20" w:before="0"/>
             </w:pPr>
-            <w:hyperlink w:history="1" r:id="rIdoy3cpydrqie6yn4ov-zao">
+            <w:hyperlink w:history="1" r:id="rId61lqecjzejsz6jhv1wtpl">
               <w:r>
                 <w:rPr>
                   <w:rFonts w:ascii="Arial" w:cs="Arial" w:eastAsia="Arial" w:hAnsi="Arial"/>
@@ -23265,7 +23265,7 @@
               <w:spacing w:after="10" w:before="0"/>
               <w:ind w:left="120"/>
             </w:pPr>
-            <w:hyperlink w:history="1" r:id="rIdbmob8_-eg9rlejpjfhtpl">
+            <w:hyperlink w:history="1" r:id="rIdb66qcvi3-nxqxdrmrdetv">
               <w:r>
                 <w:rPr>
                   <w:rFonts w:ascii="Arial" w:cs="Arial" w:eastAsia="Arial" w:hAnsi="Arial"/>
@@ -23465,7 +23465,7 @@
             <w:pPr>
               <w:spacing w:after="20" w:before="0"/>
             </w:pPr>
-            <w:hyperlink w:history="1" r:id="rIdqr4ffdzho09gerhqnmjk7">
+            <w:hyperlink w:history="1" r:id="rIdsd2d8k1qrx-eqfpaknae4">
               <w:r>
                 <w:rPr>
                   <w:rFonts w:ascii="Arial" w:cs="Arial" w:eastAsia="Arial" w:hAnsi="Arial"/>
@@ -23514,7 +23514,7 @@
               <w:spacing w:after="10" w:before="0"/>
               <w:ind w:left="120"/>
             </w:pPr>
-            <w:hyperlink w:history="1" r:id="rIdqxh6pmemfkoc3vzvhgixr">
+            <w:hyperlink w:history="1" r:id="rIdxieqeysisfdvuunrgyto9">
               <w:r>
                 <w:rPr>
                   <w:rFonts w:ascii="Arial" w:cs="Arial" w:eastAsia="Arial" w:hAnsi="Arial"/>
@@ -23559,7 +23559,7 @@
             <w:pPr>
               <w:spacing w:after="20" w:before="0"/>
             </w:pPr>
-            <w:hyperlink w:history="1" r:id="rIdireopxostohock7ajngfb">
+            <w:hyperlink w:history="1" r:id="rIdxmtzr-vyvpl6ccqnupj66">
               <w:r>
                 <w:rPr>
                   <w:rFonts w:ascii="Arial" w:cs="Arial" w:eastAsia="Arial" w:hAnsi="Arial"/>
@@ -23608,7 +23608,7 @@
               <w:spacing w:after="10" w:before="0"/>
               <w:ind w:left="120"/>
             </w:pPr>
-            <w:hyperlink w:history="1" r:id="rIdrwzncnlus30ubu0q19ycv">
+            <w:hyperlink w:history="1" r:id="rIdqlskmxzlqy4ns5wfcooil">
               <w:r>
                 <w:rPr>
                   <w:rFonts w:ascii="Arial" w:cs="Arial" w:eastAsia="Arial" w:hAnsi="Arial"/>
@@ -23808,7 +23808,7 @@
             <w:pPr>
               <w:spacing w:after="20" w:before="0"/>
             </w:pPr>
-            <w:hyperlink w:history="1" r:id="rIdzzbajo4_bluamrqialozi">
+            <w:hyperlink w:history="1" r:id="rIdpnlwf44rntoyxh0x5t-ja">
               <w:r>
                 <w:rPr>
                   <w:rFonts w:ascii="Arial" w:cs="Arial" w:eastAsia="Arial" w:hAnsi="Arial"/>
@@ -23857,7 +23857,7 @@
               <w:spacing w:after="10" w:before="0"/>
               <w:ind w:left="120"/>
             </w:pPr>
-            <w:hyperlink w:history="1" r:id="rIdw98ecvzcbxheoga95oxbo">
+            <w:hyperlink w:history="1" r:id="rIdwqg2dgkivsx0q8leruhxg">
               <w:r>
                 <w:rPr>
                   <w:rFonts w:ascii="Arial" w:cs="Arial" w:eastAsia="Arial" w:hAnsi="Arial"/>
@@ -23902,7 +23902,7 @@
             <w:pPr>
               <w:spacing w:after="20" w:before="0"/>
             </w:pPr>
-            <w:hyperlink w:history="1" r:id="rIdjn5mdjrgdqbmgt675empe">
+            <w:hyperlink w:history="1" r:id="rIdsnvevaye2vyveivh2dqxg">
               <w:r>
                 <w:rPr>
                   <w:rFonts w:ascii="Arial" w:cs="Arial" w:eastAsia="Arial" w:hAnsi="Arial"/>
@@ -23951,7 +23951,7 @@
               <w:spacing w:after="10" w:before="0"/>
               <w:ind w:left="120"/>
             </w:pPr>
-            <w:hyperlink w:history="1" r:id="rIdufyovayg7p_iuqd_nekjf">
+            <w:hyperlink w:history="1" r:id="rId5yt9_yyi0el2l1nldwdzb">
               <w:r>
                 <w:rPr>
                   <w:rFonts w:ascii="Arial" w:cs="Arial" w:eastAsia="Arial" w:hAnsi="Arial"/>
@@ -24476,7 +24476,7 @@
         </w:rPr>
         <w:t xml:space="preserve">© 2026 SeaVuria and ARES. Aligned with KICD objectives. Developed by SeaVuria; technical implementation by ARES (with AI assistance from Claude). Licensed under </w:t>
       </w:r>
-      <w:hyperlink w:history="1" r:id="rIdo7q1o-8pwfwadxpi3u344">
+      <w:hyperlink w:history="1" r:id="rIds_yim-xed5xnpoxx8cmb7">
         <w:r>
           <w:rPr>
             <w:rFonts w:ascii="Arial" w:cs="Arial" w:eastAsia="Arial" w:hAnsi="Arial"/>
@@ -24497,7 +24497,7 @@
         </w:rPr>
         <w:t xml:space="preserve"> (</w:t>
       </w:r>
-      <w:hyperlink w:history="1" r:id="rIdqubcjstamp9msng3fnupt">
+      <w:hyperlink w:history="1" r:id="rId17p2dj4thavz9lwz_uugo">
         <w:r>
           <w:rPr>
             <w:rFonts w:ascii="Arial" w:cs="Arial" w:eastAsia="Arial" w:hAnsi="Arial"/>
